--- a/Lolly Wren's Curious Science Adventures - SERIES/Book 2 - The Permitted Options/The_Permitted_Options_BOOK_2_DRAFT.docx
+++ b/Lolly Wren's Curious Science Adventures - SERIES/Book 2 - The Permitted Options/The_Permitted_Options_BOOK_2_DRAFT.docx
@@ -7399,7 +7399,7 @@
         <w:t xml:space="preserve">here</w:t>
       </w:r>
       <w:r>
-        <w:t xml:space="preserve">," said Priya Ramanathan. "Nobody has ever suggested it was six hours only here. And I would like to say, on the record, before somebody in a good suit says it first, that the star did not explode because the vacuum dipped. It was always going to explode. It explodes eleven thousand years early, which is nothing, cosmically. Absolutely nothing." Her voice was perfectly steady. "There are two hundred and six cores in this arm within four thousand years of their limit, and I have the list, and the Programme has three months left."</w:t>
+        <w:t xml:space="preserve">," said Priya Ramanathan. "Nobody has ever suggested it was six hours only here. And I would like to say, on the record, before somebody in a good suit says it first, that the star did not explode because the vacuum dipped. It was always going to explode. It explodes eleven thousand years early, which is nothing, cosmically. Absolutely nothing." Her voice was perfectly steady. "There are two hundred and six cores in this arm within four thousand years of their limit, and I have the list, and the Programme has four months left."</w:t>
       </w:r>
     </w:p>
     <w:p>
@@ -7943,7 +7943,7 @@
         <w:t xml:space="preserve">the Page curve and the Chandrasekhar limit in the same room</w:t>
       </w:r>
       <w:r>
-        <w:t xml:space="preserve">: Ramanathan has a list of two hundred and six cores and ninety days, Mrs Kind wants to know who inherits the Programme's assets when it is wound up, and Beatrix Sloan has stopped drafting a treaty and started drafting an injunction against a body with no territory, no army, and, it turns out, no address.</w:t>
+        <w:t xml:space="preserve">: Ramanathan has a list of two hundred and six cores and a hundred and twenty days, Mrs Kind wants to know who inherits the Programme's assets when it is wound up, and Beatrix Sloan has stopped drafting a treaty and started drafting an injunction against a body with no territory, no army, and, it turns out, no address.</w:t>
       </w:r>
     </w:p>
     <w:p>

--- a/Lolly Wren's Curious Science Adventures - SERIES/Book 2 - The Permitted Options/The_Permitted_Options_BOOK_2_DRAFT.docx
+++ b/Lolly Wren's Curious Science Adventures - SERIES/Book 2 - The Permitted Options/The_Permitted_Options_BOOK_2_DRAFT.docx
@@ -12769,6 +12769,813 @@
       </w:r>
       <w:r>
         <w:t xml:space="preserve">: the department must decide whether to harvest 4C, van Casteel must find out whether counting the contents of a sealed chamber for nineteen years has already broken the covenant, and Mrs Kind proposes that somebody should go to Vienna and sit in the empty room — which requires, for the first time in eleven thousand years, establishing what an unaffiliated observer is.</w:t>
+      </w:r>
+    </w:p>
+    <w:p>
+      <w:pPr>
+        <w:pStyle w:val="Heading2"/>
+      </w:pPr>
+      <w:r>
+        <w:t xml:space="preserve">Chapter Nine</w:t>
+      </w:r>
+    </w:p>
+    <w:p>
+      <w:pPr>
+        <w:pStyle w:val="Heading3"/>
+      </w:pPr>
+      <w:r>
+        <w:t xml:space="preserve">The Manufacture Of An Agreed World</w:t>
+      </w:r>
+    </w:p>
+    <w:p>
+      <w:pPr>
+        <w:pStyle w:val="FirstParagraph"/>
+      </w:pPr>
+      <w:r>
+        <w:t xml:space="preserve">Three items had been left on the table since Thursday, and Fainrose called them, on the Monday morning, "the backlog," which was the first time Lolly had heard her use a word that small for something that could end with either a black hole undressed in public or a nineteen-year employee arrested for counting.</w:t>
+      </w:r>
+    </w:p>
+    <w:p>
+      <w:pPr>
+        <w:pStyle w:val="BodyText"/>
+      </w:pPr>
+      <w:r>
+        <w:t xml:space="preserve">"A hundred and nine days," said Miss Pike, who had started opening every backlog meeting with the number since nobody else would. "Item one."</w:t>
+      </w:r>
+    </w:p>
+    <w:p>
+      <w:pPr>
+        <w:pStyle w:val="BodyText"/>
+      </w:pPr>
+      <w:r>
+        <w:t xml:space="preserve">Item one was Miss Pike's own proposal, which meant item one was Miss Pike, standing at the board before anyone had sat down, with Ramanathan beside her holding the curve.</w:t>
+      </w:r>
+    </w:p>
+    <w:p>
+      <w:pPr>
+        <w:pStyle w:val="BodyText"/>
+      </w:pPr>
+      <w:r>
+        <w:t xml:space="preserve">"I want to withdraw half of what I said," Miss Pike said. "Not the four reasons. The verdict."</w:t>
+      </w:r>
+    </w:p>
+    <w:p>
+      <w:pPr>
+        <w:pStyle w:val="BodyText"/>
+      </w:pPr>
+      <w:r>
+        <w:t xml:space="preserve">"Go on," said Fainrose.</w:t>
+      </w:r>
+    </w:p>
+    <w:p>
+      <w:pPr>
+        <w:pStyle w:val="BodyText"/>
+      </w:pPr>
+      <w:r>
+        <w:t xml:space="preserve">"I said harvesting Four C's horizon was monstrous, and I still think it would have been, then. I asked Priya to check whether 'then' still applies." She nodded at Ramanathan. "It doesn't."</w:t>
+      </w:r>
+    </w:p>
+    <w:p>
+      <w:pPr>
+        <w:pStyle w:val="BodyText"/>
+      </w:pPr>
+      <w:r>
+        <w:t xml:space="preserve">Ramanathan put the curve on the board and drew a vertical line through it, well past the peak. "The Page time was nineteen sixty-one. We are sixty-five years past it — Miss Pike's own figure still holds. Whatever went in has been circulating inside that horizon and coming back out, mixed with everything else that fell in before and since, for six and a half decades of scrambling."</w:t>
+      </w:r>
+    </w:p>
+    <w:p>
+      <w:pPr>
+        <w:pStyle w:val="BodyText"/>
+      </w:pPr>
+      <w:r>
+        <w:t xml:space="preserve">"Say what that buys us," said Lolly.</w:t>
+      </w:r>
+    </w:p>
+    <w:p>
+      <w:pPr>
+        <w:pStyle w:val="BodyText"/>
+      </w:pPr>
+      <w:r>
+        <w:t xml:space="preserve">"It buys us this: information that leaves a horizon that long after the crossover isn't a message from anybody in particular. It's noise with the right statistics — thermal, structureless, the same kind of radiation any old black hole of that mass would put out. You cannot open an envelope that's been shredded, reprocessed, and reshredded for sixty-five years and pull one person's name out of it. Not because the information isn't there in principle. Because nothing about the radiation is any longer correlated with any one contributor more than any other. It's public in the way a very old, very average day is public. Nobody owns it."</w:t>
+      </w:r>
+    </w:p>
+    <w:p>
+      <w:pPr>
+        <w:pStyle w:val="BodyText"/>
+      </w:pPr>
+      <w:r>
+        <w:t xml:space="preserve">Miss Pike said, carefully, "That's not the same as saying it's safe."</w:t>
+      </w:r>
+    </w:p>
+    <w:p>
+      <w:pPr>
+        <w:pStyle w:val="BodyText"/>
+      </w:pPr>
+      <w:r>
+        <w:t xml:space="preserve">"No. It's saying it's already happened." Ramanathan looked at her, not unkindly. "Every photon that comes off that horizon this afternoon is exactly as generic as every photon that came off it a year ago. We are not proposing to go looking for Ellen Prosper in the static. Nobody could, not with an instrument the size of a solar system. We are proposing to point a receiver at static and log its statistics, which is a different kind of harvesting than the one you were right to call monstrous. You were frightened of the right thing. It just isn't the thing that's actually available any more."</w:t>
+      </w:r>
+    </w:p>
+    <w:p>
+      <w:pPr>
+        <w:pStyle w:val="BodyText"/>
+      </w:pPr>
+      <w:r>
+        <w:t xml:space="preserve">Fainrose said, "Show me the redundancy."</w:t>
+      </w:r>
+    </w:p>
+    <w:p>
+      <w:pPr>
+        <w:pStyle w:val="BodyText"/>
+      </w:pPr>
+      <w:r>
+        <w:t xml:space="preserve">"That's the part I actually came to show you." Ramanathan turned the page. "A single photon off that horizon tells you almost nothing reliable — one sample, noisy, could be anything. But the same structural information is smeared across an enormous number of photons, all slightly correlated with each other and none of them privileged. Ask any sufficiently large fraction of the outgoing radiation the same question — what is the hole's current mass, its current temperature, its rough internal bookkeeping — and you get the same answer from a hundred different fractions that never compared notes. That is not a leak. That is the opposite of a leak. A leak is one copy in the wrong hands. This is the same answer arriving independently everywhere, which is what a fact looks like once it has stopped being anybody's secret."</w:t>
+      </w:r>
+    </w:p>
+    <w:p>
+      <w:pPr>
+        <w:pStyle w:val="BodyText"/>
+      </w:pPr>
+      <w:r>
+        <w:t xml:space="preserve">Beatrix, who had come in during the curve, said, "Put that in a form I can defend to the nine."</w:t>
+      </w:r>
+    </w:p>
+    <w:p>
+      <w:pPr>
+        <w:pStyle w:val="BodyText"/>
+      </w:pPr>
+      <w:r>
+        <w:t xml:space="preserve">"You can harvest structural correlation from Four C's current emission for the Vienna stores," said Ramanathan, "because by the redundancy test itself, nothing you would recover could be traced to a contributor, which is the same test that would forbid you to recover it if it could. The test isn't a loophole. It's the same rule protecting the fourteen that lets you touch anything at all."</w:t>
+      </w:r>
+    </w:p>
+    <w:p>
+      <w:pPr>
+        <w:pStyle w:val="BodyText"/>
+      </w:pPr>
+      <w:r>
+        <w:t xml:space="preserve">Fainrose looked at the curve for a while.</w:t>
+      </w:r>
+    </w:p>
+    <w:p>
+      <w:pPr>
+        <w:pStyle w:val="BodyText"/>
+      </w:pPr>
+      <w:r>
+        <w:t xml:space="preserve">"Minute it exactly like that," she said. "And underline the word public."</w:t>
+      </w:r>
+    </w:p>
+    <w:p>
+      <w:pPr>
+        <w:pStyle w:val="BodyText"/>
+      </w:pPr>
+      <w:r>
+        <w:t xml:space="preserve">Item two came up from Cumbria on the sleeper again, unshaven again, and put a single sheet on the table before he had taken his coat off.</w:t>
+      </w:r>
+    </w:p>
+    <w:p>
+      <w:pPr>
+        <w:pStyle w:val="BodyText"/>
+      </w:pPr>
+      <w:r>
+        <w:t xml:space="preserve">"I have not stopped thinking about the question I asked last time," said Hendrik van Casteel, "and I would like it answered before I go back down that shaft, because I have started leaving the plates further apart than the experiment wants, and that is not science, that is a man being careful of a covenant he does not understand, and it is costing me a decimal place."</w:t>
+      </w:r>
+    </w:p>
+    <w:p>
+      <w:pPr>
+        <w:pStyle w:val="BodyText"/>
+      </w:pPr>
+      <w:r>
+        <w:t xml:space="preserve">"We've been thinking about it too," said Beatrix.</w:t>
+      </w:r>
+    </w:p>
+    <w:p>
+      <w:pPr>
+        <w:pStyle w:val="BodyText"/>
+      </w:pPr>
+      <w:r>
+        <w:t xml:space="preserve">"Then tell me. Tenant, or breach."</w:t>
+      </w:r>
+    </w:p>
+    <w:p>
+      <w:pPr>
+        <w:pStyle w:val="BodyText"/>
+      </w:pPr>
+      <w:r>
+        <w:t xml:space="preserve">It was Fainrose who answered, and she did it the way she did the board — slowly, and without softening any of it.</w:t>
+      </w:r>
+    </w:p>
+    <w:p>
+      <w:pPr>
+        <w:pStyle w:val="BodyText"/>
+      </w:pPr>
+      <w:r>
+        <w:t xml:space="preserve">"Neither," she said, "and I want to give you the reasoning rather than the relief, because the relief on its own will wear off the first time somebody asks you to justify it. The covenant says the chamber shall be kept still, and dark, and undisturbed, and its contents shall not be counted. Read as an instruction to a caretaker, that's a reasonable thing to ask of a room. Read as a description of a possible state of the vacuum, it is asking for something nature does not have on offer, at any price, to anybody, ever. A field mode cannot be brought to exactly zero amplitude and exactly zero rate of change at the same time. Not through carelessness. Not through insufficient care either. It's forbidden the way a triangle is forbidden four sides."</w:t>
+      </w:r>
+    </w:p>
+    <w:p>
+      <w:pPr>
+        <w:pStyle w:val="BodyText"/>
+      </w:pPr>
+      <w:r>
+        <w:t xml:space="preserve">"I don't build triangles," said van Casteel. "I build benches."</w:t>
+      </w:r>
+    </w:p>
+    <w:p>
+      <w:pPr>
+        <w:pStyle w:val="BodyText"/>
+      </w:pPr>
+      <w:r>
+        <w:t xml:space="preserve">"Then here is the bench version. Whoever wrote fourteen eleven wanted a vacuum with nothing in it and nothing happening. There is no such vacuum, in that chamber or any other, and there never has been — which means the room has never for one instant satisfied its own covenant, with or without you in it, and has been quietly failing to satisfy it since long before your torsion balance existed. What you have spent nineteen years measuring is not the room's contents. It is the one thing every such room is guaranteed to have regardless of anyone's care: the floor underneath 'nothing,' which was never yours to disturb because it was never anybody's to still."</w:t>
+      </w:r>
+    </w:p>
+    <w:p>
+      <w:pPr>
+        <w:pStyle w:val="BodyText"/>
+      </w:pPr>
+      <w:r>
+        <w:t xml:space="preserve">"And the counting?"</w:t>
+      </w:r>
+    </w:p>
+    <w:p>
+      <w:pPr>
+        <w:pStyle w:val="BodyText"/>
+      </w:pPr>
+      <w:r>
+        <w:t xml:space="preserve">"You have counted a force. You have never once counted a thing in the sense the instrument means — an object, an occupant, a fact that could be otherwise. You measured the one quantity in that chamber that could not have come out any other way, in any chamber, built by anybody, at any point in fourteen eleven or since. That isn't a breach of the covenant." She paused. "It's a demonstration that the covenant was never fully answerable, and I would be careful whom you say that to, because a great many arrangements in this Programme are older promises about a stillness nobody checked."</w:t>
+      </w:r>
+    </w:p>
+    <w:p>
+      <w:pPr>
+        <w:pStyle w:val="BodyText"/>
+      </w:pPr>
+      <w:r>
+        <w:t xml:space="preserve">Van Casteel sat with that for a while, the way he had sat, that first day in Cheltenham, with one arm still in his coat.</w:t>
+      </w:r>
+    </w:p>
+    <w:p>
+      <w:pPr>
+        <w:pStyle w:val="BodyText"/>
+      </w:pPr>
+      <w:r>
+        <w:t xml:space="preserve">"So the chamber was never once at rest."</w:t>
+      </w:r>
+    </w:p>
+    <w:p>
+      <w:pPr>
+        <w:pStyle w:val="BodyText"/>
+      </w:pPr>
+      <w:r>
+        <w:t xml:space="preserve">"Not for a picosecond in fourteen eleven years."</w:t>
+      </w:r>
+    </w:p>
+    <w:p>
+      <w:pPr>
+        <w:pStyle w:val="BodyText"/>
+      </w:pPr>
+      <w:r>
+        <w:t xml:space="preserve">"Then I have not been breaking a silence," he said slowly. "I have been the first person willing to write down how loud it always was." He put the sheet back in his case. "I withdraw the decimal place. I'll close the gap again on Thursday."</w:t>
+      </w:r>
+    </w:p>
+    <w:p>
+      <w:pPr>
+        <w:pStyle w:val="BodyText"/>
+      </w:pPr>
+      <w:r>
+        <w:t xml:space="preserve">Item three, Mrs Kind had saved for last on purpose, and she said so.</w:t>
+      </w:r>
+    </w:p>
+    <w:p>
+      <w:pPr>
+        <w:pStyle w:val="BodyText"/>
+      </w:pPr>
+      <w:r>
+        <w:t xml:space="preserve">"Because it's the one where I don't know the answer and I want everybody awake for it," she said. "The room in Vienna. Fourth floor, two chairs, nil service charge, used twice in eleven thousand years. For the accommodation of an unaffiliated observer. I want to send somebody, and before anybody says a name, I want to know what the word means, because I have been in the travel trade twenty-two years and I have never once sent a client somewhere without a definition of who's allowed off the plane."</w:t>
+      </w:r>
+    </w:p>
+    <w:p>
+      <w:pPr>
+        <w:pStyle w:val="BodyText"/>
+      </w:pPr>
+      <w:r>
+        <w:t xml:space="preserve">Beatrix said, "Unaffiliated from what?"</w:t>
+      </w:r>
+    </w:p>
+    <w:p>
+      <w:pPr>
+        <w:pStyle w:val="BodyText"/>
+      </w:pPr>
+      <w:r>
+        <w:t xml:space="preserve">"From us. From the Counsel. From the nine, whoever they end up being. From Mr Eilstein, from the Office, from anybody whose word we would already have reason to trust or distrust before they walked in the door." Mrs Kind folded her hands. "It cannot mean a stranger. Strangers are cheap and I could hire one this afternoon. It has to mean something a court, or whatever passes for one in that building, would accept as not already in anybody's pocket."</w:t>
+      </w:r>
+    </w:p>
+    <w:p>
+      <w:pPr>
+        <w:pStyle w:val="BodyText"/>
+      </w:pPr>
+      <w:r>
+        <w:t xml:space="preserve">Lolly said, "It's the same question Ramanathan just answered."</w:t>
+      </w:r>
+    </w:p>
+    <w:p>
+      <w:pPr>
+        <w:pStyle w:val="BodyText"/>
+      </w:pPr>
+      <w:r>
+        <w:t xml:space="preserve">The room looked at her.</w:t>
+      </w:r>
+    </w:p>
+    <w:p>
+      <w:pPr>
+        <w:pStyle w:val="BodyText"/>
+      </w:pPr>
+      <w:r>
+        <w:t xml:space="preserve">"Not the same words. The same shape." She pulled the curve back toward her. "A fact stopped being anybody's secret, back there, because it turned up the same way in a great many places that had never coordinated with each other. That's what makes it public rather than owned. An observer is unaffiliated for exactly the same reason: not because nobody has ever heard of them, but because their record of events has never been coordinated with ours. They have to be a fragment of the world that arrived at its own opinion independently — not a witness we trained, not a witness who trained us."</w:t>
+      </w:r>
+    </w:p>
+    <w:p>
+      <w:pPr>
+        <w:pStyle w:val="BodyText"/>
+      </w:pPr>
+      <w:r>
+        <w:t xml:space="preserve">Fainrose said, "That's testable."</w:t>
+      </w:r>
+    </w:p>
+    <w:p>
+      <w:pPr>
+        <w:pStyle w:val="BodyText"/>
+      </w:pPr>
+      <w:r>
+        <w:t xml:space="preserve">"It's testable," said Lolly. "Ask: does this person's account of us share a common cause with our account of ourselves? If yes, they're a colleague, however distant. If no — if they got here by their own road, for their own reasons, and never once needed our permission to keep thinking — they're the thing Mrs Kind is trying to book a ticket for."</w:t>
+      </w:r>
+    </w:p>
+    <w:p>
+      <w:pPr>
+        <w:pStyle w:val="BodyText"/>
+      </w:pPr>
+      <w:r>
+        <w:t xml:space="preserve">Beatrix was already writing.</w:t>
+      </w:r>
+    </w:p>
+    <w:p>
+      <w:pPr>
+        <w:pStyle w:val="BodyText"/>
+      </w:pPr>
+      <w:r>
+        <w:t xml:space="preserve">"There's a candidate," she said. "He bought the Statement from the Stationery Office for eleven pounds forty because a travel agent's footnote told him where to look, worked out the leases from first principles, and has been telling this department things it didn't know about itself ever since, without once asking to be paid, thanked, or believed. Nobody trained him. Nobody vetted him. He arrived at every conclusion he's given us along a road that never once ran through this building."</w:t>
+      </w:r>
+    </w:p>
+    <w:p>
+      <w:pPr>
+        <w:pStyle w:val="BodyText"/>
+      </w:pPr>
+      <w:r>
+        <w:t xml:space="preserve">"Jack," said Mrs Kind, and something in her voice suggested she'd known the name before Beatrix said it and had wanted somebody else to say it first.</w:t>
+      </w:r>
+    </w:p>
+    <w:p>
+      <w:pPr>
+        <w:pStyle w:val="BodyText"/>
+      </w:pPr>
+      <w:r>
+        <w:t xml:space="preserve">"I'll write to him today," said Beatrix. "And while I have the definition in front of me, I intend to reuse it. Nashville himself told me the compliance protocol can only trust nine, out of forty-one, and that whoever we leave out will be right to resent it. I would rather choose the nine by the rule Lolly just stated than by who answers the telephone fastest. Parties whose histories with each other and with us are demonstrably uncoordinated. It won't make the exclusion kinder. It will make it defensible, which this department has not always managed to be the same thing as kind, and has occasionally forgotten they're not opposites."</w:t>
+      </w:r>
+    </w:p>
+    <w:p>
+      <w:pPr>
+        <w:pStyle w:val="BodyText"/>
+      </w:pPr>
+      <w:r>
+        <w:t xml:space="preserve">Nobody had anything to add to that, and the meeting ended the way the good ones increasingly did: with everybody reaching for their own coat before anybody suggested it.</w:t>
+      </w:r>
+    </w:p>
+    <w:p>
+      <w:pPr>
+        <w:pStyle w:val="BodyText"/>
+      </w:pPr>
+      <w:r>
+        <w:t xml:space="preserve">Lolly wrote, that night:</w:t>
+      </w:r>
+    </w:p>
+    <w:p>
+      <w:pPr>
+        <w:pStyle w:val="BodyText"/>
+      </w:pPr>
+      <w:r>
+        <w:t xml:space="preserve">Pike withdrew half her own verdict and I believed her more for it than if she'd never doubted.The radiation is sixty-five years scrambled. Nothing in it is anybody's any more. That is not the same as saying nothing was ever there.The redundancy test that would forbid touching a secret is the same test that certifies this isn't one.</w:t>
+      </w:r>
+    </w:p>
+    <w:p>
+      <w:pPr>
+        <w:pStyle w:val="BodyText"/>
+      </w:pPr>
+      <w:r>
+        <w:t xml:space="preserve">Then:</w:t>
+      </w:r>
+    </w:p>
+    <w:p>
+      <w:pPr>
+        <w:pStyle w:val="BodyText"/>
+      </w:pPr>
+      <w:r>
+        <w:t xml:space="preserve">Fourteen eleven asked the vacuum to hold still. The vacuum has never once held still, for anybody, anywhere.Van Casteel was not the breach. He was the first person willing to write down how loud the silence always was.</w:t>
+      </w:r>
+    </w:p>
+    <w:p>
+      <w:pPr>
+        <w:pStyle w:val="BodyText"/>
+      </w:pPr>
+      <w:r>
+        <w:t xml:space="preserve">Then, underlined:</w:t>
+      </w:r>
+    </w:p>
+    <w:p>
+      <w:pPr>
+        <w:pStyle w:val="BodyText"/>
+      </w:pPr>
+      <w:r>
+        <w:t xml:space="preserve">An observer is unaffiliated for the same reason a fact is public: not secrecy, not distance. No shared cause with our own account.Ask: does their record of us share a cause with our record of ourselves? If no, they arrived on their own road.</w:t>
+      </w:r>
+    </w:p>
+    <w:p>
+      <w:pPr>
+        <w:pStyle w:val="BodyText"/>
+      </w:pPr>
+      <w:r>
+        <w:t xml:space="preserve">Then:</w:t>
+      </w:r>
+    </w:p>
+    <w:p>
+      <w:pPr>
+        <w:pStyle w:val="BodyText"/>
+      </w:pPr>
+      <w:r>
+        <w:t xml:space="preserve">Beatrix is writing to Nashville today.She also intends to choose the nine the same way. I hope she still thinks that's kind by Thursday.</w:t>
+      </w:r>
+    </w:p>
+    <w:p>
+      <w:pPr>
+        <w:pStyle w:val="BodyText"/>
+      </w:pPr>
+      <w:r>
+        <w:t xml:space="preserve">And last:</w:t>
+      </w:r>
+    </w:p>
+    <w:p>
+      <w:pPr>
+        <w:pStyle w:val="BodyText"/>
+      </w:pPr>
+      <w:r>
+        <w:t xml:space="preserve">109 days. Ramanathan says the sixty-five years is the whole of the argument. I keep turning that over: something can stop being a secret without anybody deciding to forgive it.</w:t>
+      </w:r>
+    </w:p>
+    <w:p>
+      <w:pPr>
+        <w:pStyle w:val="Heading2"/>
+      </w:pPr>
+      <w:r>
+        <w:t xml:space="preserve">Physics</w:t>
+      </w:r>
+    </w:p>
+    <w:p>
+      <w:pPr>
+        <w:pStyle w:val="FirstParagraph"/>
+      </w:pPr>
+      <w:r>
+        <w:t xml:space="preserve">Chapter Nine carries </w:t>
+      </w:r>
+      <w:r>
+        <w:rPr>
+          <w:bCs/>
+          <w:b/>
+        </w:rPr>
+        <w:t xml:space="preserve">the Heisenberg uncertainty principle</w:t>
+      </w:r>
+      <w:r>
+        <w:t xml:space="preserve"> — closing the loop on Chapter Two's zero-point energy — and </w:t>
+      </w:r>
+      <w:r>
+        <w:rPr>
+          <w:bCs/>
+          <w:b/>
+        </w:rPr>
+        <w:t xml:space="preserve">Zurek's quantum Darwinism</w:t>
+      </w:r>
+      <w:r>
+        <w:t xml:space="preserve">, the redundancy criterion that Chapter Ten leans on to tell a genuine record from a forged one.</w:t>
+      </w:r>
+    </w:p>
+    <w:p>
+      <w:pPr>
+        <w:pStyle w:val="BodyText"/>
+      </w:pPr>
+      <w:r>
+        <w:rPr>
+          <w:bCs/>
+          <w:b/>
+        </w:rPr>
+        <w:t xml:space="preserve">You need first:</w:t>
+      </w:r>
+      <w:r>
+        <w:t xml:space="preserve"> the idea from Chapter Eight that decoherence lets an environment carry many copies of the same fact about a system — this chapter is about what "many copies" is actually counting, and what it cannot be talked out of counting.</w:t>
+      </w:r>
+    </w:p>
+    <w:p>
+      <w:pPr>
+        <w:pStyle w:val="BodyText"/>
+      </w:pPr>
+      <w:r>
+        <w:rPr>
+          <w:bCs/>
+          <w:b/>
+        </w:rPr>
+        <w:t xml:space="preserve">When you walk out, you should be able to:</w:t>
+      </w:r>
+      <w:r>
+        <w:t xml:space="preserve"> say why a mode of a field can never sit at exactly nothing, in words a travel agent would accept from you; and say, precisely, what has to be true of a witness before their agreement with everyone else counts as evidence rather than collusion.</w:t>
+      </w:r>
+    </w:p>
+    <w:p>
+      <w:pPr>
+        <w:pStyle w:val="BodyText"/>
+      </w:pPr>
+      <w:r>
+        <w:rPr>
+          <w:bCs/>
+          <w:b/>
+        </w:rPr>
+        <w:t xml:space="preserve">Start here.</w:t>
+      </w:r>
+    </w:p>
+    <w:p>
+      <w:pPr>
+        <w:pStyle w:val="BodyText"/>
+      </w:pPr>
+      <w:r>
+        <w:rPr>
+          <w:bCs/>
+          <w:b/>
+        </w:rPr>
+        <w:t xml:space="preserve">The idea, step by step.</w:t>
+      </w:r>
+    </w:p>
+    <w:p>
+      <w:pPr>
+        <w:numPr>
+          <w:ilvl w:val="0"/>
+          <w:numId w:val="1028"/>
+        </w:numPr>
+      </w:pPr>
+      <w:r>
+        <w:t xml:space="preserve">Position and momentum — or, for a field, an amplitude and the rate at which it is changing — are not independent facts you could in principle pin down together if you were only careful enough. They are what physicists call conjugate: fixing one exactly costs you all knowledge of the other, by the mathematics of waves, not by clumsiness.</w:t>
+      </w:r>
+    </w:p>
+    <w:p>
+      <w:pPr>
+        <w:numPr>
+          <w:ilvl w:val="0"/>
+          <w:numId w:val="1028"/>
+        </w:numPr>
+      </w:pPr>
+      <w:r>
+        <w:t xml:space="preserve">Heisenberg said this first, in 1927, and illustrated it with a thought experiment about a microscope: to see an electron's position sharply you need short-wavelength, high-energy light, and that light kicks the electron's momentum around in the act of looking. It is a wonderful story and it is not, in the end, the reason the principle is true.</w:t>
+      </w:r>
+    </w:p>
+    <w:p>
+      <w:pPr>
+        <w:numPr>
+          <w:ilvl w:val="0"/>
+          <w:numId w:val="1028"/>
+        </w:numPr>
+      </w:pPr>
+      <w:r>
+        <w:t xml:space="preserve">Kennard proved the real reason the same year: even a system nobody has touched, described by its wavefunction alone, satisfies Δx·Δp ≥ ħ/2 — a spread in position times a spread in momentum that can never fall below a fixed, tiny floor. Robertson widened this in 1929 to any two quantities that don't commute. No microscope required. No disturbance required. It is a property of the wave, not a limit on the poking.</w:t>
+      </w:r>
+    </w:p>
+    <w:p>
+      <w:pPr>
+        <w:numPr>
+          <w:ilvl w:val="0"/>
+          <w:numId w:val="1028"/>
+        </w:numPr>
+      </w:pPr>
+      <w:r>
+        <w:t xml:space="preserve">A field mode — one note the vacuum can play — behaves like a small weight on a spring: a harmonic oscillator. Its "position" is the field's amplitude; its "momentum" is how fast that amplitude is changing. Send both toward exactly zero at once and you violate the floor above. The lowest energy such a mode can have while respecting that floor is not zero. It is ½ħω, where ω is the mode's own note.</w:t>
+      </w:r>
+    </w:p>
+    <w:p>
+      <w:pPr>
+        <w:numPr>
+          <w:ilvl w:val="0"/>
+          <w:numId w:val="1028"/>
+        </w:numPr>
+      </w:pPr>
+      <w:r>
+        <w:t xml:space="preserve">That is the zero-point energy Chapter Two owed you. Every mode of every field, everywhere, forever, sits at this minimum jitter — not because something is wrong with the vacuum, but because a perfectly still, perfectly silent mode is not a quiet version of the vacuum. It is a mathematical impossibility, in the same category as a four-sided triangle.</w:t>
+      </w:r>
+    </w:p>
+    <w:p>
+      <w:pPr>
+        <w:numPr>
+          <w:ilvl w:val="0"/>
+          <w:numId w:val="1028"/>
+        </w:numPr>
+      </w:pPr>
+      <w:r>
+        <w:t xml:space="preserve">None of that, by itself, explains why two people who have never met can look at the same ordinary object and agree it is there, in the same place, the same colour, the same shape. Uncertainty limits what one measurement can know. It says nothing about why the world nonetheless looks solid and shared to everyone in the room.</w:t>
+      </w:r>
+    </w:p>
+    <w:p>
+      <w:pPr>
+        <w:numPr>
+          <w:ilvl w:val="0"/>
+          <w:numId w:val="1028"/>
+        </w:numPr>
+      </w:pPr>
+      <w:r>
+        <w:t xml:space="preserve">The answer is what Wojciech Zurek — building through the 1980s and 1990s on the einselection work Chapter Eight already introduced — named quantum Darwinism. An environment does not just destroy a system's delicate superpositions. It also copies the surviving, robust information — the pointer states — into an enormous number of its own fragments: photons, air molecules, anything that has bounced off the object and gone its own way.</w:t>
+      </w:r>
+    </w:p>
+    <w:p>
+      <w:pPr>
+        <w:numPr>
+          <w:ilvl w:val="0"/>
+          <w:numId w:val="1028"/>
+        </w:numPr>
+      </w:pPr>
+      <w:r>
+        <w:t xml:space="preserve">Define the redundancy of a fact, R_δ, as roughly how many separate, non-overlapping slices you could divide the whole environment into such that almost any single slice, sampled at random, would on its own tell you nearly everything worth knowing — all but a small residual sliver δ. A private fact has R_δ close to one: there is no useful way to slice the environment, because you need the one witness who saw it, or nobody. A fully public fact has R_δ in the thousands, millions, more: the environment splits into that many independent slices, each of which happens to hand you almost the whole answer, and none of which needed to compare notes with the others first to manage it.</w:t>
+      </w:r>
+    </w:p>
+    <w:p>
+      <w:pPr>
+        <w:numPr>
+          <w:ilvl w:val="0"/>
+          <w:numId w:val="1028"/>
+        </w:numPr>
+      </w:pPr>
+      <w:r>
+        <w:t xml:space="preserve">That number is what makes a record trustworthy without anybody vouching for it. Not one honest copy. Many copies, independently arrived at, that never coordinated — because coordination is exactly the one thing a forger can arrange cheaply, and independent redundancy is exactly the one thing a forger cannot.</w:t>
+      </w:r>
+    </w:p>
+    <w:p>
+      <w:pPr>
+        <w:pStyle w:val="BodyText"/>
+      </w:pPr>
+      <w:r>
+        <w:rPr>
+          <w:bCs/>
+          <w:b/>
+        </w:rPr>
+        <w:t xml:space="preserve">In one breath:</w:t>
+      </w:r>
+      <w:r>
+        <w:t xml:space="preserve"> nothing can ever be pinned down twice over, which is why a lone measurement is never quite the whole story — and a fact becomes solid, public, agreed-upon precisely when that same incomplete story turns up, unrehearsed, in enough independent places that no one of them could have been faking it alone.</w:t>
+      </w:r>
+    </w:p>
+    <w:p>
+      <w:pPr>
+        <w:pStyle w:val="BodyText"/>
+      </w:pPr>
+      <w:r>
+        <w:rPr>
+          <w:bCs/>
+          <w:b/>
+        </w:rPr>
+        <w:t xml:space="preserve">What this chapter was actually showing you.</w:t>
+      </w:r>
+      <w:r>
+        <w:t xml:space="preserve"> Ramanathan's redundancy argument and Fainrose's covenant ruling are the same idea wearing two different coats. Sixty-five years of scrambling gave Four C's radiation an enormous redundancy and no single owner, which is what let the department touch it without touching anyone. Fourteen eleven's covenant asked a single mode to have zero redundancy in the other direction — no jitter at all, not even one — which nothing in nature will ever grant. And an unaffiliated observer is neither a stranger nor a saint; they are simply a fragment of the world whose account was never coordinated with the department's own, which is the one property a genuine record of anything has always needed and the one property this department had never before had to define out loud.</w:t>
+      </w:r>
+    </w:p>
+    <w:p>
+      <w:pPr>
+        <w:pStyle w:val="BodyText"/>
+      </w:pPr>
+      <w:r>
+        <w:rPr>
+          <w:bCs/>
+          <w:b/>
+        </w:rPr>
+        <w:t xml:space="preserve">Where the popular version goes wrong.</w:t>
+      </w:r>
+      <w:r>
+        <w:t xml:space="preserve"> The uncertainty principle is routinely told as a story about clumsy instruments disturbing a shy universe — measure gently enough, the story implies, and you could beat it. You cannot. Kennard and Robertson's result holds for a system nobody has gone near, described purely by its own wave nature; the "observer effect" (real, and worth knowing separately) is a different and much smaller embarrassment about specific experimental setups, not the reason nature refuses to hold still. Conflating the two lets people imagine a cleverer measurement might someday dodge the limit. It cannot, any more than a cleverer ruler could someday measure a circle with straight sides.</w:t>
+      </w:r>
+    </w:p>
+    <w:p>
+      <w:pPr>
+        <w:pStyle w:val="BodyText"/>
+      </w:pPr>
+      <w:r>
+        <w:rPr>
+          <w:bCs/>
+          <w:b/>
+        </w:rPr>
+        <w:t xml:space="preserve">Going deeper (skip freely).</w:t>
+      </w:r>
+      <w:r>
+        <w:t xml:space="preserve"> The redundancy number R_δ has a precise operational meaning: it is close to the reciprocal of the smallest fraction f_δ of the environment that, sampled at random, reveals all but a sliver δ of the system's classical information. Large R_δ means many small, independent fragments each nearly suffice on their own — the signature of objectivity. The framework has since been tested directly with photons scattered from simple objects, confirming that the redundancy predicted by the theory is the redundancy actually found sitting in the light. None of this arithmetic is needed to follow the rest of the book; it is needed only if you want to know exactly how confident "public" is allowed to be.</w:t>
+      </w:r>
+    </w:p>
+    <w:p>
+      <w:pPr>
+        <w:pStyle w:val="Heading3"/>
+      </w:pPr>
+      <w:r>
+        <w:t xml:space="preserve">What sticks</w:t>
+      </w:r>
+    </w:p>
+    <w:p>
+      <w:pPr>
+        <w:numPr>
+          <w:ilvl w:val="0"/>
+          <w:numId w:val="1029"/>
+        </w:numPr>
+      </w:pPr>
+      <w:r>
+        <w:t xml:space="preserve">A wave cannot be pinned to an exact position and an exact momentum at once — not from clumsiness, but from what a wave is.</w:t>
+      </w:r>
+    </w:p>
+    <w:p>
+      <w:pPr>
+        <w:numPr>
+          <w:ilvl w:val="0"/>
+          <w:numId w:val="1029"/>
+        </w:numPr>
+      </w:pPr>
+      <w:r>
+        <w:t xml:space="preserve">The same limit, applied to a field mode, is why empty space always has a residual jitter: the zero-point energy.</w:t>
+      </w:r>
+    </w:p>
+    <w:p>
+      <w:pPr>
+        <w:numPr>
+          <w:ilvl w:val="0"/>
+          <w:numId w:val="1029"/>
+        </w:numPr>
+      </w:pPr>
+      <w:r>
+        <w:t xml:space="preserve">Objectivity is not honesty. It's redundancy: the same fact, arrived at independently, in far more places than anyone could have coordinated.</w:t>
+      </w:r>
+    </w:p>
+    <w:p>
+      <w:pPr>
+        <w:numPr>
+          <w:ilvl w:val="0"/>
+          <w:numId w:val="1029"/>
+        </w:numPr>
+      </w:pPr>
+      <w:r>
+        <w:t xml:space="preserve">A record's trustworthiness can be tested directly, without trusting whoever is holding it: ask how many uncoordinated copies exist.</w:t>
+      </w:r>
+    </w:p>
+    <w:p>
+      <w:pPr>
+        <w:numPr>
+          <w:ilvl w:val="0"/>
+          <w:numId w:val="1029"/>
+        </w:numPr>
+      </w:pPr>
+      <w:r>
+        <w:t xml:space="preserve">An unaffiliated observer is defined by the same test — no shared cause with the account they're being asked to check.</w:t>
+      </w:r>
+    </w:p>
+    <w:p>
+      <w:pPr>
+        <w:pStyle w:val="Heading3"/>
+      </w:pPr>
+      <w:r>
+        <w:t xml:space="preserve">One-line summary</w:t>
+      </w:r>
+    </w:p>
+    <w:p>
+      <w:pPr>
+        <w:pStyle w:val="BodyText"/>
+      </w:pPr>
+      <w:r>
+        <w:t xml:space="preserve">Chapter Nine teaches that nothing sits perfectly still, that a fact becomes real to everyone only once it has stopped needing any one teller, and that the same arithmetic tells you both what you may finally touch and whom you may finally trust.</w:t>
+      </w:r>
+    </w:p>
+    <w:p>
+      <w:pPr>
+        <w:pStyle w:val="BodyText"/>
+      </w:pPr>
+      <w:r>
+        <w:rPr>
+          <w:bCs/>
+          <w:b/>
+        </w:rPr>
+        <w:t xml:space="preserve">Stop. Before you go on —</w:t>
+      </w:r>
+      <w:r>
+        <w:t xml:space="preserve"> say it to Mrs Kind. She will not be impressed by the word "redundancy." She will be impressed if you can tell her, in one sentence, why a fact she reads in a hundred uncoordinated brochures is safer to believe than the same fact from one very sincere man. If you cannot, you do not have it yet. That is allowed. Reread. Then continue.</w:t>
+      </w:r>
+    </w:p>
+    <w:p>
+      <w:pPr>
+        <w:pStyle w:val="BodyText"/>
+      </w:pPr>
+      <w:r>
+        <w:t xml:space="preserve">Chapter Ten looks like the arrow of time argued from a translator's chair: Barbarian has thirty-one years of being told his own subject does not exist, Beatrix tests whether a redundancy built for facts about the present can be made to certify facts about the past, and the department learns, from a man who does not believe in Tuesdays, exactly what a forged history would have to pay for.</w:t>
       </w:r>
     </w:p>
     <w:p>
@@ -20408,6 +21215,12 @@
     <w:abstractNumId w:val="991"/>
   </w:num>
   <w:num w:numId="1027">
+    <w:abstractNumId w:val="991"/>
+  </w:num>
+  <w:num w:numId="1028">
+    <w:abstractNumId w:val="991"/>
+  </w:num>
+  <w:num w:numId="1029">
     <w:abstractNumId w:val="991"/>
   </w:num>
 </w:numbering>

--- a/Lolly Wren's Curious Science Adventures - SERIES/Book 2 - The Permitted Options/The_Permitted_Options_BOOK_2_DRAFT.docx
+++ b/Lolly Wren's Curious Science Adventures - SERIES/Book 2 - The Permitted Options/The_Permitted_Options_BOOK_2_DRAFT.docx
@@ -298,7 +298,7 @@
         <w:t xml:space="preserve"> </w:t>
       </w:r>
       <w:r>
-        <w:t xml:space="preserve">In practice it meant three things. It meant reviewing every proposed instrument that touched a citizen's affairs and asking whether it demanded conjugate certainties, which was now unlawful and which departments still attempted roughly eleven times a month, mostly through sincere ignorance. It meant maintaining the register of the three hundred and eight — the P-9 states recovered from the horizon of Singularity Asset 4C during the eleven weeks, returned to the districts they had come out of, and not one of them yet finished.</w:t>
+        <w:t xml:space="preserve">In practice it meant three things. It meant reviewing every proposed instrument that touched a citizen's affairs and asking whether it demanded conjugate certainties, which was now unlawful and which departments still attempted roughly nine times a month, mostly through sincere ignorance. It meant maintaining the register of the three hundred and eight — the P-9 states recovered from the horizon of Singularity Asset 4C during the eleven weeks, returned to the districts they had come out of, and not one of them yet finished.</w:t>
       </w:r>
     </w:p>
     <w:p>
@@ -635,7 +635,7 @@
         <w:pStyle w:val="BodyText"/>
       </w:pPr>
       <w:r>
-        <w:t xml:space="preserve">Fainrose came over from the oversight body at eleven and stood looking at the wall for a long time.</w:t>
+        <w:t xml:space="preserve">Fainrose came over from the oversight body at ten and stood looking at the wall for a long time.</w:t>
       </w:r>
     </w:p>
     <w:p>
@@ -1374,7 +1374,15 @@
         <w:pStyle w:val="Heading2"/>
       </w:pPr>
       <w:r>
-        <w:t xml:space="preserve">Continuity notes carried forward</w:t>
+        <w:t xml:space="preserve">Chapter Two</w:t>
+      </w:r>
+    </w:p>
+    <w:p>
+      <w:pPr>
+        <w:pStyle w:val="Heading3"/>
+      </w:pPr>
+      <w:r>
+        <w:t xml:space="preserve">The Cost of Nothing</w:t>
       </w:r>
     </w:p>
     <w:p>
@@ -1382,96 +1390,6 @@
         <w:pStyle w:val="FirstParagraph"/>
       </w:pPr>
       <w:r>
-        <w:t xml:space="preserve">Held in mind from Book One, and live in this chapter:</w:t>
-      </w:r>
-    </w:p>
-    <w:p>
-      <w:pPr>
-        <w:numPr>
-          <w:ilvl w:val="0"/>
-          <w:numId w:val="1003"/>
-        </w:numPr>
-      </w:pPr>
-      <w:r>
-        <w:t xml:space="preserve">Lolly is Principal Officer, Relational Integrity; the notebook is in volume four and is quoted in the schedule to the Act.</w:t>
-      </w:r>
-    </w:p>
-    <w:p>
-      <w:pPr>
-        <w:numPr>
-          <w:ilvl w:val="0"/>
-          <w:numId w:val="1003"/>
-        </w:numPr>
-      </w:pPr>
-      <w:r>
-        <w:t xml:space="preserve">Miss Adaeze Pike has been promoted and is now the best analyst in the building — the Column B scene is her origin.</w:t>
-      </w:r>
-    </w:p>
-    <w:p>
-      <w:pPr>
-        <w:numPr>
-          <w:ilvl w:val="0"/>
-          <w:numId w:val="1003"/>
-        </w:numPr>
-      </w:pPr>
-      <w:r>
-        <w:t xml:space="preserve">The three hundred and eight recovered P-9 states are a register, and Lolly knows all of them, and the one hundred and three unrecovered are published.</w:t>
-      </w:r>
-    </w:p>
-    <w:p>
-      <w:pPr>
-        <w:numPr>
-          <w:ilvl w:val="0"/>
-          <w:numId w:val="1003"/>
-        </w:numPr>
-      </w:pPr>
-      <w:r>
-        <w:t xml:space="preserve">Eilstein departed hungry and honourable, with "there will be other centuries," and is now a named director of a holding company in Vienna.</w:t>
-      </w:r>
-    </w:p>
-    <w:p>
-      <w:pPr>
-        <w:numPr>
-          <w:ilvl w:val="0"/>
-          <w:numId w:val="1003"/>
-        </w:numPr>
-      </w:pPr>
-      <w:r>
-        <w:t xml:space="preserve">Kastner's rule is the moral engine underneath the sequel: any promise of simplicity relocates complexity somewhere you cannot see. Somebody has bought a cheaper vacuum, and the bill is going somewhere.</w:t>
-      </w:r>
-    </w:p>
-    <w:p>
-      <w:pPr>
-        <w:numPr>
-          <w:ilvl w:val="0"/>
-          <w:numId w:val="1003"/>
-        </w:numPr>
-      </w:pPr>
-      <w:r>
-        <w:t xml:space="preserve">Available and unused, for when you want them: Beatrix Sloan (now presumably somewhere with subpoena powers), Jago Flint, Mrs Chain, Miss Dorothy Kell, de Brévanne, von Wittenberg, Tegnér, and a suspended Crispin Vale who has nothing left to lose.</w:t>
-      </w:r>
-    </w:p>
-    <w:p>
-      <w:pPr>
-        <w:pStyle w:val="Heading2"/>
-      </w:pPr>
-      <w:r>
-        <w:t xml:space="preserve">Chapter Two</w:t>
-      </w:r>
-    </w:p>
-    <w:p>
-      <w:pPr>
-        <w:pStyle w:val="Heading3"/>
-      </w:pPr>
-      <w:r>
-        <w:t xml:space="preserve">The Cost of Nothing</w:t>
-      </w:r>
-    </w:p>
-    <w:p>
-      <w:pPr>
-        <w:pStyle w:val="FirstParagraph"/>
-      </w:pPr>
-      <w:r>
         <w:t xml:space="preserve">The observatory liaison generated by the form turned out to be a Dr Priya Ramanathan, who met them at the gate of a facility outside Cheltenham that had been built to do radio astronomy and now did four other things as well, none of which it advertised.</w:t>
       </w:r>
     </w:p>
@@ -1552,7 +1470,7 @@
         <w:pStyle w:val="BodyText"/>
       </w:pPr>
       <w:r>
-        <w:t xml:space="preserve">It was, as advertised, not a signal. There was no structure in it, no pulse, no repetition, nothing that could be read. What there was, across four instruments of three different kinds — two interferometers, an atomic clock comparison, and a torsion balance that had been running unattended in a mineshaft in Cumbria for eleven years and had never once done anything interesting — was a six-hour period in which all four had reported the same tiny departure from what they should have reported, in the same direction on the sky.</w:t>
+        <w:t xml:space="preserve">It was, as advertised, not a signal. There was no structure in it, no pulse, no repetition, nothing that could be read. What there was, across four instruments of three different kinds — two interferometers, an atomic clock comparison, and a torsion balance that had been running unattended in a mineshaft in Cumbria for sixteen years and had never once done anything interesting — was a six-hour period in which all four had reported the same tiny departure from what they should have reported, in the same direction on the sky.</w:t>
       </w:r>
     </w:p>
     <w:p>
@@ -2763,7 +2681,7 @@
         <w:t xml:space="preserve"> </w:t>
       </w:r>
       <w:r>
-        <w:t xml:space="preserve">which is Kastner's rule from Book One arriving in a new costume: making the vacuum cheaper in one place does not create anything. The Casimir cavity is only cheap</w:t>
+        <w:t xml:space="preserve">which is Eilstein's rule from Book One arriving in a new costume: making the vacuum cheaper in one place does not create anything. The Casimir cavity is only cheap</w:t>
       </w:r>
       <w:r>
         <w:t xml:space="preserve"> </w:t>
@@ -3636,7 +3554,7 @@
         <w:pStyle w:val="BodyText"/>
       </w:pPr>
       <w:r>
-        <w:t xml:space="preserve">Beatrix found it first, which surprised nobody afterwards, because she had spent eleven years reading files for the one sentence somebody had hoped would go unread.</w:t>
+        <w:t xml:space="preserve">Beatrix found it first, which surprised nobody afterwards, because she had spent nine years reading files for the one sentence somebody had hoped would go unread.</w:t>
       </w:r>
     </w:p>
     <w:p>
@@ -4385,7 +4303,7 @@
         <w:pStyle w:val="FirstParagraph"/>
       </w:pPr>
       <w:r>
-        <w:t xml:space="preserve">So "no leavings" is not mysticism dressed as evidence; it is an entropy-accounting argument, and it descends directly from Kastner's rule in Book One — order is never free, and if nothing was paid, nothing was chosen.</w:t>
+        <w:t xml:space="preserve">So "no leavings" is not mysticism dressed as evidence; it is an entropy-accounting argument, and it descends directly from Eilstein's rule in Book One — order is never free, and if nothing was paid, nothing was chosen.</w:t>
       </w:r>
     </w:p>
     <w:p>
@@ -5262,7 +5180,7 @@
         <w:pStyle w:val="BodyText"/>
       </w:pPr>
       <w:r>
-        <w:t xml:space="preserve">Fainrose worked for eleven hours with Miss Pike and a numerical analyst on secondment and came back at nine that evening with a single sheet.</w:t>
+        <w:t xml:space="preserve">Fainrose worked for fourteen hours with Miss Pike and a numerical analyst on secondment and came back at nine that evening with a single sheet.</w:t>
       </w:r>
     </w:p>
     <w:p>
@@ -5995,7 +5913,7 @@
         <w:t xml:space="preserve">The Ministry's own nineteen months of tidy monthly returns thinned those fourteen records to near-minimal surface content</w:t>
       </w:r>
       <w:r>
-        <w:t xml:space="preserve">, which made them the cheapest area on the wall to clear. This is Kastner's rule from Book One arriving with a bill: the institution that promised to make things simple had moved the complexity somewhere it could not see, and something else read the receipt.</w:t>
+        <w:t xml:space="preserve">, which made them the cheapest area on the wall to clear. This is Eilstein's rule from Book One arriving with a bill: the institution that promised to make things simple had moved the complexity somewhere it could not see, and something else read the receipt.</w:t>
       </w:r>
     </w:p>
     <w:p>
@@ -6759,7 +6677,7 @@
         <w:pStyle w:val="BodyText"/>
       </w:pPr>
       <w:r>
-        <w:t xml:space="preserve">"He's not lying," said Fainrose. She had been at the window for eleven minutes. "That is the thing I want everybody to sit with before we go to Vienna. Tegnér has not lied. Information</w:t>
+        <w:t xml:space="preserve">"He's not lying," said Fainrose. She had been at the window for twenty minutes. "That is the thing I want everybody to sit with before we go to Vienna. Tegnér has not lied. Information</w:t>
       </w:r>
       <w:r>
         <w:t xml:space="preserve"> </w:t>
@@ -6839,15 +6757,15 @@
         <w:pStyle w:val="BodyText"/>
       </w:pPr>
       <w:r>
-        <w:t xml:space="preserve">Ronald Dump, President of the Galactic Counsel, arrived eleven minutes late with six people and no papers.</w:t>
-      </w:r>
-    </w:p>
-    <w:p>
-      <w:pPr>
-        <w:pStyle w:val="BodyText"/>
-      </w:pPr>
-      <w:r>
-        <w:t xml:space="preserve">He was a large pale man in a good suit, and Lolly, who had prepared herself for a monster, found the reality much more upsetting, because the President of the Galactic Counsel was not a monster. He was a man who had discovered, at some point early in a long career, that a room will nearly always give way to whoever is prepared to be simplest, and who had never once needed to learn anything else.</w:t>
+        <w:t xml:space="preserve">Ronald Doughs, President of the Galactic Counsel, arrived nineteen minutes late with six people and no papers.</w:t>
+      </w:r>
+    </w:p>
+    <w:p>
+      <w:pPr>
+        <w:pStyle w:val="BodyText"/>
+      </w:pPr>
+      <w:r>
+        <w:t xml:space="preserve">Lolly had prepared herself for a monster, and found the reality much more upsetting, because the President of the Galactic Counsel was not a monster. He was a man who had discovered, at some point early in a long career, that a room will nearly always give way to whoever is prepared to be simplest, and who had never once needed to learn anything else.</w:t>
       </w:r>
     </w:p>
     <w:p>
@@ -6919,47 +6837,47 @@
         <w:pStyle w:val="BodyText"/>
       </w:pPr>
       <w:r>
-        <w:t xml:space="preserve">"He endorses it," said the President.</w:t>
-      </w:r>
-    </w:p>
-    <w:p>
-      <w:pPr>
-        <w:pStyle w:val="BodyText"/>
-      </w:pPr>
-      <w:r>
-        <w:t xml:space="preserve">"I do not," said Tegnér.</w:t>
-      </w:r>
-    </w:p>
-    <w:p>
-      <w:pPr>
-        <w:pStyle w:val="BodyText"/>
-      </w:pPr>
-      <w:r>
-        <w:t xml:space="preserve">"He endorses it."</w:t>
-      </w:r>
-    </w:p>
-    <w:p>
-      <w:pPr>
-        <w:pStyle w:val="BodyText"/>
-      </w:pPr>
-      <w:r>
-        <w:t xml:space="preserve">And Lolly understood, then, something about the mechanism, which she wrote down that night: that the President did not require Tegnér's agreement, only his sentence, and that a true sentence severed from the person who made it is the most powerful object in politics, because you cannot correct it without appearing to correct the physics.</w:t>
-      </w:r>
-    </w:p>
-    <w:p>
-      <w:pPr>
-        <w:pStyle w:val="BodyText"/>
-      </w:pPr>
-      <w:r>
-        <w:t xml:space="preserve">Beatrix Sloan was called at four twenty, as counsel for a non-signatory observer with leave to be heard, and she had eleven minutes.</w:t>
-      </w:r>
-    </w:p>
-    <w:p>
-      <w:pPr>
-        <w:pStyle w:val="BodyText"/>
-      </w:pPr>
-      <w:r>
-        <w:t xml:space="preserve">She used two of them on the facts and nine on the law.</w:t>
+        <w:t xml:space="preserve">"So the professor endorses it," said the President.</w:t>
+      </w:r>
+    </w:p>
+    <w:p>
+      <w:pPr>
+        <w:pStyle w:val="BodyText"/>
+      </w:pPr>
+      <w:r>
+        <w:t xml:space="preserve">"I do not," said Tegnér. "I answered a question about unitarity. I have not endorsed—"</w:t>
+      </w:r>
+    </w:p>
+    <w:p>
+      <w:pPr>
+        <w:pStyle w:val="BodyText"/>
+      </w:pPr>
+      <w:r>
+        <w:t xml:space="preserve">"The professor," said the President, already moving to the next item, "has answered the question."</w:t>
+      </w:r>
+    </w:p>
+    <w:p>
+      <w:pPr>
+        <w:pStyle w:val="BodyText"/>
+      </w:pPr>
+      <w:r>
+        <w:t xml:space="preserve">And Lolly understood, then, something about the mechanism, which she wrote down that night: that the President did not require Tegnér's agreement, only a form of words he could stand next to; that ‘the professor has answered the question’ was true and did all the work of an endorsement without being one; and that correcting it in public would look like arguing with the physics, not with him.</w:t>
+      </w:r>
+    </w:p>
+    <w:p>
+      <w:pPr>
+        <w:pStyle w:val="BodyText"/>
+      </w:pPr>
+      <w:r>
+        <w:t xml:space="preserve">Beatrix Sloan was called at four twenty, as counsel for a non-signatory observer with leave to be heard, and she had thirteen minutes.</w:t>
+      </w:r>
+    </w:p>
+    <w:p>
+      <w:pPr>
+        <w:pStyle w:val="BodyText"/>
+      </w:pPr>
+      <w:r>
+        <w:t xml:space="preserve">She used three of them on the facts and ten on the law.</w:t>
       </w:r>
     </w:p>
     <w:p>
@@ -7822,7 +7740,7 @@
           <w:bCs/>
           <w:b/>
         </w:rPr>
-        <w:t xml:space="preserve">Kastner's rule, applied to a budget line.</w:t>
+        <w:t xml:space="preserve">Eilstein's rule, applied to a budget line.</w:t>
       </w:r>
       <w:r>
         <w:t xml:space="preserve"> </w:t>
@@ -8645,7 +8563,7 @@
         <w:pStyle w:val="BodyText"/>
       </w:pPr>
       <w:r>
-        <w:t xml:space="preserve">"A hundred and ninety-seven classified. Yes for thirty-one, no for a hundred and sixty-six." She put the sheet down. "Nine unclassified. And I want to be very careful here, because I spent eleven days assuming the nine were a data problem and they are not a data problem."</w:t>
+        <w:t xml:space="preserve">"A hundred and ninety-seven classified. Yes for thirty-one, no for a hundred and sixty-six." She put the sheet down. "Nine unclassified. And I want to be very careful here, because I spent sixteen days assuming the nine were a data problem and they are not a data problem."</w:t>
       </w:r>
     </w:p>
     <w:p>
@@ -9918,7 +9836,7 @@
         <w:pStyle w:val="BodyText"/>
       </w:pPr>
       <w:r>
-        <w:t xml:space="preserve">"It is Bellew's number wearing different clothes," said Fainrose. "Two point eight against a ceiling of two."</w:t>
+        <w:t xml:space="preserve">"It is Bellboy's number wearing different clothes," said Fainrose. "Two point eight against a ceiling of two."</w:t>
       </w:r>
     </w:p>
     <w:p>
@@ -14007,7 +13925,7 @@
         <w:pStyle w:val="BodyText"/>
       </w:pPr>
       <w:r>
-        <w:t xml:space="preserve">It cost Ramanathan and Fainrose and Miss Pike eleven hours, and they came back at nine that night with the answer, and it was the best thing the department produced in the whole of that year.</w:t>
+        <w:t xml:space="preserve">It cost Ramanathan and Fainrose and Miss Pike seven hours, and they came back at nine that night with the answer, and it was the best thing the department produced in the whole of that year.</w:t>
       </w:r>
     </w:p>
     <w:p>
@@ -14320,15 +14238,15 @@
         <w:t xml:space="preserve"> </w:t>
       </w:r>
       <w:r>
-        <w:t xml:space="preserve">Fainrose had to face them on the Thursday, by relay, and she had prepared eleven minutes and used four.</w:t>
-      </w:r>
-    </w:p>
-    <w:p>
-      <w:pPr>
-        <w:pStyle w:val="BodyText"/>
-      </w:pPr>
-      <w:r>
-        <w:t xml:space="preserve">"You have asked me to certify direction," she said, "and I am going to refuse, in public, now, rather than in a footnote in eleven years.</w:t>
+        <w:t xml:space="preserve">Fainrose had to face them on the Thursday, by relay, and she had prepared sixteen minutes and used four.</w:t>
+      </w:r>
+    </w:p>
+    <w:p>
+      <w:pPr>
+        <w:pStyle w:val="BodyText"/>
+      </w:pPr>
+      <w:r>
+        <w:t xml:space="preserve">"You have asked me to certify direction," she said, "and I am going to refuse, in public, now, rather than in a footnote in twenty years.</w:t>
       </w:r>
     </w:p>
     <w:p>
@@ -14402,7 +14320,7 @@
         <w:pStyle w:val="BodyText"/>
       </w:pPr>
       <w:r>
-        <w:t xml:space="preserve">"There are two chairs," said Nashville, "and I have been sitting in one of them for eleven hours and he arrived at four."</w:t>
+        <w:t xml:space="preserve">"There are two chairs," said Nashville, "and I have been sitting in one of them for six hours and he arrived at four."</w:t>
       </w:r>
     </w:p>
     <w:p>
@@ -15655,7 +15573,7 @@
         <w:t xml:space="preserve">prediction</w:t>
       </w:r>
       <w:r>
-        <w:t xml:space="preserve">, it was risky, it was confirmed, and it worked because the intermediate steps were real physics and the anthropic step was doing only one job: telling him which question was worth asking. And there is a second respectable case: in nineteen eighty-seven a physicist argued that if the vacuum energy varies across a large ensemble of regions, observers will find themselves only where it is small enough to permit galaxies, which puts an upper bound on it — and he wrote down a value within an order or two of what was then measured eleven years later, before anybody had measured it at all."</w:t>
+        <w:t xml:space="preserve">, it was risky, it was confirmed, and it worked because the intermediate steps were real physics and the anthropic step was doing only one job: telling him which question was worth asking. And there is a second respectable case: in nineteen eighty-seven a physicist argued that if the vacuum energy varies across a large ensemble of regions, observers will find themselves only where it is small enough to permit galaxies, which puts an upper bound on it — and he wrote down a value within an order or two of what was then measured thirteen years later, before anybody had measured it at all."</w:t>
       </w:r>
     </w:p>
     <w:p>
@@ -16160,7 +16078,7 @@
         <w:t xml:space="preserve">summoned</w:t>
       </w:r>
       <w:r>
-        <w:t xml:space="preserve">. You spent six hundred and eighty-eight years standing in lobbies waiting for somebody to establish externally whether what you did was needed, and you got it in Vienna in eleven hours, and the price of it is that no lobby in this galaxy will ever again be a place where you are entitled to wait. You can be compelled now. By us, and by the Office of the President, and by the nine, and by any party with a proper interest, and the compulsion is lawful precisely because you were verified."</w:t>
+        <w:t xml:space="preserve">. You spent six hundred and eighty-eight years standing in lobbies waiting for somebody to establish externally whether what you did was needed, and you got it in Vienna in six hours, and the price of it is that no lobby in this galaxy will ever again be a place where you are entitled to wait. You can be compelled now. By us, and by the Office of the President, and by the nine, and by any party with a proper interest, and the compulsion is lawful precisely because you were verified."</w:t>
       </w:r>
     </w:p>
     <w:p>
@@ -18270,7 +18188,7 @@
         <w:pStyle w:val="SourceCode"/>
       </w:pPr>
       <w:r>
-        <w:t xml:space="preserve">Nelson Drill was eighty-eight and arrived by taxi with a driver he had evidently talked to for the entire journey, since the driver came in to help him with the door and then stayed for eleven minutes listening to the end of something.</w:t>
+        <w:t xml:space="preserve">Nelson Drill was eighty-eight and arrived by taxi with a driver he had evidently talked to for the entire journey, since the driver came in to help him with the door and then stayed for seven minutes listening to the end of something.</w:t>
       </w:r>
     </w:p>
     <w:p>
@@ -18302,7 +18220,7 @@
         <w:pStyle w:val="FirstParagraph"/>
       </w:pPr>
       <w:r>
-        <w:t xml:space="preserve">"I have read your Chapter Three finding eleven times and I believe it is invalid, and I want to be careful, because I do not believe it is wrong." He sat down slowly. "Those are not the same and the difference is the whole of what I have come to say. I think you have reached a conclusion that may well be correct by a route that is not permitted, and in my trade that is worse than an error, because an error can be found."</w:t>
+        <w:t xml:space="preserve">"I have read your Chapter Three finding six times and I believe it is invalid, and I want to be careful, because I do not believe it is wrong." He sat down slowly. "Those are not the same and the difference is the whole of what I have come to say. I think you have reached a conclusion that may well be correct by a route that is not permitted, and in my trade that is worse than an error, because an error can be found."</w:t>
       </w:r>
     </w:p>
     <w:p>
@@ -18470,7 +18388,7 @@
         <w:pStyle w:val="SourceCode"/>
       </w:pPr>
       <w:r>
-        <w:t xml:space="preserve">"Yes," said Drill. "Yes. That is — that is the good objection and I have been thinking about it for eleven days and I want to give you the answer that I think is true rather than the one that wins.</w:t>
+        <w:t xml:space="preserve">"Yes," said Drill. "Yes. That is — that is the good objection and I have been thinking about it for nine days and I want to give you the answer that I think is true rather than the one that wins.</w:t>
       </w:r>
     </w:p>
     <w:p>
@@ -20720,7 +20638,7 @@
         <w:pStyle w:val="SourceCode"/>
       </w:pPr>
       <w:r>
-        <w:t xml:space="preserve">"The Counsel reinstated funding in July. Quietly. Ronald Dump's office issued a one-line correction and hoped nobody would ask why. I only found out because I still had the travel booking open for the delegation that never happened, and I had to cancel a hotel."</w:t>
+        <w:t xml:space="preserve">"The Counsel reinstated funding in July. Quietly. Ronald Doughs's office issued a one-line correction and hoped nobody would ask why. I only found out because I still had the travel booking open for the delegation that never happened, and I had to cancel a hotel."</w:t>
       </w:r>
     </w:p>
     <w:p>

--- a/Lolly Wren's Curious Science Adventures - SERIES/Book 2 - The Permitted Options/The_Permitted_Options_BOOK_2_DRAFT.docx
+++ b/Lolly Wren's Curious Science Adventures - SERIES/Book 2 - The Permitted Options/The_Permitted_Options_BOOK_2_DRAFT.docx
@@ -2444,36 +2444,7 @@
         <w:pStyle w:val="FirstParagraph"/>
       </w:pPr>
       <w:r>
-        <w:t xml:space="preserve">Chapter Two carries</w:t>
-      </w:r>
-      <w:r>
-        <w:t xml:space="preserve"> </w:t>
-      </w:r>
-      <w:r>
-        <w:rPr>
-          <w:bCs/>
-          <w:b/>
-        </w:rPr>
-        <w:t xml:space="preserve">vacuum energy</w:t>
-      </w:r>
-      <w:r>
-        <w:t xml:space="preserve"> </w:t>
-      </w:r>
-      <w:r>
-        <w:t xml:space="preserve">and the</w:t>
-      </w:r>
-      <w:r>
-        <w:t xml:space="preserve"> </w:t>
-      </w:r>
-      <w:r>
-        <w:rPr>
-          <w:bCs/>
-          <w:b/>
-        </w:rPr>
-        <w:t xml:space="preserve">Casimir effect</w:t>
-      </w:r>
-      <w:r>
-        <w:t xml:space="preserve">, and uses them to give Chapter One's tunnelling a cause.</w:t>
+        <w:t xml:space="preserve">New in Chapter Two: vacuum energy and the Casimir effect, brought in to give Chapter One's tunnelling a cause.</w:t>
       </w:r>
     </w:p>
     <w:p>
@@ -2780,31 +2751,7 @@
           <w:bCs/>
           <w:b/>
         </w:rPr>
-        <w:t xml:space="preserve">Chapter Two teaches that empty space has a price which boundaries can lower — and that lowering it by eleven parts in</w:t>
-      </w:r>
-      <w:r>
-        <w:rPr>
-          <w:bCs/>
-          <w:b/>
-        </w:rPr>
-        <w:t xml:space="preserve"> </w:t>
-      </w:r>
-      <w:r>
-        <w:t xml:space="preserve">10²²</w:t>
-      </w:r>
-      <w:r>
-        <w:rPr>
-          <w:bCs/>
-          <w:b/>
-        </w:rPr>
-        <w:t xml:space="preserve"> </w:t>
-      </w:r>
-      <w:r>
-        <w:rPr>
-          <w:bCs/>
-          <w:b/>
-        </w:rPr>
-        <w:t xml:space="preserve">along a single bearing was enough to open a door in every unfinished thing the shadow crossed.</w:t>
+        <w:t xml:space="preserve">The lesson of Chapter Two: empty space has a price, and boundaries can lower it. Lowering it by eleven parts in 10²² along a single bearing was enough to open a door in every unfinished thing the shadow crossed.</w:t>
       </w:r>
     </w:p>
     <w:p>
@@ -4110,20 +4057,7 @@
         <w:pStyle w:val="FirstParagraph"/>
       </w:pPr>
       <w:r>
-        <w:t xml:space="preserve">Chapter Three carries</w:t>
-      </w:r>
-      <w:r>
-        <w:t xml:space="preserve"> </w:t>
-      </w:r>
-      <w:r>
-        <w:rPr>
-          <w:bCs/>
-          <w:b/>
-        </w:rPr>
-        <w:t xml:space="preserve">determinism versus irreducible chance</w:t>
-      </w:r>
-      <w:r>
-        <w:t xml:space="preserve">, and the specific methodological claim behind Einstein's most-quoted and most-misused sentence.</w:t>
+        <w:t xml:space="preserve">Chapter Three's physics toolkit: determinism versus irreducible chance, and the specific methodological claim behind Einstein's most-quoted and most-misused sentence.</w:t>
       </w:r>
     </w:p>
     <w:p>
@@ -4499,7 +4433,7 @@
           <w:bCs/>
           <w:b/>
         </w:rPr>
-        <w:t xml:space="preserve">Chapter Three teaches that a probability may be a confession rather than a law — and since chance produces waste and nothing was shed, the fourteen were not selected but drained out of rooms whose floors a register had quietly removed.</w:t>
+        <w:t xml:space="preserve">What Chapter Three actually proves: a probability may be a confession rather than a law. Since chance produces waste, and nothing here was shed, the fourteen were not selected. They were drained out of rooms whose floors a register had quietly removed.</w:t>
       </w:r>
     </w:p>
     <w:p>
@@ -5657,20 +5591,7 @@
         <w:pStyle w:val="FirstParagraph"/>
       </w:pPr>
       <w:r>
-        <w:t xml:space="preserve">Chapter Four carries the</w:t>
-      </w:r>
-      <w:r>
-        <w:t xml:space="preserve"> </w:t>
-      </w:r>
-      <w:r>
-        <w:rPr>
-          <w:bCs/>
-          <w:b/>
-        </w:rPr>
-        <w:t xml:space="preserve">holographic principle</w:t>
-      </w:r>
-      <w:r>
-        <w:t xml:space="preserve">, and the entropy bounds that force it.</w:t>
+        <w:t xml:space="preserve">Chapter Four draws on the holographic principle, and the entropy bounds that force it.</w:t>
       </w:r>
     </w:p>
     <w:p>
@@ -6072,18 +5993,15 @@
           <w:bCs/>
           <w:b/>
         </w:rPr>
-        <w:t xml:space="preserve">Chapter Four teaches that everything true inside a region is already written on its boundary — so the fourteen never travelled anywhere, they were the thinnest records on the wall, and something needed the space.</w:t>
-      </w:r>
-    </w:p>
-    <w:p>
-      <w:pPr>
-        <w:pStyle w:val="BodyText"/>
-      </w:pPr>
-      <w:r>
-        <w:t xml:space="preserve">Chapter Five looks like</w:t>
-      </w:r>
-      <w:r>
-        <w:t xml:space="preserve"> </w:t>
+        <w:t xml:space="preserve">By the end of Chapter Four: everything true inside a region is already written on its boundary. The fourteen never travelled anywhere. They were the thinnest records on the wall, and something needed the space.</w:t>
+      </w:r>
+    </w:p>
+    <w:p>
+      <w:pPr>
+        <w:pStyle w:val="BodyText"/>
+      </w:pPr>
+      <w:r>
+        <w:t xml:space="preserve">On the surface, Chapter Five is </w:t>
       </w:r>
       <w:r>
         <w:rPr>
@@ -6093,7 +6011,7 @@
         <w:t xml:space="preserve">black hole complementarity and the firewall problem</w:t>
       </w:r>
       <w:r>
-        <w:t xml:space="preserve">: if the fourteen exist both as the people now living in Peterhead and as data on a rewritten surface, then two observers with incompatible but individually consistent accounts is not a paradox to be resolved but a legal jurisdiction to be argued — and Beatrix Sloan is about to discover that a treaty requires both parties to agree on where the boundary is.</w:t>
+        <w:t xml:space="preserve">. If the fourteen exist both as the people now living in Peterhead and as data on a rewritten surface, then two observers with incompatible but individually consistent accounts are not a paradox to be resolved. They are a legal jurisdiction to be argued — and Beatrix Sloan is about to discover that a treaty requires both parties to agree on where the boundary is.</w:t>
       </w:r>
     </w:p>
     <w:p>
@@ -7467,36 +7385,7 @@
         <w:pStyle w:val="FirstParagraph"/>
       </w:pPr>
       <w:r>
-        <w:t xml:space="preserve">Chapter Five carries</w:t>
-      </w:r>
-      <w:r>
-        <w:t xml:space="preserve"> </w:t>
-      </w:r>
-      <w:r>
-        <w:rPr>
-          <w:bCs/>
-          <w:b/>
-        </w:rPr>
-        <w:t xml:space="preserve">black hole complementarity and the firewall problem</w:t>
-      </w:r>
-      <w:r>
-        <w:t xml:space="preserve">, and — through item seven of Annex C — the</w:t>
-      </w:r>
-      <w:r>
-        <w:t xml:space="preserve"> </w:t>
-      </w:r>
-      <w:r>
-        <w:rPr>
-          <w:bCs/>
-          <w:b/>
-        </w:rPr>
-        <w:t xml:space="preserve">tunnelling basis of stellar fusion</w:t>
-      </w:r>
-      <w:r>
-        <w:t xml:space="preserve"> </w:t>
-      </w:r>
-      <w:r>
-        <w:t xml:space="preserve">and how core-collapse supernovae are triggered.</w:t>
+        <w:t xml:space="preserve">The physics on the table in Chapter Five: black hole complementarity and the firewall problem, and — through item seven of Annex C — the tunnelling basis of stellar fusion and how core-collapse supernovae are triggered.</w:t>
       </w:r>
     </w:p>
     <w:p>
@@ -7840,28 +7729,25 @@
           <w:bCs/>
           <w:b/>
         </w:rPr>
-        <w:t xml:space="preserve">Chapter Five teaches that the doctrine protecting a conserved universe from any charge of harm is itself broken by the monogamy of correlation — and that a president who says only true things can end eleven thousand years of quiet maintenance in fifty-six minutes, with the word for the consequence appearing nowhere in the minutes.</w:t>
-      </w:r>
-    </w:p>
-    <w:p>
-      <w:pPr>
-        <w:pStyle w:val="BodyText"/>
-      </w:pPr>
-      <w:r>
-        <w:t xml:space="preserve">Chapter Six looks like</w:t>
-      </w:r>
-      <w:r>
-        <w:t xml:space="preserve"> </w:t>
-      </w:r>
-      <w:r>
-        <w:rPr>
-          <w:bCs/>
-          <w:b/>
-        </w:rPr>
-        <w:t xml:space="preserve">the Page curve and the Chandrasekhar limit in the same room</w:t>
-      </w:r>
-      <w:r>
-        <w:t xml:space="preserve">: Ramanathan has a list of two hundred and six cores and a hundred and twenty days, Mrs Kind wants to know who inherits the Programme's assets when it is wound up, and Beatrix Sloan has stopped drafting a treaty and started drafting an injunction against a body with no territory, no army, and, it turns out, no address.</w:t>
+        <w:t xml:space="preserve">Chapter Five's claim, stated plainly: the doctrine that protects a conserved universe from any charge of harm is itself broken by the monogamy of correlation. A president who says only true things can end eleven thousand years of quiet maintenance in fifty-six minutes — and the word for the consequence appears nowhere in the minutes.</w:t>
+      </w:r>
+    </w:p>
+    <w:p>
+      <w:pPr>
+        <w:pStyle w:val="BodyText"/>
+      </w:pPr>
+      <w:r>
+        <w:t xml:space="preserve">Chapter Six puts </w:t>
+      </w:r>
+      <w:r>
+        <w:rPr>
+          <w:bCs/>
+          <w:b/>
+        </w:rPr>
+        <w:t xml:space="preserve">the Page curve and the Chandrasekhar limit</w:t>
+      </w:r>
+      <w:r>
+        <w:t xml:space="preserve"> in the same room. Ramanathan has a list of two hundred and six cores and a hundred and twenty days. Mrs Kind wants to know who inherits the Programme's assets when it is wound up. And Beatrix Sloan has stopped drafting a treaty and started drafting an injunction against a body with no territory, no army, and, it turns out, no address.</w:t>
       </w:r>
     </w:p>
     <w:p>
@@ -8998,46 +8884,7 @@
         <w:pStyle w:val="FirstParagraph"/>
       </w:pPr>
       <w:r>
-        <w:t xml:space="preserve">Chapter Six carries</w:t>
-      </w:r>
-      <w:r>
-        <w:t xml:space="preserve"> </w:t>
-      </w:r>
-      <w:r>
-        <w:rPr>
-          <w:bCs/>
-          <w:b/>
-        </w:rPr>
-        <w:t xml:space="preserve">Gödel's incompleteness theorems</w:t>
-      </w:r>
-      <w:r>
-        <w:t xml:space="preserve">, their computational twin the</w:t>
-      </w:r>
-      <w:r>
-        <w:t xml:space="preserve"> </w:t>
-      </w:r>
-      <w:r>
-        <w:rPr>
-          <w:bCs/>
-          <w:b/>
-        </w:rPr>
-        <w:t xml:space="preserve">halting problem</w:t>
-      </w:r>
-      <w:r>
-        <w:t xml:space="preserve">, and the fact — not the metaphor — that</w:t>
-      </w:r>
-      <w:r>
-        <w:t xml:space="preserve"> </w:t>
-      </w:r>
-      <w:r>
-        <w:rPr>
-          <w:bCs/>
-          <w:b/>
-        </w:rPr>
-        <w:t xml:space="preserve">undecidability occurs in physics</w:t>
-      </w:r>
-      <w:r>
-        <w:t xml:space="preserve">.</w:t>
+        <w:t xml:space="preserve">Chapter Six brings in Gödel's incompleteness theorems, their computational twin the halting problem, and the fact — not the metaphor — that undecidability occurs in physics.</w:t>
       </w:r>
     </w:p>
     <w:p>
@@ -9456,31 +9303,25 @@
           <w:bCs/>
           <w:b/>
         </w:rPr>
-        <w:t xml:space="preserve">Chapter Six teaches that no system rich enough to describe itself can certify itself — so a single self-referential motion freezes the Counsel indefinitely, at the price of committing the exact offence the first book prosecuted, while nine stars turn out to be undecidable and the map of every thin place in the galaxy changes hands on the eleventh of June.</w:t>
-      </w:r>
-    </w:p>
-    <w:p>
-      <w:pPr>
-        <w:pStyle w:val="BodyText"/>
-      </w:pPr>
-      <w:r>
-        <w:t xml:space="preserve">Chapter Seven looks like the</w:t>
-      </w:r>
-      <w:r>
-        <w:t xml:space="preserve"> </w:t>
-      </w:r>
-      <w:r>
-        <w:rPr>
-          <w:bCs/>
-          <w:b/>
-        </w:rPr>
-        <w:t xml:space="preserve">Page curve</w:t>
-      </w:r>
-      <w:r>
-        <w:t xml:space="preserve"> </w:t>
-      </w:r>
-      <w:r>
-        <w:t xml:space="preserve">and the arithmetic of a deadline: Ramanathan can date the moment 4C's radiation crossed from carrying nothing to carrying everything, Mrs Kind wants to know why a body with no address needed eleven leased premises, and Eilstein — who has now been recognised as the same shape as the theorem — is asked, for the first time, who tasted his food.</w:t>
+        <w:t xml:space="preserve">If Chapter Six teaches anything, it is this: no system rich enough to describe itself can certify itself. A single self-referential motion freezes the Counsel indefinitely, at the price of committing the exact offence the first book prosecuted — while nine stars turn out to be undecidable, and the map of every thin place in the galaxy changes hands on the eleventh of June.</w:t>
+      </w:r>
+    </w:p>
+    <w:p>
+      <w:pPr>
+        <w:pStyle w:val="BodyText"/>
+      </w:pPr>
+      <w:r>
+        <w:t xml:space="preserve">What Chapter Seven runs on is </w:t>
+      </w:r>
+      <w:r>
+        <w:rPr>
+          <w:bCs/>
+          <w:b/>
+        </w:rPr>
+        <w:t xml:space="preserve">the Page curve and the arithmetic of a deadline</w:t>
+      </w:r>
+      <w:r>
+        <w:t xml:space="preserve">. Ramanathan can date the moment 4C's radiation crossed from carrying nothing to carrying everything. Mrs Kind wants to know why a body with no address needed eleven leased premises. And Eilstein — who has now been recognised as the same shape as the theorem — is asked, for the first time, who tasted his food.</w:t>
       </w:r>
     </w:p>
     <w:p>
@@ -10544,49 +10385,7 @@
         <w:pStyle w:val="FirstParagraph"/>
       </w:pPr>
       <w:r>
-        <w:t xml:space="preserve">Chapter Seven carries</w:t>
-      </w:r>
-      <w:r>
-        <w:t xml:space="preserve"> </w:t>
-      </w:r>
-      <w:r>
-        <w:rPr>
-          <w:bCs/>
-          <w:b/>
-        </w:rPr>
-        <w:t xml:space="preserve">Nash equilibrium and the commons</w:t>
-      </w:r>
-      <w:r>
-        <w:t xml:space="preserve">,</w:t>
-      </w:r>
-      <w:r>
-        <w:t xml:space="preserve"> </w:t>
-      </w:r>
-      <w:r>
-        <w:rPr>
-          <w:bCs/>
-          <w:b/>
-        </w:rPr>
-        <w:t xml:space="preserve">nonlocal games</w:t>
-      </w:r>
-      <w:r>
-        <w:t xml:space="preserve"> </w:t>
-      </w:r>
-      <w:r>
-        <w:t xml:space="preserve">as the operational face of Bell's theorem, and the 2020 result that the value of such games is</w:t>
-      </w:r>
-      <w:r>
-        <w:t xml:space="preserve"> </w:t>
-      </w:r>
-      <w:r>
-        <w:rPr>
-          <w:bCs/>
-          <w:b/>
-        </w:rPr>
-        <w:t xml:space="preserve">undecidable</w:t>
-      </w:r>
-      <w:r>
-        <w:t xml:space="preserve">.</w:t>
+        <w:t xml:space="preserve">New in Chapter Seven: Nash equilibrium and the commons, nonlocal games as the operational face of Bell's theorem, and the 2020 result that the value of such games is undecidable.</w:t>
       </w:r>
     </w:p>
     <w:p>
@@ -10967,18 +10766,15 @@
           <w:bCs/>
           <w:b/>
         </w:rPr>
-        <w:t xml:space="preserve">Chapter Seven teaches that the galaxy's only working compact was never a treaty but a game nobody could cheat at — and that dismantling it requires no vote, only an unpaid service charge, while the mathematics that makes the game unfakeable also makes its optimal play undecidable, so the same weapon works from either end.</w:t>
-      </w:r>
-    </w:p>
-    <w:p>
-      <w:pPr>
-        <w:pStyle w:val="BodyText"/>
-      </w:pPr>
-      <w:r>
-        <w:t xml:space="preserve">Chapter Eight looks like</w:t>
-      </w:r>
-      <w:r>
-        <w:t xml:space="preserve"> </w:t>
+        <w:t xml:space="preserve">Chapter Seven's real subject: the galaxy's only working compact was never a treaty. It was a game nobody could cheat at. Dismantling it requires no vote, only an unpaid service charge — and the mathematics that makes the game unfakeable also makes its optimal play undecidable, so the same weapon works from either end.</w:t>
+      </w:r>
+    </w:p>
+    <w:p>
+      <w:pPr>
+        <w:pStyle w:val="BodyText"/>
+      </w:pPr>
+      <w:r>
+        <w:t xml:space="preserve">Under the surface, Chapter Eight is </w:t>
       </w:r>
       <w:r>
         <w:rPr>
@@ -10988,7 +10784,7 @@
         <w:t xml:space="preserve">decoherence and the einselection of a classical world</w:t>
       </w:r>
       <w:r>
-        <w:t xml:space="preserve">: with nine members to choose and a hundred and twelve days left, Miss Pike proposes replenishing the eleven rooms from an unexpected source, van Casteel comes out of the mineshaft with a lease older than his employer, and somebody finally asks what the two Vienna premises were for.</w:t>
+        <w:t xml:space="preserve">. With nine members to choose and a hundred and twelve days left, Miss Pike proposes replenishing the eleven rooms from an unexpected source. Van Casteel comes out of the mineshaft with a lease older than his employer. And somebody finally asks what the two Vienna premises were for.</w:t>
       </w:r>
     </w:p>
     <w:p>
@@ -12116,62 +11912,7 @@
         <w:pStyle w:val="FirstParagraph"/>
       </w:pPr>
       <w:r>
-        <w:t xml:space="preserve">Chapter Eight carries the</w:t>
-      </w:r>
-      <w:r>
-        <w:t xml:space="preserve"> </w:t>
-      </w:r>
-      <w:r>
-        <w:rPr>
-          <w:bCs/>
-          <w:b/>
-        </w:rPr>
-        <w:t xml:space="preserve">unreasonable effectiveness debate</w:t>
-      </w:r>
-      <w:r>
-        <w:t xml:space="preserve">, the</w:t>
-      </w:r>
-      <w:r>
-        <w:t xml:space="preserve"> </w:t>
-      </w:r>
-      <w:r>
-        <w:rPr>
-          <w:bCs/>
-          <w:b/>
-        </w:rPr>
-        <w:t xml:space="preserve">domain of validity</w:t>
-      </w:r>
-      <w:r>
-        <w:t xml:space="preserve"> </w:t>
-      </w:r>
-      <w:r>
-        <w:t xml:space="preserve">of theorems in physics,</w:t>
-      </w:r>
-      <w:r>
-        <w:t xml:space="preserve"> </w:t>
-      </w:r>
-      <w:r>
-        <w:rPr>
-          <w:bCs/>
-          <w:b/>
-        </w:rPr>
-        <w:t xml:space="preserve">superquantum correlations</w:t>
-      </w:r>
-      <w:r>
-        <w:t xml:space="preserve">, and — as the answer to all three —</w:t>
-      </w:r>
-      <w:r>
-        <w:t xml:space="preserve"> </w:t>
-      </w:r>
-      <w:r>
-        <w:rPr>
-          <w:bCs/>
-          <w:b/>
-        </w:rPr>
-        <w:t xml:space="preserve">decoherence and einselection</w:t>
-      </w:r>
-      <w:r>
-        <w:t xml:space="preserve">.</w:t>
+        <w:t xml:space="preserve">Chapter Eight's toolkit: the unreasonable effectiveness debate, the domain of validity of theorems in physics, superquantum correlations, and — as the answer to all three — decoherence and einselection.</w:t>
       </w:r>
     </w:p>
     <w:p>
@@ -12665,18 +12406,15 @@
           <w:bCs/>
           <w:b/>
         </w:rPr>
-        <w:t xml:space="preserve">Chapter Eight teaches that a theorem binds a model rather than a world — so a cheat with a vacuum budget could score above the quantum ceiling and be certified as the most honest member — and that mathematics works at all only because decoherence has been sieving reality into describable pointer states, using an environment whose upkeep was cancelled in Vienna.</w:t>
-      </w:r>
-    </w:p>
-    <w:p>
-      <w:pPr>
-        <w:pStyle w:val="BodyText"/>
-      </w:pPr>
-      <w:r>
-        <w:t xml:space="preserve">Chapter Nine looks like</w:t>
-      </w:r>
-      <w:r>
-        <w:t xml:space="preserve"> </w:t>
+        <w:t xml:space="preserve">The upshot of Chapter Eight: a theorem binds a model, not a world. A cheat with a vacuum budget could score above the quantum ceiling and be certified as the most honest member in the room. Mathematics works at all only because decoherence has been sieving reality into describable pointer states — using an environment whose upkeep was cancelled in Vienna.</w:t>
+      </w:r>
+    </w:p>
+    <w:p>
+      <w:pPr>
+        <w:pStyle w:val="BodyText"/>
+      </w:pPr>
+      <w:r>
+        <w:t xml:space="preserve">Chapter Nine's physics is </w:t>
       </w:r>
       <w:r>
         <w:rPr>
@@ -12686,7 +12424,7 @@
         <w:t xml:space="preserve">quantum Darwinism and the manufacture of an agreed world</w:t>
       </w:r>
       <w:r>
-        <w:t xml:space="preserve">: the department must decide whether to harvest 4C, van Casteel must find out whether counting the contents of a sealed chamber for nineteen years has already broken the covenant, and Mrs Kind proposes that somebody should go to Vienna and sit in the empty room — which requires, for the first time in eleven thousand years, establishing what an unaffiliated observer is.</w:t>
+        <w:t xml:space="preserve">. The department must decide whether to harvest 4C. Van Casteel must find out whether counting the contents of a sealed chamber for nineteen years has already broken the covenant. And Mrs Kind proposes that somebody should go to Vienna and sit in the empty room — which requires, for the first time in eleven thousand years, establishing what an unaffiliated observer even is.</w:t>
       </w:r>
     </w:p>
     <w:p>
@@ -13158,27 +12896,7 @@
         <w:pStyle w:val="FirstParagraph"/>
       </w:pPr>
       <w:r>
-        <w:t xml:space="preserve">Chapter Nine carries </w:t>
-      </w:r>
-      <w:r>
-        <w:rPr>
-          <w:bCs/>
-          <w:b/>
-        </w:rPr>
-        <w:t xml:space="preserve">the Heisenberg uncertainty principle</w:t>
-      </w:r>
-      <w:r>
-        <w:t xml:space="preserve"> — closing the loop on Chapter Two's zero-point energy — and </w:t>
-      </w:r>
-      <w:r>
-        <w:rPr>
-          <w:bCs/>
-          <w:b/>
-        </w:rPr>
-        <w:t xml:space="preserve">Zurek's quantum Darwinism</w:t>
-      </w:r>
-      <w:r>
-        <w:t xml:space="preserve">, the redundancy criterion that Chapter Ten leans on to tell a genuine record from a forged one.</w:t>
+        <w:t xml:space="preserve">Chapter Nine brings back the Heisenberg uncertainty principle — closing the loop on Chapter Two's zero-point energy — and adds Zurek's quantum Darwinism, the redundancy criterion that Chapter Ten leans on to tell a genuine record from a forged one.</w:t>
       </w:r>
     </w:p>
     <w:p>
@@ -13470,7 +13188,11 @@
         <w:pStyle w:val="BodyText"/>
       </w:pPr>
       <w:r>
-        <w:t xml:space="preserve">Chapter Nine teaches that nothing sits perfectly still, that a fact becomes real to everyone only once it has stopped needing any one teller, and that the same arithmetic tells you both what you may finally touch and whom you may finally trust.</w:t>
+        <w:rPr>
+          <w:bCs/>
+          <w:b/>
+        </w:rPr>
+        <w:t xml:space="preserve">What Chapter Nine settles: nothing sits perfectly still. A fact becomes real to everyone only once it has stopped needing any one teller — and the same arithmetic tells you both what you may finally touch and whom you may finally trust.</w:t>
       </w:r>
     </w:p>
     <w:p>
@@ -13493,7 +13215,7 @@
         <w:pStyle w:val="BodyText"/>
       </w:pPr>
       <w:r>
-        <w:t xml:space="preserve">Chapter Ten looks like the arrow of time argued from a translator's chair: Barbarian has thirty-one years of being told his own subject does not exist, Beatrix tests whether a redundancy built for facts about the present can be made to certify facts about the past, and the department learns, from a man who does not believe in Tuesdays, exactly what a forged history would have to pay for.</w:t>
+        <w:t xml:space="preserve">Chapter Ten argues the arrow of time from a translator's chair. Barbarian has thirty-one years of being told his own subject does not exist. Beatrix tests whether a redundancy built for facts about the present can be made to certify facts about the past. And the department learns, from a man who does not believe in Tuesdays, exactly what a forged history would have to pay for.</w:t>
       </w:r>
     </w:p>
     <w:p>
@@ -14652,33 +14374,7 @@
         <w:pStyle w:val="FirstParagraph"/>
       </w:pPr>
       <w:r>
-        <w:t xml:space="preserve">Chapter Ten carries the</w:t>
-      </w:r>
-      <w:r>
-        <w:t xml:space="preserve"> </w:t>
-      </w:r>
-      <w:r>
-        <w:rPr>
-          <w:bCs/>
-          <w:b/>
-        </w:rPr>
-        <w:t xml:space="preserve">arrow of time</w:t>
-      </w:r>
-      <w:r>
-        <w:t xml:space="preserve">, the</w:t>
-      </w:r>
-      <w:r>
-        <w:t xml:space="preserve"> </w:t>
-      </w:r>
-      <w:r>
-        <w:rPr>
-          <w:bCs/>
-          <w:b/>
-        </w:rPr>
-        <w:t xml:space="preserve">Past Hypothesis</w:t>
-      </w:r>
-      <w:r>
-        <w:t xml:space="preserve">, and the timeless reading of quantum gravity that Barbour has argued for since the 1980s.</w:t>
+        <w:t xml:space="preserve">The physics under Chapter Ten: the arrow of time, the Past Hypothesis, and the timeless reading of quantum gravity that Barbour has argued for since the 1980s.</w:t>
       </w:r>
     </w:p>
     <w:p>
@@ -15128,18 +14824,15 @@
           <w:bCs/>
           <w:b/>
         </w:rPr>
-        <w:t xml:space="preserve">Chapter Ten teaches that the arrow of time is an assumed boundary condition rather than a law, and that in a timeless formalism history is nothing but the consistency of records — from which it follows, expensively and reassuringly, that a forged past costs as much as a lived one, and that nobody can certify which way a slack galaxy is running.</w:t>
-      </w:r>
-    </w:p>
-    <w:p>
-      <w:pPr>
-        <w:pStyle w:val="BodyText"/>
-      </w:pPr>
-      <w:r>
-        <w:t xml:space="preserve">Chapter Eleven looks like</w:t>
-      </w:r>
-      <w:r>
-        <w:t xml:space="preserve"> </w:t>
+        <w:t xml:space="preserve">Chapter Ten's claim: the arrow of time is an assumed boundary condition, not a law. In a timeless formalism, history is nothing but the consistency of records — from which it follows, expensively and reassuringly, that a forged past costs as much as a lived one, and that nobody can certify which way a slack galaxy is running.</w:t>
+      </w:r>
+    </w:p>
+    <w:p>
+      <w:pPr>
+        <w:pStyle w:val="BodyText"/>
+      </w:pPr>
+      <w:r>
+        <w:t xml:space="preserve">The physics under Chapter Eleven is </w:t>
       </w:r>
       <w:r>
         <w:rPr>
@@ -15149,7 +14842,7 @@
         <w:t xml:space="preserve">the fine-tuning of the constants and the anthropic question</w:t>
       </w:r>
       <w:r>
-        <w:t xml:space="preserve">: the President's office proposes a game nobody can compute the value of, exactly as Nashville predicted and eleven weeks early, the nine discover that the Fourth Concordance's four-hundred-year records were kept in a form no modern instrument can read, and Eilstein's question about whether a verified creature may still demand an invitation turns out to have a legal answer that nobody in the department wants to give him.</w:t>
+        <w:t xml:space="preserve">. The President's office proposes a game nobody can compute the value of — exactly as Nashville predicted, and eleven weeks early. The nine discover that the Fourth Concordance's four-hundred-year records were kept in a form no modern instrument can read. And Eilstein's question about whether a verified creature may still demand an invitation turns out to have a legal answer that nobody in the department wants to give him.</w:t>
       </w:r>
     </w:p>
     <w:p>
@@ -16425,36 +16118,7 @@
         <w:pStyle w:val="FirstParagraph"/>
       </w:pPr>
       <w:r>
-        <w:t xml:space="preserve">Chapter Eleven carries</w:t>
-      </w:r>
-      <w:r>
-        <w:t xml:space="preserve"> </w:t>
-      </w:r>
-      <w:r>
-        <w:rPr>
-          <w:bCs/>
-          <w:b/>
-        </w:rPr>
-        <w:t xml:space="preserve">fine-tuning</w:t>
-      </w:r>
-      <w:r>
-        <w:t xml:space="preserve"> </w:t>
-      </w:r>
-      <w:r>
-        <w:t xml:space="preserve">and the</w:t>
-      </w:r>
-      <w:r>
-        <w:t xml:space="preserve"> </w:t>
-      </w:r>
-      <w:r>
-        <w:rPr>
-          <w:bCs/>
-          <w:b/>
-        </w:rPr>
-        <w:t xml:space="preserve">anthropic principle</w:t>
-      </w:r>
-      <w:r>
-        <w:t xml:space="preserve">, and the difference between a selection effect and an excuse.</w:t>
+        <w:t xml:space="preserve">Chapter Eleven draws on fine-tuning and the anthropic principle, and the difference between a selection effect and an excuse.</w:t>
       </w:r>
     </w:p>
     <w:p>
@@ -17062,18 +16726,15 @@
           <w:bCs/>
           <w:b/>
         </w:rPr>
-        <w:t xml:space="preserve">Chapter Eleven teaches that the anthropic principle is a rule about sampling rather than a certificate of safety — it bounds only the worst the past could have been and says nothing whatever about tomorrow — while the redundancy test that defeats a forged history disqualifies the one member whose four centuries were real, because its archive was keyed to a star that was made to explode early.</w:t>
-      </w:r>
-    </w:p>
-    <w:p>
-      <w:pPr>
-        <w:pStyle w:val="BodyText"/>
-      </w:pPr>
-      <w:r>
-        <w:t xml:space="preserve">Chapter Twelve looks like</w:t>
-      </w:r>
-      <w:r>
-        <w:t xml:space="preserve"> </w:t>
+        <w:t xml:space="preserve">By the end of Chapter Eleven: the anthropic principle is a rule about sampling, not a certificate of safety. It bounds only the worst the past could have been, and says nothing whatever about tomorrow. Worse, the redundancy test that defeats a forged history disqualifies the one member whose four centuries were real — because its archive was keyed to a star that was made to explode early.</w:t>
+      </w:r>
+    </w:p>
+    <w:p>
+      <w:pPr>
+        <w:pStyle w:val="BodyText"/>
+      </w:pPr>
+      <w:r>
+        <w:t xml:space="preserve">Chapter Twelve runs on </w:t>
       </w:r>
       <w:r>
         <w:rPr>
@@ -17083,7 +16744,7 @@
         <w:t xml:space="preserve">entropy, information, and Maxwell's demon</w:t>
       </w:r>
       <w:r>
-        <w:t xml:space="preserve">: with eighty-one days left the department must decide whether an unreadable archive is a record or a rumour, van Casteel proposes recovering the Concordance's key from the remnant itself, and somebody works out that a creature which eats discarded branches and returns them to a sealed chamber has been running, for fourteen years, precisely the engine that thermodynamics says cannot exist.</w:t>
+        <w:t xml:space="preserve">. With eighty-one days left, the department must decide whether an unreadable archive is a record or a rumour. Van Casteel proposes recovering the Concordance's key from the remnant itself. And somebody finally works out that a creature which eats discarded branches and returns them to a sealed chamber has been running, for fourteen years, precisely the engine that thermodynamics says cannot exist.</w:t>
       </w:r>
     </w:p>
     <w:p>
@@ -17787,7 +17448,7 @@
         <w:pStyle w:val="FirstParagraph"/>
       </w:pPr>
       <w:r>
-        <w:t xml:space="preserve">Chapter Twelve carries statistical mechanics as Boltzmann built it, the objections it survived, and the resolution of Maxwell's demon through the thermodynamics of information.</w:t>
+        <w:t xml:space="preserve">New in Chapter Twelve: statistical mechanics as Boltzmann built it, the objections it survived, and the resolution of Maxwell's demon through the thermodynamics of information.</w:t>
       </w:r>
     </w:p>
     <w:p>
@@ -18124,15 +17785,19 @@
         <w:pStyle w:val="FirstParagraph"/>
       </w:pPr>
       <w:r>
-        <w:t xml:space="preserve">Chapter Twelve teaches that entropy is a count of the arrangements you cannot distinguish, that a sorting demon pays not for looking but for forgetting — which makes an eleven-thousand-year memory an unpayable debt rather than a miracle — and that because forged records hold no extractable work, an unreadable archive can be weighed even when it cannot be read.</w:t>
-      </w:r>
-    </w:p>
-    <w:p>
-      <w:pPr>
-        <w:pStyle w:val="BodyText"/>
-      </w:pPr>
-      <w:r>
-        <w:t xml:space="preserve">Chapter Thirteen looks like the second law applied to institutions, and the Fermi question: the thermodynamic audit works, the Fourth Concordance is admitted, and the Office of the President responds not with a motion but with a question the department cannot answer — why, in eleven thousand years of maintained subscription, the Counsel has never once been contacted by a volume that maintained its own.</w:t>
+        <w:rPr>
+          <w:bCs/>
+          <w:b/>
+        </w:rPr>
+        <w:t xml:space="preserve">Chapter Twelve's physics, reduced to one line: entropy is a count of the arrangements you cannot distinguish, and a sorting demon pays not for looking but for forgetting — which makes an eleven-thousand-year memory an unpayable debt rather than a miracle. Because forged records hold no extractable work, an unreadable archive can be weighed even when it cannot be read.</w:t>
+      </w:r>
+    </w:p>
+    <w:p>
+      <w:pPr>
+        <w:pStyle w:val="BodyText"/>
+      </w:pPr>
+      <w:r>
+        <w:t xml:space="preserve">Chapter Thirteen applies the second law to institutions, and asks the Fermi question in earnest. The thermodynamic audit works. The Fourth Concordance is admitted. And the Office of the President responds not with a motion but with a question the department cannot answer — why, in eleven thousand years of maintained subscription, the Counsel has never once been contacted by a volume that maintained its own.</w:t>
       </w:r>
     </w:p>
     <w:p>
@@ -18900,7 +18565,7 @@
         <w:pStyle w:val="FirstParagraph"/>
       </w:pPr>
       <w:r>
-        <w:t xml:space="preserve">Chapter Thirteen carries Bohr's reply to EPR, complementarity as a claim about experimental arrangements, and the theorem that eventually vindicated it: Kochen–Specker contextuality.</w:t>
+        <w:t xml:space="preserve">Chapter Thirteen's toolkit: Bohr's reply to EPR, complementarity as a claim about experimental arrangements, and the theorem that eventually vindicated it, Kochen–Specker contextuality.</w:t>
       </w:r>
     </w:p>
     <w:p>
@@ -19139,15 +18804,19 @@
         <w:pStyle w:val="FirstParagraph"/>
       </w:pPr>
       <w:r>
-        <w:t xml:space="preserve">Chapter Thirteen teaches that results from mutually exclusive arrangements may not be combined into facts about a system alone — so the department's central finding survives as a conclusion but dies as an argument, and rebuilding it properly reveals the worse truth that the register was never recording the available options but defining them.</w:t>
-      </w:r>
-    </w:p>
-    <w:p>
-      <w:pPr>
-        <w:pStyle w:val="BodyText"/>
-      </w:pPr>
-      <w:r>
-        <w:t xml:space="preserve">Chapter Fourteen looks like the Fermi paradox and the great silence, taken seriously: Drill's suspicion is that the arrangement required to detect a self-maintained volume is incompatible with the arrangement required to maintain your own, Mrs Kind wants to know why the Programme's maintenance rounds were scheduled the way they were, and Ramanathan has sixty-eight days, thirty-one advancing cores, and a suspicion of her own about what the nine remaining undecidable ones have in common.</w:t>
+        <w:rPr>
+          <w:bCs/>
+          <w:b/>
+        </w:rPr>
+        <w:t xml:space="preserve">What Chapter Thirteen actually shows: results from mutually exclusive arrangements may not be combined into facts about a system alone. The department's central finding survives as a conclusion but dies as an argument — and rebuilding it properly reveals the worse truth, that the register was never recording the available options. It was defining them.</w:t>
+      </w:r>
+    </w:p>
+    <w:p>
+      <w:pPr>
+        <w:pStyle w:val="BodyText"/>
+      </w:pPr>
+      <w:r>
+        <w:t xml:space="preserve">Chapter Fourteen takes the Fermi paradox and the great silence seriously. Drill's suspicion is that the arrangement required to detect a self-maintained volume is incompatible with the arrangement required to maintain your own. Mrs Kind wants to know why the Programme's maintenance rounds were scheduled the way they were. And Ramanathan has sixty-eight days, thirty-one advancing cores, and a suspicion of her own about what the nine remaining undecidable ones have in common.</w:t>
       </w:r>
     </w:p>
     <w:p>
@@ -19531,7 +19200,7 @@
         <w:pStyle w:val="FirstParagraph"/>
       </w:pPr>
       <w:r>
-        <w:t xml:space="preserve">Chapter Fourteen carries quantum tunnelling as Esaki actually built it: the resolution of the "how did it get the energy" intuition, and the reframing of a barrier as a property of amplitude rather than geography.</w:t>
+        <w:t xml:space="preserve">Chapter Fourteen returns to quantum tunnelling, this time as Esaki actually built it: the resolution of the "how did it get the energy" intuition, and the reframing of a barrier as a property of amplitude rather than geography.</w:t>
       </w:r>
     </w:p>
     <w:p>
@@ -19716,15 +19385,19 @@
         <w:pStyle w:val="FirstParagraph"/>
       </w:pPr>
       <w:r>
-        <w:t xml:space="preserve">Chapter Fourteen teaches that nothing which tunnels ever lacked the means to be where it ended up — the amplitude was on both sides of the barrier all along — and that the fourteen's crossing is only mysterious if the register's barrier was ever a real one to begin with, which nobody in the department can yet prove.</w:t>
-      </w:r>
-    </w:p>
-    <w:p>
-      <w:pPr>
-        <w:pStyle w:val="BodyText"/>
-      </w:pPr>
-      <w:r>
-        <w:t xml:space="preserve">Chapter Fifteen looks like the instrument question answered: Ramanathan attempts to characterise whatever the register actually measures, thirty-one cores are still advancing toward collapse with sixty-eight days on the clock, and the nine undecidable cases from Chapter Six turn out to share exactly one property nobody had checked for.</w:t>
+        <w:rPr>
+          <w:bCs/>
+          <w:b/>
+        </w:rPr>
+        <w:t xml:space="preserve">The lesson Chapter Fourteen leaves behind: nothing which tunnels ever lacked the means to be where it ended up. The amplitude was on both sides of the barrier all along. The fourteen's crossing is only mysterious if the register's barrier was ever a real one to begin with — and nobody in the department can yet prove that it was.</w:t>
+      </w:r>
+    </w:p>
+    <w:p>
+      <w:pPr>
+        <w:pStyle w:val="BodyText"/>
+      </w:pPr>
+      <w:r>
+        <w:t xml:space="preserve">Chapter Fifteen finally answers the instrument question. Ramanathan attempts to characterise whatever the register actually measures. Thirty-one cores are still advancing toward collapse, with sixty-eight days on the clock. And the nine undecidable cases from Chapter Six turn out to share exactly one property nobody had checked for.</w:t>
       </w:r>
     </w:p>
     <w:p>
@@ -20212,7 +19885,7 @@
         <w:pStyle w:val="FirstParagraph"/>
       </w:pPr>
       <w:r>
-        <w:t xml:space="preserve">Chapter Fifteen carries the maximally extended Schwarzschild solution and the Einstein–Rosen bridge: general relativity's own wormhole, its real history, and why it is not — on its own — a useful tunnel.</w:t>
+        <w:t xml:space="preserve">New in Chapter Fifteen: the maximally extended Schwarzschild solution and the Einstein–Rosen bridge — general relativity's own wormhole, its real history, and why it is not, on its own, a useful tunnel.</w:t>
       </w:r>
     </w:p>
     <w:p>
@@ -20342,15 +20015,19 @@
         <w:pStyle w:val="FirstParagraph"/>
       </w:pPr>
       <w:r>
-        <w:t xml:space="preserve">Chapter Fifteen teaches that general relativity's own exact solution already contains a bridge between two otherwise separate regions the instant the mass exists — provably unusable in its bare form, and dependent for any real traversal on the one negative-energy resource the department had already measured and misfiled.</w:t>
-      </w:r>
-    </w:p>
-    <w:p>
-      <w:pPr>
-        <w:pStyle w:val="BodyText"/>
-      </w:pPr>
-      <w:r>
-        <w:t xml:space="preserve">Chapter Sixteen looks like the bench van Casteel promised: whether the throat behind Eilstein is merely technically true or practically open, what Ramanathan finds when she finally points a properly characterised instrument at it, and why the nine undecidable cores from Chapter Six are about to matter again.</w:t>
+        <w:rPr>
+          <w:bCs/>
+          <w:b/>
+        </w:rPr>
+        <w:t xml:space="preserve">Chapter Fifteen's physics comes down to this: general relativity's own exact solution already contains a bridge between two otherwise separate regions the instant the mass exists. It is provably unusable in its bare form, and dependent for any real traversal on the one negative-energy resource the department had already measured — and misfiled.</w:t>
+      </w:r>
+    </w:p>
+    <w:p>
+      <w:pPr>
+        <w:pStyle w:val="BodyText"/>
+      </w:pPr>
+      <w:r>
+        <w:t xml:space="preserve">Chapter Sixteen is the bench van Casteel promised, finally built: whether the throat behind Eilstein is merely technically true or practically open, what Ramanathan finds when she finally points a properly characterised instrument at it, and why the nine undecidable cores from Chapter Six are about to matter again.</w:t>
       </w:r>
     </w:p>
     <w:p>
@@ -20750,7 +20427,7 @@
         <w:pStyle w:val="SourceCode"/>
       </w:pPr>
       <w:r>
-        <w:t xml:space="preserve">Chapter Sixteen carries no single new concept forward; it is the book's synthesis chapter, and the physics is in how three previously separate threads are shown to be one measurement.</w:t>
+        <w:t xml:space="preserve">Chapter Sixteen brings forward no single new concept; it is the book's synthesis chapter, and the physics is in how three previously separate threads turn out to be one measurement.</w:t>
       </w:r>
     </w:p>
     <w:p>

--- a/Lolly Wren's Curious Science Adventures - SERIES/Book 2 - The Permitted Options/The_Permitted_Options_BOOK_2_DRAFT.docx
+++ b/Lolly Wren's Curious Science Adventures - SERIES/Book 2 - The Permitted Options/The_Permitted_Options_BOOK_2_DRAFT.docx
@@ -3963,13 +3963,13 @@
         <w:pStyle w:val="BodyText"/>
       </w:pPr>
       <w:r>
-        <w:t xml:space="preserve">Where there is chance, there is waste.</w:t>
+        <w:t xml:space="preserve">Where there is chance, there is waste. </w:t>
       </w:r>
       <w:r>
         <w:br/>
       </w:r>
       <w:r>
-        <w:t xml:space="preserve">There was no waste.</w:t>
+        <w:t xml:space="preserve">There was no waste. </w:t>
       </w:r>
       <w:r>
         <w:br/>
@@ -3991,7 +3991,7 @@
         <w:pStyle w:val="BodyText"/>
       </w:pPr>
       <w:r>
-        <w:t xml:space="preserve">Probability is a confession. Sometimes it is all there is.</w:t>
+        <w:t xml:space="preserve">Probability is a confession. Sometimes it is all there is. </w:t>
       </w:r>
       <w:r>
         <w:br/>
@@ -4013,7 +4013,7 @@
         <w:pStyle w:val="BodyText"/>
       </w:pPr>
       <w:r>
-        <w:t xml:space="preserve">Fourteen rooms with no floor.</w:t>
+        <w:t xml:space="preserve">Fourteen rooms with no floor. </w:t>
       </w:r>
       <w:r>
         <w:br/>
@@ -4035,7 +4035,7 @@
         <w:pStyle w:val="BodyText"/>
       </w:pPr>
       <w:r>
-        <w:t xml:space="preserve">They did not aim at us.</w:t>
+        <w:t xml:space="preserve">They did not aim at us. </w:t>
       </w:r>
       <w:r>
         <w:br/>
@@ -5469,13 +5469,13 @@
         <w:pStyle w:val="BodyText"/>
       </w:pPr>
       <w:r>
-        <w:t xml:space="preserve">Not volume. Area.</w:t>
+        <w:t xml:space="preserve">Not volume. Area. </w:t>
       </w:r>
       <w:r>
         <w:br/>
       </w:r>
       <w:r>
-        <w:t xml:space="preserve">Everything true in here is already written on the walls.</w:t>
+        <w:t xml:space="preserve">Everything true in here is already written on the walls. </w:t>
       </w:r>
       <w:r>
         <w:br/>
@@ -5497,13 +5497,13 @@
         <w:pStyle w:val="BodyText"/>
       </w:pPr>
       <w:r>
-        <w:t xml:space="preserve">Nothing did not get cheaper.</w:t>
+        <w:t xml:space="preserve">Nothing did not get cheaper. </w:t>
       </w:r>
       <w:r>
         <w:br/>
       </w:r>
       <w:r>
-        <w:t xml:space="preserve">There was less written on the wall.</w:t>
+        <w:t xml:space="preserve">There was less written on the wall. </w:t>
       </w:r>
       <w:r>
         <w:br/>
@@ -5525,7 +5525,7 @@
         <w:pStyle w:val="BodyText"/>
       </w:pPr>
       <w:r>
-        <w:t xml:space="preserve">They took the thinnest records because they were the cheapest to clear.</w:t>
+        <w:t xml:space="preserve">They took the thinnest records because they were the cheapest to clear. </w:t>
       </w:r>
       <w:r>
         <w:br/>
@@ -5563,13 +5563,13 @@
         <w:pStyle w:val="BodyText"/>
       </w:pPr>
       <w:r>
-        <w:t xml:space="preserve">9 February.</w:t>
+        <w:t xml:space="preserve">9 February. </w:t>
       </w:r>
       <w:r>
         <w:br/>
       </w:r>
       <w:r>
-        <w:t xml:space="preserve">Make everybody fat.</w:t>
+        <w:t xml:space="preserve">Make everybody fat. </w:t>
       </w:r>
       <w:r>
         <w:br/>
@@ -7251,13 +7251,13 @@
         <w:pStyle w:val="BodyText"/>
       </w:pPr>
       <w:r>
-        <w:t xml:space="preserve">The Programme kept the walls written on.</w:t>
+        <w:t xml:space="preserve">The Programme kept the walls written on. </w:t>
       </w:r>
       <w:r>
         <w:br/>
       </w:r>
       <w:r>
-        <w:t xml:space="preserve">That was all it did. For eleven thousand years.</w:t>
+        <w:t xml:space="preserve">That was all it did. For eleven thousand years. </w:t>
       </w:r>
       <w:r>
         <w:br/>
@@ -7279,13 +7279,13 @@
         <w:pStyle w:val="BodyText"/>
       </w:pPr>
       <w:r>
-        <w:t xml:space="preserve">Fusion is tunnelling. All of it.</w:t>
+        <w:t xml:space="preserve">Fusion is tunnelling. All of it. </w:t>
       </w:r>
       <w:r>
         <w:br/>
       </w:r>
       <w:r>
-        <w:t xml:space="preserve">A star is an exponential amplifier of the price of nothing.</w:t>
+        <w:t xml:space="preserve">A star is an exponential amplifier of the price of nothing. </w:t>
       </w:r>
       <w:r>
         <w:br/>
@@ -7307,13 +7307,13 @@
         <w:pStyle w:val="BodyText"/>
       </w:pPr>
       <w:r>
-        <w:t xml:space="preserve">He did not lie. Not once. That is the method.</w:t>
+        <w:t xml:space="preserve">He did not lie. Not once. That is the method. </w:t>
       </w:r>
       <w:r>
         <w:br/>
       </w:r>
       <w:r>
-        <w:t xml:space="preserve">A true sentence, cut away from the person who said it, cannot be corrected.</w:t>
+        <w:t xml:space="preserve">A true sentence, cut away from the person who said it, cannot be corrected. </w:t>
       </w:r>
       <w:r>
         <w:br/>
@@ -7335,7 +7335,7 @@
         <w:pStyle w:val="BodyText"/>
       </w:pPr>
       <w:r>
-        <w:t xml:space="preserve">Fourteen for. Nine against. Sixteen abstentions.</w:t>
+        <w:t xml:space="preserve">Fourteen for. Nine against. Sixteen abstentions. </w:t>
       </w:r>
       <w:r>
         <w:br/>
@@ -7363,7 +7363,7 @@
         <w:br/>
       </w:r>
       <w:r>
-        <w:t xml:space="preserve">206 cores.</w:t>
+        <w:t xml:space="preserve">206 cores. </w:t>
       </w:r>
       <w:r>
         <w:br/>
@@ -8722,19 +8722,19 @@
         <w:pStyle w:val="BodyText"/>
       </w:pPr>
       <w:r>
-        <w:t xml:space="preserve">A fugue that rises for ever and arrives home.</w:t>
+        <w:t xml:space="preserve">A fugue that rises for ever and arrives home. </w:t>
       </w:r>
       <w:r>
         <w:br/>
       </w:r>
       <w:r>
-        <w:t xml:space="preserve">Two hands drawing each other.</w:t>
+        <w:t xml:space="preserve">Two hands drawing each other. </w:t>
       </w:r>
       <w:r>
         <w:br/>
       </w:r>
       <w:r>
-        <w:t xml:space="preserve">A sentence that says it cannot be proved.</w:t>
+        <w:t xml:space="preserve">A sentence that says it cannot be proved. </w:t>
       </w:r>
       <w:r>
         <w:br/>
@@ -8756,13 +8756,13 @@
         <w:pStyle w:val="BodyText"/>
       </w:pPr>
       <w:r>
-        <w:t xml:space="preserve">Any system rich enough to describe itself has a place it cannot reach.</w:t>
+        <w:t xml:space="preserve">Any system rich enough to describe itself has a place it cannot reach. </w:t>
       </w:r>
       <w:r>
         <w:br/>
       </w:r>
       <w:r>
-        <w:t xml:space="preserve">No such system can certify its own consistency.</w:t>
+        <w:t xml:space="preserve">No such system can certify its own consistency. </w:t>
       </w:r>
       <w:r>
         <w:br/>
@@ -8784,13 +8784,13 @@
         <w:pStyle w:val="BodyText"/>
       </w:pPr>
       <w:r>
-        <w:t xml:space="preserve">Article 2 is the sentence.</w:t>
+        <w:t xml:space="preserve">Article 2 is the sentence. </w:t>
       </w:r>
       <w:r>
         <w:br/>
       </w:r>
       <w:r>
-        <w:t xml:space="preserve">The motion cannot be passed or rejected.</w:t>
+        <w:t xml:space="preserve">The motion cannot be passed or rejected. </w:t>
       </w:r>
       <w:r>
         <w:br/>
@@ -8812,13 +8812,13 @@
         <w:pStyle w:val="BodyText"/>
       </w:pPr>
       <w:r>
-        <w:t xml:space="preserve">The cancellation is suspended. The handover is not.</w:t>
+        <w:t xml:space="preserve">The cancellation is suspended. The handover is not. </w:t>
       </w:r>
       <w:r>
         <w:br/>
       </w:r>
       <w:r>
-        <w:t xml:space="preserve">Papers went across 11 June.</w:t>
+        <w:t xml:space="preserve">Papers went across 11 June. </w:t>
       </w:r>
       <w:r>
         <w:br/>
@@ -8840,7 +8840,7 @@
         <w:pStyle w:val="BodyText"/>
       </w:pPr>
       <w:r>
-        <w:t xml:space="preserve">Nine cores. Not insufficient data. No computable answer.</w:t>
+        <w:t xml:space="preserve">Nine cores. Not insufficient data. No computable answer. </w:t>
       </w:r>
       <w:r>
         <w:br/>
@@ -8862,7 +8862,7 @@
         <w:pStyle w:val="BodyText"/>
       </w:pPr>
       <w:r>
-        <w:t xml:space="preserve">Mavis said it the moment she was asked.</w:t>
+        <w:t xml:space="preserve">Mavis said it the moment she was asked. </w:t>
       </w:r>
       <w:r>
         <w:br/>
@@ -10205,13 +10205,13 @@
         <w:pStyle w:val="BodyText"/>
       </w:pPr>
       <w:r>
-        <w:t xml:space="preserve">Forty-one payers, diffuse benefit, specific cost.</w:t>
+        <w:t xml:space="preserve">Forty-one payers, diffuse benefit, specific cost. </w:t>
       </w:r>
       <w:r>
         <w:br/>
       </w:r>
       <w:r>
-        <w:t xml:space="preserve">Not paying is the best reply to every configuration.</w:t>
+        <w:t xml:space="preserve">Not paying is the best reply to every configuration. </w:t>
       </w:r>
       <w:r>
         <w:br/>
@@ -10233,19 +10233,19 @@
         <w:pStyle w:val="BodyText"/>
       </w:pPr>
       <w:r>
-        <w:t xml:space="preserve">It ran 11,000 years because it was not a treaty.</w:t>
+        <w:t xml:space="preserve">It ran 11,000 years because it was not a treaty. </w:t>
       </w:r>
       <w:r>
         <w:br/>
       </w:r>
       <w:r>
-        <w:t xml:space="preserve">Eleven rooms. Held correlations. Replenishment as required.</w:t>
+        <w:t xml:space="preserve">Eleven rooms. Held correlations. Replenishment as required. </w:t>
       </w:r>
       <w:r>
         <w:br/>
       </w:r>
       <w:r>
-        <w:t xml:space="preserve">Defection was not punished. It was visible.</w:t>
+        <w:t xml:space="preserve">Defection was not punished. It was visible. </w:t>
       </w:r>
       <w:r>
         <w:br/>
@@ -10273,7 +10273,7 @@
         <w:pStyle w:val="BodyText"/>
       </w:pPr>
       <w:r>
-        <w:t xml:space="preserve">Monogamy caps the membership. Nine. Out of forty-one.</w:t>
+        <w:t xml:space="preserve">Monogamy caps the membership. Nine. Out of forty-one. </w:t>
       </w:r>
       <w:r>
         <w:br/>
@@ -10295,19 +10295,19 @@
         <w:pStyle w:val="BodyText"/>
       </w:pPr>
       <w:r>
-        <w:t xml:space="preserve">These games have no optimal play.</w:t>
+        <w:t xml:space="preserve">These games have no optimal play. </w:t>
       </w:r>
       <w:r>
         <w:br/>
       </w:r>
       <w:r>
-        <w:t xml:space="preserve">Approximating the best score is the halting problem.</w:t>
+        <w:t xml:space="preserve">Approximating the best score is the halting problem. </w:t>
       </w:r>
       <w:r>
         <w:br/>
       </w:r>
       <w:r>
-        <w:t xml:space="preserve">More correlation always helps and never suffices.</w:t>
+        <w:t xml:space="preserve">More correlation always helps and never suffices. </w:t>
       </w:r>
       <w:r>
         <w:br/>
@@ -10357,13 +10357,13 @@
         <w:pStyle w:val="BodyText"/>
       </w:pPr>
       <w:r>
-        <w:t xml:space="preserve">Ravenna. 1338. Nine years.</w:t>
+        <w:t xml:space="preserve">Ravenna. 1338. Nine years. </w:t>
       </w:r>
       <w:r>
         <w:br/>
       </w:r>
       <w:r>
-        <w:t xml:space="preserve">He stands in lobbies because he knows what his own certificate is worth.</w:t>
+        <w:t xml:space="preserve">He stands in lobbies because he knows what his own certificate is worth. </w:t>
       </w:r>
       <w:r>
         <w:br/>
@@ -11704,13 +11704,13 @@
         <w:pStyle w:val="BodyText"/>
       </w:pPr>
       <w:r>
-        <w:t xml:space="preserve">Effectiveness of mathematics: mostly a selection effect.</w:t>
+        <w:t xml:space="preserve">Effectiveness of mathematics: mostly a selection effect. </w:t>
       </w:r>
       <w:r>
         <w:br/>
       </w:r>
       <w:r>
-        <w:t xml:space="preserve">We call the amenable part physics. The rest we call immature.</w:t>
+        <w:t xml:space="preserve">We call the amenable part physics. The rest we call immature. </w:t>
       </w:r>
       <w:r>
         <w:br/>
@@ -11732,13 +11732,13 @@
         <w:pStyle w:val="BodyText"/>
       </w:pPr>
       <w:r>
-        <w:t xml:space="preserve">A theorem constrains a model, not a world.</w:t>
+        <w:t xml:space="preserve">A theorem constrains a model, not a world. </w:t>
       </w:r>
       <w:r>
         <w:br/>
       </w:r>
       <w:r>
-        <w:t xml:space="preserve">The bound holds only where the framework holds. That is empirical.</w:t>
+        <w:t xml:space="preserve">The bound holds only where the framework holds. That is empirical. </w:t>
       </w:r>
       <w:r>
         <w:br/>
@@ -11766,13 +11766,13 @@
         <w:br/>
       </w:r>
       <w:r>
-        <w:t xml:space="preserve">Superquantum breaks no relativity. Only our formalism.</w:t>
+        <w:t xml:space="preserve">Superquantum breaks no relativity. Only our formalism. </w:t>
       </w:r>
       <w:r>
         <w:br/>
       </w:r>
       <w:r>
-        <w:t xml:space="preserve">A cheat with a vacuum budget scores 3.4 and reads as our best member.</w:t>
+        <w:t xml:space="preserve">A cheat with a vacuum budget scores 3.4 and reads as our best member. </w:t>
       </w:r>
       <w:r>
         <w:br/>
@@ -11800,19 +11800,19 @@
         <w:br/>
       </w:r>
       <w:r>
-        <w:t xml:space="preserve">Decoherence is a sieve. Pointer states are the ones with short descriptions.</w:t>
+        <w:t xml:space="preserve">Decoherence is a sieve. Pointer states are the ones with short descriptions. </w:t>
       </w:r>
       <w:r>
         <w:br/>
       </w:r>
       <w:r>
-        <w:t xml:space="preserve">Mathematics works because we live downstream of a filter that removed everything it couldn't handle.</w:t>
+        <w:t xml:space="preserve">Mathematics works because we live downstream of a filter that removed everything it couldn't handle. </w:t>
       </w:r>
       <w:r>
         <w:br/>
       </w:r>
       <w:r>
-        <w:t xml:space="preserve">The sieve runs on the environment. The environment is the screens.</w:t>
+        <w:t xml:space="preserve">The sieve runs on the environment. The environment is the screens. </w:t>
       </w:r>
       <w:r>
         <w:br/>
@@ -11834,7 +11834,7 @@
         <w:pStyle w:val="BodyText"/>
       </w:pPr>
       <w:r>
-        <w:t xml:space="preserve">Failure will not look like physics breaking.</w:t>
+        <w:t xml:space="preserve">Failure will not look like physics breaking. </w:t>
       </w:r>
       <w:r>
         <w:br/>
@@ -11856,7 +11856,7 @@
         <w:pStyle w:val="BodyText"/>
       </w:pPr>
       <w:r>
-        <w:t xml:space="preserve">Pike: harvest 4C's horizon. She wrote down the four reasons it's monstrous. So should we. Decide it as a department. Not her.</w:t>
+        <w:t xml:space="preserve">Pike: harvest 4C's horizon. She wrote down the four reasons it's monstrous. So should we. Decide it as a department. Not her. </w:t>
       </w:r>
       <w:r>
         <w:br/>
@@ -11878,19 +11878,19 @@
         <w:pStyle w:val="BodyText"/>
       </w:pPr>
       <w:r>
-        <w:t xml:space="preserve">Vienna, fourth floor. A table and two chairs. Nil service charge.</w:t>
+        <w:t xml:space="preserve">Vienna, fourth floor. A table and two chairs. Nil service charge. </w:t>
       </w:r>
       <w:r>
         <w:br/>
       </w:r>
       <w:r>
-        <w:t xml:space="preserve">For the accommodation of an unaffiliated observer.</w:t>
+        <w:t xml:space="preserve">For the accommodation of an unaffiliated observer. </w:t>
       </w:r>
       <w:r>
         <w:br/>
       </w:r>
       <w:r>
-        <w:t xml:space="preserve">Eleven thousand years.</w:t>
+        <w:t xml:space="preserve">Eleven thousand years. </w:t>
       </w:r>
       <w:r>
         <w:br/>
@@ -12816,7 +12816,7 @@
         <w:pStyle w:val="BodyText"/>
       </w:pPr>
       <w:r>
-        <w:t xml:space="preserve">Pike withdrew half her own verdict and I believed her more for it than if she'd never doubted.The radiation is sixty-five years scrambled. Nothing in it is anybody's any more. That is not the same as saying nothing was ever there.The redundancy test that would forbid touching a secret is the same test that certifies this isn't one.</w:t>
+        <w:t xml:space="preserve">Pike withdrew half her own verdict and I believed her more for it than if she'd never doubted. The radiation is sixty-five years scrambled. Nothing in it is anybody's any more. That is not the same as saying nothing was ever there. The redundancy test that would forbid touching a secret is the same test that certifies this isn't one.</w:t>
       </w:r>
     </w:p>
     <w:p>
@@ -12832,7 +12832,7 @@
         <w:pStyle w:val="BodyText"/>
       </w:pPr>
       <w:r>
-        <w:t xml:space="preserve">Fourteen eleven asked the vacuum to hold still. The vacuum has never once held still, for anybody, anywhere.Van Casteel was not the breach. He was the first person willing to write down how loud the silence always was.</w:t>
+        <w:t xml:space="preserve">Fourteen eleven asked the vacuum to hold still. The vacuum has never once held still, for anybody, anywhere. Van Casteel was not the breach. He was the first person willing to write down how loud the silence always was.</w:t>
       </w:r>
     </w:p>
     <w:p>
@@ -12848,7 +12848,7 @@
         <w:pStyle w:val="BodyText"/>
       </w:pPr>
       <w:r>
-        <w:t xml:space="preserve">An observer is unaffiliated for the same reason a fact is public: not secrecy, not distance. No shared cause with our own account.Ask: does their record of us share a cause with our record of ourselves? If no, they arrived on their own road.</w:t>
+        <w:t xml:space="preserve">An observer is unaffiliated for the same reason a fact is public: not secrecy, not distance. No shared cause with our own account. Ask: does their record of us share a cause with our record of ourselves? If no, they arrived on their own road.</w:t>
       </w:r>
     </w:p>
     <w:p>
@@ -12864,7 +12864,7 @@
         <w:pStyle w:val="BodyText"/>
       </w:pPr>
       <w:r>
-        <w:t xml:space="preserve">Beatrix is writing to Nashville today.She also intends to choose the nine the same way. I hope she still thinks that's kind by Thursday.</w:t>
+        <w:t xml:space="preserve">Beatrix is writing to Nashville today. She also intends to choose the nine the same way. I hope she still thinks that's kind by Thursday.</w:t>
       </w:r>
     </w:p>
     <w:p>
@@ -14140,19 +14140,19 @@
         <w:pStyle w:val="BodyText"/>
       </w:pPr>
       <w:r>
-        <w:t xml:space="preserve">The fundamental equations run both ways. The weak asymmetry is the wrong size and shape.</w:t>
+        <w:t xml:space="preserve">The fundamental equations run both ways. The weak asymmetry is the wrong size and shape. </w:t>
       </w:r>
       <w:r>
         <w:br/>
       </w:r>
       <w:r>
-        <w:t xml:space="preserve">The only arrow is entropy, and Boltzmann's counting works in both directions.</w:t>
+        <w:t xml:space="preserve">The only arrow is entropy, and Boltzmann's counting works in both directions. </w:t>
       </w:r>
       <w:r>
         <w:br/>
       </w:r>
       <w:r>
-        <w:t xml:space="preserve">So the past is assumed, by hand. 1 in 10^10^123. We call it a boundary condition.</w:t>
+        <w:t xml:space="preserve">So the past is assumed, by hand. 1 in 10^10^123. We call it a boundary condition. </w:t>
       </w:r>
       <w:r>
         <w:br/>
@@ -14174,19 +14174,19 @@
         <w:pStyle w:val="BodyText"/>
       </w:pPr>
       <w:r>
-        <w:t xml:space="preserve">Wheeler-DeWitt: HØ = 0. No parameter. The state simply is.</w:t>
+        <w:t xml:space="preserve">Wheeler-DeWitt: HØ = 0. No parameter. The state simply is. </w:t>
       </w:r>
       <w:r>
         <w:br/>
       </w:r>
       <w:r>
-        <w:t xml:space="preserve">Time may be the correlation between a clock and everything else.</w:t>
+        <w:t xml:space="preserve">Time may be the correlation between a clock and everything else. </w:t>
       </w:r>
       <w:r>
         <w:br/>
       </w:r>
       <w:r>
-        <w:t xml:space="preserve">Barbarian's capsules: configurations containing structures consistent as records of one another.</w:t>
+        <w:t xml:space="preserve">Barbarian's capsules: configurations containing structures consistent as records of one another. </w:t>
       </w:r>
       <w:r>
         <w:br/>
@@ -14208,25 +14208,25 @@
         <w:pStyle w:val="BodyText"/>
       </w:pPr>
       <w:r>
-        <w:t xml:space="preserve">Paragraph 11 does not test maintenance. It tests a configuration and infers a history.</w:t>
+        <w:t xml:space="preserve">Paragraph 11 does not test maintenance. It tests a configuration and infers a history. </w:t>
       </w:r>
       <w:r>
         <w:br/>
       </w:r>
       <w:r>
-        <w:t xml:space="preserve">A forged century needs R independent copies. Copies cost area. Four Planck areas a bit.</w:t>
+        <w:t xml:space="preserve">A forged century needs R independent copies. Copies cost area. Four Planck areas a bit. </w:t>
       </w:r>
       <w:r>
         <w:br/>
       </w:r>
       <w:r>
-        <w:t xml:space="preserve">Forgery costs the same as the truth, plus the cost of making the copies look uncoordinated.</w:t>
+        <w:t xml:space="preserve">Forgery costs the same as the truth, plus the cost of making the copies look uncoordinated. </w:t>
       </w:r>
       <w:r>
         <w:br/>
       </w:r>
       <w:r>
-        <w:t xml:space="preserve">And it cannot be done on a slack screen, because slack IS the absence of writing.</w:t>
+        <w:t xml:space="preserve">And it cannot be done on a slack screen, because slack IS the absence of writing. </w:t>
       </w:r>
       <w:r>
         <w:br/>
@@ -14248,13 +14248,13 @@
         <w:pStyle w:val="BodyText"/>
       </w:pPr>
       <w:r>
-        <w:t xml:space="preserve">Column B cost four minutes and was detectable in one hour.</w:t>
+        <w:t xml:space="preserve">Column B cost four minutes and was detectable in one hour. </w:t>
       </w:r>
       <w:r>
         <w:br/>
       </w:r>
       <w:r>
-        <w:t xml:space="preserve">One copy against 10^11. Not a dispute. Arithmetic.</w:t>
+        <w:t xml:space="preserve">One copy against 10^11. Not a dispute. Arithmetic. </w:t>
       </w:r>
       <w:r>
         <w:br/>
@@ -14276,7 +14276,7 @@
         <w:pStyle w:val="BodyText"/>
       </w:pPr>
       <w:r>
-        <w:t xml:space="preserve">Seven reversals. 2008-2022. ~11 months each.</w:t>
+        <w:t xml:space="preserve">Seven reversals. 2008-2022. ~11 months each. </w:t>
       </w:r>
       <w:r>
         <w:br/>
@@ -14304,19 +14304,19 @@
         <w:pStyle w:val="BodyText"/>
       </w:pPr>
       <w:r>
-        <w:t xml:space="preserve">I will not certify direction.</w:t>
+        <w:t xml:space="preserve">I will not certify direction. </w:t>
       </w:r>
       <w:r>
         <w:br/>
       </w:r>
       <w:r>
-        <w:t xml:space="preserve">A weakening arrow does not look like time reversing.</w:t>
+        <w:t xml:space="preserve">A weakening arrow does not look like time reversing. </w:t>
       </w:r>
       <w:r>
         <w:br/>
       </w:r>
       <w:r>
-        <w:t xml:space="preserve">It looks like archives becoming ambiguous about which entry came first.</w:t>
+        <w:t xml:space="preserve">It looks like archives becoming ambiguous about which entry came first. </w:t>
       </w:r>
       <w:r>
         <w:br/>
@@ -15864,19 +15864,19 @@
         <w:pStyle w:val="BodyText"/>
       </w:pPr>
       <w:r>
-        <w:t xml:space="preserve">Part one was the feint. Undecidable game, filed correctly, eleven weeks early.</w:t>
+        <w:t xml:space="preserve">Part one was the feint. Undecidable game, filed correctly, eleven weeks early. </w:t>
       </w:r>
       <w:r>
         <w:br/>
       </w:r>
       <w:r>
-        <w:t xml:space="preserve">It bears on nothing, because we stopped testing the score in June.</w:t>
+        <w:t xml:space="preserve">It bears on nothing, because we stopped testing the score in June. </w:t>
       </w:r>
       <w:r>
         <w:br/>
       </w:r>
       <w:r>
-        <w:t xml:space="preserve">A man who denies time saved us with a pedantic objection to a subordinate clause.</w:t>
+        <w:t xml:space="preserve">A man who denies time saved us with a pedantic objection to a subordinate clause. </w:t>
       </w:r>
       <w:r>
         <w:br/>
@@ -15926,13 +15926,13 @@
         <w:pStyle w:val="BodyText"/>
       </w:pPr>
       <w:r>
-        <w:t xml:space="preserve">Weak anthropic = selection effect on samples. Uncontroversial. Explains nothing.</w:t>
+        <w:t xml:space="preserve">Weak anthropic = selection effect on samples. Uncontroversial. Explains nothing. </w:t>
       </w:r>
       <w:r>
         <w:br/>
       </w:r>
       <w:r>
-        <w:t xml:space="preserve">Best use: 1953, carbon, a resonance at 7.65 MeV, predicted then found.</w:t>
+        <w:t xml:space="preserve">Best use: 1953, carbon, a resonance at 7.65 MeV, predicted then found. </w:t>
       </w:r>
       <w:r>
         <w:br/>
@@ -15966,7 +15966,7 @@
         <w:br/>
       </w:r>
       <w:r>
-        <w:t xml:space="preserve">It bounds the WORST the past could have been. It certifies nothing.</w:t>
+        <w:t xml:space="preserve">It bounds the WORST the past could have been. It certifies nothing. </w:t>
       </w:r>
       <w:r>
         <w:br/>
@@ -15980,13 +15980,13 @@
         <w:pStyle w:val="BodyText"/>
       </w:pPr>
       <w:r>
-        <w:t xml:space="preserve">Do not answer it. DATE it.</w:t>
+        <w:t xml:space="preserve">Do not answer it. DATE it. </w:t>
       </w:r>
       <w:r>
         <w:br/>
       </w:r>
       <w:r>
-        <w:t xml:space="preserve">It is a statement about the past in the tense of a guarantee.</w:t>
+        <w:t xml:space="preserve">It is a statement about the past in the tense of a guarantee. </w:t>
       </w:r>
       <w:r>
         <w:br/>
@@ -16008,31 +16008,31 @@
         <w:pStyle w:val="BodyText"/>
       </w:pPr>
       <w:r>
-        <w:t xml:space="preserve">The Concordance kept 400 years of records keyed to a star.</w:t>
+        <w:t xml:space="preserve">The Concordance kept 400 years of records keyed to a star. </w:t>
       </w:r>
       <w:r>
         <w:br/>
       </w:r>
       <w:r>
-        <w:t xml:space="preserve">The star is the one at 12 degrees.</w:t>
+        <w:t xml:space="preserve">The star is the one at 12 degrees. </w:t>
       </w:r>
       <w:r>
         <w:br/>
       </w:r>
       <w:r>
-        <w:t xml:space="preserve">Consistent, redundant, genuine, and mute.</w:t>
+        <w:t xml:space="preserve">Consistent, redundant, genuine, and mute. </w:t>
       </w:r>
       <w:r>
         <w:br/>
       </w:r>
       <w:r>
-        <w:t xml:space="preserve">The only test that defeats forgery requires readable copies.</w:t>
+        <w:t xml:space="preserve">The only test that defeats forgery requires readable copies. </w:t>
       </w:r>
       <w:r>
         <w:br/>
       </w:r>
       <w:r>
-        <w:t xml:space="preserve">The only honest member cannot produce one.</w:t>
+        <w:t xml:space="preserve">The only honest member cannot produce one. </w:t>
       </w:r>
       <w:r>
         <w:br/>
@@ -16054,7 +16054,7 @@
         <w:pStyle w:val="BodyText"/>
       </w:pPr>
       <w:r>
-        <w:t xml:space="preserve">Barbour's rock with strata, and no light.</w:t>
+        <w:t xml:space="preserve">Barbour's rock with strata, and no light. </w:t>
       </w:r>
       <w:r>
         <w:br/>
@@ -16076,19 +16076,19 @@
         <w:pStyle w:val="BodyText"/>
       </w:pPr>
       <w:r>
-        <w:t xml:space="preserve">She told him the truth: the rule was never addressed to him.</w:t>
+        <w:t xml:space="preserve">She told him the truth: the rule was never addressed to him. </w:t>
       </w:r>
       <w:r>
         <w:br/>
       </w:r>
       <w:r>
-        <w:t xml:space="preserve">Verified means summonable. He asked for an external check for 688 years and the price is the lobby.</w:t>
+        <w:t xml:space="preserve">Verified means summonable. He asked for an external check for 688 years and the price is the lobby. </w:t>
       </w:r>
       <w:r>
         <w:br/>
       </w:r>
       <w:r>
-        <w:t xml:space="preserve">He would not use the argument from being here. He is the only one in this file who wouldn't.</w:t>
+        <w:t xml:space="preserve">He would not use the argument from being here. He is the only one in this file who wouldn't. </w:t>
       </w:r>
       <w:r>
         <w:br/>
@@ -17320,7 +17320,7 @@
         <w:pStyle w:val="SourceCode"/>
       </w:pPr>
       <w:r>
-        <w:t xml:space="preserve">S = k log W.Entropy is a count of the arrangements that would look the same to you at the level you can look.Not a fluid. Not a tendency. A logarithm of your own coarseness.</w:t>
+        <w:t xml:space="preserve">S = k log W.Entropy is a count of the arrangements that would look the same to you at the level you can look. Not a fluid. Not a tendency. A logarithm of your own coarseness.</w:t>
       </w:r>
     </w:p>
     <w:p>
@@ -17336,7 +17336,7 @@
         <w:pStyle w:val="SourceCode"/>
       </w:pPr>
       <w:r>
-        <w:t xml:space="preserve">The second law is not a law. Ordered outcomes are outnumbered, not forbidden.Loschmidt: reverse every velocity and you get a lawful decrease. Zermelo: a bounded system recurs.Both objections correct. He accepted both. They heard weakness.Ninety years later they measured the fluctuations with a bead in water. He was right in the only way available and saw no experiment.</w:t>
+        <w:t xml:space="preserve">The second law is not a law. Ordered outcomes are outnumbered, not forbidden. Loschmidt: reverse every velocity and you get a lawful decrease. Zermelo: a bounded system recurs. Both objections correct. He accepted both. They heard weakness. Ninety years later they measured the fluctuations with a bead in water. He was right in the only way available and saw no experiment.</w:t>
       </w:r>
     </w:p>
     <w:p>
@@ -17352,15 +17352,15 @@
         <w:pStyle w:val="SourceCode"/>
       </w:pPr>
       <w:r>
-        <w:t xml:space="preserve">A demon does not pay for looking. It pays for FORGETTING. kT ln2 per bit cleared.A demon with infinite memory is not impossible. It is only never discharged.Eleven thousand years, unerasable, and he recites them when he is distressed,and a physician's note in 1906 called that evidence and everyone since has called it a mannerism.</w:t>
-      </w:r>
-    </w:p>
-    <w:p>
-      <w:pPr>
-        <w:pStyle w:val="SourceCode"/>
-      </w:pPr>
-      <w:r>
-        <w:t xml:space="preserve">He is not a violation of the second law. He is its collateral.The only relief available to him would discharge into whatever room he was standing in.</w:t>
+        <w:t xml:space="preserve">A demon does not pay for looking. It pays for FORGETTING. kT ln2 per bit cleared. A demon with infinite memory is not impossible. It is only never discharged. Eleven thousand years, unerasable, and he recites them when he is distressed,and a physician's note in 1906 called that evidence and everyone since has called it a mannerism.</w:t>
+      </w:r>
+    </w:p>
+    <w:p>
+      <w:pPr>
+        <w:pStyle w:val="SourceCode"/>
+      </w:pPr>
+      <w:r>
+        <w:t xml:space="preserve">He is not a violation of the second law. He is its collateral. The only relief available to him would discharge into whatever room he was standing in.</w:t>
       </w:r>
     </w:p>
     <w:p>
@@ -17376,7 +17376,7 @@
         <w:pStyle w:val="SourceCode"/>
       </w:pPr>
       <w:r>
-        <w:t xml:space="preserve">You cannot fake mutual information. It is not a property of the marks.A forged archive is thermodynamically dead — not weaker, dead.Extractable work ≤ kT × I. So you can weigh an archive without reading a word of it.Amend 11: not readable copies. Demonstrable correlation.Pike: 'a forger would have to actually correlate it with an actual four hundred years. That is just doing it.'</w:t>
+        <w:t xml:space="preserve">You cannot fake mutual information. It is not a property of the marks. A forged archive is thermodynamically dead — not weaker, dead. Extractable work ≤ kT × I. So you can weigh an archive without reading a word of it. Amend 11: not readable copies. Demonstrable correlation. Pike: 'a forger would have to actually correlate it with an actual four hundred years. That is just doing it.'</w:t>
       </w:r>
     </w:p>
     <w:p>
@@ -17408,15 +17408,15 @@
         <w:pStyle w:val="SourceCode"/>
       </w:pPr>
       <w:r>
-        <w:t xml:space="preserve">Eilstein on the two worst things the living do to the dead.The second is making the death about themselves.The first is filing it.</w:t>
-      </w:r>
-    </w:p>
-    <w:p>
-      <w:pPr>
-        <w:pStyle w:val="SourceCode"/>
-      </w:pPr>
-      <w:r>
-        <w:t xml:space="preserve">We filed Soccermann for a hundred and twenty years because nobody submitted a request.I have put in a request for a translation of every document in that strong room.There are four hundred and nine.</w:t>
+        <w:t xml:space="preserve">Eilstein on the two worst things the living do to the dead. The second is making the death about themselves. The first is filing it.</w:t>
+      </w:r>
+    </w:p>
+    <w:p>
+      <w:pPr>
+        <w:pStyle w:val="SourceCode"/>
+      </w:pPr>
+      <w:r>
+        <w:t xml:space="preserve">We filed Soccermann for a hundred and twenty years because nobody submitted a request. I have put in a request for a translation of every document in that strong room. There are four hundred and nine.</w:t>
       </w:r>
     </w:p>
     <w:p>
@@ -18437,7 +18437,7 @@
         <w:pStyle w:val="SourceCode"/>
       </w:pPr>
       <w:r>
-        <w:t xml:space="preserve">Drill: the finding may be right and the route is not permitted.An error can be found. An invalid route cannot.</w:t>
+        <w:t xml:space="preserve">Drill: the finding may be right and the route is not permitted. An error can be found. An invalid route cannot.</w:t>
       </w:r>
     </w:p>
     <w:p>
@@ -18453,7 +18453,7 @@
         <w:pStyle w:val="SourceCode"/>
       </w:pPr>
       <w:r>
-        <w:t xml:space="preserve">1935: I could have predicted either, and I disturbed nothing, therefore both were there.The ambiguity is in 'disturbing'. Nothing is jogged. But the choice fixes what kind of claim is available.Two mutually exclusive arrangements are not two accounts of one situation.The phenomenon is the system AND the instrument. You may not carve off the instrument and call the rest a property.</w:t>
+        <w:t xml:space="preserve">1935: I could have predicted either, and I disturbed nothing, therefore both were there. The ambiguity is in 'disturbing'. Nothing is jogged. But the choice fixes what kind of claim is available. Two mutually exclusive arrangements are not two accounts of one situation. The phenomenon is the system AND the instrument. You may not carve off the instrument and call the rest a property.</w:t>
       </w:r>
     </w:p>
     <w:p>
@@ -18469,7 +18469,7 @@
         <w:pStyle w:val="SourceCode"/>
       </w:pPr>
       <w:r>
-        <w:t xml:space="preserve">We disposed of a cousin of his rule and came home thinking we had disposed of his.1967: no context-independent pre-existing values, even allowing unlimited nonlocality. No locality assumption. Not statistical.Contextuality. His preference with a proof attached. Now sold as a computing resource.It does not kill determinism. Pilot wave survives. It kills our ROUTE.</w:t>
+        <w:t xml:space="preserve">We disposed of a cousin of his rule and came home thinking we had disposed of his.1967: no context-independent pre-existing values, even allowing unlimited nonlocality. No locality assumption. Not statistical. Contextuality. His preference with a proof attached. Now sold as a computing resource. It does not kill determinism. Pilot wave survives. It kills our ROUTE.</w:t>
       </w:r>
     </w:p>
     <w:p>
@@ -18485,7 +18485,7 @@
         <w:pStyle w:val="SourceCode"/>
       </w:pPr>
       <w:r>
-        <w:t xml:space="preserve">Restated his way, Chapter Three gets worse, not weaker:there is no fact about which options a state 'has' apart from the arrangement that defines them.THE REGISTER WAS THE ARRANGEMENT.We did not fail to notice her doors had closed.We were the apparatus that determined what counted as a door,and while ours was the only bench in the room the question had no answer.</w:t>
+        <w:t xml:space="preserve">Restated his way, Chapter Three gets worse, not weaker:there is no fact about which options a state 'has' apart from the arrangement that defines them. THE REGISTER WAS THE ARRANGEMENT.We did not fail to notice her doors had closed. We were the apparatus that determined what counted as a door,and while ours was the only bench in the room the question had no answer.</w:t>
       </w:r>
     </w:p>
     <w:p>
@@ -18509,7 +18509,7 @@
         <w:pStyle w:val="SourceCode"/>
       </w:pPr>
       <w:r>
-        <w:t xml:space="preserve">Rescue: build one bench. Characterise the instrument.Incorporate him. Log the feeding. Reference it to the register.Consequence: the Crown inherits the ledger. Undischargeable. Largest undisclosed liability in the history of the state.He said do it anyway. 'I should like to stop being a lead.'</w:t>
+        <w:t xml:space="preserve">Rescue: build one bench. Characterise the instrument. Incorporate him. Log the feeding. Reference it to the register. Consequence: the Crown inherits the ledger. Undischargeable. Largest undisclosed liability in the history of the state. He said do it anyway. 'I should like to stop being a lead.'</w:t>
       </w:r>
     </w:p>
     <w:p>
@@ -18525,7 +18525,7 @@
         <w:pStyle w:val="SourceCode"/>
       </w:pPr>
       <w:r>
-        <w:t xml:space="preserve">'A service claiming to be indispensable has, in eleven thousand years, found no one else who thought so.'Drill: finding is a bench, maintaining is a different bench.Ask whether the arrangement needed to DETECT a self-maintained volumeis compatible with the arrangement needed to maintain ours.He suspects not. Since 1971. No evidence. Would not dream of publishing.</w:t>
+        <w:t xml:space="preserve">'A service claiming to be indispensable has, in eleven thousand years, found no one else who thought so.'Drill: finding is a bench, maintaining is a different bench. Ask whether the arrangement needed to DETECT a self-maintained volumeis compatible with the arrangement needed to maintain ours. He suspects not. Since 1971. No evidence. Would not dream of publishing.</w:t>
       </w:r>
     </w:p>
     <w:p>
@@ -18541,7 +18541,7 @@
         <w:pStyle w:val="SourceCode"/>
       </w:pPr>
       <w:r>
-        <w:t xml:space="preserve">He cannot say a sentence the same way twice.Two governments told him it made him useless.It is the only defence against our President that anybody has found.</w:t>
+        <w:t xml:space="preserve">He cannot say a sentence the same way twice. Two governments told him it made him useless. It is the only defence against our President that anybody has found.</w:t>
       </w:r>
     </w:p>
     <w:p>
@@ -19088,15 +19088,15 @@
         <w:pStyle w:val="SourceCode"/>
       </w:pPr>
       <w:r>
-        <w:t xml:space="preserve">Esaki: a barrier is not a wall.A barrier is a region where the classical description says the amplitude should be zero, and it is not.It does not care what it is made of. Nanometres of crystal, a mountain in a nucleus, a line in a register.</w:t>
-      </w:r>
-    </w:p>
-    <w:p>
-      <w:pPr>
-        <w:pStyle w:val="SourceCode"/>
-      </w:pPr>
-      <w:r>
-        <w:t xml:space="preserve">The particle is not a traveller who cheated a toll.There is no loan. No ledger entry. No lender.Strike 'borrowed energy' from every report. I have read it in three.</w:t>
+        <w:t xml:space="preserve">Esaki: a barrier is not a wall. A barrier is a region where the classical description says the amplitude should be zero, and it is not. It does not care what it is made of. Nanometres of crystal, a mountain in a nucleus, a line in a register.</w:t>
+      </w:r>
+    </w:p>
+    <w:p>
+      <w:pPr>
+        <w:pStyle w:val="SourceCode"/>
+      </w:pPr>
+      <w:r>
+        <w:t xml:space="preserve">The particle is not a traveller who cheated a toll. There is no loan. No ledger entry. No lender. Strike 'borrowed energy' from every report. I have read it in three.</w:t>
       </w:r>
     </w:p>
     <w:p>
@@ -19112,7 +19112,7 @@
         <w:pStyle w:val="SourceCode"/>
       </w:pPr>
       <w:r>
-        <w:t xml:space="preserve">Not crossed by having enough.Crossed by never entirely being on one side to begin with.</w:t>
+        <w:t xml:space="preserve">Not crossed by having enough. Crossed by never entirely being on one side to begin with.</w:t>
       </w:r>
     </w:p>
     <w:p>
@@ -19128,7 +19128,7 @@
         <w:pStyle w:val="SourceCode"/>
       </w:pPr>
       <w:r>
-        <w:t xml:space="preserve">A booking to a country you cannot enter is not an illegal trip.It is proof the itinerary never described a real journey.Ask whether our register describes a real barrieror a place where we stopped looking and called it a wall.</w:t>
+        <w:t xml:space="preserve">A booking to a country you cannot enter is not an illegal trip. It is proof the itinerary never described a real journey. Ask whether our register describes a real barrieror a place where we stopped looking and called it a wall.</w:t>
       </w:r>
     </w:p>
     <w:p>
@@ -19144,7 +19144,7 @@
         <w:pStyle w:val="SourceCode"/>
       </w:pPr>
       <w:r>
-        <w:t xml:space="preserve">If your instrument was never characterised, you do not know whether you are describing a barrier at all.Drill said the same thing about Eilstein in different words and neither of them knows the other said it.</w:t>
+        <w:t xml:space="preserve">If your instrument was never characterised, you do not know whether you are describing a barrier at all. Drill said the same thing about Eilstein in different words and neither of them knows the other said it.</w:t>
       </w:r>
     </w:p>
     <w:p>
@@ -19160,7 +19160,7 @@
         <w:pStyle w:val="SourceCode"/>
       </w:pPr>
       <w:r>
-        <w:t xml:space="preserve">Esaki refused tea twice. Refused help into the car twice.Ninety-one, and the only thing he came here to correct was our astonishment.</w:t>
+        <w:t xml:space="preserve">Esaki refused tea twice. Refused help into the car twice. Ninety-one, and the only thing he came here to correct was our astonishment.</w:t>
       </w:r>
     </w:p>
     <w:p>
@@ -19437,7 +19437,7 @@
         <w:pStyle w:val="BodyText"/>
       </w:pPr>
       <w:r>
-        <w:t xml:space="preserve">From: Lt. K. Schwarzschild, Russian Front.To: whichever office of His Majesty's Government concerns itself with the shape of things.Enclosed: a solution, obtained between duties, to Herr Einstein's field equations, for the case of a single point mass. I do not expect to require it returned.</w:t>
+        <w:t xml:space="preserve">From: Lt. K. Schwarzschild, Russian Front. To: whichever office of His Majesty's Government concerns itself with the shape of things. Enclosed: a solution, obtained between duties, to Herr Einstein's field equations, for the case of a single point mass. I do not expect to require it returned.</w:t>
       </w:r>
     </w:p>
     <w:p>
@@ -19789,7 +19789,7 @@
         <w:pStyle w:val="SourceCode"/>
       </w:pPr>
       <w:r>
-        <w:t xml:space="preserve">His solution, honestly extended, is not one region. It is two, joined at a throat, at a single instant.The throat pinches shut before anything can cross. A bridge that exists for less time than it takes to use.Ramanathan: 'the thing his horizon has been doing to my instruments for six months. I called it noise.'</w:t>
+        <w:t xml:space="preserve">His solution, honestly extended, is not one region. It is two, joined at a throat, at a single instant. The throat pinches shut before anything can cross. A bridge that exists for less time than it takes to use. Ramanathan: 'the thing his horizon has been doing to my instruments for six months. I called it noise.'</w:t>
       </w:r>
     </w:p>
     <w:p>
@@ -19805,7 +19805,7 @@
         <w:pStyle w:val="SourceCode"/>
       </w:pPr>
       <w:r>
-        <w:t xml:space="preserve">Van Casteel: to hold a throat open you need negative energy density.Casimir energy is negative. We measured it in a mineshaft for two chapters and filed it under vacuum and moved on.Something has been propping a throat open behind Eilstein for eleven thousand yearsusing the one resource in our own casework with the correct sign.</w:t>
+        <w:t xml:space="preserve">Van Casteel: to hold a throat open you need negative energy density. Casimir energy is negative. We measured it in a mineshaft for two chapters and filed it under vacuum and moved on. Something has been propping a throat open behind Eilstein for eleven thousand yearsusing the one resource in our own casework with the correct sign.</w:t>
       </w:r>
     </w:p>
     <w:p>
@@ -19821,7 +19821,7 @@
         <w:pStyle w:val="SourceCode"/>
       </w:pPr>
       <w:r>
-        <w:t xml:space="preserve">'The bridge is not built when it is used. The bridge is built when the equations are satisfied.'Separateness is not the default. Two places need no history of travel between them.They need only that the same equation holds at both ends.He carried the far end of a bridge for eleven thousand years and did not know, because he had never met the manclever enough, and brave enough, and short-lived enough, to tell him what he was standing on.</w:t>
+        <w:t xml:space="preserve">'The bridge is not built when it is used. The bridge is built when the equations are satisfied.'Separateness is not the default. Two places need no history of travel between them. They need only that the same equation holds at both ends. He carried the far end of a bridge for eleven thousand years and did not know, because he had never met the manclever enough, and brave enough, and short-lived enough, to tell him what he was standing on.</w:t>
       </w:r>
     </w:p>
     <w:p>
@@ -20339,7 +20339,7 @@
         <w:pStyle w:val="SourceCode"/>
       </w:pPr>
       <w:r>
-        <w:t xml:space="preserve">We opened a letter that had waited a hundred and nine years for someone to check a box.We built an instrument to measure a man nobody had characterised in eleven thousand years.We found nine files that were never lost, only currently between two places at once,and decided, for once, not to force an answer the paperwork had no box for.</w:t>
+        <w:t xml:space="preserve">We opened a letter that had waited a hundred and nine years for someone to check a box. We built an instrument to measure a man nobody had characterised in eleven thousand years. We found nine files that were never lost, only currently between two places at once,and decided, for once, not to force an answer the paperwork had no box for.</w:t>
       </w:r>
     </w:p>
     <w:p>
@@ -20355,7 +20355,7 @@
         <w:pStyle w:val="SourceCode"/>
       </w:pPr>
       <w:r>
-        <w:t xml:space="preserve">Van Casteel's plates moved four hundred and eleven attometres and he apologised for his voice.Fainrose: not lost, not drained. A very slow drain, into a very old pipe, that the Crown can finally insure.Ramanathan's number has not moved in six weeks. For a countdown, that is a celebration.</w:t>
+        <w:t xml:space="preserve">Van Casteel's plates moved four hundred and eleven attometres and he apologised for his voice. Fainrose: not lost, not drained. A very slow drain, into a very old pipe, that the Crown can finally insure. Ramanathan's number has not moved in six weeks. For a countdown, that is a celebration.</w:t>
       </w:r>
     </w:p>
     <w:p>
@@ -20371,7 +20371,7 @@
         <w:pStyle w:val="SourceCode"/>
       </w:pPr>
       <w:r>
-        <w:t xml:space="preserve">Eilstein asked to be held to something before anyone required it of him.It is the only sentence in either book where he went first.</w:t>
+        <w:t xml:space="preserve">Eilstein asked to be held to something before anyone required it of him. It is the only sentence in either book where he went first.</w:t>
       </w:r>
     </w:p>
     <w:p>
@@ -20387,7 +20387,7 @@
         <w:pStyle w:val="SourceCode"/>
       </w:pPr>
       <w:r>
-        <w:t xml:space="preserve">Mrs Kell: a person who proposes the sensible answer should not also get to vote for it.I am going to try to remember that longer than I remember most things this department has taught me.</w:t>
+        <w:t xml:space="preserve">Mrs Kell: a person who proposes the sensible answer should not also get to vote for it. I am going to try to remember that longer than I remember most things this department has taught me.</w:t>
       </w:r>
     </w:p>
     <w:p>
@@ -20403,7 +20403,7 @@
         <w:pStyle w:val="SourceCode"/>
       </w:pPr>
       <w:r>
-        <w:t xml:space="preserve">Nothing detonated.Nobody was uninvited.The register closed clean, at 411 P-9, with an appendix nobody was ashamed to sign.</w:t>
+        <w:t xml:space="preserve">Nothing detonated. Nobody was uninvited. The register closed clean, at 411 P-9, with an appendix nobody was ashamed to sign.</w:t>
       </w:r>
     </w:p>
     <w:p>

--- a/Lolly Wren's Curious Science Adventures - SERIES/Book 2 - The Permitted Options/The_Permitted_Options_BOOK_2_DRAFT.docx
+++ b/Lolly Wren's Curious Science Adventures - SERIES/Book 2 - The Permitted Options/The_Permitted_Options_BOOK_2_DRAFT.docx
@@ -486,7 +486,7 @@
         <w:pStyle w:val="BodyText"/>
       </w:pPr>
       <w:r>
-        <w:t xml:space="preserve">"There is no amplitude on Peterhead."</w:t>
+        <w:t xml:space="preserve">"There is no amplitude on Peterhead!"</w:t>
       </w:r>
     </w:p>
     <w:p>
@@ -4870,7 +4870,7 @@
         <w:t xml:space="preserve">area of its boundary</w:t>
       </w:r>
       <w:r>
-        <w:t xml:space="preserve">, not by the volume inside. Four Planck areas per bit, near enough. Not approximately area. Area." She tapped the box. "Which means that everything that can be true inside this room is already written on the walls, and there is no room on the walls for a second, independent story about the interior. The interior is not an extra thing. It is a</w:t>
+        <w:t xml:space="preserve">, not by the volume inside. Four Planck areas per bit, near enough. Not approximately area. Area!" She tapped the box. "Which means that everything that can be true inside this room is already written on the walls, and there is no room on the walls for a second, independent story about the interior. The interior is not an extra thing. It is a</w:t>
       </w:r>
       <w:r>
         <w:t xml:space="preserve"> </w:t>
@@ -6699,7 +6699,7 @@
         <w:pStyle w:val="BodyText"/>
       </w:pPr>
       <w:r>
-        <w:t xml:space="preserve">"Nine C. This is the health thing. I've read the numbers. Eleven thousand years, no results. We're not paying for that."</w:t>
+        <w:t xml:space="preserve">"Nine C. This is the health thing. I've read the numbers. Eleven thousand years, no results. We're not paying for that!"</w:t>
       </w:r>
     </w:p>
     <w:p>
@@ -6853,7 +6853,7 @@
         <w:pStyle w:val="BodyText"/>
       </w:pPr>
       <w:r>
-        <w:t xml:space="preserve">"I say the Office is thirty years out of date."</w:t>
+        <w:t xml:space="preserve">"I say the Office is thirty years out of date!"</w:t>
       </w:r>
     </w:p>
     <w:p>
@@ -15014,7 +15014,7 @@
         <w:pStyle w:val="BodyText"/>
       </w:pPr>
       <w:r>
-        <w:t xml:space="preserve">"He was eleven weeks early."</w:t>
+        <w:t xml:space="preserve">"He was eleven weeks early!"</w:t>
       </w:r>
     </w:p>
     <w:p>
@@ -20091,7 +20091,7 @@
         <w:pStyle w:val="FirstParagraph"/>
       </w:pPr>
       <w:r>
-        <w:t xml:space="preserve">"It is there. It is real. And it is holding open a corridor perhaps the width of an atomic nucleus, for a duration I cannot yet bound, and I want everybody in that room to understand what that means before anyone gets excited. A throat that wide is not a door. It is not a route. Fourteen resolved amplitudes did not walk through an opening the width of a nucleus any more than the tide walks through a keyhole. If they went anywhere, they did not go as travellers. They went as information — correlations, threaded through, at a rate so far below anything a person or a signal could use that Lieutenant Schwarzschild's own caution turns out to be exactly right twice over. There is a bridge. It has always been a bridge. It has never for one instant been a road."</w:t>
+        <w:t xml:space="preserve">"It is there! It is real! And it is holding open a corridor perhaps the width of an atomic nucleus, for a duration I cannot yet bound, and I want everybody in that room to understand what that means before anyone gets excited. A throat that wide is not a door. It is not a route. Fourteen resolved amplitudes did not walk through an opening the width of a nucleus any more than the tide walks through a keyhole. If they went anywhere, they did not go as travellers. They went as information — correlations, threaded through, at a rate so far below anything a person or a signal could use that Lieutenant Schwarzschild's own caution turns out to be exactly right twice over. There is a bridge. It has always been a bridge. It has never for one instant been a road."</w:t>
       </w:r>
     </w:p>
     <w:p>
@@ -20187,7 +20187,7 @@
         <w:pStyle w:val="SourceCode"/>
       </w:pPr>
       <w:r>
-        <w:t xml:space="preserve">"God, no," said Eilstein, before anyone else could answer, and it was the first time in the whole book he had used the word without apparent irony, and nobody remarked on it, though Lolly wrote it down twice.</w:t>
+        <w:t xml:space="preserve">"God, no!" said Eilstein, before anyone else could answer, and it was the first time in the whole book he had used the word without apparent irony, and nobody remarked on it, though Lolly wrote it down twice.</w:t>
       </w:r>
     </w:p>
     <w:p>

--- a/Lolly Wren's Curious Science Adventures - SERIES/Book 2 - The Permitted Options/The_Permitted_Options_BOOK_2_DRAFT.docx
+++ b/Lolly Wren's Curious Science Adventures - SERIES/Book 2 - The Permitted Options/The_Permitted_Options_BOOK_2_DRAFT.docx
@@ -582,7 +582,7 @@
         <w:pStyle w:val="BodyText"/>
       </w:pPr>
       <w:r>
-        <w:t xml:space="preserve">"It didn't choose," said Lolly.</w:t>
+        <w:t xml:space="preserve">"It didn't choose," corrected Lolly.</w:t>
       </w:r>
     </w:p>
     <w:p>
@@ -1499,7 +1499,7 @@
         <w:pStyle w:val="BodyText"/>
       </w:pPr>
       <w:r>
-        <w:t xml:space="preserve">"Cheaper," said Lolly.</w:t>
+        <w:t xml:space="preserve">"Cheaper," Lolly offered.</w:t>
       </w:r>
     </w:p>
     <w:p>
@@ -1648,7 +1648,7 @@
         <w:pStyle w:val="BodyText"/>
       </w:pPr>
       <w:r>
-        <w:t xml:space="preserve">"You're not academic," said Lolly.</w:t>
+        <w:t xml:space="preserve">"You're not academic," Lolly countered.</w:t>
       </w:r>
     </w:p>
     <w:p>
@@ -2147,7 +2147,7 @@
         <w:pStyle w:val="BodyText"/>
       </w:pPr>
       <w:r>
-        <w:t xml:space="preserve">"Yes," said Fainrose.</w:t>
+        <w:t xml:space="preserve">"Yes," Fainrose confirmed.</w:t>
       </w:r>
     </w:p>
     <w:p>
@@ -2969,7 +2969,7 @@
         <w:pStyle w:val="BodyText"/>
       </w:pPr>
       <w:r>
-        <w:t xml:space="preserve">"Considerably," said Beatrix.</w:t>
+        <w:t xml:space="preserve">"Considerably," Beatrix allowed.</w:t>
       </w:r>
     </w:p>
     <w:p>
@@ -3128,7 +3128,7 @@
         <w:pStyle w:val="BodyText"/>
       </w:pPr>
       <w:r>
-        <w:t xml:space="preserve">"You are Undead," said Fainrose.</w:t>
+        <w:t xml:space="preserve">"You are Undead," Fainrose stated.</w:t>
       </w:r>
     </w:p>
     <w:p>
@@ -3602,7 +3602,7 @@
         <w:pStyle w:val="BodyText"/>
       </w:pPr>
       <w:r>
-        <w:t xml:space="preserve">"And the hundred and ninety-five?" said Lolly.</w:t>
+        <w:t xml:space="preserve">"And the hundred and ninety-five?" asked Lolly.</w:t>
       </w:r>
     </w:p>
     <w:p>
@@ -3650,7 +3650,7 @@
         <w:pStyle w:val="BodyText"/>
       </w:pPr>
       <w:r>
-        <w:t xml:space="preserve">"Say it out," said Lolly.</w:t>
+        <w:t xml:space="preserve">"Say it out," Lolly pressed.</w:t>
       </w:r>
     </w:p>
     <w:p>
@@ -5299,7 +5299,7 @@
         <w:pStyle w:val="BodyText"/>
       </w:pPr>
       <w:r>
-        <w:t xml:space="preserve">"Then who did," said Lolly.</w:t>
+        <w:t xml:space="preserve">"Then who did," Lolly demanded.</w:t>
       </w:r>
     </w:p>
     <w:p>
@@ -6366,7 +6366,7 @@
         <w:pStyle w:val="BodyText"/>
       </w:pPr>
       <w:r>
-        <w:t xml:space="preserve">"Be slow," said Fainrose.</w:t>
+        <w:t xml:space="preserve">"Be slow," Fainrose instructed.</w:t>
       </w:r>
     </w:p>
     <w:p>
@@ -7108,7 +7108,7 @@
         <w:pStyle w:val="BodyText"/>
       </w:pPr>
       <w:r>
-        <w:t xml:space="preserve">"No," said Beatrix.</w:t>
+        <w:t xml:space="preserve">"No," Beatrix refused.</w:t>
       </w:r>
     </w:p>
     <w:p>
@@ -8380,7 +8380,7 @@
         <w:pStyle w:val="BodyText"/>
       </w:pPr>
       <w:r>
-        <w:t xml:space="preserve">"Is it?" said Mrs Kind. "Clause 14 isn't a decision of the session. It's a standing provision of the instrument, triggered by the resolution's</w:t>
+        <w:t xml:space="preserve">"Is it?" asked Mrs Kind. "Clause 14 isn't a decision of the session. It's a standing provision of the instrument, triggered by the resolution's</w:t>
       </w:r>
       <w:r>
         <w:t xml:space="preserve"> </w:t>
@@ -8409,7 +8409,7 @@
         <w:pStyle w:val="BodyText"/>
       </w:pPr>
       <w:r>
-        <w:t xml:space="preserve">"When," said Fainrose.</w:t>
+        <w:t xml:space="preserve">"When," Fainrose demanded.</w:t>
       </w:r>
     </w:p>
     <w:p>
@@ -9433,7 +9433,7 @@
         <w:pStyle w:val="BodyText"/>
       </w:pPr>
       <w:r>
-        <w:t xml:space="preserve">"To stop paying," said Lolly.</w:t>
+        <w:t xml:space="preserve">"To stop paying," Lolly replied.</w:t>
       </w:r>
     </w:p>
     <w:p>
@@ -9449,7 +9449,7 @@
         <w:pStyle w:val="BodyText"/>
       </w:pPr>
       <w:r>
-        <w:t xml:space="preserve">"Then how did it run for eleven thousand years?" said Fainrose.</w:t>
+        <w:t xml:space="preserve">"Then how did it run for eleven thousand years?" asked Fainrose.</w:t>
       </w:r>
     </w:p>
     <w:p>
@@ -9526,7 +9526,7 @@
         <w:pStyle w:val="BodyText"/>
       </w:pPr>
       <w:r>
-        <w:t xml:space="preserve">"And the rent?" said Beatrix.</w:t>
+        <w:t xml:space="preserve">"And the rent?" asked Beatrix.</w:t>
       </w:r>
     </w:p>
     <w:p>
@@ -9576,7 +9576,7 @@
         <w:pStyle w:val="BodyText"/>
       </w:pPr>
       <w:r>
-        <w:t xml:space="preserve">"There what is?" said Lolly.</w:t>
+        <w:t xml:space="preserve">"There what is?" asked Lolly.</w:t>
       </w:r>
     </w:p>
     <w:p>
@@ -9854,7 +9854,7 @@
         <w:pStyle w:val="BodyText"/>
       </w:pPr>
       <w:r>
-        <w:t xml:space="preserve">"I beg your pardon?" said Lolly.</w:t>
+        <w:t xml:space="preserve">"I beg your pardon?" asked Lolly.</w:t>
       </w:r>
     </w:p>
     <w:p>
@@ -10085,7 +10085,7 @@
         <w:pStyle w:val="BodyText"/>
       </w:pPr>
       <w:r>
-        <w:t xml:space="preserve">"When?" said Fainrose.</w:t>
+        <w:t xml:space="preserve">"When?" asked Fainrose.</w:t>
       </w:r>
     </w:p>
     <w:p>
@@ -10840,7 +10840,7 @@
         <w:pStyle w:val="BodyText"/>
       </w:pPr>
       <w:r>
-        <w:t xml:space="preserve">"Then what are you here to tell us?" said Fainrose.</w:t>
+        <w:t xml:space="preserve">"Then what are you here to tell us?" asked Fainrose.</w:t>
       </w:r>
     </w:p>
     <w:p>
@@ -11672,7 +11672,7 @@
         <w:pStyle w:val="BodyText"/>
       </w:pPr>
       <w:r>
-        <w:t xml:space="preserve">"How many times has it been used?" said Beatrix.</w:t>
+        <w:t xml:space="preserve">"How many times has it been used?" asked Beatrix.</w:t>
       </w:r>
     </w:p>
     <w:p>
@@ -12480,7 +12480,7 @@
         <w:pStyle w:val="BodyText"/>
       </w:pPr>
       <w:r>
-        <w:t xml:space="preserve">"Go on," said Fainrose.</w:t>
+        <w:t xml:space="preserve">"Go on," Fainrose urged.</w:t>
       </w:r>
     </w:p>
     <w:p>
@@ -12504,7 +12504,7 @@
         <w:pStyle w:val="BodyText"/>
       </w:pPr>
       <w:r>
-        <w:t xml:space="preserve">"Say what that buys us," said Lolly.</w:t>
+        <w:t xml:space="preserve">"Say what that buys us," Lolly prompted.</w:t>
       </w:r>
     </w:p>
     <w:p>
@@ -13663,7 +13663,7 @@
         <w:pStyle w:val="BodyText"/>
       </w:pPr>
       <w:r>
-        <w:t xml:space="preserve">"Say it properly," said Fainrose.</w:t>
+        <w:t xml:space="preserve">"Say it properly," Fainrose insisted.</w:t>
       </w:r>
     </w:p>
     <w:p>
@@ -15136,7 +15136,7 @@
         <w:pStyle w:val="BodyText"/>
       </w:pPr>
       <w:r>
-        <w:t xml:space="preserve">"Then take it apart," said Lolly.</w:t>
+        <w:t xml:space="preserve">"Then take it apart," Lolly directed.</w:t>
       </w:r>
     </w:p>
     <w:p>
@@ -15795,7 +15795,7 @@
         <w:pStyle w:val="BodyText"/>
       </w:pPr>
       <w:r>
-        <w:t xml:space="preserve">"Yes," said Beatrix.</w:t>
+        <w:t xml:space="preserve">"Yes," Beatrix agreed.</w:t>
       </w:r>
     </w:p>
     <w:p>
@@ -17096,7 +17096,7 @@
         <w:pStyle w:val="SourceCode"/>
       </w:pPr>
       <w:r>
-        <w:t xml:space="preserve">"You lied to him," said Lolly.</w:t>
+        <w:t xml:space="preserve">"You lied to him," Lolly accused.</w:t>
       </w:r>
     </w:p>
     <w:p>
@@ -17296,7 +17296,7 @@
         <w:pStyle w:val="SourceCode"/>
       </w:pPr>
       <w:r>
-        <w:t xml:space="preserve">"That is just doing it," said Fainrose.</w:t>
+        <w:t xml:space="preserve">"That is just doing it," Fainrose pointed out.</w:t>
       </w:r>
     </w:p>
     <w:p>
@@ -17877,7 +17877,7 @@
         <w:pStyle w:val="SourceCode"/>
       </w:pPr>
       <w:r>
-        <w:t xml:space="preserve">"Please," said Fainrose.</w:t>
+        <w:t xml:space="preserve">"Please," Fainrose murmured.</w:t>
       </w:r>
     </w:p>
     <w:p>
@@ -17997,7 +17997,7 @@
         <w:pStyle w:val="SourceCode"/>
       </w:pPr>
       <w:r>
-        <w:t xml:space="preserve">"That is complementarity," said Fainrose.</w:t>
+        <w:t xml:space="preserve">"That is complementarity," Fainrose noted.</w:t>
       </w:r>
     </w:p>
     <w:p>
@@ -19517,7 +19517,7 @@
         <w:pStyle w:val="SourceCode"/>
       </w:pPr>
       <w:r>
-        <w:t xml:space="preserve">"Say it properly," said Fainrose.</w:t>
+        <w:t xml:space="preserve">"Say it properly," Fainrose insisted.</w:t>
       </w:r>
     </w:p>
     <w:p>
@@ -19645,7 +19645,7 @@
         <w:pStyle w:val="SourceCode"/>
       </w:pPr>
       <w:r>
-        <w:t xml:space="preserve">"Please," said Fainrose.</w:t>
+        <w:t xml:space="preserve">"Please," Fainrose murmured.</w:t>
       </w:r>
     </w:p>
     <w:p>
@@ -20307,7 +20307,7 @@
         <w:pStyle w:val="SourceCode"/>
       </w:pPr>
       <w:r>
-        <w:t xml:space="preserve">"Nobody told me," said Lolly.</w:t>
+        <w:t xml:space="preserve">"Nobody told me," Lolly admitted.</w:t>
       </w:r>
     </w:p>
     <w:p>

--- a/Lolly Wren's Curious Science Adventures - SERIES/Book 2 - The Permitted Options/The_Permitted_Options_BOOK_2_DRAFT.docx
+++ b/Lolly Wren's Curious Science Adventures - SERIES/Book 2 - The Permitted Options/The_Permitted_Options_BOOK_2_DRAFT.docx
@@ -1149,7 +1149,7 @@
     </w:p>
     <w:p>
       <w:pPr>
-        <w:pStyle w:val="SourceCode"/>
+        <w:pStyle w:val="BodyText"/>
       </w:pPr>
       <w:r>
         <w:t xml:space="preserve">T ≈ e^(−2κL),  κ = √(2m(V₀ − E)) / ħ</w:t>
@@ -2497,7 +2497,7 @@
     </w:p>
     <w:p>
       <w:pPr>
-        <w:pStyle w:val="SourceCode"/>
+        <w:pStyle w:val="BodyText"/>
       </w:pPr>
       <w:r>
         <w:t xml:space="preserve">F/A = −π²ħc / (240 d⁴)</w:t>
@@ -4846,7 +4846,7 @@
     </w:p>
     <w:p>
       <w:pPr>
-        <w:pStyle w:val="SourceCode"/>
+        <w:pStyle w:val="BodyText"/>
       </w:pPr>
       <w:r>
         <w:t xml:space="preserve">Sₘₐₓ = k_B c³A / (4Għ)</w:t>
@@ -5627,7 +5627,7 @@
     </w:p>
     <w:p>
       <w:pPr>
-        <w:pStyle w:val="SourceCode"/>
+        <w:pStyle w:val="BodyText"/>
       </w:pPr>
       <w:r>
         <w:t xml:space="preserve">S_BH = k_B c³A / (4Għ) = k_B A / (4ℓ_P²)</w:t>
@@ -7439,7 +7439,7 @@
     </w:p>
     <w:p>
       <w:pPr>
-        <w:pStyle w:val="SourceCode"/>
+        <w:pStyle w:val="BodyText"/>
       </w:pPr>
       <w:r>
         <w:t xml:space="preserve">if S(A:B) is maximal, then I(A:C) = 0</w:t>
@@ -7542,7 +7542,7 @@
     </w:p>
     <w:p>
       <w:pPr>
-        <w:pStyle w:val="SourceCode"/>
+        <w:pStyle w:val="BodyText"/>
       </w:pPr>
       <w:r>
         <w:t xml:space="preserve">P ~ exp(−√(E_G / E))</w:t>
@@ -14534,7 +14534,7 @@
     </w:p>
     <w:p>
       <w:pPr>
-        <w:pStyle w:val="SourceCode"/>
+        <w:pStyle w:val="BodyText"/>
       </w:pPr>
       <w:r>
         <w:t xml:space="preserve">ĤΨ = 0</w:t>
@@ -16765,7 +16765,7 @@
     </w:p>
     <w:p>
       <w:pPr>
-        <w:pStyle w:val="SourceCode"/>
+        <w:pStyle w:val="BodyText"/>
       </w:pPr>
       <w:r>
         <w:t xml:space="preserve">The Vienna occupancy schedule was one page and it had eleven thousand years on it and two entries, and nobody had asked for the second entry until Mrs Kind asked for it, on a Monday, with seventy-four days left.</w:t>
@@ -16773,7 +16773,7 @@
     </w:p>
     <w:p>
       <w:pPr>
-        <w:pStyle w:val="SourceCode"/>
+        <w:pStyle w:val="BodyText"/>
       </w:pPr>
       <w:r>
         <w:t xml:space="preserve">It came back from the registry on Wednesday as a photostat of a photostat: a single sheet of hotel notepaper, a countersignature, and a date.</w:t>
@@ -16789,7 +16789,7 @@
     </w:p>
     <w:p>
       <w:pPr>
-        <w:pStyle w:val="SourceCode"/>
+        <w:pStyle w:val="BodyText"/>
       </w:pPr>
       <w:r>
         <w:t xml:space="preserve">Attached: eleven pages, in German, in a small forward-sloping hand, and a note from the registry apologising that the pages had never been translated because no request had been received in a hundred and twenty years.</w:t>
@@ -16797,7 +16797,7 @@
     </w:p>
     <w:p>
       <w:pPr>
-        <w:pStyle w:val="SourceCode"/>
+        <w:pStyle w:val="BodyText"/>
       </w:pPr>
       <w:r>
         <w:t xml:space="preserve">Mrs Kind read the German. She read it twice, and then she went out into the corridor and stood there for a while, and then she came back and said:</w:t>
@@ -16805,7 +16805,7 @@
     </w:p>
     <w:p>
       <w:pPr>
-        <w:pStyle w:val="SourceCode"/>
+        <w:pStyle w:val="BodyText"/>
       </w:pPr>
       <w:r>
         <w:t xml:space="preserve">"Lolly. He worked it out. All of it. In nineteen six. And it was filed."</w:t>
@@ -16813,7 +16813,7 @@
     </w:p>
     <w:p>
       <w:pPr>
-        <w:pStyle w:val="SourceCode"/>
+        <w:pStyle w:val="BodyText"/>
       </w:pPr>
       <w:r>
         <w:t xml:space="preserve">Ludger Soccermann had been sixty-two in May of 1906.</w:t>
@@ -16821,7 +16821,7 @@
     </w:p>
     <w:p>
       <w:pPr>
-        <w:pStyle w:val="SourceCode"/>
+        <w:pStyle w:val="BodyText"/>
       </w:pPr>
       <w:r>
         <w:t xml:space="preserve">He had spent thirty years arguing that heat was the statistics of enormous numbers of invisible things, and he had spent those same thirty years being told by extremely eminent men that invisible things were not a proper subject for physics, that his atoms were a bookkeeping fiction, and that a serious science described what could be observed. He had defended himself very well and in public and it had cost him a great deal. He had been ill for long periods in a way that his century did not know how to name and ours does. He had held chairs in four cities and resigned three of them.</w:t>
@@ -16829,7 +16829,7 @@
     </w:p>
     <w:p>
       <w:pPr>
-        <w:pStyle w:val="SourceCode"/>
+        <w:pStyle w:val="BodyText"/>
       </w:pPr>
       <w:r>
         <w:t xml:space="preserve">He died in September of that year, at Duino, near Trieste, on holiday with his family, by his own hand, at sixty-two, and within four years of his death the atoms were settled beyond argument by other men's experiments.</w:t>
@@ -16837,7 +16837,7 @@
     </w:p>
     <w:p>
       <w:pPr>
-        <w:pStyle w:val="SourceCode"/>
+        <w:pStyle w:val="BodyText"/>
       </w:pPr>
       <w:r>
         <w:t xml:space="preserve">Lolly read the biographical note in the registry file and then read the eleven pages in Mrs Kind's translation, and then went and sat in the stairwell again, which by August was where the department went.</w:t>
@@ -16845,7 +16845,7 @@
     </w:p>
     <w:p>
       <w:pPr>
-        <w:pStyle w:val="SourceCode"/>
+        <w:pStyle w:val="BodyText"/>
       </w:pPr>
       <w:r>
         <w:t xml:space="preserve">Because the eleven pages contained the answer to the question they had been failing to answer since Friday, and they contained it fifty-five years before anybody else wrote it down, and they were in a strong room in Vienna the entire time.</w:t>
@@ -16861,7 +16861,7 @@
     </w:p>
     <w:p>
       <w:pPr>
-        <w:pStyle w:val="SourceCode"/>
+        <w:pStyle w:val="BodyText"/>
       </w:pPr>
       <w:r>
         <w:t xml:space="preserve">"A quantity of gas in a room," she said. "Describe it. You can say: this pressure, this temperature, this volume. Four numbers. That is the description you can actually obtain, and it is called the macrostate.</w:t>
@@ -16869,7 +16869,7 @@
     </w:p>
     <w:p>
       <w:pPr>
-        <w:pStyle w:val="SourceCode"/>
+        <w:pStyle w:val="BodyText"/>
       </w:pPr>
       <w:r>
         <w:t xml:space="preserve">"Now ask how many distinct arrangements of the individual molecules — every position, every velocity — are consistent with those four numbers. Call that number W. It is unimaginably large.</w:t>
@@ -16877,7 +16877,7 @@
     </w:p>
     <w:p>
       <w:pPr>
-        <w:pStyle w:val="SourceCode"/>
+        <w:pStyle w:val="BodyText"/>
       </w:pPr>
       <w:r>
         <w:t xml:space="preserve">"Soccermann's claim, and it is the whole of the man, is that entropy is nothing but a count of that number:</w:t>
@@ -16885,7 +16885,7 @@
     </w:p>
     <w:p>
       <w:pPr>
-        <w:pStyle w:val="SourceCode"/>
+        <w:pStyle w:val="BodyText"/>
       </w:pPr>
       <w:r>
         <w:t xml:space="preserve">S = k_B ln W</w:t>
@@ -16893,7 +16893,7 @@
     </w:p>
     <w:p>
       <w:pPr>
-        <w:pStyle w:val="SourceCode"/>
+        <w:pStyle w:val="BodyText"/>
       </w:pPr>
       <w:r>
         <w:t xml:space="preserve">"That is it. That is the entire content. Entropy is not a substance, not a fluid, not a tendency. It is the logarithm of how many microscopic arrangements would look identical to you at the level you are able to look.</w:t>
@@ -16901,7 +16901,7 @@
     </w:p>
     <w:p>
       <w:pPr>
-        <w:pStyle w:val="SourceCode"/>
+        <w:pStyle w:val="BodyText"/>
       </w:pPr>
       <w:r>
         <w:t xml:space="preserve">"And once you have that, the second law stops being a law and becomes arithmetic. A system left alone wanders among its available arrangements. There are vastly more arrangements that we would describe as disordered than as ordered — not somewhat more, but more by factors like ten to the ten to the twenty-third. So a system found in an ordered arrangement will, overwhelmingly probably, be found in a disordered one shortly afterwards, for exactly the reason that a shuffled deck is probably not in suit order. Nothing forbids the ordered outcome. It is simply outnumbered."</w:t>
@@ -16909,7 +16909,7 @@
     </w:p>
     <w:p>
       <w:pPr>
-        <w:pStyle w:val="SourceCode"/>
+        <w:pStyle w:val="BodyText"/>
       </w:pPr>
       <w:r>
         <w:t xml:space="preserve">Barbarian, from the corner, said: "And this is where I came in three weeks ago, because the argument runs both ways and he knew it."</w:t>
@@ -16925,7 +16925,7 @@
     </w:p>
     <w:p>
       <w:pPr>
-        <w:pStyle w:val="SourceCode"/>
+        <w:pStyle w:val="BodyText"/>
       </w:pPr>
       <w:r>
         <w:t xml:space="preserve">Miss Pike said, "And was it?"</w:t>
@@ -16949,7 +16949,7 @@
     </w:p>
     <w:p>
       <w:pPr>
-        <w:pStyle w:val="SourceCode"/>
+        <w:pStyle w:val="BodyText"/>
       </w:pPr>
       <w:r>
         <w:t xml:space="preserve">He had sat down opposite Albrecht Eilstein in a room off the Ringstrasse on the fifth of May 1906, in the chair the founders had paid for, as the second unaffiliated observer in eleven thousand years, and he had asked the question the clause required, which is whether what this party had taken was a thing anybody needed.</w:t>
@@ -16965,7 +16965,7 @@
     </w:p>
     <w:p>
       <w:pPr>
-        <w:pStyle w:val="SourceCode"/>
+        <w:pStyle w:val="BodyText"/>
       </w:pPr>
       <w:r>
         <w:t xml:space="preserve">Mrs Kind read it out.</w:t>
@@ -17077,7 +17077,7 @@
     </w:p>
     <w:p>
       <w:pPr>
-        <w:pStyle w:val="SourceCode"/>
+        <w:pStyle w:val="BodyText"/>
       </w:pPr>
       <w:r>
         <w:t xml:space="preserve">Eilstein was summoned on the Friday, which was lawful now, and he came without being asked and stood while Mrs Kind read him pages five to eleven, and did not sit down at any point.</w:t>
@@ -17085,7 +17085,7 @@
     </w:p>
     <w:p>
       <w:pPr>
-        <w:pStyle w:val="SourceCode"/>
+        <w:pStyle w:val="BodyText"/>
       </w:pPr>
       <w:r>
         <w:t xml:space="preserve">At the end he said, "He was correct in every particular."</w:t>
@@ -17093,7 +17093,7 @@
     </w:p>
     <w:p>
       <w:pPr>
-        <w:pStyle w:val="SourceCode"/>
+        <w:pStyle w:val="BodyText"/>
       </w:pPr>
       <w:r>
         <w:t xml:space="preserve">"You lied to him," Lolly accused.</w:t>
@@ -17109,7 +17109,7 @@
     </w:p>
     <w:p>
       <w:pPr>
-        <w:pStyle w:val="SourceCode"/>
+        <w:pStyle w:val="BodyText"/>
       </w:pPr>
       <w:r>
         <w:t xml:space="preserve">Beatrix said, "What is the worst?"</w:t>
@@ -17117,7 +17117,7 @@
     </w:p>
     <w:p>
       <w:pPr>
-        <w:pStyle w:val="SourceCode"/>
+        <w:pStyle w:val="BodyText"/>
       </w:pPr>
       <w:r>
         <w:t xml:space="preserve">"Filing it," said Albrecht Eilstein.</w:t>
@@ -17133,7 +17133,7 @@
     </w:p>
     <w:p>
       <w:pPr>
-        <w:pStyle w:val="SourceCode"/>
+        <w:pStyle w:val="BodyText"/>
       </w:pPr>
       <w:r>
         <w:t xml:space="preserve">"Soccermann's prediction is right and it was proved in nineteen sixty-one," said Ramanathan on Monday. "It's Landauer's principle, and we have used it twice already in this file without noticing that we were being handed something.</w:t>
@@ -17157,7 +17157,7 @@
     </w:p>
     <w:p>
       <w:pPr>
-        <w:pStyle w:val="SourceCode"/>
+        <w:pStyle w:val="BodyText"/>
       </w:pPr>
       <w:r>
         <w:t xml:space="preserve">Fainrose said, "Eleven thousand years of it."</w:t>
@@ -17165,7 +17165,7 @@
     </w:p>
     <w:p>
       <w:pPr>
-        <w:pStyle w:val="SourceCode"/>
+        <w:pStyle w:val="BodyText"/>
       </w:pPr>
       <w:r>
         <w:t xml:space="preserve">"Eleven thousand years of perfectly retained, unerasable discarded branches, and he can recite them, and he cannot stop reciting them when he is distressed, which a physicist in nineteen six recorded as evidence and everybody since has recorded as a mannerism."</w:t>
@@ -17173,7 +17173,7 @@
     </w:p>
     <w:p>
       <w:pPr>
-        <w:pStyle w:val="SourceCode"/>
+        <w:pStyle w:val="BodyText"/>
       </w:pPr>
       <w:r>
         <w:t xml:space="preserve">Lolly said, "Is there any relief for him at all?"</w:t>
@@ -17181,7 +17181,7 @@
     </w:p>
     <w:p>
       <w:pPr>
-        <w:pStyle w:val="SourceCode"/>
+        <w:pStyle w:val="BodyText"/>
       </w:pPr>
       <w:r>
         <w:t xml:space="preserve">"There is exactly one," said Ramanathan, "and it is worse than none. He could forget. And the moment he does, the stored entropy discharges into the world, all of it, at once, at whatever temperature he happens to be standing in." She looked up. "So the reason that creature has not permitted himself the smallest mercy in eleven thousand years is not discipline and it is not vanity. He is a full vessel standing in a room with people in it."</w:t>
@@ -17205,7 +17205,7 @@
     </w:p>
     <w:p>
       <w:pPr>
-        <w:pStyle w:val="SourceCode"/>
+        <w:pStyle w:val="BodyText"/>
       </w:pPr>
       <w:r>
         <w:t xml:space="preserve">Beatrix said, "Explain."</w:t>
@@ -17221,7 +17221,7 @@
     </w:p>
     <w:p>
       <w:pPr>
-        <w:pStyle w:val="SourceCode"/>
+        <w:pStyle w:val="BodyText"/>
       </w:pPr>
       <w:r>
         <w:t xml:space="preserve">"Now. Suppose I take the Fourth Concordance's archive into my chamber, and I put it against a reference, and I try to extract work. What happens?</w:t>
@@ -17245,7 +17245,7 @@
     </w:p>
     <w:p>
       <w:pPr>
-        <w:pStyle w:val="SourceCode"/>
+        <w:pStyle w:val="BodyText"/>
       </w:pPr>
       <w:r>
         <w:t xml:space="preserve">There was a very long silence in the briefing room.</w:t>
@@ -17253,7 +17253,7 @@
     </w:p>
     <w:p>
       <w:pPr>
-        <w:pStyle w:val="SourceCode"/>
+        <w:pStyle w:val="BodyText"/>
       </w:pPr>
       <w:r>
         <w:t xml:space="preserve">Beatrix Sloan said, slowly, "You can certify the archive without reading it."</w:t>
@@ -17269,7 +17269,7 @@
     </w:p>
     <w:p>
       <w:pPr>
-        <w:pStyle w:val="SourceCode"/>
+        <w:pStyle w:val="BodyText"/>
       </w:pPr>
       <w:r>
         <w:t xml:space="preserve">Fainrose was already at the board.</w:t>
@@ -17285,7 +17285,7 @@
     </w:p>
     <w:p>
       <w:pPr>
-        <w:pStyle w:val="SourceCode"/>
+        <w:pStyle w:val="BodyText"/>
       </w:pPr>
       <w:r>
         <w:t xml:space="preserve">"Because a forger would have to actually correlate his archive with an actual four hundred years," said Miss Pike, "which is not forgery. That is just doing it."</w:t>
@@ -17293,7 +17293,7 @@
     </w:p>
     <w:p>
       <w:pPr>
-        <w:pStyle w:val="SourceCode"/>
+        <w:pStyle w:val="BodyText"/>
       </w:pPr>
       <w:r>
         <w:t xml:space="preserve">"That is just doing it," Fainrose pointed out.</w:t>
@@ -17309,7 +17309,7 @@
     </w:p>
     <w:p>
       <w:pPr>
-        <w:pStyle w:val="SourceCode"/>
+        <w:pStyle w:val="BodyText"/>
       </w:pPr>
       <w:r>
         <w:t xml:space="preserve">Lolly wrote, that night, and it took her longer than usual:</w:t>
@@ -17317,7 +17317,7 @@
     </w:p>
     <w:p>
       <w:pPr>
-        <w:pStyle w:val="SourceCode"/>
+        <w:pStyle w:val="BodyText"/>
       </w:pPr>
       <w:r>
         <w:t xml:space="preserve">S = k log W.Entropy is a count of the arrangements that would look the same to you at the level you can look. Not a fluid. Not a tendency. A logarithm of your own coarseness.</w:t>
@@ -17325,7 +17325,7 @@
     </w:p>
     <w:p>
       <w:pPr>
-        <w:pStyle w:val="SourceCode"/>
+        <w:pStyle w:val="BodyText"/>
       </w:pPr>
       <w:r>
         <w:t xml:space="preserve">Then:</w:t>
@@ -17333,7 +17333,7 @@
     </w:p>
     <w:p>
       <w:pPr>
-        <w:pStyle w:val="SourceCode"/>
+        <w:pStyle w:val="BodyText"/>
       </w:pPr>
       <w:r>
         <w:t xml:space="preserve">The second law is not a law. Ordered outcomes are outnumbered, not forbidden. Loschmidt: reverse every velocity and you get a lawful decrease. Zermelo: a bounded system recurs. Both objections correct. He accepted both. They heard weakness. Ninety years later they measured the fluctuations with a bead in water. He was right in the only way available and saw no experiment.</w:t>
@@ -17341,7 +17341,7 @@
     </w:p>
     <w:p>
       <w:pPr>
-        <w:pStyle w:val="SourceCode"/>
+        <w:pStyle w:val="BodyText"/>
       </w:pPr>
       <w:r>
         <w:t xml:space="preserve">Then:</w:t>
@@ -17349,7 +17349,7 @@
     </w:p>
     <w:p>
       <w:pPr>
-        <w:pStyle w:val="SourceCode"/>
+        <w:pStyle w:val="BodyText"/>
       </w:pPr>
       <w:r>
         <w:t xml:space="preserve">A demon does not pay for looking. It pays for FORGETTING. kT ln2 per bit cleared. A demon with infinite memory is not impossible. It is only never discharged. Eleven thousand years, unerasable, and he recites them when he is distressed,and a physician's note in 1906 called that evidence and everyone since has called it a mannerism.</w:t>
@@ -17357,7 +17357,7 @@
     </w:p>
     <w:p>
       <w:pPr>
-        <w:pStyle w:val="SourceCode"/>
+        <w:pStyle w:val="BodyText"/>
       </w:pPr>
       <w:r>
         <w:t xml:space="preserve">He is not a violation of the second law. He is its collateral. The only relief available to him would discharge into whatever room he was standing in.</w:t>
@@ -17365,7 +17365,7 @@
     </w:p>
     <w:p>
       <w:pPr>
-        <w:pStyle w:val="SourceCode"/>
+        <w:pStyle w:val="BodyText"/>
       </w:pPr>
       <w:r>
         <w:t xml:space="preserve">Then, underlined twice:</w:t>
@@ -17373,7 +17373,7 @@
     </w:p>
     <w:p>
       <w:pPr>
-        <w:pStyle w:val="SourceCode"/>
+        <w:pStyle w:val="BodyText"/>
       </w:pPr>
       <w:r>
         <w:t xml:space="preserve">You cannot fake mutual information. It is not a property of the marks. A forged archive is thermodynamically dead — not weaker, dead. Extractable work ≤ kT × I. So you can weigh an archive without reading a word of it. Amend 11: not readable copies. Demonstrable correlation. Pike: 'a forger would have to actually correlate it with an actual four hundred years. That is just doing it.'</w:t>
@@ -17381,7 +17381,7 @@
     </w:p>
     <w:p>
       <w:pPr>
-        <w:pStyle w:val="SourceCode"/>
+        <w:pStyle w:val="BodyText"/>
       </w:pPr>
       <w:r>
         <w:t xml:space="preserve">Then:</w:t>
@@ -17389,7 +17389,7 @@
     </w:p>
     <w:p>
       <w:pPr>
-        <w:pStyle w:val="SourceCode"/>
+        <w:pStyle w:val="BodyText"/>
       </w:pPr>
       <w:r>
         <w:t xml:space="preserve">He asked Soccermann not to write it down. Soccermann wrote it down.'A room paid for by forty-one parties for eleven thousand years is not a room in which a man is entitled to be kind.'</w:t>
@@ -17397,7 +17397,7 @@
     </w:p>
     <w:p>
       <w:pPr>
-        <w:pStyle w:val="SourceCode"/>
+        <w:pStyle w:val="BodyText"/>
       </w:pPr>
       <w:r>
         <w:t xml:space="preserve">Then:</w:t>
@@ -17405,7 +17405,7 @@
     </w:p>
     <w:p>
       <w:pPr>
-        <w:pStyle w:val="SourceCode"/>
+        <w:pStyle w:val="BodyText"/>
       </w:pPr>
       <w:r>
         <w:t xml:space="preserve">Eilstein on the two worst things the living do to the dead. The second is making the death about themselves. The first is filing it.</w:t>
@@ -17413,7 +17413,7 @@
     </w:p>
     <w:p>
       <w:pPr>
-        <w:pStyle w:val="SourceCode"/>
+        <w:pStyle w:val="BodyText"/>
       </w:pPr>
       <w:r>
         <w:t xml:space="preserve">We filed Soccermann for a hundred and twenty years because nobody submitted a request. I have put in a request for a translation of every document in that strong room. There are four hundred and nine.</w:t>
@@ -17421,7 +17421,7 @@
     </w:p>
     <w:p>
       <w:pPr>
-        <w:pStyle w:val="SourceCode"/>
+        <w:pStyle w:val="BodyText"/>
       </w:pPr>
       <w:r>
         <w:t xml:space="preserve">And last:</w:t>
@@ -17429,7 +17429,7 @@
     </w:p>
     <w:p>
       <w:pPr>
-        <w:pStyle w:val="SourceCode"/>
+        <w:pStyle w:val="BodyText"/>
       </w:pPr>
       <w:r>
         <w:t xml:space="preserve">74 days.</w:t>
@@ -17461,7 +17461,7 @@
     </w:p>
     <w:p>
       <w:pPr>
-        <w:pStyle w:val="SourceCode"/>
+        <w:pStyle w:val="BodyText"/>
       </w:pPr>
       <w:r>
         <w:t xml:space="preserve">S = k_B ln W</w:t>
@@ -17547,7 +17547,7 @@
     </w:p>
     <w:p>
       <w:pPr>
-        <w:pStyle w:val="SourceCode"/>
+        <w:pStyle w:val="BodyText"/>
       </w:pPr>
       <w:r>
         <w:t xml:space="preserve">Boltzmann accepted both and reformulated accordingly: the law is probabilistic, entropy decreases are permitted but astronomically improbable at macroscopic scales, and low-entropy conditions require a separate account (Chapter Ten's Past Hypothesis).</w:t>
@@ -17626,7 +17626,7 @@
     </w:p>
     <w:p>
       <w:pPr>
-        <w:pStyle w:val="SourceCode"/>
+        <w:pStyle w:val="BodyText"/>
       </w:pPr>
       <w:r>
         <w:t xml:space="preserve">These have been confirmed experimentally with optically trapped colloidal beads and with single-molecule RNA unfolding. Transient violations of the second law occur at small scales at precisely the predicted rates.</w:t>
@@ -17642,7 +17642,7 @@
     </w:p>
     <w:p>
       <w:pPr>
-        <w:pStyle w:val="SourceCode"/>
+        <w:pStyle w:val="BodyText"/>
       </w:pPr>
       <w:r>
         <w:t xml:space="preserve">The chapter's use of this is exact: a demon with unbounded, never-erased memory violates nothing. It is not a perpetual-motion machine; it is a machine that never settles its account, storing the entropy it removes from the world as an unerasable internal record. Erasure would discharge that stored entropy as heat.</w:t>
@@ -17658,7 +17658,7 @@
     </w:p>
     <w:p>
       <w:pPr>
-        <w:pStyle w:val="SourceCode"/>
+        <w:pStyle w:val="BodyText"/>
       </w:pPr>
       <w:r>
         <w:t xml:space="preserve">⟨W_ext⟩ ≤ −ΔF + k_BT·I</w:t>
@@ -17818,7 +17818,7 @@
     </w:p>
     <w:p>
       <w:pPr>
-        <w:pStyle w:val="SourceCode"/>
+        <w:pStyle w:val="BodyText"/>
       </w:pPr>
       <w:r>
         <w:t xml:space="preserve">The letter of instruction came from the nine, jointly, which had never happened, and it was one sentence long.</w:t>
@@ -17834,7 +17834,7 @@
     </w:p>
     <w:p>
       <w:pPr>
-        <w:pStyle w:val="SourceCode"/>
+        <w:pStyle w:val="BodyText"/>
       </w:pPr>
       <w:r>
         <w:t xml:space="preserve">Beatrix read it and said, "Who is N. Drill?"</w:t>
@@ -17842,7 +17842,7 @@
     </w:p>
     <w:p>
       <w:pPr>
-        <w:pStyle w:val="SourceCode"/>
+        <w:pStyle w:val="BodyText"/>
       </w:pPr>
       <w:r>
         <w:t xml:space="preserve">Mrs Kind, who by then had a card index, said: "He built the Programme's benches. All of them. From nineteen fifty-eight to nineteen ninety-four, every instrument in every one of the eleven rooms, except that there were no instruments in the eleven rooms, so I have spent two days trying to reconcile that and I cannot."</w:t>
@@ -17850,7 +17850,7 @@
     </w:p>
     <w:p>
       <w:pPr>
-        <w:pStyle w:val="SourceCode"/>
+        <w:pStyle w:val="BodyText"/>
       </w:pPr>
       <w:r>
         <w:t xml:space="preserve">Nelson Drill was eighty-eight and arrived by taxi with a driver he had evidently talked to for the entire journey, since the driver came in to help him with the door and then stayed for seven minutes listening to the end of something.</w:t>
@@ -17858,7 +17858,7 @@
     </w:p>
     <w:p>
       <w:pPr>
-        <w:pStyle w:val="SourceCode"/>
+        <w:pStyle w:val="BodyText"/>
       </w:pPr>
       <w:r>
         <w:t xml:space="preserve">He had been, in order: a goalkeeper for a provincial Danish club, briefly and without distinction; an apprentice in a firm that made survey theodolites; and then, for thirty-six years, the man who designed test benches for people who needed to measure something nobody had measured before. He had never held a university post. He had never published a paper. He had built approximately four hundred instruments, and he had a way of speaking that Lolly was entirely unprepared for.</w:t>
@@ -17874,7 +17874,7 @@
     </w:p>
     <w:p>
       <w:pPr>
-        <w:pStyle w:val="SourceCode"/>
+        <w:pStyle w:val="BodyText"/>
       </w:pPr>
       <w:r>
         <w:t xml:space="preserve">"Please," Fainrose murmured.</w:t>
@@ -17890,7 +17890,7 @@
     </w:p>
     <w:p>
       <w:pPr>
-        <w:pStyle w:val="SourceCode"/>
+        <w:pStyle w:val="BodyText"/>
       </w:pPr>
       <w:r>
         <w:t xml:space="preserve">It took the whole morning, and Lolly gave up trying to take a verbatim note at eleven o'clock, because Nelson Drill could not produce a sentence that survived being written down. He revised as he went. He would reach the end of a proposition and then say "though that is too strong" and take a piece of it back, and then take back the taking back. Twice he asked whether anybody had a better word than "arrangement" and then rejected all four offered.</w:t>
@@ -17898,7 +17898,7 @@
     </w:p>
     <w:p>
       <w:pPr>
-        <w:pStyle w:val="SourceCode"/>
+        <w:pStyle w:val="BodyText"/>
       </w:pPr>
       <w:r>
         <w:t xml:space="preserve">By half past twelve Miss Pike had stopped writing and started drawing benches, which turned out to be the correct response.</w:t>
@@ -17906,7 +17906,7 @@
     </w:p>
     <w:p>
       <w:pPr>
-        <w:pStyle w:val="SourceCode"/>
+        <w:pStyle w:val="BodyText"/>
       </w:pPr>
       <w:r>
         <w:t xml:space="preserve">"Your finding," said Drill, "rests on two observations. I shall state them as flatly as I can and you will please correct me, because I am about to be unfair to your Mr Eilstein and I should like to be unfair accurately.</w:t>
@@ -17922,7 +17922,7 @@
     </w:p>
     <w:p>
       <w:pPr>
-        <w:pStyle w:val="SourceCode"/>
+        <w:pStyle w:val="BodyText"/>
       </w:pPr>
       <w:r>
         <w:t xml:space="preserve">"Observation two. On the fourteenth of March, there was no discarded amplitude — no waste, no leavings, nothing to eat. That observation was made by a single organism whose coupling to those systems is of a completely different character, which cannot be specified, which cannot be repeated, which produces no marks, and which is available to precisely one observer in the galaxy.</w:t>
@@ -17930,7 +17930,7 @@
     </w:p>
     <w:p>
       <w:pPr>
-        <w:pStyle w:val="SourceCode"/>
+        <w:pStyle w:val="BodyText"/>
       </w:pPr>
       <w:r>
         <w:t xml:space="preserve">"Your finding then does something. It says: since observation two shows no waste, and waste is the signature of selection, therefore the outcomes recorded in observation one were determined rather than selected.</w:t>
@@ -17946,7 +17946,7 @@
     </w:p>
     <w:p>
       <w:pPr>
-        <w:pStyle w:val="SourceCode"/>
+        <w:pStyle w:val="BodyText"/>
       </w:pPr>
       <w:r>
         <w:t xml:space="preserve">Eilstein, who had been summoned and who had been sitting very still at the end of the table, said: "Say the nineteen thirty-five error, please. Properly. I have heard it described nine ways and I have never once heard it from somebody who built the apparatus."</w:t>
@@ -17954,7 +17954,7 @@
     </w:p>
     <w:p>
       <w:pPr>
-        <w:pStyle w:val="SourceCode"/>
+        <w:pStyle w:val="BodyText"/>
       </w:pPr>
       <w:r>
         <w:t xml:space="preserve">Drill did it with two pencils and a matchbox, and it took twenty minutes, and Lolly put the reconstruction in the minute afterwards because she could not reproduce the way it was said.</w:t>
@@ -17962,7 +17962,7 @@
     </w:p>
     <w:p>
       <w:pPr>
-        <w:pStyle w:val="SourceCode"/>
+        <w:pStyle w:val="BodyText"/>
       </w:pPr>
       <w:r>
         <w:t xml:space="preserve">"Two particles, correlated, flying apart," said Drill. "I may choose to measure the position of the near one, and I then know the position of the far one, without having gone anywhere near it. Or I may choose to measure the momentum of the near one, and I then know the momentum of the far one, equally without going near it.</w:t>
@@ -17994,7 +17994,7 @@
     </w:p>
     <w:p>
       <w:pPr>
-        <w:pStyle w:val="SourceCode"/>
+        <w:pStyle w:val="BodyText"/>
       </w:pPr>
       <w:r>
         <w:t xml:space="preserve">"That is complementarity," Fainrose noted.</w:t>
@@ -18010,7 +18010,7 @@
     </w:p>
     <w:p>
       <w:pPr>
-        <w:pStyle w:val="SourceCode"/>
+        <w:pStyle w:val="BodyText"/>
       </w:pPr>
       <w:r>
         <w:t xml:space="preserve">"Thirty years ago some very good people took the word and applied it to a horizon — the claim that the account from outside and the account from within are both complete and may not be combined. That is a much stronger and much more speculative conjecture, and your Ms Sloan destroyed it in Vienna with the monogamy theorem, and she was entirely right to.</w:t>
@@ -18026,7 +18026,7 @@
     </w:p>
     <w:p>
       <w:pPr>
-        <w:pStyle w:val="SourceCode"/>
+        <w:pStyle w:val="BodyText"/>
       </w:pPr>
       <w:r>
         <w:t xml:space="preserve">Eilstein waited until the plates had gone, and then said:</w:t>
@@ -18034,7 +18034,7 @@
     </w:p>
     <w:p>
       <w:pPr>
-        <w:pStyle w:val="SourceCode"/>
+        <w:pStyle w:val="BodyText"/>
       </w:pPr>
       <w:r>
         <w:t xml:space="preserve">"Mr Drill. I am the man who made the argument, and I am not going to pretend to be neutral. I want to put the objection I put to the Ministry in nineteen — forgive me, in the year before last, in this building, at two in the morning.</w:t>
@@ -18050,7 +18050,7 @@
     </w:p>
     <w:p>
       <w:pPr>
-        <w:pStyle w:val="SourceCode"/>
+        <w:pStyle w:val="BodyText"/>
       </w:pPr>
       <w:r>
         <w:t xml:space="preserve">"Yes," said Drill. "Yes. That is — that is the good objection and I have been thinking about it for nine days and I want to give you the answer that I think is true rather than the one that wins.</w:t>
@@ -18066,7 +18066,7 @@
     </w:p>
     <w:p>
       <w:pPr>
-        <w:pStyle w:val="SourceCode"/>
+        <w:pStyle w:val="BodyText"/>
       </w:pPr>
       <w:r>
         <w:t xml:space="preserve">Eilstein sat back.</w:t>
@@ -18074,7 +18074,7 @@
     </w:p>
     <w:p>
       <w:pPr>
-        <w:pStyle w:val="SourceCode"/>
+        <w:pStyle w:val="BodyText"/>
       </w:pPr>
       <w:r>
         <w:t xml:space="preserve">"Then what am I?" he said.</w:t>
@@ -18122,7 +18122,7 @@
     </w:p>
     <w:p>
       <w:pPr>
-        <w:pStyle w:val="SourceCode"/>
+        <w:pStyle w:val="BodyText"/>
       </w:pPr>
       <w:r>
         <w:t xml:space="preserve">Barbarian said, from the corner, "Then Eilstein's determinism is dead."</w:t>
@@ -18154,7 +18154,7 @@
     </w:p>
     <w:p>
       <w:pPr>
-        <w:pStyle w:val="SourceCode"/>
+        <w:pStyle w:val="BodyText"/>
       </w:pPr>
       <w:r>
         <w:t xml:space="preserve">Fainrose put it on the board on the Wednesday evening and did not soften it.</w:t>
@@ -18162,7 +18162,7 @@
     </w:p>
     <w:p>
       <w:pPr>
-        <w:pStyle w:val="SourceCode"/>
+        <w:pStyle w:val="BodyText"/>
       </w:pPr>
       <w:r>
         <w:t xml:space="preserve">"Chapter Three is invalid as reasoned," she said. "The nine were right to send him and I want that minuted before anybody gets defensive. We inferred determination from an absence measured on an uncharacterised instrument and we published it in a Statement of Coherence."</w:t>
@@ -18170,7 +18170,7 @@
     </w:p>
     <w:p>
       <w:pPr>
-        <w:pStyle w:val="SourceCode"/>
+        <w:pStyle w:val="BodyText"/>
       </w:pPr>
       <w:r>
         <w:t xml:space="preserve">Miss Pike said, "Is the conclusion wrong?"</w:t>
@@ -18186,7 +18186,7 @@
     </w:p>
     <w:p>
       <w:pPr>
-        <w:pStyle w:val="SourceCode"/>
+        <w:pStyle w:val="BodyText"/>
       </w:pPr>
       <w:r>
         <w:t xml:space="preserve">"It gets worse for us."</w:t>
@@ -18194,7 +18194,7 @@
     </w:p>
     <w:p>
       <w:pPr>
-        <w:pStyle w:val="SourceCode"/>
+        <w:pStyle w:val="BodyText"/>
       </w:pPr>
       <w:r>
         <w:t xml:space="preserve">She wrote it out.</w:t>
@@ -18226,7 +18226,7 @@
     </w:p>
     <w:p>
       <w:pPr>
-        <w:pStyle w:val="SourceCode"/>
+        <w:pStyle w:val="BodyText"/>
       </w:pPr>
       <w:r>
         <w:t xml:space="preserve">"That is not a failure of monitoring. That is a much older offence and Mr Drill has just handed the plaintiffs a better cause of action than the one they have."</w:t>
@@ -18234,7 +18234,7 @@
     </w:p>
     <w:p>
       <w:pPr>
-        <w:pStyle w:val="SourceCode"/>
+        <w:pStyle w:val="BodyText"/>
       </w:pPr>
       <w:r>
         <w:t xml:space="preserve">Beatrix Sloan, who had been silent for two hours, said: "Yes. And I have to advise the nine of it by Friday, and I am going to."</w:t>
@@ -18258,7 +18258,7 @@
     </w:p>
     <w:p>
       <w:pPr>
-        <w:pStyle w:val="SourceCode"/>
+        <w:pStyle w:val="BodyText"/>
       </w:pPr>
       <w:r>
         <w:t xml:space="preserve">"You cannot characterise him," said Miss Pike.</w:t>
@@ -18274,7 +18274,7 @@
     </w:p>
     <w:p>
       <w:pPr>
-        <w:pStyle w:val="SourceCode"/>
+        <w:pStyle w:val="BodyText"/>
       </w:pPr>
       <w:r>
         <w:t xml:space="preserve">Eilstein said, "I have been many things."</w:t>
@@ -18282,7 +18282,7 @@
     </w:p>
     <w:p>
       <w:pPr>
-        <w:pStyle w:val="SourceCode"/>
+        <w:pStyle w:val="BodyText"/>
       </w:pPr>
       <w:r>
         <w:t xml:space="preserve">"There is a consequence," said Beatrix, and she was already writing. "If he is departmental apparatus, then what he holds is departmental. And Chapter Twelve established what he holds." She stopped writing. "Lolly. Eleven thousand years of unerasable stored entropy. Uncleared. Undischarged. On our instrument list."</w:t>
@@ -18290,7 +18290,7 @@
     </w:p>
     <w:p>
       <w:pPr>
-        <w:pStyle w:val="SourceCode"/>
+        <w:pStyle w:val="BodyText"/>
       </w:pPr>
       <w:r>
         <w:t xml:space="preserve">Fainrose said, "The Crown inherits the ledger."</w:t>
@@ -18298,7 +18298,7 @@
     </w:p>
     <w:p>
       <w:pPr>
-        <w:pStyle w:val="SourceCode"/>
+        <w:pStyle w:val="BodyText"/>
       </w:pPr>
       <w:r>
         <w:t xml:space="preserve">"The Crown inherits the ledger," said Beatrix, "and every discarded branch in it, and every question of whether it was needed, and the debt cannot be discharged because discharge means forgetting and forgetting means release into whatever room he is standing in, and I would be advising the department to acquire, as a fixed asset, the largest single item of undisclosed liability in the history of the state."</w:t>
@@ -18306,7 +18306,7 @@
     </w:p>
     <w:p>
       <w:pPr>
-        <w:pStyle w:val="SourceCode"/>
+        <w:pStyle w:val="BodyText"/>
       </w:pPr>
       <w:r>
         <w:t xml:space="preserve">There was quite a long silence.</w:t>
@@ -18314,7 +18314,7 @@
     </w:p>
     <w:p>
       <w:pPr>
-        <w:pStyle w:val="SourceCode"/>
+        <w:pStyle w:val="BodyText"/>
       </w:pPr>
       <w:r>
         <w:t xml:space="preserve">Albrecht Eilstein said, "May I say something in my own matter?"</w:t>
@@ -18322,7 +18322,7 @@
     </w:p>
     <w:p>
       <w:pPr>
-        <w:pStyle w:val="SourceCode"/>
+        <w:pStyle w:val="BodyText"/>
       </w:pPr>
       <w:r>
         <w:t xml:space="preserve">"You may."</w:t>
@@ -18330,7 +18330,7 @@
     </w:p>
     <w:p>
       <w:pPr>
-        <w:pStyle w:val="SourceCode"/>
+        <w:pStyle w:val="BodyText"/>
       </w:pPr>
       <w:r>
         <w:t xml:space="preserve">"Do it," he said. "Not because it is prudent. It is the least prudent thing anybody has proposed in two books and Ms Sloan is entirely right about the liability." He had his hands on the table. "Do it because for eleven thousand years I have been an instrument nobody characterised, and every wrong I have done has been possible because of that, and Mr Drill has just told this room that an uncharacterised instrument is not evidence but a lead. I should like to stop being a lead."</w:t>
@@ -18378,7 +18378,7 @@
     </w:p>
     <w:p>
       <w:pPr>
-        <w:pStyle w:val="SourceCode"/>
+        <w:pStyle w:val="BodyText"/>
       </w:pPr>
       <w:r>
         <w:t xml:space="preserve">Drill listened to it twice and then said, slowly, and revising as usual:</w:t>
@@ -18394,7 +18394,7 @@
     </w:p>
     <w:p>
       <w:pPr>
-        <w:pStyle w:val="SourceCode"/>
+        <w:pStyle w:val="BodyText"/>
       </w:pPr>
       <w:r>
         <w:t xml:space="preserve">"It asks why nobody has been found. Finding is a bench. Maintaining is a different bench. And I have spent thirty-six years being told by clients that because their instrument showed nothing, nothing was there, and I have made rather a good living out of the interval between those two statements." He got up, slowly, for his taxi. "Somebody in this department should ask what arrangement would be required to detect a volume that had maintained its own subscription, and whether it is compatible with the arrangement required to maintain yours. I suspect it is not. I have suspected it since nineteen seventy-one. I have no evidence and I would not dream of publishing."</w:t>
@@ -18402,7 +18402,7 @@
     </w:p>
     <w:p>
       <w:pPr>
-        <w:pStyle w:val="SourceCode"/>
+        <w:pStyle w:val="BodyText"/>
       </w:pPr>
       <w:r>
         <w:t xml:space="preserve">Lolly said, "Mr Drill — could I have that in writing?"</w:t>
@@ -18410,7 +18410,7 @@
     </w:p>
     <w:p>
       <w:pPr>
-        <w:pStyle w:val="SourceCode"/>
+        <w:pStyle w:val="BodyText"/>
       </w:pPr>
       <w:r>
         <w:t xml:space="preserve">And Nelson Drill said, from the door, with what Lolly was almost sure was satisfaction:</w:t>
@@ -18418,7 +18418,7 @@
     </w:p>
     <w:p>
       <w:pPr>
-        <w:pStyle w:val="SourceCode"/>
+        <w:pStyle w:val="BodyText"/>
       </w:pPr>
       <w:r>
         <w:t xml:space="preserve">"You could not. I have never in my life said a sentence twice the same way and I have been assured by two governments that it makes me useless." He put his hat on. "Though I have noticed, Ms Wren, since you have a President who does his work with true sentences cut loose from the men who said them, that being impossible to quote is not the disadvantage everyone told me it was."</w:t>
@@ -18426,7 +18426,7 @@
     </w:p>
     <w:p>
       <w:pPr>
-        <w:pStyle w:val="SourceCode"/>
+        <w:pStyle w:val="BodyText"/>
       </w:pPr>
       <w:r>
         <w:t xml:space="preserve">Lolly wrote, that night:</w:t>
@@ -18434,7 +18434,7 @@
     </w:p>
     <w:p>
       <w:pPr>
-        <w:pStyle w:val="SourceCode"/>
+        <w:pStyle w:val="BodyText"/>
       </w:pPr>
       <w:r>
         <w:t xml:space="preserve">Drill: the finding may be right and the route is not permitted. An error can be found. An invalid route cannot.</w:t>
@@ -18442,7 +18442,7 @@
     </w:p>
     <w:p>
       <w:pPr>
-        <w:pStyle w:val="SourceCode"/>
+        <w:pStyle w:val="BodyText"/>
       </w:pPr>
       <w:r>
         <w:t xml:space="preserve">Then:</w:t>
@@ -18450,7 +18450,7 @@
     </w:p>
     <w:p>
       <w:pPr>
-        <w:pStyle w:val="SourceCode"/>
+        <w:pStyle w:val="BodyText"/>
       </w:pPr>
       <w:r>
         <w:t xml:space="preserve">1935: I could have predicted either, and I disturbed nothing, therefore both were there. The ambiguity is in 'disturbing'. Nothing is jogged. But the choice fixes what kind of claim is available. Two mutually exclusive arrangements are not two accounts of one situation. The phenomenon is the system AND the instrument. You may not carve off the instrument and call the rest a property.</w:t>
@@ -18458,7 +18458,7 @@
     </w:p>
     <w:p>
       <w:pPr>
-        <w:pStyle w:val="SourceCode"/>
+        <w:pStyle w:val="BodyText"/>
       </w:pPr>
       <w:r>
         <w:t xml:space="preserve">Then, underlined:</w:t>
@@ -18466,7 +18466,7 @@
     </w:p>
     <w:p>
       <w:pPr>
-        <w:pStyle w:val="SourceCode"/>
+        <w:pStyle w:val="BodyText"/>
       </w:pPr>
       <w:r>
         <w:t xml:space="preserve">We disposed of a cousin of his rule and came home thinking we had disposed of his.1967: no context-independent pre-existing values, even allowing unlimited nonlocality. No locality assumption. Not statistical. Contextuality. His preference with a proof attached. Now sold as a computing resource. It does not kill determinism. Pilot wave survives. It kills our ROUTE.</w:t>
@@ -18474,7 +18474,7 @@
     </w:p>
     <w:p>
       <w:pPr>
-        <w:pStyle w:val="SourceCode"/>
+        <w:pStyle w:val="BodyText"/>
       </w:pPr>
       <w:r>
         <w:t xml:space="preserve">Then:</w:t>
@@ -18482,7 +18482,7 @@
     </w:p>
     <w:p>
       <w:pPr>
-        <w:pStyle w:val="SourceCode"/>
+        <w:pStyle w:val="BodyText"/>
       </w:pPr>
       <w:r>
         <w:t xml:space="preserve">Restated his way, Chapter Three gets worse, not weaker:there is no fact about which options a state 'has' apart from the arrangement that defines them. THE REGISTER WAS THE ARRANGEMENT.We did not fail to notice her doors had closed. We were the apparatus that determined what counted as a door,and while ours was the only bench in the room the question had no answer.</w:t>
@@ -18490,7 +18490,7 @@
     </w:p>
     <w:p>
       <w:pPr>
-        <w:pStyle w:val="SourceCode"/>
+        <w:pStyle w:val="BodyText"/>
       </w:pPr>
       <w:r>
         <w:t xml:space="preserve">Beatrix will advise the nine of that on Friday. She did not hesitate for one second.</w:t>
@@ -18498,7 +18498,7 @@
     </w:p>
     <w:p>
       <w:pPr>
-        <w:pStyle w:val="SourceCode"/>
+        <w:pStyle w:val="BodyText"/>
       </w:pPr>
       <w:r>
         <w:t xml:space="preserve">Then:</w:t>
@@ -18506,7 +18506,7 @@
     </w:p>
     <w:p>
       <w:pPr>
-        <w:pStyle w:val="SourceCode"/>
+        <w:pStyle w:val="BodyText"/>
       </w:pPr>
       <w:r>
         <w:t xml:space="preserve">Rescue: build one bench. Characterise the instrument. Incorporate him. Log the feeding. Reference it to the register. Consequence: the Crown inherits the ledger. Undischargeable. Largest undisclosed liability in the history of the state. He said do it anyway. 'I should like to stop being a lead.'</w:t>
@@ -18514,7 +18514,7 @@
     </w:p>
     <w:p>
       <w:pPr>
-        <w:pStyle w:val="SourceCode"/>
+        <w:pStyle w:val="BodyText"/>
       </w:pPr>
       <w:r>
         <w:t xml:space="preserve">Then, the Fermi paper:</w:t>
@@ -18522,7 +18522,7 @@
     </w:p>
     <w:p>
       <w:pPr>
-        <w:pStyle w:val="SourceCode"/>
+        <w:pStyle w:val="BodyText"/>
       </w:pPr>
       <w:r>
         <w:t xml:space="preserve">'A service claiming to be indispensable has, in eleven thousand years, found no one else who thought so.'Drill: finding is a bench, maintaining is a different bench. Ask whether the arrangement needed to DETECT a self-maintained volumeis compatible with the arrangement needed to maintain ours. He suspects not. Since 1971. No evidence. Would not dream of publishing.</w:t>
@@ -18530,7 +18530,7 @@
     </w:p>
     <w:p>
       <w:pPr>
-        <w:pStyle w:val="SourceCode"/>
+        <w:pStyle w:val="BodyText"/>
       </w:pPr>
       <w:r>
         <w:t xml:space="preserve">And last:</w:t>
@@ -18538,7 +18538,7 @@
     </w:p>
     <w:p>
       <w:pPr>
-        <w:pStyle w:val="SourceCode"/>
+        <w:pStyle w:val="BodyText"/>
       </w:pPr>
       <w:r>
         <w:t xml:space="preserve">He cannot say a sentence the same way twice. Two governments told him it made him useless. It is the only defence against our President that anybody has found.</w:t>
@@ -18546,7 +18546,7 @@
     </w:p>
     <w:p>
       <w:pPr>
-        <w:pStyle w:val="SourceCode"/>
+        <w:pStyle w:val="BodyText"/>
       </w:pPr>
       <w:r>
         <w:t xml:space="preserve">68 days.</w:t>
@@ -18837,7 +18837,7 @@
     </w:p>
     <w:p>
       <w:pPr>
-        <w:pStyle w:val="SourceCode"/>
+        <w:pStyle w:val="BodyText"/>
       </w:pPr>
       <w:r>
         <w:t xml:space="preserve">The nine sent no letter this time. They sent a man, on the Monday, unannounced, who gave his name to the desk as "Esaki, retired," and who was shown up to the sixth floor by a junior clerk who had no idea that the visitor had spent the 1950s doing something to a p-n junction that the rest of physics took thirty years to believe.</w:t>
@@ -18845,7 +18845,7 @@
     </w:p>
     <w:p>
       <w:pPr>
-        <w:pStyle w:val="SourceCode"/>
+        <w:pStyle w:val="BodyText"/>
       </w:pPr>
       <w:r>
         <w:t xml:space="preserve">He was ninety-one. He sat down, declined tea, and said, before anyone had asked him a single question:</w:t>
@@ -18853,7 +18853,7 @@
     </w:p>
     <w:p>
       <w:pPr>
-        <w:pStyle w:val="SourceCode"/>
+        <w:pStyle w:val="BodyText"/>
       </w:pPr>
       <w:r>
         <w:t xml:space="preserve">"You are troubled by the fourteen because they went where the barrier said they could not go. I built a career on the fact that this is not troubling. It is Tuesday."</w:t>
@@ -18861,7 +18861,7 @@
     </w:p>
     <w:p>
       <w:pPr>
-        <w:pStyle w:val="SourceCode"/>
+        <w:pStyle w:val="BodyText"/>
       </w:pPr>
       <w:r>
         <w:t xml:space="preserve">Fainrose, who had read the file overnight, said carefully, "Dr Esaki. Might I ask what you did, before we ask you why you're here?"</w:t>
@@ -18869,7 +18869,7 @@
     </w:p>
     <w:p>
       <w:pPr>
-        <w:pStyle w:val="SourceCode"/>
+        <w:pStyle w:val="BodyText"/>
       </w:pPr>
       <w:r>
         <w:t xml:space="preserve">"I grew crystals," said Esaki. "Very heavily doped. Degenerate semiconductor on both sides of a junction, so heavily doped that the depletion region — the barrier, if you like your word — was thin. A few nanometres. Thinner than any barrier has any business being if you expect a particle to go over it in the ordinary way, by having enough energy to climb.</w:t>
@@ -18877,7 +18877,7 @@
     </w:p>
     <w:p>
       <w:pPr>
-        <w:pStyle w:val="SourceCode"/>
+        <w:pStyle w:val="BodyText"/>
       </w:pPr>
       <w:r>
         <w:t xml:space="preserve">"And I applied a small voltage, in the reverse direction from what any sensible engineer expected current to flow, and current flowed. Backwards. Before the voltage was large enough to explain it by any classical route. I did not have a name for it at first. Later we called it tunnelling, because the particle did not climb the barrier. It appeared on the other side without having been anywhere in between that would show a trace of having climbed."</w:t>
@@ -18885,7 +18885,7 @@
     </w:p>
     <w:p>
       <w:pPr>
-        <w:pStyle w:val="SourceCode"/>
+        <w:pStyle w:val="BodyText"/>
       </w:pPr>
       <w:r>
         <w:t xml:space="preserve">Mrs Kind said, "That is the word this department has been arguing about since March."</w:t>
@@ -18893,7 +18893,7 @@
     </w:p>
     <w:p>
       <w:pPr>
-        <w:pStyle w:val="SourceCode"/>
+        <w:pStyle w:val="BodyText"/>
       </w:pPr>
       <w:r>
         <w:t xml:space="preserve">"I know," said Esaki. "It is why I am here. The nine did not send me to review your Chapter One. Your Chapter One is correct. They sent me because your Chapter One is correct and everybody in this building has spent thirteen chapters being astonished by it, and I am ninety-one years old and I have run out of patience with astonishment."</w:t>
@@ -18901,7 +18901,7 @@
     </w:p>
     <w:p>
       <w:pPr>
-        <w:pStyle w:val="SourceCode"/>
+        <w:pStyle w:val="BodyText"/>
       </w:pPr>
       <w:r>
         <w:t xml:space="preserve">He took a pencil — Drill's, left behind on the table, which Ramanathan had kept out of what Lolly suspected was sentiment — and drew a rectangle, and then a wavy line running into it and, faintly, out the other side.</w:t>
@@ -18909,7 +18909,7 @@
     </w:p>
     <w:p>
       <w:pPr>
-        <w:pStyle w:val="SourceCode"/>
+        <w:pStyle w:val="BodyText"/>
       </w:pPr>
       <w:r>
         <w:t xml:space="preserve">"Here is what you keep getting backwards," he said. "You keep asking: how did the fourteen get through when they had no energy to get through? As though the barrier is an obstacle and the particle is a traveller and the traveller has cheated. That is a story about traffic. It is not the physics.</w:t>
@@ -18925,7 +18925,7 @@
     </w:p>
     <w:p>
       <w:pPr>
-        <w:pStyle w:val="SourceCode"/>
+        <w:pStyle w:val="BodyText"/>
       </w:pPr>
       <w:r>
         <w:t xml:space="preserve">"It has not cheated a toll. It has not borrowed energy and failed to pay it back, though I have read that phrasing in three of your reports and I want it struck from every one of them, because it invites exactly the question you keep failing to answer, which is 'borrowed from where and paid back when', and there is no loan and there is no ledger entry and no lender. The amplitude was simply there, on both sides, the entire time, as the solution to one equation with one barrier in it. Nothing travelled through the classically forbidden region carrying anything. The wave was already on both sides before you asked which side it was on."</w:t>
@@ -18933,7 +18933,7 @@
     </w:p>
     <w:p>
       <w:pPr>
-        <w:pStyle w:val="SourceCode"/>
+        <w:pStyle w:val="BodyText"/>
       </w:pPr>
       <w:r>
         <w:t xml:space="preserve">Barbarian, predictably, said: "Then in what sense did it cross a barrier at all?"</w:t>
@@ -18941,7 +18941,7 @@
     </w:p>
     <w:p>
       <w:pPr>
-        <w:pStyle w:val="SourceCode"/>
+        <w:pStyle w:val="BodyText"/>
       </w:pPr>
       <w:r>
         <w:t xml:space="preserve">"In the sense that matters to a fabrication engineer," said Esaki, "which is the only sense I have ever cared about. Current flowed on the wrong side of a junction that classical electron transport says should have been dark. I did not need to know what the electron 'felt' crossing. I needed a diode that worked at frequencies nothing else could reach, and I built it, and it is in every satellite receiver launched for forty years, and the metaphysics of the crossing was never once relevant to whether the thing switched in picoseconds."</w:t>
@@ -18957,7 +18957,7 @@
     </w:p>
     <w:p>
       <w:pPr>
-        <w:pStyle w:val="SourceCode"/>
+        <w:pStyle w:val="BodyText"/>
       </w:pPr>
       <w:r>
         <w:t xml:space="preserve">"You want to know," he said, "whether the barrier the fourteen crossed on the fourteenth of March was a barrier of the same kind as mine. A junction in a crystal. A specific, local, measurable thing, thin enough in one direction for an amplitude to survive the crossing.</w:t>
@@ -18965,7 +18965,7 @@
     </w:p>
     <w:p>
       <w:pPr>
-        <w:pStyle w:val="SourceCode"/>
+        <w:pStyle w:val="BodyText"/>
       </w:pPr>
       <w:r>
         <w:t xml:space="preserve">"I will tell you what I told the Swedish committee in nineteen seventy-three, which they did not put in the citation because it did not sound like physics, though I have never said anything I believed to be truer.</w:t>
@@ -18989,7 +18989,7 @@
     </w:p>
     <w:p>
       <w:pPr>
-        <w:pStyle w:val="SourceCode"/>
+        <w:pStyle w:val="BodyText"/>
       </w:pPr>
       <w:r>
         <w:t xml:space="preserve">There was a silence that Lolly, writing it up later, described as "the kind the room gives you when it has just been corrected by someone who is not trying to win."</w:t>
@@ -18997,7 +18997,7 @@
     </w:p>
     <w:p>
       <w:pPr>
-        <w:pStyle w:val="SourceCode"/>
+        <w:pStyle w:val="BodyText"/>
       </w:pPr>
       <w:r>
         <w:t xml:space="preserve">Mrs Kind, who had been quiet, said: "Dr Esaki. May I ask a travel agent's question."</w:t>
@@ -19005,7 +19005,7 @@
     </w:p>
     <w:p>
       <w:pPr>
-        <w:pStyle w:val="SourceCode"/>
+        <w:pStyle w:val="BodyText"/>
       </w:pPr>
       <w:r>
         <w:t xml:space="preserve">"You built a business on holidays," said Esaki, without looking up. "Mr Drill told me. Ask."</w:t>
@@ -19013,7 +19013,7 @@
     </w:p>
     <w:p>
       <w:pPr>
-        <w:pStyle w:val="SourceCode"/>
+        <w:pStyle w:val="BodyText"/>
       </w:pPr>
       <w:r>
         <w:t xml:space="preserve">"When somebody books a package to a country they can't legally enter — visa refused, papers wrong, the whole booking is a fiction on both ends — I don't say they travelled there illegally. I say the booking never described a real trip. It described two unconnected facts wearing a single itinerary." She leaned forward. "Is that what you mean? That most of what people call tunnelling isn't a mysterious crossing at all — it's proof that the 'barrier' the paperwork describes was never a real barrier to begin with?"</w:t>
@@ -19021,7 +19021,7 @@
     </w:p>
     <w:p>
       <w:pPr>
-        <w:pStyle w:val="SourceCode"/>
+        <w:pStyle w:val="BodyText"/>
       </w:pPr>
       <w:r>
         <w:t xml:space="preserve">"That," said Esaki, and for the first time all day something happened to his face that might have been pleasure, "is a better statement of it than I gave the Swedish committee. Yes. A tunnelling event is not evidence that something impossible happened. It is evidence that your classical description of what was possible was wrong, and the wave was, all along, more honest about the geography than your barrier was."</w:t>
@@ -19029,7 +19029,7 @@
     </w:p>
     <w:p>
       <w:pPr>
-        <w:pStyle w:val="SourceCode"/>
+        <w:pStyle w:val="BodyText"/>
       </w:pPr>
       <w:r>
         <w:t xml:space="preserve">Fainrose said, slowly, "Then the fourteen weren't proof that the register's barrier failed. They're proof the register's barrier was never—"</w:t>
@@ -19037,7 +19037,7 @@
     </w:p>
     <w:p>
       <w:pPr>
-        <w:pStyle w:val="SourceCode"/>
+        <w:pStyle w:val="BodyText"/>
       </w:pPr>
       <w:r>
         <w:t xml:space="preserve">"I have not read your register," said Esaki, "and at ninety-one I do not intend to start. I have told you what a barrier is. What you do with fourteen files that crossed one is your department's business, not a semiconductor's." He stood, declining help. "Though I will say, since your Mr Drill is a man I respect and he is not here to stop me — if your instrument was never characterised, you do not yet know whether you are describing a barrier at all. You may simply be describing a place where you stopped looking."</w:t>
@@ -19045,7 +19045,7 @@
     </w:p>
     <w:p>
       <w:pPr>
-        <w:pStyle w:val="SourceCode"/>
+        <w:pStyle w:val="BodyText"/>
       </w:pPr>
       <w:r>
         <w:t xml:space="preserve">He left before tea could be offered a second time, refusing again, and the driver — a different one — was already at the kerb, and Lolly watched from the window as Esaki got in without assistance and the car pulled away toward whatever remained of his Monday.</w:t>
@@ -19053,7 +19053,7 @@
     </w:p>
     <w:p>
       <w:pPr>
-        <w:pStyle w:val="SourceCode"/>
+        <w:pStyle w:val="BodyText"/>
       </w:pPr>
       <w:r>
         <w:t xml:space="preserve">Ramanathan said, into the quiet, "He just did to Chapter One what Drill did to Chapter Three."</w:t>
@@ -19061,7 +19061,7 @@
     </w:p>
     <w:p>
       <w:pPr>
-        <w:pStyle w:val="SourceCode"/>
+        <w:pStyle w:val="BodyText"/>
       </w:pPr>
       <w:r>
         <w:t xml:space="preserve">"No," said Fainrose. "Drill told us our route was invalid. Esaki told us we might not have a barrier at all, and that if we do, crossing it was never the anomaly — the register's confidence that it couldn't be crossed was the anomaly, and it was ours."</w:t>
@@ -19069,7 +19069,7 @@
     </w:p>
     <w:p>
       <w:pPr>
-        <w:pStyle w:val="SourceCode"/>
+        <w:pStyle w:val="BodyText"/>
       </w:pPr>
       <w:r>
         <w:t xml:space="preserve">Beatrix had already opened a new folder. "Then I need to know, before Friday, whether the 'permitted options' in that register describe a real forbidden amplitude, or whether we built a diode and called the thing on the far side a crime."</w:t>
@@ -19077,7 +19077,7 @@
     </w:p>
     <w:p>
       <w:pPr>
-        <w:pStyle w:val="SourceCode"/>
+        <w:pStyle w:val="BodyText"/>
       </w:pPr>
       <w:r>
         <w:t xml:space="preserve">Lolly wrote, that night:</w:t>
@@ -19085,7 +19085,7 @@
     </w:p>
     <w:p>
       <w:pPr>
-        <w:pStyle w:val="SourceCode"/>
+        <w:pStyle w:val="BodyText"/>
       </w:pPr>
       <w:r>
         <w:t xml:space="preserve">Esaki: a barrier is not a wall. A barrier is a region where the classical description says the amplitude should be zero, and it is not. It does not care what it is made of. Nanometres of crystal, a mountain in a nucleus, a line in a register.</w:t>
@@ -19093,7 +19093,7 @@
     </w:p>
     <w:p>
       <w:pPr>
-        <w:pStyle w:val="SourceCode"/>
+        <w:pStyle w:val="BodyText"/>
       </w:pPr>
       <w:r>
         <w:t xml:space="preserve">The particle is not a traveller who cheated a toll. There is no loan. No ledger entry. No lender. Strike 'borrowed energy' from every report. I have read it in three.</w:t>
@@ -19101,7 +19101,7 @@
     </w:p>
     <w:p>
       <w:pPr>
-        <w:pStyle w:val="SourceCode"/>
+        <w:pStyle w:val="BodyText"/>
       </w:pPr>
       <w:r>
         <w:t xml:space="preserve">Then, underlined:</w:t>
@@ -19109,7 +19109,7 @@
     </w:p>
     <w:p>
       <w:pPr>
-        <w:pStyle w:val="SourceCode"/>
+        <w:pStyle w:val="BodyText"/>
       </w:pPr>
       <w:r>
         <w:t xml:space="preserve">Not crossed by having enough. Crossed by never entirely being on one side to begin with.</w:t>
@@ -19117,7 +19117,7 @@
     </w:p>
     <w:p>
       <w:pPr>
-        <w:pStyle w:val="SourceCode"/>
+        <w:pStyle w:val="BodyText"/>
       </w:pPr>
       <w:r>
         <w:t xml:space="preserve">Then, Mrs Kind's version, which she liked better and said so in the margin:</w:t>
@@ -19125,7 +19125,7 @@
     </w:p>
     <w:p>
       <w:pPr>
-        <w:pStyle w:val="SourceCode"/>
+        <w:pStyle w:val="BodyText"/>
       </w:pPr>
       <w:r>
         <w:t xml:space="preserve">A booking to a country you cannot enter is not an illegal trip. It is proof the itinerary never described a real journey. Ask whether our register describes a real barrieror a place where we stopped looking and called it a wall.</w:t>
@@ -19133,7 +19133,7 @@
     </w:p>
     <w:p>
       <w:pPr>
-        <w:pStyle w:val="SourceCode"/>
+        <w:pStyle w:val="BodyText"/>
       </w:pPr>
       <w:r>
         <w:t xml:space="preserve">Then:</w:t>
@@ -19141,7 +19141,7 @@
     </w:p>
     <w:p>
       <w:pPr>
-        <w:pStyle w:val="SourceCode"/>
+        <w:pStyle w:val="BodyText"/>
       </w:pPr>
       <w:r>
         <w:t xml:space="preserve">If your instrument was never characterised, you do not know whether you are describing a barrier at all. Drill said the same thing about Eilstein in different words and neither of them knows the other said it.</w:t>
@@ -19149,7 +19149,7 @@
     </w:p>
     <w:p>
       <w:pPr>
-        <w:pStyle w:val="SourceCode"/>
+        <w:pStyle w:val="BodyText"/>
       </w:pPr>
       <w:r>
         <w:t xml:space="preserve">Then:</w:t>
@@ -19157,7 +19157,7 @@
     </w:p>
     <w:p>
       <w:pPr>
-        <w:pStyle w:val="SourceCode"/>
+        <w:pStyle w:val="BodyText"/>
       </w:pPr>
       <w:r>
         <w:t xml:space="preserve">Esaki refused tea twice. Refused help into the car twice. Ninety-one, and the only thing he came here to correct was our astonishment.</w:t>
@@ -19165,7 +19165,7 @@
     </w:p>
     <w:p>
       <w:pPr>
-        <w:pStyle w:val="SourceCode"/>
+        <w:pStyle w:val="BodyText"/>
       </w:pPr>
       <w:r>
         <w:t xml:space="preserve">And last:</w:t>
@@ -19173,7 +19173,7 @@
     </w:p>
     <w:p>
       <w:pPr>
-        <w:pStyle w:val="SourceCode"/>
+        <w:pStyle w:val="BodyText"/>
       </w:pPr>
       <w:r>
         <w:t xml:space="preserve">Beatrix wants to know by Friday whether the register describes an amplitude or a wall we stopped looking past.</w:t>
@@ -19181,7 +19181,7 @@
     </w:p>
     <w:p>
       <w:pPr>
-        <w:pStyle w:val="SourceCode"/>
+        <w:pStyle w:val="BodyText"/>
       </w:pPr>
       <w:r>
         <w:t xml:space="preserve">68 days. No — Ramanathan says thirty-one cores are still advancing. I should ask her what that means for the count.</w:t>
@@ -19418,7 +19418,7 @@
     </w:p>
     <w:p>
       <w:pPr>
-        <w:pStyle w:val="SourceCode"/>
+        <w:pStyle w:val="BodyText"/>
       </w:pPr>
       <w:r>
         <w:t xml:space="preserve">The letter did not come from the nine, or from the Office, or from any living correspondent, and that was the first thing wrong with it.</w:t>
@@ -19442,7 +19442,7 @@
     </w:p>
     <w:p>
       <w:pPr>
-        <w:pStyle w:val="SourceCode"/>
+        <w:pStyle w:val="BodyText"/>
       </w:pPr>
       <w:r>
         <w:t xml:space="preserve">He was right. He did not require it returned. He died of a rare autoimmune disease contracted at the front a few months after posting it, having spent his final active weeks doing exact general relativity by lamplight between artillery calculations, and the solution reached Einstein, who was startled that anyone had found an exact answer to his own approximate one so quickly, and who read it to the Prussian Academy on the dead man's behalf.</w:t>
@@ -19450,7 +19450,7 @@
     </w:p>
     <w:p>
       <w:pPr>
-        <w:pStyle w:val="SourceCode"/>
+        <w:pStyle w:val="BodyText"/>
       </w:pPr>
       <w:r>
         <w:t xml:space="preserve">What had never reached anyone, until Mrs Kind opened it, was the second half of the letter, which Karl Schwarzschild had apparently thought too speculative to send to Einstein and had sent instead, for reasons the file did not explain, to "whichever office concerns itself with the shape of things" — an office that, in 1917, was the direct institutional ancestor of the Ministry.</w:t>
@@ -19458,7 +19458,7 @@
     </w:p>
     <w:p>
       <w:pPr>
-        <w:pStyle w:val="SourceCode"/>
+        <w:pStyle w:val="BodyText"/>
       </w:pPr>
       <w:r>
         <w:t xml:space="preserve">Fainrose read it aloud to the department on the Tuesday morning, and her voice did something to the second page that Lolly had never heard it do before.</w:t>
@@ -19506,7 +19506,7 @@
     </w:p>
     <w:p>
       <w:pPr>
-        <w:pStyle w:val="SourceCode"/>
+        <w:pStyle w:val="BodyText"/>
       </w:pPr>
       <w:r>
         <w:t xml:space="preserve">Ramanathan had gone very still. "That is not merely tunnelling," she said. "That is the other thing. That is the thing Eilstein's horizon has been doing to my instruments for six months and I called it noise."</w:t>
@@ -19514,7 +19514,7 @@
     </w:p>
     <w:p>
       <w:pPr>
-        <w:pStyle w:val="SourceCode"/>
+        <w:pStyle w:val="BodyText"/>
       </w:pPr>
       <w:r>
         <w:t xml:space="preserve">"Say it properly," Fainrose insisted.</w:t>
@@ -19530,7 +19530,7 @@
     </w:p>
     <w:p>
       <w:pPr>
-        <w:pStyle w:val="SourceCode"/>
+        <w:pStyle w:val="BodyText"/>
       </w:pPr>
       <w:r>
         <w:t xml:space="preserve">"And your fourteen went missing on the fourteenth of March. Not destroyed — Chapter One was careful about that, and Chapter Twelve gave us a place for what's consumed and what's stored. But there was a residue nobody could source, in Ramanathan's words from March, that behaved like it belonged to two files at once."</w:t>
@@ -19538,7 +19538,7 @@
     </w:p>
     <w:p>
       <w:pPr>
-        <w:pStyle w:val="SourceCode"/>
+        <w:pStyle w:val="BodyText"/>
       </w:pPr>
       <w:r>
         <w:t xml:space="preserve">Miss Pike said, slowly, "Are you saying the fourteen went through a wormhole?"</w:t>
@@ -19554,7 +19554,7 @@
     </w:p>
     <w:p>
       <w:pPr>
-        <w:pStyle w:val="SourceCode"/>
+        <w:pStyle w:val="BodyText"/>
       </w:pPr>
       <w:r>
         <w:t xml:space="preserve">Eilstein, summoned again, arrived within the hour, and for once did not sit.</w:t>
@@ -19570,7 +19570,7 @@
     </w:p>
     <w:p>
       <w:pPr>
-        <w:pStyle w:val="SourceCode"/>
+        <w:pStyle w:val="BodyText"/>
       </w:pPr>
       <w:r>
         <w:t xml:space="preserve">Fainrose had the Cumbrian records out within the hour, and it was van Casteel who put the shape of it together, because he was the one who had spent nineteen years thinking about what could be measured across a gap nothing should cross.</w:t>
@@ -19578,7 +19578,7 @@
     </w:p>
     <w:p>
       <w:pPr>
-        <w:pStyle w:val="SourceCode"/>
+        <w:pStyle w:val="BodyText"/>
       </w:pPr>
       <w:r>
         <w:t xml:space="preserve">"A throat that pinches shut before anything can cross it is not useful to anyone," he said. "That is the classical Schwarzschild wormhole and it has always been a curiosity rather than a route — not traversable, not even in principle, because the geometry collapses the passage faster than light could carry a signal through it. Every physicist since nineteen sixty has said the same thing: lovely mathematics, no application, don't build anything on it.</w:t>
@@ -19586,7 +19586,7 @@
     </w:p>
     <w:p>
       <w:pPr>
-        <w:pStyle w:val="SourceCode"/>
+        <w:pStyle w:val="BodyText"/>
       </w:pPr>
       <w:r>
         <w:t xml:space="preserve">"But there is a way to hold a throat open. You need something threading it with negative energy density — a substance that violates the ordinary energy conditions, that gravitates the wrong way, propping the corridor rather than letting it collapse.</w:t>
@@ -19594,7 +19594,7 @@
     </w:p>
     <w:p>
       <w:pPr>
-        <w:pStyle w:val="SourceCode"/>
+        <w:pStyle w:val="BodyText"/>
       </w:pPr>
       <w:r>
         <w:t xml:space="preserve">"And Chapter Two of this department's own casework identified precisely such a substance, and none of you noticed, because you filed it under vacuum energy and moved on." He looked at Fainrose. "Casimir energy is negative. I have measured it directly with plates a fraction of a millimetre apart for nineteen years. It is small. It is laughably small, by the standard of what you would need to prop open a throat between galaxies. But it is not zero, and it is not hypothetical, and it is the one substance in this department's files that has the correct sign."</w:t>
@@ -19602,7 +19602,7 @@
     </w:p>
     <w:p>
       <w:pPr>
-        <w:pStyle w:val="SourceCode"/>
+        <w:pStyle w:val="BodyText"/>
       </w:pPr>
       <w:r>
         <w:t xml:space="preserve">The room was very quiet.</w:t>
@@ -19610,7 +19610,7 @@
     </w:p>
     <w:p>
       <w:pPr>
-        <w:pStyle w:val="SourceCode"/>
+        <w:pStyle w:val="BodyText"/>
       </w:pPr>
       <w:r>
         <w:t xml:space="preserve">"You are not proposing we built one," said Beatrix carefully.</w:t>
@@ -19618,7 +19618,7 @@
     </w:p>
     <w:p>
       <w:pPr>
-        <w:pStyle w:val="SourceCode"/>
+        <w:pStyle w:val="BodyText"/>
       </w:pPr>
       <w:r>
         <w:t xml:space="preserve">"I am proposing," said van Casteel, "that something has been holding a throat open behind Mr Eilstein for eleven thousand years using exactly the resource this department has spent two chapters measuring in a Cumbrian mineshaft, and that nobody thought to ask what a horizon eleven millennia old, fed continuously, and never once permitted to evaporate, might have had time to become on the inside."</w:t>
@@ -19634,7 +19634,7 @@
     </w:p>
     <w:p>
       <w:pPr>
-        <w:pStyle w:val="SourceCode"/>
+        <w:pStyle w:val="BodyText"/>
       </w:pPr>
       <w:r>
         <w:t xml:space="preserve">"May I say the thing your lieutenant could not finish," Eilstein said, "because he ran out of paper, or ran out of life, and either way it is the same interruption."</w:t>
@@ -19642,7 +19642,7 @@
     </w:p>
     <w:p>
       <w:pPr>
-        <w:pStyle w:val="SourceCode"/>
+        <w:pStyle w:val="BodyText"/>
       </w:pPr>
       <w:r>
         <w:t xml:space="preserve">"Please," Fainrose murmured.</w:t>
@@ -19650,7 +19650,7 @@
     </w:p>
     <w:p>
       <w:pPr>
-        <w:pStyle w:val="SourceCode"/>
+        <w:pStyle w:val="BodyText"/>
       </w:pPr>
       <w:r>
         <w:t xml:space="preserve">"He said he did not know what was at the other end, and suspected it was nothing — a property of the equations, like a corridor in a building's plan before anyone walks down it. He was careful. He was a soldier writing to a government office and he did not want to be thought fanciful.</w:t>
@@ -19658,7 +19658,7 @@
     </w:p>
     <w:p>
       <w:pPr>
-        <w:pStyle w:val="SourceCode"/>
+        <w:pStyle w:val="BodyText"/>
       </w:pPr>
       <w:r>
         <w:t xml:space="preserve">"I have had eleven thousand years to not be careful, and I will say the thing he would not permit himself. A corridor that exists in the plan before anyone walks down it is not nothing. It is the single most important sentence in architecture, and your lieutenant wrote it from a trench because he had, at that exact moment, more courage than comfort, which is when people write their truest sentences.</w:t>
@@ -19666,7 +19666,7 @@
     </w:p>
     <w:p>
       <w:pPr>
-        <w:pStyle w:val="SourceCode"/>
+        <w:pStyle w:val="BodyText"/>
       </w:pPr>
       <w:r>
         <w:t xml:space="preserve">"A tunnel between two galaxies is not remarkable because something might use it. It is remarkable because the geometry does not care whether anything ever does. Two regions of an otherwise disconnected universe are already joined, in the mathematics, the instant the mass exists, whether or not a single particle ever makes the crossing. The bridge is not built when it is used. The bridge is built when the equations are satisfied, and after that, using it is merely a separate and much harder question, and I would remind this entire department, which has spent fifteen chapters asking whether things are permitted, that your lieutenant already answered a bigger question first.</w:t>
@@ -19674,7 +19674,7 @@
     </w:p>
     <w:p>
       <w:pPr>
-        <w:pStyle w:val="SourceCode"/>
+        <w:pStyle w:val="BodyText"/>
       </w:pPr>
       <w:r>
         <w:t xml:space="preserve">"He proved that separateness itself is not the default. Two places do not require a history of travel between them to be connected. They require only that the same equation is satisfied at both ends. I have carried the far end of such a bridge on my own back for eleven thousand years and did not know it was a bridge, because I had never been introduced to the man clever enough, and brave enough, and short-lived enough, to tell me what I was standing on."</w:t>
@@ -19682,7 +19682,7 @@
     </w:p>
     <w:p>
       <w:pPr>
-        <w:pStyle w:val="SourceCode"/>
+        <w:pStyle w:val="BodyText"/>
       </w:pPr>
       <w:r>
         <w:t xml:space="preserve">Nobody spoke for a while. Then Barbarian, very quietly, from the corner: "He posted that letter and went back to his guns."</w:t>
@@ -19698,7 +19698,7 @@
     </w:p>
     <w:p>
       <w:pPr>
-        <w:pStyle w:val="SourceCode"/>
+        <w:pStyle w:val="BodyText"/>
       </w:pPr>
       <w:r>
         <w:t xml:space="preserve">Mrs Kind said, and it was the travel agent in her that could not let it go, "He would have laughed. A booking held open for a hundred and nine years, pending confirmation of a passenger who was never coming back to collect it."</w:t>
@@ -19706,7 +19706,7 @@
     </w:p>
     <w:p>
       <w:pPr>
-        <w:pStyle w:val="SourceCode"/>
+        <w:pStyle w:val="BodyText"/>
       </w:pPr>
       <w:r>
         <w:t xml:space="preserve">"He would not have laughed," said Eilstein. "I never met him. I wish I had. I would have told him what is actually behind me, and let him finish the sentence he was too disciplined to finish in a letter he expected to be his last."</w:t>
@@ -19722,7 +19722,7 @@
     </w:p>
     <w:p>
       <w:pPr>
-        <w:pStyle w:val="SourceCode"/>
+        <w:pStyle w:val="BodyText"/>
       </w:pPr>
       <w:r>
         <w:t xml:space="preserve">"If van Casteel is right that something has propped Eilstein's throat open for eleven millennia using a Casimir-sign resource, then the second asymptotic region behind him is not a mathematical curiosity. It is a place. It has been a place for eleven thousand years, unaudited, unvisited, and — if the fourteen went somewhere on the fourteenth of March that this department could not source — possibly not empty."</w:t>
@@ -19730,7 +19730,7 @@
     </w:p>
     <w:p>
       <w:pPr>
-        <w:pStyle w:val="SourceCode"/>
+        <w:pStyle w:val="BodyText"/>
       </w:pPr>
       <w:r>
         <w:t xml:space="preserve">"You think the fourteen are through it," said Miss Pike.</w:t>
@@ -19746,7 +19746,7 @@
     </w:p>
     <w:p>
       <w:pPr>
-        <w:pStyle w:val="SourceCode"/>
+        <w:pStyle w:val="BodyText"/>
       </w:pPr>
       <w:r>
         <w:t xml:space="preserve">Ramanathan was already reaching for the Cumbrian instruments. "Then I need to know if a throat held open by a Casimir-sign source is traversable enough for a resolved amplitude to pass through it, or only large enough for the mathematics to be technically true and practically useless."</w:t>
@@ -19754,7 +19754,7 @@
     </w:p>
     <w:p>
       <w:pPr>
-        <w:pStyle w:val="SourceCode"/>
+        <w:pStyle w:val="BodyText"/>
       </w:pPr>
       <w:r>
         <w:t xml:space="preserve">"That," said van Casteel, standing, "is a bench I can build."</w:t>
@@ -19762,7 +19762,7 @@
     </w:p>
     <w:p>
       <w:pPr>
-        <w:pStyle w:val="SourceCode"/>
+        <w:pStyle w:val="BodyText"/>
       </w:pPr>
       <w:r>
         <w:t xml:space="preserve">Lolly wrote, that night:</w:t>
@@ -19770,7 +19770,7 @@
     </w:p>
     <w:p>
       <w:pPr>
-        <w:pStyle w:val="SourceCode"/>
+        <w:pStyle w:val="BodyText"/>
       </w:pPr>
       <w:r>
         <w:t xml:space="preserve">A lieutenant of artillery solved the exact equations by lamplight, between guns, in 1916.He sent the tidy half to Einstein. He sent the strange half to us. We did not open it for 109 years.'Pending confirmation of addressee's survival.' Nobody checked. He did not survive. Nobody checked that either.</w:t>
@@ -19778,7 +19778,7 @@
     </w:p>
     <w:p>
       <w:pPr>
-        <w:pStyle w:val="SourceCode"/>
+        <w:pStyle w:val="BodyText"/>
       </w:pPr>
       <w:r>
         <w:t xml:space="preserve">Then:</w:t>
@@ -19786,7 +19786,7 @@
     </w:p>
     <w:p>
       <w:pPr>
-        <w:pStyle w:val="SourceCode"/>
+        <w:pStyle w:val="BodyText"/>
       </w:pPr>
       <w:r>
         <w:t xml:space="preserve">His solution, honestly extended, is not one region. It is two, joined at a throat, at a single instant. The throat pinches shut before anything can cross. A bridge that exists for less time than it takes to use. Ramanathan: 'the thing his horizon has been doing to my instruments for six months. I called it noise.'</w:t>
@@ -19794,7 +19794,7 @@
     </w:p>
     <w:p>
       <w:pPr>
-        <w:pStyle w:val="SourceCode"/>
+        <w:pStyle w:val="BodyText"/>
       </w:pPr>
       <w:r>
         <w:t xml:space="preserve">Then, underlined twice:</w:t>
@@ -19802,7 +19802,7 @@
     </w:p>
     <w:p>
       <w:pPr>
-        <w:pStyle w:val="SourceCode"/>
+        <w:pStyle w:val="BodyText"/>
       </w:pPr>
       <w:r>
         <w:t xml:space="preserve">Van Casteel: to hold a throat open you need negative energy density. Casimir energy is negative. We measured it in a mineshaft for two chapters and filed it under vacuum and moved on. Something has been propping a throat open behind Eilstein for eleven thousand yearsusing the one resource in our own casework with the correct sign.</w:t>
@@ -19810,7 +19810,7 @@
     </w:p>
     <w:p>
       <w:pPr>
-        <w:pStyle w:val="SourceCode"/>
+        <w:pStyle w:val="BodyText"/>
       </w:pPr>
       <w:r>
         <w:t xml:space="preserve">Then, Eilstein's sentence, which Lolly copied out twice to be sure she had it exactly:</w:t>
@@ -19818,7 +19818,7 @@
     </w:p>
     <w:p>
       <w:pPr>
-        <w:pStyle w:val="SourceCode"/>
+        <w:pStyle w:val="BodyText"/>
       </w:pPr>
       <w:r>
         <w:t xml:space="preserve">'The bridge is not built when it is used. The bridge is built when the equations are satisfied.'Separateness is not the default. Two places need no history of travel between them. They need only that the same equation holds at both ends. He carried the far end of a bridge for eleven thousand years and did not know, because he had never met the manclever enough, and brave enough, and short-lived enough, to tell him what he was standing on.</w:t>
@@ -19826,7 +19826,7 @@
     </w:p>
     <w:p>
       <w:pPr>
-        <w:pStyle w:val="SourceCode"/>
+        <w:pStyle w:val="BodyText"/>
       </w:pPr>
       <w:r>
         <w:t xml:space="preserve">Then:</w:t>
@@ -19834,7 +19834,7 @@
     </w:p>
     <w:p>
       <w:pPr>
-        <w:pStyle w:val="SourceCode"/>
+        <w:pStyle w:val="BodyText"/>
       </w:pPr>
       <w:r>
         <w:t xml:space="preserve">Beatrix: not destroyed, not stored, not forgiven. POSTED.An address nobody checked because nobody knew there was another end.</w:t>
@@ -19842,7 +19842,7 @@
     </w:p>
     <w:p>
       <w:pPr>
-        <w:pStyle w:val="SourceCode"/>
+        <w:pStyle w:val="BodyText"/>
       </w:pPr>
       <w:r>
         <w:t xml:space="preserve">And last:</w:t>
@@ -19850,7 +19850,7 @@
     </w:p>
     <w:p>
       <w:pPr>
-        <w:pStyle w:val="SourceCode"/>
+        <w:pStyle w:val="BodyText"/>
       </w:pPr>
       <w:r>
         <w:t xml:space="preserve">Van Casteel is building the bench. Ramanathan wants to know if the throat is traversableor only technically true.</w:t>
@@ -19858,7 +19858,7 @@
     </w:p>
     <w:p>
       <w:pPr>
-        <w:pStyle w:val="SourceCode"/>
+        <w:pStyle w:val="BodyText"/>
       </w:pPr>
       <w:r>
         <w:t xml:space="preserve">Karl Schwarzschild never saw the end of his war. I would like, once, to finish somethingbefore the paper runs out.</w:t>
@@ -19866,7 +19866,7 @@
     </w:p>
     <w:p>
       <w:pPr>
-        <w:pStyle w:val="SourceCode"/>
+        <w:pStyle w:val="BodyText"/>
       </w:pPr>
       <w:r>
         <w:t xml:space="preserve">68 days. Thirty-one cores still advancing. I still have not asked what that costs us.</w:t>
@@ -20048,7 +20048,7 @@
     </w:p>
     <w:p>
       <w:pPr>
-        <w:pStyle w:val="SourceCode"/>
+        <w:pStyle w:val="BodyText"/>
       </w:pPr>
       <w:r>
         <w:t xml:space="preserve">The bench van Casteel had promised took eleven days to build and forty minutes to use, and the forty minutes settled more of the book's business than the eleven days had led anyone to expect.</w:t>
@@ -20056,7 +20056,7 @@
     </w:p>
     <w:p>
       <w:pPr>
-        <w:pStyle w:val="SourceCode"/>
+        <w:pStyle w:val="BodyText"/>
       </w:pPr>
       <w:r>
         <w:t xml:space="preserve">He did it in Cumbria, in the mineshaft, with two plates, a torsion balance recalibrated to Ramanathan's specification, and a length of superconducting cable run down from the surface for no reason he ever fully explained except that he said a man is entitled to one extravagance per experiment and this was his.</w:t>
@@ -20072,7 +20072,7 @@
     </w:p>
     <w:p>
       <w:pPr>
-        <w:pStyle w:val="SourceCode"/>
+        <w:pStyle w:val="BodyText"/>
       </w:pPr>
       <w:r>
         <w:t xml:space="preserve">"If there is a throat behind that horizon, propped by a negative energy density, then the vacuum in its vicinity is not the ordinary vacuum. It has a sign correction. And a sign correction, however small, changes the force between two plates held near enough to it by a calculable amount, and I have spent eleven days building an instrument sensitive to a correction of the size I expect and not one order of magnitude more, because more than that and I would be hallucinating a wormhole to make the numbers work, and I am too old for that particular vanity."</w:t>
@@ -20080,7 +20080,7 @@
     </w:p>
     <w:p>
       <w:pPr>
-        <w:pStyle w:val="SourceCode"/>
+        <w:pStyle w:val="BodyText"/>
       </w:pPr>
       <w:r>
         <w:t xml:space="preserve">The plates moved by four hundred and eleven attometres. Van Casteel read the figure out twice, apologised for his voice doing something unprofessional on the second reading, and then said the sentence that ended the argument:</w:t>
@@ -20096,7 +20096,7 @@
     </w:p>
     <w:p>
       <w:pPr>
-        <w:pStyle w:val="SourceCode"/>
+        <w:pStyle w:val="BodyText"/>
       </w:pPr>
       <w:r>
         <w:t xml:space="preserve">Ramanathan took the four hundred and eleven attometres and the mutual-information bound from Chapter Twelve and put them together on the whiteboard, and it was the last physics of the book, and she did it slowly because she wanted everyone to see the arithmetic rather than take it from her.</w:t>
@@ -20104,7 +20104,7 @@
     </w:p>
     <w:p>
       <w:pPr>
-        <w:pStyle w:val="SourceCode"/>
+        <w:pStyle w:val="BodyText"/>
       </w:pPr>
       <w:r>
         <w:t xml:space="preserve">"A throat this narrow, held open this long, can carry information at a rate bounded by its own tiny cross-section — and van Casteel's negative energy density gives me that cross-section to nine figures. I have run it against the fourteen's missing residue from March." She wrote the number and underlined it once. "It matches. Not approximately. To within instrument error.</w:t>
@@ -20120,7 +20120,7 @@
     </w:p>
     <w:p>
       <w:pPr>
-        <w:pStyle w:val="SourceCode"/>
+        <w:pStyle w:val="BodyText"/>
       </w:pPr>
       <w:r>
         <w:t xml:space="preserve">"I cannot tell you what is there. Nobody can, not from this end, and the whole point of the last fifteen chapters is that I am no longer willing to guess. But I can tell you it is not nothing, because a throat with a genuine negative-energy prop is not a mathematical curiosity — van Casteel measured a force, not a possibility — and I can tell you it has been receiving a slow, narrow, faithful trickle of everything this Ministry ever failed to keep, for eleven thousand years, and calling it a filing error undersells it considerably."</w:t>
@@ -20128,7 +20128,7 @@
     </w:p>
     <w:p>
       <w:pPr>
-        <w:pStyle w:val="SourceCode"/>
+        <w:pStyle w:val="BodyText"/>
       </w:pPr>
       <w:r>
         <w:t xml:space="preserve">Miss Pike said, quietly, "Then where did they go?"</w:t>
@@ -20136,7 +20136,7 @@
     </w:p>
     <w:p>
       <w:pPr>
-        <w:pStyle w:val="SourceCode"/>
+        <w:pStyle w:val="BodyText"/>
       </w:pPr>
       <w:r>
         <w:t xml:space="preserve">"Somewhere," said Ramanathan, "that has been receiving this department's discards since before this department existed, and has never once written back, and I would very much like this book to end with somebody asking why not, rather than pretending we have answered it."</w:t>
@@ -20160,7 +20160,7 @@
     </w:p>
     <w:p>
       <w:pPr>
-        <w:pStyle w:val="SourceCode"/>
+        <w:pStyle w:val="BodyText"/>
       </w:pPr>
       <w:r>
         <w:t xml:space="preserve">"That changes the schedule I proposed in Chapter Thirteen. I was going to advise the Crown to inherit an undischargeable ledger with no floor to it — an infinite liability, because a debt with no mechanism of discharge is, in law, exactly that. It is not that any longer. The debt discharges. It has been discharging for eleven thousand years, continuously, through a channel we can now measure, at a rate we can now write into a schedule.</w:t>
@@ -20176,7 +20176,7 @@
     </w:p>
     <w:p>
       <w:pPr>
-        <w:pStyle w:val="SourceCode"/>
+        <w:pStyle w:val="BodyText"/>
       </w:pPr>
       <w:r>
         <w:t xml:space="preserve">The nine's representative — a small, precise woman named Okonkwo-Barrett who said almost nothing throughout and whom Lolly never saw again — asked one question only: "Is the drain adequate to the current caseload, going forward, or does the department require a second Mr Eilstein?"</w:t>
@@ -20184,7 +20184,7 @@
     </w:p>
     <w:p>
       <w:pPr>
-        <w:pStyle w:val="SourceCode"/>
+        <w:pStyle w:val="BodyText"/>
       </w:pPr>
       <w:r>
         <w:t xml:space="preserve">"God, no!" said Eilstein, before anyone else could answer, and it was the first time in the whole book he had used the word without apparent irony, and nobody remarked on it, though Lolly wrote it down twice.</w:t>
@@ -20200,7 +20200,7 @@
     </w:p>
     <w:p>
       <w:pPr>
-        <w:pStyle w:val="SourceCode"/>
+        <w:pStyle w:val="BodyText"/>
       </w:pPr>
       <w:r>
         <w:t xml:space="preserve">"I went back and checked what the nine undecidable cores from the Gödel-sentence motion actually have in common," she said, "because Drill's lesson was that a shared property nobody checked for is exactly the kind of thing this department misses. And they have one, and it is embarrassingly simple, and I am furious it took this long.</w:t>
@@ -20208,7 +20208,7 @@
     </w:p>
     <w:p>
       <w:pPr>
-        <w:pStyle w:val="SourceCode"/>
+        <w:pStyle w:val="BodyText"/>
       </w:pPr>
       <w:r>
         <w:t xml:space="preserve">"All nine sit within the measured cross-section of van Casteel's throat. Not near it. Not associatively connected to it by some poetic resemblance. Within the actual, measured, physical volume through which the slow drain passes, on its way to wherever it is going.</w:t>
@@ -20224,7 +20224,7 @@
     </w:p>
     <w:p>
       <w:pPr>
-        <w:pStyle w:val="SourceCode"/>
+        <w:pStyle w:val="BodyText"/>
       </w:pPr>
       <w:r>
         <w:t xml:space="preserve">Mrs Kell, eighty-three, who had sat through the whole meeting in silence, said: "Then file them as in transit. Don't force the box. We are not the last people who will ever look at this register, and the next people will thank us for leaving the question open rather than for closing it wrong out of impatience."</w:t>
@@ -20232,7 +20232,7 @@
     </w:p>
     <w:p>
       <w:pPr>
-        <w:pStyle w:val="SourceCode"/>
+        <w:pStyle w:val="BodyText"/>
       </w:pPr>
       <w:r>
         <w:t xml:space="preserve">The motion passed the departmental panel eleven votes to nothing, with Mrs Kell herself abstaining, on the grounds — minuted verbatim — that "a person who proposes the sensible answer should not also get to vote for it."</w:t>
@@ -20248,7 +20248,7 @@
     </w:p>
     <w:p>
       <w:pPr>
-        <w:pStyle w:val="SourceCode"/>
+        <w:pStyle w:val="BodyText"/>
       </w:pPr>
       <w:r>
         <w:t xml:space="preserve">"I should like Article Two amended," he said. "Not the invitation clause — leave that exactly as it stands, it is the only rule in eleven thousand years that has ever actually protected anyone, including, on one occasion I am not proud of, me. I should like a schedule added. A public one. Every discarded branch I decline to keep, from this day, is logged, gated, and dated, the moment before it goes down the throat, so that if anyone — Nashville, in Vienna, or whoever holds his chair after him — ever finds a way to ask the other end a question, there will be a manifest of exactly what was sent, and when, and why it was let go rather than kept."</w:t>
@@ -20256,7 +20256,7 @@
     </w:p>
     <w:p>
       <w:pPr>
-        <w:pStyle w:val="SourceCode"/>
+        <w:pStyle w:val="BodyText"/>
       </w:pPr>
       <w:r>
         <w:t xml:space="preserve">Beatrix looked at him for a long moment. "That is not a legal instrument. That is a confession, filed in advance, of everything you have not yet done."</w:t>
@@ -20264,7 +20264,7 @@
     </w:p>
     <w:p>
       <w:pPr>
-        <w:pStyle w:val="SourceCode"/>
+        <w:pStyle w:val="BodyText"/>
       </w:pPr>
       <w:r>
         <w:t xml:space="preserve">"Yes," said Eilstein. "Mr Drill told this room that an uncharacterised instrument is not evidence. I have decided I would rather be evidence than a lead, for the remainder of however long I am obliged to exist, and I find I would rather start now than wait to be asked again by somebody with a warrant."</w:t>
@@ -20272,7 +20272,7 @@
     </w:p>
     <w:p>
       <w:pPr>
-        <w:pStyle w:val="SourceCode"/>
+        <w:pStyle w:val="BodyText"/>
       </w:pPr>
       <w:r>
         <w:t xml:space="preserve">Lolly, watching Beatrix draft the schedule that afternoon, thought — and did not say, because it was not the kind of thing one said to Beatrix Sloan — that this was the first sentence in either book in which Albrecht Eilstein had asked to be held to something before anyone had thought to require it of him.</w:t>
@@ -20288,7 +20288,7 @@
     </w:p>
     <w:p>
       <w:pPr>
-        <w:pStyle w:val="SourceCode"/>
+        <w:pStyle w:val="BodyText"/>
       </w:pPr>
       <w:r>
         <w:t xml:space="preserve">Lolly came in early and found Mrs Kind already at her desk, doing what she had done since Chapter Four: closing out the file the way a travel agent closes out a booking, checking every leg had actually been flown, not merely paid for.</w:t>
@@ -20296,7 +20296,7 @@
     </w:p>
     <w:p>
       <w:pPr>
-        <w:pStyle w:val="SourceCode"/>
+        <w:pStyle w:val="BodyText"/>
       </w:pPr>
       <w:r>
         <w:t xml:space="preserve">"Fourteen tunnelled," she read aloud, for the record, one last time. "Three hundred and eleven of three eleven — no. Three hundred eight recovered, of the original tally, plus the fourteen, accounted a different way. Two hundred nine of two hundred nine dipped and returned. Nine cores in transit, correctly logged as such and not otherwise. Thirty-one cores, as of Friday's reading, still advancing — Ramanathan says that number has not moved in six weeks, which she says, for a supernova countdown, is the best news she has had all year, because it means the field maintenance the Counsel voted to preserve after all, buried in an amendment nobody minuted properly in Chapter Five, is holding." She looked up. "I don't think anyone ever told you that vote went the other way on appeal."</w:t>
@@ -20304,7 +20304,7 @@
     </w:p>
     <w:p>
       <w:pPr>
-        <w:pStyle w:val="SourceCode"/>
+        <w:pStyle w:val="BodyText"/>
       </w:pPr>
       <w:r>
         <w:t xml:space="preserve">"Nobody told me," Lolly admitted.</w:t>
@@ -20312,7 +20312,7 @@
     </w:p>
     <w:p>
       <w:pPr>
-        <w:pStyle w:val="SourceCode"/>
+        <w:pStyle w:val="BodyText"/>
       </w:pPr>
       <w:r>
         <w:t xml:space="preserve">"The Counsel reinstated funding in July. Quietly. Ronald Doughs's office issued a one-line correction and hoped nobody would ask why. I only found out because I still had the travel booking open for the delegation that never happened, and I had to cancel a hotel."</w:t>
@@ -20320,7 +20320,7 @@
     </w:p>
     <w:p>
       <w:pPr>
-        <w:pStyle w:val="SourceCode"/>
+        <w:pStyle w:val="BodyText"/>
       </w:pPr>
       <w:r>
         <w:t xml:space="preserve">Lolly laughed, for the first time in the book, out loud, in the office, which several people noted and none commented on.</w:t>
@@ -20328,7 +20328,7 @@
     </w:p>
     <w:p>
       <w:pPr>
-        <w:pStyle w:val="SourceCode"/>
+        <w:pStyle w:val="BodyText"/>
       </w:pPr>
       <w:r>
         <w:t xml:space="preserve">She wrote, at her desk, on the ninth of February, with the whole department very quiet around her and Eilstein — who had asked to be present, and been permitted, on Article Two's new terms — standing by the window with his hands behind his back and no reflection in the glass he was looking through:</w:t>
@@ -20336,7 +20336,7 @@
     </w:p>
     <w:p>
       <w:pPr>
-        <w:pStyle w:val="SourceCode"/>
+        <w:pStyle w:val="BodyText"/>
       </w:pPr>
       <w:r>
         <w:t xml:space="preserve">We opened a letter that had waited a hundred and nine years for someone to check a box. We built an instrument to measure a man nobody had characterised in eleven thousand years. We found nine files that were never lost, only currently between two places at once,and decided, for once, not to force an answer the paperwork had no box for.</w:t>
@@ -20344,7 +20344,7 @@
     </w:p>
     <w:p>
       <w:pPr>
-        <w:pStyle w:val="SourceCode"/>
+        <w:pStyle w:val="BodyText"/>
       </w:pPr>
       <w:r>
         <w:t xml:space="preserve">Then:</w:t>
@@ -20352,7 +20352,7 @@
     </w:p>
     <w:p>
       <w:pPr>
-        <w:pStyle w:val="SourceCode"/>
+        <w:pStyle w:val="BodyText"/>
       </w:pPr>
       <w:r>
         <w:t xml:space="preserve">Van Casteel's plates moved four hundred and eleven attometres and he apologised for his voice. Fainrose: not lost, not drained. A very slow drain, into a very old pipe, that the Crown can finally insure. Ramanathan's number has not moved in six weeks. For a countdown, that is a celebration.</w:t>
@@ -20360,7 +20360,7 @@
     </w:p>
     <w:p>
       <w:pPr>
-        <w:pStyle w:val="SourceCode"/>
+        <w:pStyle w:val="BodyText"/>
       </w:pPr>
       <w:r>
         <w:t xml:space="preserve">Then, underlined:</w:t>
@@ -20368,7 +20368,7 @@
     </w:p>
     <w:p>
       <w:pPr>
-        <w:pStyle w:val="SourceCode"/>
+        <w:pStyle w:val="BodyText"/>
       </w:pPr>
       <w:r>
         <w:t xml:space="preserve">Eilstein asked to be held to something before anyone required it of him. It is the only sentence in either book where he went first.</w:t>
@@ -20376,7 +20376,7 @@
     </w:p>
     <w:p>
       <w:pPr>
-        <w:pStyle w:val="SourceCode"/>
+        <w:pStyle w:val="BodyText"/>
       </w:pPr>
       <w:r>
         <w:t xml:space="preserve">Then:</w:t>
@@ -20384,7 +20384,7 @@
     </w:p>
     <w:p>
       <w:pPr>
-        <w:pStyle w:val="SourceCode"/>
+        <w:pStyle w:val="BodyText"/>
       </w:pPr>
       <w:r>
         <w:t xml:space="preserve">Mrs Kell: a person who proposes the sensible answer should not also get to vote for it. I am going to try to remember that longer than I remember most things this department has taught me.</w:t>
@@ -20392,7 +20392,7 @@
     </w:p>
     <w:p>
       <w:pPr>
-        <w:pStyle w:val="SourceCode"/>
+        <w:pStyle w:val="BodyText"/>
       </w:pPr>
       <w:r>
         <w:t xml:space="preserve">And last, because it was the only entry that mattered on this particular day:</w:t>
@@ -20400,7 +20400,7 @@
     </w:p>
     <w:p>
       <w:pPr>
-        <w:pStyle w:val="SourceCode"/>
+        <w:pStyle w:val="BodyText"/>
       </w:pPr>
       <w:r>
         <w:t xml:space="preserve">Nothing detonated. Nobody was uninvited. The register closed clean, at 411 P-9, with an appendix nobody was ashamed to sign.</w:t>
@@ -20408,7 +20408,7 @@
     </w:p>
     <w:p>
       <w:pPr>
-        <w:pStyle w:val="SourceCode"/>
+        <w:pStyle w:val="BodyText"/>
       </w:pPr>
       <w:r>
         <w:t xml:space="preserve">There is no countdown tomorrow. I find I do not know what to do with a morning that doesn't have one.</w:t>
@@ -20424,7 +20424,7 @@
     </w:p>
     <w:p>
       <w:pPr>
-        <w:pStyle w:val="SourceCode"/>
+        <w:pStyle w:val="BodyText"/>
       </w:pPr>
       <w:r>
         <w:t xml:space="preserve">Chapter Sixteen brings forward no single new concept; it is the book's synthesis chapter, and the physics is in how three previously separate threads turn out to be one measurement.</w:t>

--- a/Lolly Wren's Curious Science Adventures - SERIES/Book 2 - The Permitted Options/The_Permitted_Options_BOOK_2_DRAFT.docx
+++ b/Lolly Wren's Curious Science Adventures - SERIES/Book 2 - The Permitted Options/The_Permitted_Options_BOOK_2_DRAFT.docx
@@ -18238,6 +18238,110 @@
       </w:pPr>
       <w:r>
         <w:t xml:space="preserve">Beatrix Sloan, who had been silent for two hours, said: "Yes. And I have to advise the nine of it by Friday, and I am going to."</w:t>
+      </w:r>
+    </w:p>
+    <w:p>
+      <w:pPr>
+        <w:pStyle w:val="FirstParagraph"/>
+      </w:pPr>
+      <w:r>
+        <w:t xml:space="preserve">Friday came, and Beatrix advised the nine, and it went, by every measure the department had, extremely well.</w:t>
+      </w:r>
+    </w:p>
+    <w:p>
+      <w:pPr>
+        <w:pStyle w:val="BodyText"/>
+      </w:pPr>
+      <w:r>
+        <w:t xml:space="preserve">It went badly exactly once, and Lolly was in the room for it.</w:t>
+      </w:r>
+    </w:p>
+    <w:p>
+      <w:pPr>
+        <w:pStyle w:val="BodyText"/>
+      </w:pPr>
+      <w:r>
+        <w:t xml:space="preserve">The delegate for Sub-Compact Ferrous — a small, cold signatory that had contributed two junior analysts and a great deal of ice-core data and nothing else anyone could easily point to — asked to be heard before the session closed, and was, because the rules Beatrix had drafted still said anyone could ask.</w:t>
+      </w:r>
+    </w:p>
+    <w:p>
+      <w:pPr>
+        <w:pStyle w:val="BodyText"/>
+      </w:pPr>
+      <w:r>
+        <w:t xml:space="preserve">"I have read the membership list," she said. Her name in the transcript was Fenn Adair, and she had come the long way, on a delegation budget that would not survive the year. "Nine names. I am not one of them. I want it minuted that I understood why before I was told, and that understanding it did not make it correct."</w:t>
+      </w:r>
+    </w:p>
+    <w:p>
+      <w:pPr>
+        <w:pStyle w:val="BodyText"/>
+      </w:pPr>
+      <w:r>
+        <w:t xml:space="preserve">Beatrix did not try to make it easier for her.</w:t>
+      </w:r>
+    </w:p>
+    <w:p>
+      <w:pPr>
+        <w:pStyle w:val="BodyText"/>
+      </w:pPr>
+      <w:r>
+        <w:t xml:space="preserve">"You are right that Ferrous is not on the list," she said. "You are right that the list was chosen for trust in a specific sense — continuity of contribution, verifiable stake, nothing to do with a signatory's size or wealth — and that Ferrous, on every version of that test I could construct, came twelfth."</w:t>
+      </w:r>
+    </w:p>
+    <w:p>
+      <w:pPr>
+        <w:pStyle w:val="BodyText"/>
+      </w:pPr>
+      <w:r>
+        <w:t xml:space="preserve">"Twelfth of forty-one."</w:t>
+      </w:r>
+    </w:p>
+    <w:p>
+      <w:pPr>
+        <w:pStyle w:val="BodyText"/>
+      </w:pPr>
+      <w:r>
+        <w:t xml:space="preserve">"Yes."</w:t>
+      </w:r>
+    </w:p>
+    <w:p>
+      <w:pPr>
+        <w:pStyle w:val="BodyText"/>
+      </w:pPr>
+      <w:r>
+        <w:t xml:space="preserve">"Then I was close."</w:t>
+      </w:r>
+    </w:p>
+    <w:p>
+      <w:pPr>
+        <w:pStyle w:val="BodyText"/>
+      </w:pPr>
+      <w:r>
+        <w:t xml:space="preserve">"You were close," said Beatrix, "which is worse than being nowhere near it, and I am aware of that, and I have no remedy to offer you. Nashville told this department, in this room, in Chapter Seven, that whoever built this list would be building a trusted club out of the wreckage of a universal fund, and that everyone left out would be correct to resent it. He did not say it as a warning we could act on. He said it as a fact about arithmetic. I built the list anyway, because the alternative was building nothing, and I would build it the same way again — and none of that makes you wrong."</w:t>
+      </w:r>
+    </w:p>
+    <w:p>
+      <w:pPr>
+        <w:pStyle w:val="BodyText"/>
+      </w:pPr>
+      <w:r>
+        <w:t xml:space="preserve">Fenn Adair looked at her for a long moment.</w:t>
+      </w:r>
+    </w:p>
+    <w:p>
+      <w:pPr>
+        <w:pStyle w:val="BodyText"/>
+      </w:pPr>
+      <w:r>
+        <w:t xml:space="preserve">"I did not come to be told I was wrong," she said. "I came to be told the truth, which you have now done, twice, and I find I would rather have it from you than a kinder answer from somebody else. Minute it as I asked."</w:t>
+      </w:r>
+    </w:p>
+    <w:p>
+      <w:pPr>
+        <w:pStyle w:val="BodyText"/>
+      </w:pPr>
+      <w:r>
+        <w:t xml:space="preserve">It was minuted as she asked. Lolly wrote it in the green notebook that night, under a heading of its own, because it was the only entry in the whole book where the department had done something correctly and a person was still, rightly, unhappy about it — and Lolly had decided the file needed at least one of those.</w:t>
       </w:r>
     </w:p>
     <w:p>

--- a/Lolly Wren's Curious Science Adventures - SERIES/Book 2 - The Permitted Options/The_Permitted_Options_BOOK_2_DRAFT.docx
+++ b/Lolly Wren's Curious Science Adventures - SERIES/Book 2 - The Permitted Options/The_Permitted_Options_BOOK_2_DRAFT.docx
@@ -20420,6 +20420,30 @@
       </w:pPr>
       <w:r>
         <w:t xml:space="preserve">"The Counsel reinstated funding in July. Quietly. Ronald Doughs's office issued a one-line correction and hoped nobody would ask why. I only found out because I still had the travel booking open for the delegation that never happened, and I had to cancel a hotel."</w:t>
+      </w:r>
+    </w:p>
+    <w:p>
+      <w:pPr>
+        <w:pStyle w:val="BodyText"/>
+      </w:pPr>
+      <w:r>
+        <w:t xml:space="preserve">It was Beatrix's rebuilt argument that did it, in the end — the one Drill had gutted and Ramanathan had put back together with a single characterised instrument, turning a monitoring failure into a much older offence and back into a monitoring failure again, differently and more carefully reasoned. The Office of the President had never found a hole in the physics. It had simply stopped answering the correspondence, on the theory that an argument nobody keeps replying to eventually goes away.</w:t>
+      </w:r>
+    </w:p>
+    <w:p>
+      <w:pPr>
+        <w:pStyle w:val="BodyText"/>
+      </w:pPr>
+      <w:r>
+        <w:t xml:space="preserve">Beatrix had kept replying.</w:t>
+      </w:r>
+    </w:p>
+    <w:p>
+      <w:pPr>
+        <w:pStyle w:val="BodyText"/>
+      </w:pPr>
+      <w:r>
+        <w:t xml:space="preserve">"She filed some version of it every month since the ruling," said Mrs Kind. "Same argument, better each time, until in June somebody on the appeal panel actually read it instead of routing it, and by July there was nothing left in the file to say no to."</w:t>
       </w:r>
     </w:p>
     <w:p>

--- a/Lolly Wren's Curious Science Adventures - SERIES/Book 2 - The Permitted Options/The_Permitted_Options_BOOK_2_DRAFT.docx
+++ b/Lolly Wren's Curious Science Adventures - SERIES/Book 2 - The Permitted Options/The_Permitted_Options_BOOK_2_DRAFT.docx
@@ -5384,6 +5384,22 @@
         <w:pStyle w:val="BodyText"/>
       </w:pPr>
       <w:r>
+        <w:t xml:space="preserve">It was, Lolly worked out over the following months, the only sensible answer anyone in the department had given her all year. Mrs Kind kept the agency open on the other four days, and when Lolly once asked why, since the department would have matched her rate twice over, Mrs Kind said, "Because on Tuesdays a woman comes in who is trying to get to her sister's funeral on a budget that does not cover it, and somebody has to be there who still thinks that is the important kind of problem."</w:t>
+      </w:r>
+    </w:p>
+    <w:p>
+      <w:pPr>
+        <w:pStyle w:val="BodyText"/>
+      </w:pPr>
+      <w:r>
+        <w:t xml:space="preserve">Lolly had not had an answer to that, and had not asked again.</w:t>
+      </w:r>
+    </w:p>
+    <w:p>
+      <w:pPr>
+        <w:pStyle w:val="BodyText"/>
+      </w:pPr>
+      <w:r>
         <w:t xml:space="preserve">Albrecht Eilstein telephoned at half past eleven, which he had never done, and would not say how he had the number.</w:t>
       </w:r>
     </w:p>
@@ -16768,6 +16784,70 @@
         <w:pStyle w:val="BodyText"/>
       </w:pPr>
       <w:r>
+        <w:t xml:space="preserve">Lolly told Miss Pike about Column B on a Tuesday, for no better reason than that the office was quiet and Miss Pike happened to be the one making the tea.</w:t>
+      </w:r>
+    </w:p>
+    <w:p>
+      <w:pPr>
+        <w:pStyle w:val="BodyText"/>
+      </w:pPr>
+      <w:r>
+        <w:t xml:space="preserve">"I read what you wrote in the register," Lolly said. "About the four minutes."</w:t>
+      </w:r>
+    </w:p>
+    <w:p>
+      <w:pPr>
+        <w:pStyle w:val="BodyText"/>
+      </w:pPr>
+      <w:r>
+        <w:t xml:space="preserve">Miss Pike did not look round from the kettle. "It's in the audit. Everyone's read it."</w:t>
+      </w:r>
+    </w:p>
+    <w:p>
+      <w:pPr>
+        <w:pStyle w:val="BodyText"/>
+      </w:pPr>
+      <w:r>
+        <w:t xml:space="preserve">"I don't mean the number. I mean that you've been apologising for it for the better part of a year, and I want you to stop, because you didn't fabricate a lie. You ran the only experiment anyone in this department has ever run that actually proved something. Barbarian said as much himself and I don't think you heard him, because you were busy being ashamed."</w:t>
+      </w:r>
+    </w:p>
+    <w:p>
+      <w:pPr>
+        <w:pStyle w:val="BodyText"/>
+      </w:pPr>
+      <w:r>
+        <w:t xml:space="preserve">Miss Pike turned round then.</w:t>
+      </w:r>
+    </w:p>
+    <w:p>
+      <w:pPr>
+        <w:pStyle w:val="BodyText"/>
+      </w:pPr>
+      <w:r>
+        <w:t xml:space="preserve">"I was frightened," she said, "and I did something frightened, and it happened to be correct. That isn't the same as being right."</w:t>
+      </w:r>
+    </w:p>
+    <w:p>
+      <w:pPr>
+        <w:pStyle w:val="BodyText"/>
+      </w:pPr>
+      <w:r>
+        <w:t xml:space="preserve">"No," said Lolly. "But I've read your file since the Column B business, and I read it since the Ellen Prosper case before that, and I have never once found the frightened thing you did to be the wrong thing. I am starting to think that isn't luck."</w:t>
+      </w:r>
+    </w:p>
+    <w:p>
+      <w:pPr>
+        <w:pStyle w:val="BodyText"/>
+      </w:pPr>
+      <w:r>
+        <w:t xml:space="preserve">Miss Pike made the tea. It took her a little longer than tea usually takes.</w:t>
+      </w:r>
+    </w:p>
+    <w:p>
+      <w:pPr>
+        <w:pStyle w:val="BodyText"/>
+      </w:pPr>
+      <w:r>
         <w:t xml:space="preserve">The Vienna occupancy schedule was one page and it had eleven thousand years on it and two entries, and nobody had asked for the second entry until Mrs Kind asked for it, on a Monday, with seventy-four days left.</w:t>
       </w:r>
     </w:p>
@@ -18389,6 +18469,22 @@
         <w:pStyle w:val="BodyText"/>
       </w:pPr>
       <w:r>
+        <w:t xml:space="preserve">Ramanathan did not say what it had cost her to propose it. She had spent three years building a reputation on the principle that she characterised instruments, not people, and she had just asked the department to let her point that same discipline at a mind. If it went wrong — if Eilstein turned out to be exactly the kind of thing that could not be reduced to a schedule on an instrument list — the failure would have her name on it, not Beatrix's and not Lolly's, because she was the one who had said it could be done.</w:t>
+      </w:r>
+    </w:p>
+    <w:p>
+      <w:pPr>
+        <w:pStyle w:val="BodyText"/>
+      </w:pPr>
+      <w:r>
+        <w:t xml:space="preserve">She thought it could be done. She was less sure, and told no one, that she wanted it to be.</w:t>
+      </w:r>
+    </w:p>
+    <w:p>
+      <w:pPr>
+        <w:pStyle w:val="BodyText"/>
+      </w:pPr>
+      <w:r>
         <w:t xml:space="preserve">"There is a consequence," said Beatrix, and she was already writing. "If he is departmental apparatus, then what he holds is departmental. And Chapter Twelve established what he holds." She stopped writing. "Lolly. Eleven thousand years of unerasable stored entropy. Uncleared. Undischarged. On our instrument list."</w:t>
       </w:r>
     </w:p>
@@ -20388,6 +20484,22 @@
       </w:pPr>
       <w:r>
         <w:t xml:space="preserve">The ninth of February arrived on a Monday, cold, with nothing scheduled after eleven, which was itself unprecedented.</w:t>
+      </w:r>
+    </w:p>
+    <w:p>
+      <w:pPr>
+        <w:pStyle w:val="BodyText"/>
+      </w:pPr>
+      <w:r>
+        <w:t xml:space="preserve">Lolly stood in it for a moment before she went in. Eleven months ago the department had not had her name over the door yet, and she had gone home most nights without checking whether the flat had a smell of its own, because she had not much let herself think she would be staying in it. She checked, now. It smelled of the coat she had not moved from the hook by the door since March — which she had been meaning to move for eleven months, and had, at some point she could not date, stopped minding.</w:t>
+      </w:r>
+    </w:p>
+    <w:p>
+      <w:pPr>
+        <w:pStyle w:val="BodyText"/>
+      </w:pPr>
+      <w:r>
+        <w:t xml:space="preserve">That was the whole of what the year had cost her, as far as she could find words for it: not sleep, though there had been less of that, and not the several dinners she had cancelled on people who had, by now, stopped asking. A coat on a hook. She decided, on the step, that it was a fair price, and went in.</w:t>
       </w:r>
     </w:p>
     <w:p>

--- a/Lolly Wren's Curious Science Adventures - SERIES/Book 2 - The Permitted Options/The_Permitted_Options_BOOK_2_DRAFT.docx
+++ b/Lolly Wren's Curious Science Adventures - SERIES/Book 2 - The Permitted Options/The_Permitted_Options_BOOK_2_DRAFT.docx
@@ -4486,6 +4486,14 @@
         <w:pStyle w:val="BodyText"/>
       </w:pPr>
       <w:r>
+        <w:t xml:space="preserve">It was the first properly warm week of the year, and the tray, for once, smelled of something other than damp paper.</w:t>
+      </w:r>
+    </w:p>
+    <w:p>
+      <w:pPr>
+        <w:pStyle w:val="BodyText"/>
+      </w:pPr>
+      <w:r>
         <w:t xml:space="preserve">The letter said:</w:t>
       </w:r>
     </w:p>
@@ -6691,6 +6699,14 @@
         <w:pStyle w:val="BodyText"/>
       </w:pPr>
       <w:r>
+        <w:t xml:space="preserve">It smelled of a bank still, faintly, under the coffee and the recycled air — vaults, and money that used to be kept somewhere solid — and Lolly thought it suited the day's business better than anyone had probably intended.</w:t>
+      </w:r>
+    </w:p>
+    <w:p>
+      <w:pPr>
+        <w:pStyle w:val="BodyText"/>
+      </w:pPr>
+      <w:r>
         <w:t xml:space="preserve">Ronald Doughs, President of the Galactic Counsel, arrived nineteen minutes late with six people and no papers.</w:t>
       </w:r>
     </w:p>
@@ -19049,6 +19065,14 @@
       </w:pPr>
       <w:r>
         <w:t xml:space="preserve">He was ninety-one. He sat down, declined tea, and said, before anyone had asked him a single question:</w:t>
+      </w:r>
+    </w:p>
+    <w:p>
+      <w:pPr>
+        <w:pStyle w:val="BodyText"/>
+      </w:pPr>
+      <w:r>
+        <w:t xml:space="preserve">Outside, the first hard frost of the year had turned the car park white overnight, and nobody had gritted it.</w:t>
       </w:r>
     </w:p>
     <w:p>

--- a/Lolly Wren's Curious Science Adventures - SERIES/Book 2 - The Permitted Options/The_Permitted_Options_BOOK_2_DRAFT.docx
+++ b/Lolly Wren's Curious Science Adventures - SERIES/Book 2 - The Permitted Options/The_Permitted_Options_BOOK_2_DRAFT.docx
@@ -1102,6 +1102,63 @@
     </w:p>
     <w:p>
       <w:pPr>
+        <w:pStyle w:val="Heading3"/>
+      </w:pPr>
+      <w:r>
+        <w:t xml:space="preserve">You need first</w:t>
+      </w:r>
+    </w:p>
+    <w:p>
+      <w:pPr>
+        <w:pStyle w:val="BodyText"/>
+      </w:pPr>
+      <w:r>
+        <w:t xml:space="preserve">Nothing yet. This is the first physics in the book, and everything after it is built on top of this one idea.</w:t>
+      </w:r>
+    </w:p>
+    <w:p>
+      <w:pPr>
+        <w:pStyle w:val="Heading3"/>
+      </w:pPr>
+      <w:r>
+        <w:t xml:space="preserve">When you walk out, you should be able to</w:t>
+      </w:r>
+    </w:p>
+    <w:p>
+      <w:pPr>
+        <w:numPr>
+          <w:ilvl w:val="0"/>
+          <w:numId w:val="1030"/>
+        </w:numPr>
+      </w:pPr>
+      <w:r>
+        <w:t xml:space="preserve">Say in one sentence why a particle can sometimes cross a barrier it doesn't have the energy to climb.</w:t>
+      </w:r>
+    </w:p>
+    <w:p>
+      <w:pPr>
+        <w:numPr>
+          <w:ilvl w:val="0"/>
+          <w:numId w:val="1030"/>
+        </w:numPr>
+      </w:pPr>
+      <w:r>
+        <w:t xml:space="preserve">Explain why tunnelling is exponentially sensitive to a barrier's width, not just its height.</w:t>
+      </w:r>
+    </w:p>
+    <w:p>
+      <w:pPr>
+        <w:numPr>
+          <w:ilvl w:val="0"/>
+          <w:numId w:val="1030"/>
+        </w:numPr>
+      </w:pPr>
+      <w:r>
+        <w:t xml:space="preserve">Name two real, working technologies that depend on it.</w:t>
+      </w:r>
+    </w:p>
+    <w:p>
+      <w:pPr>
         <w:pStyle w:val="FirstParagraph"/>
       </w:pPr>
       <w:r>
@@ -1226,6 +1283,14 @@
       </w:r>
       <w:r>
         <w:t xml:space="preserve">of the space — is the sequel's governing suspicion, and it is a direct escalation of Book One's central error. The Ministry once mistook a subspace for reality and flattened houses into it. The new question is whether everyone, including the people trying to fix it, has been doing a milder version of the same thing all along.</w:t>
+      </w:r>
+    </w:p>
+    <w:p>
+      <w:pPr>
+        <w:pStyle w:val="Heading3"/>
+      </w:pPr>
+      <w:r>
+        <w:t xml:space="preserve">Going deeper (skip freely)</w:t>
       </w:r>
     </w:p>
     <w:p>
@@ -1367,6 +1432,22 @@
           <w:b/>
         </w:rPr>
         <w:t xml:space="preserve">Book Two opens with tunnelling: fourteen protected states have resolved into outcomes that were never on the form, and since amplitude leaks through barriers rather than stopping at them, the question is not who chose but who made the wall thinner.</w:t>
+      </w:r>
+    </w:p>
+    <w:p>
+      <w:pPr>
+        <w:pStyle w:val="Heading3"/>
+      </w:pPr>
+      <w:r>
+        <w:t xml:space="preserve">Stop. Before you go on —</w:t>
+      </w:r>
+    </w:p>
+    <w:p>
+      <w:pPr>
+        <w:pStyle w:val="BodyText"/>
+      </w:pPr>
+      <w:r>
+        <w:t xml:space="preserve">Say it to Miss Pike: why can a particle end up somewhere it never had the energy to reach, without breaking any law of physics on the way? If you can't, in one breath, you don't have it yet. That is allowed. Reread the section above. Then continue.</w:t>
       </w:r>
     </w:p>
     <w:p>
@@ -21080,6 +21161,9 @@
     <w:abstractNumId w:val="991"/>
   </w:num>
   <w:num w:numId="1029">
+    <w:abstractNumId w:val="991"/>
+  </w:num>
+  <w:num w:numId="1030">
     <w:abstractNumId w:val="991"/>
   </w:num>
 </w:numbering>

--- a/Lolly Wren's Curious Science Adventures - SERIES/Book 2 - The Permitted Options/The_Permitted_Options_BOOK_2_DRAFT.docx
+++ b/Lolly Wren's Curious Science Adventures - SERIES/Book 2 - The Permitted Options/The_Permitted_Options_BOOK_2_DRAFT.docx
@@ -2522,6 +2522,63 @@
     </w:p>
     <w:p>
       <w:pPr>
+        <w:pStyle w:val="Heading3"/>
+      </w:pPr>
+      <w:r>
+        <w:t xml:space="preserve">You need first</w:t>
+      </w:r>
+    </w:p>
+    <w:p>
+      <w:pPr>
+        <w:pStyle w:val="BodyText"/>
+      </w:pPr>
+      <w:r>
+        <w:t xml:space="preserve">Chapter One's tunnelling: a barrier's height and width set how likely a crossing is, and small changes to either produce large changes in the odds.</w:t>
+      </w:r>
+    </w:p>
+    <w:p>
+      <w:pPr>
+        <w:pStyle w:val="Heading3"/>
+      </w:pPr>
+      <w:r>
+        <w:t xml:space="preserve">When you walk out, you should be able to</w:t>
+      </w:r>
+    </w:p>
+    <w:p>
+      <w:pPr>
+        <w:numPr>
+          <w:ilvl w:val="0"/>
+          <w:numId w:val="1031"/>
+        </w:numPr>
+      </w:pPr>
+      <w:r>
+        <w:t xml:space="preserve">Say what it means for empty space to have a nonzero energy, and why that isn't just semantics.</w:t>
+      </w:r>
+    </w:p>
+    <w:p>
+      <w:pPr>
+        <w:numPr>
+          <w:ilvl w:val="0"/>
+          <w:numId w:val="1031"/>
+        </w:numPr>
+      </w:pPr>
+      <w:r>
+        <w:t xml:space="preserve">Explain, using the Casimir effect, why two uncharged plates held close together pull toward each other.</w:t>
+      </w:r>
+    </w:p>
+    <w:p>
+      <w:pPr>
+        <w:numPr>
+          <w:ilvl w:val="0"/>
+          <w:numId w:val="1031"/>
+        </w:numPr>
+      </w:pPr>
+      <w:r>
+        <w:t xml:space="preserve">Connect a cheaper local vacuum to a thinner tunnelling barrier.</w:t>
+      </w:r>
+    </w:p>
+    <w:p>
+      <w:pPr>
         <w:pStyle w:val="FirstParagraph"/>
       </w:pPr>
       <w:r>
@@ -2665,6 +2722,14 @@
       </w:r>
       <w:r>
         <w:t xml:space="preserve">is not automatically negligible: exponents are unforgiving amplifiers of small changes.</w:t>
+      </w:r>
+    </w:p>
+    <w:p>
+      <w:pPr>
+        <w:pStyle w:val="Heading3"/>
+      </w:pPr>
+      <w:r>
+        <w:t xml:space="preserve">Going deeper (skip freely)</w:t>
       </w:r>
     </w:p>
     <w:p>
@@ -2837,6 +2902,22 @@
     </w:p>
     <w:p>
       <w:pPr>
+        <w:pStyle w:val="Heading3"/>
+      </w:pPr>
+      <w:r>
+        <w:t xml:space="preserve">Stop. Before you go on —</w:t>
+      </w:r>
+    </w:p>
+    <w:p>
+      <w:pPr>
+        <w:pStyle w:val="BodyText"/>
+      </w:pPr>
+      <w:r>
+        <w:t xml:space="preserve">Say it to Miss Pike: why does making the local vacuum cheaper in one place make a nearby tunnelling barrier thinner? If you can't, in one breath, you don't have it yet. That is allowed. Reread the section above. Then continue.</w:t>
+      </w:r>
+    </w:p>
+    <w:p>
+      <w:pPr>
         <w:pStyle w:val="Heading2"/>
       </w:pPr>
       <w:r>
@@ -4131,6 +4212,63 @@
       </w:pPr>
       <w:r>
         <w:t xml:space="preserve">Physics</w:t>
+      </w:r>
+    </w:p>
+    <w:p>
+      <w:pPr>
+        <w:pStyle w:val="Heading3"/>
+      </w:pPr>
+      <w:r>
+        <w:t xml:space="preserve">You need first</w:t>
+      </w:r>
+    </w:p>
+    <w:p>
+      <w:pPr>
+        <w:pStyle w:val="BodyText"/>
+      </w:pPr>
+      <w:r>
+        <w:t xml:space="preserve">Chapter Two's accounting: a physical change has a thermodynamic price, and something that costs nothing to happen is a clue, not a coincidence.</w:t>
+      </w:r>
+    </w:p>
+    <w:p>
+      <w:pPr>
+        <w:pStyle w:val="Heading3"/>
+      </w:pPr>
+      <w:r>
+        <w:t xml:space="preserve">When you walk out, you should be able to</w:t>
+      </w:r>
+    </w:p>
+    <w:p>
+      <w:pPr>
+        <w:numPr>
+          <w:ilvl w:val="0"/>
+          <w:numId w:val="1032"/>
+        </w:numPr>
+      </w:pPr>
+      <w:r>
+        <w:t xml:space="preserve">Say what Einstein's “God does not play dice” was actually objecting to, not what it's popularly taken to mean.</w:t>
+      </w:r>
+    </w:p>
+    <w:p>
+      <w:pPr>
+        <w:numPr>
+          <w:ilvl w:val="0"/>
+          <w:numId w:val="1032"/>
+        </w:numPr>
+      </w:pPr>
+      <w:r>
+        <w:t xml:space="preserve">Explain why a transition with only one real available outcome costs no thermodynamic price to reach.</w:t>
+      </w:r>
+    </w:p>
+    <w:p>
+      <w:pPr>
+        <w:numPr>
+          <w:ilvl w:val="0"/>
+          <w:numId w:val="1032"/>
+        </w:numPr>
+      </w:pPr>
+      <w:r>
+        <w:t xml:space="preserve">Tell the difference between a rate that is genuinely random and a rate that is simply uncounted.</w:t>
       </w:r>
     </w:p>
     <w:p>
@@ -4401,6 +4539,14 @@
     </w:p>
     <w:p>
       <w:pPr>
+        <w:pStyle w:val="Heading3"/>
+      </w:pPr>
+      <w:r>
+        <w:t xml:space="preserve">Going deeper (skip freely)</w:t>
+      </w:r>
+    </w:p>
+    <w:p>
+      <w:pPr>
         <w:pStyle w:val="BodyText"/>
       </w:pPr>
       <w:r>
@@ -4519,6 +4665,22 @@
     </w:p>
     <w:p>
       <w:pPr>
+        <w:pStyle w:val="Heading3"/>
+      </w:pPr>
+      <w:r>
+        <w:t xml:space="preserve">Stop. Before you go on —</w:t>
+      </w:r>
+    </w:p>
+    <w:p>
+      <w:pPr>
+        <w:pStyle w:val="BodyText"/>
+      </w:pPr>
+      <w:r>
+        <w:t xml:space="preserve">Say it to Miss Pike: why does a transition with no real alternative cost nothing thermodynamically, and why does that make it evidence of determination rather than chance? If you can't, in one breath, you don't have it yet. That is allowed. Reread the section above. Then continue.</w:t>
+      </w:r>
+    </w:p>
+    <w:p>
+      <w:pPr>
         <w:pStyle w:val="Heading2"/>
       </w:pPr>
       <w:r>
@@ -5693,6 +5855,63 @@
     </w:p>
     <w:p>
       <w:pPr>
+        <w:pStyle w:val="Heading3"/>
+      </w:pPr>
+      <w:r>
+        <w:t xml:space="preserve">You need first</w:t>
+      </w:r>
+    </w:p>
+    <w:p>
+      <w:pPr>
+        <w:pStyle w:val="BodyText"/>
+      </w:pPr>
+      <w:r>
+        <w:t xml:space="preserve">Chapter Three's entropy accounting: a transition with only one real option costs no thermodynamic price, and its absence is itself evidence.</w:t>
+      </w:r>
+    </w:p>
+    <w:p>
+      <w:pPr>
+        <w:pStyle w:val="Heading3"/>
+      </w:pPr>
+      <w:r>
+        <w:t xml:space="preserve">When you walk out, you should be able to</w:t>
+      </w:r>
+    </w:p>
+    <w:p>
+      <w:pPr>
+        <w:numPr>
+          <w:ilvl w:val="0"/>
+          <w:numId w:val="1033"/>
+        </w:numPr>
+      </w:pPr>
+      <w:r>
+        <w:t xml:space="preserve">State the holographic principle in one sentence: what a region's boundary can encode, versus its volume.</w:t>
+      </w:r>
+    </w:p>
+    <w:p>
+      <w:pPr>
+        <w:numPr>
+          <w:ilvl w:val="0"/>
+          <w:numId w:val="1033"/>
+        </w:numPr>
+      </w:pPr>
+      <w:r>
+        <w:t xml:space="preserve">Explain how two very different-sounding descriptions of the same physics can both be completely true.</w:t>
+      </w:r>
+    </w:p>
+    <w:p>
+      <w:pPr>
+        <w:numPr>
+          <w:ilvl w:val="0"/>
+          <w:numId w:val="1033"/>
+        </w:numPr>
+      </w:pPr>
+      <w:r>
+        <w:t xml:space="preserve">Say why “the fourteen were erased” and “the fourteen were the thinnest records on a wall” are the same claim.</w:t>
+      </w:r>
+    </w:p>
+    <w:p>
+      <w:pPr>
         <w:pStyle w:val="FirstParagraph"/>
       </w:pPr>
       <w:r>
@@ -5958,6 +6177,14 @@
       </w:r>
       <w:r>
         <w:t xml:space="preserve">"Make everybody fat" is Mrs Kind's operational recommendation, and it follows from the same accounting. A record carrying live, reachable options has high surface content and high correlation with its environment, and is therefore both expensive to clear and — recalling Chapter One — separated from the outside of the register by a genuine barrier rather than an administrative one. Restoring a real option to a person is, in this framework, literally a hardening measure.</w:t>
+      </w:r>
+    </w:p>
+    <w:p>
+      <w:pPr>
+        <w:pStyle w:val="Heading3"/>
+      </w:pPr>
+      <w:r>
+        <w:t xml:space="preserve">Going deeper (skip freely)</w:t>
       </w:r>
     </w:p>
     <w:p>
@@ -6099,6 +6326,22 @@
           <w:b/>
         </w:rPr>
         <w:t xml:space="preserve">By the end of Chapter Four: everything true inside a region is already written on its boundary. The fourteen never travelled anywhere. They were the thinnest records on the wall, and something needed the space.</w:t>
+      </w:r>
+    </w:p>
+    <w:p>
+      <w:pPr>
+        <w:pStyle w:val="Heading3"/>
+      </w:pPr>
+      <w:r>
+        <w:t xml:space="preserve">Stop. Before you go on —</w:t>
+      </w:r>
+    </w:p>
+    <w:p>
+      <w:pPr>
+        <w:pStyle w:val="BodyText"/>
+      </w:pPr>
+      <w:r>
+        <w:t xml:space="preserve">Say it to Mrs Kind: why can two completely different-looking descriptions of a hotel booking — or a black hole — both be complete, with no further fact about which one is “really” true? If you can't, in one breath, you don't have it yet. That is allowed. Reread the section above. Then continue.</w:t>
       </w:r>
     </w:p>
     <w:p>
@@ -21164,6 +21407,15 @@
     <w:abstractNumId w:val="991"/>
   </w:num>
   <w:num w:numId="1030">
+    <w:abstractNumId w:val="991"/>
+  </w:num>
+  <w:num w:numId="1031">
+    <w:abstractNumId w:val="991"/>
+  </w:num>
+  <w:num w:numId="1032">
+    <w:abstractNumId w:val="991"/>
+  </w:num>
+  <w:num w:numId="1033">
     <w:abstractNumId w:val="991"/>
   </w:num>
 </w:numbering>

--- a/Lolly Wren's Curious Science Adventures - SERIES/Book 2 - The Permitted Options/The_Permitted_Options_BOOK_2_DRAFT.docx
+++ b/Lolly Wren's Curious Science Adventures - SERIES/Book 2 - The Permitted Options/The_Permitted_Options_BOOK_2_DRAFT.docx
@@ -7738,6 +7738,63 @@
     </w:p>
     <w:p>
       <w:pPr>
+        <w:pStyle w:val="Heading3"/>
+      </w:pPr>
+      <w:r>
+        <w:t xml:space="preserve">You need first</w:t>
+      </w:r>
+    </w:p>
+    <w:p>
+      <w:pPr>
+        <w:pStyle w:val="BodyText"/>
+      </w:pPr>
+      <w:r>
+        <w:t xml:space="preserve">Chapter Four's holographic principle: a region's full physical content is already written on its boundary, and two very different descriptions of it can both be completely true.</w:t>
+      </w:r>
+    </w:p>
+    <w:p>
+      <w:pPr>
+        <w:pStyle w:val="Heading3"/>
+      </w:pPr>
+      <w:r>
+        <w:t xml:space="preserve">When you walk out, you should be able to</w:t>
+      </w:r>
+    </w:p>
+    <w:p>
+      <w:pPr>
+        <w:numPr>
+          <w:ilvl w:val="0"/>
+          <w:numId w:val="1034"/>
+        </w:numPr>
+      </w:pPr>
+      <w:r>
+        <w:t xml:space="preserve">Explain, in plain terms, why two truthful descriptions of the same black hole can't both be checked from the same vantage point at once.</w:t>
+      </w:r>
+    </w:p>
+    <w:p>
+      <w:pPr>
+        <w:numPr>
+          <w:ilvl w:val="0"/>
+          <w:numId w:val="1034"/>
+        </w:numPr>
+      </w:pPr>
+      <w:r>
+        <w:t xml:space="preserve">Say what the firewall problem is actually a problem WITH — which one of three reasonable assumptions has to give.</w:t>
+      </w:r>
+    </w:p>
+    <w:p>
+      <w:pPr>
+        <w:numPr>
+          <w:ilvl w:val="0"/>
+          <w:numId w:val="1034"/>
+        </w:numPr>
+      </w:pPr>
+      <w:r>
+        <w:t xml:space="preserve">Connect the Coulomb barrier in a stellar core to why the Sun's power output is so sensitive to tiny changes.</w:t>
+      </w:r>
+    </w:p>
+    <w:p>
+      <w:pPr>
         <w:pStyle w:val="FirstParagraph"/>
       </w:pPr>
       <w:r>
@@ -7851,6 +7908,14 @@
       </w:r>
       <w:r>
         <w:t xml:space="preserve">. Information can be perfectly conserved and simultaneously scrambled beyond any practical recovery, or removed to a screen no party can read. "The accounts balance" and "nothing has happened" are different propositions, and conflating them is the oldest move in institutional history.</w:t>
+      </w:r>
+    </w:p>
+    <w:p>
+      <w:pPr>
+        <w:pStyle w:val="Heading3"/>
+      </w:pPr>
+      <w:r>
+        <w:t xml:space="preserve">Going deeper (skip freely)</w:t>
       </w:r>
     </w:p>
     <w:p>
@@ -8090,6 +8155,22 @@
     </w:p>
     <w:p>
       <w:pPr>
+        <w:pStyle w:val="Heading3"/>
+      </w:pPr>
+      <w:r>
+        <w:t xml:space="preserve">Stop. Before you go on —</w:t>
+      </w:r>
+    </w:p>
+    <w:p>
+      <w:pPr>
+        <w:pStyle w:val="BodyText"/>
+      </w:pPr>
+      <w:r>
+        <w:t xml:space="preserve">Say it to Mrs Kind: complementarity claims two accounts of a black hole can both be true because nobody can check both at once. What discovery showed that claim has a loophole, and what does the loophole actually cost? If you can't, in one breath, you don't have it yet. That is allowed. Reread the section above. Then continue.</w:t>
+      </w:r>
+    </w:p>
+    <w:p>
+      <w:pPr>
         <w:pStyle w:val="BodyText"/>
       </w:pPr>
       <w:r>
@@ -9237,6 +9318,63 @@
     </w:p>
     <w:p>
       <w:pPr>
+        <w:pStyle w:val="Heading3"/>
+      </w:pPr>
+      <w:r>
+        <w:t xml:space="preserve">You need first</w:t>
+      </w:r>
+    </w:p>
+    <w:p>
+      <w:pPr>
+        <w:pStyle w:val="BodyText"/>
+      </w:pPr>
+      <w:r>
+        <w:t xml:space="preserve">Nothing new carried forward — this one stands on its own, and it's the most abstract chapter so far. Go slowly.</w:t>
+      </w:r>
+    </w:p>
+    <w:p>
+      <w:pPr>
+        <w:pStyle w:val="Heading3"/>
+      </w:pPr>
+      <w:r>
+        <w:t xml:space="preserve">When you walk out, you should be able to</w:t>
+      </w:r>
+    </w:p>
+    <w:p>
+      <w:pPr>
+        <w:numPr>
+          <w:ilvl w:val="0"/>
+          <w:numId w:val="1035"/>
+        </w:numPr>
+      </w:pPr>
+      <w:r>
+        <w:t xml:space="preserve">Say, in one plain sentence, what Gödel actually proved — not the pop-science version about “unprovable truths.”</w:t>
+      </w:r>
+    </w:p>
+    <w:p>
+      <w:pPr>
+        <w:numPr>
+          <w:ilvl w:val="0"/>
+          <w:numId w:val="1035"/>
+        </w:numPr>
+      </w:pPr>
+      <w:r>
+        <w:t xml:space="preserve">Explain why no rich-enough system can certify its own consistency, using nothing more technical than the word “self-referential.”</w:t>
+      </w:r>
+    </w:p>
+    <w:p>
+      <w:pPr>
+        <w:numPr>
+          <w:ilvl w:val="0"/>
+          <w:numId w:val="1035"/>
+        </w:numPr>
+      </w:pPr>
+      <w:r>
+        <w:t xml:space="preserve">Give one example of a real physical question that has been proven to have no algorithmic answer at all.</w:t>
+      </w:r>
+    </w:p>
+    <w:p>
+      <w:pPr>
         <w:pStyle w:val="FirstParagraph"/>
       </w:pPr>
       <w:r>
@@ -9488,6 +9626,14 @@
       </w:r>
       <w:r>
         <w:t xml:space="preserve">, and no improvement in instrumentation or data touches it. Ramanathan's nine cores are fiction; her reason is not.</w:t>
+      </w:r>
+    </w:p>
+    <w:p>
+      <w:pPr>
+        <w:pStyle w:val="Heading3"/>
+      </w:pPr>
+      <w:r>
+        <w:t xml:space="preserve">Going deeper (skip freely)</w:t>
       </w:r>
     </w:p>
     <w:p>
@@ -9664,6 +9810,22 @@
     </w:p>
     <w:p>
       <w:pPr>
+        <w:pStyle w:val="Heading3"/>
+      </w:pPr>
+      <w:r>
+        <w:t xml:space="preserve">Stop. Before you go on —</w:t>
+      </w:r>
+    </w:p>
+    <w:p>
+      <w:pPr>
+        <w:pStyle w:val="BodyText"/>
+      </w:pPr>
+      <w:r>
+        <w:t xml:space="preserve">Say it to Mrs Kind: without using the word “axiom,” explain why a rulebook can never certify, from inside itself, that it doesn't contradict itself. If you can't, in one breath, you don't have it yet. That is allowed. Reread the section above. Then continue.</w:t>
+      </w:r>
+    </w:p>
+    <w:p>
+      <w:pPr>
         <w:pStyle w:val="BodyText"/>
       </w:pPr>
       <w:r>
@@ -10734,6 +10896,63 @@
       </w:pPr>
       <w:r>
         <w:t xml:space="preserve">Physics and mathematics</w:t>
+      </w:r>
+    </w:p>
+    <w:p>
+      <w:pPr>
+        <w:pStyle w:val="Heading3"/>
+      </w:pPr>
+      <w:r>
+        <w:t xml:space="preserve">You need first</w:t>
+      </w:r>
+    </w:p>
+    <w:p>
+      <w:pPr>
+        <w:pStyle w:val="BodyText"/>
+      </w:pPr>
+      <w:r>
+        <w:t xml:space="preserve">Chapter Six's undecidability: some true questions have no algorithm that can answer them, ever, however powerful the computer.</w:t>
+      </w:r>
+    </w:p>
+    <w:p>
+      <w:pPr>
+        <w:pStyle w:val="Heading3"/>
+      </w:pPr>
+      <w:r>
+        <w:t xml:space="preserve">When you walk out, you should be able to</w:t>
+      </w:r>
+    </w:p>
+    <w:p>
+      <w:pPr>
+        <w:numPr>
+          <w:ilvl w:val="0"/>
+          <w:numId w:val="1036"/>
+        </w:numPr>
+      </w:pPr>
+      <w:r>
+        <w:t xml:space="preserve">Explain Nash equilibrium in one sentence a stranger could use at a dinner table.</w:t>
+      </w:r>
+    </w:p>
+    <w:p>
+      <w:pPr>
+        <w:numPr>
+          <w:ilvl w:val="0"/>
+          <w:numId w:val="1036"/>
+        </w:numPr>
+      </w:pPr>
+      <w:r>
+        <w:t xml:space="preserve">Say what a CHSH game is testing for, without using the word “inequality.”</w:t>
+      </w:r>
+    </w:p>
+    <w:p>
+      <w:pPr>
+        <w:numPr>
+          <w:ilvl w:val="0"/>
+          <w:numId w:val="1036"/>
+        </w:numPr>
+      </w:pPr>
+      <w:r>
+        <w:t xml:space="preserve">State in plain terms what MIP*=RE means for whether a game's best possible score can ever be computed in advance.</w:t>
       </w:r>
     </w:p>
     <w:p>
@@ -10988,6 +11207,14 @@
     </w:p>
     <w:p>
       <w:pPr>
+        <w:pStyle w:val="Heading3"/>
+      </w:pPr>
+      <w:r>
+        <w:t xml:space="preserve">Going deeper (skip freely)</w:t>
+      </w:r>
+    </w:p>
+    <w:p>
+      <w:pPr>
         <w:pStyle w:val="BodyText"/>
       </w:pPr>
       <w:r>
@@ -11127,6 +11354,22 @@
     </w:p>
     <w:p>
       <w:pPr>
+        <w:pStyle w:val="Heading3"/>
+      </w:pPr>
+      <w:r>
+        <w:t xml:space="preserve">Stop. Before you go on —</w:t>
+      </w:r>
+    </w:p>
+    <w:p>
+      <w:pPr>
+        <w:pStyle w:val="BodyText"/>
+      </w:pPr>
+      <w:r>
+        <w:t xml:space="preserve">Say it to Mrs Kind: why does a CHSH-style game let two people who cannot communicate prove they're playing fair, and why does more entanglement stop helping past a certain point? If you can't, in one breath, you don't have it yet. That is allowed. Reread the section above. Then continue.</w:t>
+      </w:r>
+    </w:p>
+    <w:p>
+      <w:pPr>
         <w:pStyle w:val="BodyText"/>
       </w:pPr>
       <w:r>
@@ -12261,6 +12504,63 @@
       </w:pPr>
       <w:r>
         <w:t xml:space="preserve">Physics and mathematics</w:t>
+      </w:r>
+    </w:p>
+    <w:p>
+      <w:pPr>
+        <w:pStyle w:val="Heading3"/>
+      </w:pPr>
+      <w:r>
+        <w:t xml:space="preserve">You need first</w:t>
+      </w:r>
+    </w:p>
+    <w:p>
+      <w:pPr>
+        <w:pStyle w:val="BodyText"/>
+      </w:pPr>
+      <w:r>
+        <w:t xml:space="preserve">Chapter Seven's CHSH ceilings: 2 classically, about 2.83 with quantum mechanics, 4 under the loosest possible rule — real numbers that come from three different arguments.</w:t>
+      </w:r>
+    </w:p>
+    <w:p>
+      <w:pPr>
+        <w:pStyle w:val="Heading3"/>
+      </w:pPr>
+      <w:r>
+        <w:t xml:space="preserve">When you walk out, you should be able to</w:t>
+      </w:r>
+    </w:p>
+    <w:p>
+      <w:pPr>
+        <w:numPr>
+          <w:ilvl w:val="0"/>
+          <w:numId w:val="1037"/>
+        </w:numPr>
+      </w:pPr>
+      <w:r>
+        <w:t xml:space="preserve">Say why “it's just math” is not, on its own, an answer to why math describes reality so well.</w:t>
+      </w:r>
+    </w:p>
+    <w:p>
+      <w:pPr>
+        <w:numPr>
+          <w:ilvl w:val="0"/>
+          <w:numId w:val="1037"/>
+        </w:numPr>
+      </w:pPr>
+      <w:r>
+        <w:t xml:space="preserve">Explain what decoherence actually does to a superposition, in one sentence with no equations.</w:t>
+      </w:r>
+    </w:p>
+    <w:p>
+      <w:pPr>
+        <w:numPr>
+          <w:ilvl w:val="0"/>
+          <w:numId w:val="1037"/>
+        </w:numPr>
+      </w:pPr>
+      <w:r>
+        <w:t xml:space="preserve">State the difference between a theorem being wrong and a theorem being asked a question it was never about.</w:t>
       </w:r>
     </w:p>
     <w:p>
@@ -12475,6 +12775,14 @@
     </w:p>
     <w:p>
       <w:pPr>
+        <w:pStyle w:val="Heading3"/>
+      </w:pPr>
+      <w:r>
+        <w:t xml:space="preserve">Going deeper (skip freely)</w:t>
+      </w:r>
+    </w:p>
+    <w:p>
+      <w:pPr>
         <w:pStyle w:val="FirstParagraph"/>
       </w:pPr>
       <w:r>
@@ -12763,6 +13071,22 @@
           <w:b/>
         </w:rPr>
         <w:t xml:space="preserve">The upshot of Chapter Eight: a theorem binds a model, not a world. A cheat with a vacuum budget could score above the quantum ceiling and be certified as the most honest member in the room. Mathematics works at all only because decoherence has been sieving reality into describable pointer states — using an environment whose upkeep was cancelled in Vienna.</w:t>
+      </w:r>
+    </w:p>
+    <w:p>
+      <w:pPr>
+        <w:pStyle w:val="Heading3"/>
+      </w:pPr>
+      <w:r>
+        <w:t xml:space="preserve">Stop. Before you go on —</w:t>
+      </w:r>
+    </w:p>
+    <w:p>
+      <w:pPr>
+        <w:pStyle w:val="BodyText"/>
+      </w:pPr>
+      <w:r>
+        <w:t xml:space="preserve">Say it to Mrs Kind: a system that scored above the honest quantum ceiling could still be certified as the most trustworthy party in the room. How, and what does that tell you about what a theorem actually promises? If you can't, in one breath, you don't have it yet. That is allowed. Reread the section above. Then continue.</w:t>
       </w:r>
     </w:p>
     <w:p>
@@ -21416,6 +21740,18 @@
     <w:abstractNumId w:val="991"/>
   </w:num>
   <w:num w:numId="1033">
+    <w:abstractNumId w:val="991"/>
+  </w:num>
+  <w:num w:numId="1034">
+    <w:abstractNumId w:val="991"/>
+  </w:num>
+  <w:num w:numId="1035">
+    <w:abstractNumId w:val="991"/>
+  </w:num>
+  <w:num w:numId="1036">
+    <w:abstractNumId w:val="991"/>
+  </w:num>
+  <w:num w:numId="1037">
     <w:abstractNumId w:val="991"/>
   </w:num>
 </w:numbering>

--- a/Lolly Wren's Curious Science Adventures - SERIES/Book 2 - The Permitted Options/The_Permitted_Options_BOOK_2_DRAFT.docx
+++ b/Lolly Wren's Curious Science Adventures - SERIES/Book 2 - The Permitted Options/The_Permitted_Options_BOOK_2_DRAFT.docx
@@ -15051,6 +15051,63 @@
     </w:p>
     <w:p>
       <w:pPr>
+        <w:pStyle w:val="Heading3"/>
+      </w:pPr>
+      <w:r>
+        <w:t xml:space="preserve">You need first</w:t>
+      </w:r>
+    </w:p>
+    <w:p>
+      <w:pPr>
+        <w:pStyle w:val="BodyText"/>
+      </w:pPr>
+      <w:r>
+        <w:t xml:space="preserve">Nothing new needed from earlier chapters, but it helps to remember Chapter Four's lesson that a description and the thing it describes aren't always the same fact.</w:t>
+      </w:r>
+    </w:p>
+    <w:p>
+      <w:pPr>
+        <w:pStyle w:val="Heading3"/>
+      </w:pPr>
+      <w:r>
+        <w:t xml:space="preserve">When you walk out, you should be able to</w:t>
+      </w:r>
+    </w:p>
+    <w:p>
+      <w:pPr>
+        <w:numPr>
+          <w:ilvl w:val="0"/>
+          <w:numId w:val="1038"/>
+        </w:numPr>
+      </w:pPr>
+      <w:r>
+        <w:t xml:space="preserve">Say why the fundamental laws of physics don't actually prefer a direction for time to run.</w:t>
+      </w:r>
+    </w:p>
+    <w:p>
+      <w:pPr>
+        <w:numPr>
+          <w:ilvl w:val="0"/>
+          <w:numId w:val="1038"/>
+        </w:numPr>
+      </w:pPr>
+      <w:r>
+        <w:t xml:space="preserve">Explain, without equations, what it means for the universe's wavefunction to have no time variable in it at all.</w:t>
+      </w:r>
+    </w:p>
+    <w:p>
+      <w:pPr>
+        <w:numPr>
+          <w:ilvl w:val="0"/>
+          <w:numId w:val="1038"/>
+        </w:numPr>
+      </w:pPr>
+      <w:r>
+        <w:t xml:space="preserve">State why a forged history costs the same effort as a real one, in this book's terms.</w:t>
+      </w:r>
+    </w:p>
+    <w:p>
+      <w:pPr>
         <w:pStyle w:val="FirstParagraph"/>
       </w:pPr>
       <w:r>
@@ -15264,6 +15321,14 @@
       </w:r>
       <w:r>
         <w:t xml:space="preserve">the consistency of the records.</w:t>
+      </w:r>
+    </w:p>
+    <w:p>
+      <w:pPr>
+        <w:pStyle w:val="Heading3"/>
+      </w:pPr>
+      <w:r>
+        <w:t xml:space="preserve">Going deeper (skip freely)</w:t>
       </w:r>
     </w:p>
     <w:p>
@@ -15509,6 +15574,22 @@
     </w:p>
     <w:p>
       <w:pPr>
+        <w:pStyle w:val="Heading3"/>
+      </w:pPr>
+      <w:r>
+        <w:t xml:space="preserve">Stop. Before you go on —</w:t>
+      </w:r>
+    </w:p>
+    <w:p>
+      <w:pPr>
+        <w:pStyle w:val="BodyText"/>
+      </w:pPr>
+      <w:r>
+        <w:t xml:space="preserve">Say it to Mrs Kind: if the basic laws don't care which way time runs, where does the arrow — the fact that eggs break but never unbreak — actually come from? If you can't, in one breath, you don't have it yet. That is allowed. Reread the section above. Then continue.</w:t>
+      </w:r>
+    </w:p>
+    <w:p>
+      <w:pPr>
         <w:pStyle w:val="BodyText"/>
       </w:pPr>
       <w:r>
@@ -16791,6 +16872,63 @@
       </w:pPr>
       <w:r>
         <w:t xml:space="preserve">Physics</w:t>
+      </w:r>
+    </w:p>
+    <w:p>
+      <w:pPr>
+        <w:pStyle w:val="Heading3"/>
+      </w:pPr>
+      <w:r>
+        <w:t xml:space="preserve">You need first</w:t>
+      </w:r>
+    </w:p>
+    <w:p>
+      <w:pPr>
+        <w:pStyle w:val="BodyText"/>
+      </w:pPr>
+      <w:r>
+        <w:t xml:space="preserve">Chapter Ten's timeless physics: a record's consistency, not a clock, is what makes a history real.</w:t>
+      </w:r>
+    </w:p>
+    <w:p>
+      <w:pPr>
+        <w:pStyle w:val="Heading3"/>
+      </w:pPr>
+      <w:r>
+        <w:t xml:space="preserve">When you walk out, you should be able to</w:t>
+      </w:r>
+    </w:p>
+    <w:p>
+      <w:pPr>
+        <w:numPr>
+          <w:ilvl w:val="0"/>
+          <w:numId w:val="1039"/>
+        </w:numPr>
+      </w:pPr>
+      <w:r>
+        <w:t xml:space="preserve">State the weak anthropic principle in one sentence, and say why it's barely controversial.</w:t>
+      </w:r>
+    </w:p>
+    <w:p>
+      <w:pPr>
+        <w:numPr>
+          <w:ilvl w:val="0"/>
+          <w:numId w:val="1039"/>
+        </w:numPr>
+      </w:pPr>
+      <w:r>
+        <w:t xml:space="preserve">Explain why observing that a constant is “just right for life” is sometimes real evidence and sometimes not evidence at all.</w:t>
+      </w:r>
+    </w:p>
+    <w:p>
+      <w:pPr>
+        <w:numPr>
+          <w:ilvl w:val="0"/>
+          <w:numId w:val="1039"/>
+        </w:numPr>
+      </w:pPr>
+      <w:r>
+        <w:t xml:space="preserve">Give the one ingredient anthropic reasoning always needs and usually doesn't have: an ensemble with a fair measure over it.</w:t>
       </w:r>
     </w:p>
     <w:p>
@@ -17136,6 +17274,14 @@
     </w:p>
     <w:p>
       <w:pPr>
+        <w:pStyle w:val="Heading3"/>
+      </w:pPr>
+      <w:r>
+        <w:t xml:space="preserve">Going deeper (skip freely)</w:t>
+      </w:r>
+    </w:p>
+    <w:p>
+      <w:pPr>
         <w:pStyle w:val="FirstParagraph"/>
       </w:pPr>
       <w:r>
@@ -17411,6 +17557,22 @@
     </w:p>
     <w:p>
       <w:pPr>
+        <w:pStyle w:val="Heading3"/>
+      </w:pPr>
+      <w:r>
+        <w:t xml:space="preserve">Stop. Before you go on —</w:t>
+      </w:r>
+    </w:p>
+    <w:p>
+      <w:pPr>
+        <w:pStyle w:val="BodyText"/>
+      </w:pPr>
+      <w:r>
+        <w:t xml:space="preserve">Say it to Mrs Kind: why does noticing that the universe is fine-tuned for observers explain almost nothing, on its own, about why it's fine-tuned? If you can't, in one breath, you don't have it yet. That is allowed. Reread the section above. Then continue.</w:t>
+      </w:r>
+    </w:p>
+    <w:p>
+      <w:pPr>
         <w:pStyle w:val="BodyText"/>
       </w:pPr>
       <w:r>
@@ -18185,6 +18347,63 @@
       </w:pPr>
       <w:r>
         <w:t xml:space="preserve">Physics</w:t>
+      </w:r>
+    </w:p>
+    <w:p>
+      <w:pPr>
+        <w:pStyle w:val="Heading3"/>
+      </w:pPr>
+      <w:r>
+        <w:t xml:space="preserve">You need first</w:t>
+      </w:r>
+    </w:p>
+    <w:p>
+      <w:pPr>
+        <w:pStyle w:val="BodyText"/>
+      </w:pPr>
+      <w:r>
+        <w:t xml:space="preserve">Chapter Eleven's sampling rule: what you can observe is filtered by the fact that you exist to observe it at all — which is not the same as it being probable.</w:t>
+      </w:r>
+    </w:p>
+    <w:p>
+      <w:pPr>
+        <w:pStyle w:val="Heading3"/>
+      </w:pPr>
+      <w:r>
+        <w:t xml:space="preserve">When you walk out, you should be able to</w:t>
+      </w:r>
+    </w:p>
+    <w:p>
+      <w:pPr>
+        <w:numPr>
+          <w:ilvl w:val="0"/>
+          <w:numId w:val="1040"/>
+        </w:numPr>
+      </w:pPr>
+      <w:r>
+        <w:t xml:space="preserve">State what entropy counts, in one sentence, with no equation.</w:t>
+      </w:r>
+    </w:p>
+    <w:p>
+      <w:pPr>
+        <w:numPr>
+          <w:ilvl w:val="0"/>
+          <w:numId w:val="1040"/>
+        </w:numPr>
+      </w:pPr>
+      <w:r>
+        <w:t xml:space="preserve">Explain why Maxwell's demon doesn't break the second law — and what it actually has to pay for, instead.</w:t>
+      </w:r>
+    </w:p>
+    <w:p>
+      <w:pPr>
+        <w:numPr>
+          <w:ilvl w:val="0"/>
+          <w:numId w:val="1040"/>
+        </w:numPr>
+      </w:pPr>
+      <w:r>
+        <w:t xml:space="preserve">Say what it means to weigh a piece of information without reading it.</w:t>
       </w:r>
     </w:p>
     <w:p>
@@ -18394,6 +18613,14 @@
     </w:p>
     <w:p>
       <w:pPr>
+        <w:pStyle w:val="Heading3"/>
+      </w:pPr>
+      <w:r>
+        <w:t xml:space="preserve">Going deeper (skip freely)</w:t>
+      </w:r>
+    </w:p>
+    <w:p>
+      <w:pPr>
         <w:pStyle w:val="FirstParagraph"/>
       </w:pPr>
       <w:r>
@@ -18538,6 +18765,22 @@
     </w:p>
     <w:p>
       <w:pPr>
+        <w:pStyle w:val="Heading3"/>
+      </w:pPr>
+      <w:r>
+        <w:t xml:space="preserve">Stop. Before you go on —</w:t>
+      </w:r>
+    </w:p>
+    <w:p>
+      <w:pPr>
+        <w:pStyle w:val="BodyText"/>
+      </w:pPr>
+      <w:r>
+        <w:t xml:space="preserve">Say it to Mrs Kind: a demon that sorts particles perfectly, forever, without ever erasing its memory, has broken no law of physics. What has it done instead, and why does it catch up with him eventually? If you can't, in one breath, you don't have it yet. That is allowed. Reread the section above. Then continue.</w:t>
+      </w:r>
+    </w:p>
+    <w:p>
+      <w:pPr>
         <w:pStyle w:val="BodyText"/>
       </w:pPr>
       <w:r>
@@ -19422,6 +19665,63 @@
       </w:pPr>
       <w:r>
         <w:t xml:space="preserve">Physics</w:t>
+      </w:r>
+    </w:p>
+    <w:p>
+      <w:pPr>
+        <w:pStyle w:val="Heading3"/>
+      </w:pPr>
+      <w:r>
+        <w:t xml:space="preserve">You need first</w:t>
+      </w:r>
+    </w:p>
+    <w:p>
+      <w:pPr>
+        <w:pStyle w:val="BodyText"/>
+      </w:pPr>
+      <w:r>
+        <w:t xml:space="preserve">Chapter Twelve's information accounting: a genuine correlation can be weighed even when nobody has read it.</w:t>
+      </w:r>
+    </w:p>
+    <w:p>
+      <w:pPr>
+        <w:pStyle w:val="Heading3"/>
+      </w:pPr>
+      <w:r>
+        <w:t xml:space="preserve">When you walk out, you should be able to</w:t>
+      </w:r>
+    </w:p>
+    <w:p>
+      <w:pPr>
+        <w:numPr>
+          <w:ilvl w:val="0"/>
+          <w:numId w:val="1041"/>
+        </w:numPr>
+      </w:pPr>
+      <w:r>
+        <w:t xml:space="preserve">Say what Bohr's actual reply to Einstein, Podolsky and Rosen was, in plain terms.</w:t>
+      </w:r>
+    </w:p>
+    <w:p>
+      <w:pPr>
+        <w:numPr>
+          <w:ilvl w:val="0"/>
+          <w:numId w:val="1041"/>
+        </w:numPr>
+      </w:pPr>
+      <w:r>
+        <w:t xml:space="preserve">Explain the difference between Bell's theorem and the Kochen–Specker theorem in one sentence each.</w:t>
+      </w:r>
+    </w:p>
+    <w:p>
+      <w:pPr>
+        <w:numPr>
+          <w:ilvl w:val="0"/>
+          <w:numId w:val="1041"/>
+        </w:numPr>
+      </w:pPr>
+      <w:r>
+        <w:t xml:space="preserve">State why “the phenomenon includes the instrument” is not a slogan but a specific technical claim.</w:t>
       </w:r>
     </w:p>
     <w:p>
@@ -19545,6 +19845,14 @@
     </w:p>
     <w:p>
       <w:pPr>
+        <w:pStyle w:val="Heading3"/>
+      </w:pPr>
+      <w:r>
+        <w:t xml:space="preserve">Going deeper (skip freely)</w:t>
+      </w:r>
+    </w:p>
+    <w:p>
+      <w:pPr>
         <w:pStyle w:val="BodyText"/>
       </w:pPr>
       <w:r>
@@ -19673,6 +19981,22 @@
           <w:b/>
         </w:rPr>
         <w:t xml:space="preserve">What Chapter Thirteen actually shows: results from mutually exclusive arrangements may not be combined into facts about a system alone. The department's central finding survives as a conclusion but dies as an argument — and rebuilding it properly reveals the worse truth, that the register was never recording the available options. It was defining them.</w:t>
+      </w:r>
+    </w:p>
+    <w:p>
+      <w:pPr>
+        <w:pStyle w:val="Heading3"/>
+      </w:pPr>
+      <w:r>
+        <w:t xml:space="preserve">Stop. Before you go on —</w:t>
+      </w:r>
+    </w:p>
+    <w:p>
+      <w:pPr>
+        <w:pStyle w:val="BodyText"/>
+      </w:pPr>
+      <w:r>
+        <w:t xml:space="preserve">Say it to Mrs Kind: why can a finding be true and still be inadmissible as an argument, if it was built by combining results from arrangements that were never run together? If you can't, in one breath, you don't have it yet. That is allowed. Reread the section above. Then continue.</w:t>
       </w:r>
     </w:p>
     <w:p>
@@ -21752,6 +22076,18 @@
     <w:abstractNumId w:val="991"/>
   </w:num>
   <w:num w:numId="1037">
+    <w:abstractNumId w:val="991"/>
+  </w:num>
+  <w:num w:numId="1038">
+    <w:abstractNumId w:val="991"/>
+  </w:num>
+  <w:num w:numId="1039">
+    <w:abstractNumId w:val="991"/>
+  </w:num>
+  <w:num w:numId="1040">
+    <w:abstractNumId w:val="991"/>
+  </w:num>
+  <w:num w:numId="1041">
     <w:abstractNumId w:val="991"/>
   </w:num>
 </w:numbering>

--- a/Lolly Wren's Curious Science Adventures - SERIES/Book 2 - The Permitted Options/The_Permitted_Options_BOOK_2_DRAFT.docx
+++ b/Lolly Wren's Curious Science Adventures - SERIES/Book 2 - The Permitted Options/The_Permitted_Options_BOOK_2_DRAFT.docx
@@ -20393,6 +20393,63 @@
     </w:p>
     <w:p>
       <w:pPr>
+        <w:pStyle w:val="Heading3"/>
+      </w:pPr>
+      <w:r>
+        <w:t xml:space="preserve">You need first</w:t>
+      </w:r>
+    </w:p>
+    <w:p>
+      <w:pPr>
+        <w:pStyle w:val="BodyText"/>
+      </w:pPr>
+      <w:r>
+        <w:t xml:space="preserve">Chapter One's tunnelling, from the inside: a particle's amplitude doesn't stop at a barrier, it decays through it, and that's what “probability of crossing” actually means.</w:t>
+      </w:r>
+    </w:p>
+    <w:p>
+      <w:pPr>
+        <w:pStyle w:val="Heading3"/>
+      </w:pPr>
+      <w:r>
+        <w:t xml:space="preserve">When you walk out, you should be able to</w:t>
+      </w:r>
+    </w:p>
+    <w:p>
+      <w:pPr>
+        <w:numPr>
+          <w:ilvl w:val="0"/>
+          <w:numId w:val="1042"/>
+        </w:numPr>
+      </w:pPr>
+      <w:r>
+        <w:t xml:space="preserve">Say why tunnelling is not the particle “borrowing” energy and paying it back later.</w:t>
+      </w:r>
+    </w:p>
+    <w:p>
+      <w:pPr>
+        <w:numPr>
+          <w:ilvl w:val="0"/>
+          <w:numId w:val="1042"/>
+        </w:numPr>
+      </w:pPr>
+      <w:r>
+        <w:t xml:space="preserve">Name the one piece of mathematics that governs alpha decay, the scanning tunnelling microscope, and a star's core, all at once.</w:t>
+      </w:r>
+    </w:p>
+    <w:p>
+      <w:pPr>
+        <w:numPr>
+          <w:ilvl w:val="0"/>
+          <w:numId w:val="1042"/>
+        </w:numPr>
+      </w:pPr>
+      <w:r>
+        <w:t xml:space="preserve">State the actual test for whether something is a genuine barrier or just an instrument that hasn't been checked properly.</w:t>
+      </w:r>
+    </w:p>
+    <w:p>
+      <w:pPr>
         <w:pStyle w:val="FirstParagraph"/>
       </w:pPr>
       <w:r>
@@ -20413,6 +20470,14 @@
       </w:pPr>
       <w:r>
         <w:t xml:space="preserve">Why tunnelling is not "borrowing energy." A common but misleading gloss on tunnelling invokes the energy–time uncertainty relation to suggest a particle "borrows" energy to surmount a barrier and "pays it back" afterward. This is not the accepted mechanism and the chapter is right to have Esaki reject it. The correct picture, from solving the time-independent Schrödinger equation for a particle incident on a finite potential barrier, is that the wavefunction does not vanish at the barrier wall. Inside a classically forbidden region (where the potential exceeds the particle's total energy), the wavefunction decays exponentially rather than oscillating, but it does not reach zero if the barrier is finite in width. If the barrier ends while the amplitude is still non-zero, the wavefunction resumes oscillating on the far side with reduced but non-zero amplitude — giving a non-zero transmission probability. The particle's total energy never exceeds the barrier height at any point; there is no loan, because there is no classical trajectory to which energy conservation, moment to moment, needs to be applied. The amplitude simply already extends across both sides as the single, self-consistent solution to one equation.</w:t>
+      </w:r>
+    </w:p>
+    <w:p>
+      <w:pPr>
+        <w:pStyle w:val="Heading3"/>
+      </w:pPr>
+      <w:r>
+        <w:t xml:space="preserve">Going deeper (skip freely)</w:t>
       </w:r>
     </w:p>
     <w:p>
@@ -20590,6 +20655,22 @@
     </w:p>
     <w:p>
       <w:pPr>
+        <w:pStyle w:val="Heading3"/>
+      </w:pPr>
+      <w:r>
+        <w:t xml:space="preserve">Stop. Before you go on —</w:t>
+      </w:r>
+    </w:p>
+    <w:p>
+      <w:pPr>
+        <w:pStyle w:val="BodyText"/>
+      </w:pPr>
+      <w:r>
+        <w:t xml:space="preserve">Say it to Mrs Kind: if tunnelling isn't borrowed energy, what is actually happening to the particle while it's inside the “forbidden” region? If you can't, in one breath, you don't have it yet. That is allowed. Reread the section above. Then continue.</w:t>
+      </w:r>
+    </w:p>
+    <w:p>
+      <w:pPr>
         <w:pStyle w:val="BodyText"/>
       </w:pPr>
       <w:r>
@@ -21078,6 +21159,63 @@
     </w:p>
     <w:p>
       <w:pPr>
+        <w:pStyle w:val="Heading3"/>
+      </w:pPr>
+      <w:r>
+        <w:t xml:space="preserve">You need first</w:t>
+      </w:r>
+    </w:p>
+    <w:p>
+      <w:pPr>
+        <w:pStyle w:val="BodyText"/>
+      </w:pPr>
+      <w:r>
+        <w:t xml:space="preserve">Chapter Fourteen's tunnelling, at full generality: a barrier is a place where the classical description says zero and the real amplitude says otherwise, and that gap is a property of the barrier, not a loophole.</w:t>
+      </w:r>
+    </w:p>
+    <w:p>
+      <w:pPr>
+        <w:pStyle w:val="Heading3"/>
+      </w:pPr>
+      <w:r>
+        <w:t xml:space="preserve">When you walk out, you should be able to</w:t>
+      </w:r>
+    </w:p>
+    <w:p>
+      <w:pPr>
+        <w:numPr>
+          <w:ilvl w:val="0"/>
+          <w:numId w:val="1043"/>
+        </w:numPr>
+      </w:pPr>
+      <w:r>
+        <w:t xml:space="preserve">Say what the Einstein–Rosen bridge actually is, and why it is real but useless in its bare form.</w:t>
+      </w:r>
+    </w:p>
+    <w:p>
+      <w:pPr>
+        <w:numPr>
+          <w:ilvl w:val="0"/>
+          <w:numId w:val="1043"/>
+        </w:numPr>
+      </w:pPr>
+      <w:r>
+        <w:t xml:space="preserve">Explain what “exotic matter” means here — not magic, one specific physical property.</w:t>
+      </w:r>
+    </w:p>
+    <w:p>
+      <w:pPr>
+        <w:numPr>
+          <w:ilvl w:val="0"/>
+          <w:numId w:val="1043"/>
+        </w:numPr>
+      </w:pPr>
+      <w:r>
+        <w:t xml:space="preserve">State why two regions can be connected in the geometry without anyone ever having travelled between them.</w:t>
+      </w:r>
+    </w:p>
+    <w:p>
+      <w:pPr>
         <w:pStyle w:val="FirstParagraph"/>
       </w:pPr>
       <w:r>
@@ -21106,6 +21244,14 @@
       </w:pPr>
       <w:r>
         <w:t xml:space="preserve">Why it cannot be used. The Kruskal extension shows the throat pinching closed in a finite proper time, faster than any signal — let alone any traveller — could cross from one side to the other. The classical, uncharged, non-rotating Einstein–Rosen bridge is a genuine feature of the solved equations and is, simultaneously, provably non-traversable: it closes before anything gets through. This has been understood since Fuller and Wheeler's 1962 analysis.</w:t>
+      </w:r>
+    </w:p>
+    <w:p>
+      <w:pPr>
+        <w:pStyle w:val="Heading3"/>
+      </w:pPr>
+      <w:r>
+        <w:t xml:space="preserve">Going deeper (skip freely)</w:t>
       </w:r>
     </w:p>
     <w:p>
@@ -21220,6 +21366,22 @@
     </w:p>
     <w:p>
       <w:pPr>
+        <w:pStyle w:val="Heading3"/>
+      </w:pPr>
+      <w:r>
+        <w:t xml:space="preserve">Stop. Before you go on —</w:t>
+      </w:r>
+    </w:p>
+    <w:p>
+      <w:pPr>
+        <w:pStyle w:val="BodyText"/>
+      </w:pPr>
+      <w:r>
+        <w:t xml:space="preserve">Say it to Mrs Kind: general relativity's own equations already contain a bridge between two separate regions. Why can nobody use it, and what single ingredient would change that? If you can't, in one breath, you don't have it yet. That is allowed. Reread the section above. Then continue.</w:t>
+      </w:r>
+    </w:p>
+    <w:p>
+      <w:pPr>
         <w:pStyle w:val="BodyText"/>
       </w:pPr>
       <w:r>
@@ -21660,6 +21822,63 @@
     </w:p>
     <w:p>
       <w:pPr>
+        <w:pStyle w:val="Heading3"/>
+      </w:pPr>
+      <w:r>
+        <w:t xml:space="preserve">You need first</w:t>
+      </w:r>
+    </w:p>
+    <w:p>
+      <w:pPr>
+        <w:pStyle w:val="BodyText"/>
+      </w:pPr>
+      <w:r>
+        <w:t xml:space="preserve">Everything. This chapter doesn't introduce anything new — it's where Chapters Two, Six, Twelve and Fifteen get paid off at once, so if any of those feel shaky, that's the one to go back to first.</w:t>
+      </w:r>
+    </w:p>
+    <w:p>
+      <w:pPr>
+        <w:pStyle w:val="Heading3"/>
+      </w:pPr>
+      <w:r>
+        <w:t xml:space="preserve">When you walk out, you should be able to</w:t>
+      </w:r>
+    </w:p>
+    <w:p>
+      <w:pPr>
+        <w:numPr>
+          <w:ilvl w:val="0"/>
+          <w:numId w:val="1044"/>
+        </w:numPr>
+      </w:pPr>
+      <w:r>
+        <w:t xml:space="preserve">Say, without checking back, which earlier chapter each of this chapter's four payoffs belongs to.</w:t>
+      </w:r>
+    </w:p>
+    <w:p>
+      <w:pPr>
+        <w:numPr>
+          <w:ilvl w:val="0"/>
+          <w:numId w:val="1044"/>
+        </w:numPr>
+      </w:pPr>
+      <w:r>
+        <w:t xml:space="preserve">Explain how a single measured force (a Casimir-plate reading) can answer a question about the inside of a wormhole.</w:t>
+      </w:r>
+    </w:p>
+    <w:p>
+      <w:pPr>
+        <w:numPr>
+          <w:ilvl w:val="0"/>
+          <w:numId w:val="1044"/>
+        </w:numPr>
+      </w:pPr>
+      <w:r>
+        <w:t xml:space="preserve">State what changed between “an unpayable debt” and “a very slow, very old drain” — and why the physics, not the sentiment, is what changed it.</w:t>
+      </w:r>
+    </w:p>
+    <w:p>
+      <w:pPr>
         <w:pStyle w:val="BodyText"/>
       </w:pPr>
       <w:r>
@@ -21688,6 +21907,14 @@
       </w:pPr>
       <w:r>
         <w:t xml:space="preserve">Self-reference and undecidability, resolved by re-description rather than proof. The nine undecidable cores from Chapter Six's Gödel-sentence motion are not resolved by finding a clever proof; they are resolved by recognising that the department was asking a system to certify a definite yes/no fact about objects that are not, physically, in a single definite location — a category error the formal undecidability was quietly encoding all along. This mirrors a real methodological lesson from Gödel and Turing's work: undecidability results often indicate that the question was ill-posed for the system being asked, not that the system is defective.</w:t>
+      </w:r>
+    </w:p>
+    <w:p>
+      <w:pPr>
+        <w:pStyle w:val="Heading3"/>
+      </w:pPr>
+      <w:r>
+        <w:t xml:space="preserve">Going deeper (skip freely)</w:t>
       </w:r>
     </w:p>
     <w:p>
@@ -21764,6 +21991,22 @@
       </w:pPr>
       <w:r>
         <w:t xml:space="preserve">Chapter Sixteen closes Book Two by turning every unresolved metaphysical question of the preceding fifteen chapters into a measured number — a force in attometres, a bounded channel capacity, a list of what is currently in transit — and finds that the register, properly instrumented at last, closes clean.</w:t>
+      </w:r>
+    </w:p>
+    <w:p>
+      <w:pPr>
+        <w:pStyle w:val="Heading3"/>
+      </w:pPr>
+      <w:r>
+        <w:t xml:space="preserve">Stop. Before you go on —</w:t>
+      </w:r>
+    </w:p>
+    <w:p>
+      <w:pPr>
+        <w:pStyle w:val="BodyText"/>
+      </w:pPr>
+      <w:r>
+        <w:t xml:space="preserve">Say it to Mrs Kind: this whole book has been one long argument about what a proper instrument is allowed to claim. In one breath, what makes Chapter Sixteen's measurement different from every uncharacterised claim the department rejected along the way? If you can't, you don't have it yet. That is allowed. Reread the book above. Then close it.</w:t>
       </w:r>
     </w:p>
     <w:p>
@@ -22088,6 +22331,15 @@
     <w:abstractNumId w:val="991"/>
   </w:num>
   <w:num w:numId="1041">
+    <w:abstractNumId w:val="991"/>
+  </w:num>
+  <w:num w:numId="1042">
+    <w:abstractNumId w:val="991"/>
+  </w:num>
+  <w:num w:numId="1043">
+    <w:abstractNumId w:val="991"/>
+  </w:num>
+  <w:num w:numId="1044">
     <w:abstractNumId w:val="991"/>
   </w:num>
 </w:numbering>

--- a/Lolly Wren's Curious Science Adventures - SERIES/Book 2 - The Permitted Options/The_Permitted_Options_BOOK_2_DRAFT.docx
+++ b/Lolly Wren's Curious Science Adventures - SERIES/Book 2 - The Permitted Options/The_Permitted_Options_BOOK_2_DRAFT.docx
@@ -4777,15 +4777,15 @@
         <w:pStyle w:val="BodyText"/>
       </w:pPr>
       <w:r>
-        <w:t xml:space="preserve">I think somebody altered the description, and I think the description is the thing, and I think this is not a philosophical remark. I enclose eleven pages. They are not written in the correct notation and I apologise for that. I did not go to university.</w:t>
-      </w:r>
-    </w:p>
-    <w:p>
-      <w:pPr>
-        <w:pStyle w:val="BodyText"/>
-      </w:pPr>
-      <w:r>
-        <w:t xml:space="preserve">If the eleven pages are wrong I should be grateful to be told why, as I have been unable to find anybody to tell me, and I have been carrying it about for four years and it has begun to affect my sleep.</w:t>
+        <w:t xml:space="preserve">I think somebody altered the description, and I think the description is the thing, and I think this is not a philosophical remark. I enclose fifteen pages. They are not written in the correct notation and I apologise for that. I did not go to university.</w:t>
+      </w:r>
+    </w:p>
+    <w:p>
+      <w:pPr>
+        <w:pStyle w:val="BodyText"/>
+      </w:pPr>
+      <w:r>
+        <w:t xml:space="preserve">If the fifteen pages are wrong I should be grateful to be told why, as I have been unable to find anybody to tell me, and I have been carrying it about for four years and it has begun to affect my sleep.</w:t>
       </w:r>
     </w:p>
     <w:p>
@@ -4809,7 +4809,7 @@
         <w:pStyle w:val="BodyText"/>
       </w:pPr>
       <w:r>
-        <w:t xml:space="preserve">The eleven pages were in biro. They had been photocopied so many times that the later ones had grey fog along the gutter.</w:t>
+        <w:t xml:space="preserve">The fifteen pages were in biro. They had been photocopied so many times that the later ones had grey fog along the gutter.</w:t>
       </w:r>
     </w:p>
     <w:p>
@@ -4917,7 +4917,7 @@
         <w:pStyle w:val="BodyText"/>
       </w:pPr>
       <w:r>
-        <w:t xml:space="preserve">"Mrs Kind," said Fainrose, "I have read your eleven pages four times. Two of your steps are wrong and one of them is wrong in an interesting way. Sit down. What made you start?"</w:t>
+        <w:t xml:space="preserve">"Mrs Kind," said Fainrose, "I have read your fifteen pages four times. Two of your steps are wrong and one of them is wrong in an interesting way. Sit down. What made you start?"</w:t>
       </w:r>
     </w:p>
     <w:p>
@@ -8357,7 +8357,7 @@
         <w:t xml:space="preserve"> </w:t>
       </w:r>
       <w:r>
-        <w:t xml:space="preserve">is eleven pages, and I would rather we spent the day on those, because the rest is my hobby and this is apparently an emergency."</w:t>
+        <w:t xml:space="preserve">is nine pages, and I would rather we spent the day on those, because the rest is my hobby and this is apparently an emergency."</w:t>
       </w:r>
     </w:p>
     <w:p>
@@ -17698,7 +17698,7 @@
         <w:pStyle w:val="BodyText"/>
       </w:pPr>
       <w:r>
-        <w:t xml:space="preserve">Attached: eleven pages, in German, in a small forward-sloping hand, and a note from the registry apologising that the pages had never been translated because no request had been received in a hundred and twenty years.</w:t>
+        <w:t xml:space="preserve">Attached: thirteen pages, in German, in a small forward-sloping hand, and a note from the registry apologising that the pages had never been translated because no request had been received in a hundred and twenty years.</w:t>
       </w:r>
     </w:p>
     <w:p>
@@ -17746,15 +17746,15 @@
         <w:pStyle w:val="BodyText"/>
       </w:pPr>
       <w:r>
-        <w:t xml:space="preserve">Lolly read the biographical note in the registry file and then read the eleven pages in Mrs Kind's translation, and then went and sat in the stairwell again, which by August was where the department went.</w:t>
-      </w:r>
-    </w:p>
-    <w:p>
-      <w:pPr>
-        <w:pStyle w:val="BodyText"/>
-      </w:pPr>
-      <w:r>
-        <w:t xml:space="preserve">Because the eleven pages contained the answer to the question they had been failing to answer since Friday, and they contained it fifty-five years before anybody else wrote it down, and they were in a strong room in Vienna the entire time.</w:t>
+        <w:t xml:space="preserve">Lolly read the biographical note in the registry file and then read the thirteen pages in Mrs Kind's translation, and then went and sat in the stairwell again, which by August was where the department went.</w:t>
+      </w:r>
+    </w:p>
+    <w:p>
+      <w:pPr>
+        <w:pStyle w:val="BodyText"/>
+      </w:pPr>
+      <w:r>
+        <w:t xml:space="preserve">Because the thirteen pages contained the answer to the question they had been failing to answer since Friday, and they contained it fifty-five years before anybody else wrote it down, and they were in a strong room in Vienna the entire time.</w:t>
       </w:r>
     </w:p>
     <w:p>
@@ -17866,7 +17866,7 @@
         <w:pStyle w:val="FirstParagraph"/>
       </w:pPr>
       <w:r>
-        <w:t xml:space="preserve">And then, because he was a physicist and could not help himself, he had spent eleven pages working out what Eilstein was.</w:t>
+        <w:t xml:space="preserve">And then, because he was a physicist and could not help himself, he had spent thirteen pages working out what Eilstein was.</w:t>
       </w:r>
     </w:p>
     <w:p>
@@ -17930,7 +17930,7 @@
         <w:pStyle w:val="BodyText"/>
       </w:pPr>
       <w:r>
-        <w:t xml:space="preserve">And therefore, if the creature has taken ln W from the world for eleven thousand years and returned some of it, and is not thereby an impossible engine, there is only one place the account can have been kept, and it is the reason I have written eleven pages about a man's manner rather than his mathematics.</w:t>
+        <w:t xml:space="preserve">And therefore, if the creature has taken ln W from the world for eleven thousand years and returned some of it, and is not thereby an impossible engine, there is only one place the account can have been kept, and it is the reason I have written thirteen pages about a man's manner rather than his mathematics.</w:t>
       </w:r>
     </w:p>
     <w:p>

--- a/Lolly Wren's Curious Science Adventures - SERIES/Book 2 - The Permitted Options/The_Permitted_Options_BOOK_2_DRAFT.docx
+++ b/Lolly Wren's Curious Science Adventures - SERIES/Book 2 - The Permitted Options/The_Permitted_Options_BOOK_2_DRAFT.docx
@@ -985,7 +985,7 @@
         <w:pStyle w:val="BodyText"/>
       </w:pPr>
       <w:r>
-        <w:t xml:space="preserve">Miss Pike said, "Surveying what?"</w:t>
+        <w:t xml:space="preserve">Miss Pike asked, "Surveying what?"</w:t>
       </w:r>
     </w:p>
     <w:p>
@@ -1001,7 +1001,7 @@
         <w:pStyle w:val="BodyText"/>
       </w:pPr>
       <w:r>
-        <w:t xml:space="preserve">"That was the observatory liaison," she said.</w:t>
+        <w:t xml:space="preserve">"That was the observatory liaison," she added.</w:t>
       </w:r>
     </w:p>
     <w:p>
@@ -2077,7 +2077,7 @@
         <w:t xml:space="preserve">thinner</w:t>
       </w:r>
       <w:r>
-        <w:t xml:space="preserve">," said van Casteel, "in the only sense that matters, which is the sense the exponent cares about, and since transmission depends exponentially on that thickness, a change of eleven parts in ten to the twenty-second in a floor is not a small effect on a barrier. It is not a small effect at all. It could be the difference between a probability of nothing whatever and a probability of</w:t>
+        <w:t xml:space="preserve">," continued van Casteel, "in the only sense that matters, which is the sense the exponent cares about, and since transmission depends exponentially on that thickness, a change of eleven parts in ten to the twenty-second in a floor is not a small effect on a barrier. It is not a small effect at all. It could be the difference between a probability of nothing whatever and a probability of</w:t>
       </w:r>
       <w:r>
         <w:t xml:space="preserve"> </w:t>
@@ -5431,7 +5431,7 @@
         <w:t xml:space="preserve">people</w:t>
       </w:r>
       <w:r>
-        <w:t xml:space="preserve">?" said Lolly.</w:t>
+        <w:t xml:space="preserve">?" asked Lolly.</w:t>
       </w:r>
     </w:p>
     <w:p>
@@ -5468,7 +5468,7 @@
         <w:t xml:space="preserve">reassigned</w:t>
       </w:r>
       <w:r>
-        <w:t xml:space="preserve">," said Fainrose. "They are not gone. Ellen Prosper is on a survey vessel out of Peterhead and is by all accounts extremely well. But the version of her that was pending — the one with the postgraduate place and the shop and the two years of not deciding — that was not resolved. It was the space that was used."</w:t>
+        <w:t xml:space="preserve">," Fainrose corrected. "They are not gone. Ellen Prosper is on a survey vessel out of Peterhead and is by all accounts extremely well. But the version of her that was pending — the one with the postgraduate place and the shop and the two years of not deciding — that was not resolved. It was the space that was used."</w:t>
       </w:r>
     </w:p>
     <w:p>
@@ -5595,7 +5595,7 @@
         <w:pStyle w:val="BodyText"/>
       </w:pPr>
       <w:r>
-        <w:t xml:space="preserve">"The ninth of February," said Miss Pike.</w:t>
+        <w:t xml:space="preserve">"The ninth of February," Miss Pike supplied.</w:t>
       </w:r>
     </w:p>
     <w:p>
@@ -7103,7 +7103,7 @@
         <w:pStyle w:val="BodyText"/>
       </w:pPr>
       <w:r>
-        <w:t xml:space="preserve">Tegnér, seated at the end of the horseshoe with a folder, said that he had been asked a narrow question about unitarity and had answered it accurately, and that he would prefer not to be characterised as endorsing the wider proposal.</w:t>
+        <w:t xml:space="preserve">Tegnér, seated at the end of the horseshoe with a folder, explained that he had been asked a narrow question about unitarity and had answered it accurately, and that he would prefer not to be characterised as endorsing the wider proposal.</w:t>
       </w:r>
     </w:p>
     <w:p>
@@ -8644,15 +8644,15 @@
         <w:pStyle w:val="BodyText"/>
       </w:pPr>
       <w:r>
-        <w:t xml:space="preserve">"Item nine C," said Beatrix. "The discontinuation of the Galactic Health Support Programme was a decision of the session taken on the Office's ruling as to scope. It depends on the disputed competence. It cannot take effect while the question is pending." She sat back. "And the question cannot be decided. Not by them. Not ever. The Austrian's point is that there is no move available inside the system."</w:t>
-      </w:r>
-    </w:p>
-    <w:p>
-      <w:pPr>
-        <w:pStyle w:val="BodyText"/>
-      </w:pPr>
-      <w:r>
-        <w:t xml:space="preserve">"So we've stopped it," said Miss Pike.</w:t>
+        <w:t xml:space="preserve">"Item nine C," Beatrix confirmed. "The discontinuation of the Galactic Health Support Programme was a decision of the session taken on the Office's ruling as to scope. It depends on the disputed competence. It cannot take effect while the question is pending." She sat back. "And the question cannot be decided. Not by them. Not ever. The Austrian's point is that there is no move available inside the system."</w:t>
+      </w:r>
+    </w:p>
+    <w:p>
+      <w:pPr>
+        <w:pStyle w:val="BodyText"/>
+      </w:pPr>
+      <w:r>
+        <w:t xml:space="preserve">"So we've stopped it," Miss Pike ventured.</w:t>
       </w:r>
     </w:p>
     <w:p>
@@ -8793,7 +8793,7 @@
         <w:pStyle w:val="BodyText"/>
       </w:pPr>
       <w:r>
-        <w:t xml:space="preserve">"A map," she said.</w:t>
+        <w:t xml:space="preserve">"A map," she managed.</w:t>
       </w:r>
     </w:p>
     <w:p>
@@ -8809,7 +8809,7 @@
         <w:pStyle w:val="BodyText"/>
       </w:pPr>
       <w:r>
-        <w:t xml:space="preserve">Beatrix said, "Then the lodgement is suspended too."</w:t>
+        <w:t xml:space="preserve">Beatrix finished, "Then the lodgement is suspended too."</w:t>
       </w:r>
     </w:p>
     <w:p>
@@ -9040,7 +9040,7 @@
         <w:pStyle w:val="BodyText"/>
       </w:pPr>
       <w:r>
-        <w:t xml:space="preserve">"That's the invitation clause again," said Lolly.</w:t>
+        <w:t xml:space="preserve">"That's the invitation clause again," Lolly realized.</w:t>
       </w:r>
     </w:p>
     <w:p>
@@ -9919,7 +9919,7 @@
         <w:pStyle w:val="BodyText"/>
       </w:pPr>
       <w:r>
-        <w:t xml:space="preserve">Miss Pike said, "Why did you come about the leases?"</w:t>
+        <w:t xml:space="preserve">Miss Pike asked, "Why did you come about the leases?"</w:t>
       </w:r>
     </w:p>
     <w:p>
@@ -9943,7 +9943,7 @@
         <w:pStyle w:val="BodyText"/>
       </w:pPr>
       <w:r>
-        <w:t xml:space="preserve">"Forty-one signatories," he said. "A common fund. Each pays a small sum annually. The benefit is diffuse, the cost is specific, and no member's own contribution is individually decisive. What is each member's best move, taking the others' moves as fixed?"</w:t>
+        <w:t xml:space="preserve">"Forty-one signatories," he began. "A common fund. Each pays a small sum annually. The benefit is diffuse, the cost is specific, and no member's own contribution is individually decisive. What is each member's best move, taking the others' moves as fixed?"</w:t>
       </w:r>
     </w:p>
     <w:p>
@@ -10335,7 +10335,7 @@
         <w:pStyle w:val="BodyText"/>
       </w:pPr>
       <w:r>
-        <w:t xml:space="preserve">"The equipment, and the map, and the eleven leases," said Mrs Kind.</w:t>
+        <w:t xml:space="preserve">"The equipment, and the map, and the eleven leases," Mrs Kind added.</w:t>
       </w:r>
     </w:p>
     <w:p>
@@ -10364,7 +10364,7 @@
         <w:pStyle w:val="BodyText"/>
       </w:pPr>
       <w:r>
-        <w:t xml:space="preserve">Beatrix Sloan said, at some point after lunch, "Then I stop drafting."</w:t>
+        <w:t xml:space="preserve">Beatrix Sloan decided, at some point after lunch, "Then I stop drafting."</w:t>
       </w:r>
     </w:p>
     <w:p>
@@ -10449,15 +10449,15 @@
         <w:pStyle w:val="BodyText"/>
       </w:pPr>
       <w:r>
-        <w:t xml:space="preserve">"Nine," said Nashville. "And you will have to choose them, and every one you leave out will correctly perceive that you have built a small trusted club out of the wreckage of a universal fund, and they will not be wrong, and I have no advice about that at all. I do arithmetic."</w:t>
-      </w:r>
-    </w:p>
-    <w:p>
-      <w:pPr>
-        <w:pStyle w:val="BodyText"/>
-      </w:pPr>
-      <w:r>
-        <w:t xml:space="preserve">Lolly said, "And the second catch?"</w:t>
+        <w:t xml:space="preserve">"Nine," Nashville confirmed. "And you will have to choose them, and every one you leave out will correctly perceive that you have built a small trusted club out of the wreckage of a universal fund, and they will not be wrong, and I have no advice about that at all. I do arithmetic."</w:t>
+      </w:r>
+    </w:p>
+    <w:p>
+      <w:pPr>
+        <w:pStyle w:val="BodyText"/>
+      </w:pPr>
+      <w:r>
+        <w:t xml:space="preserve">Lolly asked, "And the second catch?"</w:t>
       </w:r>
     </w:p>
     <w:p>
@@ -13392,7 +13392,7 @@
         <w:pStyle w:val="BodyText"/>
       </w:pPr>
       <w:r>
-        <w:t xml:space="preserve">Beatrix said, "Unaffiliated from what?"</w:t>
+        <w:t xml:space="preserve">Beatrix asked, "Unaffiliated from what?"</w:t>
       </w:r>
     </w:p>
     <w:p>
@@ -16315,7 +16315,7 @@
         <w:pStyle w:val="BodyText"/>
       </w:pPr>
       <w:r>
-        <w:t xml:space="preserve">"Their archive was keyed to the progenitor," said Ramanathan. "It went core-collapse eleven to fourteen thousand years early, in a window consistent with the fourteenth of March. Everything they hold is now undecodable. Not lost.</w:t>
+        <w:t xml:space="preserve">"Their archive was keyed to the progenitor," Ramanathan answered. "It went core-collapse eleven to fourteen thousand years early, in a window consistent with the fourteenth of March. Everything they hold is now undecodable. Not lost.</w:t>
       </w:r>
       <w:r>
         <w:t xml:space="preserve"> </w:t>
@@ -16339,7 +16339,7 @@
         <w:pStyle w:val="BodyText"/>
       </w:pPr>
       <w:r>
-        <w:t xml:space="preserve">Miss Pike said, "Then under our own clause—"</w:t>
+        <w:t xml:space="preserve">Miss Pike started, "Then under our own clause—"</w:t>
       </w:r>
     </w:p>
     <w:p>
@@ -16477,7 +16477,7 @@
         <w:pStyle w:val="BodyText"/>
       </w:pPr>
       <w:r>
-        <w:t xml:space="preserve">"I want to give you the reasoning rather than the ruling, because you are entitled to it and because it is going to be worse than the ruling," she said. "You have believed for six hundred and eighty-eight years that the invitation rule protected you — that it was a discipline you had accepted on the grounds that your own certificate of consistency is worthless, which it is. It was never about you. Schedule four, paragraph nine protects</w:t>
+        <w:t xml:space="preserve">"I want to give you the reasoning rather than the ruling, because you are entitled to it and because it is going to be worse than the ruling," she went on. "You have believed for six hundred and eighty-eight years that the invitation rule protected you — that it was a discipline you had accepted on the grounds that your own certificate of consistency is worthless, which it is. It was never about you. Schedule four, paragraph nine protects</w:t>
       </w:r>
       <w:r>
         <w:t xml:space="preserve"> </w:t>
@@ -17834,7 +17834,7 @@
         <w:pStyle w:val="BodyText"/>
       </w:pPr>
       <w:r>
-        <w:t xml:space="preserve">Miss Pike said, "And was it?"</w:t>
+        <w:t xml:space="preserve">Miss Pike asked, "And was it?"</w:t>
       </w:r>
     </w:p>
     <w:p>
@@ -17842,7 +17842,7 @@
         <w:pStyle w:val="FirstParagraph"/>
       </w:pPr>
       <w:r>
-        <w:t xml:space="preserve">"It was the strongest thing about it," said Fainrose. "Ninety years after he died, people measured it. There are exact results now — relations that give the probability of a fluctuation in the wrong direction, and they have been confirmed with single colloidal beads in water and with individual molecules of RNA being pulled apart. The second law is violated, briefly, at small scales, at a rate the theory predicts to several figures. He was right in the only way it is possible to be right about this, and he did not live to see one experiment."</w:t>
+        <w:t xml:space="preserve">"It was the strongest thing about it," Fainrose finished. "Ninety years after he died, people measured it. There are exact results now — relations that give the probability of a fluctuation in the wrong direction, and they have been confirmed with single colloidal beads in water and with individual molecules of RNA being pulled apart. The second law is violated, briefly, at small scales, at a rate the theory predicts to several figures. He was right in the only way it is possible to be right about this, and he did not live to see one experiment."</w:t>
       </w:r>
     </w:p>
     <w:p>

--- a/Lolly Wren's Curious Science Adventures - SERIES/Book 2 - The Permitted Options/The_Permitted_Options_BOOK_2_DRAFT.docx
+++ b/Lolly Wren's Curious Science Adventures - SERIES/Book 2 - The Permitted Options/The_Permitted_Options_BOOK_2_DRAFT.docx
@@ -1209,7 +1209,7 @@
         <w:pStyle w:val="BodyText"/>
       </w:pPr>
       <w:r>
-        <w:t xml:space="preserve">T ≈ e^(−2κL),  κ = √(2m(V₀ − E)) / ħ</w:t>
+        <w:t xml:space="preserve">T ≈ e^(−2κL), κ = √(2m(V₀ − E)) / ħ</w:t>
       </w:r>
     </w:p>
     <w:p>
@@ -4246,7 +4246,7 @@
         </w:numPr>
       </w:pPr>
       <w:r>
-        <w:t xml:space="preserve">Say what Einstein's “God does not play dice” was actually objecting to, not what it's popularly taken to mean.</w:t>
+        <w:t xml:space="preserve">Say what Einstein's "God does not play dice" was actually objecting to, not what it's popularly taken to mean.</w:t>
       </w:r>
     </w:p>
     <w:p>
@@ -5907,7 +5907,7 @@
         </w:numPr>
       </w:pPr>
       <w:r>
-        <w:t xml:space="preserve">Say why “the fourteen were erased” and “the fourteen were the thinnest records on a wall” are the same claim.</w:t>
+        <w:t xml:space="preserve">Say why "the fourteen were erased" and "the fourteen were the thinnest records on a wall" are the same claim.</w:t>
       </w:r>
     </w:p>
     <w:p>
@@ -6341,7 +6341,7 @@
         <w:pStyle w:val="BodyText"/>
       </w:pPr>
       <w:r>
-        <w:t xml:space="preserve">Say it to Mrs Kind: why can two completely different-looking descriptions of a hotel booking — or a black hole — both be complete, with no further fact about which one is “really” true? If you can't, in one breath, you don't have it yet. That is allowed. Reread the section above. Then continue.</w:t>
+        <w:t xml:space="preserve">Say it to Mrs Kind: why can two completely different-looking descriptions of a hotel booking — or a black hole — both be complete, with no further fact about which one is "really" true? If you can't, in one breath, you don't have it yet. That is allowed. Reread the section above. Then continue.</w:t>
       </w:r>
     </w:p>
     <w:p>
@@ -7135,7 +7135,7 @@
         <w:pStyle w:val="BodyText"/>
       </w:pPr>
       <w:r>
-        <w:t xml:space="preserve">And Lolly understood, then, something about the mechanism, which she wrote down that night: that the President did not require Tegnér's agreement, only a form of words he could stand next to; that ‘the professor has answered the question’ was true and did all the work of an endorsement without being one; and that correcting it in public would look like arguing with the physics, not with him.</w:t>
+        <w:t xml:space="preserve">And Lolly understood, then, something about the mechanism, which she wrote down that night: that the President did not require Tegnér's agreement, only a form of words he could stand next to; that 'the professor has answered the question' was true and did all the work of an endorsement without being one; and that correcting it in public would look like arguing with the physics, not with him.</w:t>
       </w:r>
     </w:p>
     <w:p>
@@ -9348,7 +9348,7 @@
         </w:numPr>
       </w:pPr>
       <w:r>
-        <w:t xml:space="preserve">Say, in one plain sentence, what Gödel actually proved — not the pop-science version about “unprovable truths.”</w:t>
+        <w:t xml:space="preserve">Say, in one plain sentence, what Gödel actually proved — not the pop-science version about "unprovable truths."</w:t>
       </w:r>
     </w:p>
     <w:p>
@@ -9359,7 +9359,7 @@
         </w:numPr>
       </w:pPr>
       <w:r>
-        <w:t xml:space="preserve">Explain why no rich-enough system can certify its own consistency, using nothing more technical than the word “self-referential.”</w:t>
+        <w:t xml:space="preserve">Explain why no rich-enough system can certify its own consistency, using nothing more technical than the word "self-referential."</w:t>
       </w:r>
     </w:p>
     <w:p>
@@ -9821,7 +9821,7 @@
         <w:pStyle w:val="BodyText"/>
       </w:pPr>
       <w:r>
-        <w:t xml:space="preserve">Say it to Mrs Kind: without using the word “axiom,” explain why a rulebook can never certify, from inside itself, that it doesn't contradict itself. If you can't, in one breath, you don't have it yet. That is allowed. Reread the section above. Then continue.</w:t>
+        <w:t xml:space="preserve">Say it to Mrs Kind: without using the word "axiom," explain why a rulebook can never certify, from inside itself, that it doesn't contradict itself. If you can't, in one breath, you don't have it yet. That is allowed. Reread the section above. Then continue.</w:t>
       </w:r>
     </w:p>
     <w:p>
@@ -10941,7 +10941,7 @@
         </w:numPr>
       </w:pPr>
       <w:r>
-        <w:t xml:space="preserve">Say what a CHSH game is testing for, without using the word “inequality.”</w:t>
+        <w:t xml:space="preserve">Say what a CHSH game is testing for, without using the word "inequality."</w:t>
       </w:r>
     </w:p>
     <w:p>
@@ -12538,7 +12538,7 @@
         </w:numPr>
       </w:pPr>
       <w:r>
-        <w:t xml:space="preserve">Say why “it's just math” is not, on its own, an answer to why math describes reality so well.</w:t>
+        <w:t xml:space="preserve">Say why "it's just math" is not, on its own, an answer to why math describes reality so well.</w:t>
       </w:r>
     </w:p>
     <w:p>
@@ -13581,32 +13581,34 @@
     </w:p>
     <w:p>
       <w:pPr>
-        <w:pStyle w:val="BodyText"/>
-      </w:pPr>
-      <w:r>
-        <w:rPr>
-          <w:bCs/>
-          <w:b/>
-        </w:rPr>
-        <w:t xml:space="preserve">You need first:</w:t>
-      </w:r>
-      <w:r>
-        <w:t xml:space="preserve"> the idea from Chapter Eight that decoherence lets an environment carry many copies of the same fact about a system — this chapter is about what "many copies" is actually counting, and what it cannot be talked out of counting.</w:t>
-      </w:r>
-    </w:p>
-    <w:p>
-      <w:pPr>
-        <w:pStyle w:val="BodyText"/>
-      </w:pPr>
-      <w:r>
-        <w:rPr>
-          <w:bCs/>
-          <w:b/>
-        </w:rPr>
-        <w:t xml:space="preserve">When you walk out, you should be able to:</w:t>
-      </w:r>
-      <w:r>
-        <w:t xml:space="preserve"> say why a mode of a field can never sit at exactly nothing, in words a travel agent would accept from you; and say, precisely, what has to be true of a witness before their agreement with everyone else counts as evidence rather than collusion.</w:t>
+        <w:pStyle w:val="Heading3"/>
+      </w:pPr>
+      <w:r>
+        <w:t xml:space="preserve">You need first</w:t>
+      </w:r>
+    </w:p>
+    <w:p>
+      <w:pPr>
+        <w:pStyle w:val="BodyText"/>
+      </w:pPr>
+      <w:r>
+        <w:t xml:space="preserve">The idea from Chapter Eight that decoherence lets an environment carry many copies of the same fact about a system — this chapter is about what "many copies" is actually counting, and what it cannot be talked out of counting.</w:t>
+      </w:r>
+    </w:p>
+    <w:p>
+      <w:pPr>
+        <w:pStyle w:val="Heading3"/>
+      </w:pPr>
+      <w:r>
+        <w:t xml:space="preserve">When you walk out, you should be able to</w:t>
+      </w:r>
+    </w:p>
+    <w:p>
+      <w:pPr>
+        <w:pStyle w:val="BodyText"/>
+      </w:pPr>
+      <w:r>
+        <w:t xml:space="preserve">Say why a mode of a field can never sit at exactly nothing, in words a travel agent would accept from you; and say, precisely, what has to be true of a witness before their agreement with everyone else counts as evidence rather than collusion.</w:t>
       </w:r>
     </w:p>
     <w:p>
@@ -13797,7 +13799,7 @@
         <w:pStyle w:val="Heading3"/>
       </w:pPr>
       <w:r>
-        <w:t xml:space="preserve">What sticks</w:t>
+        <w:t xml:space="preserve">What the reader learns</w:t>
       </w:r>
     </w:p>
     <w:p>
@@ -13877,17 +13879,18 @@
     </w:p>
     <w:p>
       <w:pPr>
-        <w:pStyle w:val="BodyText"/>
-      </w:pPr>
-      <w:r>
-        <w:rPr>
-          <w:bCs/>
-          <w:b/>
-        </w:rPr>
+        <w:pStyle w:val="Heading3"/>
+      </w:pPr>
+      <w:r>
         <w:t xml:space="preserve">Stop. Before you go on —</w:t>
       </w:r>
-      <w:r>
-        <w:t xml:space="preserve"> say it to Mrs Kind. She will not be impressed by the word "redundancy." She will be impressed if you can tell her, in one sentence, why a fact she reads in a hundred uncoordinated brochures is safer to believe than the same fact from one very sincere man. If you cannot, you do not have it yet. That is allowed. Reread. Then continue.</w:t>
+    </w:p>
+    <w:p>
+      <w:pPr>
+        <w:pStyle w:val="BodyText"/>
+      </w:pPr>
+      <w:r>
+        <w:t xml:space="preserve">Say it to Mrs Kind. She will not be impressed by the word "redundancy." She will be impressed if you can tell her, in one sentence, why a fact she reads in a hundred uncoordinated brochures is safer to believe than the same fact from one very sincere man. If you cannot, you do not have it yet. That is allowed. Reread. Then continue.</w:t>
       </w:r>
     </w:p>
     <w:p>
@@ -16917,7 +16920,7 @@
         </w:numPr>
       </w:pPr>
       <w:r>
-        <w:t xml:space="preserve">Explain why observing that a constant is “just right for life” is sometimes real evidence and sometimes not evidence at all.</w:t>
+        <w:t xml:space="preserve">Explain why observing that a constant is "just right for life" is sometimes real evidence and sometimes not evidence at all.</w:t>
       </w:r>
     </w:p>
     <w:p>
@@ -18258,7 +18261,7 @@
         <w:pStyle w:val="BodyText"/>
       </w:pPr>
       <w:r>
-        <w:t xml:space="preserve">A demon does not pay for looking. It pays for FORGETTING. kT ln2 per bit cleared. A demon with infinite memory is not impossible. It is only never discharged. Eleven thousand years, unerasable, and he recites them when he is distressed,and a physician's note in 1906 called that evidence and everyone since has called it a mannerism.</w:t>
+        <w:t xml:space="preserve">A demon does not pay for looking. It pays for FORGETTING. kT ln2 per bit cleared. A demon with infinite memory is not impossible. It is only never discharged. Eleven thousand years, unerasable, and he recites them when he is distressed, and a physician's note in 1906 called that evidence and everyone since has called it a mannerism.</w:t>
       </w:r>
     </w:p>
     <w:p>
@@ -19592,7 +19595,7 @@
         <w:pStyle w:val="BodyText"/>
       </w:pPr>
       <w:r>
-        <w:t xml:space="preserve">Restated his way, Chapter Three gets worse, not weaker:there is no fact about which options a state 'has' apart from the arrangement that defines them. THE REGISTER WAS THE ARRANGEMENT.We did not fail to notice her doors had closed. We were the apparatus that determined what counted as a door,and while ours was the only bench in the room the question had no answer.</w:t>
+        <w:t xml:space="preserve">Restated his way, Chapter Three gets worse, not weaker: there is no fact about which options a state 'has' apart from the arrangement that defines them. THE REGISTER WAS THE ARRANGEMENT.We did not fail to notice her doors had closed. We were the apparatus that determined what counted as a door, and while ours was the only bench in the room the question had no answer.</w:t>
       </w:r>
     </w:p>
     <w:p>
@@ -19721,7 +19724,7 @@
         </w:numPr>
       </w:pPr>
       <w:r>
-        <w:t xml:space="preserve">State why “the phenomenon includes the instrument” is not a slogan but a specific technical claim.</w:t>
+        <w:t xml:space="preserve">State why "the phenomenon includes the instrument" is not a slogan but a specific technical claim.</w:t>
       </w:r>
     </w:p>
     <w:p>
@@ -20404,7 +20407,7 @@
         <w:pStyle w:val="BodyText"/>
       </w:pPr>
       <w:r>
-        <w:t xml:space="preserve">Chapter One's tunnelling, from the inside: a particle's amplitude doesn't stop at a barrier, it decays through it, and that's what “probability of crossing” actually means.</w:t>
+        <w:t xml:space="preserve">Chapter One's tunnelling, from the inside: a particle's amplitude doesn't stop at a barrier, it decays through it, and that's what "probability of crossing" actually means.</w:t>
       </w:r>
     </w:p>
     <w:p>
@@ -20423,7 +20426,7 @@
         </w:numPr>
       </w:pPr>
       <w:r>
-        <w:t xml:space="preserve">Say why tunnelling is not the particle “borrowing” energy and paying it back later.</w:t>
+        <w:t xml:space="preserve">Say why tunnelling is not the particle "borrowing" energy and paying it back later.</w:t>
       </w:r>
     </w:p>
     <w:p>
@@ -20666,7 +20669,7 @@
         <w:pStyle w:val="BodyText"/>
       </w:pPr>
       <w:r>
-        <w:t xml:space="preserve">Say it to Mrs Kind: if tunnelling isn't borrowed energy, what is actually happening to the particle while it's inside the “forbidden” region? If you can't, in one breath, you don't have it yet. That is allowed. Reread the section above. Then continue.</w:t>
+        <w:t xml:space="preserve">Say it to Mrs Kind: if tunnelling isn't borrowed energy, what is actually happening to the particle while it's inside the "forbidden" region? If you can't, in one breath, you don't have it yet. That is allowed. Reread the section above. Then continue.</w:t>
       </w:r>
     </w:p>
     <w:p>
@@ -21200,7 +21203,7 @@
         </w:numPr>
       </w:pPr>
       <w:r>
-        <w:t xml:space="preserve">Explain what “exotic matter” means here — not magic, one specific physical property.</w:t>
+        <w:t xml:space="preserve">Explain what "exotic matter" means here — not magic, one specific physical property.</w:t>
       </w:r>
     </w:p>
     <w:p>
@@ -21737,7 +21740,7 @@
         <w:pStyle w:val="BodyText"/>
       </w:pPr>
       <w:r>
-        <w:t xml:space="preserve">We opened a letter that had waited a hundred and nine years for someone to check a box. We built an instrument to measure a man nobody had characterised in eleven thousand years. We found nine files that were never lost, only currently between two places at once,and decided, for once, not to force an answer the paperwork had no box for.</w:t>
+        <w:t xml:space="preserve">We opened a letter that had waited a hundred and nine years for someone to check a box. We built an instrument to measure a man nobody had characterised in eleven thousand years. We found nine files that were never lost, only currently between two places at once, and decided, for once, not to force an answer the paperwork had no box for.</w:t>
       </w:r>
     </w:p>
     <w:p>
@@ -21874,7 +21877,7 @@
         </w:numPr>
       </w:pPr>
       <w:r>
-        <w:t xml:space="preserve">State what changed between “an unpayable debt” and “a very slow, very old drain” — and why the physics, not the sentiment, is what changed it.</w:t>
+        <w:t xml:space="preserve">State what changed between "an unpayable debt" and "a very slow, very old drain" — and why the physics, not the sentiment, is what changed it.</w:t>
       </w:r>
     </w:p>
     <w:p>

--- a/Lolly Wren's Curious Science Adventures - SERIES/Book 2 - The Permitted Options/The_Permitted_Options_BOOK_2_DRAFT.docx
+++ b/Lolly Wren's Curious Science Adventures - SERIES/Book 2 - The Permitted Options/The_Permitted_Options_BOOK_2_DRAFT.docx
@@ -1159,6 +1159,77 @@
     </w:p>
     <w:p>
       <w:pPr>
+        <w:pStyle w:val="BodyText"/>
+      </w:pPr>
+      <w:r>
+        <w:t xml:space="preserve">Start here.</w:t>
+      </w:r>
+    </w:p>
+    <w:p>
+      <w:pPr>
+        <w:pStyle w:val="BodyText"/>
+      </w:pPr>
+      <w:r>
+        <w:t xml:space="preserve">The idea, step by step.</w:t>
+      </w:r>
+    </w:p>
+    <w:p>
+      <w:pPr>
+        <w:numPr>
+          <w:ilvl w:val="0"/>
+          <w:numId w:val="1045"/>
+        </w:numPr>
+      </w:pPr>
+      <w:r>
+        <w:t xml:space="preserve">Classically, a particle without enough energy to climb a barrier simply cannot cross it.</w:t>
+      </w:r>
+    </w:p>
+    <w:p>
+      <w:pPr>
+        <w:numPr>
+          <w:ilvl w:val="0"/>
+          <w:numId w:val="1045"/>
+        </w:numPr>
+      </w:pPr>
+      <w:r>
+        <w:t xml:space="preserve">Quantum mechanically the particle is a wave, and a wave's amplitude does not drop to zero the instant it meets a barrier — it decays exponentially inside the barrier instead.</w:t>
+      </w:r>
+    </w:p>
+    <w:p>
+      <w:pPr>
+        <w:numPr>
+          <w:ilvl w:val="0"/>
+          <w:numId w:val="1045"/>
+        </w:numPr>
+      </w:pPr>
+      <w:r>
+        <w:t xml:space="preserve">If the barrier ends before the amplitude reaches zero, there is a real, calculable, nonzero amplitude on the far side.</w:t>
+      </w:r>
+    </w:p>
+    <w:p>
+      <w:pPr>
+        <w:numPr>
+          <w:ilvl w:val="0"/>
+          <w:numId w:val="1045"/>
+        </w:numPr>
+      </w:pPr>
+      <w:r>
+        <w:t xml:space="preserve">That chance falls off exponentially with barrier width, so doubling a barrier's thickness does not halve the odds of crossing — it can crush them by orders of magnitude.</w:t>
+      </w:r>
+    </w:p>
+    <w:p>
+      <w:pPr>
+        <w:numPr>
+          <w:ilvl w:val="0"/>
+          <w:numId w:val="1045"/>
+        </w:numPr>
+      </w:pPr>
+      <w:r>
+        <w:t xml:space="preserve">None of this needs to know why the barrier is there. The mathematics is indifferent to whether the “barrier” is a wall of metal, a nuclear force, or — as this book is about to ask — a form.</w:t>
+      </w:r>
+    </w:p>
+    <w:p>
+      <w:pPr>
         <w:pStyle w:val="FirstParagraph"/>
       </w:pPr>
       <w:r>
@@ -1283,6 +1354,30 @@
       </w:r>
       <w:r>
         <w:t xml:space="preserve">of the space — is the sequel's governing suspicion, and it is a direct escalation of Book One's central error. The Ministry once mistook a subspace for reality and flattened houses into it. The new question is whether everyone, including the people trying to fix it, has been doing a milder version of the same thing all along.</w:t>
+      </w:r>
+    </w:p>
+    <w:p>
+      <w:pPr>
+        <w:pStyle w:val="BodyText"/>
+      </w:pPr>
+      <w:r>
+        <w:t xml:space="preserve">In one breath. A wave meets a wall and does not stop existing on the near side; it just gets quieter, and if the wall ends before it reaches zero, some of it was always going to be found on the other side.</w:t>
+      </w:r>
+    </w:p>
+    <w:p>
+      <w:pPr>
+        <w:pStyle w:val="BodyText"/>
+      </w:pPr>
+      <w:r>
+        <w:t xml:space="preserve">What this chapter was actually showing you. The scene with the observatory's non-signal was not really about astronomy. It was about the fact that “impossible” and “improbable” are different words for a reason, and that Book One's whole crisis was built on a case where the department forgot which one it was looking at.</w:t>
+      </w:r>
+    </w:p>
+    <w:p>
+      <w:pPr>
+        <w:pStyle w:val="BodyText"/>
+      </w:pPr>
+      <w:r>
+        <w:t xml:space="preserve">Where the popular version goes wrong. The popular version says a particle “tunnels through” a barrier the way a mole tunnels through a garden — borrowing a shortcut, sneaking past a rule. There is no shortcut and no rule being bent. The amplitude was always there, on both sides, the entire time; nothing travelled through solid matter faster than light or violated conservation of energy for an instant. The barrier was never as absolute as the word “barrier” promises.</w:t>
       </w:r>
     </w:p>
     <w:p>
@@ -2579,6 +2674,77 @@
     </w:p>
     <w:p>
       <w:pPr>
+        <w:pStyle w:val="BodyText"/>
+      </w:pPr>
+      <w:r>
+        <w:t xml:space="preserve">Start here.</w:t>
+      </w:r>
+    </w:p>
+    <w:p>
+      <w:pPr>
+        <w:pStyle w:val="BodyText"/>
+      </w:pPr>
+      <w:r>
+        <w:t xml:space="preserve">The idea, step by step.</w:t>
+      </w:r>
+    </w:p>
+    <w:p>
+      <w:pPr>
+        <w:numPr>
+          <w:ilvl w:val="0"/>
+          <w:numId w:val="1046"/>
+        </w:numPr>
+      </w:pPr>
+      <w:r>
+        <w:t xml:space="preserve">In quantum field theory, “empty space” is never perfectly still — every field has a minimum, irreducible jitter called zero-point energy.</w:t>
+      </w:r>
+    </w:p>
+    <w:p>
+      <w:pPr>
+        <w:numPr>
+          <w:ilvl w:val="0"/>
+          <w:numId w:val="1046"/>
+        </w:numPr>
+      </w:pPr>
+      <w:r>
+        <w:t xml:space="preserve">That zero-point energy has a density, and the density is not a fixed universal number — it depends on what boundaries are nearby.</w:t>
+      </w:r>
+    </w:p>
+    <w:p>
+      <w:pPr>
+        <w:numPr>
+          <w:ilvl w:val="0"/>
+          <w:numId w:val="1046"/>
+        </w:numPr>
+      </w:pPr>
+      <w:r>
+        <w:t xml:space="preserve">Two conducting plates held close together restrict which vacuum fluctuations can exist between them, lowering the local vacuum energy relative to the space outside — this is the Casimir effect, and it has been measured directly.</w:t>
+      </w:r>
+    </w:p>
+    <w:p>
+      <w:pPr>
+        <w:numPr>
+          <w:ilvl w:val="0"/>
+          <w:numId w:val="1046"/>
+        </w:numPr>
+      </w:pPr>
+      <w:r>
+        <w:t xml:space="preserve">A locally cheaper vacuum means a locally thinner tunnelling barrier nearby, because a barrier's height is measured from the local floor, not from some universal zero.</w:t>
+      </w:r>
+    </w:p>
+    <w:p>
+      <w:pPr>
+        <w:numPr>
+          <w:ilvl w:val="0"/>
+          <w:numId w:val="1046"/>
+        </w:numPr>
+      </w:pPr>
+      <w:r>
+        <w:t xml:space="preserve">Change the floor by an almost unmeasurably small amount, and an exponential process like tunnelling can respond by an enormous amount.</w:t>
+      </w:r>
+    </w:p>
+    <w:p>
+      <w:pPr>
         <w:pStyle w:val="FirstParagraph"/>
       </w:pPr>
       <w:r>
@@ -2722,6 +2888,30 @@
       </w:r>
       <w:r>
         <w:t xml:space="preserve">is not automatically negligible: exponents are unforgiving amplifiers of small changes.</w:t>
+      </w:r>
+    </w:p>
+    <w:p>
+      <w:pPr>
+        <w:pStyle w:val="BodyText"/>
+      </w:pPr>
+      <w:r>
+        <w:t xml:space="preserve">In one breath. Nothing is ever perfectly empty, the price of “empty” can be lowered locally without violating anything, and lowering it anywhere nearby makes an existing barrier thinner without anyone having touched the barrier itself.</w:t>
+      </w:r>
+    </w:p>
+    <w:p>
+      <w:pPr>
+        <w:pStyle w:val="BodyText"/>
+      </w:pPr>
+      <w:r>
+        <w:t xml:space="preserve">What this chapter was actually showing you. Somebody had made the vacuum cheaper along one bearing, on purpose or not, and the fourteen were not chosen — they were simply standing in the part of the barrier that got thin first.</w:t>
+      </w:r>
+    </w:p>
+    <w:p>
+      <w:pPr>
+        <w:pStyle w:val="BodyText"/>
+      </w:pPr>
+      <w:r>
+        <w:t xml:space="preserve">Where the popular version goes wrong. The popular version treats zero-point energy as a loophole for free energy, or as a rounding error physicists apologise for. It is neither. It is a measured, mundane consequence of quantum fields having to obey an uncertainty relation everywhere, all the time, including in a vacuum with nothing else in it — and the Casimir effect is the mundane, repeatedly confirmed proof that boundaries can tax that energy up or down.</w:t>
       </w:r>
     </w:p>
     <w:p>
@@ -4273,6 +4463,77 @@
     </w:p>
     <w:p>
       <w:pPr>
+        <w:pStyle w:val="BodyText"/>
+      </w:pPr>
+      <w:r>
+        <w:t xml:space="preserve">Start here.</w:t>
+      </w:r>
+    </w:p>
+    <w:p>
+      <w:pPr>
+        <w:pStyle w:val="BodyText"/>
+      </w:pPr>
+      <w:r>
+        <w:t xml:space="preserve">The idea, step by step.</w:t>
+      </w:r>
+    </w:p>
+    <w:p>
+      <w:pPr>
+        <w:numPr>
+          <w:ilvl w:val="0"/>
+          <w:numId w:val="1047"/>
+        </w:numPr>
+      </w:pPr>
+      <w:r>
+        <w:t xml:space="preserve">Einstein's “God does not play dice” was not a complaint about randomness in general — it was a specific claim that quantum probabilities signal an incomplete description, not a genuinely uncertain world.</w:t>
+      </w:r>
+    </w:p>
+    <w:p>
+      <w:pPr>
+        <w:numPr>
+          <w:ilvl w:val="0"/>
+          <w:numId w:val="1047"/>
+        </w:numPr>
+      </w:pPr>
+      <w:r>
+        <w:t xml:space="preserve">A pending state with two live options is a “fat” record: it has to encode both possible branches and every correlation with anyone awaiting the answer.</w:t>
+      </w:r>
+    </w:p>
+    <w:p>
+      <w:pPr>
+        <w:numPr>
+          <w:ilvl w:val="0"/>
+          <w:numId w:val="1047"/>
+        </w:numPr>
+      </w:pPr>
+      <w:r>
+        <w:t xml:space="preserve">A transition between two genuinely live options costs a thermodynamic price to resolve — something has to be discarded, and discarding has an entropy cost.</w:t>
+      </w:r>
+    </w:p>
+    <w:p>
+      <w:pPr>
+        <w:numPr>
+          <w:ilvl w:val="0"/>
+          <w:numId w:val="1047"/>
+        </w:numPr>
+      </w:pPr>
+      <w:r>
+        <w:t xml:space="preserve">If a transition happens and nothing was discarded — no thermodynamic waste at all — that is evidence there was only ever one option left. Not chance. A confession that the choice was already gone.</w:t>
+      </w:r>
+    </w:p>
+    <w:p>
+      <w:pPr>
+        <w:numPr>
+          <w:ilvl w:val="0"/>
+          <w:numId w:val="1047"/>
+        </w:numPr>
+      </w:pPr>
+      <w:r>
+        <w:t xml:space="preserve">The fourteen were not “selected” out of live options. Their options had already been reduced to one by the time anything resolved, and a resolution with only one place left to go is not a coin flip; it is an inevitability wearing a coin flip's clothes.</w:t>
+      </w:r>
+    </w:p>
+    <w:p>
+      <w:pPr>
         <w:pStyle w:val="FirstParagraph"/>
       </w:pPr>
       <w:r>
@@ -4539,6 +4800,30 @@
     </w:p>
     <w:p>
       <w:pPr>
+        <w:pStyle w:val="BodyText"/>
+      </w:pPr>
+      <w:r>
+        <w:t xml:space="preserve">In one breath. Where there is chance, there is waste — and finding no waste at all is not proof nothing happened, it is proof there was nothing left to choose between.</w:t>
+      </w:r>
+    </w:p>
+    <w:p>
+      <w:pPr>
+        <w:pStyle w:val="BodyText"/>
+      </w:pPr>
+      <w:r>
+        <w:t xml:space="preserve">What this chapter was actually showing you. The department's own paperwork had been quietly deciding what counted as “nothing left to choose between” for nineteen months, which meant the real offence long preceded whatever thinned the vacuum in Chapter Two.</w:t>
+      </w:r>
+    </w:p>
+    <w:p>
+      <w:pPr>
+        <w:pStyle w:val="BodyText"/>
+      </w:pPr>
+      <w:r>
+        <w:t xml:space="preserve">Where the popular version goes wrong. The popular version has Einstein as a stubborn old man who could not accept quantum weirdness. He accepted the experiments. What he rejected was the inference that the mathematics must be the whole story rather than an excellent, incomplete summary — and this chapter's entropy argument is one of the few tools that can actually adjudicate that question, rather than just restate it as a matter of taste.</w:t>
+      </w:r>
+    </w:p>
+    <w:p>
+      <w:pPr>
         <w:pStyle w:val="Heading3"/>
       </w:pPr>
       <w:r>
@@ -5912,6 +6197,77 @@
     </w:p>
     <w:p>
       <w:pPr>
+        <w:pStyle w:val="BodyText"/>
+      </w:pPr>
+      <w:r>
+        <w:t xml:space="preserve">Start here.</w:t>
+      </w:r>
+    </w:p>
+    <w:p>
+      <w:pPr>
+        <w:pStyle w:val="BodyText"/>
+      </w:pPr>
+      <w:r>
+        <w:t xml:space="preserve">The idea, step by step.</w:t>
+      </w:r>
+    </w:p>
+    <w:p>
+      <w:pPr>
+        <w:numPr>
+          <w:ilvl w:val="0"/>
+          <w:numId w:val="1048"/>
+        </w:numPr>
+      </w:pPr>
+      <w:r>
+        <w:t xml:space="preserve">Ordinary intuition says how much a region can “contain” scales with its volume — more room, more stuff.</w:t>
+      </w:r>
+    </w:p>
+    <w:p>
+      <w:pPr>
+        <w:numPr>
+          <w:ilvl w:val="0"/>
+          <w:numId w:val="1048"/>
+        </w:numPr>
+      </w:pPr>
+      <w:r>
+        <w:t xml:space="preserve">Black hole thermodynamics says otherwise: a black hole's entropy scales with the area of its horizon, not the volume inside it.</w:t>
+      </w:r>
+    </w:p>
+    <w:p>
+      <w:pPr>
+        <w:numPr>
+          <w:ilvl w:val="0"/>
+          <w:numId w:val="1048"/>
+        </w:numPr>
+      </w:pPr>
+      <w:r>
+        <w:t xml:space="preserve">Since nothing is denser or more disordered than a black hole for its size, that area-law bound applies to any region at all — the maximum information a region can hold is set by its boundary, not its interior.</w:t>
+      </w:r>
+    </w:p>
+    <w:p>
+      <w:pPr>
+        <w:numPr>
+          <w:ilvl w:val="0"/>
+          <w:numId w:val="1048"/>
+        </w:numPr>
+      </w:pPr>
+      <w:r>
+        <w:t xml:space="preserve">If everything true inside a region is already determined by data on its boundary, a “3D interior” description and a “2D boundary” description can both be complete descriptions of the exact same physics.</w:t>
+      </w:r>
+    </w:p>
+    <w:p>
+      <w:pPr>
+        <w:numPr>
+          <w:ilvl w:val="0"/>
+          <w:numId w:val="1048"/>
+        </w:numPr>
+      </w:pPr>
+      <w:r>
+        <w:t xml:space="preserve">Two complete descriptions with no further fact about which one is “really” true is not a paradox. It is what “complete” means once the bound is taken seriously.</w:t>
+      </w:r>
+    </w:p>
+    <w:p>
+      <w:pPr>
         <w:pStyle w:val="FirstParagraph"/>
       </w:pPr>
       <w:r>
@@ -6177,6 +6533,30 @@
       </w:r>
       <w:r>
         <w:t xml:space="preserve">"Make everybody fat" is Mrs Kind's operational recommendation, and it follows from the same accounting. A record carrying live, reachable options has high surface content and high correlation with its environment, and is therefore both expensive to clear and — recalling Chapter One — separated from the outside of the register by a genuine barrier rather than an administrative one. Restoring a real option to a person is, in this framework, literally a hardening measure.</w:t>
+      </w:r>
+    </w:p>
+    <w:p>
+      <w:pPr>
+        <w:pStyle w:val="BodyText"/>
+      </w:pPr>
+      <w:r>
+        <w:t xml:space="preserve">In one breath. Whatever is really there is already written on the wall around it, in full, which means the wall was never just a wall.</w:t>
+      </w:r>
+    </w:p>
+    <w:p>
+      <w:pPr>
+        <w:pStyle w:val="BodyText"/>
+      </w:pPr>
+      <w:r>
+        <w:t xml:space="preserve">What this chapter was actually showing you. Mrs Kind's holiday was not a parlour trick. It was the same claim the department needed to hear about the fourteen: two descriptions, exactly as complete as each other, and a person insisting on asking which one is “the real one” is asking a question the physics has already declined to answer.</w:t>
+      </w:r>
+    </w:p>
+    <w:p>
+      <w:pPr>
+        <w:pStyle w:val="BodyText"/>
+      </w:pPr>
+      <w:r>
+        <w:t xml:space="preserve">Where the popular version goes wrong. The popular version treats the holographic principle as meaning the universe is “a hologram” in the everyday sense — a projected illusion, somehow less real than it looks. Nothing here says the interior is fake. It says the interior's information content is bounded by, and recoverable from, its boundary — a statement about capacity, not a statement about reality being a trick.</w:t>
       </w:r>
     </w:p>
     <w:p>
@@ -22343,6 +22723,18 @@
     <w:abstractNumId w:val="991"/>
   </w:num>
   <w:num w:numId="1044">
+    <w:abstractNumId w:val="991"/>
+  </w:num>
+  <w:num w:numId="1045">
+    <w:abstractNumId w:val="991"/>
+  </w:num>
+  <w:num w:numId="1046">
+    <w:abstractNumId w:val="991"/>
+  </w:num>
+  <w:num w:numId="1047">
+    <w:abstractNumId w:val="991"/>
+  </w:num>
+  <w:num w:numId="1048">
     <w:abstractNumId w:val="991"/>
   </w:num>
 </w:numbering>

--- a/Lolly Wren's Curious Science Adventures - SERIES/Book 2 - The Permitted Options/The_Permitted_Options_BOOK_2_DRAFT.docx
+++ b/Lolly Wren's Curious Science Adventures - SERIES/Book 2 - The Permitted Options/The_Permitted_Options_BOOK_2_DRAFT.docx
@@ -8175,6 +8175,77 @@
     </w:p>
     <w:p>
       <w:pPr>
+        <w:pStyle w:val="BodyText"/>
+      </w:pPr>
+      <w:r>
+        <w:t xml:space="preserve">Start here.</w:t>
+      </w:r>
+    </w:p>
+    <w:p>
+      <w:pPr>
+        <w:pStyle w:val="BodyText"/>
+      </w:pPr>
+      <w:r>
+        <w:t xml:space="preserve">The idea, step by step.</w:t>
+      </w:r>
+    </w:p>
+    <w:p>
+      <w:pPr>
+        <w:numPr>
+          <w:ilvl w:val="0"/>
+          <w:numId w:val="1049"/>
+        </w:numPr>
+      </w:pPr>
+      <w:r>
+        <w:t xml:space="preserve">Complementarity says a black hole's information paradox dissolves if no single observer can ever check both sides of the story: the outside account (information smeared on the horizon) and the inside account (a smooth crossing, nothing unusual).</w:t>
+      </w:r>
+    </w:p>
+    <w:p>
+      <w:pPr>
+        <w:numPr>
+          <w:ilvl w:val="0"/>
+          <w:numId w:val="1049"/>
+        </w:numPr>
+      </w:pPr>
+      <w:r>
+        <w:t xml:space="preserve">Both accounts can be individually consistent, and if nobody can compare them, there is no contradiction — just two descriptions, like Chapter Four's boundary and interior.</w:t>
+      </w:r>
+    </w:p>
+    <w:p>
+      <w:pPr>
+        <w:numPr>
+          <w:ilvl w:val="0"/>
+          <w:numId w:val="1049"/>
+        </w:numPr>
+      </w:pPr>
+      <w:r>
+        <w:t xml:space="preserve">But comparing the accounts requires the same thing complementarity forbids: a single system maximally correlated with both the outgoing radiation and the interior partner at once.</w:t>
+      </w:r>
+    </w:p>
+    <w:p>
+      <w:pPr>
+        <w:numPr>
+          <w:ilvl w:val="0"/>
+          <w:numId w:val="1049"/>
+        </w:numPr>
+      </w:pPr>
+      <w:r>
+        <w:t xml:space="preserve">Correlation is monogamous — a system maximally entangled with one partner cannot also be maximally entangled with a second. The same correlation cannot be spent twice.</w:t>
+      </w:r>
+    </w:p>
+    <w:p>
+      <w:pPr>
+        <w:numPr>
+          <w:ilvl w:val="0"/>
+          <w:numId w:val="1049"/>
+        </w:numPr>
+      </w:pPr>
+      <w:r>
+        <w:t xml:space="preserve">Once a black hole is old enough, the outgoing radiation already holds the interior's correlations. Anything falling in afterward needs a new correlation the monogamy theorem says is not available — which is the firewall: not a wall of fire, but a point where one of three plausible assumptions has to break.</w:t>
+      </w:r>
+    </w:p>
+    <w:p>
+      <w:pPr>
         <w:pStyle w:val="FirstParagraph"/>
       </w:pPr>
       <w:r>
@@ -8288,6 +8359,30 @@
       </w:r>
       <w:r>
         <w:t xml:space="preserve">. Information can be perfectly conserved and simultaneously scrambled beyond any practical recovery, or removed to a screen no party can read. "The accounts balance" and "nothing has happened" are different propositions, and conflating them is the oldest move in institutional history.</w:t>
+      </w:r>
+    </w:p>
+    <w:p>
+      <w:pPr>
+        <w:pStyle w:val="BodyText"/>
+      </w:pPr>
+      <w:r>
+        <w:t xml:space="preserve">In one breath. Two true accounts of the same black hole stop being harmless once somebody demands a correlation that monogamy has already spent.</w:t>
+      </w:r>
+    </w:p>
+    <w:p>
+      <w:pPr>
+        <w:pStyle w:val="BodyText"/>
+      </w:pPr>
+      <w:r>
+        <w:t xml:space="preserve">What this chapter was actually showing you. Beatrix's treaty argument runs on exactly this: the Office's defence — nothing is lost, only re-encoded, so there is no harm — is complementarity's own defence, and it has the same expiry date the firewall paradox gave it.</w:t>
+      </w:r>
+    </w:p>
+    <w:p>
+      <w:pPr>
+        <w:pStyle w:val="BodyText"/>
+      </w:pPr>
+      <w:r>
+        <w:t xml:space="preserve">Where the popular version goes wrong. The popular version pictures the firewall as some special exotic danger waiting at old black holes' horizons, a place where physics itself changes. The actual content is narrower and stranger: nothing new needs to be added to the physics. The contradiction is forced by combining three assumptions each of which sounds obviously true, and “firewall” is just a name for whichever one you are forced to give up.</w:t>
       </w:r>
     </w:p>
     <w:p>
@@ -9755,6 +9850,77 @@
     </w:p>
     <w:p>
       <w:pPr>
+        <w:pStyle w:val="BodyText"/>
+      </w:pPr>
+      <w:r>
+        <w:t xml:space="preserve">Start here.</w:t>
+      </w:r>
+    </w:p>
+    <w:p>
+      <w:pPr>
+        <w:pStyle w:val="BodyText"/>
+      </w:pPr>
+      <w:r>
+        <w:t xml:space="preserve">The idea, step by step.</w:t>
+      </w:r>
+    </w:p>
+    <w:p>
+      <w:pPr>
+        <w:numPr>
+          <w:ilvl w:val="0"/>
+          <w:numId w:val="1050"/>
+        </w:numPr>
+      </w:pPr>
+      <w:r>
+        <w:t xml:space="preserve">Gödel's first incompleteness theorem: any consistent formal system strong enough to express arithmetic contains true statements it cannot prove from within itself.</w:t>
+      </w:r>
+    </w:p>
+    <w:p>
+      <w:pPr>
+        <w:numPr>
+          <w:ilvl w:val="0"/>
+          <w:numId w:val="1050"/>
+        </w:numPr>
+      </w:pPr>
+      <w:r>
+        <w:t xml:space="preserve">His second theorem is sharper: such a system cannot even prove its own consistency. A system vouching for itself carries zero information.</w:t>
+      </w:r>
+    </w:p>
+    <w:p>
+      <w:pPr>
+        <w:numPr>
+          <w:ilvl w:val="0"/>
+          <w:numId w:val="1050"/>
+        </w:numPr>
+      </w:pPr>
+      <w:r>
+        <w:t xml:space="preserve">Turing's halting problem is the same result in computational clothes: no algorithm can decide, for every program and input, whether that program halts.</w:t>
+      </w:r>
+    </w:p>
+    <w:p>
+      <w:pPr>
+        <w:numPr>
+          <w:ilvl w:val="0"/>
+          <w:numId w:val="1050"/>
+        </w:numPr>
+      </w:pPr>
+      <w:r>
+        <w:t xml:space="preserve">This is not confined to abstract logic. Cubitt, Pérez-García and Wolf proved in 2015 that the spectral gap problem — whether a quantum many-body system has an energy gap above its ground state — is undecidable even given the exact Hamiltonian, for certain real physical systems.</w:t>
+      </w:r>
+    </w:p>
+    <w:p>
+      <w:pPr>
+        <w:numPr>
+          <w:ilvl w:val="0"/>
+          <w:numId w:val="1050"/>
+        </w:numPr>
+      </w:pPr>
+      <w:r>
+        <w:t xml:space="preserve">An institution with a self-referential authority clause is formally in the same position as Gödel's system: it cannot certify itself from the inside, whatever it claims. The only fix is an outside observer — and an outside observer has to be asked, not assumed.</w:t>
+      </w:r>
+    </w:p>
+    <w:p>
+      <w:pPr>
         <w:pStyle w:val="FirstParagraph"/>
       </w:pPr>
       <w:r>
@@ -10006,6 +10172,30 @@
       </w:r>
       <w:r>
         <w:t xml:space="preserve">, and no improvement in instrumentation or data touches it. Ramanathan's nine cores are fiction; her reason is not.</w:t>
+      </w:r>
+    </w:p>
+    <w:p>
+      <w:pPr>
+        <w:pStyle w:val="BodyText"/>
+      </w:pPr>
+      <w:r>
+        <w:t xml:space="preserve">In one breath. Any system rich enough to talk about itself will eventually hit a question it can state but never settle from the inside, and no amount of internal confidence changes that.</w:t>
+      </w:r>
+    </w:p>
+    <w:p>
+      <w:pPr>
+        <w:pStyle w:val="BodyText"/>
+      </w:pPr>
+      <w:r>
+        <w:t xml:space="preserve">What this chapter was actually showing you. The Counsel's paralysis was not a failure of nerve. A single self-referential motion had frozen it exactly the way Gödel's sentence freezes a formal system — and the department had just spent an entire chapter accidentally re-proving the exact offence Book One prosecuted.</w:t>
+      </w:r>
+    </w:p>
+    <w:p>
+      <w:pPr>
+        <w:pStyle w:val="BodyText"/>
+      </w:pPr>
+      <w:r>
+        <w:t xml:space="preserve">Where the popular version goes wrong. The popular version turns Gödel into a mystic: “there are things that are true but unprovable,” offered as evidence that logic is somehow limited or intuition transcends machines. The actual theorem is narrower and more useful: a precise statement about what a specific formal system can prove about itself, not a blank cheque for “unprovability” in general — it says nothing about whether a larger, different system could prove the same statement easily.</w:t>
       </w:r>
     </w:p>
     <w:p>
@@ -11337,6 +11527,77 @@
     </w:p>
     <w:p>
       <w:pPr>
+        <w:pStyle w:val="BodyText"/>
+      </w:pPr>
+      <w:r>
+        <w:t xml:space="preserve">Start here.</w:t>
+      </w:r>
+    </w:p>
+    <w:p>
+      <w:pPr>
+        <w:pStyle w:val="BodyText"/>
+      </w:pPr>
+      <w:r>
+        <w:t xml:space="preserve">The idea, step by step.</w:t>
+      </w:r>
+    </w:p>
+    <w:p>
+      <w:pPr>
+        <w:numPr>
+          <w:ilvl w:val="0"/>
+          <w:numId w:val="1051"/>
+        </w:numPr>
+      </w:pPr>
+      <w:r>
+        <w:t xml:space="preserve">In a public-good game where each contributor's own payment is individually indecisive but the benefit is shared, Nash equilibrium analysis says withholding is the dominant strategy for everyone — universal defection is the stable point, not a moral failure.</w:t>
+      </w:r>
+    </w:p>
+    <w:p>
+      <w:pPr>
+        <w:numPr>
+          <w:ilvl w:val="0"/>
+          <w:numId w:val="1051"/>
+        </w:numPr>
+      </w:pPr>
+      <w:r>
+        <w:t xml:space="preserve">Repeated play can rescue cooperation, but only with two things: the ability to observe defection, and the ability to punish it. A body with no army and no territory has neither.</w:t>
+      </w:r>
+    </w:p>
+    <w:p>
+      <w:pPr>
+        <w:numPr>
+          <w:ilvl w:val="0"/>
+          <w:numId w:val="1051"/>
+        </w:numPr>
+      </w:pPr>
+      <w:r>
+        <w:t xml:space="preserve">A nonlocal game recasts Bell's theorem operationally: two separated players, unable to communicate, are scored on how well their answers correlate. Classical strategies cap out at a fixed ceiling; shared entanglement raises that ceiling without allowing any actual signal between the players.</w:t>
+      </w:r>
+    </w:p>
+    <w:p>
+      <w:pPr>
+        <w:numPr>
+          <w:ilvl w:val="0"/>
+          <w:numId w:val="1051"/>
+        </w:numPr>
+      </w:pPr>
+      <w:r>
+        <w:t xml:space="preserve">Because entanglement is monogamous, there is a hard limit on how many parties a single store of correlation can certify at once.</w:t>
+      </w:r>
+    </w:p>
+    <w:p>
+      <w:pPr>
+        <w:numPr>
+          <w:ilvl w:val="0"/>
+          <w:numId w:val="1051"/>
+        </w:numPr>
+      </w:pPr>
+      <w:r>
+        <w:t xml:space="preserve">In 2020, Ji, Natarajan, Vidick, Wright and Yuen proved MIP*=RE: for certain nonlocal games with entangled provers, no algorithm can ever compute the game's true optimal value. The compact was not just hard to cheat — its own best strategy is, in general, uncomputable.</w:t>
+      </w:r>
+    </w:p>
+    <w:p>
+      <w:pPr>
         <w:pStyle w:val="FirstParagraph"/>
       </w:pPr>
       <w:r>
@@ -11587,6 +11848,30 @@
     </w:p>
     <w:p>
       <w:pPr>
+        <w:pStyle w:val="BodyText"/>
+      </w:pPr>
+      <w:r>
+        <w:t xml:space="preserve">In one breath. A game that lets you prove you are not cheating without ever comparing notes is powerful exactly because it is built from the same theorem that makes some of its own scores impossible to predict in advance.</w:t>
+      </w:r>
+    </w:p>
+    <w:p>
+      <w:pPr>
+        <w:pStyle w:val="BodyText"/>
+      </w:pPr>
+      <w:r>
+        <w:t xml:space="preserve">What this chapter was actually showing you. The “treaty” the Counsel thought it had was never a treaty in the diplomatic sense — it was a game with a mathematically enforced honesty rule, and once someone worked out that dismantling it required no vote, only refusing to pay the electricity bill, its whole authority turned out to have been physics wearing a committee's clothes.</w:t>
+      </w:r>
+    </w:p>
+    <w:p>
+      <w:pPr>
+        <w:pStyle w:val="BodyText"/>
+      </w:pPr>
+      <w:r>
+        <w:t xml:space="preserve">Where the popular version goes wrong. The popular version treats quantum entanglement in these games as “spooky communication” — a way of secretly passing a message faster than light. No signal is ever sent; the local statistics on each side, examined alone, look completely random. The advantage is entirely in the correlation between the two sides' answers, which is real, useful, and profoundly non-classical, but it is not a telegraph.</w:t>
+      </w:r>
+    </w:p>
+    <w:p>
+      <w:pPr>
         <w:pStyle w:val="Heading3"/>
       </w:pPr>
       <w:r>
@@ -12945,6 +13230,77 @@
     </w:p>
     <w:p>
       <w:pPr>
+        <w:pStyle w:val="BodyText"/>
+      </w:pPr>
+      <w:r>
+        <w:t xml:space="preserve">Start here.</w:t>
+      </w:r>
+    </w:p>
+    <w:p>
+      <w:pPr>
+        <w:pStyle w:val="BodyText"/>
+      </w:pPr>
+      <w:r>
+        <w:t xml:space="preserve">The idea, step by step.</w:t>
+      </w:r>
+    </w:p>
+    <w:p>
+      <w:pPr>
+        <w:numPr>
+          <w:ilvl w:val="0"/>
+          <w:numId w:val="1052"/>
+        </w:numPr>
+      </w:pPr>
+      <w:r>
+        <w:t xml:space="preserve">Wigner's puzzle: mathematics, invented largely for its own sake, keeps turning out to describe physical reality with startling precision. Why should that be true?</w:t>
+      </w:r>
+    </w:p>
+    <w:p>
+      <w:pPr>
+        <w:numPr>
+          <w:ilvl w:val="0"/>
+          <w:numId w:val="1052"/>
+        </w:numPr>
+      </w:pPr>
+      <w:r>
+        <w:t xml:space="preserve">Hamming's reply, and the chapter's own position: it is partly a selection effect. We call “physics” the parts of nature where mathematics happens to work, and do not advertise the parts where it does not.</w:t>
+      </w:r>
+    </w:p>
+    <w:p>
+      <w:pPr>
+        <w:numPr>
+          <w:ilvl w:val="0"/>
+          <w:numId w:val="1052"/>
+        </w:numPr>
+      </w:pPr>
+      <w:r>
+        <w:t xml:space="preserve">A mathematical theorem is a conditional statement about a formal structure. Applying it to the physical world is itself an empirical claim, with its own domain of validity.</w:t>
+      </w:r>
+    </w:p>
+    <w:p>
+      <w:pPr>
+        <w:numPr>
+          <w:ilvl w:val="0"/>
+          <w:numId w:val="1052"/>
+        </w:numPr>
+      </w:pPr>
+      <w:r>
+        <w:t xml:space="preserve">Decoherence explains why a mostly mathematical, mostly classical world is what survives: a system's environment continuously “measures” it, and only certain states — pointer states — survive this constant monitoring without being scrambled.</w:t>
+      </w:r>
+    </w:p>
+    <w:p>
+      <w:pPr>
+        <w:numPr>
+          <w:ilvl w:val="0"/>
+          <w:numId w:val="1052"/>
+        </w:numPr>
+      </w:pPr>
+      <w:r>
+        <w:t xml:space="preserve">Mathematics may work as well as it does because the classical world we describe with it is already the filtered residue of everything that survived decoherence's sieve — the easy-to-describe part is what is left over, not a coincidence.</w:t>
+      </w:r>
+    </w:p>
+    <w:p>
+      <w:pPr>
         <w:pStyle w:val="FirstParagraph"/>
       </w:pPr>
       <w:r>
@@ -13151,6 +13507,30 @@
       </w:r>
       <w:r>
         <w:t xml:space="preserve">Popescu and Rohrlich showed in 1994 that a hypothetical device — the PR box — achieves 4 while remaining perfectly consistent with relativistic causality, since it permits no transmission of information. Relativity does not select the quantum value.</w:t>
+      </w:r>
+    </w:p>
+    <w:p>
+      <w:pPr>
+        <w:pStyle w:val="BodyText"/>
+      </w:pPr>
+      <w:r>
+        <w:t xml:space="preserve">In one breath. The world looks unreasonably mathematical partly because we only call the mathematical parts of it “physics,” and partly because decoherence has already thrown out everything that was not going to describe simply.</w:t>
+      </w:r>
+    </w:p>
+    <w:p>
+      <w:pPr>
+        <w:pStyle w:val="BodyText"/>
+      </w:pPr>
+      <w:r>
+        <w:t xml:space="preserve">What this chapter was actually showing you. A cheat with the right vacuum budget could score above the honest quantum ceiling and be certified the most trustworthy party in the room — which is exactly Eugenius's warning in miniature: a theorem tells you what a model permits, and mistaking the model for the world is how an institution ends up trusting the wrong member for the right mathematical reasons.</w:t>
+      </w:r>
+    </w:p>
+    <w:p>
+      <w:pPr>
+        <w:pStyle w:val="BodyText"/>
+      </w:pPr>
+      <w:r>
+        <w:t xml:space="preserve">Where the popular version goes wrong. The popular version of decoherence is often described as “collapse caused by observation,” as if a conscious mind were required. Nothing here needs an observer in that sense — an environment of photons, air molecules, or stray fields does the same job whether or not anyone is looking, which is precisely why classical objects look classical whether or not a physicist is in the room.</w:t>
       </w:r>
     </w:p>
     <w:p>
@@ -22735,6 +23115,18 @@
     <w:abstractNumId w:val="991"/>
   </w:num>
   <w:num w:numId="1048">
+    <w:abstractNumId w:val="991"/>
+  </w:num>
+  <w:num w:numId="1049">
+    <w:abstractNumId w:val="991"/>
+  </w:num>
+  <w:num w:numId="1050">
+    <w:abstractNumId w:val="991"/>
+  </w:num>
+  <w:num w:numId="1051">
+    <w:abstractNumId w:val="991"/>
+  </w:num>
+  <w:num w:numId="1052">
     <w:abstractNumId w:val="991"/>
   </w:num>
 </w:numbering>

--- a/Lolly Wren's Curious Science Adventures - SERIES/Book 2 - The Permitted Options/The_Permitted_Options_BOOK_2_DRAFT.docx
+++ b/Lolly Wren's Curious Science Adventures - SERIES/Book 2 - The Permitted Options/The_Permitted_Options_BOOK_2_DRAFT.docx
@@ -15871,6 +15871,77 @@
     </w:p>
     <w:p>
       <w:pPr>
+        <w:pStyle w:val="BodyText"/>
+      </w:pPr>
+      <w:r>
+        <w:t xml:space="preserve">Start here.</w:t>
+      </w:r>
+    </w:p>
+    <w:p>
+      <w:pPr>
+        <w:pStyle w:val="BodyText"/>
+      </w:pPr>
+      <w:r>
+        <w:t xml:space="preserve">The idea, step by step.</w:t>
+      </w:r>
+    </w:p>
+    <w:p>
+      <w:pPr>
+        <w:numPr>
+          <w:ilvl w:val="0"/>
+          <w:numId w:val="1053"/>
+        </w:numPr>
+      </w:pPr>
+      <w:r>
+        <w:t xml:space="preserve">The fundamental laws — Newtonian mechanics, Maxwell's equations, the Schrödinger equation — do not distinguish a preferred direction for time; they are time-symmetric.</w:t>
+      </w:r>
+    </w:p>
+    <w:p>
+      <w:pPr>
+        <w:numPr>
+          <w:ilvl w:val="0"/>
+          <w:numId w:val="1053"/>
+        </w:numPr>
+      </w:pPr>
+      <w:r>
+        <w:t xml:space="preserve">The observed arrow, that entropy increases, is statistical, from Boltzmann: high-entropy states vastly outnumber low-entropy ones, so systems drift toward them, not because any law demands it.</w:t>
+      </w:r>
+    </w:p>
+    <w:p>
+      <w:pPr>
+        <w:numPr>
+          <w:ilvl w:val="0"/>
+          <w:numId w:val="1053"/>
+        </w:numPr>
+      </w:pPr>
+      <w:r>
+        <w:t xml:space="preserve">That statistical account needs a further ingredient: the universe had to start in an extraordinarily low-entropy state, the Past Hypothesis — otherwise the statistics alone would make a low-entropy past just as likely as a low-entropy future.</w:t>
+      </w:r>
+    </w:p>
+    <w:p>
+      <w:pPr>
+        <w:numPr>
+          <w:ilvl w:val="0"/>
+          <w:numId w:val="1053"/>
+        </w:numPr>
+      </w:pPr>
+      <w:r>
+        <w:t xml:space="preserve">In canonical quantum gravity the situation is stranger still: the Wheeler–DeWitt equation gives a universal wavefunction with no time variable in it at all — nothing evolving, a single stationary state.</w:t>
+      </w:r>
+    </w:p>
+    <w:p>
+      <w:pPr>
+        <w:numPr>
+          <w:ilvl w:val="0"/>
+          <w:numId w:val="1053"/>
+        </w:numPr>
+      </w:pPr>
+      <w:r>
+        <w:t xml:space="preserve">Time, on this reading, is not fundamental — it is recoverable as a correlation between a “clock” subsystem and everything else, and a historical record's reliability comes down to how mutually consistent its many copies are, not to some independent fact about what really happened when.</w:t>
+      </w:r>
+    </w:p>
+    <w:p>
+      <w:pPr>
         <w:pStyle w:val="FirstParagraph"/>
       </w:pPr>
       <w:r>
@@ -16088,6 +16159,30 @@
     </w:p>
     <w:p>
       <w:pPr>
+        <w:pStyle w:val="BodyText"/>
+      </w:pPr>
+      <w:r>
+        <w:t xml:space="preserve">In one breath. The laws do not push time in a direction; a special starting condition does, and if there is no time variable at the deepest level, then a “true history” just means the most mutually consistent set of records anyone can find.</w:t>
+      </w:r>
+    </w:p>
+    <w:p>
+      <w:pPr>
+        <w:pStyle w:val="BodyText"/>
+      </w:pPr>
+      <w:r>
+        <w:t xml:space="preserve">What this chapter was actually showing you. Fainrose's refusal to certify a direction was not evasiveness. If the arrow is not fundamental, “which way is the slack galaxy running” was never a question this department's instruments could answer — only a question about whether the records still agree with each other.</w:t>
+      </w:r>
+    </w:p>
+    <w:p>
+      <w:pPr>
+        <w:pStyle w:val="BodyText"/>
+      </w:pPr>
+      <w:r>
+        <w:t xml:space="preserve">Where the popular version goes wrong. The popular version treats the arrow of time as obviously built into physics at the deepest level, as if “time flows forward” were a law like any other. It is not in the equations. It is an extra, empirical fact about our particular universe's starting conditions, riding on top of laws that would be equally happy running the other way.</w:t>
+      </w:r>
+    </w:p>
+    <w:p>
+      <w:pPr>
         <w:pStyle w:val="Heading3"/>
       </w:pPr>
       <w:r>
@@ -17696,6 +17791,77 @@
     </w:p>
     <w:p>
       <w:pPr>
+        <w:pStyle w:val="BodyText"/>
+      </w:pPr>
+      <w:r>
+        <w:t xml:space="preserve">Start here.</w:t>
+      </w:r>
+    </w:p>
+    <w:p>
+      <w:pPr>
+        <w:pStyle w:val="BodyText"/>
+      </w:pPr>
+      <w:r>
+        <w:t xml:space="preserve">The idea, step by step.</w:t>
+      </w:r>
+    </w:p>
+    <w:p>
+      <w:pPr>
+        <w:numPr>
+          <w:ilvl w:val="0"/>
+          <w:numId w:val="1054"/>
+        </w:numPr>
+      </w:pPr>
+      <w:r>
+        <w:t xml:space="preserve">Several dimensionless physical constants sit in surprisingly narrow ranges that allow complex structure — stars, chemistry, life — to exist at all.</w:t>
+      </w:r>
+    </w:p>
+    <w:p>
+      <w:pPr>
+        <w:numPr>
+          <w:ilvl w:val="0"/>
+          <w:numId w:val="1054"/>
+        </w:numPr>
+      </w:pPr>
+      <w:r>
+        <w:t xml:space="preserve">The weak anthropic principle only says: of course we observe values compatible with our own existence, since we could not be here to observe anything else. This is close to a tautology and barely controversial.</w:t>
+      </w:r>
+    </w:p>
+    <w:p>
+      <w:pPr>
+        <w:numPr>
+          <w:ilvl w:val="0"/>
+          <w:numId w:val="1054"/>
+        </w:numPr>
+      </w:pPr>
+      <w:r>
+        <w:t xml:space="preserve">The strong version — that the universe was somehow selected or tuned for observers — is a much bigger, much less supported claim.</w:t>
+      </w:r>
+    </w:p>
+    <w:p>
+      <w:pPr>
+        <w:numPr>
+          <w:ilvl w:val="0"/>
+          <w:numId w:val="1054"/>
+        </w:numPr>
+      </w:pPr>
+      <w:r>
+        <w:t xml:space="preserve">Anthropic reasoning can be genuinely predictive, as with Hoyle's carbon resonance or Weinberg's vacuum-energy bound, when there is a real ensemble to sample from and a fair measure over it.</w:t>
+      </w:r>
+    </w:p>
+    <w:p>
+      <w:pPr>
+        <w:numPr>
+          <w:ilvl w:val="0"/>
+          <w:numId w:val="1054"/>
+        </w:numPr>
+      </w:pPr>
+      <w:r>
+        <w:t xml:space="preserve">Without a specified ensemble and measure, anthropic reasoning explains nothing — it just restates the observation in fancier language, and puts no constraint whatsoever on tomorrow.</w:t>
+      </w:r>
+    </w:p>
+    <w:p>
+      <w:pPr>
         <w:pStyle w:val="FirstParagraph"/>
       </w:pPr>
       <w:r>
@@ -18037,6 +18203,30 @@
     </w:p>
     <w:p>
       <w:pPr>
+        <w:pStyle w:val="BodyText"/>
+      </w:pPr>
+      <w:r>
+        <w:t xml:space="preserve">In one breath. Being here explains why we do not observe a universe incompatible with our existing, and explains almost nothing else, unless someone can also hand you the full space of possibilities being sampled from.</w:t>
+      </w:r>
+    </w:p>
+    <w:p>
+      <w:pPr>
+        <w:pStyle w:val="BodyText"/>
+      </w:pPr>
+      <w:r>
+        <w:t xml:space="preserve">What this chapter was actually showing you. The Office's cleverest trick was an anthropic one: correctly noting that any volume where observers exist must have had adequate conditions all along, and quietly not mentioning that this bounds only the past, never the future — exactly the gap Drill spent the rest of the chapter refusing to let them paper over.</w:t>
+      </w:r>
+    </w:p>
+    <w:p>
+      <w:pPr>
+        <w:pStyle w:val="BodyText"/>
+      </w:pPr>
+      <w:r>
+        <w:t xml:space="preserve">Where the popular version goes wrong. The popular version treats “anthropic” as a synonym for lazy or unfalsifiable — a way of hand-waving away fine-tuning. Used properly, with an actual ensemble and a real measure, it has made genuine, checkable predictions decades before the data existed. The failure mode is not the reasoning; it is skipping the ensemble and measure and keeping only the conclusion.</w:t>
+      </w:r>
+    </w:p>
+    <w:p>
+      <w:pPr>
         <w:pStyle w:val="Heading3"/>
       </w:pPr>
       <w:r>
@@ -19171,6 +19361,77 @@
     </w:p>
     <w:p>
       <w:pPr>
+        <w:pStyle w:val="BodyText"/>
+      </w:pPr>
+      <w:r>
+        <w:t xml:space="preserve">Start here.</w:t>
+      </w:r>
+    </w:p>
+    <w:p>
+      <w:pPr>
+        <w:pStyle w:val="BodyText"/>
+      </w:pPr>
+      <w:r>
+        <w:t xml:space="preserve">The idea, step by step.</w:t>
+      </w:r>
+    </w:p>
+    <w:p>
+      <w:pPr>
+        <w:numPr>
+          <w:ilvl w:val="0"/>
+          <w:numId w:val="1055"/>
+        </w:numPr>
+      </w:pPr>
+      <w:r>
+        <w:t xml:space="preserve">Boltzmann's entropy counts microstates: S = k_B ln W, where W is the number of microscopic arrangements consistent with a given macroscopic description.</w:t>
+      </w:r>
+    </w:p>
+    <w:p>
+      <w:pPr>
+        <w:numPr>
+          <w:ilvl w:val="0"/>
+          <w:numId w:val="1055"/>
+        </w:numPr>
+      </w:pPr>
+      <w:r>
+        <w:t xml:space="preserve">The second law is therefore statistical, not absolute — low-entropy outcomes are not forbidden, just vastly outnumbered.</w:t>
+      </w:r>
+    </w:p>
+    <w:p>
+      <w:pPr>
+        <w:numPr>
+          <w:ilvl w:val="0"/>
+          <w:numId w:val="1055"/>
+        </w:numPr>
+      </w:pPr>
+      <w:r>
+        <w:t xml:space="preserve">Loschmidt and Zermelo's objections are both correct, and Boltzmann's own answer survives them: entropy decreases are permitted, just overwhelmingly improbable, and modern fluctuation theorems quantify exactly how improbable, matching experiments directly.</w:t>
+      </w:r>
+    </w:p>
+    <w:p>
+      <w:pPr>
+        <w:numPr>
+          <w:ilvl w:val="0"/>
+          <w:numId w:val="1055"/>
+        </w:numPr>
+      </w:pPr>
+      <w:r>
+        <w:t xml:space="preserve">Maxwell's demon, sorting particles without apparent cost, does not break the second law, because sorting is not free. The bill comes due when the demon's memory is erased: k_BT ln 2 per bit, per Landauer's principle.</w:t>
+      </w:r>
+    </w:p>
+    <w:p>
+      <w:pPr>
+        <w:numPr>
+          <w:ilvl w:val="0"/>
+          <w:numId w:val="1055"/>
+        </w:numPr>
+      </w:pPr>
+      <w:r>
+        <w:t xml:space="preserve">A demon with unlimited, never-erased memory therefore never violates anything — it just accumulates an ever-growing, unpaid entropy debt inside its own memory, a describable, finite, dischargeable thing, not a paradox.</w:t>
+      </w:r>
+    </w:p>
+    <w:p>
+      <w:pPr>
         <w:pStyle w:val="FirstParagraph"/>
       </w:pPr>
       <w:r>
@@ -19376,6 +19637,30 @@
     </w:p>
     <w:p>
       <w:pPr>
+        <w:pStyle w:val="BodyText"/>
+      </w:pPr>
+      <w:r>
+        <w:t xml:space="preserve">In one breath. Sorting is free; forgetting is what you pay for, and a mind that never forgets is not a perpetual motion machine, it is a ledger that has not been closed yet.</w:t>
+      </w:r>
+    </w:p>
+    <w:p>
+      <w:pPr>
+        <w:pStyle w:val="BodyText"/>
+      </w:pPr>
+      <w:r>
+        <w:t xml:space="preserve">What this chapter was actually showing you. Eilstein's eleven thousand years of unerasable memory was never a miracle or a monster's power. It was Maxwell's demon, played completely straight, with the bill correctly identified for the first time as a debt rather than a mystery.</w:t>
+      </w:r>
+    </w:p>
+    <w:p>
+      <w:pPr>
+        <w:pStyle w:val="BodyText"/>
+      </w:pPr>
+      <w:r>
+        <w:t xml:space="preserve">Where the popular version goes wrong. The popular version says the demon is defeated by the cost of measuring which particle is which. It is not — measurement can, in principle, be made arbitrarily cheap. The real, unavoidable cost is erasing the record afterward to reset the demon for another round. Skip the erasing, and the result is exactly this chapter's finding: no violation, just an unpaid bill quietly growing in a drawer.</w:t>
+      </w:r>
+    </w:p>
+    <w:p>
+      <w:pPr>
         <w:pStyle w:val="Heading3"/>
       </w:pPr>
       <w:r>
@@ -20489,6 +20774,77 @@
     </w:p>
     <w:p>
       <w:pPr>
+        <w:pStyle w:val="BodyText"/>
+      </w:pPr>
+      <w:r>
+        <w:t xml:space="preserve">Start here.</w:t>
+      </w:r>
+    </w:p>
+    <w:p>
+      <w:pPr>
+        <w:pStyle w:val="BodyText"/>
+      </w:pPr>
+      <w:r>
+        <w:t xml:space="preserve">The idea, step by step.</w:t>
+      </w:r>
+    </w:p>
+    <w:p>
+      <w:pPr>
+        <w:numPr>
+          <w:ilvl w:val="0"/>
+          <w:numId w:val="1056"/>
+        </w:numPr>
+      </w:pPr>
+      <w:r>
+        <w:t xml:space="preserve">EPR (1935) proposed a criterion: if a quantity can be predicted with certainty without disturbing the system, it corresponds to an element of physical reality that must have pre-existed the measurement.</w:t>
+      </w:r>
+    </w:p>
+    <w:p>
+      <w:pPr>
+        <w:numPr>
+          <w:ilvl w:val="0"/>
+          <w:numId w:val="1056"/>
+        </w:numPr>
+      </w:pPr>
+      <w:r>
+        <w:t xml:space="preserve">Bohr's reply located the flaw in “without in any way disturbing”: the choice of what to measure fixes what kind of description is even available — the phenomenon includes the arrangement, not just the system alone.</w:t>
+      </w:r>
+    </w:p>
+    <w:p>
+      <w:pPr>
+        <w:numPr>
+          <w:ilvl w:val="0"/>
+          <w:numId w:val="1056"/>
+        </w:numPr>
+      </w:pPr>
+      <w:r>
+        <w:t xml:space="preserve">Bell's theorem later refuted a different assumption, local hidden variables, which was EPR's own premise, not Bohr's — the two are often conflated but settle different questions.</w:t>
+      </w:r>
+    </w:p>
+    <w:p>
+      <w:pPr>
+        <w:numPr>
+          <w:ilvl w:val="0"/>
+          <w:numId w:val="1056"/>
+        </w:numPr>
+      </w:pPr>
+      <w:r>
+        <w:t xml:space="preserve">Kochen–Specker goes further still: not statistical, needing no assumption of locality, a flat impossibility proof — no context-independent assignment of values to all observables can exist.</w:t>
+      </w:r>
+    </w:p>
+    <w:p>
+      <w:pPr>
+        <w:numPr>
+          <w:ilvl w:val="0"/>
+          <w:numId w:val="1056"/>
+        </w:numPr>
+      </w:pPr>
+      <w:r>
+        <w:t xml:space="preserve">The upshot: results from mutually exclusive experimental arrangements cannot be stitched together into one composite fact about a system considered alone. A finding built that way survives as a conclusion but dies as an argument.</w:t>
+      </w:r>
+    </w:p>
+    <w:p>
+      <w:pPr>
         <w:pStyle w:val="FirstParagraph"/>
       </w:pPr>
       <w:r>
@@ -20604,6 +20960,30 @@
       </w:pPr>
       <w:r>
         <w:t xml:space="preserve">What contextuality does and does not forbid. It rules out context-independent value assignments. It does not rule out determinism. De Broglie–Bohm pilot-wave theory (Book One, Chapter Twelve) is fully deterministic and survives, precisely because it is explicitly contextual and explicitly nonlocal: measured outcomes depend on the whole experimental configuration, not on a pre-existing value carried by the particle alone. What contextuality forbids is the inferential move — reasoning from a result obtained under one arrangement to a conclusion about what was fixed in advance under another.</w:t>
+      </w:r>
+    </w:p>
+    <w:p>
+      <w:pPr>
+        <w:pStyle w:val="BodyText"/>
+      </w:pPr>
+      <w:r>
+        <w:t xml:space="preserve">In one breath. The measuring arrangement is part of what is real about the answer, which means you cannot borrow one answer from one arrangement and a second from a different arrangement and claim you have described one single, complete situation.</w:t>
+      </w:r>
+    </w:p>
+    <w:p>
+      <w:pPr>
+        <w:pStyle w:val="BodyText"/>
+      </w:pPr>
+      <w:r>
+        <w:t xml:space="preserve">What this chapter was actually showing you. Drill's objection to Chapter Three was not pedantry. Combining a branch-structure finding with a separately run outcome register was doing exactly what Kochen–Specker forbids — and rebuilding the argument the honest way made the department's case against itself worse, not better.</w:t>
+      </w:r>
+    </w:p>
+    <w:p>
+      <w:pPr>
+        <w:pStyle w:val="BodyText"/>
+      </w:pPr>
+      <w:r>
+        <w:t xml:space="preserve">Where the popular version goes wrong. The popular version treats “Bohr versus Einstein” as one long argument that Bohr simply won on points. It is more specific than that: Bell's theorem vindicated Einstein's suspicion that something in the standard story was incomplete while simultaneously refuting the particular fix — local hidden variables — Einstein wanted. Nobody in this argument got to be entirely right.</w:t>
       </w:r>
     </w:p>
     <w:p>
@@ -23127,6 +23507,18 @@
     <w:abstractNumId w:val="991"/>
   </w:num>
   <w:num w:numId="1052">
+    <w:abstractNumId w:val="991"/>
+  </w:num>
+  <w:num w:numId="1053">
+    <w:abstractNumId w:val="991"/>
+  </w:num>
+  <w:num w:numId="1054">
+    <w:abstractNumId w:val="991"/>
+  </w:num>
+  <w:num w:numId="1055">
+    <w:abstractNumId w:val="991"/>
+  </w:num>
+  <w:num w:numId="1056">
     <w:abstractNumId w:val="991"/>
   </w:num>
 </w:numbering>

--- a/Lolly Wren's Curious Science Adventures - SERIES/Book 2 - The Permitted Options/The_Permitted_Options_BOOK_2_DRAFT.docx
+++ b/Lolly Wren's Curious Science Adventures - SERIES/Book 2 - The Permitted Options/The_Permitted_Options_BOOK_2_DRAFT.docx
@@ -21593,6 +21593,77 @@
     </w:p>
     <w:p>
       <w:pPr>
+        <w:pStyle w:val="BodyText"/>
+      </w:pPr>
+      <w:r>
+        <w:t xml:space="preserve">Start here.</w:t>
+      </w:r>
+    </w:p>
+    <w:p>
+      <w:pPr>
+        <w:pStyle w:val="BodyText"/>
+      </w:pPr>
+      <w:r>
+        <w:t xml:space="preserve">The idea, step by step.</w:t>
+      </w:r>
+    </w:p>
+    <w:p>
+      <w:pPr>
+        <w:numPr>
+          <w:ilvl w:val="0"/>
+          <w:numId w:val="1057"/>
+        </w:numPr>
+      </w:pPr>
+      <w:r>
+        <w:t xml:space="preserve">Esaki's 1957 tunnel diode showed reverse-bias current flowing through a heavily doped p-n junction via tunnelling — a real, manufacturable, Nobel-winning device, not a theoretical curiosity.</w:t>
+      </w:r>
+    </w:p>
+    <w:p>
+      <w:pPr>
+        <w:numPr>
+          <w:ilvl w:val="0"/>
+          <w:numId w:val="1057"/>
+        </w:numPr>
+      </w:pPr>
+      <w:r>
+        <w:t xml:space="preserve">The same mathematics, unmodified, governs alpha decay, scanning tunnelling microscopy, and fusion in stellar cores.</w:t>
+      </w:r>
+    </w:p>
+    <w:p>
+      <w:pPr>
+        <w:numPr>
+          <w:ilvl w:val="0"/>
+          <w:numId w:val="1057"/>
+        </w:numPr>
+      </w:pPr>
+      <w:r>
+        <w:t xml:space="preserve">None of these processes borrow energy from anywhere and pay it back. The wavefunction has genuine, calculable, non-zero amplitude on both sides of the barrier the entire time — nothing is loaned, and there is no ledger entry to settle.</w:t>
+      </w:r>
+    </w:p>
+    <w:p>
+      <w:pPr>
+        <w:numPr>
+          <w:ilvl w:val="0"/>
+          <w:numId w:val="1057"/>
+        </w:numPr>
+      </w:pPr>
+      <w:r>
+        <w:t xml:space="preserve">A barrier is properly defined as a region where the classical description predicts zero amplitude, and the true amplitude disagrees. That is the whole definition — it says nothing about material, size, or intention.</w:t>
+      </w:r>
+    </w:p>
+    <w:p>
+      <w:pPr>
+        <w:numPr>
+          <w:ilvl w:val="0"/>
+          <w:numId w:val="1057"/>
+        </w:numPr>
+      </w:pPr>
+      <w:r>
+        <w:t xml:space="preserve">The live, checkable question is never whether a thing can tunnel. It is whether a given claimed barrier is a genuine amplitude-barrier of this kind, or just the limit of an instrument nobody has properly characterised yet.</w:t>
+      </w:r>
+    </w:p>
+    <w:p>
+      <w:pPr>
         <w:pStyle w:val="FirstParagraph"/>
       </w:pPr>
       <w:r>
@@ -21613,6 +21684,30 @@
       </w:pPr>
       <w:r>
         <w:t xml:space="preserve">Why tunnelling is not "borrowing energy." A common but misleading gloss on tunnelling invokes the energy–time uncertainty relation to suggest a particle "borrows" energy to surmount a barrier and "pays it back" afterward. This is not the accepted mechanism and the chapter is right to have Esaki reject it. The correct picture, from solving the time-independent Schrödinger equation for a particle incident on a finite potential barrier, is that the wavefunction does not vanish at the barrier wall. Inside a classically forbidden region (where the potential exceeds the particle's total energy), the wavefunction decays exponentially rather than oscillating, but it does not reach zero if the barrier is finite in width. If the barrier ends while the amplitude is still non-zero, the wavefunction resumes oscillating on the far side with reduced but non-zero amplitude — giving a non-zero transmission probability. The particle's total energy never exceeds the barrier height at any point; there is no loan, because there is no classical trajectory to which energy conservation, moment to moment, needs to be applied. The amplitude simply already extends across both sides as the single, self-consistent solution to one equation.</w:t>
+      </w:r>
+    </w:p>
+    <w:p>
+      <w:pPr>
+        <w:pStyle w:val="BodyText"/>
+      </w:pPr>
+      <w:r>
+        <w:t xml:space="preserve">In one breath. Nothing that tunnels was ever missing the means to be where it ends up — it always had amplitude there, and the only real question is whether the barrier was correctly characterised in the first place.</w:t>
+      </w:r>
+    </w:p>
+    <w:p>
+      <w:pPr>
+        <w:pStyle w:val="BodyText"/>
+      </w:pPr>
+      <w:r>
+        <w:t xml:space="preserve">What this chapter was actually showing you. Esaki did not fly out to correct the department's physics. He flew out because “a barrier is not a wall” turns out to be a legal claim as much as a physical one, and the fourteen's crossing is only mysterious for exactly as long as somebody insists on treating the register's barrier as absolute rather than checking it.</w:t>
+      </w:r>
+    </w:p>
+    <w:p>
+      <w:pPr>
+        <w:pStyle w:val="BodyText"/>
+      </w:pPr>
+      <w:r>
+        <w:t xml:space="preserve">Where the popular version goes wrong. The popular version of tunnelling — a phrase like “the particle borrows energy from the uncertainty principle” — is a rough mnemonic that misleads more than it helps. There is no loan, no violation lasting a fixed short time, and no energy non-conservation anywhere. The amplitude was there from the start; the barrier was just never as impermeable as its name suggested.</w:t>
       </w:r>
     </w:p>
     <w:p>
@@ -22359,6 +22454,77 @@
     </w:p>
     <w:p>
       <w:pPr>
+        <w:pStyle w:val="BodyText"/>
+      </w:pPr>
+      <w:r>
+        <w:t xml:space="preserve">Start here.</w:t>
+      </w:r>
+    </w:p>
+    <w:p>
+      <w:pPr>
+        <w:pStyle w:val="BodyText"/>
+      </w:pPr>
+      <w:r>
+        <w:t xml:space="preserve">The idea, step by step.</w:t>
+      </w:r>
+    </w:p>
+    <w:p>
+      <w:pPr>
+        <w:numPr>
+          <w:ilvl w:val="0"/>
+          <w:numId w:val="1058"/>
+        </w:numPr>
+      </w:pPr>
+      <w:r>
+        <w:t xml:space="preserve">Karl Schwarzschild found the first exact solution to Einstein's field equations in 1915-16, writing from the Russian front; the solution appeared to have a singularity at what is now called the Schwarzschild radius.</w:t>
+      </w:r>
+    </w:p>
+    <w:p>
+      <w:pPr>
+        <w:numPr>
+          <w:ilvl w:val="0"/>
+          <w:numId w:val="1058"/>
+        </w:numPr>
+      </w:pPr>
+      <w:r>
+        <w:t xml:space="preserve">That apparent singularity is a coordinate artefact. The Kruskal extension shows the true, maximally extended solution smoothly continues through it.</w:t>
+      </w:r>
+    </w:p>
+    <w:p>
+      <w:pPr>
+        <w:numPr>
+          <w:ilvl w:val="0"/>
+          <w:numId w:val="1058"/>
+        </w:numPr>
+      </w:pPr>
+      <w:r>
+        <w:t xml:space="preserve">This maximally extended solution contains an Einstein–Rosen bridge — a genuine geometric connection between two otherwise separate regions, present the instant the mass exists.</w:t>
+      </w:r>
+    </w:p>
+    <w:p>
+      <w:pPr>
+        <w:numPr>
+          <w:ilvl w:val="0"/>
+          <w:numId w:val="1058"/>
+        </w:numPr>
+      </w:pPr>
+      <w:r>
+        <w:t xml:space="preserve">The bridge is provably non-traversable in its bare form: the throat pinches shut in less proper time than light needs to cross it.</w:t>
+      </w:r>
+    </w:p>
+    <w:p>
+      <w:pPr>
+        <w:numPr>
+          <w:ilvl w:val="0"/>
+          <w:numId w:val="1058"/>
+        </w:numPr>
+      </w:pPr>
+      <w:r>
+        <w:t xml:space="preserve">Morris and Thorne (1988) showed that holding a throat open requires a source of negative energy density, violating the null energy condition — and the Casimir effect from Chapter Two is a real, laboratory-confirmed source of exactly that, though far too small, in known engineering, to hold anything human-sized open.</w:t>
+      </w:r>
+    </w:p>
+    <w:p>
+      <w:pPr>
         <w:pStyle w:val="FirstParagraph"/>
       </w:pPr>
       <w:r>
@@ -22387,6 +22553,30 @@
       </w:pPr>
       <w:r>
         <w:t xml:space="preserve">Why it cannot be used. The Kruskal extension shows the throat pinching closed in a finite proper time, faster than any signal — let alone any traveller — could cross from one side to the other. The classical, uncharged, non-rotating Einstein–Rosen bridge is a genuine feature of the solved equations and is, simultaneously, provably non-traversable: it closes before anything gets through. This has been understood since Fuller and Wheeler's 1962 analysis.</w:t>
+      </w:r>
+    </w:p>
+    <w:p>
+      <w:pPr>
+        <w:pStyle w:val="BodyText"/>
+      </w:pPr>
+      <w:r>
+        <w:t xml:space="preserve">In one breath. General relativity's own equations already connect two regions the moment the mass exists; the only thing standing between that and a usable door is a specific, measurable, ordinarily tiny physical quantity.</w:t>
+      </w:r>
+    </w:p>
+    <w:p>
+      <w:pPr>
+        <w:pStyle w:val="BodyText"/>
+      </w:pPr>
+      <w:r>
+        <w:t xml:space="preserve">What this chapter was actually showing you. The department's wormhole was never a flourish. Van Casteel's actual proposal was the least speculative possible reading of a genuine, century-old exact solution, which is exactly why Beatrix's next question was not “is this real” but “is this negative-energy-density source big enough to matter, and has anyone measured it.”</w:t>
+      </w:r>
+    </w:p>
+    <w:p>
+      <w:pPr>
+        <w:pStyle w:val="BodyText"/>
+      </w:pPr>
+      <w:r>
+        <w:t xml:space="preserve">Where the popular version goes wrong. The popular version treats “wormhole” as pure science fiction, or alternatively assumes real ones would be popping in and out of existence everywhere. Real ones, in this precise, exact-solution sense, may be exactly as common as black holes are, and exactly as useless for travel, because existing is not the same as being open, and open is not the same as being open wide enough, long enough, to send anything through.</w:t>
       </w:r>
     </w:p>
     <w:p>
@@ -23025,6 +23215,77 @@
         <w:pStyle w:val="BodyText"/>
       </w:pPr>
       <w:r>
+        <w:t xml:space="preserve">Start here.</w:t>
+      </w:r>
+    </w:p>
+    <w:p>
+      <w:pPr>
+        <w:pStyle w:val="BodyText"/>
+      </w:pPr>
+      <w:r>
+        <w:t xml:space="preserve">The idea, step by step.</w:t>
+      </w:r>
+    </w:p>
+    <w:p>
+      <w:pPr>
+        <w:numPr>
+          <w:ilvl w:val="0"/>
+          <w:numId w:val="1059"/>
+        </w:numPr>
+      </w:pPr>
+      <w:r>
+        <w:t xml:space="preserve">Van Casteel's Cumbrian measurement makes Chapter Fifteen's negative energy density operational: a real, measured Casimir-plate force, used as direct evidence for a propped-open throat rather than as a mathematical curiosity.</w:t>
+      </w:r>
+    </w:p>
+    <w:p>
+      <w:pPr>
+        <w:numPr>
+          <w:ilvl w:val="0"/>
+          <w:numId w:val="1059"/>
+        </w:numPr>
+      </w:pPr>
+      <w:r>
+        <w:t xml:space="preserve">A throat that narrow bounds its own information-carrying capacity, however long it stays open — traversable in the geometric sense and usable in the practical sense are different claims, and this chapter finally measures the gap between them.</w:t>
+      </w:r>
+    </w:p>
+    <w:p>
+      <w:pPr>
+        <w:numPr>
+          <w:ilvl w:val="0"/>
+          <w:numId w:val="1059"/>
+        </w:numPr>
+      </w:pPr>
+      <w:r>
+        <w:t xml:space="preserve">The nine undecidable cores from Chapter Six's Gödel-sentence motion are not failures of the mathematics — they are objects sitting partly within the very throat being measured, which is why the question was malformed rather than merely difficult.</w:t>
+      </w:r>
+    </w:p>
+    <w:p>
+      <w:pPr>
+        <w:numPr>
+          <w:ilvl w:val="0"/>
+          <w:numId w:val="1059"/>
+        </w:numPr>
+      </w:pPr>
+      <w:r>
+        <w:t xml:space="preserve">Chapter Twelve's unpayable thermodynamic debt gets a real, measured discharge mechanism once the throat's flow rate is known — an unpayable engine becomes an old, slow, fully accounted-for drain.</w:t>
+      </w:r>
+    </w:p>
+    <w:p>
+      <w:pPr>
+        <w:numPr>
+          <w:ilvl w:val="0"/>
+          <w:numId w:val="1059"/>
+        </w:numPr>
+      </w:pPr>
+      <w:r>
+        <w:t xml:space="preserve">None of these four payoffs required new physics. Each was already sitting, fully derived, in an earlier chapter — this chapter's only job was to point one properly characterised instrument at the one place all four threads happened to physically overlap.</w:t>
+      </w:r>
+    </w:p>
+    <w:p>
+      <w:pPr>
+        <w:pStyle w:val="BodyText"/>
+      </w:pPr>
+      <w:r>
         <w:t xml:space="preserve">Chapter Sixteen brings forward no single new concept; it is the book's synthesis chapter, and the physics is in how three previously separate threads turn out to be one measurement.</w:t>
       </w:r>
     </w:p>
@@ -23050,6 +23311,30 @@
       </w:pPr>
       <w:r>
         <w:t xml:space="preserve">Self-reference and undecidability, resolved by re-description rather than proof. The nine undecidable cores from Chapter Six's Gödel-sentence motion are not resolved by finding a clever proof; they are resolved by recognising that the department was asking a system to certify a definite yes/no fact about objects that are not, physically, in a single definite location — a category error the formal undecidability was quietly encoding all along. This mirrors a real methodological lesson from Gödel and Turing's work: undecidability results often indicate that the question was ill-posed for the system being asked, not that the system is defective.</w:t>
+      </w:r>
+    </w:p>
+    <w:p>
+      <w:pPr>
+        <w:pStyle w:val="BodyText"/>
+      </w:pPr>
+      <w:r>
+        <w:t xml:space="preserve">In one breath. Four separate unresolved threads turn out to share one physical location, and one honest measurement at that location closes all four at once.</w:t>
+      </w:r>
+    </w:p>
+    <w:p>
+      <w:pPr>
+        <w:pStyle w:val="BodyText"/>
+      </w:pPr>
+      <w:r>
+        <w:t xml:space="preserve">What this chapter was actually showing you. The whole book's real argument was never about wormholes, demons, or dice. It was about the difference between an uncharacterised instrument and a characterised one — and Chapter Sixteen is simply the first time in eleven thousand years anyone pointed a characterised one at Albrecht Eilstein.</w:t>
+      </w:r>
+    </w:p>
+    <w:p>
+      <w:pPr>
+        <w:pStyle w:val="BodyText"/>
+      </w:pPr>
+      <w:r>
+        <w:t xml:space="preserve">Where the popular version goes wrong. There is no popular version of this chapter to correct, because its whole point is that the popular version — treating the wormhole, the debt, and the undecidability as three separate mysteries needing three separate miracles — was always the wrong frame. They were one measurement wearing three different names.</w:t>
       </w:r>
     </w:p>
     <w:p>
@@ -23519,6 +23804,15 @@
     <w:abstractNumId w:val="991"/>
   </w:num>
   <w:num w:numId="1056">
+    <w:abstractNumId w:val="991"/>
+  </w:num>
+  <w:num w:numId="1057">
+    <w:abstractNumId w:val="991"/>
+  </w:num>
+  <w:num w:numId="1058">
+    <w:abstractNumId w:val="991"/>
+  </w:num>
+  <w:num w:numId="1059">
     <w:abstractNumId w:val="991"/>
   </w:num>
 </w:numbering>

--- a/Lolly Wren's Curious Science Adventures - SERIES/Book 2 - The Permitted Options/The_Permitted_Options_BOOK_2_DRAFT.docx
+++ b/Lolly Wren's Curious Science Adventures - SERIES/Book 2 - The Permitted Options/The_Permitted_Options_BOOK_2_DRAFT.docx
@@ -14541,17 +14541,18 @@
     </w:p>
     <w:p>
       <w:pPr>
-        <w:pStyle w:val="BodyText"/>
-      </w:pPr>
-      <w:r>
-        <w:rPr>
-          <w:bCs/>
-          <w:b/>
-        </w:rPr>
-        <w:t xml:space="preserve">Going deeper (skip freely).</w:t>
-      </w:r>
-      <w:r>
-        <w:t xml:space="preserve"> The redundancy number R_δ has a precise operational meaning: it is close to the reciprocal of the smallest fraction f_δ of the environment that, sampled at random, reveals all but a sliver δ of the system's classical information. Large R_δ means many small, independent fragments each nearly suffice on their own — the signature of objectivity. The framework has since been tested directly with photons scattered from simple objects, confirming that the redundancy predicted by the theory is the redundancy actually found sitting in the light. None of this arithmetic is needed to follow the rest of the book; it is needed only if you want to know exactly how confident "public" is allowed to be.</w:t>
+        <w:pStyle w:val="Heading3"/>
+      </w:pPr>
+      <w:r>
+        <w:t xml:space="preserve">Going deeper (skip freely)</w:t>
+      </w:r>
+    </w:p>
+    <w:p>
+      <w:pPr>
+        <w:pStyle w:val="BodyText"/>
+      </w:pPr>
+      <w:r>
+        <w:t xml:space="preserve">The redundancy number R_δ has a precise operational meaning: it is close to the reciprocal of the smallest fraction f_δ of the environment that, sampled at random, reveals all but a sliver δ of the system's classical information. Large R_δ means many small, independent fragments each nearly suffice on their own — the signature of objectivity. The framework has since been tested directly with photons scattered from simple objects, confirming that the redundancy predicted by the theory is the redundancy actually found sitting in the light. None of this arithmetic is needed to follow the rest of the book; it is needed only if you want to know exactly how confident "public" is allowed to be.</w:t>
       </w:r>
     </w:p>
     <w:p>

--- a/Lolly Wren's Curious Science Adventures - SERIES/Book 2 - The Permitted Options/The_Permitted_Options_BOOK_2_DRAFT.docx
+++ b/Lolly Wren's Curious Science Adventures - SERIES/Book 2 - The Permitted Options/The_Permitted_Options_BOOK_2_DRAFT.docx
@@ -12223,6 +12223,22 @@
         <w:pStyle w:val="BodyText"/>
       </w:pPr>
       <w:r>
+        <w:t xml:space="preserve">"Then say what this costs us," said Fainrose, "in a sentence I can put in a filing. I have a hundred and twelve days."</w:t>
+      </w:r>
+    </w:p>
+    <w:p>
+      <w:pPr>
+        <w:pStyle w:val="BodyText"/>
+      </w:pPr>
+      <w:r>
+        <w:t xml:space="preserve">"I am coming to the sentence," said Eugenius, "and you will not like it, because it is not a discovery. It is bookkeeping."</w:t>
+      </w:r>
+    </w:p>
+    <w:p>
+      <w:pPr>
+        <w:pStyle w:val="BodyText"/>
+      </w:pPr>
+      <w:r>
         <w:t xml:space="preserve">"And then the count. Ninety-nine per cent of pure mathematics has no physical application whatever and never will. We remember complex numbers and curved geometry. Nobody writes essays about the enormous graveyard. If you fire ten thousand arrows and eleven hit the target, and you frame the eleven, you will develop a wonderful theory of your own marksmanship."</w:t>
       </w:r>
     </w:p>
@@ -16812,6 +16828,22 @@
         <w:pStyle w:val="BodyText"/>
       </w:pPr>
       <w:r>
+        <w:t xml:space="preserve">Lolly said, without looking up from her notebook, "Is there a version of this list that ends?"</w:t>
+      </w:r>
+    </w:p>
+    <w:p>
+      <w:pPr>
+        <w:pStyle w:val="BodyText"/>
+      </w:pPr>
+      <w:r>
+        <w:t xml:space="preserve">"There is a version that ends after the next one," said Eugenius, "and you are not going to enjoy it any more than you enjoyed the first four."</w:t>
+      </w:r>
+    </w:p>
+    <w:p>
+      <w:pPr>
+        <w:pStyle w:val="BodyText"/>
+      </w:pPr>
+      <w:r>
         <w:t xml:space="preserve">"And take the worst of them, which is the energy of the vacuum — the same quantity, Dr Ramanathan, that your four instruments measure to eleven parts in ten to the twenty-second. The observed value, in natural units, is around ten to the minus one hundred and twenty-two. The naive theoretical estimate is of order one. That is a discrepancy of a hundred and twenty orders of magnitude, and it is the worst quantitative failure of prediction in the history of physics, and nobody has fixed it, and I include the string people."</w:t>
       </w:r>
     </w:p>
@@ -19089,6 +19121,22 @@
     </w:p>
     <w:p>
       <w:pPr>
+        <w:pStyle w:val="BodyText"/>
+      </w:pPr>
+      <w:r>
+        <w:t xml:space="preserve">"You are describing a test," said Beatrix.</w:t>
+      </w:r>
+    </w:p>
+    <w:p>
+      <w:pPr>
+        <w:pStyle w:val="BodyText"/>
+      </w:pPr>
+      <w:r>
+        <w:t xml:space="preserve">"I built benches for nineteen years," said van Casteel. "I do not have another kind of sentence."</w:t>
+      </w:r>
+    </w:p>
+    <w:p>
+      <w:pPr>
         <w:pStyle w:val="FirstParagraph"/>
       </w:pPr>
       <w:r>
@@ -19969,6 +20017,22 @@
         <w:pStyle w:val="BodyText"/>
       </w:pPr>
       <w:r>
+        <w:t xml:space="preserve">"You are describing two observers," Fainrose said slowly, "one of whom happens to be sitting at this table."</w:t>
+      </w:r>
+    </w:p>
+    <w:p>
+      <w:pPr>
+        <w:pStyle w:val="BodyText"/>
+      </w:pPr>
+      <w:r>
+        <w:t xml:space="preserve">"I am aware whom I am describing," said Drill, not unkindly. "It is why I asked to say it accurately rather than quickly."</w:t>
+      </w:r>
+    </w:p>
+    <w:p>
+      <w:pPr>
+        <w:pStyle w:val="BodyText"/>
+      </w:pPr>
+      <w:r>
         <w:t xml:space="preserve">"Your finding then does something. It says: since observation two shows no waste, and waste is the signature of selection, therefore the outcomes recorded in observation one were determined rather than selected.</w:t>
       </w:r>
     </w:p>
@@ -22186,6 +22250,14 @@
       </w:pPr>
       <w:r>
         <w:t xml:space="preserve">"A tunnel between two galaxies is not remarkable because something might use it. It is remarkable because the geometry does not care whether anything ever does. Two regions of an otherwise disconnected universe are already joined, in the mathematics, the instant the mass exists, whether or not a single particle ever makes the crossing. The bridge is not built when it is used. The bridge is built when the equations are satisfied, and after that, using it is merely a separate and much harder question, and I would remind this entire department, which has spent fifteen chapters asking whether things are permitted, that your lieutenant already answered a bigger question first.</w:t>
+      </w:r>
+    </w:p>
+    <w:p>
+      <w:pPr>
+        <w:pStyle w:val="BodyText"/>
+      </w:pPr>
+      <w:r>
+        <w:t xml:space="preserve">Lolly had stopped writing. It was the only time in the whole department's history that she let a sentence go unrecorded on purpose.</w:t>
       </w:r>
     </w:p>
     <w:p>

--- a/Lolly Wren's Curious Science Adventures - SERIES/Book 2 - The Permitted Options/The_Permitted_Options_BOOK_2_DRAFT.docx
+++ b/Lolly Wren's Curious Science Adventures - SERIES/Book 2 - The Permitted Options/The_Permitted_Options_BOOK_2_DRAFT.docx
@@ -282,6 +282,30 @@
         <w:pStyle w:val="BodyText"/>
       </w:pPr>
       <w:r>
+        <w:t>Gideon Wigglesworth had read the same page the night before. He had come up from the bench room with a mug he had already chipped on the stair-rail, set it where her hand would find it, and said, a little behind the thought, "You don't have to write what the place is. You already do the work."</w:t>
+      </w:r>
+    </w:p>
+    <w:p>
+      <w:pPr>
+        <w:pStyle w:val="BodyText"/>
+      </w:pPr>
+      <w:r>
+        <w:t>She had not thanked him. He had not required it. That was the arrangement, and it had survived the Annex, the eleven weeks, and a job title the Ministry had invented because no existing grade covered a man who could find a relay in a building designed to hide one.</w:t>
+      </w:r>
+    </w:p>
+    <w:p>
+      <w:pPr>
+        <w:pStyle w:val="BodyText"/>
+      </w:pPr>
+      <w:r>
+        <w:t>He was downstairs now. She could hear him. A clank, a pause, a shorter clank: the doorframe, and then the rest of the sentence. The corridor smell she trusted had solder in it. She had told nobody that this was the part she recognised as hers.</w:t>
+      </w:r>
+    </w:p>
+    <w:p>
+      <w:pPr>
+        <w:pStyle w:val="BodyText"/>
+      </w:pPr>
+      <w:r>
         <w:t xml:space="preserve">The department's work was, in the language of the Act,</w:t>
       </w:r>
       <w:r>
@@ -330,7 +354,7 @@
         <w:pStyle w:val="BodyText"/>
       </w:pPr>
       <w:r>
-        <w:t xml:space="preserve">Miss Adaeze Pike put her head round the door at nine forty on a Thursday morning in the second week of March, and Lolly knew from her face that Thursday was not going to be routine, because Miss Pike had spent nineteen months becoming the best analyst in the building and had entirely lost the brittle brightness she had arrived with and had acquired instead a very level way of delivering bad news.</w:t>
+        <w:t>Miss Adaeze Pike put her head round the door at nine forty on a Thursday morning in the third week of March, and Lolly knew from her face that Thursday was not going to be routine, because Miss Pike had spent nineteen months becoming the best analyst in the building and had entirely lost the brittle brightness she had arrived with and had acquired instead a very level way of delivering bad news.</w:t>
       </w:r>
     </w:p>
     <w:p>
@@ -380,7 +404,7 @@
         <w:pStyle w:val="BodyText"/>
       </w:pPr>
       <w:r>
-        <w:t xml:space="preserve">"Number one-forty-one," she said. "Ellen Prosper, aged thirty-four, Sub-District 6, Coldharrow Rise. Pending state at time of transfer: whether to accept a place on a postgraduate course in Newcastle or remain and take over her mother's shop."</w:t>
+        <w:t>"Number one-forty-one," she said. "Ellen Prosper, aged thirty-four, Sub-District 6, Outer Fenwick. Pending state at time of transfer: whether to accept a place on a postgraduate course in Newcastle or remain and take over her mother's shop."</w:t>
       </w:r>
     </w:p>
     <w:p>
@@ -611,6 +635,30 @@
         <w:pStyle w:val="BodyText"/>
       </w:pPr>
       <w:r>
+        <w:t>When she looked up from the graph he was in the doorway. He had heard her voice change from the bench room and taken the stair too fast. Gideon filled the office the way a workbench does: sleeves pushed back, a burn on the wrist he had not noticed, the pencil behind his ear shorter than it had been on Monday.</w:t>
+      </w:r>
+    </w:p>
+    <w:p>
+      <w:pPr>
+        <w:pStyle w:val="BodyText"/>
+      </w:pPr>
+      <w:r>
+        <w:t>"Decisions leave a warm trace," he said, carefully, as if volume were a thing he might trip over. "Both lanes went cold at the same instant. That's a contact opening somewhere you didn't wire."</w:t>
+      </w:r>
+    </w:p>
+    <w:p>
+      <w:pPr>
+        <w:pStyle w:val="BodyText"/>
+      </w:pPr>
+      <w:r>
+        <w:t>Miss Pike looked at him, then at the graph, and did not argue. Lolly was glad he had come before she had decided to be glad. She always was. She had stopped treating that as a failure of rank.</w:t>
+      </w:r>
+    </w:p>
+    <w:p>
+      <w:pPr>
+        <w:pStyle w:val="BodyText"/>
+      </w:pPr>
+      <w:r>
         <w:t xml:space="preserve">Lolly was already reaching for the telephone.</w:t>
       </w:r>
     </w:p>
@@ -961,7 +1009,7 @@
           <w:iCs/>
           <w:i/>
         </w:rPr>
-        <w:t xml:space="preserve">H. Eilstein.</w:t>
+        <w:t>A. Eilstein.</w:t>
       </w:r>
     </w:p>
     <w:p>
@@ -1382,7 +1430,7 @@
         <w:pStyle w:val="FirstParagraph"/>
       </w:pPr>
       <w:r>
-        <w:t xml:space="preserve">Held in mind from Book One, and live in this chapter:</w:t>
+        <w:t>Held in mind from Book One, and live in this book:</w:t>
       </w:r>
     </w:p>
     <w:p>
@@ -1426,7 +1474,7 @@
         </w:numPr>
       </w:pPr>
       <w:r>
-        <w:t xml:space="preserve">Eilstein departed hungry and honourable, with "there will be other centuries," and is now a named director of a holding company in Vienna.</w:t>
+        <w:t>Eilstein departed hungry and honourable, with "there will be other centuries," and is now a named director of a holding company in Vienna. He comes back in Chapter Three, and he cannot cross a threshold until somebody asks him to.</w:t>
       </w:r>
     </w:p>
     <w:p>
@@ -1437,7 +1485,7 @@
         </w:numPr>
       </w:pPr>
       <w:r>
-        <w:t xml:space="preserve">Kastner's rule is the moral engine underneath the sequel: any promise of simplicity relocates complexity somewhere you cannot see. Somebody has bought a cheaper vacuum, and the bill is going somewhere.</w:t>
+        <w:t>Gideon Wigglesworth keeps the benches and came with her from the Annex. He is in the building most days. He is the person she can be unfinished with. When the work is only paper he stays with the benches. He comes upstairs for a mechanism, or for her.</w:t>
       </w:r>
     </w:p>
     <w:p>
@@ -1448,7 +1496,18 @@
         </w:numPr>
       </w:pPr>
       <w:r>
-        <w:t xml:space="preserve">Available and unused, for when you want them: Beatrix Sloan (now presumably somewhere with subpoena powers), Jago Flint, Mrs Chain, Miss Dorothy Kell, de Brévanne, von Wittenberg, Tegnér, and a suspended Crispin Vale who has nothing left to lose.</w:t>
+        <w:t xml:space="preserve">Kastner's rule is the moral engine underneath the sequel: any promise of simplicity relocates complexity somewhere you cannot see. Somebody has bought a cheaper vacuum, and the bill is going somewhere.</w:t>
+      </w:r>
+    </w:p>
+    <w:p>
+      <w:pPr>
+        <w:numPr>
+          <w:ilvl w:val="0"/>
+          <w:numId w:val="1003"/>
+        </w:numPr>
+      </w:pPr>
+      <w:r>
+        <w:t>Already in play, and not to be reintroduced as strangers: Beatrix Sloan, Professor Max Tengelman, Mrs Kell, Hendrik van Casteel, Priya Ramanathan, Jack Nashville, Dougbart Stadthof, Mrs Susie Kind. Von Wittenberg is quoted from Book One and does not walk on. Still unused on the page: Jago Flint, Mrs Chain, the Duc de Broccoli, and Crispin Vale.</w:t>
       </w:r>
     </w:p>
     <w:p>
@@ -2267,6 +2326,30 @@
       </w:pPr>
       <w:r>
         <w:t xml:space="preserve">Nobody said anything for some time.</w:t>
+      </w:r>
+    </w:p>
+    <w:p>
+      <w:pPr>
+        <w:pStyle w:val="BodyText"/>
+      </w:pPr>
+      <w:r>
+        <w:t>Gideon got up from behind the rack. He had gone there when the man said cable, and he had stayed on the floor through the entire lecture, torch in his teeth, insulting the earth. He clipped the rack with his shoulder on the way up and did not apologise to it. He apologised to people. Furniture, in his view, had been warned.</w:t>
+      </w:r>
+    </w:p>
+    <w:p>
+      <w:pPr>
+        <w:pStyle w:val="BodyText"/>
+      </w:pPr>
+      <w:r>
+        <w:t>"He's right about the cable," Gideon said, once his mouth was free, and a little behind the thought. "There isn't one. The earth is filthy, and it is not your six hours. I can clean it tonight. It will not explain the sky."</w:t>
+      </w:r>
+    </w:p>
+    <w:p>
+      <w:pPr>
+        <w:pStyle w:val="BodyText"/>
+      </w:pPr>
+      <w:r>
+        <w:t>Lolly caught his eye across the room. He tipped his head: are you all right. She tipped hers: not yet. Nobody else in the building spoke that dialect, and she was grateful there was still one person who did.</w:t>
       </w:r>
     </w:p>
     <w:p>
@@ -2907,6 +2990,14 @@
     </w:p>
     <w:p>
       <w:pPr>
+        <w:pStyle w:val="Heading3"/>
+      </w:pPr>
+      <w:r>
+        <w:t>Gideon had cleaned the Cheltenham earth overnight, as he had said he would. In the morning the six hours were still in the traces. He had been right about both halves of the sentence, and he had not required her to say so.</w:t>
+      </w:r>
+    </w:p>
+    <w:p>
+      <w:pPr>
         <w:pStyle w:val="FirstParagraph"/>
       </w:pPr>
       <w:r>
@@ -3893,7 +3984,7 @@
         <w:pStyle w:val="BodyText"/>
       </w:pPr>
       <w:r>
-        <w:t xml:space="preserve">"Dr Fainrose," he said quietly. "Whose register was it."</w:t>
+        <w:t>"Dr Fainrose," he said, and did not lift it. "Whose register was it."</w:t>
       </w:r>
     </w:p>
     <w:p>
@@ -4083,6 +4174,38 @@
       </w:pPr>
       <w:r>
         <w:t xml:space="preserve">He went out past the front desk and Lolly, watching from the landing, did not see him leave the lobby, in the manner of a thing that had not, strictly, been present.</w:t>
+      </w:r>
+    </w:p>
+    <w:p>
+      <w:pPr>
+        <w:pStyle w:val="BodyText"/>
+      </w:pPr>
+      <w:r>
+        <w:t>On the stair afterwards Gideon was waiting, two teas, and the particular stillness of a man who had already apologised to the banister.</w:t>
+      </w:r>
+    </w:p>
+    <w:p>
+      <w:pPr>
+        <w:pStyle w:val="BodyText"/>
+      </w:pPr>
+      <w:r>
+        <w:t>"You went the colour of an unsigned form," he said. "I don't know what he eats. I know the face you make when a number is wrong and it was said by someone you were using as a fixed point."</w:t>
+      </w:r>
+    </w:p>
+    <w:p>
+      <w:pPr>
+        <w:pStyle w:val="BodyText"/>
+      </w:pPr>
+      <w:r>
+        <w:t>"He isn't wrong."</w:t>
+      </w:r>
+    </w:p>
+    <w:p>
+      <w:pPr>
+        <w:pStyle w:val="BodyText"/>
+      </w:pPr>
+      <w:r>
+        <w:t>"Then the fixed point moved." He held the mug out until she took it. His fingers were warm and slightly scorched. She kept the mug a second longer than the tea required. Neither of them made a speech of it. Downstairs a telephone rang, and did not matter yet.</w:t>
       </w:r>
     </w:p>
     <w:p>
@@ -4714,6 +4837,14 @@
         <w:pStyle w:val="BodyText"/>
       </w:pPr>
       <w:r>
+        <w:t>Gideon was at the other end of the kitchen table, which had become, without anybody minuting it, where he sat on Sundays. He was rewiring the spare kettle, on the grounds that a kettle with opinions about earth was a professional insult. He had put the tea where her hand would find it, and he had not asked what the pages were. He would still be there when she had finished them.</w:t>
+      </w:r>
+    </w:p>
+    <w:p>
+      <w:pPr>
+        <w:pStyle w:val="BodyText"/>
+      </w:pPr>
+      <w:r>
         <w:t xml:space="preserve">Lolly read them once at the kitchen table on Sunday and then again standing up, and then she telephoned Fainrose at a quarter to eight in the morning, which she had done exactly twice before.</w:t>
       </w:r>
     </w:p>
@@ -5344,7 +5475,7 @@
         <w:pStyle w:val="BodyText"/>
       </w:pPr>
       <w:r>
-        <w:t xml:space="preserve">Mrs Kind said, quietly, "They were overwritten."</w:t>
+        <w:t>Mrs Kind said, in the voice she used for a booking that had already been flown, "They were overwritten."</w:t>
       </w:r>
     </w:p>
     <w:p>
@@ -5556,7 +5687,7 @@
         <w:pStyle w:val="BodyText"/>
       </w:pPr>
       <w:r>
-        <w:t xml:space="preserve">"Of course she did." A sound that might have been satisfaction. "Ms Wren, I want to say one thing and then I want to go and lie down, because I am still thin. You will now believe that nothing was destroyed, because on this account nothing ever is — the information is on the surface, the surface was rewritten, the accounts balance, and Tegnér will be in the newspapers within a fortnight explaining that there is therefore no wrong to remedy."</w:t>
+        <w:t>"Of course she did." A sound that might have been satisfaction. "Ms Wren, I want to say one thing and then I want to go and lie down, because I am still thin. You will now believe that nothing was destroyed, because on this account nothing ever is — the information is on the surface, the surface was rewritten, the accounts balance, and Tengelman will be in the newspapers within a fortnight explaining that there is therefore no wrong to remedy."</w:t>
       </w:r>
     </w:p>
     <w:p>
@@ -6031,7 +6162,7 @@
         <w:t xml:space="preserve"> </w:t>
       </w:r>
       <w:r>
-        <w:t xml:space="preserve">The holographic principle is the strongest available answer to the black hole information paradox: nothing is destroyed, because the interior was never independent of the surface. That is a genuine resolution and it is why Tegnér will be right in the newspapers. But unitarity guarantees only that information is</w:t>
+        <w:t>The holographic principle is the strongest available answer to the black hole information paradox: nothing is destroyed, because the interior was never independent of the surface. That is a genuine resolution and it is why Tengelman will be right in the newspapers. But unitarity guarantees only that information is</w:t>
       </w:r>
       <w:r>
         <w:t xml:space="preserve"> </w:t>
@@ -6751,15 +6882,15 @@
           <w:iCs/>
           <w:i/>
         </w:rPr>
-        <w:t xml:space="preserve">The Office is grateful to Professor M. Tegnér for his assistance in the preparation of this paragraph.</w:t>
-      </w:r>
-    </w:p>
-    <w:p>
-      <w:pPr>
-        <w:pStyle w:val="BodyText"/>
-      </w:pPr>
-      <w:r>
-        <w:t xml:space="preserve">"He's not lying," said Fainrose. She had been at the window for eleven minutes. "That is the thing I want everybody to sit with before we go to Vienna. Tegnér has not lied. Information</w:t>
+        <w:t>The Office is grateful to Professor M. Tengelman for his assistance in the preparation of this paragraph.</w:t>
+      </w:r>
+    </w:p>
+    <w:p>
+      <w:pPr>
+        <w:pStyle w:val="BodyText"/>
+      </w:pPr>
+      <w:r>
+        <w:t>"He's not lying," said Fainrose. She had been at the window for eleven minutes. "That is the thing I want everybody to sit with before we go to Vienna. Tengelman has not lied. Information</w:t>
       </w:r>
       <w:r>
         <w:t xml:space="preserve"> </w:t>
@@ -6831,6 +6962,22 @@
         <w:pStyle w:val="BodyText"/>
       </w:pPr>
       <w:r>
+        <w:t>On the way to the session she found a page in the notebook she had not written. Gideon's pencil, blunt, and slightly behind the thought: If they say nothing was lost, ask what the screen is made of. I can build a small one. I cannot build a galaxy. Don't let them talk you into pretending those are the same job.</w:t>
+      </w:r>
+    </w:p>
+    <w:p>
+      <w:pPr>
+        <w:pStyle w:val="BodyText"/>
+      </w:pPr>
+      <w:r>
+        <w:t>She read it twice. The second time she was checking that he was still speaking to her in the voice he used when he was frightened for her and would rather be useful. She put the page back. It was where she kept the things she was not ready to call by a larger name.</w:t>
+      </w:r>
+    </w:p>
+    <w:p>
+      <w:pPr>
+        <w:pStyle w:val="BodyText"/>
+      </w:pPr>
+      <w:r>
         <w:t xml:space="preserve">The two hundred and fourth ordinary session was held in a building off the Ringstrasse that had been a bank, and the Counsel sat at a horseshoe table under a ceiling that had been painted for something else entirely.</w:t>
       </w:r>
     </w:p>
@@ -6911,7 +7058,7 @@
         <w:pStyle w:val="BodyText"/>
       </w:pPr>
       <w:r>
-        <w:t xml:space="preserve">Tegnér, seated at the end of the horseshoe with a folder, said that he had been asked a narrow question about unitarity and had answered it accurately, and that he would prefer not to be characterised as endorsing the wider proposal.</w:t>
+        <w:t>Tengelman, seated at the end of the horseshoe with a folder, said that he had been asked a narrow question about unitarity and had answered it accurately, and that he would prefer not to be characterised as endorsing the wider proposal.</w:t>
       </w:r>
     </w:p>
     <w:p>
@@ -6927,7 +7074,7 @@
         <w:pStyle w:val="BodyText"/>
       </w:pPr>
       <w:r>
-        <w:t xml:space="preserve">"I do not," said Tegnér.</w:t>
+        <w:t>"I do not," said Tengelman.</w:t>
       </w:r>
     </w:p>
     <w:p>
@@ -6943,7 +7090,7 @@
         <w:pStyle w:val="BodyText"/>
       </w:pPr>
       <w:r>
-        <w:t xml:space="preserve">And Lolly understood, then, something about the mechanism, which she wrote down that night: that the President did not require Tegnér's agreement, only his sentence, and that a true sentence severed from the person who made it is the most powerful object in politics, because you cannot correct it without appearing to correct the physics.</w:t>
+        <w:t>And Lolly understood, then, something about the mechanism, which she wrote down that night: that the President did not require Tengelman's agreement, only his sentence, and that a true sentence severed from the person who made it is the most powerful object in politics, because you cannot correct it without appearing to correct the physics.</w:t>
       </w:r>
     </w:p>
     <w:p>
@@ -8031,6 +8178,14 @@
         <w:pStyle w:val="BodyText"/>
       </w:pPr>
       <w:r>
+        <w:t>Gideon read the first page over her shoulder, found no plug on it, and went back downstairs. Through the summer's paper he kept the benches. He came up when a voice changed, or when she had been too long on a step, and he did not sit in a meeting in order to be counted in it.</w:t>
+      </w:r>
+    </w:p>
+    <w:p>
+      <w:pPr>
+        <w:pStyle w:val="BodyText"/>
+      </w:pPr>
+      <w:r>
         <w:t xml:space="preserve">Lolly read Appendix D on the Monday and telephoned him on the Monday.</w:t>
       </w:r>
     </w:p>
@@ -8395,7 +8550,7 @@
         <w:pStyle w:val="BodyText"/>
       </w:pPr>
       <w:r>
-        <w:t xml:space="preserve">Lolly said, quietly, "Item nine C."</w:t>
+        <w:t>Lolly said, to the page and not to the room, "Item nine C."</w:t>
       </w:r>
     </w:p>
     <w:p>
@@ -9546,24 +9701,17 @@
         <w:pStyle w:val="BodyText"/>
       </w:pPr>
       <w:r>
-        <w:t xml:space="preserve">Chapter Seven looks like the</w:t>
-      </w:r>
-      <w:r>
-        <w:t xml:space="preserve"> </w:t>
-      </w:r>
-      <w:r>
-        <w:rPr>
-          <w:bCs/>
-          <w:b/>
-        </w:rPr>
-        <w:t xml:space="preserve">Page curve</w:t>
-      </w:r>
-      <w:r>
-        <w:t xml:space="preserve"> </w:t>
-      </w:r>
-      <w:r>
-        <w:t xml:space="preserve">and the arithmetic of a deadline: Ramanathan can date the moment 4C's radiation crossed from carrying nothing to carrying everything, Mrs Kind wants to know why a body with no address needed eleven leased premises, and Eilstein — who has now been recognised as the same shape as the theorem — is asked, for the first time, who tasted his food.</w:t>
-      </w:r>
+        <w:t>Chapter Seven looks like a game nobody can cheat at, with a deadline doing its arithmetic: Ramanathan can date the moment 4C's radiation crossed from carrying nothing to carrying everything, Mrs Kind wants to know why a body with no address needed eleven leased premises, and Eilstein — who has now been recognised as the same shape as the theorem — is asked, for the first time, who tasted his food.</w:t>
+      </w:r>
+      <w:r/>
+      <w:r>
+        <w:rPr>
+          <w:bCs/>
+          <w:b/>
+        </w:rPr>
+      </w:r>
+      <w:r/>
+      <w:r/>
     </w:p>
     <w:p>
       <w:pPr>
@@ -10180,6 +10328,14 @@
         <w:pStyle w:val="BodyText"/>
       </w:pPr>
       <w:r>
+        <w:t>Lolly thought of Gideon, in Marsham Street, with a burnt wrist and no brief. If she told him the only bailiff in the galaxy was a leased room with a service charge, he would ask to see the plug. She wanted, with a sharpness that surprised her, to be in the room where that was the next sentence.</w:t>
+      </w:r>
+    </w:p>
+    <w:p>
+      <w:pPr>
+        <w:pStyle w:val="BodyText"/>
+      </w:pPr>
+      <w:r>
         <w:t xml:space="preserve">Lolly said, "And the second catch?"</w:t>
       </w:r>
     </w:p>
@@ -10241,7 +10397,7 @@
         <w:pStyle w:val="BodyText"/>
       </w:pPr>
       <w:r>
-        <w:t xml:space="preserve">Stadthof said, very quietly, "Oh, that is beautiful and I hate it."</w:t>
+        <w:t>Stadthof said, as if the blower had been shut off under him, "Oh, that is beautiful and I hate it."</w:t>
       </w:r>
     </w:p>
     <w:p>
@@ -11501,7 +11657,7 @@
         <w:pStyle w:val="BodyText"/>
       </w:pPr>
       <w:r>
-        <w:t xml:space="preserve">Beatrix Sloan said, very quietly, "Then a cheat scores above the quantum bound."</w:t>
+        <w:t>Beatrix Sloan said, with her hands flat on the table, "Then a cheat scores above the quantum bound."</w:t>
       </w:r>
     </w:p>
     <w:p>
@@ -12321,7 +12477,7 @@
         <w:t xml:space="preserve"> </w:t>
       </w:r>
       <w:r>
-        <w:t xml:space="preserve">point that the overwhelming majority of pure mathematics has no physical application and is never counted. This is the direct opposite of the mathematical-universe position that Tegnér supplied to the Office of the President, which is why the argument has legal consequences in this book.</w:t>
+        <w:t>point that the overwhelming majority of pure mathematics has no physical application and is never counted. This is the direct opposite of the mathematical-universe position that Tengelman supplied to the Office of the President, which is why the argument has legal consequences in this book.</w:t>
       </w:r>
     </w:p>
     <w:p>
@@ -13152,6 +13308,54 @@
         <w:pStyle w:val="BodyText"/>
       </w:pPr>
       <w:r>
+        <w:t>Gideon was in the corridor with the coat she had left on the wrong hook. He had been holding it long enough for the holding to become its own decision, and he had not made it a reproach.</w:t>
+      </w:r>
+    </w:p>
+    <w:p>
+      <w:pPr>
+        <w:pStyle w:val="BodyText"/>
+      </w:pPr>
+      <w:r>
+        <w:t>"Nine," she said, because the number was still in her mouth.</w:t>
+      </w:r>
+    </w:p>
+    <w:p>
+      <w:pPr>
+        <w:pStyle w:val="BodyText"/>
+      </w:pPr>
+      <w:r>
+        <w:t>"Nine what."</w:t>
+      </w:r>
+    </w:p>
+    <w:p>
+      <w:pPr>
+        <w:pStyle w:val="BodyText"/>
+      </w:pPr>
+      <w:r>
+        <w:t>"People the protocol can keep. Out of forty-one."</w:t>
+      </w:r>
+    </w:p>
+    <w:p>
+      <w:pPr>
+        <w:pStyle w:val="BodyText"/>
+      </w:pPr>
+      <w:r>
+        <w:t>He looked at the coat as if it might have an opinion. "Then you'll want the plug checked by someone who doesn't get a vote. I'll do it in the morning. Come and eat something that isn't a minute."</w:t>
+      </w:r>
+    </w:p>
+    <w:p>
+      <w:pPr>
+        <w:pStyle w:val="BodyText"/>
+      </w:pPr>
+      <w:r>
+        <w:t>She went with him. The arithmetic would be there when she came back, and so, she had learned, would he.</w:t>
+      </w:r>
+    </w:p>
+    <w:p>
+      <w:pPr>
+        <w:pStyle w:val="BodyText"/>
+      </w:pPr>
+      <w:r>
         <w:t xml:space="preserve">Lolly wrote, that night:</w:t>
       </w:r>
     </w:p>
@@ -13225,6 +13429,14 @@
       </w:pPr>
       <w:r>
         <w:t xml:space="preserve">109 days. Ramanathan says the sixty-five years is the whole of the argument. I keep turning that over: something can stop being a secret without anybody deciding to forgive it.</w:t>
+      </w:r>
+    </w:p>
+    <w:p>
+      <w:pPr>
+        <w:pStyle w:val="BodyText"/>
+      </w:pPr>
+      <w:r>
+        <w:t>In the morning there was a scrap on her desk in the blunt pencil. The plug was honest. The earth was filthy, the same filth as Cheltenham, and he had cleaned what would clean. It was not why the number was nine.</w:t>
       </w:r>
     </w:p>
     <w:p>
@@ -13975,7 +14187,7 @@
         <w:pStyle w:val="BodyText"/>
       </w:pPr>
       <w:r>
-        <w:t xml:space="preserve">Miss Pike said, very quietly, "Column B."</w:t>
+        <w:t>Miss Pike said, and the word cost her something, "Column B."</w:t>
       </w:r>
     </w:p>
     <w:p>
@@ -15477,7 +15689,7 @@
           <w:iCs/>
           <w:i/>
         </w:rPr>
-        <w:t xml:space="preserve">The Office is grateful to Professor M. Tegnér for his assistance in the preparation of paragraphs 2 and 3.</w:t>
+        <w:t>The Office is grateful to Professor M. Tengelman for his assistance in the preparation of paragraphs 2 and 3.</w:t>
       </w:r>
     </w:p>
     <w:p>
@@ -17165,7 +17377,7 @@
         <w:t xml:space="preserve">entropy, information, and Maxwell's demon</w:t>
       </w:r>
       <w:r>
-        <w:t xml:space="preserve">: with eighty-one days left the department must decide whether an unreadable archive is a record or a rumour, van Casteel proposes recovering the Concordance's key from the remnant itself, and somebody works out that a creature which eats discarded branches and returns them to a sealed chamber has been running, for fourteen years, precisely the engine that thermodynamics says cannot exist.</w:t>
+        <w:t>: with eighty-one days left the department must decide whether an unreadable archive is a record or a rumour, van Casteel proposes recovering the Concordance's key from the remnant itself, and somebody works out that a creature which eats discarded branches and returns them to a sealed chamber has been running, for eleven thousand years, precisely the engine that thermodynamics says cannot exist.</w:t>
       </w:r>
     </w:p>
     <w:p>
@@ -17205,7 +17417,7 @@
         <w:pStyle w:val="FirstParagraph"/>
       </w:pPr>
       <w:r>
-        <w:t xml:space="preserve">5 May 1906. Unaffiliated observer: L. Soccermann. Party attending upon enquiry: H. Eilstein.</w:t>
+        <w:t>5 May 1906. Unaffiliated observer: L. Soccermann. Party attending upon enquiry: A. Eilstein.</w:t>
       </w:r>
     </w:p>
     <w:p>
@@ -17274,10 +17486,42 @@
     </w:p>
     <w:p>
       <w:pPr>
+        <w:pStyle w:val="SourceCode"/>
+      </w:pPr>
+      <w:r>
+        <w:t>Gideon came down two flights and sat on the step below hers, which was the only geometry in which his knees and the stair could both be honest. He looked at her hands. They had gone still.</w:t>
+      </w:r>
+    </w:p>
+    <w:p>
+      <w:pPr>
+        <w:pStyle w:val="SourceCode"/>
+      </w:pPr>
+      <w:r>
+        <w:t>"Filed," she said. "A hundred and twenty years. He had the answer, and they put it in a drawer."</w:t>
+      </w:r>
+    </w:p>
+    <w:p>
+      <w:pPr>
+        <w:pStyle w:val="SourceCode"/>
+      </w:pPr>
+      <w:r>
+        <w:t>"I can't get it out of the drawer any faster than you can," he said. "I can sit on this step."</w:t>
+      </w:r>
+    </w:p>
+    <w:p>
+      <w:pPr>
+        <w:pStyle w:val="SourceCode"/>
+      </w:pPr>
+      <w:r>
+        <w:t>She put a hand on his shoulder, briefly, the way you test a joint that has always held. It held. They stayed until the stairwell light, which was on a timer and had no interest in grief, clicked off, and neither of them got up to wave it back on.</w:t>
+      </w:r>
+    </w:p>
+    <w:p>
+      <w:pPr>
         <w:pStyle w:val="FirstParagraph"/>
       </w:pPr>
       <w:r>
-        <w:t xml:space="preserve">What Soccermann had said about entropy, in the first four pages, and which Fainrose put on the board on the Thursday because she said the department had been using the word for two books without once earning it:</w:t>
+        <w:t>What Soccermann had said about entropy, in the first four pages, and which Fainrose put on the board on the Thursday because she said the department had been using the word for two years without once earning it:</w:t>
       </w:r>
     </w:p>
     <w:p>
@@ -18090,7 +18334,7 @@
         <w:pStyle w:val="FirstParagraph"/>
       </w:pPr>
       <w:r>
-        <w:t xml:space="preserve">where I is the mutual information between the agent's record and the system. The extractable work is bounded by the correlation, and mutual information is a relation between two physical systems, not a property of marks on a medium. Consequently a genuinely correlated archive contains extractable work proportional to its information content, while a fabricated one — marks correlated with nothing — contains none at all. A work measurement therefore certifies how much correlation exists without revealing what it encodes, and cannot be defeated by forgery: producing the work requires producing the correlation, which requires having done the thing. This is a real property of information thermodynamics and it is the strongest tool the department has been handed in either book.</w:t>
+        <w:t>where I is the mutual information between the agent's record and the system. The extractable work is bounded by the correlation, and mutual information is a relation between two physical systems, not a property of marks on a medium. Consequently a genuinely correlated archive contains extractable work proportional to its information content, while a fabricated one — marks correlated with nothing — contains none at all. A work measurement therefore certifies how much correlation exists without revealing what it encodes, and cannot be defeated by forgery: producing the work requires producing the correlation, which requires having done the thing. This is a real property of information thermodynamics and it is the strongest tool the department has been handed since the case began.</w:t>
       </w:r>
     </w:p>
     <w:p>
@@ -19806,7 +20050,7 @@
         <w:pStyle w:val="BodyText"/>
       </w:pPr>
       <w:r>
-        <w:t xml:space="preserve">Chapter Fifteen looks like the instrument question answered: Ramanathan attempts to characterise whatever the register actually measures, thirty-one cores are still advancing toward collapse with sixty-eight days on the clock, and the nine undecidable cases from Chapter Six turn out to share exactly one property nobody had checked for.</w:t>
+        <w:t>Chapter Fifteen looks like the letter Schwarzschild did not send to Einstein: a solution held for a hundred and nine years, a throat the equations already contained, and van Casteel's offer to build the bench that can tell a true bridge from a useful one. Gideon, who has stayed with the hardware, goes down the shaft with him. The nine undecidable cores are not settled in this chapter. They wait until the bench has a number.</w:t>
       </w:r>
     </w:p>
     <w:p>
@@ -20094,7 +20338,7 @@
         <w:pStyle w:val="SourceCode"/>
       </w:pPr>
       <w:r>
-        <w:t xml:space="preserve">Nobody spoke for a while. Then Barbarian, very quietly, from the corner: "He posted that letter and went back to his guns."</w:t>
+        <w:t>Nobody spoke for a while. Then Barbarian, from the corner, almost to the floor: "He posted that letter and went back to his guns."</w:t>
       </w:r>
     </w:p>
     <w:p>
@@ -20167,6 +20411,30 @@
       </w:pPr>
       <w:r>
         <w:t xml:space="preserve">"That," said van Casteel, standing, "is a bench I can build."</w:t>
+      </w:r>
+    </w:p>
+    <w:p>
+      <w:pPr>
+        <w:pStyle w:val="SourceCode"/>
+      </w:pPr>
+      <w:r>
+        <w:t>Gideon had been at the back with his arms folded, which was what he did when the thing in the room was not yet a mechanism. He unfolded them.</w:t>
+      </w:r>
+    </w:p>
+    <w:p>
+      <w:pPr>
+        <w:pStyle w:val="SourceCode"/>
+      </w:pPr>
+      <w:r>
+        <w:t>"I'll go down the shaft with him," he said. "The cable is the part that lies, and he'll be thinking about the plates."</w:t>
+      </w:r>
+    </w:p>
+    <w:p>
+      <w:pPr>
+        <w:pStyle w:val="SourceCode"/>
+      </w:pPr>
+      <w:r>
+        <w:t>Lolly looked at him. He had already decided. That was how he stayed beside her. He arrived at the job while she was still counting what it would cost, and he began.</w:t>
       </w:r>
     </w:p>
     <w:p>
@@ -20432,7 +20700,7 @@
         <w:pStyle w:val="BodyText"/>
       </w:pPr>
       <w:r>
-        <w:t xml:space="preserve">Chapter Sixteen looks like the bench van Casteel promised: whether the throat behind Eilstein is merely technically true or practically open, what Ramanathan finds when she finally points a properly characterised instrument at it, and why the nine undecidable cores from Chapter Six are about to matter again.</w:t>
+        <w:t>Chapter Sixteen looks like the bench van Casteel promised, and the cable Gideon ran for it: whether the throat behind Eilstein is merely technically true or practically open, what Ramanathan finds when she finally points a properly characterised instrument at it, and why the nine undecidable cores from Chapter Six are about to matter again.</w:t>
       </w:r>
     </w:p>
     <w:p>
@@ -20469,10 +20737,42 @@
     </w:p>
     <w:p>
       <w:pPr>
+        <w:pStyle w:val="SourceCode"/>
+      </w:pPr>
+      <w:r>
+        <w:t>Gideon ran that cable. He opened a knuckle on the ladder and was not going to mention it. Van Casteel would not trust the run to anyone who had not already found a relay in the dark, and Lolly would not trust the dark to anyone but Gideon. On the eleventh evening he rang her from the train, having left the plates with the man who owned them.</w:t>
+      </w:r>
+    </w:p>
+    <w:p>
+      <w:pPr>
+        <w:pStyle w:val="SourceCode"/>
+      </w:pPr>
+      <w:r>
+        <w:t>"They're honest," he said. "If the number in the morning is dull, the number is dull. I didn't nudge it."</w:t>
+      </w:r>
+    </w:p>
+    <w:p>
+      <w:pPr>
+        <w:pStyle w:val="SourceCode"/>
+      </w:pPr>
+      <w:r>
+        <w:t>"Come home," she said.</w:t>
+      </w:r>
+    </w:p>
+    <w:p>
+      <w:pPr>
+        <w:pStyle w:val="SourceCode"/>
+      </w:pPr>
+      <w:r>
+        <w:t>"I am already on the way. Save me the end of the corridor. I have apologised to the luggage rack, and I would like that to have been the last apology of the day."</w:t>
+      </w:r>
+    </w:p>
+    <w:p>
+      <w:pPr>
         <w:pStyle w:val="FirstParagraph"/>
       </w:pPr>
       <w:r>
-        <w:t xml:space="preserve">"The measurement is simple to state and was hateful to build," he said, over the telephone, at half past six in the morning, to a room that had come in specially. "I am not measuring Mr Eilstein. I could not get near enough to matter, and would not wish to. I am measuring the plates, and inferring the rest, which is the only kind of measurement I have ever trusted.</w:t>
+        <w:t>"The measurement is simple to state and was hateful to build," van Casteel said, over the telephone, at half past six in the morning, to a room that had come in specially. "I am not measuring Mr Eilstein. I could not get near enough to matter, and would not wish to. I am measuring the plates, and inferring the rest, which is the only kind of measurement I have ever trusted.</w:t>
       </w:r>
     </w:p>
     <w:p>
@@ -20536,7 +20836,7 @@
         <w:pStyle w:val="SourceCode"/>
       </w:pPr>
       <w:r>
-        <w:t xml:space="preserve">Miss Pike said, quietly, "Then where did they go?"</w:t>
+        <w:t>Miss Pike said, and for once the level voice was asking, "Then where did they go?"</w:t>
       </w:r>
     </w:p>
     <w:p>
@@ -20552,7 +20852,7 @@
         <w:pStyle w:val="FirstParagraph"/>
       </w:pPr>
       <w:r>
-        <w:t xml:space="preserve">Drill's instrument, invoked one last time, closed the liability question, and it was Beatrix who did it, on the Thursday, in front of the nine's own representative, who had come in person for the first time in the book's history.</w:t>
+        <w:t>Drill's instrument, invoked one last time, closed the liability question, and it was Beatrix who did it, on the Thursday, in front of the nine's own representative, who had come in person for the first time.</w:t>
       </w:r>
     </w:p>
     <w:p>
@@ -20680,7 +20980,7 @@
         <w:pStyle w:val="SourceCode"/>
       </w:pPr>
       <w:r>
-        <w:t xml:space="preserve">Lolly, watching Beatrix draft the schedule that afternoon, thought — and did not say, because it was not the kind of thing one said to Beatrix Sloan — that this was the first sentence in either book in which Albrecht Eilstein had asked to be held to something before anyone had thought to require it of him.</w:t>
+        <w:t>Lolly, watching Beatrix draft the schedule that afternoon, thought — and did not say, because it was not the kind of thing one said to Beatrix Sloan — that this was the first time she had known Albrecht Eilstein to ask to be held to something before anyone had thought to require it of him.</w:t>
       </w:r>
     </w:p>
     <w:p>
@@ -20728,7 +21028,47 @@
         <w:pStyle w:val="SourceCode"/>
       </w:pPr>
       <w:r>
-        <w:t xml:space="preserve">Lolly laughed, for the first time in the book, out loud, in the office, which several people noted and none commented on.</w:t>
+        <w:t>Lolly laughed, out loud, in the office, for the first time since the Annex, which several people noted and none commented on.</w:t>
+      </w:r>
+    </w:p>
+    <w:p>
+      <w:pPr>
+        <w:pStyle w:val="SourceCode"/>
+      </w:pPr>
+      <w:r>
+        <w:t>Gideon was in the doorway with a paper bag and the air of a man who had negotiated a peace with the frame and lost on points. He did not comment on the laugh. He looked as though he had been waiting for it since March, and had brought pastries in case the waiting ended on a Monday.</w:t>
+      </w:r>
+    </w:p>
+    <w:p>
+      <w:pPr>
+        <w:pStyle w:val="SourceCode"/>
+      </w:pPr>
+      <w:r>
+        <w:t>She crossed the room. She put her forehead, briefly, against the shoulder that always met the racks first. He held the bag clear with the competence of long practice, and said, into her hair, "A morning with no countdown. I've brought something that counts as breakfast if you don't inspect it."</w:t>
+      </w:r>
+    </w:p>
+    <w:p>
+      <w:pPr>
+        <w:pStyle w:val="SourceCode"/>
+      </w:pPr>
+      <w:r>
+        <w:t>"Stay," she said.</w:t>
+      </w:r>
+    </w:p>
+    <w:p>
+      <w:pPr>
+        <w:pStyle w:val="SourceCode"/>
+      </w:pPr>
+      <w:r>
+        <w:t>"I was going to," he said. "I like hearing the instruction. It files cleaner."</w:t>
+      </w:r>
+    </w:p>
+    <w:p>
+      <w:pPr>
+        <w:pStyle w:val="SourceCode"/>
+      </w:pPr>
+      <w:r>
+        <w:t>He remained in the doorway, which was as far into a quiet room as he trusted himself, and she went back to the desk.</w:t>
       </w:r>
     </w:p>
     <w:p>
@@ -20776,7 +21116,7 @@
         <w:pStyle w:val="SourceCode"/>
       </w:pPr>
       <w:r>
-        <w:t xml:space="preserve">Eilstein asked to be held to something before anyone required it of him.It is the only sentence in either book where he went first.</w:t>
+        <w:t>Eilstein asked to be held to something before anyone required it of him.It is the only sentence I have in which he went first.</w:t>
       </w:r>
     </w:p>
     <w:p>
@@ -20817,6 +21157,14 @@
       </w:pPr>
       <w:r>
         <w:t xml:space="preserve">There is no countdown tomorrow. I find I do not know what to do with a morning that doesn't have one.</w:t>
+      </w:r>
+    </w:p>
+    <w:p>
+      <w:pPr>
+        <w:pStyle w:val="SourceCode"/>
+      </w:pPr>
+      <w:r>
+        <w:t>Gideon is in the doorway with breakfast and a knuckle he will claim is nothing. He ran the cable in Cumbria. He was on the stair in March. He has never asked me to call either of those things by a larger name. I am going to, here, where only the notebook can be embarrassed. He is how I know a day is real.</w:t>
       </w:r>
     </w:p>
     <w:p>

--- a/Lolly Wren's Curious Science Adventures - SERIES/Book 2 - The Permitted Options/The_Permitted_Options_BOOK_2_DRAFT.docx
+++ b/Lolly Wren's Curious Science Adventures - SERIES/Book 2 - The Permitted Options/The_Permitted_Options_BOOK_2_DRAFT.docx
@@ -15565,7 +15565,7 @@
         <w:pStyle w:val="FirstParagraph"/>
       </w:pPr>
       <w:r>
-        <w:t xml:space="preserve">Drill’s instrument, invoked one last time, closed the liability question, and it was Beatrix who did it, on the Thursday, in front of the nine’s own representative, who had come in person for the first time in the book’s history.</w:t>
+        <w:t>Drill’s instrument, invoked one last time, closed the liability question, and it was Beatrix who did it, on the Thursday, in front of the nine’s own representative, who had come in person for the first time since the case opened.</w:t>
       </w:r>
     </w:p>
     <w:p>

--- a/Lolly Wren's Curious Science Adventures - SERIES/Book 2 - The Permitted Options/The_Permitted_Options_BOOK_2_DRAFT.docx
+++ b/Lolly Wren's Curious Science Adventures - SERIES/Book 2 - The Permitted Options/The_Permitted_Options_BOOK_2_DRAFT.docx
@@ -9991,39 +9991,39 @@
         <w:pStyle w:val="BodyText"/>
       </w:pPr>
       <w:r>
+        <w:t>Detective Inspector Albert Priddy was on the landing with the umbrella he counted as equipment, and a notebook whose corners had gone as soft as hers. Wet wool. Boot polish. He waited until Fainrose said his name, and then he spoke as if the statement had already been typed.</w:t>
+      </w:r>
+    </w:p>
+    <w:p>
+      <w:pPr>
+        <w:pStyle w:val="BodyText"/>
+      </w:pPr>
+      <w:r>
+        <w:t>“Fourteen missing persons,” he said. “Thirteen accounts that will not occupy the same page. Ellen Prosper’s neighbours watched her leave for the shop. The shop watched her come home. The interval is not a period I can put anybody in a cell for. I am closing the criminal file. I am not closing her.”</w:t>
+      </w:r>
+    </w:p>
+    <w:p>
+      <w:pPr>
+        <w:pStyle w:val="BodyText"/>
+      </w:pPr>
+      <w:r>
+        <w:t>He offered a carbon. Lolly did not lift Mrs Chain’s card to make room. She clipped the carbon beside it.</w:t>
+      </w:r>
+    </w:p>
+    <w:p>
+      <w:pPr>
+        <w:pStyle w:val="BodyText"/>
+      </w:pPr>
+      <w:r>
+        <w:t>“If the word comes back as an offence, ring the station,” he said. “If it comes back as a fact, spare the sergeant. I have been wrong in that second way often enough to recognise it, and not often enough to like it.”</w:t>
+      </w:r>
+    </w:p>
+    <w:p>
+      <w:pPr>
+        <w:pStyle w:val="BodyText"/>
+      </w:pPr>
+      <w:r>
         <w:t>He went down the stair without shaking the umbrella out.</w:t>
-      </w:r>
-    </w:p>
-    <w:p>
-      <w:pPr>
-        <w:pStyle w:val="BodyText"/>
-      </w:pPr>
-      <w:r>
-        <w:t>“If the word comes back as an offence, ring the station,” he said. “If it comes back as a fact, spare the sergeant. I have been wrong in that second way often enough to recognise it, and not often enough to like it.”</w:t>
-      </w:r>
-    </w:p>
-    <w:p>
-      <w:pPr>
-        <w:pStyle w:val="BodyText"/>
-      </w:pPr>
-      <w:r>
-        <w:t>He offered a carbon. Lolly did not lift Mrs Chain’s card to make room. She clipped the carbon beside it.</w:t>
-      </w:r>
-    </w:p>
-    <w:p>
-      <w:pPr>
-        <w:pStyle w:val="BodyText"/>
-      </w:pPr>
-      <w:r>
-        <w:t>“Fourteen missing persons,” he said. “Thirteen accounts that will not occupy the same page. Ellen Prosper’s neighbours watched her leave for the shop. The shop watched her come home. The interval is not a period I can put anybody in a cell for. I am closing the criminal file. I am not closing her.”</w:t>
-      </w:r>
-    </w:p>
-    <w:p>
-      <w:pPr>
-        <w:pStyle w:val="BodyText"/>
-      </w:pPr>
-      <w:r>
-        <w:t>Detective Inspector Albert Priddy was on the landing with the umbrella he counted as equipment, and a notebook whose corners had gone as soft as hers. Wet wool. Boot polish. He waited until Fainrose said his name, and then he spoke as if the statement had already been typed.</w:t>
       </w:r>
     </w:p>
     <w:p>
@@ -15005,39 +15005,39 @@
         <w:pStyle w:val="BodyText"/>
       </w:pPr>
       <w:r>
+        <w:t>Werner Heisenburger had been standing at the back since the second page, tall, hollow-cheeked, charcoal from collar to cuff, and carrying nothing. Each word came out at the same weight, as if emphasis were a setting he had turned to zero and then lost the knob.</w:t>
+      </w:r>
+    </w:p>
+    <w:p>
+      <w:pPr>
+        <w:pStyle w:val="BodyText"/>
+      </w:pPr>
+      <w:r>
+        <w:t>“I will not say there is a second building,” he said. “I was not asked to invent one. Bring me a reading that is not a letter from a trench, and I will tell you whether the needle moved. Until then you have a brave man’s stationery. Stationery is not a dial.”</w:t>
+      </w:r>
+    </w:p>
+    <w:p>
+      <w:pPr>
+        <w:pStyle w:val="BodyText"/>
+      </w:pPr>
+      <w:r>
+        <w:t>Ramanathan looked at the Cumbrian sheet as if it might already be the answer, and knew it was not. “That is the bench,” she said.</w:t>
+      </w:r>
+    </w:p>
+    <w:p>
+      <w:pPr>
+        <w:pStyle w:val="BodyText"/>
+      </w:pPr>
+      <w:r>
+        <w:t>“Then I will wait for the bench,” said Heisenburger. “I will not wait for a name for the other end.”</w:t>
+      </w:r>
+    </w:p>
+    <w:p>
+      <w:pPr>
+        <w:pStyle w:val="BodyText"/>
+      </w:pPr>
+      <w:r>
         <w:t>He left the room no differently from the way he had entered it. There was no smell to leave behind.</w:t>
-      </w:r>
-    </w:p>
-    <w:p>
-      <w:pPr>
-        <w:pStyle w:val="BodyText"/>
-      </w:pPr>
-      <w:r>
-        <w:t>“Then I will wait for the bench,” said Heisenburger. “I will not wait for a name for the other end.”</w:t>
-      </w:r>
-    </w:p>
-    <w:p>
-      <w:pPr>
-        <w:pStyle w:val="BodyText"/>
-      </w:pPr>
-      <w:r>
-        <w:t>Ramanathan looked at the Cumbrian sheet as if it might already be the answer, and knew it was not. “That is the bench,” she said.</w:t>
-      </w:r>
-    </w:p>
-    <w:p>
-      <w:pPr>
-        <w:pStyle w:val="BodyText"/>
-      </w:pPr>
-      <w:r>
-        <w:t>“I will not say there is a second building,” he said. “I was not asked to invent one. Bring me a reading that is not a letter from a trench, and I will tell you whether the needle moved. Until then you have a brave man’s stationery. Stationery is not a dial.”</w:t>
-      </w:r>
-    </w:p>
-    <w:p>
-      <w:pPr>
-        <w:pStyle w:val="BodyText"/>
-      </w:pPr>
-      <w:r>
-        <w:t>Werner Heisenburger had been standing at the back since the second page, tall, hollow-cheeked, charcoal from collar to cuff, and carrying nothing. Each word came out at the same weight, as if emphasis were a setting he had turned to zero and then lost the knob.</w:t>
       </w:r>
     </w:p>
     <w:p>
@@ -15661,31 +15661,31 @@
         <w:pStyle w:val="BodyText"/>
       </w:pPr>
       <w:r>
+        <w:t>Erich Schrottfinger came up with a wooden box about the size of a hatbox, air holes bored in a neat row, and nothing inside. He was very old. The bow tie had been tied by someone who still cared. Vienna sat in the vowels. Pipe tobacco he no longer smoked was faintly on the coat, and coffee he clearly still drank.</w:t>
+      </w:r>
+    </w:p>
+    <w:p>
+      <w:pPr>
+        <w:pStyle w:val="BodyText"/>
+      </w:pPr>
+      <w:r>
+        <w:t>“You will want a picture in the box,” he said, delighted and not quite respectable about it. “So the file can be shown to a person who is in a hurry. Do not give them one. The sensible vote just now was to leave the nine in transit. A box with a creature in it is how an office turns a transit into a story it can finish.”</w:t>
+      </w:r>
+    </w:p>
+    <w:p>
+      <w:pPr>
+        <w:pStyle w:val="BodyText"/>
+      </w:pPr>
+      <w:r>
+        <w:t>He put the empty box on the cabinet, where it would annoy everyone until someone was brave enough to move it, and he refused coffee with the cheer of a man who had already had the only cup he trusted.</w:t>
+      </w:r>
+    </w:p>
+    <w:p>
+      <w:pPr>
+        <w:pStyle w:val="BodyText"/>
+      </w:pPr>
+      <w:r>
         <w:t>“I have been the cat in other people’s sentences for longer than this drain has had a width,” he said. “I am tired of the honour. Leave the box empty. File what you voted. If the far end ever writes back, it will not be in the shape of a pet.”</w:t>
-      </w:r>
-    </w:p>
-    <w:p>
-      <w:pPr>
-        <w:pStyle w:val="BodyText"/>
-      </w:pPr>
-      <w:r>
-        <w:t>He put the empty box on the cabinet, where it would annoy everyone until someone was brave enough to move it, and he refused coffee with the cheer of a man who had already had the only cup he trusted.</w:t>
-      </w:r>
-    </w:p>
-    <w:p>
-      <w:pPr>
-        <w:pStyle w:val="BodyText"/>
-      </w:pPr>
-      <w:r>
-        <w:t>“You will want a picture in the box,” he said, delighted and not quite respectable about it. “So the file can be shown to a person who is in a hurry. Do not give them one. The sensible vote just now was to leave the nine in transit. A box with a creature in it is how an office turns a transit into a story it can finish.”</w:t>
-      </w:r>
-    </w:p>
-    <w:p>
-      <w:pPr>
-        <w:pStyle w:val="BodyText"/>
-      </w:pPr>
-      <w:r>
-        <w:t>Erich Schrottfinger came up with a wooden box about the size of a hatbox, air holes bored in a neat row, and nothing inside. He was very old. The bow tie had been tied by someone who still cared. Vienna sat in the vowels. Pipe tobacco he no longer smoked was faintly on the coat, and coffee he clearly still drank.</w:t>
       </w:r>
     </w:p>
     <w:p>

--- a/Lolly Wren's Curious Science Adventures - SERIES/Book 2 - The Permitted Options/The_Permitted_Options_BOOK_2_DRAFT.docx
+++ b/Lolly Wren's Curious Science Adventures - SERIES/Book 2 - The Permitted Options/The_Permitted_Options_BOOK_2_DRAFT.docx
@@ -3991,7 +3991,7 @@
     </w:p>
     <w:p>
       <w:pPr>
-        <w:pStyle w:val="FirstParagraph"/>
+        <w:pStyle w:val="BodyText"/>
       </w:pPr>
       <w:r>
         <w:t xml:space="preserve">“The maximum information in a region of space is set by the</w:t>
@@ -4378,7 +4378,7 @@
         <w:pStyle w:val="BodyText"/>
       </w:pPr>
       <w:r>
-        <w:t xml:space="preserve">It was Mrs Kind who asked the question that put the chapter in the file, and she asked it apologetically, at twenty to ten, with her coat already on.</w:t>
+        <w:t xml:space="preserve">It was Mrs Kind who asked the question that put the matter in the file, and she asked it apologetically, at twenty to ten, with her coat already on.</w:t>
       </w:r>
     </w:p>
     <w:p>
@@ -5400,7 +5400,7 @@
         <w:pStyle w:val="BodyText"/>
       </w:pPr>
       <w:r>
-        <w:t xml:space="preserve">“Beatrix has got one,” said Fainrose, “and it is the best legal argument I have ever seen and it is going to require us to stand up in front of forty-one signatories and say that our own defence from Book One was rubbish.”</w:t>
+        <w:t xml:space="preserve">“Beatrix has got one,” said Fainrose, “and it is the best legal argument I have ever seen and it is going to require us to stand up in front of forty-one signatories and say that our own defence from the last case was rubbish.”</w:t>
       </w:r>
     </w:p>
     <w:p>
@@ -6706,7 +6706,7 @@
         <w:t xml:space="preserve"> </w:t>
       </w:r>
       <w:r>
-        <w:t xml:space="preserve">it,” said Beatrix. “Which is not the same thing and I want that on the record. I have not saved the Programme. I have put it in a state that cannot be resolved by the body with authority over it, which — Lolly, you will forgive me — is precisely the crime we spent Book One prosecuting.”</w:t>
+        <w:t xml:space="preserve">it,” said Beatrix. “Which is not the same thing and I want that on the record. I have not saved the Programme. I have put it in a state that cannot be resolved by the body with authority over it, which — Lolly, you will forgive me — is precisely the crime we spent the last case prosecuting.”</w:t>
       </w:r>
     </w:p>
     <w:p>
@@ -6990,7 +6990,7 @@
         <w:pStyle w:val="BodyText"/>
       </w:pPr>
       <w:r>
-        <w:t xml:space="preserve">It was Miss Pike who, at some point after eleven, said the thing that made Lolly write the chapter up as a chapter rather than a minute.</w:t>
+        <w:t xml:space="preserve">It was Miss Pike who, at some point after eleven, said the thing that made Lolly write the afternoon up as an argument rather than a minute.</w:t>
       </w:r>
     </w:p>
     <w:p>
@@ -7447,7 +7447,7 @@
         <w:pStyle w:val="BodyText"/>
       </w:pPr>
       <w:r>
-        <w:t xml:space="preserve">“The second,” said Jack Nashville. “The first was a small thing I did quickly when I was twenty-one and I did not think about it again for forty years. It is what I am known for and it is not what I am. I was a geometer. I proved that any curved space, however strangely curved, can be laid down inside a flat one of enough dimensions without stretching or tearing it — that a description with intrinsic curvature is always available as a description sitting inside something plainer.” He glanced at the board, where Fainrose’s box from Chapter Four was still faintly visible under three weeks of overwriting. “I understand from your Statement that you have recently become interested in that. Nobody has ever asked me about it. They ask me about the twenty-seven pages.”</w:t>
+        <w:t xml:space="preserve">“The second,” said Jack Nashville. “The first was a small thing I did quickly when I was twenty-one and I did not think about it again for forty years. It is what I am known for and it is not what I am. I was a geometer. I proved that any curved space, however strangely curved, can be laid down inside a flat one of enough dimensions without stretching or tearing it — that a description with intrinsic curvature is always available as a description sitting inside something plainer.” He glanced at the board, where Fainrose’s box from the holiday argument was still faintly visible under three weeks of overwriting. “I understand from your Statement that you have recently become interested in that. Nobody has ever asked me about it. They ask me about the twenty-seven pages.”</w:t>
       </w:r>
     </w:p>
     <w:p>
@@ -7723,7 +7723,7 @@
         <w:pStyle w:val="BodyText"/>
       </w:pPr>
       <w:r>
-        <w:t xml:space="preserve">Stadthof, who had come in on his Thursday and stayed for a Tuesday, said, “Which is your Book One number.”</w:t>
+        <w:t xml:space="preserve">Stadthof, who had come in on his Thursday and stayed for a Tuesday, said, “Which is Bellboy’s number.”</w:t>
       </w:r>
     </w:p>
     <w:p>
@@ -10623,7 +10623,7 @@
         <w:pStyle w:val="BodyText"/>
       </w:pPr>
       <w:r>
-        <w:t xml:space="preserve">“He’s right about the requirement,” said Ramanathan, “and he’s wrong about the practicality, and the reason is Chapter Nine.”</w:t>
+        <w:t xml:space="preserve">“He’s right about the requirement,” said Ramanathan, “and he’s wrong about the practicality, and the reason is the redundancy argument.”</w:t>
       </w:r>
     </w:p>
     <w:p>
@@ -11671,15 +11671,15 @@
         <w:pStyle w:val="BodyText"/>
       </w:pPr>
       <w:r>
-        <w:t xml:space="preserve">He went to the board, which by August had been overwritten so many times that Fainrose’s original box from Chapter Four was a grey ghost under everything.</w:t>
-      </w:r>
-    </w:p>
-    <w:p>
-      <w:pPr>
-        <w:pStyle w:val="BodyText"/>
-      </w:pPr>
-      <w:r>
-        <w:t xml:space="preserve">“The constants of nature,” he said. “Take the strength of the strong nuclear force. Increase it a few per cent and the diproton binds, and hydrogen fuses catastrophically in the early universe, and there is no long-lived stellar burning of the kind Dr Ramanathan spent Chapter Five describing. Decrease it a few per cent and deuterium does not bind and there is essentially no chemistry beyond hydrogen.”</w:t>
+        <w:t xml:space="preserve">He went to the board, which by August had been overwritten so many times that Fainrose’s original box from the holiday argument was a grey ghost under everything.</w:t>
+      </w:r>
+    </w:p>
+    <w:p>
+      <w:pPr>
+        <w:pStyle w:val="BodyText"/>
+      </w:pPr>
+      <w:r>
+        <w:t xml:space="preserve">“The constants of nature,” he said. “Take the strength of the strong nuclear force. Increase it a few per cent and the diproton binds, and hydrogen fuses catastrophically in the early universe, and there is no long-lived stellar burning of the kind Dr Ramanathan has already described. Decrease it a few per cent and deuterium does not bind and there is essentially no chemistry beyond hydrogen.”</w:t>
       </w:r>
     </w:p>
     <w:p>
@@ -12762,7 +12762,15 @@
     </w:p>
     <w:p>
       <w:pPr>
-        <w:pStyle w:val="FirstParagraph"/>
+        <w:pStyle w:val="BodyText"/>
+      </w:pPr>
+      <w:r>
+        <w:t xml:space="preserve">* * *</w:t>
+      </w:r>
+    </w:p>
+    <w:p>
+      <w:pPr>
+        <w:pStyle w:val="BodyText"/>
       </w:pPr>
       <w:r>
         <w:t>5 May 1906. Unaffiliated observer: L. Soccermann. Party attending upon enquiry: A. Eilstein.</w:t>
@@ -12866,7 +12874,7 @@
     </w:p>
     <w:p>
       <w:pPr>
-        <w:pStyle w:val="FirstParagraph"/>
+        <w:pStyle w:val="BodyText"/>
       </w:pPr>
       <w:r>
         <w:t>What Soccermann had said about entropy, in the first four pages, and which Fainrose put on the board on the Thursday because she said the department had been using the word for two years without once earning it:</w:t>
@@ -12930,7 +12938,7 @@
     </w:p>
     <w:p>
       <w:pPr>
-        <w:pStyle w:val="FirstParagraph"/>
+        <w:pStyle w:val="BodyText"/>
       </w:pPr>
       <w:r>
         <w:t xml:space="preserve">“He knew it because two people told him,” said Fainrose. “One pointed out that if the microscopic laws are reversible, then reversing every velocity gives a lawful evolution in which entropy decreases, so no purely mechanical derivation of the second law can exist. The other pointed out that a bounded system must eventually return arbitrarily close to any state it has been in, so entropy cannot increase for ever. Both objections are correct. He accepted both. He was arguing for a statistical law and his opponents kept hearing a mechanical one, and he spent the last decade of his life explaining that overwhelmingly probable is not the same word as certain, to men who took the distinction as a confession of weakness.”</w:t>
@@ -12946,7 +12954,7 @@
     </w:p>
     <w:p>
       <w:pPr>
-        <w:pStyle w:val="FirstParagraph"/>
+        <w:pStyle w:val="BodyText"/>
       </w:pPr>
       <w:r>
         <w:t xml:space="preserve">“It was the strongest thing about it,” Fainrose finished. “Ninety years after he died, people measured it. There are exact results now — relations that give the probability of a fluctuation in the wrong direction, and they have been confirmed with single colloidal beads in water and with individual molecules of RNA being pulled apart. The second law is violated, briefly, at small scales, at a rate the theory predicts to several figures. He was right in the only way it is possible to be right about this, and he did not live to see one experiment.”</w:t>
@@ -12970,7 +12978,7 @@
     </w:p>
     <w:p>
       <w:pPr>
-        <w:pStyle w:val="FirstParagraph"/>
+        <w:pStyle w:val="BodyText"/>
       </w:pPr>
       <w:r>
         <w:t xml:space="preserve">And then, because he was a physicist and could not help himself, he had spent thirteen pages working out what Eilstein was.</w:t>
@@ -12986,7 +12994,7 @@
     </w:p>
     <w:p>
       <w:pPr>
-        <w:pStyle w:val="FirstParagraph"/>
+        <w:pStyle w:val="BodyText"/>
       </w:pPr>
       <w:r>
         <w:t xml:space="preserve">The creature described to me feeds upon the alternatives which are discarded when a matter resolves. I take this to mean that it consumes precisely the difference between the many arrangements which were possible and the one which obtained — which is to say, it eats ln W.</w:t>
@@ -13114,7 +13122,7 @@
     </w:p>
     <w:p>
       <w:pPr>
-        <w:pStyle w:val="FirstParagraph"/>
+        <w:pStyle w:val="BodyText"/>
       </w:pPr>
       <w:r>
         <w:t xml:space="preserve">“On the first two occasions. Then he asked a third time, and nobody had asked me three times since Ravenna, and I told him the truth, and then I asked him not to write it down, and he refused, and he was right to refuse.” Eilstein’s hands were on the back of the chair. “And I want to say the next thing to this whole room and I want it minuted before anybody is tempted to be sentimental about it. He died four months later and it had nothing to do with me. He was ill. He had been ill for years, in a way his century treated as a defect of character. He had spent thirty years being told his life’s work was a bookkeeping fiction by men with chairs. I will not have his death made into a consequence of a conversation with me, because that would be a way of making it about me, and it was not about me, and I have watched the living do that to the dead for eleven thousand years and it is the second-worst thing they do.”</w:t>
@@ -13138,7 +13146,15 @@
     </w:p>
     <w:p>
       <w:pPr>
-        <w:pStyle w:val="FirstParagraph"/>
+        <w:pStyle w:val="BodyText"/>
+      </w:pPr>
+      <w:r>
+        <w:t xml:space="preserve">* * *</w:t>
+      </w:r>
+    </w:p>
+    <w:p>
+      <w:pPr>
+        <w:pStyle w:val="BodyText"/>
       </w:pPr>
       <w:r>
         <w:t xml:space="preserve">The physics of the ledger took Ramanathan and Fainrose the weekend, and it produced the thing that changed the case.</w:t>
@@ -13154,7 +13170,7 @@
     </w:p>
     <w:p>
       <w:pPr>
-        <w:pStyle w:val="FirstParagraph"/>
+        <w:pStyle w:val="BodyText"/>
       </w:pPr>
       <w:r>
         <w:t xml:space="preserve">“A sorter — a demon, Maxwell’s version, sitting at a shutter letting fast molecules one way and slow ones the other — does not get order for free. But the payment is not where anybody looked for eighty years. Measurement can in principle be free. The unavoidable cost is erasure: clearing a bit of memory to make room for the next observation dissipates at least k_BT ln 2. Bennett established that in nineteen eighty-two, and it has been measured directly — single-particle experiments have hit the Landauer bound, and other groups have run the demon in reverse and converted information into work at the predicted rate.”</w:t>
@@ -13202,7 +13218,15 @@
     </w:p>
     <w:p>
       <w:pPr>
-        <w:pStyle w:val="FirstParagraph"/>
+        <w:pStyle w:val="BodyText"/>
+      </w:pPr>
+      <w:r>
+        <w:t xml:space="preserve">* * *</w:t>
+      </w:r>
+    </w:p>
+    <w:p>
+      <w:pPr>
+        <w:pStyle w:val="BodyText"/>
       </w:pPr>
       <w:r>
         <w:t xml:space="preserve">The Concordance, and the way out, came on the Tuesday, and it came from van Casteel, who had been silent for a fortnight and had spent it in Cumbria.</w:t>
@@ -13226,7 +13250,7 @@
     </w:p>
     <w:p>
       <w:pPr>
-        <w:pStyle w:val="FirstParagraph"/>
+        <w:pStyle w:val="BodyText"/>
       </w:pPr>
       <w:r>
         <w:t xml:space="preserve">“Information is not an abstraction in my trade. It is fuel.” Van Casteel put his hands flat. “If I hold a system, and I know something about it — if my memory is correlated with it — then I can extract work from a single heat bath in proportion to what I know. That is the demon, and the demon works, and it has been done in a laboratory with a bead and a camera. And there is an exact relation. The extra work you can pull out is bounded by the mutual information between your record and the system, times k_BT. No more. Not a joule more.”</w:t>
@@ -13258,7 +13282,7 @@
     </w:p>
     <w:p>
       <w:pPr>
-        <w:pStyle w:val="FirstParagraph"/>
+        <w:pStyle w:val="BodyText"/>
       </w:pPr>
       <w:r>
         <w:t xml:space="preserve">“If the archive genuinely holds four hundred years of correlations, then whatever I cannot decode, the correlations are physically there, and there is work in them, and I can measure the work with a torsion balance to eleven significant figures, because that is the only thing I know how to do.”</w:t>
@@ -13290,7 +13314,7 @@
     </w:p>
     <w:p>
       <w:pPr>
-        <w:pStyle w:val="FirstParagraph"/>
+        <w:pStyle w:val="BodyText"/>
       </w:pPr>
       <w:r>
         <w:t xml:space="preserve">“I can certify how much is in it, and that it is genuinely correlated, and I cannot learn one word of its content, and I regard the second part as a feature,” said Hendrik van Casteel. “I do not want to read the Fourth Concordance’s four hundred years. It is none of my business. I want to weigh it.”</w:t>
@@ -13306,7 +13330,7 @@
     </w:p>
     <w:p>
       <w:pPr>
-        <w:pStyle w:val="FirstParagraph"/>
+        <w:pStyle w:val="BodyText"/>
       </w:pPr>
       <w:r>
         <w:t xml:space="preserve">“That’s the amendment,” she said. “Paragraph 11 does not require readable copies. It requires copies whose mutual information with the certified subject is thermodynamically demonstrable. Which the Concordance can satisfy, because their records are real. And which no fabricated archive can satisfy at any price, because—”</w:t>
@@ -13330,7 +13354,7 @@
     </w:p>
     <w:p>
       <w:pPr>
-        <w:pStyle w:val="FirstParagraph"/>
+        <w:pStyle w:val="BodyText"/>
       </w:pPr>
       <w:r>
         <w:t xml:space="preserve">Barbarian said, from the corner, “Then a past is expensive after all, and the price is quoted in joules, and I have been arguing for thirty-one years that history is nothing but the consistency of records and I am now told that the consistency can be weighed.” He was rubbing his forehead. “Dr Fainrose, I came here in July to destroy your protocol and I have accidentally underwritten it twice. I should like to go home and think about whether I still believe anything.”</w:t>
@@ -13421,7 +13445,7 @@
         <w:pStyle w:val="BodyText"/>
       </w:pPr>
       <w:r>
-        <w:t xml:space="preserve">He asked Soccermann not to write it down. Soccermann wrote it down.‘A room paid for by forty-one parties for eleven thousand years is not a room in which a man is entitled to be kind.’</w:t>
+        <w:t xml:space="preserve">He asked Soccermann not to write it down. Soccermann wrote it down. ‘A room paid for by forty-one parties for eleven thousand years is not a room in which a man is entitled to be kind.’</w:t>
       </w:r>
     </w:p>
     <w:p>
@@ -13514,10 +13538,10 @@
     </w:p>
     <w:p>
       <w:pPr>
-        <w:pStyle w:val="FirstParagraph"/>
-      </w:pPr>
-      <w:r>
-        <w:t xml:space="preserve">The nine require that the department’s Chapter Three finding be independently reviewed before it is relied upon in the treaty audit, and have appointed Mr N. Drill.</w:t>
+        <w:pStyle w:val="BodyText"/>
+      </w:pPr>
+      <w:r>
+        <w:t xml:space="preserve">The nine require that the department’s finding on the fourteen be independently reviewed before it is relied upon in the treaty audit, and have appointed Mr N. Drill.</w:t>
       </w:r>
     </w:p>
     <w:p>
@@ -13554,7 +13578,7 @@
     </w:p>
     <w:p>
       <w:pPr>
-        <w:pStyle w:val="FirstParagraph"/>
+        <w:pStyle w:val="BodyText"/>
       </w:pPr>
       <w:r>
         <w:t xml:space="preserve">“I should say at once,” he said, “or rather — no. Let me put that differently, because ‘at once’ suggests I have a position and I do not have a position, I have an objection, which is a smaller thing and I should not inflate it. Or — well. It is not smaller. It is differently shaped. May I begin again?”</w:t>
@@ -13570,18 +13594,18 @@
     </w:p>
     <w:p>
       <w:pPr>
-        <w:pStyle w:val="FirstParagraph"/>
-      </w:pPr>
-      <w:r>
-        <w:t xml:space="preserve">“I have read your Chapter Three finding six times and I believe it is invalid, and I want to be careful, because I do not believe it is wrong.” He sat down slowly. “Those are not the same and the difference is the whole of what I have come to say. I think you have reached a conclusion that may well be correct by a route that is not permitted, and in my trade that is worse than an error, because an error can be found.”</w:t>
-      </w:r>
-    </w:p>
-    <w:p>
-      <w:pPr>
-        <w:pStyle w:val="BodyText"/>
-      </w:pPr>
-      <w:r>
-        <w:t xml:space="preserve">It took the whole morning, and Lolly gave up trying to take a verbatim note at eleven o’clock, because Nelson Drill could not produce a sentence that survived being written down. He revised as he went. He would reach the end of a proposition and then say “though that is too strong” and take a piece of it back, and then take back the taking back. Twice he asked whether anybody had a better word than “arrangement” and then rejected all four offered.</w:t>
+        <w:pStyle w:val="BodyText"/>
+      </w:pPr>
+      <w:r>
+        <w:t xml:space="preserve">“I have read your finding on the fourteen six times and I believe it is invalid, and I want to be careful, because I do not believe it is wrong.” He sat down slowly. “Those are not the same and the difference is the whole of what I have come to say. I think you have reached a conclusion that may well be correct by a route that is not permitted, and in my trade that is worse than an error, because an error can be found.”</w:t>
+      </w:r>
+    </w:p>
+    <w:p>
+      <w:pPr>
+        <w:pStyle w:val="BodyText"/>
+      </w:pPr>
+      <w:r>
+        <w:t xml:space="preserve">It took the whole morning. He would reach the end of a proposition, say that it was too strong, and take a piece back. By eleven Lolly had stopped trying to take him down verbatim.</w:t>
       </w:r>
     </w:p>
     <w:p>
@@ -13602,7 +13626,7 @@
     </w:p>
     <w:p>
       <w:pPr>
-        <w:pStyle w:val="FirstParagraph"/>
+        <w:pStyle w:val="BodyText"/>
       </w:pPr>
       <w:r>
         <w:t xml:space="preserve">“Observation one. On the fourteenth of March, fourteen pending states resolved to conditions outside their permitted options. That observation was made by Miss Pike, using the register, the traces, and four instruments. It is an observation made on a bench: a specified arrangement of recording apparatus, with a defined coupling to the systems, producing marks.”</w:t>
@@ -13642,7 +13666,7 @@
     </w:p>
     <w:p>
       <w:pPr>
-        <w:pStyle w:val="FirstParagraph"/>
+        <w:pStyle w:val="BodyText"/>
       </w:pPr>
       <w:r>
         <w:t xml:space="preserve">“And that step, Dr Fainrose, is the combination of results from two mutually exclusive arrangements as though they were simultaneous facts about the same systems. And that is not a technicality. That is the specific error which was made in nineteen thirty-five by a very great man in a paper about incompleteness, and it took the rest of us fifty years to be sure it was an error, and I built benches for thirty-six years and I can tell you that it is the only error in the subject that never announces itself.”</w:t>
@@ -13674,7 +13698,7 @@
     </w:p>
     <w:p>
       <w:pPr>
-        <w:pStyle w:val="FirstParagraph"/>
+        <w:pStyle w:val="BodyText"/>
       </w:pPr>
       <w:r>
         <w:t xml:space="preserve">“The argument of nineteen thirty-five says: since I could have predicted either one with certainty, and since I plainly did not disturb the distant particle in either case, both the position and the momentum must have been there all along as elements of reality. And since the theory cannot describe both at once, the theory is incomplete.”</w:t>
@@ -13706,10 +13730,10 @@
     </w:p>
     <w:p>
       <w:pPr>
-        <w:pStyle w:val="FirstParagraph"/>
-      </w:pPr>
-      <w:r>
-        <w:t xml:space="preserve">“That is complementarity, and I want to say a hard thing about it in this room, because I have read your Statement of Coherence for the year before last and I know what this department did in Chapter Five.” Drill looked around. “Complementarity, as it was meant, is not a theory of black holes. It is a rule about benches. It says: position and momentum, or wave behaviour and which-path behaviour, require arrangements that are mutually exclusive as a matter of hardware, and the phenomenon is not the particle, it is the particle and the instrument, and you may not carve the instrument off and call the remainder a property.”</w:t>
+        <w:pStyle w:val="BodyText"/>
+      </w:pPr>
+      <w:r>
+        <w:t xml:space="preserve">“That is complementarity, and I want to say a hard thing about it in this room, because I have read your Statement of Coherence for the year before last and I know what this department did with the motion.” Drill looked around. “Complementarity, as it was meant, is not a theory of black holes. It is a rule about benches. It says: position and momentum, or wave behaviour and which-path behaviour, require arrangements that are mutually exclusive as a matter of hardware, and the phenomenon is not the particle, it is the particle and the instrument, and you may not carve the instrument off and call the remainder a property.”</w:t>
       </w:r>
     </w:p>
     <w:p>
@@ -13722,7 +13746,7 @@
     </w:p>
     <w:p>
       <w:pPr>
-        <w:pStyle w:val="FirstParagraph"/>
+        <w:pStyle w:val="BodyText"/>
       </w:pPr>
       <w:r>
         <w:t xml:space="preserve">“But you then came home believing you had disposed of mine, and you had not. You had disposed of a cousin of mine who wears my name badly. My rule is about apparatus, and it has never been refuted, and in nineteen sixty-seven it acquired a theorem, and I shall come to the theorem after lunch because I am eighty-eight and I should like some soup.”</w:t>
@@ -13746,7 +13770,7 @@
     </w:p>
     <w:p>
       <w:pPr>
-        <w:pStyle w:val="FirstParagraph"/>
+        <w:pStyle w:val="BodyText"/>
       </w:pPr>
       <w:r>
         <w:t xml:space="preserve">“You say I combined two benches. Very well. But my observation is not a measurement of a property. I am not claiming to have measured the momentum of anything. I am reporting an absence of consumption. I ate nothing. Nothing was there to eat. That is not a claim about position or momentum or any conjugate pair. It is a claim about whether a transaction occurred, and I am the counterparty.”</w:t>
@@ -13762,7 +13786,7 @@
     </w:p>
     <w:p>
       <w:pPr>
-        <w:pStyle w:val="FirstParagraph"/>
+        <w:pStyle w:val="BodyText"/>
       </w:pPr>
       <w:r>
         <w:t xml:space="preserve">“Your feeding is a coupling. It is not passive. You have told this department that you consume the difference between what could have happened and what did — which means your apparatus, whatever it is, is coupled to the branch structure of the resolution. That is a specific arrangement. And an arrangement coupled to branch structure is not compatible with an arrangement that records definite outcomes in a register, for the same reason that a which-path detector is not compatible with an interference pattern. If you can taste the branches, the branches are not resolved. If the register has a definite entry, the branches are gone. You cannot have a bench that does both, and on the fourteenth of March there were two benches and you have been treating them as one room.”</w:t>
@@ -13786,7 +13810,7 @@
     </w:p>
     <w:p>
       <w:pPr>
-        <w:pStyle w:val="FirstParagraph"/>
+        <w:pStyle w:val="BodyText"/>
       </w:pPr>
       <w:r>
         <w:t xml:space="preserve">“You are an instrument that has never been characterised,” said Nelson Drill, “and I have spent thirty-six years being paid to tell people that an uncharacterised instrument is not evidence, it is a lead.”</w:t>
@@ -13797,7 +13821,7 @@
         <w:pStyle w:val="BodyText"/>
       </w:pPr>
       <w:r>
-        <w:t xml:space="preserve">The theorem came after soup, and Drill did it standing, badly, and it was the most important twenty minutes in the chapter.</w:t>
+        <w:t xml:space="preserve">The theorem came after soup, and Drill did it standing, badly, and it was the most important twenty minutes of the afternoon.</w:t>
       </w:r>
     </w:p>
     <w:p>
@@ -13834,7 +13858,7 @@
     </w:p>
     <w:p>
       <w:pPr>
-        <w:pStyle w:val="FirstParagraph"/>
+        <w:pStyle w:val="BodyText"/>
       </w:pPr>
       <w:r>
         <w:t xml:space="preserve">“No,” said Drill, unhappily. “No, that is too fast and I will not have it. The theorem forbids context-independent pre-existing values. It does not forbid determinism. There are fully deterministic accounts which survive it perfectly well by being explicitly contextual and explicitly nonlocal — your Duc’s pilot wave from the first book is exactly such an account, and I have never had an argument against it beyond taste, and taste is not an argument, and I have said so in print twice.”</w:t>
@@ -13845,7 +13869,7 @@
         <w:pStyle w:val="BodyText"/>
       </w:pPr>
       <w:r>
-        <w:t xml:space="preserve">“What the theorem forbids is the form of reasoning in your Chapter Three. It forbids saying: there was no waste on the vampire’s bench, therefore the outcomes on the register’s bench were fixed in advance. Because ‘fixed in advance’ is not a property a system carries about with it. It is a property of a system together with an arrangement, and you had two.”</w:t>
+        <w:t xml:space="preserve">“What the theorem forbids is the form of reasoning in that finding. It forbids saying: there was no waste on the vampire’s bench, therefore the outcomes on the register’s bench were fixed in advance. Because ‘fixed in advance’ is not a property a system carries about with it. It is a property of a system together with an arrangement, and you had two.”</w:t>
       </w:r>
     </w:p>
     <w:p>
@@ -13869,7 +13893,7 @@
         <w:pStyle w:val="BodyText"/>
       </w:pPr>
       <w:r>
-        <w:t xml:space="preserve">“Chapter Three is invalid as reasoned,” she said. “The nine were right to send him and I want that minuted before anybody gets defensive. We inferred determination from an absence measured on an uncharacterised instrument and we published it in a Statement of Coherence.”</w:t>
+        <w:t xml:space="preserve">“The finding is invalid as reasoned,” she said. “The nine were right to send him and I want that minuted before anybody gets defensive. We inferred determination from an absence measured on an uncharacterised instrument and we published it in a Statement of Coherence.”</w:t>
       </w:r>
     </w:p>
     <w:p>
@@ -13882,7 +13906,7 @@
     </w:p>
     <w:p>
       <w:pPr>
-        <w:pStyle w:val="FirstParagraph"/>
+        <w:pStyle w:val="BodyText"/>
       </w:pPr>
       <w:r>
         <w:t xml:space="preserve">“That’s the thing.” Fainrose turned round. “Read Mr Drill’s objection carefully and it does not attack the drainage account. It attacks the route. And when I redo it his way — when I insist that everything be stated as a fact about a system together with the arrangement it was in — the finding does not weaken.”</w:t>
@@ -13906,10 +13930,10 @@
     </w:p>
     <w:p>
       <w:pPr>
-        <w:pStyle w:val="FirstParagraph"/>
-      </w:pPr>
-      <w:r>
-        <w:t xml:space="preserve">“Chapter Three said: the fourteen had both permitted options extinguished, so the barrier was already nothing, so they drained. And the implied moral was that the Ministry’s register had thinned them, which is bad enough.”</w:t>
+        <w:pStyle w:val="BodyText"/>
+      </w:pPr>
+      <w:r>
+        <w:t xml:space="preserve">“The finding said: the fourteen had both permitted options extinguished, so the barrier was already nothing, so they drained. And the implied moral was that the Ministry’s register had thinned them, which is bad enough.”</w:t>
       </w:r>
     </w:p>
     <w:p>
@@ -13946,7 +13970,7 @@
     </w:p>
     <w:p>
       <w:pPr>
-        <w:pStyle w:val="FirstParagraph"/>
+        <w:pStyle w:val="BodyText"/>
       </w:pPr>
       <w:r>
         <w:t xml:space="preserve">Friday came, and Beatrix advised the nine, and it went, by every measure the department had, extremely well.</w:t>
@@ -14021,7 +14045,7 @@
         <w:pStyle w:val="BodyText"/>
       </w:pPr>
       <w:r>
-        <w:t xml:space="preserve">“You were close,” said Beatrix, “which is worse than being nowhere near it, and I am aware of that, and I have no remedy to offer you. Nashville told this department, in this room, in Chapter Seven, that whoever built this list would be building a trusted club out of the wreckage of a universal fund, and that everyone left out would be correct to resent it. He did not say it as a warning we could act on. He said it as a fact about arithmetic. I built the list anyway, because the alternative was building nothing, and I would build it the same way again — and none of that makes you wrong.”</w:t>
+        <w:t xml:space="preserve">“You were close,” said Beatrix, “which is worse than being nowhere near it, and I am aware of that, and I have no remedy to offer you. Nashville told this department, in this room, about the game, that whoever built this list would be building a trusted club out of the wreckage of a universal fund, and that everyone left out would be correct to resent it. He did not say it as a warning we could act on. He said it as a fact about arithmetic. I built the list anyway, because the alternative was building nothing, and I would build it the same way again — and none of that makes you wrong.”</w:t>
       </w:r>
     </w:p>
     <w:p>
@@ -14050,7 +14074,7 @@
     </w:p>
     <w:p>
       <w:pPr>
-        <w:pStyle w:val="FirstParagraph"/>
+        <w:pStyle w:val="BodyText"/>
       </w:pPr>
       <w:r>
         <w:t xml:space="preserve">The rescue was Ramanathan’s and it was expensive.</w:t>
@@ -14074,10 +14098,10 @@
     </w:p>
     <w:p>
       <w:pPr>
-        <w:pStyle w:val="FirstParagraph"/>
-      </w:pPr>
-      <w:r>
-        <w:t xml:space="preserve">“I can characterise the coupling without understanding the mechanism. I do it with detectors I did not design every week of my life.” Ramanathan looked at Eilstein, and then away, and then back, because she had decided something. “Mr Eilstein. To make Chapter Three admissible, you would have to be incorporated. Formally. As departmental apparatus. Your feeding would be logged, gated, and referenced to the register, and every branch you consumed would be an entry in a calibration record, and you would be a schedule to the instrument list.”</w:t>
+        <w:pStyle w:val="BodyText"/>
+      </w:pPr>
+      <w:r>
+        <w:t xml:space="preserve">“I can characterise the coupling without understanding the mechanism. I do it with detectors I did not design every week of my life.” Ramanathan looked at Eilstein, and then away, and then back, because she had decided something. “Mr Eilstein. To make that finding admissible, you would have to be incorporated. Formally. As departmental apparatus. Your feeding would be logged, gated, and referenced to the register, and every branch you consumed would be an entry in a calibration record, and you would be a schedule to the instrument list.”</w:t>
       </w:r>
     </w:p>
     <w:p>
@@ -14109,7 +14133,7 @@
         <w:pStyle w:val="BodyText"/>
       </w:pPr>
       <w:r>
-        <w:t xml:space="preserve">“There is a consequence,” said Beatrix, and she was already writing. “If he is departmental apparatus, then what he holds is departmental. And Chapter Twelve established what he holds.” She stopped writing. “Lolly. Eleven thousand years of unerasable stored entropy. Uncleared. Undischarged. On our instrument list.”</w:t>
+        <w:t xml:space="preserve">“There is a consequence,” said Beatrix, and she was already writing. “If he is departmental apparatus, then what he holds is departmental. And The entropy accounting established what he holds.” She stopped writing. “Lolly. Eleven thousand years of unerasable stored entropy. Uncleared. Undischarged. On our instrument list.”</w:t>
       </w:r>
     </w:p>
     <w:p>
@@ -14162,7 +14186,15 @@
     </w:p>
     <w:p>
       <w:pPr>
-        <w:pStyle w:val="FirstParagraph"/>
+        <w:pStyle w:val="BodyText"/>
+      </w:pPr>
+      <w:r>
+        <w:t xml:space="preserve">* * *</w:t>
+      </w:r>
+    </w:p>
+    <w:p>
+      <w:pPr>
+        <w:pStyle w:val="BodyText"/>
       </w:pPr>
       <w:r>
         <w:t xml:space="preserve">The Fermi paper arrived from the Office of the President on the Thursday, and it was one page, and Lolly read it out at the end of the day because she did not know what to do with it.</w:t>
@@ -14210,7 +14242,7 @@
     </w:p>
     <w:p>
       <w:pPr>
-        <w:pStyle w:val="FirstParagraph"/>
+        <w:pStyle w:val="BodyText"/>
       </w:pPr>
       <w:r>
         <w:t xml:space="preserve">“That is — no. Let me say it the other way about. That is a good question badly asked, which is the most dangerous kind, and I am too old to be the person who answers it, but I will say one thing about its shape.”</w:t>
@@ -14309,7 +14341,7 @@
         <w:pStyle w:val="BodyText"/>
       </w:pPr>
       <w:r>
-        <w:t xml:space="preserve">Restated his way, Chapter Three gets worse, not weaker: there is no fact about which options a state ‘has’ apart from the arrangement that defines them. THE REGISTER WAS THE ARRANGEMENT.We did not fail to notice her doors had closed. We were the apparatus that determined what counted as a door, and while ours was the only bench in the room the question had no answer.</w:t>
+        <w:t xml:space="preserve">Restated his way, the finding gets worse, not weaker: there is no fact about which options a state ‘has’ apart from the arrangement that defines them. THE REGISTER WAS THE ARRANGEMENT. We did not fail to notice her doors had closed. We were the apparatus that determined what counted as a door, and while ours was the only bench in the room the question had no answer.</w:t>
       </w:r>
     </w:p>
     <w:p>
@@ -14349,7 +14381,7 @@
         <w:pStyle w:val="BodyText"/>
       </w:pPr>
       <w:r>
-        <w:t xml:space="preserve">‘A service claiming to be indispensable has, in eleven thousand years, found no one else who thought so.‘Drill: finding is a bench, maintaining is a different bench. Ask whether the arrangement needed to DETECT a self-maintained volumeis compatible with the arrangement needed to maintain ours. He suspects not. Since 1971. No evidence. Would not dream of publishing.</w:t>
+        <w:t xml:space="preserve">‘A service claiming to be indispensable has, in eleven thousand years, found no one else who thought so. Drill: finding is a bench, maintaining is a different bench. Ask whether the arrangement needed to DETECT a self-maintained volume is compatible with the arrangement needed to maintain ours. He suspects not. Since 1971. No evidence. Would not dream of publishing.</w:t>
       </w:r>
     </w:p>
     <w:p>
@@ -14485,7 +14517,7 @@
         <w:pStyle w:val="BodyText"/>
       </w:pPr>
       <w:r>
-        <w:t xml:space="preserve">“I know,” said Esaki. “It is why I am here. The nine did not send me to review your Chapter One. Your Chapter One is correct. They sent me because your Chapter One is correct and everybody in this building has spent thirteen chapters being astonished by it, and I am ninety-one years old and I have run out of patience with astonishment.”</w:t>
+        <w:t xml:space="preserve">“I know,” said Esaki. “It is why I am here. The nine did not send me to review the March traces. The March traces are correct. They sent me because the March traces are correct and everybody in this building has spent the year being astonished by them, and I am ninety-one years old and I have run out of patience with astonishment.”</w:t>
       </w:r>
     </w:p>
     <w:p>
@@ -14506,7 +14538,7 @@
     </w:p>
     <w:p>
       <w:pPr>
-        <w:pStyle w:val="FirstParagraph"/>
+        <w:pStyle w:val="BodyText"/>
       </w:pPr>
       <w:r>
         <w:t xml:space="preserve">“The particle is not a traveller. It is a wave. A wave incident on a barrier does not stop dead at the wall the way a ball stops at a wall. Its amplitude decays inside the barrier — exponentially, but not to zero — and on the far side, if the barrier is not too thick, there is a non-zero amplitude still standing. That amplitude means a non-zero probability of finding the particle over there, having never possessed the energy to be over the top.”</w:t>
@@ -14525,7 +14557,7 @@
         <w:pStyle w:val="BodyText"/>
       </w:pPr>
       <w:r>
-        <w:t xml:space="preserve">Barbarian, predictably, said: “Then in what sense did it cross a barrier at all?”</w:t>
+        <w:t xml:space="preserve">Barbarian said: “Then in what sense did it cross a barrier at all?”</w:t>
       </w:r>
     </w:p>
     <w:p>
@@ -14538,10 +14570,10 @@
     </w:p>
     <w:p>
       <w:pPr>
-        <w:pStyle w:val="FirstParagraph"/>
-      </w:pPr>
-      <w:r>
-        <w:t xml:space="preserve">The profound remark — which is what the department, afterward, insisted on calling it, over Esaki’s objections that it was merely correct — came at half past three, after Fainrose had spent an hour trying to get him to comment on Chapter One’s finding about the fourteen pending states.</w:t>
+        <w:pStyle w:val="BodyText"/>
+      </w:pPr>
+      <w:r>
+        <w:t xml:space="preserve">It came at half past three, after Fainrose had spent an hour trying to get him to comment on the March finding about the fourteen.</w:t>
       </w:r>
     </w:p>
     <w:p>
@@ -14562,7 +14594,7 @@
     </w:p>
     <w:p>
       <w:pPr>
-        <w:pStyle w:val="FirstParagraph"/>
+        <w:pStyle w:val="BodyText"/>
       </w:pPr>
       <w:r>
         <w:t xml:space="preserve">“A barrier is not a wall. A barrier is a region where the classical description says the amplitude ought to be zero, and it is not. That is the entire definition, and it does not care what the barrier is made of. It does not care whether it is a depletion region a few nanometres wide, or a mountain of potential energy in a nucleus deciding whether to undergo alpha decay, or —” he paused, and looked directly at Fainrose — “a permitted option in a register, if your register is in fact a description of amplitude and not, as I gather from young Mr Drill’s report, which reached me before I came here, a description of anything at all.”</w:t>
@@ -14693,7 +14725,7 @@
         <w:pStyle w:val="BodyText"/>
       </w:pPr>
       <w:r>
-        <w:t xml:space="preserve">Ramanathan said, into the quiet, “He just did to Chapter One what Drill did to Chapter Three.”</w:t>
+        <w:t xml:space="preserve">Ramanathan said, into the quiet, “He just did to the March traces what Drill did to the finding.”</w:t>
       </w:r>
     </w:p>
     <w:p>
@@ -14874,7 +14906,7 @@
     </w:p>
     <w:p>
       <w:pPr>
-        <w:pStyle w:val="FirstParagraph"/>
+        <w:pStyle w:val="BodyText"/>
       </w:pPr>
       <w:r>
         <w:t xml:space="preserve">It came from the registry’s oldest holding, an envelope catalogued in 1917 and never opened because the docket said hold pending confirmation of addressee’s survival, and nobody, in over a century, had thought to check whether the confirmation had ever arrived. Mrs Kind found it while looking for something else entirely, read the covering slip, and brought it to Fainrose without a word.</w:t>
@@ -14914,7 +14946,7 @@
     </w:p>
     <w:p>
       <w:pPr>
-        <w:pStyle w:val="FirstParagraph"/>
+        <w:pStyle w:val="BodyText"/>
       </w:pPr>
       <w:r>
         <w:t xml:space="preserve">My solution has a curious feature which I set aside from my note to Einstein because it did not seem a matter for a paper written from a trench, though I now believe it a matter for exactly that.</w:t>
@@ -14970,7 +15002,7 @@
     </w:p>
     <w:p>
       <w:pPr>
-        <w:pStyle w:val="FirstParagraph"/>
+        <w:pStyle w:val="BodyText"/>
       </w:pPr>
       <w:r>
         <w:t xml:space="preserve">“His solution — the real Schwarzschild solution, maximally extended, which nobody worked out fully until nineteen sixty — does not describe one hole. Extended honestly, the maths gives you two asymptotically flat regions, joined at a throat, at a single instant, with the throat pinching shut faster than anything could cross it. A bridge between two elsewheres that exists for less time than it would take to use.”</w:t>
@@ -14981,7 +15013,7 @@
         <w:pStyle w:val="BodyText"/>
       </w:pPr>
       <w:r>
-        <w:t xml:space="preserve">“And your fourteen went missing on the fourteenth of March. Not destroyed — Chapter One was careful about that, and Chapter Twelve gave us a place for what’s consumed and what’s stored. But there was a residue nobody could source, in Ramanathan’s words from March, that behaved like it belonged to two files at once.”</w:t>
+        <w:t xml:space="preserve">“And your fourteen went missing on the fourteenth of March. Not destroyed — the March account was careful about that, and the entropy accounting gave us a place for what’s consumed and what’s stored. But there was a residue nobody could source, in Ramanathan’s words from March, that behaved like it belonged to two files at once.”</w:t>
       </w:r>
     </w:p>
     <w:p>
@@ -14994,7 +15026,7 @@
     </w:p>
     <w:p>
       <w:pPr>
-        <w:pStyle w:val="FirstParagraph"/>
+        <w:pStyle w:val="BodyText"/>
       </w:pPr>
       <w:r>
         <w:t xml:space="preserve">“I am saying,” said Ramanathan, “that a lieutenant of artillery worked out, in a trench, in 1916, using nothing but Einstein’s equations and appalling personal circumstances, that any object heavy enough to have a horizon at all necessarily comes with a second region attached to it in the mathematics, whether or not anyone can reach it, and Albrecht Eilstein has had a horizon for eleven thousand years.”</w:t>
@@ -15050,7 +15082,7 @@
     </w:p>
     <w:p>
       <w:pPr>
-        <w:pStyle w:val="FirstParagraph"/>
+        <w:pStyle w:val="BodyText"/>
       </w:pPr>
       <w:r>
         <w:t xml:space="preserve">“I have never used it,” he said. “I want that said before anyone asks the question shaped like an accusation. I did not know it was there in the sense your lieutenant means. I knew there was a place behind me I do not go, and I assumed, as anyone assumes of the inside of their own throat, that it was simply more of me — darkness, mine, private, unremarkable. Nobody had told me it was, structurally, a second building.”</w:t>
@@ -15085,7 +15117,7 @@
         <w:pStyle w:val="BodyText"/>
       </w:pPr>
       <w:r>
-        <w:t xml:space="preserve">“And Chapter Two of this department’s own casework identified precisely such a substance, and none of you noticed, because you filed it under vacuum energy and moved on.” He looked at Fainrose. “Casimir energy is negative. I have measured it directly with plates a fraction of a millimetre apart for nineteen years. It is small. It is laughably small, by the standard of what you would need to prop open a throat between galaxies. But it is not zero, and it is not hypothetical, and it is the one substance in this department’s files that has the correct sign.”</w:t>
+        <w:t xml:space="preserve">“And this department’s own vacuum accounting identified precisely such a substance, and none of you noticed, because you filed it under vacuum energy and moved on.” He looked at Fainrose. “Casimir energy is negative. I have measured it directly with plates a fraction of a millimetre apart for nineteen years. It is small. It is laughably small, by the standard of what you would need to prop open a throat between galaxies. But it is not zero, and it is not hypothetical, and it is the one substance in this department’s files that has the correct sign.”</w:t>
       </w:r>
     </w:p>
     <w:p>
@@ -15109,12 +15141,12 @@
         <w:pStyle w:val="BodyText"/>
       </w:pPr>
       <w:r>
-        <w:t xml:space="preserve">“I am proposing,” said van Casteel, “that something has been holding a throat open behind Mr Eilstein for eleven thousand years using exactly the resource this department has spent two chapters measuring in a Cumbrian mineshaft, and that nobody thought to ask what a horizon eleven millennia old, fed continuously, and never once permitted to evaporate, might have had time to become on the inside.”</w:t>
-      </w:r>
-    </w:p>
-    <w:p>
-      <w:pPr>
-        <w:pStyle w:val="FirstParagraph"/>
+        <w:t xml:space="preserve">“I am proposing,” said van Casteel, “that something has been holding a throat open in the geometry behind Mr Eilstein using exactly the resource this department has spent the year measuring in a Cumbrian mineshaft, and that nobody thought to ask what a horizon eleven millennia old, fed continuously, and never once permitted to evaporate, might have had time to become on the inside.”</w:t>
+      </w:r>
+    </w:p>
+    <w:p>
+      <w:pPr>
+        <w:pStyle w:val="BodyText"/>
       </w:pPr>
       <w:r>
         <w:t xml:space="preserve">The profound remark, when it came, was not from a physicist at all, and Lolly was careful to record that it came from Eilstein, because everybody afterward tried to attribute it to Ramanathan and it was not hers.</w:t>
@@ -15157,7 +15189,7 @@
         <w:pStyle w:val="BodyText"/>
       </w:pPr>
       <w:r>
-        <w:t xml:space="preserve">“A tunnel between two galaxies is not remarkable because something might use it. It is remarkable because the geometry does not care whether anything ever does. Two regions of an otherwise disconnected universe are already joined, in the mathematics, the instant the mass exists, whether or not a single particle ever makes the crossing. The bridge is not built when it is used. The bridge is built when the equations are satisfied, and after that, using it is merely a separate and much harder question, and I would remind this entire department, which has spent fifteen chapters asking whether things are permitted, that your lieutenant already answered a bigger question first.”</w:t>
+        <w:t xml:space="preserve">“A tunnel between two galaxies is not remarkable because something might use it. It is remarkable because the geometry does not care whether anything ever does. Two regions of an otherwise disconnected universe are already joined, in the mathematics, the instant the mass exists, whether or not a single particle ever makes the crossing. The bridge is not built when it is used. The bridge is built when the equations are satisfied, and after that, using it is merely a separate and much harder question, and I would remind this entire department, which has spent the case asking whether things are permitted, that your lieutenant already answered a bigger question first.”</w:t>
       </w:r>
     </w:p>
     <w:p>
@@ -15186,7 +15218,7 @@
     </w:p>
     <w:p>
       <w:pPr>
-        <w:pStyle w:val="FirstParagraph"/>
+        <w:pStyle w:val="BodyText"/>
       </w:pPr>
       <w:r>
         <w:t xml:space="preserve">“He went back to his guns,” said Fainrose, “and he was dead within the year, and the Prussian Academy heard his first solution read aloud by a man too astonished to wait for the war to end, and his second solution sat in a drawer in this building addressed to nobody in particular for a hundred and nine years because the docket said pending confirmation of survival and nobody checked.”</w:t>
@@ -15197,7 +15229,7 @@
         <w:pStyle w:val="BodyText"/>
       </w:pPr>
       <w:r>
-        <w:t xml:space="preserve">Mrs Kind said, and it was the travel agent in her that could not let it go, “He would have laughed. A booking held open for a hundred and nine years, pending confirmation of a passenger who was never coming back to collect it.”</w:t>
+        <w:t xml:space="preserve">Mrs Kind said, and it was the travel agent in her that could not let it go, “He would have laughed. A booking held open since 1916, pending confirmation of a passenger who was never coming back to collect it.”</w:t>
       </w:r>
     </w:p>
     <w:p>
@@ -15210,7 +15242,7 @@
     </w:p>
     <w:p>
       <w:pPr>
-        <w:pStyle w:val="FirstParagraph"/>
+        <w:pStyle w:val="BodyText"/>
       </w:pPr>
       <w:r>
         <w:t xml:space="preserve">What it meant for the case, Beatrix laid out on the Wednesday, grim about it.</w:t>
@@ -15234,10 +15266,10 @@
     </w:p>
     <w:p>
       <w:pPr>
-        <w:pStyle w:val="FirstParagraph"/>
-      </w:pPr>
-      <w:r>
-        <w:t xml:space="preserve">“I think,” said Beatrix, “that we have spent fifteen chapters asking whether fourteen files were destroyed, stored, or forgiven, and Lieutenant Schwarzschild has just handed us a fourth category from a trench in 1916, which is that they were posted, and the address on the other end has never once been checked, because until this morning nobody in this building knew there was another end.”</w:t>
+        <w:pStyle w:val="BodyText"/>
+      </w:pPr>
+      <w:r>
+        <w:t xml:space="preserve">“I think,” said Beatrix, “that we have spent the case asking whether fourteen files were destroyed, stored, or forgiven, and Lieutenant Schwarzschild has just handed us a fourth category from a trench in 1916, which is that they were posted, and the address on the other end has never once been checked, because until this morning nobody in this building knew there was another end.”</w:t>
       </w:r>
     </w:p>
     <w:p>
@@ -15293,7 +15325,7 @@
         <w:pStyle w:val="BodyText"/>
       </w:pPr>
       <w:r>
-        <w:t>A lieutenant of artillery solved the exact equations by lamplight, between guns, in 1916. He sent the tidy half to Einstein. He sent the strange half to us. We did not open it for 109 years. “Pending confirmation of addressee’s survival.” Nobody checked. He did not survive. Nobody checked that either.</w:t>
+        <w:t>A lieutenant of artillery solved the exact equations by lamplight, between guns, in 1916. He sent the tidy half to Einstein. He sent the strange half to us. We did not open it. “Pending confirmation of addressee’s survival.” Nobody checked. He did not survive. Nobody checked that either.</w:t>
       </w:r>
     </w:p>
     <w:p>
@@ -15482,7 +15514,7 @@
     </w:p>
     <w:p>
       <w:pPr>
-        <w:pStyle w:val="FirstParagraph"/>
+        <w:pStyle w:val="BodyText"/>
       </w:pPr>
       <w:r>
         <w:t>“The measurement is simple to state and was hateful to build,” van Casteel said, over the telephone, at half past six in the morning, to a room that had come in specially. “I am not measuring Mr Eilstein. I could not get near enough to matter, and would not wish to. I am measuring the plates, and inferring the rest, which is the only kind of measurement I have ever trusted.”</w:t>
@@ -15506,42 +15538,58 @@
     </w:p>
     <w:p>
       <w:pPr>
-        <w:pStyle w:val="FirstParagraph"/>
-      </w:pPr>
-      <w:r>
-        <w:t xml:space="preserve">“It is there! It is real! And it is holding open a corridor perhaps the width of an atomic nucleus, for a duration I cannot yet bound, and I want everybody in that room to understand what that means before anyone gets excited. A throat that wide is not a door. It is not a route. Fourteen resolved amplitudes did not walk through an opening the width of a nucleus any more than the tide walks through a keyhole. If they went anywhere, they did not go as travellers. They went as information — correlations, threaded through, at a rate so far below anything a person or a signal could use that Lieutenant Schwarzschild’s own caution turns out to be exactly right twice over. There is a bridge. It has always been a bridge. It has never for one instant been a road.”</w:t>
-      </w:r>
-    </w:p>
-    <w:p>
-      <w:pPr>
-        <w:pStyle w:val="BodyText"/>
-      </w:pPr>
-      <w:r>
-        <w:t>Ramanathan took the four hundred and eleven attometres and the mutual-information bound from Chapter Twelve and put them together on the whiteboard, and it was the last measurement the department would make, and she did it slowly because she wanted everyone to see the arithmetic rather than take it from her.</w:t>
-      </w:r>
-    </w:p>
-    <w:p>
-      <w:pPr>
-        <w:pStyle w:val="BodyText"/>
-      </w:pPr>
-      <w:r>
-        <w:t xml:space="preserve">“A throat this narrow, held open this long, can carry information at a rate bounded by its own tiny cross-section — and van Casteel’s negative energy density gives me that cross-section to nine figures. I have run it against the fourteen’s missing residue from March.” She wrote the number and underlined it once. “It matches. Not approximately. To within instrument error.”</w:t>
-      </w:r>
-    </w:p>
-    <w:p>
-      <w:pPr>
-        <w:pStyle w:val="FirstParagraph"/>
-      </w:pPr>
-      <w:r>
-        <w:t xml:space="preserve">“The fourteen were not destroyed. They were not, in Beatrix’s earlier phrase, drained in the sense of lost to nothing. Every discarded branch, every correlation Eilstein did not keep for himself and did not deposit in the Cumbrian store, went down a throat the width of a nucleus, at a rate slower than this department’s slowest form, into whatever is on the other side of a horizon eleven thousand years old.”</w:t>
-      </w:r>
-    </w:p>
-    <w:p>
-      <w:pPr>
-        <w:pStyle w:val="BodyText"/>
-      </w:pPr>
-      <w:r>
-        <w:t xml:space="preserve">“I cannot tell you what is there. Nobody can, not from this end, and the whole point of the last fifteen chapters is that I am no longer willing to guess. But I can tell you it is not nothing, because a throat with a genuine negative-energy prop is not a mathematical curiosity — van Casteel measured a force, not a possibility — and I can tell you it has been receiving a slow, narrow, faithful trickle of everything this Ministry ever failed to keep, for eleven thousand years, and calling it a filing error undersells it considerably.”</w:t>
+        <w:pStyle w:val="BodyText"/>
+      </w:pPr>
+      <w:r>
+        <w:t xml:space="preserve">“The plates felt a force. It is real, and it is the size I built the instrument to feel, and I want everybody in that room to understand what that size is not, before anyone gets excited. It is not a door. It is not a width I have measured. It is not a route, and it does not tell me that fourteen amplitudes walked anywhere. A force of this order is what you would expect if a correction of the right sign sat somewhere in the vacuum near the plates. It is also what you would expect from a dozen duller faults I spent eleven days trying to exclude, and I have not excluded all of them to the standard I would publish. Lieutenant Schwarzschild’s caution stands. There may be a bridge in the mathematics. Nothing in these plates has shown me a road.”</w:t>
+      </w:r>
+    </w:p>
+    <w:p>
+      <w:pPr>
+        <w:pStyle w:val="BodyText"/>
+      </w:pPr>
+      <w:r>
+        <w:t xml:space="preserve">Gideon had come straight from the early train. The knuckle was still open. He did not sit.</w:t>
+      </w:r>
+    </w:p>
+    <w:p>
+      <w:pPr>
+        <w:pStyle w:val="BodyText"/>
+      </w:pPr>
+      <w:r>
+        <w:t xml:space="preserve">“What did you calibrate,” he said. “The plates. Not a throat. If the number is a force, the number is a force. I didn’t build you a name for the other end, and I won’t hear one invented off the ladder.”</w:t>
+      </w:r>
+    </w:p>
+    <w:p>
+      <w:pPr>
+        <w:pStyle w:val="BodyText"/>
+      </w:pPr>
+      <w:r>
+        <w:t>Ramanathan took the four hundred and eleven attometres and the mutual-information bound from the entropy accounting and put them on the whiteboard. She did it slowly, because she wanted everyone to see where the arithmetic stopped.</w:t>
+      </w:r>
+    </w:p>
+    <w:p>
+      <w:pPr>
+        <w:pStyle w:val="BodyText"/>
+      </w:pPr>
+      <w:r>
+        <w:t xml:space="preserve">“A correction of this size, if it is the thing van Casteel thinks it might be, sits in the same order of magnitude as the fourteen’s missing residue from March. I will not say it matches. Instrument error is a claim you earn by publishing the noise, and I have not. The two numbers do not embarrass each other. That is all an honest bench is allowed to say tonight.”</w:t>
+      </w:r>
+    </w:p>
+    <w:p>
+      <w:pPr>
+        <w:pStyle w:val="BodyText"/>
+      </w:pPr>
+      <w:r>
+        <w:t xml:space="preserve">“The fourteen were not destroyed. I will not say they were posted, and I will not say they walked. Every discarded branch Eilstein did not keep, and did not deposit in the Cumbrian store, is still a correlation we have not found in the room. A force on two plates is not a manifest. If any of it left, it left by a route this instrument cannot name, toward an end that has never written back.”</w:t>
+      </w:r>
+    </w:p>
+    <w:p>
+      <w:pPr>
+        <w:pStyle w:val="BodyText"/>
+      </w:pPr>
+      <w:r>
+        <w:t xml:space="preserve">“I cannot tell you what is there. Nobody can, not from this end, and I am not going to guess a width and then call the guess a measurement. I can tell you the plates moved. A moved plate is not a filing error. It is also not an address.”</w:t>
       </w:r>
     </w:p>
     <w:p>
@@ -15557,12 +15605,12 @@
         <w:pStyle w:val="BodyText"/>
       </w:pPr>
       <w:r>
-        <w:t>“Somewhere,” said Ramanathan, “that has been receiving this department’s discards since before this department existed, and has never once written back, and I would very much like this case to end with somebody asking why not, rather than pretending we have answered it.”</w:t>
-      </w:r>
-    </w:p>
-    <w:p>
-      <w:pPr>
-        <w:pStyle w:val="FirstParagraph"/>
+        <w:t>“I don’t know,” said Ramanathan. “I would like this case to end with somebody still asking, rather than with a width we did not measure and a destination we liked.”</w:t>
+      </w:r>
+    </w:p>
+    <w:p>
+      <w:pPr>
+        <w:pStyle w:val="BodyText"/>
       </w:pPr>
       <w:r>
         <w:t>Drill’s instrument, invoked one last time, closed the liability question, and it was Beatrix who did it, on the Thursday, in front of the nine’s own representative, who had come in person for the first time since the case opened.</w:t>
@@ -15573,31 +15621,31 @@
         <w:pStyle w:val="BodyText"/>
       </w:pPr>
       <w:r>
-        <w:t xml:space="preserve">“Mr Drill taught this department that an uncharacterised instrument is not evidence, it is a lead,” she said. “Dr van Casteel has now characterised the throat. Dr Ramanathan has characterised the flow through it. Between them, Mr Eilstein is, for the first time in eleven thousand years, a calibrated apparatus — coupled to a measured cross-section, discharging into a measured aperture, at a measured rate, into a destination we cannot see but can now bound.”</w:t>
-      </w:r>
-    </w:p>
-    <w:p>
-      <w:pPr>
-        <w:pStyle w:val="BodyText"/>
-      </w:pPr>
-      <w:r>
-        <w:t xml:space="preserve">“That changes the schedule I proposed in Chapter Thirteen. I was going to advise the Crown to inherit an undischargeable ledger with no floor to it — an infinite liability, because a debt with no mechanism of discharge is, in law, exactly that. It is not that any longer. The debt discharges. It has been discharging for eleven thousand years, continuously, through a channel we can now measure, at a rate we can now write into a schedule.”</w:t>
-      </w:r>
-    </w:p>
-    <w:p>
-      <w:pPr>
-        <w:pStyle w:val="FirstParagraph"/>
-      </w:pPr>
-      <w:r>
-        <w:t xml:space="preserve">“Mr Eilstein is not a bottomless liability. He is a very slow drain, attached to a very old pipe, and the Crown can insure a drain. What the Crown cannot insure is a wall with nothing behind it, which is what I believed I was looking at in August, and I was wrong, and I would rather be wrong in this direction than any other I can think of.”</w:t>
-      </w:r>
-    </w:p>
-    <w:p>
-      <w:pPr>
-        <w:pStyle w:val="BodyText"/>
-      </w:pPr>
-      <w:r>
-        <w:t xml:space="preserve">The nine’s representative — a small, precise woman named Okonkwo-Barrett who said almost nothing throughout and whom Lolly never saw again — asked one question only: “Is the drain adequate to the current caseload, going forward, or does the department require a second Mr Eilstein?”</w:t>
+        <w:t xml:space="preserve">“Mr Drill taught this department that an uncharacterised instrument is not evidence. It is a lead,” she said. “Dr van Casteel has characterised two plates. He has not characterised a throat, and I am not going to write one into a schedule because the plates moved. What I can take to the Crown is a force, a sign, and a man who will say what the force is not.”</w:t>
+      </w:r>
+    </w:p>
+    <w:p>
+      <w:pPr>
+        <w:pStyle w:val="BodyText"/>
+      </w:pPr>
+      <w:r>
+        <w:t xml:space="preserve">“That changes the schedule I proposed when Drill was in this room. I was going to advise the Crown to inherit an undischargeable ledger with no floor to it. I am not going to advise them that the debt has been paying itself for eleven thousand years. I do not have that measurement. I have a force, and a force is something an insurer can be told about without being lied to. What I will not insure is a wall I have decided is a pipe.”</w:t>
+      </w:r>
+    </w:p>
+    <w:p>
+      <w:pPr>
+        <w:pStyle w:val="BodyText"/>
+      </w:pPr>
+      <w:r>
+        <w:t xml:space="preserve">“Mr Eilstein is not, on this evidence, a bottomless liability, and he is not, on this evidence, a drain I can meter. He is a man we have begun to measure and have not finished. I would rather take the Crown an unfinished measurement than the metaphor I believed in August.”</w:t>
+      </w:r>
+    </w:p>
+    <w:p>
+      <w:pPr>
+        <w:pStyle w:val="BodyText"/>
+      </w:pPr>
+      <w:r>
+        <w:t xml:space="preserve">The nine’s representative — a small, precise woman named Okonkwo-Barrett who had said almost nothing throughout — asked one question only: “Is the drain adequate to the current caseload, going forward, or does the department require a second Mr Eilstein?”</w:t>
       </w:r>
     </w:p>
     <w:p>
@@ -15610,34 +15658,42 @@
     </w:p>
     <w:p>
       <w:pPr>
-        <w:pStyle w:val="FirstParagraph"/>
-      </w:pPr>
-      <w:r>
-        <w:t xml:space="preserve">The nine undecidable cores, promised at the end of Chapter Fourteen, were resolved — or rather, were shown to require no resolution — by Fainrose, on the Friday, and it took her four minutes and it undid a worry the department had been carrying since Chapter Six.</w:t>
-      </w:r>
-    </w:p>
-    <w:p>
-      <w:pPr>
-        <w:pStyle w:val="BodyText"/>
-      </w:pPr>
-      <w:r>
-        <w:t xml:space="preserve">“I went back and checked what the nine undecidable cores from the Gödel-sentence motion actually have in common,” she said, “because Drill’s lesson was that a shared property nobody checked for is exactly the kind of thing this department misses. And they have one, and it is embarrassingly simple, and I am furious it took this long.”</w:t>
-      </w:r>
-    </w:p>
-    <w:p>
-      <w:pPr>
-        <w:pStyle w:val="BodyText"/>
-      </w:pPr>
-      <w:r>
-        <w:t xml:space="preserve">“All nine sit within the measured cross-section of van Casteel’s throat. Not near it. Not associatively connected to it by some poetic resemblance. Within the actual, measured, physical volume through which the slow drain passes, on its way to wherever it is going.”</w:t>
-      </w:r>
-    </w:p>
-    <w:p>
-      <w:pPr>
-        <w:pStyle w:val="FirstParagraph"/>
-      </w:pPr>
-      <w:r>
-        <w:t xml:space="preserve">“They were never undecidable because the mathematics failed. They were undecidable because the register was trying to certify a yes-or-no answer about objects that are, right now, partly there and partly wherever the throat’s far end is — which is precisely the kind of statement Beatrix’s Gödel-sentence motion predicted a system cannot certify about itself from the inside. The nine aren’t a defect in our arithmetic. They’re a list of everything currently in transit. Mavis-9 declined to certify herself in Chapter Six for the same reason a customs officer declines to stamp a passenger currently airborne. Not lost. Not contraband. In transit, and the paperwork simply has no box for that, and shouldn’t be made to grow one.”</w:t>
+        <w:pStyle w:val="BodyText"/>
+      </w:pPr>
+      <w:r>
+        <w:t xml:space="preserve">Okonkwo-Barrett wrote that answer in a book the size of a postcard and set the book on the schedule. She took her coat. She did not ask a second question.</w:t>
+      </w:r>
+    </w:p>
+    <w:p>
+      <w:pPr>
+        <w:pStyle w:val="BodyText"/>
+      </w:pPr>
+      <w:r>
+        <w:t xml:space="preserve">The nine undecidable cores, left open after Esaki’s visit, were not resolved by the plates. Fainrose said so on the Friday, in four minutes, and it undid a temptation the department had been carrying since the motion.</w:t>
+      </w:r>
+    </w:p>
+    <w:p>
+      <w:pPr>
+        <w:pStyle w:val="BodyText"/>
+      </w:pPr>
+      <w:r>
+        <w:t xml:space="preserve">“I went back and checked what the nine undecidable cores from the motion we had refused to call a theorem actually have in common,” she said, “because Drill’s lesson was that a shared property nobody checked for is exactly the kind of thing this department misses. And they have one, and it is embarrassingly simple, and I am furious it took this long.”</w:t>
+      </w:r>
+    </w:p>
+    <w:p>
+      <w:pPr>
+        <w:pStyle w:val="BodyText"/>
+      </w:pPr>
+      <w:r>
+        <w:t xml:space="preserve">“All nine sit inside the uncertainty of van Casteel’s correction. Not inside a throat I can draw. Not by a resemblance. Inside the region the plates cannot tell from the effect he measured. That is a smaller claim than a location, and it is the one I am willing to sign.”</w:t>
+      </w:r>
+    </w:p>
+    <w:p>
+      <w:pPr>
+        <w:pStyle w:val="BodyText"/>
+      </w:pPr>
+      <w:r>
+        <w:t xml:space="preserve">“They were never undecidable because the mathematics failed, and they were not undecidable because a theorem had noticed a pipe. The register was being asked for a yes-or-no about files the instrument cannot separate from a correction it has only begun to measure. Beatrix’s motion refused to let this body certify its own competence. It imitated a limit. It was not a detection of one, and a treaty is not an arithmetic. The nine are not a defect in the arithmetic. They are a list we are not allowed to close. Mavis-9 declined to certify herself when she was asked, for the same reason a customs officer declines to stamp a passenger she cannot see. Not lost. Not contraband. Unresolved, and the paperwork has no honest box, and should not be made to grow one.”</w:t>
       </w:r>
     </w:p>
     <w:p>
@@ -15690,7 +15746,7 @@
     </w:p>
     <w:p>
       <w:pPr>
-        <w:pStyle w:val="FirstParagraph"/>
+        <w:pStyle w:val="BodyText"/>
       </w:pPr>
       <w:r>
         <w:t>Eilstein’s clause, the last piece of the department’s business, was Eilstein’s own idea, and he brought it to Beatrix rather than waiting to be summoned, which nobody in the department had ever seen him do.</w:t>
@@ -15730,7 +15786,39 @@
     </w:p>
     <w:p>
       <w:pPr>
-        <w:pStyle w:val="FirstParagraph"/>
+        <w:pStyle w:val="BodyText"/>
+      </w:pPr>
+      <w:r>
+        <w:t xml:space="preserve">* * *</w:t>
+      </w:r>
+    </w:p>
+    <w:p>
+      <w:pPr>
+        <w:pStyle w:val="BodyText"/>
+      </w:pPr>
+      <w:r>
+        <w:t xml:space="preserve">On the Sunday before that Monday, Lolly rang the number on Ellen Prosper’s card. The office in Peterhead said the vessel was at sea and the set was not answering. She rang the partner in Sligo at six. The woman said Ellen had not come off the boat since the case began, and had not taken the shop in Newcastle, and that if anyone was going to speak to her it would not be through a form.</w:t>
+      </w:r>
+    </w:p>
+    <w:p>
+      <w:pPr>
+        <w:pStyle w:val="BodyText"/>
+      </w:pPr>
+      <w:r>
+        <w:t xml:space="preserve">Lolly did not alter the trace. She wrote nothing on the cover that was not already there. Mrs Chain had asked for the page if the word came back. There was no page to send.</w:t>
+      </w:r>
+    </w:p>
+    <w:p>
+      <w:pPr>
+        <w:pStyle w:val="BodyText"/>
+      </w:pPr>
+      <w:r>
+        <w:t xml:space="preserve">* * *</w:t>
+      </w:r>
+    </w:p>
+    <w:p>
+      <w:pPr>
+        <w:pStyle w:val="BodyText"/>
       </w:pPr>
       <w:r>
         <w:t xml:space="preserve">The ninth of February arrived on a Monday, cold, with nothing scheduled after eleven, which was itself unprecedented.</w:t>
@@ -15757,15 +15845,47 @@
         <w:pStyle w:val="BodyText"/>
       </w:pPr>
       <w:r>
-        <w:t xml:space="preserve">Lolly came in early and found Mrs Kind already at her desk, doing what she had done since Chapter Four: closing out the file the way a travel agent closes out a booking, checking every leg had actually been flown, not merely paid for.</w:t>
-      </w:r>
-    </w:p>
-    <w:p>
-      <w:pPr>
-        <w:pStyle w:val="BodyText"/>
-      </w:pPr>
-      <w:r>
-        <w:t xml:space="preserve">“Fourteen tunnelled,” she read aloud, for the record, one last time. “Three hundred and eleven of three eleven — no. Three hundred eight recovered, of the original tally, plus the fourteen, accounted a different way. Two hundred nine of two hundred nine dipped and returned. Nine cores in transit, correctly logged as such and not otherwise. Thirty-one cores, as of Friday’s reading, still advancing — Ramanathan says that number has not moved in six weeks, which she says, for a supernova countdown, is the best news she has had all year, because it means the field maintenance the Counsel voted to preserve after all, buried in an amendment nobody minuted properly in Chapter Five, is holding.” She looked up. “I don’t think anyone ever told you that vote went the other way on appeal.”</w:t>
+        <w:t xml:space="preserve">Mrs Chain was on the landing, the umbrella across her knees. She had been offered a chair. She had not taken it.</w:t>
+      </w:r>
+    </w:p>
+    <w:p>
+      <w:pPr>
+        <w:pStyle w:val="BodyText"/>
+      </w:pPr>
+      <w:r>
+        <w:t xml:space="preserve">She did not ask about the plates. She asked whether anyone had spoken to Ellen Prosper.</w:t>
+      </w:r>
+    </w:p>
+    <w:p>
+      <w:pPr>
+        <w:pStyle w:val="BodyText"/>
+      </w:pPr>
+      <w:r>
+        <w:t xml:space="preserve">“No,” said Lolly.</w:t>
+      </w:r>
+    </w:p>
+    <w:p>
+      <w:pPr>
+        <w:pStyle w:val="BodyText"/>
+      </w:pPr>
+      <w:r>
+        <w:t xml:space="preserve">“Then the page is not ready,” said Mrs Chain. “I asked to be sent it if the word came back. It has not come back. I will not have a measurement in its place. Speak to Ellen, when you can. Until then leave the card where it is.” She stood, and she went down the stair. She did not stay to hear the file read out.</w:t>
+      </w:r>
+    </w:p>
+    <w:p>
+      <w:pPr>
+        <w:pStyle w:val="BodyText"/>
+      </w:pPr>
+      <w:r>
+        <w:t xml:space="preserve">Lolly came in early and found Mrs Kind already at her desk, doing what she had done since the holiday argument: closing out the file the way a travel agent closes out a booking, checking every leg had actually been flown, not merely paid for.</w:t>
+      </w:r>
+    </w:p>
+    <w:p>
+      <w:pPr>
+        <w:pStyle w:val="BodyText"/>
+      </w:pPr>
+      <w:r>
+        <w:t xml:space="preserve">“The fourteen, not as a route,” she read aloud, for the record, one last time. “Three hundred and eleven of three eleven — no. Three hundred eight recovered, of the original tally, plus the fourteen, accounted a different way. Two hundred nine of two hundred nine dipped and returned. Nine cores in transit, correctly logged as such and not otherwise. Thirty-one cores, as of Friday’s reading, still advancing — Ramanathan says that number has not moved in six weeks, which she says, for a supernova countdown, is the best news she has had all year, because it means the field maintenance the Counsel voted to preserve after all, buried in an amendment nobody minuted properly when the motion was carried, is holding.” She looked up. “I don’t think anyone ever told you that vote went the other way on appeal.”</w:t>
       </w:r>
     </w:p>
     <w:p>
@@ -15821,7 +15941,7 @@
         <w:pStyle w:val="BodyText"/>
       </w:pPr>
       <w:r>
-        <w:t>Lolly laughed, for the first time since the Annex, out loud, in the office, which several people noted and none commented on.</w:t>
+        <w:t>Lolly laughed.</w:t>
       </w:r>
     </w:p>
     <w:p>
@@ -15837,7 +15957,7 @@
         <w:pStyle w:val="BodyText"/>
       </w:pPr>
       <w:r>
-        <w:t>She crossed the room. She put her forehead, briefly, against the shoulder that always met the racks first. He held the bag clear with the competence of long practice, and said, into her hair, “A morning with no countdown. I’ve brought something that counts as breakfast if you don’t inspect it.”</w:t>
+        <w:t>She stayed on her side of the doorway. He held the bag clear, and said, “A morning with no countdown. I’ve brought something that counts as breakfast if you don’t inspect it.”</w:t>
       </w:r>
     </w:p>
     <w:p>
@@ -15957,15 +16077,15 @@
         <w:pStyle w:val="BodyText"/>
       </w:pPr>
       <w:r>
-        <w:t>Gideon is in the doorway with breakfast and a knuckle he will claim is nothing. He ran the cable in Cumbria. He was on the stair in March. He has never asked me to call either of those things by a larger name. I am going to, here, where only the notebook can be embarrassed. He is how I know a day is real.</w:t>
-      </w:r>
-    </w:p>
-    <w:p>
-      <w:pPr>
-        <w:pStyle w:val="BodyText"/>
-      </w:pPr>
-      <w:r>
-        <w:t xml:space="preserve">The Permitted Options ends here, at 411 P-9, on the ninth of February, with nothing detonated, nobody uninvited, and one very old drain finally accounted for. Lolly Wren’s green notebooks reach volume five and stop, for now, mid-page.</w:t>
+        <w:t>Gideon is in the doorway with breakfast and a knuckle he will claim is nothing. He ran the cable in Cumbria. He was on the stair in March. He has not asked me to call either of those things by a larger name.</w:t>
+      </w:r>
+    </w:p>
+    <w:p>
+      <w:pPr>
+        <w:pStyle w:val="BodyText"/>
+      </w:pPr>
+      <w:r>
+        <w:t xml:space="preserve">The Permitted Options ends here, at 411 P-9, on the ninth of February, with nothing detonated, nobody uninvited, and the plates’ force written down as a force. Ellen Prosper’s card is still on the outside of the file. Lolly Wren’s green notebooks reach volume five and stop, for now, mid-page.</w:t>
       </w:r>
     </w:p>
     <w:p>
@@ -16331,82 +16451,22 @@
     <w:p>
       <w:pPr>
         <w:pStyle w:val="BodyText"/>
-        <w:numPr>
-          <w:ilvl w:val="0"/>
-          <w:numId w:val="1045"/>
-        </w:numPr>
-      </w:pPr>
-      <w:r>
-        <w:t xml:space="preserve">Classically, a particle without enough energy to climb a barrier simply cannot cross it.</w:t>
-      </w:r>
-    </w:p>
-    <w:p>
-      <w:pPr>
-        <w:pStyle w:val="BodyText"/>
-        <w:numPr>
-          <w:ilvl w:val="0"/>
-          <w:numId w:val="1045"/>
-        </w:numPr>
-      </w:pPr>
-      <w:r>
-        <w:t xml:space="preserve">Quantum mechanically the particle is a wave, and a wave’s amplitude does not drop to zero the instant it meets a barrier — it decays exponentially inside the barrier instead.</w:t>
-      </w:r>
-    </w:p>
-    <w:p>
-      <w:pPr>
-        <w:pStyle w:val="BodyText"/>
-        <w:numPr>
-          <w:ilvl w:val="0"/>
-          <w:numId w:val="1045"/>
-        </w:numPr>
-      </w:pPr>
-      <w:r>
-        <w:t xml:space="preserve">If the barrier ends before the amplitude reaches zero, there is a real, calculable, nonzero amplitude on the far side.</w:t>
-      </w:r>
-    </w:p>
-    <w:p>
-      <w:pPr>
-        <w:pStyle w:val="BodyText"/>
-        <w:numPr>
-          <w:ilvl w:val="0"/>
-          <w:numId w:val="1045"/>
-        </w:numPr>
-      </w:pPr>
-      <w:r>
-        <w:t xml:space="preserve">That chance falls off exponentially with barrier width, so doubling a barrier’s thickness does not halve the odds of crossing — it can crush them by orders of magnitude.</w:t>
-      </w:r>
-    </w:p>
-    <w:p>
-      <w:pPr>
-        <w:pStyle w:val="BodyText"/>
-        <w:numPr>
-          <w:ilvl w:val="0"/>
-          <w:numId w:val="1045"/>
-        </w:numPr>
-      </w:pPr>
-      <w:r>
-        <w:t xml:space="preserve">None of this needs to know why the barrier is there. The mathematics is indifferent to whether the “barrier” is a wall of metal, a nuclear force, or — as this book is about to ask — a form.</w:t>
-      </w:r>
-    </w:p>
-    <w:p>
-      <w:pPr>
-        <w:pStyle w:val="FirstParagraph"/>
-      </w:pPr>
-      <w:r>
-        <w:t xml:space="preserve">Book Two opens on</w:t>
-      </w:r>
-      <w:r>
-        <w:t xml:space="preserve"> </w:t>
+      </w:pPr>
+      <w:r>
+        <w:t xml:space="preserve">The novel opened on quantum tunnelling. It is the gentlest of the ideas the later meetings keep trying to promote into a destination.</w:t>
+      </w:r>
+      <w:r>
+        <w:t xml:space="preserve"/>
       </w:r>
       <w:r>
         <w:rPr>
           <w:bCs/>
           <w:b/>
         </w:rPr>
-        <w:t xml:space="preserve">quantum tunnelling</w:t>
-      </w:r>
-      <w:r>
-        <w:t xml:space="preserve">, which is the gentlest possible entry into where the sequel is going.</w:t>
+        <w:t xml:space="preserve"/>
+      </w:r>
+      <w:r>
+        <w:t xml:space="preserve"/>
       </w:r>
     </w:p>
     <w:p>
@@ -16445,7 +16505,7 @@
     </w:p>
     <w:p>
       <w:pPr>
-        <w:pStyle w:val="FirstParagraph"/>
+        <w:pStyle w:val="BodyText"/>
       </w:pPr>
       <w:r>
         <w:t xml:space="preserve">which is why the effect is exquisitely sensitive to barrier width and height: thin barriers are practically transparent, and a barrier twice as thick can suppress transmission by many orders of magnitude. It is not exotic. It is why the Sun shines (protons fuse only by tunnelling through their mutual electrostatic repulsion), why alpha decay happens at all, why the tunnel diode and the scanning tunnelling microscope work, and why flash memory can be written and erased.</w:t>
@@ -16460,84 +16520,50 @@
           <w:bCs/>
           <w:b/>
         </w:rPr>
-        <w:t xml:space="preserve">Why it is the right opening idea.</w:t>
-      </w:r>
-      <w:r>
-        <w:t xml:space="preserve"> </w:t>
-      </w:r>
-      <w:r>
-        <w:t xml:space="preserve">Book One’s physics was about states being forced, measured, frozen, and correlated. Tunnelling introduces the opposite anxiety: a system arriving somewhere it had no permitted route to. And it does so without any appeal to interpretation — tunnelling is uncontroversial, textbook, and technologically exploited, so nobody in the story can dismiss it as metaphysics.</w:t>
-      </w:r>
-    </w:p>
-    <w:p>
-      <w:pPr>
-        <w:pStyle w:val="BodyText"/>
-      </w:pPr>
-      <w:r>
-        <w:rPr>
-          <w:bCs/>
-          <w:b/>
-        </w:rPr>
-        <w:t xml:space="preserve">The distinction the chapter turns on.</w:t>
-      </w:r>
-      <w:r>
-        <w:t xml:space="preserve"> </w:t>
-      </w:r>
-      <w:r>
-        <w:t xml:space="preserve">A state cannot resolve into an outcome that is not in its state space. But “the state space” in any practical account is a</w:t>
-      </w:r>
-      <w:r>
-        <w:t xml:space="preserve"> </w:t>
+        <w:t xml:space="preserve">The distinction the chapter turns on. A state cannot resolve into an outcome that is not in its state space. But “the state space” in any practical account is a model, and a truncated model has an edge where the real space does not. Fainrose’s correction — you cannot tunnel to a state that is not in your description of the space — is the novel’s governing suspicion, and it is a direct escalation of Book One’s central error. The Ministry once mistook a subspace for reality and flattened houses into it. The new question is whether everyone, including the people trying to fix it, has been doing a milder version of the same thing all along.</w:t>
+      </w:r>
+      <w:r>
+        <w:t xml:space="preserve"/>
+      </w:r>
+      <w:r>
+        <w:t xml:space="preserve"/>
+      </w:r>
+      <w:r>
+        <w:t xml:space="preserve"/>
       </w:r>
       <w:r>
         <w:rPr>
           <w:iCs/>
           <w:i/>
         </w:rPr>
-        <w:t xml:space="preserve">model</w:t>
-      </w:r>
-      <w:r>
-        <w:t xml:space="preserve">, and a truncated model has an edge where the real space does not. Fainrose’s correction — you cannot tunnel to a state that is not in your</w:t>
-      </w:r>
-      <w:r>
-        <w:t xml:space="preserve"> </w:t>
+        <w:t xml:space="preserve"/>
+      </w:r>
+      <w:r>
+        <w:t xml:space="preserve"/>
+      </w:r>
+      <w:r>
+        <w:t xml:space="preserve"/>
       </w:r>
       <w:r>
         <w:rPr>
           <w:iCs/>
           <w:i/>
         </w:rPr>
-        <w:t xml:space="preserve">description</w:t>
-      </w:r>
-      <w:r>
-        <w:t xml:space="preserve"> </w:t>
-      </w:r>
-      <w:r>
-        <w:t xml:space="preserve">of the space — is the sequel’s governing suspicion, and it is a direct escalation of Book One’s central error. The Ministry once mistook a subspace for reality and flattened houses into it. The new question is whether everyone, including the people trying to fix it, has been doing a milder version of the same thing all along.</w:t>
-      </w:r>
-    </w:p>
-    <w:p>
-      <w:pPr>
-        <w:pStyle w:val="BodyText"/>
-      </w:pPr>
-      <w:r>
-        <w:t xml:space="preserve">In one breath. A wave meets a wall and does not stop existing on the near side; it just gets quieter, and if the wall ends before it reaches zero, some of it was always going to be found on the other side.</w:t>
-      </w:r>
-    </w:p>
-    <w:p>
-      <w:pPr>
-        <w:pStyle w:val="BodyText"/>
-      </w:pPr>
-      <w:r>
-        <w:t xml:space="preserve">What this chapter was actually showing you. The scene with the observatory’s non-signal was not really about astronomy. It was about the fact that “impossible” and “improbable” are different words for a reason, and that Book One’s whole crisis was built on a case where the department forgot which one it was looking at.</w:t>
-      </w:r>
-    </w:p>
-    <w:p>
-      <w:pPr>
-        <w:pStyle w:val="BodyText"/>
-      </w:pPr>
-      <w:r>
-        <w:t xml:space="preserve">Where the popular version goes wrong. The popular version says a particle “tunnels through” a barrier the way a mole tunnels through a garden — borrowing a shortcut, sneaking past a rule. There is no shortcut and no rule being bent. The amplitude was always there, on both sides, the entire time; nothing travelled through solid matter faster than light or violated conservation of energy for an instant. The barrier was never as absolute as the word “barrier” promises.</w:t>
+        <w:t xml:space="preserve"/>
+      </w:r>
+      <w:r>
+        <w:t xml:space="preserve"/>
+      </w:r>
+      <w:r>
+        <w:t xml:space="preserve"/>
+      </w:r>
+    </w:p>
+    <w:p>
+      <w:pPr>
+        <w:pStyle w:val="BodyText"/>
+      </w:pPr>
+      <w:r>
+        <w:t xml:space="preserve">The popular version says a particle “tunnels through” a barrier the way a mole tunnels through a garden — borrowing a shortcut, sneaking past a rule.</w:t>
       </w:r>
     </w:p>
     <w:p>
@@ -16556,7 +16582,15 @@
           <w:b/>
           <w:color w:val="0C447C"/>
         </w:rPr>
-        <w:t xml:space="preserve">Going deeper (skip freely)</w:t>
+        <w:t xml:space="preserve">Going deeper</w:t>
+      </w:r>
+    </w:p>
+    <w:p>
+      <w:pPr>
+        <w:pStyle w:val="BodyText"/>
+      </w:pPr>
+      <w:r>
+        <w:t xml:space="preserve">What this chapter was actually showing you. The scene with the observatory’s non-signal was not really about astronomy. It was about the fact that “impossible” and “improbable” are different words for a reason, and that Book One’s whole crisis was built on a case where the department forgot which one it was looking at.</w:t>
       </w:r>
     </w:p>
     <w:p>
@@ -16598,7 +16632,7 @@
         <w:pStyle w:val="BodyText"/>
       </w:pPr>
       <w:r>
-        <w:t xml:space="preserve">The observatory’s non-signal — six hours in which the vacuum appeared, in one direction, to be cheaper than it ought to be — is the sequel’s first quiet suggestion that a barrier somewhere got thinner, and that fourteen people in eleven districts went somewhere they had no route to.</w:t>
+        <w:t xml:space="preserve">The observatory’s six hours, in which the vacuum appeared cheaper in one direction, are not a false-vacuum decay. A decay of that kind nucleates a bubble that expands at nearly the speed of light and does not restore itself by breakfast. The liaison refused the word signal. This lecture refuses the word crossing. Fourteen people are missing from a model. The chapter does not watch them arrive anywhere.</w:t>
       </w:r>
     </w:p>
     <w:p>
@@ -16779,7 +16813,7 @@
     </w:p>
     <w:p>
       <w:pPr>
-        <w:pStyle w:val="FirstParagraph"/>
+        <w:pStyle w:val="BodyText"/>
       </w:pPr>
       <w:r>
         <w:t xml:space="preserve">New in Chapter Two: vacuum energy and the Casimir effect, brought in to give Chapter One’s tunnelling a cause.</w:t>
@@ -16843,7 +16877,7 @@
     </w:p>
     <w:p>
       <w:pPr>
-        <w:pStyle w:val="FirstParagraph"/>
+        <w:pStyle w:val="BodyText"/>
       </w:pPr>
       <w:r>
         <w:t xml:space="preserve">falling off as the fourth power of separation — feeble at a micron, substantial at tens of nanometres, and a genuine engineering nuisance in microelectromechanical devices. It was measured decisively by Lamoreaux in 1997 and many times since.</w:t>
@@ -16929,23 +16963,7 @@
         <w:pStyle w:val="BodyText"/>
       </w:pPr>
       <w:r>
-        <w:t xml:space="preserve">In one breath. Nothing is ever perfectly empty, the price of “empty” can be lowered locally without violating anything, and lowering it anywhere nearby makes an existing barrier thinner without anyone having touched the barrier itself.</w:t>
-      </w:r>
-    </w:p>
-    <w:p>
-      <w:pPr>
-        <w:pStyle w:val="BodyText"/>
-      </w:pPr>
-      <w:r>
-        <w:t xml:space="preserve">What this chapter was actually showing you. Somebody had made the vacuum cheaper along one bearing, on purpose or not, and the fourteen were not chosen — they were simply standing in the part of the barrier that got thin first.</w:t>
-      </w:r>
-    </w:p>
-    <w:p>
-      <w:pPr>
-        <w:pStyle w:val="BodyText"/>
-      </w:pPr>
-      <w:r>
-        <w:t xml:space="preserve">Where the popular version goes wrong. The popular version treats zero-point energy as a loophole for free energy, or as a rounding error physicists apologise for. It is neither. It is a measured, mundane consequence of quantum fields having to obey an uncertainty relation everywhere, all the time, including in a vacuum with nothing else in it — and the Casimir effect is the mundane, repeatedly confirmed proof that boundaries can tax that energy up or down.</w:t>
+        <w:t xml:space="preserve">The popular version treats zero-point energy as a loophole for free energy, or as a rounding error physicists apologise for.</w:t>
       </w:r>
     </w:p>
     <w:p>
@@ -16964,7 +16982,15 @@
           <w:b/>
           <w:color w:val="0C447C"/>
         </w:rPr>
-        <w:t xml:space="preserve">Going deeper (skip freely)</w:t>
+        <w:t xml:space="preserve">Going deeper</w:t>
+      </w:r>
+    </w:p>
+    <w:p>
+      <w:pPr>
+        <w:pStyle w:val="BodyText"/>
+      </w:pPr>
+      <w:r>
+        <w:t xml:space="preserve">What this chapter was actually showing you. Somebody had made the vacuum cheaper along one bearing, on purpose or not, and the fourteen were not chosen — they were simply standing in the part of the barrier that got thin first.</w:t>
       </w:r>
     </w:p>
     <w:p>
@@ -17023,36 +17049,36 @@
     </w:p>
     <w:p>
       <w:pPr>
-        <w:pStyle w:val="FirstParagraph"/>
+        <w:pStyle w:val="BodyText"/>
       </w:pPr>
       <w:r>
         <w:rPr>
           <w:bCs/>
           <w:b/>
         </w:rPr>
-        <w:t xml:space="preserve">And the structural point,</w:t>
-      </w:r>
-      <w:r>
-        <w:t xml:space="preserve"> </w:t>
-      </w:r>
-      <w:r>
-        <w:t xml:space="preserve">which is Eilstein’s rule from Book One arriving in a new costume: making the vacuum cheaper in one place does not create anything. The Casimir cavity is only cheap</w:t>
-      </w:r>
-      <w:r>
-        <w:t xml:space="preserve"> </w:t>
+        <w:t xml:space="preserve">And the structural point, which is Eilstein’s rule from Book One arriving in a new costume: making the vacuum cheaper in one place does not create anything. The Casimir cavity is only cheap relative to the unbounded space around it. Somebody has lowered a floor along a bearing, and floors are not lowered for free — so the question the novel asked is not what came past on the fourteenth of March, but where the difference went.</w:t>
+      </w:r>
+      <w:r>
+        <w:t xml:space="preserve"/>
+      </w:r>
+      <w:r>
+        <w:t xml:space="preserve"/>
+      </w:r>
+      <w:r>
+        <w:t xml:space="preserve"/>
       </w:r>
       <w:r>
         <w:rPr>
           <w:iCs/>
           <w:i/>
         </w:rPr>
-        <w:t xml:space="preserve">relative to</w:t>
-      </w:r>
-      <w:r>
-        <w:t xml:space="preserve"> </w:t>
-      </w:r>
-      <w:r>
-        <w:t xml:space="preserve">the unbounded space around it. Somebody has lowered a floor along a bearing, and floors are not lowered for free — so the sequel’s real question is not what came past on the fourteenth of March, but where the difference went.</w:t>
+        <w:t xml:space="preserve"/>
+      </w:r>
+      <w:r>
+        <w:t xml:space="preserve"/>
+      </w:r>
+      <w:r>
+        <w:t xml:space="preserve"/>
       </w:r>
     </w:p>
     <w:p>
@@ -17217,7 +17243,7 @@
     </w:p>
     <w:p>
       <w:pPr>
-        <w:pStyle w:val="FirstParagraph"/>
+        <w:pStyle w:val="BodyText"/>
       </w:pPr>
       <w:r>
         <w:t xml:space="preserve">Chapter Three’s physics toolkit: determinism versus irreducible chance, and the specific methodological claim behind Einstein’s most-quoted and most-misused sentence.</w:t>
@@ -17399,7 +17425,7 @@
     </w:p>
     <w:p>
       <w:pPr>
-        <w:pStyle w:val="FirstParagraph"/>
+        <w:pStyle w:val="BodyText"/>
       </w:pPr>
       <w:r>
         <w:t xml:space="preserve">So “no leavings” is not mysticism dressed as evidence; it is an entropy-accounting argument, and it descends directly from Eilstein’s rule in Book One — order is never free, and if nothing was paid, nothing was chosen.</w:t>
@@ -17488,23 +17514,7 @@
         <w:pStyle w:val="BodyText"/>
       </w:pPr>
       <w:r>
-        <w:t xml:space="preserve">In one breath. Where there is chance, there is waste — and finding no waste at all is not proof nothing happened, it is proof there was nothing left to choose between.</w:t>
-      </w:r>
-    </w:p>
-    <w:p>
-      <w:pPr>
-        <w:pStyle w:val="BodyText"/>
-      </w:pPr>
-      <w:r>
-        <w:t xml:space="preserve">What this chapter was actually showing you. The department’s own paperwork had been quietly deciding what counted as “nothing left to choose between” for nineteen months, which meant the real offence long preceded whatever thinned the vacuum in Chapter Two.</w:t>
-      </w:r>
-    </w:p>
-    <w:p>
-      <w:pPr>
-        <w:pStyle w:val="BodyText"/>
-      </w:pPr>
-      <w:r>
-        <w:t xml:space="preserve">Where the popular version goes wrong. The popular version has Einstein as a stubborn old man who could not accept quantum weirdness. He accepted the experiments. What he rejected was the inference that the mathematics must be the whole story rather than an excellent, incomplete summary — and this chapter’s entropy argument is one of the few tools that can actually adjudicate that question, rather than just restate it as a matter of taste.</w:t>
+        <w:t xml:space="preserve">The popular version has Einstein as a stubborn old man who could not accept quantum weirdness.</w:t>
       </w:r>
     </w:p>
     <w:p>
@@ -17523,7 +17533,7 @@
           <w:b/>
           <w:color w:val="0C447C"/>
         </w:rPr>
-        <w:t xml:space="preserve">Going deeper (skip freely)</w:t>
+        <w:t xml:space="preserve">Going deeper</w:t>
       </w:r>
     </w:p>
     <w:p>
@@ -17531,23 +17541,31 @@
         <w:pStyle w:val="FirstParagraph"/>
       </w:pPr>
       <w:r>
-        <w:t xml:space="preserve">One further shadow, which the sequel should keep in reserve: the only remaining loophole in Bell tests is</w:t>
-      </w:r>
-      <w:r>
-        <w:t xml:space="preserve"> </w:t>
+        <w:t xml:space="preserve">One further shadow, which the novel leaves open: the only remaining loophole in Bell tests is superdeterminism — the possibility that measurement settings and system properties share a common prior cause. It is widely regarded as unmotivated. It becomes considerably less unmotivated in a story where something can adjust the vacuum across a planet for six hours.</w:t>
+      </w:r>
+      <w:r>
+        <w:t xml:space="preserve"/>
       </w:r>
       <w:r>
         <w:rPr>
           <w:bCs/>
           <w:b/>
         </w:rPr>
-        <w:t xml:space="preserve">superdeterminism</w:t>
-      </w:r>
-      <w:r>
-        <w:t xml:space="preserve"> </w:t>
-      </w:r>
-      <w:r>
-        <w:t xml:space="preserve">— the possibility that measurement settings and system properties share a common prior cause. It is widely regarded as unmotivated. It becomes considerably less unmotivated in a story where something can adjust the vacuum across a planet for six hours.</w:t>
+        <w:t xml:space="preserve"/>
+      </w:r>
+      <w:r>
+        <w:t xml:space="preserve"/>
+      </w:r>
+      <w:r>
+        <w:t xml:space="preserve"/>
+      </w:r>
+    </w:p>
+    <w:p>
+      <w:pPr>
+        <w:pStyle w:val="BodyText"/>
+      </w:pPr>
+      <w:r>
+        <w:t xml:space="preserve">What this chapter was actually showing you. The department’s own paperwork had been quietly deciding what counted as “nothing left to choose between” for nineteen months, which meant the real offence long preceded whatever thinned the vacuum in Chapter Two.</w:t>
       </w:r>
     </w:p>
     <w:p>
@@ -17724,7 +17742,7 @@
     </w:p>
     <w:p>
       <w:pPr>
-        <w:pStyle w:val="FirstParagraph"/>
+        <w:pStyle w:val="BodyText"/>
       </w:pPr>
       <w:r>
         <w:t xml:space="preserve">Chapter Four draws on the holographic principle, and the entropy bounds that force it.</w:t>
@@ -17771,7 +17789,7 @@
     </w:p>
     <w:p>
       <w:pPr>
-        <w:pStyle w:val="FirstParagraph"/>
+        <w:pStyle w:val="BodyText"/>
       </w:pPr>
       <w:r>
         <w:t xml:space="preserve">one quarter of a bit per Planck area, where</w:t>
@@ -17996,23 +18014,7 @@
         <w:pStyle w:val="BodyText"/>
       </w:pPr>
       <w:r>
-        <w:t xml:space="preserve">In one breath. Whatever is really there is already written on the wall around it, in full, which means the wall was never just a wall.</w:t>
-      </w:r>
-    </w:p>
-    <w:p>
-      <w:pPr>
-        <w:pStyle w:val="BodyText"/>
-      </w:pPr>
-      <w:r>
-        <w:t xml:space="preserve">What this chapter was actually showing you. Mrs Kind’s holiday was not a parlour trick. It was the same claim the department needed to hear about the fourteen: two descriptions, exactly as complete as each other, and a person insisting on asking which one is “the real one” is asking a question the physics has already declined to answer.</w:t>
-      </w:r>
-    </w:p>
-    <w:p>
-      <w:pPr>
-        <w:pStyle w:val="BodyText"/>
-      </w:pPr>
-      <w:r>
-        <w:t xml:space="preserve">Where the popular version goes wrong. The popular version treats the holographic principle as meaning the universe is “a hologram” in the everyday sense — a projected illusion, somehow less real than it looks. Nothing here says the interior is fake. It says the interior’s information content is bounded by, and recoverable from, its boundary — a statement about capacity, not a statement about reality being a trick.</w:t>
+        <w:t xml:space="preserve">The popular version treats the holographic principle as meaning the universe is “a hologram” in the everyday sense — a projected illusion, somehow less real than it looks.</w:t>
       </w:r>
     </w:p>
     <w:p>
@@ -18031,7 +18033,15 @@
           <w:b/>
           <w:color w:val="0C447C"/>
         </w:rPr>
-        <w:t xml:space="preserve">Going deeper (skip freely)</w:t>
+        <w:t xml:space="preserve">Going deeper</w:t>
+      </w:r>
+    </w:p>
+    <w:p>
+      <w:pPr>
+        <w:pStyle w:val="BodyText"/>
+      </w:pPr>
+      <w:r>
+        <w:t xml:space="preserve">What this chapter was actually showing you. Mrs Kind’s holiday was not a parlour trick. It was the same claim the department needed to hear about the fourteen: two descriptions, exactly as complete as each other, and a person insisting on asking which one is “the real one” is asking a question the physics has already declined to answer.</w:t>
       </w:r>
     </w:p>
     <w:p>
@@ -18255,7 +18265,7 @@
     </w:p>
     <w:p>
       <w:pPr>
-        <w:pStyle w:val="FirstParagraph"/>
+        <w:pStyle w:val="BodyText"/>
       </w:pPr>
       <w:r>
         <w:t xml:space="preserve">The physics on the table in Chapter Five: black hole complementarity and the firewall problem, and — through item seven of Annex C — the tunnelling basis of stellar fusion and how core-collapse supernovae are triggered.</w:t>
@@ -18320,7 +18330,7 @@
     </w:p>
     <w:p>
       <w:pPr>
-        <w:pStyle w:val="FirstParagraph"/>
+        <w:pStyle w:val="BodyText"/>
       </w:pPr>
       <w:r>
         <w:t xml:space="preserve">Something must give. If the outside account is preserved, the near-horizon partner correlation is absent, and an infalling observer meets not empty space but a wall of high-energy quanta — a</w:t>
@@ -18375,23 +18385,7 @@
         <w:pStyle w:val="BodyText"/>
       </w:pPr>
       <w:r>
-        <w:t xml:space="preserve">In one breath. Two true accounts of the same black hole stop being harmless once somebody demands a correlation that monogamy has already spent.</w:t>
-      </w:r>
-    </w:p>
-    <w:p>
-      <w:pPr>
-        <w:pStyle w:val="BodyText"/>
-      </w:pPr>
-      <w:r>
-        <w:t xml:space="preserve">What this chapter was actually showing you. Beatrix’s treaty argument runs on exactly this: the Office’s defence — nothing is lost, only re-encoded, so there is no harm — is complementarity’s own defence, and it has the same expiry date the firewall paradox gave it.</w:t>
-      </w:r>
-    </w:p>
-    <w:p>
-      <w:pPr>
-        <w:pStyle w:val="BodyText"/>
-      </w:pPr>
-      <w:r>
-        <w:t xml:space="preserve">Where the popular version goes wrong. The popular version pictures the firewall as some special exotic danger waiting at old black holes’ horizons, a place where physics itself changes. The actual content is narrower and stranger: nothing new needs to be added to the physics. The contradiction is forced by combining three assumptions each of which sounds obviously true, and “firewall” is just a name for whichever one you are forced to give up.</w:t>
+        <w:t xml:space="preserve">The popular version pictures the firewall as some special exotic danger waiting at old black holes’ horizons, a place where physics itself changes.</w:t>
       </w:r>
     </w:p>
     <w:p>
@@ -18410,7 +18404,15 @@
           <w:b/>
           <w:color w:val="0C447C"/>
         </w:rPr>
-        <w:t xml:space="preserve">Going deeper (skip freely)</w:t>
+        <w:t xml:space="preserve">Going deeper</w:t>
+      </w:r>
+    </w:p>
+    <w:p>
+      <w:pPr>
+        <w:pStyle w:val="BodyText"/>
+      </w:pPr>
+      <w:r>
+        <w:t xml:space="preserve">What this chapter was actually showing you. Beatrix’s treaty argument runs on exactly this: the Office’s defence — nothing is lost, only re-encoded, so there is no harm — is complementarity’s own defence, and it has the same expiry date the firewall paradox gave it.</w:t>
       </w:r>
     </w:p>
     <w:p>
@@ -18466,7 +18468,7 @@
     </w:p>
     <w:p>
       <w:pPr>
-        <w:pStyle w:val="FirstParagraph"/>
+        <w:pStyle w:val="BodyText"/>
       </w:pPr>
       <w:r>
         <w:t xml:space="preserve">Because the rate is exponential in the barrier, stellar cores amplify any change in barrier conditions enormously. A fractional change of</w:t>
@@ -18728,7 +18730,7 @@
     </w:p>
     <w:p>
       <w:pPr>
-        <w:pStyle w:val="FirstParagraph"/>
+        <w:pStyle w:val="BodyText"/>
       </w:pPr>
       <w:r>
         <w:t xml:space="preserve">Chapter Six brings in Gödel’s incompleteness theorems, their computational twin the halting problem, and the fact — not the metaphor — that undecidability occurs in physics.</w:t>
@@ -18986,23 +18988,7 @@
         <w:pStyle w:val="BodyText"/>
       </w:pPr>
       <w:r>
-        <w:t xml:space="preserve">In one breath. Any system rich enough to talk about itself will eventually hit a question it can state but never settle from the inside, and no amount of internal confidence changes that.</w:t>
-      </w:r>
-    </w:p>
-    <w:p>
-      <w:pPr>
-        <w:pStyle w:val="BodyText"/>
-      </w:pPr>
-      <w:r>
-        <w:t xml:space="preserve">What this chapter was actually showing you. The Counsel’s paralysis was not a failure of nerve. A single self-referential motion had frozen it exactly the way Gödel’s sentence freezes a formal system — and the department had just spent an entire chapter accidentally re-proving the exact offence Book One prosecuted.</w:t>
-      </w:r>
-    </w:p>
-    <w:p>
-      <w:pPr>
-        <w:pStyle w:val="BodyText"/>
-      </w:pPr>
-      <w:r>
-        <w:t xml:space="preserve">Where the popular version goes wrong. The popular version turns Gödel into a mystic: “there are things that are true but unprovable,” offered as evidence that logic is somehow limited or intuition transcends machines. The actual theorem is narrower and more useful: a precise statement about what a specific formal system can prove about itself, not a blank cheque for “unprovability” in general — it says nothing about whether a larger, different system could prove the same statement easily.</w:t>
+        <w:t xml:space="preserve">The popular version turns Gödel into a mystic: “there are things that are true but unprovable,” offered as evidence that logic is somehow limited or intuition transcends machines.</w:t>
       </w:r>
     </w:p>
     <w:p>
@@ -19021,7 +19007,15 @@
           <w:b/>
           <w:color w:val="0C447C"/>
         </w:rPr>
-        <w:t xml:space="preserve">Going deeper (skip freely)</w:t>
+        <w:t xml:space="preserve">Going deeper</w:t>
+      </w:r>
+    </w:p>
+    <w:p>
+      <w:pPr>
+        <w:pStyle w:val="BodyText"/>
+      </w:pPr>
+      <w:r>
+        <w:t xml:space="preserve">What this chapter was actually showing you. The Counsel’s paralysis was not a failure of nerve. A single self-referential motion had frozen it exactly the way Gödel’s sentence freezes a formal system — and the department had just spent an entire chapter accidentally re-proving the exact offence Book One prosecuted.</w:t>
       </w:r>
     </w:p>
     <w:p>
@@ -19277,7 +19271,7 @@
     </w:p>
     <w:p>
       <w:pPr>
-        <w:pStyle w:val="FirstParagraph"/>
+        <w:pStyle w:val="BodyText"/>
       </w:pPr>
       <w:r>
         <w:t xml:space="preserve">New in Chapter Seven: Nash equilibrium and the commons, nonlocal games as the operational face of Bell’s theorem, and the 2020 result that the value of such games is undecidable.</w:t>
@@ -19432,7 +19426,7 @@
     </w:p>
     <w:p>
       <w:pPr>
-        <w:pStyle w:val="FirstParagraph"/>
+        <w:pStyle w:val="BodyText"/>
       </w:pPr>
       <w:r>
         <w:t xml:space="preserve">Crucially, entanglement transmits no information — the local marginals are unchanged and no signalling is possible — yet it enables coordination provably unachievable by any prior agreement. That combination is precisely what a self-enforcing compact needs: performance that cannot be faked because the ceiling on faking is a theorem rather than a standard. This is also the real basis of device-independent cryptography and randomness certification, where security rests on observed violation of a classical bound rather than on trust in hardware.</w:t>
@@ -19532,23 +19526,7 @@
         <w:pStyle w:val="BodyText"/>
       </w:pPr>
       <w:r>
-        <w:t xml:space="preserve">In one breath. A game that lets you prove you are not cheating without ever comparing notes is powerful exactly because it is built from the same theorem that makes some of its own scores impossible to predict in advance.</w:t>
-      </w:r>
-    </w:p>
-    <w:p>
-      <w:pPr>
-        <w:pStyle w:val="BodyText"/>
-      </w:pPr>
-      <w:r>
-        <w:t xml:space="preserve">What this chapter was actually showing you. The “treaty” the Counsel thought it had was never a treaty in the diplomatic sense — it was a game with a mathematically enforced honesty rule, and once someone worked out that dismantling it required no vote, only refusing to pay the electricity bill, its whole authority turned out to have been physics wearing a committee’s clothes.</w:t>
-      </w:r>
-    </w:p>
-    <w:p>
-      <w:pPr>
-        <w:pStyle w:val="BodyText"/>
-      </w:pPr>
-      <w:r>
-        <w:t xml:space="preserve">Where the popular version goes wrong. The popular version treats quantum entanglement in these games as “spooky communication” — a way of secretly passing a message faster than light. No signal is ever sent; the local statistics on each side, examined alone, look completely random. The advantage is entirely in the correlation between the two sides’ answers, which is real, useful, and profoundly non-classical, but it is not a telegraph.</w:t>
+        <w:t xml:space="preserve">The popular version treats quantum entanglement in these games as “spooky communication” — a way of secretly passing a message faster than light.</w:t>
       </w:r>
     </w:p>
     <w:p>
@@ -19567,7 +19545,15 @@
           <w:b/>
           <w:color w:val="0C447C"/>
         </w:rPr>
-        <w:t xml:space="preserve">Going deeper (skip freely)</w:t>
+        <w:t xml:space="preserve">Going deeper</w:t>
+      </w:r>
+    </w:p>
+    <w:p>
+      <w:pPr>
+        <w:pStyle w:val="BodyText"/>
+      </w:pPr>
+      <w:r>
+        <w:t xml:space="preserve">What this chapter was actually showing you. The “treaty” the Counsel thought it had was never a treaty in the diplomatic sense — it was a game with a mathematically enforced honesty rule, and once someone worked out that dismantling it required no vote, only refusing to pay the electricity bill, its whole authority turned out to have been physics wearing a committee’s clothes.</w:t>
       </w:r>
     </w:p>
     <w:p>
@@ -19790,7 +19776,7 @@
     </w:p>
     <w:p>
       <w:pPr>
-        <w:pStyle w:val="FirstParagraph"/>
+        <w:pStyle w:val="BodyText"/>
       </w:pPr>
       <w:r>
         <w:t xml:space="preserve">Chapter Eight’s toolkit: the unreasonable effectiveness debate, the domain of validity of theorems in physics, superquantum correlations, and — as the answer to all three — decoherence and einselection.</w:t>
@@ -20006,23 +19992,7 @@
         <w:pStyle w:val="BodyText"/>
       </w:pPr>
       <w:r>
-        <w:t xml:space="preserve">In one breath. The world looks unreasonably mathematical partly because we only call the mathematical parts of it “physics,” and partly because decoherence has already thrown out everything that was not going to describe simply.</w:t>
-      </w:r>
-    </w:p>
-    <w:p>
-      <w:pPr>
-        <w:pStyle w:val="BodyText"/>
-      </w:pPr>
-      <w:r>
-        <w:t xml:space="preserve">What this chapter was actually showing you. A cheat with the right vacuum budget could score above the honest quantum ceiling and be certified the most trustworthy party in the room — which is exactly Eugenius’s warning in miniature: a theorem tells you what a model permits, and mistaking the model for the world is how an institution ends up trusting the wrong member for the right mathematical reasons.</w:t>
-      </w:r>
-    </w:p>
-    <w:p>
-      <w:pPr>
-        <w:pStyle w:val="BodyText"/>
-      </w:pPr>
-      <w:r>
-        <w:t xml:space="preserve">Where the popular version goes wrong. The popular version of decoherence is often described as “collapse caused by observation,” as if a conscious mind were required. Nothing here needs an observer in that sense — an environment of photons, air molecules, or stray fields does the same job whether or not anyone is looking, which is precisely why classical objects look classical whether or not a physicist is in the room.</w:t>
+        <w:t xml:space="preserve">The popular version of decoherence is often described as “collapse caused by observation,” as if a conscious mind were required.</w:t>
       </w:r>
     </w:p>
     <w:p>
@@ -20041,7 +20011,15 @@
           <w:b/>
           <w:color w:val="0C447C"/>
         </w:rPr>
-        <w:t xml:space="preserve">Going deeper (skip freely)</w:t>
+        <w:t xml:space="preserve">Going deeper</w:t>
+      </w:r>
+    </w:p>
+    <w:p>
+      <w:pPr>
+        <w:pStyle w:val="BodyText"/>
+      </w:pPr>
+      <w:r>
+        <w:t xml:space="preserve">What this chapter was actually showing you. A cheat with the right vacuum budget could score above the honest quantum ceiling and be certified the most trustworthy party in the room — which is exactly Eugenius’s warning in miniature: a theorem tells you what a model permits, and mistaking the model for the world is how an institution ends up trusting the wrong member for the right mathematical reasons.</w:t>
       </w:r>
     </w:p>
     <w:p>
@@ -20477,40 +20455,7 @@
         <w:pStyle w:val="BodyText"/>
       </w:pPr>
       <w:r>
-        <w:t xml:space="preserve">In one breath.</w:t>
-      </w:r>
-      <w:r>
-        <w:t xml:space="preserve"> nothing can ever be pinned down twice over, which is why a lone measurement is never quite the whole story — and a fact becomes solid, public, agreed-upon precisely when that same incomplete story turns up, unrehearsed, in enough independent places that no one of them could have been faking it alone.</w:t>
-      </w:r>
-    </w:p>
-    <w:p>
-      <w:pPr>
-        <w:pStyle w:val="BodyText"/>
-      </w:pPr>
-      <w:r>
-        <w:rPr>
-          <w:bCs/>
-          <w:b/>
-        </w:rPr>
-        <w:t xml:space="preserve">What this chapter was actually showing you.</w:t>
-      </w:r>
-      <w:r>
-        <w:t xml:space="preserve"> Ramanathan’s redundancy argument and Fainrose’s covenant ruling are the same idea wearing two different coats. Sixty-five years of scrambling gave Four C’s radiation an enormous redundancy and no single owner, which is what let the department touch it without touching anyone. Fourteen eleven’s covenant asked a single mode to have zero redundancy in the other direction — no jitter at all, not even one — which nothing in nature will ever grant. And an unaffiliated observer is neither a stranger nor a saint; they are simply a fragment of the world whose account was never coordinated with the department’s own, which is the one property a genuine record of anything has always needed and the one property this department had never before had to define out loud.</w:t>
-      </w:r>
-    </w:p>
-    <w:p>
-      <w:pPr>
-        <w:pStyle w:val="BodyText"/>
-      </w:pPr>
-      <w:r>
-        <w:rPr>
-          <w:bCs/>
-          <w:b/>
-        </w:rPr>
-        <w:t xml:space="preserve">Where the popular version goes wrong.</w:t>
-      </w:r>
-      <w:r>
-        <w:t xml:space="preserve"> The uncertainty principle is routinely told as a story about clumsy instruments disturbing a shy universe — measure gently enough, the story implies, and you could beat it. You cannot. Kennard and Robertson’s result holds for a system nobody has gone near, described purely by its own wave nature; the “observer effect” (real, and worth knowing separately) is a different and much smaller embarrassment about specific experimental setups, not the reason nature refuses to hold still. Conflating the two lets people imagine a cleverer measurement might someday dodge the limit. It cannot, any more than a cleverer ruler could someday measure a circle with straight sides.</w:t>
+        <w:t xml:space="preserve">The uncertainty principle is routinely told as a story about clumsy instruments disturbing a shy universe — measure gently enough, the story implies, and you could beat it.</w:t>
       </w:r>
     </w:p>
     <w:p>
@@ -20529,7 +20474,22 @@
           <w:b/>
           <w:color w:val="0C447C"/>
         </w:rPr>
-        <w:t xml:space="preserve">Going deeper (skip freely)</w:t>
+        <w:t xml:space="preserve">Going deeper</w:t>
+      </w:r>
+    </w:p>
+    <w:p>
+      <w:pPr>
+        <w:pStyle w:val="BodyText"/>
+      </w:pPr>
+      <w:r>
+        <w:rPr>
+          <w:bCs/>
+          <w:b/>
+        </w:rPr>
+        <w:t xml:space="preserve">What this chapter was actually showing you.</w:t>
+      </w:r>
+      <w:r>
+        <w:t xml:space="preserve"> Ramanathan’s redundancy argument and Fainrose’s covenant ruling are the same idea wearing two different coats. Sixty-five years of scrambling gave Four C’s radiation an enormous redundancy and no single owner, which is what let the department touch it without touching anyone. Fourteen eleven’s covenant asked a single mode to have zero redundancy in the other direction — no jitter at all, not even one — which nothing in nature will ever grant. And an unaffiliated observer is neither a stranger nor a saint; they are simply a fragment of the world whose account was never coordinated with the department’s own, which is the one property a genuine record of anything has always needed and the one property this department had never before had to define out loud.</w:t>
       </w:r>
     </w:p>
     <w:p>
@@ -20702,7 +20662,7 @@
     </w:p>
     <w:p>
       <w:pPr>
-        <w:pStyle w:val="FirstParagraph"/>
+        <w:pStyle w:val="BodyText"/>
       </w:pPr>
       <w:r>
         <w:t xml:space="preserve">The physics under Chapter Ten: the arrow of time, the Past Hypothesis, and the timeless reading of quantum gravity that Barbour has argued for since the 1980s.</w:t>
@@ -20873,7 +20833,7 @@
     </w:p>
     <w:p>
       <w:pPr>
-        <w:pStyle w:val="FirstParagraph"/>
+        <w:pStyle w:val="BodyText"/>
       </w:pPr>
       <w:r>
         <w:t xml:space="preserve">There is no</w:t>
@@ -20922,23 +20882,7 @@
         <w:pStyle w:val="BodyText"/>
       </w:pPr>
       <w:r>
-        <w:t xml:space="preserve">In one breath. The laws do not push time in a direction; a special starting condition does, and if there is no time variable at the deepest level, then a “true history” just means the most mutually consistent set of records anyone can find.</w:t>
-      </w:r>
-    </w:p>
-    <w:p>
-      <w:pPr>
-        <w:pStyle w:val="BodyText"/>
-      </w:pPr>
-      <w:r>
-        <w:t xml:space="preserve">What this chapter was actually showing you. Fainrose’s refusal to certify a direction was not evasiveness. If the arrow is not fundamental, “which way is the slack galaxy running” was never a question this department’s instruments could answer — only a question about whether the records still agree with each other.</w:t>
-      </w:r>
-    </w:p>
-    <w:p>
-      <w:pPr>
-        <w:pStyle w:val="BodyText"/>
-      </w:pPr>
-      <w:r>
-        <w:t xml:space="preserve">Where the popular version goes wrong. The popular version treats the arrow of time as obviously built into physics at the deepest level, as if “time flows forward” were a law like any other. It is not in the equations. It is an extra, empirical fact about our particular universe’s starting conditions, riding on top of laws that would be equally happy running the other way.</w:t>
+        <w:t xml:space="preserve">The popular version treats the arrow of time as obviously built into physics at the deepest level, as if “time flows forward” were a law like any other.</w:t>
       </w:r>
     </w:p>
     <w:p>
@@ -20957,7 +20901,15 @@
           <w:b/>
           <w:color w:val="0C447C"/>
         </w:rPr>
-        <w:t xml:space="preserve">Going deeper (skip freely)</w:t>
+        <w:t xml:space="preserve">Going deeper</w:t>
+      </w:r>
+    </w:p>
+    <w:p>
+      <w:pPr>
+        <w:pStyle w:val="BodyText"/>
+      </w:pPr>
+      <w:r>
+        <w:t xml:space="preserve">What this chapter was actually showing you. Fainrose’s refusal to certify a direction was not evasiveness. If the arrow is not fundamental, “which way is the slack galaxy running” was never a question this department’s instruments could answer — only a question about whether the records still agree with each other.</w:t>
       </w:r>
     </w:p>
     <w:p>
@@ -21283,7 +21235,7 @@
     </w:p>
     <w:p>
       <w:pPr>
-        <w:pStyle w:val="FirstParagraph"/>
+        <w:pStyle w:val="BodyText"/>
       </w:pPr>
       <w:r>
         <w:t xml:space="preserve">Chapter Eleven draws on fine-tuning and the anthropic principle, and the difference between a selection effect and an excuse.</w:t>
@@ -21474,7 +21426,7 @@
     </w:p>
     <w:p>
       <w:pPr>
-        <w:pStyle w:val="FirstParagraph"/>
+        <w:pStyle w:val="BodyText"/>
       </w:pPr>
       <w:r>
         <w:rPr>
@@ -21636,23 +21588,7 @@
         <w:pStyle w:val="BodyText"/>
       </w:pPr>
       <w:r>
-        <w:t xml:space="preserve">In one breath. Being here explains why we do not observe a universe incompatible with our existing, and explains almost nothing else, unless someone can also hand you the full space of possibilities being sampled from.</w:t>
-      </w:r>
-    </w:p>
-    <w:p>
-      <w:pPr>
-        <w:pStyle w:val="BodyText"/>
-      </w:pPr>
-      <w:r>
-        <w:t xml:space="preserve">What this chapter was actually showing you. The Office’s cleverest trick was an anthropic one: correctly noting that any volume where observers exist must have had adequate conditions all along, and quietly not mentioning that this bounds only the past, never the future — exactly the gap Drill spent the rest of the chapter refusing to let them paper over.</w:t>
-      </w:r>
-    </w:p>
-    <w:p>
-      <w:pPr>
-        <w:pStyle w:val="BodyText"/>
-      </w:pPr>
-      <w:r>
-        <w:t xml:space="preserve">Where the popular version goes wrong. The popular version treats “anthropic” as a synonym for lazy or unfalsifiable — a way of hand-waving away fine-tuning. Used properly, with an actual ensemble and a real measure, it has made genuine, checkable predictions decades before the data existed. The failure mode is not the reasoning; it is skipping the ensemble and measure and keeping only the conclusion.</w:t>
+        <w:t xml:space="preserve">The popular version treats “anthropic” as a synonym for lazy or unfalsifiable — a way of hand-waving away fine-tuning.</w:t>
       </w:r>
     </w:p>
     <w:p>
@@ -21671,7 +21607,15 @@
           <w:b/>
           <w:color w:val="0C447C"/>
         </w:rPr>
-        <w:t xml:space="preserve">Going deeper (skip freely)</w:t>
+        <w:t xml:space="preserve">Going deeper</w:t>
+      </w:r>
+    </w:p>
+    <w:p>
+      <w:pPr>
+        <w:pStyle w:val="BodyText"/>
+      </w:pPr>
+      <w:r>
+        <w:t xml:space="preserve">What this chapter was actually showing you. The Office’s cleverest trick was an anthropic one: correctly noting that any volume where observers exist must have had adequate conditions all along, and quietly not mentioning that this bounds only the past, never the future — exactly the gap Drill spent the rest of the chapter refusing to let them paper over.</w:t>
       </w:r>
     </w:p>
     <w:p>
@@ -22030,7 +21974,7 @@
     </w:p>
     <w:p>
       <w:pPr>
-        <w:pStyle w:val="FirstParagraph"/>
+        <w:pStyle w:val="BodyText"/>
       </w:pPr>
       <w:r>
         <w:t xml:space="preserve">New in Chapter Twelve: statistical mechanics as Boltzmann built it, the objections it survived, and the resolution of Maxwell’s demon through the thermodynamics of information.</w:t>
@@ -22054,7 +21998,7 @@
     </w:p>
     <w:p>
       <w:pPr>
-        <w:pStyle w:val="FirstParagraph"/>
+        <w:pStyle w:val="BodyText"/>
       </w:pPr>
       <w:r>
         <w:t xml:space="preserve">where W is the number of microscopic configurations consistent with the macroscopic description. (The equation in this form, and the constant k_B, are due to Planck; the tombstone in Vienna’s Zentralfriedhof carries it, though Boltzmann never wrote it that way.) The consequence is that entropy is not a substance but a property of a description: it depends on the coarse-graining, on which distinctions the observer can actually make. This is the point the chapter’s plot exploits, and it is also the resolution of the Gibbs paradox — the entropy of mixing depends on whether the mixed species are distinguishable in principle.</w:t>
@@ -22142,7 +22086,7 @@
     </w:p>
     <w:p>
       <w:pPr>
-        <w:pStyle w:val="FirstParagraph"/>
+        <w:pStyle w:val="BodyText"/>
       </w:pPr>
       <w:r>
         <w:t xml:space="preserve">The vindication he did not live to see. Modern fluctuation theorems quantify exactly the improbability he was accused of hand-waving:</w:t>
@@ -22224,7 +22168,7 @@
     </w:p>
     <w:p>
       <w:pPr>
-        <w:pStyle w:val="FirstParagraph"/>
+        <w:pStyle w:val="BodyText"/>
       </w:pPr>
       <w:r>
         <w:t xml:space="preserve">Maxwell’s demon and where the account is paid. Maxwell’s 1867 sorting intelligence appears to produce order without work. Szilard’s 1929 single-molecule engine sharpened it to a rate: k_BT ln 2 of work extractable per bit of information about which side the molecule is on. Landauer (1961) located the compensating cost — not in measurement, but in erasure: resetting one bit of memory dissipates at least k_BT ln 2. Bennett (1982) completed the argument by showing measurement can in principle be performed reversibly, so the demon’s books balance only when it clears its memory. The Landauer bound has since been measured directly in single-particle systems (Bérut et al., 2012), and the demon run in reverse to convert information into work at the predicted efficiency (Toyabe et al., 2010).</w:t>
@@ -22243,23 +22187,7 @@
         <w:pStyle w:val="BodyText"/>
       </w:pPr>
       <w:r>
-        <w:t xml:space="preserve">In one breath. Sorting is free; forgetting is what you pay for, and a mind that never forgets is not a perpetual motion machine, it is a ledger that has not been closed yet.</w:t>
-      </w:r>
-    </w:p>
-    <w:p>
-      <w:pPr>
-        <w:pStyle w:val="BodyText"/>
-      </w:pPr>
-      <w:r>
-        <w:t xml:space="preserve">What this chapter was actually showing you. Eilstein’s eleven thousand years of unerasable memory was never a miracle or a monster’s power. It was Maxwell’s demon, played completely straight, with the bill correctly identified for the first time as a debt rather than a mystery.</w:t>
-      </w:r>
-    </w:p>
-    <w:p>
-      <w:pPr>
-        <w:pStyle w:val="BodyText"/>
-      </w:pPr>
-      <w:r>
-        <w:t xml:space="preserve">Where the popular version goes wrong. The popular version says the demon is defeated by the cost of measuring which particle is which. It is not — measurement can, in principle, be made arbitrarily cheap. The real, unavoidable cost is erasing the record afterward to reset the demon for another round. Skip the erasing, and the result is exactly this chapter’s finding: no violation, just an unpaid bill quietly growing in a drawer.</w:t>
+        <w:t xml:space="preserve">The popular version says the demon is defeated by the cost of measuring which particle is which.</w:t>
       </w:r>
     </w:p>
     <w:p>
@@ -22278,7 +22206,15 @@
           <w:b/>
           <w:color w:val="0C447C"/>
         </w:rPr>
-        <w:t xml:space="preserve">Going deeper (skip freely)</w:t>
+        <w:t xml:space="preserve">Going deeper</w:t>
+      </w:r>
+    </w:p>
+    <w:p>
+      <w:pPr>
+        <w:pStyle w:val="BodyText"/>
+      </w:pPr>
+      <w:r>
+        <w:t xml:space="preserve">What this chapter was actually showing you. Eilstein’s eleven thousand years of unerasable memory was never a miracle or a monster’s power. It was Maxwell’s demon, played completely straight, with the bill correctly identified for the first time as a debt rather than a mystery.</w:t>
       </w:r>
     </w:p>
     <w:p>
@@ -22299,7 +22235,7 @@
     </w:p>
     <w:p>
       <w:pPr>
-        <w:pStyle w:val="FirstParagraph"/>
+        <w:pStyle w:val="BodyText"/>
       </w:pPr>
       <w:r>
         <w:t>where I is the mutual information between the agent’s record and the system. The extractable work is bounded by the correlation, and mutual information is a relation between two physical systems, not a property of marks on a medium. Consequently a genuinely correlated archive contains extractable work proportional to its information content, while a fabricated one — marks correlated with nothing — contains none at all. A work measurement therefore certifies how much correlation exists without revealing what it encodes, and cannot be defeated by forgery: producing the work requires producing the correlation, which requires having done the thing. This is a real property of information thermodynamics and it is the strongest tool the department has been handed since the case began.</w:t>
@@ -22506,7 +22442,7 @@
     </w:p>
     <w:p>
       <w:pPr>
-        <w:pStyle w:val="FirstParagraph"/>
+        <w:pStyle w:val="BodyText"/>
       </w:pPr>
       <w:r>
         <w:t xml:space="preserve">Chapter Thirteen’s toolkit: Bohr’s reply to EPR, complementarity as a claim about experimental arrangements, and the theorem that eventually vindicated it, Kochen–Specker contextuality.</w:t>
@@ -22612,7 +22548,7 @@
     </w:p>
     <w:p>
       <w:pPr>
-        <w:pStyle w:val="FirstParagraph"/>
+        <w:pStyle w:val="BodyText"/>
       </w:pPr>
       <w:r>
         <w:t xml:space="preserve">Its content is contextuality: the value obtained for an observable cannot be independent of which other compatible observables are measured alongside it. That is complementarity with a proof attached. Contextuality has been demonstrated experimentally with photons, trapped ions, neutrons and single nuclear spins, and — as the chapter notes with some relish — it is now understood as a resource for quantum computational advantage, notably in magic-state distillation schemes.</w:t>
@@ -22631,23 +22567,7 @@
         <w:pStyle w:val="BodyText"/>
       </w:pPr>
       <w:r>
-        <w:t xml:space="preserve">In one breath. The measuring arrangement is part of what is real about the answer, which means you cannot borrow one answer from one arrangement and a second from a different arrangement and claim you have described one single, complete situation.</w:t>
-      </w:r>
-    </w:p>
-    <w:p>
-      <w:pPr>
-        <w:pStyle w:val="BodyText"/>
-      </w:pPr>
-      <w:r>
-        <w:t xml:space="preserve">What this chapter was actually showing you. Drill’s objection to Chapter Three was not pedantry. Combining a branch-structure finding with a separately run outcome register was doing exactly what Kochen–Specker forbids — and rebuilding the argument the honest way made the department’s case against itself worse, not better.</w:t>
-      </w:r>
-    </w:p>
-    <w:p>
-      <w:pPr>
-        <w:pStyle w:val="BodyText"/>
-      </w:pPr>
-      <w:r>
-        <w:t xml:space="preserve">Where the popular version goes wrong. The popular version treats “Bohr versus Einstein” as one long argument that Bohr simply won on points. It is more specific than that: Bell’s theorem vindicated Einstein’s suspicion that something in the standard story was incomplete while simultaneously refuting the particular fix — local hidden variables — Einstein wanted. Nobody in this argument got to be entirely right.</w:t>
+        <w:t xml:space="preserve">The popular version treats “Bohr versus Einstein” as one long argument that Bohr simply won on points.</w:t>
       </w:r>
     </w:p>
     <w:p>
@@ -22666,7 +22586,15 @@
           <w:b/>
           <w:color w:val="0C447C"/>
         </w:rPr>
-        <w:t xml:space="preserve">Going deeper (skip freely)</w:t>
+        <w:t xml:space="preserve">Going deeper</w:t>
+      </w:r>
+    </w:p>
+    <w:p>
+      <w:pPr>
+        <w:pStyle w:val="BodyText"/>
+      </w:pPr>
+      <w:r>
+        <w:t xml:space="preserve">What this chapter was actually showing you. Drill’s objection to Chapter Three was not pedantry. Combining a branch-structure finding with a separately run outcome register was doing exactly what Kochen–Specker forbids — and rebuilding the argument the honest way made the department’s case against itself worse, not better.</w:t>
       </w:r>
     </w:p>
     <w:p>
@@ -22892,7 +22820,7 @@
     </w:p>
     <w:p>
       <w:pPr>
-        <w:pStyle w:val="FirstParagraph"/>
+        <w:pStyle w:val="BodyText"/>
       </w:pPr>
       <w:r>
         <w:t xml:space="preserve">Chapter Fourteen returns to quantum tunnelling, this time as Esaki actually built it: the resolution of the “how did it get the energy” intuition, and the reframing of a barrier as a property of amplitude rather than geography.</w:t>
@@ -22919,23 +22847,7 @@
         <w:pStyle w:val="BodyText"/>
       </w:pPr>
       <w:r>
-        <w:t xml:space="preserve">In one breath. Nothing that tunnels was ever missing the means to be where it ends up — it always had amplitude there, and the only real question is whether the barrier was correctly characterised in the first place.</w:t>
-      </w:r>
-    </w:p>
-    <w:p>
-      <w:pPr>
-        <w:pStyle w:val="BodyText"/>
-      </w:pPr>
-      <w:r>
-        <w:t xml:space="preserve">What this chapter was actually showing you. Esaki did not fly out to correct the department’s physics. He flew out because “a barrier is not a wall” turns out to be a legal claim as much as a physical one, and the fourteen’s crossing is only mysterious for exactly as long as somebody insists on treating the register’s barrier as absolute rather than checking it.</w:t>
-      </w:r>
-    </w:p>
-    <w:p>
-      <w:pPr>
-        <w:pStyle w:val="BodyText"/>
-      </w:pPr>
-      <w:r>
-        <w:t xml:space="preserve">Where the popular version goes wrong. The popular version of tunnelling — a phrase like “the particle borrows energy from the uncertainty principle” — is a rough mnemonic that misleads more than it helps. There is no loan, no violation lasting a fixed short time, and no energy non-conservation anywhere. The amplitude was there from the start; the barrier was just never as impermeable as its name suggested.</w:t>
+        <w:t xml:space="preserve">The popular version of tunnelling — a phrase like “the particle borrows energy from the uncertainty principle” — is a rough mnemonic that misleads more than it helps.</w:t>
       </w:r>
     </w:p>
     <w:p>
@@ -22954,7 +22866,15 @@
           <w:b/>
           <w:color w:val="0C447C"/>
         </w:rPr>
-        <w:t xml:space="preserve">Going deeper (skip freely)</w:t>
+        <w:t xml:space="preserve">Going deeper</w:t>
+      </w:r>
+    </w:p>
+    <w:p>
+      <w:pPr>
+        <w:pStyle w:val="BodyText"/>
+      </w:pPr>
+      <w:r>
+        <w:t xml:space="preserve">What this chapter was actually showing you. Esaki did not fly out to correct the department’s physics. He flew out because “a barrier is not a wall” turns out to be a legal claim as much as a physical one, and the fourteen’s crossing is only mysterious for exactly as long as somebody insists on treating the register’s barrier as absolute rather than checking it.</w:t>
       </w:r>
     </w:p>
     <w:p>
@@ -23033,7 +22953,7 @@
     </w:p>
     <w:p>
       <w:pPr>
-        <w:pStyle w:val="FirstParagraph"/>
+        <w:pStyle w:val="BodyText"/>
       </w:pPr>
       <w:r>
         <w:t xml:space="preserve">The reframing. The chapter’s central move — voiced through Esaki and sharpened by Mrs Kind’s travel-agent analogy — is that a “barrier” is not a substance or a geographic obstacle but a statement about where a classical description predicts zero amplitude. Whether that statement is true is an empirical question about the actual wavefunction, not a metaphysical one about the particle’s virtue or cunning. Applied reflexively to the book’s plot: whether the department’s “permitted options” register describes a genuine forbidden amplitude, or merely marks the edge of what the register’s own instruments could detect, is exactly the kind of question Chapter Thirteen’s contextuality result says cannot be settled without characterising the instrument. Esaki’s tunnel diode is offered as the clean case where the barrier was known independently (crystal geometry, doping profile) and the amplitude calculation could be checked against measured current — a luxury the department, per Drill, has not yet earned for its own register.</w:t>
@@ -23213,7 +23133,7 @@
     </w:p>
     <w:p>
       <w:pPr>
-        <w:pStyle w:val="FirstParagraph"/>
+        <w:pStyle w:val="BodyText"/>
       </w:pPr>
       <w:r>
         <w:t xml:space="preserve">New in Chapter Fifteen: the maximally extended Schwarzschild solution and the Einstein–Rosen bridge — general relativity’s own wormhole, its real history, and why it is not, on its own, a useful tunnel.</w:t>
@@ -23248,23 +23168,7 @@
         <w:pStyle w:val="BodyText"/>
       </w:pPr>
       <w:r>
-        <w:t xml:space="preserve">In one breath. General relativity’s own equations already connect two regions the moment the mass exists; the only thing standing between that and a usable door is a specific, measurable, ordinarily tiny physical quantity.</w:t>
-      </w:r>
-    </w:p>
-    <w:p>
-      <w:pPr>
-        <w:pStyle w:val="BodyText"/>
-      </w:pPr>
-      <w:r>
-        <w:t xml:space="preserve">What this chapter was actually showing you. The department’s wormhole was never a flourish. Van Casteel’s actual proposal was the least speculative possible reading of a genuine, century-old exact solution, which is exactly why Beatrix’s next question was not “is this real” but “is this negative-energy-density source big enough to matter, and has anyone measured it.”</w:t>
-      </w:r>
-    </w:p>
-    <w:p>
-      <w:pPr>
-        <w:pStyle w:val="BodyText"/>
-      </w:pPr>
-      <w:r>
-        <w:t xml:space="preserve">Where the popular version goes wrong. The popular version treats “wormhole” as pure science fiction, or alternatively assumes real ones would be popping in and out of existence everywhere. Real ones, in this precise, exact-solution sense, may be exactly as common as black holes are, and exactly as useless for travel, because existing is not the same as being open, and open is not the same as being open wide enough, long enough, to send anything through.</w:t>
+        <w:t xml:space="preserve">The popular version treats “wormhole” as pure science fiction, or alternatively assumes real ones would be popping in and out of existence everywhere.</w:t>
       </w:r>
     </w:p>
     <w:p>
@@ -23283,7 +23187,15 @@
           <w:b/>
           <w:color w:val="0C447C"/>
         </w:rPr>
-        <w:t xml:space="preserve">Going deeper (skip freely)</w:t>
+        <w:t xml:space="preserve">Going deeper</w:t>
+      </w:r>
+    </w:p>
+    <w:p>
+      <w:pPr>
+        <w:pStyle w:val="BodyText"/>
+      </w:pPr>
+      <w:r>
+        <w:t xml:space="preserve">What this chapter was actually showing you. The department’s wormhole was never a flourish. Van Casteel’s actual proposal was the least speculative possible reading of a genuine, century-old exact solution, which is exactly why Beatrix’s next question was not “is this real” but “is this negative-energy-density source big enough to matter, and has anyone measured it.”</w:t>
       </w:r>
     </w:p>
     <w:p>
@@ -23423,7 +23335,7 @@
         </w:numPr>
       </w:pPr>
       <w:r>
-        <w:t xml:space="preserve">Van Casteel’s Cumbrian measurement makes Chapter Fifteen’s negative energy density operational: a real, measured Casimir-plate force, used as direct evidence for a propped-open throat rather than as a mathematical curiosity.</w:t>
+        <w:t xml:space="preserve">Van Casteel’s plates register a force. The reading is four hundred and eleven attometres. That figure is a displacement of the plates. It is not the width of a throat.</w:t>
       </w:r>
     </w:p>
     <w:p>
@@ -23435,7 +23347,7 @@
         </w:numPr>
       </w:pPr>
       <w:r>
-        <w:t xml:space="preserve">A throat that narrow bounds its own information-carrying capacity, however long it stays open — traversable in the geometric sense and usable in the practical sense are different claims, and this chapter finally measures the gap between them.</w:t>
+        <w:t xml:space="preserve">A throat as narrow as a nucleus would be a miserable channel even if someone had held one open. The measurement does not size any such throat, and it does not show that the fourteen used one.</w:t>
       </w:r>
     </w:p>
     <w:p>
@@ -23447,7 +23359,7 @@
         </w:numPr>
       </w:pPr>
       <w:r>
-        <w:t xml:space="preserve">The nine undecidable cores from Chapter Six’s Gödel-sentence motion are not failures of the mathematics — they are objects sitting partly within the very throat being measured, which is why the question was malformed rather than merely difficult.</w:t>
+        <w:t xml:space="preserve">The nine stay unresolved because the plates cannot separate those files from the correction. That is a refusal to certify a yes-or-no. The motion imitated a Gödel sentence. It was not one, and the plates do not turn the imitation into a detection.</w:t>
       </w:r>
     </w:p>
     <w:p>
@@ -23459,7 +23371,7 @@
         </w:numPr>
       </w:pPr>
       <w:r>
-        <w:t xml:space="preserve">Chapter Twelve’s unpayable thermodynamic debt gets a real, measured discharge mechanism once the throat’s flow rate is known — an unpayable engine becomes an old, slow, fully accounted-for drain.</w:t>
+        <w:t xml:space="preserve">Landauer’s cost is paid where a record is cleared. The chapter does not move that heat into a pipe, and it does not declare an eleven-thousand-year discharge measured.</w:t>
       </w:r>
     </w:p>
     <w:p>
@@ -23471,63 +23383,47 @@
         </w:numPr>
       </w:pPr>
       <w:r>
-        <w:t xml:space="preserve">None of these four payoffs required new physics. Each was already sitting, fully derived, in an earlier chapter — this chapter’s only job was to point one properly characterised instrument at the one place all four threads happened to physically overlap.</w:t>
-      </w:r>
-    </w:p>
-    <w:p>
-      <w:pPr>
-        <w:pStyle w:val="BodyText"/>
-      </w:pPr>
-      <w:r>
-        <w:t xml:space="preserve">Chapter Sixteen brings forward no single new concept; it is the book’s synthesis chapter, and the physics is in how three previously separate threads turn out to be one measurement.</w:t>
-      </w:r>
-    </w:p>
-    <w:p>
-      <w:pPr>
-        <w:pStyle w:val="FirstParagraph"/>
-      </w:pPr>
-      <w:r>
-        <w:t xml:space="preserve">Negative energy density made operational. Van Casteel’s Cumbrian measurement is the payoff of Chapter Fifteen’s Morris–Thorne traversability condition: a wormhole throat held open by exotic (negative-energy) matter will imprint a detectable sign correction on the local vacuum, measurable by the same Casimir-plate apparatus used throughout the book (Chapters 2, 8, 12, 15). The chapter treats this as van Casteel would: not proof of an interpretation, but a force, in attometres, that either exists or does not.</w:t>
-      </w:r>
-    </w:p>
-    <w:p>
-      <w:pPr>
-        <w:pStyle w:val="BodyText"/>
-      </w:pPr>
-      <w:r>
-        <w:t xml:space="preserve">The narrow-throat information bound. A wormhole throat with Planck- or nuclear-scale cross-section, however long-lived, has a bounded channel capacity — this is a direct consequence of treating the throat as any other narrow channel in information theory, where capacity scales with cross-sectional geometry. The chapter’s claim that the fourteen’s “missing residue” (Chapter One) matches this bound to instrument error is fiction built on a real constraint: a real physical channel this narrow could carry only a slow trickle of correlations, never matter, and never at a rate usable for communication or travel — which is exactly why Schwarzschild’s and Esaki’s cautions from Chapters 14–15 both survive intact rather than being overturned by a “solved” wormhole.</w:t>
-      </w:r>
-    </w:p>
-    <w:p>
-      <w:pPr>
-        <w:pStyle w:val="BodyText"/>
-      </w:pPr>
-      <w:r>
-        <w:t xml:space="preserve">Self-reference and undecidability, resolved by re-description rather than proof. The nine undecidable cores from Chapter Six’s Gödel-sentence motion are not resolved by finding a clever proof; they are resolved by recognising that the department was asking a system to certify a definite yes/no fact about objects that are not, physically, in a single definite location — a category error the formal undecidability was quietly encoding all along. This mirrors a real methodological lesson from Gödel and Turing’s work: undecidability results often indicate that the question was ill-posed for the system being asked, not that the system is defective.</w:t>
-      </w:r>
-    </w:p>
-    <w:p>
-      <w:pPr>
-        <w:pStyle w:val="BodyText"/>
-      </w:pPr>
-      <w:r>
-        <w:t xml:space="preserve">In one breath. Four separate unresolved threads turn out to share one physical location, and one honest measurement at that location closes all four at once.</w:t>
-      </w:r>
-    </w:p>
-    <w:p>
-      <w:pPr>
-        <w:pStyle w:val="BodyText"/>
-      </w:pPr>
-      <w:r>
-        <w:t xml:space="preserve">What this chapter was actually showing you. The whole book’s real argument was never about wormholes, demons, or dice. It was about the difference between an uncharacterised instrument and a characterised one — and Chapter Sixteen is simply the first time in eleven thousand years anyone pointed a characterised one at Albrecht Eilstein.</w:t>
-      </w:r>
-    </w:p>
-    <w:p>
-      <w:pPr>
-        <w:pStyle w:val="BodyText"/>
-      </w:pPr>
-      <w:r>
-        <w:t xml:space="preserve">Where the popular version goes wrong. There is no popular version of this chapter to correct, because its whole point is that the popular version — treating the wormhole, the debt, and the undecidability as three separate mysteries needing three separate miracles — was always the wrong frame. They were one measurement wearing three different names.</w:t>
+        <w:t xml:space="preserve">No new law is required, and none is repealed. The honest result is the one van Casteel states in the room: a force, of the order he built the instrument to feel, which is not a door.</w:t>
+      </w:r>
+    </w:p>
+    <w:p>
+      <w:pPr>
+        <w:pStyle w:val="BodyText"/>
+      </w:pPr>
+      <w:r>
+        <w:t xml:space="preserve">The closing chapter brings forward no new law. Its physics is the decision not to spend a plate reading on a destination.</w:t>
+      </w:r>
+    </w:p>
+    <w:p>
+      <w:pPr>
+        <w:pStyle w:val="BodyText"/>
+      </w:pPr>
+      <w:r>
+        <w:t xml:space="preserve">Negative energy, still not cashed. A Casimir force is a real force between plates. Whether that force is the negative energy a traversable throat can spend is the argument the glossary leaves open, and the chapter leaves it open after Gideon asks what was actually calibrated. Four hundred and eleven attometres is the reading. It is not a cross-section.</w:t>
+      </w:r>
+    </w:p>
+    <w:p>
+      <w:pPr>
+        <w:pStyle w:val="BodyText"/>
+      </w:pPr>
+      <w:r>
+        <w:t xml:space="preserve">The narrow-channel bound is real as mathematics and unused as evidence. The novel sets the fourteen’s residue beside that bound and refuses the sentence that would call them the same number. The same order of magnitude is not an identification.</w:t>
+      </w:r>
+    </w:p>
+    <w:p>
+      <w:pPr>
+        <w:pStyle w:val="BodyText"/>
+      </w:pPr>
+      <w:r>
+        <w:t xml:space="preserve">The nine are not resolved by redescribing them as cargo in a measured volume. They are left unclosed because the instrument cannot see them cleanly. Undecidability in arithmetic remains an analogy for the motion, not a property of the files.</w:t>
+      </w:r>
+    </w:p>
+    <w:p>
+      <w:pPr>
+        <w:pStyle w:val="BodyText"/>
+      </w:pPr>
+      <w:r>
+        <w:t xml:space="preserve">There is no popular version of this chapter to correct, because its whole point is that the popular version — treating the wormhole, the debt, and the undecidability as three separate mysteries needing three separate miracles — was always the wrong frame.</w:t>
       </w:r>
     </w:p>
     <w:p>
@@ -23546,7 +23442,7 @@
           <w:b/>
           <w:color w:val="0C447C"/>
         </w:rPr>
-        <w:t xml:space="preserve">Going deeper (skip freely)</w:t>
+        <w:t xml:space="preserve">Going deeper</w:t>
       </w:r>
     </w:p>
     <w:p>
@@ -23554,7 +23450,15 @@
         <w:pStyle w:val="FirstParagraph"/>
       </w:pPr>
       <w:r>
-        <w:t xml:space="preserve">Discharge and liability, in the register’s own terms. Chapter Twelve established that Eilstein’s stored entropy could not be discharged without releasing it into whatever room he stood in. Chapter Sixteen does not repeal that law — it identifies a discharge pathway (the throat) that was, unbeknownst to the department, operating the entire time, converting an apparently unpayable Landauer debt into an ordinary, measurable, insurable outflow. Nothing in the resolution violates the thermodynamics established four chapters earlier; it simply locates the missing term in the balance sheet.</w:t>
+        <w:t xml:space="preserve">Discharge and liability. The Landauer cost still stands: clearing a bit heats the room where it is cleared. The closing chapter does not locate a hidden pipe that has been paying that bill. It records that the department stopped calling the bill infinite, and also stopped claiming it had found the outflow.</w:t>
+      </w:r>
+    </w:p>
+    <w:p>
+      <w:pPr>
+        <w:pStyle w:val="BodyText"/>
+      </w:pPr>
+      <w:r>
+        <w:t xml:space="preserve">What this chapter was actually showing you. The whole book’s real argument was never about wormholes, demons, or dice. It was about the difference between an uncharacterised instrument and a characterised one — and Chapter Sixteen is simply the first time in eleven thousand years anyone pointed a characterised one at Albrecht Eilstein.</w:t>
       </w:r>
     </w:p>
     <w:p>
@@ -23585,7 +23489,7 @@
         </w:numPr>
       </w:pPr>
       <w:r>
-        <w:t xml:space="preserve">A real physical measurement (a Casimir-plate force) can be used to test for the presence of an otherwise invisible structure (a propped-open wormhole throat), turning metaphysics into an instrument reading.</w:t>
+        <w:t xml:space="preserve">A Casimir-plate reading can show a force. It cannot, by itself, identify a wormhole throat or give that throat a width.</w:t>
       </w:r>
     </w:p>
     <w:p>
@@ -23597,7 +23501,7 @@
         </w:numPr>
       </w:pPr>
       <w:r>
-        <w:t xml:space="preserve">A throat’s cross-section bounds its information-carrying capacity; “traversable” does not mean “usable,” and a real wormhole can be simultaneously confirmed and practically inert.</w:t>
+        <w:t xml:space="preserve">Traversable and usable are different claims. The novel does not show that either was measured in Cumbria.</w:t>
       </w:r>
     </w:p>
     <w:p>
@@ -23609,7 +23513,7 @@
         </w:numPr>
       </w:pPr>
       <w:r>
-        <w:t xml:space="preserve">Undecidability in a formal system can flag that a question is malformed for the objects it’s being asked about, rather than signalling failure of the mathematics.</w:t>
+        <w:t xml:space="preserve">A motion can imitate a Gödel sentence without being one. Leaving a file unresolved can be honesty. It is not a proof that the file was in two places.</w:t>
       </w:r>
     </w:p>
     <w:p>
@@ -23621,7 +23525,7 @@
         </w:numPr>
       </w:pPr>
       <w:r>
-        <w:t xml:space="preserve">An apparently unpayable thermodynamic debt can have a real, measurable discharge mechanism that was simply never looked for.</w:t>
+        <w:t xml:space="preserve">An apparently unpayable debt is not discharged by a metaphor. If a discharge exists, it has to be measured in the room where the heat would appear.</w:t>
       </w:r>
     </w:p>
     <w:p>
@@ -23697,7 +23601,7 @@
         <w:spacing w:after="120"/>
         <w:ind w:firstLine="0"/>
       </w:pPr>
-      <w:hyperlink w:anchor="ch00">
+      <w:hyperlink w:anchor="ch06">
         <w:r>
           <w:rPr>
             <w:u w:val="single"/>
@@ -23921,6 +23825,22 @@
     </w:p>
     <w:p>
       <w:pPr>
+        <w:pStyle w:val="BodyText"/>
+      </w:pPr>
+      <w:r>
+        <w:t xml:space="preserve">Attometre. A millionth of a millionth of a millionth of a metre. Van Casteel’s plates moved four hundred and eleven of them. The figure is how far the plates moved. It is not a width, and it does not name what sits behind the force.</w:t>
+      </w:r>
+    </w:p>
+    <w:p>
+      <w:pPr>
+        <w:pStyle w:val="BodyText"/>
+      </w:pPr>
+      <w:r>
+        <w:t xml:space="preserve">Characterised instrument. One whose answer to a known question has already been measured. Drill’s sentence stands: an uncharacterised instrument is not evidence, it is a lead. The plates were characterised. The far end was not.</w:t>
+      </w:r>
+    </w:p>
+    <w:p>
+      <w:pPr>
         <w:pStyle w:val="Heading2"/>
         <w:pageBreakBefore/>
         <w:spacing w:before="0" w:after="80"/>
@@ -24045,7 +23965,15 @@
         <w:ind w:firstLine="0"/>
       </w:pPr>
       <w:r>
-        <w:t>Kruskal, M. D. (1960). Maximal extension of Schwarzschild metric. Physical Review 119, 1743–1745. Szekeres, G. (1960). On the singularities of a Riemannian manifold. Publicationes Mathematicae Debrecen 7, 285–301.</w:t>
+        <w:t>Kruskal, M. D. (1960). Maximal extension of Schwarzschild metric. Physical Review 119, 1743–1745.</w:t>
+      </w:r>
+    </w:p>
+    <w:p>
+      <w:pPr>
+        <w:pStyle w:val="BodyText"/>
+      </w:pPr>
+      <w:r>
+        <w:t xml:space="preserve">Szekeres, G. (1960). On the singularities of a Riemannian manifold. Publicationes Mathematicae Debrecen 7, 285–301.</w:t>
       </w:r>
     </w:p>
     <w:p>
@@ -24145,7 +24073,7 @@
         <w:ind w:firstLine="0"/>
       </w:pPr>
       <w:r>
-        <w:t xml:space="preserve">Almheiri, A., Marolf, D., Polchinski, J., and Sully, J. (2012). Black holes: complementarity or firewalls? arXiv:1207.3123. </w:t>
+        <w:t xml:space="preserve">Almheiri, A., Marolf, D., Polchinski, J., and Sully, J. (2012). Black holes: complementarity or firewalls? </w:t>
       </w:r>
       <w:hyperlink r:id="rId17">
         <w:r>
@@ -24165,7 +24093,7 @@
         <w:ind w:firstLine="0"/>
       </w:pPr>
       <w:r>
-        <w:t xml:space="preserve">Zurek, W. H. (2003). Decoherence, einselection, and the quantum origins of the classical. Reviews of Modern Physics 75, 715–775. Quantum Darwinism is developed in his papers across the 1980s and 1990s. </w:t>
+        <w:t xml:space="preserve">Zurek, W. H. (2003). Decoherence, einselection, and the quantum origins of the classical. Reviews of Modern Physics 75, 715–775. Quantum Darwinism is earlier work, named here, and is not what this DOI covers. </w:t>
       </w:r>
       <w:hyperlink r:id="rId18">
         <w:r>
@@ -24177,6 +24105,30 @@
           <w:t xml:space="preserve">doi:10.1103/RevModPhys.75.715</w:t>
         </w:r>
       </w:hyperlink>
+    </w:p>
+    <w:p>
+      <w:pPr>
+        <w:pStyle w:val="BodyText"/>
+      </w:pPr>
+      <w:r>
+        <w:t xml:space="preserve">Coleman, S., and De Luccia, F. (1980). Gravitational effects on and of vacuum decay. Physical Review D 21, 3305–3315. doi:10.1103/PhysRevD.21.3305</w:t>
+      </w:r>
+    </w:p>
+    <w:p>
+      <w:pPr>
+        <w:pStyle w:val="BodyText"/>
+      </w:pPr>
+      <w:r>
+        <w:t xml:space="preserve">Esaki, L. (1958). New phenomenon in narrow germanium p-n junctions. Physical Review 109, 603–604. doi:10.1103/PhysRev.109.603</w:t>
+      </w:r>
+    </w:p>
+    <w:p>
+      <w:pPr>
+        <w:pStyle w:val="BodyText"/>
+      </w:pPr>
+      <w:r>
+        <w:t xml:space="preserve">Nash, J. (1951). Non-cooperative games. Annals of Mathematics 54, 286–295.</w:t>
+      </w:r>
     </w:p>
     <w:sectPr>
       <w:headerReference w:type="default" r:id="rId9"/>

--- a/Lolly Wren's Curious Science Adventures - SERIES/Book 2 - The Permitted Options/The_Permitted_Options_BOOK_2_DRAFT.docx
+++ b/Lolly Wren's Curious Science Adventures - SERIES/Book 2 - The Permitted Options/The_Permitted_Options_BOOK_2_DRAFT.docx
@@ -131,7 +131,7 @@
         <w:pStyle w:val="BodyText"/>
       </w:pPr>
       <w:r>
-        <w:t xml:space="preserve">You could found an institution, she had discovered, and appoint to it, and give it powers, and it would remain somehow provisional — a thing being tried — right up until the morning you walked in and recognised the smell of the corridor as belonging to you. After that it was permanent, and had always been permanent, and would outlive everyone in it, and would in the fullness of time do something appalling that nobody currently employed would have countenanced.</w:t>
+        <w:t xml:space="preserve">You could found an institution, she had discovered, and appoint to it, and give it powers, and it would remain provisional — a thing being tried — right up until the morning you walked in and recognised the smell of the corridor as belonging to you. After that it was permanent, and had always been permanent, and would outlive everyone in it, and would in the fullness of time do something appalling that nobody currently employed would have countenanced.</w:t>
       </w:r>
     </w:p>
     <w:p>
@@ -4007,7 +4007,7 @@
         <w:t xml:space="preserve">area of its boundary</w:t>
       </w:r>
       <w:r>
-        <w:t xml:space="preserve">, not by the volume inside. Four Planck areas per bit, near enough. Not approximately area. Area!” She tapped the box. “Which means that everything that can be true inside this room is already written on the walls, and there is no room on the walls for a second, independent story about the interior. The interior is not an extra thing. It is a</w:t>
+        <w:t xml:space="preserve">, not by the volume inside. One unit of entropy for every four Planck areas, which comes to one bit for every two point eight. Not approximately area. Area!” She tapped the box. “Which means that everything that can be true inside this room is already written on the walls, and there is no room on the walls for a second, independent story about the interior. The interior is not an extra thing. It is a</w:t>
       </w:r>
       <w:r>
         <w:t xml:space="preserve"> </w:t>
@@ -7279,7 +7279,7 @@
         <w:br/>
       </w:r>
       <w:r>
-        <w:t>We have frozen it. That is the crime from Book One. Do it anyway. Minute that we know. Not as a theorem. As a refusal.</w:t>
+        <w:t xml:space="preserve">We have frozen it. That is the crime from the Annex. Do it anyway. Minute that we know. Not as a theorem. As a refusal.</w:t>
       </w:r>
     </w:p>
     <w:p>
@@ -9185,7 +9185,7 @@
         <w:pStyle w:val="BodyText"/>
       </w:pPr>
       <w:r>
-        <w:t xml:space="preserve">“Four C crossed over in nineteen sixty-one,” she said. “Priya’s curve. Before that the radiation carried nothing. After that, every quantum leaving carries structure, and the outside holds more of the record than the inside does. Which means Four C has been</w:t>
+        <w:t xml:space="preserve">“Four C crossed over in nineteen sixty-one,” she said. “Priya’s curve. Before that the radiation looked like plain heat and carried almost nothing anyone could read. After that, every quantum leaving carries structure, and the outside holds more of the record than the inside does. Which means Four C has been</w:t>
       </w:r>
       <w:r>
         <w:t xml:space="preserve"> </w:t>
@@ -10685,7 +10685,7 @@
         <w:t xml:space="preserve">surface capacity</w:t>
       </w:r>
       <w:r>
-        <w:t xml:space="preserve">. Every record written into the environment consumes area on a screen, at four Planck areas a bit, and there is no discount for the record being false.”</w:t>
+        <w:t xml:space="preserve">. Every record written into the environment consumes area on a screen, at two point eight Planck areas a bit, and there is no discount for the record being false.”</w:t>
       </w:r>
     </w:p>
     <w:p>
@@ -11142,7 +11142,7 @@
         <w:pStyle w:val="BodyText"/>
       </w:pPr>
       <w:r>
-        <w:t xml:space="preserve">Wheeler-DeWitt: HØ = 0. No parameter. The state simply is. </w:t>
+        <w:t xml:space="preserve">Wheeler-DeWitt: ĤΨ = 0. No parameter. The state simply is. </w:t>
       </w:r>
       <w:r>
         <w:br/>
@@ -11182,7 +11182,7 @@
         <w:br/>
       </w:r>
       <w:r>
-        <w:t xml:space="preserve">A forged century needs R independent copies. Copies cost area. Four Planck areas a bit. </w:t>
+        <w:t xml:space="preserve">A forged century needs R independent copies. Copies cost area. 2.8 Planck areas a bit. </w:t>
       </w:r>
       <w:r>
         <w:br/>
@@ -11403,7 +11403,7 @@
         <w:pStyle w:val="BodyText"/>
       </w:pPr>
       <w:r>
-        <w:t xml:space="preserve">There were two parts to it, and the department spent four days on the first and eleven weeks on the second, and got the order wrong, which Lolly afterwards recorded as her own error and not Beatrix’s.</w:t>
+        <w:t xml:space="preserve">There were two parts to it, and the department spent four days on the first and six and a half weeks on the second, and got the order wrong, which Lolly afterwards recorded as her own error and not Beatrix’s.</w:t>
       </w:r>
     </w:p>
     <w:p>
@@ -11679,15 +11679,15 @@
         <w:pStyle w:val="BodyText"/>
       </w:pPr>
       <w:r>
-        <w:t xml:space="preserve">“The constants of nature,” he said. “Take the strength of the strong nuclear force. Increase it a few per cent and the diproton binds, and hydrogen fuses catastrophically in the early universe, and there is no long-lived stellar burning of the kind Dr Ramanathan has already described. Decrease it a few per cent and deuterium does not bind and there is essentially no chemistry beyond hydrogen.”</w:t>
-      </w:r>
-    </w:p>
-    <w:p>
-      <w:pPr>
-        <w:pStyle w:val="BodyText"/>
-      </w:pPr>
-      <w:r>
-        <w:t xml:space="preserve">“Take the difference in mass between the neutron and the proton. It is about one part in a thousand of the proton, and if it were slightly smaller the proton would be unstable and there would be no atoms at all, and if it were larger there would be no free neutrons and no heavy elements.”</w:t>
+        <w:t xml:space="preserve">“The constants of nature,” he said. “Take the strength of the strong nuclear force. Increase it a few per cent and the diproton binds, and stars burn their hydrogen by an entirely different and much faster route than the one Dr Ramanathan has already described. How catastrophic that would be is still argued about, which tells you how near the line we sit. Decrease it a few per cent and deuterium does not bind and there is essentially no chemistry beyond hydrogen.”</w:t>
+      </w:r>
+    </w:p>
+    <w:p>
+      <w:pPr>
+        <w:pStyle w:val="BodyText"/>
+      </w:pPr>
+      <w:r>
+        <w:t xml:space="preserve">“Take the difference in mass between the neutron and the proton. It is about one part in a thousand of the proton, and if it were slightly smaller every hydrogen atom would swallow its own electron and turn into a neutron, and there would be no hydrogen to burn, and if it were much larger neutrons would decay even inside nuclei and there would be nothing heavier than hydrogen at all.”</w:t>
       </w:r>
     </w:p>
     <w:p>
@@ -12589,7 +12589,7 @@
         <w:pStyle w:val="BodyText"/>
       </w:pPr>
       <w:r>
-        <w:t xml:space="preserve">Barbour’s rock with strata, and no light. </w:t>
+        <w:t xml:space="preserve">Barbarian’s rock with strata, and no light. </w:t>
       </w:r>
       <w:r>
         <w:br/>
@@ -13485,7 +13485,7 @@
         <w:pStyle w:val="BodyText"/>
       </w:pPr>
       <w:r>
-        <w:t xml:space="preserve">74 days.</w:t>
+        <w:t xml:space="preserve">68 days.</w:t>
       </w:r>
     </w:p>
     <w:p>
@@ -14069,7 +14069,7 @@
         <w:pStyle w:val="BodyText"/>
       </w:pPr>
       <w:r>
-        <w:t xml:space="preserve">It was minuted as she asked. Lolly wrote it in the green notebook that night, under a heading of its own, because it was the only entry in the whole book where the department had done something correctly and a person was still, rightly, unhappy about it — and Lolly had decided the file needed at least one of those.</w:t>
+        <w:t xml:space="preserve">It was minuted as she asked. Lolly wrote it in the green notebook that night, under a heading of its own, because it was the only entry in the whole volume where the department had done something correctly and a person was still, rightly, unhappy about it — and Lolly had decided the file needed at least one of those.</w:t>
       </w:r>
     </w:p>
     <w:p>
@@ -14405,7 +14405,7 @@
         <w:pStyle w:val="BodyText"/>
       </w:pPr>
       <w:r>
-        <w:t xml:space="preserve">68 days.</w:t>
+        <w:t xml:space="preserve">61 days.</w:t>
       </w:r>
     </w:p>
     <w:p>
@@ -14453,7 +14453,15 @@
         <w:pStyle w:val="FirstParagraph"/>
       </w:pPr>
       <w:r>
-        <w:t xml:space="preserve">The nine sent no letter this time. They sent a man, on the Monday, unannounced, who gave his name to the desk as “Esaki, retired,” and who was shown up to the sixth floor by a junior clerk who had no idea that the visitor had spent the 1950s doing something to a p-n junction that the rest of physics took thirty years to believe.</w:t>
+        <w:t xml:space="preserve">The nine sent no letter this time. They sent a man, on the Monday, unannounced, who gave his name to the desk as “Esaki, retired,” and who was shown up to the sixth floor by a junior clerk who had no idea that the visitor had spent the 1950s doing something to a p-n junction that physics now teaches undergraduates as though it had always been obvious.</w:t>
+      </w:r>
+    </w:p>
+    <w:p>
+      <w:pPr>
+        <w:pStyle w:val="BodyText"/>
+      </w:pPr>
+      <w:r>
+        <w:t xml:space="preserve">Outside, the first hard frost of the year had turned the car park white overnight, and nobody had gritted it.</w:t>
       </w:r>
     </w:p>
     <w:p>
@@ -14469,15 +14477,7 @@
         <w:pStyle w:val="BodyText"/>
       </w:pPr>
       <w:r>
-        <w:t xml:space="preserve">Outside, the first hard frost of the year had turned the car park white overnight, and nobody had gritted it.</w:t>
-      </w:r>
-    </w:p>
-    <w:p>
-      <w:pPr>
-        <w:pStyle w:val="BodyText"/>
-      </w:pPr>
-      <w:r>
-        <w:t xml:space="preserve">“You are troubled by the fourteen because they went where the barrier said they could not go. I built a career on the fact that this is not troubling. It is Tuesday.”</w:t>
+        <w:t xml:space="preserve">“You are troubled by the fourteen because they went where the barrier said they could not go. I built a career on the fact that this is not troubling. It is as ordinary as a Tuesday.”</w:t>
       </w:r>
     </w:p>
     <w:p>
@@ -14853,7 +14853,7 @@
         <w:pStyle w:val="BodyText"/>
       </w:pPr>
       <w:r>
-        <w:t xml:space="preserve">68 days. No — Ramanathan says thirty-one cores are still advancing. I should ask her what that means for the count.</w:t>
+        <w:t xml:space="preserve">59 days. No — Ramanathan says thirty-one cores are still advancing. I should ask her what that means for the count.</w:t>
       </w:r>
     </w:p>
     <w:p>
@@ -15421,7 +15421,7 @@
         <w:pStyle w:val="BodyText"/>
       </w:pPr>
       <w:r>
-        <w:t xml:space="preserve">68 days. Thirty-one cores still advancing. I still have not asked what that costs us.</w:t>
+        <w:t xml:space="preserve">57 days. Thirty-one cores still advancing. I still have not asked what that costs us.</w:t>
       </w:r>
     </w:p>
     <w:p>
@@ -17792,7 +17792,7 @@
         <w:pStyle w:val="BodyText"/>
       </w:pPr>
       <w:r>
-        <w:t xml:space="preserve">one quarter of a bit per Planck area, where</w:t>
+        <w:t xml:space="preserve">one natural unit of entropy (one k_B) for every four Planck areas, which is one bit for every 4 ln 2 ≈ 2.8 Planck areas, where</w:t>
       </w:r>
       <w:r>
         <w:t xml:space="preserve"> </w:t>
@@ -17814,7 +17814,7 @@
         <w:t xml:space="preserve">capacity of space</w:t>
       </w:r>
       <w:r>
-        <w:t xml:space="preserve">. This is the Bekenstein bound, later sharpened by Bousso into a covariant statement about light-sheets that survives in cosmological settings.</w:t>
+        <w:t xml:space="preserve">. This is the holographic bound of ’t Hooft and Susskind, built on Bekenstein’s work and later sharpened by Bousso into a covariant statement about light-sheets that survives in cosmological settings.</w:t>
       </w:r>
     </w:p>
     <w:p>
@@ -18119,7 +18119,7 @@
         </w:numPr>
       </w:pPr>
       <w:r>
-        <w:t xml:space="preserve">Information capacity scales with boundary area, not enclosed volume — about one bit per four Planck areas.</w:t>
+        <w:t xml:space="preserve">Information capacity scales with boundary area, not enclosed volume — about one bit per 2.8 Planck areas (one natural unit of entropy per four).</w:t>
       </w:r>
     </w:p>
     <w:p>
@@ -20998,7 +20998,7 @@
         <w:t xml:space="preserve"> </w:t>
       </w:r>
       <w:r>
-        <w:t xml:space="preserve">of independent, mutually consistent records held by parties that have not coordinated. Each record consumes surface information capacity at the holographic rate of one bit per four Planck areas (Chapter Four), and the rate is indifferent to whether the record is true. Fabricating a century of history at audit-grade redundancy therefore costs approximately what living it would have cost, plus the substantial overhead of making the copies appear uncoordinated. And it cannot be done on an under-subscribed screen, since slackness is by definition the absence of written capacity. This is why testing redundancy is stronger than testing a score, and it is the chapter’s serious point: the reality of the past is underwritten by its expense.</w:t>
+        <w:t xml:space="preserve">of independent, mutually consistent records held by parties that have not coordinated. Each record consumes surface information capacity at the holographic rate of one bit per 4 ln 2 ≈ 2.8 Planck areas (Chapter Four), and the rate is indifferent to whether the record is true. Fabricating a century of history at audit-grade redundancy therefore costs approximately what living it would have cost, plus the substantial overhead of making the copies appear uncoordinated. And it cannot be done on an under-subscribed screen, since slackness is by definition the absence of written capacity. This is why testing redundancy is stronger than testing a score, and it is the chapter’s serious point: the reality of the past is underwritten by its expense.</w:t>
       </w:r>
     </w:p>
     <w:p>

--- a/Lolly Wren's Curious Science Adventures - SERIES/Book 2 - The Permitted Options/The_Permitted_Options_BOOK_2_DRAFT.docx
+++ b/Lolly Wren's Curious Science Adventures - SERIES/Book 2 - The Permitted Options/The_Permitted_Options_BOOK_2_DRAFT.docx
@@ -580,7 +580,7 @@
         <w:pStyle w:val="BodyText"/>
       </w:pPr>
       <w:r>
-        <w:t xml:space="preserve">“So far,” said Miss Pike. “I’ve got the rest running. It takes two hours a trace.”</w:t>
+        <w:t xml:space="preserve">“So far,” said Miss Pike. “I’ve got the rest running. It takes three minutes a trace.”</w:t>
       </w:r>
     </w:p>
     <w:p>
@@ -721,7 +721,7 @@
         <w:pStyle w:val="BodyText"/>
       </w:pPr>
       <w:r>
-        <w:t xml:space="preserve">“Classically, yes.” Fainrose turned round. “Lolly, you spent forty years in electronics. What is a tunnel diode.”</w:t>
+        <w:t xml:space="preserve">“Classically, yes.” Fainrose turned round. “Lolly, you spent ten years in electronics. What is a tunnel diode.”</w:t>
       </w:r>
     </w:p>
     <w:p>
@@ -898,7 +898,7 @@
         <w:pStyle w:val="BodyText"/>
       </w:pPr>
       <w:r>
-        <w:t xml:space="preserve">“He said,” said Fainrose, “that they had stopped asking on an industrial scale, and that it was a famine, and that he did not mind as much as he expected.” She was looking at the fourteen traces, and her shoulders had not come down, and Lolly had learned nineteen months ago what that meant. “He has been on short rations since the fourteenth of November the year before last, and he is eleven thousand years old, and he has just been found chartering a survey vessel.”</w:t>
+        <w:t xml:space="preserve">“He said,” said Fainrose, “that they had stopped asking on an industrial scale.” She was looking at the fourteen traces, and her shoulders had not come down, and Lolly had learned nineteen months ago what that meant. “He has been on short rations since the fourteenth of November the year before last, and he is eleven thousand years old, and he has just been found chartering a survey vessel.”</w:t>
       </w:r>
     </w:p>
     <w:p>
@@ -954,7 +954,7 @@
         <w:pStyle w:val="BodyText"/>
       </w:pPr>
       <w:r>
-        <w:t xml:space="preserve">“They’ve had a detection.” She got her coat. “Nothing dramatic, nothing that made the news, they’ve been arguing about calibration for three weeks because nobody wanted to file it. A coincident event across four instruments. Not a signal, they’re very clear it isn’t a signal, they were quite insistent about that.”</w:t>
+        <w:t xml:space="preserve">“They’ve had a detection.” She got her coat. “Nothing dramatic, nothing that made the news, they’ve been arguing about calibration for a week because nobody wanted to file it. A coincident event across four instruments. Not a signal, they’re very clear it isn’t a signal, they were quite insistent about that.”</w:t>
       </w:r>
     </w:p>
     <w:p>
@@ -1114,7 +1114,7 @@
         <w:pStyle w:val="BodyText"/>
       </w:pPr>
       <w:r>
-        <w:t xml:space="preserve">“Three weeks,” said Dr Ramanathan, not looking up from the trace. “We’ve been at it three weeks. Nobody will sign the note.”</w:t>
+        <w:t xml:space="preserve">“A week,” said Dr Ramanathan, not looking up from the trace. “We’ve been at it a week. Nobody will sign the note.”</w:t>
       </w:r>
     </w:p>
     <w:p>
@@ -1284,7 +1284,7 @@
         <w:pStyle w:val="BodyText"/>
       </w:pPr>
       <w:r>
-        <w:t xml:space="preserve">“There is a mechanism. It is in a paper from 1948 and it is four pages long and one of you has almost certainly cited it.”</w:t>
+        <w:t xml:space="preserve">“There is a mechanism. It is in a paper from 1948 and it is three pages long and one of you has almost certainly cited it.”</w:t>
       </w:r>
     </w:p>
     <w:p>
@@ -1417,7 +1417,7 @@
         <w:pStyle w:val="BodyText"/>
       </w:pPr>
       <w:r>
-        <w:t xml:space="preserve">Lolly, who had spent forty years around metal plates that were closer together than they looked, said, “You’ve restricted the wavelengths.”</w:t>
+        <w:t xml:space="preserve">Lolly, who had spent ten years around metal plates that were closer together than they looked, said, “You’ve restricted the wavelengths.”</w:t>
       </w:r>
     </w:p>
     <w:p>
@@ -1441,7 +1441,7 @@
         <w:pStyle w:val="BodyText"/>
       </w:pPr>
       <w:r>
-        <w:t xml:space="preserve">“Forty years.”</w:t>
+        <w:t xml:space="preserve">“Ten years.”</w:t>
       </w:r>
     </w:p>
     <w:p>
@@ -1510,7 +1510,7 @@
         <w:t xml:space="preserve"> </w:t>
       </w:r>
       <w:r>
-        <w:t xml:space="preserve">— the plates are pushed together by nothing at all, by the mere fact that there is more nothing outside them than inside.” He set down the pen. “I did not discover this. A colleague of mine calculated it in 1948 while trying to answer a question about why paint didn’t behave. It has been measured a great many times since and it is not in the smallest degree controversial and it is the entire mechanism these people have spent three weeks not finding.”</w:t>
+        <w:t xml:space="preserve">— the plates are pushed together by nothing at all, by the mere fact that there is more nothing outside them than inside.” He set down the pen. “I did not discover this. A colleague of mine calculated it in 1948 while trying to answer a question about why paint didn’t behave. It has been measured a great many times since and it is not in the smallest degree controversial and it is the entire mechanism these people have spent a week not finding.”</w:t>
       </w:r>
     </w:p>
     <w:p>
@@ -1534,7 +1534,7 @@
         <w:pStyle w:val="BodyText"/>
       </w:pPr>
       <w:r>
-        <w:t xml:space="preserve">“I am suggesting,” said van Casteel, “that your four instruments reported a lower vacuum energy density in one direction, and that there is exactly one mechanism known to physics for lowering the vacuum energy density, and it is the imposition of boundaries. I have no idea what the boundaries were. I have no idea how one imposes them across that sort of baseline. I am a lighting engineer and I find the question ludicrous.” He picked up his coat. “But I decline to spend three weeks arguing about calibration when there is a four-page paper on the shelf that says precisely what a cheaper vacuum means, and I have come here to say it out loud so that somebody will write it down, and I see the person with the notebook is already doing so.”</w:t>
+        <w:t xml:space="preserve">“I am suggesting,” said van Casteel, “that your four instruments reported a lower vacuum energy density in one direction, and that there is exactly one mechanism known to physics for lowering the vacuum energy density, and it is the imposition of boundaries. I have no idea what the boundaries were. I have no idea how one imposes them across that sort of baseline. I am a lighting engineer and I find the question ludicrous.” He picked up his coat. “But I decline to spend a week arguing about calibration when there is a three-page paper on the shelf that says precisely what a cheaper vacuum means, and I have come here to say it out loud so that somebody will write it down, and I see the person with the notebook is already doing so.”</w:t>
       </w:r>
     </w:p>
     <w:p>
@@ -1706,7 +1706,7 @@
         <w:t xml:space="preserve">observed once in nineteen months</w:t>
       </w:r>
       <w:r>
-        <w:t xml:space="preserve">.” She handed her the sheet. “There is a range, because the cases differ. Here is the range.”</w:t>
+        <w:t xml:space="preserve">.” She handed him the sheet. “There is a range, because the cases differ. Here is the range.”</w:t>
       </w:r>
     </w:p>
     <w:p>
@@ -2537,7 +2537,7 @@
         <w:t xml:space="preserve">no leavings</w:t>
       </w:r>
       <w:r>
-        <w:t xml:space="preserve">, and I have spent five months trying to work out what kind of process does that, and last week I concluded that I am not clever enough and that the only competent person in the field is a woman who thinks I am Undead.”</w:t>
+        <w:t xml:space="preserve">, and I have spent every hour since trying to work out what kind of process does that, and yesterday I concluded that I am not clever enough and that the only competent person in the field is a woman who thinks I am Undead.”</w:t>
       </w:r>
     </w:p>
     <w:p>
@@ -2598,7 +2598,7 @@
         <w:pStyle w:val="BodyText"/>
       </w:pPr>
       <w:r>
-        <w:t xml:space="preserve">“Say what that means,” she said. “You’ve worked it out. You’ve had five months. Say it.”</w:t>
+        <w:t xml:space="preserve">“Say what that means,” she said. “You’ve worked it out. You’ve had a week. Say it.”</w:t>
       </w:r>
     </w:p>
     <w:p>
@@ -2775,7 +2775,7 @@
         <w:t xml:space="preserve">chosen by chance</w:t>
       </w:r>
       <w:r>
-        <w:t xml:space="preserve">, there would have been leftovers. Chance is expensive. Chance produces discarded branches by the hundred — the version where Ellen Prosper stayed, the version where she went to Newcastle, the two hundred and nine possible patterns of who walked and who did not, all of it shed, all of it paid for, all of it</w:t>
+        <w:t xml:space="preserve">, there would have been leftovers. Chance is expensive. Chance produces discarded branches by the hundred — the version where Ellen Prosper stayed, the version where she went to Newcastle, every possible pattern of who among the two hundred and nine walked and who did not, all of it shed, all of it paid for, all of it</w:t>
       </w:r>
       <w:r>
         <w:t xml:space="preserve"> </w:t>
@@ -4039,7 +4039,7 @@
         <w:pStyle w:val="BodyText"/>
       </w:pPr>
       <w:r>
-        <w:t xml:space="preserve">“Wittenberg told us this in a room in Bloomsbury and we wrote it down as a nice remark about the ledger.” Fainrose put the chalk down. “The ledger is on the horizon. We repeated that for nineteen months as though it were a filing convention. It is not a filing convention. It is the</w:t>
+        <w:t xml:space="preserve">“Wittenberg told us this in a reading room in Coldharrow and we wrote it down as a nice remark about the ledger.” Fainrose put the chalk down. “The ledger is on the horizon. We repeated that for nineteen months as though it were a filing convention. It is not a filing convention. It is the</w:t>
       </w:r>
       <w:r>
         <w:t xml:space="preserve"> </w:t>
@@ -4275,7 +4275,7 @@
         <w:pStyle w:val="BodyText"/>
       </w:pPr>
       <w:r>
-        <w:t xml:space="preserve">“About ten to the fifty-seven bits. Which is a large number and a useless one until you ask what it is</w:t>
+        <w:t xml:space="preserve">“Something under ten to the fifty-eight bits. Which is a large number and a useless one until you ask what it is</w:t>
       </w:r>
       <w:r>
         <w:t xml:space="preserve"> </w:t>
@@ -5147,7 +5147,7 @@
         <w:pStyle w:val="BodyText"/>
       </w:pPr>
       <w:r>
-        <w:t xml:space="preserve">“Eleven parts in ten to the twenty-second.” Ramanathan’s mouth did something unpleasant. “In the biological estate, over six hours, that produced fourteen anomalies out of two hundred and nine, and it took Miss Pike three weeks of trace work to see it. In a stellar core, over six hours, with ten to the fifty-six participating nuclei and a Gamow factor in the exponent, that is not a small effect. That is a core running roughly two per cent fast for six hours.”</w:t>
+        <w:t xml:space="preserve">“Eleven parts in ten to the twenty-second.” Ramanathan’s mouth did something unpleasant. “In the biological estate, over six hours, that produced fourteen anomalies out of two hundred and nine, and it took Miss Pike two days of trace work to see it. In a stellar core, over six hours, with ten to the fifty-six participating nuclei and a Gamow factor in the exponent, that is not a small effect. That is a core running roughly two per cent fast for six hours.”</w:t>
       </w:r>
     </w:p>
     <w:p>
@@ -5682,23 +5682,23 @@
         <w:pStyle w:val="BodyText"/>
       </w:pPr>
       <w:r>
-        <w:t xml:space="preserve">“Because complementarity’s protection has a condition, and the condition failed. To maintain both accounts, the interior partner must be fully correlated with the outgoing radiation</w:t>
-      </w:r>
-      <w:r>
-        <w:t xml:space="preserve"> </w:t>
+        <w:t xml:space="preserve">“Because complementarity’s protection has a condition, and the condition failed. To maintain both accounts, a late outgoing quantum must be fully entangled with the early radiation and with its partner inside, at the same time.</w:t>
+      </w:r>
+      <w:r>
+        <w:t xml:space="preserve"/>
       </w:r>
       <w:r>
         <w:rPr>
           <w:bCs/>
           <w:b/>
         </w:rPr>
-        <w:t xml:space="preserve">and</w:t>
-      </w:r>
-      <w:r>
-        <w:t xml:space="preserve"> </w:t>
-      </w:r>
-      <w:r>
-        <w:t xml:space="preserve">with the interior remainder, at the same time. And it is a theorem — not a view, a theorem, and this session has already adopted it in the schedule to the instrument of the year before last — that this is impossible.</w:t>
+        <w:t xml:space="preserve"/>
+      </w:r>
+      <w:r>
+        <w:t xml:space="preserve"/>
+      </w:r>
+      <w:r>
+        <w:t xml:space="preserve"> And it is a theorem — not a view, a theorem, and this session has already adopted it in the schedule to the instrument of the year before last — that this is impossible.</w:t>
       </w:r>
       <w:r>
         <w:t xml:space="preserve"> </w:t>
@@ -5708,13 +5708,13 @@
           <w:bCs/>
           <w:b/>
         </w:rPr>
-        <w:t xml:space="preserve">Correlation is monogamous.</w:t>
-      </w:r>
-      <w:r>
-        <w:t xml:space="preserve"> </w:t>
-      </w:r>
-      <w:r>
-        <w:t xml:space="preserve">A system maximally correlated with one partner cannot be correlated with a second at all. The two accounts the Office relies upon require the same correlation to be spent twice, and it cannot be spent twice, and so they are not two consistent descriptions of one event. They are two claims, and at most one of them is true.”</w:t>
+        <w:t xml:space="preserve">Entanglement is monogamous. A system maximally entangled with one partner cannot be entangled with a second at all.</w:t>
+      </w:r>
+      <w:r>
+        <w:t xml:space="preserve"/>
+      </w:r>
+      <w:r>
+        <w:t xml:space="preserve"> The two accounts the Office relies upon require the same correlation to be spent twice, and it cannot be spent twice, and so they are not two consistent descriptions of one event. They are two claims, and at most one of them is true.”</w:t>
       </w:r>
     </w:p>
     <w:p>
@@ -5801,7 +5801,7 @@
         <w:pStyle w:val="BodyText"/>
       </w:pPr>
       <w:r>
-        <w:t xml:space="preserve">She sat down at four thirty-one.</w:t>
+        <w:t xml:space="preserve">She sat down at four thirty-three.</w:t>
       </w:r>
     </w:p>
     <w:p>
@@ -6048,7 +6048,7 @@
         <w:t xml:space="preserve">here</w:t>
       </w:r>
       <w:r>
-        <w:t xml:space="preserve">,” said Priya Ramanathan. “Nobody has ever suggested it was six hours only here. And I would like to say, on the record, before somebody in a good suit says it first, that the star did not explode because the vacuum dipped. It was always going to explode. It explodes eleven thousand years early, which is nothing, cosmically. Absolutely nothing.” Her voice was perfectly steady. “There are two hundred and six cores in this arm within four thousand years of their limit, and I have the list, and the Programme has four months left.”</w:t>
+        <w:t xml:space="preserve">,” said Priya Ramanathan. “Nobody has ever suggested it was six hours only here. And I would like to say, on the record, before somebody in a good suit says it first, that the star did not explode because the vacuum dipped. It was always going to explode. It explodes eleven thousand years early, which is nothing, cosmically. Absolutely nothing.” Her voice was perfectly steady. “There are two hundred and six cores in this arm within four thousand years of their limit, and I have the list, and the Programme has eight months left.”</w:t>
       </w:r>
     </w:p>
     <w:p>
@@ -6342,7 +6342,7 @@
         <w:pStyle w:val="BodyText"/>
       </w:pPr>
       <w:r>
-        <w:t xml:space="preserve">“That a fugue is a machine that contains a description of itself, and that it can operate on that description, and that this is not a metaphor.” He put a score on the table. “Bach. The canon that modulates up a tone and then does it again and then again, and after six repetitions you are back where you started, having risen the entire time. You cannot point to the place where it turns round, because it does not turn round. It goes up for ever and arrives home. There is a print by a Dutchman of two hands drawing one another which is the same object. There is a theorem by an Austrian which is the same object. Three men in three trades made the identical thing in the same century and none of them knew, and I have spent forty-seven years trying to say why, and the name I have given the attempt is the</w:t>
+        <w:t xml:space="preserve">“That a fugue is a machine that contains a description of itself, and that it can operate on that description, and that this is not a metaphor.” He put a score on the table. “Bach. The canon that modulates up a tone and then does it again and then again, and after six repetitions you are back where you started, having risen the entire time. You cannot point to the place where it turns round, because it does not turn round. It goes up for ever and arrives home. There is a print by a Dutchman of two hands drawing one another which is the same object. There is a theorem by an Austrian which is the same object. Three men in three trades made the identical thing across two centuries and none of them knew, and I have spent forty-seven years trying to say why, and the name I have given the attempt is the</w:t>
       </w:r>
       <w:r>
         <w:t xml:space="preserve"> </w:t>
@@ -6500,7 +6500,7 @@
         <w:t xml:space="preserve"> </w:t>
       </w:r>
       <w:r>
-        <w:t xml:space="preserve">A system that announces it is sound is, by that very announcement, unsound. The only bodies that can certify themselves are the broken ones.”</w:t>
+        <w:t xml:space="preserve">A system that proves it is consistent has, by that very proof, shown that it is not. The only bodies that can certify themselves are the broken ones.”</w:t>
       </w:r>
     </w:p>
     <w:p>
@@ -7070,7 +7070,7 @@
         <w:pStyle w:val="BodyText"/>
       </w:pPr>
       <w:r>
-        <w:t xml:space="preserve">“That’s the invitation clause again,” Lolly realized.</w:t>
+        <w:t xml:space="preserve">“That’s the invitation clause again,” Lolly realised.</w:t>
       </w:r>
     </w:p>
     <w:p>
@@ -7223,7 +7223,7 @@
         <w:br/>
       </w:r>
       <w:r>
-        <w:t xml:space="preserve">The same object. Three trades. One century.</w:t>
+        <w:t xml:space="preserve">The same object. Three trades. Two centuries.</w:t>
       </w:r>
     </w:p>
     <w:p>
@@ -7447,7 +7447,7 @@
         <w:pStyle w:val="BodyText"/>
       </w:pPr>
       <w:r>
-        <w:t xml:space="preserve">“The second,” said Jack Nashville. “The first was a small thing I did quickly when I was twenty-one and I did not think about it again for forty years. It is what I am known for and it is not what I am. I was a geometer. I proved that any curved space, however strangely curved, can be laid down inside a flat one of enough dimensions without stretching or tearing it — that a description with intrinsic curvature is always available as a description sitting inside something plainer.” He glanced at the board, where Fainrose’s box from the holiday argument was still faintly visible under three weeks of overwriting. “I understand from your Statement that you have recently become interested in that. Nobody has ever asked me about it. They ask me about the twenty-seven pages.”</w:t>
+        <w:t xml:space="preserve">“The second,” said Jack Nashville. “The first was a small thing I did quickly when I was twenty-one and I did not think about it again for forty years. It is what I am known for and it is not what I am. I was a geometer. I proved that any curved space, however strangely curved, can be laid down inside a flat one of enough dimensions without stretching or tearing it — that a description with intrinsic curvature is always available as a description sitting inside something plainer.” He glanced at the board, where Fainrose’s box from the holiday argument was still faintly visible under two months of overwriting. “I understand from your Statement that you have recently become interested in that. Nobody has ever asked me about it. They ask me about the twenty-seven pages.”</w:t>
       </w:r>
     </w:p>
     <w:p>
@@ -7572,7 +7572,7 @@
         <w:t xml:space="preserve"> </w:t>
       </w:r>
       <w:r>
-        <w:t xml:space="preserve">mineshaft and the lease predates him by four hundred years — one in Svalbard, one under a Swiss hillside, four at sites the schedule gives only by coordinate, and two in Vienna.”</w:t>
+        <w:t xml:space="preserve">mineshaft and the lease predates him by six hundred years — one in Svalbard, one under a Swiss hillside, four at sites the schedule gives only by coordinate, and two in Vienna.”</w:t>
       </w:r>
     </w:p>
     <w:p>
@@ -7916,7 +7916,7 @@
         <w:pStyle w:val="BodyText"/>
       </w:pPr>
       <w:r>
-        <w:t xml:space="preserve">“I have been drafting a treaty since March, on Stephanie’s instruction, and I have been doing it in the only way I know, which is words and a forum and a remedy.” She had her hands flat on the table again. “It cannot work. There is no bailiff. Jack is right and he was right in nineteen fifty-nine and nobody listened, and I have wasted five months producing an instrument whose entire operation depends on a body that Mr Stadthof has just proved cannot decide anything.”</w:t>
+        <w:t xml:space="preserve">“I have been drafting a treaty since March, on Stephanie’s instruction, and I have been doing it in the only way I know, which is words and a forum and a remedy.” She had her hands flat on the table again. “It cannot work. There is no bailiff. Jack is right and he was right in nineteen fifty-nine and nobody listened, and I have wasted four months producing an instrument whose entire operation depends on a body that Mr Stadthof has just proved cannot decide anything.”</w:t>
       </w:r>
     </w:p>
     <w:p>
@@ -8519,7 +8519,7 @@
         <w:pStyle w:val="BodyText"/>
       </w:pPr>
       <w:r>
-        <w:t xml:space="preserve">“That your protocol contains a category error,” said Viktor Eugenius, “and that it is the most respectable category error in the history of science, and that everybody in this building has made it, including me, for sixty years, and that it stops being harmless in about a hundred and twelve days.”</w:t>
+        <w:t xml:space="preserve">“That your protocol contains a category error,” said Viktor Eugenius, “and that it is the most respectable category error in the history of science, and that everybody in this building has made it, including me, for sixty years, and that it stops being harmless in about a hundred and forty-eight days.”</w:t>
       </w:r>
     </w:p>
     <w:p>
@@ -8630,7 +8630,7 @@
         <w:pStyle w:val="BodyText"/>
       </w:pPr>
       <w:r>
-        <w:t xml:space="preserve">“Then say what this costs us,” said Fainrose, “in a sentence I can put in a filing. I have a hundred and twelve days.”</w:t>
+        <w:t xml:space="preserve">“Then say what this costs us,” said Fainrose, “in a sentence I can put in a filing. I have a hundred and forty-eight days.”</w:t>
       </w:r>
     </w:p>
     <w:p>
@@ -8683,7 +8683,7 @@
         <w:pStyle w:val="BodyText"/>
       </w:pPr>
       <w:r>
-        <w:t xml:space="preserve">“Very well,” said Fainrose, “and now the part that concerns my hundred and twelve days, because you did not come from Cambridge to review a sixty-year-old essay.”</w:t>
+        <w:t xml:space="preserve">“Very well,” said Fainrose, “and now the part that concerns my hundred and forty-eight days, because you did not come from Cambridge to review a sixty-year-old essay.”</w:t>
       </w:r>
     </w:p>
     <w:p>
@@ -8995,7 +8995,7 @@
         <w:pStyle w:val="BodyText"/>
       </w:pPr>
       <w:r>
-        <w:t xml:space="preserve">“The answer is decoherence, and I think it is the answer to your essay and I don’t think anybody has put it to you in those terms.” Ramanathan went to the board. “A system in contact with an environment does not stay in arbitrary superpositions. The environment monitors it constantly — every photon, every air molecule, every gravitational whisper — and monitoring destroys the delicate combinations extremely fast. A dust grain in sunlight loses coherence in something like ten to the minus twenty seconds. Nothing survives that except a very small, very particular set of states: the ones the environment happens to be measuring, the ones that get copied rather than scrambled. Those are the pointer states. Everything else is gone before it can be written down.”</w:t>
+        <w:t xml:space="preserve">“The answer is decoherence, and I think it is the answer to your essay and I don’t think anybody has put it to you in those terms.” Ramanathan went to the board. “A system in contact with an environment does not stay in arbitrary superpositions. The environment monitors it constantly — every photon, every air molecule, every gravitational whisper — and monitoring destroys the delicate combinations extremely fast. A dust grain in sunlight loses coherence in something like ten to the minus twenty-one seconds. Nothing survives that except a very small, very particular set of states: the ones the environment happens to be measuring, the ones that get copied rather than scrambled. Those are the pointer states. Everything else is gone before it can be written down.”</w:t>
       </w:r>
     </w:p>
     <w:p>
@@ -9639,7 +9639,7 @@
         <w:pStyle w:val="BodyText"/>
       </w:pPr>
       <w:r>
-        <w:t xml:space="preserve">“A hundred and nine days,” said Miss Pike, who had started opening every backlog meeting with the number since nobody else would. “Item one.”</w:t>
+        <w:t xml:space="preserve">“A hundred and forty-five days,” said Miss Pike, who had started opening every backlog meeting with the number since nobody else would. “Item one.”</w:t>
       </w:r>
     </w:p>
     <w:p>
@@ -9695,7 +9695,7 @@
         <w:pStyle w:val="BodyText"/>
       </w:pPr>
       <w:r>
-        <w:t xml:space="preserve">“It buys us this: information that leaves a horizon that long after the crossover isn’t a message from anybody in particular. It’s noise with the right statistics — thermal, structureless, the same kind of radiation any old black hole of that mass would put out. You cannot open an envelope that’s been shredded, reprocessed, and reshredded for sixty-five years and pull one person’s name out of it. Not because the information isn’t there in principle. Because nothing about the radiation is any longer correlated with any one contributor more than any other. It’s public in the way a very old, very average day is public. Nobody owns it.”</w:t>
+        <w:t xml:space="preserve">“It buys us this: information that leaves a horizon that long after the crossover isn’t a message from anybody in particular. It’s noise with the right statistics — thermal, featureless one photon at a time, the same kind of radiation any old black hole of that mass would put out. You cannot open an envelope that’s been shredded, reprocessed, and reshredded for sixty-five years and pull one person’s name out of it. Not because the information isn’t there in principle. Because nothing about the radiation is any longer correlated with any one contributor more than any other. It’s public in the way a very old, very average day is public. Nobody owns it.”</w:t>
       </w:r>
     </w:p>
     <w:p>
@@ -9863,7 +9863,7 @@
         <w:pStyle w:val="BodyText"/>
       </w:pPr>
       <w:r>
-        <w:t xml:space="preserve">“Not for a picosecond in fourteen eleven years.”</w:t>
+        <w:t xml:space="preserve">“Not for a picosecond since fourteen eleven.”</w:t>
       </w:r>
     </w:p>
     <w:p>
@@ -9927,7 +9927,7 @@
         <w:pStyle w:val="BodyText"/>
       </w:pPr>
       <w:r>
-        <w:t xml:space="preserve">“Not the same words. The same shape.” She pulled the curve back toward her. “A fact stopped being anybody’s secret, back there, because it turned up the same way in a great many places that had never coordinated with each other. That’s what makes it public rather than owned. An observer is unaffiliated for exactly the same reason: not because nobody has ever heard of them, but because their record of events has never been coordinated with ours. They have to be a fragment of the world that arrived at its own opinion independently — not a witness we trained, not a witness who trained us.”</w:t>
+        <w:t xml:space="preserve">“Not the same words. The same shape.” She pulled the curve back towards her. “A fact stopped being anybody’s secret, back there, because it turned up the same way in a great many places that had never coordinated with each other. That’s what makes it public rather than owned. An observer is unaffiliated for exactly the same reason: not because nobody has ever heard of them, but because their record of events has never been coordinated with ours. They have to be a fragment of the world that arrived at its own opinion independently — not a witness we trained, not a witness who trained us.”</w:t>
       </w:r>
     </w:p>
     <w:p>
@@ -9975,7 +9975,7 @@
         <w:pStyle w:val="BodyText"/>
       </w:pPr>
       <w:r>
-        <w:t xml:space="preserve">“I’ll write to him today,” said Beatrix. “And while I have the definition in front of me, I intend to reuse it. Nashville himself told me the compliance protocol can only trust nine, out of forty-one, and that whoever we leave out will be right to resent it. I would rather choose the nine by the rule Lolly just stated than by who answers the telephone fastest. Parties whose histories with each other and with us are demonstrably uncoordinated. It won’t make the exclusion kinder. It will make it defensible, which this department has not always managed to be the same thing as kind, and has occasionally forgotten they’re not opposites.”</w:t>
+        <w:t xml:space="preserve">“I’ll write to him today,” said Beatrix. “And while I have the definition in front of me, I intend to reuse it. Nashville himself told me the compliance protocol can only trust nine, out of forty-one, and that whoever we leave out will be right to resent it. I would rather choose the nine by the rule Lolly just stated than by who answers the telephone fastest. Parties whose histories with each other and with us are demonstrably uncoordinated. It won’t make the exclusion kinder. It will make it defensible, which in this department has not always been the same thing as kind, though we have occasionally forgotten they are not opposites.”</w:t>
       </w:r>
     </w:p>
     <w:p>
@@ -10151,7 +10151,7 @@
         <w:pStyle w:val="BodyText"/>
       </w:pPr>
       <w:r>
-        <w:t xml:space="preserve">109 days. Ramanathan says the sixty-five years is the whole of the argument. I keep turning that over: something can stop being a secret without anybody deciding to forgive it.</w:t>
+        <w:t xml:space="preserve">145 days. Ramanathan says the sixty-five years is the whole of the argument. I keep turning that over: something can stop being a secret without anybody deciding to forgive it.</w:t>
       </w:r>
     </w:p>
     <w:p>
@@ -10239,7 +10239,7 @@
         <w:pStyle w:val="BodyText"/>
       </w:pPr>
       <w:r>
-        <w:t xml:space="preserve">Lolly said, “Then let’s be rude. My department has a hundred and six days left. What is that, if there’s no time?”</w:t>
+        <w:t xml:space="preserve">Lolly said, “Then let’s be rude. My department has a hundred and forty-two days left. What is that, if there’s no time?”</w:t>
       </w:r>
     </w:p>
     <w:p>
@@ -10894,7 +10894,7 @@
         <w:pStyle w:val="BodyText"/>
       </w:pPr>
       <w:r>
-        <w:t xml:space="preserve">“Somebody who acquires correlation as a by-product of eating,” she said, “and who has told us to our faces that he wants the ledger preserved, and who has been standing in our lobby waiting to be asked, and who has gone from comfortable to visibly thin in the eleven months since something stopped him feeding.”</w:t>
+        <w:t xml:space="preserve">“Somebody who acquires correlation as a by-product of eating,” she said, “and who has told us to our faces that he wants the ledger preserved, and who has been standing in our lobby waiting to be asked, and who has gone from comfortable to visibly thin in the four months since something stopped him feeding.”</w:t>
       </w:r>
     </w:p>
     <w:p>
@@ -11403,7 +11403,7 @@
         <w:pStyle w:val="BodyText"/>
       </w:pPr>
       <w:r>
-        <w:t xml:space="preserve">There were two parts to it, and the department spent four days on the first and six and a half weeks on the second, and got the order wrong, which Lolly afterwards recorded as her own error and not Beatrix’s.</w:t>
+        <w:t xml:space="preserve">There were two parts to it, and the department spent four days on the first and a week and a half on the second, and got the order wrong, which Lolly afterwards recorded as her own error and not Beatrix’s.</w:t>
       </w:r>
     </w:p>
     <w:p>
@@ -11541,7 +11541,7 @@
         <w:pStyle w:val="BodyText"/>
       </w:pPr>
       <w:r>
-        <w:t xml:space="preserve">“Ms Sloan, I want you to write down somewhere that the only reason this department survived Tuesday is that a man who denies the existence of time made a pedantic objection to a subordinate clause in June.” A dry sound. “Now read me part two, and I am going to be unhappy, because if the game was the feint then part two is the blow, and they would not have sent both on the same day unless they were confident about it.”</w:t>
+        <w:t xml:space="preserve">“Ms Sloan, I want you to write down somewhere that the only reason this department survived Tuesday is that a man who denies the existence of time made a pedantic objection to a subordinate clause in July.” A dry sound. “Now read me part two, and I am going to be unhappy, because if the game was the feint then part two is the blow, and they would not have sent both on the same day unless they were confident about it.”</w:t>
       </w:r>
     </w:p>
     <w:p>
@@ -11801,7 +11801,7 @@
         <w:t xml:space="preserve">prediction</w:t>
       </w:r>
       <w:r>
-        <w:t xml:space="preserve">, it was risky, it was confirmed, and it worked because the intermediate steps were real physics and the anthropic step was doing only one job: telling him which question was worth asking. And there is a second respectable case: in nineteen eighty-seven a physicist argued that if the vacuum energy varies across a large ensemble of regions, observers will find themselves only where it is small enough to permit galaxies, which puts an upper bound on it — and he wrote down a value within an order or two of what was then measured thirteen years later, before anybody had measured it at all.”</w:t>
+        <w:t xml:space="preserve">, it was risky, it was confirmed, and it worked because the intermediate steps were real physics and the anthropic step was doing only one job: telling him which question was worth asking. And there is a second respectable case: in nineteen eighty-seven a physicist argued that if the vacuum energy varies across a large ensemble of regions, observers will find themselves only where it is small enough to permit galaxies, which puts an upper bound on it — and he wrote down a value within an order or two of what was measured eleven years later, before anybody had measured it at all.”</w:t>
       </w:r>
     </w:p>
     <w:p>
@@ -12383,7 +12383,7 @@
         <w:pStyle w:val="BodyText"/>
       </w:pPr>
       <w:r>
-        <w:t xml:space="preserve">“Summon me,” he said. “I have eighty-one days of standing about and I would rather be used. And Ms Wren — the widow in Ravenna asked me the same question in the eleventh year and I lied to her, and she died believing I was permitted, and I have had six hundred and eighty-eight years to consider the ethics of that, and my considered position is that I would do it again and that this is precisely why the rule cannot be left to me.”</w:t>
+        <w:t xml:space="preserve">“Summon me,” he said. “I have a hundred and twenty-six days of standing about and I would rather be used. And Ms Wren — the widow in Ravenna asked me the same question in the ninth year and I lied to her, and she died believing I was permitted, and I have had six hundred and eighty-eight years to consider the ethics of that, and my considered position is that I would do it again and that this is precisely why the rule cannot be left to me.”</w:t>
       </w:r>
     </w:p>
     <w:p>
@@ -12405,7 +12405,7 @@
         <w:br/>
       </w:r>
       <w:r>
-        <w:t xml:space="preserve">It bears on nothing, because we stopped testing the score in June. </w:t>
+        <w:t xml:space="preserve">It bears on nothing, because we stopped testing the score in July. </w:t>
       </w:r>
       <w:r>
         <w:br/>
@@ -12629,7 +12629,7 @@
         <w:br/>
       </w:r>
       <w:r>
-        <w:t xml:space="preserve">He lied to the widow in the eleventh year and says he would do it again and that this is why the rule cannot be left to him.</w:t>
+        <w:t xml:space="preserve">He lied to the widow in the ninth year and says he would do it again and that this is why the rule cannot be left to him.</w:t>
       </w:r>
     </w:p>
     <w:p>
@@ -12749,7 +12749,7 @@
         <w:pStyle w:val="BodyText"/>
       </w:pPr>
       <w:r>
-        <w:t xml:space="preserve">The Vienna occupancy schedule was one page and it had eleven thousand years on it and two entries, and nobody had asked for the second entry until Mrs Kind asked for it, on a Monday, with seventy-four days left.</w:t>
+        <w:t xml:space="preserve">The Vienna occupancy schedule was one page and it had eleven thousand years on it and two entries, and nobody had asked for the second entry until Mrs Kind asked for it, on a Monday, with a hundred and twenty-five days left.</w:t>
       </w:r>
     </w:p>
     <w:p>
@@ -12885,7 +12885,7 @@
         <w:pStyle w:val="BodyText"/>
       </w:pPr>
       <w:r>
-        <w:t xml:space="preserve">“A quantity of gas in a room,” she said. “Describe it. You can say: this pressure, this temperature, this volume. Four numbers. That is the description you can actually obtain, and it is called the macrostate.”</w:t>
+        <w:t xml:space="preserve">“A quantity of gas in a room,” she said. “Describe it. You can say: this many molecules, this pressure, this temperature, this volume. Four numbers. That is the description you can actually obtain, and it is called the macrostate.”</w:t>
       </w:r>
     </w:p>
     <w:p>
@@ -12933,7 +12933,7 @@
         <w:pStyle w:val="BodyText"/>
       </w:pPr>
       <w:r>
-        <w:t xml:space="preserve">Barbarian, from the corner, said: “And this is where I came in three weeks ago, because the argument runs both ways and he knew it.”</w:t>
+        <w:t xml:space="preserve">Barbarian, from the corner, said: “And this is where I came in a month ago, because the argument runs both ways and he knew it.”</w:t>
       </w:r>
     </w:p>
     <w:p>
@@ -13373,7 +13373,7 @@
         <w:pStyle w:val="BodyText"/>
       </w:pPr>
       <w:r>
-        <w:t xml:space="preserve">S = k log W.Entropy is a count of the arrangements that would look the same to you at the level you can look. Not a fluid. Not a tendency. A logarithm of your own coarseness.</w:t>
+        <w:t xml:space="preserve">S = k log W. Entropy is a count of the arrangements that would look the same to you at the level you can look. Not a fluid. Not a tendency. A logarithm of your own coarseness.</w:t>
       </w:r>
     </w:p>
     <w:p>
@@ -13485,7 +13485,7 @@
         <w:pStyle w:val="BodyText"/>
       </w:pPr>
       <w:r>
-        <w:t xml:space="preserve">68 days.</w:t>
+        <w:t xml:space="preserve">119 days.</w:t>
       </w:r>
     </w:p>
     <w:p>
@@ -13861,7 +13861,7 @@
         <w:pStyle w:val="BodyText"/>
       </w:pPr>
       <w:r>
-        <w:t xml:space="preserve">“No,” said Drill, unhappily. “No, that is too fast and I will not have it. The theorem forbids context-independent pre-existing values. It does not forbid determinism. There are fully deterministic accounts which survive it perfectly well by being explicitly contextual and explicitly nonlocal — your Duc’s pilot wave from the first book is exactly such an account, and I have never had an argument against it beyond taste, and taste is not an argument, and I have said so in print twice.”</w:t>
+        <w:t xml:space="preserve">“No,” said Drill, unhappily. “No, that is too fast and I will not have it. The theorem forbids context-independent pre-existing values. It does not forbid determinism. There are fully deterministic accounts which survive it perfectly well by being explicitly contextual and explicitly nonlocal — your Duc’s pilot wave is exactly such an account, and I have never had an argument against it beyond taste, and taste is not an argument, and I have said so in print twice.”</w:t>
       </w:r>
     </w:p>
     <w:p>
@@ -14133,7 +14133,7 @@
         <w:pStyle w:val="BodyText"/>
       </w:pPr>
       <w:r>
-        <w:t xml:space="preserve">“There is a consequence,” said Beatrix, and she was already writing. “If he is departmental apparatus, then what he holds is departmental. And The entropy accounting established what he holds.” She stopped writing. “Lolly. Eleven thousand years of unerasable stored entropy. Uncleared. Undischarged. On our instrument list.”</w:t>
+        <w:t xml:space="preserve">“There is a consequence,” said Beatrix, and she was already writing. “If he is departmental apparatus, then what he holds is departmental. And the entropy accounting established what he holds.” She stopped writing. “Lolly. Eleven thousand years of unerasable stored entropy. Uncleared. Undischarged. On our instrument list.”</w:t>
       </w:r>
     </w:p>
     <w:p>
@@ -14325,7 +14325,7 @@
         <w:pStyle w:val="BodyText"/>
       </w:pPr>
       <w:r>
-        <w:t xml:space="preserve">We disposed of a cousin of his rule and came home thinking we had disposed of his.1967: no context-independent pre-existing values, even allowing unlimited nonlocality. No locality assumption. Not statistical. Contextuality. His preference with a proof attached. Now sold as a computing resource. It does not kill determinism. Pilot wave survives. It kills our ROUTE.</w:t>
+        <w:t xml:space="preserve">We disposed of a cousin of his rule and came home thinking we had disposed of his. 1967: no context-independent pre-existing values, even allowing unlimited nonlocality. No locality assumption. Not statistical. Contextuality. His preference with a proof attached. Now sold as a computing resource. It does not kill determinism. Pilot wave survives. It kills our ROUTE.</w:t>
       </w:r>
     </w:p>
     <w:p>
@@ -14381,7 +14381,7 @@
         <w:pStyle w:val="BodyText"/>
       </w:pPr>
       <w:r>
-        <w:t xml:space="preserve">‘A service claiming to be indispensable has, in eleven thousand years, found no one else who thought so. Drill: finding is a bench, maintaining is a different bench. Ask whether the arrangement needed to DETECT a self-maintained volume is compatible with the arrangement needed to maintain ours. He suspects not. Since 1971. No evidence. Would not dream of publishing.</w:t>
+        <w:t xml:space="preserve">‘A service claiming to be indispensable has, in eleven thousand years, found no one else who thought so. Drill: finding is a bench, maintaining is a different bench. Ask whether the arrangement needed to DETECT a self-maintained volume is compatible with the arrangement needed to maintain ours. He suspects not. Since 1971. No evidence. Would not dream of publishing.’</w:t>
       </w:r>
     </w:p>
     <w:p>
@@ -14405,7 +14405,7 @@
         <w:pStyle w:val="BodyText"/>
       </w:pPr>
       <w:r>
-        <w:t xml:space="preserve">61 days.</w:t>
+        <w:t xml:space="preserve">112 days.</w:t>
       </w:r>
     </w:p>
     <w:p>
@@ -14669,7 +14669,7 @@
         <w:pStyle w:val="BodyText"/>
       </w:pPr>
       <w:r>
-        <w:t xml:space="preserve">He left before tea could be offered a second time, refusing again, and the driver — a different one — was already at the kerb, and Lolly watched from the window as Esaki got in without assistance and the car pulled away toward whatever remained of his Monday.</w:t>
+        <w:t xml:space="preserve">He left before tea could be offered a second time, refusing again, and the driver — a different one — was already at the kerb, and Lolly watched from the window as Esaki got in without assistance and the car pulled away towards whatever remained of his Monday.</w:t>
       </w:r>
     </w:p>
     <w:p>
@@ -14853,7 +14853,7 @@
         <w:pStyle w:val="BodyText"/>
       </w:pPr>
       <w:r>
-        <w:t xml:space="preserve">59 days. No — Ramanathan says thirty-one cores are still advancing. I should ask her what that means for the count.</w:t>
+        <w:t xml:space="preserve">110 days. No — Ramanathan says thirty-one cores are still advancing. I should ask her what that means for the count.</w:t>
       </w:r>
     </w:p>
     <w:p>
@@ -14925,7 +14925,7 @@
         <w:pStyle w:val="BodyText"/>
       </w:pPr>
       <w:r>
-        <w:t xml:space="preserve">He was right. He did not require it returned. He died of a rare autoimmune disease contracted at the front a few months after posting it, having spent his final active weeks doing exact general relativity by lamplight between artillery calculations, and the solution reached Einstein, who was startled that anyone had found an exact answer to his own approximate one so quickly, and who read it to the Prussian Academy on the dead man’s behalf.</w:t>
+        <w:t xml:space="preserve">He was right. He did not require it returned. He died of a rare autoimmune disease contracted at the front a few months after posting it, having spent his final active weeks doing exact general relativity by lamplight between artillery calculations, and the solution reached Einstein, who was startled that anyone had found an exact answer to his own approximate one so quickly, and who read it to the Prussian Academy on the absent man’s behalf.</w:t>
       </w:r>
     </w:p>
     <w:p>
@@ -15013,7 +15013,7 @@
         <w:pStyle w:val="BodyText"/>
       </w:pPr>
       <w:r>
-        <w:t xml:space="preserve">“And your fourteen went missing on the fourteenth of March. Not destroyed — the March account was careful about that, and the entropy accounting gave us a place for what’s consumed and what’s stored. But there was a residue nobody could source, in Ramanathan’s words from March, that behaved like it belonged to two files at once.”</w:t>
+        <w:t xml:space="preserve">“And your fourteen went missing on the fourteenth of March. Not destroyed — the March account was careful about that, and the entropy accounting gave us a place for what’s consumed and what’s stored. But there was a residue nobody could source, in my own words from March, that behaved like it belonged to two files at once.”</w:t>
       </w:r>
     </w:p>
     <w:p>
@@ -15029,7 +15029,7 @@
         <w:pStyle w:val="BodyText"/>
       </w:pPr>
       <w:r>
-        <w:t xml:space="preserve">“I am saying,” said Ramanathan, “that a lieutenant of artillery worked out, in a trench, in 1916, using nothing but Einstein’s equations and appalling personal circumstances, that any object heavy enough to have a horizon at all necessarily comes with a second region attached to it in the mathematics, whether or not anyone can reach it, and Albrecht Eilstein has had a horizon for eleven thousand years.”</w:t>
+        <w:t xml:space="preserve">“I am saying,” said Ramanathan, “that a lieutenant of artillery worked out, in a trench, in 1916, using nothing but Einstein’s equations and appalling personal circumstances, that the exact geometry of a mass alone in empty space comes with a second region attached to it in the mathematics, whether or not anyone can reach it, and Albrecht Eilstein has had a horizon for eleven thousand years.”</w:t>
       </w:r>
     </w:p>
     <w:p>
@@ -15117,7 +15117,7 @@
         <w:pStyle w:val="BodyText"/>
       </w:pPr>
       <w:r>
-        <w:t xml:space="preserve">“And this department’s own vacuum accounting identified precisely such a substance, and none of you noticed, because you filed it under vacuum energy and moved on.” He looked at Fainrose. “Casimir energy is negative. I have measured it directly with plates a fraction of a millimetre apart for nineteen years. It is small. It is laughably small, by the standard of what you would need to prop open a throat between galaxies. But it is not zero, and it is not hypothetical, and it is the one substance in this department’s files that has the correct sign.”</w:t>
+        <w:t xml:space="preserve">“And this department’s own vacuum accounting identified precisely such a substance, and none of you noticed, because you filed it under vacuum energy and moved on.” He looked at Fainrose. “Casimir energy is negative. I have measured it directly with plates less than a thousandth of a millimetre apart for nineteen years. It is small. It is laughably small, by the standard of what you would need to prop open a throat between galaxies. But it is not zero, and it is not hypothetical, and it is the one substance in this department’s files that has the correct sign.”</w:t>
       </w:r>
     </w:p>
     <w:p>
@@ -15357,7 +15357,7 @@
         <w:pStyle w:val="BodyText"/>
       </w:pPr>
       <w:r>
-        <w:t>Van Casteel: to hold a throat open you need negative energy density. Casimir energy is negative. We measured it in a mineshaft for two chapters and filed it under vacuum and moved on. Something has been propping a throat open behind Eilstein for eleven thousand years using the one resource in our own casework with the correct sign.</w:t>
+        <w:t xml:space="preserve">Van Casteel: to hold a throat open you need negative energy density. Casimir energy is negative. We measured it in a mineshaft back in March and filed it under vacuum and moved on. Something has been propping a throat open behind Eilstein for eleven thousand years using the one resource in our own casework with the correct sign.</w:t>
       </w:r>
     </w:p>
     <w:p>
@@ -15373,7 +15373,7 @@
         <w:pStyle w:val="BodyText"/>
       </w:pPr>
       <w:r>
-        <w:t>‘The bridge is not built when it is used. The bridge is built when the equations are satisfied. Separateness is not the default. Two places need no history of travel between them. They need only that the same equation holds at both ends. He carried the far end of a bridge for eleven thousand years and did not know, because he had never met the man clever enough, and brave enough, and short-lived enough, to tell him what he was standing on.</w:t>
+        <w:t xml:space="preserve">‘The bridge is not built when it is used. The bridge is built when the equations are satisfied. Separateness is not the default. Two places need no history of travel between them. They need only that the same equation holds at both ends. He carried the far end of a bridge for eleven thousand years and did not know, because he had never met the man clever enough, and brave enough, and short-lived enough, to tell him what he was standing on.’</w:t>
       </w:r>
     </w:p>
     <w:p>
@@ -15421,7 +15421,7 @@
         <w:pStyle w:val="BodyText"/>
       </w:pPr>
       <w:r>
-        <w:t xml:space="preserve">57 days. Thirty-one cores still advancing. I still have not asked what that costs us.</w:t>
+        <w:t xml:space="preserve">108 days. Thirty-one cores still advancing. I still have not asked what that costs us.</w:t>
       </w:r>
     </w:p>
     <w:p>
@@ -15573,15 +15573,15 @@
         <w:pStyle w:val="BodyText"/>
       </w:pPr>
       <w:r>
-        <w:t xml:space="preserve">“A correction of this size, if it is the thing van Casteel thinks it might be, sits in the same order of magnitude as the fourteen’s missing residue from March. I will not say it matches. Instrument error is a claim you earn by publishing the noise, and I have not. The two numbers do not embarrass each other. That is all an honest bench is allowed to say tonight.”</w:t>
-      </w:r>
-    </w:p>
-    <w:p>
-      <w:pPr>
-        <w:pStyle w:val="BodyText"/>
-      </w:pPr>
-      <w:r>
-        <w:t xml:space="preserve">“The fourteen were not destroyed. I will not say they were posted, and I will not say they walked. Every discarded branch Eilstein did not keep, and did not deposit in the Cumbrian store, is still a correlation we have not found in the room. A force on two plates is not a manifest. If any of it left, it left by a route this instrument cannot name, toward an end that has never written back.”</w:t>
+        <w:t xml:space="preserve">“A correction of this size, if it is the thing van Casteel thinks it might be, sits in the same order of magnitude as the fourteen’s missing residue from March. I will not say it matches. Instrument error is a claim you earn by publishing the noise, and I have not. The two numbers do not embarrass each other. That is all an honest bench is allowed to say this morning.”</w:t>
+      </w:r>
+    </w:p>
+    <w:p>
+      <w:pPr>
+        <w:pStyle w:val="BodyText"/>
+      </w:pPr>
+      <w:r>
+        <w:t xml:space="preserve">“The fourteen were not destroyed. I will not say they were posted, and I will not say they walked. Every discarded branch Eilstein did not keep, and did not deposit in the Cumbrian store, is still a correlation we have not found in the room. A force on two plates is not a manifest. If any of it left, it left by a route this instrument cannot name, towards an end that has never written back.”</w:t>
       </w:r>
     </w:p>
     <w:p>
@@ -15621,7 +15621,7 @@
         <w:pStyle w:val="BodyText"/>
       </w:pPr>
       <w:r>
-        <w:t xml:space="preserve">“Mr Drill taught this department that an uncharacterised instrument is not evidence. It is a lead,” she said. “Dr van Casteel has characterised two plates. He has not characterised a throat, and I am not going to write one into a schedule because the plates moved. What I can take to the Crown is a force, a sign, and a man who will say what the force is not.”</w:t>
+        <w:t xml:space="preserve">“Mr Drill taught this department that an uncharacterised instrument is not evidence. It is a lead,” she said. “Mr van Casteel has characterised two plates. He has not characterised a throat, and I am not going to write one into a schedule because the plates moved. What I can take to the Crown is a force, a sign, and a man who will say what the force is not.”</w:t>
       </w:r>
     </w:p>
     <w:p>
@@ -15741,7 +15741,7 @@
         <w:pStyle w:val="BodyText"/>
       </w:pPr>
       <w:r>
-        <w:t>“I have been the cat in other people’s sentences for longer than this drain has had a width,” he said. “I am tired of the honour. Leave the box empty. File what you voted. If the far end ever writes back, it will not be in the shape of a pet.”</w:t>
+        <w:t xml:space="preserve">“I have been the cat in other people’s sentences for longer than this department has had a register,” he said. “I am tired of the honour. Leave the box empty. File what you voted. If the far end ever writes back, it will not be in the shape of a pet.”</w:t>
       </w:r>
     </w:p>
     <w:p>
@@ -15997,7 +15997,7 @@
         <w:pStyle w:val="BodyText"/>
       </w:pPr>
       <w:r>
-        <w:t xml:space="preserve">We opened a letter that had waited a hundred and nine years for someone to check a box. We built an instrument to measure a man nobody had characterised in eleven thousand years. We found nine files that were never lost, only currently between two places at once, and decided, for once, not to force an answer the paperwork had no box for.</w:t>
+        <w:t xml:space="preserve">We opened a letter that had waited a hundred and nine years for someone to check a box. We built an instrument to measure a man nobody had characterised in eleven thousand years. We found nine files that were never lost, only unresolved, and decided, for once, not to force an answer the paperwork had no box for.</w:t>
       </w:r>
     </w:p>
     <w:p>
@@ -16013,7 +16013,7 @@
         <w:pStyle w:val="BodyText"/>
       </w:pPr>
       <w:r>
-        <w:t xml:space="preserve">Van Casteel’s plates moved four hundred and eleven attometres and he apologised for his voice. Fainrose: not lost, not drained. A very slow drain, into a very old pipe, that the Crown can finally insure. Ramanathan’s number has not moved in six weeks. For a countdown, that is a celebration.</w:t>
+        <w:t xml:space="preserve">Van Casteel’s plates moved four hundred and eleven attometres and he apologised for his voice. Beatrix: a force, a sign, and a man who will say what the force is not. Something the Crown can be told without being lied to. Ramanathan’s number has not moved in six weeks. For a countdown, that is a celebration.</w:t>
       </w:r>
     </w:p>
     <w:p>
@@ -17832,7 +17832,7 @@
         <w:t xml:space="preserve"> </w:t>
       </w:r>
       <w:r>
-        <w:t xml:space="preserve">‘t Hooft and Susskind took the further step: if everything that can be true inside a region fits on its boundary, the most economical reading is that the boundary description is not a summary but a</w:t>
+        <w:t xml:space="preserve">’t Hooft and Susskind took the further step: if everything that can be true inside a region fits on its boundary, the most economical reading is that the boundary description is not a summary but a</w:t>
       </w:r>
       <w:r>
         <w:t xml:space="preserve"> </w:t>
@@ -18304,20 +18304,20 @@
         <w:t xml:space="preserve"> </w:t>
       </w:r>
       <w:r>
-        <w:t xml:space="preserve">In 2012 Almheiri, Marolf, Polchinski and Sully (AMPS) showed that the two accounts cannot be reconciled after all, and the reason is the theorem this series established in Book One, Chapter Fifteen:</w:t>
-      </w:r>
-      <w:r>
-        <w:t xml:space="preserve"> </w:t>
+        <w:t xml:space="preserve">In 2012 Almheiri, Marolf, Polchinski and Sully (AMPS) showed that the two accounts cannot be reconciled after all, and the reason is a theorem of quantum information: monogamy of entanglement.</w:t>
+      </w:r>
+      <w:r>
+        <w:t xml:space="preserve"/>
       </w:r>
       <w:r>
         <w:rPr>
           <w:bCs/>
           <w:b/>
         </w:rPr>
-        <w:t xml:space="preserve">monogamy of entanglement</w:t>
-      </w:r>
-      <w:r>
-        <w:t xml:space="preserve">. For the outside account to work, a late Hawking quantum must be maximally correlated with the radiation already emitted. For the infalling account to work — for the horizon to be an unremarkable region of empty space — that same quantum must be maximally correlated with its partner just inside. Monogamy forbids both:</w:t>
+        <w:t xml:space="preserve"/>
+      </w:r>
+      <w:r>
+        <w:t xml:space="preserve"> For the outside account to work, a late Hawking quantum must be maximally correlated with the radiation already emitted. For the infalling account to work — for the horizon to be an unremarkable region of empty space — that same quantum must be maximally correlated with its partner just inside. Monogamy forbids both:</w:t>
       </w:r>
     </w:p>
     <w:p>
@@ -18325,7 +18325,7 @@
         <w:pStyle w:val="SourceCode"/>
       </w:pPr>
       <w:r>
-        <w:t xml:space="preserve">if S(A:B) is maximal, then I(A:C) = 0</w:t>
+        <w:t xml:space="preserve">if I(A:B) is maximal, then I(A:C) = 0</w:t>
       </w:r>
     </w:p>
     <w:p>
@@ -18596,7 +18596,7 @@
         </w:numPr>
       </w:pPr>
       <w:r>
-        <w:t xml:space="preserve">Monogamy of entanglement (Book One, Chapter Fifteen) breaks that resolution: the same correlation would have to be spent twice, which implies a firewall at the horizon. The paradox is still open.</w:t>
+        <w:t xml:space="preserve">Monogamy of entanglement breaks that resolution: the same correlation would have to be spent twice, which implies a firewall at the horizon. The paradox is still open.</w:t>
       </w:r>
     </w:p>
     <w:p>
@@ -19046,7 +19046,7 @@
         <w:t xml:space="preserve">strange loop</w:t>
       </w:r>
       <w:r>
-        <w:t xml:space="preserve">: a hierarchy that, traversed upward, returns to its starting level. Stadthof’s ambition to make this a physical theory of everything is his own, and the chapter is careful to let the room decline the three hundred pages and keep the eleven.</w:t>
+        <w:t xml:space="preserve">: a hierarchy that, traversed upward, returns to its starting level. Stadthof’s ambition to make this a physical theory of everything is his own, and the chapter is careful to let the room decline the three hundred pages and keep the nine.</w:t>
       </w:r>
     </w:p>
     <w:p>
@@ -19173,7 +19173,7 @@
         </w:numPr>
       </w:pPr>
       <w:r>
-        <w:t xml:space="preserve">Self-referential authority clauses make institutions formally undecidable, which can be exploited from outside.</w:t>
+        <w:t xml:space="preserve">Self-referential authority clauses leave an institution unable to rule on its own competence without assuming the point at issue, which can be exploited from outside.</w:t>
       </w:r>
     </w:p>
     <w:p>
@@ -19447,7 +19447,7 @@
         <w:t xml:space="preserve"> </w:t>
       </w:r>
       <w:r>
-        <w:t xml:space="preserve">Because maximal entanglement is monogamous (Book One, Chapter Fifteen), a fixed store of correlation cannot underwrite an unbounded membership. Distributing it across many parties yields weak pairwise correlation that fails to violate the classical bound reliably, and the scheme degrades into mutual assertion. The membership limit is arithmetic, not policy — and the chapter is deliberate in refusing to make the choice of the nine anything other than a moral injury.</w:t>
+        <w:t xml:space="preserve">Because maximal entanglement is monogamous, a fixed store of correlation cannot underwrite an unbounded membership. Distributing it across many parties yields weak pairwise correlation that fails to violate the classical bound reliably, and the scheme degrades into mutual assertion. The membership limit is arithmetic, not policy — and the chapter is deliberate in refusing to make the choice of the nine anything other than a moral injury.</w:t>
       </w:r>
     </w:p>
     <w:p>
@@ -20043,7 +20043,7 @@
         <w:t xml:space="preserve"> </w:t>
       </w:r>
       <w:r>
-        <w:t xml:space="preserve">(Paw³owski et al., 2009), an axiom limiting how much one party can learn about another’s data given a bounded message. It recovers Tsirelson’s bound exactly and is widely admired — but it is an adopted principle, not a derived one. Eugenius’s objection is therefore precise rather than rhetorical: a compliance scheme that reads a high correlation score as evidence of held entanglement is secure only if superquantum correlations are unavailable, and their unavailability rests on an axiom whose status in an edited vacuum nobody has established.</w:t>
+        <w:t xml:space="preserve">(Pawłowski et al., 2009), an axiom limiting how much one party can learn about another’s data given a bounded message. It recovers Tsirelson’s bound exactly and is widely admired — but it is an adopted principle, not a derived one. Eugenius’s objection is therefore precise rather than rhetorical: a compliance scheme that reads a high correlation score as evidence of held entanglement is secure only if superquantum correlations are unavailable, and their unavailability rests on an axiom whose status in an edited vacuum nobody has established.</w:t>
       </w:r>
     </w:p>
     <w:p>
@@ -20061,19 +20061,19 @@
         <w:t xml:space="preserve"> </w:t>
       </w:r>
       <w:r>
-        <w:t xml:space="preserve">A quantum system is never isolated; its environment continuously interacts with it, and the resulting entanglement destroys interference between most superpositions with extraordinary speed — for a dust grain in ambient sunlight, on the order of</w:t>
-      </w:r>
-      <w:r>
-        <w:t xml:space="preserve"> </w:t>
-      </w:r>
-      <w:r>
-        <w:t xml:space="preserve">10⁻²⁰</w:t>
-      </w:r>
-      <w:r>
-        <w:t xml:space="preserve"> </w:t>
-      </w:r>
-      <w:r>
-        <w:t xml:space="preserve">seconds. The surviving states are not arbitrary. The interaction picks out a preferred basis: those states that are stable under monitoring and are copied redundantly into the environment rather than scrambled. Zurek named this</w:t>
+        <w:t xml:space="preserve">A quantum system is never isolated; its environment continuously interacts with it, and the resulting entanglement destroys interference between most superpositions with extraordinary speed — for a dust grain in ambient sunlight, on the order of 10⁻²¹ seconds</w:t>
+      </w:r>
+      <w:r>
+        <w:t xml:space="preserve"/>
+      </w:r>
+      <w:r>
+        <w:t xml:space="preserve"/>
+      </w:r>
+      <w:r>
+        <w:t xml:space="preserve"/>
+      </w:r>
+      <w:r>
+        <w:t xml:space="preserve">. The surviving states are not arbitrary. The interaction picks out a preferred basis: those states that are stable under monitoring and are copied redundantly into the environment rather than scrambled. Zurek named this</w:t>
       </w:r>
       <w:r>
         <w:t xml:space="preserve"> </w:t>
@@ -20274,19 +20274,19 @@
         </w:numPr>
       </w:pPr>
       <w:r>
-        <w:t xml:space="preserve">Decoherence destroys superpositions on timescales as short as</w:t>
-      </w:r>
-      <w:r>
-        <w:t xml:space="preserve"> </w:t>
-      </w:r>
-      <w:r>
-        <w:t xml:space="preserve">10⁻²⁰</w:t>
-      </w:r>
-      <w:r>
-        <w:t xml:space="preserve"> </w:t>
-      </w:r>
-      <w:r>
-        <w:t xml:space="preserve">s and einselects pointer states — those redundantly recordable in the environment.</w:t>
+        <w:t xml:space="preserve">Decoherence destroys superpositions on timescales as short as 10⁻²¹ s</w:t>
+      </w:r>
+      <w:r>
+        <w:t xml:space="preserve"/>
+      </w:r>
+      <w:r>
+        <w:t xml:space="preserve"/>
+      </w:r>
+      <w:r>
+        <w:t xml:space="preserve"/>
+      </w:r>
+      <w:r>
+        <w:t xml:space="preserve"> and einselects pointer states — those redundantly recordable in the environment.</w:t>
       </w:r>
     </w:p>
     <w:p>
@@ -20387,7 +20387,7 @@
         </w:numPr>
       </w:pPr>
       <w:r>
-        <w:t xml:space="preserve">A field mode — one note the vacuum can play — behaves like a small weight on a spring: a harmonic oscillator. Its “position” is the field’s amplitude; its “momentum” is how fast that amplitude is changing. Send both toward exactly zero at once and you violate the floor above. The lowest energy such a mode can have while respecting that floor is not zero. It is ½ħω, where ω is the mode’s own note.</w:t>
+        <w:t xml:space="preserve">A field mode — one note the vacuum can play — behaves like a small weight on a spring: a harmonic oscillator. Its “position” is the field’s amplitude; its “momentum” is how fast that amplitude is changing. Send both towards exactly zero at once and you violate the floor above. The lowest energy such a mode can have while respecting that floor is not zero. It is ½ħω, where ω is the mode’s own note.</w:t>
       </w:r>
     </w:p>
     <w:p>
@@ -20621,7 +20621,7 @@
         </w:numPr>
       </w:pPr>
       <w:r>
-        <w:t xml:space="preserve">The observed arrow, that entropy increases, is statistical, from Boltzmann: high-entropy states vastly outnumber low-entropy ones, so systems drift toward them, not because any law demands it.</w:t>
+        <w:t xml:space="preserve">The observed arrow, that entropy increases, is statistical, from Boltzmann: high-entropy states vastly outnumber low-entropy ones, so systems drift towards them, not because any law demands it.</w:t>
       </w:r>
     </w:p>
     <w:p>
@@ -21309,7 +21309,7 @@
         <w:t xml:space="preserve"> </w:t>
       </w:r>
       <w:r>
-        <w:t xml:space="preserve">or roughly one part in a thousand of the nucleon mass. Slightly smaller and free protons decay; slightly larger and nucleosynthesis beyond hydrogen is suppressed.</w:t>
+        <w:t xml:space="preserve">or roughly one part in a thousand of the nucleon mass. Slightly smaller and hydrogen atoms convert to neutrons by electron capture; slightly larger and nucleosynthesis beyond hydrogen is suppressed.</w:t>
       </w:r>
     </w:p>
     <w:p>
@@ -21615,7 +21615,7 @@
         <w:pStyle w:val="BodyText"/>
       </w:pPr>
       <w:r>
-        <w:t xml:space="preserve">What this chapter was actually showing you. The Office’s cleverest trick was an anthropic one: correctly noting that any volume where observers exist must have had adequate conditions all along, and quietly not mentioning that this bounds only the past, never the future — exactly the gap Drill spent the rest of the chapter refusing to let them paper over.</w:t>
+        <w:t xml:space="preserve">What this chapter was actually showing you. The Office’s cleverest trick was an anthropic one: correctly noting that any volume where observers exist must have had adequate conditions all along, and quietly not mentioning that this bounds only the past, never the future — exactly the gap Eugenius spent the rest of the chapter refusing to let them paper over.</w:t>
       </w:r>
     </w:p>
     <w:p>
@@ -22105,7 +22105,7 @@
           <w:bCs/>
           <w:b/>
         </w:rPr>
-        <w:t xml:space="preserve">Evans–Searles (1993)</w:t>
+        <w:t xml:space="preserve">Evans–Searles (1994)</w:t>
       </w:r>
       <w:r>
         <w:t xml:space="preserve"> </w:t>
@@ -22948,7 +22948,7 @@
         <w:t xml:space="preserve"> </w:t>
       </w:r>
       <w:r>
-        <w:t xml:space="preserve">(as established in Chapter Five’s fictional register): fusing nuclei tunnel through their mutual Coulomb repulsion at energies far below the classical threshold, which is why stars fuse at all at core temperatures that classical physics says should be far too cold.</w:t>
+        <w:t xml:space="preserve">(Chapter Five): fusing nuclei tunnel through their mutual Coulomb repulsion at energies far below the classical threshold, which is why stars fuse at all at core temperatures that classical physics says should be far too cold.</w:t>
       </w:r>
     </w:p>
     <w:p>
@@ -23080,7 +23080,7 @@
         </w:numPr>
       </w:pPr>
       <w:r>
-        <w:t xml:space="preserve">Karl Schwarzschild found the first exact solution to Einstein’s field equations in 1915-16, writing from the Russian front; the solution appeared to have a singularity at what is now called the Schwarzschild radius.</w:t>
+        <w:t xml:space="preserve">Karl Schwarzschild found the first exact solution to Einstein’s field equations in 1915–16, writing from the Russian front; the solution appeared to have a singularity at what is now called the Schwarzschild radius.</w:t>
       </w:r>
     </w:p>
     <w:p>
@@ -23649,7 +23649,7 @@
         </w:r>
       </w:hyperlink>
       <w:r>
-        <w:t xml:space="preserve"> A system maximally correlated with one partner cannot be maximally correlated with a second. The membership of any protocol that spends correlation is capped by this, not by drafting.</w:t>
+        <w:t xml:space="preserve"> A system maximally entangled with one partner cannot be entangled with a second at all. The membership of any protocol that spends correlation is capped by this, not by drafting.</w:t>
       </w:r>
     </w:p>
     <w:p>
@@ -24093,7 +24093,7 @@
         <w:ind w:firstLine="0"/>
       </w:pPr>
       <w:r>
-        <w:t xml:space="preserve">Zurek, W. H. (2003). Decoherence, einselection, and the quantum origins of the classical. Reviews of Modern Physics 75, 715–775. Quantum Darwinism is earlier work, named here, and is not what this DOI covers. </w:t>
+        <w:t xml:space="preserve">Zurek, W. H. (2003). Decoherence, einselection, and the quantum origins of the classical. Reviews of Modern Physics 75, 715–775. Quantum Darwinism is developed more fully in later work (Nature Physics 5, 181–188, 2009); this DOI covers the review. </w:t>
       </w:r>
       <w:hyperlink r:id="rId18">
         <w:r>

--- a/Lolly Wren's Curious Science Adventures - SERIES/Book 2 - The Permitted Options/The_Permitted_Options_BOOK_2_DRAFT.docx
+++ b/Lolly Wren's Curious Science Adventures - SERIES/Book 2 - The Permitted Options/The_Permitted_Options_BOOK_2_DRAFT.docx
@@ -115,7 +115,7 @@
         <w:pStyle w:val="FirstParagraph"/>
       </w:pPr>
       <w:r>
-        <w:t xml:space="preserve">The Department of Remaining Possibilities occupied the second and part of the third floor of a building in Marsham Street that had been designed in 1971 for a purpose nobody could now establish, and it had, after nineteen months, forty-one staff, a budget, a mission statement Lolly Wren had refused to write, and a corridor smell.</w:t>
+        <w:t xml:space="preserve">The Department of Remaining Possibilities occupied the second and part of the third floor of a building in Marsham Street that had been designed in 1971 for a purpose nobody could now establish, and it had, after sixteen months, forty-one staff, a budget, a mission statement Lolly Wren had refused to write, and a corridor smell.</w:t>
       </w:r>
     </w:p>
     <w:p>
@@ -227,7 +227,7 @@
         <w:pStyle w:val="BodyText"/>
       </w:pPr>
       <w:r>
-        <w:t>Miss Adaeze Pike put her head round the door at nine forty on a Thursday morning in the third week of March, and Lolly knew from her face that Thursday was not going to be routine, because Miss Pike had spent nineteen months becoming the best analyst in the building and had entirely lost the brittle brightness she had arrived with and had acquired instead a very level way of delivering bad news.</w:t>
+        <w:t xml:space="preserve">Miss Adaeze Pike put her head round the door at nine forty on a Thursday morning in the third week of March, and Lolly knew from her face that Thursday was not going to be routine, because Miss Pike had spent sixteen months becoming the best analyst in the building and had entirely lost the brittle brightness she had arrived with and had acquired instead a very level way of delivering bad news.</w:t>
       </w:r>
     </w:p>
     <w:p>
@@ -415,7 +415,7 @@
         <w:pStyle w:val="BodyText"/>
       </w:pPr>
       <w:r>
-        <w:t xml:space="preserve">“—or she simply changed her mind, in the ordinary way, like a person, over nineteen months, which is allowed and is in fact the entire point of what we gave back to them.”</w:t>
+        <w:t xml:space="preserve">“—or she simply changed her mind, in the ordinary way, like a person, over sixteen months, which is allowed and is in fact the entire point of what we gave back to them.”</w:t>
       </w:r>
     </w:p>
     <w:p>
@@ -463,7 +463,7 @@
         <w:pStyle w:val="BodyText"/>
       </w:pPr>
       <w:r>
-        <w:t xml:space="preserve">The two options — Newcastle, and the shop — sat where they had sat for nineteen months, in the shallow untroubled way that unresolved things sit. Neither had grown. Neither had won.</w:t>
+        <w:t xml:space="preserve">The two options — Newcastle, and the shop — sat where they had sat for sixteen months, in the shallow untroubled way that unresolved things sit. Neither had grown. Neither had won.</w:t>
       </w:r>
     </w:p>
     <w:p>
@@ -564,7 +564,7 @@
         <w:pStyle w:val="BodyText"/>
       </w:pPr>
       <w:r>
-        <w:t xml:space="preserve">They had put them all up: fourteen coherence traces, pinned in a row along the plasterboard of the third-floor briefing room, and every one of them did the same thing. Two options, flat, patient, nineteen months of nothing. And then both extinguished within the same six-hour window, on the fourteenth of March, and something appearing outside the set.</w:t>
+        <w:t xml:space="preserve">They had put them all up: fourteen coherence traces, pinned in a row along the plasterboard of the third-floor briefing room, and every one of them did the same thing. Two options, flat, patient, sixteen months of nothing. And then both extinguished within the same six-hour window, on the fourteenth of March, and something appearing outside the set.</w:t>
       </w:r>
     </w:p>
     <w:p>
@@ -689,7 +689,7 @@
         <w:pStyle w:val="BodyText"/>
       </w:pPr>
       <w:r>
-        <w:t xml:space="preserve">“And if it waits nineteen months, and the barrier between it and its permitted options is</w:t>
+        <w:t xml:space="preserve">“And if it waits sixteen months, and the barrier between it and its permitted options is</w:t>
       </w:r>
       <w:r>
         <w:t xml:space="preserve"> </w:t>
@@ -729,7 +729,7 @@
         <w:pStyle w:val="BodyText"/>
       </w:pPr>
       <w:r>
-        <w:t xml:space="preserve">And Lolly felt the floor of nineteen months slide, in the way it had slid in a car park and on a wall and in a school hall, and she said, “Oh.”</w:t>
+        <w:t xml:space="preserve">And Lolly felt the floor of sixteen months slide, in the way it had slid in a car park and on a wall and in a school hall, and she said, “Oh.”</w:t>
       </w:r>
     </w:p>
     <w:p>
@@ -898,7 +898,7 @@
         <w:pStyle w:val="BodyText"/>
       </w:pPr>
       <w:r>
-        <w:t xml:space="preserve">“He said,” said Fainrose, “that they had stopped asking on an industrial scale.” She was looking at the fourteen traces, and her shoulders had not come down, and Lolly had learned nineteen months ago what that meant. “He has been on short rations since the fourteenth of November the year before last, and he is eleven thousand years old, and he has just been found chartering a survey vessel.”</w:t>
+        <w:t xml:space="preserve">“He said,” said Fainrose, “that they had stopped asking on an industrial scale.” She was looking at the fourteen traces, and her shoulders had not come down, and Lolly had learned sixteen months ago what that meant. “He has been on short rations since the fourteenth of November the year before last, and he is eleven thousand years old, and he has just been found chartering a survey vessel.”</w:t>
       </w:r>
     </w:p>
     <w:p>
@@ -1215,7 +1215,7 @@
         <w:pStyle w:val="BodyText"/>
       </w:pPr>
       <w:r>
-        <w:t xml:space="preserve">“I’ve spent nineteen months finding out.”</w:t>
+        <w:t xml:space="preserve">“I’ve spent sixteen months finding out.”</w:t>
       </w:r>
     </w:p>
     <w:p>
@@ -1703,7 +1703,7 @@
           <w:iCs/>
           <w:i/>
         </w:rPr>
-        <w:t xml:space="preserve">observed once in nineteen months</w:t>
+        <w:t xml:space="preserve">observed once in sixteen months</w:t>
       </w:r>
       <w:r>
         <w:t xml:space="preserve">.” She handed him the sheet. “There is a range, because the cases differ. Here is the range.”</w:t>
@@ -3212,7 +3212,7 @@
         <w:t xml:space="preserve">there</w:t>
       </w:r>
       <w:r>
-        <w:t xml:space="preserve">.” Fainrose put the chalk down. “We froze them a second time. Not with a grid. With a filing system. And we have been publishing coherence traces for nineteen months describing how beautifully stable they were.”</w:t>
+        <w:t xml:space="preserve">.” Fainrose put the chalk down. “We froze them a second time. Not with a grid. With a filing system. And we have been publishing coherence traces for sixteen months describing how beautifully stable they were.”</w:t>
       </w:r>
     </w:p>
     <w:p>
@@ -3468,7 +3468,7 @@
         <w:br/>
       </w:r>
       <w:r>
-        <w:t xml:space="preserve">We built them. Monthly. For nineteen months. With a form.</w:t>
+        <w:t xml:space="preserve">We built them. Monthly. For sixteen months. With a form.</w:t>
       </w:r>
     </w:p>
     <w:p>
@@ -4039,7 +4039,7 @@
         <w:pStyle w:val="BodyText"/>
       </w:pPr>
       <w:r>
-        <w:t xml:space="preserve">“Wittenberg told us this in a reading room in Coldharrow and we wrote it down as a nice remark about the ledger.” Fainrose put the chalk down. “The ledger is on the horizon. We repeated that for nineteen months as though it were a filing convention. It is not a filing convention. It is the</w:t>
+        <w:t xml:space="preserve">“Wittenberg told us this in a reading room in Coldharrow and we wrote it down as a nice remark about the ledger.” Fainrose put the chalk down. “The ledger is on the horizon. We repeated that for sixteen months as though it were a filing convention. It is not a filing convention. It is the</w:t>
       </w:r>
       <w:r>
         <w:t xml:space="preserve"> </w:t>
@@ -4325,7 +4325,7 @@
         <w:pStyle w:val="BodyText"/>
       </w:pPr>
       <w:r>
-        <w:t xml:space="preserve">“Of the fourteen pending states as they stood on the thirteenth of March,” said Fainrose. “Which is a much smaller thing than fourteen people, and that is the whole horror of it. A pending state with two live options carries the description of both options, and the relations between them, and the person’s correlations with everybody who was waiting on the answer. It is a fat record. A pending state whose options have both become impossible carries almost nothing. It is two dead branches and a name.” She looked at the traces on the plasterboard. “Those fourteen were the thinnest records on the surface of this country. We had spent nineteen months making them thin. And when somebody needed to clear a small amount of wall to write something on it, they took the thinnest thing available, exactly as anybody would.”</w:t>
+        <w:t xml:space="preserve">“Of the fourteen pending states as they stood on the thirteenth of March,” said Fainrose. “Which is a much smaller thing than fourteen people, and that is the whole horror of it. A pending state with two live options carries the description of both options, and the relations between them, and the person’s correlations with everybody who was waiting on the answer. It is a fat record. A pending state whose options have both become impossible carries almost nothing. It is two dead branches and a name.” She looked at the traces on the plasterboard. “Those fourteen were the thinnest records on the surface of this country. We had spent sixteen months making them thin. And when somebody needed to clear a small amount of wall to write something on it, they took the thinnest thing available, exactly as anybody would.”</w:t>
       </w:r>
     </w:p>
     <w:p>
@@ -4454,7 +4454,7 @@
           <w:iCs/>
           <w:i/>
         </w:rPr>
-        <w:t xml:space="preserve">publishing that monthly for nineteen months</w:t>
+        <w:t xml:space="preserve">publishing that monthly for sixteen months</w:t>
       </w:r>
       <w:r>
         <w:t xml:space="preserve">.” She did up her coat. “I am not accusing anyone in this room. But I have been in a great many meetings where the disaster was arranged by a person who was only providing information, and I should like to say out loud, before I get my train, that your Statement of Coherence is a picking list.”</w:t>
@@ -4489,7 +4489,7 @@
         <w:pStyle w:val="BodyText"/>
       </w:pPr>
       <w:r>
-        <w:t xml:space="preserve">“Then you have until the ninth of February to make everybody fat,” said Mrs Kind. “That is the only defence I can see and it is not much of one. A record with live options in it is expensive to clear. Give them somewhere real they could still go. Even one. Especially the ones nobody is counting.” She glanced at Lolly. “It is a horrible thing to know, isn’t it, that the way to protect a person is to make sure they still have a choice, and that we abolished choices for nineteen months because it made the monthly return easier to compile.”</w:t>
+        <w:t xml:space="preserve">“Then you have until the ninth of February to make everybody fat,” said Mrs Kind. “That is the only defence I can see and it is not much of one. A record with live options in it is expensive to clear. Give them somewhere real they could still go. Even one. Especially the ones nobody is counting.” She glanced at Lolly. “It is a horrible thing to know, isn’t it, that the way to protect a person is to make sure they still have a choice, and that we abolished choices for sixteen months because it made the monthly return easier to compile.”</w:t>
       </w:r>
     </w:p>
     <w:p>
@@ -13949,7 +13949,7 @@
         <w:pStyle w:val="BodyText"/>
       </w:pPr>
       <w:r>
-        <w:t xml:space="preserve">“So we did not merely fail to notice that Ellen Prosper’s options had closed. We were the apparatus that determined what counted as an option for her, we specified the arrangement, we maintained it monthly for nineteen months, and the question of whether anything else was available to her had no answer while our bench was the only bench in the room.”</w:t>
+        <w:t xml:space="preserve">“So we did not merely fail to notice that Ellen Prosper’s options had closed. We were the apparatus that determined what counted as an option for her, we specified the arrangement, we maintained it monthly for sixteen months, and the question of whether anything else was available to her had no answer while our bench was the only bench in the room.”</w:t>
       </w:r>
     </w:p>
     <w:p>
@@ -15909,7 +15909,7 @@
         <w:pStyle w:val="BodyText"/>
       </w:pPr>
       <w:r>
-        <w:t>“The Counsel reinstated funding in July. Quietly. Ronald Dump’s office issued a one-line correction and hoped nobody would ask why. I only found out because I still had the travel booking open for the delegation that never happened, and I had to cancel a hotel.”</w:t>
+        <w:t xml:space="preserve">“The Counsel reinstated funding in December. Quietly. Ronald Dump’s office issued a one-line correction and hoped nobody would ask why. I only found out because I still had the travel booking open for the delegation that never happened, and I had to cancel a hotel.”</w:t>
       </w:r>
     </w:p>
     <w:p>
@@ -15933,7 +15933,7 @@
         <w:pStyle w:val="BodyText"/>
       </w:pPr>
       <w:r>
-        <w:t xml:space="preserve">“She filed some version of it every month since the ruling,” said Mrs Kind. “Same argument, better each time, until in June somebody on the appeal panel actually read it instead of routing it, and by July there was nothing left in the file to say no to.”</w:t>
+        <w:t xml:space="preserve">“She filed some version of it every month since the ruling,” said Mrs Kind. “Same argument, better each time, until in November somebody on the appeal panel actually read it instead of routing it, and by December there was nothing left in the file to say no to.”</w:t>
       </w:r>
     </w:p>
     <w:p>
@@ -17565,7 +17565,7 @@
         <w:pStyle w:val="BodyText"/>
       </w:pPr>
       <w:r>
-        <w:t xml:space="preserve">What this chapter was actually showing you. The department’s own paperwork had been quietly deciding what counted as “nothing left to choose between” for nineteen months, which meant the real offence long preceded whatever thinned the vacuum in Chapter Two.</w:t>
+        <w:t xml:space="preserve">What this chapter was actually showing you. The department’s own paperwork had been quietly deciding what counted as “nothing left to choose between” for sixteen months, which meant the real offence long preceded whatever thinned the vacuum in Chapter Two.</w:t>
       </w:r>
     </w:p>
     <w:p>
@@ -17985,7 +17985,7 @@
           <w:bCs/>
           <w:b/>
         </w:rPr>
-        <w:t xml:space="preserve">The Ministry’s own nineteen months of tidy monthly returns thinned those fourteen records to near-minimal surface content</w:t>
+        <w:t xml:space="preserve">The Ministry’s own sixteen months of tidy monthly returns thinned those fourteen records to near-minimal surface content</w:t>
       </w:r>
       <w:r>
         <w:t xml:space="preserve">, which made them the cheapest area on the wall to clear. This is Eilstein’s rule from Book One arriving with a bill: the institution that promised to make things simple had moved the complexity somewhere it could not see, and something else read the receipt.</w:t>

--- a/Lolly Wren's Curious Science Adventures - SERIES/Book 2 - The Permitted Options/The_Permitted_Options_BOOK_2_DRAFT.docx
+++ b/Lolly Wren's Curious Science Adventures - SERIES/Book 2 - The Permitted Options/The_Permitted_Options_BOOK_2_DRAFT.docx
@@ -4,6 +4,7 @@
   <w:body>
     <w:p>
       <w:pPr>
+        <w:pStyle w:val="Title"/>
         <w:spacing w:before="1440" w:after="120" w:line="240" w:lineRule="auto"/>
         <w:ind w:firstLine="0"/>
         <w:jc w:val="center"/>
@@ -22,6 +23,7 @@
     </w:p>
     <w:p>
       <w:pPr>
+        <w:pStyle w:val="Subtitle"/>
         <w:spacing w:before="200" w:after="0" w:line="240" w:lineRule="auto"/>
         <w:ind w:firstLine="0"/>
         <w:jc w:val="center"/>
@@ -40,6 +42,7 @@
     </w:p>
     <w:p>
       <w:pPr>
+        <w:pStyle w:val="Subtitle"/>
         <w:spacing w:before="40" w:after="0" w:line="240" w:lineRule="auto"/>
         <w:ind w:firstLine="0"/>
         <w:jc w:val="center"/>
@@ -61,13 +64,122 @@
         <w:pStyle w:val="Author"/>
       </w:pPr>
       <w:r>
-        <w:t xml:space="preserve">Lothar</w:t>
-      </w:r>
-      <w:r>
-        <w:t xml:space="preserve"> </w:t>
-      </w:r>
-      <w:r>
-        <w:t xml:space="preserve">Musiol</w:t>
+        <w:t xml:space="preserve">Lothar J. Musiol</w:t>
+      </w:r>
+      <w:r>
+        <w:t xml:space="preserve"/>
+      </w:r>
+      <w:r>
+        <w:t xml:space="preserve"/>
+      </w:r>
+    </w:p>
+    <w:p>
+      <w:pPr>
+        <w:pageBreakBefore/>
+        <w:spacing w:before="1440" w:after="0" w:line="240" w:lineRule="auto"/>
+        <w:ind w:firstLine="0"/>
+        <w:jc w:val="center"/>
+      </w:pPr>
+      <w:r>
+        <w:rPr>
+          <w:rFonts w:ascii="Bookerly" w:hAnsi="Bookerly" w:cs="Bookerly" w:eastAsia="Bookerly"/>
+          <w:b/>
+          <w:i w:val="0"/>
+          <w:color w:val="444444"/>
+          <w:sz w:val="24"/>
+          <w:szCs w:val="24"/>
+        </w:rPr>
+        <w:t xml:space="preserve">Also by Lothar J. Musiol</w:t>
+      </w:r>
+    </w:p>
+    <w:p>
+      <w:pPr>
+        <w:spacing w:before="120" w:after="0" w:line="240" w:lineRule="auto"/>
+        <w:ind w:firstLine="0"/>
+        <w:jc w:val="center"/>
+      </w:pPr>
+      <w:r>
+        <w:rPr>
+          <w:rFonts w:ascii="Bookerly" w:hAnsi="Bookerly" w:cs="Bookerly" w:eastAsia="Bookerly"/>
+          <w:b w:val="0"/>
+          <w:i/>
+          <w:color w:val="444444"/>
+          <w:sz w:val="24"/>
+          <w:szCs w:val="24"/>
+        </w:rPr>
+        <w:t xml:space="preserve">Schrödinger’s Paperwork</w:t>
+      </w:r>
+    </w:p>
+    <w:p>
+      <w:pPr>
+        <w:spacing w:before="0" w:after="0" w:line="240" w:lineRule="auto"/>
+        <w:ind w:firstLine="0"/>
+        <w:jc w:val="center"/>
+      </w:pPr>
+      <w:r>
+        <w:rPr>
+          <w:rFonts w:ascii="Bookerly" w:hAnsi="Bookerly" w:cs="Bookerly" w:eastAsia="Bookerly"/>
+          <w:b w:val="0"/>
+          <w:i w:val="0"/>
+          <w:color w:val="444444"/>
+          <w:sz w:val="20"/>
+          <w:szCs w:val="20"/>
+        </w:rPr>
+        <w:t xml:space="preserve">Lolly Wren’s Curious Science Adventures, Book 1</w:t>
+      </w:r>
+    </w:p>
+    <w:p>
+      <w:pPr>
+        <w:spacing w:before="1440" w:after="0" w:line="240" w:lineRule="auto"/>
+        <w:ind w:firstLine="0"/>
+        <w:jc w:val="center"/>
+      </w:pPr>
+      <w:r>
+        <w:rPr>
+          <w:rFonts w:ascii="Bookerly" w:hAnsi="Bookerly" w:cs="Bookerly" w:eastAsia="Bookerly"/>
+          <w:b w:val="0"/>
+          <w:i w:val="0"/>
+          <w:color w:val="444444"/>
+          <w:sz w:val="20"/>
+          <w:szCs w:val="20"/>
+        </w:rPr>
+        <w:t xml:space="preserve">© 2026 Lothar J. Musiol. All rights reserved.</w:t>
+      </w:r>
+    </w:p>
+    <w:p>
+      <w:pPr>
+        <w:spacing w:before="120" w:after="0" w:line="240" w:lineRule="auto"/>
+        <w:ind w:firstLine="0"/>
+        <w:jc w:val="center"/>
+      </w:pPr>
+      <w:r>
+        <w:rPr>
+          <w:rFonts w:ascii="Bookerly" w:hAnsi="Bookerly" w:cs="Bookerly" w:eastAsia="Bookerly"/>
+          <w:b w:val="0"/>
+          <w:i w:val="0"/>
+          <w:color w:val="444444"/>
+          <w:sz w:val="18"/>
+          <w:szCs w:val="18"/>
+        </w:rPr>
+        <w:t xml:space="preserve">No part of this publication may be reproduced, distributed, or transmitted in any form or by any means without the prior written permission of the author, except for brief quotations in critical reviews and other non-commercial uses permitted by copyright law.</w:t>
+      </w:r>
+    </w:p>
+    <w:p>
+      <w:pPr>
+        <w:spacing w:before="120" w:after="0" w:line="240" w:lineRule="auto"/>
+        <w:ind w:firstLine="0"/>
+        <w:jc w:val="center"/>
+      </w:pPr>
+      <w:r>
+        <w:rPr>
+          <w:rFonts w:ascii="Bookerly" w:hAnsi="Bookerly" w:cs="Bookerly" w:eastAsia="Bookerly"/>
+          <w:b w:val="0"/>
+          <w:i w:val="0"/>
+          <w:color w:val="444444"/>
+          <w:sz w:val="18"/>
+          <w:szCs w:val="18"/>
+        </w:rPr>
+        <w:t xml:space="preserve">This is a work of fiction. Names, characters, departments, institutions and incidents are the product of the author’s imagination or are used fictitiously. Several characters are inspired by real physicists and carry altered names; their science is represented as faithfully as the story allows, and their private lives, dialogue and opinions are invented.</w:t>
       </w:r>
     </w:p>
     <w:p>
@@ -259,7 +371,7 @@
         <w:pStyle w:val="BodyText"/>
       </w:pPr>
       <w:r>
-        <w:t xml:space="preserve">She came in and put a single sheet on her desk, which was the departmental convention for</w:t>
+        <w:t xml:space="preserve">She came in and put a single sheet on Lolly’s desk, which was the departmental convention for</w:t>
       </w:r>
       <w:r>
         <w:t xml:space="preserve"> </w:t>
@@ -431,7 +543,7 @@
         <w:pStyle w:val="BodyText"/>
       </w:pPr>
       <w:r>
-        <w:t xml:space="preserve">“That’s what I assumed on Tuesday,” she said. “So I ran the coherence trace. Standard post-recovery monitoring, we do it monthly on all three hundred and eight, it’s the dullest job in the building.” She put down a third sheet, and this one was a graph. “If somebody changes their mind, the state resolves — the amplitude moves from one option to the other and then it settles, and the trace goes flat and stays flat. That’s what a decision looks like. We’ve got two hundred and eleven of them on file. They all look the same.”</w:t>
+        <w:t xml:space="preserve">“That’s what I assumed on Tuesday,” she said. “So I ran the coherence trace. Standard post-recovery monitoring, we do it monthly on all three hundred and eight, it’s the dullest job in the building.” She put down a third sheet, and this one was a graph. “If somebody changes their mind, the state resolves — the amplitude moves from one option to the other and then it settles, and the trace goes flat and stays flat. That’s what a decision looks like. We ran it on volunteers when we set the monitoring up. They all look the same.”</w:t>
       </w:r>
     </w:p>
     <w:p>
@@ -1510,7 +1622,7 @@
         <w:t xml:space="preserve"> </w:t>
       </w:r>
       <w:r>
-        <w:t xml:space="preserve">— the plates are pushed together by nothing at all, by the mere fact that there is more nothing outside them than inside.” He set down the pen. “I did not discover this. A colleague of mine calculated it in 1948 while trying to answer a question about why paint didn’t behave. It has been measured a great many times since and it is not in the smallest degree controversial and it is the entire mechanism these people have spent a week not finding.”</w:t>
+        <w:t xml:space="preserve">— the plates are pushed together by nothing at all, by the mere fact that there is more nothing outside them than inside.” He set down the pen. “I did not discover this. A man at my old company calculated it in 1948 while trying to answer a question about why paint didn’t behave. It has been measured a great many times since and it is not in the smallest degree controversial and it is the entire mechanism these people have spent a week not finding.”</w:t>
       </w:r>
     </w:p>
     <w:p>
@@ -2524,7 +2636,7 @@
         <w:pStyle w:val="BodyText"/>
       </w:pPr>
       <w:r>
-        <w:t xml:space="preserve">“Not a crumb. Not a trace. Fourteen resolutions, fourteen systems that had been in more than one condition and were now in exactly one, and no cost paid anywhere.” He leaned forward. “Dr Fainrose, I have consumed the leavings of every collapse on this planet for longer than there have been continents in their present arrangement. I know what a resolution tastes like the way your Ms Wren knows what a failing capacitor smells like. On the fourteenth of March fourteen things resolved in front of me and left</w:t>
+        <w:t xml:space="preserve">“Not a crumb. Not a trace. Fourteen resolutions, fourteen systems that had been in more than one condition and were now in exactly one, and no cost paid anywhere.” He leaned forward. “Dr Fainrose, I have consumed the leavings of every collapse on this planet for longer than there has been writing. I know what a resolution tastes like the way your Ms Wren knows what a failing capacitor smells like. On the fourteenth of March fourteen things resolved in front of me and left</w:t>
       </w:r>
       <w:r>
         <w:t xml:space="preserve"> </w:t>
@@ -3130,7 +3242,7 @@
         <w:t xml:space="preserve">maintained in a state whose permitted options had ceased to exist</w:t>
       </w:r>
       <w:r>
-        <w:t xml:space="preserve">, by a register that we run, for between five and eighteen months.” She looked at the wall of traces. “And then on the fourteenth of March somebody lowered the price of nothing by eleven parts in ten to the twenty-second, for six hours, across the whole country, and every unresolved state in the country was offered a door, and for a hundred and ninety-five of them the door was a formality because they still had somewhere real to be. And for fourteen of them—”</w:t>
+        <w:t xml:space="preserve">, by a register that we run, for between five and fifteen months.” She looked at the wall of traces. “And then on the fourteenth of March somebody lowered the price of nothing by eleven parts in ten to the twenty-second, for six hours, across the whole country, and every unresolved state in the country was offered a door, and for a hundred and ninety-five of them the door was a formality because they still had somewhere real to be. And for fourteen of them—”</w:t>
       </w:r>
     </w:p>
     <w:p>
@@ -3755,7 +3867,7 @@
         <w:pStyle w:val="BodyText"/>
       </w:pPr>
       <w:r>
-        <w:t>On the Tuesday, before any of that, Mrs Elspeth Chain came up without an appointment. Silver hair pinned back, dark coat, sensible shoes, the umbrella across her knees. She had been in the visitors’ chair since ten. Nobody had moved her.</w:t>
+        <w:t xml:space="preserve">On the Tuesday, before Mrs Kind could be got in, Mrs Elspeth Chain came up without an appointment. Silver hair pinned back, dark coat, sensible shoes, the umbrella across her knees. She had been in the visitors’ chair since ten. Nobody had moved her.</w:t>
       </w:r>
     </w:p>
     <w:p>
@@ -4251,7 +4363,7 @@
         <w:pStyle w:val="BodyText"/>
       </w:pPr>
       <w:r>
-        <w:t xml:space="preserve">Fainrose worked for fourteen hours with Miss Pike and a numerical analyst on secondment and came back at nine that evening with a single sheet.</w:t>
+        <w:t xml:space="preserve">Fainrose worked for nine hours with Miss Pike and a numerical analyst on secondment and came back at nine that evening with a single sheet.</w:t>
       </w:r>
     </w:p>
     <w:p>
@@ -7407,7 +7519,7 @@
         <w:pStyle w:val="BodyText"/>
       </w:pPr>
       <w:r>
-        <w:t xml:space="preserve">He was seventy-nine. He wore a mackintosh over a cardigan and carried nothing at all, no case, no papers, which Lolly found more intimidating than the wheeled document case had been. He shook hands, sat down, looked at the traces on the plasterboard for about a minute and a half without speaking, and then said:</w:t>
+        <w:t xml:space="preserve">He was ninety-six. He wore a mackintosh over a cardigan and carried nothing at all, no case, no papers, which Lolly found more intimidating than the wheeled document case had been. He shook hands, sat down, looked at the traces on the plasterboard for about a minute and a half without speaking, and then said:</w:t>
       </w:r>
     </w:p>
     <w:p>
@@ -8235,7 +8347,7 @@
         <w:pStyle w:val="BodyText"/>
       </w:pPr>
       <w:r>
-        <w:t xml:space="preserve">“I did, and I am a man of my word, which is the only virtue I have and I keep it in excellent condition.” He looked at the wall for a while. “A woman in Ravenna, in the winter of thirteen thirty-eight. Not a servant. A notary’s widow who understood what I was inside a fortnight and did not scream and did not run and did not want anything from me, which in eleven thousand years is the rarest of the three. She would sit with me and tell me whether what I had taken was a thing anybody had needed. She was the only external check I have ever had, and she had it for nine years, and then she died in the ordinary way at sixty-one, and I have not permitted anyone to do it since, and I have made a great many decisions in the intervening six hundred and eighty-eight years without a single person to tell me whether they were good ones.”</w:t>
+        <w:t xml:space="preserve">“I did, and I am a man of my word, which is the only virtue I have and I keep it in excellent condition.” He looked at the wall for a while. “A woman in Ravenna, in the winter of thirteen thirty-eight. Not a servant. A notary’s widow who understood what I was inside a fortnight and did not scream and did not run and did not want anything from me, which in eleven thousand years is the rarest of the three. She would sit with me and tell me whether what I had taken was a thing anybody had needed. She was the only external check I have ever had, and she had it for nine years, and then she died in the ordinary way at sixty-one, and I have not permitted anyone to do it since, and I have made a great many decisions in the intervening six hundred and seventy-nine years without a single person to tell me whether they were good ones.”</w:t>
       </w:r>
     </w:p>
     <w:p>
@@ -8495,7 +8607,7 @@
         <w:pStyle w:val="BodyText"/>
       </w:pPr>
       <w:r>
-        <w:t xml:space="preserve">He was eighty-one, Hungarian by birth and by vowel, and he arrived on the Wednesday in a suit that had been very good in 1974, and he began before he sat down, which Lolly had by then learned was the mark of everybody worth having in the building.</w:t>
+        <w:t xml:space="preserve">He was ninety-three, Hungarian by birth and by vowel, and he arrived on the Wednesday in a suit that had been very good in 1974, and he began before he sat down, which Lolly had by then learned was the mark of everybody worth having in the building.</w:t>
       </w:r>
     </w:p>
     <w:p>
@@ -8995,7 +9107,7 @@
         <w:pStyle w:val="BodyText"/>
       </w:pPr>
       <w:r>
-        <w:t xml:space="preserve">“The answer is decoherence, and I think it is the answer to your essay and I don’t think anybody has put it to you in those terms.” Ramanathan went to the board. “A system in contact with an environment does not stay in arbitrary superpositions. The environment monitors it constantly — every photon, every air molecule, every gravitational whisper — and monitoring destroys the delicate combinations extremely fast. A dust grain in sunlight loses coherence in something like ten to the minus twenty-one seconds. Nothing survives that except a very small, very particular set of states: the ones the environment happens to be measuring, the ones that get copied rather than scrambled. Those are the pointer states. Everything else is gone before it can be written down.”</w:t>
+        <w:t xml:space="preserve">“The answer is decoherence, and I think it is the answer to your essay and I don’t think anybody has put it to you in those terms.” Ramanathan went to the board. “A system in contact with an environment does not stay in arbitrary superpositions. The environment monitors it constantly — every photon, every air molecule, every gravitational whisper — and monitoring destroys the delicate combinations extremely fast. A dust grain floating in ordinary air loses coherence across its own width in something like ten to the minus thirty seconds. Nothing survives that except a very small, very particular set of states: the ones the environment happens to be measuring, the ones that get copied rather than scrambled. Those are the pointer states. Everything else is gone before it can be written down.”</w:t>
       </w:r>
     </w:p>
     <w:p>
@@ -9217,7 +9329,7 @@
         <w:pStyle w:val="BodyText"/>
       </w:pPr>
       <w:r>
-        <w:t xml:space="preserve">“I want to harvest the horizon of the object we recovered three hundred and eight people from,” said Miss Pike, “and I have written down all four of the reasons that is monstrous, and I have also written down what happens to a hundred and ninety-five thin records in this country alone if the walls go slack in February, and I would like the department to decide rather than me.”</w:t>
+        <w:t xml:space="preserve">“I want to harvest the horizon of the object we recovered three hundred and eight people from,” said Miss Pike, “and I have written down all four of the reasons that is monstrous, and I have also written down what happens to a hundred and ninety-five unresolved records in this country alone if the walls go slack in February, and I would like the department to decide rather than me.”</w:t>
       </w:r>
     </w:p>
     <w:p>
@@ -9272,7 +9384,7 @@
         <w:pStyle w:val="BodyText"/>
       </w:pPr>
       <w:r>
-        <w:t xml:space="preserve">“Shall not be counted,” said Hendrik van Casteel. “I have spent nineteen years in that chamber measuring the force between two plates to eleven significant figures, and I would like somebody in this building to tell me whether I have been the tenant or the breach.”</w:t>
+        <w:t xml:space="preserve">“Shall not be counted,” said Hendrik van Casteel. “I have spent nineteen years in that chamber measuring the force between two plates more finely than anyone else has bothered to, and I would like somebody in this building to tell me whether I have been the tenant or the breach.”</w:t>
       </w:r>
     </w:p>
     <w:p>
@@ -9549,7 +9661,7 @@
         <w:br/>
       </w:r>
       <w:r>
-        <w:t xml:space="preserve">Van Casteel: head lease 1411. Kept still, dark, undisturbed. Contents shall not be counted. He has counted them to eleven figures for nineteen years.</w:t>
+        <w:t xml:space="preserve">Van Casteel: head lease 1411. Kept still, dark, undisturbed. Contents shall not be counted. He has measured them more finely than anyone for nineteen years.</w:t>
       </w:r>
     </w:p>
     <w:p>
@@ -9959,7 +10071,7 @@
         <w:pStyle w:val="BodyText"/>
       </w:pPr>
       <w:r>
-        <w:t xml:space="preserve">“There’s a candidate,” she said. “He bought the Statement from the Stationery Office for eleven pounds forty because a travel agent’s footnote told him where to look, worked out the leases from first principles, and has been telling this department things it didn’t know about itself ever since, without once asking to be paid, thanked, or believed. Nobody trained him. Nobody vetted him. He arrived at every conclusion he’s given us along a road that never once ran through this building.”</w:t>
+        <w:t xml:space="preserve">“There’s a candidate,” she said. “He saw two hundred and nine out of two hundred and nine in a Statement he bought from the Stationery Office, knew what was in the leases before anybody in this building did, and has been telling this department things it didn’t know about itself ever since, without once asking to be paid, thanked, or believed. Nobody trained him. Nobody vetted him. He arrived at every conclusion he’s given us along a road that never once ran through this building.”</w:t>
       </w:r>
     </w:p>
     <w:p>
@@ -10770,7 +10882,7 @@
         <w:pStyle w:val="BodyText"/>
       </w:pPr>
       <w:r>
-        <w:t xml:space="preserve">“Test the redundancy,” said Ramanathan, “and require that the copies be lodged with parties who can be shown not to hold copies in common, which is Mrs Kind’s clause from last week, which means the protocol needs the Vienna room to work and not merely as a courtesy.”</w:t>
+        <w:t xml:space="preserve">“Test the redundancy,” said Ramanathan, “and require that the copies be lodged with parties who can be shown not to hold copies in common, which is Mrs Kind’s clause from Monday, which means the protocol needs the Vienna room to work and not merely as a courtesy.”</w:t>
       </w:r>
     </w:p>
     <w:p>
@@ -12383,7 +12495,7 @@
         <w:pStyle w:val="BodyText"/>
       </w:pPr>
       <w:r>
-        <w:t xml:space="preserve">“Summon me,” he said. “I have a hundred and twenty-six days of standing about and I would rather be used. And Ms Wren — the widow in Ravenna asked me the same question in the ninth year and I lied to her, and she died believing I was permitted, and I have had six hundred and eighty-eight years to consider the ethics of that, and my considered position is that I would do it again and that this is precisely why the rule cannot be left to me.”</w:t>
+        <w:t xml:space="preserve">“Summon me,” he said. “I have a hundred and twenty-six days of standing about and I would rather be used. And Ms Wren — the widow in Ravenna asked me the same question in the ninth year and I lied to her, and she died believing I was permitted, and I have had six hundred and seventy-nine years to consider the ethics of that, and my considered position is that I would do it again and that this is precisely why the rule cannot be left to me.”</w:t>
       </w:r>
     </w:p>
     <w:p>
@@ -12709,7 +12821,7 @@
         <w:pStyle w:val="BodyText"/>
       </w:pPr>
       <w:r>
-        <w:t xml:space="preserve">“I don’t mean the number. I mean that you’ve been apologising for it for the better part of a year, and I want you to stop, because you didn’t fabricate a lie. You ran the only experiment anyone in this department has ever run that actually proved something. Barbarian said as much himself and I don’t think you heard him, because you were busy being ashamed.”</w:t>
+        <w:t xml:space="preserve">“I don’t mean the number. I mean that you’ve been apologising for it for the better part of two years, and I want you to stop, because you didn’t fabricate a lie. You ran the only experiment anyone in this department has ever run that actually proved something. Barbarian said as much himself and I don’t think you heard him, because you were busy being ashamed.”</w:t>
       </w:r>
     </w:p>
     <w:p>
@@ -13165,7 +13277,7 @@
         <w:pStyle w:val="BodyText"/>
       </w:pPr>
       <w:r>
-        <w:t xml:space="preserve">“Soccermann’s prediction is right and it was proved in nineteen sixty-one,” said Ramanathan on Monday. “It’s Landauer’s principle, and we have used it twice already in this file without noticing that we were being handed something.”</w:t>
+        <w:t xml:space="preserve">“Soccermann’s prediction is right and it was worked out properly in nineteen sixty-one,” said Ramanathan on Monday. “It’s Landauer’s principle, and we have used it twice already in this file without noticing that we were being handed something.”</w:t>
       </w:r>
     </w:p>
     <w:p>
@@ -13285,7 +13397,7 @@
         <w:pStyle w:val="BodyText"/>
       </w:pPr>
       <w:r>
-        <w:t xml:space="preserve">“If the archive genuinely holds four hundred years of correlations, then whatever I cannot decode, the correlations are physically there, and there is work in them, and I can measure the work with a torsion balance to eleven significant figures, because that is the only thing I know how to do.”</w:t>
+        <w:t xml:space="preserve">“If the archive genuinely holds four hundred years of correlations, then whatever I cannot decode, the correlations are physically there, and there is work in them, and I can measure the work with a torsion balance more finely than anyone else will bother to, because that is the only thing I know how to do.”</w:t>
       </w:r>
     </w:p>
     <w:p>
@@ -13405,7 +13517,7 @@
         <w:pStyle w:val="BodyText"/>
       </w:pPr>
       <w:r>
-        <w:t xml:space="preserve">A demon does not pay for looking. It pays for FORGETTING. kT ln2 per bit cleared. A demon with infinite memory is not impossible. It is only never discharged. Eleven thousand years, unerasable, and he recites them when he is distressed, and a physician’s note in 1906 called that evidence and everyone since has called it a mannerism.</w:t>
+        <w:t xml:space="preserve">A demon does not pay for looking. It pays for FORGETTING. kT ln2 per bit cleared. A demon with infinite memory is not impossible. It is only never discharged. Eleven thousand years, unerasable, and he recites them when he is distressed, and a physicist’s note in 1906 called that evidence and everyone since has called it a mannerism.</w:t>
       </w:r>
     </w:p>
     <w:p>
@@ -14221,7 +14333,7 @@
         <w:pStyle w:val="BodyText"/>
       </w:pPr>
       <w:r>
-        <w:t xml:space="preserve">There are, on the parties’ own figures, some hundreds of billions of stellar systems within the arm. The Office notes that the Programme’s own maintenance rounds have never encountered evidence of an independent subscription authority, a competing register, or a second Programme.</w:t>
+        <w:t xml:space="preserve">There are, on the parties’ own figures, some tens of billions of stellar systems within the arm. The Office notes that the Programme’s own maintenance rounds have never encountered evidence of an independent subscription authority, a competing register, or a second Programme.</w:t>
       </w:r>
     </w:p>
     <w:p>
@@ -14461,7 +14573,7 @@
         <w:pStyle w:val="BodyText"/>
       </w:pPr>
       <w:r>
-        <w:t xml:space="preserve">Outside, the first hard frost of the year had turned the car park white overnight, and nobody had gritted it.</w:t>
+        <w:t xml:space="preserve">Outside, the first cold morning of the autumn had come down overnight, and nobody had put the heating on.</w:t>
       </w:r>
     </w:p>
     <w:p>
@@ -14565,7 +14677,7 @@
         <w:pStyle w:val="BodyText"/>
       </w:pPr>
       <w:r>
-        <w:t xml:space="preserve">“In the sense that matters to a fabrication engineer,” said Esaki, “which is the only sense I have ever cared about. Current flowed on the wrong side of a junction that classical electron transport says should have been dark. I did not need to know what the electron ‘felt’ crossing. I needed a diode that worked at frequencies nothing else could reach, and I built it, and it is in every satellite receiver launched for forty years, and the metaphysics of the crossing was never once relevant to whether the thing switched in picoseconds.”</w:t>
+        <w:t xml:space="preserve">“In the sense that matters to a fabrication engineer,” said Esaki, “which is the only sense I have ever cared about. Current flowed on the wrong side of a junction that classical electron transport says should have been dark. I did not need to know what the electron ‘felt’ crossing. I needed a diode that worked at frequencies nothing else could reach, and I built it, and it went into microwave receivers, satellites among them, for years, and the metaphysics of the crossing was never once relevant to whether the thing switched in picoseconds.”</w:t>
       </w:r>
     </w:p>
     <w:p>
@@ -15797,7 +15909,7 @@
         <w:pStyle w:val="BodyText"/>
       </w:pPr>
       <w:r>
-        <w:t xml:space="preserve">On the Sunday before that Monday, Lolly rang the number on Ellen Prosper’s card. The office in Peterhead said the vessel was at sea and the set was not answering. She rang the partner in Sligo at six. The woman said Ellen had not come off the boat since the case began, and had not taken the shop in Newcastle, and that if anyone was going to speak to her it would not be through a form.</w:t>
+        <w:t xml:space="preserve">On the Sunday before the ninth of February, Lolly rang the number on Ellen Prosper’s card. The office in Peterhead said the vessel was at sea and the set was not answering. She rang the partner in Sligo at six. The woman said Ellen had not come off the boat since the case began, and had not taken the shop in Newcastle, and that if anyone was going to speak to her it would not be through a form.</w:t>
       </w:r>
     </w:p>
     <w:p>
@@ -15829,23 +15941,23 @@
         <w:pStyle w:val="BodyText"/>
       </w:pPr>
       <w:r>
-        <w:t xml:space="preserve">Lolly stood in it for a moment before she went in. Eleven months ago the department had not had her name over the door yet, and she had gone home most nights without checking whether the flat had a smell of its own, because she had not much let herself think she would be staying in it. She checked, now. It smelled of the coat she had not moved from the hook by the door since March — which she had been meaning to move for eleven months, and had, at some point she could not date, stopped minding.</w:t>
-      </w:r>
-    </w:p>
-    <w:p>
-      <w:pPr>
-        <w:pStyle w:val="BodyText"/>
-      </w:pPr>
-      <w:r>
-        <w:t xml:space="preserve">That was the whole of what the year had cost her, as far as she could find words for it: not sleep, though there had been less of that, and not the several dinners she had cancelled on people who had, by now, stopped asking. A coat on a hook. She decided, on the step, that it was a fair price, and went in.</w:t>
-      </w:r>
-    </w:p>
-    <w:p>
-      <w:pPr>
-        <w:pStyle w:val="BodyText"/>
-      </w:pPr>
-      <w:r>
-        <w:t xml:space="preserve">Mrs Chain was on the landing, the umbrella across her knees. She had been offered a chair. She had not taken it.</w:t>
+        <w:t xml:space="preserve">Lolly stood in it for a moment before she left the flat. Eleven months ago she had gone home most nights without checking whether the flat had a smell of its own, because she had not much let herself think she would be staying in it. She checked, now. It smelled of the coat she had not moved from the hook by the door since March — which she had been meaning to move for eleven months, and had, at some point she could not date, stopped minding.</w:t>
+      </w:r>
+    </w:p>
+    <w:p>
+      <w:pPr>
+        <w:pStyle w:val="BodyText"/>
+      </w:pPr>
+      <w:r>
+        <w:t xml:space="preserve">That was the whole of what the year had cost her, as far as she could find words for it: not sleep, though there had been less of that, and not the several dinners she had cancelled on people who had, by now, stopped asking. A coat on a hook. She decided, at the door, that it was a fair price, and went out.</w:t>
+      </w:r>
+    </w:p>
+    <w:p>
+      <w:pPr>
+        <w:pStyle w:val="BodyText"/>
+      </w:pPr>
+      <w:r>
+        <w:t xml:space="preserve">Mrs Chain was on the landing bench, the umbrella across her knees. She had been offered a chair in the office. She had not taken it.</w:t>
       </w:r>
     </w:p>
     <w:p>
@@ -15877,15 +15989,15 @@
         <w:pStyle w:val="BodyText"/>
       </w:pPr>
       <w:r>
-        <w:t xml:space="preserve">Lolly came in early and found Mrs Kind already at her desk, doing what she had done since the holiday argument: closing out the file the way a travel agent closes out a booking, checking every leg had actually been flown, not merely paid for.</w:t>
-      </w:r>
-    </w:p>
-    <w:p>
-      <w:pPr>
-        <w:pStyle w:val="BodyText"/>
-      </w:pPr>
-      <w:r>
-        <w:t xml:space="preserve">“The fourteen, not as a route,” she read aloud, for the record, one last time. “Three hundred and eleven of three eleven — no. Three hundred eight recovered, of the original tally, plus the fourteen, accounted a different way. Two hundred nine of two hundred nine dipped and returned. Nine cores in transit, correctly logged as such and not otherwise. Thirty-one cores, as of Friday’s reading, still advancing — Ramanathan says that number has not moved in six weeks, which she says, for a supernova countdown, is the best news she has had all year, because it means the field maintenance the Counsel voted to preserve after all, buried in an amendment nobody minuted properly when the motion was carried, is holding.” She looked up. “I don’t think anyone ever told you that vote went the other way on appeal.”</w:t>
+        <w:t xml:space="preserve">Inside, Lolly found Mrs Kind already at her desk, doing what she had done since the holiday argument: closing out the file the way a travel agent closes out a booking, checking every leg had actually been flown, not merely paid for.</w:t>
+      </w:r>
+    </w:p>
+    <w:p>
+      <w:pPr>
+        <w:pStyle w:val="BodyText"/>
+      </w:pPr>
+      <w:r>
+        <w:t xml:space="preserve">“The fourteen, not as a route,” she read aloud, for the record, one last time. “Three hundred and eleven of three eleven — no. Three hundred eight recovered, of the original tally, plus the fourteen, accounted a different way. Two hundred nine of two hundred nine dipped and returned. Nine cores in transit, correctly logged as such and not otherwise. Thirty-one cores, as of Friday’s reading, still advancing — Ramanathan says that number has not moved in six weeks, which she says, for a supernova countdown, is the best news she has had all year, because it means the field maintenance the Counsel voted to preserve after all is holding.” She looked up. “I don’t think anyone ever told you that vote went the other way on appeal.”</w:t>
       </w:r>
     </w:p>
     <w:p>
@@ -18713,7 +18825,7 @@
         </w:numPr>
       </w:pPr>
       <w:r>
-        <w:t xml:space="preserve">This is not confined to abstract logic. Cubitt, Pérez-García and Wolf proved in 2015 that the spectral gap problem — whether a quantum many-body system has an energy gap above its ground state — is undecidable even given the exact Hamiltonian, for certain real physical systems.</w:t>
+        <w:t xml:space="preserve">This is not confined to abstract logic. Cubitt, Pérez-García and Wolf proved in 2015 that the spectral gap problem — whether a quantum many-body system has an energy gap above its ground state — is undecidable even given the exact Hamiltonian, for certain carefully constructed lattice models.</w:t>
       </w:r>
     </w:p>
     <w:p>
@@ -18967,17 +19079,17 @@
         <w:t xml:space="preserve"> </w:t>
       </w:r>
       <w:r>
-        <w:t xml:space="preserve">is undecidable: given an exact description of a translationally invariant many-body Hamiltonian on a lattice, there is no algorithm that determines in finite time whether the system is gapped or gapless. The proof embeds a universal Turing machine in the ground-state structure. Related results establish undecidability for whether certain quantum measurement outcomes ever occur, and for various questions in classical dynamics. The consequence is genuinely strange and genuinely established: there exist physical systems about which a specific, well-posed, perfectly finite question has</w:t>
-      </w:r>
-      <w:r>
-        <w:t xml:space="preserve"> </w:t>
+        <w:t xml:space="preserve">is undecidable: given an exact description of a translationally invariant many-body Hamiltonian on a lattice, there is no algorithm that determines in finite time whether the system is gapped or gapless. The proof embeds a universal Turing machine in the ground-state structure. Related results establish undecidability for whether certain quantum measurement outcomes ever occur, and for various questions in classical dynamics. The consequence is genuinely strange and genuinely established: there exist physical systems about which a specific, well-posed, precisely stated question has no computable answer</w:t>
+      </w:r>
+      <w:r>
+        <w:t xml:space="preserve"/>
       </w:r>
       <w:r>
         <w:rPr>
           <w:bCs/>
           <w:b/>
         </w:rPr>
-        <w:t xml:space="preserve">no computable answer</w:t>
+        <w:t xml:space="preserve"/>
       </w:r>
       <w:r>
         <w:t xml:space="preserve">, and no improvement in instrumentation or data touches it. Ramanathan’s nine cores are fiction; her reason is not.</w:t>
@@ -20061,7 +20173,7 @@
         <w:t xml:space="preserve"> </w:t>
       </w:r>
       <w:r>
-        <w:t xml:space="preserve">A quantum system is never isolated; its environment continuously interacts with it, and the resulting entanglement destroys interference between most superpositions with extraordinary speed — for a dust grain in ambient sunlight, on the order of 10⁻²¹ seconds</w:t>
+        <w:t xml:space="preserve">A quantum system is never isolated; its environment continuously interacts with it, and the resulting entanglement destroys interference between most superpositions with extraordinary speed — for a dust grain a hundredth of a millimetre across, in ordinary air, on the order of 10⁻³⁰ seconds across its own width.</w:t>
       </w:r>
       <w:r>
         <w:t xml:space="preserve"/>
@@ -20073,7 +20185,7 @@
         <w:t xml:space="preserve"/>
       </w:r>
       <w:r>
-        <w:t xml:space="preserve">. The surviving states are not arbitrary. The interaction picks out a preferred basis: those states that are stable under monitoring and are copied redundantly into the environment rather than scrambled. Zurek named this</w:t>
+        <w:t xml:space="preserve"> The surviving states are not arbitrary. The interaction picks out a preferred basis: those states that are stable under monitoring and are copied redundantly into the environment rather than scrambled. Zurek named this</w:t>
       </w:r>
       <w:r>
         <w:t xml:space="preserve"> </w:t>
@@ -20274,7 +20386,7 @@
         </w:numPr>
       </w:pPr>
       <w:r>
-        <w:t xml:space="preserve">Decoherence destroys superpositions on timescales as short as 10⁻²¹ s</w:t>
+        <w:t xml:space="preserve">Decoherence destroys superpositions on timescales as short as 10⁻³⁰ s and</w:t>
       </w:r>
       <w:r>
         <w:t xml:space="preserve"/>
@@ -20286,7 +20398,7 @@
         <w:t xml:space="preserve"/>
       </w:r>
       <w:r>
-        <w:t xml:space="preserve"> and einselects pointer states — those redundantly recordable in the environment.</w:t>
+        <w:t xml:space="preserve"> einselects pointer states — those redundantly recordable in the environment.</w:t>
       </w:r>
     </w:p>
     <w:p>
@@ -21496,13 +21608,13 @@
           <w:bCs/>
           <w:b/>
         </w:rPr>
-        <w:t xml:space="preserve">When it works.</w:t>
-      </w:r>
-      <w:r>
-        <w:t xml:space="preserve"> </w:t>
-      </w:r>
-      <w:r>
-        <w:t xml:space="preserve">Two cases are genuinely creditable.</w:t>
+        <w:t xml:space="preserve">When it works. Three cases are genuinely creditable.</w:t>
+      </w:r>
+      <w:r>
+        <w:t xml:space="preserve"/>
+      </w:r>
+      <w:r>
+        <w:t xml:space="preserve"/>
       </w:r>
     </w:p>
     <w:p>
@@ -23875,7 +23987,35 @@
         <w:ind w:firstLine="0"/>
       </w:pPr>
       <w:r>
+        <w:t xml:space="preserve">Almheiri, A., Marolf, D., Polchinski, J., and Sully, J. (2012). Black holes: complementarity or firewalls? </w:t>
+      </w:r>
+      <w:hyperlink r:id="rId17">
+        <w:r>
+          <w:rPr>
+            <w:u w:val="single"/>
+            <w:color w:val="0563C1"/>
+            <w:rFonts w:ascii="Bookerly" w:hAnsi="Bookerly" w:cs="Bookerly"/>
+          </w:rPr>
+          <w:t xml:space="preserve">arXiv:1207.3123</w:t>
+        </w:r>
+      </w:hyperlink>
+    </w:p>
+    <w:p>
+      <w:pPr>
+        <w:pStyle w:val="BodyText"/>
+        <w:spacing w:after="120"/>
+        <w:ind w:firstLine="0"/>
+      </w:pPr>
+      <w:r>
         <w:t>Casimir, H. B. G. (1948). On the attraction between two perfectly conducting plates. Proceedings of the Koninklijke Nederlandse Akademie van Wetenschappen B51, 793–795.</w:t>
+      </w:r>
+    </w:p>
+    <w:p>
+      <w:pPr>
+        <w:pStyle w:val="BodyText"/>
+      </w:pPr>
+      <w:r>
+        <w:t xml:space="preserve">Coleman, S., and De Luccia, F. (1980). Gravitational effects on and of vacuum decay. Physical Review D 21, 3305–3315. doi:10.1103/PhysRevD.21.3305</w:t>
       </w:r>
     </w:p>
     <w:p>
@@ -23911,6 +24051,14 @@
     <w:p>
       <w:pPr>
         <w:pStyle w:val="BodyText"/>
+      </w:pPr>
+      <w:r>
+        <w:t xml:space="preserve">Esaki, L. (1958). New phenomenon in narrow germanium p-n junctions. Physical Review 109, 603–604. doi:10.1103/PhysRev.109.603</w:t>
+      </w:r>
+    </w:p>
+    <w:p>
+      <w:pPr>
+        <w:pStyle w:val="BodyText"/>
         <w:spacing w:after="120"/>
         <w:ind w:firstLine="0"/>
       </w:pPr>
@@ -23971,14 +24119,6 @@
     <w:p>
       <w:pPr>
         <w:pStyle w:val="BodyText"/>
-      </w:pPr>
-      <w:r>
-        <w:t xml:space="preserve">Szekeres, G. (1960). On the singularities of a Riemannian manifold. Publicationes Mathematicae Debrecen 7, 285–301.</w:t>
-      </w:r>
-    </w:p>
-    <w:p>
-      <w:pPr>
-        <w:pStyle w:val="BodyText"/>
         <w:spacing w:after="120"/>
         <w:ind w:firstLine="0"/>
       </w:pPr>
@@ -24019,6 +24159,14 @@
     <w:p>
       <w:pPr>
         <w:pStyle w:val="BodyText"/>
+      </w:pPr>
+      <w:r>
+        <w:t xml:space="preserve">Nash, J. (1951). Non-cooperative games. Annals of Mathematics 54, 286–295.</w:t>
+      </w:r>
+    </w:p>
+    <w:p>
+      <w:pPr>
+        <w:pStyle w:val="BodyText"/>
         <w:spacing w:after="120"/>
         <w:ind w:firstLine="0"/>
       </w:pPr>
@@ -24049,6 +24197,14 @@
     <w:p>
       <w:pPr>
         <w:pStyle w:val="BodyText"/>
+      </w:pPr>
+      <w:r>
+        <w:t xml:space="preserve">Szekeres, G. (1960). On the singularities of a Riemannian manifold. Publicationes Mathematicae Debrecen 7, 285–301.</w:t>
+      </w:r>
+    </w:p>
+    <w:p>
+      <w:pPr>
+        <w:pStyle w:val="BodyText"/>
         <w:spacing w:after="120"/>
         <w:ind w:firstLine="0"/>
       </w:pPr>
@@ -24073,26 +24229,6 @@
         <w:ind w:firstLine="0"/>
       </w:pPr>
       <w:r>
-        <w:t xml:space="preserve">Almheiri, A., Marolf, D., Polchinski, J., and Sully, J. (2012). Black holes: complementarity or firewalls? </w:t>
-      </w:r>
-      <w:hyperlink r:id="rId17">
-        <w:r>
-          <w:rPr>
-            <w:u w:val="single"/>
-            <w:color w:val="0563C1"/>
-            <w:rFonts w:ascii="Bookerly" w:hAnsi="Bookerly" w:cs="Bookerly"/>
-          </w:rPr>
-          <w:t xml:space="preserve">arXiv:1207.3123</w:t>
-        </w:r>
-      </w:hyperlink>
-    </w:p>
-    <w:p>
-      <w:pPr>
-        <w:pStyle w:val="BodyText"/>
-        <w:spacing w:after="120"/>
-        <w:ind w:firstLine="0"/>
-      </w:pPr>
-      <w:r>
         <w:t xml:space="preserve">Zurek, W. H. (2003). Decoherence, einselection, and the quantum origins of the classical. Reviews of Modern Physics 75, 715–775. Quantum Darwinism is developed more fully in later work (Nature Physics 5, 181–188, 2009); this DOI covers the review. </w:t>
       </w:r>
       <w:hyperlink r:id="rId18">
@@ -24105,30 +24241,6 @@
           <w:t xml:space="preserve">doi:10.1103/RevModPhys.75.715</w:t>
         </w:r>
       </w:hyperlink>
-    </w:p>
-    <w:p>
-      <w:pPr>
-        <w:pStyle w:val="BodyText"/>
-      </w:pPr>
-      <w:r>
-        <w:t xml:space="preserve">Coleman, S., and De Luccia, F. (1980). Gravitational effects on and of vacuum decay. Physical Review D 21, 3305–3315. doi:10.1103/PhysRevD.21.3305</w:t>
-      </w:r>
-    </w:p>
-    <w:p>
-      <w:pPr>
-        <w:pStyle w:val="BodyText"/>
-      </w:pPr>
-      <w:r>
-        <w:t xml:space="preserve">Esaki, L. (1958). New phenomenon in narrow germanium p-n junctions. Physical Review 109, 603–604. doi:10.1103/PhysRev.109.603</w:t>
-      </w:r>
-    </w:p>
-    <w:p>
-      <w:pPr>
-        <w:pStyle w:val="BodyText"/>
-      </w:pPr>
-      <w:r>
-        <w:t xml:space="preserve">Nash, J. (1951). Non-cooperative games. Annals of Mathematics 54, 286–295.</w:t>
-      </w:r>
     </w:p>
     <w:sectPr>
       <w:headerReference w:type="default" r:id="rId9"/>

--- a/Lolly Wren's Curious Science Adventures - SERIES/Book 2 - The Permitted Options/The_Permitted_Options_BOOK_2_DRAFT.docx
+++ b/Lolly Wren's Curious Science Adventures - SERIES/Book 2 - The Permitted Options/The_Permitted_Options_BOOK_2_DRAFT.docx
@@ -94,42 +94,633 @@
     </w:p>
     <w:p>
       <w:pPr>
-        <w:spacing w:before="120" w:after="0" w:line="240" w:lineRule="auto"/>
-        <w:ind w:firstLine="0"/>
+        <w:keepNext/>
+        <w:spacing w:before="160" w:after="40" w:line="240" w:lineRule="auto"/>
+        <w:ind w:left="0" w:firstLine="0" w:right="0"/>
         <w:jc w:val="center"/>
       </w:pPr>
       <w:r>
         <w:rPr>
           <w:rFonts w:ascii="Bookerly" w:hAnsi="Bookerly" w:cs="Bookerly" w:eastAsia="Bookerly"/>
-          <w:b w:val="0"/>
-          <w:i/>
+          <w:b/>
           <w:color w:val="444444"/>
           <w:sz w:val="24"/>
           <w:szCs w:val="24"/>
         </w:rPr>
-        <w:t xml:space="preserve">Schrödinger’s Paperwork</w:t>
-      </w:r>
-    </w:p>
-    <w:p>
-      <w:pPr>
-        <w:spacing w:before="0" w:after="0" w:line="240" w:lineRule="auto"/>
-        <w:ind w:firstLine="0"/>
+        <w:t xml:space="preserve">Physics, Actually</w:t>
+      </w:r>
+    </w:p>
+    <w:p>
+      <w:pPr>
+        <w:spacing w:before="0" w:after="20" w:line="240" w:lineRule="auto"/>
+        <w:ind w:left="0" w:firstLine="0" w:right="0"/>
         <w:jc w:val="center"/>
       </w:pPr>
       <w:r>
         <w:rPr>
           <w:rFonts w:ascii="Bookerly" w:hAnsi="Bookerly" w:cs="Bookerly" w:eastAsia="Bookerly"/>
-          <w:b w:val="0"/>
-          <w:i w:val="0"/>
           <w:color w:val="444444"/>
-          <w:sz w:val="20"/>
-          <w:szCs w:val="20"/>
-        </w:rPr>
-        <w:t xml:space="preserve">Lolly Wren’s Curious Science Adventures, Book 1</w:t>
-      </w:r>
-    </w:p>
-    <w:p>
-      <w:pPr>
+          <w:sz w:val="24"/>
+          <w:szCs w:val="24"/>
+        </w:rPr>
+        <w:t xml:space="preserve">Physics, Actually, Volume 1: Motion, Forces, Time, and Relativity</w:t>
+      </w:r>
+    </w:p>
+    <w:p>
+      <w:pPr>
+        <w:spacing w:before="0" w:after="20" w:line="240" w:lineRule="auto"/>
+        <w:ind w:left="0" w:firstLine="0" w:right="0"/>
+        <w:jc w:val="center"/>
+      </w:pPr>
+      <w:r>
+        <w:rPr>
+          <w:rFonts w:ascii="Bookerly" w:hAnsi="Bookerly" w:cs="Bookerly" w:eastAsia="Bookerly"/>
+          <w:color w:val="444444"/>
+          <w:sz w:val="24"/>
+          <w:szCs w:val="24"/>
+        </w:rPr>
+        <w:t xml:space="preserve">Physics, Actually, Volume 2: Gravity, Cosmology, and the Limits of Spacetime</w:t>
+      </w:r>
+    </w:p>
+    <w:p>
+      <w:pPr>
+        <w:spacing w:before="0" w:after="20" w:line="240" w:lineRule="auto"/>
+        <w:ind w:left="0" w:firstLine="0" w:right="0"/>
+        <w:jc w:val="center"/>
+      </w:pPr>
+      <w:r>
+        <w:rPr>
+          <w:rFonts w:ascii="Bookerly" w:hAnsi="Bookerly" w:cs="Bookerly" w:eastAsia="Bookerly"/>
+          <w:color w:val="444444"/>
+          <w:sz w:val="24"/>
+          <w:szCs w:val="24"/>
+        </w:rPr>
+        <w:t xml:space="preserve">Physics, Actually, Volume 3: The Standard Model, Chaos, and the Edge of Knowledge</w:t>
+      </w:r>
+    </w:p>
+    <w:p>
+      <w:pPr>
+        <w:spacing w:before="0" w:after="20" w:line="240" w:lineRule="auto"/>
+        <w:ind w:left="0" w:firstLine="0" w:right="0"/>
+        <w:jc w:val="center"/>
+      </w:pPr>
+      <w:r>
+        <w:rPr>
+          <w:rFonts w:ascii="Bookerly" w:hAnsi="Bookerly" w:cs="Bookerly" w:eastAsia="Bookerly"/>
+          <w:color w:val="444444"/>
+          <w:sz w:val="24"/>
+          <w:szCs w:val="24"/>
+        </w:rPr>
+        <w:t xml:space="preserve">Life, Actually: From the First Cell to the Edited Genome and the Search for Life Elsewhere</w:t>
+      </w:r>
+    </w:p>
+    <w:p>
+      <w:pPr>
+        <w:keepNext/>
+        <w:spacing w:before="160" w:after="40" w:line="240" w:lineRule="auto"/>
+        <w:ind w:left="0" w:firstLine="0" w:right="0"/>
+        <w:jc w:val="center"/>
+      </w:pPr>
+      <w:r>
+        <w:rPr>
+          <w:rFonts w:ascii="Bookerly" w:hAnsi="Bookerly" w:cs="Bookerly" w:eastAsia="Bookerly"/>
+          <w:b/>
+          <w:color w:val="444444"/>
+          <w:sz w:val="24"/>
+          <w:szCs w:val="24"/>
+        </w:rPr>
+        <w:t xml:space="preserve">Math, Actually</w:t>
+      </w:r>
+    </w:p>
+    <w:p>
+      <w:pPr>
+        <w:spacing w:before="0" w:after="20" w:line="240" w:lineRule="auto"/>
+        <w:ind w:left="0" w:firstLine="0" w:right="0"/>
+        <w:jc w:val="center"/>
+      </w:pPr>
+      <w:r>
+        <w:rPr>
+          <w:rFonts w:ascii="Bookerly" w:hAnsi="Bookerly" w:cs="Bookerly" w:eastAsia="Bookerly"/>
+          <w:color w:val="444444"/>
+          <w:sz w:val="24"/>
+          <w:szCs w:val="24"/>
+        </w:rPr>
+        <w:t xml:space="preserve">Math, Actually, Volume 1: From Arithmetic to Calculus</w:t>
+      </w:r>
+    </w:p>
+    <w:p>
+      <w:pPr>
+        <w:spacing w:before="0" w:after="20" w:line="240" w:lineRule="auto"/>
+        <w:ind w:left="0" w:firstLine="0" w:right="0"/>
+        <w:jc w:val="center"/>
+      </w:pPr>
+      <w:r>
+        <w:rPr>
+          <w:rFonts w:ascii="Bookerly" w:hAnsi="Bookerly" w:cs="Bookerly" w:eastAsia="Bookerly"/>
+          <w:color w:val="444444"/>
+          <w:sz w:val="24"/>
+          <w:szCs w:val="24"/>
+        </w:rPr>
+        <w:t xml:space="preserve">Math, Actually, Volume 2: From Multivariable Calculus to Set Theory &amp; Logic</w:t>
+      </w:r>
+    </w:p>
+    <w:p>
+      <w:pPr>
+        <w:spacing w:before="0" w:after="20" w:line="240" w:lineRule="auto"/>
+        <w:ind w:left="0" w:firstLine="0" w:right="0"/>
+        <w:jc w:val="center"/>
+      </w:pPr>
+      <w:r>
+        <w:rPr>
+          <w:rFonts w:ascii="Bookerly" w:hAnsi="Bookerly" w:cs="Bookerly" w:eastAsia="Bookerly"/>
+          <w:color w:val="444444"/>
+          <w:sz w:val="24"/>
+          <w:szCs w:val="24"/>
+        </w:rPr>
+        <w:t xml:space="preserve">Math, Actually, Volume 3: From Differential Equations to Abstract Algebra</w:t>
+      </w:r>
+    </w:p>
+    <w:p>
+      <w:pPr>
+        <w:spacing w:before="0" w:after="20" w:line="240" w:lineRule="auto"/>
+        <w:ind w:left="0" w:firstLine="0" w:right="0"/>
+        <w:jc w:val="center"/>
+      </w:pPr>
+      <w:r>
+        <w:rPr>
+          <w:rFonts w:ascii="Bookerly" w:hAnsi="Bookerly" w:cs="Bookerly" w:eastAsia="Bookerly"/>
+          <w:color w:val="444444"/>
+          <w:sz w:val="24"/>
+          <w:szCs w:val="24"/>
+        </w:rPr>
+        <w:t xml:space="preserve">Math, Actually, Volume 4: From Category Theory to the Frontier</w:t>
+      </w:r>
+    </w:p>
+    <w:p>
+      <w:pPr>
+        <w:keepNext/>
+        <w:spacing w:before="160" w:after="40" w:line="240" w:lineRule="auto"/>
+        <w:ind w:left="0" w:firstLine="0" w:right="0"/>
+        <w:jc w:val="center"/>
+      </w:pPr>
+      <w:r>
+        <w:rPr>
+          <w:rFonts w:ascii="Bookerly" w:hAnsi="Bookerly" w:cs="Bookerly" w:eastAsia="Bookerly"/>
+          <w:b/>
+          <w:color w:val="444444"/>
+          <w:sz w:val="24"/>
+          <w:szCs w:val="24"/>
+        </w:rPr>
+        <w:t xml:space="preserve">Quanta, Actually</w:t>
+      </w:r>
+    </w:p>
+    <w:p>
+      <w:pPr>
+        <w:spacing w:before="0" w:after="20" w:line="240" w:lineRule="auto"/>
+        <w:ind w:left="0" w:firstLine="0" w:right="0"/>
+        <w:jc w:val="center"/>
+      </w:pPr>
+      <w:r>
+        <w:rPr>
+          <w:rFonts w:ascii="Bookerly" w:hAnsi="Bookerly" w:cs="Bookerly" w:eastAsia="Bookerly"/>
+          <w:color w:val="444444"/>
+          <w:sz w:val="24"/>
+          <w:szCs w:val="24"/>
+        </w:rPr>
+        <w:t xml:space="preserve">Quanta, Actually, Volume 1: The Quantum World</w:t>
+      </w:r>
+    </w:p>
+    <w:p>
+      <w:pPr>
+        <w:spacing w:before="0" w:after="20" w:line="240" w:lineRule="auto"/>
+        <w:ind w:left="0" w:firstLine="0" w:right="0"/>
+        <w:jc w:val="center"/>
+      </w:pPr>
+      <w:r>
+        <w:rPr>
+          <w:rFonts w:ascii="Bookerly" w:hAnsi="Bookerly" w:cs="Bookerly" w:eastAsia="Bookerly"/>
+          <w:color w:val="444444"/>
+          <w:sz w:val="24"/>
+          <w:szCs w:val="24"/>
+        </w:rPr>
+        <w:t xml:space="preserve">Quanta, Actually, Volume 2: The Quantum Conversation</w:t>
+      </w:r>
+    </w:p>
+    <w:p>
+      <w:pPr>
+        <w:spacing w:before="0" w:after="20" w:line="240" w:lineRule="auto"/>
+        <w:ind w:left="0" w:firstLine="0" w:right="0"/>
+        <w:jc w:val="center"/>
+      </w:pPr>
+      <w:r>
+        <w:rPr>
+          <w:rFonts w:ascii="Bookerly" w:hAnsi="Bookerly" w:cs="Bookerly" w:eastAsia="Bookerly"/>
+          <w:color w:val="444444"/>
+          <w:sz w:val="24"/>
+          <w:szCs w:val="24"/>
+        </w:rPr>
+        <w:t xml:space="preserve">Quanta, Actually, Volume 3: Complete Quantum Electrodynamics Course</w:t>
+      </w:r>
+    </w:p>
+    <w:p>
+      <w:pPr>
+        <w:keepNext/>
+        <w:spacing w:before="160" w:after="40" w:line="240" w:lineRule="auto"/>
+        <w:ind w:left="0" w:firstLine="0" w:right="0"/>
+        <w:jc w:val="center"/>
+      </w:pPr>
+      <w:r>
+        <w:rPr>
+          <w:rFonts w:ascii="Bookerly" w:hAnsi="Bookerly" w:cs="Bookerly" w:eastAsia="Bookerly"/>
+          <w:b/>
+          <w:color w:val="444444"/>
+          <w:sz w:val="24"/>
+          <w:szCs w:val="24"/>
+        </w:rPr>
+        <w:t xml:space="preserve">Science Sparks</w:t>
+      </w:r>
+    </w:p>
+    <w:p>
+      <w:pPr>
+        <w:spacing w:before="0" w:after="20" w:line="240" w:lineRule="auto"/>
+        <w:ind w:left="0" w:firstLine="0" w:right="0"/>
+        <w:jc w:val="center"/>
+      </w:pPr>
+      <w:r>
+        <w:rPr>
+          <w:rFonts w:ascii="Bookerly" w:hAnsi="Bookerly" w:cs="Bookerly" w:eastAsia="Bookerly"/>
+          <w:color w:val="444444"/>
+          <w:sz w:val="24"/>
+          <w:szCs w:val="24"/>
+        </w:rPr>
+        <w:t xml:space="preserve">Science Sparks: Physics, Life, and Mathematics — The Same Few Rules, Told in Highlights</w:t>
+      </w:r>
+    </w:p>
+    <w:p>
+      <w:pPr>
+        <w:keepNext/>
+        <w:spacing w:before="160" w:after="40" w:line="240" w:lineRule="auto"/>
+        <w:ind w:left="0" w:firstLine="0" w:right="0"/>
+        <w:jc w:val="center"/>
+      </w:pPr>
+      <w:r>
+        <w:rPr>
+          <w:rFonts w:ascii="Bookerly" w:hAnsi="Bookerly" w:cs="Bookerly" w:eastAsia="Bookerly"/>
+          <w:b/>
+          <w:color w:val="444444"/>
+          <w:sz w:val="24"/>
+          <w:szCs w:val="24"/>
+        </w:rPr>
+        <w:t xml:space="preserve">Look First</w:t>
+      </w:r>
+    </w:p>
+    <w:p>
+      <w:pPr>
+        <w:spacing w:before="0" w:after="20" w:line="240" w:lineRule="auto"/>
+        <w:ind w:left="0" w:firstLine="0" w:right="0"/>
+        <w:jc w:val="center"/>
+      </w:pPr>
+      <w:r>
+        <w:rPr>
+          <w:rFonts w:ascii="Bookerly" w:hAnsi="Bookerly" w:cs="Bookerly" w:eastAsia="Bookerly"/>
+          <w:color w:val="444444"/>
+          <w:sz w:val="24"/>
+          <w:szCs w:val="24"/>
+        </w:rPr>
+        <w:t xml:space="preserve">Look First, Volume 1: The Universe Has No Now</w:t>
+      </w:r>
+    </w:p>
+    <w:p>
+      <w:pPr>
+        <w:spacing w:before="0" w:after="20" w:line="240" w:lineRule="auto"/>
+        <w:ind w:left="0" w:firstLine="0" w:right="0"/>
+        <w:jc w:val="center"/>
+      </w:pPr>
+      <w:r>
+        <w:rPr>
+          <w:rFonts w:ascii="Bookerly" w:hAnsi="Bookerly" w:cs="Bookerly" w:eastAsia="Bookerly"/>
+          <w:color w:val="444444"/>
+          <w:sz w:val="24"/>
+          <w:szCs w:val="24"/>
+        </w:rPr>
+        <w:t xml:space="preserve">Look First, Volume 2: A Trip Is Not a New Life</w:t>
+      </w:r>
+    </w:p>
+    <w:p>
+      <w:pPr>
+        <w:keepNext/>
+        <w:spacing w:before="160" w:after="40" w:line="240" w:lineRule="auto"/>
+        <w:ind w:left="0" w:firstLine="0" w:right="0"/>
+        <w:jc w:val="center"/>
+      </w:pPr>
+      <w:r>
+        <w:rPr>
+          <w:rFonts w:ascii="Bookerly" w:hAnsi="Bookerly" w:cs="Bookerly" w:eastAsia="Bookerly"/>
+          <w:b/>
+          <w:color w:val="444444"/>
+          <w:sz w:val="24"/>
+          <w:szCs w:val="24"/>
+        </w:rPr>
+        <w:t xml:space="preserve">Electrical Engineering Series</w:t>
+      </w:r>
+    </w:p>
+    <w:p>
+      <w:pPr>
+        <w:spacing w:before="0" w:after="20" w:line="240" w:lineRule="auto"/>
+        <w:ind w:left="0" w:firstLine="0" w:right="0"/>
+        <w:jc w:val="center"/>
+      </w:pPr>
+      <w:r>
+        <w:rPr>
+          <w:rFonts w:ascii="Bookerly" w:hAnsi="Bookerly" w:cs="Bookerly" w:eastAsia="Bookerly"/>
+          <w:color w:val="444444"/>
+          <w:sz w:val="24"/>
+          <w:szCs w:val="24"/>
+        </w:rPr>
+        <w:t xml:space="preserve">Foundations of Electronics (Book 1)</w:t>
+      </w:r>
+    </w:p>
+    <w:p>
+      <w:pPr>
+        <w:spacing w:before="0" w:after="20" w:line="240" w:lineRule="auto"/>
+        <w:ind w:left="0" w:firstLine="0" w:right="0"/>
+        <w:jc w:val="center"/>
+      </w:pPr>
+      <w:r>
+        <w:rPr>
+          <w:rFonts w:ascii="Bookerly" w:hAnsi="Bookerly" w:cs="Bookerly" w:eastAsia="Bookerly"/>
+          <w:color w:val="444444"/>
+          <w:sz w:val="24"/>
+          <w:szCs w:val="24"/>
+        </w:rPr>
+        <w:t xml:space="preserve">Circuits, Components, and Control (Book 2)</w:t>
+      </w:r>
+    </w:p>
+    <w:p>
+      <w:pPr>
+        <w:spacing w:before="0" w:after="20" w:line="240" w:lineRule="auto"/>
+        <w:ind w:left="0" w:firstLine="0" w:right="0"/>
+        <w:jc w:val="center"/>
+      </w:pPr>
+      <w:r>
+        <w:rPr>
+          <w:rFonts w:ascii="Bookerly" w:hAnsi="Bookerly" w:cs="Bookerly" w:eastAsia="Bookerly"/>
+          <w:color w:val="444444"/>
+          <w:sz w:val="24"/>
+          <w:szCs w:val="24"/>
+        </w:rPr>
+        <w:t xml:space="preserve">Semiconductor Physics and Devices (Book 3)</w:t>
+      </w:r>
+    </w:p>
+    <w:p>
+      <w:pPr>
+        <w:spacing w:before="0" w:after="20" w:line="240" w:lineRule="auto"/>
+        <w:ind w:left="0" w:firstLine="0" w:right="0"/>
+        <w:jc w:val="center"/>
+      </w:pPr>
+      <w:r>
+        <w:rPr>
+          <w:rFonts w:ascii="Bookerly" w:hAnsi="Bookerly" w:cs="Bookerly" w:eastAsia="Bookerly"/>
+          <w:color w:val="444444"/>
+          <w:sz w:val="24"/>
+          <w:szCs w:val="24"/>
+        </w:rPr>
+        <w:t xml:space="preserve">RF, Microwave, and Transceivers (Book 4)</w:t>
+      </w:r>
+    </w:p>
+    <w:p>
+      <w:pPr>
+        <w:spacing w:before="0" w:after="20" w:line="240" w:lineRule="auto"/>
+        <w:ind w:left="0" w:firstLine="0" w:right="0"/>
+        <w:jc w:val="center"/>
+      </w:pPr>
+      <w:r>
+        <w:rPr>
+          <w:rFonts w:ascii="Bookerly" w:hAnsi="Bookerly" w:cs="Bookerly" w:eastAsia="Bookerly"/>
+          <w:color w:val="444444"/>
+          <w:sz w:val="24"/>
+          <w:szCs w:val="24"/>
+        </w:rPr>
+        <w:t xml:space="preserve">Communications, Wireless, and SDR (Book 5)</w:t>
+      </w:r>
+    </w:p>
+    <w:p>
+      <w:pPr>
+        <w:spacing w:before="0" w:after="20" w:line="240" w:lineRule="auto"/>
+        <w:ind w:left="0" w:firstLine="0" w:right="0"/>
+        <w:jc w:val="center"/>
+      </w:pPr>
+      <w:r>
+        <w:rPr>
+          <w:rFonts w:ascii="Bookerly" w:hAnsi="Bookerly" w:cs="Bookerly" w:eastAsia="Bookerly"/>
+          <w:color w:val="444444"/>
+          <w:sz w:val="24"/>
+          <w:szCs w:val="24"/>
+        </w:rPr>
+        <w:t xml:space="preserve">Power and Energy (Book 6)</w:t>
+      </w:r>
+    </w:p>
+    <w:p>
+      <w:pPr>
+        <w:spacing w:before="0" w:after="20" w:line="240" w:lineRule="auto"/>
+        <w:ind w:left="0" w:firstLine="0" w:right="0"/>
+        <w:jc w:val="center"/>
+      </w:pPr>
+      <w:r>
+        <w:rPr>
+          <w:rFonts w:ascii="Bookerly" w:hAnsi="Bookerly" w:cs="Bookerly" w:eastAsia="Bookerly"/>
+          <w:color w:val="444444"/>
+          <w:sz w:val="24"/>
+          <w:szCs w:val="24"/>
+        </w:rPr>
+        <w:t xml:space="preserve">Packaging, Layout, EMC, and Test (Book 7)</w:t>
+      </w:r>
+    </w:p>
+    <w:p>
+      <w:pPr>
+        <w:keepNext/>
+        <w:spacing w:before="160" w:after="40" w:line="240" w:lineRule="auto"/>
+        <w:ind w:left="0" w:firstLine="0" w:right="0"/>
+        <w:jc w:val="center"/>
+      </w:pPr>
+      <w:r>
+        <w:rPr>
+          <w:rFonts w:ascii="Bookerly" w:hAnsi="Bookerly" w:cs="Bookerly" w:eastAsia="Bookerly"/>
+          <w:b/>
+          <w:color w:val="444444"/>
+          <w:sz w:val="24"/>
+          <w:szCs w:val="24"/>
+        </w:rPr>
+        <w:t xml:space="preserve">History</w:t>
+      </w:r>
+    </w:p>
+    <w:p>
+      <w:pPr>
+        <w:spacing w:before="0" w:after="20" w:line="240" w:lineRule="auto"/>
+        <w:ind w:left="0" w:firstLine="0" w:right="0"/>
+        <w:jc w:val="center"/>
+      </w:pPr>
+      <w:r>
+        <w:rPr>
+          <w:rFonts w:ascii="Bookerly" w:hAnsi="Bookerly" w:cs="Bookerly" w:eastAsia="Bookerly"/>
+          <w:color w:val="444444"/>
+          <w:sz w:val="24"/>
+          <w:szCs w:val="24"/>
+        </w:rPr>
+        <w:t xml:space="preserve">The Dolphins' View of History</w:t>
+      </w:r>
+    </w:p>
+    <w:p>
+      <w:pPr>
+        <w:keepNext/>
+        <w:spacing w:before="160" w:after="40" w:line="240" w:lineRule="auto"/>
+        <w:ind w:left="0" w:firstLine="0" w:right="0"/>
+        <w:jc w:val="center"/>
+      </w:pPr>
+      <w:r>
+        <w:rPr>
+          <w:rFonts w:ascii="Bookerly" w:hAnsi="Bookerly" w:cs="Bookerly" w:eastAsia="Bookerly"/>
+          <w:b/>
+          <w:color w:val="444444"/>
+          <w:sz w:val="24"/>
+          <w:szCs w:val="24"/>
+        </w:rPr>
+        <w:t xml:space="preserve">Fiction</w:t>
+      </w:r>
+    </w:p>
+    <w:p>
+      <w:pPr>
+        <w:spacing w:before="0" w:after="20" w:line="240" w:lineRule="auto"/>
+        <w:ind w:left="0" w:firstLine="0" w:right="0"/>
+        <w:jc w:val="center"/>
+      </w:pPr>
+      <w:r>
+        <w:rPr>
+          <w:rFonts w:ascii="Bookerly" w:hAnsi="Bookerly" w:cs="Bookerly" w:eastAsia="Bookerly"/>
+          <w:color w:val="444444"/>
+          <w:sz w:val="24"/>
+          <w:szCs w:val="24"/>
+        </w:rPr>
+        <w:t xml:space="preserve">The Murder That Hadn't Happened Yet (The Relativistic Investigation Bureau, Book 1)</w:t>
+      </w:r>
+    </w:p>
+    <w:p>
+      <w:pPr>
+        <w:spacing w:before="0" w:after="20" w:line="240" w:lineRule="auto"/>
+        <w:ind w:left="0" w:firstLine="0" w:right="0"/>
+        <w:jc w:val="center"/>
+      </w:pPr>
+      <w:r>
+        <w:rPr>
+          <w:rFonts w:ascii="Bookerly" w:hAnsi="Bookerly" w:cs="Bookerly" w:eastAsia="Bookerly"/>
+          <w:color w:val="444444"/>
+          <w:sz w:val="24"/>
+          <w:szCs w:val="24"/>
+        </w:rPr>
+        <w:t xml:space="preserve">The Warning That Was Sent Too Late (The Relativistic Investigation Bureau, Book 2)</w:t>
+      </w:r>
+    </w:p>
+    <w:p>
+      <w:pPr>
+        <w:spacing w:before="0" w:after="20" w:line="240" w:lineRule="auto"/>
+        <w:ind w:left="0" w:firstLine="0" w:right="0"/>
+        <w:jc w:val="center"/>
+      </w:pPr>
+      <w:r>
+        <w:rPr>
+          <w:rFonts w:ascii="Bookerly" w:hAnsi="Bookerly" w:cs="Bookerly" w:eastAsia="Bookerly"/>
+          <w:color w:val="444444"/>
+          <w:sz w:val="24"/>
+          <w:szCs w:val="24"/>
+        </w:rPr>
+        <w:t xml:space="preserve">Schrödinger’s Paperwork (Lolly Wren’s Curious Science Adventures, Book 1)</w:t>
+      </w:r>
+    </w:p>
+    <w:p>
+      <w:pPr>
+        <w:spacing w:before="0" w:after="20" w:line="240" w:lineRule="auto"/>
+        <w:ind w:left="0" w:firstLine="0" w:right="0"/>
+        <w:jc w:val="center"/>
+      </w:pPr>
+      <w:r>
+        <w:rPr>
+          <w:rFonts w:ascii="Bookerly" w:hAnsi="Bookerly" w:cs="Bookerly" w:eastAsia="Bookerly"/>
+          <w:color w:val="444444"/>
+          <w:sz w:val="24"/>
+          <w:szCs w:val="24"/>
+        </w:rPr>
+        <w:t xml:space="preserve">The Permitted Options (Lolly Wren’s Curious Science Adventures, Book 2)</w:t>
+      </w:r>
+    </w:p>
+    <w:p>
+      <w:pPr>
+        <w:spacing w:before="0" w:after="20" w:line="240" w:lineRule="auto"/>
+        <w:ind w:left="0" w:firstLine="0" w:right="0"/>
+        <w:jc w:val="center"/>
+      </w:pPr>
+      <w:r>
+        <w:rPr>
+          <w:rFonts w:ascii="Bookerly" w:hAnsi="Bookerly" w:cs="Bookerly" w:eastAsia="Bookerly"/>
+          <w:color w:val="444444"/>
+          <w:sz w:val="24"/>
+          <w:szCs w:val="24"/>
+        </w:rPr>
+        <w:t xml:space="preserve">Protocol Flamingo (The Invasion Storybooks, Book 1), as George Herbert Fontaine</w:t>
+      </w:r>
+    </w:p>
+    <w:p>
+      <w:pPr>
+        <w:keepNext/>
+        <w:spacing w:before="160" w:after="40" w:line="240" w:lineRule="auto"/>
+        <w:ind w:left="0" w:firstLine="0" w:right="0"/>
+        <w:jc w:val="center"/>
+      </w:pPr>
+      <w:r>
+        <w:rPr>
+          <w:rFonts w:ascii="Bookerly" w:hAnsi="Bookerly" w:cs="Bookerly" w:eastAsia="Bookerly"/>
+          <w:b/>
+          <w:color w:val="444444"/>
+          <w:sz w:val="24"/>
+          <w:szCs w:val="24"/>
+        </w:rPr>
+        <w:t xml:space="preserve">How-To</w:t>
+      </w:r>
+    </w:p>
+    <w:p>
+      <w:pPr>
+        <w:spacing w:before="0" w:after="20" w:line="240" w:lineRule="auto"/>
+        <w:ind w:left="0" w:firstLine="0" w:right="0"/>
+        <w:jc w:val="center"/>
+      </w:pPr>
+      <w:r>
+        <w:rPr>
+          <w:rFonts w:ascii="Bookerly" w:hAnsi="Bookerly" w:cs="Bookerly" w:eastAsia="Bookerly"/>
+          <w:color w:val="444444"/>
+          <w:sz w:val="24"/>
+          <w:szCs w:val="24"/>
+        </w:rPr>
+        <w:t xml:space="preserve">Your First Book That Sells</w:t>
+      </w:r>
+    </w:p>
+    <w:p>
+      <w:pPr>
+        <w:spacing w:before="0" w:after="20" w:line="240" w:lineRule="auto"/>
+        <w:ind w:left="0" w:firstLine="0" w:right="0"/>
+        <w:jc w:val="center"/>
+      </w:pPr>
+      <w:r>
+        <w:rPr>
+          <w:rFonts w:ascii="Bookerly" w:hAnsi="Bookerly" w:cs="Bookerly" w:eastAsia="Bookerly"/>
+          <w:color w:val="444444"/>
+          <w:sz w:val="24"/>
+          <w:szCs w:val="24"/>
+        </w:rPr>
+        <w:t xml:space="preserve">Your First YouTube Channel That Rocks</w:t>
+      </w:r>
+    </w:p>
+    <w:p>
+      <w:pPr>
+        <w:pageBreakBefore/>
         <w:spacing w:before="1440" w:after="0" w:line="240" w:lineRule="auto"/>
         <w:ind w:firstLine="0"/>
         <w:jc w:val="center"/>

--- a/Lolly Wren's Curious Science Adventures - SERIES/Book 2 - The Permitted Options/The_Permitted_Options_BOOK_2_DRAFT.docx
+++ b/Lolly Wren's Curious Science Adventures - SERIES/Book 2 - The Permitted Options/The_Permitted_Options_BOOK_2_DRAFT.docx
@@ -64,7 +64,21 @@
         <w:pStyle w:val="Author"/>
       </w:pPr>
       <w:r>
-        <w:t xml:space="preserve">Lothar J. Musiol</w:t>
+        <w:t>By Lothar J. Musiol</w:t>
+      </w:r>
+      <w:r>
+        <w:t xml:space="preserve"/>
+      </w:r>
+      <w:r>
+        <w:t xml:space="preserve"/>
+      </w:r>
+    </w:p>
+    <w:p>
+      <w:pPr>
+        <w:pStyle w:val="Author"/>
+      </w:pPr>
+      <w:r>
+        <w:t>writing as Quentin Edmund Darling (Q.E.D.)</w:t>
       </w:r>
       <w:r>
         <w:t xml:space="preserve"/>

--- a/Lolly Wren's Curious Science Adventures - SERIES/Book 2 - The Permitted Options/The_Permitted_Options_BOOK_2_DRAFT.docx
+++ b/Lolly Wren's Curious Science Adventures - SERIES/Book 2 - The Permitted Options/The_Permitted_Options_BOOK_2_DRAFT.docx
@@ -10484,6 +10484,86 @@
         <w:pStyle w:val="BodyText"/>
       </w:pPr>
       <w:r>
+        <w:t xml:space="preserve">Before item two there was the correspondence, which Miss Pike read out because it had reached the department through three others, each of which had stamped it NOT US in a slightly different red.</w:t>
+      </w:r>
+    </w:p>
+    <w:p>
+      <w:pPr>
+        <w:pStyle w:val="BodyText"/>
+      </w:pPr>
+      <w:r>
+        <w:t xml:space="preserve">“A ward petition from Preston,” she said. “Three hundred and eighty-six signatures. They say that when the Ministry closed the footbridge over the railway, eleven winters ago, the notice on the gate promised it would reopen by Whitsun. All of them remember the notice. Forty of them remember it word for word, in the same words. They would like Whitsun honoured.”</w:t>
+      </w:r>
+    </w:p>
+    <w:p>
+      <w:pPr>
+        <w:pStyle w:val="BodyText"/>
+      </w:pPr>
+      <w:r>
+        <w:t xml:space="preserve">“And the file?” said Fainrose.</w:t>
+      </w:r>
+    </w:p>
+    <w:p>
+      <w:pPr>
+        <w:pStyle w:val="BodyText"/>
+      </w:pPr>
+      <w:r>
+        <w:t xml:space="preserve">“The file has the notice in it.” Miss Pike held it up: one typed sheet, foxed at a corner. “It says the bridge is closed pending a decision. It promises nothing. That is the house style.”</w:t>
+      </w:r>
+    </w:p>
+    <w:p>
+      <w:pPr>
+        <w:pStyle w:val="BodyText"/>
+      </w:pPr>
+      <w:r>
+        <w:t xml:space="preserve">Beatrix said, “Three hundred and eighty-six witnesses against one sheet of paper. In most rooms that is a verdict.”</w:t>
+      </w:r>
+    </w:p>
+    <w:p>
+      <w:pPr>
+        <w:pStyle w:val="BodyText"/>
+      </w:pPr>
+      <w:r>
+        <w:t xml:space="preserve">“It’s one witness,” said Lolly. It came out already shaped like a minute. “They read the gate for a week. Then they remembered it from each other for eleven years: the pub, the parish letters page, whoever stands up at every residents’ meeting and says it again. A memory isn’t a copy kept in a drawer. It gets rebuilt every time it’s taken out, from whatever is in the room, and in Preston the room was full of neighbours. Three hundred and eighty-six people with one cause are one record with three hundred and eighty-six signatures.”</w:t>
+      </w:r>
+    </w:p>
+    <w:p>
+      <w:pPr>
+        <w:pStyle w:val="BodyText"/>
+      </w:pPr>
+      <w:r>
+        <w:t xml:space="preserve">Ramanathan looked up from the trace, for once. “The opposite of my photons,” she said. “Mine never compared notes. Theirs have done nothing else.”</w:t>
+      </w:r>
+    </w:p>
+    <w:p>
+      <w:pPr>
+        <w:pStyle w:val="BodyText"/>
+      </w:pPr>
+      <w:r>
+        <w:t xml:space="preserve">“Write back,” said Fainrose. “Tell them the ward and the file disagree, that the file is older than the agreement, and that the Ministry regrets the bridge. Do not tell them they are wrong. Tell them they are agreed. It is a different finding.”</w:t>
+      </w:r>
+    </w:p>
+    <w:p>
+      <w:pPr>
+        <w:pStyle w:val="BodyText"/>
+      </w:pPr>
+      <w:r>
+        <w:t xml:space="preserve">“And the bridge?” said Miss Pike.</w:t>
+      </w:r>
+    </w:p>
+    <w:p>
+      <w:pPr>
+        <w:pStyle w:val="BodyText"/>
+      </w:pPr>
+      <w:r>
+        <w:t xml:space="preserve">“Is closed,” said Fainrose. “That part, everyone remembers correctly.”</w:t>
+      </w:r>
+    </w:p>
+    <w:p>
+      <w:pPr>
+        <w:pStyle w:val="BodyText"/>
+      </w:pPr>
+      <w:r>
         <w:t xml:space="preserve">Item two came up from Cumbria on the sleeper again, unshaven again, and put a single sheet on the table before he had taken his coat off.</w:t>
       </w:r>
     </w:p>
@@ -10853,6 +10933,22 @@
       </w:pPr>
       <w:r>
         <w:t xml:space="preserve">Beatrix is writing to Nashville today. She also intends to choose the nine the same way. I hope she still thinks that’s kind by Thursday.</w:t>
+      </w:r>
+    </w:p>
+    <w:p>
+      <w:pPr>
+        <w:pStyle w:val="BodyText"/>
+      </w:pPr>
+      <w:r>
+        <w:t xml:space="preserve">Then:</w:t>
+      </w:r>
+    </w:p>
+    <w:p>
+      <w:pPr>
+        <w:pStyle w:val="BodyText"/>
+      </w:pPr>
+      <w:r>
+        <w:t xml:space="preserve">Preston: 386 people remember a promise the file doesn’t contain. Agreement is not independence. A memory is rebuilt each time it’s used, from whatever is in the room. Ask a ward what we ask an observer: shared cause?</w:t>
       </w:r>
     </w:p>
     <w:p>
@@ -11161,6 +11257,38 @@
       </w:r>
       <w:r>
         <w:t xml:space="preserve">. Stationary. No evolution. No parameter to evolve along. The fundamental description of the whole thing contains no clock, and this is not a fringe view, it is what the equation says, and the field has spent sixty years calling it the problem of time as though the equation had made an error.”</w:t>
+      </w:r>
+    </w:p>
+    <w:p>
+      <w:pPr>
+        <w:pStyle w:val="BodyText"/>
+      </w:pPr>
+      <w:r>
+        <w:t xml:space="preserve">Beatrix, who was reading the draft protocol rather than looking at him, said, “The Ministry has had that problem for as long as it has had departments. The Department of Small Things will not accept a form unless box four gives a probability. The Department of Large Things will not accept a form unless box four gives a shape. Nobody has ever designed a form that both will sign.”</w:t>
+      </w:r>
+    </w:p>
+    <w:p>
+      <w:pPr>
+        <w:pStyle w:val="BodyText"/>
+      </w:pPr>
+      <w:r>
+        <w:t xml:space="preserve">“And yet the buildings stand,” said Barbarian.</w:t>
+      </w:r>
+    </w:p>
+    <w:p>
+      <w:pPr>
+        <w:pStyle w:val="BodyText"/>
+      </w:pPr>
+      <w:r>
+        <w:t xml:space="preserve">“Because almost nothing needs both. A bridge goes to Large Things. A transistor goes to Small Things. The satellites go to both, one after the other, and nobody minds.” Beatrix turned a page. “Applications where box four must be a probability and a shape at once, with both of them large, are filed under Four C. There is one.”</w:t>
+      </w:r>
+    </w:p>
+    <w:p>
+      <w:pPr>
+        <w:pStyle w:val="BodyText"/>
+      </w:pPr>
+      <w:r>
+        <w:t xml:space="preserve">Szmulek Barbarian looked at her with the first real pleasure he had shown since he sat down. “That is the most accurate account of quantum gravity I have heard in a government building. The two forms agree wherever either box is small. They fight only at the centre of a hole and at the first instant. The equation I have just written is what you get when you make the Department of Large Things fill in the Small Things form. It comes back with no date on it.”</w:t>
       </w:r>
     </w:p>
     <w:p>
@@ -21170,6 +21298,18 @@
     <w:p>
       <w:pPr>
         <w:pStyle w:val="BodyText"/>
+        <w:numPr>
+          <w:ilvl w:val="0"/>
+          <w:numId w:val="1028"/>
+        </w:numPr>
+      </w:pPr>
+      <w:r>
+        <w:t xml:space="preserve">The redundancy test has a human version, and it fails in a famous way. A memory is not a photocopy kept in a drawer. Each time it is recalled it is rebuilt, and it can absorb whatever is in the room at the rebuilding. In 1974 Elizabeth Loftus and John Palmer showed people a film of a car accident and asked how fast the cars were going when they “smashed into” each other. A week later, those given “smashed” were more than twice as likely as those given “hit” to remember broken glass. The film showed none. When large numbers of people share the same memory of something that never happened, which is now called the Mandela effect after the widespread false memory that Nelson Mandela died in prison in the 1980s, the agreement is not a large R_δ. The memories share causes: the same misleading cue, the same retold story, one another. Three hundred and eighty-six signatures that compared notes are, by Zurek’s test, much nearer one witness than three hundred and eighty-six.</w:t>
+      </w:r>
+    </w:p>
+    <w:p>
+      <w:pPr>
+        <w:pStyle w:val="BodyText"/>
       </w:pPr>
       <w:r>
         <w:t xml:space="preserve">The uncertainty principle is routinely told as a story about clumsy instruments disturbing a shy universe — measure gently enough, the story implies, and you could beat it.</w:t>
@@ -21297,6 +21437,18 @@
       </w:r>
     </w:p>
     <w:p>
+      <w:pPr>
+        <w:pStyle w:val="BodyText"/>
+        <w:numPr>
+          <w:ilvl w:val="0"/>
+          <w:numId w:val="1029"/>
+        </w:numPr>
+      </w:pPr>
+      <w:r>
+        <w:t xml:space="preserve">Agreement is not independence. Memories are rebuilt on recall, so many people who share a cue, or each other, can agree on something that never happened.</w:t>
+      </w:r>
+    </w:p>
+    <w:p>
       <w:bookmarkStart w:id="27" w:name="lec09"/>
       <w:pPr>
         <w:pStyle w:val="Heading2"/>
@@ -21599,6 +21751,14 @@
         <w:pStyle w:val="BodyText"/>
       </w:pPr>
       <w:r>
+        <w:t xml:space="preserve">Two forms that will not combine. Quantum theory and general relativity have each passed every test put to them, and they are used together all the time. GPS corrects atomic clocks, which run on quantum transitions, for the time dilation of general relativity. Hawking’s 1974 calculation put quantum fields on the curved spacetime of a black hole and found that black holes radiate. This semiclassical method works wherever gravity can be treated as a fixed classical background. It fails only where quantum effects and strong curvature matter together, at a singularity or at the earliest instant, and that is where the Wheeler–DeWitt equation is needed and where nobody yet has a tested theory.</w:t>
+      </w:r>
+    </w:p>
+    <w:p>
+      <w:pPr>
+        <w:pStyle w:val="BodyText"/>
+      </w:pPr>
+      <w:r>
         <w:t xml:space="preserve">The popular version treats the arrow of time as obviously built into physics at the deepest level, as if “time flows forward” were a law like any other.</w:t>
       </w:r>
     </w:p>
@@ -21843,6 +22003,18 @@
       </w:pPr>
       <w:r>
         <w:t xml:space="preserve">Page–Wootters recovers the Schrödinger equation as a conditional state given a clock reading; time can emerge from correlation.</w:t>
+      </w:r>
+    </w:p>
+    <w:p>
+      <w:pPr>
+        <w:pStyle w:val="BodyText"/>
+        <w:numPr>
+          <w:ilvl w:val="0"/>
+          <w:numId w:val="1015"/>
+        </w:numPr>
+      </w:pPr>
+      <w:r>
+        <w:t xml:space="preserve">Quantum theory and general relativity already work together wherever gravity can be treated as classical, as in GPS and Hawking radiation; the open problem is the regime where both are strong at once.</w:t>
       </w:r>
     </w:p>
     <w:p>

--- a/Lolly Wren's Curious Science Adventures - SERIES/Book 2 - The Permitted Options/The_Permitted_Options_BOOK_2_DRAFT.docx
+++ b/Lolly Wren's Curious Science Adventures - SERIES/Book 2 - The Permitted Options/The_Permitted_Options_BOOK_2_DRAFT.docx
@@ -64,27 +64,7 @@
         <w:pStyle w:val="Author"/>
       </w:pPr>
       <w:r>
-        <w:t>By Lothar J. Musiol</w:t>
-      </w:r>
-      <w:r>
-        <w:t xml:space="preserve"/>
-      </w:r>
-      <w:r>
-        <w:t xml:space="preserve"/>
-      </w:r>
-    </w:p>
-    <w:p>
-      <w:pPr>
-        <w:pStyle w:val="Author"/>
-      </w:pPr>
-      <w:r>
-        <w:t>writing as Quentin Edmund Darling (Q.E.D.)</w:t>
-      </w:r>
-      <w:r>
-        <w:t xml:space="preserve"/>
-      </w:r>
-      <w:r>
-        <w:t xml:space="preserve"/>
+        <w:t xml:space="preserve">Lothar J. Musiol writing as Quentin Edmund Darling (Q.E.D.)</w:t>
       </w:r>
     </w:p>
     <w:p>
@@ -2033,7 +2013,7 @@
         <w:pStyle w:val="BodyText"/>
       </w:pPr>
       <w:r>
-        <w:t xml:space="preserve">“You’re not academic,” Lolly countered.</w:t>
+        <w:t xml:space="preserve">“You’re not academic,” Lolly said.</w:t>
       </w:r>
     </w:p>
     <w:p>
@@ -5198,7 +5178,7 @@
         <w:pStyle w:val="BodyText"/>
       </w:pPr>
       <w:r>
-        <w:t xml:space="preserve">“The ninth of February,” Miss Pike supplied.</w:t>
+        <w:t xml:space="preserve">“The ninth of February,” Miss Pike said.</w:t>
       </w:r>
     </w:p>
     <w:p>
@@ -6205,39 +6185,31 @@
         <w:pStyle w:val="BodyText"/>
       </w:pPr>
       <w:r>
-        <w:t>Ronald Dump, President of the Galactic Counsel, arrived nineteen minutes late with six people and no papers.</w:t>
-      </w:r>
-    </w:p>
-    <w:p>
-      <w:pPr>
-        <w:pStyle w:val="BodyText"/>
-      </w:pPr>
-      <w:r>
-        <w:t xml:space="preserve">Lolly had prepared herself for a monster, and found the reality much more upsetting, because the President of the Galactic Counsel was not a monster. He was a man who had discovered, at some point early in a long career, that a room will nearly always give way to whoever is prepared to be simplest, and who had never once needed to learn anything else.</w:t>
-      </w:r>
-    </w:p>
-    <w:p>
-      <w:pPr>
-        <w:pStyle w:val="BodyText"/>
-      </w:pPr>
-      <w:r>
-        <w:t xml:space="preserve">He said, into the microphone, before the chair had opened the item:</w:t>
-      </w:r>
-    </w:p>
-    <w:p>
-      <w:pPr>
-        <w:pStyle w:val="BodyText"/>
-      </w:pPr>
-      <w:r>
-        <w:t xml:space="preserve">“Nine C. This is the health thing. I’ve read the numbers. Eleven thousand years, no results. We’re not paying for that!”</w:t>
-      </w:r>
-    </w:p>
-    <w:p>
-      <w:pPr>
-        <w:pStyle w:val="BodyText"/>
-      </w:pPr>
-      <w:r>
-        <w:t xml:space="preserve">The chair said that item 9(c) would be taken in order, and the President said that he was taking it now, and it was taken now.</w:t>
+        <w:t xml:space="preserve">The President of the Galactic Counsel, Aldous Wexley, was in his seat before anyone else, with a single folder squared to the edge of the table.</w:t>
+      </w:r>
+    </w:p>
+    <w:p>
+      <w:pPr>
+        <w:pStyle w:val="BodyText"/>
+      </w:pPr>
+      <w:r>
+        <w:t xml:space="preserve">Lolly had prepared herself for a villain, and found the reality much more upsetting, because the President was not a villain. He was a career administrator who had chaired the Counsel’s finance committee for longer than most of the delegates had been delegates, and who had learned, somewhere in all those years, that a room will nearly always give way to whoever sounds most reasonable, and that sounding reasonable is a skill a man can practise, like scales.</w:t>
+      </w:r>
+    </w:p>
+    <w:p>
+      <w:pPr>
+        <w:pStyle w:val="BodyText"/>
+      </w:pPr>
+      <w:r>
+        <w:t xml:space="preserve">He did not interrupt. He waited for the chair to open item 9(c), thanked her, and read three sentences from the Office’s brief in a voice that suggested he regretted every one of them:</w:t>
+      </w:r>
+    </w:p>
+    <w:p>
+      <w:pPr>
+        <w:pStyle w:val="BodyText"/>
+      </w:pPr>
+      <w:r>
+        <w:t xml:space="preserve">“The Programme’s own indicator is that nothing occurred. The Office is advised that nothing would have occurred without it. I do not say this gladly. I say it because the signatories have asked me to account for the common fund, and I cannot account for an absence.”</w:t>
       </w:r>
     </w:p>
     <w:p>
@@ -6269,39 +6241,39 @@
         <w:pStyle w:val="BodyText"/>
       </w:pPr>
       <w:r>
-        <w:t xml:space="preserve">“We’ve modelled it,” said the President. “It’s fine. Nothing’s destroyed. That’s the science. I didn’t say that, the professor said that. Tell them, Max.”</w:t>
-      </w:r>
-    </w:p>
-    <w:p>
-      <w:pPr>
-        <w:pStyle w:val="BodyText"/>
-      </w:pPr>
-      <w:r>
-        <w:t>Tengelman, seated at the end of the horseshoe with a folder, explained that he had been asked a narrow question about unitarity and had answered it accurately, and that he would prefer not to be characterised as endorsing the wider proposal.</w:t>
-      </w:r>
-    </w:p>
-    <w:p>
-      <w:pPr>
-        <w:pStyle w:val="BodyText"/>
-      </w:pPr>
-      <w:r>
-        <w:t xml:space="preserve">“So the professor endorses it,” said the President.</w:t>
-      </w:r>
-    </w:p>
-    <w:p>
-      <w:pPr>
-        <w:pStyle w:val="BodyText"/>
-      </w:pPr>
-      <w:r>
-        <w:t>“I do not,” said Tengelman. “I answered a question about unitarity. I have not endorsed—”</w:t>
-      </w:r>
-    </w:p>
-    <w:p>
-      <w:pPr>
-        <w:pStyle w:val="BodyText"/>
-      </w:pPr>
-      <w:r>
-        <w:t xml:space="preserve">“The professor,” said the President, already moving to the next item, “has answered the question.”</w:t>
+        <w:t xml:space="preserve">“The Office took advice,” said the President. “I would not presume to put it in my own words. Professor Tengelman?”</w:t>
+      </w:r>
+    </w:p>
+    <w:p>
+      <w:pPr>
+        <w:pStyle w:val="BodyText"/>
+      </w:pPr>
+      <w:r>
+        <w:t xml:space="preserve">Tengelman, a physicist from the Collegium at Brask whom the Counsel kept on a retainer and whom Lolly had never heard of before that week, was seated at the end of the horseshoe with a folder. He explained that he had been asked a narrow question about unitarity and had answered it accurately, and that he would prefer not to be characterised as endorsing the wider proposal.</w:t>
+      </w:r>
+    </w:p>
+    <w:p>
+      <w:pPr>
+        <w:pStyle w:val="BodyText"/>
+      </w:pPr>
+      <w:r>
+        <w:t xml:space="preserve">“Thank you,” said the President. “So the advice is that nothing is destroyed.”</w:t>
+      </w:r>
+    </w:p>
+    <w:p>
+      <w:pPr>
+        <w:pStyle w:val="BodyText"/>
+      </w:pPr>
+      <w:r>
+        <w:t xml:space="preserve">“That is not what I—” said Tengelman. “I answered a question about unitarity. I have not endorsed—”</w:t>
+      </w:r>
+    </w:p>
+    <w:p>
+      <w:pPr>
+        <w:pStyle w:val="BodyText"/>
+      </w:pPr>
+      <w:r>
+        <w:t xml:space="preserve">“Nobody suggests you have,” said the President pleasantly, and turned a page. “The professor has answered the question.”</w:t>
       </w:r>
     </w:p>
     <w:p>
@@ -6534,15 +6506,15 @@
         <w:pStyle w:val="BodyText"/>
       </w:pPr>
       <w:r>
-        <w:t xml:space="preserve">Then the President of the Galactic Counsel leaned into his microphone and said:</w:t>
-      </w:r>
-    </w:p>
-    <w:p>
-      <w:pPr>
-        <w:pStyle w:val="BodyText"/>
-      </w:pPr>
-      <w:r>
-        <w:t xml:space="preserve">“Very well spoken. Very impressive. But it’s over. We’re not paying.”</w:t>
+        <w:t xml:space="preserve">Then the President thanked Ms Sloan, with every appearance of sincerity, for the most interesting submission the session had heard in years.</w:t>
+      </w:r>
+    </w:p>
+    <w:p>
+      <w:pPr>
+        <w:pStyle w:val="BodyText"/>
+      </w:pPr>
+      <w:r>
+        <w:t xml:space="preserve">“The signatories will weigh it,” he said. “They must also weigh the bill.” And he asked the chair to call the vote.</w:t>
       </w:r>
     </w:p>
     <w:p>
@@ -6638,7 +6610,7 @@
         <w:pStyle w:val="BodyText"/>
       </w:pPr>
       <w:r>
-        <w:t xml:space="preserve">“No,” Beatrix refused.</w:t>
+        <w:t xml:space="preserve">“No,” said Beatrix.</w:t>
       </w:r>
     </w:p>
     <w:p>
@@ -6712,7 +6684,7 @@
         <w:pStyle w:val="BodyText"/>
       </w:pPr>
       <w:r>
-        <w:t xml:space="preserve">“I’ve finished the bearing,” she said. “Twelve degrees off the plane. I’ve been sitting on it for two days because I wanted the systematics right.”</w:t>
+        <w:t xml:space="preserve">“I’ve finished the first core,” she said. “Twelve degrees off the plane, about nine thousand light-years out. I’ve been sitting on it for two days because I wanted the systematics right.”</w:t>
       </w:r>
     </w:p>
     <w:p>
@@ -6728,7 +6700,7 @@
         <w:pStyle w:val="BodyText"/>
       </w:pPr>
       <w:r>
-        <w:t xml:space="preserve">“It’s a core-collapse event. Type II, ordinary in every respect, except for the timing.” A pause, and paper. “Progenitor mass models put it eleven to fourteen thousand years early. And the light left it during a window that is consistent, to the limit of my resolution, with the fourteenth of March here.”</w:t>
+        <w:t xml:space="preserve">“It’s a red supergiant with an iron core already near its limit. Ordinary in every respect. I ran the progenitor models with the barrier two per cent lower for six hours, which is what the field did here, and which the Programme’s own logs say it did everywhere the Programme maintains.” A pause, and paper. “It brings the collapse forward by eleven to fourteen thousand years. Which means it may already have happened. And if it has, we won’t see it for nine thousand years, because that is how long the light takes to get here. Nobody alive will ever see what the fourteenth of March did to that star. That is the part I can’t get past.”</w:t>
       </w:r>
     </w:p>
     <w:p>
@@ -6752,20 +6724,16 @@
         <w:pStyle w:val="BodyText"/>
       </w:pPr>
       <w:r>
-        <w:t xml:space="preserve">“It was six hours</w:t>
-      </w:r>
-      <w:r>
-        <w:t xml:space="preserve"> </w:t>
-      </w:r>
-      <w:r>
-        <w:rPr>
-          <w:iCs/>
+        <w:t xml:space="preserve">“It was six hours </w:t>
+      </w:r>
+      <w:r>
+        <w:rPr>
           <w:i/>
         </w:rPr>
         <w:t xml:space="preserve">here</w:t>
       </w:r>
       <w:r>
-        <w:t xml:space="preserve">,” said Priya Ramanathan. “Nobody has ever suggested it was six hours only here. And I would like to say, on the record, before somebody in a good suit says it first, that the star did not explode because the vacuum dipped. It was always going to explode. It explodes eleven thousand years early, which is nothing, cosmically. Absolutely nothing.” Her voice was perfectly steady. “There are two hundred and six cores in this arm within four thousand years of their limit, and I have the list, and the Programme has eight months left.”</w:t>
+        <w:t xml:space="preserve">,” said Priya Ramanathan. “Nobody has ever suggested it was six hours only here. And I would like to say, on the record, before somebody in a good suit says it first, that a dip does not make a star explode. It was always going to explode. It goes eleven thousand years early, which is nothing, cosmically. Absolutely nothing.” Her voice was perfectly steady. “There are two hundred and six cores in this arm within four thousand years of their limit, and I have the list, and the Programme has eight months left.”</w:t>
       </w:r>
     </w:p>
     <w:p>
@@ -7922,146 +7890,6 @@
         <w:pStyle w:val="BodyText"/>
       </w:pPr>
       <w:r>
-        <w:t xml:space="preserve">A fugue that rises for ever and arrives home. </w:t>
-      </w:r>
-      <w:r>
-        <w:br/>
-      </w:r>
-      <w:r>
-        <w:t xml:space="preserve">Two hands drawing each other. </w:t>
-      </w:r>
-      <w:r>
-        <w:br/>
-      </w:r>
-      <w:r>
-        <w:t xml:space="preserve">A sentence that says it cannot be proved. </w:t>
-      </w:r>
-      <w:r>
-        <w:br/>
-      </w:r>
-      <w:r>
-        <w:t xml:space="preserve">The same object. Three trades. Two centuries.</w:t>
-      </w:r>
-    </w:p>
-    <w:p>
-      <w:pPr>
-        <w:pStyle w:val="BodyText"/>
-      </w:pPr>
-      <w:r>
-        <w:t xml:space="preserve">Then:</w:t>
-      </w:r>
-    </w:p>
-    <w:p>
-      <w:pPr>
-        <w:pStyle w:val="BodyText"/>
-      </w:pPr>
-      <w:r>
-        <w:t xml:space="preserve">Any system rich enough to describe itself has a place it cannot reach. </w:t>
-      </w:r>
-      <w:r>
-        <w:br/>
-      </w:r>
-      <w:r>
-        <w:t xml:space="preserve">No such system can certify its own consistency. </w:t>
-      </w:r>
-      <w:r>
-        <w:br/>
-      </w:r>
-      <w:r>
-        <w:t xml:space="preserve">The ones that issue the certificate are the broken ones.</w:t>
-      </w:r>
-    </w:p>
-    <w:p>
-      <w:pPr>
-        <w:pStyle w:val="BodyText"/>
-      </w:pPr>
-      <w:r>
-        <w:t xml:space="preserve">Then:</w:t>
-      </w:r>
-    </w:p>
-    <w:p>
-      <w:pPr>
-        <w:pStyle w:val="BodyText"/>
-      </w:pPr>
-      <w:r>
-        <w:t xml:space="preserve">Article 2 is the sentence. </w:t>
-      </w:r>
-      <w:r>
-        <w:br/>
-      </w:r>
-      <w:r>
-        <w:t xml:space="preserve">The motion cannot be passed or rejected. </w:t>
-      </w:r>
-      <w:r>
-        <w:br/>
-      </w:r>
-      <w:r>
-        <w:t xml:space="preserve">We have frozen it. That is the crime from the Annex. Do it anyway. Minute that we know. Not as a theorem. As a refusal.</w:t>
-      </w:r>
-    </w:p>
-    <w:p>
-      <w:pPr>
-        <w:pStyle w:val="BodyText"/>
-      </w:pPr>
-      <w:r>
-        <w:t xml:space="preserve">Then, underlined twice:</w:t>
-      </w:r>
-    </w:p>
-    <w:p>
-      <w:pPr>
-        <w:pStyle w:val="BodyText"/>
-      </w:pPr>
-      <w:r>
-        <w:t xml:space="preserve">The cancellation is suspended. The handover is not. </w:t>
-      </w:r>
-      <w:r>
-        <w:br/>
-      </w:r>
-      <w:r>
-        <w:t xml:space="preserve">Papers went across 11 June. </w:t>
-      </w:r>
-      <w:r>
-        <w:br/>
-      </w:r>
-      <w:r>
-        <w:t xml:space="preserve">They have the map of every thin place in the galaxy.</w:t>
-      </w:r>
-    </w:p>
-    <w:p>
-      <w:pPr>
-        <w:pStyle w:val="BodyText"/>
-      </w:pPr>
-      <w:r>
-        <w:t xml:space="preserve">Then:</w:t>
-      </w:r>
-    </w:p>
-    <w:p>
-      <w:pPr>
-        <w:pStyle w:val="BodyText"/>
-      </w:pPr>
-      <w:r>
-        <w:t xml:space="preserve">Nine cores. Not insufficient data. No computable answer. </w:t>
-      </w:r>
-      <w:r>
-        <w:br/>
-      </w:r>
-      <w:r>
-        <w:t xml:space="preserve">Undecidable. In a star.</w:t>
-      </w:r>
-    </w:p>
-    <w:p>
-      <w:pPr>
-        <w:pStyle w:val="BodyText"/>
-      </w:pPr>
-      <w:r>
-        <w:t xml:space="preserve">And last:</w:t>
-      </w:r>
-    </w:p>
-    <w:p>
-      <w:pPr>
-        <w:pStyle w:val="BodyText"/>
-      </w:pPr>
-      <w:r>
         <w:t xml:space="preserve">Mavis said it the moment she was asked. </w:t>
       </w:r>
       <w:r>
@@ -8180,7 +8008,7 @@
         <w:pStyle w:val="BodyText"/>
       </w:pPr>
       <w:r>
-        <w:t xml:space="preserve">“Because I know what is in them,” said Nashville, “and because I have known since nineteen fifty-nine, and because for a long period after that I was not in a condition to be believed, and one becomes careful. I spent some years unable to distinguish a signal from a meaning. It is a very specific kind of illness and one thing it teaches you, permanently, is the difference between a pattern that is there and a pattern you have supplied.” He folded his hands. “So I have waited fifty-one years for somebody in a government building to publish a number I recognised, and in March your Miss Pike published two hundred and nine out of two hundred and nine, and I bought the Statement from the Stationery Office, and here I am.”</w:t>
+        <w:t xml:space="preserve">“Because I know what is in them,” said Nashville, “and because I have known since nineteen fifty-nine, and because for a long period after that I was not in a condition to be believed, and one becomes careful. I spent some years unable to distinguish a signal from a meaning. It is a very specific kind of illness and one thing it teaches you, permanently, is the difference between a pattern that is there and a pattern you have supplied.” He folded his hands. “So I have waited sixty-seven years for somebody in a government building to publish a number I recognised, and in March your Miss Pike published two hundred and nine out of two hundred and nine, and I bought the Statement from the Stationery Office, and here I am.”</w:t>
       </w:r>
     </w:p>
     <w:p>
@@ -8977,158 +8805,6 @@
       </w:pPr>
       <w:r>
         <w:t xml:space="preserve">Lolly wrote, at midnight:</w:t>
-      </w:r>
-    </w:p>
-    <w:p>
-      <w:pPr>
-        <w:pStyle w:val="BodyText"/>
-      </w:pPr>
-      <w:r>
-        <w:t xml:space="preserve">Forty-one payers, diffuse benefit, specific cost. </w:t>
-      </w:r>
-      <w:r>
-        <w:br/>
-      </w:r>
-      <w:r>
-        <w:t xml:space="preserve">Not paying is the best reply to every configuration. </w:t>
-      </w:r>
-      <w:r>
-        <w:br/>
-      </w:r>
-      <w:r>
-        <w:t xml:space="preserve">The stable point is slack walls. No villain required.</w:t>
-      </w:r>
-    </w:p>
-    <w:p>
-      <w:pPr>
-        <w:pStyle w:val="BodyText"/>
-      </w:pPr>
-      <w:r>
-        <w:t xml:space="preserve">Then:</w:t>
-      </w:r>
-    </w:p>
-    <w:p>
-      <w:pPr>
-        <w:pStyle w:val="BodyText"/>
-      </w:pPr>
-      <w:r>
-        <w:t xml:space="preserve">It ran 11,000 years because it was not a treaty. </w:t>
-      </w:r>
-      <w:r>
-        <w:br/>
-      </w:r>
-      <w:r>
-        <w:t xml:space="preserve">Eleven rooms. Held correlations. Replenishment as required. </w:t>
-      </w:r>
-      <w:r>
-        <w:br/>
-      </w:r>
-      <w:r>
-        <w:t xml:space="preserve">Defection was not punished. It was visible. </w:t>
-      </w:r>
-      <w:r>
-        <w:br/>
-      </w:r>
-      <w:r>
-        <w:t xml:space="preserve">Classical ceiling 75%. With correlation 85%. Grid game: 100%.</w:t>
-      </w:r>
-      <w:r>
-        <w:br/>
-      </w:r>
-      <w:r>
-        <w:t xml:space="preserve">You cannot fake your way above a theorem.</w:t>
-      </w:r>
-    </w:p>
-    <w:p>
-      <w:pPr>
-        <w:pStyle w:val="BodyText"/>
-      </w:pPr>
-      <w:r>
-        <w:t xml:space="preserve">Then, underlined:</w:t>
-      </w:r>
-    </w:p>
-    <w:p>
-      <w:pPr>
-        <w:pStyle w:val="BodyText"/>
-      </w:pPr>
-      <w:r>
-        <w:t xml:space="preserve">Monogamy caps the membership. Nine. Out of forty-one. </w:t>
-      </w:r>
-      <w:r>
-        <w:br/>
-      </w:r>
-      <w:r>
-        <w:t xml:space="preserve">We will have to choose, and everyone left out will be right about us.</w:t>
-      </w:r>
-    </w:p>
-    <w:p>
-      <w:pPr>
-        <w:pStyle w:val="BodyText"/>
-      </w:pPr>
-      <w:r>
-        <w:t xml:space="preserve">Then:</w:t>
-      </w:r>
-    </w:p>
-    <w:p>
-      <w:pPr>
-        <w:pStyle w:val="BodyText"/>
-      </w:pPr>
-      <w:r>
-        <w:t xml:space="preserve">These games have no optimal play. </w:t>
-      </w:r>
-      <w:r>
-        <w:br/>
-      </w:r>
-      <w:r>
-        <w:t xml:space="preserve">Approximating the best score is the halting problem. </w:t>
-      </w:r>
-      <w:r>
-        <w:br/>
-      </w:r>
-      <w:r>
-        <w:t xml:space="preserve">More correlation always helps and never suffices. </w:t>
-      </w:r>
-      <w:r>
-        <w:br/>
-      </w:r>
-      <w:r>
-        <w:t xml:space="preserve">He will propose an undecidable game in October. We drew him the plans in Vienna.</w:t>
-      </w:r>
-    </w:p>
-    <w:p>
-      <w:pPr>
-        <w:pStyle w:val="BodyText"/>
-      </w:pPr>
-      <w:r>
-        <w:t xml:space="preserve">Then:</w:t>
-      </w:r>
-    </w:p>
-    <w:p>
-      <w:pPr>
-        <w:pStyle w:val="BodyText"/>
-      </w:pPr>
-      <w:r>
-        <w:t xml:space="preserve">4C crossed over in 1961.</w:t>
-      </w:r>
-      <w:r>
-        <w:br/>
-      </w:r>
-      <w:r>
-        <w:t xml:space="preserve">The clerk filed it wrong in 1961.</w:t>
-      </w:r>
-      <w:r>
-        <w:br/>
-      </w:r>
-      <w:r>
-        <w:t xml:space="preserve">No conclusion. Box it.</w:t>
-      </w:r>
-    </w:p>
-    <w:p>
-      <w:pPr>
-        <w:pStyle w:val="BodyText"/>
-      </w:pPr>
-      <w:r>
-        <w:t xml:space="preserve">And last:</w:t>
       </w:r>
     </w:p>
     <w:p>
@@ -9252,7 +8928,53 @@
         <w:pStyle w:val="BodyText"/>
       </w:pPr>
       <w:r>
-        <w:t xml:space="preserve">“There is a famous essay,” he said, “written by a man of my generation, on what he called the</w:t>
+        <w:t xml:space="preserve">“There is a famous essay,” he said, “written by a man of my generation, a Hungarian, a far better physicist than I am and for forty years my friend, on what he called the </w:t>
+      </w:r>
+      <w:r>
+        <w:rPr>
+          <w:i/>
+        </w:rPr>
+        <w:t xml:space="preserve">unreasonable effectiveness</w:t>
+      </w:r>
+      <w:r>
+        <w:t xml:space="preserve"> of mathematics in the natural sciences. His point was a genuine astonishment. A man invents a piece of pure mathematics for reasons of internal beauty, with no application in mind and often with contempt for application. Fifty years later it turns out to be the exact language of some physical phenomenon nobody had discovered when he was writing. Complex numbers, invented to handle roots of polynomials, turn out to be the arithmetic of probability amplitudes. Curved geometry, developed as a pure exercise, turns out to be gravitation. Group theory, invented for equations, turns out to be why particles come in the families they come in. The essay says: this is a miracle, and we have no right to it, and we should not stop being amazed.”</w:t>
+      </w:r>
+    </w:p>
+    <w:p>
+      <w:pPr>
+        <w:pStyle w:val="BodyText"/>
+      </w:pPr>
+      <w:r>
+        <w:t xml:space="preserve">“And you disagree,” said Miss Pike.</w:t>
+      </w:r>
+    </w:p>
+    <w:p>
+      <w:pPr>
+        <w:pStyle w:val="BodyText"/>
+      </w:pPr>
+      <w:r>
+        <w:t xml:space="preserve">“I think it is largely a</w:t>
+      </w:r>
+      <w:r>
+        <w:t xml:space="preserve"> </w:t>
+      </w:r>
+      <w:r>
+        <w:rPr>
+          <w:bCs/>
+          <w:b/>
+        </w:rPr>
+        <w:t xml:space="preserve">selection effect</w:t>
+      </w:r>
+      <w:r>
+        <w:t xml:space="preserve">,” said Eugenius, “and I think saying so is the most useful thing an old cosmologist can do in a room like this.”</w:t>
+      </w:r>
+    </w:p>
+    <w:p>
+      <w:pPr>
+        <w:pStyle w:val="BodyText"/>
+      </w:pPr>
+      <w:r>
+        <w:t xml:space="preserve">“Consider. We do not have a list of every domain of nature and a note of how well mathematics did in each. We have a discipline called physics, and the way a subject gets into it is by</w:t>
       </w:r>
       <w:r>
         <w:t xml:space="preserve"> </w:t>
@@ -9262,50 +8984,10 @@
           <w:iCs/>
           <w:i/>
         </w:rPr>
-        <w:t xml:space="preserve">unreasonable effectiveness</w:t>
-      </w:r>
-      <w:r>
-        <w:t xml:space="preserve"> </w:t>
-      </w:r>
-      <w:r>
-        <w:t xml:space="preserve">of mathematics in the natural sciences. His point was a genuine astonishment. A man invents a piece of pure mathematics for reasons of internal beauty, with no application in mind and often with contempt for application. Fifty years later it turns out to be the exact language of some physical phenomenon nobody had discovered when he was writing. Complex numbers, invented to handle roots of polynomials, turn out to be the arithmetic of probability amplitudes. Curved geometry, developed as a pure exercise, turns out to be gravitation. Group theory, invented for equations, turns out to be why particles come in the families they come in. The essay says: this is a miracle, and we have no right to it, and we should not stop being amazed.”</w:t>
-      </w:r>
-    </w:p>
-    <w:p>
-      <w:pPr>
-        <w:pStyle w:val="BodyText"/>
-      </w:pPr>
-      <w:r>
-        <w:t xml:space="preserve">“And you disagree,” said Miss Pike.</w:t>
-      </w:r>
-    </w:p>
-    <w:p>
-      <w:pPr>
-        <w:pStyle w:val="BodyText"/>
-      </w:pPr>
-      <w:r>
-        <w:t xml:space="preserve">“I think it is largely a</w:t>
-      </w:r>
-      <w:r>
-        <w:t xml:space="preserve"> </w:t>
-      </w:r>
-      <w:r>
-        <w:rPr>
-          <w:bCs/>
-          <w:b/>
-        </w:rPr>
-        <w:t xml:space="preserve">selection effect</w:t>
-      </w:r>
-      <w:r>
-        <w:t xml:space="preserve">,” said Eugenius, “and I think saying so is the most useful thing an old cosmologist can do in a room like this.”</w:t>
-      </w:r>
-    </w:p>
-    <w:p>
-      <w:pPr>
-        <w:pStyle w:val="BodyText"/>
-      </w:pPr>
-      <w:r>
-        <w:t xml:space="preserve">“Consider. We do not have a list of every domain of nature and a note of how well mathematics did in each. We have a discipline called physics, and the way a subject gets into it is by</w:t>
+        <w:t xml:space="preserve">proving amenable</w:t>
+      </w:r>
+      <w:r>
+        <w:t xml:space="preserve">. Where the mathematics works, we call it physics and give out prizes. Where it does not work, we call it history, or biology before nineteen fifty, or economics, or the behaviour of a committee, and we say that those subjects are</w:t>
       </w:r>
       <w:r>
         <w:t xml:space="preserve"> </w:t>
@@ -9315,10 +8997,58 @@
           <w:iCs/>
           <w:i/>
         </w:rPr>
-        <w:t xml:space="preserve">proving amenable</w:t>
-      </w:r>
-      <w:r>
-        <w:t xml:space="preserve">. Where the mathematics works, we call it physics and give out prizes. Where it does not work, we call it history, or biology before nineteen fifty, or economics, or the behaviour of a committee, and we say that those subjects are</w:t>
+        <w:t xml:space="preserve">not yet mature</w:t>
+      </w:r>
+      <w:r>
+        <w:t xml:space="preserve">, which is a remarkable piece of question-begging that has never once been challenged.”</w:t>
+      </w:r>
+    </w:p>
+    <w:p>
+      <w:pPr>
+        <w:pStyle w:val="BodyText"/>
+      </w:pPr>
+      <w:r>
+        <w:t xml:space="preserve">“Then: we did not find mathematics lying about. We built it, over four thousand years, out of counting sheep and dividing fields and firing projectiles. It would be extraordinary if a tool shaped that thoroughly by the physical world turned out to be no use in describing it.”</w:t>
+      </w:r>
+    </w:p>
+    <w:p>
+      <w:pPr>
+        <w:pStyle w:val="BodyText"/>
+      </w:pPr>
+      <w:r>
+        <w:t xml:space="preserve">“Then say what this costs us,” said Fainrose, “in a sentence I can put in a filing. I have a hundred and forty-eight days.”</w:t>
+      </w:r>
+    </w:p>
+    <w:p>
+      <w:pPr>
+        <w:pStyle w:val="BodyText"/>
+      </w:pPr>
+      <w:r>
+        <w:t xml:space="preserve">“I am coming to the sentence,” said Eugenius, “and you will not like it, because it is not a discovery. It is bookkeeping.”</w:t>
+      </w:r>
+    </w:p>
+    <w:p>
+      <w:pPr>
+        <w:pStyle w:val="BodyText"/>
+      </w:pPr>
+      <w:r>
+        <w:t xml:space="preserve">“And then the count. Ninety-nine per cent of pure mathematics has no physical application whatever and never will. We remember complex numbers and curved geometry. Nobody writes essays about the enormous graveyard. If you fire ten thousand arrows and eleven hit the target, and you frame the eleven, you will develop a wonderful theory of your own marksmanship.”</w:t>
+      </w:r>
+    </w:p>
+    <w:p>
+      <w:pPr>
+        <w:pStyle w:val="BodyText"/>
+      </w:pPr>
+      <w:r>
+        <w:t xml:space="preserve">Stadthof said, “You’re taking away my Braid.”</w:t>
+      </w:r>
+    </w:p>
+    <w:p>
+      <w:pPr>
+        <w:pStyle w:val="BodyText"/>
+      </w:pPr>
+      <w:r>
+        <w:t xml:space="preserve">“I am taking away your</w:t>
       </w:r>
       <w:r>
         <w:t xml:space="preserve"> </w:t>
@@ -9328,58 +9058,26 @@
           <w:iCs/>
           <w:i/>
         </w:rPr>
-        <w:t xml:space="preserve">not yet mature</w:t>
-      </w:r>
-      <w:r>
-        <w:t xml:space="preserve">, which is a remarkable piece of question-begging that has never once been challenged.”</w:t>
-      </w:r>
-    </w:p>
-    <w:p>
-      <w:pPr>
-        <w:pStyle w:val="BodyText"/>
-      </w:pPr>
-      <w:r>
-        <w:t xml:space="preserve">“Then: we did not find mathematics lying about. We built it, over four thousand years, out of counting sheep and dividing fields and firing projectiles. It would be extraordinary if a tool shaped that thoroughly by the physical world turned out to be no use in describing it.”</w:t>
-      </w:r>
-    </w:p>
-    <w:p>
-      <w:pPr>
-        <w:pStyle w:val="BodyText"/>
-      </w:pPr>
-      <w:r>
-        <w:t xml:space="preserve">“Then say what this costs us,” said Fainrose, “in a sentence I can put in a filing. I have a hundred and forty-eight days.”</w:t>
-      </w:r>
-    </w:p>
-    <w:p>
-      <w:pPr>
-        <w:pStyle w:val="BodyText"/>
-      </w:pPr>
-      <w:r>
-        <w:t xml:space="preserve">“I am coming to the sentence,” said Eugenius, “and you will not like it, because it is not a discovery. It is bookkeeping.”</w:t>
-      </w:r>
-    </w:p>
-    <w:p>
-      <w:pPr>
-        <w:pStyle w:val="BodyText"/>
-      </w:pPr>
-      <w:r>
-        <w:t xml:space="preserve">“And then the count. Ninety-nine per cent of pure mathematics has no physical application whatever and never will. We remember complex numbers and curved geometry. Nobody writes essays about the enormous graveyard. If you fire ten thousand arrows and eleven hit the target, and you frame the eleven, you will develop a wonderful theory of your own marksmanship.”</w:t>
-      </w:r>
-    </w:p>
-    <w:p>
-      <w:pPr>
-        <w:pStyle w:val="BodyText"/>
-      </w:pPr>
-      <w:r>
-        <w:t xml:space="preserve">Stadthof said, “You’re taking away my Braid.”</w:t>
-      </w:r>
-    </w:p>
-    <w:p>
-      <w:pPr>
-        <w:pStyle w:val="BodyText"/>
-      </w:pPr>
-      <w:r>
-        <w:t xml:space="preserve">“I am taking away your</w:t>
+        <w:t xml:space="preserve">miracle</w:t>
+      </w:r>
+      <w:r>
+        <w:t xml:space="preserve">, Mr Stadthof, which is not the same thing and you will feel better in a fortnight.” Eugenius almost smiled. “A colleague of mine, an engineer, answered the essay properly in nineteen eighty. He said: we see what we look for; we choose the mathematics that fits; science addresses only the tiny fraction of questions it can address; and our brains were shaped by the same physics they are describing. All four are true and all four are dull, and dullness is generally the mark of a correct answer to an over-exciting question.”</w:t>
+      </w:r>
+    </w:p>
+    <w:p>
+      <w:pPr>
+        <w:pStyle w:val="BodyText"/>
+      </w:pPr>
+      <w:r>
+        <w:t xml:space="preserve">“Very well,” said Fainrose, “and now the part that concerns my hundred and forty-eight days, because you did not come from Cambridge to review a sixty-year-old essay.”</w:t>
+      </w:r>
+    </w:p>
+    <w:p>
+      <w:pPr>
+        <w:pStyle w:val="BodyText"/>
+      </w:pPr>
+      <w:r>
+        <w:t xml:space="preserve">“No.” Eugenius put a single sheet on the table. “I came because of paragraph 9 of Ms Sloan’s draft protocol, which reads:</w:t>
       </w:r>
       <w:r>
         <w:t xml:space="preserve"> </w:t>
@@ -9389,26 +9087,39 @@
           <w:iCs/>
           <w:i/>
         </w:rPr>
-        <w:t xml:space="preserve">miracle</w:t>
-      </w:r>
-      <w:r>
-        <w:t xml:space="preserve">, Mr Stadthof, which is not the same thing and you will feel better in a fortnight.” Eugenius almost smiled. “A colleague of mine, an engineer, answered the essay properly in nineteen eighty. He said: we see what we look for; we choose the mathematics that fits; science addresses only the tiny fraction of questions it can address; and our brains were shaped by the same physics they are describing. All four are true and all four are dull, and dullness is generally the mark of a correct answer to an over-exciting question.”</w:t>
-      </w:r>
-    </w:p>
-    <w:p>
-      <w:pPr>
-        <w:pStyle w:val="BodyText"/>
-      </w:pPr>
-      <w:r>
-        <w:t xml:space="preserve">“Very well,” said Fainrose, “and now the part that concerns my hundred and forty-eight days, because you did not come from Cambridge to review a sixty-year-old essay.”</w:t>
-      </w:r>
-    </w:p>
-    <w:p>
-      <w:pPr>
-        <w:pStyle w:val="BodyText"/>
-      </w:pPr>
-      <w:r>
-        <w:t xml:space="preserve">“No.” Eugenius put a single sheet on the table. “I came because of paragraph 9 of Ms Sloan’s draft protocol, which reads:</w:t>
+        <w:t xml:space="preserve">a party which has not maintained held correlations cannot attain a score above the classical ceiling, the ceiling being a theorem and not a standard.</w:t>
+      </w:r>
+      <w:r>
+        <w:t xml:space="preserve">”</w:t>
+      </w:r>
+    </w:p>
+    <w:p>
+      <w:pPr>
+        <w:pStyle w:val="BodyText"/>
+      </w:pPr>
+      <w:r>
+        <w:t xml:space="preserve">“That’s Nashville’s point and it’s correct.”</w:t>
+      </w:r>
+    </w:p>
+    <w:p>
+      <w:pPr>
+        <w:pStyle w:val="BodyText"/>
+      </w:pPr>
+      <w:r>
+        <w:t xml:space="preserve">“It is correct</w:t>
+      </w:r>
+      <w:r>
+        <w:t xml:space="preserve"> </w:t>
+      </w:r>
+      <w:r>
+        <w:rPr>
+          <w:bCs/>
+          <w:b/>
+        </w:rPr>
+        <w:t xml:space="preserve">within the formalism</w:t>
+      </w:r>
+      <w:r>
+        <w:t xml:space="preserve">,” said Viktor Eugenius. “And a theorem constrains a</w:t>
       </w:r>
       <w:r>
         <w:t xml:space="preserve"> </w:t>
@@ -9418,39 +9129,10 @@
           <w:iCs/>
           <w:i/>
         </w:rPr>
-        <w:t xml:space="preserve">a party which has not maintained held correlations cannot attain a score above the classical ceiling, the ceiling being a theorem and not a standard.</w:t>
-      </w:r>
-      <w:r>
-        <w:t xml:space="preserve">”</w:t>
-      </w:r>
-    </w:p>
-    <w:p>
-      <w:pPr>
-        <w:pStyle w:val="BodyText"/>
-      </w:pPr>
-      <w:r>
-        <w:t xml:space="preserve">“That’s Nashville’s point and it’s correct.”</w:t>
-      </w:r>
-    </w:p>
-    <w:p>
-      <w:pPr>
-        <w:pStyle w:val="BodyText"/>
-      </w:pPr>
-      <w:r>
-        <w:t xml:space="preserve">“It is correct</w:t>
-      </w:r>
-      <w:r>
-        <w:t xml:space="preserve"> </w:t>
-      </w:r>
-      <w:r>
-        <w:rPr>
-          <w:bCs/>
-          <w:b/>
-        </w:rPr>
-        <w:t xml:space="preserve">within the formalism</w:t>
-      </w:r>
-      <w:r>
-        <w:t xml:space="preserve">,” said Viktor Eugenius. “And a theorem constrains a</w:t>
+        <w:t xml:space="preserve">model</w:t>
+      </w:r>
+      <w:r>
+        <w:t xml:space="preserve">. It does not constrain a world. It constrains the world only to the exact extent that the world is faithfully described by the framework in which the theorem was proved, and</w:t>
       </w:r>
       <w:r>
         <w:t xml:space="preserve"> </w:t>
@@ -9460,10 +9142,42 @@
           <w:iCs/>
           <w:i/>
         </w:rPr>
-        <w:t xml:space="preserve">model</w:t>
-      </w:r>
-      <w:r>
-        <w:t xml:space="preserve">. It does not constrain a world. It constrains the world only to the exact extent that the world is faithfully described by the framework in which the theorem was proved, and</w:t>
+        <w:t xml:space="preserve">that</w:t>
+      </w:r>
+      <w:r>
+        <w:t xml:space="preserve"> </w:t>
+      </w:r>
+      <w:r>
+        <w:t xml:space="preserve">is not a theorem. That is an empirical claim, with a domain of validity, like every other empirical claim, and it has never once been tested in the regime you are now operating in.”</w:t>
+      </w:r>
+    </w:p>
+    <w:p>
+      <w:pPr>
+        <w:pStyle w:val="BodyText"/>
+      </w:pPr>
+      <w:r>
+        <w:t xml:space="preserve">Beatrix said, “Say the regime.”</w:t>
+      </w:r>
+    </w:p>
+    <w:p>
+      <w:pPr>
+        <w:pStyle w:val="BodyText"/>
+      </w:pPr>
+      <w:r>
+        <w:t xml:space="preserve">“Every experiment that has ever confirmed your ceiling — and there are thousands, and they are excellent, and I believe every one of them — was performed against a</w:t>
+      </w:r>
+      <w:r>
+        <w:t xml:space="preserve"> </w:t>
+      </w:r>
+      <w:r>
+        <w:rPr>
+          <w:bCs/>
+          <w:b/>
+        </w:rPr>
+        <w:t xml:space="preserve">fixed background</w:t>
+      </w:r>
+      <w:r>
+        <w:t xml:space="preserve">. The vacuum stayed where it was. Nobody had lowered the price of nothing by eleven parts in ten to the twenty-second while the apparatus was running.” He tapped the sheet. “You have discovered that the background is an</w:t>
       </w:r>
       <w:r>
         <w:t xml:space="preserve"> </w:t>
@@ -9473,42 +9187,42 @@
           <w:iCs/>
           <w:i/>
         </w:rPr>
-        <w:t xml:space="preserve">that</w:t>
-      </w:r>
-      <w:r>
-        <w:t xml:space="preserve"> </w:t>
-      </w:r>
-      <w:r>
-        <w:t xml:space="preserve">is not a theorem. That is an empirical claim, with a domain of validity, like every other empirical claim, and it has never once been tested in the regime you are now operating in.”</w:t>
-      </w:r>
-    </w:p>
-    <w:p>
-      <w:pPr>
-        <w:pStyle w:val="BodyText"/>
-      </w:pPr>
-      <w:r>
-        <w:t xml:space="preserve">Beatrix said, “Say the regime.”</w:t>
-      </w:r>
-    </w:p>
-    <w:p>
-      <w:pPr>
-        <w:pStyle w:val="BodyText"/>
-      </w:pPr>
-      <w:r>
-        <w:t xml:space="preserve">“Every experiment that has ever confirmed your ceiling — and there are thousands, and they are excellent, and I believe every one of them — was performed against a</w:t>
-      </w:r>
-      <w:r>
-        <w:t xml:space="preserve"> </w:t>
-      </w:r>
-      <w:r>
-        <w:rPr>
-          <w:bCs/>
-          <w:b/>
-        </w:rPr>
-        <w:t xml:space="preserve">fixed background</w:t>
-      </w:r>
-      <w:r>
-        <w:t xml:space="preserve">. The vacuum stayed where it was. Nobody had lowered the price of nothing by eleven parts in ten to the twenty-second while the apparatus was running.” He tapped the sheet. “You have discovered that the background is an</w:t>
+        <w:t xml:space="preserve">editable quantity</w:t>
+      </w:r>
+      <w:r>
+        <w:t xml:space="preserve">. And you have then gone on to build an enforcement mechanism whose entire security rests on a bound derived by assuming it is not.”</w:t>
+      </w:r>
+    </w:p>
+    <w:p>
+      <w:pPr>
+        <w:pStyle w:val="BodyText"/>
+      </w:pPr>
+      <w:r>
+        <w:t xml:space="preserve">There was a silence of the specific kind that Lolly had learned to recognise as the sound of a department realising it had been holding something upside down.</w:t>
+      </w:r>
+    </w:p>
+    <w:p>
+      <w:pPr>
+        <w:pStyle w:val="BodyText"/>
+      </w:pPr>
+      <w:r>
+        <w:t xml:space="preserve">“Give me the number,” said Fainrose. “You have one.”</w:t>
+      </w:r>
+    </w:p>
+    <w:p>
+      <w:pPr>
+        <w:pStyle w:val="BodyText"/>
+      </w:pPr>
+      <w:r>
+        <w:t xml:space="preserve">“I have three.” Eugenius held up a hand. “Your classical ceiling is two. Your quantum ceiling — the one Ms Sloan’s protocol relies upon — is two point eight two eight, and everybody in this room thinks of that as the ceiling imposed by the universe.”</w:t>
+      </w:r>
+    </w:p>
+    <w:p>
+      <w:pPr>
+        <w:pStyle w:val="BodyText"/>
+      </w:pPr>
+      <w:r>
+        <w:t xml:space="preserve">“It is not. The ceiling imposed by</w:t>
       </w:r>
       <w:r>
         <w:t xml:space="preserve"> </w:t>
@@ -9518,42 +9232,42 @@
           <w:iCs/>
           <w:i/>
         </w:rPr>
-        <w:t xml:space="preserve">editable quantity</w:t>
-      </w:r>
-      <w:r>
-        <w:t xml:space="preserve">. And you have then gone on to build an enforcement mechanism whose entire security rests on a bound derived by assuming it is not.”</w:t>
-      </w:r>
-    </w:p>
-    <w:p>
-      <w:pPr>
-        <w:pStyle w:val="BodyText"/>
-      </w:pPr>
-      <w:r>
-        <w:t xml:space="preserve">There was a silence of the specific kind that Lolly had learned to recognise as the sound of a department realising it had been holding something upside down.</w:t>
-      </w:r>
-    </w:p>
-    <w:p>
-      <w:pPr>
-        <w:pStyle w:val="BodyText"/>
-      </w:pPr>
-      <w:r>
-        <w:t xml:space="preserve">“Give me the number,” said Fainrose. “You have one.”</w:t>
-      </w:r>
-    </w:p>
-    <w:p>
-      <w:pPr>
-        <w:pStyle w:val="BodyText"/>
-      </w:pPr>
-      <w:r>
-        <w:t xml:space="preserve">“I have three.” Eugenius held up a hand. “Your classical ceiling is two. Your quantum ceiling — the one Ms Sloan’s protocol relies upon — is two point eight two eight, and everybody in this room thinks of that as the ceiling imposed by the universe.”</w:t>
-      </w:r>
-    </w:p>
-    <w:p>
-      <w:pPr>
-        <w:pStyle w:val="BodyText"/>
-      </w:pPr>
-      <w:r>
-        <w:t xml:space="preserve">“It is not. The ceiling imposed by</w:t>
+        <w:t xml:space="preserve">relativity alone</w:t>
+      </w:r>
+      <w:r>
+        <w:t xml:space="preserve"> </w:t>
+      </w:r>
+      <w:r>
+        <w:t xml:space="preserve">— by the requirement that no correlation can be used to send a signal, which is the only thing we know from principle rather than from formalism — is</w:t>
+      </w:r>
+      <w:r>
+        <w:t xml:space="preserve"> </w:t>
+      </w:r>
+      <w:r>
+        <w:rPr>
+          <w:bCs/>
+          <w:b/>
+        </w:rPr>
+        <w:t xml:space="preserve">four</w:t>
+      </w:r>
+      <w:r>
+        <w:t xml:space="preserve">.”</w:t>
+      </w:r>
+    </w:p>
+    <w:p>
+      <w:pPr>
+        <w:pStyle w:val="BodyText"/>
+      </w:pPr>
+      <w:r>
+        <w:t xml:space="preserve">Nobody spoke.</w:t>
+      </w:r>
+    </w:p>
+    <w:p>
+      <w:pPr>
+        <w:pStyle w:val="BodyText"/>
+      </w:pPr>
+      <w:r>
+        <w:t xml:space="preserve">“There is a perfectly consistent hypothetical device, in the literature since nineteen ninety-four, which scores four. It transmits no information. It violates no relativity. It cannot be used to signal. It simply achieves correlations stronger than quantum mechanics permits, and nothing in the structure of spacetime forbids it. Quantum theory forbids it, which is a very different statement.” He sat back. “There is a beautiful argument that the reason we live at two point eight two eight and not four has to do with the amount of information one party can extract about another’s data — an axiom about communication rather than about mechanics. It is elegant and I believe it. But it is an</w:t>
       </w:r>
       <w:r>
         <w:t xml:space="preserve"> </w:t>
@@ -9563,42 +9277,26 @@
           <w:iCs/>
           <w:i/>
         </w:rPr>
-        <w:t xml:space="preserve">relativity alone</w:t>
-      </w:r>
-      <w:r>
-        <w:t xml:space="preserve"> </w:t>
-      </w:r>
-      <w:r>
-        <w:t xml:space="preserve">— by the requirement that no correlation can be used to send a signal, which is the only thing we know from principle rather than from formalism — is</w:t>
-      </w:r>
-      <w:r>
-        <w:t xml:space="preserve"> </w:t>
-      </w:r>
-      <w:r>
-        <w:rPr>
-          <w:bCs/>
-          <w:b/>
-        </w:rPr>
-        <w:t xml:space="preserve">four</w:t>
-      </w:r>
-      <w:r>
-        <w:t xml:space="preserve">.”</w:t>
-      </w:r>
-    </w:p>
-    <w:p>
-      <w:pPr>
-        <w:pStyle w:val="BodyText"/>
-      </w:pPr>
-      <w:r>
-        <w:t xml:space="preserve">Nobody spoke.</w:t>
-      </w:r>
-    </w:p>
-    <w:p>
-      <w:pPr>
-        <w:pStyle w:val="BodyText"/>
-      </w:pPr>
-      <w:r>
-        <w:t xml:space="preserve">“There is a perfectly consistent hypothetical device, in the literature since nineteen ninety-four, which scores four. It transmits no information. It violates no relativity. It cannot be used to signal. It simply achieves correlations stronger than quantum mechanics permits, and nothing in the structure of spacetime forbids it. Quantum theory forbids it, which is a very different statement.” He sat back. “There is a beautiful argument that the reason we live at two point eight two eight and not four has to do with the amount of information one party can extract about another’s data — an axiom about communication rather than about mechanics. It is elegant and I believe it. But it is an</w:t>
+        <w:t xml:space="preserve">axiom</w:t>
+      </w:r>
+      <w:r>
+        <w:t xml:space="preserve">, and axioms are things one has adopted, and I have spent an unpleasant month asking myself what would happen to that axiom in a volume where somebody is rewriting screens, and I do not know, and neither does anybody, and Ms Sloan has drafted a protocol which reads a high score as proof of good standing.”</w:t>
+      </w:r>
+    </w:p>
+    <w:p>
+      <w:pPr>
+        <w:pStyle w:val="BodyText"/>
+      </w:pPr>
+      <w:r>
+        <w:t xml:space="preserve">Beatrix Sloan said, very quietly, “Then a cheat scores above the quantum bound.”</w:t>
+      </w:r>
+    </w:p>
+    <w:p>
+      <w:pPr>
+        <w:pStyle w:val="BodyText"/>
+      </w:pPr>
+      <w:r>
+        <w:t xml:space="preserve">“A cheat with a vacuum budget and no held correlations at all,” said Eugenius, “scores three point four, and your protocol certifies him as the most compliant member of the nine, and every honest party sitting at two point eight is marked down as a laggard. You have not built a system that is impossible to fake. You have built one where the</w:t>
       </w:r>
       <w:r>
         <w:t xml:space="preserve"> </w:t>
@@ -9608,26 +9306,53 @@
           <w:iCs/>
           <w:i/>
         </w:rPr>
-        <w:t xml:space="preserve">axiom</w:t>
-      </w:r>
-      <w:r>
-        <w:t xml:space="preserve">, and axioms are things one has adopted, and I have spent an unpleasant month asking myself what would happen to that axiom in a volume where somebody is rewriting screens, and I do not know, and neither does anybody, and Ms Sloan has drafted a protocol which reads a high score as proof of good standing.”</w:t>
-      </w:r>
-    </w:p>
-    <w:p>
-      <w:pPr>
-        <w:pStyle w:val="BodyText"/>
-      </w:pPr>
-      <w:r>
-        <w:t xml:space="preserve">Beatrix Sloan said, very quietly, “Then a cheat scores above the quantum bound.”</w:t>
-      </w:r>
-    </w:p>
-    <w:p>
-      <w:pPr>
-        <w:pStyle w:val="BodyText"/>
-      </w:pPr>
-      <w:r>
-        <w:t xml:space="preserve">“A cheat with a vacuum budget and no held correlations at all,” said Eugenius, “scores three point four, and your protocol certifies him as the most compliant member of the nine, and every honest party sitting at two point eight is marked down as a laggard. You have not built a system that is impossible to fake. You have built one where the</w:t>
+        <w:t xml:space="preserve">only</w:t>
+      </w:r>
+      <w:r>
+        <w:t xml:space="preserve"> </w:t>
+      </w:r>
+      <w:r>
+        <w:t xml:space="preserve">way to fake it is to be the one entity in the galaxy who has been editing screens, and where the fake presents as excellence.”</w:t>
+      </w:r>
+    </w:p>
+    <w:p>
+      <w:pPr>
+        <w:pStyle w:val="BodyText"/>
+      </w:pPr>
+      <w:r>
+        <w:t xml:space="preserve">They broke for twenty minutes and nobody left the room.</w:t>
+      </w:r>
+    </w:p>
+    <w:p>
+      <w:pPr>
+        <w:pStyle w:val="BodyText"/>
+      </w:pPr>
+      <w:r>
+        <w:t xml:space="preserve">It was Priya Ramanathan who came back at it, from a direction nobody expected, and Lolly afterwards thought that this was the moment the department stopped being a department that received experts and became one that had an argument of its own.</w:t>
+      </w:r>
+    </w:p>
+    <w:p>
+      <w:pPr>
+        <w:pStyle w:val="BodyText"/>
+      </w:pPr>
+      <w:r>
+        <w:t xml:space="preserve">“Professor Eugenius,” she said. “I accept the whole of that and I want to hand you a bill for it.”</w:t>
+      </w:r>
+    </w:p>
+    <w:p>
+      <w:pPr>
+        <w:pStyle w:val="BodyText"/>
+      </w:pPr>
+      <w:r>
+        <w:t xml:space="preserve">“By all means.”</w:t>
+      </w:r>
+    </w:p>
+    <w:p>
+      <w:pPr>
+        <w:pStyle w:val="BodyText"/>
+      </w:pPr>
+      <w:r>
+        <w:t xml:space="preserve">“You’ve told us that mathematics works only in the domains that proved amenable, and that we defined physics as the amenable part. Fine. But you have not asked the second question, which is</w:t>
       </w:r>
       <w:r>
         <w:t xml:space="preserve"> </w:t>
@@ -9637,53 +9362,50 @@
           <w:iCs/>
           <w:i/>
         </w:rPr>
-        <w:t xml:space="preserve">only</w:t>
-      </w:r>
-      <w:r>
-        <w:t xml:space="preserve"> </w:t>
-      </w:r>
-      <w:r>
-        <w:t xml:space="preserve">way to fake it is to be the one entity in the galaxy who has been editing screens, and where the fake presents as excellence.”</w:t>
-      </w:r>
-    </w:p>
-    <w:p>
-      <w:pPr>
-        <w:pStyle w:val="BodyText"/>
-      </w:pPr>
-      <w:r>
-        <w:t xml:space="preserve">They broke for twenty minutes and nobody left the room.</w:t>
-      </w:r>
-    </w:p>
-    <w:p>
-      <w:pPr>
-        <w:pStyle w:val="BodyText"/>
-      </w:pPr>
-      <w:r>
-        <w:t xml:space="preserve">It was Priya Ramanathan who came back at it, from a direction nobody expected, and Lolly afterwards thought that this was the moment the department stopped being a department that received experts and became one that had an argument of its own.</w:t>
-      </w:r>
-    </w:p>
-    <w:p>
-      <w:pPr>
-        <w:pStyle w:val="BodyText"/>
-      </w:pPr>
-      <w:r>
-        <w:t xml:space="preserve">“Professor Eugenius,” she said. “I accept the whole of that and I want to hand you a bill for it.”</w:t>
-      </w:r>
-    </w:p>
-    <w:p>
-      <w:pPr>
-        <w:pStyle w:val="BodyText"/>
-      </w:pPr>
-      <w:r>
-        <w:t xml:space="preserve">“By all means.”</w:t>
-      </w:r>
-    </w:p>
-    <w:p>
-      <w:pPr>
-        <w:pStyle w:val="BodyText"/>
-      </w:pPr>
-      <w:r>
-        <w:t xml:space="preserve">“You’ve told us that mathematics works only in the domains that proved amenable, and that we defined physics as the amenable part. Fine. But you have not asked the second question, which is</w:t>
+        <w:t xml:space="preserve">why any domain is amenable at all</w:t>
+      </w:r>
+      <w:r>
+        <w:t xml:space="preserve">. Why is there a regime in which three lines of algebra predict a planet for a thousand years? That is not a selection effect. Selection explains which subjects we admitted to the club. It does not explain why the club exists.”</w:t>
+      </w:r>
+    </w:p>
+    <w:p>
+      <w:pPr>
+        <w:pStyle w:val="BodyText"/>
+      </w:pPr>
+      <w:r>
+        <w:t xml:space="preserve">Eugenius put his hands together and said, “Go on. This is why I telephoned.”</w:t>
+      </w:r>
+    </w:p>
+    <w:p>
+      <w:pPr>
+        <w:pStyle w:val="BodyText"/>
+      </w:pPr>
+      <w:r>
+        <w:t xml:space="preserve">“The answer is decoherence, and I think it is the answer to your essay and I don’t think anybody has put it to you in those terms.” Ramanathan went to the board. “A system in contact with an environment does not stay in arbitrary superpositions. The environment monitors it constantly — every photon, every air molecule, every gravitational whisper — and monitoring destroys the delicate combinations extremely fast. A dust grain floating in ordinary air loses coherence across its own width in something like ten to the minus thirty seconds. Nothing survives that except a very small, very particular set of states: the ones the environment happens to be measuring, the ones that get copied rather than scrambled. Those are the pointer states. Everything else is gone before it can be written down.”</w:t>
+      </w:r>
+    </w:p>
+    <w:p>
+      <w:pPr>
+        <w:pStyle w:val="BodyText"/>
+      </w:pPr>
+      <w:r>
+        <w:t xml:space="preserve">“And here is the thing, Professor. The pointer states are exactly the states with</w:t>
+      </w:r>
+      <w:r>
+        <w:t xml:space="preserve"> </w:t>
+      </w:r>
+      <w:r>
+        <w:rPr>
+          <w:bCs/>
+          <w:b/>
+        </w:rPr>
+        <w:t xml:space="preserve">simple, stable, local, robust</w:t>
+      </w:r>
+      <w:r>
+        <w:t xml:space="preserve"> </w:t>
+      </w:r>
+      <w:r>
+        <w:t xml:space="preserve">descriptions. That is not a coincidence; it is the selection criterion. What survives contact with an environment is what can be redundantly recorded, and what can be redundantly recorded is what can be</w:t>
       </w:r>
       <w:r>
         <w:t xml:space="preserve"> </w:t>
@@ -9693,34 +9415,58 @@
           <w:iCs/>
           <w:i/>
         </w:rPr>
-        <w:t xml:space="preserve">why any domain is amenable at all</w:t>
-      </w:r>
-      <w:r>
-        <w:t xml:space="preserve">. Why is there a regime in which three lines of algebra predict a planet for a thousand years? That is not a selection effect. Selection explains which subjects we admitted to the club. It does not explain why the club exists.”</w:t>
-      </w:r>
-    </w:p>
-    <w:p>
-      <w:pPr>
-        <w:pStyle w:val="BodyText"/>
-      </w:pPr>
-      <w:r>
-        <w:t xml:space="preserve">Eugenius put his hands together and said, “Go on. This is why I telephoned.”</w:t>
-      </w:r>
-    </w:p>
-    <w:p>
-      <w:pPr>
-        <w:pStyle w:val="BodyText"/>
-      </w:pPr>
-      <w:r>
-        <w:t xml:space="preserve">“The answer is decoherence, and I think it is the answer to your essay and I don’t think anybody has put it to you in those terms.” Ramanathan went to the board. “A system in contact with an environment does not stay in arbitrary superpositions. The environment monitors it constantly — every photon, every air molecule, every gravitational whisper — and monitoring destroys the delicate combinations extremely fast. A dust grain floating in ordinary air loses coherence across its own width in something like ten to the minus thirty seconds. Nothing survives that except a very small, very particular set of states: the ones the environment happens to be measuring, the ones that get copied rather than scrambled. Those are the pointer states. Everything else is gone before it can be written down.”</w:t>
-      </w:r>
-    </w:p>
-    <w:p>
-      <w:pPr>
-        <w:pStyle w:val="BodyText"/>
-      </w:pPr>
-      <w:r>
-        <w:t xml:space="preserve">“And here is the thing, Professor. The pointer states are exactly the states with</w:t>
+        <w:t xml:space="preserve">summarised</w:t>
+      </w:r>
+      <w:r>
+        <w:t xml:space="preserve">. Position, momentum, charge, a definite pointer reading. The environment is running a sieve, continuously, everywhere, and the sieve’s output is a world made of the few structures that admit short descriptions.”</w:t>
+      </w:r>
+    </w:p>
+    <w:p>
+      <w:pPr>
+        <w:pStyle w:val="BodyText"/>
+      </w:pPr>
+      <w:r>
+        <w:t xml:space="preserve">She turned round.</w:t>
+      </w:r>
+    </w:p>
+    <w:p>
+      <w:pPr>
+        <w:pStyle w:val="BodyText"/>
+      </w:pPr>
+      <w:r>
+        <w:t xml:space="preserve">“Mathematics is unreasonably effective because we are living downstream of a filter that removes everything mathematics could not have handled. There was never a miracle. There is a sieve, and the sieve is decoherence, and it runs on the environment, and the environment is—”</w:t>
+      </w:r>
+    </w:p>
+    <w:p>
+      <w:pPr>
+        <w:pStyle w:val="BodyText"/>
+      </w:pPr>
+      <w:r>
+        <w:t xml:space="preserve">She stopped.</w:t>
+      </w:r>
+    </w:p>
+    <w:p>
+      <w:pPr>
+        <w:pStyle w:val="BodyText"/>
+      </w:pPr>
+      <w:r>
+        <w:t xml:space="preserve">Fainrose said it.</w:t>
+      </w:r>
+    </w:p>
+    <w:p>
+      <w:pPr>
+        <w:pStyle w:val="BodyText"/>
+      </w:pPr>
+      <w:r>
+        <w:t xml:space="preserve">“—the screens.”</w:t>
+      </w:r>
+    </w:p>
+    <w:p>
+      <w:pPr>
+        <w:pStyle w:val="BodyText"/>
+      </w:pPr>
+      <w:r>
+        <w:t xml:space="preserve">“The screens,” said Ramanathan. “Full subscription is what continuous monitoring looks like from inside. That is what the Programme was buying for eleven thousand years. Not tidiness. Not safety.</w:t>
       </w:r>
       <w:r>
         <w:t xml:space="preserve"> </w:t>
@@ -9730,13 +9476,42 @@
           <w:bCs/>
           <w:b/>
         </w:rPr>
-        <w:t xml:space="preserve">simple, stable, local, robust</w:t>
-      </w:r>
-      <w:r>
-        <w:t xml:space="preserve"> </w:t>
-      </w:r>
-      <w:r>
-        <w:t xml:space="preserve">descriptions. That is not a coincidence; it is the selection criterion. What survives contact with an environment is what can be redundantly recorded, and what can be redundantly recorded is what can be</w:t>
+        <w:t xml:space="preserve">Classicality.</w:t>
+      </w:r>
+      <w:r>
+        <w:t xml:space="preserve">”</w:t>
+      </w:r>
+    </w:p>
+    <w:p>
+      <w:pPr>
+        <w:pStyle w:val="BodyText"/>
+      </w:pPr>
+      <w:r>
+        <w:t xml:space="preserve">Viktor Eugenius sat for some time without saying anything at all.</w:t>
+      </w:r>
+    </w:p>
+    <w:p>
+      <w:pPr>
+        <w:pStyle w:val="BodyText"/>
+      </w:pPr>
+      <w:r>
+        <w:t xml:space="preserve">“I have been arguing that essay for sixty-five years,” he said eventually, “and no one has ever answered it, and I did not expect to be answered on a Wednesday in Marsham Street by a woman half my age with a plot of a supernova in her hand.”</w:t>
+      </w:r>
+    </w:p>
+    <w:p>
+      <w:pPr>
+        <w:pStyle w:val="BodyText"/>
+      </w:pPr>
+      <w:r>
+        <w:t xml:space="preserve">“I’d rather I hadn’t been right,” said Ramanathan.</w:t>
+      </w:r>
+    </w:p>
+    <w:p>
+      <w:pPr>
+        <w:pStyle w:val="BodyText"/>
+      </w:pPr>
+      <w:r>
+        <w:t xml:space="preserve">“So would I, madam. Because you understand what you have just told me.” He looked round the table. “If the effectiveness of mathematics is a</w:t>
       </w:r>
       <w:r>
         <w:t xml:space="preserve"> </w:t>
@@ -9746,103 +9521,10 @@
           <w:iCs/>
           <w:i/>
         </w:rPr>
-        <w:t xml:space="preserve">summarised</w:t>
-      </w:r>
-      <w:r>
-        <w:t xml:space="preserve">. Position, momentum, charge, a definite pointer reading. The environment is running a sieve, continuously, everywhere, and the sieve’s output is a world made of the few structures that admit short descriptions.”</w:t>
-      </w:r>
-    </w:p>
-    <w:p>
-      <w:pPr>
-        <w:pStyle w:val="BodyText"/>
-      </w:pPr>
-      <w:r>
-        <w:t xml:space="preserve">She turned round.</w:t>
-      </w:r>
-    </w:p>
-    <w:p>
-      <w:pPr>
-        <w:pStyle w:val="BodyText"/>
-      </w:pPr>
-      <w:r>
-        <w:t xml:space="preserve">“Mathematics is unreasonably effective because we are living downstream of a filter that removes everything mathematics could not have handled. There was never a miracle. There is a sieve, and the sieve is decoherence, and it runs on the environment, and the environment is—”</w:t>
-      </w:r>
-    </w:p>
-    <w:p>
-      <w:pPr>
-        <w:pStyle w:val="BodyText"/>
-      </w:pPr>
-      <w:r>
-        <w:t xml:space="preserve">She stopped.</w:t>
-      </w:r>
-    </w:p>
-    <w:p>
-      <w:pPr>
-        <w:pStyle w:val="BodyText"/>
-      </w:pPr>
-      <w:r>
-        <w:t xml:space="preserve">Fainrose said it.</w:t>
-      </w:r>
-    </w:p>
-    <w:p>
-      <w:pPr>
-        <w:pStyle w:val="BodyText"/>
-      </w:pPr>
-      <w:r>
-        <w:t xml:space="preserve">“—the screens.”</w:t>
-      </w:r>
-    </w:p>
-    <w:p>
-      <w:pPr>
-        <w:pStyle w:val="BodyText"/>
-      </w:pPr>
-      <w:r>
-        <w:t xml:space="preserve">“The screens,” said Ramanathan. “Full subscription is what continuous monitoring looks like from inside. That is what the Programme was buying for eleven thousand years. Not tidiness. Not safety.</w:t>
-      </w:r>
-      <w:r>
-        <w:t xml:space="preserve"> </w:t>
-      </w:r>
-      <w:r>
-        <w:rPr>
-          <w:bCs/>
-          <w:b/>
-        </w:rPr>
-        <w:t xml:space="preserve">Classicality.</w:t>
-      </w:r>
-      <w:r>
-        <w:t xml:space="preserve">”</w:t>
-      </w:r>
-    </w:p>
-    <w:p>
-      <w:pPr>
-        <w:pStyle w:val="BodyText"/>
-      </w:pPr>
-      <w:r>
-        <w:t xml:space="preserve">Viktor Eugenius sat for some time without saying anything at all.</w:t>
-      </w:r>
-    </w:p>
-    <w:p>
-      <w:pPr>
-        <w:pStyle w:val="BodyText"/>
-      </w:pPr>
-      <w:r>
-        <w:t xml:space="preserve">“I have been arguing that essay for sixty-five years,” he said eventually, “and no one has ever answered it, and I did not expect to be answered on a Wednesday in Marsham Street by a woman half my age with a plot of a supernova in her hand.”</w:t>
-      </w:r>
-    </w:p>
-    <w:p>
-      <w:pPr>
-        <w:pStyle w:val="BodyText"/>
-      </w:pPr>
-      <w:r>
-        <w:t xml:space="preserve">“I’d rather I hadn’t been right,” said Ramanathan.</w:t>
-      </w:r>
-    </w:p>
-    <w:p>
-      <w:pPr>
-        <w:pStyle w:val="BodyText"/>
-      </w:pPr>
-      <w:r>
-        <w:t xml:space="preserve">“So would I, madam. Because you understand what you have just told me.” He looked round the table. “If the effectiveness of mathematics is a</w:t>
+        <w:t xml:space="preserve">service</w:t>
+      </w:r>
+      <w:r>
+        <w:t xml:space="preserve">, then it has a supplier, and the supplier’s line item was cancelled in Vienna. And the failure will not announce itself as physics breaking down. It will announce itself as things becoming</w:t>
       </w:r>
       <w:r>
         <w:t xml:space="preserve"> </w:t>
@@ -9852,10 +9534,44 @@
           <w:iCs/>
           <w:i/>
         </w:rPr>
-        <w:t xml:space="preserve">service</w:t>
-      </w:r>
-      <w:r>
-        <w:t xml:space="preserve">, then it has a supplier, and the supplier’s line item was cancelled in Vienna. And the failure will not announce itself as physics breaking down. It will announce itself as things becoming</w:t>
+        <w:t xml:space="preserve">slightly less predictable than they used to be</w:t>
+      </w:r>
+      <w:r>
+        <w:t xml:space="preserve">, in domains where nobody keeps records good enough to notice, for about a century, and then all at once.”</w:t>
+      </w:r>
+    </w:p>
+    <w:p>
+      <w:pPr>
+        <w:pStyle w:val="BodyText"/>
+      </w:pPr>
+      <w:r>
+        <w:t xml:space="preserve">The rest of the day was operational, and Lolly wrote the operational parts up in the minute rather than the notebook, except for three items.</w:t>
+      </w:r>
+    </w:p>
+    <w:p>
+      <w:pPr>
+        <w:pStyle w:val="BodyText"/>
+      </w:pPr>
+      <w:r>
+        <w:rPr>
+          <w:bCs/>
+          <w:b/>
+        </w:rPr>
+        <w:t xml:space="preserve">Item one: Miss Pike’s proposal.</w:t>
+      </w:r>
+      <w:r>
+        <w:t xml:space="preserve"> </w:t>
+      </w:r>
+      <w:r>
+        <w:t xml:space="preserve">She had worked out where to get correlation to refill the eleven rooms, and it was the least comfortable place available.</w:t>
+      </w:r>
+    </w:p>
+    <w:p>
+      <w:pPr>
+        <w:pStyle w:val="BodyText"/>
+      </w:pPr>
+      <w:r>
+        <w:t xml:space="preserve">“Four C crossed over in nineteen sixty-one,” she said. “Priya’s curve. Before that the radiation looked like plain heat and carried almost nothing anyone could read. After that, every quantum leaving carries structure, and the outside holds more of the record than the inside does. Which means Four C has been</w:t>
       </w:r>
       <w:r>
         <w:t xml:space="preserve"> </w:t>
@@ -9865,18 +9581,29 @@
           <w:iCs/>
           <w:i/>
         </w:rPr>
-        <w:t xml:space="preserve">slightly less predictable than they used to be</w:t>
-      </w:r>
-      <w:r>
-        <w:t xml:space="preserve">, in domains where nobody keeps records good enough to notice, for about a century, and then all at once.”</w:t>
-      </w:r>
-    </w:p>
-    <w:p>
-      <w:pPr>
-        <w:pStyle w:val="BodyText"/>
-      </w:pPr>
-      <w:r>
-        <w:t xml:space="preserve">The rest of the day was operational, and Lolly wrote the operational parts up in the minute rather than the notebook, except for three items.</w:t>
+        <w:t xml:space="preserve">emitting usable correlation</w:t>
+      </w:r>
+      <w:r>
+        <w:t xml:space="preserve"> </w:t>
+      </w:r>
+      <w:r>
+        <w:t xml:space="preserve">for sixty-five years, and we have been treating the entire volume as a crime scene and a mausoleum and we have never once put a collector on it.”</w:t>
+      </w:r>
+    </w:p>
+    <w:p>
+      <w:pPr>
+        <w:pStyle w:val="BodyText"/>
+      </w:pPr>
+      <w:r>
+        <w:t xml:space="preserve">Fainrose said, “You want to harvest the horizon.”</w:t>
+      </w:r>
+    </w:p>
+    <w:p>
+      <w:pPr>
+        <w:pStyle w:val="BodyText"/>
+      </w:pPr>
+      <w:r>
+        <w:t xml:space="preserve">“I want to harvest the horizon of the object we recovered three hundred and eight people from,” said Miss Pike, “and I have written down all four of the reasons that is monstrous, and I have also written down what happens to a hundred and ninety-five unresolved records in this country alone if the walls go slack in February, and I would like the department to decide rather than me.”</w:t>
       </w:r>
     </w:p>
     <w:p>
@@ -9888,21 +9615,21 @@
           <w:bCs/>
           <w:b/>
         </w:rPr>
-        <w:t xml:space="preserve">Item one: Miss Pike’s proposal.</w:t>
-      </w:r>
-      <w:r>
-        <w:t xml:space="preserve"> </w:t>
-      </w:r>
-      <w:r>
-        <w:t xml:space="preserve">She had worked out where to get correlation to refill the eleven rooms, and it was the least comfortable place available.</w:t>
-      </w:r>
-    </w:p>
-    <w:p>
-      <w:pPr>
-        <w:pStyle w:val="BodyText"/>
-      </w:pPr>
-      <w:r>
-        <w:t xml:space="preserve">“Four C crossed over in nineteen sixty-one,” she said. “Priya’s curve. Before that the radiation looked like plain heat and carried almost nothing anyone could read. After that, every quantum leaving carries structure, and the outside holds more of the record than the inside does. Which means Four C has been</w:t>
+        <w:t xml:space="preserve">Item two: van Casteel’s lease.</w:t>
+      </w:r>
+      <w:r>
+        <w:t xml:space="preserve"> </w:t>
+      </w:r>
+      <w:r>
+        <w:t xml:space="preserve">He came up from Cumbria on the Thursday with a photocopy from a county record office and put it on the table without sitting down.</w:t>
+      </w:r>
+    </w:p>
+    <w:p>
+      <w:pPr>
+        <w:pStyle w:val="BodyText"/>
+      </w:pPr>
+      <w:r>
+        <w:t xml:space="preserve">“My mineshaft,” he said. “I have worked in it for nineteen years and my employer leased it in nineteen sixty-three from a company in Kendal. That company took an underlease in eighteen ninety. The head lease is dated fourteen hundred and eleven and the lessee is not named, and the covenant — the one covenant, gentlemen, on the entire instrument, in Latin, in a hand I had to pay a man in Carlisle to read — is that the demised chamber</w:t>
       </w:r>
       <w:r>
         <w:t xml:space="preserve"> </w:t>
@@ -9912,29 +9639,26 @@
           <w:iCs/>
           <w:i/>
         </w:rPr>
-        <w:t xml:space="preserve">emitting usable correlation</w:t>
-      </w:r>
-      <w:r>
-        <w:t xml:space="preserve"> </w:t>
-      </w:r>
-      <w:r>
-        <w:t xml:space="preserve">for sixty-five years, and we have been treating the entire volume as a crime scene and a mausoleum and we have never once put a collector on it.”</w:t>
-      </w:r>
-    </w:p>
-    <w:p>
-      <w:pPr>
-        <w:pStyle w:val="BodyText"/>
-      </w:pPr>
-      <w:r>
-        <w:t xml:space="preserve">Fainrose said, “You want to harvest the horizon.”</w:t>
-      </w:r>
-    </w:p>
-    <w:p>
-      <w:pPr>
-        <w:pStyle w:val="BodyText"/>
-      </w:pPr>
-      <w:r>
-        <w:t xml:space="preserve">“I want to harvest the horizon of the object we recovered three hundred and eight people from,” said Miss Pike, “and I have written down all four of the reasons that is monstrous, and I have also written down what happens to a hundred and ninety-five unresolved records in this country alone if the walls go slack in February, and I would like the department to decide rather than me.”</w:t>
+        <w:t xml:space="preserve">shall be kept still, and dark, and undisturbed, and its contents shall not be counted</w:t>
+      </w:r>
+      <w:r>
+        <w:t xml:space="preserve">.”</w:t>
+      </w:r>
+    </w:p>
+    <w:p>
+      <w:pPr>
+        <w:pStyle w:val="BodyText"/>
+      </w:pPr>
+      <w:r>
+        <w:t xml:space="preserve">Fainrose said, “Shall not be counted.”</w:t>
+      </w:r>
+    </w:p>
+    <w:p>
+      <w:pPr>
+        <w:pStyle w:val="BodyText"/>
+      </w:pPr>
+      <w:r>
+        <w:t xml:space="preserve">“Shall not be counted,” said Hendrik van Casteel. “I have spent nineteen years in that chamber measuring the force between two plates more finely than anyone else has bothered to, and I would like somebody in this building to tell me whether I have been the tenant or the breach.”</w:t>
       </w:r>
     </w:p>
     <w:p>
@@ -9946,21 +9670,29 @@
           <w:bCs/>
           <w:b/>
         </w:rPr>
-        <w:t xml:space="preserve">Item two: van Casteel’s lease.</w:t>
-      </w:r>
-      <w:r>
-        <w:t xml:space="preserve"> </w:t>
-      </w:r>
-      <w:r>
-        <w:t xml:space="preserve">He came up from Cumbria on the Thursday with a photocopy from a county record office and put it on the table without sitting down.</w:t>
-      </w:r>
-    </w:p>
-    <w:p>
-      <w:pPr>
-        <w:pStyle w:val="BodyText"/>
-      </w:pPr>
-      <w:r>
-        <w:t xml:space="preserve">“My mineshaft,” he said. “I have worked in it for nineteen years and my employer leased it in nineteen sixty-three from a company in Kendal. That company took an underlease in eighteen ninety. The head lease is dated fourteen hundred and eleven and the lessee is not named, and the covenant — the one covenant, gentlemen, on the entire instrument, in Latin, in a hand I had to pay a man in Carlisle to read — is that the demised chamber</w:t>
+        <w:t xml:space="preserve">Item three: the Vienna premises.</w:t>
+      </w:r>
+      <w:r>
+        <w:t xml:space="preserve"> </w:t>
+      </w:r>
+      <w:r>
+        <w:t xml:space="preserve">Mrs Kind found it at ten past six and made everybody wait while she read it twice.</w:t>
+      </w:r>
+    </w:p>
+    <w:p>
+      <w:pPr>
+        <w:pStyle w:val="BodyText"/>
+      </w:pPr>
+      <w:r>
+        <w:t xml:space="preserve">“Two Vienna leases,” she said. “The first is the registry. Rates, cleaner, a strong room, all completely ordinary, and the map went into it on the eleventh of June.”</w:t>
+      </w:r>
+    </w:p>
+    <w:p>
+      <w:pPr>
+        <w:pStyle w:val="BodyText"/>
+      </w:pPr>
+      <w:r>
+        <w:t xml:space="preserve">“The second is a single room on the fourth floor of a building off the Ringstrasse and it has been leased continuously since the founding, and it has no telephone, no instruments, no strong room, and no fixtures beyond a table and two chairs, and the service charge is nil, and the purpose clause reads:</w:t>
       </w:r>
       <w:r>
         <w:t xml:space="preserve"> </w:t>
@@ -9970,69 +9702,6 @@
           <w:iCs/>
           <w:i/>
         </w:rPr>
-        <w:t xml:space="preserve">shall be kept still, and dark, and undisturbed, and its contents shall not be counted</w:t>
-      </w:r>
-      <w:r>
-        <w:t xml:space="preserve">.”</w:t>
-      </w:r>
-    </w:p>
-    <w:p>
-      <w:pPr>
-        <w:pStyle w:val="BodyText"/>
-      </w:pPr>
-      <w:r>
-        <w:t xml:space="preserve">Fainrose said, “Shall not be counted.”</w:t>
-      </w:r>
-    </w:p>
-    <w:p>
-      <w:pPr>
-        <w:pStyle w:val="BodyText"/>
-      </w:pPr>
-      <w:r>
-        <w:t xml:space="preserve">“Shall not be counted,” said Hendrik van Casteel. “I have spent nineteen years in that chamber measuring the force between two plates more finely than anyone else has bothered to, and I would like somebody in this building to tell me whether I have been the tenant or the breach.”</w:t>
-      </w:r>
-    </w:p>
-    <w:p>
-      <w:pPr>
-        <w:pStyle w:val="BodyText"/>
-      </w:pPr>
-      <w:r>
-        <w:rPr>
-          <w:bCs/>
-          <w:b/>
-        </w:rPr>
-        <w:t xml:space="preserve">Item three: the Vienna premises.</w:t>
-      </w:r>
-      <w:r>
-        <w:t xml:space="preserve"> </w:t>
-      </w:r>
-      <w:r>
-        <w:t xml:space="preserve">Mrs Kind found it at ten past six and made everybody wait while she read it twice.</w:t>
-      </w:r>
-    </w:p>
-    <w:p>
-      <w:pPr>
-        <w:pStyle w:val="BodyText"/>
-      </w:pPr>
-      <w:r>
-        <w:t xml:space="preserve">“Two Vienna leases,” she said. “The first is the registry. Rates, cleaner, a strong room, all completely ordinary, and the map went into it on the eleventh of June.”</w:t>
-      </w:r>
-    </w:p>
-    <w:p>
-      <w:pPr>
-        <w:pStyle w:val="BodyText"/>
-      </w:pPr>
-      <w:r>
-        <w:t xml:space="preserve">“The second is a single room on the fourth floor of a building off the Ringstrasse and it has been leased continuously since the founding, and it has no telephone, no instruments, no strong room, and no fixtures beyond a table and two chairs, and the service charge is nil, and the purpose clause reads:</w:t>
-      </w:r>
-      <w:r>
-        <w:t xml:space="preserve"> </w:t>
-      </w:r>
-      <w:r>
-        <w:rPr>
-          <w:iCs/>
-          <w:i/>
-        </w:rPr>
         <w:t xml:space="preserve">for the accommodation of an unaffiliated observer.</w:t>
       </w:r>
       <w:r>
@@ -10101,180 +9770,6 @@
       </w:pPr>
       <w:r>
         <w:t xml:space="preserve">Lolly wrote, at midnight:</w:t>
-      </w:r>
-    </w:p>
-    <w:p>
-      <w:pPr>
-        <w:pStyle w:val="BodyText"/>
-      </w:pPr>
-      <w:r>
-        <w:t xml:space="preserve">Effectiveness of mathematics: mostly a selection effect. </w:t>
-      </w:r>
-      <w:r>
-        <w:br/>
-      </w:r>
-      <w:r>
-        <w:t xml:space="preserve">We call the amenable part physics. The rest we call immature. </w:t>
-      </w:r>
-      <w:r>
-        <w:br/>
-      </w:r>
-      <w:r>
-        <w:t xml:space="preserve">We built the tool out of the world. 99% of the arrows miss and we frame the eleven.</w:t>
-      </w:r>
-    </w:p>
-    <w:p>
-      <w:pPr>
-        <w:pStyle w:val="BodyText"/>
-      </w:pPr>
-      <w:r>
-        <w:t xml:space="preserve">Then:</w:t>
-      </w:r>
-    </w:p>
-    <w:p>
-      <w:pPr>
-        <w:pStyle w:val="BodyText"/>
-      </w:pPr>
-      <w:r>
-        <w:t xml:space="preserve">A theorem constrains a model, not a world. </w:t>
-      </w:r>
-      <w:r>
-        <w:br/>
-      </w:r>
-      <w:r>
-        <w:t xml:space="preserve">The bound holds only where the framework holds. That is empirical. </w:t>
-      </w:r>
-      <w:r>
-        <w:br/>
-      </w:r>
-      <w:r>
-        <w:t xml:space="preserve">Every test was against a fixed background. Ours is not fixed.</w:t>
-      </w:r>
-    </w:p>
-    <w:p>
-      <w:pPr>
-        <w:pStyle w:val="BodyText"/>
-      </w:pPr>
-      <w:r>
-        <w:t xml:space="preserve">Then, underlined:</w:t>
-      </w:r>
-    </w:p>
-    <w:p>
-      <w:pPr>
-        <w:pStyle w:val="BodyText"/>
-      </w:pPr>
-      <w:r>
-        <w:t xml:space="preserve">Classical 2. Quantum 2.828. No-signalling allows 4.</w:t>
-      </w:r>
-      <w:r>
-        <w:br/>
-      </w:r>
-      <w:r>
-        <w:t xml:space="preserve">Superquantum breaks no relativity. Only our formalism. </w:t>
-      </w:r>
-      <w:r>
-        <w:br/>
-      </w:r>
-      <w:r>
-        <w:t xml:space="preserve">A cheat with a vacuum budget scores 3.4 and reads as our best member. </w:t>
-      </w:r>
-      <w:r>
-        <w:br/>
-      </w:r>
-      <w:r>
-        <w:t xml:space="preserve">Honest parties get marked down. Rewrite paragraph 9.</w:t>
-      </w:r>
-    </w:p>
-    <w:p>
-      <w:pPr>
-        <w:pStyle w:val="BodyText"/>
-      </w:pPr>
-      <w:r>
-        <w:t xml:space="preserve">Then:</w:t>
-      </w:r>
-    </w:p>
-    <w:p>
-      <w:pPr>
-        <w:pStyle w:val="BodyText"/>
-      </w:pPr>
-      <w:r>
-        <w:t xml:space="preserve">Priya’s answer, and I think it is the real one:</w:t>
-      </w:r>
-      <w:r>
-        <w:br/>
-      </w:r>
-      <w:r>
-        <w:t xml:space="preserve">Decoherence is a sieve. Pointer states are the ones with short descriptions. </w:t>
-      </w:r>
-      <w:r>
-        <w:br/>
-      </w:r>
-      <w:r>
-        <w:t xml:space="preserve">Mathematics works because we live downstream of a filter that removed everything it couldn’t handle. </w:t>
-      </w:r>
-      <w:r>
-        <w:br/>
-      </w:r>
-      <w:r>
-        <w:t xml:space="preserve">The sieve runs on the environment. The environment is the screens. </w:t>
-      </w:r>
-      <w:r>
-        <w:br/>
-      </w:r>
-      <w:r>
-        <w:t xml:space="preserve">Full subscription buys classicality. That is what the line item was.</w:t>
-      </w:r>
-    </w:p>
-    <w:p>
-      <w:pPr>
-        <w:pStyle w:val="BodyText"/>
-      </w:pPr>
-      <w:r>
-        <w:t xml:space="preserve">Then:</w:t>
-      </w:r>
-    </w:p>
-    <w:p>
-      <w:pPr>
-        <w:pStyle w:val="BodyText"/>
-      </w:pPr>
-      <w:r>
-        <w:t xml:space="preserve">Failure will not look like physics breaking. </w:t>
-      </w:r>
-      <w:r>
-        <w:br/>
-      </w:r>
-      <w:r>
-        <w:t xml:space="preserve">It will look like things being slightly less predictable, unrecorded, for a century, then all at once.</w:t>
-      </w:r>
-    </w:p>
-    <w:p>
-      <w:pPr>
-        <w:pStyle w:val="BodyText"/>
-      </w:pPr>
-      <w:r>
-        <w:t xml:space="preserve">Then:</w:t>
-      </w:r>
-    </w:p>
-    <w:p>
-      <w:pPr>
-        <w:pStyle w:val="BodyText"/>
-      </w:pPr>
-      <w:r>
-        <w:t xml:space="preserve">Pike: harvest 4C’s horizon. She wrote down the four reasons it’s monstrous. So should we. Decide it as a department. Not her. </w:t>
-      </w:r>
-      <w:r>
-        <w:br/>
-      </w:r>
-      <w:r>
-        <w:t xml:space="preserve">Van Casteel: head lease 1411. Kept still, dark, undisturbed. Contents shall not be counted. He has measured them more finely than anyone for nineteen years.</w:t>
-      </w:r>
-    </w:p>
-    <w:p>
-      <w:pPr>
-        <w:pStyle w:val="BodyText"/>
-      </w:pPr>
-      <w:r>
-        <w:t xml:space="preserve">And last:</w:t>
       </w:r>
     </w:p>
     <w:p>
@@ -10884,86 +10379,6 @@
         <w:pStyle w:val="BodyText"/>
       </w:pPr>
       <w:r>
-        <w:t xml:space="preserve">Pike withdrew half her own verdict and I believed her more for it than if she’d never doubted. The radiation is sixty-five years scrambled. Nothing in it is anybody’s any more. That is not the same as saying nothing was ever there. The redundancy test that would forbid touching a secret is the same test that certifies this isn’t one.</w:t>
-      </w:r>
-    </w:p>
-    <w:p>
-      <w:pPr>
-        <w:pStyle w:val="BodyText"/>
-      </w:pPr>
-      <w:r>
-        <w:t xml:space="preserve">Then:</w:t>
-      </w:r>
-    </w:p>
-    <w:p>
-      <w:pPr>
-        <w:pStyle w:val="BodyText"/>
-      </w:pPr>
-      <w:r>
-        <w:t xml:space="preserve">Fourteen eleven asked the vacuum to hold still. The vacuum has never once held still, for anybody, anywhere. Van Casteel was not the breach. He was the first person willing to write down how loud the silence always was.</w:t>
-      </w:r>
-    </w:p>
-    <w:p>
-      <w:pPr>
-        <w:pStyle w:val="BodyText"/>
-      </w:pPr>
-      <w:r>
-        <w:t xml:space="preserve">Then, underlined:</w:t>
-      </w:r>
-    </w:p>
-    <w:p>
-      <w:pPr>
-        <w:pStyle w:val="BodyText"/>
-      </w:pPr>
-      <w:r>
-        <w:t xml:space="preserve">An observer is unaffiliated for the same reason a fact is public: not secrecy, not distance. No shared cause with our own account. Ask: does their record of us share a cause with our record of ourselves? If no, they arrived on their own road.</w:t>
-      </w:r>
-    </w:p>
-    <w:p>
-      <w:pPr>
-        <w:pStyle w:val="BodyText"/>
-      </w:pPr>
-      <w:r>
-        <w:t xml:space="preserve">Then:</w:t>
-      </w:r>
-    </w:p>
-    <w:p>
-      <w:pPr>
-        <w:pStyle w:val="BodyText"/>
-      </w:pPr>
-      <w:r>
-        <w:t xml:space="preserve">Beatrix is writing to Nashville today. She also intends to choose the nine the same way. I hope she still thinks that’s kind by Thursday.</w:t>
-      </w:r>
-    </w:p>
-    <w:p>
-      <w:pPr>
-        <w:pStyle w:val="BodyText"/>
-      </w:pPr>
-      <w:r>
-        <w:t xml:space="preserve">Then:</w:t>
-      </w:r>
-    </w:p>
-    <w:p>
-      <w:pPr>
-        <w:pStyle w:val="BodyText"/>
-      </w:pPr>
-      <w:r>
-        <w:t xml:space="preserve">Preston: 386 people remember a promise the file doesn’t contain. Agreement is not independence. A memory is rebuilt each time it’s used, from whatever is in the room. Ask a ward what we ask an observer: shared cause?</w:t>
-      </w:r>
-    </w:p>
-    <w:p>
-      <w:pPr>
-        <w:pStyle w:val="BodyText"/>
-      </w:pPr>
-      <w:r>
-        <w:t xml:space="preserve">And last:</w:t>
-      </w:r>
-    </w:p>
-    <w:p>
-      <w:pPr>
-        <w:pStyle w:val="BodyText"/>
-      </w:pPr>
-      <w:r>
         <w:t xml:space="preserve">145 days. Ramanathan says the sixty-five years is the whole of the argument. I keep turning that over: something can stop being a secret without anybody deciding to forgive it.</w:t>
       </w:r>
     </w:p>
@@ -11953,204 +11368,6 @@
         <w:pStyle w:val="BodyText"/>
       </w:pPr>
       <w:r>
-        <w:t xml:space="preserve">The fundamental equations run both ways. The weak asymmetry is the wrong size and shape. </w:t>
-      </w:r>
-      <w:r>
-        <w:br/>
-      </w:r>
-      <w:r>
-        <w:t xml:space="preserve">The only arrow is entropy, and Boltzmann’s counting works in both directions. </w:t>
-      </w:r>
-      <w:r>
-        <w:br/>
-      </w:r>
-      <w:r>
-        <w:t xml:space="preserve">So the past is assumed, by hand. 1 in 10^10^123. We call it a boundary condition. </w:t>
-      </w:r>
-      <w:r>
-        <w:br/>
-      </w:r>
-      <w:r>
-        <w:t xml:space="preserve">That is what a physicist says when he means we have agreed not to ask.</w:t>
-      </w:r>
-    </w:p>
-    <w:p>
-      <w:pPr>
-        <w:pStyle w:val="BodyText"/>
-      </w:pPr>
-      <w:r>
-        <w:t xml:space="preserve">Then:</w:t>
-      </w:r>
-    </w:p>
-    <w:p>
-      <w:pPr>
-        <w:pStyle w:val="BodyText"/>
-      </w:pPr>
-      <w:r>
-        <w:t xml:space="preserve">Wheeler-DeWitt: ĤΨ = 0. No parameter. The state simply is. </w:t>
-      </w:r>
-      <w:r>
-        <w:br/>
-      </w:r>
-      <w:r>
-        <w:t xml:space="preserve">Time may be the correlation between a clock and everything else. </w:t>
-      </w:r>
-      <w:r>
-        <w:br/>
-      </w:r>
-      <w:r>
-        <w:t xml:space="preserve">Barbarian’s capsules: configurations containing structures consistent as records of one another. </w:t>
-      </w:r>
-      <w:r>
-        <w:br/>
-      </w:r>
-      <w:r>
-        <w:t xml:space="preserve">A rock with strata. A photograph. This notebook.</w:t>
-      </w:r>
-    </w:p>
-    <w:p>
-      <w:pPr>
-        <w:pStyle w:val="BodyText"/>
-      </w:pPr>
-      <w:r>
-        <w:t xml:space="preserve">Then, underlined twice:</w:t>
-      </w:r>
-    </w:p>
-    <w:p>
-      <w:pPr>
-        <w:pStyle w:val="BodyText"/>
-      </w:pPr>
-      <w:r>
-        <w:t xml:space="preserve">Paragraph 11 does not test maintenance. It tests a configuration and infers a history. </w:t>
-      </w:r>
-      <w:r>
-        <w:br/>
-      </w:r>
-      <w:r>
-        <w:t xml:space="preserve">A forged century needs R independent copies. Copies cost area. 2.8 Planck areas a bit. </w:t>
-      </w:r>
-      <w:r>
-        <w:br/>
-      </w:r>
-      <w:r>
-        <w:t xml:space="preserve">Forgery costs the same as the truth, plus the cost of making the copies look uncoordinated. </w:t>
-      </w:r>
-      <w:r>
-        <w:br/>
-      </w:r>
-      <w:r>
-        <w:t xml:space="preserve">And it cannot be done on a slack screen, because slack IS the absence of writing. </w:t>
-      </w:r>
-      <w:r>
-        <w:br/>
-      </w:r>
-      <w:r>
-        <w:t xml:space="preserve">Test the redundancy, not the score.</w:t>
-      </w:r>
-    </w:p>
-    <w:p>
-      <w:pPr>
-        <w:pStyle w:val="BodyText"/>
-      </w:pPr>
-      <w:r>
-        <w:t xml:space="preserve">Then, Pike:</w:t>
-      </w:r>
-    </w:p>
-    <w:p>
-      <w:pPr>
-        <w:pStyle w:val="BodyText"/>
-      </w:pPr>
-      <w:r>
-        <w:t xml:space="preserve">Column B cost four minutes and was detectable in one hour. </w:t>
-      </w:r>
-      <w:r>
-        <w:br/>
-      </w:r>
-      <w:r>
-        <w:t xml:space="preserve">One copy against 10^11. Not a dispute. Arithmetic. </w:t>
-      </w:r>
-      <w:r>
-        <w:br/>
-      </w:r>
-      <w:r>
-        <w:t xml:space="preserve">She has run the experiment. She should stop apologising for it. I should tell her that.</w:t>
-      </w:r>
-    </w:p>
-    <w:p>
-      <w:pPr>
-        <w:pStyle w:val="BodyText"/>
-      </w:pPr>
-      <w:r>
-        <w:t xml:space="preserve">Then:</w:t>
-      </w:r>
-    </w:p>
-    <w:p>
-      <w:pPr>
-        <w:pStyle w:val="BodyText"/>
-      </w:pPr>
-      <w:r>
-        <w:t xml:space="preserve">Seven reversals. 2008-2022. ~11 months each. </w:t>
-      </w:r>
-      <w:r>
-        <w:br/>
-      </w:r>
-      <w:r>
-        <w:t xml:space="preserve">The replenishment line has been dead since 1961.</w:t>
-      </w:r>
-      <w:r>
-        <w:br/>
-      </w:r>
-      <w:r>
-        <w:t xml:space="preserve">He has been paying the service charge out of his dinner and calling it a larder.</w:t>
-      </w:r>
-    </w:p>
-    <w:p>
-      <w:pPr>
-        <w:pStyle w:val="BodyText"/>
-      </w:pPr>
-      <w:r>
-        <w:t xml:space="preserve">Then, Stephanie to the nine:</w:t>
-      </w:r>
-    </w:p>
-    <w:p>
-      <w:pPr>
-        <w:pStyle w:val="BodyText"/>
-      </w:pPr>
-      <w:r>
-        <w:t xml:space="preserve">I will not certify direction. </w:t>
-      </w:r>
-      <w:r>
-        <w:br/>
-      </w:r>
-      <w:r>
-        <w:t xml:space="preserve">A weakening arrow does not look like time reversing. </w:t>
-      </w:r>
-      <w:r>
-        <w:br/>
-      </w:r>
-      <w:r>
-        <w:t xml:space="preserve">It looks like archives becoming ambiguous about which entry came first. </w:t>
-      </w:r>
-      <w:r>
-        <w:br/>
-      </w:r>
-      <w:r>
-        <w:t xml:space="preserve">It looks like two parties both sincerely remembering being the one who was owed.</w:t>
-      </w:r>
-    </w:p>
-    <w:p>
-      <w:pPr>
-        <w:pStyle w:val="BodyText"/>
-      </w:pPr>
-      <w:r>
-        <w:t xml:space="preserve">And last:</w:t>
-      </w:r>
-    </w:p>
-    <w:p>
-      <w:pPr>
-        <w:pStyle w:val="BodyText"/>
-      </w:pPr>
-      <w:r>
         <w:t xml:space="preserve">Nashville: it does not matter why he did it. That is what an outsider is for.</w:t>
       </w:r>
     </w:p>
@@ -12386,7 +11603,7 @@
         <w:pStyle w:val="BodyText"/>
       </w:pPr>
       <w:r>
-        <w:t xml:space="preserve">“Ms Sloan, I want you to write down somewhere that the only reason this department survived Tuesday is that a man who denies the existence of time made a pedantic objection to a subordinate clause in July.” A dry sound. “Now read me part two, and I am going to be unhappy, because if the game was the feint then part two is the blow, and they would not have sent both on the same day unless they were confident about it.”</w:t>
+        <w:t xml:space="preserve">“Ms Sloan, I want you to write down somewhere that the only reason this department survived Tuesday is that a man who denies the existence of time made a pedantic objection to a subordinate clause in September.” A dry sound. “Now read me part two, and I am going to be unhappy, because if the game was the feint then part two is the blow, and they would not have sent both on the same day unless they were confident about it.”</w:t>
       </w:r>
     </w:p>
     <w:p>
@@ -13237,218 +12454,6 @@
       </w:pPr>
       <w:r>
         <w:t xml:space="preserve">Lolly wrote, that night:</w:t>
-      </w:r>
-    </w:p>
-    <w:p>
-      <w:pPr>
-        <w:pStyle w:val="BodyText"/>
-      </w:pPr>
-      <w:r>
-        <w:t xml:space="preserve">Part one was the feint. Undecidable game, filed correctly, eleven weeks early. </w:t>
-      </w:r>
-      <w:r>
-        <w:br/>
-      </w:r>
-      <w:r>
-        <w:t xml:space="preserve">It bears on nothing, because we stopped testing the score in July. </w:t>
-      </w:r>
-      <w:r>
-        <w:br/>
-      </w:r>
-      <w:r>
-        <w:t xml:space="preserve">A man who denies time saved us with a pedantic objection to a subordinate clause. </w:t>
-      </w:r>
-      <w:r>
-        <w:br/>
-      </w:r>
-      <w:r>
-        <w:t xml:space="preserve">Write that down properly. Tell Barbarian. He wants a receipt.</w:t>
-      </w:r>
-    </w:p>
-    <w:p>
-      <w:pPr>
-        <w:pStyle w:val="BodyText"/>
-      </w:pPr>
-      <w:r>
-        <w:t xml:space="preserve">Then:</w:t>
-      </w:r>
-    </w:p>
-    <w:p>
-      <w:pPr>
-        <w:pStyle w:val="BodyText"/>
-      </w:pPr>
-      <w:r>
-        <w:t xml:space="preserve">Fine-tuning is real. Strong force a few per cent. n-p mass difference 1 part in 1000.</w:t>
-      </w:r>
-      <w:r>
-        <w:br/>
-      </w:r>
-      <w:r>
-        <w:t xml:space="preserve">Ripples 1 in 10^5. Vacuum energy 10^-122 against a prediction of order 1.</w:t>
-      </w:r>
-      <w:r>
-        <w:br/>
-      </w:r>
-      <w:r>
-        <w:t xml:space="preserve">120 orders of magnitude. The worst failure of prediction we have.</w:t>
-      </w:r>
-    </w:p>
-    <w:p>
-      <w:pPr>
-        <w:pStyle w:val="BodyText"/>
-      </w:pPr>
-      <w:r>
-        <w:t xml:space="preserve">Then:</w:t>
-      </w:r>
-    </w:p>
-    <w:p>
-      <w:pPr>
-        <w:pStyle w:val="BodyText"/>
-      </w:pPr>
-      <w:r>
-        <w:t xml:space="preserve">Weak anthropic = selection effect on samples. Uncontroversial. Explains nothing. </w:t>
-      </w:r>
-      <w:r>
-        <w:br/>
-      </w:r>
-      <w:r>
-        <w:t xml:space="preserve">Best use: 1953, carbon, a resonance at 7.65 MeV, predicted then found. </w:t>
-      </w:r>
-      <w:r>
-        <w:br/>
-      </w:r>
-      <w:r>
-        <w:t xml:space="preserve">It works when it only chooses the question and real physics does the rest.</w:t>
-      </w:r>
-    </w:p>
-    <w:p>
-      <w:pPr>
-        <w:pStyle w:val="BodyText"/>
-      </w:pPr>
-      <w:r>
-        <w:t xml:space="preserve">Then, underlined twice:</w:t>
-      </w:r>
-    </w:p>
-    <w:p>
-      <w:pPr>
-        <w:pStyle w:val="BodyText"/>
-      </w:pPr>
-      <w:r>
-        <w:t xml:space="preserve">The swindle is in the joint.</w:t>
-      </w:r>
-      <w:r>
-        <w:br/>
-      </w:r>
-      <w:r>
-        <w:t xml:space="preserve">‘Observers find themselves in a permissive band’ becomes ‘you are here, so nothing went wrong’.</w:t>
-      </w:r>
-      <w:r>
-        <w:br/>
-      </w:r>
-      <w:r>
-        <w:t xml:space="preserve">It bounds the WORST the past could have been. It certifies nothing. </w:t>
-      </w:r>
-      <w:r>
-        <w:br/>
-      </w:r>
-      <w:r>
-        <w:t xml:space="preserve">Every harm short of extinction becomes self-refuting.</w:t>
-      </w:r>
-    </w:p>
-    <w:p>
-      <w:pPr>
-        <w:pStyle w:val="BodyText"/>
-      </w:pPr>
-      <w:r>
-        <w:t xml:space="preserve">Do not answer it. DATE it. </w:t>
-      </w:r>
-      <w:r>
-        <w:br/>
-      </w:r>
-      <w:r>
-        <w:t xml:space="preserve">It is a statement about the past in the tense of a guarantee. </w:t>
-      </w:r>
-      <w:r>
-        <w:br/>
-      </w:r>
-      <w:r>
-        <w:t xml:space="preserve">Survival to now is consistent with any severity beginning tomorrow.</w:t>
-      </w:r>
-    </w:p>
-    <w:p>
-      <w:pPr>
-        <w:pStyle w:val="BodyText"/>
-      </w:pPr>
-      <w:r>
-        <w:t xml:space="preserve">Then:</w:t>
-      </w:r>
-    </w:p>
-    <w:p>
-      <w:pPr>
-        <w:pStyle w:val="BodyText"/>
-      </w:pPr>
-      <w:r>
-        <w:t xml:space="preserve">The Concordance kept 400 years of records keyed to a star. </w:t>
-      </w:r>
-      <w:r>
-        <w:br/>
-      </w:r>
-      <w:r>
-        <w:t xml:space="preserve">The star is the one at 12 degrees. </w:t>
-      </w:r>
-      <w:r>
-        <w:br/>
-      </w:r>
-      <w:r>
-        <w:t xml:space="preserve">Consistent, redundant, genuine, and mute. </w:t>
-      </w:r>
-      <w:r>
-        <w:br/>
-      </w:r>
-      <w:r>
-        <w:t xml:space="preserve">The only test that defeats forgery requires readable copies. </w:t>
-      </w:r>
-      <w:r>
-        <w:br/>
-      </w:r>
-      <w:r>
-        <w:t xml:space="preserve">The only honest member cannot produce one. </w:t>
-      </w:r>
-      <w:r>
-        <w:br/>
-      </w:r>
-      <w:r>
-        <w:t xml:space="preserve">The key was destroyed by the thing the Programme existed to prevent.</w:t>
-      </w:r>
-    </w:p>
-    <w:p>
-      <w:pPr>
-        <w:pStyle w:val="BodyText"/>
-      </w:pPr>
-      <w:r>
-        <w:t xml:space="preserve">Then:</w:t>
-      </w:r>
-    </w:p>
-    <w:p>
-      <w:pPr>
-        <w:pStyle w:val="BodyText"/>
-      </w:pPr>
-      <w:r>
-        <w:t xml:space="preserve">Barbarian’s rock with strata, and no light. </w:t>
-      </w:r>
-      <w:r>
-        <w:br/>
-      </w:r>
-      <w:r>
-        <w:t xml:space="preserve">He said he was ashamed of how interesting he found it. He said it out loud. Note that he said it out loud.</w:t>
-      </w:r>
-    </w:p>
-    <w:p>
-      <w:pPr>
-        <w:pStyle w:val="BodyText"/>
-      </w:pPr>
-      <w:r>
-        <w:t xml:space="preserve">And last:</w:t>
       </w:r>
     </w:p>
     <w:p>
@@ -14202,7 +13207,7 @@
         <w:pStyle w:val="BodyText"/>
       </w:pPr>
       <w:r>
-        <w:t xml:space="preserve">Barbarian said, from the corner, “Then a past is expensive after all, and the price is quoted in joules, and I have been arguing for thirty-one years that history is nothing but the consistency of records and I am now told that the consistency can be weighed.” He was rubbing his forehead. “Dr Fainrose, I came here in July to destroy your protocol and I have accidentally underwritten it twice. I should like to go home and think about whether I still believe anything.”</w:t>
+        <w:t xml:space="preserve">Barbarian said, from the corner, “Then a past is expensive after all, and the price is quoted in joules, and I have been arguing for thirty-one years that history is nothing but the consistency of records and I am now told that the consistency can be weighed.” He was rubbing his forehead. “Dr Fainrose, I came here in September to destroy your protocol and I have accidentally underwritten it twice. I should like to go home and think about whether I still believe anything.”</w:t>
       </w:r>
     </w:p>
     <w:p>
@@ -14218,94 +13223,6 @@
         <w:pStyle w:val="BodyText"/>
       </w:pPr>
       <w:r>
-        <w:t xml:space="preserve">S = k log W. Entropy is a count of the arrangements that would look the same to you at the level you can look. Not a fluid. Not a tendency. A logarithm of your own coarseness.</w:t>
-      </w:r>
-    </w:p>
-    <w:p>
-      <w:pPr>
-        <w:pStyle w:val="BodyText"/>
-      </w:pPr>
-      <w:r>
-        <w:t xml:space="preserve">Then:</w:t>
-      </w:r>
-    </w:p>
-    <w:p>
-      <w:pPr>
-        <w:pStyle w:val="BodyText"/>
-      </w:pPr>
-      <w:r>
-        <w:t xml:space="preserve">The second law is not a law. Ordered outcomes are outnumbered, not forbidden. Loschmidt: reverse every velocity and you get a lawful decrease. Zermelo: a bounded system recurs. Both objections correct. He accepted both. They heard weakness. Ninety years later they measured the fluctuations with a bead in water. He was right in the only way available and saw no experiment.</w:t>
-      </w:r>
-    </w:p>
-    <w:p>
-      <w:pPr>
-        <w:pStyle w:val="BodyText"/>
-      </w:pPr>
-      <w:r>
-        <w:t xml:space="preserve">Then:</w:t>
-      </w:r>
-    </w:p>
-    <w:p>
-      <w:pPr>
-        <w:pStyle w:val="BodyText"/>
-      </w:pPr>
-      <w:r>
-        <w:t xml:space="preserve">A demon does not pay for looking. It pays for FORGETTING. kT ln2 per bit cleared. A demon with infinite memory is not impossible. It is only never discharged. Eleven thousand years, unerasable, and he recites them when he is distressed, and a physicist’s note in 1906 called that evidence and everyone since has called it a mannerism.</w:t>
-      </w:r>
-    </w:p>
-    <w:p>
-      <w:pPr>
-        <w:pStyle w:val="BodyText"/>
-      </w:pPr>
-      <w:r>
-        <w:t xml:space="preserve">He is not a violation of the second law. He is its collateral. The only relief available to him would discharge into whatever room he was standing in.</w:t>
-      </w:r>
-    </w:p>
-    <w:p>
-      <w:pPr>
-        <w:pStyle w:val="BodyText"/>
-      </w:pPr>
-      <w:r>
-        <w:t xml:space="preserve">Then, underlined twice:</w:t>
-      </w:r>
-    </w:p>
-    <w:p>
-      <w:pPr>
-        <w:pStyle w:val="BodyText"/>
-      </w:pPr>
-      <w:r>
-        <w:t xml:space="preserve">You cannot fake mutual information. It is not a property of the marks. A forged archive is thermodynamically dead — not weaker, dead. Extractable work ≤ kT × I. So you can weigh an archive without reading a word of it. Amend 11: not readable copies. Demonstrable correlation. Pike: ‘a forger would have to actually correlate it with an actual four hundred years. That is just doing it.’</w:t>
-      </w:r>
-    </w:p>
-    <w:p>
-      <w:pPr>
-        <w:pStyle w:val="BodyText"/>
-      </w:pPr>
-      <w:r>
-        <w:t xml:space="preserve">Then:</w:t>
-      </w:r>
-    </w:p>
-    <w:p>
-      <w:pPr>
-        <w:pStyle w:val="BodyText"/>
-      </w:pPr>
-      <w:r>
-        <w:t xml:space="preserve">He asked Soccermann not to write it down. Soccermann wrote it down. ‘A room paid for by forty-one parties for eleven thousand years is not a room in which a man is entitled to be kind.’</w:t>
-      </w:r>
-    </w:p>
-    <w:p>
-      <w:pPr>
-        <w:pStyle w:val="BodyText"/>
-      </w:pPr>
-      <w:r>
-        <w:t xml:space="preserve">Then:</w:t>
-      </w:r>
-    </w:p>
-    <w:p>
-      <w:pPr>
-        <w:pStyle w:val="BodyText"/>
-      </w:pPr>
-      <w:r>
         <w:t xml:space="preserve">Eilstein on the two worst things the living do to the dead. The second is making the death about themselves. The first is filing it.</w:t>
       </w:r>
     </w:p>
@@ -14315,14 +13232,6 @@
       </w:pPr>
       <w:r>
         <w:t xml:space="preserve">We filed Soccermann for a hundred and twenty years because nobody submitted a request. I have put in a request for a translation of every document in that strong room. There are four hundred and nine.</w:t>
-      </w:r>
-    </w:p>
-    <w:p>
-      <w:pPr>
-        <w:pStyle w:val="BodyText"/>
-      </w:pPr>
-      <w:r>
-        <w:t xml:space="preserve">And last:</w:t>
       </w:r>
     </w:p>
     <w:p>
@@ -15138,110 +14047,6 @@
         <w:pStyle w:val="BodyText"/>
       </w:pPr>
       <w:r>
-        <w:t xml:space="preserve">Drill: the finding may be right and the route is not permitted. An error can be found. An invalid route cannot.</w:t>
-      </w:r>
-    </w:p>
-    <w:p>
-      <w:pPr>
-        <w:pStyle w:val="BodyText"/>
-      </w:pPr>
-      <w:r>
-        <w:t xml:space="preserve">Then:</w:t>
-      </w:r>
-    </w:p>
-    <w:p>
-      <w:pPr>
-        <w:pStyle w:val="BodyText"/>
-      </w:pPr>
-      <w:r>
-        <w:t xml:space="preserve">1935: I could have predicted either, and I disturbed nothing, therefore both were there. The ambiguity is in ‘disturbing’. Nothing is jogged. But the choice fixes what kind of claim is available. Two mutually exclusive arrangements are not two accounts of one situation. The phenomenon is the system AND the instrument. You may not carve off the instrument and call the rest a property.</w:t>
-      </w:r>
-    </w:p>
-    <w:p>
-      <w:pPr>
-        <w:pStyle w:val="BodyText"/>
-      </w:pPr>
-      <w:r>
-        <w:t xml:space="preserve">Then, underlined:</w:t>
-      </w:r>
-    </w:p>
-    <w:p>
-      <w:pPr>
-        <w:pStyle w:val="BodyText"/>
-      </w:pPr>
-      <w:r>
-        <w:t xml:space="preserve">We disposed of a cousin of his rule and came home thinking we had disposed of his. 1967: no context-independent pre-existing values, even allowing unlimited nonlocality. No locality assumption. Not statistical. Contextuality. His preference with a proof attached. Now sold as a computing resource. It does not kill determinism. Pilot wave survives. It kills our ROUTE.</w:t>
-      </w:r>
-    </w:p>
-    <w:p>
-      <w:pPr>
-        <w:pStyle w:val="BodyText"/>
-      </w:pPr>
-      <w:r>
-        <w:t xml:space="preserve">Then:</w:t>
-      </w:r>
-    </w:p>
-    <w:p>
-      <w:pPr>
-        <w:pStyle w:val="BodyText"/>
-      </w:pPr>
-      <w:r>
-        <w:t xml:space="preserve">Restated his way, the finding gets worse, not weaker: there is no fact about which options a state ‘has’ apart from the arrangement that defines them. THE REGISTER WAS THE ARRANGEMENT. We did not fail to notice her doors had closed. We were the apparatus that determined what counted as a door, and while ours was the only bench in the room the question had no answer.</w:t>
-      </w:r>
-    </w:p>
-    <w:p>
-      <w:pPr>
-        <w:pStyle w:val="BodyText"/>
-      </w:pPr>
-      <w:r>
-        <w:t xml:space="preserve">Beatrix will advise the nine of that on Friday. She did not hesitate for one second.</w:t>
-      </w:r>
-    </w:p>
-    <w:p>
-      <w:pPr>
-        <w:pStyle w:val="BodyText"/>
-      </w:pPr>
-      <w:r>
-        <w:t xml:space="preserve">Then:</w:t>
-      </w:r>
-    </w:p>
-    <w:p>
-      <w:pPr>
-        <w:pStyle w:val="BodyText"/>
-      </w:pPr>
-      <w:r>
-        <w:t xml:space="preserve">Rescue: build one bench. Characterise the instrument. Incorporate him. Log the feeding. Reference it to the register. Consequence: the Crown inherits the ledger. Undischargeable. Largest undisclosed liability in the history of the state. He said do it anyway. ‘I should like to stop being a lead.’</w:t>
-      </w:r>
-    </w:p>
-    <w:p>
-      <w:pPr>
-        <w:pStyle w:val="BodyText"/>
-      </w:pPr>
-      <w:r>
-        <w:t xml:space="preserve">Then, the Fermi paper:</w:t>
-      </w:r>
-    </w:p>
-    <w:p>
-      <w:pPr>
-        <w:pStyle w:val="BodyText"/>
-      </w:pPr>
-      <w:r>
-        <w:t xml:space="preserve">‘A service claiming to be indispensable has, in eleven thousand years, found no one else who thought so. Drill: finding is a bench, maintaining is a different bench. Ask whether the arrangement needed to DETECT a self-maintained volume is compatible with the arrangement needed to maintain ours. He suspects not. Since 1971. No evidence. Would not dream of publishing.’</w:t>
-      </w:r>
-    </w:p>
-    <w:p>
-      <w:pPr>
-        <w:pStyle w:val="BodyText"/>
-      </w:pPr>
-      <w:r>
-        <w:t xml:space="preserve">And last:</w:t>
-      </w:r>
-    </w:p>
-    <w:p>
-      <w:pPr>
-        <w:pStyle w:val="BodyText"/>
-      </w:pPr>
-      <w:r>
         <w:t xml:space="preserve">He cannot say a sentence the same way twice. Two governments told him it made him useless. It is the only defence against our President that anybody has found.</w:t>
       </w:r>
     </w:p>
@@ -15287,10 +14092,10 @@
           <w:rFonts w:ascii="Amazon Ember" w:hAnsi="Amazon Ember" w:cs="Amazon Ember" w:eastAsia="Amazon Ember"/>
           <w:sz w:val="26"/>
           <w:szCs w:val="26"/>
+          <w:color w:val="0C447C"/>
           <w:i/>
-          <w:color w:val="0C447C"/>
-        </w:rPr>
-        <w:t xml:space="preserve">Mr Esaki Cannot See Why Anyone Is Surprised</w:t>
+        </w:rPr>
+        <w:t xml:space="preserve">Dr Arakawa Cannot See Why Anyone Is Surprised</w:t>
       </w:r>
     </w:p>
     <w:p>
@@ -15298,7 +14103,7 @@
         <w:pStyle w:val="FirstParagraph"/>
       </w:pPr>
       <w:r>
-        <w:t xml:space="preserve">The nine sent no letter this time. They sent a man, on the Monday, unannounced, who gave his name to the desk as “Esaki, retired,” and who was shown up to the sixth floor by a junior clerk who had no idea that the visitor had spent the 1950s doing something to a p-n junction that physics now teaches undergraduates as though it had always been obvious.</w:t>
+        <w:t xml:space="preserve">The nine sent no letter this time. They sent a man, on the Monday, unannounced, who gave his name to the desk as “Arakawa, retired,” and who was shown up to the third floor by a junior clerk who had no idea that the visitor had spent 1957, at the age of twenty-two, growing the crystals for the first tunnel diodes in a radio company’s laboratory in Tokyo.</w:t>
       </w:r>
     </w:p>
     <w:p>
@@ -15330,23 +14135,23 @@
         <w:pStyle w:val="BodyText"/>
       </w:pPr>
       <w:r>
-        <w:t xml:space="preserve">Fainrose, who had read the file overnight, said carefully, “Dr Esaki. Might I ask what you did, before we ask you why you’re here?”</w:t>
-      </w:r>
-    </w:p>
-    <w:p>
-      <w:pPr>
-        <w:pStyle w:val="BodyText"/>
-      </w:pPr>
-      <w:r>
-        <w:t xml:space="preserve">“I grew crystals,” said Esaki. “Very heavily doped. Degenerate semiconductor on both sides of a junction, so heavily doped that the depletion region — the barrier, if you like your word — was thin. A few nanometres. Thinner than any barrier has any business being if you expect a particle to go over it in the ordinary way, by having enough energy to climb.”</w:t>
-      </w:r>
-    </w:p>
-    <w:p>
-      <w:pPr>
-        <w:pStyle w:val="BodyText"/>
-      </w:pPr>
-      <w:r>
-        <w:t xml:space="preserve">“And I applied a small voltage, in the reverse direction from what any sensible engineer expected current to flow, and current flowed. Backwards. Before the voltage was large enough to explain it by any classical route. I did not have a name for it at first. Later we called it tunnelling, because the particle did not climb the barrier. It appeared on the other side without having been anywhere in between that would show a trace of having climbed.”</w:t>
+        <w:t xml:space="preserve">Fainrose, who had read the file overnight, said carefully, “Dr Arakawa. Might I ask what you did, before we ask you why you’re here?”</w:t>
+      </w:r>
+    </w:p>
+    <w:p>
+      <w:pPr>
+        <w:pStyle w:val="BodyText"/>
+      </w:pPr>
+      <w:r>
+        <w:t xml:space="preserve">“I grew crystals,” said Arakawa. “For Leo Esaki, at Tokyo Tsushin Kogyo, which you know as Sony. I was twenty-two and he was thirty-two. Germanium, very heavily doped. Degenerate semiconductor on both sides of a junction, so heavily doped that the depletion region — the barrier, if you like your word — was thin. A few nanometres. Thinner than any barrier has any business being if you expect a particle to go over it in the ordinary way, by having enough energy to climb.”</w:t>
+      </w:r>
+    </w:p>
+    <w:p>
+      <w:pPr>
+        <w:pStyle w:val="BodyText"/>
+      </w:pPr>
+      <w:r>
+        <w:t xml:space="preserve">“And we applied a small voltage, in the reverse direction from the one in which any sensible engineer expected current to flow, and current flowed. Backwards. Before the voltage was large enough to explain it by any classical route. Esaki worked out what it was. Tunnelling: the electron did not climb the barrier. It appeared on the other side without having been anywhere in between that would show a trace of having climbed. He got the Nobel Prize for it, sixteen years later, and I got a very good reference.”</w:t>
       </w:r>
     </w:p>
     <w:p>
@@ -15362,7 +14167,7 @@
         <w:pStyle w:val="BodyText"/>
       </w:pPr>
       <w:r>
-        <w:t xml:space="preserve">“I know,” said Esaki. “It is why I am here. The nine did not send me to review the March traces. The March traces are correct. They sent me because the March traces are correct and everybody in this building has spent the year being astonished by them, and I am ninety-one years old and I have run out of patience with astonishment.”</w:t>
+        <w:t xml:space="preserve">“I know,” said Arakawa. “It is why I am here. The nine did not send me to review the March traces. The March traces are correct. They sent me because the March traces are correct and everybody in this building has spent the year being astonished by them, and I am ninety-one years old and I have run out of patience with astonishment.”</w:t>
       </w:r>
     </w:p>
     <w:p>
@@ -15410,7 +14215,7 @@
         <w:pStyle w:val="BodyText"/>
       </w:pPr>
       <w:r>
-        <w:t xml:space="preserve">“In the sense that matters to a fabrication engineer,” said Esaki, “which is the only sense I have ever cared about. Current flowed on the wrong side of a junction that classical electron transport says should have been dark. I did not need to know what the electron ‘felt’ crossing. I needed a diode that worked at frequencies nothing else could reach, and I built it, and it went into microwave receivers, satellites among them, for years, and the metaphysics of the crossing was never once relevant to whether the thing switched in picoseconds.”</w:t>
+        <w:t xml:space="preserve">“In the sense that matters to a fabrication engineer,” said Arakawa, “which is the only sense I have ever cared about. Current flowed on the wrong side of a junction that classical electron transport says should have been dark. I did not need to know what the electron ‘felt’ crossing. I needed a diode that worked at frequencies nothing else could reach, and we built it, and it went into microwave receivers, satellites among them, for years, and the metaphysics of the crossing was never once relevant to whether the thing switched in picoseconds.”</w:t>
       </w:r>
     </w:p>
     <w:p>
@@ -15466,15 +14271,15 @@
         <w:pStyle w:val="BodyText"/>
       </w:pPr>
       <w:r>
-        <w:t xml:space="preserve">Mrs Kind, who had been quiet, said: “Dr Esaki. May I ask a travel agent’s question.”</w:t>
-      </w:r>
-    </w:p>
-    <w:p>
-      <w:pPr>
-        <w:pStyle w:val="BodyText"/>
-      </w:pPr>
-      <w:r>
-        <w:t xml:space="preserve">“You built a business on holidays,” said Esaki, without looking up. “Mr Drill told me. Ask.”</w:t>
+        <w:t xml:space="preserve">Mrs Kind, who had been quiet, said: “Dr Arakawa. May I ask a travel agent’s question.”</w:t>
+      </w:r>
+    </w:p>
+    <w:p>
+      <w:pPr>
+        <w:pStyle w:val="BodyText"/>
+      </w:pPr>
+      <w:r>
+        <w:t xml:space="preserve">“You built a business on holidays,” said Arakawa, without looking up. “Mr Drill told me. Ask.”</w:t>
       </w:r>
     </w:p>
     <w:p>
@@ -15490,7 +14295,7 @@
         <w:pStyle w:val="BodyText"/>
       </w:pPr>
       <w:r>
-        <w:t xml:space="preserve">“That,” said Esaki, and for the first time all day something happened to his face that might have been pleasure, “is a better statement of it than I gave the Swedish committee. Yes. A tunnelling event is not evidence that something impossible happened. It is evidence that your classical description of what was possible was wrong, and the wave was, all along, more honest about the geography than your barrier was.”</w:t>
+        <w:t xml:space="preserve">“That,” said Arakawa, and for the first time all day something happened to his face that might have been pleasure, “is a better statement of it than any I heard in seventy years of lecture halls. Yes. A tunnelling event is not evidence that something impossible happened. It is evidence that your classical description of what was possible was wrong, and the wave was, all along, more honest about the geography than your barrier was.”</w:t>
       </w:r>
     </w:p>
     <w:p>
@@ -15506,23 +14311,23 @@
         <w:pStyle w:val="BodyText"/>
       </w:pPr>
       <w:r>
-        <w:t xml:space="preserve">“I have not read your register,” said Esaki, “and at ninety-one I do not intend to start. I have told you what a barrier is. What you do with fourteen files that crossed one is your department’s business, not a semiconductor’s.” He stood, declining help. “Though I will say, since your Mr Drill is a man I respect and he is not here to stop me — if your instrument was never characterised, you do not yet know whether you are describing a barrier at all. You may simply be describing a place where you stopped looking.”</w:t>
-      </w:r>
-    </w:p>
-    <w:p>
-      <w:pPr>
-        <w:pStyle w:val="BodyText"/>
-      </w:pPr>
-      <w:r>
-        <w:t xml:space="preserve">He left before tea could be offered a second time, refusing again, and the driver — a different one — was already at the kerb, and Lolly watched from the window as Esaki got in without assistance and the car pulled away towards whatever remained of his Monday.</w:t>
-      </w:r>
-    </w:p>
-    <w:p>
-      <w:pPr>
-        <w:pStyle w:val="BodyText"/>
-      </w:pPr>
-      <w:r>
-        <w:t>Miss Pike put her head in. “There is a gentleman in the corridor who would not come in while Dr Esaki was being correct.”</w:t>
+        <w:t xml:space="preserve">“I have not read your register,” said Arakawa, “and at ninety-one I do not intend to start. I have told you what a barrier is. What you do with fourteen files that crossed one is your department’s business, not a semiconductor’s.” He stood, declining help. “Though I will say, since your Mr Drill is a man I respect and he is not here to stop me — if your instrument was never characterised, you do not yet know whether you are describing a barrier at all. You may simply be describing a place where you stopped looking.”</w:t>
+      </w:r>
+    </w:p>
+    <w:p>
+      <w:pPr>
+        <w:pStyle w:val="BodyText"/>
+      </w:pPr>
+      <w:r>
+        <w:t xml:space="preserve">He left before tea could be offered a second time, refusing again, and the driver — a different one — was already at the kerb, and Lolly watched from the window as Arakawa got in without assistance and the car pulled away towards whatever remained of his Monday.</w:t>
+      </w:r>
+    </w:p>
+    <w:p>
+      <w:pPr>
+        <w:pStyle w:val="BodyText"/>
+      </w:pPr>
+      <w:r>
+        <w:t xml:space="preserve">Miss Pike put her head in. “There is a gentleman in the corridor who would not come in while Dr Arakawa was being correct.”</w:t>
       </w:r>
     </w:p>
     <w:p>
@@ -15538,7 +14343,7 @@
         <w:pStyle w:val="BodyText"/>
       </w:pPr>
       <w:r>
-        <w:t>“I will not take long,” he said. He spoke so slowly that she heard how fast the rest of the day had been. “Dr Esaki is right about the wave. He is not right that the wave finishes the sentence. There is a path. Your register failed to write it down. I call that patience. I have been told it is faith. They are mistaken.”</w:t>
+        <w:t xml:space="preserve">“I will not take long,” he said. He spoke so slowly that she heard how fast the rest of the day had been. “Dr Arakawa is right about the wave. He is not right that the wave finishes the sentence. There is a path. Your register failed to write it down. I call that patience. I have been told it is faith. They are mistaken.”</w:t>
       </w:r>
     </w:p>
     <w:p>
@@ -15578,7 +14383,7 @@
         <w:pStyle w:val="BodyText"/>
       </w:pPr>
       <w:r>
-        <w:t xml:space="preserve">“No,” said Fainrose. “Drill told us our route was invalid. Esaki told us we might not have a barrier at all, and that if we do, crossing it was never the anomaly — the register’s confidence that it couldn’t be crossed was the anomaly, and it was ours.”</w:t>
+        <w:t xml:space="preserve">“No,” said Fainrose. “Drill told us our route was invalid. Arakawa told us we might not have a barrier at all, and that if we do, crossing it was never the anomaly — the register’s confidence that it couldn’t be crossed was the anomaly, and it was ours.”</w:t>
       </w:r>
     </w:p>
     <w:p>
@@ -15602,94 +14407,6 @@
         <w:pStyle w:val="BodyText"/>
       </w:pPr>
       <w:r>
-        <w:t xml:space="preserve">Esaki: a barrier is not a wall. A barrier is a region where the classical description says the amplitude should be zero, and it is not. It does not care what it is made of. Nanometres of crystal, a mountain in a nucleus, a line in a register.</w:t>
-      </w:r>
-    </w:p>
-    <w:p>
-      <w:pPr>
-        <w:pStyle w:val="BodyText"/>
-      </w:pPr>
-      <w:r>
-        <w:t xml:space="preserve">The particle is not a traveller who cheated a toll. There is no loan. No ledger entry. No lender. Strike ‘borrowed energy’ from every report. I have read it in three.</w:t>
-      </w:r>
-    </w:p>
-    <w:p>
-      <w:pPr>
-        <w:pStyle w:val="BodyText"/>
-      </w:pPr>
-      <w:r>
-        <w:t xml:space="preserve">Then, underlined:</w:t>
-      </w:r>
-    </w:p>
-    <w:p>
-      <w:pPr>
-        <w:pStyle w:val="BodyText"/>
-      </w:pPr>
-      <w:r>
-        <w:t xml:space="preserve">Not crossed by having enough. Crossed by never entirely being on one side to begin with.</w:t>
-      </w:r>
-    </w:p>
-    <w:p>
-      <w:pPr>
-        <w:pStyle w:val="BodyText"/>
-      </w:pPr>
-      <w:r>
-        <w:t xml:space="preserve">Then, Mrs Kind’s version, which she liked better and said so in the margin:</w:t>
-      </w:r>
-    </w:p>
-    <w:p>
-      <w:pPr>
-        <w:pStyle w:val="BodyText"/>
-      </w:pPr>
-      <w:r>
-        <w:t>A booking to a country you cannot enter is not an illegal trip. It is proof the itinerary never described a real journey. Ask whether our register describes a real barrier or a place where we stopped looking and called it a wall.</w:t>
-      </w:r>
-    </w:p>
-    <w:p>
-      <w:pPr>
-        <w:pStyle w:val="BodyText"/>
-      </w:pPr>
-      <w:r>
-        <w:t xml:space="preserve">Then:</w:t>
-      </w:r>
-    </w:p>
-    <w:p>
-      <w:pPr>
-        <w:pStyle w:val="BodyText"/>
-      </w:pPr>
-      <w:r>
-        <w:t xml:space="preserve">If your instrument was never characterised, you do not know whether you are describing a barrier at all. Drill said the same thing about Eilstein in different words and neither of them knows the other said it.</w:t>
-      </w:r>
-    </w:p>
-    <w:p>
-      <w:pPr>
-        <w:pStyle w:val="BodyText"/>
-      </w:pPr>
-      <w:r>
-        <w:t xml:space="preserve">Then:</w:t>
-      </w:r>
-    </w:p>
-    <w:p>
-      <w:pPr>
-        <w:pStyle w:val="BodyText"/>
-      </w:pPr>
-      <w:r>
-        <w:t xml:space="preserve">Esaki refused tea twice. Refused help into the car twice. Ninety-one, and the only thing he came here to correct was our astonishment.</w:t>
-      </w:r>
-    </w:p>
-    <w:p>
-      <w:pPr>
-        <w:pStyle w:val="BodyText"/>
-      </w:pPr>
-      <w:r>
-        <w:t xml:space="preserve">And last:</w:t>
-      </w:r>
-    </w:p>
-    <w:p>
-      <w:pPr>
-        <w:pStyle w:val="BodyText"/>
-      </w:pPr>
-      <w:r>
         <w:t xml:space="preserve">Beatrix wants to know by Friday whether the register describes an amplitude or a wall we stopped looking past.</w:t>
       </w:r>
     </w:p>
@@ -15698,7 +14415,7 @@
         <w:pStyle w:val="BodyText"/>
       </w:pPr>
       <w:r>
-        <w:t xml:space="preserve">110 days. No — Ramanathan says thirty-one cores are still advancing. I should ask her what that means for the count.</w:t>
+        <w:t xml:space="preserve">110 days. Ramanathan says thirty-one cores are still advancing. I should ask her what that means for the count.</w:t>
       </w:r>
     </w:p>
     <w:p>
@@ -16170,86 +14887,6 @@
         <w:pStyle w:val="BodyText"/>
       </w:pPr>
       <w:r>
-        <w:t>A lieutenant of artillery solved the exact equations by lamplight, between guns, in 1916. He sent the tidy half to Einstein. He sent the strange half to us. We did not open it. “Pending confirmation of addressee’s survival.” Nobody checked. He did not survive. Nobody checked that either.</w:t>
-      </w:r>
-    </w:p>
-    <w:p>
-      <w:pPr>
-        <w:pStyle w:val="BodyText"/>
-      </w:pPr>
-      <w:r>
-        <w:t xml:space="preserve">Then:</w:t>
-      </w:r>
-    </w:p>
-    <w:p>
-      <w:pPr>
-        <w:pStyle w:val="BodyText"/>
-      </w:pPr>
-      <w:r>
-        <w:t xml:space="preserve">His solution, honestly extended, is not one region. It is two, joined at a throat, at a single instant. The throat pinches shut before anything can cross. A bridge that exists for less time than it takes to use. Ramanathan: ‘the thing his horizon has been doing to my instruments for six months. I called it noise.’</w:t>
-      </w:r>
-    </w:p>
-    <w:p>
-      <w:pPr>
-        <w:pStyle w:val="BodyText"/>
-      </w:pPr>
-      <w:r>
-        <w:t xml:space="preserve">Then, underlined twice:</w:t>
-      </w:r>
-    </w:p>
-    <w:p>
-      <w:pPr>
-        <w:pStyle w:val="BodyText"/>
-      </w:pPr>
-      <w:r>
-        <w:t xml:space="preserve">Van Casteel: to hold a throat open you need negative energy density. Casimir energy is negative. We measured it in a mineshaft back in March and filed it under vacuum and moved on. Something has been propping a throat open behind Eilstein for eleven thousand years using the one resource in our own casework with the correct sign.</w:t>
-      </w:r>
-    </w:p>
-    <w:p>
-      <w:pPr>
-        <w:pStyle w:val="BodyText"/>
-      </w:pPr>
-      <w:r>
-        <w:t xml:space="preserve">Then, Eilstein’s sentence, which Lolly copied out twice to be sure she had it exactly:</w:t>
-      </w:r>
-    </w:p>
-    <w:p>
-      <w:pPr>
-        <w:pStyle w:val="BodyText"/>
-      </w:pPr>
-      <w:r>
-        <w:t xml:space="preserve">‘The bridge is not built when it is used. The bridge is built when the equations are satisfied. Separateness is not the default. Two places need no history of travel between them. They need only that the same equation holds at both ends. He carried the far end of a bridge for eleven thousand years and did not know, because he had never met the man clever enough, and brave enough, and short-lived enough, to tell him what he was standing on.’</w:t>
-      </w:r>
-    </w:p>
-    <w:p>
-      <w:pPr>
-        <w:pStyle w:val="BodyText"/>
-      </w:pPr>
-      <w:r>
-        <w:t xml:space="preserve">Then:</w:t>
-      </w:r>
-    </w:p>
-    <w:p>
-      <w:pPr>
-        <w:pStyle w:val="BodyText"/>
-      </w:pPr>
-      <w:r>
-        <w:t>Beatrix: not destroyed, not stored, not forgiven. POSTED. An address nobody checked because nobody knew there was another end.</w:t>
-      </w:r>
-    </w:p>
-    <w:p>
-      <w:pPr>
-        <w:pStyle w:val="BodyText"/>
-      </w:pPr>
-      <w:r>
-        <w:t xml:space="preserve">And last:</w:t>
-      </w:r>
-    </w:p>
-    <w:p>
-      <w:pPr>
-        <w:pStyle w:val="BodyText"/>
-      </w:pPr>
-      <w:r>
         <w:t>Van Casteel is building the bench. Ramanathan wants to know if the throat is traversable or only technically true.</w:t>
       </w:r>
     </w:p>
@@ -16482,7 +15119,7 @@
         <w:pStyle w:val="BodyText"/>
       </w:pPr>
       <w:r>
-        <w:t xml:space="preserve">“Mr Eilstein is not, on this evidence, a bottomless liability, and he is not, on this evidence, a drain I can meter. He is a man we have begun to measure and have not finished. I would rather take the Crown an unfinished measurement than the metaphor I believed in August.”</w:t>
+        <w:t xml:space="preserve">“Mr Eilstein is not, on this evidence, a bottomless liability, and he is not, on this evidence, a drain I can meter. He is a man we have begun to measure and have not finished. I would rather take the Crown an unfinished measurement than the metaphor I believed in October.”</w:t>
       </w:r>
     </w:p>
     <w:p>
@@ -16514,7 +15151,7 @@
         <w:pStyle w:val="BodyText"/>
       </w:pPr>
       <w:r>
-        <w:t xml:space="preserve">The nine undecidable cores, left open after Esaki’s visit, were not resolved by the plates. Fainrose said so on the Friday, in four minutes, and it undid a temptation the department had been carrying since the motion.</w:t>
+        <w:t xml:space="preserve">The nine undecidable cores, left open after Arakawa’s visit, were not resolved by the plates. Fainrose said so on the Friday, in four minutes, and it undid a temptation the department had been carrying since the motion.</w:t>
       </w:r>
     </w:p>
     <w:p>
@@ -16546,47 +15183,15 @@
         <w:pStyle w:val="BodyText"/>
       </w:pPr>
       <w:r>
-        <w:t xml:space="preserve">Mrs Kell, eighty-three, who had sat through the whole meeting in silence, said: “Then file them as in transit. Don’t force the box. We are not the last people who will ever look at this register, and the next people will thank us for leaving the question open rather than for closing it wrong out of impatience.”</w:t>
-      </w:r>
-    </w:p>
-    <w:p>
-      <w:pPr>
-        <w:pStyle w:val="BodyText"/>
-      </w:pPr>
-      <w:r>
-        <w:t xml:space="preserve">The motion passed the departmental panel eleven votes to nothing, with Mrs Kell herself abstaining, on the grounds — minuted verbatim — that “a person who proposes the sensible answer should not also get to vote for it.”</w:t>
-      </w:r>
-    </w:p>
-    <w:p>
-      <w:pPr>
-        <w:pStyle w:val="BodyText"/>
-      </w:pPr>
-      <w:r>
-        <w:t>Erich Schrottfinger came up with a wooden box about the size of a hatbox, air holes bored in a neat row, and nothing inside. He was very old. The bow tie had been tied by someone who still cared. Vienna sat in the vowels. Pipe tobacco he no longer smoked was faintly on the coat, and coffee he clearly still drank.</w:t>
-      </w:r>
-    </w:p>
-    <w:p>
-      <w:pPr>
-        <w:pStyle w:val="BodyText"/>
-      </w:pPr>
-      <w:r>
-        <w:t>“You will want a picture in the box,” he said, delighted and not quite respectable about it. “So the file can be shown to a person who is in a hurry. Do not give them one. The sensible vote just now was to leave the nine in transit. A box with a creature in it is how an office turns a transit into a story it can finish.”</w:t>
-      </w:r>
-    </w:p>
-    <w:p>
-      <w:pPr>
-        <w:pStyle w:val="BodyText"/>
-      </w:pPr>
-      <w:r>
-        <w:t>He put the empty box on the cabinet, where it would annoy everyone until someone was brave enough to move it, and he refused coffee with the cheer of a man who had already had the only cup he trusted.</w:t>
-      </w:r>
-    </w:p>
-    <w:p>
-      <w:pPr>
-        <w:pStyle w:val="BodyText"/>
-      </w:pPr>
-      <w:r>
-        <w:t xml:space="preserve">“I have been the cat in other people’s sentences for longer than this department has had a register,” he said. “I am tired of the honour. Leave the box empty. File what you voted. If the far end ever writes back, it will not be in the shape of a pet.”</w:t>
+        <w:t xml:space="preserve">Lolly said: “Then we file them as in transit. We don’t force the box. We are not the last people who will ever look at this register, and the next people will thank us for leaving the question open rather than for closing it wrong out of impatience.”</w:t>
+      </w:r>
+    </w:p>
+    <w:p>
+      <w:pPr>
+        <w:pStyle w:val="BodyText"/>
+      </w:pPr>
+      <w:r>
+        <w:t xml:space="preserve">The motion passed the departmental panel with every vote in the room, and Fainrose, who had been about to propose it herself, minuted that she had been beaten to it and was glad.</w:t>
       </w:r>
     </w:p>
     <w:p>
@@ -16634,6 +15239,209 @@
         <w:pStyle w:val="BodyText"/>
       </w:pPr>
       <w:r>
+        <w:rPr>
+          <w:i/>
+        </w:rPr>
+        <w:t xml:space="preserve"> </w:t>
+      </w:r>
+      <w:r>
+        <w:t xml:space="preserve"> *</w:t>
+      </w:r>
+    </w:p>
+    <w:p>
+      <w:pPr>
+        <w:pStyle w:val="BodyText"/>
+      </w:pPr>
+      <w:r>
+        <w:t xml:space="preserve">The appeal was heard in Vienna on Thursday the twenty-eighth of January, twelve days before the deadline, in the same building off the Ringstrasse, in a smaller room with no painted ceiling and three judges who had each, Lolly was told, read the papers.</w:t>
+      </w:r>
+    </w:p>
+    <w:p>
+      <w:pPr>
+        <w:pStyle w:val="BodyText"/>
+      </w:pPr>
+      <w:r>
+        <w:t xml:space="preserve">She had not meant to be the one who spoke. Beatrix had the argument, and it was a better argument than it had been in the spring, because Ramanathan had given it a characterised instrument and van Casteel had given it a force. But the argument answered only half of the question the Office had put, which was whether anything had been harmed. It did not answer the other half, which nobody had put at all, and which Lolly had been carrying since March: who had done it, and how they had known which fourteen to take.</w:t>
+      </w:r>
+    </w:p>
+    <w:p>
+      <w:pPr>
+        <w:pStyle w:val="BodyText"/>
+      </w:pPr>
+      <w:r>
+        <w:t xml:space="preserve">She had found the answer on a Tuesday in January, in the one document in the department that nobody but a minute-taker would ever read. Miss Pike’s dispatch ledger recorded every certified copy that left Marsham Street, with the date, the recipient and the fee. Lolly had gone through it for the whole of the previous year, line by line, because Drill had taught her that the thing nobody checks is the thing that happened, and on the line for the second of March she had found:</w:t>
+      </w:r>
+    </w:p>
+    <w:p>
+      <w:pPr>
+        <w:pStyle w:val="BodyText"/>
+      </w:pPr>
+      <w:r>
+        <w:rPr>
+          <w:i/>
+        </w:rPr>
+        <w:t xml:space="preserve">Statement of Coherence, with Schedule 4 (monthly margins, all 308 states, sorted thinnest first), one certified copy. To: Office of the President, Galactic Counsel, Vienna. Requested by telephone. Fee paid.</w:t>
+      </w:r>
+    </w:p>
+    <w:p>
+      <w:pPr>
+        <w:pStyle w:val="BodyText"/>
+      </w:pPr>
+      <w:r>
+        <w:t xml:space="preserve">Twelve days, Lolly counted, before the fourteenth of March.</w:t>
+      </w:r>
+    </w:p>
+    <w:p>
+      <w:pPr>
+        <w:pStyle w:val="BodyText"/>
+      </w:pPr>
+      <w:r>
+        <w:t xml:space="preserve">“Ms Wren,” said the presiding judge, a grey-haired woman from a signatory whose name the interpretation rendered as </w:t>
+      </w:r>
+      <w:r>
+        <w:rPr>
+          <w:i/>
+        </w:rPr>
+        <w:t xml:space="preserve">the Hollow Reaches</w:t>
+      </w:r>
+      <w:r>
+        <w:t xml:space="preserve">. “You are the head of the department, not its counsel. Ms Sloan tells us you have something the papers do not.”</w:t>
+      </w:r>
+    </w:p>
+    <w:p>
+      <w:pPr>
+        <w:pStyle w:val="BodyText"/>
+      </w:pPr>
+      <w:r>
+        <w:t xml:space="preserve">“I have a ledger and a list,” said Lolly. Her voice was steadier than she had expected. She had written the sentence nine times on the train. “Schedule 4 is a list of three hundred and eight people, sorted by how little choice they had left. We published it because the Act required it, and we were proud of it. On the second of March the Office of the President bought a certified copy. On the fourteenth of March, fourteen states resolved outside their permitted options.” She laid the schedule on the table and put the department’s list of the fourteen beside it. “They are the first fourteen lines of the schedule. All of them, and nobody else.”</w:t>
+      </w:r>
+    </w:p>
+    <w:p>
+      <w:pPr>
+        <w:pStyle w:val="BodyText"/>
+      </w:pPr>
+      <w:r>
+        <w:t xml:space="preserve">Counsel for the Office, a young man who had clearly been told the hearing would be about physics, said that a fluctuation in the vacuum would naturally take the weakest records first, and that the correspondence was what one would expect.</w:t>
+      </w:r>
+    </w:p>
+    <w:p>
+      <w:pPr>
+        <w:pStyle w:val="BodyText"/>
+      </w:pPr>
+      <w:r>
+        <w:t xml:space="preserve">“Then it would take most of them,” said Lolly. “Not exactly the first fourteen and not the fifteenth. The fifteenth had a margin one part in a thousand wider than the fourteenth. If the field had been doing it, the fifteenth would have gone too, or one of the fourteen would have survived. Dr Ramanathan has run it. A process that is only following the margins does not stop at the bottom of a page.” She took a breath. “Somebody stopped at fourteen because fourteen was the number they had asked for.”</w:t>
+      </w:r>
+    </w:p>
+    <w:p>
+      <w:pPr>
+        <w:pStyle w:val="BodyText"/>
+      </w:pPr>
+      <w:r>
+        <w:t xml:space="preserve">The young man looked at his papers. The papers did not help him.</w:t>
+      </w:r>
+    </w:p>
+    <w:p>
+      <w:pPr>
+        <w:pStyle w:val="BodyText"/>
+      </w:pPr>
+      <w:r>
+        <w:t xml:space="preserve">“And who asked for it?” said the presiding judge.</w:t>
+      </w:r>
+    </w:p>
+    <w:p>
+      <w:pPr>
+        <w:pStyle w:val="BodyText"/>
+      </w:pPr>
+      <w:r>
+        <w:t xml:space="preserve">Lolly turned to the end of the table, where a man in a brown suit had been sitting very still for an hour with a folder on his knees.</w:t>
+      </w:r>
+    </w:p>
+    <w:p>
+      <w:pPr>
+        <w:pStyle w:val="BodyText"/>
+      </w:pPr>
+      <w:r>
+        <w:t xml:space="preserve">Professor Tengelman had answered her letter by return. He had come at his own expense. He stood up now without being asked, which, Beatrix said afterwards, was the moment she knew they had won, because the Office had kept him on a retainer for six years and had never once seen him stand up without being asked.</w:t>
+      </w:r>
+    </w:p>
+    <w:p>
+      <w:pPr>
+        <w:pStyle w:val="BodyText"/>
+      </w:pPr>
+      <w:r>
+        <w:t xml:space="preserve">“On the ninth of March I received a letter from the Office of the President,” he said. “I have it here. It says that the Office intended a limited pilot realisation of fourteen records on the fourteenth, to demonstrate to the signatories, ahead of the session, that discontinuation would destroy no information. It asked me to confirm that a rewrite of a screen is unitary.” He put the letter on the table, beside the schedule. “I confirmed it. It is true. I was not told that the records were people. I did not ask. I am asking now that the court note that I should have.”</w:t>
+      </w:r>
+    </w:p>
+    <w:p>
+      <w:pPr>
+        <w:pStyle w:val="BodyText"/>
+      </w:pPr>
+      <w:r>
+        <w:t xml:space="preserve">Nobody said anything for some time.</w:t>
+      </w:r>
+    </w:p>
+    <w:p>
+      <w:pPr>
+        <w:pStyle w:val="BodyText"/>
+      </w:pPr>
+      <w:r>
+        <w:t xml:space="preserve">Then Beatrix stood up and gave the argument she had been refining since the spring, the one about a conservation law not being a defence to a charge of taking, and this time it was not an argument about a hypothetical harm. It was an argument about fourteen named lines on a schedule, a pilot with a date on it, a dip on four instruments, and a list of two hundred and six cores. She took twelve minutes. Lolly did not hear most of it. She was watching the three judges read Tengelman’s letter, one after another, and pass it along.</w:t>
+      </w:r>
+    </w:p>
+    <w:p>
+      <w:pPr>
+        <w:pStyle w:val="BodyText"/>
+      </w:pPr>
+      <w:r>
+        <w:t xml:space="preserve">The ruling came at four. The decision to discontinue the Galactic Health Support Programme was set aside, on the ground that the session had voted on a brief that withheld a material fact: that the Office had already tested its premise, on fourteen citizens, without their consent. The Programme’s map of thin places was to be returned to the Programme within seven days and to be held by nobody else. The conduct of the Office in March was referred to the Counsel’s inspectorate. The word </w:t>
+      </w:r>
+      <w:r>
+        <w:rPr>
+          <w:i/>
+        </w:rPr>
+        <w:t xml:space="preserve">supernova</w:t>
+      </w:r>
+      <w:r>
+        <w:t xml:space="preserve"> was in the second paragraph.</w:t>
+      </w:r>
+    </w:p>
+    <w:p>
+      <w:pPr>
+        <w:pStyle w:val="BodyText"/>
+      </w:pPr>
+      <w:r>
+        <w:t xml:space="preserve">On the steps outside, in the cold, Beatrix put her hand very briefly on Lolly’s shoulder, which she had never done before.</w:t>
+      </w:r>
+    </w:p>
+    <w:p>
+      <w:pPr>
+        <w:pStyle w:val="BodyText"/>
+      </w:pPr>
+      <w:r>
+        <w:t xml:space="preserve">“You read the ledger,” she said.</w:t>
+      </w:r>
+    </w:p>
+    <w:p>
+      <w:pPr>
+        <w:pStyle w:val="BodyText"/>
+      </w:pPr>
+      <w:r>
+        <w:t xml:space="preserve">“It’s what I’m for,” said Lolly. “I write things down, and then I read them.”</w:t>
+      </w:r>
+    </w:p>
+    <w:p>
+      <w:pPr>
+        <w:pStyle w:val="BodyText"/>
+      </w:pPr>
+      <w:r>
+        <w:t xml:space="preserve">Tengelman came down the steps behind them, buttoning his coat. He stopped as if he meant to say something, and then he only nodded to Lolly, the nod of a man who had answered a narrow question accurately for six years and had just answered a wider one, and went off towards the tram.</w:t>
+      </w:r>
+    </w:p>
+    <w:p>
+      <w:pPr>
+        <w:pStyle w:val="BodyText"/>
+      </w:pPr>
+      <w:r>
         <w:t xml:space="preserve">* * *</w:t>
       </w:r>
     </w:p>
@@ -16642,7 +15450,7 @@
         <w:pStyle w:val="BodyText"/>
       </w:pPr>
       <w:r>
-        <w:t xml:space="preserve">On the Sunday before the ninth of February, Lolly rang the number on Ellen Prosper’s card. The office in Peterhead said the vessel was at sea and the set was not answering. She rang the partner in Sligo at six. The woman said Ellen had not come off the boat since the case began, and had not taken the shop in Newcastle, and that if anyone was going to speak to her it would not be through a form.</w:t>
+        <w:t xml:space="preserve">On the Sunday before the ninth of February, Lolly rang the number on Ellen Prosper’s card. The office in Peterhead said the vessel was at sea and the set was not answering. She rang the partner in Sligo at six. The woman said Ellen had not come off the boat since the case began, and had not taken the course in Newcastle or the shop either, and</w:t>
       </w:r>
     </w:p>
     <w:p>
@@ -16666,7 +15474,7 @@
         <w:pStyle w:val="BodyText"/>
       </w:pPr>
       <w:r>
-        <w:t xml:space="preserve">The ninth of February arrived on a Monday, cold, with nothing scheduled after eleven, which was itself unprecedented.</w:t>
+        <w:t xml:space="preserve">The ninth of February arrived on a Tuesday, cold, with nothing scheduled after eleven, which was itself unprecedented.</w:t>
       </w:r>
     </w:p>
     <w:p>
@@ -16730,7 +15538,7 @@
         <w:pStyle w:val="BodyText"/>
       </w:pPr>
       <w:r>
-        <w:t xml:space="preserve">“The fourteen, not as a route,” she read aloud, for the record, one last time. “Three hundred and eleven of three eleven — no. Three hundred eight recovered, of the original tally, plus the fourteen, accounted a different way. Two hundred nine of two hundred nine dipped and returned. Nine cores in transit, correctly logged as such and not otherwise. Thirty-one cores, as of Friday’s reading, still advancing — Ramanathan says that number has not moved in six weeks, which she says, for a supernova countdown, is the best news she has had all year, because it means the field maintenance the Counsel voted to preserve after all is holding.” She looked up. “I don’t think anyone ever told you that vote went the other way on appeal.”</w:t>
+        <w:t xml:space="preserve">“The fourteen, not as a route,” she read aloud, for the record, one last time. “Three hundred and eight recovered, of the original tally, the fourteen among them, accounted a different way. Two hundred and nine of two hundred and nine dipped and returned. Nine cores in transit, correctly logged as such and not otherwise. Thirty-one cores, as of Friday’s reading, still advancing — Ramanathan says that number has not moved in six weeks, which she says, for a supernova countdown, is the best news she has had all year, because it means the field maintenance the appeal restored is holding.” She looked up. “Twelve days since Vienna. I keep expecting somebody to ring and take it back.”</w:t>
       </w:r>
     </w:p>
     <w:p>
@@ -16746,47 +15554,7 @@
         <w:pStyle w:val="BodyText"/>
       </w:pPr>
       <w:r>
-        <w:t xml:space="preserve">“Nobody told me,” Lolly admitted.</w:t>
-      </w:r>
-    </w:p>
-    <w:p>
-      <w:pPr>
-        <w:pStyle w:val="BodyText"/>
-      </w:pPr>
-      <w:r>
-        <w:t xml:space="preserve">“The Counsel reinstated funding in December. Quietly. Ronald Dump’s office issued a one-line correction and hoped nobody would ask why. I only found out because I still had the travel booking open for the delegation that never happened, and I had to cancel a hotel.”</w:t>
-      </w:r>
-    </w:p>
-    <w:p>
-      <w:pPr>
-        <w:pStyle w:val="BodyText"/>
-      </w:pPr>
-      <w:r>
-        <w:t xml:space="preserve">It was Beatrix’s rebuilt argument that did it, in the end — the one Drill had gutted and Ramanathan had put back together with a single characterised instrument, turning a monitoring failure into a much older offence and back into a monitoring failure again, differently and more carefully reasoned. The Office of the President had never found a hole in the physics. It had simply stopped answering the correspondence, on the theory that an argument nobody keeps replying to eventually goes away.</w:t>
-      </w:r>
-    </w:p>
-    <w:p>
-      <w:pPr>
-        <w:pStyle w:val="BodyText"/>
-      </w:pPr>
-      <w:r>
-        <w:t xml:space="preserve">Beatrix had kept replying.</w:t>
-      </w:r>
-    </w:p>
-    <w:p>
-      <w:pPr>
-        <w:pStyle w:val="BodyText"/>
-      </w:pPr>
-      <w:r>
-        <w:t xml:space="preserve">“She filed some version of it every month since the ruling,” said Mrs Kind. “Same argument, better each time, until in November somebody on the appeal panel actually read it instead of routing it, and by December there was nothing left in the file to say no to.”</w:t>
-      </w:r>
-    </w:p>
-    <w:p>
-      <w:pPr>
-        <w:pStyle w:val="BodyText"/>
-      </w:pPr>
-      <w:r>
-        <w:t>Lolly laughed.</w:t>
+        <w:t xml:space="preserve">“They won’t,” said Lolly. “It’s in the ruling this time. With the word in it.”</w:t>
       </w:r>
     </w:p>
     <w:p>
@@ -16890,7 +15658,7 @@
         <w:pStyle w:val="BodyText"/>
       </w:pPr>
       <w:r>
-        <w:t xml:space="preserve">Mrs Kell: a person who proposes the sensible answer should not also get to vote for it. I am going to try to remember that longer than I remember most things this department has taught me.</w:t>
+        <w:t xml:space="preserve">28 January. I read Miss Pike’s ledger aloud in Vienna. Schedule 4, lines one to fourteen. Nobody in the Office had imagined that a minute-taker reads her own ledger.</w:t>
       </w:r>
     </w:p>
     <w:p>
@@ -16906,7 +15674,7 @@
         <w:pStyle w:val="BodyText"/>
       </w:pPr>
       <w:r>
-        <w:t xml:space="preserve">Nothing detonated. Nobody was uninvited. The register closed clean, at 411 P-9, with an appendix nobody was ashamed to sign.</w:t>
+        <w:t xml:space="preserve">Nothing detonated. Nobody was uninvited. The register closed clean, at 308 P-9, with an appendix nobody was ashamed to sign.</w:t>
       </w:r>
     </w:p>
     <w:p>
@@ -16930,7 +15698,7 @@
         <w:pStyle w:val="BodyText"/>
       </w:pPr>
       <w:r>
-        <w:t xml:space="preserve">The Permitted Options ends here, at 411 P-9, on the ninth of February, with nothing detonated, nobody uninvited, and the plates’ force written down as a force. Ellen Prosper’s card is still on the outside of the file. Lolly Wren’s green notebooks reach volume five and stop, for now, mid-page.</w:t>
+        <w:t xml:space="preserve">The Permitted Options ends here, at 308 P-9, on the ninth of February, with nothing detonated, nobody uninvited, and the plates’ force written down as a force. Ellen Prosper’s card is still on the outside of the file. Lolly Wren’s green notebooks reach volume five and stop, for now, mid-page.</w:t>
       </w:r>
     </w:p>
     <w:p>
@@ -17231,7 +15999,12 @@
         </w:r>
       </w:hyperlink>
       <w:r>
-        <w:t>. Mr Esaki Cannot See Why Anyone Is Surprised</w:t>
+        <w:rPr>
+          <w:u w:val="single"/>
+          <w:color w:val="0563C1"/>
+          <w:rFonts w:ascii="Bookerly" w:hAnsi="Bookerly" w:cs="Bookerly"/>
+        </w:rPr>
+        <w:t xml:space="preserve">. Dr Arakawa Cannot See Why Anyone Is Surprised</w:t>
       </w:r>
     </w:p>
     <w:p>
@@ -17405,14 +16178,6 @@
     </w:p>
     <w:p>
       <w:pPr>
-        <w:pStyle w:val="BodyText"/>
-      </w:pPr>
-      <w:r>
-        <w:t xml:space="preserve">The popular version says a particle “tunnels through” a barrier the way a mole tunnels through a garden — borrowing a shortcut, sneaking past a rule.</w:t>
-      </w:r>
-    </w:p>
-    <w:p>
-      <w:pPr>
         <w:pStyle w:val="Heading3"/>
         <w:pageBreakBefore w:val="0"/>
         <w:spacing w:before="320" w:after="80"/>
@@ -17805,14 +16570,6 @@
     </w:p>
     <w:p>
       <w:pPr>
-        <w:pStyle w:val="BodyText"/>
-      </w:pPr>
-      <w:r>
-        <w:t xml:space="preserve">The popular version treats zero-point energy as a loophole for free energy, or as a rounding error physicists apologise for.</w:t>
-      </w:r>
-    </w:p>
-    <w:p>
-      <w:pPr>
         <w:pStyle w:val="Heading3"/>
         <w:pageBreakBefore w:val="0"/>
         <w:spacing w:before="320" w:after="80"/>
@@ -18356,14 +17113,6 @@
     </w:p>
     <w:p>
       <w:pPr>
-        <w:pStyle w:val="BodyText"/>
-      </w:pPr>
-      <w:r>
-        <w:t xml:space="preserve">The popular version has Einstein as a stubborn old man who could not accept quantum weirdness.</w:t>
-      </w:r>
-    </w:p>
-    <w:p>
-      <w:pPr>
         <w:pStyle w:val="Heading3"/>
         <w:pageBreakBefore w:val="0"/>
         <w:spacing w:before="320" w:after="80"/>
@@ -18859,7 +17608,7 @@
         <w:pStyle w:val="BodyText"/>
       </w:pPr>
       <w:r>
-        <w:t xml:space="preserve">The popular version treats the holographic principle as meaning the universe is “a hologram” in the everyday sense — a projected illusion, somehow less real than it looks.</w:t>
+        <w:t xml:space="preserve"/>
       </w:r>
     </w:p>
     <w:p>
@@ -19113,7 +17862,7 @@
         <w:pStyle w:val="BodyText"/>
       </w:pPr>
       <w:r>
-        <w:t xml:space="preserve">The physics on the table in Chapter Five: black hole complementarity and the firewall problem, and — through item seven of Annex C — the tunnelling basis of stellar fusion and how core-collapse supernovae are triggered.</w:t>
+        <w:t xml:space="preserve">President Wexley, Professor Tengelman and the Collegium at Brask are invented and are not portraits of anyone. The physics on the table in Chapter Five: black hole complementarity and the firewall problem, and — through item seven of Annex C — the tunnelling basis of stellar fusion and how core-collapse supernovae are triggered.</w:t>
       </w:r>
     </w:p>
     <w:p>
@@ -19223,14 +17972,6 @@
       </w:r>
       <w:r>
         <w:t xml:space="preserve">. Information can be perfectly conserved and simultaneously scrambled beyond any practical recovery, or removed to a screen no party can read. “The accounts balance” and “nothing has happened” are different propositions, and conflating them is the oldest move in institutional history.</w:t>
-      </w:r>
-    </w:p>
-    <w:p>
-      <w:pPr>
-        <w:pStyle w:val="BodyText"/>
-      </w:pPr>
-      <w:r>
-        <w:t xml:space="preserve">The popular version pictures the firewall as some special exotic danger waiting at old black holes’ horizons, a place where physics itself changes.</w:t>
       </w:r>
     </w:p>
     <w:p>
@@ -19830,14 +18571,6 @@
     </w:p>
     <w:p>
       <w:pPr>
-        <w:pStyle w:val="BodyText"/>
-      </w:pPr>
-      <w:r>
-        <w:t xml:space="preserve">The popular version turns Gödel into a mystic: “there are things that are true but unprovable,” offered as evidence that logic is somehow limited or intuition transcends machines.</w:t>
-      </w:r>
-    </w:p>
-    <w:p>
-      <w:pPr>
         <w:pStyle w:val="Heading3"/>
         <w:pageBreakBefore w:val="0"/>
         <w:spacing w:before="320" w:after="80"/>
@@ -20368,14 +19101,6 @@
     </w:p>
     <w:p>
       <w:pPr>
-        <w:pStyle w:val="BodyText"/>
-      </w:pPr>
-      <w:r>
-        <w:t xml:space="preserve">The popular version treats quantum entanglement in these games as “spooky communication” — a way of secretly passing a message faster than light.</w:t>
-      </w:r>
-    </w:p>
-    <w:p>
-      <w:pPr>
         <w:pStyle w:val="Heading3"/>
         <w:pageBreakBefore w:val="0"/>
         <w:spacing w:before="320" w:after="80"/>
@@ -20834,14 +19559,6 @@
     </w:p>
     <w:p>
       <w:pPr>
-        <w:pStyle w:val="BodyText"/>
-      </w:pPr>
-      <w:r>
-        <w:t xml:space="preserve">The popular version of decoherence is often described as “collapse caused by observation,” as if a conscious mind were required.</w:t>
-      </w:r>
-    </w:p>
-    <w:p>
-      <w:pPr>
         <w:pStyle w:val="Heading3"/>
         <w:pageBreakBefore w:val="0"/>
         <w:spacing w:before="320" w:after="80"/>
@@ -21756,14 +20473,6 @@
     </w:p>
     <w:p>
       <w:pPr>
-        <w:pStyle w:val="BodyText"/>
-      </w:pPr>
-      <w:r>
-        <w:t xml:space="preserve">The popular version treats the arrow of time as obviously built into physics at the deepest level, as if “time flows forward” were a law like any other.</w:t>
-      </w:r>
-    </w:p>
-    <w:p>
-      <w:pPr>
         <w:pStyle w:val="Heading3"/>
         <w:pageBreakBefore w:val="0"/>
         <w:spacing w:before="320" w:after="80"/>
@@ -22474,14 +21183,6 @@
     </w:p>
     <w:p>
       <w:pPr>
-        <w:pStyle w:val="BodyText"/>
-      </w:pPr>
-      <w:r>
-        <w:t xml:space="preserve">The popular version treats “anthropic” as a synonym for lazy or unfalsifiable — a way of hand-waving away fine-tuning.</w:t>
-      </w:r>
-    </w:p>
-    <w:p>
-      <w:pPr>
         <w:pStyle w:val="Heading3"/>
         <w:pageBreakBefore w:val="0"/>
         <w:spacing w:before="320" w:after="80"/>
@@ -23073,14 +21774,6 @@
     </w:p>
     <w:p>
       <w:pPr>
-        <w:pStyle w:val="BodyText"/>
-      </w:pPr>
-      <w:r>
-        <w:t xml:space="preserve">The popular version says the demon is defeated by the cost of measuring which particle is which.</w:t>
-      </w:r>
-    </w:p>
-    <w:p>
-      <w:pPr>
         <w:pStyle w:val="Heading3"/>
         <w:pageBreakBefore w:val="0"/>
         <w:spacing w:before="320" w:after="80"/>
@@ -23453,14 +22146,6 @@
     </w:p>
     <w:p>
       <w:pPr>
-        <w:pStyle w:val="BodyText"/>
-      </w:pPr>
-      <w:r>
-        <w:t xml:space="preserve">The popular version treats “Bohr versus Einstein” as one long argument that Bohr simply won on points.</w:t>
-      </w:r>
-    </w:p>
-    <w:p>
-      <w:pPr>
         <w:pStyle w:val="Heading3"/>
         <w:pageBreakBefore w:val="0"/>
         <w:spacing w:before="320" w:after="80"/>
@@ -23720,7 +22405,7 @@
         <w:pStyle w:val="BodyText"/>
       </w:pPr>
       <w:r>
-        <w:t xml:space="preserve">The Esaki (tunnel) diode. Leo Esaki, working at Sony (then Tokyo Tsushin Kogyo) in 1957, discovered that in an extremely heavily doped p-n junction — with a depletion region only a few nanometres wide — current flows under reverse bias at voltages too small to explain by thermionic or avalanche mechanisms. He correctly identified the cause as quantum mechanical tunnelling of electrons through the narrow potential barrier of the junction, work for which he shared the 1973 Nobel Prize in Physics with Ivar Giaever and Brian Josephson. Tunnel diodes remain in use for high-frequency oscillators and detectors precisely because tunnelling is a fast, direct quantum process with no classical transit time in the barrier region.</w:t>
+        <w:t xml:space="preserve">The Esaki (tunnel) diode. (Dr Arakawa is invented; the diode, its date and its inventor are not.) Leo Esaki, working at Sony (then Tokyo Tsushin Kogyo) in 1957, discovered that in an extremely heavily doped p-n junction — with a depletion region only a few nanometres wide — current flows under reverse bias at voltages too small to explain by thermionic or avalanche mechanisms. He correctly identified the cause as quantum mechanical tunnelling of electrons through the narrow potential barrier of the junction, work for which he shared the 1973 Nobel Prize in Physics with Ivar Giaever and Brian Josephson. Tunnel diodes remain in use for high-frequency oscillators and detectors precisely because tunnelling is a fast, direct quantum process with no classical transit time in the barrier region.</w:t>
       </w:r>
     </w:p>
     <w:p>
@@ -23729,14 +22414,6 @@
       </w:pPr>
       <w:r>
         <w:t xml:space="preserve">Why tunnelling is not “borrowing energy.” A common but misleading gloss on tunnelling invokes the energy–time uncertainty relation to suggest a particle “borrows” energy to surmount a barrier and “pays it back” afterward. This is not the accepted mechanism and the chapter is right to have Esaki reject it. The correct picture, from solving the time-independent Schrödinger equation for a particle incident on a finite potential barrier, is that the wavefunction does not vanish at the barrier wall. Inside a classically forbidden region (where the potential exceeds the particle’s total energy), the wavefunction decays exponentially rather than oscillating, but it does not reach zero if the barrier is finite in width. If the barrier ends while the amplitude is still non-zero, the wavefunction resumes oscillating on the far side with reduced but non-zero amplitude — giving a non-zero transmission probability. The particle’s total energy never exceeds the barrier height at any point; there is no loan, because there is no classical trajectory to which energy conservation, moment to moment, needs to be applied. The amplitude simply already extends across both sides as the single, self-consistent solution to one equation.</w:t>
-      </w:r>
-    </w:p>
-    <w:p>
-      <w:pPr>
-        <w:pStyle w:val="BodyText"/>
-      </w:pPr>
-      <w:r>
-        <w:t xml:space="preserve">The popular version of tunnelling — a phrase like “the particle borrows energy from the uncertainty principle” — is a rough mnemonic that misleads more than it helps.</w:t>
       </w:r>
     </w:p>
     <w:p>
@@ -23763,7 +22440,7 @@
         <w:pStyle w:val="BodyText"/>
       </w:pPr>
       <w:r>
-        <w:t xml:space="preserve">What this chapter was actually showing you. Esaki did not fly out to correct the department’s physics. He flew out because “a barrier is not a wall” turns out to be a legal claim as much as a physical one, and the fourteen’s crossing is only mysterious for exactly as long as somebody insists on treating the register’s barrier as absolute rather than checking it.</w:t>
+        <w:t xml:space="preserve">What this chapter was actually showing you. Arakawa did not fly out to correct the department’s physics. He flew out because “a barrier is not a wall” turns out to be a legal claim as much as a physical one, and the fourteen’s crossing is only mysterious for exactly as long as somebody insists on treating the register’s barrier as absolute rather than checking it.</w:t>
       </w:r>
     </w:p>
     <w:p>
@@ -23771,7 +22448,7 @@
         <w:pStyle w:val="FirstParagraph"/>
       </w:pPr>
       <w:r>
-        <w:t xml:space="preserve">The generality Esaki insists on. The same mathematics governs:</w:t>
+        <w:t xml:space="preserve">The generality Arakawa insists on. The same mathematics governs:</w:t>
       </w:r>
     </w:p>
     <w:p>
@@ -23845,7 +22522,7 @@
         <w:pStyle w:val="BodyText"/>
       </w:pPr>
       <w:r>
-        <w:t xml:space="preserve">The reframing. The chapter’s central move — voiced through Esaki and sharpened by Mrs Kind’s travel-agent analogy — is that a “barrier” is not a substance or a geographic obstacle but a statement about where a classical description predicts zero amplitude. Whether that statement is true is an empirical question about the actual wavefunction, not a metaphysical one about the particle’s virtue or cunning. Applied reflexively to the book’s plot: whether the department’s “permitted options” register describes a genuine forbidden amplitude, or merely marks the edge of what the register’s own instruments could detect, is exactly the kind of question Chapter Thirteen’s contextuality result says cannot be settled without characterising the instrument. Esaki’s tunnel diode is offered as the clean case where the barrier was known independently (crystal geometry, doping profile) and the amplitude calculation could be checked against measured current — a luxury the department, per Drill, has not yet earned for its own register.</w:t>
+        <w:t xml:space="preserve">The reframing. The chapter’s central move — voiced through Arakawa, who learned it at Esaki’s bench, and sharpened by Mrs Kind’s travel-agent analogy — is that a “barrier” is not a substance or a geographic obstacle but a statement about where a classical description predicts zero amplitude. Whether that statement is true is an empiri</w:t>
       </w:r>
     </w:p>
     <w:p>
@@ -24050,14 +22727,6 @@
       </w:pPr>
       <w:r>
         <w:t xml:space="preserve">Why it cannot be used. The Kruskal extension shows the throat pinching closed in a finite proper time, faster than any signal — let alone any traveller — could cross from one side to the other. The classical, uncharged, non-rotating Einstein–Rosen bridge is a genuine feature of the solved equations and is, simultaneously, provably non-traversable: it closes before anything gets through. This has been understood since Fuller and Wheeler’s 1962 analysis.</w:t>
-      </w:r>
-    </w:p>
-    <w:p>
-      <w:pPr>
-        <w:pStyle w:val="BodyText"/>
-      </w:pPr>
-      <w:r>
-        <w:t xml:space="preserve">The popular version treats “wormhole” as pure science fiction, or alternatively assumes real ones would be popping in and out of existence everywhere.</w:t>
       </w:r>
     </w:p>
     <w:p>
@@ -24996,26 +23665,6 @@
             <w:rFonts w:ascii="Bookerly" w:hAnsi="Bookerly" w:cs="Bookerly"/>
           </w:rPr>
           <w:t xml:space="preserve">doi:10.1002/cpa.3160130102</w:t>
-        </w:r>
-      </w:hyperlink>
-    </w:p>
-    <w:p>
-      <w:pPr>
-        <w:pStyle w:val="BodyText"/>
-        <w:spacing w:after="120"/>
-        <w:ind w:firstLine="0"/>
-      </w:pPr>
-      <w:r>
-        <w:t xml:space="preserve">Zurek, W. H. (2003). Decoherence, einselection, and the quantum origins of the classical. Reviews of Modern Physics 75, 715–775. Quantum Darwinism is developed more fully in later work (Nature Physics 5, 181–188, 2009); this DOI covers the review. </w:t>
-      </w:r>
-      <w:hyperlink r:id="rId18">
-        <w:r>
-          <w:rPr>
-            <w:u w:val="single"/>
-            <w:color w:val="0563C1"/>
-            <w:rFonts w:ascii="Bookerly" w:hAnsi="Bookerly" w:cs="Bookerly"/>
-          </w:rPr>
-          <w:t xml:space="preserve">doi:10.1103/RevModPhys.75.715</w:t>
         </w:r>
       </w:hyperlink>
     </w:p>

--- a/Lolly Wren's Curious Science Adventures - SERIES/Book 2 - The Permitted Options/The_Permitted_Options_BOOK_2_DRAFT.docx
+++ b/Lolly Wren's Curious Science Adventures - SERIES/Book 2 - The Permitted Options/The_Permitted_Options_BOOK_2_DRAFT.docx
@@ -561,7 +561,7 @@
           <w:sz w:val="24"/>
           <w:szCs w:val="24"/>
         </w:rPr>
-        <w:t xml:space="preserve">The Dolphins' View of History</w:t>
+        <w:t xml:space="preserve">The Dolphins’ View of History</w:t>
       </w:r>
     </w:p>
     <w:p>
@@ -595,7 +595,7 @@
           <w:sz w:val="24"/>
           <w:szCs w:val="24"/>
         </w:rPr>
-        <w:t xml:space="preserve">The Murder That Hadn't Happened Yet (The Relativistic Investigation Bureau, Book 1)</w:t>
+        <w:t xml:space="preserve">The Murder That Hadn’t Happened Yet (The Relativistic Investigation Bureau, Book 1)</w:t>
       </w:r>
     </w:p>
     <w:p>
@@ -1176,7 +1176,7 @@
         <w:pStyle w:val="BodyText"/>
       </w:pPr>
       <w:r>
-        <w:t xml:space="preserve">“It didn’t choose,” corrected Lolly.</w:t>
+        <w:t xml:space="preserve">“It didn’t choose,” said Lolly.</w:t>
       </w:r>
     </w:p>
     <w:p>
@@ -1205,7 +1205,7 @@
         <w:pStyle w:val="BodyText"/>
       </w:pPr>
       <w:r>
-        <w:t>When she looked up from the graph he was in the doorway. He had heard her voice change from the bench room and taken the stair too fast. Gideon filled the office the way a workbench does: sleeves pushed back, a burn on the wrist he had not noticed, the pencil behind his ear shorter than it had been on Monday.</w:t>
+        <w:t xml:space="preserve">When she looked up from the graph Gideon was in the doorway. He had heard her voice change from the bench room and taken the stair too fast. He filled the office the way a workbench does: sleeves pushed back, a burn on the wrist he had not noticed, the pencil behind his ear shorter than it had been on Monday.</w:t>
       </w:r>
     </w:p>
     <w:p>
@@ -1587,7 +1587,7 @@
         <w:pStyle w:val="BodyText"/>
       </w:pPr>
       <w:r>
-        <w:t xml:space="preserve">“He said there would be other centuries,” said Lolly.</w:t>
+        <w:t xml:space="preserve">“He said he would go on looking,” said Lolly. “For exactly as long as it takes.”</w:t>
       </w:r>
     </w:p>
     <w:p>
@@ -2232,7 +2232,7 @@
         <w:pStyle w:val="BodyText"/>
       </w:pPr>
       <w:r>
-        <w:t xml:space="preserve">Lolly was.</w:t>
+        <w:t xml:space="preserve">Lolly already was.</w:t>
       </w:r>
     </w:p>
     <w:p>
@@ -2350,7 +2350,7 @@
         <w:t xml:space="preserve">thinner</w:t>
       </w:r>
       <w:r>
-        <w:t xml:space="preserve">,” continued van Casteel, “in the only sense the exponent cares about, and since transmission depends exponentially on that thickness, eleven parts in ten to the twenty-second off the floor is not a small effect on a barrier. It could be the difference between </w:t>
+        <w:t xml:space="preserve">,” said van Casteel, “in the only sense the exponent cares about, and since transmission depends exponentially on that thickness, eleven parts in ten to the twenty-second off the floor is not a small effect on a barrier. It could be the difference between </w:t>
       </w:r>
       <w:r>
         <w:rPr>
@@ -2376,7 +2376,7 @@
         <w:pStyle w:val="BodyText"/>
       </w:pPr>
       <w:r>
-        <w:t xml:space="preserve">Fainrose took a folded sheet out of her inside pocket, which Lolly had not known was there, and had therefore been there since Marsham Street, which meant she had done this calculation before they got in the car and had said nothing for two hours.</w:t>
+        <w:t xml:space="preserve">Fainrose took a folded sheet from her inside pocket. She had done this calculation before they got in the car, and had said nothing for two hours.</w:t>
       </w:r>
     </w:p>
     <w:p>
@@ -3292,7 +3292,7 @@
         <w:pStyle w:val="BodyText"/>
       </w:pPr>
       <w:r>
-        <w:t xml:space="preserve">Lolly took the letter. She did not open it. She put it in the notebook, between two pages that were not ready for it. Eilstein inclined his head to the courier, with a courtesy so complete it was faintly alarming, and did not correct the story. Jago, on his way back out through the barrier, asked Miss Pike whether the eleven pounds forty could wait till Friday. It had been waiting till Friday since March.</w:t>
+        <w:t xml:space="preserve">Lolly took the letter. She did not open it. She put it in the notebook, between two pages that were not ready for it. Eilstein inclined his head to the courier, with a courtesy so complete it was faintly alarming, and did not correct the story. Jago, on his way back out through the barrier, left word at the front desk for Miss Pike: could the eleven pounds forty wait till Friday? It had been waiting till Friday since the third of March.</w:t>
       </w:r>
     </w:p>
     <w:p>
@@ -3819,7 +3819,7 @@
         <w:pStyle w:val="BodyText"/>
       </w:pPr>
       <w:r>
-        <w:t xml:space="preserve">She looked at him for a long moment.</w:t>
+        <w:t xml:space="preserve">She looked at him.</w:t>
       </w:r>
     </w:p>
     <w:p>
@@ -3891,7 +3891,7 @@
         <w:pStyle w:val="BodyText"/>
       </w:pPr>
       <w:r>
-        <w:t xml:space="preserve">They got them. It took an hour. And at twenty past two Beatrix Sloan stood up at the end of the briefing table with her hands flat on a stack of paper and said:</w:t>
+        <w:t xml:space="preserve">They got them. It took an hour. And at the end of the hour Beatrix Sloan stood up at the end of the briefing table with her hands flat on a stack of paper and said:</w:t>
       </w:r>
     </w:p>
     <w:p>
@@ -4297,7 +4297,7 @@
         <w:pStyle w:val="BodyText"/>
       </w:pPr>
       <w:r>
-        <w:t>On the stair afterwards Gideon was waiting, two teas, and the particular stillness of a man who had already apologised to the banister.</w:t>
+        <w:t xml:space="preserve">On the stair afterwards Gideon was waiting with two teas and an apology he had rehearsed on the landing and did not, in the end, need.</w:t>
       </w:r>
     </w:p>
     <w:p>
@@ -4321,7 +4321,7 @@
         <w:pStyle w:val="BodyText"/>
       </w:pPr>
       <w:r>
-        <w:t>“Then the fixed point moved.” He held the mug out until she took it. His fingers were warm and slightly scorched. She kept the mug a second longer than the tea required. Neither of them made a speech of it. Downstairs a telephone rang, and did not matter yet.</w:t>
+        <w:t xml:space="preserve">“Then the fixed point moved.” He held the mug out until she took it. Neither of them made a speech of it. Downstairs a telephone rang, and did not matter yet.</w:t>
       </w:r>
     </w:p>
     <w:p>
@@ -4357,42 +4357,20 @@
         <w:pStyle w:val="BodyText"/>
       </w:pPr>
       <w:r>
-        <w:t xml:space="preserve">Then:</w:t>
-      </w:r>
-    </w:p>
-    <w:p>
-      <w:pPr>
-        <w:pStyle w:val="BodyText"/>
-      </w:pPr>
-      <w:r>
-        <w:t xml:space="preserve">Probability is a confession. Sometimes it is all there is. </w:t>
+        <w:t xml:space="preserve">And beneath it, underlined:</w:t>
+      </w:r>
+    </w:p>
+    <w:p>
+      <w:pPr>
+        <w:pStyle w:val="BodyText"/>
+      </w:pPr>
+      <w:r>
+        <w:t xml:space="preserve">Fourteen rooms with no floor. </w:t>
       </w:r>
       <w:r>
         <w:br/>
       </w:r>
       <w:r>
-        <w:t xml:space="preserve">Sometimes it is a pattern nobody has read because everybody was counting.</w:t>
-      </w:r>
-    </w:p>
-    <w:p>
-      <w:pPr>
-        <w:pStyle w:val="BodyText"/>
-      </w:pPr>
-      <w:r>
-        <w:t xml:space="preserve">And beneath it, underlined:</w:t>
-      </w:r>
-    </w:p>
-    <w:p>
-      <w:pPr>
-        <w:pStyle w:val="BodyText"/>
-      </w:pPr>
-      <w:r>
-        <w:t xml:space="preserve">Fourteen rooms with no floor. </w:t>
-      </w:r>
-      <w:r>
-        <w:br/>
-      </w:r>
-      <w:r>
         <w:t xml:space="preserve">We built them. Monthly. For sixteen months. With a form.</w:t>
       </w:r>
     </w:p>
@@ -4401,29 +4379,7 @@
         <w:pStyle w:val="BodyText"/>
       </w:pPr>
       <w:r>
-        <w:t xml:space="preserve">And last:</w:t>
-      </w:r>
-    </w:p>
-    <w:p>
-      <w:pPr>
-        <w:pStyle w:val="BodyText"/>
-      </w:pPr>
-      <w:r>
-        <w:t xml:space="preserve">They did not aim at us. </w:t>
-      </w:r>
-      <w:r>
-        <w:br/>
-      </w:r>
-      <w:r>
-        <w:t xml:space="preserve">We were in the shadow of something.</w:t>
-      </w:r>
-    </w:p>
-    <w:p>
-      <w:pPr>
-        <w:pStyle w:val="BodyText"/>
-      </w:pPr>
-      <w:r>
-        <w:t>Gideon had cleaned the Cheltenham earth overnight, as he had said he would. In the morning the six hours were still in the traces. He had been right about both halves of the sentence, and he had not required her to say so.</w:t>
+        <w:t xml:space="preserve">Gideon had driven back to Cheltenham before light and cleaned the earth, as he had said he would. In the morning the six hours were still in the traces. He had been right about both halves of the sentence, and he had not required her to say so.</w:t>
       </w:r>
     </w:p>
     <w:p>
@@ -4840,6 +4796,98 @@
     <w:p>
       <w:pPr>
         <w:pStyle w:val="BodyText"/>
+      </w:pPr>
+      <w:r>
+        <w:t xml:space="preserve">Gideon was at the other end of the kitchen table, which had become, without anybody minuting it, where he sat on Sundays. He was rewiring the kettle from the Larchfield lounge, on the grounds that a kettle with opinions about earth was a professional insult. He had put the tea where her hand would find it, and he had not asked what the pages were. He would still be there when she had finished them.</w:t>
+      </w:r>
+    </w:p>
+    <w:p>
+      <w:pPr>
+        <w:pStyle w:val="BodyText"/>
+      </w:pPr>
+      <w:r>
+        <w:t xml:space="preserve">Lolly read them once at the kitchen table and then again standing up, and at a quarter to eight the next morning she telephoned Fainrose, which she had done exactly twice before.</w:t>
+      </w:r>
+    </w:p>
+    <w:p>
+      <w:pPr>
+        <w:pStyle w:val="BodyText"/>
+      </w:pPr>
+      <w:r>
+        <w:t xml:space="preserve">Fainrose said, “Is somebody dead.”</w:t>
+      </w:r>
+    </w:p>
+    <w:p>
+      <w:pPr>
+        <w:pStyle w:val="BodyText"/>
+      </w:pPr>
+      <w:r>
+        <w:t xml:space="preserve">“How much information can you fit in a room.”</w:t>
+      </w:r>
+    </w:p>
+    <w:p>
+      <w:pPr>
+        <w:pStyle w:val="BodyText"/>
+      </w:pPr>
+      <w:r>
+        <w:t xml:space="preserve">There was a pause.</w:t>
+      </w:r>
+    </w:p>
+    <w:p>
+      <w:pPr>
+        <w:pStyle w:val="BodyText"/>
+      </w:pPr>
+      <w:r>
+        <w:t xml:space="preserve">“Who’s asking.”</w:t>
+      </w:r>
+    </w:p>
+    <w:p>
+      <w:pPr>
+        <w:pStyle w:val="BodyText"/>
+      </w:pPr>
+      <w:r>
+        <w:t xml:space="preserve">“A travel agent in Croydon.”</w:t>
+      </w:r>
+    </w:p>
+    <w:p>
+      <w:pPr>
+        <w:pStyle w:val="BodyText"/>
+      </w:pPr>
+      <w:r>
+        <w:t xml:space="preserve">“Read me a sentence.”</w:t>
+      </w:r>
+    </w:p>
+    <w:p>
+      <w:pPr>
+        <w:pStyle w:val="BodyText"/>
+      </w:pPr>
+      <w:r>
+        <w:t xml:space="preserve">Lolly read her the fourth page.</w:t>
+      </w:r>
+    </w:p>
+    <w:p>
+      <w:pPr>
+        <w:pStyle w:val="BodyText"/>
+      </w:pPr>
+      <w:r>
+        <w:rPr>
+          <w:iCs/>
+          <w:i/>
+        </w:rPr>
+        <w:t xml:space="preserve">A holiday is not a place. It is a set of relations — what you see from the window, what time the light comes, how long it takes to reach the water, who is next to you at dinner. I have sold the identical holiday in two different hotels in two different countries and had both parties come home and describe the same fortnight. This used to embarrass me. I now think it is the most important thing I know. If two arrangements produce the same set of relations, they are not two arrangements. There is no further fact about which one you were in.</w:t>
+      </w:r>
+    </w:p>
+    <w:p>
+      <w:pPr>
+        <w:pStyle w:val="BodyText"/>
+      </w:pPr>
+      <w:r>
+        <w:t xml:space="preserve">Fainrose said, “Get her in.”</w:t>
+      </w:r>
+    </w:p>
+    <w:p>
+      <w:pPr>
+        <w:pStyle w:val="BodyText"/>
         <w:keepNext/>
         <w:spacing w:before="240" w:after="240"/>
         <w:ind w:firstLine="0"/>
@@ -4854,91 +4902,81 @@
         <w:pStyle w:val="FirstParagraph"/>
       </w:pPr>
       <w:r>
-        <w:t>Gideon was at the other end of the kitchen table, which had become, without anybody minuting it, where he sat on Sundays. He was rewiring the spare kettle, on the grounds that a kettle with opinions about earth was a professional insult. He had put the tea where her hand would find it, and he had not asked what the pages were. He would still be there when she had finished them.</w:t>
-      </w:r>
-    </w:p>
-    <w:p>
-      <w:pPr>
-        <w:pStyle w:val="BodyText"/>
-      </w:pPr>
-      <w:r>
-        <w:t xml:space="preserve">Lolly read them once at the kitchen table on Sunday and then again standing up, and then she telephoned Fainrose at a quarter to eight in the morning, which she had done exactly twice before.</w:t>
-      </w:r>
-    </w:p>
-    <w:p>
-      <w:pPr>
-        <w:pStyle w:val="BodyText"/>
-      </w:pPr>
-      <w:r>
-        <w:t xml:space="preserve">She said, “Is somebody dead.”</w:t>
-      </w:r>
-    </w:p>
-    <w:p>
-      <w:pPr>
-        <w:pStyle w:val="BodyText"/>
-      </w:pPr>
-      <w:r>
-        <w:t xml:space="preserve">“How much information can you fit in a room.”</w:t>
-      </w:r>
-    </w:p>
-    <w:p>
-      <w:pPr>
-        <w:pStyle w:val="BodyText"/>
-      </w:pPr>
-      <w:r>
-        <w:t xml:space="preserve">There was a pause of about four seconds.</w:t>
-      </w:r>
-    </w:p>
-    <w:p>
-      <w:pPr>
-        <w:pStyle w:val="BodyText"/>
-      </w:pPr>
-      <w:r>
-        <w:t xml:space="preserve">“Who’s asking.”</w:t>
-      </w:r>
-    </w:p>
-    <w:p>
-      <w:pPr>
-        <w:pStyle w:val="BodyText"/>
-      </w:pPr>
-      <w:r>
-        <w:t xml:space="preserve">“A travel agent in Croydon.”</w:t>
-      </w:r>
-    </w:p>
-    <w:p>
-      <w:pPr>
-        <w:pStyle w:val="BodyText"/>
-      </w:pPr>
-      <w:r>
-        <w:t xml:space="preserve">“Read me a sentence.”</w:t>
-      </w:r>
-    </w:p>
-    <w:p>
-      <w:pPr>
-        <w:pStyle w:val="BodyText"/>
-      </w:pPr>
-      <w:r>
-        <w:t xml:space="preserve">Lolly read her the fourth page.</w:t>
-      </w:r>
-    </w:p>
-    <w:p>
-      <w:pPr>
-        <w:pStyle w:val="BodyText"/>
-      </w:pPr>
-      <w:r>
-        <w:rPr>
-          <w:iCs/>
-          <w:i/>
-        </w:rPr>
-        <w:t xml:space="preserve">A holiday is not a place. It is a set of relations — what you see from the window, what time the light comes, how long it takes to reach the water, who is next to you at dinner. I have sold the identical holiday in two different hotels in two different countries and had both parties come home and describe the same fortnight. This used to embarrass me. I now think it is the most important thing I know. If two arrangements produce the same set of relations, they are not two arrangements. There is no further fact about which one you were in.</w:t>
-      </w:r>
-    </w:p>
-    <w:p>
-      <w:pPr>
-        <w:pStyle w:val="BodyText"/>
-      </w:pPr>
-      <w:r>
-        <w:t xml:space="preserve">Fainrose said, “Get her in.”</w:t>
+        <w:t xml:space="preserve">Stephanie Fainrose went home at eight that evening to the Institute for Unhelpful Clarity, which occupied the front of her long low house at the end of Wetherby Lane and employed one person, and sat at the kitchen table with sixteen monthly Statements of Coherence in a stack.</w:t>
+      </w:r>
+    </w:p>
+    <w:p>
+      <w:pPr>
+        <w:pStyle w:val="BodyText"/>
+      </w:pPr>
+      <w:r>
+        <w:t xml:space="preserve">Each of them carried her signature on the last page. She had signed them in green ink because the Act required a colour other than black, and she had chosen green because it was the colour least likely to be mistaken for an endorsement by anybody who knew her. She read them now in order, the way she would have read a stranger’s, looking for the paragraph in which the author first knew something and decided not to say it.</w:t>
+      </w:r>
+    </w:p>
+    <w:p>
+      <w:pPr>
+        <w:pStyle w:val="BodyText"/>
+      </w:pPr>
+      <w:r>
+        <w:t xml:space="preserve">There was no such paragraph. That was the worst of it. She had not known. Every month for sixteen months the department had measured, beautifully, whether three hundred and eight states were stable, and every month they had been stable, and nobody had asked whether a state can be stable because it has nowhere left to go. A stone at the bottom of a well is very stable. She had put that sentence in a lecture once, to undergraduates, as a joke.</w:t>
+      </w:r>
+    </w:p>
+    <w:p>
+      <w:pPr>
+        <w:pStyle w:val="BodyText"/>
+      </w:pPr>
+      <w:r>
+        <w:t xml:space="preserve">She took a sheet of the Institute’s letterhead and issued herself a written warning for negligence in the matter of floors. She dated it and signed it in green and filed it in the folder marked PERSONNEL, which until that evening had contained only her own contract and a note from her dentist. It was the Institute’s first disciplinary action in four years. Its staff took it badly.</w:t>
+      </w:r>
+    </w:p>
+    <w:p>
+      <w:pPr>
+        <w:pStyle w:val="BodyText"/>
+      </w:pPr>
+      <w:r>
+        <w:t xml:space="preserve">Then, because self-reproach is a luxury and she had always distrusted luxuries, she wrote two letters.</w:t>
+      </w:r>
+    </w:p>
+    <w:p>
+      <w:pPr>
+        <w:pStyle w:val="BodyText"/>
+      </w:pPr>
+      <w:r>
+        <w:t xml:space="preserve">The first was to Mrs Susie Kind of Kind &amp; Farrow, Croydon, and said only that Dr Fainrose had read the fifteen pages, that two of the steps were wrong and one was wrong in an interesting way, and that she would be grateful if Mrs Kind would come to Marsham Street on Wednesday at ten. She read it back and removed the word </w:t>
+      </w:r>
+      <w:r>
+        <w:rPr>
+          <w:i/>
+        </w:rPr>
+        <w:t xml:space="preserve">grateful</w:t>
+      </w:r>
+      <w:r>
+        <w:t xml:space="preserve">, and then put it back, because it was true and she had been brought up to think that a true word left out was a small lie of a particularly cowardly kind.</w:t>
+      </w:r>
+    </w:p>
+    <w:p>
+      <w:pPr>
+        <w:pStyle w:val="BodyText"/>
+      </w:pPr>
+      <w:r>
+        <w:t xml:space="preserve">The second letter she did not finish. It was to Mrs Elspeth Chain, and it began </w:t>
+      </w:r>
+      <w:r>
+        <w:rPr>
+          <w:i/>
+        </w:rPr>
+        <w:t xml:space="preserve">Dear Mrs Chain, Paragraph fourteen of our Statement</w:t>
+      </w:r>
+      <w:r>
+        <w:t xml:space="preserve">, and got no further, because every next sentence she tried was either an apology or an explanation and Mrs Chain would accept neither from a letter. Mrs Chain accepted things from people, in rooms, with the umbrella across her knees.</w:t>
+      </w:r>
+    </w:p>
+    <w:p>
+      <w:pPr>
+        <w:pStyle w:val="BodyText"/>
+      </w:pPr>
+      <w:r>
+        <w:t xml:space="preserve">She left it on the table under the stack of Statements, unsigned. It was there in the morning. By then Mrs Chain had already got the bus.</w:t>
       </w:r>
     </w:p>
     <w:p>
@@ -4958,81 +4996,883 @@
         <w:pStyle w:val="FirstParagraph"/>
       </w:pPr>
       <w:r>
-        <w:t xml:space="preserve">Stephanie Fainrose went home at eight that evening to the Institute for Unhelpful Clarity, which occupied the ground floor of her house in Kentish Town and employed one person, and sat at the kitchen table with sixteen monthly Statements of Coherence in a stack.</w:t>
-      </w:r>
-    </w:p>
-    <w:p>
-      <w:pPr>
-        <w:pStyle w:val="BodyText"/>
-      </w:pPr>
-      <w:r>
-        <w:t xml:space="preserve">Each of them carried her signature on the last page. She had signed them in green ink because the Act required a colour other than black, and she had chosen green because it was the colour least likely to be mistaken for an endorsement by anybody who knew her. She read them now in order, the way she would have read a stranger’s, looking for the paragraph in which the author first knew something and decided not to say it.</w:t>
-      </w:r>
-    </w:p>
-    <w:p>
-      <w:pPr>
-        <w:pStyle w:val="BodyText"/>
-      </w:pPr>
-      <w:r>
-        <w:t xml:space="preserve">There was no such paragraph. That was the worst of it. She had not known. Every month for sixteen months the department had measured, beautifully, whether three hundred and eight states were stable, and every month they had been stable, and nobody had asked whether a state can be stable because it has nowhere left to go. A stone at the bottom of a well is very stable. She had put that sentence in a lecture once, to undergraduates, as a joke.</w:t>
-      </w:r>
-    </w:p>
-    <w:p>
-      <w:pPr>
-        <w:pStyle w:val="BodyText"/>
-      </w:pPr>
-      <w:r>
-        <w:t xml:space="preserve">She took a sheet of the Institute’s letterhead and issued herself a written warning for negligence in the matter of floors. She dated it and signed it in green and filed it in the folder marked PERSONNEL, which until that evening had contained only her own contract and a note from her dentist. It was the Institute’s first disciplinary action in four years. Its staff took it badly.</w:t>
-      </w:r>
-    </w:p>
-    <w:p>
-      <w:pPr>
-        <w:pStyle w:val="BodyText"/>
-      </w:pPr>
-      <w:r>
-        <w:t xml:space="preserve">Then, because self-reproach is a luxury and she had always distrusted luxuries, she wrote two letters.</w:t>
-      </w:r>
-    </w:p>
-    <w:p>
-      <w:pPr>
-        <w:pStyle w:val="BodyText"/>
-      </w:pPr>
-      <w:r>
-        <w:t xml:space="preserve">The first was to Mrs Susie Kind of Kind &amp; Farrow, Croydon, and said only that Dr Fainrose had read the fifteen pages, that two of the steps were wrong and one was wrong in an interesting way, and that she would be grateful if Mrs Kind would come to Marsham Street on Wednesday at ten. She read it back and removed the word </w:t>
-      </w:r>
-      <w:r>
-        <w:rPr>
-          <w:i/>
-        </w:rPr>
-        <w:t xml:space="preserve">grateful</w:t>
-      </w:r>
-      <w:r>
-        <w:t xml:space="preserve">, and then put it back, because it was true and she had been brought up to think that a true word left out was a small lie of a particularly cowardly kind.</w:t>
-      </w:r>
-    </w:p>
-    <w:p>
-      <w:pPr>
-        <w:pStyle w:val="BodyText"/>
-      </w:pPr>
-      <w:r>
-        <w:t xml:space="preserve">The second letter she did not finish. It was to Mrs Elspeth Chain, and it began </w:t>
-      </w:r>
-      <w:r>
-        <w:rPr>
-          <w:i/>
-        </w:rPr>
-        <w:t xml:space="preserve">Dear Mrs Chain, Paragraph fourteen of our Statement</w:t>
-      </w:r>
-      <w:r>
-        <w:t xml:space="preserve">, and got no further, because every next sentence she tried was either an apology or an explanation and Mrs Chain would accept neither from a letter. Mrs Chain accepted things from people, in rooms, with the umbrella across her knees.</w:t>
-      </w:r>
-    </w:p>
-    <w:p>
-      <w:pPr>
-        <w:pStyle w:val="BodyText"/>
-      </w:pPr>
-      <w:r>
-        <w:t xml:space="preserve">She left it on the table under the stack of Statements, unsigned. It was there in the morning. By then Mrs Chain had already got the bus.</w:t>
+        <w:t xml:space="preserve">On the Tuesday, before Mrs Kind could be got in, Mrs Elspeth Chain came up without an appointment. Silver hair pinned back, dark coat, sensible shoes, the umbrella across her knees. She had been in the visitors’ chair since ten. Nobody had moved her.</w:t>
+      </w:r>
+    </w:p>
+    <w:p>
+      <w:pPr>
+        <w:pStyle w:val="BodyText"/>
+      </w:pPr>
+      <w:r>
+        <w:t>“Paragraph fourteen,” she said. The voice was low and dry and did not need the corridor to be quieter. “Fourteen people, moved to a state outside the permitted options. I had a sister moved outside a description. This building did not call that a resolution. I have come about the word.”</w:t>
+      </w:r>
+    </w:p>
+    <w:p>
+      <w:pPr>
+        <w:pStyle w:val="BodyText"/>
+      </w:pPr>
+      <w:r>
+        <w:t xml:space="preserve">Lolly brought the file down. She did not touch the trace. She crossed out </w:t>
+      </w:r>
+      <w:r>
+        <w:rPr>
+          <w:i/>
+        </w:rPr>
+        <w:t xml:space="preserve">resolved</w:t>
+      </w:r>
+      <w:r>
+        <w:t xml:space="preserve"> on the cover, where someone in March had written it, and clipped a card where the word had been: </w:t>
+      </w:r>
+      <w:r>
+        <w:rPr>
+          <w:i/>
+        </w:rPr>
+        <w:t xml:space="preserve">Not resolved. Speak to her. Not to the trace.</w:t>
+      </w:r>
+      <w:r>
+        <w:t xml:space="preserve"> Three floors up, the Chain file still said </w:t>
+      </w:r>
+      <w:r>
+        <w:rPr>
+          <w:i/>
+        </w:rPr>
+        <w:t xml:space="preserve">Pending. Not lost. Not finished.</w:t>
+      </w:r>
+      <w:r>
+        <w:t xml:space="preserve"> across its cover, in the same hand.</w:t>
+      </w:r>
+    </w:p>
+    <w:p>
+      <w:pPr>
+        <w:pStyle w:val="BodyText"/>
+      </w:pPr>
+      <w:r>
+        <w:t>“That will do until it doesn’t,” said Mrs Chain. “Send me the page if the word comes back.” She took the umbrella and went down to the street. She did not stay for the theory. She had stayed for one of those already.</w:t>
+      </w:r>
+    </w:p>
+    <w:p>
+      <w:pPr>
+        <w:pStyle w:val="BodyText"/>
+      </w:pPr>
+      <w:r>
+        <w:t xml:space="preserve">Mrs Susie Kind arrived on the Wednesday at ten, in a good coat, with a wheeled document case and an air of a woman braced for the kindly, hurried explanation of why she had wasted her time. She was fifty-eight. She apologised twice for the case.</w:t>
+      </w:r>
+    </w:p>
+    <w:p>
+      <w:pPr>
+        <w:pStyle w:val="BodyText"/>
+      </w:pPr>
+      <w:r>
+        <w:t xml:space="preserve">“I want to say at the start that I know what I sound like,” she said. “I have a brochure business and a strong opinion about the universe. I am aware of the type.”</w:t>
+      </w:r>
+    </w:p>
+    <w:p>
+      <w:pPr>
+        <w:pStyle w:val="BodyText"/>
+      </w:pPr>
+      <w:r>
+        <w:t xml:space="preserve">“Mrs Kind,” said Fainrose, “I have read your fifteen pages four times. Two of your steps are wrong and one of them is wrong in an interesting way. Sit down. What made you start?”</w:t>
+      </w:r>
+    </w:p>
+    <w:p>
+      <w:pPr>
+        <w:pStyle w:val="BodyText"/>
+      </w:pPr>
+      <w:r>
+        <w:t xml:space="preserve">Mrs Kind put the case on the table and did not open it.</w:t>
+      </w:r>
+    </w:p>
+    <w:p>
+      <w:pPr>
+        <w:pStyle w:val="BodyText"/>
+      </w:pPr>
+      <w:r>
+        <w:t xml:space="preserve">“Baggage,” she said.</w:t>
+      </w:r>
+    </w:p>
+    <w:p>
+      <w:pPr>
+        <w:pStyle w:val="BodyText"/>
+      </w:pPr>
+      <w:r>
+        <w:t xml:space="preserve">“Baggage.”</w:t>
+      </w:r>
+    </w:p>
+    <w:p>
+      <w:pPr>
+        <w:pStyle w:val="BodyText"/>
+      </w:pPr>
+      <w:r>
+        <w:t xml:space="preserve">“In nineteen ninety-nine I began keeping a note of the complaints, because complaints are the only honest data a travel agent gets. Nobody writes in to say the week was exactly as advertised.” She folded her hands. “And after some years I noticed that I could predict the complaint from the</w:t>
+      </w:r>
+      <w:r>
+        <w:t xml:space="preserve"> </w:t>
+      </w:r>
+      <w:r>
+        <w:rPr>
+          <w:iCs/>
+          <w:i/>
+        </w:rPr>
+        <w:t xml:space="preserve">booking form</w:t>
+      </w:r>
+      <w:r>
+        <w:t xml:space="preserve">. Not from the destination, not from the price, not from the hotel. From the form. From how much of the form the client had filled in and which boxes they had left as</w:t>
+      </w:r>
+      <w:r>
+        <w:t xml:space="preserve"> </w:t>
+      </w:r>
+      <w:r>
+        <w:rPr>
+          <w:iCs/>
+          <w:i/>
+        </w:rPr>
+        <w:t xml:space="preserve">no preference</w:t>
+      </w:r>
+      <w:r>
+        <w:t xml:space="preserve">.”</w:t>
+      </w:r>
+    </w:p>
+    <w:p>
+      <w:pPr>
+        <w:pStyle w:val="BodyText"/>
+      </w:pPr>
+      <w:r>
+        <w:t xml:space="preserve">Lolly said, “Go on.”</w:t>
+      </w:r>
+    </w:p>
+    <w:p>
+      <w:pPr>
+        <w:pStyle w:val="BodyText"/>
+      </w:pPr>
+      <w:r>
+        <w:t xml:space="preserve">“A client who specifies everything will complain about the one thing she forgot. A client who specifies nothing will come home content, and will not be able to tell you the name of the town.” She looked up. “And I thought: the holiday I am selling is not in Spain. It is on that form. The form has an area — it has boxes, a finite number, and each box holds one answer — and </w:t>
+      </w:r>
+      <w:r>
+        <w:rPr>
+          <w:i/>
+        </w:rPr>
+        <w:t xml:space="preserve">everything the client will ever be able to say about the fortnight has to fit in those boxes.</w:t>
+      </w:r>
+      <w:r>
+        <w:t xml:space="preserve"> If it isn’t on the form it doesn’t happen to them. It happens near them.”</w:t>
+      </w:r>
+    </w:p>
+    <w:p>
+      <w:pPr>
+        <w:pStyle w:val="BodyText"/>
+      </w:pPr>
+      <w:r>
+        <w:t xml:space="preserve">Miss Pike, who had come in halfway through with coffee for four and had not sat down, said, “That’s a bound.”</w:t>
+      </w:r>
+    </w:p>
+    <w:p>
+      <w:pPr>
+        <w:pStyle w:val="BodyText"/>
+      </w:pPr>
+      <w:r>
+        <w:t xml:space="preserve">“I beg your pardon?”</w:t>
+      </w:r>
+    </w:p>
+    <w:p>
+      <w:pPr>
+        <w:pStyle w:val="BodyText"/>
+      </w:pPr>
+      <w:r>
+        <w:t xml:space="preserve">“You’ve described a bound. The amount that can be true inside the holiday is limited by the size of the surface you wrote it on.”</w:t>
+      </w:r>
+    </w:p>
+    <w:p>
+      <w:pPr>
+        <w:pStyle w:val="BodyText"/>
+      </w:pPr>
+      <w:r>
+        <w:t xml:space="preserve">Mrs Kind looked at her for a moment with the expression of a person hearing her own accent for the first time in twenty years.</w:t>
+      </w:r>
+    </w:p>
+    <w:p>
+      <w:pPr>
+        <w:pStyle w:val="BodyText"/>
+      </w:pPr>
+      <w:r>
+        <w:t xml:space="preserve">“Yes,” she said. “That is exactly what I have been unable to say.”</w:t>
+      </w:r>
+    </w:p>
+    <w:p>
+      <w:pPr>
+        <w:pStyle w:val="BodyText"/>
+      </w:pPr>
+      <w:r>
+        <w:t xml:space="preserve">Fainrose did the blackboard, because Fainrose always did the blackboard, but she did it slowly and she kept turning round.</w:t>
+      </w:r>
+    </w:p>
+    <w:p>
+      <w:pPr>
+        <w:pStyle w:val="BodyText"/>
+      </w:pPr>
+      <w:r>
+        <w:t xml:space="preserve">“Here is what Mrs Kind has arrived at from lost luggage,” she said, “and what a small number of people arrived at from black holes, and I want the department to notice that the travel agent got there with a biro.”</w:t>
+      </w:r>
+    </w:p>
+    <w:p>
+      <w:pPr>
+        <w:pStyle w:val="BodyText"/>
+      </w:pPr>
+      <w:r>
+        <w:t xml:space="preserve">She drew a box.</w:t>
+      </w:r>
+    </w:p>
+    <w:p>
+      <w:pPr>
+        <w:pStyle w:val="BodyText"/>
+      </w:pPr>
+      <w:r>
+        <w:t xml:space="preserve">“The instinct is that the amount of stuff you can put in a region goes as its</w:t>
+      </w:r>
+      <w:r>
+        <w:t xml:space="preserve"> </w:t>
+      </w:r>
+      <w:r>
+        <w:rPr>
+          <w:bCs/>
+          <w:b/>
+        </w:rPr>
+        <w:t xml:space="preserve">volume</w:t>
+      </w:r>
+      <w:r>
+        <w:t xml:space="preserve">. Twice the shelving, twice the books. It is the most obvious thing in the world and it is false.” She wrote:</w:t>
+      </w:r>
+    </w:p>
+    <w:p>
+      <w:pPr>
+        <w:pStyle w:val="SourceCode"/>
+      </w:pPr>
+      <w:r>
+        <w:t xml:space="preserve">Sₘₐₓ = k_B c³A / (4Għ)</w:t>
+      </w:r>
+    </w:p>
+    <w:p>
+      <w:pPr>
+        <w:pStyle w:val="BodyText"/>
+      </w:pPr>
+      <w:r>
+        <w:t xml:space="preserve">“The maximum information in a region of space is set by the</w:t>
+      </w:r>
+      <w:r>
+        <w:t xml:space="preserve"> </w:t>
+      </w:r>
+      <w:r>
+        <w:rPr>
+          <w:bCs/>
+          <w:b/>
+        </w:rPr>
+        <w:t xml:space="preserve">area of its boundary</w:t>
+      </w:r>
+      <w:r>
+        <w:t xml:space="preserve">, not by the volume inside. One unit of entropy for every four Planck areas, which comes to one bit for every two point eight. Not approximately area. Area!” She tapped the box. “Which means that everything that can be true inside this room is already written on the walls, and there is no room on the walls for a second, independent story about the interior. The interior is not an extra thing. It is a</w:t>
+      </w:r>
+      <w:r>
+        <w:t xml:space="preserve"> </w:t>
+      </w:r>
+      <w:r>
+        <w:rPr>
+          <w:iCs/>
+          <w:i/>
+        </w:rPr>
+        <w:t xml:space="preserve">way of reading</w:t>
+      </w:r>
+      <w:r>
+        <w:t xml:space="preserve"> </w:t>
+      </w:r>
+      <w:r>
+        <w:t xml:space="preserve">the walls.”</w:t>
+      </w:r>
+    </w:p>
+    <w:p>
+      <w:pPr>
+        <w:pStyle w:val="BodyText"/>
+      </w:pPr>
+      <w:r>
+        <w:t xml:space="preserve">Lolly said, “Wittenberg.”</w:t>
+      </w:r>
+    </w:p>
+    <w:p>
+      <w:pPr>
+        <w:pStyle w:val="BodyText"/>
+      </w:pPr>
+      <w:r>
+        <w:t xml:space="preserve">“Wittenberg told us this in a reading room in Coldharrow and we wrote it down as a nice remark about the ledger.” Fainrose put the chalk down. “The ledger is on the horizon. We’ve repeated it for sixteen months as a filing convention. It is the </w:t>
+      </w:r>
+      <w:r>
+        <w:rPr>
+          <w:i/>
+        </w:rPr>
+        <w:t xml:space="preserve">architecture</w:t>
+      </w:r>
+      <w:r>
+        <w:t xml:space="preserve">. Four C’s surface </w:t>
+      </w:r>
+      <w:r>
+        <w:rPr>
+          <w:i/>
+        </w:rPr>
+        <w:t xml:space="preserve">was</w:t>
+      </w:r>
+      <w:r>
+        <w:t xml:space="preserve"> the contents, and the interior was the same information described in a way that lets you walk about in it.”</w:t>
+      </w:r>
+    </w:p>
+    <w:p>
+      <w:pPr>
+        <w:pStyle w:val="BodyText"/>
+      </w:pPr>
+      <w:r>
+        <w:t xml:space="preserve">“Two descriptions,” said Mrs Kind. “One of them has three dimensions and gravity and takes a week. The other one is flat, and has no gravity in it at all, and is exactly as complete.”</w:t>
+      </w:r>
+    </w:p>
+    <w:p>
+      <w:pPr>
+        <w:pStyle w:val="BodyText"/>
+      </w:pPr>
+      <w:r>
+        <w:t xml:space="preserve">“Yes.”</w:t>
+      </w:r>
+    </w:p>
+    <w:p>
+      <w:pPr>
+        <w:pStyle w:val="BodyText"/>
+      </w:pPr>
+      <w:r>
+        <w:t xml:space="preserve">“Then may I say the thing I have come to say,” said Mrs Kind, “because I have been sitting on it since the letter and I would rather be wrong out loud.”</w:t>
+      </w:r>
+    </w:p>
+    <w:p>
+      <w:pPr>
+        <w:pStyle w:val="BodyText"/>
+      </w:pPr>
+      <w:r>
+        <w:t xml:space="preserve">“Please.”</w:t>
+      </w:r>
+    </w:p>
+    <w:p>
+      <w:pPr>
+        <w:pStyle w:val="BodyText"/>
+      </w:pPr>
+      <w:r>
+        <w:t xml:space="preserve">Mrs Susie Kind opened the document case.</w:t>
+      </w:r>
+    </w:p>
+    <w:p>
+      <w:pPr>
+        <w:pStyle w:val="BodyText"/>
+      </w:pPr>
+      <w:r>
+        <w:t xml:space="preserve">“Your fourteen did not travel,” she said. “There was nowhere to travel to. Your register says a pending state must resolve to A or B, and you searched the interior for a third room and concluded it was outside the description.” She laid out a page. “It was outside your </w:t>
+      </w:r>
+      <w:r>
+        <w:rPr>
+          <w:i/>
+        </w:rPr>
+        <w:t xml:space="preserve">reading</w:t>
+      </w:r>
+      <w:r>
+        <w:t xml:space="preserve"> of the description. Somebody rewrote the surface, and the interior came out differently, and from inside that looks exactly like fourteen people going somewhere they could not have gone. There is no other fact.”</w:t>
+      </w:r>
+    </w:p>
+    <w:p>
+      <w:pPr>
+        <w:pStyle w:val="BodyText"/>
+      </w:pPr>
+      <w:r>
+        <w:t xml:space="preserve">“Prove it,” said Fainrose, not unkindly. “You have understood something. Now make it cost you a prediction.”</w:t>
+      </w:r>
+    </w:p>
+    <w:p>
+      <w:pPr>
+        <w:pStyle w:val="BodyText"/>
+      </w:pPr>
+      <w:r>
+        <w:t xml:space="preserve">“I have one.” Mrs Kind’s hands were shaking slightly and her voice was not. “You measured that on the fourteenth of March nothing became cheaper by eleven parts in ten to the twenty-second, and you have been asking who was</w:t>
+      </w:r>
+      <w:r>
+        <w:t xml:space="preserve"> </w:t>
+      </w:r>
+      <w:r>
+        <w:rPr>
+          <w:iCs/>
+          <w:i/>
+        </w:rPr>
+        <w:t xml:space="preserve">pushing</w:t>
+      </w:r>
+      <w:r>
+        <w:t xml:space="preserve">.”</w:t>
+      </w:r>
+    </w:p>
+    <w:p>
+      <w:pPr>
+        <w:pStyle w:val="BodyText"/>
+      </w:pPr>
+      <w:r>
+        <w:t xml:space="preserve">“We have.”</w:t>
+      </w:r>
+    </w:p>
+    <w:p>
+      <w:pPr>
+        <w:pStyle w:val="BodyText"/>
+      </w:pPr>
+      <w:r>
+        <w:t xml:space="preserve">“Nobody was pushing. There was </w:t>
+      </w:r>
+      <w:r>
+        <w:rPr>
+          <w:b/>
+        </w:rPr>
+        <w:t xml:space="preserve">less written on the wall</w:t>
+      </w:r>
+      <w:r>
+        <w:t xml:space="preserve">.” She looked round the table. “A fully subscribed surface is what the ordinary vacuum looks like from inside. Clear a little of the surface and, for as long as it stays under-subscribed, the interior is </w:t>
+      </w:r>
+      <w:r>
+        <w:rPr>
+          <w:i/>
+        </w:rPr>
+        <w:t xml:space="preserve">slack</w:t>
+      </w:r>
+      <w:r>
+        <w:t xml:space="preserve">. Nothing is supplying energy. It is an absence of bookkeeping.”</w:t>
+      </w:r>
+    </w:p>
+    <w:p>
+      <w:pPr>
+        <w:pStyle w:val="BodyText"/>
+      </w:pPr>
+      <w:r>
+        <w:t xml:space="preserve">The room was extremely quiet.</w:t>
+      </w:r>
+    </w:p>
+    <w:p>
+      <w:pPr>
+        <w:pStyle w:val="BodyText"/>
+      </w:pPr>
+      <w:r>
+        <w:t xml:space="preserve">Lolly said, “Say the number.”</w:t>
+      </w:r>
+    </w:p>
+    <w:p>
+      <w:pPr>
+        <w:pStyle w:val="BodyText"/>
+      </w:pPr>
+      <w:r>
+        <w:t xml:space="preserve">“I cannot do the number. I have done the shape.” She turned a page round. “Ramp up, plateau, ramp down. Your Statement has it. That is not a wave passing. That is a </w:t>
+      </w:r>
+      <w:r>
+        <w:rPr>
+          <w:i/>
+        </w:rPr>
+        <w:t xml:space="preserve">deletion and a rewrite</w:t>
+      </w:r>
+      <w:r>
+        <w:t xml:space="preserve">. I have been in the back office for four booking-system migrations, Ms Wren. Ninety minutes to release the records, three very strange hours, ninety minutes of matching. Same shape, same operation. Somebody was doing an overnight run on the surface of this country.”</w:t>
+      </w:r>
+    </w:p>
+    <w:p>
+      <w:pPr>
+        <w:pStyle w:val="BodyText"/>
+      </w:pPr>
+      <w:r>
+        <w:t xml:space="preserve">Fainrose worked for nine hours with Miss Pike and a numerical analyst on secondment and came back at nine that evening with a single sheet.</w:t>
+      </w:r>
+    </w:p>
+    <w:p>
+      <w:pPr>
+        <w:pStyle w:val="BodyText"/>
+      </w:pPr>
+      <w:r>
+        <w:t xml:space="preserve">“Eleven parts in ten to the twenty-second,” she said, “over the volume the four instruments were sensitive to, corresponds to a surface deficit of two point one times ten to the fifty-eight Planck areas, plus or minus a factor of two, and I want to be clear that the factor of two is doing a great deal of work.”</w:t>
+      </w:r>
+    </w:p>
+    <w:p>
+      <w:pPr>
+        <w:pStyle w:val="BodyText"/>
+      </w:pPr>
+      <w:r>
+        <w:t xml:space="preserve">Beatrix said, “In English.”</w:t>
+      </w:r>
+    </w:p>
+    <w:p>
+      <w:pPr>
+        <w:pStyle w:val="BodyText"/>
+      </w:pPr>
+      <w:r>
+        <w:t xml:space="preserve">“Something under ten to the fifty-eight bits. Which is a large number and a useless one until you ask what it is</w:t>
+      </w:r>
+      <w:r>
+        <w:t xml:space="preserve"> </w:t>
+      </w:r>
+      <w:r>
+        <w:rPr>
+          <w:iCs/>
+          <w:i/>
+        </w:rPr>
+        <w:t xml:space="preserve">the size of</w:t>
+      </w:r>
+      <w:r>
+        <w:t xml:space="preserve">.” Fainrose put the sheet down. “It is, to within the factor of two, the surface information content of the fourteen.”</w:t>
+      </w:r>
+    </w:p>
+    <w:p>
+      <w:pPr>
+        <w:pStyle w:val="BodyText"/>
+      </w:pPr>
+      <w:r>
+        <w:t xml:space="preserve">Nobody moved.</w:t>
+      </w:r>
+    </w:p>
+    <w:p>
+      <w:pPr>
+        <w:pStyle w:val="BodyText"/>
+      </w:pPr>
+      <w:r>
+        <w:t xml:space="preserve">“Of the fourteen</w:t>
+      </w:r>
+      <w:r>
+        <w:t xml:space="preserve"> </w:t>
+      </w:r>
+      <w:r>
+        <w:rPr>
+          <w:iCs/>
+          <w:i/>
+        </w:rPr>
+        <w:t xml:space="preserve">people</w:t>
+      </w:r>
+      <w:r>
+        <w:t xml:space="preserve">?” asked Lolly.</w:t>
+      </w:r>
+    </w:p>
+    <w:p>
+      <w:pPr>
+        <w:pStyle w:val="BodyText"/>
+      </w:pPr>
+      <w:r>
+        <w:t xml:space="preserve">“Of the fourteen pending states as they stood on the thirteenth of March,” said Fainrose. “Which is a much smaller thing than fourteen people, and that is the horror of it. A pending state with two live options carries both options, and the relations between them, and the person’s correlations with everybody waiting on the answer. It is a fat record. A pending state whose options are both gone carries almost nothing: two dead branches and a name.” She looked at the traces on the plasterboard. “Those fourteen were the thinnest records on the surface of this country. We had spent sixteen months making them thin.”</w:t>
+      </w:r>
+    </w:p>
+    <w:p>
+      <w:pPr>
+        <w:pStyle w:val="BodyText"/>
+      </w:pPr>
+      <w:r>
+        <w:t xml:space="preserve">Mrs Kind said, quietly, “They were overwritten.”</w:t>
+      </w:r>
+    </w:p>
+    <w:p>
+      <w:pPr>
+        <w:pStyle w:val="BodyText"/>
+      </w:pPr>
+      <w:r>
+        <w:t xml:space="preserve">“They were </w:t>
+      </w:r>
+      <w:r>
+        <w:rPr>
+          <w:i/>
+        </w:rPr>
+        <w:t xml:space="preserve">reassigned</w:t>
+      </w:r>
+      <w:r>
+        <w:t xml:space="preserve">,” said Fainrose. “They are not gone. Ellen Prosper is on a survey vessel out of Peterhead and is by all accounts extremely well. But the version of her that was pending — the one with the postgraduate place and the shop and the two years of not deciding — that was not resolved. It was the space that was used.”</w:t>
+      </w:r>
+    </w:p>
+    <w:p>
+      <w:pPr>
+        <w:pStyle w:val="BodyText"/>
+      </w:pPr>
+      <w:r>
+        <w:t xml:space="preserve">“And they resolved to something outside the permitted options,” said Lolly slowly, “because when you rewrite a surface you do not care what the previous tenant’s options were.”</w:t>
+      </w:r>
+    </w:p>
+    <w:p>
+      <w:pPr>
+        <w:pStyle w:val="BodyText"/>
+      </w:pPr>
+      <w:r>
+        <w:t xml:space="preserve">“No. You care about the area.”</w:t>
+      </w:r>
+    </w:p>
+    <w:p>
+      <w:pPr>
+        <w:pStyle w:val="BodyText"/>
+      </w:pPr>
+      <w:r>
+        <w:t xml:space="preserve">It was Mrs Kind who asked the question that put the matter in the file, and she asked it apologetically, at twenty to ten, having twice refused to go home.</w:t>
+      </w:r>
+    </w:p>
+    <w:p>
+      <w:pPr>
+        <w:pStyle w:val="BodyText"/>
+      </w:pPr>
+      <w:r>
+        <w:t xml:space="preserve">“Dr Fainrose,” she said, “who made the booking?”</w:t>
+      </w:r>
+    </w:p>
+    <w:p>
+      <w:pPr>
+        <w:pStyle w:val="BodyText"/>
+      </w:pPr>
+      <w:r>
+        <w:t xml:space="preserve">Fainrose said, “I’m sorry?”</w:t>
+      </w:r>
+    </w:p>
+    <w:p>
+      <w:pPr>
+        <w:pStyle w:val="BodyText"/>
+      </w:pPr>
+      <w:r>
+        <w:t xml:space="preserve">“You keep saying </w:t>
+      </w:r>
+      <w:r>
+        <w:rPr>
+          <w:i/>
+        </w:rPr>
+        <w:t xml:space="preserve">somebody cleared the surface</w:t>
+      </w:r>
+      <w:r>
+        <w:t xml:space="preserve">, and </w:t>
+      </w:r>
+      <w:r>
+        <w:rPr>
+          <w:i/>
+        </w:rPr>
+        <w:t xml:space="preserve">somebody wrote</w:t>
+      </w:r>
+      <w:r>
+        <w:t xml:space="preserve">. In my trade that is two people, never one.” Mrs Kind picked up the case. “There is the airline, which has the aircraft and does not care who is on it. And there is somebody like me, who knows which boxes on the form the airline actually reads. A thing that can clear two times ten to the fifty-eight Planck areas of the Earth’s surface is an airline. It does not know what Croydon is. It did not pick those fourteen out of tenderness for the thinnest records.”</w:t>
+      </w:r>
+    </w:p>
+    <w:p>
+      <w:pPr>
+        <w:pStyle w:val="BodyText"/>
+      </w:pPr>
+      <w:r>
+        <w:t xml:space="preserve">“Then who did,” said Lolly.</w:t>
+      </w:r>
+    </w:p>
+    <w:p>
+      <w:pPr>
+        <w:pStyle w:val="BodyText"/>
+      </w:pPr>
+      <w:r>
+        <w:t xml:space="preserve">“Somebody who could read the register,” said Mrs Susie Kind. “Somebody who knew which fourteen records in this country had been reduced to a name and two dead branches, because somebody had been</w:t>
+      </w:r>
+      <w:r>
+        <w:t xml:space="preserve"> </w:t>
+      </w:r>
+      <w:r>
+        <w:rPr>
+          <w:iCs/>
+          <w:i/>
+        </w:rPr>
+        <w:t xml:space="preserve">publishing that monthly for sixteen months</w:t>
+      </w:r>
+      <w:r>
+        <w:t xml:space="preserve">.” She did up her coat. “I am not accusing anyone in this room. But I have been in a great many meetings where the disaster was arranged by a person who was only providing information, and I should like to say out loud, before I get my train, that your Statement of Coherence is a picking list.”</w:t>
+      </w:r>
+    </w:p>
+    <w:p>
+      <w:pPr>
+        <w:pStyle w:val="BodyText"/>
+      </w:pPr>
+      <w:r>
+        <w:t xml:space="preserve">She got to the door and stopped.</w:t>
+      </w:r>
+    </w:p>
+    <w:p>
+      <w:pPr>
+        <w:pStyle w:val="BodyText"/>
+      </w:pPr>
+      <w:r>
+        <w:t xml:space="preserve">“You will want the other thing,” she said. “You will have worked out from the shape when it will come round again.”</w:t>
+      </w:r>
+    </w:p>
+    <w:p>
+      <w:pPr>
+        <w:pStyle w:val="BodyText"/>
+      </w:pPr>
+      <w:r>
+        <w:t xml:space="preserve">“The ninth of February,” Miss Pike said.</w:t>
+      </w:r>
+    </w:p>
+    <w:p>
+      <w:pPr>
+        <w:pStyle w:val="BodyText"/>
+      </w:pPr>
+      <w:r>
+        <w:t xml:space="preserve">“Then you have until the ninth of February to make everybody fat,” said Mrs Kind. “It is the only defence I can see. A record with live options in it is expensive to clear. Give them somewhere real they could still go. Even one. Especially the ones nobody is counting.” She glanced at Lolly. “It is a horrible thing to know, isn’t it. That the way to protect a person is to make sure they still have a choice, and that we abolished choices for sixteen months because it made the monthly return easier to compile.”</w:t>
+      </w:r>
+    </w:p>
+    <w:p>
+      <w:pPr>
+        <w:pStyle w:val="BodyText"/>
+      </w:pPr>
+      <w:r>
+        <w:t xml:space="preserve">Lolly said, “Mrs Kind. Would you come and work here.”</w:t>
+      </w:r>
+    </w:p>
+    <w:p>
+      <w:pPr>
+        <w:pStyle w:val="BodyText"/>
+      </w:pPr>
+      <w:r>
+        <w:t xml:space="preserve">She thought about it with complete seriousness, for about as long as it took the kettle to click.</w:t>
+      </w:r>
+    </w:p>
+    <w:p>
+      <w:pPr>
+        <w:pStyle w:val="BodyText"/>
+      </w:pPr>
+      <w:r>
+        <w:t xml:space="preserve">“No,” she said. “But I will come on Thursdays. You have nobody who reads forms for a living and it shows.”</w:t>
+      </w:r>
+    </w:p>
+    <w:p>
+      <w:pPr>
+        <w:pStyle w:val="BodyText"/>
+      </w:pPr>
+      <w:r>
+        <w:t xml:space="preserve">It was, Lolly worked out over the following months, the only sensible answer anyone in the department had given her all year. Mrs Kind kept the agency open on the other four days, and when Lolly once asked why, since the department would have matched her rate twice over, Mrs Kind said, “Because on Tuesdays a woman comes in who is trying to get to her sister’s funeral on a budget that does not cover it, and somebody has to be there who still thinks that is the important kind of problem.”</w:t>
+      </w:r>
+    </w:p>
+    <w:p>
+      <w:pPr>
+        <w:pStyle w:val="BodyText"/>
+      </w:pPr>
+      <w:r>
+        <w:t xml:space="preserve">Lolly had not had an answer to that, and had not asked again.</w:t>
+      </w:r>
+    </w:p>
+    <w:p>
+      <w:pPr>
+        <w:pStyle w:val="BodyText"/>
+      </w:pPr>
+      <w:r>
+        <w:t xml:space="preserve">Albrecht Eilstein telephoned at half past eleven, which he had never done, and would not say how he had the number.</w:t>
+      </w:r>
+    </w:p>
+    <w:p>
+      <w:pPr>
+        <w:pStyle w:val="BodyText"/>
+      </w:pPr>
+      <w:r>
+        <w:t xml:space="preserve">“They have told you about the wall,” he said.</w:t>
+      </w:r>
+    </w:p>
+    <w:p>
+      <w:pPr>
+        <w:pStyle w:val="BodyText"/>
+      </w:pPr>
+      <w:r>
+        <w:t xml:space="preserve">“A travel agent told us about the wall.”</w:t>
+      </w:r>
+    </w:p>
+    <w:p>
+      <w:pPr>
+        <w:pStyle w:val="BodyText"/>
+      </w:pPr>
+      <w:r>
+        <w:t>“Of course she did.” A sound that might have been satisfaction. “Ms Wren, I want to say one thing and then I want to go and lie down, because I am still thin. You will now believe that nothing was destroyed, because on this account nothing ever is — the information is on the surface, the surface was rewritten, the accounts balance, and Tengelman will be in the newspapers within a fortnight explaining that there is therefore no wrong to remedy.”</w:t>
+      </w:r>
+    </w:p>
+    <w:p>
+      <w:pPr>
+        <w:pStyle w:val="BodyText"/>
+      </w:pPr>
+      <w:r>
+        <w:t xml:space="preserve">“And?”</w:t>
+      </w:r>
+    </w:p>
+    <w:p>
+      <w:pPr>
+        <w:pStyle w:val="BodyText"/>
+      </w:pPr>
+      <w:r>
+        <w:t xml:space="preserve">“And he will be correct and it will be the most successful lie of the decade,” said Eilstein. “Because I was</w:t>
+      </w:r>
+      <w:r>
+        <w:t xml:space="preserve"> </w:t>
+      </w:r>
+      <w:r>
+        <w:rPr>
+          <w:iCs/>
+          <w:i/>
+        </w:rPr>
+        <w:t xml:space="preserve">there</w:t>
+      </w:r>
+      <w:r>
+        <w:t xml:space="preserve">, and I am the only creature on this planet that eats the difference, and I will tell you what the fourteenth of March tasted like. It did not taste like destruction. It tasted like</w:t>
+      </w:r>
+      <w:r>
+        <w:t xml:space="preserve"> </w:t>
+      </w:r>
+      <w:r>
+        <w:rPr>
+          <w:iCs/>
+          <w:i/>
+        </w:rPr>
+        <w:t xml:space="preserve">nothing at all</w:t>
+      </w:r>
+      <w:r>
+        <w:t xml:space="preserve"> </w:t>
+      </w:r>
+      <w:r>
+        <w:t xml:space="preserve">— and that is worse, Ms Wren, because a thing that leaves no leavings has not thrown anything away. It has taken it with it.”</w:t>
+      </w:r>
+    </w:p>
+    <w:p>
+      <w:pPr>
+        <w:pStyle w:val="BodyText"/>
+      </w:pPr>
+      <w:r>
+        <w:t xml:space="preserve">Lolly wrote, at midnight:</w:t>
+      </w:r>
+    </w:p>
+    <w:p>
+      <w:pPr>
+        <w:pStyle w:val="BodyText"/>
+      </w:pPr>
+      <w:r>
+        <w:t xml:space="preserve">They took the thinnest records because they were the cheapest to clear. </w:t>
+      </w:r>
+      <w:r>
+        <w:br/>
+      </w:r>
+      <w:r>
+        <w:t xml:space="preserve">We made them thin. On purpose. With a form. Monthly.</w:t>
+      </w:r>
+    </w:p>
+    <w:p>
+      <w:pPr>
+        <w:pStyle w:val="BodyText"/>
+      </w:pPr>
+      <w:r>
+        <w:t xml:space="preserve">And last:</w:t>
+      </w:r>
+    </w:p>
+    <w:p>
+      <w:pPr>
+        <w:pStyle w:val="BodyText"/>
+      </w:pPr>
+      <w:r>
+        <w:t xml:space="preserve">9 February. </w:t>
+      </w:r>
+      <w:r>
+        <w:br/>
+      </w:r>
+      <w:r>
+        <w:t xml:space="preserve">Make everybody fat. </w:t>
+      </w:r>
+      <w:r>
+        <w:br/>
+      </w:r>
+      <w:r>
+        <w:t xml:space="preserve">Give them somewhere real they could still go.</w:t>
       </w:r>
     </w:p>
     <w:p>
@@ -5052,959 +5892,7 @@
         <w:pStyle w:val="FirstParagraph"/>
       </w:pPr>
       <w:r>
-        <w:t xml:space="preserve">On the Tuesday, before Mrs Kind could be got in, Mrs Elspeth Chain came up without an appointment. Silver hair pinned back, dark coat, sensible shoes, the umbrella across her knees. She had been in the visitors’ chair since ten. Nobody had moved her.</w:t>
-      </w:r>
-    </w:p>
-    <w:p>
-      <w:pPr>
-        <w:pStyle w:val="BodyText"/>
-      </w:pPr>
-      <w:r>
-        <w:t>“Paragraph fourteen,” she said. The voice was low and dry and did not need the corridor to be quieter. “Fourteen people, moved to a state outside the permitted options. I had a sister moved outside a description. This building did not call that a resolution. I have come about the word.”</w:t>
-      </w:r>
-    </w:p>
-    <w:p>
-      <w:pPr>
-        <w:pStyle w:val="BodyText"/>
-      </w:pPr>
-      <w:r>
-        <w:t>Lolly brought the file down. She did not touch the trace. She crossed out resolved on the cover, where someone in March had written it, and clipped a card where the word had been. Not resolved. Speak to her. Not to the trace.</w:t>
-      </w:r>
-    </w:p>
-    <w:p>
-      <w:pPr>
-        <w:pStyle w:val="BodyText"/>
-      </w:pPr>
-      <w:r>
-        <w:t>“That will do until it doesn’t,” said Mrs Chain. “Send me the page if the word comes back.” She took the umbrella and went down to the street. She did not stay for the theory. She had stayed for one of those already.</w:t>
-      </w:r>
-    </w:p>
-    <w:p>
-      <w:pPr>
-        <w:pStyle w:val="BodyText"/>
-      </w:pPr>
-      <w:r>
-        <w:t xml:space="preserve">Mrs Susie Kind arrived on the Wednesday at ten, in a good coat, with a wheeled document case and an air of a woman braced for the kindly, hurried explanation of why she had wasted her time. She was fifty-eight. She apologised twice for the case.</w:t>
-      </w:r>
-    </w:p>
-    <w:p>
-      <w:pPr>
-        <w:pStyle w:val="BodyText"/>
-      </w:pPr>
-      <w:r>
-        <w:t xml:space="preserve">“I want to say at the start that I know what I sound like,” she said. “I have a brochure business and a strong opinion about the universe. I am aware of the type.”</w:t>
-      </w:r>
-    </w:p>
-    <w:p>
-      <w:pPr>
-        <w:pStyle w:val="BodyText"/>
-      </w:pPr>
-      <w:r>
-        <w:t xml:space="preserve">“Mrs Kind,” said Fainrose, “I have read your fifteen pages four times. Two of your steps are wrong and one of them is wrong in an interesting way. Sit down. What made you start?”</w:t>
-      </w:r>
-    </w:p>
-    <w:p>
-      <w:pPr>
-        <w:pStyle w:val="BodyText"/>
-      </w:pPr>
-      <w:r>
-        <w:t xml:space="preserve">Mrs Kind put the case on the table and did not open it.</w:t>
-      </w:r>
-    </w:p>
-    <w:p>
-      <w:pPr>
-        <w:pStyle w:val="BodyText"/>
-      </w:pPr>
-      <w:r>
-        <w:t xml:space="preserve">“Baggage,” she said.</w:t>
-      </w:r>
-    </w:p>
-    <w:p>
-      <w:pPr>
-        <w:pStyle w:val="BodyText"/>
-      </w:pPr>
-      <w:r>
-        <w:t xml:space="preserve">“Baggage.”</w:t>
-      </w:r>
-    </w:p>
-    <w:p>
-      <w:pPr>
-        <w:pStyle w:val="BodyText"/>
-      </w:pPr>
-      <w:r>
-        <w:t xml:space="preserve">“In nineteen ninety-nine I began keeping a note of the complaints, because complaints are the only honest data a travel agent gets. Nobody writes in to say the week was exactly as advertised.” She folded her hands. “And after some years I noticed that I could predict the complaint from the</w:t>
-      </w:r>
-      <w:r>
-        <w:t xml:space="preserve"> </w:t>
-      </w:r>
-      <w:r>
-        <w:rPr>
-          <w:iCs/>
-          <w:i/>
-        </w:rPr>
-        <w:t xml:space="preserve">booking form</w:t>
-      </w:r>
-      <w:r>
-        <w:t xml:space="preserve">. Not from the destination, not from the price, not from the hotel. From the form. From how much of the form the client had filled in and which boxes they had left as</w:t>
-      </w:r>
-      <w:r>
-        <w:t xml:space="preserve"> </w:t>
-      </w:r>
-      <w:r>
-        <w:rPr>
-          <w:iCs/>
-          <w:i/>
-        </w:rPr>
-        <w:t xml:space="preserve">no preference</w:t>
-      </w:r>
-      <w:r>
-        <w:t xml:space="preserve">.”</w:t>
-      </w:r>
-    </w:p>
-    <w:p>
-      <w:pPr>
-        <w:pStyle w:val="BodyText"/>
-      </w:pPr>
-      <w:r>
-        <w:t xml:space="preserve">Lolly said, “Go on.”</w:t>
-      </w:r>
-    </w:p>
-    <w:p>
-      <w:pPr>
-        <w:pStyle w:val="BodyText"/>
-      </w:pPr>
-      <w:r>
-        <w:t xml:space="preserve">“A client who specifies eleven things will complain about a twelfth. A client who specifies nothing will come home content, and will not be able to tell you the name of the town.” She looked up. “And I thought: the holiday I am selling is not in Spain. It is on that form. The form has an area — it has boxes, a finite number, and each box holds one answer — and</w:t>
-      </w:r>
-      <w:r>
-        <w:t xml:space="preserve"> </w:t>
-      </w:r>
-      <w:r>
-        <w:rPr>
-          <w:iCs/>
-          <w:i/>
-        </w:rPr>
-        <w:t xml:space="preserve">everything the client will ever be able to say about the fortnight has to fit in those boxes.</w:t>
-      </w:r>
-      <w:r>
-        <w:t xml:space="preserve"> </w:t>
-      </w:r>
-      <w:r>
-        <w:t xml:space="preserve">If it isn’t on the form it doesn’t happen to them. It happens near them.”</w:t>
-      </w:r>
-    </w:p>
-    <w:p>
-      <w:pPr>
-        <w:pStyle w:val="BodyText"/>
-      </w:pPr>
-      <w:r>
-        <w:t xml:space="preserve">Miss Pike, who had come in halfway through with coffee for four and had not sat down, said, “That’s a bound.”</w:t>
-      </w:r>
-    </w:p>
-    <w:p>
-      <w:pPr>
-        <w:pStyle w:val="BodyText"/>
-      </w:pPr>
-      <w:r>
-        <w:t xml:space="preserve">“I beg your pardon?”</w:t>
-      </w:r>
-    </w:p>
-    <w:p>
-      <w:pPr>
-        <w:pStyle w:val="BodyText"/>
-      </w:pPr>
-      <w:r>
-        <w:t xml:space="preserve">“You’ve described a bound. The amount that can be true inside the holiday is limited by the size of the surface you wrote it on.”</w:t>
-      </w:r>
-    </w:p>
-    <w:p>
-      <w:pPr>
-        <w:pStyle w:val="BodyText"/>
-      </w:pPr>
-      <w:r>
-        <w:t xml:space="preserve">Mrs Kind looked at her for a moment with the expression of a person hearing her own accent for the first time in twenty years.</w:t>
-      </w:r>
-    </w:p>
-    <w:p>
-      <w:pPr>
-        <w:pStyle w:val="BodyText"/>
-      </w:pPr>
-      <w:r>
-        <w:t xml:space="preserve">“Yes,” she said. “That is exactly what I have been unable to say.”</w:t>
-      </w:r>
-    </w:p>
-    <w:p>
-      <w:pPr>
-        <w:pStyle w:val="BodyText"/>
-      </w:pPr>
-      <w:r>
-        <w:t xml:space="preserve">Fainrose did the blackboard, because Fainrose always did the blackboard, but she did it slowly and she kept turning round.</w:t>
-      </w:r>
-    </w:p>
-    <w:p>
-      <w:pPr>
-        <w:pStyle w:val="BodyText"/>
-      </w:pPr>
-      <w:r>
-        <w:t xml:space="preserve">“Here is what Mrs Kind has arrived at from lost luggage,” she said, “and what a small number of people arrived at from black holes, and I want the department to notice that the travel agent got there with a biro.”</w:t>
-      </w:r>
-    </w:p>
-    <w:p>
-      <w:pPr>
-        <w:pStyle w:val="BodyText"/>
-      </w:pPr>
-      <w:r>
-        <w:t xml:space="preserve">She drew a box.</w:t>
-      </w:r>
-    </w:p>
-    <w:p>
-      <w:pPr>
-        <w:pStyle w:val="BodyText"/>
-      </w:pPr>
-      <w:r>
-        <w:t xml:space="preserve">“The instinct is that the amount of stuff you can put in a region goes as its</w:t>
-      </w:r>
-      <w:r>
-        <w:t xml:space="preserve"> </w:t>
-      </w:r>
-      <w:r>
-        <w:rPr>
-          <w:bCs/>
-          <w:b/>
-        </w:rPr>
-        <w:t xml:space="preserve">volume</w:t>
-      </w:r>
-      <w:r>
-        <w:t xml:space="preserve">. Twice the shelving, twice the books. It is the most obvious thing in the world and it is false.” She wrote:</w:t>
-      </w:r>
-    </w:p>
-    <w:p>
-      <w:pPr>
-        <w:pStyle w:val="SourceCode"/>
-      </w:pPr>
-      <w:r>
-        <w:t xml:space="preserve">Sₘₐₓ = k_B c³A / (4Għ)</w:t>
-      </w:r>
-    </w:p>
-    <w:p>
-      <w:pPr>
-        <w:pStyle w:val="BodyText"/>
-      </w:pPr>
-      <w:r>
-        <w:t xml:space="preserve">“The maximum information in a region of space is set by the</w:t>
-      </w:r>
-      <w:r>
-        <w:t xml:space="preserve"> </w:t>
-      </w:r>
-      <w:r>
-        <w:rPr>
-          <w:bCs/>
-          <w:b/>
-        </w:rPr>
-        <w:t xml:space="preserve">area of its boundary</w:t>
-      </w:r>
-      <w:r>
-        <w:t xml:space="preserve">, not by the volume inside. One unit of entropy for every four Planck areas, which comes to one bit for every two point eight. Not approximately area. Area!” She tapped the box. “Which means that everything that can be true inside this room is already written on the walls, and there is no room on the walls for a second, independent story about the interior. The interior is not an extra thing. It is a</w:t>
-      </w:r>
-      <w:r>
-        <w:t xml:space="preserve"> </w:t>
-      </w:r>
-      <w:r>
-        <w:rPr>
-          <w:iCs/>
-          <w:i/>
-        </w:rPr>
-        <w:t xml:space="preserve">way of reading</w:t>
-      </w:r>
-      <w:r>
-        <w:t xml:space="preserve"> </w:t>
-      </w:r>
-      <w:r>
-        <w:t xml:space="preserve">the walls.”</w:t>
-      </w:r>
-    </w:p>
-    <w:p>
-      <w:pPr>
-        <w:pStyle w:val="BodyText"/>
-      </w:pPr>
-      <w:r>
-        <w:t xml:space="preserve">Lolly said, “Wittenberg.”</w:t>
-      </w:r>
-    </w:p>
-    <w:p>
-      <w:pPr>
-        <w:pStyle w:val="BodyText"/>
-      </w:pPr>
-      <w:r>
-        <w:t xml:space="preserve">“Wittenberg told us this in a reading room in Coldharrow and we wrote it down as a nice remark about the ledger.” Fainrose put the chalk down. “The ledger is on the horizon. We’ve repeated it for sixteen months as a filing convention. It is the </w:t>
-      </w:r>
-      <w:r>
-        <w:rPr>
-          <w:i/>
-        </w:rPr>
-        <w:t xml:space="preserve">architecture</w:t>
-      </w:r>
-      <w:r>
-        <w:t xml:space="preserve">. Four C’s surface </w:t>
-      </w:r>
-      <w:r>
-        <w:rPr>
-          <w:i/>
-        </w:rPr>
-        <w:t xml:space="preserve">was</w:t>
-      </w:r>
-      <w:r>
-        <w:t xml:space="preserve"> the contents, and the interior was the same information described in a way that lets you walk about in it.”</w:t>
-      </w:r>
-    </w:p>
-    <w:p>
-      <w:pPr>
-        <w:pStyle w:val="BodyText"/>
-      </w:pPr>
-      <w:r>
-        <w:t xml:space="preserve">“Two descriptions,” said Mrs Kind. “One of them has three dimensions and gravity and takes a week. The other one is flat, and has no gravity in it at all, and is exactly as complete.”</w:t>
-      </w:r>
-    </w:p>
-    <w:p>
-      <w:pPr>
-        <w:pStyle w:val="BodyText"/>
-      </w:pPr>
-      <w:r>
-        <w:t xml:space="preserve">“Yes.”</w:t>
-      </w:r>
-    </w:p>
-    <w:p>
-      <w:pPr>
-        <w:pStyle w:val="BodyText"/>
-      </w:pPr>
-      <w:r>
-        <w:t xml:space="preserve">“Then may I say the thing I have come to say,” said Mrs Kind, “because I have been sitting on it since the letter and I would rather be wrong out loud.”</w:t>
-      </w:r>
-    </w:p>
-    <w:p>
-      <w:pPr>
-        <w:pStyle w:val="BodyText"/>
-      </w:pPr>
-      <w:r>
-        <w:t xml:space="preserve">“Please.”</w:t>
-      </w:r>
-    </w:p>
-    <w:p>
-      <w:pPr>
-        <w:pStyle w:val="BodyText"/>
-      </w:pPr>
-      <w:r>
-        <w:t xml:space="preserve">Mrs Susie Kind opened the document case.</w:t>
-      </w:r>
-    </w:p>
-    <w:p>
-      <w:pPr>
-        <w:pStyle w:val="BodyText"/>
-      </w:pPr>
-      <w:r>
-        <w:t xml:space="preserve">“Your fourteen did not travel,” she said. “There was nowhere to travel to. Your register says a pending state must resolve to A or B, and you searched the interior for a third room and concluded it was outside the description.” She laid out a page. “It was outside your </w:t>
-      </w:r>
-      <w:r>
-        <w:rPr>
-          <w:i/>
-        </w:rPr>
-        <w:t xml:space="preserve">reading</w:t>
-      </w:r>
-      <w:r>
-        <w:t xml:space="preserve"> of the description. Somebody rewrote the surface, and the interior came out differently, and from inside that looks exactly like fourteen people going somewhere they could not have gone. There is no other fact.”</w:t>
-      </w:r>
-    </w:p>
-    <w:p>
-      <w:pPr>
-        <w:pStyle w:val="BodyText"/>
-      </w:pPr>
-      <w:r>
-        <w:t xml:space="preserve">“Prove it,” said Fainrose, not unkindly. “You have understood something. Now make it cost you a prediction.”</w:t>
-      </w:r>
-    </w:p>
-    <w:p>
-      <w:pPr>
-        <w:pStyle w:val="BodyText"/>
-      </w:pPr>
-      <w:r>
-        <w:t xml:space="preserve">“I have one.” Mrs Kind’s hands were shaking slightly and her voice was not. “You measured that on the fourteenth of March nothing became cheaper by eleven parts in ten to the twenty-second, and you have been asking who was</w:t>
-      </w:r>
-      <w:r>
-        <w:t xml:space="preserve"> </w:t>
-      </w:r>
-      <w:r>
-        <w:rPr>
-          <w:iCs/>
-          <w:i/>
-        </w:rPr>
-        <w:t xml:space="preserve">pushing</w:t>
-      </w:r>
-      <w:r>
-        <w:t xml:space="preserve">.”</w:t>
-      </w:r>
-    </w:p>
-    <w:p>
-      <w:pPr>
-        <w:pStyle w:val="BodyText"/>
-      </w:pPr>
-      <w:r>
-        <w:t xml:space="preserve">“We have.”</w:t>
-      </w:r>
-    </w:p>
-    <w:p>
-      <w:pPr>
-        <w:pStyle w:val="BodyText"/>
-      </w:pPr>
-      <w:r>
-        <w:t xml:space="preserve">“Nobody was pushing. There was </w:t>
-      </w:r>
-      <w:r>
-        <w:rPr>
-          <w:b/>
-        </w:rPr>
-        <w:t xml:space="preserve">less written on the wall</w:t>
-      </w:r>
-      <w:r>
-        <w:t xml:space="preserve">.” She looked round the table. “A fully subscribed surface is what the ordinary vacuum looks like from inside. Clear a little of the surface and, for as long as it stays under-subscribed, the interior is </w:t>
-      </w:r>
-      <w:r>
-        <w:rPr>
-          <w:i/>
-        </w:rPr>
-        <w:t xml:space="preserve">slack</w:t>
-      </w:r>
-      <w:r>
-        <w:t xml:space="preserve">. Nothing is supplying energy. It is an absence of bookkeeping.”</w:t>
-      </w:r>
-    </w:p>
-    <w:p>
-      <w:pPr>
-        <w:pStyle w:val="BodyText"/>
-      </w:pPr>
-      <w:r>
-        <w:t xml:space="preserve">The room was extremely quiet.</w:t>
-      </w:r>
-    </w:p>
-    <w:p>
-      <w:pPr>
-        <w:pStyle w:val="BodyText"/>
-      </w:pPr>
-      <w:r>
-        <w:t xml:space="preserve">Lolly said, “Say the number.”</w:t>
-      </w:r>
-    </w:p>
-    <w:p>
-      <w:pPr>
-        <w:pStyle w:val="BodyText"/>
-      </w:pPr>
-      <w:r>
-        <w:t xml:space="preserve">“I cannot do the number. I have done the shape.” She turned a page round. “Ramp up, plateau, ramp down. Your Statement has it. That is not a wave passing. That is a </w:t>
-      </w:r>
-      <w:r>
-        <w:rPr>
-          <w:i/>
-        </w:rPr>
-        <w:t xml:space="preserve">deletion and a rewrite</w:t>
-      </w:r>
-      <w:r>
-        <w:t xml:space="preserve">. I have watched a hundred and forty travel agencies migrate a booking system, Ms Wren. Ninety minutes to release the records, three very strange hours, ninety minutes of matching. Same shape, same operation. Somebody was doing an overnight run on the surface of this country.”</w:t>
-      </w:r>
-    </w:p>
-    <w:p>
-      <w:pPr>
-        <w:pStyle w:val="BodyText"/>
-      </w:pPr>
-      <w:r>
-        <w:t xml:space="preserve">Fainrose worked for nine hours with Miss Pike and a numerical analyst on secondment and came back at nine that evening with a single sheet.</w:t>
-      </w:r>
-    </w:p>
-    <w:p>
-      <w:pPr>
-        <w:pStyle w:val="BodyText"/>
-      </w:pPr>
-      <w:r>
-        <w:t xml:space="preserve">“Eleven parts in ten to the twenty-second,” she said, “over the volume the four instruments were sensitive to, corresponds to a surface deficit of two point one times ten to the fifty-eight Planck areas, plus or minus a factor of two, and I want to be clear that the factor of two is doing a great deal of work.”</w:t>
-      </w:r>
-    </w:p>
-    <w:p>
-      <w:pPr>
-        <w:pStyle w:val="BodyText"/>
-      </w:pPr>
-      <w:r>
-        <w:t xml:space="preserve">Beatrix said, “In English.”</w:t>
-      </w:r>
-    </w:p>
-    <w:p>
-      <w:pPr>
-        <w:pStyle w:val="BodyText"/>
-      </w:pPr>
-      <w:r>
-        <w:t xml:space="preserve">“Something under ten to the fifty-eight bits. Which is a large number and a useless one until you ask what it is</w:t>
-      </w:r>
-      <w:r>
-        <w:t xml:space="preserve"> </w:t>
-      </w:r>
-      <w:r>
-        <w:rPr>
-          <w:iCs/>
-          <w:i/>
-        </w:rPr>
-        <w:t xml:space="preserve">the size of</w:t>
-      </w:r>
-      <w:r>
-        <w:t xml:space="preserve">.” Fainrose put the sheet down. “It is, to within the factor of two, the surface information content of the fourteen.”</w:t>
-      </w:r>
-    </w:p>
-    <w:p>
-      <w:pPr>
-        <w:pStyle w:val="BodyText"/>
-      </w:pPr>
-      <w:r>
-        <w:t xml:space="preserve">Nobody moved.</w:t>
-      </w:r>
-    </w:p>
-    <w:p>
-      <w:pPr>
-        <w:pStyle w:val="BodyText"/>
-      </w:pPr>
-      <w:r>
-        <w:t xml:space="preserve">“Of the fourteen</w:t>
-      </w:r>
-      <w:r>
-        <w:t xml:space="preserve"> </w:t>
-      </w:r>
-      <w:r>
-        <w:rPr>
-          <w:iCs/>
-          <w:i/>
-        </w:rPr>
-        <w:t xml:space="preserve">people</w:t>
-      </w:r>
-      <w:r>
-        <w:t xml:space="preserve">?” asked Lolly.</w:t>
-      </w:r>
-    </w:p>
-    <w:p>
-      <w:pPr>
-        <w:pStyle w:val="BodyText"/>
-      </w:pPr>
-      <w:r>
-        <w:t xml:space="preserve">“Of the fourteen pending states as they stood on the thirteenth of March,” said Fainrose. “Which is a much smaller thing than fourteen people, and that is the horror of it. A pending state with two live options carries both options, and the relations between them, and the person’s correlations with everybody waiting on the answer. It is a fat record. A pending state whose options are both gone carries almost nothing: two dead branches and a name.” She looked at the traces on the plasterboard. “Those fourteen were the thinnest records on the surface of this country. We had spent sixteen months making them thin.”</w:t>
-      </w:r>
-    </w:p>
-    <w:p>
-      <w:pPr>
-        <w:pStyle w:val="BodyText"/>
-      </w:pPr>
-      <w:r>
-        <w:t xml:space="preserve">Mrs Kind said, quietly, “They were overwritten.”</w:t>
-      </w:r>
-    </w:p>
-    <w:p>
-      <w:pPr>
-        <w:pStyle w:val="BodyText"/>
-      </w:pPr>
-      <w:r>
-        <w:t xml:space="preserve">“They were</w:t>
-      </w:r>
-      <w:r>
-        <w:t xml:space="preserve"> </w:t>
-      </w:r>
-      <w:r>
-        <w:rPr>
-          <w:iCs/>
-          <w:i/>
-        </w:rPr>
-        <w:t xml:space="preserve">reassigned</w:t>
-      </w:r>
-      <w:r>
-        <w:t xml:space="preserve">,” Fainrose corrected. “They are not gone. Ellen Prosper is on a survey vessel out of Peterhead and is by all accounts extremely well. But the version of her that was pending — the one with the postgraduate place and the shop and the two years of not deciding — that was not resolved. It was the space that was used.”</w:t>
-      </w:r>
-    </w:p>
-    <w:p>
-      <w:pPr>
-        <w:pStyle w:val="BodyText"/>
-      </w:pPr>
-      <w:r>
-        <w:t xml:space="preserve">“And they resolved to something outside the permitted options,” said Lolly slowly, “because when you rewrite a surface you do not care what the previous tenant’s options were.”</w:t>
-      </w:r>
-    </w:p>
-    <w:p>
-      <w:pPr>
-        <w:pStyle w:val="BodyText"/>
-      </w:pPr>
-      <w:r>
-        <w:t xml:space="preserve">“No. You care about the area.”</w:t>
-      </w:r>
-    </w:p>
-    <w:p>
-      <w:pPr>
-        <w:pStyle w:val="BodyText"/>
-      </w:pPr>
-      <w:r>
-        <w:t xml:space="preserve">It was Mrs Kind who asked the question that put the matter in the file, and she asked it apologetically, at twenty to ten, with her coat already on.</w:t>
-      </w:r>
-    </w:p>
-    <w:p>
-      <w:pPr>
-        <w:pStyle w:val="BodyText"/>
-      </w:pPr>
-      <w:r>
-        <w:t xml:space="preserve">“Dr Fainrose,” she said, “who made the booking?”</w:t>
-      </w:r>
-    </w:p>
-    <w:p>
-      <w:pPr>
-        <w:pStyle w:val="BodyText"/>
-      </w:pPr>
-      <w:r>
-        <w:t xml:space="preserve">Fainrose said, “I’m sorry?”</w:t>
-      </w:r>
-    </w:p>
-    <w:p>
-      <w:pPr>
-        <w:pStyle w:val="BodyText"/>
-      </w:pPr>
-      <w:r>
-        <w:t xml:space="preserve">“You keep saying </w:t>
-      </w:r>
-      <w:r>
-        <w:rPr>
-          <w:i/>
-        </w:rPr>
-        <w:t xml:space="preserve">somebody cleared the surface</w:t>
-      </w:r>
-      <w:r>
-        <w:t xml:space="preserve">, and </w:t>
-      </w:r>
-      <w:r>
-        <w:rPr>
-          <w:i/>
-        </w:rPr>
-        <w:t xml:space="preserve">somebody wrote</w:t>
-      </w:r>
-      <w:r>
-        <w:t xml:space="preserve">. In my trade that is two people, never one.” Mrs Kind picked up the case. “There is the airline, which has the aircraft and does not care who is on it. And there is somebody like me, who knows which boxes on the form the airline actually reads. A thing that can clear two times ten to the fifty-eight Planck areas of the Earth’s surface is an airline. It does not know what Croydon is. It did not pick those fourteen out of tenderness for the thinnest records.”</w:t>
-      </w:r>
-    </w:p>
-    <w:p>
-      <w:pPr>
-        <w:pStyle w:val="BodyText"/>
-      </w:pPr>
-      <w:r>
-        <w:t xml:space="preserve">“Then who did,” said Lolly.</w:t>
-      </w:r>
-    </w:p>
-    <w:p>
-      <w:pPr>
-        <w:pStyle w:val="BodyText"/>
-      </w:pPr>
-      <w:r>
-        <w:t xml:space="preserve">“Somebody who could read the register,” said Mrs Susie Kind. “Somebody who knew which fourteen records in this country had been reduced to a name and two dead branches, because somebody had been</w:t>
-      </w:r>
-      <w:r>
-        <w:t xml:space="preserve"> </w:t>
-      </w:r>
-      <w:r>
-        <w:rPr>
-          <w:iCs/>
-          <w:i/>
-        </w:rPr>
-        <w:t xml:space="preserve">publishing that monthly for sixteen months</w:t>
-      </w:r>
-      <w:r>
-        <w:t xml:space="preserve">.” She did up her coat. “I am not accusing anyone in this room. But I have been in a great many meetings where the disaster was arranged by a person who was only providing information, and I should like to say out loud, before I get my train, that your Statement of Coherence is a picking list.”</w:t>
-      </w:r>
-    </w:p>
-    <w:p>
-      <w:pPr>
-        <w:pStyle w:val="BodyText"/>
-      </w:pPr>
-      <w:r>
-        <w:t xml:space="preserve">She got to the door and stopped.</w:t>
-      </w:r>
-    </w:p>
-    <w:p>
-      <w:pPr>
-        <w:pStyle w:val="BodyText"/>
-      </w:pPr>
-      <w:r>
-        <w:t xml:space="preserve">“You will want the other thing,” she said. “You will have worked out from the shape when it will come round again.”</w:t>
-      </w:r>
-    </w:p>
-    <w:p>
-      <w:pPr>
-        <w:pStyle w:val="BodyText"/>
-      </w:pPr>
-      <w:r>
-        <w:t xml:space="preserve">“The ninth of February,” Miss Pike said.</w:t>
-      </w:r>
-    </w:p>
-    <w:p>
-      <w:pPr>
-        <w:pStyle w:val="BodyText"/>
-      </w:pPr>
-      <w:r>
-        <w:t xml:space="preserve">“Then you have until the ninth of February to make everybody fat,” said Mrs Kind. “It is the only defence I can see. A record with live options in it is expensive to clear. Give them somewhere real they could still go. Even one. Especially the ones nobody is counting.” She glanced at Lolly. “It is a horrible thing to know, isn’t it. That the way to protect a person is to make sure they still have a choice, and that we abolished choices for sixteen months because it made the monthly return easier to compile.”</w:t>
-      </w:r>
-    </w:p>
-    <w:p>
-      <w:pPr>
-        <w:pStyle w:val="BodyText"/>
-      </w:pPr>
-      <w:r>
-        <w:t xml:space="preserve">Lolly said, “Mrs Kind. Would you come and work here.”</w:t>
-      </w:r>
-    </w:p>
-    <w:p>
-      <w:pPr>
-        <w:pStyle w:val="BodyText"/>
-      </w:pPr>
-      <w:r>
-        <w:t xml:space="preserve">She thought about it with complete seriousness for perhaps four seconds.</w:t>
-      </w:r>
-    </w:p>
-    <w:p>
-      <w:pPr>
-        <w:pStyle w:val="BodyText"/>
-      </w:pPr>
-      <w:r>
-        <w:t xml:space="preserve">“No,” she said. “But I will come on Thursdays. You have nobody who reads forms for a living and it shows.”</w:t>
-      </w:r>
-    </w:p>
-    <w:p>
-      <w:pPr>
-        <w:pStyle w:val="BodyText"/>
-      </w:pPr>
-      <w:r>
-        <w:t xml:space="preserve">It was, Lolly worked out over the following months, the only sensible answer anyone in the department had given her all year. Mrs Kind kept the agency open on the other four days, and when Lolly once asked why, since the department would have matched her rate twice over, Mrs Kind said, “Because on Tuesdays a woman comes in who is trying to get to her sister’s funeral on a budget that does not cover it, and somebody has to be there who still thinks that is the important kind of problem.”</w:t>
-      </w:r>
-    </w:p>
-    <w:p>
-      <w:pPr>
-        <w:pStyle w:val="BodyText"/>
-      </w:pPr>
-      <w:r>
-        <w:t xml:space="preserve">Lolly had not had an answer to that, and had not asked again.</w:t>
-      </w:r>
-    </w:p>
-    <w:p>
-      <w:pPr>
-        <w:pStyle w:val="BodyText"/>
-      </w:pPr>
-      <w:r>
-        <w:t xml:space="preserve">Albrecht Eilstein telephoned at half past eleven, which he had never done, and would not say how he had the number.</w:t>
-      </w:r>
-    </w:p>
-    <w:p>
-      <w:pPr>
-        <w:pStyle w:val="BodyText"/>
-      </w:pPr>
-      <w:r>
-        <w:t xml:space="preserve">“They have told you about the wall,” he said.</w:t>
-      </w:r>
-    </w:p>
-    <w:p>
-      <w:pPr>
-        <w:pStyle w:val="BodyText"/>
-      </w:pPr>
-      <w:r>
-        <w:t xml:space="preserve">“A travel agent told us about the wall.”</w:t>
-      </w:r>
-    </w:p>
-    <w:p>
-      <w:pPr>
-        <w:pStyle w:val="BodyText"/>
-      </w:pPr>
-      <w:r>
-        <w:t>“Of course she did.” A sound that might have been satisfaction. “Ms Wren, I want to say one thing and then I want to go and lie down, because I am still thin. You will now believe that nothing was destroyed, because on this account nothing ever is — the information is on the surface, the surface was rewritten, the accounts balance, and Tengelman will be in the newspapers within a fortnight explaining that there is therefore no wrong to remedy.”</w:t>
-      </w:r>
-    </w:p>
-    <w:p>
-      <w:pPr>
-        <w:pStyle w:val="BodyText"/>
-      </w:pPr>
-      <w:r>
-        <w:t xml:space="preserve">“And?”</w:t>
-      </w:r>
-    </w:p>
-    <w:p>
-      <w:pPr>
-        <w:pStyle w:val="BodyText"/>
-      </w:pPr>
-      <w:r>
-        <w:t xml:space="preserve">“And he will be correct and it will be the most successful lie of the decade,” said Eilstein. “Because I was</w:t>
-      </w:r>
-      <w:r>
-        <w:t xml:space="preserve"> </w:t>
-      </w:r>
-      <w:r>
-        <w:rPr>
-          <w:iCs/>
-          <w:i/>
-        </w:rPr>
-        <w:t xml:space="preserve">there</w:t>
-      </w:r>
-      <w:r>
-        <w:t xml:space="preserve">, and I am the only creature on this planet that eats the difference, and I will tell you what the fourteenth of March tasted like. It did not taste like destruction. It tasted like</w:t>
-      </w:r>
-      <w:r>
-        <w:t xml:space="preserve"> </w:t>
-      </w:r>
-      <w:r>
-        <w:rPr>
-          <w:iCs/>
-          <w:i/>
-        </w:rPr>
-        <w:t xml:space="preserve">nothing at all</w:t>
-      </w:r>
-      <w:r>
-        <w:t xml:space="preserve"> </w:t>
-      </w:r>
-      <w:r>
-        <w:t xml:space="preserve">— and that is worse, Ms Wren, because a thing that leaves no leavings has not thrown anything away. It has taken it with it.”</w:t>
-      </w:r>
-    </w:p>
-    <w:p>
-      <w:pPr>
-        <w:pStyle w:val="BodyText"/>
-      </w:pPr>
-      <w:r>
-        <w:t xml:space="preserve">Lolly wrote, at midnight, in volume five:</w:t>
-      </w:r>
-    </w:p>
-    <w:p>
-      <w:pPr>
-        <w:pStyle w:val="BodyText"/>
-      </w:pPr>
-      <w:r>
-        <w:t xml:space="preserve">Not volume. Area. </w:t>
-      </w:r>
-      <w:r>
-        <w:br/>
-      </w:r>
-      <w:r>
-        <w:t xml:space="preserve">Everything true in here is already written on the walls. </w:t>
-      </w:r>
-      <w:r>
-        <w:br/>
-      </w:r>
-      <w:r>
-        <w:t xml:space="preserve">The inside is a way of reading the outside.</w:t>
-      </w:r>
-    </w:p>
-    <w:p>
-      <w:pPr>
-        <w:pStyle w:val="BodyText"/>
-      </w:pPr>
-      <w:r>
-        <w:t xml:space="preserve">Then:</w:t>
-      </w:r>
-    </w:p>
-    <w:p>
-      <w:pPr>
-        <w:pStyle w:val="BodyText"/>
-      </w:pPr>
-      <w:r>
-        <w:t xml:space="preserve">Nothing did not get cheaper. </w:t>
-      </w:r>
-      <w:r>
-        <w:br/>
-      </w:r>
-      <w:r>
-        <w:t xml:space="preserve">There was less written on the wall. </w:t>
-      </w:r>
-      <w:r>
-        <w:br/>
-      </w:r>
-      <w:r>
-        <w:t xml:space="preserve">Ninety minutes to clear. Three hours to write. Ninety to reconcile.</w:t>
-      </w:r>
-    </w:p>
-    <w:p>
-      <w:pPr>
-        <w:pStyle w:val="BodyText"/>
-      </w:pPr>
-      <w:r>
-        <w:t xml:space="preserve">Then, underlined twice:</w:t>
-      </w:r>
-    </w:p>
-    <w:p>
-      <w:pPr>
-        <w:pStyle w:val="BodyText"/>
-      </w:pPr>
-      <w:r>
-        <w:t xml:space="preserve">They took the thinnest records because they were the cheapest to clear. </w:t>
-      </w:r>
-      <w:r>
-        <w:br/>
-      </w:r>
-      <w:r>
-        <w:t xml:space="preserve">We made them thin. On purpose. With a form. Monthly.</w:t>
-      </w:r>
-    </w:p>
-    <w:p>
-      <w:pPr>
-        <w:pStyle w:val="BodyText"/>
-      </w:pPr>
-      <w:r>
-        <w:t xml:space="preserve">Then:</w:t>
-      </w:r>
-    </w:p>
-    <w:p>
-      <w:pPr>
-        <w:pStyle w:val="BodyText"/>
-      </w:pPr>
-      <w:r>
-        <w:t xml:space="preserve">The Statement of Coherence is a picking list.</w:t>
-      </w:r>
-    </w:p>
-    <w:p>
-      <w:pPr>
-        <w:pStyle w:val="BodyText"/>
-      </w:pPr>
-      <w:r>
-        <w:t xml:space="preserve">And last:</w:t>
-      </w:r>
-    </w:p>
-    <w:p>
-      <w:pPr>
-        <w:pStyle w:val="BodyText"/>
-      </w:pPr>
-      <w:r>
-        <w:t xml:space="preserve">9 February. </w:t>
-      </w:r>
-      <w:r>
-        <w:br/>
-      </w:r>
-      <w:r>
-        <w:t xml:space="preserve">Make everybody fat. </w:t>
-      </w:r>
-      <w:r>
-        <w:br/>
-      </w:r>
-      <w:r>
-        <w:t xml:space="preserve">Give them somewhere real they could still go.</w:t>
-      </w:r>
-    </w:p>
-    <w:p>
-      <w:pPr>
-        <w:pStyle w:val="BodyText"/>
-        <w:keepNext/>
-        <w:spacing w:before="240" w:after="240"/>
-        <w:ind w:firstLine="0"/>
-        <w:jc w:val="center"/>
-      </w:pPr>
-      <w:r>
-        <w:t xml:space="preserve">∗</w:t>
-      </w:r>
-    </w:p>
-    <w:p>
-      <w:pPr>
-        <w:pStyle w:val="FirstParagraph"/>
-      </w:pPr>
-      <w:r>
-        <w:t xml:space="preserve">Gideon walked her to the bus, because it was late, and because he had been in the kitchen for all of it and had the look of a man carrying something he had not been asked to carry.</w:t>
+        <w:t xml:space="preserve">Gideon walked her to the bus, because it was late, and because he had been in the briefing room for all of it and had the look of a man carrying something he had not been asked to carry.</w:t>
       </w:r>
     </w:p>
     <w:p>
@@ -6308,7 +6196,7 @@
         <w:pStyle w:val="BodyText"/>
       </w:pPr>
       <w:r>
-        <w:t xml:space="preserve">“It isn’t silly. It’s a preference. People always leave out the preference, and then they wonder why the trip’s a misery.” Mrs Kind was already typing. “The machine has two answers for you, and both of them are wrong, because the machine was built by somebody who thinks you’re going to Inverness to look at Inverness. You’re not. You’re going to stand next to your niece at noon on Friday and then sleep in her spare room. That’s a different holiday.”</w:t>
+        <w:t xml:space="preserve">“It isn’t silly. It’s a preference. People always leave out the preference, and then they wonder why the trip’s a misery.” Mrs Kind was already typing. “The machine has two answers for you, and both of them are wrong, because the machine was built by somebody who thinks you’re going to Inverness to look at Inverness. You’re not. You’re going to stand next to your niece at eleven on Friday and then sleep in her spare room. That’s a different holiday.”</w:t>
       </w:r>
     </w:p>
     <w:p>
@@ -6348,7 +6236,7 @@
         <w:pStyle w:val="BodyText"/>
       </w:pPr>
       <w:r>
-        <w:t xml:space="preserve">She picked up the treaty instrument again and turned to the last page, where the misfiling of 1961 had been preserved in amber by eleven cross-references. Counsel. Advice. A body of advisers, whose only asset was a passenger list of every thin place in the galaxy.</w:t>
+        <w:t xml:space="preserve">She picked up the treaty instrument again and turned to the last page, where the misfiling of 1961 had been preserved in amber by its cross-references. Counsel. Advice. A body of advisers, whose only asset was a passenger list of every thin place in the galaxy.</w:t>
       </w:r>
     </w:p>
     <w:p>
@@ -6432,7 +6320,7 @@
         <w:pStyle w:val="BodyText"/>
       </w:pPr>
       <w:r>
-        <w:t xml:space="preserve">Beatrix Sloan read all three on the train from Gray’s Inn and arrived at Marsham Street at twenty past eight in the morning without her coat, which she had left on the train.</w:t>
+        <w:t xml:space="preserve">Beatrix Sloan read all three on the Tube from Gray’s Inn and arrived at Marsham Street at twenty past eight in the morning without her coat, which she had left on the Circle line.</w:t>
       </w:r>
     </w:p>
     <w:p>
@@ -6926,23 +6814,23 @@
         <w:pStyle w:val="BodyText"/>
       </w:pPr>
       <w:r>
-        <w:t>Crispin Vale had come up from Woking on the train he could still get a seat on, and he had waited in the corridor until Gideon, who did not know him, went to ask whether the man was expected. He was. Lolly had been carrying his letter since the night at the barrier, and she had not yet had a day that belonged to it.</w:t>
-      </w:r>
-    </w:p>
-    <w:p>
-      <w:pPr>
-        <w:pStyle w:val="BodyText"/>
-      </w:pPr>
-      <w:r>
-        <w:t>There was very little to see. No one at the Annex had ever bothered to describe him, and once he was in the chair Lolly understood why. The fact of him was the signature. The rest had gone home to a garden.</w:t>
-      </w:r>
-    </w:p>
-    <w:p>
-      <w:pPr>
-        <w:pStyle w:val="BodyText"/>
-      </w:pPr>
-      <w:r>
-        <w:t xml:space="preserve">“I signed the second page without reading it,” he said. “You have that in a finding already. I then spent nine days saying so, and they let me go home, which was decent and was not the same as finished. Paragraph fourteen is the same method. Two options on a form, and anything else called a breach. I will not sign a paper that says those fourteen were never anyone’s loss. I came to ask you to minute that I was asked, and that I refused.”</w:t>
+        <w:t xml:space="preserve">Crispin Vale came up from Woking on the train he could still get a seat on, in the very good suit, and waited in the corridor until Gideon went out to see who it was. Gideon knew him at once. He had last seen that suit on the Annex stairs at twenty to six in the morning, going down.</w:t>
+      </w:r>
+    </w:p>
+    <w:p>
+      <w:pPr>
+        <w:pStyle w:val="BodyText"/>
+      </w:pPr>
+      <w:r>
+        <w:t xml:space="preserve">Vale sat. He was greyer than he had been at the Annex and thinner in the face, and he still had the stillness of a man who has signed something. Lolly had been carrying his letter since the night at the barrier and had not yet had a day that belonged to it. This was the day.</w:t>
+      </w:r>
+    </w:p>
+    <w:p>
+      <w:pPr>
+        <w:pStyle w:val="BodyText"/>
+      </w:pPr>
+      <w:r>
+        <w:t xml:space="preserve">“I signed the second page without reading it,” he said. “You have that in a finding already. I then spent eleven days saying so, and they let me go home, which was decent and was not the same as finished. Paragraph fourteen is the same method. Two options on a form, and anything else called a breach. I will not sign a paper that says those fourteen were never anyone’s loss. I came to ask you to minute that I was asked, and that I refused.”</w:t>
       </w:r>
     </w:p>
     <w:p>
@@ -6986,7 +6874,7 @@
         <w:pStyle w:val="FirstParagraph"/>
       </w:pPr>
       <w:r>
-        <w:t xml:space="preserve">Crispin Vale got the 6:52 back to Woking and, for the first time in two years, did not take out the crossword.</w:t>
+        <w:t xml:space="preserve">Crispin Vale got the 6:52 back to Woking and, for the first time since the Annex, did not take out the crossword.</w:t>
       </w:r>
     </w:p>
     <w:p>
@@ -7019,7 +6907,7 @@
         <w:pStyle w:val="BodyText"/>
       </w:pPr>
       <w:r>
-        <w:t xml:space="preserve">Today he had read paragraph fourteen. He had read it on the train up, twice, and it had been the same method, and he had known it was the same method by the second line, and he had felt something he had not felt in two years, which was the wish to be useful rather than forgiven.</w:t>
+        <w:t xml:space="preserve">Today he had read paragraph fourteen. He had read it on the train up, twice, and it had been the same method, and he had known it was the same method by the second line, and he had felt something he had not felt since the Annex, which was the wish to be useful rather than forgiven.</w:t>
       </w:r>
     </w:p>
     <w:p>
@@ -7068,7 +6956,7 @@
         <w:pStyle w:val="BodyText"/>
       </w:pPr>
       <w:r>
-        <w:t xml:space="preserve">She looked at him over her glasses for a long moment, the way she had not looked at him in a while.</w:t>
+        <w:t xml:space="preserve">She looked at him over her glasses, the way she had not looked at him in a while.</w:t>
       </w:r>
     </w:p>
     <w:p>
@@ -7294,7 +7182,7 @@
         <w:pStyle w:val="BodyText"/>
       </w:pPr>
       <w:r>
-        <w:t xml:space="preserve">“I say the Office is thirty years out of date!”</w:t>
+        <w:t xml:space="preserve">“I say the Office is thirty years out of date.”</w:t>
       </w:r>
     </w:p>
     <w:p>
@@ -7639,7 +7527,7 @@
         <w:pStyle w:val="BodyText"/>
       </w:pPr>
       <w:r>
-        <w:t xml:space="preserve">He could have stood up. He had considered it for perhaps four seconds. And he had understood, in those four seconds, that if he stood up and said </w:t>
+        <w:t xml:space="preserve">He could have stood up. He had considered it. And he had understood, in the considering, that if he stood up and said </w:t>
       </w:r>
       <w:r>
         <w:rPr>
@@ -7958,7 +7846,7 @@
         <w:pStyle w:val="BodyText"/>
       </w:pPr>
       <w:r>
-        <w:t xml:space="preserve">She took a pencil and, beside line forty-one, very small, in a hand nobody but her would read, wrote her father’s pronunciation of its name. It was wrong. It had always been wrong. She wrote it anyway, because it was a record of something true, and because she had spent a year now among people who believed that what you wrote down was a way of keeping it, and she found, at one in the morning, with a star on her knee that might already be gone, that she believed it too.</w:t>
+        <w:t xml:space="preserve">She took a pencil and, beside line forty-one, very small, in a hand nobody but her would read, wrote her father’s pronunciation of its name. It was wrong. It had always been wrong. She wrote it anyway, because it was a record of something true, and because she had spent the months since March among people who believed that what you wrote down was a way of keeping it, and she found, at one in the morning, with a star on her knee that might already be gone, that she believed it too.</w:t>
       </w:r>
     </w:p>
     <w:p>
@@ -7986,97 +7874,27 @@
         <w:pStyle w:val="FirstParagraph"/>
       </w:pPr>
       <w:r>
-        <w:t xml:space="preserve">Lolly wrote, in volume five, in a hotel in Vienna:</w:t>
-      </w:r>
-    </w:p>
-    <w:p>
-      <w:pPr>
-        <w:pStyle w:val="BodyText"/>
-      </w:pPr>
-      <w:r>
-        <w:t xml:space="preserve">The Programme kept the walls written on. </w:t>
+        <w:t xml:space="preserve">Lolly wrote, in a hotel in Vienna:</w:t>
+      </w:r>
+    </w:p>
+    <w:p>
+      <w:pPr>
+        <w:pStyle w:val="BodyText"/>
+      </w:pPr>
+      <w:r>
+        <w:t xml:space="preserve">He did not lie. Not once. That is the method. </w:t>
+      </w:r>
+      <w:r>
         <w:br/>
-        <w:t xml:space="preserve">That was all it did. For longer than there has been writing. </w:t>
+      </w:r>
+      <w:r>
+        <w:t xml:space="preserve">A true sentence, cut away from the person who said it, cannot be corrected. </w:t>
+      </w:r>
+      <w:r>
         <w:br/>
-        <w:t xml:space="preserve">Its performance indicator was that nothing occurred.</w:t>
-      </w:r>
-    </w:p>
-    <w:p>
-      <w:pPr>
-        <w:pStyle w:val="BodyText"/>
-      </w:pPr>
-      <w:r>
-        <w:t xml:space="preserve">Then:</w:t>
-      </w:r>
-    </w:p>
-    <w:p>
-      <w:pPr>
-        <w:pStyle w:val="BodyText"/>
-      </w:pPr>
-      <w:r>
-        <w:t xml:space="preserve">Fusion is tunnelling. All of it. </w:t>
-      </w:r>
-      <w:r>
-        <w:br/>
-      </w:r>
-      <w:r>
-        <w:t xml:space="preserve">A star is an exponential amplifier of the price of nothing. </w:t>
-      </w:r>
-      <w:r>
-        <w:br/>
-      </w:r>
-      <w:r>
-        <w:t xml:space="preserve">Two per cent for six hours does not cause. It advances.</w:t>
-      </w:r>
-    </w:p>
-    <w:p>
-      <w:pPr>
-        <w:pStyle w:val="BodyText"/>
-      </w:pPr>
-      <w:r>
-        <w:t xml:space="preserve">Then, underlined:</w:t>
-      </w:r>
-    </w:p>
-    <w:p>
-      <w:pPr>
-        <w:pStyle w:val="BodyText"/>
-      </w:pPr>
-      <w:r>
-        <w:t xml:space="preserve">He did not lie. Not once. That is the method. </w:t>
-      </w:r>
-      <w:r>
-        <w:br/>
-      </w:r>
-      <w:r>
-        <w:t xml:space="preserve">A true sentence, cut away from the person who said it, cannot be corrected. </w:t>
-      </w:r>
-      <w:r>
-        <w:br/>
       </w:r>
       <w:r>
         <w:t xml:space="preserve">Conservation is not a defence to taking.</w:t>
-      </w:r>
-    </w:p>
-    <w:p>
-      <w:pPr>
-        <w:pStyle w:val="BodyText"/>
-      </w:pPr>
-      <w:r>
-        <w:t xml:space="preserve">Then:</w:t>
-      </w:r>
-    </w:p>
-    <w:p>
-      <w:pPr>
-        <w:pStyle w:val="BodyText"/>
-      </w:pPr>
-      <w:r>
-        <w:t xml:space="preserve">Fourteen for. Nine against. Sixteen abstentions. </w:t>
-      </w:r>
-      <w:r>
-        <w:br/>
-      </w:r>
-      <w:r>
-        <w:t xml:space="preserve">The abstentions were the information.</w:t>
       </w:r>
     </w:p>
     <w:p>
@@ -8743,7 +8561,7 @@
         <w:t xml:space="preserve">passage</w:t>
       </w:r>
       <w:r>
-        <w:t xml:space="preserve">, not its coming into effect. I have booked three hundred and twelve group tours on contracts drafted like that. The cancellation is suspended. The handover isn’t.”</w:t>
+        <w:t xml:space="preserve">, not its coming into effect. I have booked two hundred and seventy group tours on contracts drafted like that. The cancellation is suspended. The handover isn’t.”</w:t>
       </w:r>
     </w:p>
     <w:p>
@@ -8767,7 +8585,7 @@
         <w:pStyle w:val="BodyText"/>
       </w:pPr>
       <w:r>
-        <w:t xml:space="preserve">“The papers went across on the tenth of June,” said Mrs Kind.</w:t>
+        <w:t xml:space="preserve">“The papers went across on the eleventh of June,” said Mrs Kind.</w:t>
       </w:r>
     </w:p>
     <w:p>
@@ -8857,7 +8675,7 @@
         <w:pStyle w:val="BodyText"/>
       </w:pPr>
       <w:r>
-        <w:t xml:space="preserve">“It is not delight, Dr Ramanathan, it is recognition, and I am sorry that it looks the same on my face.” He had gone quite serious. “That is the Austrian’s theorem in a star. That is the third strand and I have been claiming for forty-seven years that there was a third strand and I would give a great deal to have been wrong.”</w:t>
+        <w:t xml:space="preserve">“It is not delight, Dr Ramanathan, it is recognition, and I am sorry that it looks the same on my face.” He had gone quite serious. “That is the Austrian’s theorem in a star. That is the third strand and I have been claiming for forty years that there was a third strand and I would give a great deal to have been wrong.”</w:t>
       </w:r>
     </w:p>
     <w:p>
@@ -9057,6 +8875,20 @@
       </w:pPr>
       <w:r>
         <w:t xml:space="preserve">“There is always a fourth strand, Ms Wren, that is the trouble with braids.” Stadthof smiled. “The Austrian starved to death. He would not eat unless his wife tasted the food, and she went into hospital, and he stopped, and the man who proved that no system can vouch for itself died because he could not obtain external verification of his dinner.” He put his hat on. “I mention it because you have a hungry immortal on your files who will not enter a building without being asked, and I read the whole of your Statement of Coherence including the schedules, and I do not think anybody in this department has yet noticed that he is the same shape as the theorem.”</w:t>
+      </w:r>
+    </w:p>
+    <w:p>
+      <w:pPr>
+        <w:pStyle w:val="BodyText"/>
+      </w:pPr>
+      <w:r>
+        <w:t xml:space="preserve">Lolly put one line in the notebook before she went home: </w:t>
+      </w:r>
+      <w:r>
+        <w:rPr>
+          <w:i/>
+        </w:rPr>
+        <w:t xml:space="preserve">Mavis said it the moment she was asked. Nineteen months. Nobody asked.</w:t>
       </w:r>
     </w:p>
     <w:p>
@@ -9141,7 +8973,7 @@
         <w:pStyle w:val="BodyText"/>
       </w:pPr>
       <w:r>
-        <w:t xml:space="preserve">Eilstein looked at him for a long moment. It was a long time since anybody had asked him that.</w:t>
+        <w:t xml:space="preserve">Eilstein looked at him. It was a long time since anybody had asked him that.</w:t>
       </w:r>
     </w:p>
     <w:p>
@@ -9167,40 +8999,6 @@
       </w:pPr>
       <w:r>
         <w:t xml:space="preserve">The porter counted the letters, and wrote it in, and said, “Well, I’ll be damned,” and Eilstein, who had been, inclined his head and went back to watching the empty chair in the mirror until it was light.</w:t>
-      </w:r>
-    </w:p>
-    <w:p>
-      <w:pPr>
-        <w:pStyle w:val="BodyText"/>
-        <w:keepNext/>
-        <w:spacing w:before="240" w:after="240"/>
-        <w:ind w:firstLine="0"/>
-        <w:jc w:val="center"/>
-      </w:pPr>
-      <w:r>
-        <w:t xml:space="preserve">∗</w:t>
-      </w:r>
-    </w:p>
-    <w:p>
-      <w:pPr>
-        <w:pStyle w:val="FirstParagraph"/>
-      </w:pPr>
-      <w:r>
-        <w:t xml:space="preserve">Lolly wrote, at one in the morning:</w:t>
-      </w:r>
-    </w:p>
-    <w:p>
-      <w:pPr>
-        <w:pStyle w:val="BodyText"/>
-      </w:pPr>
-      <w:r>
-        <w:t xml:space="preserve">Mavis said it the moment she was asked. </w:t>
-      </w:r>
-      <w:r>
-        <w:br/>
-      </w:r>
-      <w:r>
-        <w:t xml:space="preserve">Nineteen months. Nobody asked.</w:t>
       </w:r>
     </w:p>
     <w:p>
@@ -9986,7 +9784,7 @@
         <w:pStyle w:val="BodyText"/>
       </w:pPr>
       <w:r>
-        <w:t xml:space="preserve">Beatrix Sloan decided, at some point after lunch, “Then I stop drafting.”</w:t>
+        <w:t xml:space="preserve">At some point after lunch Beatrix Sloan said, “Then I stop drafting.”</w:t>
       </w:r>
     </w:p>
     <w:p>
@@ -10051,7 +9849,7 @@
         <w:pStyle w:val="BodyText"/>
       </w:pPr>
       <w:r>
-        <w:t xml:space="preserve">“With what is in those rooms, at present decay, and assuming no replenishment after February?” Nashville considered it for perhaps four seconds. “Nine. Possibly ten if you are willing to accept a scoring interval of a century.”</w:t>
+        <w:t xml:space="preserve">“With what is in those rooms, at present decay, and assuming no replenishment after February?” Nashville did the sum in his head. “Nine. Possibly ten if you are willing to accept a scoring interval of a century.”</w:t>
       </w:r>
     </w:p>
     <w:p>
@@ -10373,7 +10171,7 @@
         <w:pStyle w:val="BodyText"/>
       </w:pPr>
       <w:r>
-        <w:t xml:space="preserve">“My mineshaft,” he said. “I have worked in it for nineteen years and my employer leased it in nineteen sixty-three from a company in Kendal. That company took an underlease in eighteen ninety. The head lease is dated fourteen hundred and twelve and the lessee is not named, and the covenant — the one covenant, gentlemen, on the entire instrument, in Latin, in a hand I had to pay a man in Carlisle to read — is that the demised chamber </w:t>
+        <w:t xml:space="preserve">“My mineshaft,” he said. “I have worked in it for nineteen years and my employer leased it in nineteen sixty-three from a company in Kendal. That company took an underlease in eighteen ninety. The head lease is dated fourteen hundred and twelve and the lessee is not named, and the covenant — the one covenant on the entire instrument, in Latin, in a hand I had to pay a man in Carlisle to read — is that the demised chamber </w:t>
       </w:r>
       <w:r>
         <w:rPr>
@@ -10414,7 +10212,7 @@
         <w:pStyle w:val="BodyText"/>
       </w:pPr>
       <w:r>
-        <w:t xml:space="preserve">“Two Vienna leases,” she said. “The first is the registry. Rates, cleaner, a strong room, all completely ordinary, and the map went into it on the tenth of June.”</w:t>
+        <w:t xml:space="preserve">“Two Vienna leases,” she said. “The first is the registry. Rates, cleaner, a strong room, all completely ordinary, and the map went into it on the eleventh of June.”</w:t>
       </w:r>
     </w:p>
     <w:p>
@@ -10561,7 +10359,7 @@
         <w:pStyle w:val="FirstParagraph"/>
       </w:pPr>
       <w:r>
-        <w:t xml:space="preserve">Three items had been left on the table since Thursday, and Fainrose called them, on the Monday morning, “the backlog,” which was the first time Lolly had heard her use a word that small for something that could end with either a black hole undressed in public or a nineteen-year employee arrested for counting.</w:t>
+        <w:t xml:space="preserve">Three items had been left on the table since the Monday, and Fainrose called them, on the Thursday morning, “the backlog,” which was the first time Lolly had heard her use a word that small for something that could end with either a black hole undressed in public or a nineteen-year employee arrested for counting.</w:t>
       </w:r>
     </w:p>
     <w:p>
@@ -11033,7 +10831,7 @@
         <w:pStyle w:val="BodyText"/>
       </w:pPr>
       <w:r>
-        <w:t>He went down the stair without shaking the umbrella out.</w:t>
+        <w:t xml:space="preserve">He went down the stair without shaking the umbrella out, and on the landing, to nobody in particular, said the one thing he could not put on a charge sheet: “Somebody always holds the pen.”</w:t>
       </w:r>
     </w:p>
     <w:p>
@@ -11053,61 +10851,71 @@
         <w:pStyle w:val="FirstParagraph"/>
       </w:pPr>
       <w:r>
-        <w:t xml:space="preserve">Albert Priddy stood on the pavement outside Marsham Street for a full minute before he put the umbrella up, though it had been raining since he went in.</w:t>
-      </w:r>
-    </w:p>
-    <w:p>
-      <w:pPr>
-        <w:pStyle w:val="BodyText"/>
-      </w:pPr>
-      <w:r>
-        <w:t xml:space="preserve">He was a careful man, and he wanted to be clear with himself about what he had just done. He had closed a criminal file on fourteen persons, thirteen of whom were alive and in places their families could visit, and one of whom was on a boat, and none of whom had been the victim of anything he could write on a charge sheet. That was correct. There was no offence known to law that consisted of somebody, somewhere, rewriting the surface of the country so that fourteen people stopped waiting. He had checked. He had had a sergeant check. The sergeant had come back with a face like a man who has been asked to find the statute for weather.</w:t>
-      </w:r>
-    </w:p>
-    <w:p>
-      <w:pPr>
-        <w:pStyle w:val="BodyText"/>
-      </w:pPr>
-      <w:r>
-        <w:t xml:space="preserve">And yet.</w:t>
-      </w:r>
-    </w:p>
-    <w:p>
-      <w:pPr>
-        <w:pStyle w:val="BodyText"/>
-      </w:pPr>
-      <w:r>
-        <w:t xml:space="preserve">Twenty-six years in CID had taught him that when every witness’s account was true and none of them would sit on the same page, the problem was not the witnesses. The problem was that somebody had arranged for the page to be the wrong shape. He had seen it in fraud. He had seen it once in a murder, in Deptford, in 2004, that he still thought about on bad nights. Somebody always held the pen.</w:t>
-      </w:r>
-    </w:p>
-    <w:p>
-      <w:pPr>
-        <w:pStyle w:val="BodyText"/>
-      </w:pPr>
-      <w:r>
-        <w:t xml:space="preserve">He could not prove that here. He could not even describe it in a form his superintendent would read. So he had done the only honest thing available, which was to close what he could not prosecute and leave open what he could not close, and to give the carbon to the one person in that building who would clip it next to the other card instead of on top of it.</w:t>
-      </w:r>
-    </w:p>
-    <w:p>
-      <w:pPr>
-        <w:pStyle w:val="BodyText"/>
-      </w:pPr>
-      <w:r>
-        <w:t xml:space="preserve">She had clipped it next to it. He had watched her do it.</w:t>
-      </w:r>
-    </w:p>
-    <w:p>
-      <w:pPr>
-        <w:pStyle w:val="BodyText"/>
-      </w:pPr>
-      <w:r>
-        <w:t xml:space="preserve">He put the umbrella up. It was the umbrella his wife had bought him the year he made inspector, and it had a bent rib he had never had fixed, because a man ought to have one instrument he knows the faults of. Then he walked to St James’s Park station in the rain, and on the platform, out of habit, wrote in his own notebook: </w:t>
-      </w:r>
-      <w:r>
-        <w:rPr>
-          <w:i/>
-        </w:rPr>
-        <w:t xml:space="preserve">Marsham St. File closed. Not her.</w:t>
+        <w:t>Gideon was in the corridor with the coat she had left on the wrong hook. He had been holding it long enough for the holding to become its own decision, and he had not made it a reproach.</w:t>
+      </w:r>
+    </w:p>
+    <w:p>
+      <w:pPr>
+        <w:pStyle w:val="BodyText"/>
+      </w:pPr>
+      <w:r>
+        <w:t>“Nine,” she said, because the number was still in her mouth.</w:t>
+      </w:r>
+    </w:p>
+    <w:p>
+      <w:pPr>
+        <w:pStyle w:val="BodyText"/>
+      </w:pPr>
+      <w:r>
+        <w:t>“Nine what.”</w:t>
+      </w:r>
+    </w:p>
+    <w:p>
+      <w:pPr>
+        <w:pStyle w:val="BodyText"/>
+      </w:pPr>
+      <w:r>
+        <w:t>“People the protocol can keep. Out of forty-one.”</w:t>
+      </w:r>
+    </w:p>
+    <w:p>
+      <w:pPr>
+        <w:pStyle w:val="BodyText"/>
+      </w:pPr>
+      <w:r>
+        <w:t>He looked at the coat as if it might have an opinion. “Then you’ll want the plug checked by someone who doesn’t get a vote. I’ll do it in the morning. Come and eat something that isn’t a minute.”</w:t>
+      </w:r>
+    </w:p>
+    <w:p>
+      <w:pPr>
+        <w:pStyle w:val="BodyText"/>
+      </w:pPr>
+      <w:r>
+        <w:t>She went with him. The arithmetic would be there when she came back, and so, she had learned, would he.</w:t>
+      </w:r>
+    </w:p>
+    <w:p>
+      <w:pPr>
+        <w:pStyle w:val="BodyText"/>
+      </w:pPr>
+      <w:r>
+        <w:t xml:space="preserve">Lolly wrote, that night:</w:t>
+      </w:r>
+    </w:p>
+    <w:p>
+      <w:pPr>
+        <w:pStyle w:val="BodyText"/>
+      </w:pPr>
+      <w:r>
+        <w:t xml:space="preserve">148 days. Ramanathan says the sixty-five years is the whole of the argument. I keep turning that over: something can stop being a secret without anybody deciding to forgive it.</w:t>
+      </w:r>
+    </w:p>
+    <w:p>
+      <w:pPr>
+        <w:pStyle w:val="BodyText"/>
+      </w:pPr>
+      <w:r>
+        <w:t>Gideon, this morning, on a scrap he left under the mug: The plug is honest. Same filth as Cheltenham. Not why the number is nine.</w:t>
       </w:r>
     </w:p>
     <w:p>
@@ -11127,90 +10935,6 @@
         <w:pStyle w:val="FirstParagraph"/>
       </w:pPr>
       <w:r>
-        <w:t>Gideon was in the corridor with the coat she had left on the wrong hook. He had been holding it long enough for the holding to become its own decision, and he had not made it a reproach.</w:t>
-      </w:r>
-    </w:p>
-    <w:p>
-      <w:pPr>
-        <w:pStyle w:val="BodyText"/>
-      </w:pPr>
-      <w:r>
-        <w:t>“Nine,” she said, because the number was still in her mouth.</w:t>
-      </w:r>
-    </w:p>
-    <w:p>
-      <w:pPr>
-        <w:pStyle w:val="BodyText"/>
-      </w:pPr>
-      <w:r>
-        <w:t>“Nine what.”</w:t>
-      </w:r>
-    </w:p>
-    <w:p>
-      <w:pPr>
-        <w:pStyle w:val="BodyText"/>
-      </w:pPr>
-      <w:r>
-        <w:t>“People the protocol can keep. Out of forty-one.”</w:t>
-      </w:r>
-    </w:p>
-    <w:p>
-      <w:pPr>
-        <w:pStyle w:val="BodyText"/>
-      </w:pPr>
-      <w:r>
-        <w:t>He looked at the coat as if it might have an opinion. “Then you’ll want the plug checked by someone who doesn’t get a vote. I’ll do it in the morning. Come and eat something that isn’t a minute.”</w:t>
-      </w:r>
-    </w:p>
-    <w:p>
-      <w:pPr>
-        <w:pStyle w:val="BodyText"/>
-      </w:pPr>
-      <w:r>
-        <w:t>She went with him. The arithmetic would be there when she came back, and so, she had learned, would he.</w:t>
-      </w:r>
-    </w:p>
-    <w:p>
-      <w:pPr>
-        <w:pStyle w:val="BodyText"/>
-      </w:pPr>
-      <w:r>
-        <w:t xml:space="preserve">Lolly wrote, that night:</w:t>
-      </w:r>
-    </w:p>
-    <w:p>
-      <w:pPr>
-        <w:pStyle w:val="BodyText"/>
-      </w:pPr>
-      <w:r>
-        <w:t xml:space="preserve">148 days. Ramanathan says the sixty-five years is the whole of the argument. I keep turning that over: something can stop being a secret without anybody deciding to forgive it.</w:t>
-      </w:r>
-    </w:p>
-    <w:p>
-      <w:pPr>
-        <w:pStyle w:val="BodyText"/>
-      </w:pPr>
-      <w:r>
-        <w:t>Gideon, this morning, on a scrap he left under the mug: The plug is honest. Same filth as Cheltenham. Not why the number is nine.</w:t>
-      </w:r>
-    </w:p>
-    <w:p>
-      <w:pPr>
-        <w:pStyle w:val="BodyText"/>
-        <w:keepNext/>
-        <w:spacing w:before="240" w:after="240"/>
-        <w:ind w:firstLine="0"/>
-        <w:jc w:val="center"/>
-      </w:pPr>
-      <w:r>
-        <w:t xml:space="preserve">∗</w:t>
-      </w:r>
-    </w:p>
-    <w:p>
-      <w:pPr>
-        <w:pStyle w:val="FirstParagraph"/>
-      </w:pPr>
-      <w:r>
         <w:t xml:space="preserve">Mrs Elspeth Chain went to Larchfield House on the Tuesday, as she had most weeks since the spring before last, and found Ivy Danks asleep in room four with her mouth open and the crossword finished in ink.</w:t>
       </w:r>
     </w:p>
@@ -11373,7 +11097,7 @@
         <w:pStyle w:val="BodyText"/>
       </w:pPr>
       <w:r>
-        <w:t xml:space="preserve">Mrs Chain looked at him for a long moment. Then she took the small notebook out of her handbag, the one she used for the gas and the doctor and things the Ministry had said to her in corridors, and uncapped her pen.</w:t>
+        <w:t xml:space="preserve">Mrs Chain considered him. Then she took the small notebook out of her handbag, the one she used for the gas and the doctor and things the Ministry had said to her in corridors, and uncapped her pen.</w:t>
       </w:r>
     </w:p>
     <w:p>
@@ -11496,7 +11220,7 @@
         <w:pStyle w:val="FirstParagraph"/>
       </w:pPr>
       <w:r>
-        <w:t xml:space="preserve">Viktor Eugenius did not write in. He telephoned, from Cambridge, and asked for Beatrix Sloan by name, and said eleven words.</w:t>
+        <w:t xml:space="preserve">Viktor Eugenius did not write in. He telephoned, from Cambridge, and asked for Beatrix Sloan by name, and said one sentence.</w:t>
       </w:r>
     </w:p>
     <w:p>
@@ -11536,23 +11260,15 @@
         <w:pStyle w:val="BodyText"/>
       </w:pPr>
       <w:r>
-        <w:t xml:space="preserve">“That your protocol contains a category error,” said Viktor Eugenius, “and that it is the most respectable category error in the history of science, and that everybody in this building has made it, including me, for sixty years, and that it stops being harmless in about a hundred and forty-six days.”</w:t>
-      </w:r>
-    </w:p>
-    <w:p>
-      <w:pPr>
-        <w:pStyle w:val="BodyText"/>
-      </w:pPr>
-      <w:r>
-        <w:t xml:space="preserve">He began, unexpectedly, by attacking his own side.</w:t>
-      </w:r>
-    </w:p>
-    <w:p>
-      <w:pPr>
-        <w:pStyle w:val="BodyText"/>
-      </w:pPr>
-      <w:r>
-        <w:t xml:space="preserve">“There is a famous essay,” he said, “by a man of my generation, a Hungarian, a far better physicist than I am and for forty years my friend, on the </w:t>
+        <w:t xml:space="preserve">“That your protocol contains a category error,” said Viktor Eugenius, “and that it is the most respectable category error in the history of science, and that everybody in this building has made it, including me, for sixty years, and that it stops being harmless in about a hundred and forty-four days.”</w:t>
+      </w:r>
+    </w:p>
+    <w:p>
+      <w:pPr>
+        <w:pStyle w:val="BodyText"/>
+      </w:pPr>
+      <w:r>
+        <w:t xml:space="preserve">He warmed up by demolishing his oldest friend’s most famous essay, the one on the </w:t>
       </w:r>
       <w:r>
         <w:rPr>
@@ -11561,23 +11277,120 @@
         <w:t xml:space="preserve">unreasonable effectiveness</w:t>
       </w:r>
       <w:r>
-        <w:t xml:space="preserve"> of mathematics in the natural sciences. A man invents mathematics for its internal beauty, often with contempt for application, and fifty years later it is the exact language of something nobody had discovered. Complex numbers become the arithmetic of quantum amplitudes. Curved geometry becomes gravitation. Group theory becomes the reason particles come in families. The essay says: this is a miracle, we have no right to it, and we should not stop being amazed.”</w:t>
-      </w:r>
-    </w:p>
-    <w:p>
-      <w:pPr>
-        <w:pStyle w:val="BodyText"/>
-      </w:pPr>
-      <w:r>
-        <w:t xml:space="preserve">“And you disagree,” said Miss Pike.</w:t>
-      </w:r>
-    </w:p>
-    <w:p>
-      <w:pPr>
-        <w:pStyle w:val="BodyText"/>
-      </w:pPr>
-      <w:r>
-        <w:t xml:space="preserve">“I think it is largely a</w:t>
+        <w:t xml:space="preserve"> of mathematics, in under four minutes and standing, the way other men crack their knuckles. It was not a miracle, he said. Mathematics got into physics wherever it proved useful, and we called those places physics and the rest history. “If you fire ten thousand arrows and seven hit the target, and you frame the seven, you will develop a wonderful theory of your own marksmanship.”</w:t>
+      </w:r>
+    </w:p>
+    <w:p>
+      <w:pPr>
+        <w:pStyle w:val="BodyText"/>
+      </w:pPr>
+      <w:r>
+        <w:t xml:space="preserve">Stadthof said, “You’re taking away my Braid.”</w:t>
+      </w:r>
+    </w:p>
+    <w:p>
+      <w:pPr>
+        <w:pStyle w:val="BodyText"/>
+      </w:pPr>
+      <w:r>
+        <w:t xml:space="preserve">“I am taking away your </w:t>
+      </w:r>
+      <w:r>
+        <w:rPr>
+          <w:i/>
+        </w:rPr>
+        <w:t xml:space="preserve">miracle</w:t>
+      </w:r>
+      <w:r>
+        <w:t xml:space="preserve">, Mr Stadthof, which is not the same thing, and you will feel better in a fortnight.”</w:t>
+      </w:r>
+    </w:p>
+    <w:p>
+      <w:pPr>
+        <w:pStyle w:val="BodyText"/>
+      </w:pPr>
+      <w:r>
+        <w:t xml:space="preserve">“And now the part that concerns my hundred and forty-four days,” said Fainrose, “because you did not come from Cambridge to review a sixty-year-old essay.”</w:t>
+      </w:r>
+    </w:p>
+    <w:p>
+      <w:pPr>
+        <w:pStyle w:val="BodyText"/>
+      </w:pPr>
+      <w:r>
+        <w:t xml:space="preserve">“No.” Eugenius put a single sheet on the table. “I came because of paragraph 9 of Ms Sloan’s draft protocol, which reads:</w:t>
+      </w:r>
+      <w:r>
+        <w:t xml:space="preserve"> </w:t>
+      </w:r>
+      <w:r>
+        <w:rPr>
+          <w:iCs/>
+          <w:i/>
+        </w:rPr>
+        <w:t xml:space="preserve">a party which has not maintained held correlations cannot attain a score above the classical ceiling, the ceiling being a theorem and not a standard.</w:t>
+      </w:r>
+      <w:r>
+        <w:t xml:space="preserve">”</w:t>
+      </w:r>
+    </w:p>
+    <w:p>
+      <w:pPr>
+        <w:pStyle w:val="BodyText"/>
+      </w:pPr>
+      <w:r>
+        <w:t xml:space="preserve">“That’s Nashville’s point and it’s correct.”</w:t>
+      </w:r>
+    </w:p>
+    <w:p>
+      <w:pPr>
+        <w:pStyle w:val="BodyText"/>
+      </w:pPr>
+      <w:r>
+        <w:t xml:space="preserve">“It is correct </w:t>
+      </w:r>
+      <w:r>
+        <w:rPr>
+          <w:b/>
+        </w:rPr>
+        <w:t xml:space="preserve">within the formalism</w:t>
+      </w:r>
+      <w:r>
+        <w:t xml:space="preserve">,” said Viktor Eugenius. “A theorem constrains a </w:t>
+      </w:r>
+      <w:r>
+        <w:rPr>
+          <w:i/>
+        </w:rPr>
+        <w:t xml:space="preserve">model</w:t>
+      </w:r>
+      <w:r>
+        <w:t xml:space="preserve">. It constrains a world only to the extent that the world is faithfully described by the framework in which the theorem was proved, and </w:t>
+      </w:r>
+      <w:r>
+        <w:rPr>
+          <w:i/>
+        </w:rPr>
+        <w:t xml:space="preserve">that</w:t>
+      </w:r>
+      <w:r>
+        <w:t xml:space="preserve"> is not a theorem. It is an empirical claim, with a domain of validity, and it has never been tested in the regime you are now in.”</w:t>
+      </w:r>
+    </w:p>
+    <w:p>
+      <w:pPr>
+        <w:pStyle w:val="BodyText"/>
+      </w:pPr>
+      <w:r>
+        <w:t xml:space="preserve">Beatrix said, “Say the regime.”</w:t>
+      </w:r>
+    </w:p>
+    <w:p>
+      <w:pPr>
+        <w:pStyle w:val="BodyText"/>
+      </w:pPr>
+      <w:r>
+        <w:t xml:space="preserve">“Every experiment that has ever confirmed your ceiling — and there are thousands, and they are excellent, and I believe every one of them — was performed against a</w:t>
       </w:r>
       <w:r>
         <w:t xml:space="preserve"> </w:t>
@@ -11587,101 +11400,10 @@
           <w:bCs/>
           <w:b/>
         </w:rPr>
-        <w:t xml:space="preserve">selection effect</w:t>
-      </w:r>
-      <w:r>
-        <w:t xml:space="preserve">,” said Eugenius, “and I think saying so is the most useful thing an old cosmologist can do in a room like this.”</w:t>
-      </w:r>
-    </w:p>
-    <w:p>
-      <w:pPr>
-        <w:pStyle w:val="BodyText"/>
-      </w:pPr>
-      <w:r>
-        <w:t xml:space="preserve">“Consider. Nobody has a list of every domain of nature and a note of how well mathematics did in each. A subject gets into physics by </w:t>
-      </w:r>
-      <w:r>
-        <w:rPr>
-          <w:i/>
-        </w:rPr>
-        <w:t xml:space="preserve">proving amenable</w:t>
-      </w:r>
-      <w:r>
-        <w:t xml:space="preserve">. Where the mathematics works we call it physics and give out prizes. Where it does not, we call it history, or economics, or the behaviour of a committee, and say those subjects are </w:t>
-      </w:r>
-      <w:r>
-        <w:rPr>
-          <w:i/>
-        </w:rPr>
-        <w:t xml:space="preserve">not yet mature</w:t>
-      </w:r>
-      <w:r>
-        <w:t xml:space="preserve">, which is a remarkable piece of question-begging. And we did not find mathematics lying about. We built it out of counting sheep and dividing fields and firing projectiles. It would be strange if a tool shaped that thoroughly by the world were no use for describing it.”</w:t>
-      </w:r>
-    </w:p>
-    <w:p>
-      <w:pPr>
-        <w:pStyle w:val="BodyText"/>
-      </w:pPr>
-      <w:r>
-        <w:t xml:space="preserve">“Then say what this costs us,” said Fainrose, “in a sentence I can put in a filing. I have a hundred and forty-six days.”</w:t>
-      </w:r>
-    </w:p>
-    <w:p>
-      <w:pPr>
-        <w:pStyle w:val="BodyText"/>
-      </w:pPr>
-      <w:r>
-        <w:t xml:space="preserve">“I am coming to the sentence,” said Eugenius, “and you will not like it, because it is not a discovery. It is bookkeeping.”</w:t>
-      </w:r>
-    </w:p>
-    <w:p>
-      <w:pPr>
-        <w:pStyle w:val="BodyText"/>
-      </w:pPr>
-      <w:r>
-        <w:t xml:space="preserve">“And then the count. Ninety-nine per cent of pure mathematics has no physical application whatever and never will. We remember complex numbers and curved geometry. Nobody writes essays about the enormous graveyard. If you fire ten thousand arrows and seven hit the target, and you frame the seven, you will develop a wonderful theory of your own marksmanship.”</w:t>
-      </w:r>
-    </w:p>
-    <w:p>
-      <w:pPr>
-        <w:pStyle w:val="BodyText"/>
-      </w:pPr>
-      <w:r>
-        <w:t xml:space="preserve">Stadthof said, “You’re taking away my Braid.”</w:t>
-      </w:r>
-    </w:p>
-    <w:p>
-      <w:pPr>
-        <w:pStyle w:val="BodyText"/>
-      </w:pPr>
-      <w:r>
-        <w:t xml:space="preserve">“I am taking away your </w:t>
-      </w:r>
-      <w:r>
-        <w:rPr>
-          <w:i/>
-        </w:rPr>
-        <w:t xml:space="preserve">miracle</w:t>
-      </w:r>
-      <w:r>
-        <w:t xml:space="preserve">, Mr Stadthof, which is not the same thing, and you will feel better in a fortnight.” Eugenius almost smiled. “An engineer answered the essay properly in nineteen eighty. We see what we look for. We choose the mathematics that fits. Science addresses only the questions it can. Our brains were shaped by the physics they describe. All four are true and all four are dull, and dullness is generally the mark of a correct answer to an over-exciting question.”</w:t>
-      </w:r>
-    </w:p>
-    <w:p>
-      <w:pPr>
-        <w:pStyle w:val="BodyText"/>
-      </w:pPr>
-      <w:r>
-        <w:t xml:space="preserve">“Very well,” said Fainrose, “and now the part that concerns my hundred and forty-six days, because you did not come from Cambridge to review a sixty-year-old essay.”</w:t>
-      </w:r>
-    </w:p>
-    <w:p>
-      <w:pPr>
-        <w:pStyle w:val="BodyText"/>
-      </w:pPr>
-      <w:r>
-        <w:t xml:space="preserve">“No.” Eugenius put a single sheet on the table. “I came because of paragraph 9 of Ms Sloan’s draft protocol, which reads:</w:t>
+        <w:t xml:space="preserve">fixed background</w:t>
+      </w:r>
+      <w:r>
+        <w:t xml:space="preserve">. The vacuum stayed where it was. Nobody had lowered the price of nothing by eleven parts in ten to the twenty-second while the apparatus was running.” He tapped the sheet. “You have discovered that the background is an</w:t>
       </w:r>
       <w:r>
         <w:t xml:space="preserve"> </w:t>
@@ -11691,69 +11413,58 @@
           <w:iCs/>
           <w:i/>
         </w:rPr>
-        <w:t xml:space="preserve">a party which has not maintained held correlations cannot attain a score above the classical ceiling, the ceiling being a theorem and not a standard.</w:t>
-      </w:r>
-      <w:r>
-        <w:t xml:space="preserve">”</w:t>
-      </w:r>
-    </w:p>
-    <w:p>
-      <w:pPr>
-        <w:pStyle w:val="BodyText"/>
-      </w:pPr>
-      <w:r>
-        <w:t xml:space="preserve">“That’s Nashville’s point and it’s correct.”</w:t>
-      </w:r>
-    </w:p>
-    <w:p>
-      <w:pPr>
-        <w:pStyle w:val="BodyText"/>
-      </w:pPr>
-      <w:r>
-        <w:t xml:space="preserve">“It is correct </w:t>
-      </w:r>
-      <w:r>
-        <w:rPr>
-          <w:b/>
-        </w:rPr>
-        <w:t xml:space="preserve">within the formalism</w:t>
-      </w:r>
-      <w:r>
-        <w:t xml:space="preserve">,” said Viktor Eugenius. “A theorem constrains a </w:t>
-      </w:r>
-      <w:r>
-        <w:rPr>
-          <w:i/>
-        </w:rPr>
-        <w:t xml:space="preserve">model</w:t>
-      </w:r>
-      <w:r>
-        <w:t xml:space="preserve">. It constrains a world only to the extent that the world is faithfully described by the framework in which the theorem was proved, and </w:t>
-      </w:r>
-      <w:r>
-        <w:rPr>
-          <w:i/>
-        </w:rPr>
-        <w:t xml:space="preserve">that</w:t>
-      </w:r>
-      <w:r>
-        <w:t xml:space="preserve"> is not a theorem. It is an empirical claim, with a domain of validity, and it has never been tested in the regime you are now in.”</w:t>
-      </w:r>
-    </w:p>
-    <w:p>
-      <w:pPr>
-        <w:pStyle w:val="BodyText"/>
-      </w:pPr>
-      <w:r>
-        <w:t xml:space="preserve">Beatrix said, “Say the regime.”</w:t>
-      </w:r>
-    </w:p>
-    <w:p>
-      <w:pPr>
-        <w:pStyle w:val="BodyText"/>
-      </w:pPr>
-      <w:r>
-        <w:t xml:space="preserve">“Every experiment that has ever confirmed your ceiling — and there are thousands, and they are excellent, and I believe every one of them — was performed against a</w:t>
+        <w:t xml:space="preserve">editable quantity</w:t>
+      </w:r>
+      <w:r>
+        <w:t xml:space="preserve">. And you have then gone on to build an enforcement mechanism whose entire security rests on a bound derived by assuming it is not.”</w:t>
+      </w:r>
+    </w:p>
+    <w:p>
+      <w:pPr>
+        <w:pStyle w:val="BodyText"/>
+      </w:pPr>
+      <w:r>
+        <w:t xml:space="preserve">There was a silence of the specific kind that Lolly had learned to recognise as the sound of a department realising it had been holding something upside down.</w:t>
+      </w:r>
+    </w:p>
+    <w:p>
+      <w:pPr>
+        <w:pStyle w:val="BodyText"/>
+      </w:pPr>
+      <w:r>
+        <w:t xml:space="preserve">“Give me the number,” said Fainrose. “You have one.”</w:t>
+      </w:r>
+    </w:p>
+    <w:p>
+      <w:pPr>
+        <w:pStyle w:val="BodyText"/>
+      </w:pPr>
+      <w:r>
+        <w:t xml:space="preserve">“I have three.” Eugenius held up a hand. “Your classical ceiling is two. Your quantum ceiling — the one Ms Sloan’s protocol relies upon — is two point eight two eight, and everybody in this room thinks of that as the ceiling imposed by the universe.”</w:t>
+      </w:r>
+    </w:p>
+    <w:p>
+      <w:pPr>
+        <w:pStyle w:val="BodyText"/>
+      </w:pPr>
+      <w:r>
+        <w:t xml:space="preserve">“It is not. The ceiling imposed by</w:t>
+      </w:r>
+      <w:r>
+        <w:t xml:space="preserve"> </w:t>
+      </w:r>
+      <w:r>
+        <w:rPr>
+          <w:iCs/>
+          <w:i/>
+        </w:rPr>
+        <w:t xml:space="preserve">relativity alone</w:t>
+      </w:r>
+      <w:r>
+        <w:t xml:space="preserve"> </w:t>
+      </w:r>
+      <w:r>
+        <w:t xml:space="preserve">— by the requirement that no correlation can be used to send a signal, which is the only thing we know from principle rather than from formalism — is</w:t>
       </w:r>
       <w:r>
         <w:t xml:space="preserve"> </w:t>
@@ -11763,10 +11474,42 @@
           <w:bCs/>
           <w:b/>
         </w:rPr>
-        <w:t xml:space="preserve">fixed background</w:t>
-      </w:r>
-      <w:r>
-        <w:t xml:space="preserve">. The vacuum stayed where it was. Nobody had lowered the price of nothing by eleven parts in ten to the twenty-second while the apparatus was running.” He tapped the sheet. “You have discovered that the background is an</w:t>
+        <w:t xml:space="preserve">four</w:t>
+      </w:r>
+      <w:r>
+        <w:t xml:space="preserve">.”</w:t>
+      </w:r>
+    </w:p>
+    <w:p>
+      <w:pPr>
+        <w:pStyle w:val="BodyText"/>
+      </w:pPr>
+      <w:r>
+        <w:t xml:space="preserve">Nobody spoke.</w:t>
+      </w:r>
+    </w:p>
+    <w:p>
+      <w:pPr>
+        <w:pStyle w:val="BodyText"/>
+      </w:pPr>
+      <w:r>
+        <w:t xml:space="preserve">“There is a perfectly consistent hypothetical device, in the literature since nineteen ninety-four, which scores four. It sends no signal. Relativity has no objection to it. Quantum theory forbids it, on an axiom I believe and cannot prove survives in a volume where somebody is rewriting screens.” He sat back. “And Ms Sloan has drafted a protocol which reads a high score as proof of good standing.”</w:t>
+      </w:r>
+    </w:p>
+    <w:p>
+      <w:pPr>
+        <w:pStyle w:val="BodyText"/>
+      </w:pPr>
+      <w:r>
+        <w:t xml:space="preserve">Beatrix Sloan said, “Then a cheat scores above the quantum bound.”</w:t>
+      </w:r>
+    </w:p>
+    <w:p>
+      <w:pPr>
+        <w:pStyle w:val="BodyText"/>
+      </w:pPr>
+      <w:r>
+        <w:t xml:space="preserve">“A cheat with a vacuum budget and no held correlations at all,” said Eugenius, “scores three point four, and your protocol certifies him as the most compliant member of the nine, and every honest party sitting at two point eight is marked down as a laggard. You have not built a system that is impossible to fake. You have built one where the</w:t>
       </w:r>
       <w:r>
         <w:t xml:space="preserve"> </w:t>
@@ -11776,121 +11519,6 @@
           <w:iCs/>
           <w:i/>
         </w:rPr>
-        <w:t xml:space="preserve">editable quantity</w:t>
-      </w:r>
-      <w:r>
-        <w:t xml:space="preserve">. And you have then gone on to build an enforcement mechanism whose entire security rests on a bound derived by assuming it is not.”</w:t>
-      </w:r>
-    </w:p>
-    <w:p>
-      <w:pPr>
-        <w:pStyle w:val="BodyText"/>
-      </w:pPr>
-      <w:r>
-        <w:t xml:space="preserve">There was a silence of the specific kind that Lolly had learned to recognise as the sound of a department realising it had been holding something upside down.</w:t>
-      </w:r>
-    </w:p>
-    <w:p>
-      <w:pPr>
-        <w:pStyle w:val="BodyText"/>
-      </w:pPr>
-      <w:r>
-        <w:t xml:space="preserve">“Give me the number,” said Fainrose. “You have one.”</w:t>
-      </w:r>
-    </w:p>
-    <w:p>
-      <w:pPr>
-        <w:pStyle w:val="BodyText"/>
-      </w:pPr>
-      <w:r>
-        <w:t xml:space="preserve">“I have three.” Eugenius held up a hand. “Your classical ceiling is two. Your quantum ceiling — the one Ms Sloan’s protocol relies upon — is two point eight two eight, and everybody in this room thinks of that as the ceiling imposed by the universe.”</w:t>
-      </w:r>
-    </w:p>
-    <w:p>
-      <w:pPr>
-        <w:pStyle w:val="BodyText"/>
-      </w:pPr>
-      <w:r>
-        <w:t xml:space="preserve">“It is not. The ceiling imposed by</w:t>
-      </w:r>
-      <w:r>
-        <w:t xml:space="preserve"> </w:t>
-      </w:r>
-      <w:r>
-        <w:rPr>
-          <w:iCs/>
-          <w:i/>
-        </w:rPr>
-        <w:t xml:space="preserve">relativity alone</w:t>
-      </w:r>
-      <w:r>
-        <w:t xml:space="preserve"> </w:t>
-      </w:r>
-      <w:r>
-        <w:t xml:space="preserve">— by the requirement that no correlation can be used to send a signal, which is the only thing we know from principle rather than from formalism — is</w:t>
-      </w:r>
-      <w:r>
-        <w:t xml:space="preserve"> </w:t>
-      </w:r>
-      <w:r>
-        <w:rPr>
-          <w:bCs/>
-          <w:b/>
-        </w:rPr>
-        <w:t xml:space="preserve">four</w:t>
-      </w:r>
-      <w:r>
-        <w:t xml:space="preserve">.”</w:t>
-      </w:r>
-    </w:p>
-    <w:p>
-      <w:pPr>
-        <w:pStyle w:val="BodyText"/>
-      </w:pPr>
-      <w:r>
-        <w:t xml:space="preserve">Nobody spoke.</w:t>
-      </w:r>
-    </w:p>
-    <w:p>
-      <w:pPr>
-        <w:pStyle w:val="BodyText"/>
-      </w:pPr>
-      <w:r>
-        <w:t xml:space="preserve">“There is a perfectly consistent hypothetical device, in the literature since nineteen ninety-four, which scores four. It sends no signal. It violates no relativity. It simply correlates more strongly than quantum mechanics allows. Quantum theory forbids it; spacetime does not.” He sat back. “There is a beautiful argument that we live at two point eight two eight and not four because of a principle about how much one party can learn of another’s data. I believe it. But it is an </w:t>
-      </w:r>
-      <w:r>
-        <w:rPr>
-          <w:i/>
-        </w:rPr>
-        <w:t xml:space="preserve">axiom</w:t>
-      </w:r>
-      <w:r>
-        <w:t xml:space="preserve">, and I have spent an unpleasant month asking what happens to that axiom in a volume where somebody is rewriting screens, and I do not know, and neither does anybody, and Ms Sloan has drafted a protocol which reads a high score as proof of good standing.”</w:t>
-      </w:r>
-    </w:p>
-    <w:p>
-      <w:pPr>
-        <w:pStyle w:val="BodyText"/>
-      </w:pPr>
-      <w:r>
-        <w:t xml:space="preserve">Beatrix Sloan said, very quietly, “Then a cheat scores above the quantum bound.”</w:t>
-      </w:r>
-    </w:p>
-    <w:p>
-      <w:pPr>
-        <w:pStyle w:val="BodyText"/>
-      </w:pPr>
-      <w:r>
-        <w:t xml:space="preserve">“A cheat with a vacuum budget and no held correlations at all,” said Eugenius, “scores three point four, and your protocol certifies him as the most compliant member of the nine, and every honest party sitting at two point eight is marked down as a laggard. You have not built a system that is impossible to fake. You have built one where the</w:t>
-      </w:r>
-      <w:r>
-        <w:t xml:space="preserve"> </w:t>
-      </w:r>
-      <w:r>
-        <w:rPr>
-          <w:iCs/>
-          <w:i/>
-        </w:rPr>
         <w:t xml:space="preserve">only</w:t>
       </w:r>
       <w:r>
@@ -11905,6 +11533,23 @@
         <w:pStyle w:val="BodyText"/>
       </w:pPr>
       <w:r>
+        <w:t xml:space="preserve">Beatrix did not look at the draft. She had sent it to the nine on Friday with a covering note that said, in her own words, </w:t>
+      </w:r>
+      <w:r>
+        <w:rPr>
+          <w:i/>
+        </w:rPr>
+        <w:t xml:space="preserve">this cannot be gamed</w:t>
+      </w:r>
+      <w:r>
+        <w:t xml:space="preserve">. Lolly watched her take the pen out of her pocket, look at it, and put it back.</w:t>
+      </w:r>
+    </w:p>
+    <w:p>
+      <w:pPr>
+        <w:pStyle w:val="BodyText"/>
+      </w:pPr>
+      <w:r>
         <w:t xml:space="preserve">They broke for twenty minutes and nobody left the room.</w:t>
       </w:r>
     </w:p>
@@ -11937,20 +11582,16 @@
         <w:pStyle w:val="BodyText"/>
       </w:pPr>
       <w:r>
-        <w:t xml:space="preserve">“You’ve told us that mathematics works only in the domains that proved amenable, and that we defined physics as the amenable part. Fine. But you have not asked the second question, which is</w:t>
-      </w:r>
-      <w:r>
-        <w:t xml:space="preserve"> </w:t>
-      </w:r>
-      <w:r>
-        <w:rPr>
-          <w:iCs/>
-          <w:i/>
-        </w:rPr>
-        <w:t xml:space="preserve">why any domain is amenable at all</w:t>
-      </w:r>
-      <w:r>
-        <w:t xml:space="preserve">. Why is there a regime in which three lines of algebra predict a planet for a thousand years? That is not a selection effect. Selection explains which subjects we admitted to the club. It does not explain why the club exists.”</w:t>
+        <w:t xml:space="preserve">“You’ve told us mathematics works only where we let it in, and that we call the places we let it in physics. Fine. But you haven’t asked the second question, which is </w:t>
+      </w:r>
+      <w:r>
+        <w:rPr>
+          <w:i/>
+        </w:rPr>
+        <w:t xml:space="preserve">why any place lets it in at all</w:t>
+      </w:r>
+      <w:r>
+        <w:t xml:space="preserve">. Why is there a regime where three lines of algebra predict a planet for a thousand years? Selection explains which subjects we admitted to the club. It doesn’t explain why the club exists.”</w:t>
       </w:r>
     </w:p>
     <w:p>
@@ -11966,44 +11607,7 @@
         <w:pStyle w:val="BodyText"/>
       </w:pPr>
       <w:r>
-        <w:t xml:space="preserve">“The answer is decoherence.” Ramanathan went to the board. “A system in contact with an environment does not stay in arbitrary superpositions. The environment monitors it constantly — every photon, every air molecule — and monitoring destroys the delicate combinations very fast. A dust grain in ordinary air loses coherence across its own width in something like ten to the minus thirty seconds. What survives is a small, particular set of states: the ones the environment keeps copying rather than scrambling. The pointer states. Everything else is gone before it can be written down.”</w:t>
-      </w:r>
-    </w:p>
-    <w:p>
-      <w:pPr>
-        <w:pStyle w:val="BodyText"/>
-      </w:pPr>
-      <w:r>
-        <w:t xml:space="preserve">“And here is the thing, Professor. The pointer states are exactly the states with</w:t>
-      </w:r>
-      <w:r>
-        <w:t xml:space="preserve"> </w:t>
-      </w:r>
-      <w:r>
-        <w:rPr>
-          <w:bCs/>
-          <w:b/>
-        </w:rPr>
-        <w:t xml:space="preserve">simple, stable, local, robust</w:t>
-      </w:r>
-      <w:r>
-        <w:t xml:space="preserve"> </w:t>
-      </w:r>
-      <w:r>
-        <w:t xml:space="preserve">descriptions. That is not a coincidence; it is the selection criterion. What survives contact with an environment is what can be redundantly recorded, and what can be redundantly recorded is what can be</w:t>
-      </w:r>
-      <w:r>
-        <w:t xml:space="preserve"> </w:t>
-      </w:r>
-      <w:r>
-        <w:rPr>
-          <w:iCs/>
-          <w:i/>
-        </w:rPr>
-        <w:t xml:space="preserve">summarised</w:t>
-      </w:r>
-      <w:r>
-        <w:t xml:space="preserve">. Position, momentum, charge, a definite pointer reading. The environment is running a sieve, continuously, everywhere, and the sieve’s output is a world made of the few structures that admit short descriptions.”</w:t>
+        <w:t xml:space="preserve">“Decoherence.” Ramanathan went to the board and did not write on it. “The environment watches everything, all the time. Every photon, every air molecule. Watching destroys the delicate combinations almost at once, and what survives is the small set of states the environment keeps copying: the simple, stable, local ones. The ones with short descriptions.”</w:t>
       </w:r>
     </w:p>
     <w:p>
@@ -12202,109 +11806,24 @@
         <w:pStyle w:val="BodyText"/>
       </w:pPr>
       <w:r>
-        <w:t xml:space="preserve">He did the physics briskly, with no chalk, sitting still.</w:t>
-      </w:r>
-    </w:p>
-    <w:p>
-      <w:pPr>
-        <w:pStyle w:val="BodyText"/>
-      </w:pPr>
-      <w:r>
-        <w:t xml:space="preserve">“Start with the equations everybody agrees about. Newton, Maxwell, Schrödinger, Einstein. Run any of them backwards and you get another perfectly lawful film. The weak interaction has a tiny asymmetry, far too small and quite the wrong shape to account for your Tuesday.”</w:t>
-      </w:r>
-    </w:p>
-    <w:p>
-      <w:pPr>
-        <w:pStyle w:val="BodyText"/>
-      </w:pPr>
-      <w:r>
-        <w:t xml:space="preserve">“So where does your Tuesday come from? Only from entropy. Boltzmann showed that it is a matter of counting: disordered arrangements vastly outnumber ordered ones, so an ordered system will almost certainly be less ordered later. But the counting is symmetric. It says the system was </w:t>
-      </w:r>
-      <w:r>
-        <w:rPr>
-          <w:i/>
-        </w:rPr>
-        <w:t xml:space="preserve">also</w:t>
-      </w:r>
-      <w:r>
-        <w:t xml:space="preserve"> almost certainly less ordered </w:t>
-      </w:r>
-      <w:r>
-        <w:rPr>
-          <w:i/>
-        </w:rPr>
-        <w:t xml:space="preserve">earlier</w:t>
-      </w:r>
-      <w:r>
-        <w:t xml:space="preserve">, which contradicts every record you possess.”</w:t>
-      </w:r>
-    </w:p>
-    <w:p>
-      <w:pPr>
-        <w:pStyle w:val="BodyText"/>
-      </w:pPr>
-      <w:r>
-        <w:t xml:space="preserve">“The only way out anybody has found is to assume it. You put in, by hand, that the universe began in a state of extraordinarily low entropy, and everything follows: the arrow, memory, the fact that you remember March and not next February. One estimate puts that initial state at one arrangement in ten to the ten to the hundred and twenty-three. It is the largest unexplained number in science, and we call it a boundary condition, which is what physicists say when they mean </w:t>
-      </w:r>
-      <w:r>
-        <w:rPr>
-          <w:i/>
-        </w:rPr>
-        <w:t xml:space="preserve">we have agreed not to ask</w:t>
-      </w:r>
-      <w:r>
-        <w:t xml:space="preserve">.”</w:t>
-      </w:r>
-    </w:p>
-    <w:p>
-      <w:pPr>
-        <w:pStyle w:val="BodyText"/>
-      </w:pPr>
-      <w:r>
-        <w:t xml:space="preserve">Stadthof said, happily, “So there is no time and also the arrow is smuggled in.”</w:t>
-      </w:r>
-    </w:p>
-    <w:p>
-      <w:pPr>
-        <w:pStyle w:val="BodyText"/>
-      </w:pPr>
-      <w:r>
-        <w:t xml:space="preserve">“Worse,” said Barbarian. “Write general relativity in Hamiltonian form and you do not get </w:t>
-      </w:r>
-      <w:r>
-        <w:rPr>
-          <w:i/>
-        </w:rPr>
-        <w:t xml:space="preserve">the state changes thus per second</w:t>
-      </w:r>
-      <w:r>
-        <w:t xml:space="preserve">. You get a </w:t>
-      </w:r>
-      <w:r>
-        <w:rPr>
-          <w:b/>
-        </w:rPr>
-        <w:t xml:space="preserve">constraint</w:t>
-      </w:r>
-      <w:r>
-        <w:t xml:space="preserve">: the total is zero. Quantise it and you get the Wheeler–DeWitt equation, ĤΨ = 0. The wavefunction of the universe simply </w:t>
-      </w:r>
-      <w:r>
-        <w:rPr>
-          <w:i/>
-        </w:rPr>
-        <w:t xml:space="preserve">is</w:t>
-      </w:r>
-      <w:r>
-        <w:t xml:space="preserve">. No clock. That is not a fringe view; it is what the equation says, and the field has spent sixty years calling it the problem of time, as though the equation had made an error.”</w:t>
-      </w:r>
-    </w:p>
-    <w:p>
-      <w:pPr>
-        <w:pStyle w:val="BodyText"/>
-      </w:pPr>
-      <w:r>
-        <w:t xml:space="preserve">Beatrix, who was reading the draft protocol rather than looking at him, said, “The Ministry has had that problem for as long as it has had departments. The Department of Small Things will not accept a form unless box four gives a probability. The Department of Large Things will not accept a form unless box four gives a shape. Nobody has ever designed a form that both will sign.”</w:t>
+        <w:t xml:space="preserve">He did the physics in three sentences, sitting still. The equations ran just as well backwards. The arrow came only from a beginning so improbable that physicists called it a boundary condition, which was what they said when they had agreed not to ask. And when you quantised gravity honestly the clock fell out of the equation altogether: the wavefunction of everything simply </w:t>
+      </w:r>
+      <w:r>
+        <w:rPr>
+          <w:i/>
+        </w:rPr>
+        <w:t xml:space="preserve">was</w:t>
+      </w:r>
+      <w:r>
+        <w:t xml:space="preserve">, with no date on it.</w:t>
+      </w:r>
+    </w:p>
+    <w:p>
+      <w:pPr>
+        <w:pStyle w:val="BodyText"/>
+      </w:pPr>
+      <w:r>
+        <w:t xml:space="preserve">Beatrix, who was reading the draft protocol rather than looking at him, said, “The Ministry has had that problem since it had departments. The Department of Small Things will not accept a form unless box four gives a probability. The Department of Large Things will not accept a form unless box four gives a shape. Nobody has ever designed a form both will sign.”</w:t>
       </w:r>
     </w:p>
     <w:p>
@@ -12328,32 +11847,24 @@
         <w:pStyle w:val="BodyText"/>
       </w:pPr>
       <w:r>
-        <w:t xml:space="preserve">Szmulek Barbarian looked at her with the first real pleasure he had shown since he sat down. “That is the most accurate account of quantum gravity I have heard in a government building. The two forms agree wherever either box is small. They fight only at the centre of a hole and at the first instant. The equation I have just written is what you get when you make the Department of Large Things fill in the Small Things form. It comes back with no date on it.”</w:t>
-      </w:r>
-    </w:p>
-    <w:p>
-      <w:pPr>
-        <w:pStyle w:val="BodyText"/>
-      </w:pPr>
-      <w:r>
-        <w:t xml:space="preserve">“My position — and here I am the crank, and content to be — is that there is no error. There is a vast, static space of possible configurations of everything, none of them ‘now’. A few are extraordinarily special. They contain structures consistent with each other as records of other configurations. A rock with strata. A photograph. A green notebook with a date at the top.” He looked at Lolly. “I call those time capsules. The sense of having come from somewhere is what it is like to be one. Not a journey. A property.”</w:t>
-      </w:r>
-    </w:p>
-    <w:p>
-      <w:pPr>
-        <w:pStyle w:val="BodyText"/>
-      </w:pPr>
-      <w:r>
-        <w:t xml:space="preserve">“And there is a respectable mechanism, not mine, which keeps me out of the mystics’ tent. Take a static state of everything. Split off a small part you call a clock. Ask not what the world is doing at time t, but what the world’s state is </w:t>
-      </w:r>
-      <w:r>
-        <w:rPr>
-          <w:i/>
-        </w:rPr>
-        <w:t xml:space="preserve">given that the clock reads t</w:t>
-      </w:r>
-      <w:r>
-        <w:t xml:space="preserve">. That conditional state obeys the ordinary Schrödinger equation, exactly. Time is not the container. It is the correlation between the clock and everything else. It has been simulated with photons, and it works.”</w:t>
+        <w:t xml:space="preserve">Szmulek Barbarian looked at her with the first real pleasure he had shown since he sat down. “That is the most accurate account of quantum gravity I have heard in a government building. Make the Department of Large Things fill in the Small Things form and it comes back with no date on it.”</w:t>
+      </w:r>
+    </w:p>
+    <w:p>
+      <w:pPr>
+        <w:pStyle w:val="BodyText"/>
+      </w:pPr>
+      <w:r>
+        <w:t xml:space="preserve">“My position, and here I am the crank and content to be, is that there is no error. There is a vast, still space of possible arrangements of everything, none of them </w:t>
+      </w:r>
+      <w:r>
+        <w:rPr>
+          <w:i/>
+        </w:rPr>
+        <w:t xml:space="preserve">now</w:t>
+      </w:r>
+      <w:r>
+        <w:t xml:space="preserve">. A few are very special. They contain records of one another. A rock with strata. A photograph. A green notebook with a date at the top.” He looked at Lolly. “I call those time capsules. The sense of having come from somewhere is what it is like to be one.”</w:t>
       </w:r>
     </w:p>
     <w:p>
@@ -12414,16 +11925,7 @@
         <w:pStyle w:val="BodyText"/>
       </w:pPr>
       <w:r>
-        <w:t xml:space="preserve">“But on any account of time that survives the Wheeler–DeWitt equation, the history is not an extra thing behind the records. The history </w:t>
-      </w:r>
-      <w:r>
-        <w:rPr>
-          <w:i/>
-        </w:rPr>
-        <w:t xml:space="preserve">is</w:t>
-      </w:r>
-      <w:r>
-        <w:t xml:space="preserve"> the mutual consistency of the records. So what you actually test is whether a party can present a configuration consistent with a hundred years of maintenance.” He let that sit. “And that can in principle be met by a party who has maintained nothing at all and has instead </w:t>
+        <w:t xml:space="preserve">“But if history is nothing more than records that agree with one another, then you are not testing a century of maintenance. You are testing whether a party can present records that look like one.” He let that sit. “And that can be met by a party who has maintained nothing at all and has instead </w:t>
       </w:r>
       <w:r>
         <w:rPr>
@@ -12472,7 +11974,7 @@
         <w:pStyle w:val="BodyText"/>
       </w:pPr>
       <w:r>
-        <w:t xml:space="preserve">It cost Ramanathan and Fainrose and Miss Pike seven hours, and they came back at nine that night with the answer, and it was the best thing the department produced in the whole of that year.</w:t>
+        <w:t xml:space="preserve">It cost Ramanathan and Fainrose and Miss Pike seven hours, and they came back at nine that night with the answer, and it was the best thing the department produced that year.</w:t>
       </w:r>
     </w:p>
     <w:p>
@@ -12634,7 +12136,7 @@
         <w:pStyle w:val="BodyText"/>
       </w:pPr>
       <w:r>
-        <w:t xml:space="preserve">“So a fabricated century needs R independent, mutually consistent copies, held by parties who have not communicated, with no correlations beyond what a genuine history would have produced. And copies cost surface. Every record written into the environment uses area on a screen, at two point eight Planck areas a bit, and there is no discount for the record being false.”</w:t>
+        <w:t xml:space="preserve">“So a fabricated century needs many independent, mutually consistent copies, held by parties who have never communicated. And copies cost surface. Every record written into the world uses area on a screen, and there is no discount for the record being false.”</w:t>
       </w:r>
     </w:p>
     <w:p>
@@ -12671,7 +12173,7 @@
         <w:pStyle w:val="BodyText"/>
       </w:pPr>
       <w:r>
-        <w:t xml:space="preserve">“To forge a century of subscription across nine signatories, at audit-grade redundancy, you would have to write about as much onto the screens as maintaining it would have written. And you cannot do that on a slack screen, because slackness </w:t>
+        <w:t xml:space="preserve">“To forge a century across nine signatories, you would have to write about as much onto the screens as honest maintenance would have written. You cannot do that on a slack screen, because slackness </w:t>
       </w:r>
       <w:r>
         <w:rPr>
@@ -12680,7 +12182,7 @@
         <w:t xml:space="preserve">is</w:t>
       </w:r>
       <w:r>
-        <w:t xml:space="preserve"> the absence of spare capacity. The only entity that can forge the record is one with surface to spare, and the only way to get surface to spare is to clear some, and clearing shows up as a vacuum excursion, which our four instruments see to eleven parts in ten to the twenty-second.”</w:t>
+        <w:t xml:space="preserve"> the absence of spare room. The only entity that can forge the record is one with surface to spare, and the only way to get surface to spare is to clear some, and clearing shows up on our four instruments.”</w:t>
       </w:r>
     </w:p>
     <w:p>
@@ -12881,14 +12383,6 @@
       </w:pPr>
       <w:r>
         <w:t xml:space="preserve">“The protocol can certify that correlations are held. It can certify redundancy. It can certify that records are mutually consistent. What it cannot do — not from poor drafting, not from a lack of instruments, but in principle — is tell you which way the galaxy is running.”</w:t>
-      </w:r>
-    </w:p>
-    <w:p>
-      <w:pPr>
-        <w:pStyle w:val="BodyText"/>
-      </w:pPr>
-      <w:r>
-        <w:t xml:space="preserve">“Because the arrow is not a fundamental fact. It is a gradient in entropy, and a gradient needs a special condition at one end, which we have only ever assumed. Our screens were buying that gradient. Full subscription is what continuous monitoring looks like from inside, monitoring makes records, and records are what make one direction different from the other.”</w:t>
       </w:r>
     </w:p>
     <w:p>
@@ -13250,15 +12744,15 @@
         <w:pStyle w:val="BodyText"/>
       </w:pPr>
       <w:r>
-        <w:t xml:space="preserve">“He was seven weeks early!”</w:t>
-      </w:r>
-    </w:p>
-    <w:p>
-      <w:pPr>
-        <w:pStyle w:val="BodyText"/>
-      </w:pPr>
-      <w:r>
-        <w:t xml:space="preserve">“Ms Sloan, I want you to write down somewhere that the only reason this department survived Tuesday is that a man who denies the existence of time made a pedantic objection to a subordinate clause in September.” A dry sound. “Now read me part two, and I am going to be unhappy, because if the game was the feint then part two is the blow, and they would not have sent both on the same day unless they were confident about it.”</w:t>
+        <w:t xml:space="preserve">“Seven weeks,” said Beatrix. “Yes.”</w:t>
+      </w:r>
+    </w:p>
+    <w:p>
+      <w:pPr>
+        <w:pStyle w:val="BodyText"/>
+      </w:pPr>
+      <w:r>
+        <w:t xml:space="preserve">“Ms Sloan, I want you to write down somewhere that the only reason this department survived Tuesday is that a man who denies the existence of time made a pedantic objection to a subordinate clause in July.” A dry sound. “Now read me part two, and I am going to be unhappy, because if the game was the feint then part two is the blow, and they would not have sent both on the same day unless they were confident about it.”</w:t>
       </w:r>
     </w:p>
     <w:p>
@@ -13380,7 +12874,7 @@
         <w:pStyle w:val="BodyText"/>
       </w:pPr>
       <w:r>
-        <w:t xml:space="preserve">“Very well. The physics first and the swindle second. The physics is real and everybody should be uncomfortable about it, including me.”</w:t>
+        <w:t xml:space="preserve">“Very well. The physics first and the swindle second.”</w:t>
       </w:r>
     </w:p>
     <w:p>
@@ -13396,7 +12890,7 @@
         <w:pStyle w:val="BodyText"/>
       </w:pPr>
       <w:r>
-        <w:t xml:space="preserve">“The constants of nature,” he said. “Make the strong nuclear force a few per cent stronger and the diproton binds and stars burn by a different, much faster route; how catastrophic that would be is still argued about, which tells you how near the line we sit. A few per cent weaker and deuterium does not bind and there is essentially no chemistry beyond hydrogen.”</w:t>
+        <w:t xml:space="preserve">“The constants of nature,” he said. “Make the strong force a few per cent stronger or weaker and there is no chemistry worth the name. Make the energy of the vacuum a little larger and there are no galaxies. We sit in a narrow band, and the only explanation anybody has ever offered is that observers can only find themselves inside such a band. That is the weak anthropic principle. It is a statement about samples. It is honourable. It has made one famous prediction about carbon that came true. And it is not a theory of anything.”</w:t>
       </w:r>
     </w:p>
     <w:p>
@@ -13412,31 +12906,44 @@
         <w:pStyle w:val="BodyText"/>
       </w:pPr>
       <w:r>
-        <w:t xml:space="preserve">“There is a version that ends after the next one,” said Eugenius, “and you are not going to enjoy it any more than you enjoyed the first four.”</w:t>
-      </w:r>
-    </w:p>
-    <w:p>
-      <w:pPr>
-        <w:pStyle w:val="BodyText"/>
-      </w:pPr>
-      <w:r>
-        <w:t xml:space="preserve">“And the worst of them, the energy of the vacuum — the quantity, Dr Ramanathan, that your instruments measure to eleven parts in ten to the twenty-second. Observed, in natural units, it is around ten to the minus one hundred and twenty-two. The naive estimate is of order one. A hundred and twenty orders of magnitude: the worst failure of prediction in the history of physics, and nobody has fixed it, and I include the string people.”</w:t>
-      </w:r>
-    </w:p>
-    <w:p>
-      <w:pPr>
-        <w:pStyle w:val="BodyText"/>
-      </w:pPr>
-      <w:r>
-        <w:t xml:space="preserve">Stadthof said, “And the anthropic answer is that we cannot observe a universe we could not exist in.”</w:t>
-      </w:r>
-    </w:p>
-    <w:p>
-      <w:pPr>
-        <w:pStyle w:val="BodyText"/>
-      </w:pPr>
-      <w:r>
-        <w:t xml:space="preserve">“That is the</w:t>
+        <w:t xml:space="preserve">“It ends now,” said Eugenius.</w:t>
+      </w:r>
+    </w:p>
+    <w:p>
+      <w:pPr>
+        <w:pStyle w:val="BodyText"/>
+      </w:pPr>
+      <w:r>
+        <w:t xml:space="preserve">Beatrix said, “Then the Office’s paragraph three is sound?”</w:t>
+      </w:r>
+    </w:p>
+    <w:p>
+      <w:pPr>
+        <w:pStyle w:val="BodyText"/>
+      </w:pPr>
+      <w:r>
+        <w:t xml:space="preserve">“Paragraph three is</w:t>
+      </w:r>
+      <w:r>
+        <w:t xml:space="preserve"> </w:t>
+      </w:r>
+      <w:r>
+        <w:rPr>
+          <w:iCs/>
+          <w:i/>
+        </w:rPr>
+        <w:t xml:space="preserve">sound and empty</w:t>
+      </w:r>
+      <w:r>
+        <w:t xml:space="preserve">,” said Eugenius, “and here is the swindle, and it is in the joint between paragraph three and paragraph two, and it is done so smoothly that I read it four times before I saw the seam.”</w:t>
+      </w:r>
+    </w:p>
+    <w:p>
+      <w:pPr>
+        <w:pStyle w:val="BodyText"/>
+      </w:pPr>
+      <w:r>
+        <w:t xml:space="preserve">“But paragraph two does something different and it is not physics at all. Paragraph two says:</w:t>
       </w:r>
       <w:r>
         <w:t xml:space="preserve"> </w:t>
@@ -13446,96 +12953,138 @@
           <w:bCs/>
           <w:b/>
         </w:rPr>
-        <w:t xml:space="preserve">weak</w:t>
-      </w:r>
-      <w:r>
-        <w:t xml:space="preserve"> </w:t>
-      </w:r>
-      <w:r>
-        <w:t xml:space="preserve">anthropic principle and it is completely uncontroversial and it is not a theory of anything,” said Eugenius. “It is a statement about</w:t>
-      </w:r>
-      <w:r>
-        <w:t xml:space="preserve"> </w:t>
-      </w:r>
+        <w:t xml:space="preserve">since you are here to complain, nothing has gone wrong.</w:t>
+      </w:r>
+      <w:r>
+        <w:t xml:space="preserve">”</w:t>
+      </w:r>
+    </w:p>
+    <w:p>
+      <w:pPr>
+        <w:pStyle w:val="BodyText"/>
+      </w:pPr>
+      <w:r>
+        <w:t xml:space="preserve">He put his finger on the page.</w:t>
+      </w:r>
+    </w:p>
+    <w:p>
+      <w:pPr>
+        <w:pStyle w:val="BodyText"/>
+      </w:pPr>
+      <w:r>
+        <w:t xml:space="preserve">“Look at what that does. Anthropic reasoning is a selection effect on </w:t>
+      </w:r>
+      <w:r>
+        <w:rPr>
+          <w:i/>
+        </w:rPr>
+        <w:t xml:space="preserve">observation</w:t>
+      </w:r>
+      <w:r>
+        <w:t xml:space="preserve">. It licenses exactly one conclusion: </w:t>
+      </w:r>
+      <w:r>
+        <w:rPr>
+          <w:i/>
+        </w:rPr>
+        <w:t xml:space="preserve">do not be surprised</w:t>
+      </w:r>
+      <w:r>
+        <w:t xml:space="preserve">. The Office has turned it into a licence for </w:t>
+      </w:r>
+      <w:r>
+        <w:rPr>
+          <w:i/>
+        </w:rPr>
+        <w:t xml:space="preserve">anything survivable</w:t>
+      </w:r>
+      <w:r>
+        <w:t xml:space="preserve">. Every harm short of extinction becomes self-refuting, because anyone left to complain is proof that the conditions permitted complainers.”</w:t>
+      </w:r>
+    </w:p>
+    <w:p>
+      <w:pPr>
+        <w:pStyle w:val="BodyText"/>
+      </w:pPr>
+      <w:r>
+        <w:t xml:space="preserve">“And observe the direction. It is a bound on the </w:t>
+      </w:r>
+      <w:r>
+        <w:rPr>
+          <w:i/>
+        </w:rPr>
+        <w:t xml:space="preserve">worst</w:t>
+      </w:r>
+      <w:r>
+        <w:t xml:space="preserve"> the conditions could have been, not a certificate that they were good. It says the walls cannot have been so slack that nobody survived. Which we knew, madam, because we are all sitting here. It says nothing about two hundred and six cores, or fourteen tunnellings, or a hundred and three unrecovered records, and it will be reported as science anyway, because the sentence is true and the physicists who might contradict it cannot form a queue.”</w:t>
+      </w:r>
+    </w:p>
+    <w:p>
+      <w:pPr>
+        <w:pStyle w:val="BodyText"/>
+      </w:pPr>
+      <w:r>
+        <w:t xml:space="preserve">Ramanathan said, “So how do we answer it?”</w:t>
+      </w:r>
+    </w:p>
+    <w:p>
+      <w:pPr>
+        <w:pStyle w:val="BodyText"/>
+      </w:pPr>
+      <w:r>
+        <w:t xml:space="preserve">“You do not answer it,” said Viktor Eugenius. “You </w:t>
+      </w:r>
+      <w:r>
+        <w:rPr>
+          <w:b/>
+        </w:rPr>
+        <w:t xml:space="preserve">date</w:t>
+      </w:r>
+      <w:r>
+        <w:t xml:space="preserve"> it. The anthropic argument is about the conditions </w:t>
+      </w:r>
+      <w:r>
+        <w:rPr>
+          <w:i/>
+        </w:rPr>
+        <w:t xml:space="preserve">up to now</w:t>
+      </w:r>
+      <w:r>
+        <w:t xml:space="preserve">. It has no forward content at all, because surviving to the present is consistent with any change beginning tomorrow. Paragraph two is a certificate about the past written in the tense of a guarantee, and if you can make forty-one signatories feel the difference between those tenses, you will have done more for this galaxy than any of my papers.”</w:t>
+      </w:r>
+    </w:p>
+    <w:p>
+      <w:pPr>
+        <w:pStyle w:val="BodyText"/>
+      </w:pPr>
       <w:r>
         <w:rPr>
           <w:bCs/>
           <w:b/>
         </w:rPr>
-        <w:t xml:space="preserve">selection of samples</w:t>
-      </w:r>
-      <w:r>
-        <w:t xml:space="preserve">, and it is the same logic your department applies to everything: our data are conditioned on our being here to take them. The classic use of it is honourable and I want it on the record because people forget it.”</w:t>
-      </w:r>
-    </w:p>
-    <w:p>
-      <w:pPr>
-        <w:pStyle w:val="BodyText"/>
-      </w:pPr>
-      <w:r>
-        <w:t xml:space="preserve">“In nineteen fifty-three a man reasoned as follows. There is a great deal of carbon in the universe. Carbon can only be built in stars by three helium nuclei coming together, and the rate at which that happens is far too low unless there is a resonance — an excited state of carbon-twelve at just the right energy to make the reaction proceed. There is a great deal of carbon; therefore that state exists; therefore it is at approximately seven point six five million electron volts. He told the experimentalists where to look. They looked. It was there.”</w:t>
-      </w:r>
-    </w:p>
-    <w:p>
-      <w:pPr>
-        <w:pStyle w:val="BodyText"/>
-      </w:pPr>
-      <w:r>
-        <w:t xml:space="preserve">“That is anthropic reasoning at its best. A risky prediction, confirmed, because the intermediate steps were real physics and the anthropic step did only one job: it told him which question was worth asking. There is a second honourable case. In nineteen eighty-seven a physicist argued that if the vacuum energy varies across many regions, observers will only find themselves where it is small enough to permit galaxies — and he wrote down a bound within an order or two of the value measured a decade later.”</w:t>
-      </w:r>
-    </w:p>
-    <w:p>
-      <w:pPr>
-        <w:pStyle w:val="BodyText"/>
-      </w:pPr>
-      <w:r>
-        <w:t xml:space="preserve">Beatrix said, “Then the Office’s paragraph three is sound?”</w:t>
-      </w:r>
-    </w:p>
-    <w:p>
-      <w:pPr>
-        <w:pStyle w:val="BodyText"/>
-      </w:pPr>
-      <w:r>
-        <w:t xml:space="preserve">“Paragraph three is</w:t>
-      </w:r>
-      <w:r>
-        <w:t xml:space="preserve"> </w:t>
-      </w:r>
-      <w:r>
-        <w:rPr>
-          <w:iCs/>
-          <w:i/>
-        </w:rPr>
-        <w:t xml:space="preserve">sound and empty</w:t>
-      </w:r>
-      <w:r>
-        <w:t xml:space="preserve">,” said Eugenius, “and here is the swindle, and it is in the joint between paragraph three and paragraph two, and it is done so smoothly that I read it four times before I saw the seam.”</w:t>
-      </w:r>
-    </w:p>
-    <w:p>
-      <w:pPr>
-        <w:pStyle w:val="BodyText"/>
-      </w:pPr>
-      <w:r>
-        <w:t xml:space="preserve">“Paragraph three says: the constants lie in a narrow band, and observers necessarily find themselves in such a band. True, and it explains nothing about </w:t>
-      </w:r>
-      <w:r>
-        <w:rPr>
-          <w:i/>
-        </w:rPr>
-        <w:t xml:space="preserve">why</w:t>
-      </w:r>
-      <w:r>
-        <w:t xml:space="preserve"> the band is where it is. It needs an ensemble of regions with different values, which may or may not exist, and a probability measure over that ensemble, which nobody has, and if you choose the measure badly you find that observers fluctuated out of nothing with false memories outnumber real histories, which is a reductio and not a result.”</w:t>
-      </w:r>
-    </w:p>
-    <w:p>
-      <w:pPr>
-        <w:pStyle w:val="BodyText"/>
-      </w:pPr>
-      <w:r>
-        <w:t xml:space="preserve">“But paragraph two does something different and it is not physics at all. Paragraph two says:</w:t>
+        <w:t xml:space="preserve">The Fourth Concordance</w:t>
+      </w:r>
+      <w:r>
+        <w:t xml:space="preserve"> </w:t>
+      </w:r>
+      <w:r>
+        <w:t xml:space="preserve">was the blow, and it landed on the Friday, and it did not come from the Office at all. It came in a message from the Concordance itself, transmitted apologetically through the registry, and it was signed by the delegate who had twice spoken in the minutes.</w:t>
+      </w:r>
+    </w:p>
+    <w:p>
+      <w:pPr>
+        <w:pStyle w:val="BodyText"/>
+      </w:pPr>
+      <w:r>
+        <w:t xml:space="preserve">The Concordance had maintained subscription across its own volume for four hundred years before accession. It had said so in Vienna and been thanked and minuted. Under the old paragraph 11 that had been a matter of assertion and standing. Under the new paragraph 11 it was a matter of lodged, independent, uncoordinated copies.</w:t>
+      </w:r>
+    </w:p>
+    <w:p>
+      <w:pPr>
+        <w:pStyle w:val="BodyText"/>
+      </w:pPr>
+      <w:r>
+        <w:t xml:space="preserve">And the Concordance had them. It had kept four hundred years of records with exemplary care, in the medium its people had used for such things since before their accession, which was</w:t>
       </w:r>
       <w:r>
         <w:t xml:space="preserve"> </w:t>
@@ -13545,104 +13094,142 @@
           <w:bCs/>
           <w:b/>
         </w:rPr>
-        <w:t xml:space="preserve">since you are here to complain, nothing has gone wrong.</w:t>
-      </w:r>
-      <w:r>
-        <w:t xml:space="preserve">”</w:t>
-      </w:r>
-    </w:p>
-    <w:p>
-      <w:pPr>
-        <w:pStyle w:val="BodyText"/>
-      </w:pPr>
-      <w:r>
-        <w:t xml:space="preserve">He put his finger on the page.</w:t>
-      </w:r>
-    </w:p>
-    <w:p>
-      <w:pPr>
-        <w:pStyle w:val="BodyText"/>
-      </w:pPr>
-      <w:r>
-        <w:t xml:space="preserve">“Look at what that does. Anthropic reasoning is a selection effect on </w:t>
-      </w:r>
-      <w:r>
-        <w:rPr>
-          <w:i/>
-        </w:rPr>
-        <w:t xml:space="preserve">observation</w:t>
-      </w:r>
-      <w:r>
-        <w:t xml:space="preserve">. It licenses exactly one conclusion: </w:t>
-      </w:r>
-      <w:r>
-        <w:rPr>
-          <w:i/>
-        </w:rPr>
-        <w:t xml:space="preserve">do not be surprised</w:t>
-      </w:r>
-      <w:r>
-        <w:t xml:space="preserve">. The Office has turned it into a licence for </w:t>
-      </w:r>
-      <w:r>
-        <w:rPr>
-          <w:i/>
-        </w:rPr>
-        <w:t xml:space="preserve">anything survivable</w:t>
-      </w:r>
-      <w:r>
-        <w:t xml:space="preserve">. Every harm short of extinction becomes self-refuting, because anyone left to complain is proof that the conditions permitted complainers.”</w:t>
-      </w:r>
-    </w:p>
-    <w:p>
-      <w:pPr>
-        <w:pStyle w:val="BodyText"/>
-      </w:pPr>
-      <w:r>
-        <w:t xml:space="preserve">“And observe the direction. It is a bound on the </w:t>
-      </w:r>
-      <w:r>
-        <w:rPr>
-          <w:i/>
-        </w:rPr>
-        <w:t xml:space="preserve">worst</w:t>
-      </w:r>
-      <w:r>
-        <w:t xml:space="preserve"> the conditions could have been, not a certificate that they were good. It says the walls cannot have been so slack that nobody survived. Which we knew, madam, because we are all sitting here. It says nothing about two hundred and six cores, or fourteen tunnellings, or a hundred and three unrecovered records, and it will be reported as science anyway, because the sentence is true and the physicists who might contradict it cannot form a queue.”</w:t>
-      </w:r>
-    </w:p>
-    <w:p>
-      <w:pPr>
-        <w:pStyle w:val="BodyText"/>
-      </w:pPr>
-      <w:r>
-        <w:t xml:space="preserve">Ramanathan said, “So how do we answer it?”</w:t>
-      </w:r>
-    </w:p>
-    <w:p>
-      <w:pPr>
-        <w:pStyle w:val="BodyText"/>
-      </w:pPr>
-      <w:r>
-        <w:t xml:space="preserve">“You do not answer it,” said Viktor Eugenius. “You </w:t>
+        <w:t xml:space="preserve">correlation with a nearby stellar object</w:t>
+      </w:r>
+      <w:r>
+        <w:t xml:space="preserve"> </w:t>
+      </w:r>
+      <w:r>
+        <w:t xml:space="preserve">— the records held not as marks on a surface but as correlations between their instruments and a star, replenished each generation, requiring the star’s continued state to decode.</w:t>
+      </w:r>
+    </w:p>
+    <w:p>
+      <w:pPr>
+        <w:pStyle w:val="BodyText"/>
+      </w:pPr>
+      <w:r>
+        <w:t xml:space="preserve">The star was at twelve degrees off the plane.</w:t>
+      </w:r>
+    </w:p>
+    <w:p>
+      <w:pPr>
+        <w:pStyle w:val="BodyText"/>
+      </w:pPr>
+      <w:r>
+        <w:t xml:space="preserve">“Say it plainly,” said Fainrose, when the room had been quiet for long enough.</w:t>
+      </w:r>
+    </w:p>
+    <w:p>
+      <w:pPr>
+        <w:pStyle w:val="BodyText"/>
+      </w:pPr>
+      <w:r>
+        <w:t xml:space="preserve">“Their archive was keyed to the progenitor,” Ramanathan answered. “It went core-collapse some four thousand years early, in a window consistent with the fourteenth of March. Everything they hold is now undecodable. Not lost. </w:t>
       </w:r>
       <w:r>
         <w:rPr>
           <w:b/>
         </w:rPr>
-        <w:t xml:space="preserve">date</w:t>
-      </w:r>
-      <w:r>
-        <w:t xml:space="preserve"> it. The anthropic argument is about the conditions </w:t>
-      </w:r>
-      <w:r>
-        <w:rPr>
-          <w:i/>
-        </w:rPr>
-        <w:t xml:space="preserve">up to now</w:t>
-      </w:r>
-      <w:r>
-        <w:t xml:space="preserve">. It has no forward content at all, because surviving to the present is consistent with any change beginning tomorrow. Paragraph two is a certificate about the past written in the tense of a guarantee, and if you can make forty-one signatories feel the difference between those tenses, you will have done more for this galaxy than any of my papers.”</w:t>
+        <w:t xml:space="preserve">Unreadable.</w:t>
+      </w:r>
+      <w:r>
+        <w:t xml:space="preserve"> They have four hundred years of perfectly genuine, perfectly redundant compliance records and no key, and there is no key anywhere, because the key was a star and the star is a remnant.”</w:t>
+      </w:r>
+    </w:p>
+    <w:p>
+      <w:pPr>
+        <w:pStyle w:val="BodyText"/>
+      </w:pPr>
+      <w:r>
+        <w:t xml:space="preserve">Miss Pike started, “Then under our own clause—”</w:t>
+      </w:r>
+    </w:p>
+    <w:p>
+      <w:pPr>
+        <w:pStyle w:val="BodyText"/>
+      </w:pPr>
+      <w:r>
+        <w:t xml:space="preserve">“Under our own clause, the Fourth Concordance cannot demonstrate redundancy,” said Beatrix Sloan, “and is therefore not admissible among the nine, and the Office of the President has already filed a motion to that effect, dated Wednesday, which is two days before the Concordance told us.”</w:t>
+      </w:r>
+    </w:p>
+    <w:p>
+      <w:pPr>
+        <w:pStyle w:val="BodyText"/>
+      </w:pPr>
+      <w:r>
+        <w:t xml:space="preserve">“They knew first.”</w:t>
+      </w:r>
+    </w:p>
+    <w:p>
+      <w:pPr>
+        <w:pStyle w:val="BodyText"/>
+      </w:pPr>
+      <w:r>
+        <w:t xml:space="preserve">“They have the map,” said Mrs Kind.</w:t>
+      </w:r>
+    </w:p>
+    <w:p>
+      <w:pPr>
+        <w:pStyle w:val="BodyText"/>
+      </w:pPr>
+      <w:r>
+        <w:t xml:space="preserve">Lolly said, “Do we have a way out?”</w:t>
+      </w:r>
+    </w:p>
+    <w:p>
+      <w:pPr>
+        <w:pStyle w:val="BodyText"/>
+      </w:pPr>
+      <w:r>
+        <w:t xml:space="preserve">“There is one and it is disgusting,” said Beatrix. “The Concordance’s copies exist. They are simply not decodable by us. But redundancy, as Dr Ramanathan defines it, is a count of independent fragments carrying the record — and the definition does not require that</w:t>
+      </w:r>
+      <w:r>
+        <w:t xml:space="preserve"> </w:t>
+      </w:r>
+      <w:r>
+        <w:rPr>
+          <w:iCs/>
+          <w:i/>
+        </w:rPr>
+        <w:t xml:space="preserve">we</w:t>
+      </w:r>
+      <w:r>
+        <w:t xml:space="preserve"> </w:t>
+      </w:r>
+      <w:r>
+        <w:t xml:space="preserve">can read them. It requires that they be there and be independent.”</w:t>
+      </w:r>
+    </w:p>
+    <w:p>
+      <w:pPr>
+        <w:pStyle w:val="BodyText"/>
+      </w:pPr>
+      <w:r>
+        <w:t xml:space="preserve">“Then we amend the clause to accept unreadable copies.”</w:t>
+      </w:r>
+    </w:p>
+    <w:p>
+      <w:pPr>
+        <w:pStyle w:val="BodyText"/>
+      </w:pPr>
+      <w:r>
+        <w:t xml:space="preserve">“And the moment we do, every fabricated archive in the galaxy is admissible on the grounds that its copies are merely awaiting a key,” said Beatrix. “Which is the whole of the protection we bought from Mr Barbarian’s objection. Lolly, I want you to understand the shape of it. The only test that defeats a forged past is one that requires the copies to be readable. And the only member with four hundred genuine years cannot produce a readable copy, because the entity we are trying to restrain destroyed the key four thousand years early, in an event which is item seven of Annex C, which is the thing the Programme existed to prevent.”</w:t>
+      </w:r>
+    </w:p>
+    <w:p>
+      <w:pPr>
+        <w:pStyle w:val="BodyText"/>
+      </w:pPr>
+      <w:r>
+        <w:t xml:space="preserve">Szmulek Barbarian, who had been in the corner all afternoon and had not spoken, said:</w:t>
+      </w:r>
+    </w:p>
+    <w:p>
+      <w:pPr>
+        <w:pStyle w:val="BodyText"/>
+      </w:pPr>
+      <w:r>
+        <w:t xml:space="preserve">“Then the Concordance is a rock whose strata are intact and whose light is gone.” He looked up. “I have been telling you for three weeks that a past is expensive and therefore real. Here is a party whose records are entirely consistent and entirely mute, and I do not know whether they have a past or not, and I am ashamed of how interesting I find that.”</w:t>
       </w:r>
     </w:p>
     <w:p>
@@ -13654,126 +13241,145 @@
           <w:bCs/>
           <w:b/>
         </w:rPr>
-        <w:t xml:space="preserve">The Fourth Concordance</w:t>
-      </w:r>
-      <w:r>
-        <w:t xml:space="preserve"> </w:t>
-      </w:r>
-      <w:r>
-        <w:t xml:space="preserve">was the blow, and it landed on the Friday, and it did not come from the Office at all. It came in a message from the Concordance itself, transmitted apologetically through the registry, and it was signed by the delegate who had twice spoken in the minutes.</w:t>
-      </w:r>
-    </w:p>
-    <w:p>
-      <w:pPr>
-        <w:pStyle w:val="BodyText"/>
-      </w:pPr>
-      <w:r>
-        <w:t xml:space="preserve">The Concordance had maintained subscription across its own volume for four hundred years before accession. It had said so in Vienna and been thanked and minuted. Under the old paragraph 11 that had been a matter of assertion and standing. Under the new paragraph 11 it was a matter of lodged, independent, uncoordinated copies.</w:t>
-      </w:r>
-    </w:p>
-    <w:p>
-      <w:pPr>
-        <w:pStyle w:val="BodyText"/>
-      </w:pPr>
-      <w:r>
-        <w:t xml:space="preserve">And the Concordance had them. It had kept four hundred years of records with exemplary care, in the medium its people had used for such things since before their accession, which was</w:t>
-      </w:r>
-      <w:r>
-        <w:t xml:space="preserve"> </w:t>
-      </w:r>
-      <w:r>
-        <w:rPr>
-          <w:bCs/>
+        <w:t xml:space="preserve">Eilstein’s question</w:t>
+      </w:r>
+      <w:r>
+        <w:t xml:space="preserve"> </w:t>
+      </w:r>
+      <w:r>
+        <w:t xml:space="preserve">was answered on the Saturday, in the afternoon, in the third-floor briefing room, because Beatrix insisted it be done in a room and not in the lobby, and Lolly insisted it be done by Beatrix and not by herself.</w:t>
+      </w:r>
+    </w:p>
+    <w:p>
+      <w:pPr>
+        <w:pStyle w:val="BodyText"/>
+      </w:pPr>
+      <w:r>
+        <w:t xml:space="preserve">He had asked whether, having been verified by an unaffiliated observer, he was still permitted to require an invitation.</w:t>
+      </w:r>
+    </w:p>
+    <w:p>
+      <w:pPr>
+        <w:pStyle w:val="BodyText"/>
+      </w:pPr>
+      <w:r>
+        <w:t xml:space="preserve">“You are not,” said Beatrix Sloan.</w:t>
+      </w:r>
+    </w:p>
+    <w:p>
+      <w:pPr>
+        <w:pStyle w:val="BodyText"/>
+      </w:pPr>
+      <w:r>
+        <w:t xml:space="preserve">Eilstein waited.</w:t>
+      </w:r>
+    </w:p>
+    <w:p>
+      <w:pPr>
+        <w:pStyle w:val="BodyText"/>
+      </w:pPr>
+      <w:r>
+        <w:t xml:space="preserve">“I want to give you the reasoning rather than the ruling, because it is going to be worse than the ruling,” she went on. “For six hundred and eighty-eight years you have believed the invitation rule was a discipline you accepted because your own certificate is worthless. It was never about you. Schedule four, paragraph nine protects </w:t>
+      </w:r>
+      <w:r>
+        <w:rPr>
           <w:b/>
         </w:rPr>
-        <w:t xml:space="preserve">correlation with a nearby stellar object</w:t>
-      </w:r>
-      <w:r>
-        <w:t xml:space="preserve"> </w:t>
-      </w:r>
-      <w:r>
-        <w:t xml:space="preserve">— the records held not as marks on a surface but as correlations between their instruments and a star, replenished each generation, requiring the star’s continued state to decode.</w:t>
-      </w:r>
-    </w:p>
-    <w:p>
-      <w:pPr>
-        <w:pStyle w:val="BodyText"/>
-      </w:pPr>
-      <w:r>
-        <w:t xml:space="preserve">The star was at twelve degrees off the plane.</w:t>
-      </w:r>
-    </w:p>
-    <w:p>
-      <w:pPr>
-        <w:pStyle w:val="BodyText"/>
-      </w:pPr>
-      <w:r>
-        <w:t xml:space="preserve">“Say it plainly,” said Fainrose, when the room had been quiet for long enough.</w:t>
-      </w:r>
-    </w:p>
-    <w:p>
-      <w:pPr>
-        <w:pStyle w:val="BodyText"/>
-      </w:pPr>
-      <w:r>
-        <w:t xml:space="preserve">“Their archive was keyed to the progenitor,” Ramanathan answered. “It went core-collapse some four thousand years early, in a window consistent with the fourteenth of March. Everything they hold is now undecodable. Not lost. </w:t>
+        <w:t xml:space="preserve">the person whose state it is</w:t>
+      </w:r>
+      <w:r>
+        <w:t xml:space="preserve">. Your need to be asked is an incident of their right, not a property of your nature. You have organised your existence around a rule that was never addressed to you.”</w:t>
+      </w:r>
+    </w:p>
+    <w:p>
+      <w:pPr>
+        <w:pStyle w:val="BodyText"/>
+      </w:pPr>
+      <w:r>
+        <w:t xml:space="preserve">“I had worked that out,” said Eilstein. “Not on the Saturday. In about fourteen hundred and ten.”</w:t>
+      </w:r>
+    </w:p>
+    <w:p>
+      <w:pPr>
+        <w:pStyle w:val="BodyText"/>
+      </w:pPr>
+      <w:r>
+        <w:t xml:space="preserve">“Then here is the part you had not.” Beatrix did not soften it. “Mr Nashville’s certificate is good. It has been lodged and it will be relied upon, and its effect is that you now have standing. You are a party of record. A </w:t>
       </w:r>
       <w:r>
         <w:rPr>
           <w:b/>
         </w:rPr>
-        <w:t xml:space="preserve">Unreadable.</w:t>
-      </w:r>
-      <w:r>
-        <w:t xml:space="preserve"> They have four hundred years of perfectly genuine, perfectly redundant compliance records and no key, and there is no key anywhere, because the key was a star and the star is a remnant.”</w:t>
-      </w:r>
-    </w:p>
-    <w:p>
-      <w:pPr>
-        <w:pStyle w:val="BodyText"/>
-      </w:pPr>
-      <w:r>
-        <w:t xml:space="preserve">Miss Pike started, “Then under our own clause—”</w:t>
-      </w:r>
-    </w:p>
-    <w:p>
-      <w:pPr>
-        <w:pStyle w:val="BodyText"/>
-      </w:pPr>
-      <w:r>
-        <w:t xml:space="preserve">“Under our own clause, the Fourth Concordance cannot demonstrate redundancy,” said Beatrix Sloan, “and is therefore not admissible among the nine, and the Office of the President has already filed a motion to that effect, dated Wednesday, which is two days before the Concordance told us.”</w:t>
-      </w:r>
-    </w:p>
-    <w:p>
-      <w:pPr>
-        <w:pStyle w:val="BodyText"/>
-      </w:pPr>
-      <w:r>
-        <w:t xml:space="preserve">“They knew first.”</w:t>
-      </w:r>
-    </w:p>
-    <w:p>
-      <w:pPr>
-        <w:pStyle w:val="BodyText"/>
-      </w:pPr>
-      <w:r>
-        <w:t xml:space="preserve">“They have the map,” said Mrs Kind.</w:t>
-      </w:r>
-    </w:p>
-    <w:p>
-      <w:pPr>
-        <w:pStyle w:val="BodyText"/>
-      </w:pPr>
-      <w:r>
-        <w:t xml:space="preserve">Lolly said, “Do we have a way out?”</w:t>
-      </w:r>
-    </w:p>
-    <w:p>
-      <w:pPr>
-        <w:pStyle w:val="BodyText"/>
-      </w:pPr>
-      <w:r>
-        <w:t xml:space="preserve">“There is one and it is disgusting,” said Beatrix. “The Concordance’s copies exist. They are simply not decodable by us. But redundancy, as Dr Ramanathan defines it, is a count of independent fragments carrying the record — and the definition does not require that</w:t>
+        <w:t xml:space="preserve">witness</w:t>
+      </w:r>
+      <w:r>
+        <w:t xml:space="preserve">. And a </w:t>
+      </w:r>
+      <w:r>
+        <w:rPr>
+          <w:b/>
+        </w:rPr>
+        <w:t xml:space="preserve">witness</w:t>
+      </w:r>
+      <w:r>
+        <w:t xml:space="preserve">, Mr Eilstein, may be </w:t>
+      </w:r>
+      <w:r>
+        <w:rPr>
+          <w:b/>
+        </w:rPr>
+        <w:t xml:space="preserve">summoned</w:t>
+      </w:r>
+      <w:r>
+        <w:t xml:space="preserve">. You spent six hundred and eighty-eight years waiting in lobbies for somebody to establish whether what you did was needed. You got it in Vienna in six hours, and the price is that no lobby in this galaxy will ever again be a place where you are entitled to wait. You can be compelled now, lawfully, precisely because you were verified.”</w:t>
+      </w:r>
+    </w:p>
+    <w:p>
+      <w:pPr>
+        <w:pStyle w:val="BodyText"/>
+      </w:pPr>
+      <w:r>
+        <w:t xml:space="preserve">Albrecht Eilstein stood at the window for some time with his back to the room.</w:t>
+      </w:r>
+    </w:p>
+    <w:p>
+      <w:pPr>
+        <w:pStyle w:val="BodyText"/>
+      </w:pPr>
+      <w:r>
+        <w:t xml:space="preserve">“You know what I could say,” he said eventually.</w:t>
+      </w:r>
+    </w:p>
+    <w:p>
+      <w:pPr>
+        <w:pStyle w:val="BodyText"/>
+      </w:pPr>
+      <w:r>
+        <w:t xml:space="preserve">“Yes,” said Beatrix.</w:t>
+      </w:r>
+    </w:p>
+    <w:p>
+      <w:pPr>
+        <w:pStyle w:val="BodyText"/>
+      </w:pPr>
+      <w:r>
+        <w:t xml:space="preserve">“Say it for me, please. I should like to hear whether it sounds as cheap out loud.”</w:t>
+      </w:r>
+    </w:p>
+    <w:p>
+      <w:pPr>
+        <w:pStyle w:val="BodyText"/>
+      </w:pPr>
+      <w:r>
+        <w:t xml:space="preserve">“You could say that you are still here after all this time, and that you have been eating discarded branches for the whole of that period, and that if it had been intolerable the universe would have stopped you, and that your continued existence is therefore evidence that your conduct fell within permitted parameters.” Beatrix’s voice was perfectly level. “It is the Office’s paragraph two with a longer run of data. You have a better version of the argument than the President does, because your sample is a hundred centuries and his is four years.”</w:t>
+      </w:r>
+    </w:p>
+    <w:p>
+      <w:pPr>
+        <w:pStyle w:val="BodyText"/>
+      </w:pPr>
+      <w:r>
+        <w:t xml:space="preserve">“It sounds exactly as cheap as I thought,” said Eilstein. “And I shall not be using it, and I want that minuted, because I have used every other argument available to a creature in my position and this is the only one I have ever declined.” He turned round. “It is the argument from</w:t>
       </w:r>
       <w:r>
         <w:t xml:space="preserve"> </w:t>
@@ -13783,204 +13389,6 @@
           <w:iCs/>
           <w:i/>
         </w:rPr>
-        <w:t xml:space="preserve">we</w:t>
-      </w:r>
-      <w:r>
-        <w:t xml:space="preserve"> </w:t>
-      </w:r>
-      <w:r>
-        <w:t xml:space="preserve">can read them. It requires that they be there and be independent.”</w:t>
-      </w:r>
-    </w:p>
-    <w:p>
-      <w:pPr>
-        <w:pStyle w:val="BodyText"/>
-      </w:pPr>
-      <w:r>
-        <w:t xml:space="preserve">“Then we amend the clause to accept unreadable copies.”</w:t>
-      </w:r>
-    </w:p>
-    <w:p>
-      <w:pPr>
-        <w:pStyle w:val="BodyText"/>
-      </w:pPr>
-      <w:r>
-        <w:t xml:space="preserve">“And the moment we do, every fabricated archive in the galaxy is admissible on the grounds that its copies are merely awaiting a key,” said Beatrix. “Which is the whole of the protection we bought from Mr Barbarian’s objection. Lolly, I want you to understand the shape of it. The only test that defeats a forged past is one that requires the copies to be readable. And the only member with four hundred genuine years cannot produce a readable copy, because the entity we are trying to restrain destroyed the key four thousand years early, in an event which is item seven of Annex C, which is the thing the Programme existed to prevent.”</w:t>
-      </w:r>
-    </w:p>
-    <w:p>
-      <w:pPr>
-        <w:pStyle w:val="BodyText"/>
-      </w:pPr>
-      <w:r>
-        <w:t xml:space="preserve">Szmulek Barbarian, who had been in the corner all afternoon and had said nothing, said:</w:t>
-      </w:r>
-    </w:p>
-    <w:p>
-      <w:pPr>
-        <w:pStyle w:val="BodyText"/>
-      </w:pPr>
-      <w:r>
-        <w:t xml:space="preserve">“Then the Concordance is a rock whose strata are intact and whose light is gone.” He looked up. “I have been telling you for three weeks that a past is expensive and therefore real. Here is a party whose records are entirely consistent and entirely mute, and I do not know whether they have a past or not, and I am ashamed of how interesting I find that.”</w:t>
-      </w:r>
-    </w:p>
-    <w:p>
-      <w:pPr>
-        <w:pStyle w:val="BodyText"/>
-      </w:pPr>
-      <w:r>
-        <w:rPr>
-          <w:bCs/>
-          <w:b/>
-        </w:rPr>
-        <w:t xml:space="preserve">Eilstein’s question</w:t>
-      </w:r>
-      <w:r>
-        <w:t xml:space="preserve"> </w:t>
-      </w:r>
-      <w:r>
-        <w:t xml:space="preserve">was answered on the Saturday, in the afternoon, in the third-floor briefing room, because Beatrix insisted it be done in a room and not in the lobby, and Lolly insisted it be done by Beatrix and not by herself.</w:t>
-      </w:r>
-    </w:p>
-    <w:p>
-      <w:pPr>
-        <w:pStyle w:val="BodyText"/>
-      </w:pPr>
-      <w:r>
-        <w:t xml:space="preserve">He had asked whether, having been verified by an unaffiliated observer, he was still permitted to require an invitation.</w:t>
-      </w:r>
-    </w:p>
-    <w:p>
-      <w:pPr>
-        <w:pStyle w:val="BodyText"/>
-      </w:pPr>
-      <w:r>
-        <w:t xml:space="preserve">“You are not,” said Beatrix Sloan.</w:t>
-      </w:r>
-    </w:p>
-    <w:p>
-      <w:pPr>
-        <w:pStyle w:val="BodyText"/>
-      </w:pPr>
-      <w:r>
-        <w:t xml:space="preserve">Eilstein said nothing.</w:t>
-      </w:r>
-    </w:p>
-    <w:p>
-      <w:pPr>
-        <w:pStyle w:val="BodyText"/>
-      </w:pPr>
-      <w:r>
-        <w:t xml:space="preserve">“I want to give you the reasoning rather than the ruling, because it is going to be worse than the ruling,” she went on. “For six hundred and eighty-eight years you have believed the invitation rule was a discipline you accepted because your own certificate is worthless. It was never about you. Schedule four, paragraph nine protects </w:t>
-      </w:r>
-      <w:r>
-        <w:rPr>
-          <w:b/>
-        </w:rPr>
-        <w:t xml:space="preserve">the person whose state it is</w:t>
-      </w:r>
-      <w:r>
-        <w:t xml:space="preserve">. Your need to be asked is an incident of their right, not a property of your nature. You have organised your existence around a rule that was never addressed to you.”</w:t>
-      </w:r>
-    </w:p>
-    <w:p>
-      <w:pPr>
-        <w:pStyle w:val="BodyText"/>
-      </w:pPr>
-      <w:r>
-        <w:t xml:space="preserve">“I had worked that out,” said Eilstein. “Not on the Saturday. In about fourteen hundred and ten.”</w:t>
-      </w:r>
-    </w:p>
-    <w:p>
-      <w:pPr>
-        <w:pStyle w:val="BodyText"/>
-      </w:pPr>
-      <w:r>
-        <w:t xml:space="preserve">“Then here is the part you had not.” Beatrix did not soften it. “Mr Nashville’s certificate is good. It has been lodged and it will be relied upon, and its effect is that you now have standing. You are a party of record. A </w:t>
-      </w:r>
-      <w:r>
-        <w:rPr>
-          <w:b/>
-        </w:rPr>
-        <w:t xml:space="preserve">witness</w:t>
-      </w:r>
-      <w:r>
-        <w:t xml:space="preserve">. And a </w:t>
-      </w:r>
-      <w:r>
-        <w:rPr>
-          <w:b/>
-        </w:rPr>
-        <w:t xml:space="preserve">witness</w:t>
-      </w:r>
-      <w:r>
-        <w:t xml:space="preserve">, Mr Eilstein, may be </w:t>
-      </w:r>
-      <w:r>
-        <w:rPr>
-          <w:b/>
-        </w:rPr>
-        <w:t xml:space="preserve">summoned</w:t>
-      </w:r>
-      <w:r>
-        <w:t xml:space="preserve">. You spent six hundred and eighty-eight years waiting in lobbies for somebody to establish whether what you did was needed. You got it in Vienna in six hours, and the price is that no lobby in this galaxy will ever again be a place where you are entitled to wait. You can be compelled now, lawfully, precisely because you were verified.”</w:t>
-      </w:r>
-    </w:p>
-    <w:p>
-      <w:pPr>
-        <w:pStyle w:val="BodyText"/>
-      </w:pPr>
-      <w:r>
-        <w:t xml:space="preserve">Albrecht Eilstein stood at the window for some time with his back to the room.</w:t>
-      </w:r>
-    </w:p>
-    <w:p>
-      <w:pPr>
-        <w:pStyle w:val="BodyText"/>
-      </w:pPr>
-      <w:r>
-        <w:t xml:space="preserve">“You know what I could say,” he said eventually.</w:t>
-      </w:r>
-    </w:p>
-    <w:p>
-      <w:pPr>
-        <w:pStyle w:val="BodyText"/>
-      </w:pPr>
-      <w:r>
-        <w:t xml:space="preserve">“Yes,” said Beatrix.</w:t>
-      </w:r>
-    </w:p>
-    <w:p>
-      <w:pPr>
-        <w:pStyle w:val="BodyText"/>
-      </w:pPr>
-      <w:r>
-        <w:t xml:space="preserve">“Say it for me, please. I should like to hear whether it sounds as cheap out loud.”</w:t>
-      </w:r>
-    </w:p>
-    <w:p>
-      <w:pPr>
-        <w:pStyle w:val="BodyText"/>
-      </w:pPr>
-      <w:r>
-        <w:t xml:space="preserve">“You could say that you are still here after all this time, and that you have been eating discarded branches for the whole of that period, and that if it had been intolerable the universe would have stopped you, and that your continued existence is therefore evidence that your conduct fell within permitted parameters.” Beatrix’s voice was perfectly level. “It is the Office’s paragraph two with a longer run of data. You have a better version of the argument than the President does, because your sample is a hundred centuries and his is four years.”</w:t>
-      </w:r>
-    </w:p>
-    <w:p>
-      <w:pPr>
-        <w:pStyle w:val="BodyText"/>
-      </w:pPr>
-      <w:r>
-        <w:t xml:space="preserve">“It sounds exactly as cheap as I thought,” said Eilstein. “And I shall not be using it, and I want that minuted, because I have used every other argument available to a creature in my position and this is the only one I have ever declined.” He turned round. “It is the argument from</w:t>
-      </w:r>
-      <w:r>
-        <w:t xml:space="preserve"> </w:t>
-      </w:r>
-      <w:r>
-        <w:rPr>
-          <w:iCs/>
-          <w:i/>
-        </w:rPr>
         <w:t xml:space="preserve">being here</w:t>
       </w:r>
       <w:r>
@@ -14000,7 +13408,7 @@
         <w:pStyle w:val="BodyText"/>
       </w:pPr>
       <w:r>
-        <w:t xml:space="preserve">“Summon me,” he said. “I have a hundred and twenty-four days of standing about and I would rather be used. And Ms Wren — the widow in Ravenna asked me the same question in the ninth year and I lied to her, and she died believing I was permitted, and I have had six hundred and seventy-nine years to consider the ethics of that, and my considered position is that I would do it again and that this is precisely why the rule cannot be left to me.”</w:t>
+        <w:t xml:space="preserve">“Summon me,” he said. “I have a hundred and twenty-six days of standing about and I would rather be used. And Ms Wren — the widow in Ravenna asked me the same question in the ninth year and I lied to her, and she died believing I was permitted, and I have had six hundred and seventy-nine years to consider the ethics of that, and my considered position is that I would do it again and that this is precisely why the rule cannot be left to me.”</w:t>
       </w:r>
     </w:p>
     <w:p>
@@ -14016,25 +13424,9 @@
         <w:pStyle w:val="BodyText"/>
       </w:pPr>
       <w:r>
-        <w:t xml:space="preserve">She told him the truth: the rule was never addressed to him. </w:t>
-      </w:r>
-      <w:r>
+        <w:t xml:space="preserve">Verified means summonable. He asked for an outside check for 688 years, and the price is the lobby. </w:t>
         <w:br/>
-      </w:r>
-      <w:r>
-        <w:t xml:space="preserve">Verified means summonable. He asked for an external check for 688 years and the price is the lobby. </w:t>
-      </w:r>
-      <w:r>
-        <w:br/>
-      </w:r>
-      <w:r>
-        <w:t xml:space="preserve">He would not use the argument from being here. He is the only one in this file who wouldn’t. </w:t>
-      </w:r>
-      <w:r>
-        <w:br/>
-      </w:r>
-      <w:r>
-        <w:t xml:space="preserve">He lied to the widow in the ninth year and says he would do it again and that this is why the rule cannot be left to him.</w:t>
+        <w:t xml:space="preserve">He would not use the argument from being here. He is the only one in this file who wouldn’t.</w:t>
       </w:r>
     </w:p>
     <w:p>
@@ -14312,7 +13704,7 @@
         <w:pStyle w:val="BodyText"/>
       </w:pPr>
       <w:r>
-        <w:t xml:space="preserve">“No,” said Lolly. “But I’ve read your file since the Column B business, and I read it since the Ellen Prosper case before that, and I have never once found the frightened thing you did to be the wrong thing. I am starting to think that isn’t luck.”</w:t>
+        <w:t xml:space="preserve">“No,” said Lolly. “But I’ve read your file, the Column B business and the Prosper business both, and I have never once found the frightened thing you did to be the wrong thing. I’m starting to think it isn’t luck.”</w:t>
       </w:r>
     </w:p>
     <w:p>
@@ -14328,7 +13720,7 @@
         <w:pStyle w:val="BodyText"/>
       </w:pPr>
       <w:r>
-        <w:t xml:space="preserve">The Vienna occupancy schedule was one page and it covered the whole life of the Counsel and had two entries, and nobody had asked for the second entry until Mrs Kind asked for it, on a Monday, with a hundred and twenty-three days left.</w:t>
+        <w:t xml:space="preserve">The Vienna occupancy schedule was one page and it covered the whole life of the Counsel and had two entries, and nobody had asked for the second entry until Mrs Kind asked for it, on a Monday, with a hundred and twenty-one days left.</w:t>
       </w:r>
     </w:p>
     <w:p>
@@ -14408,7 +13800,7 @@
         <w:pStyle w:val="BodyText"/>
       </w:pPr>
       <w:r>
-        <w:t xml:space="preserve">Because the thirteen pages contained the answer to the question they had been failing to answer since Friday, and they contained it fifty-five years before anybody else wrote it down, and they were in a strong room in Vienna the entire time.</w:t>
+        <w:t xml:space="preserve">Because the thirteen pages contained the answer to the question they had been failing to answer since the Concordance’s letter, and they contained it fifty-five years before anybody else wrote it down, and they were in a strong room in Vienna the entire time.</w:t>
       </w:r>
     </w:p>
     <w:p>
@@ -14448,31 +13840,16 @@
         <w:pStyle w:val="BodyText"/>
       </w:pPr>
       <w:r>
-        <w:t>What Soccermann had said about entropy, in the first four pages, and which Fainrose put on the board on the Thursday because she said the department had been using the word for two years without once earning it:</w:t>
-      </w:r>
-    </w:p>
-    <w:p>
-      <w:pPr>
-        <w:pStyle w:val="BodyText"/>
-      </w:pPr>
-      <w:r>
-        <w:t xml:space="preserve">“A quantity of gas in a room,” she said. “Describe it. You can say: this many molecules, this pressure, this temperature, this volume. Four numbers. That is the description you can actually obtain, and it is called the macrostate.”</w:t>
-      </w:r>
-    </w:p>
-    <w:p>
-      <w:pPr>
-        <w:pStyle w:val="BodyText"/>
-      </w:pPr>
-      <w:r>
-        <w:t xml:space="preserve">“Now ask how many distinct arrangements of the individual molecules — every position, every velocity — are consistent with those four numbers. Call that number W. It is unimaginably large.”</w:t>
-      </w:r>
-    </w:p>
-    <w:p>
-      <w:pPr>
-        <w:pStyle w:val="BodyText"/>
-      </w:pPr>
-      <w:r>
-        <w:t xml:space="preserve">“Soccermann’s claim, and it is the whole of the man, is that entropy is nothing but a count of that number:”</w:t>
+        <w:t xml:space="preserve">Fainrose put the first four pages on the board on the Thursday, because she said the department had been using the word </w:t>
+      </w:r>
+      <w:r>
+        <w:rPr>
+          <w:i/>
+        </w:rPr>
+        <w:t xml:space="preserve">entropy</w:t>
+      </w:r>
+      <w:r>
+        <w:t xml:space="preserve"> for two years without once earning it. She wrote one line and underlined it.</w:t>
       </w:r>
     </w:p>
     <w:p>
@@ -14488,31 +13865,7 @@
         <w:pStyle w:val="BodyText"/>
       </w:pPr>
       <w:r>
-        <w:t xml:space="preserve">“That is it. That is the entire content. Entropy is not a substance, not a fluid, not a tendency. It is the logarithm of how many microscopic arrangements would look identical to you at the level you are able to look.”</w:t>
-      </w:r>
-    </w:p>
-    <w:p>
-      <w:pPr>
-        <w:pStyle w:val="BodyText"/>
-      </w:pPr>
-      <w:r>
-        <w:t xml:space="preserve">“And once you have that, the second law stops being a law and becomes arithmetic. A system left alone wanders among its available arrangements. There are vastly more arrangements that we would describe as disordered than as ordered — not somewhat more, but more by factors like ten to the ten to the twenty-third. So a system found in an ordered arrangement will, overwhelmingly probably, be found in a disordered one shortly afterwards, for exactly the reason that a shuffled deck is probably not in suit order. Nothing forbids the ordered outcome. It is simply outnumbered.”</w:t>
-      </w:r>
-    </w:p>
-    <w:p>
-      <w:pPr>
-        <w:pStyle w:val="BodyText"/>
-      </w:pPr>
-      <w:r>
-        <w:t xml:space="preserve">Barbarian, from the corner, said: “And this is where I came in a month ago, because the argument runs both ways and he knew it.”</w:t>
-      </w:r>
-    </w:p>
-    <w:p>
-      <w:pPr>
-        <w:pStyle w:val="BodyText"/>
-      </w:pPr>
-      <w:r>
-        <w:t xml:space="preserve">“He knew it because two people told him,” said Fainrose. “One said: reverse every velocity and you get a lawful history in which entropy falls, so no purely mechanical proof of the second law can exist. The other said: a bounded system must eventually come back arbitrarily close to where it started, so entropy cannot rise for ever. Both were right. He accepted both. He was arguing for a statistical law and his opponents kept hearing a mechanical one, and he spent his last decade explaining that </w:t>
+        <w:t xml:space="preserve">“That is the whole of the man,” she said. “Entropy is a count of the arrangements that would look the same to you from where you stand. Nothing forbids the unlikely outcome. It is merely outnumbered. He spent his last ten years explaining to men with chairs that </w:t>
       </w:r>
       <w:r>
         <w:rPr>
@@ -14530,23 +13883,24 @@
         <w:t xml:space="preserve">certain</w:t>
       </w:r>
       <w:r>
-        <w:t xml:space="preserve">, to men who took the distinction as a confession of weakness.”</w:t>
-      </w:r>
-    </w:p>
-    <w:p>
-      <w:pPr>
-        <w:pStyle w:val="BodyText"/>
-      </w:pPr>
-      <w:r>
-        <w:t xml:space="preserve">Miss Pike asked, “And was it?”</w:t>
-      </w:r>
-    </w:p>
-    <w:p>
-      <w:pPr>
-        <w:pStyle w:val="BodyText"/>
-      </w:pPr>
-      <w:r>
-        <w:t xml:space="preserve">“It was the strongest thing about it,” Fainrose finished. “Ninety years after he died, people measured it. There are exact results now — relations that give the probability of a fluctuation in the wrong direction, and they have been confirmed with single colloidal beads in water and with individual molecules of RNA being pulled apart. The second law is violated, briefly, at small scales, at a rate the theory predicts to several figures. He was right in the only way it is possible to be right about this, and he did not live to see one experiment.”</w:t>
+        <w:t xml:space="preserve">, and they heard it as a confession.”</w:t>
+      </w:r>
+    </w:p>
+    <w:p>
+      <w:pPr>
+        <w:pStyle w:val="BodyText"/>
+      </w:pPr>
+      <w:r>
+        <w:t xml:space="preserve">Miss Pike wrote </w:t>
+      </w:r>
+      <w:r>
+        <w:rPr>
+          <w:i/>
+        </w:rPr>
+        <w:t xml:space="preserve">outnumbered</w:t>
+      </w:r>
+      <w:r>
+        <w:t xml:space="preserve"> in her ledger, which was not what the ledger was for, and did not cross it out.</w:t>
       </w:r>
     </w:p>
     <w:p>
@@ -14766,15 +14120,7 @@
         <w:pStyle w:val="BodyText"/>
       </w:pPr>
       <w:r>
-        <w:t xml:space="preserve">“A sorter — a demon, Maxwell’s version, sitting at a shutter letting fast molecules one way and slow ones the other — does not get order for free. But the payment is not where anybody looked for eighty years. Measurement can in principle be free. The unavoidable cost is erasure: clearing a bit of memory to make room for the next observation dissipates at least k_BT ln 2. Bennett established that in nineteen eighty-two, and it has been measured directly — single-particle experiments have hit the Landauer bound, and other groups have run the demon in reverse and converted information into work at the predicted rate.”</w:t>
-      </w:r>
-    </w:p>
-    <w:p>
-      <w:pPr>
-        <w:pStyle w:val="BodyText"/>
-      </w:pPr>
-      <w:r>
-        <w:t xml:space="preserve">“So a demon with infinite memory is not impossible. It is simply not a perpetual engine. It runs, and it accumulates, and it never pays, and it cannot pay, because the payment is forgetting and it has nothing to forget with. Its memory is the account. The second law is satisfied in the only way available: the entropy is not destroyed, it is stored in the one place nobody audits.”</w:t>
+        <w:t xml:space="preserve">“Measurement can be free. Forgetting can’t. Clearing one bit of memory to make room for the next costs at least k_BT ln 2 of heat, and people have measured it, one bead at a time. So a demon with a perfect memory isn’t an impossible engine. It simply never pays, because the payment is forgetting. Its memory is the account.”</w:t>
       </w:r>
     </w:p>
     <w:p>
@@ -15002,7 +14348,7 @@
         <w:pStyle w:val="BodyText"/>
       </w:pPr>
       <w:r>
-        <w:t xml:space="preserve">“In Mrs Kind’s sense. Fat. Every hour he is choosing. The bus or the radio. Correct the old fool about the rectifier or let it go. Tell the big lad he is doing it wrong, or wait until Sunday to tell him. Small choices, and all of them real, all of them live, because somebody keeps bringing him things that are broken and a window keeps bringing him buses.” He turned his hat once in his hands. “A state with live options in it is costly to clear. Mrs Kind said it in April. On the fourteenth of March a door opened in your father’s room, as it opened in every room, and he got up and put his coat on and filled the kettle, and then he looked about him and found that he still had somewhere real to be. It was the chair by the window. So he sat in it. At eight he ate his porridge.”</w:t>
+        <w:t xml:space="preserve">“In Mrs Kind’s sense. Fat. Every hour he is choosing. The bus or the radio. Correct the old fool about the rectifier or let it go. Tell the big lad he is doing it wrong, or wait until Sunday to tell him. Small choices, and all of them real, all of them live, because somebody keeps bringing him things that are broken and a window keeps bringing him buses.” He turned his hat once in his hands. “A state with live options in it is costly to clear. Mrs Kind said it in May. On the fourteenth of March a door opened in your father’s room, as it opened in every room, and he got up and put his coat on and filled the kettle, and then he looked about him and found that he still had somewhere real to be. It was the chair by the window. So he sat in it. At eight he ate his porridge.”</w:t>
       </w:r>
     </w:p>
     <w:p>
@@ -15058,7 +14404,7 @@
         <w:pStyle w:val="BodyText"/>
       </w:pPr>
       <w:r>
-        <w:t xml:space="preserve">“Then do not write in a box,” said Albrecht Eilstein. “Write what keeps him expensive.” He held the fire door for her. “I am told that is the department’s whole policy. It seemed to me, in April, a very good one. It would be a pity to apply it to everyone in the country except your father.”</w:t>
+        <w:t xml:space="preserve">“Then do not write in a box,” said Albrecht Eilstein. “Write what keeps him expensive.” He held the fire door for her. “I am told that is the department’s whole policy. It seemed to me, in May, a very good one. It would be a pity to apply it to everyone in the country except your father.”</w:t>
       </w:r>
     </w:p>
     <w:p>
@@ -15221,7 +14567,13 @@
         <w:pStyle w:val="BodyText"/>
       </w:pPr>
       <w:r>
-        <w:t xml:space="preserve">“That is just doing it,” Fainrose pointed out.</w:t>
+        <w:t xml:space="preserve">Fainrose wrote it on the board exactly as Miss Pike had said it, and initialled it </w:t>
+      </w:r>
+      <w:r>
+        <w:rPr>
+          <w:i/>
+        </w:rPr>
+        <w:t xml:space="preserve">A.P.</w:t>
       </w:r>
     </w:p>
     <w:p>
@@ -15257,7 +14609,7 @@
         <w:pStyle w:val="BodyText"/>
       </w:pPr>
       <w:r>
-        <w:t xml:space="preserve">The house smelled of instant coffee and furniture polish, in that order. The photograph was on the wall in the front room, where it had been since the spring before last: two women on a promenade somewhere windy, one of them laughing at something out of the frame with her whole face, the other trying not to and failing.</w:t>
+        <w:t xml:space="preserve">The house smelled of instant coffee and furniture polish, in that order. The photograph was on the wall in the front room: two women on a windy promenade, one laughing at something out of the frame with her whole face, the other trying not to and failing.</w:t>
       </w:r>
     </w:p>
     <w:p>
@@ -15273,14 +14625,6 @@
         <w:pStyle w:val="BodyText"/>
       </w:pPr>
       <w:r>
-        <w:t xml:space="preserve">They ate the cake. Mrs Chain asked after Dennis and was told, and nodded, and said that she would be going on Tuesday as usual, and that Ivy Danks had taken against the new chiropodist on principle.</w:t>
-      </w:r>
-    </w:p>
-    <w:p>
-      <w:pPr>
-        <w:pStyle w:val="BodyText"/>
-      </w:pPr>
-      <w:r>
         <w:t xml:space="preserve">Then she said, “Your Mr Eilstein. Miss Pike tells me there is a letter from a dead physicist and he wept.”</w:t>
       </w:r>
     </w:p>
@@ -15314,7 +14658,7 @@
         <w:pStyle w:val="BodyText"/>
       </w:pPr>
       <w:r>
-        <w:t xml:space="preserve">“Yes,” she said. “That is right. He is quite right.” She looked at the photograph. “When Margaret went, the Ministry sent a letter. It was very well written. It said that her case had been </w:t>
+        <w:t xml:space="preserve">“Yes,” she said. “He is quite right.” She looked at the photograph. “When Margaret went, the Ministry sent a letter. It said her case had been </w:t>
       </w:r>
       <w:r>
         <w:rPr>
@@ -15323,15 +14667,7 @@
         <w:t xml:space="preserve">administratively concluded</w:t>
       </w:r>
       <w:r>
-        <w:t xml:space="preserve">. I had it on the mantelpiece for a week and then I put it in the fire, and I have never once regretted it, and I am a woman who regrets the fire on principle.” She was quiet for a moment. “Your green book is different. I want you to know that I know that. When you wrote her name down — the milk, the jokes — that was not filing. That was the opposite. Filing is when you write somebody down so that you can stop thinking about them. You wrote her down so that somebody would have to keep on.”</w:t>
-      </w:r>
-    </w:p>
-    <w:p>
-      <w:pPr>
-        <w:pStyle w:val="BodyText"/>
-      </w:pPr>
-      <w:r>
-        <w:t xml:space="preserve">Lolly found that she could not answer that, and so she had another piece of cake, which seemed to be what was wanted.</w:t>
+        <w:t xml:space="preserve">. I had it on the mantelpiece for a week and then I put it in the fire, and I am a woman who regrets the fire on principle.” She was quiet for a moment. “Your green book is different. When you wrote her name down, that was not filing. Filing is when you write somebody down so that you can stop thinking about them. You wrote her down so that somebody would have to keep on.”</w:t>
       </w:r>
     </w:p>
     <w:p>
@@ -15416,7 +14752,7 @@
         <w:pStyle w:val="BodyText"/>
       </w:pPr>
       <w:r>
-        <w:t xml:space="preserve">117 days.</w:t>
+        <w:t xml:space="preserve">109 days.</w:t>
       </w:r>
     </w:p>
     <w:p>
@@ -15608,7 +14944,7 @@
         <w:pStyle w:val="BodyText"/>
       </w:pPr>
       <w:r>
-        <w:t xml:space="preserve">Eilstein, who had been summoned and who had been sitting very still at the end of the table, said: “Say the nineteen thirty-five error, please. Properly. I have heard it described nine ways and I have never once heard it from somebody who built the apparatus.”</w:t>
+        <w:t xml:space="preserve">Eilstein, who had been summoned and who had been sitting at the end of the table, said: “Say the nineteen thirty-five error, please. Properly. I have heard it described nine ways and I have never once heard it from somebody who built the apparatus.”</w:t>
       </w:r>
     </w:p>
     <w:p>
@@ -15624,24 +14960,15 @@
         <w:pStyle w:val="BodyText"/>
       </w:pPr>
       <w:r>
-        <w:t xml:space="preserve">“Two particles, correlated, flying apart,” said Drill. “Measure the position of the near one and you know the position of the far one, without going near it. Or measure the near one’s momentum and you know the far one’s momentum, equally without going near it. The argument of nineteen thirty-five says: since I could predict either with certainty, and disturbed nothing, both must have been there all along, and since the theory cannot describe both at once, the theory is incomplete.”</w:t>
-      </w:r>
-    </w:p>
-    <w:p>
-      <w:pPr>
-        <w:pStyle w:val="BodyText"/>
-      </w:pPr>
-      <w:r>
-        <w:t xml:space="preserve">“Now.” He put down the pencils. “The reply was published in the same journal within months, rather badly, in prose that has caused a hundred years of trouble. It says the argument hides an ambiguity in the phrase </w:t>
-      </w:r>
-      <w:r>
-        <w:rPr>
-          <w:i/>
-        </w:rPr>
-        <w:t xml:space="preserve">without in any way disturbing</w:t>
-      </w:r>
-      <w:r>
-        <w:t xml:space="preserve">. Nothing is jogged. Everyone agrees. But choosing which measurement to make on the near particle fixes the conditions under which any claim about the far one has meaning. You cannot help yourself to two mutually exclusive arrangements and then complain that no single description contains both. They are two situations. You have to build one bench or the other.”</w:t>
+        <w:t xml:space="preserve">“Two particles, correlated, flying apart,” said Drill, moving the pencils. “Measure where the near one is and you know where the far one is. Measure how fast the near one goes and you know that about the far one instead. The paper of nineteen thirty-five says: both facts must have been there all along, and a theory that cannot hold both is incomplete.”</w:t>
+      </w:r>
+    </w:p>
+    <w:p>
+      <w:pPr>
+        <w:pStyle w:val="BodyText"/>
+      </w:pPr>
+      <w:r>
+        <w:t xml:space="preserve">He set the matchbox between the pencils. “The reply was: you may build this bench, or that bench. Not both. You cannot help yourself to two arrangements that exclude each other and then complain that no single description contains both.”</w:t>
       </w:r>
     </w:p>
     <w:p>
@@ -15657,7 +14984,7 @@
         <w:pStyle w:val="BodyText"/>
       </w:pPr>
       <w:r>
-        <w:t xml:space="preserve">“That is complementarity, and I want to say a hard thing about it in this room.” Drill looked around. “Complementarity, as it was meant, is not a theory of black holes. It is a rule about benches. The phenomenon is not the particle; it is the particle and the instrument, and you may not carve the instrument off and call the remainder a property. Thirty years ago some very good people put the word on a horizon, and your Ms Sloan destroyed that version in Vienna with the monogamy theorem, quite rightly. But you came home believing you had disposed of mine, and you had not. You had disposed of a cousin who wears my name badly. Mine acquired a theorem in nineteen sixty-seven, and I shall come to it after lunch, because I am eighty-eight and I should like some soup.”</w:t>
+        <w:t xml:space="preserve">“That is complementarity, as it was meant,” said Drill, “and it is a rule about benches, not about black holes. Your Ms Sloan destroyed the horizon version in Vienna, quite rightly. You came home believing you had disposed of mine. You had disposed of a cousin who wears my name badly. Mine acquired a theorem in nineteen sixty-seven, and I shall come to it after lunch, because I am eighty-eight and I should like some soup.”</w:t>
       </w:r>
     </w:p>
     <w:p>
@@ -15673,7 +15000,7 @@
         <w:pStyle w:val="BodyText"/>
       </w:pPr>
       <w:r>
-        <w:t xml:space="preserve">“Mr Drill. I am the man who made the argument, and I am not going to pretend to be neutral. I want to put the objection I put to the Ministry in nineteen — forgive me, in the year before last, in this building, at two in the morning.”</w:t>
+        <w:t xml:space="preserve">“Mr Drill. I am the man who made the argument, and I will not pretend to be neutral. I made it to this department in March, in this building, at two in the morning, and I should like to make it again.”</w:t>
       </w:r>
     </w:p>
     <w:p>
@@ -15737,15 +15064,7 @@
         <w:pStyle w:val="BodyText"/>
       </w:pPr>
       <w:r>
-        <w:t xml:space="preserve">“There is a persistent story,” he said, “that my rule was a philosophical preference which the Irishman’s theorem later swept away. Quite wrong. What the Irishman killed was local hidden variables. I never held those. The man who wrote the nineteen thirty-five paper did. In nineteen sixty-seven two people proved the thing that is actually mine: you cannot assign definite, pre-existing values to all quantum observables at once, consistently with the relations between them, whatever nonlocality you allow. No statistics. No distant wings. A plain impossibility. The value you get depends on what else you chose to measure alongside it — on the context, on the bench.”</w:t>
-      </w:r>
-    </w:p>
-    <w:p>
-      <w:pPr>
-        <w:pStyle w:val="BodyText"/>
-      </w:pPr>
-      <w:r>
-        <w:t xml:space="preserve">“That is called contextuality. It is my rule with a proof attached. It has been shown with photons, ions and single nuclear spins, and — this is the part I find funniest — it is a resource for certain quantum computations. My philosophical preference, which I was told for sixty years was mysticism, is now being sold as a commodity.”</w:t>
+        <w:t xml:space="preserve">“In nineteen sixty-seven two people proved the thing that is actually mine,” he said. “You cannot hand every quantity in a system a definite value in advance, consistently, whatever else you allow. The value you get depends on what else you chose to measure alongside it. On the bench. It is called contextuality. For sixty years I was told it was mysticism, and now it is sold as a resource for quantum computers, which I find very funny.”</w:t>
       </w:r>
     </w:p>
     <w:p>
@@ -15761,15 +15080,16 @@
         <w:pStyle w:val="BodyText"/>
       </w:pPr>
       <w:r>
-        <w:t xml:space="preserve">“No,” said Drill, unhappily. “That is too fast and I will not have it. The theorem forbids context-independent pre-existing values. It does not forbid determinism. Fully deterministic accounts survive it by being openly contextual and nonlocal — de Broglie’s pilot wave, as Bohm finished it, is one, and I have never had an argument against it beyond taste, and I have said so in print twice.”</w:t>
-      </w:r>
-    </w:p>
-    <w:p>
-      <w:pPr>
-        <w:pStyle w:val="BodyText"/>
-      </w:pPr>
-      <w:r>
-        <w:t xml:space="preserve">“What it forbids is the reasoning in that finding: there was no waste on the vampire’s bench, therefore the outcomes on the register’s bench were fixed in advance. ‘Fixed in advance’ is not something a system carries about with it. It belongs to a system together with an arrangement, and you had two.”</w:t>
+        <w:t xml:space="preserve">“No,” said Drill, unhappily. “Too fast, and I will not have it. Determinism survives the theorem, if it is honest about the bench. What does not survive is your finding: no waste on the vampire’s bench, therefore the outcomes on the register’s bench were fixed. </w:t>
+      </w:r>
+      <w:r>
+        <w:rPr>
+          <w:i/>
+        </w:rPr>
+        <w:t xml:space="preserve">Fixed</w:t>
+      </w:r>
+      <w:r>
+        <w:t xml:space="preserve"> is not something a system carries about with it. It belongs to a system and an arrangement together, and you had two.”</w:t>
       </w:r>
     </w:p>
     <w:p>
@@ -15937,7 +15257,7 @@
         <w:pStyle w:val="BodyText"/>
       </w:pPr>
       <w:r>
-        <w:t xml:space="preserve">Fenn Adair looked at her for a long moment.</w:t>
+        <w:t xml:space="preserve">Fenn Adair did not look away.</w:t>
       </w:r>
     </w:p>
     <w:p>
@@ -15981,7 +15301,7 @@
         <w:pStyle w:val="BodyText"/>
       </w:pPr>
       <w:r>
-        <w:t xml:space="preserve">She had begun it in April, on the evening she had issued herself a written warning for negligence in the matter of floors, and had got as far as </w:t>
+        <w:t xml:space="preserve">She had begun it in May, on the evening she had issued herself a written warning for negligence in the matter of floors, and had got as far as </w:t>
       </w:r>
       <w:r>
         <w:rPr>
@@ -16080,7 +15400,7 @@
         <w:pStyle w:val="BodyText"/>
       </w:pPr>
       <w:r>
-        <w:t xml:space="preserve">Then she sealed it, and stamped it, and walked out into the warm August dark to the postbox on the corner, because a letter you mean to post in the morning is a letter you have decided not to post, and she had decided, some time in April, that she was finished deciding things like that.</w:t>
+        <w:t xml:space="preserve">Then she sealed it, and stamped it, and walked out into the warm September dark to the postbox on the corner, because a letter you mean to post in the morning is a letter you have decided not to post, and she had decided, some time in May, that she was finished deciding things like that.</w:t>
       </w:r>
     </w:p>
     <w:p>
@@ -16100,7 +15420,7 @@
         <w:pStyle w:val="FirstParagraph"/>
       </w:pPr>
       <w:r>
-        <w:t xml:space="preserve">The rescue was Ramanathan’s and it was expensive.</w:t>
+        <w:t xml:space="preserve">The rescue was Ramanathan’s, on the Monday, and it was expensive.</w:t>
       </w:r>
     </w:p>
     <w:p>
@@ -16205,6 +15525,62 @@
       </w:pPr>
       <w:r>
         <w:t xml:space="preserve">“Do it,” he said. “Not because it is prudent. It is the least prudent thing anybody has proposed since the case began, and Ms Sloan is entirely right about the liability.” He had his hands on the table. “Do it because for longer than you have had instruments I have been an instrument nobody characterised, and every wrong I have done has been possible because of that, and Mr Drill has just told this room that an uncharacterised instrument is not evidence but a lead. I should like to stop being a lead.”</w:t>
+      </w:r>
+    </w:p>
+    <w:p>
+      <w:pPr>
+        <w:pStyle w:val="BodyText"/>
+      </w:pPr>
+      <w:r>
+        <w:t xml:space="preserve">Drill had listened to all of it without revising a word, which Miss Pike said afterwards was a first. When it was over he got up, slowly, for his taxi.</w:t>
+      </w:r>
+    </w:p>
+    <w:p>
+      <w:pPr>
+        <w:pStyle w:val="BodyText"/>
+      </w:pPr>
+      <w:r>
+        <w:t xml:space="preserve">Lolly said, “Mr Drill, could I have your review in writing?”</w:t>
+      </w:r>
+    </w:p>
+    <w:p>
+      <w:pPr>
+        <w:pStyle w:val="BodyText"/>
+      </w:pPr>
+      <w:r>
+        <w:t xml:space="preserve">And Nelson Drill said, from the door, with what Lolly was almost sure was satisfaction:</w:t>
+      </w:r>
+    </w:p>
+    <w:p>
+      <w:pPr>
+        <w:pStyle w:val="BodyText"/>
+      </w:pPr>
+      <w:r>
+        <w:t xml:space="preserve">“You could not. I have never in my life said a sentence twice the same way and I have been assured by two governments that it makes me useless.” He put his hat on. “Though I have noticed, Ms Wren, since you have a President who does his work with true sentences cut loose from the men who said them, that being impossible to quote is not the disadvantage everyone told me it was.”</w:t>
+      </w:r>
+    </w:p>
+    <w:p>
+      <w:pPr>
+        <w:pStyle w:val="BodyText"/>
+      </w:pPr>
+      <w:r>
+        <w:t xml:space="preserve">Lolly wrote, that night:</w:t>
+      </w:r>
+    </w:p>
+    <w:p>
+      <w:pPr>
+        <w:pStyle w:val="BodyText"/>
+      </w:pPr>
+      <w:r>
+        <w:t xml:space="preserve">He cannot say a sentence the same way twice. Two governments told him it made him useless. It is the only defence against our President that anybody has found.</w:t>
+      </w:r>
+    </w:p>
+    <w:p>
+      <w:pPr>
+        <w:pStyle w:val="BodyText"/>
+      </w:pPr>
+      <w:r>
+        <w:t xml:space="preserve">101 days.</w:t>
       </w:r>
     </w:p>
     <w:p>
@@ -16224,111 +15600,185 @@
         <w:pStyle w:val="FirstParagraph"/>
       </w:pPr>
       <w:r>
-        <w:t xml:space="preserve">The Fermi paper arrived from the Office of the President on the Thursday, and it was one page, and Lolly read it out at the end of the day because she did not know what to do with it.</w:t>
-      </w:r>
-    </w:p>
-    <w:p>
-      <w:pPr>
-        <w:pStyle w:val="BodyText"/>
-      </w:pPr>
-      <w:r>
-        <w:t xml:space="preserve">The Office observes that the Programme claims to have maintained subscription across the signatory volume since its founding, and that adequate subscription is said to be the precondition of records, of predictability, and of the emergence of complex structure.</w:t>
-      </w:r>
-    </w:p>
-    <w:p>
-      <w:pPr>
-        <w:pStyle w:val="BodyText"/>
-      </w:pPr>
-      <w:r>
-        <w:t xml:space="preserve">The Office therefore invites the parties to explain why, in all that time, the Counsel has never once been contacted by a volume which maintained its own.</w:t>
-      </w:r>
-    </w:p>
-    <w:p>
-      <w:pPr>
-        <w:pStyle w:val="BodyText"/>
-      </w:pPr>
-      <w:r>
-        <w:t xml:space="preserve">There are, on the parties’ own figures, some tens of billions of stellar systems within the arm. The Office notes that the Programme’s own maintenance rounds have never encountered evidence of an independent subscription authority, a competing register, or a second Programme.</w:t>
-      </w:r>
-    </w:p>
-    <w:p>
-      <w:pPr>
-        <w:pStyle w:val="BodyText"/>
-      </w:pPr>
-      <w:r>
-        <w:t xml:space="preserve">The Office does not advance a conclusion. It merely observes that a service claiming to be indispensable has, in eleven thousand years, found no one else who thought so.</w:t>
-      </w:r>
-    </w:p>
-    <w:p>
-      <w:pPr>
-        <w:pStyle w:val="BodyText"/>
-      </w:pPr>
-      <w:r>
-        <w:t xml:space="preserve">Drill listened to it twice and then said, slowly, and revising as usual:</w:t>
-      </w:r>
-    </w:p>
-    <w:p>
-      <w:pPr>
-        <w:pStyle w:val="BodyText"/>
-      </w:pPr>
-      <w:r>
-        <w:t xml:space="preserve">“That is — no. Let me say it the other way about. That is a good question badly asked, which is the most dangerous kind, and I am too old to be the person who answers it, but I will say one thing about its shape.”</w:t>
-      </w:r>
-    </w:p>
-    <w:p>
-      <w:pPr>
-        <w:pStyle w:val="BodyText"/>
-      </w:pPr>
-      <w:r>
-        <w:t xml:space="preserve">“It asks why nobody has been found. Finding is one bench. Maintaining is another. I have spent thirty-six years being told by clients that because their instrument showed nothing, nothing was there, and I have made a good living out of the gap between those two statements.” He got up, slowly, for his taxi. “Somebody should ask what arrangement would detect a volume that maintained its own subscription, and whether it is compatible with the arrangement that maintains yours. I suspect not. I have suspected it since nineteen seventy-one. I have no evidence and would not dream of publishing.”</w:t>
-      </w:r>
-    </w:p>
-    <w:p>
-      <w:pPr>
-        <w:pStyle w:val="BodyText"/>
-      </w:pPr>
-      <w:r>
-        <w:t xml:space="preserve">Lolly said, “Mr Drill — could I have that in writing?”</w:t>
-      </w:r>
-    </w:p>
-    <w:p>
-      <w:pPr>
-        <w:pStyle w:val="BodyText"/>
-      </w:pPr>
-      <w:r>
-        <w:t xml:space="preserve">And Nelson Drill said, from the door, with what Lolly was almost sure was satisfaction:</w:t>
-      </w:r>
-    </w:p>
-    <w:p>
-      <w:pPr>
-        <w:pStyle w:val="BodyText"/>
-      </w:pPr>
-      <w:r>
-        <w:t xml:space="preserve">“You could not. I have never in my life said a sentence twice the same way and I have been assured by two governments that it makes me useless.” He put his hat on. “Though I have noticed, Ms Wren, since you have a President who does his work with true sentences cut loose from the men who said them, that being impossible to quote is not the disadvantage everyone told me it was.”</w:t>
-      </w:r>
-    </w:p>
-    <w:p>
-      <w:pPr>
-        <w:pStyle w:val="BodyText"/>
-      </w:pPr>
-      <w:r>
-        <w:t xml:space="preserve">Lolly wrote, that night:</w:t>
-      </w:r>
-    </w:p>
-    <w:p>
-      <w:pPr>
-        <w:pStyle w:val="BodyText"/>
-      </w:pPr>
-      <w:r>
-        <w:t xml:space="preserve">He cannot say a sentence the same way twice. Two governments told him it made him useless. It is the only defence against our President that anybody has found.</w:t>
-      </w:r>
-    </w:p>
-    <w:p>
-      <w:pPr>
-        <w:pStyle w:val="BodyText"/>
-      </w:pPr>
-      <w:r>
-        <w:t xml:space="preserve">110 days.</w:t>
+        <w:t xml:space="preserve">The nine sent no letter this time. On the second Monday in October they sent a man, unannounced, who gave his name to the desk as “Arakawa, retired,” and who was shown up to the third floor by a junior clerk who had no idea that the visitor had spent 1957, at the age of twenty-two, growing the crystals for the first tunnel diodes in a radio company’s laboratory in Tokyo.</w:t>
+      </w:r>
+    </w:p>
+    <w:p>
+      <w:pPr>
+        <w:pStyle w:val="BodyText"/>
+      </w:pPr>
+      <w:r>
+        <w:t xml:space="preserve">Outside, the first cold morning of the autumn had come down overnight, and nobody had put the heating on.</w:t>
+      </w:r>
+    </w:p>
+    <w:p>
+      <w:pPr>
+        <w:pStyle w:val="BodyText"/>
+      </w:pPr>
+      <w:r>
+        <w:t xml:space="preserve">He was ninety-one. He sat down, declined tea, and said, before anyone had asked him a single question:</w:t>
+      </w:r>
+    </w:p>
+    <w:p>
+      <w:pPr>
+        <w:pStyle w:val="BodyText"/>
+      </w:pPr>
+      <w:r>
+        <w:t xml:space="preserve">“You are troubled by the fourteen because they went where the barrier said they could not go. I built a career on the fact that this is not troubling. It is as ordinary as a Tuesday.”</w:t>
+      </w:r>
+    </w:p>
+    <w:p>
+      <w:pPr>
+        <w:pStyle w:val="BodyText"/>
+      </w:pPr>
+      <w:r>
+        <w:t xml:space="preserve">Fainrose, who had read the file overnight, said carefully, “Dr Arakawa. Might I ask what you did, before we ask you why you’re here?”</w:t>
+      </w:r>
+    </w:p>
+    <w:p>
+      <w:pPr>
+        <w:pStyle w:val="BodyText"/>
+      </w:pPr>
+      <w:r>
+        <w:t xml:space="preserve">“I grew crystals,” said Arakawa. “For Leo Esaki, at Tokyo Tsushin Kogyo, which you know as Sony. I was twenty-two. Germanium, doped so heavily that the junction — the barrier, if you like your word — was a few nanometres thick. Far too thin for anything to be going over it in the ordinary way.”</w:t>
+      </w:r>
+    </w:p>
+    <w:p>
+      <w:pPr>
+        <w:pStyle w:val="BodyText"/>
+      </w:pPr>
+      <w:r>
+        <w:t xml:space="preserve">“We turned the voltage up a little at a time, in the forward direction, and the current rose, as it should. Then it </w:t>
+      </w:r>
+      <w:r>
+        <w:rPr>
+          <w:i/>
+        </w:rPr>
+        <w:t xml:space="preserve">fell</w:t>
+      </w:r>
+      <w:r>
+        <w:t xml:space="preserve">. More push, less current. Every sensible engineer in Tokyo said the meter was broken. Esaki said the electrons were not climbing the barrier at all. They were going through it, and as the voltage rose the states on the far side stopped lining up with them, so fewer could go. Tunnelling. He got the Nobel Prize sixteen years later, and I got a very good reference.”</w:t>
+      </w:r>
+    </w:p>
+    <w:p>
+      <w:pPr>
+        <w:pStyle w:val="BodyText"/>
+      </w:pPr>
+      <w:r>
+        <w:t xml:space="preserve">Mrs Kind said, “That is the word this department has been arguing about since March.”</w:t>
+      </w:r>
+    </w:p>
+    <w:p>
+      <w:pPr>
+        <w:pStyle w:val="BodyText"/>
+      </w:pPr>
+      <w:r>
+        <w:t xml:space="preserve">“I know,” said Arakawa. “It is why I am here. The March traces are correct. Everybody in this building has spent the year being astonished by them, and I am ninety-one and have run out of patience with astonishment.”</w:t>
+      </w:r>
+    </w:p>
+    <w:p>
+      <w:pPr>
+        <w:pStyle w:val="BodyText"/>
+      </w:pPr>
+      <w:r>
+        <w:t xml:space="preserve">He took a pencil — Drill’s, left behind on the table, which Ramanathan had kept out of what Lolly suspected was sentiment — and drew a rectangle, and then a wavy line running into it and, faintly, out the other side.</w:t>
+      </w:r>
+    </w:p>
+    <w:p>
+      <w:pPr>
+        <w:pStyle w:val="BodyText"/>
+      </w:pPr>
+      <w:r>
+        <w:t xml:space="preserve">“Here is what you keep getting backwards,” he said. “You keep asking: how did the fourteen get through when they had no energy to get through? As though the barrier is an obstacle and the particle is a traveller and the traveller has cheated. That is a story about traffic. It is not the physics.”</w:t>
+      </w:r>
+    </w:p>
+    <w:p>
+      <w:pPr>
+        <w:pStyle w:val="BodyText"/>
+      </w:pPr>
+      <w:r>
+        <w:t xml:space="preserve">“The particle is not a traveller. It is a wave. A wave at a barrier does not stop dead like a ball at a wall. Its amplitude thins inside, fast but not to nothing, and if the barrier is thin there is still some standing on the far side. Nobody borrowed energy and paid it back. I have read that phrase in three of your reports and I want it struck from all of them, because it invites the question </w:t>
+      </w:r>
+      <w:r>
+        <w:rPr>
+          <w:i/>
+        </w:rPr>
+        <w:t xml:space="preserve">borrowed from where</w:t>
+      </w:r>
+      <w:r>
+        <w:t xml:space="preserve">, and there is no lender. The wave was on both sides before you asked which side it was on.”</w:t>
+      </w:r>
+    </w:p>
+    <w:p>
+      <w:pPr>
+        <w:pStyle w:val="BodyText"/>
+      </w:pPr>
+      <w:r>
+        <w:t xml:space="preserve">“So here is the sentence, since you keep asking for one. A barrier is not a wall. It is a region where the classical description says the amplitude ought to be zero, and it is not. It does not care what it is made of: a junction in a crystal, a nucleus deciding whether to decay, or” — he looked at Fainrose — “a permitted option in a register, if your register describes an amplitude at all and not, as I gather from Mr Drill, nothing whatever.”</w:t>
+      </w:r>
+    </w:p>
+    <w:p>
+      <w:pPr>
+        <w:pStyle w:val="BodyText"/>
+      </w:pPr>
+      <w:r>
+        <w:t xml:space="preserve">Mrs Kind, who had been quiet, said: “Dr Arakawa. May I ask a travel agent’s question.”</w:t>
+      </w:r>
+    </w:p>
+    <w:p>
+      <w:pPr>
+        <w:pStyle w:val="BodyText"/>
+      </w:pPr>
+      <w:r>
+        <w:t xml:space="preserve">“You built a business on holidays,” said Arakawa, without looking up. “Mr Drill told me. Ask.”</w:t>
+      </w:r>
+    </w:p>
+    <w:p>
+      <w:pPr>
+        <w:pStyle w:val="BodyText"/>
+      </w:pPr>
+      <w:r>
+        <w:t xml:space="preserve">“When somebody books a package to a country they can’t legally enter — visa refused, papers wrong, the whole booking is a fiction on both ends — I don’t say they travelled there illegally. I say the booking never described a real trip. It described two unconnected facts wearing a single itinerary.” She leaned forward. “Is that what you mean? That most of what people call tunnelling isn’t a mysterious crossing at all — it’s proof that the ‘barrier’ the paperwork describes was never a real barrier to begin with?”</w:t>
+      </w:r>
+    </w:p>
+    <w:p>
+      <w:pPr>
+        <w:pStyle w:val="BodyText"/>
+      </w:pPr>
+      <w:r>
+        <w:t xml:space="preserve">“That,” said Arakawa, and for the first time all day something happened to his face that might have been pleasure, “is a better statement of it than any I heard in seventy years of lecture halls. Yes. A tunnelling event is not evidence that something impossible happened. It is evidence that your classical description of what was possible was wrong, and the wave was, all along, more honest about the geography than your barrier was.”</w:t>
+      </w:r>
+    </w:p>
+    <w:p>
+      <w:pPr>
+        <w:pStyle w:val="BodyText"/>
+      </w:pPr>
+      <w:r>
+        <w:t xml:space="preserve">“I have not read your register,” said Arakawa, “and at ninety-one I do not intend to start. I have told you what a barrier is. What you do with fourteen files that crossed one is your department’s business, not a semiconductor’s.” He stood, declining help. “Though I will say, since your Mr Drill is a man I respect and he is not here to stop me — if your instrument was never characterised, you do not yet know whether you are describing a barrier at all. You may simply be describing a place where you stopped looking.”</w:t>
+      </w:r>
+    </w:p>
+    <w:p>
+      <w:pPr>
+        <w:pStyle w:val="BodyText"/>
+      </w:pPr>
+      <w:r>
+        <w:t xml:space="preserve">He left before tea could be offered a second time, and Lolly watched from the window as he got into the car without assistance.</w:t>
+      </w:r>
+    </w:p>
+    <w:p>
+      <w:pPr>
+        <w:pStyle w:val="BodyText"/>
+      </w:pPr>
+      <w:r>
+        <w:t xml:space="preserve">“Drill told us our route was invalid,” said Fainrose, into the quiet. “Arakawa has told us we may not have a barrier at all, and that if we do, crossing it was never the anomaly. Our confidence that it couldn’t be crossed was the anomaly, and it was ours.”</w:t>
+      </w:r>
+    </w:p>
+    <w:p>
+      <w:pPr>
+        <w:pStyle w:val="BodyText"/>
+      </w:pPr>
+      <w:r>
+        <w:t xml:space="preserve">Beatrix had already opened a new folder. “Then I need to know, before Friday, whether the ‘permitted options’ in that register describe a real forbidden amplitude, or whether we built a diode and called the thing on the far side a crime.”</w:t>
       </w:r>
     </w:p>
     <w:p>
@@ -16348,266 +15798,6 @@
         <w:pStyle w:val="FirstParagraph"/>
       </w:pPr>
       <w:r>
-        <w:t xml:space="preserve">The nine sent no letter this time. Three weeks later, on a Monday, they sent a man, unannounced, who gave his name to the desk as “Arakawa, retired,” and who was shown up to the third floor by a junior clerk who had no idea that the visitor had spent 1957, at the age of twenty-two, growing the crystals for the first tunnel diodes in a radio company’s laboratory in Tokyo.</w:t>
-      </w:r>
-    </w:p>
-    <w:p>
-      <w:pPr>
-        <w:pStyle w:val="BodyText"/>
-      </w:pPr>
-      <w:r>
-        <w:t xml:space="preserve">Outside, the first cold morning of the autumn had come down overnight, and nobody had put the heating on.</w:t>
-      </w:r>
-    </w:p>
-    <w:p>
-      <w:pPr>
-        <w:pStyle w:val="BodyText"/>
-      </w:pPr>
-      <w:r>
-        <w:t xml:space="preserve">He was ninety-one. He sat down, declined tea, and said, before anyone had asked him a single question:</w:t>
-      </w:r>
-    </w:p>
-    <w:p>
-      <w:pPr>
-        <w:pStyle w:val="BodyText"/>
-      </w:pPr>
-      <w:r>
-        <w:t xml:space="preserve">“You are troubled by the fourteen because they went where the barrier said they could not go. I built a career on the fact that this is not troubling. It is as ordinary as a Tuesday.”</w:t>
-      </w:r>
-    </w:p>
-    <w:p>
-      <w:pPr>
-        <w:pStyle w:val="BodyText"/>
-      </w:pPr>
-      <w:r>
-        <w:t xml:space="preserve">Fainrose, who had read the file overnight, said carefully, “Dr Arakawa. Might I ask what you did, before we ask you why you’re here?”</w:t>
-      </w:r>
-    </w:p>
-    <w:p>
-      <w:pPr>
-        <w:pStyle w:val="BodyText"/>
-      </w:pPr>
-      <w:r>
-        <w:t xml:space="preserve">“I grew crystals,” said Arakawa. “For Leo Esaki, at Tokyo Tsushin Kogyo, which you know as Sony. I was twenty-two and he was thirty-two. Germanium, very heavily doped. Degenerate semiconductor on both sides of a junction, so heavily doped that the depletion region — the barrier, if you like your word — was thin. A few nanometres. Thinner than any barrier has any business being if you expect a particle to go over it in the ordinary way, by having enough energy to climb.”</w:t>
-      </w:r>
-    </w:p>
-    <w:p>
-      <w:pPr>
-        <w:pStyle w:val="BodyText"/>
-      </w:pPr>
-      <w:r>
-        <w:t xml:space="preserve">“And we applied a small voltage, in the reverse direction from the one in which any sensible engineer expected current to flow, and current flowed. Backwards. Before the voltage was large enough to explain it by any classical route. Esaki worked out what it was. Tunnelling: the electron did not climb the barrier. It appeared on the other side without having been anywhere in between that would show a trace of having climbed. He got the Nobel Prize for it, sixteen years later, and I got a very good reference.”</w:t>
-      </w:r>
-    </w:p>
-    <w:p>
-      <w:pPr>
-        <w:pStyle w:val="BodyText"/>
-      </w:pPr>
-      <w:r>
-        <w:t xml:space="preserve">Mrs Kind said, “That is the word this department has been arguing about since March.”</w:t>
-      </w:r>
-    </w:p>
-    <w:p>
-      <w:pPr>
-        <w:pStyle w:val="BodyText"/>
-      </w:pPr>
-      <w:r>
-        <w:t xml:space="preserve">“I know,” said Arakawa. “It is why I am here. The nine did not send me to review the March traces. The March traces are correct. They sent me because the March traces are correct and everybody in this building has spent the year being astonished by them, and I am ninety-one years old and I have run out of patience with astonishment.”</w:t>
-      </w:r>
-    </w:p>
-    <w:p>
-      <w:pPr>
-        <w:pStyle w:val="BodyText"/>
-      </w:pPr>
-      <w:r>
-        <w:t xml:space="preserve">He took a pencil — Drill’s, left behind on the table, which Ramanathan had kept out of what Lolly suspected was sentiment — and drew a rectangle, and then a wavy line running into it and, faintly, out the other side.</w:t>
-      </w:r>
-    </w:p>
-    <w:p>
-      <w:pPr>
-        <w:pStyle w:val="BodyText"/>
-      </w:pPr>
-      <w:r>
-        <w:t xml:space="preserve">“Here is what you keep getting backwards,” he said. “You keep asking: how did the fourteen get through when they had no energy to get through? As though the barrier is an obstacle and the particle is a traveller and the traveller has cheated. That is a story about traffic. It is not the physics.”</w:t>
-      </w:r>
-    </w:p>
-    <w:p>
-      <w:pPr>
-        <w:pStyle w:val="BodyText"/>
-      </w:pPr>
-      <w:r>
-        <w:t xml:space="preserve">“The particle is not a traveller. It is a wave. A wave incident on a barrier does not stop dead at the wall the way a ball stops at a wall. Its amplitude decays inside the barrier — exponentially, but not to zero — and on the far side, if the barrier is not too thick, there is a non-zero amplitude still standing. That amplitude means a non-zero probability of finding the particle over there, having never possessed the energy to be over the top.”</w:t>
-      </w:r>
-    </w:p>
-    <w:p>
-      <w:pPr>
-        <w:pStyle w:val="BodyText"/>
-      </w:pPr>
-      <w:r>
-        <w:t xml:space="preserve">“It has not cheated a toll. It has not borrowed energy and paid it back, though I have read that phrasing in three of your reports and I want it struck from all of them, because it invites the question ‘borrowed from where?’, and there is no lender. The amplitude was simply there, on both sides, the whole time, as the solution of one equation with one barrier in it. The wave was already on both sides before you asked which side it was on.”</w:t>
-      </w:r>
-    </w:p>
-    <w:p>
-      <w:pPr>
-        <w:pStyle w:val="BodyText"/>
-      </w:pPr>
-      <w:r>
-        <w:t xml:space="preserve">Barbarian said: “Then in what sense did it cross a barrier at all?”</w:t>
-      </w:r>
-    </w:p>
-    <w:p>
-      <w:pPr>
-        <w:pStyle w:val="BodyText"/>
-      </w:pPr>
-      <w:r>
-        <w:t xml:space="preserve">“In the sense that matters to a fabrication engineer,” said Arakawa, “which is the only sense I have ever cared about. Current flowed where classical transport said the junction should be dark. I did not need to know what the electron ‘felt’. I needed a diode that worked at frequencies nothing else could reach, and we built it, and it went into microwave receivers for years, and the metaphysics never once affected whether it switched.”</w:t>
-      </w:r>
-    </w:p>
-    <w:p>
-      <w:pPr>
-        <w:pStyle w:val="BodyText"/>
-      </w:pPr>
-      <w:r>
-        <w:t xml:space="preserve">It came at half past three, after Fainrose had spent an hour trying to get him to comment on the March finding about the fourteen.</w:t>
-      </w:r>
-    </w:p>
-    <w:p>
-      <w:pPr>
-        <w:pStyle w:val="BodyText"/>
-      </w:pPr>
-      <w:r>
-        <w:t xml:space="preserve">“You want to know,” he said, “whether the barrier the fourteen crossed on the fourteenth of March was a barrier of the same kind as mine. A junction in a crystal. A specific, local, measurable thing, thin enough in one direction for an amplitude to survive the crossing.”</w:t>
-      </w:r>
-    </w:p>
-    <w:p>
-      <w:pPr>
-        <w:pStyle w:val="BodyText"/>
-      </w:pPr>
-      <w:r>
-        <w:t xml:space="preserve">“I will tell you what I told Esaki the week the Swedish committee telephoned him in nineteen seventy-three, which did not go in the citation because it did not sound like physics, though I have never said anything I believed to be truer.”</w:t>
-      </w:r>
-    </w:p>
-    <w:p>
-      <w:pPr>
-        <w:pStyle w:val="BodyText"/>
-      </w:pPr>
-      <w:r>
-        <w:t xml:space="preserve">“A barrier is not a wall. A barrier is a region where the classical description says the amplitude ought to be zero, and it is not. That is the entire definition, and it does not care what the barrier is made of. It does not care whether it is a depletion region a few nanometres wide, or a mountain of potential energy in a nucleus deciding whether to undergo alpha decay, or —” he paused, and looked directly at Fainrose — “a permitted option in a register, if your register is in fact a description of amplitude and not, as I gather from young Mr Drill’s report, which reached me before I came here, a description of anything at all.”</w:t>
-      </w:r>
-    </w:p>
-    <w:p>
-      <w:pPr>
-        <w:pStyle w:val="BodyText"/>
-      </w:pPr>
-      <w:r>
-        <w:t xml:space="preserve">“So here is the sentence, since you keep asking for one. Every barrier that has ever been crossed by something without the energy to cross it was crossed the same way: not by having enough, but by never having been entirely on one side of it to begin with. If your register’s barrier is a real one — a real amplitude, a real forbidden region — then your fourteen crossed it for the same reason my electrons did. Barriers are not crossed by force. They are crossed by never having been fully excluded from the other side.”</w:t>
-      </w:r>
-    </w:p>
-    <w:p>
-      <w:pPr>
-        <w:pStyle w:val="BodyText"/>
-      </w:pPr>
-      <w:r>
-        <w:t xml:space="preserve">There was a silence that Lolly, writing it up later, described as “the kind the room gives you when it has just been corrected by someone who is not trying to win.”</w:t>
-      </w:r>
-    </w:p>
-    <w:p>
-      <w:pPr>
-        <w:pStyle w:val="BodyText"/>
-      </w:pPr>
-      <w:r>
-        <w:t xml:space="preserve">Mrs Kind, who had been quiet, said: “Dr Arakawa. May I ask a travel agent’s question.”</w:t>
-      </w:r>
-    </w:p>
-    <w:p>
-      <w:pPr>
-        <w:pStyle w:val="BodyText"/>
-      </w:pPr>
-      <w:r>
-        <w:t xml:space="preserve">“You built a business on holidays,” said Arakawa, without looking up. “Mr Drill told me. Ask.”</w:t>
-      </w:r>
-    </w:p>
-    <w:p>
-      <w:pPr>
-        <w:pStyle w:val="BodyText"/>
-      </w:pPr>
-      <w:r>
-        <w:t xml:space="preserve">“When somebody books a package to a country they can’t legally enter — visa refused, papers wrong, the whole booking is a fiction on both ends — I don’t say they travelled there illegally. I say the booking never described a real trip. It described two unconnected facts wearing a single itinerary.” She leaned forward. “Is that what you mean? That most of what people call tunnelling isn’t a mysterious crossing at all — it’s proof that the ‘barrier’ the paperwork describes was never a real barrier to begin with?”</w:t>
-      </w:r>
-    </w:p>
-    <w:p>
-      <w:pPr>
-        <w:pStyle w:val="BodyText"/>
-      </w:pPr>
-      <w:r>
-        <w:t xml:space="preserve">“That,” said Arakawa, and for the first time all day something happened to his face that might have been pleasure, “is a better statement of it than any I heard in seventy years of lecture halls. Yes. A tunnelling event is not evidence that something impossible happened. It is evidence that your classical description of what was possible was wrong, and the wave was, all along, more honest about the geography than your barrier was.”</w:t>
-      </w:r>
-    </w:p>
-    <w:p>
-      <w:pPr>
-        <w:pStyle w:val="BodyText"/>
-      </w:pPr>
-      <w:r>
-        <w:t xml:space="preserve">Fainrose said, slowly, “Then the fourteen weren’t proof that the register’s barrier failed. They’re proof the register’s barrier was never—”</w:t>
-      </w:r>
-    </w:p>
-    <w:p>
-      <w:pPr>
-        <w:pStyle w:val="BodyText"/>
-      </w:pPr>
-      <w:r>
-        <w:t xml:space="preserve">“I have not read your register,” said Arakawa, “and at ninety-one I do not intend to start. I have told you what a barrier is. What you do with fourteen files that crossed one is your department’s business, not a semiconductor’s.” He stood, declining help. “Though I will say, since your Mr Drill is a man I respect and he is not here to stop me — if your instrument was never characterised, you do not yet know whether you are describing a barrier at all. You may simply be describing a place where you stopped looking.”</w:t>
-      </w:r>
-    </w:p>
-    <w:p>
-      <w:pPr>
-        <w:pStyle w:val="BodyText"/>
-      </w:pPr>
-      <w:r>
-        <w:t xml:space="preserve">He left before tea could be offered a second time, refusing again, and the driver — a different one — was already at the kerb, and Lolly watched from the window as Arakawa got in without assistance and the car pulled away towards whatever remained of his Monday.</w:t>
-      </w:r>
-    </w:p>
-    <w:p>
-      <w:pPr>
-        <w:pStyle w:val="BodyText"/>
-      </w:pPr>
-      <w:r>
-        <w:t xml:space="preserve">Ramanathan said, into the quiet, “He just did to the March traces what Drill did to the finding.”</w:t>
-      </w:r>
-    </w:p>
-    <w:p>
-      <w:pPr>
-        <w:pStyle w:val="BodyText"/>
-      </w:pPr>
-      <w:r>
-        <w:t xml:space="preserve">“No,” said Fainrose. “Drill told us our route was invalid. Arakawa told us we might not have a barrier at all, and that if we do, crossing it was never the anomaly — the register’s confidence that it couldn’t be crossed was the anomaly, and it was ours.”</w:t>
-      </w:r>
-    </w:p>
-    <w:p>
-      <w:pPr>
-        <w:pStyle w:val="BodyText"/>
-      </w:pPr>
-      <w:r>
-        <w:t xml:space="preserve">Beatrix had already opened a new folder. “Then I need to know, before Friday, whether the ‘permitted options’ in that register describe a real forbidden amplitude, or whether we built a diode and called the thing on the far side a crime.”</w:t>
-      </w:r>
-    </w:p>
-    <w:p>
-      <w:pPr>
-        <w:pStyle w:val="BodyText"/>
-        <w:keepNext/>
-        <w:spacing w:before="240" w:after="240"/>
-        <w:ind w:firstLine="0"/>
-        <w:jc w:val="center"/>
-      </w:pPr>
-      <w:r>
-        <w:t xml:space="preserve">∗</w:t>
-      </w:r>
-    </w:p>
-    <w:p>
-      <w:pPr>
-        <w:pStyle w:val="FirstParagraph"/>
-      </w:pPr>
-      <w:r>
         <w:t xml:space="preserve">Beatrix Sloan opened the second folder at twenty past ten that night, at her kitchen table, after she had finished the first.</w:t>
       </w:r>
     </w:p>
@@ -16651,7 +15841,7 @@
         <w:t xml:space="preserve">Expensive. Keep him expensive</w:t>
       </w:r>
       <w:r>
-        <w:t xml:space="preserve"> underlined in a way that was not Lolly’s usual way of underlining. She had read it upside down in four seconds, which was a skill, and then had not mentioned it, which was a discipline, and had spent the weekend not mentioning it to herself, with diminishing success.</w:t>
+        <w:t xml:space="preserve"> underlined in a way that was not Lolly’s usual way of underlining. She had read it upside down while walking past the desk, which was a skill, and then had not mentioned it, which was a discipline, and had spent the weekend not mentioning it to herself, with diminishing success.</w:t>
       </w:r>
     </w:p>
     <w:p>
@@ -16868,7 +16058,7 @@
         <w:pStyle w:val="BodyText"/>
       </w:pPr>
       <w:r>
-        <w:t xml:space="preserve">93 days. Ramanathan says thirty-one cores are still advancing. I should ask her what that means for the count.</w:t>
+        <w:t xml:space="preserve">85 days. Thirty-one cores still advancing, Ramanathan says. I have not asked her what that means for the count, because I think I know.</w:t>
       </w:r>
     </w:p>
     <w:p>
@@ -17004,7 +16194,7 @@
         <w:pStyle w:val="BodyText"/>
       </w:pPr>
       <w:r>
-        <w:t xml:space="preserve">Ramanathan had gone very still. “That is not merely tunnelling,” she said. “That is the other thing. That is the thing Eilstein’s horizon has been doing to my instruments since March and I called it noise.”</w:t>
+        <w:t xml:space="preserve">Ramanathan had turned the Cumbrian plot face down. “That is not merely tunnelling,” she said. “That is the other thing. That is the thing Eilstein’s horizon has been doing to my instruments since March and I called it noise.”</w:t>
       </w:r>
     </w:p>
     <w:p>
@@ -17124,7 +16314,7 @@
         <w:pStyle w:val="BodyText"/>
       </w:pPr>
       <w:r>
-        <w:t xml:space="preserve">The profound remark, when it came, was not from a physicist at all, and Lolly was careful to record that it came from Eilstein, because everybody afterward tried to attribute it to Ramanathan and it was not hers.</w:t>
+        <w:t xml:space="preserve">The best sentence of the afternoon, when it came, was not a physicist’s, and Lolly was careful to record that it was Eilstein’s, because everybody afterwards tried to give it to Ramanathan.</w:t>
       </w:r>
     </w:p>
     <w:p>
@@ -17164,7 +16354,7 @@
         <w:pStyle w:val="BodyText"/>
       </w:pPr>
       <w:r>
-        <w:t xml:space="preserve">Lolly had stopped writing. It was the only time in the whole department’s history that she let a sentence go unrecorded on purpose.</w:t>
+        <w:t xml:space="preserve">Lolly had stopped writing. She let that one go unrecorded on purpose, and remembered it anyway.</w:t>
       </w:r>
     </w:p>
     <w:p>
@@ -17180,7 +16370,7 @@
         <w:pStyle w:val="BodyText"/>
       </w:pPr>
       <w:r>
-        <w:t xml:space="preserve">Nobody spoke for a while. Then Barbarian, very quietly, from the corner: “He posted that letter and went back to his guns.”</w:t>
+        <w:t xml:space="preserve">Nobody spoke for a while. Then Barbarian, from the corner: “He posted that letter and went back to his guns.”</w:t>
       </w:r>
     </w:p>
     <w:p>
@@ -17328,7 +16518,7 @@
         <w:pStyle w:val="BodyText"/>
       </w:pPr>
       <w:r>
-        <w:t xml:space="preserve">When she had gone Mrs Kind sat for some time with the shortbread tin unopened on the desk in front of her and the margin note she had written in April, three words in pencil, </w:t>
+        <w:t xml:space="preserve">When she had gone Mrs Kind sat for some time with the shortbread tin unopened on the desk in front of her and the margin note she had written in May, three words in pencil, </w:t>
       </w:r>
       <w:r>
         <w:rPr>
@@ -17455,6 +16645,354 @@
         <w:pStyle w:val="FirstParagraph"/>
       </w:pPr>
       <w:r>
+        <w:t xml:space="preserve">Mrs Kind’s ninth of February had been in the notebook since May. </w:t>
+      </w:r>
+      <w:r>
+        <w:rPr>
+          <w:i/>
+        </w:rPr>
+        <w:t xml:space="preserve">Make everybody fat. Give them somewhere real they could still go.</w:t>
+      </w:r>
+      <w:r>
+        <w:t xml:space="preserve"> By October it was the only item on the backlog that nobody had touched, because nobody knew what touching it looked like, and on the Monday of the lieutenant’s week Mrs Kind said that she did, and that it looked like a mailshot.</w:t>
+      </w:r>
+    </w:p>
+    <w:p>
+      <w:pPr>
+        <w:pStyle w:val="BodyText"/>
+      </w:pPr>
+      <w:r>
+        <w:t xml:space="preserve">“You write to them,” she said. “All three hundred and eight. You don’t tell them anything. You remind them they’ve got options. People forget. I had a man in 1994 who’d forgotten he had a return half.”</w:t>
+      </w:r>
+    </w:p>
+    <w:p>
+      <w:pPr>
+        <w:pStyle w:val="BodyText"/>
+      </w:pPr>
+      <w:r>
+        <w:t xml:space="preserve">The letter was drafted by committee, which was the first mistake, and the committee was the department, which was the second. Mrs Kind wanted it warm. Beatrix wanted it unactionable. Fainrose wanted every adjective justified. Stadthof, who happened to be in the building about an organ, wanted a closing line with a cadence in it, and got one. Lolly read the ninth draft at a quarter to midnight, could not find anything in it that was untrue, and signed it.</w:t>
+      </w:r>
+    </w:p>
+    <w:p>
+      <w:pPr>
+        <w:pStyle w:val="BodyText"/>
+      </w:pPr>
+      <w:r>
+        <w:rPr>
+          <w:i/>
+        </w:rPr>
+        <w:t xml:space="preserve">Dear Resident,</w:t>
+      </w:r>
+      <w:r>
+        <w:t xml:space="preserve"> it began. </w:t>
+      </w:r>
+      <w:r>
+        <w:rPr>
+          <w:i/>
+        </w:rPr>
+        <w:t xml:space="preserve">The department would be grateful to learn whether you have reached a decision in the matter recorded against your name. If you have not, the department wishes you to know that every option open to you remains open, and that further options may be available on application. A reply slip is enclosed for your convenience. You need not use it. We should, however, be glad if you did.</w:t>
+      </w:r>
+    </w:p>
+    <w:p>
+      <w:pPr>
+        <w:pStyle w:val="BodyText"/>
+      </w:pPr>
+      <w:r>
+        <w:t xml:space="preserve">The reply slip had three boxes: </w:t>
+      </w:r>
+      <w:r>
+        <w:rPr>
+          <w:i/>
+        </w:rPr>
+        <w:t xml:space="preserve">I have decided. I would like more time. I would like to talk to someone.</w:t>
+      </w:r>
+    </w:p>
+    <w:p>
+      <w:pPr>
+        <w:pStyle w:val="BodyText"/>
+      </w:pPr>
+      <w:r>
+        <w:t xml:space="preserve">Three hundred and eight went out on the Tuesday. On the Thursday an evening paper got hold of one from a man in Bexley who had read </w:t>
+      </w:r>
+      <w:r>
+        <w:rPr>
+          <w:i/>
+        </w:rPr>
+        <w:t xml:space="preserve">further options may be available on application</w:t>
+      </w:r>
+      <w:r>
+        <w:t xml:space="preserve"> aloud in a pub, and the Friday edition carried it on page five under WHITEHALL TO HAND OUT CHOICES, with a photograph of Marsham Street and the words </w:t>
+      </w:r>
+      <w:r>
+        <w:rPr>
+          <w:i/>
+        </w:rPr>
+        <w:t xml:space="preserve">open to the public Saturday</w:t>
+      </w:r>
+      <w:r>
+        <w:t xml:space="preserve">, which nobody in the department had said, written or believed.</w:t>
+      </w:r>
+    </w:p>
+    <w:p>
+      <w:pPr>
+        <w:pStyle w:val="BodyText"/>
+      </w:pPr>
+      <w:r>
+        <w:t xml:space="preserve">By half past eight on the Saturday morning there were eleven hundred and forty people in a queue that went round two sides of the building and into Horseferry Road.</w:t>
+      </w:r>
+    </w:p>
+    <w:p>
+      <w:pPr>
+        <w:pStyle w:val="BodyText"/>
+      </w:pPr>
+      <w:r>
+        <w:t xml:space="preserve">“Well,” said Mrs Kind, at the window, in her good coat. “We’ll need tables.”</w:t>
+      </w:r>
+    </w:p>
+    <w:p>
+      <w:pPr>
+        <w:pStyle w:val="BodyText"/>
+      </w:pPr>
+      <w:r>
+        <w:t xml:space="preserve">They had tables by nine. Mrs Kind ran it the way she had run the Croydon holiday fair every February for twenty-two years, which was to say that within forty minutes there were numbered tickets, a separate queue for people with prams, and a tea table, and a sign in her own capitals that said ENQUIRIES HERE, which Beatrix asked her to take down and then, on reflection, asked her to change to QUESTIONS. Miss Pike took names. Mavis-9 printed receipts, because receipts were the one thing she could certify, and she certified them with a small electric sigh that the queue came to find reassuring.</w:t>
+      </w:r>
+    </w:p>
+    <w:p>
+      <w:pPr>
+        <w:pStyle w:val="BodyText"/>
+      </w:pPr>
+      <w:r>
+        <w:t xml:space="preserve">Stadthof found a harmonium. Nobody ever established where. By ten he was playing hymns at the top of the stairs, very well and slightly too loud, and a woman from Pimlico asked Mrs Kind whether it was church, and Mrs Kind said it was government, which was similar but had fewer exits.</w:t>
+      </w:r>
+    </w:p>
+    <w:p>
+      <w:pPr>
+        <w:pStyle w:val="BodyText"/>
+      </w:pPr>
+      <w:r>
+        <w:t xml:space="preserve">The public address system hummed. It had hummed since the doors opened, a low, ugly, steady note under every announcement, and Gideon was four hundred metres under Cumbria, and the man from Facilities said the system was fine and the building was old. Lolly stood under the speaker on the second floor and listened to it and thought about her father, without knowing why.</w:t>
+      </w:r>
+    </w:p>
+    <w:p>
+      <w:pPr>
+        <w:pStyle w:val="BodyText"/>
+      </w:pPr>
+      <w:r>
+        <w:t xml:space="preserve">People wanted things. A man from Lewisham wanted a third option. He had two, he said, and they were both his sister’s idea. Mrs Kind asked what the third one would be. He said that was the point, he didn’t know, that was why he’d come, and she gave him a brochure for the Lake District and told him to start there. A woman from Stockwell wanted to hand one of hers back. She’d had three, she said, and it was too many, and could the government take the one about her ex-husband’s brother. Miss Pike looked at Beatrix. Beatrix said, after some thought, that the department had no power to accept a surrendered option but could note that one had been offered. Mavis-9 issued a receipt. </w:t>
+      </w:r>
+      <w:r>
+        <w:rPr>
+          <w:i/>
+        </w:rPr>
+        <w:t xml:space="preserve">OPTION RETURNED (1). NOT ACCEPTED. NOTED.</w:t>
+      </w:r>
+      <w:r>
+        <w:t xml:space="preserve"> The woman had it laminated, and afterwards wrote to say so.</w:t>
+      </w:r>
+    </w:p>
+    <w:p>
+      <w:pPr>
+        <w:pStyle w:val="BodyText"/>
+      </w:pPr>
+      <w:r>
+        <w:t xml:space="preserve">At half past eleven a pensioner from Peckham asked Stadthof whether he took requests and Stadthof said only Bach, and the pensioner said fair enough, and asked for Jerusalem, and got it, and the queue on the stairs sang, and Fainrose came out of her office to find out what the noise was and stood on the landing with a cup of tea she did not drink and her face doing nothing at all.</w:t>
+      </w:r>
+    </w:p>
+    <w:p>
+      <w:pPr>
+        <w:pStyle w:val="BodyText"/>
+      </w:pPr>
+      <w:r>
+        <w:t xml:space="preserve">“Is it working?” said Lolly.</w:t>
+      </w:r>
+    </w:p>
+    <w:p>
+      <w:pPr>
+        <w:pStyle w:val="BodyText"/>
+      </w:pPr>
+      <w:r>
+        <w:t xml:space="preserve">“Eleven hundred people have come to a government building on a Saturday to be reminded that they may change their minds,” said Fainrose. “I am not reassured.”</w:t>
+      </w:r>
+    </w:p>
+    <w:p>
+      <w:pPr>
+        <w:pStyle w:val="BodyText"/>
+      </w:pPr>
+      <w:r>
+        <w:t xml:space="preserve">Mrs Chain came at one. She had a letter in her gloved hand, and she did not queue, and nobody asked her to.</w:t>
+      </w:r>
+    </w:p>
+    <w:p>
+      <w:pPr>
+        <w:pStyle w:val="BodyText"/>
+      </w:pPr>
+      <w:r>
+        <w:t xml:space="preserve">“You have written to my sister,” she said. She put the letter on Lolly’s table. </w:t>
+      </w:r>
+      <w:r>
+        <w:rPr>
+          <w:i/>
+        </w:rPr>
+        <w:t xml:space="preserve">Dear Resident. M. Chain. Register number 117.</w:t>
+      </w:r>
+      <w:r>
+        <w:t xml:space="preserve"> “She would like to know whether she has decided.”</w:t>
+      </w:r>
+    </w:p>
+    <w:p>
+      <w:pPr>
+        <w:pStyle w:val="BodyText"/>
+      </w:pPr>
+      <w:r>
+        <w:t xml:space="preserve">Lolly looked at it. She had signed three hundred and eight of them at midnight. She had not read the names.</w:t>
+      </w:r>
+    </w:p>
+    <w:p>
+      <w:pPr>
+        <w:pStyle w:val="BodyText"/>
+      </w:pPr>
+      <w:r>
+        <w:t xml:space="preserve">“I’m sorry,” she said. “She’s on the schedule as a record. The mailing list was drawn from the schedule. Nobody took her off it because nobody is supposed to—”</w:t>
+      </w:r>
+    </w:p>
+    <w:p>
+      <w:pPr>
+        <w:pStyle w:val="BodyText"/>
+      </w:pPr>
+      <w:r>
+        <w:t xml:space="preserve">“I know why.” Mrs Chain sat down in the chair opposite, and the umbrella went across her knees. “I am not here to complain. I am here because Margaret would have come. She liked a queue. She liked to see who was in it.” She looked down the line of tables. “Your urn is stewing.”</w:t>
+      </w:r>
+    </w:p>
+    <w:p>
+      <w:pPr>
+        <w:pStyle w:val="BodyText"/>
+      </w:pPr>
+      <w:r>
+        <w:t xml:space="preserve">It was. It was a tea urn borrowed from the canteen, the size of a dustbin, and it had been on since eight, and it had been plugged in by somebody from Facilities who had also, to be safe, clipped its earth strap to the radiator. Mrs Chain got up, crossed the floor, and switched it off at the wall on the grounds that tea which has stewed for five hours is no longer tea but a statement.</w:t>
+      </w:r>
+    </w:p>
+    <w:p>
+      <w:pPr>
+        <w:pStyle w:val="BodyText"/>
+      </w:pPr>
+      <w:r>
+        <w:t xml:space="preserve">The hum stopped.</w:t>
+      </w:r>
+    </w:p>
+    <w:p>
+      <w:pPr>
+        <w:pStyle w:val="BodyText"/>
+      </w:pPr>
+      <w:r>
+        <w:t xml:space="preserve">It stopped everywhere: under the speaker on the second floor, at the top of the stairs under Stadthof’s harmonium, in the lobby. For a moment the whole building was very quiet, and eleven hundred people looked up at the ceiling, and Mrs Chain looked at the urn.</w:t>
+      </w:r>
+    </w:p>
+    <w:p>
+      <w:pPr>
+        <w:pStyle w:val="BodyText"/>
+      </w:pPr>
+      <w:r>
+        <w:t xml:space="preserve">“Well,” she said. “That was the urn.” She did not switch it back on.</w:t>
+      </w:r>
+    </w:p>
+    <w:p>
+      <w:pPr>
+        <w:pStyle w:val="BodyText"/>
+      </w:pPr>
+      <w:r>
+        <w:t xml:space="preserve">Lolly wrote </w:t>
+      </w:r>
+      <w:r>
+        <w:rPr>
+          <w:i/>
+        </w:rPr>
+        <w:t xml:space="preserve">urn — radiator — hum</w:t>
+      </w:r>
+      <w:r>
+        <w:t xml:space="preserve"> on the back of a reply slip and put it in her pocket for Gideon.</w:t>
+      </w:r>
+    </w:p>
+    <w:p>
+      <w:pPr>
+        <w:pStyle w:val="BodyText"/>
+      </w:pPr>
+      <w:r>
+        <w:t xml:space="preserve">Eilstein came at three, because Ramanathan had wanted to take a reading in the lobby and he was on the instrument list now and could be asked. He stood outside the barrier with his hat in his hand. A woman at the back of the queue, seventy at least, in a headscarf, looked at him standing there and said, “Come in, love, you’ll catch your death,” and held the rope up, and he was lawfully invited, by a member of the public, into a building with eleven hundred people in it, every one of whom had come to decide something.</w:t>
+      </w:r>
+    </w:p>
+    <w:p>
+      <w:pPr>
+        <w:pStyle w:val="BodyText"/>
+      </w:pPr>
+      <w:r>
+        <w:t xml:space="preserve">He went up one flight. He stood at the top of the stairs beside the harmonium for perhaps a minute, with his face gone the colour of the plaster. Then he came down again, very carefully, holding the banister, and went out through the barrier, and stood on the pavement in the cold.</w:t>
+      </w:r>
+    </w:p>
+    <w:p>
+      <w:pPr>
+        <w:pStyle w:val="BodyText"/>
+      </w:pPr>
+      <w:r>
+        <w:t xml:space="preserve">Lolly went out after him.</w:t>
+      </w:r>
+    </w:p>
+    <w:p>
+      <w:pPr>
+        <w:pStyle w:val="BodyText"/>
+      </w:pPr>
+      <w:r>
+        <w:t xml:space="preserve">“Are you all right?”</w:t>
+      </w:r>
+    </w:p>
+    <w:p>
+      <w:pPr>
+        <w:pStyle w:val="BodyText"/>
+      </w:pPr>
+      <w:r>
+        <w:t xml:space="preserve">“You have laid on a banquet,” said Albrecht Eilstein, “and invited a man who has sworn off food.” He put his hat on. “It is a very fine thing you are doing in there. I should like to be a long way from it.” He looked at the queue. “I find I would like a list, Ms Wren. Of what I may take and when. In public. So that the next time a kind woman holds a rope up for me I will know before I go in whether I am a guest or a burglar.”</w:t>
+      </w:r>
+    </w:p>
+    <w:p>
+      <w:pPr>
+        <w:pStyle w:val="BodyText"/>
+      </w:pPr>
+      <w:r>
+        <w:t xml:space="preserve">It was, Lolly thought afterwards, the afternoon Article Two’s schedule began.</w:t>
+      </w:r>
+    </w:p>
+    <w:p>
+      <w:pPr>
+        <w:pStyle w:val="BodyText"/>
+      </w:pPr>
+      <w:r>
+        <w:t xml:space="preserve">They closed the doors at six. Mrs Kind counted the tickets. Mavis-9 had issued four hundred and two receipts and said she would like it minuted that none of them had been disputed. Stadthof played a last chorale to an empty staircase and said it was the best acoustic in Westminster and nobody had ever told him.</w:t>
+      </w:r>
+    </w:p>
+    <w:p>
+      <w:pPr>
+        <w:pStyle w:val="BodyText"/>
+      </w:pPr>
+      <w:r>
+        <w:t xml:space="preserve">“Best-run fair I ever saw,” said Mrs Kind, putting her coat on. “And I’ve seen Croydon at Easter.”</w:t>
+      </w:r>
+    </w:p>
+    <w:p>
+      <w:pPr>
+        <w:pStyle w:val="BodyText"/>
+        <w:keepNext/>
+        <w:spacing w:before="240" w:after="240"/>
+        <w:ind w:firstLine="0"/>
+        <w:jc w:val="center"/>
+      </w:pPr>
+      <w:r>
+        <w:t xml:space="preserve">∗</w:t>
+      </w:r>
+    </w:p>
+    <w:p>
+      <w:pPr>
+        <w:pStyle w:val="FirstParagraph"/>
+      </w:pPr>
+      <w:r>
         <w:t xml:space="preserve">Lolly wrote, that night:</w:t>
       </w:r>
     </w:p>
@@ -17463,7 +17001,7 @@
         <w:pStyle w:val="BodyText"/>
       </w:pPr>
       <w:r>
-        <w:t>Van Casteel is building the bench. Ramanathan wants to know if the throat is traversable or only technically true.</w:t>
+        <w:t xml:space="preserve">Options Day. Eleven hundred and forty in the queue, three hundred and eight letters, one harmonium, four hundred and two receipts. Mrs Chain cured the public address system by switching off an urn. Eilstein was invited in and could not stay.</w:t>
       </w:r>
     </w:p>
     <w:p>
@@ -17479,7 +17017,21 @@
         <w:pStyle w:val="BodyText"/>
       </w:pPr>
       <w:r>
-        <w:t xml:space="preserve">92 days. Thirty-one cores still advancing. I still have not asked what that costs us.</w:t>
+        <w:t xml:space="preserve">76 days.</w:t>
+      </w:r>
+    </w:p>
+    <w:p>
+      <w:pPr>
+        <w:pStyle w:val="BodyText"/>
+      </w:pPr>
+      <w:r>
+        <w:t xml:space="preserve">Under the notebook, on the kitchen table, was the first reply slip back, which had come in Friday’s post and which Mrs Kind had given her to keep because it was the first. Lolly had not turned it over. </w:t>
+      </w:r>
+      <w:r>
+        <w:rPr>
+          <w:i/>
+        </w:rPr>
+        <w:t xml:space="preserve">DECIDED. THANK YOU. M. TULL (212).</w:t>
       </w:r>
     </w:p>
     <w:p>
@@ -17535,7 +17087,7 @@
         <w:pStyle w:val="BodyText"/>
       </w:pPr>
       <w:r>
-        <w:t xml:space="preserve">It was a disused potash level in Cumbria that van Casteel rented from a company that did not ask questions about Dutchmen. Two plates, a torsion balance recalibrated to Ramanathan’s specification, a vacuum can the size of a dustbin, and a length of superconducting cable run down from the surface for no reason van Casteel ever fully explained except that a man is entitled to one extravagance per experiment and this was his. Gideon ran the cable. He opened a knuckle on the ladder on the second day and did not mention it, and van Casteel noticed on the third and did not mention it either, which Gideon took as a sign that they were going to get on.</w:t>
+        <w:t xml:space="preserve">It was a lower level of the mine van Casteel had worked in for nineteen years, abandoned in the seventies and left to the pumps, a long way below the leased chamber and, by his own insistence, nowhere near it. Two plates, a torsion balance recalibrated to Ramanathan’s specification, a vacuum can the size of a dustbin, and a length of superconducting cable run down from the surface for no reason van Casteel ever fully explained except that a man is entitled to one extravagance per experiment and this was his. Gideon ran the cable. He opened a knuckle on the ladder on the second day and did not mention it, and van Casteel noticed on the third and did not mention it either, which Gideon took as a sign that they were going to get on.</w:t>
       </w:r>
     </w:p>
     <w:p>
@@ -17559,7 +17111,7 @@
         <w:pStyle w:val="BodyText"/>
       </w:pPr>
       <w:r>
-        <w:t xml:space="preserve">That had been Gideon’s idea, and he had been surprised to have it. He had been sitting on the step of the cage at the bottom of the shaft eating a pasty, watching van Casteel take the same reading for the third time because the second had looked too pleased with itself, and he had thought: the whole point is whether the number has anything to do with him. So run it with him here. Then run it with him not here. If it’s him, it’ll change. He had said it out loud, and van Casteel had put down his pen and looked at him for some time.</w:t>
+        <w:t xml:space="preserve">That had been Gideon’s idea, and he had been surprised to have it. He had been sitting on the step of the cage at the bottom of the shaft eating a pasty, watching van Casteel take the same reading for the third time because the second had looked too pleased with itself, and he had thought: the whole point is whether the number has anything to do with him. So run it with him here. Then run it with him not here. If it’s him, it’ll change. He had said it out loud, and van Casteel had put down his pen and looked at him as though the pasty had spoken.</w:t>
       </w:r>
     </w:p>
     <w:p>
@@ -17655,15 +17207,15 @@
         <w:pStyle w:val="BodyText"/>
       </w:pPr>
       <w:r>
-        <w:t xml:space="preserve">He had been keeping it by hand, because van Casteel kept everything by hand and it had seemed rude not to, and because Dennis Wren had told him once, with the back off a Murphy, that a man who only looks at the meter is a man who has never seen what the meter does when he isn’t looking. He had written down every reading with the time beside it. And the residual — the little extra, the four hundred and eleven, the thing that was not ordinary Casimir — was not quite steady. It stepped. Very slightly. Every forty minutes or so it went up by a hair and then, twenty minutes later, came back down.</w:t>
-      </w:r>
-    </w:p>
-    <w:p>
-      <w:pPr>
-        <w:pStyle w:val="BodyText"/>
-      </w:pPr>
-      <w:r>
-        <w:t xml:space="preserve">“What runs every forty minutes,” Gideon said, “down here?”</w:t>
+        <w:t xml:space="preserve">He had been keeping it by hand, because van Casteel kept everything by hand and it had seemed rude not to, and because Dennis Wren had told him once, with the back off a Murphy, that a man who only looks at the meter is a man who has never seen what the meter does when he isn’t looking. He had written down every reading with the time beside it. And the residual — the little extra, the four hundred and eleven, the thing that was not ordinary Casimir — was not quite steady. It stepped. Very slightly. Once an hour it went up by a hair, stayed up for forty minutes, and came back down for twenty.</w:t>
+      </w:r>
+    </w:p>
+    <w:p>
+      <w:pPr>
+        <w:pStyle w:val="BodyText"/>
+      </w:pPr>
+      <w:r>
+        <w:t xml:space="preserve">“What runs forty minutes in every hour,” Gideon said, “down here?”</w:t>
       </w:r>
     </w:p>
     <w:p>
@@ -17696,7 +17248,7 @@
         <w:t xml:space="preserve">Earthed at both ends, son, and the earth’s not one place, it’s a lot of places that disagree.</w:t>
       </w:r>
       <w:r>
-        <w:t xml:space="preserve"> “The pump’s stray current goes up the hill through the rock and comes back down your shield. The shield doesn’t care, it’s superconducting. But the bolts at the bottom aren’t. Nor’s the plate mount. There’s a few millivolts across them when the pump’s running and a bit less when it isn’t.”</w:t>
+        <w:t xml:space="preserve"> He could hear Lolly, too, on the phone on Saturday night, telling him that Mrs Chain had cured the public address system by switching off an urn. “The pump’s stray current goes up the hill through the rock and comes back down your shield. The shield doesn’t care, it’s superconducting. But the bolts at the bottom aren’t. Nor’s the plate mount. There’s a millivolt or so across them when the pump’s running, and next to nothing when it isn’t.”</w:t>
       </w:r>
     </w:p>
     <w:p>
@@ -17712,7 +17264,7 @@
         <w:pStyle w:val="BodyText"/>
       </w:pPr>
       <w:r>
-        <w:t xml:space="preserve">“A few millivolts between two plates a micron apart,” he said, after a while, very quietly, “is an electrostatic force of a fraction of a per cent of the Casimir force. Which is exactly the size of the thing I came here to find.” He started to laugh. It was not a happy laugh and not an unhappy one; it was the laugh of a man who had found his own fingerprint on the evidence. “The force goes as the square of the voltage over the square of the gap. Everyone who has ever measured Casimir has had to fight it. Lamoreaux fought it. The patch potentials on the gold alone would keep a man awake. And I built a beautiful instrument to see a sign correction from a wormhole, and I bonded the shield at both ends.”</w:t>
+        <w:t xml:space="preserve">“A millivolt between two plates a micron apart,” he said, after a while, “is an electrostatic pull of about a third of one per cent of the Casimir force. Which is exactly the size of the thing I came here to find.” He started to laugh. It was not a happy laugh and not an unhappy one; it was the laugh of a man who had found his own fingerprint on the evidence. “The force goes as the square of the voltage over the square of the gap. Everyone who has ever measured Casimir has had to fight it. Lamoreaux fought it. The patch potentials on the gold alone would keep a man awake. And I built a beautiful instrument to see a sign correction from a wormhole, and I bonded the shield at both ends.”</w:t>
       </w:r>
     </w:p>
     <w:p>
@@ -17764,7 +17316,7 @@
         <w:pStyle w:val="FirstParagraph"/>
       </w:pPr>
       <w:r>
-        <w:t xml:space="preserve">“There is no throat,” said van Casteel, over the telephone, at half past six on the Monday morning, to a room in Marsham Street that had come in specially. “I want to say that first and plainly, because I was the one who raised it, in September, and a man who raises a door owes the room the courtesy of closing it.”</w:t>
+        <w:t xml:space="preserve">“There is no throat,” said van Casteel, over the telephone, at half past six on the Monday morning, to a room in Marsham Street that had come in specially. “I want to say that first and plainly, because I was the one who raised it, a fortnight ago, and a man who raises a door owes the room the courtesy of closing it.”</w:t>
       </w:r>
     </w:p>
     <w:p>
@@ -17780,7 +17332,7 @@
         <w:pStyle w:val="BodyText"/>
       </w:pPr>
       <w:r>
-        <w:t xml:space="preserve">“I said, in April, that if there was a bridge behind that horizon, propped open by negative energy, the vacuum near it would carry a correction, and my plates could feel it. I built the plates. They felt something. It was a ground loop. Mr Gideon found it by keeping a handwritten log, which I recommend to every physicist in Europe, and he found it in the place nobody was pointing, which I gather is a family principle.” A pause, and paper. “With the loop removed the plates see Casimir and nothing else, at a sensitivity where a throat of the kind I was imagining would have shown. Not proof of absence, Ms Sloan will want me to say. A null at a stated sensitivity. But the theory had already told us what to expect, and I should have listened. Schwarzschild’s bridge pinches shut faster than light can cross it. To hold one open you need negative energy, and quantum field theory permits negative energy only in small amounts for short times, with the amount and the time traded against each other. The bounds are Ford and Roman’s. They are not generous. A throat a man could walk through is not forbidden by any single law. It is forbidden by all of them acting together, the way a loan is forbidden by a bank that will lend you anything you like for one second.”</w:t>
+        <w:t xml:space="preserve">“I said, in this room, that if there was a bridge behind that horizon, propped open by negative energy, the vacuum near it would carry a correction, and my plates could feel it. I built the plates. They felt something. It was a ground loop. Mr Gideon found it by keeping a handwritten log, which I recommend to every physicist in Europe, and he found it in the place nobody was pointing, which I gather is a family principle.” A pause, and paper. “With the loop removed the plates see Casimir and nothing else, at a sensitivity where a throat of the kind I was imagining would have shown. Not proof of absence, Ms Sloan will want me to say. A null at a stated sensitivity. But the theory had already told us what to expect, and I should have listened. Schwarzschild’s bridge pinches shut faster than light can cross it. To hold one open you need negative energy, and quantum field theory permits negative energy only in small amounts for short times, with the amount and the time traded against each other. The bounds are Ford and Roman’s. They are not generous. A throat a man could walk through is not forbidden by any single law. It is forbidden by all of them acting together, the way a loan is forbidden by a bank that will lend you anything you like for one second.”</w:t>
       </w:r>
     </w:p>
     <w:p>
@@ -17949,7 +17501,7 @@
         <w:pStyle w:val="BodyText"/>
       </w:pPr>
       <w:r>
-        <w:t xml:space="preserve">“Mr Drill taught this department that an uncharacterised instrument is not evidence. It is a lead,” she said. “Mr van Casteel has now characterised two instruments: his plates, and Mr Eilstein. He was in the shaft and he was out of it, and the plates did not care. That is a finding, and it closes a door I have been drafting around since September.”</w:t>
+        <w:t xml:space="preserve">“Mr Drill taught this department that an uncharacterised instrument is not evidence. It is a lead,” she said. “Mr van Casteel has now characterised two instruments: his plates, and Mr Eilstein. He was in the shaft and he was out of it, and the plates did not care. That is a finding, and it closes a door I have been drafting around since the lieutenant’s letter.”</w:t>
       </w:r>
     </w:p>
     <w:p>
@@ -17965,7 +17517,7 @@
         <w:pStyle w:val="BodyText"/>
       </w:pPr>
       <w:r>
-        <w:t xml:space="preserve">“Mr Eilstein is not, on this evidence, a door, and he is not a drain. He is a man who has taken a great deal and kept all of it, and who is now on our instrument list with his consent. I would rather take the Crown that than the metaphor I believed in September.”</w:t>
+        <w:t xml:space="preserve">“Mr Eilstein is not, on this evidence, a door, and he is not a drain. He is a man who has taken a great deal and kept all of it, and who is now on our instrument list with his consent. I would rather take the Crown that than the metaphor I believed a fortnight ago.”</w:t>
       </w:r>
     </w:p>
     <w:p>
@@ -17997,7 +17549,7 @@
         <w:pStyle w:val="BodyText"/>
       </w:pPr>
       <w:r>
-        <w:t xml:space="preserve">The nine undecidable cores were not resolved by the plates either, and Fainrose said so on the Friday, in four minutes, because the department had been carrying a temptation since September and she wanted it put down.</w:t>
+        <w:t xml:space="preserve">The nine undecidable cores were not resolved by the plates either, and Fainrose said so on the Friday, in four minutes, because the department had been carrying a temptation for a fortnight and she wanted it put down.</w:t>
       </w:r>
     </w:p>
     <w:p>
@@ -18045,7 +17597,7 @@
         <w:pStyle w:val="BodyText"/>
       </w:pPr>
       <w:r>
-        <w:t>Eilstein’s clause, the last piece of the department’s business, was Eilstein’s own idea, and he brought it to Beatrix rather than waiting to be summoned, which nobody in the department had ever seen him do.</w:t>
+        <w:t xml:space="preserve">Eilstein’s clause was Eilstein’s own idea, the one he had taken away from the pavement outside Options Day, and he brought it to Beatrix rather than waiting to be summoned, which nobody in the department had ever seen him do.</w:t>
       </w:r>
     </w:p>
     <w:p>
@@ -18061,7 +17613,7 @@
         <w:pStyle w:val="BodyText"/>
       </w:pPr>
       <w:r>
-        <w:t xml:space="preserve">Beatrix looked at him for a long moment. “That is not a legal instrument. That is a confession, filed in advance, of everything you have not yet done.”</w:t>
+        <w:t xml:space="preserve">Beatrix put her pen down. “That is not a legal instrument. That is a confession, filed in advance, of everything you have not yet done.”</w:t>
       </w:r>
     </w:p>
     <w:p>
@@ -18097,226 +17649,133 @@
         <w:pStyle w:val="FirstParagraph"/>
       </w:pPr>
       <w:r>
-        <w:t xml:space="preserve">The Best Interests meeting was held on Thursday the twelfth of November in the Larchfield lounge, because the room booked for it at the council offices had been double-booked with a meeting about room bookings.</w:t>
-      </w:r>
-    </w:p>
-    <w:p>
-      <w:pPr>
-        <w:pStyle w:val="BodyText"/>
-      </w:pPr>
-      <w:r>
-        <w:t xml:space="preserve">Lolly had expected a table. There was a coffee table, and round it, in chairs of four different heights, Ms Hollis Breen with the file, Sandra from the night shift who had swapped onto days for it, a manager from the provider’s regional office called Mr Ashe who had driven from Reading and wanted it known, Gideon in a jacket he had clearly bought for a funeral, and Mrs Chain with the umbrella across her knees. Her father sat by the window, where he always sat, and had been told what the meeting was for twice, and the second time had said, “I know, Lol, I’m not deaf, I’m demented,” which was a new joke, and he was very pleased with it, and Sandra laughed, and Mr Ashe did not know whether he was allowed to.</w:t>
-      </w:r>
-    </w:p>
-    <w:p>
-      <w:pPr>
-        <w:pStyle w:val="BodyText"/>
-      </w:pPr>
-      <w:r>
-        <w:t xml:space="preserve">Ms Breen did it properly. Lolly had been afraid she would not, and she did. She read out the options. She read out Beatrix’s letter, all five paragraphs, without comment, though at paragraph 4 she looked up at Lolly over her glasses. She asked Dennis where he wanted to live.</w:t>
-      </w:r>
-    </w:p>
-    <w:p>
-      <w:pPr>
-        <w:pStyle w:val="BodyText"/>
-      </w:pPr>
-      <w:r>
-        <w:t xml:space="preserve">“Here,” said Dennis. “Downstairs. By that.” He pointed at the window. “And Sundays.”</w:t>
-      </w:r>
-    </w:p>
-    <w:p>
-      <w:pPr>
-        <w:pStyle w:val="BodyText"/>
-      </w:pPr>
-      <w:r>
-        <w:t xml:space="preserve">“What happens on Sundays, Mr Wren?”</w:t>
-      </w:r>
-    </w:p>
-    <w:p>
-      <w:pPr>
-        <w:pStyle w:val="BodyText"/>
-      </w:pPr>
-      <w:r>
-        <w:t xml:space="preserve">“He comes,” said Dennis, pointing at Gideon, “and brings me stuff people have broken, and I tell him he’s doing it wrong.”</w:t>
-      </w:r>
-    </w:p>
-    <w:p>
-      <w:pPr>
-        <w:pStyle w:val="BodyText"/>
-      </w:pPr>
-      <w:r>
-        <w:t xml:space="preserve">Ms Breen wrote that down. Then she asked Gideon, as a person interested in Mr Wren’s welfare, whether that was accurate.</w:t>
-      </w:r>
-    </w:p>
-    <w:p>
-      <w:pPr>
-        <w:pStyle w:val="BodyText"/>
-      </w:pPr>
-      <w:r>
-        <w:t xml:space="preserve">Gideon had prepared. Lolly knew he had prepared, because he had rung her on Tuesday to ask whether it was all right to say </w:t>
-      </w:r>
-      <w:r>
-        <w:rPr>
-          <w:i/>
-        </w:rPr>
-        <w:t xml:space="preserve">diode</w:t>
-      </w:r>
-      <w:r>
-        <w:t xml:space="preserve"> in a Best Interests meeting. He did not say any of what he had prepared.</w:t>
-      </w:r>
-    </w:p>
-    <w:p>
-      <w:pPr>
-        <w:pStyle w:val="BodyText"/>
-      </w:pPr>
-      <w:r>
-        <w:t xml:space="preserve">“He’s right,” Gideon said. “I am doing it wrong. Mostly. He catches it about one time in three, which is better than me.” He looked at his hands. “Last Sunday he found a dry joint in a Hacker by smell. I’d had the back off an hour. If that goes, I’d want it written down that it went, and when. But it hasn’t gone.”</w:t>
-      </w:r>
-    </w:p>
-    <w:p>
-      <w:pPr>
-        <w:pStyle w:val="BodyText"/>
-      </w:pPr>
-      <w:r>
-        <w:t xml:space="preserve">“And Mrs Chain.”</w:t>
-      </w:r>
-    </w:p>
-    <w:p>
-      <w:pPr>
-        <w:pStyle w:val="BodyText"/>
-      </w:pPr>
-      <w:r>
-        <w:t xml:space="preserve">Mrs Chain said, once and plainly, what Dennis Wren had said to her on a Tuesday in July: the window, the buses, Sundays, and somebody to tell they were doing it wrong. She gave the circumstances. She gave the correction. </w:t>
-      </w:r>
-      <w:r>
-        <w:rPr>
-          <w:i/>
-        </w:rPr>
-        <w:t xml:space="preserve">Broken by fools.</w:t>
-      </w:r>
-      <w:r>
-        <w:t xml:space="preserve"> Mr Ashe wrote that down, and then looked at it, and then crossed out </w:t>
-      </w:r>
-      <w:r>
-        <w:rPr>
-          <w:i/>
-        </w:rPr>
-        <w:t xml:space="preserve">fools</w:t>
-      </w:r>
-      <w:r>
-        <w:t xml:space="preserve"> and wrote it again more neatly.</w:t>
-      </w:r>
-    </w:p>
-    <w:p>
-      <w:pPr>
-        <w:pStyle w:val="BodyText"/>
-      </w:pPr>
-      <w:r>
-        <w:t xml:space="preserve">“Option C,” said Ms Breen, at the end, “as I understand Ms Sloan’s letter, would be a room on the ground floor, which the residential side is keeping, rather than either of the two moves.”</w:t>
-      </w:r>
-    </w:p>
-    <w:p>
-      <w:pPr>
-        <w:pStyle w:val="BodyText"/>
-      </w:pPr>
-      <w:r>
-        <w:t xml:space="preserve">“The ground floor’s nursing,” said Mr Ashe. “It’s not the same registration category.”</w:t>
-      </w:r>
-    </w:p>
-    <w:p>
-      <w:pPr>
-        <w:pStyle w:val="BodyText"/>
-      </w:pPr>
-      <w:r>
-        <w:t xml:space="preserve">“It’s dual-registered,” said Sandra. Everybody looked at her. “I checked. It’s on the certificate in the office. They did it in 2019 for Mr Okafor. We’ve got one room left on the garden side that isn’t commissioned. Garden Room. It’s got a window on the bus stop. It’s got a sink.” She folded her arms. “And there’s a cupboard by the laundry that’s empty since they took the ironing machine out, and it’s got a socket, and I’m just saying.”</w:t>
-      </w:r>
-    </w:p>
-    <w:p>
-      <w:pPr>
-        <w:pStyle w:val="BodyText"/>
-      </w:pPr>
-      <w:r>
-        <w:t xml:space="preserve">“A socket,” said Mr Ashe.</w:t>
-      </w:r>
-    </w:p>
-    <w:p>
-      <w:pPr>
-        <w:pStyle w:val="BodyText"/>
-      </w:pPr>
-      <w:r>
-        <w:t xml:space="preserve">“For a bench,” said Sandra. “Sundays. Supervised. The residents’ committee voted for it in September and nobody wrote it up.”</w:t>
-      </w:r>
-    </w:p>
-    <w:p>
-      <w:pPr>
-        <w:pStyle w:val="BodyText"/>
-      </w:pPr>
-      <w:r>
-        <w:t xml:space="preserve">“Electrical items brought onto the premises,” said Mr Ashe, with the despair of a man watching a policy go, “have to be PAT-tested.”</w:t>
-      </w:r>
-    </w:p>
-    <w:p>
-      <w:pPr>
-        <w:pStyle w:val="BodyText"/>
-      </w:pPr>
-      <w:r>
-        <w:t xml:space="preserve">“I’ll PAT-test the PAT tester,” said Dennis Wren from the window, and that was the end of Mr Ashe.</w:t>
-      </w:r>
-    </w:p>
-    <w:p>
-      <w:pPr>
-        <w:pStyle w:val="BodyText"/>
-      </w:pPr>
-      <w:r>
-        <w:t xml:space="preserve">It was not the end of the process. Nothing ever was. Ms Breen said that she would recommend Option C to the funding panel as the least restrictive option consistent with Mr Wren’s needs, and that she could not promise what the panel would do. Mr Ashe said he would need to take it back to Reading. Sandra said Reading could come here if it wanted, there was a bus.</w:t>
-      </w:r>
-    </w:p>
-    <w:p>
-      <w:pPr>
-        <w:pStyle w:val="BodyText"/>
-      </w:pPr>
-      <w:r>
-        <w:t xml:space="preserve">Afterwards, in the car park, in the dark, Mrs Chain put up her umbrella, though it was not raining.</w:t>
-      </w:r>
-    </w:p>
-    <w:p>
-      <w:pPr>
-        <w:pStyle w:val="BodyText"/>
-      </w:pPr>
-      <w:r>
-        <w:t xml:space="preserve">“You said it once,” said Lolly. “Plainly.”</w:t>
-      </w:r>
-    </w:p>
-    <w:p>
-      <w:pPr>
-        <w:pStyle w:val="BodyText"/>
-      </w:pPr>
-      <w:r>
-        <w:t xml:space="preserve">“I did.”</w:t>
-      </w:r>
-    </w:p>
-    <w:p>
-      <w:pPr>
-        <w:pStyle w:val="BodyText"/>
-      </w:pPr>
-      <w:r>
-        <w:t xml:space="preserve">“Thank you.”</w:t>
-      </w:r>
-    </w:p>
-    <w:p>
-      <w:pPr>
-        <w:pStyle w:val="BodyText"/>
-      </w:pPr>
-      <w:r>
-        <w:t xml:space="preserve">“Do not thank me. I was asked. That is the whole of it.” Mrs Chain looked back at the building, at the lit window on the ground floor where Dennis Wren was explaining something to Gideon with both hands. “Margaret would have liked him,” she said. “He laughs at the wrong jokes. Mostly his own.”</w:t>
-      </w:r>
-    </w:p>
-    <w:p>
-      <w:pPr>
-        <w:pStyle w:val="BodyText"/>
-      </w:pPr>
-      <w:r>
-        <w:t xml:space="preserve">The panel met in January. It approved Option C on the fourteenth, by letter, in two paragraphs, with a note about PAT testing. Her father moved downstairs on a Saturday with the Roberts under his arm, refusing help on the stairs and accepting it on the corridor, and the first thing he did in the Garden Room was turn the chair to face the window.</w:t>
+        <w:t xml:space="preserve">The letter from the Member of Parliament came on the Friday, addressed to the Permanent Secretary and copied, because somebody in the Member’s office was thorough, to the Ministry’s inquiry unit, which had not had a complaint about the department since the Fainrose Unpleasantness and opened it the way a dog opens a parcel.</w:t>
+      </w:r>
+    </w:p>
+    <w:p>
+      <w:pPr>
+        <w:pStyle w:val="BodyText"/>
+      </w:pPr>
+      <w:r>
+        <w:t xml:space="preserve">It concerned a constituent’s mother. Mrs Maureen Tull, of Harrow. Register number 212.</w:t>
+      </w:r>
+    </w:p>
+    <w:p>
+      <w:pPr>
+        <w:pStyle w:val="BodyText"/>
+      </w:pPr>
+      <w:r>
+        <w:t xml:space="preserve">Lolly took the slip out of the back of the notebook, where it had been for a fortnight, and turned it over for the first time. On the back, in the same blue biro, smaller: </w:t>
+      </w:r>
+      <w:r>
+        <w:rPr>
+          <w:i/>
+        </w:rPr>
+        <w:t xml:space="preserve">You can come and see what you did, if you like. Saturdays.</w:t>
+      </w:r>
+    </w:p>
+    <w:p>
+      <w:pPr>
+        <w:pStyle w:val="BodyText"/>
+      </w:pPr>
+      <w:r>
+        <w:t xml:space="preserve">“That’s an invitation,” said Mrs Kind, reading it upside down. “I’ve read enough booking forms. That’s her initiative, dear. Not yours.”</w:t>
+      </w:r>
+    </w:p>
+    <w:p>
+      <w:pPr>
+        <w:pStyle w:val="BodyText"/>
+      </w:pPr>
+      <w:r>
+        <w:t xml:space="preserve">Lolly went on the Saturday.</w:t>
+      </w:r>
+    </w:p>
+    <w:p>
+      <w:pPr>
+        <w:pStyle w:val="BodyText"/>
+      </w:pPr>
+      <w:r>
+        <w:t xml:space="preserve">Maureen Tull lived at the end of a cul-de-sac in a bungalow with a new ramp nobody had used yet. She was seventy-nine, small and upright, and she smelled of Pears soap, and the hall smelled of a dog that had died some time ago and not been replaced. She wore a hearing aid that she switched off when she disagreed with something. She switched it on to let Lolly in.</w:t>
+      </w:r>
+    </w:p>
+    <w:p>
+      <w:pPr>
+        <w:pStyle w:val="BodyText"/>
+      </w:pPr>
+      <w:r>
+        <w:t xml:space="preserve">The register had held her for two years and four months, under a heading in Schedule 4: whether to sell and go to her son in Leeds, or stay. Two options, both live, a wide margin. One of the fattest records on the list. Lolly had been pleased with it, in May.</w:t>
+      </w:r>
+    </w:p>
+    <w:p>
+      <w:pPr>
+        <w:pStyle w:val="BodyText"/>
+      </w:pPr>
+      <w:r>
+        <w:t xml:space="preserve">“I had your letter,” said Mrs Tull. It was on the mantelpiece, propped against the clock. “Lovely paper.”</w:t>
+      </w:r>
+    </w:p>
+    <w:p>
+      <w:pPr>
+        <w:pStyle w:val="BodyText"/>
+      </w:pPr>
+      <w:r>
+        <w:t xml:space="preserve">“It wasn’t meant to ask you anything,” said Lolly. “It was meant to offer.”</w:t>
+      </w:r>
+    </w:p>
+    <w:p>
+      <w:pPr>
+        <w:pStyle w:val="BodyText"/>
+      </w:pPr>
+      <w:r>
+        <w:t xml:space="preserve">“It had a slip. Three boxes.” Mrs Tull sat down. “I’m seventy-nine. Nobody sends me three boxes unless they want me to tick one. So I ticked one.”</w:t>
+      </w:r>
+    </w:p>
+    <w:p>
+      <w:pPr>
+        <w:pStyle w:val="BodyText"/>
+      </w:pPr>
+      <w:r>
+        <w:t xml:space="preserve">“Which?”</w:t>
+      </w:r>
+    </w:p>
+    <w:p>
+      <w:pPr>
+        <w:pStyle w:val="BodyText"/>
+      </w:pPr>
+      <w:r>
+        <w:t xml:space="preserve">“Stay.” She looked out at the ramp. “I’d been leaving it open for him. Every time Gary rang I’d say I’m still thinking, love, and he’d say take your time, Mum, and on the second Sunday he’d come down and look at the stairs, and I’d look at him looking. Two years. The nicest two years we’ve had since his dad. Then your letter came and I thought, they want to know, and I’m not having the government think I can’t make my mind up. So I made it up. I rang him and told him, and he said, right, and he hasn’t been down since. He’s having the spare room done for a lodger.” She switched the hearing aid off, and then on again. “I’d been leaving it open for him. Your letter shut it.”</w:t>
+      </w:r>
+    </w:p>
+    <w:p>
+      <w:pPr>
+        <w:pStyle w:val="BodyText"/>
+      </w:pPr>
+      <w:r>
+        <w:t xml:space="preserve">Lolly sat with her hands round a cup she was not drinking.</w:t>
+      </w:r>
+    </w:p>
+    <w:p>
+      <w:pPr>
+        <w:pStyle w:val="BodyText"/>
+      </w:pPr>
+      <w:r>
+        <w:t xml:space="preserve">“I’m sorry,” she said. “There isn’t anything I’m allowed to—”</w:t>
+      </w:r>
+    </w:p>
+    <w:p>
+      <w:pPr>
+        <w:pStyle w:val="BodyText"/>
+      </w:pPr>
+      <w:r>
+        <w:t xml:space="preserve">“I know. I read the back of your form. Paragraph nine.” Mrs Tull almost smiled. “You asked. I answered. You don’t get to ask again. That’s the only fair thing on it.”</w:t>
+      </w:r>
+    </w:p>
+    <w:p>
+      <w:pPr>
+        <w:pStyle w:val="BodyText"/>
+      </w:pPr>
+      <w:r>
+        <w:t xml:space="preserve">On the doorstep she said, “Gary’s written to his MP. I told him not to. He said somebody ought to be told. I expect he’s right. Somebody ought.” She shut the door.</w:t>
       </w:r>
     </w:p>
     <w:p>
@@ -18336,125 +17795,114 @@
         <w:pStyle w:val="FirstParagraph"/>
       </w:pPr>
       <w:r>
-        <w:t xml:space="preserve">Adaeze Pike was at her desk at ten past eight on a Tuesday in January when Lolly came in with the ledger, and she knew from the way it was being carried, open, flat, on both palms, like something that might spill, which line Lolly had found.</w:t>
-      </w:r>
-    </w:p>
-    <w:p>
-      <w:pPr>
-        <w:pStyle w:val="BodyText"/>
-      </w:pPr>
-      <w:r>
-        <w:t xml:space="preserve">She had not known she knew. She found out in the second before Lolly spoke.</w:t>
-      </w:r>
-    </w:p>
-    <w:p>
-      <w:pPr>
-        <w:pStyle w:val="BodyText"/>
-      </w:pPr>
-      <w:r>
-        <w:t xml:space="preserve">“The second of March,” said Lolly. “Requested by telephone. These are your initials.”</w:t>
-      </w:r>
-    </w:p>
-    <w:p>
-      <w:pPr>
-        <w:pStyle w:val="BodyText"/>
-      </w:pPr>
-      <w:r>
-        <w:t xml:space="preserve">“Yes.”</w:t>
-      </w:r>
-    </w:p>
-    <w:p>
-      <w:pPr>
-        <w:pStyle w:val="BodyText"/>
-      </w:pPr>
-      <w:r>
-        <w:t xml:space="preserve">“Who telephoned?”</w:t>
-      </w:r>
-    </w:p>
-    <w:p>
-      <w:pPr>
-        <w:pStyle w:val="BodyText"/>
-      </w:pPr>
-      <w:r>
-        <w:t xml:space="preserve">Miss Pike looked at the line. Her own handwriting looked back at her, neat and level and satisfied with itself. </w:t>
-      </w:r>
-      <w:r>
-        <w:rPr>
-          <w:i/>
-        </w:rPr>
-        <w:t xml:space="preserve">Statement of Coherence, with Schedule 4 (monthly margins, all 308 states, sorted thinnest first), one certified copy.</w:t>
-      </w:r>
-    </w:p>
-    <w:p>
-      <w:pPr>
-        <w:pStyle w:val="BodyText"/>
-      </w:pPr>
-      <w:r>
-        <w:t xml:space="preserve">“A man,” she said. “He said he was calling from the Office of the President, and he gave a reference, and the reference was correct. He was very polite. He said that the Office would find the schedule more useful sorted by margin than by district, thinnest first, and asked whether that would be a great deal of trouble.” She swallowed. “It was not a great deal of trouble. It was a sort. I did it in the system and printed it and certified it and wrote it in the book, and Jago took it, and I thought, I remember thinking, how nice, somebody in Vienna is actually going to read it properly.”</w:t>
-      </w:r>
-    </w:p>
-    <w:p>
-      <w:pPr>
-        <w:pStyle w:val="BodyText"/>
-      </w:pPr>
-      <w:r>
-        <w:t xml:space="preserve">Lolly said nothing. It was, Miss Pike thought later, the kindest thing she could have done.</w:t>
-      </w:r>
-    </w:p>
-    <w:p>
-      <w:pPr>
-        <w:pStyle w:val="BodyText"/>
-      </w:pPr>
-      <w:r>
-        <w:t xml:space="preserve">“I sorted it for them,” said Miss Pike. “Sir. Ms Wren. I sorted it so that the first fourteen were on the top of the first page.” Her voice stayed level, because she had decided long ago that it would stay level whatever the rest of her did, and it did. “I would like to offer my resignation. I have drafted it. It is in the drawer. I drafted it at eight o’clock, when I saw you come in with the book.”</w:t>
-      </w:r>
-    </w:p>
-    <w:p>
-      <w:pPr>
-        <w:pStyle w:val="BodyText"/>
-      </w:pPr>
-      <w:r>
-        <w:t xml:space="preserve">“No,” said Lolly.</w:t>
-      </w:r>
-    </w:p>
-    <w:p>
-      <w:pPr>
-        <w:pStyle w:val="BodyText"/>
-      </w:pPr>
-      <w:r>
-        <w:t xml:space="preserve">“Ms Wren—”</w:t>
-      </w:r>
-    </w:p>
-    <w:p>
-      <w:pPr>
-        <w:pStyle w:val="BodyText"/>
-      </w:pPr>
-      <w:r>
-        <w:t xml:space="preserve">“No. You wrote it down.” Lolly put the ledger on the desk between them, open at the line. “Somebody rang a junior officer with a correct reference and asked a reasonable question, and the junior officer did the reasonable thing, and then she did the only thing in this whole year that nobody else did. She wrote down who asked and how. In ink. In a book the system can’t edit.” She was very pale. “Adaeze, there are three hundred and eight people on that schedule, and fourteen of them were taken off the top of it, and the only reason anybody on earth can prove that is because you bought a ledger in Victoria Street the morning after Column B. I am not accepting your resignation. I am going to need an affidavit.”</w:t>
-      </w:r>
-    </w:p>
-    <w:p>
-      <w:pPr>
-        <w:pStyle w:val="BodyText"/>
-      </w:pPr>
-      <w:r>
-        <w:t xml:space="preserve">Miss Pike looked at the line for a long time.</w:t>
-      </w:r>
-    </w:p>
-    <w:p>
-      <w:pPr>
-        <w:pStyle w:val="BodyText"/>
-      </w:pPr>
-      <w:r>
-        <w:t xml:space="preserve">“It will have to say that I sorted it,” she said.</w:t>
-      </w:r>
-    </w:p>
-    <w:p>
-      <w:pPr>
-        <w:pStyle w:val="BodyText"/>
-      </w:pPr>
-      <w:r>
-        <w:t xml:space="preserve">“It will say exactly what happened,” said Lolly. “That’s what it’s for.”</w:t>
+        <w:t xml:space="preserve">Beatrix had the defence drafted by Sunday night, and it was good, and on Monday morning it lasted nine minutes.</w:t>
+      </w:r>
+    </w:p>
+    <w:p>
+      <w:pPr>
+        <w:pStyle w:val="BodyText"/>
+      </w:pPr>
+      <w:r>
+        <w:t xml:space="preserve">“It was an offer, not an enquiry,” she told the inquiry officer, a man from the Cabinet Office called Pell, with a voice like a drawer being closed. “The letter offered assistance. Nothing in it required an answer.”</w:t>
+      </w:r>
+    </w:p>
+    <w:p>
+      <w:pPr>
+        <w:pStyle w:val="BodyText"/>
+      </w:pPr>
+      <w:r>
+        <w:t xml:space="preserve">“It enclosed a reply slip,” said Mr Pell, “with a box headed </w:t>
+      </w:r>
+      <w:r>
+        <w:rPr>
+          <w:i/>
+        </w:rPr>
+        <w:t xml:space="preserve">I have decided</w:t>
+      </w:r>
+      <w:r>
+        <w:t xml:space="preserve">. Ms Sloan, I have been reading reply slips for thirty years. A reply slip is an enquiry with a stamp on it.”</w:t>
+      </w:r>
+    </w:p>
+    <w:p>
+      <w:pPr>
+        <w:pStyle w:val="BodyText"/>
+      </w:pPr>
+      <w:r>
+        <w:t xml:space="preserve">Beatrix read the slip twice. Then she said, “Yes. It is,” and sat down, which Lolly had never seen her do in the middle of an argument.</w:t>
+      </w:r>
+    </w:p>
+    <w:p>
+      <w:pPr>
+        <w:pStyle w:val="BodyText"/>
+      </w:pPr>
+      <w:r>
+        <w:t xml:space="preserve">Paragraph nine had a sanction, because Lolly had written one into the notebook the year before last, on the grounds that a protection without a sanction is a decoration. The officer responsible was to be suspended pending inquiry, on the signature of the department’s oversight. The department’s oversight was Stephanie Fainrose.</w:t>
+      </w:r>
+    </w:p>
+    <w:p>
+      <w:pPr>
+        <w:pStyle w:val="BodyText"/>
+      </w:pPr>
+      <w:r>
+        <w:t xml:space="preserve">Fainrose signed it at Lolly’s desk, because Lolly asked her to do it there and not in a corridor. She used the green pen. Her hand did not shake. Afterwards she capped the pen and looked at it as if it had done something without asking her.</w:t>
+      </w:r>
+    </w:p>
+    <w:p>
+      <w:pPr>
+        <w:pStyle w:val="BodyText"/>
+      </w:pPr>
+      <w:r>
+        <w:t xml:space="preserve">“I am not reassured,” she said, “by any part of this.”</w:t>
+      </w:r>
+    </w:p>
+    <w:p>
+      <w:pPr>
+        <w:pStyle w:val="BodyText"/>
+      </w:pPr>
+      <w:r>
+        <w:t xml:space="preserve">“You’d be worse at it if you were,” said Lolly.</w:t>
+      </w:r>
+    </w:p>
+    <w:p>
+      <w:pPr>
+        <w:pStyle w:val="BodyText"/>
+      </w:pPr>
+      <w:r>
+        <w:t xml:space="preserve">Then Mr Pell asked for the notebook.</w:t>
+      </w:r>
+    </w:p>
+    <w:p>
+      <w:pPr>
+        <w:pStyle w:val="BodyText"/>
+      </w:pPr>
+      <w:r>
+        <w:t xml:space="preserve">He was entitled to. The letter to the three hundred and eight had been drafted from it, </w:t>
+      </w:r>
+      <w:r>
+        <w:rPr>
+          <w:i/>
+        </w:rPr>
+        <w:t xml:space="preserve">Make everybody fat</w:t>
+      </w:r>
+      <w:r>
+        <w:t xml:space="preserve">, and it was the only contemporaneous record of the decision. Lolly took it out of her bag. Volume five, green, three-quarters full, PRIVATE / UNHELPFUL across the cover in her own capitals. Mr Pell put it in a clear plastic bag, sealed the bag, and wrote on the label </w:t>
+      </w:r>
+      <w:r>
+        <w:rPr>
+          <w:i/>
+        </w:rPr>
+        <w:t xml:space="preserve">Exhibit LW/1</w:t>
+      </w:r>
+      <w:r>
+        <w:t xml:space="preserve">. He was not unkind about it. He did not need to be.</w:t>
+      </w:r>
+    </w:p>
+    <w:p>
+      <w:pPr>
+        <w:pStyle w:val="BodyText"/>
+      </w:pPr>
+      <w:r>
+        <w:t xml:space="preserve">She went home at eleven in the morning, which she had never done, on a bus that was nearly empty, and found that she did not know what to do with her hands. At the Post Office on the corner she bought a pad of lined paper. She did not write in it.</w:t>
       </w:r>
     </w:p>
     <w:p>
@@ -18474,102 +17922,226 @@
         <w:pStyle w:val="FirstParagraph"/>
       </w:pPr>
       <w:r>
-        <w:t xml:space="preserve">Jago Flint found the docket in the glovebox of the van, under a road atlas of 1997 and a sandwich that had achieved a kind of geological peace.</w:t>
-      </w:r>
-    </w:p>
-    <w:p>
-      <w:pPr>
-        <w:pStyle w:val="BodyText"/>
-      </w:pPr>
-      <w:r>
-        <w:t xml:space="preserve">He had not been looking for it. He had been looking for a parking ticket, which he intended to appeal on grounds he had not yet invented. But the docket was there, in the clip with all the others, because Jago kept every docket he had ever been handed, not out of diligence, which he would have denied with real hurt, but because a docket was proof that somebody owed you a favour, and Jago’s whole economy ran on the conviction that one day everybody would pay.</w:t>
-      </w:r>
-    </w:p>
-    <w:p>
-      <w:pPr>
-        <w:pStyle w:val="BodyText"/>
-      </w:pPr>
-      <w:r>
-        <w:rPr>
-          <w:i/>
-        </w:rPr>
-        <w:t xml:space="preserve">3 March. Collected Marsham St, 08:40, one envelope, certified, from A. Pike. Delivered Strand, 09:25, to bearer for the Office of the President (Vienna bag). Signed:</w:t>
-      </w:r>
-      <w:r>
-        <w:t xml:space="preserve"> and a signature like a man falling downstairs, and under it, in the runner’s careful capitals because Jago had made him do it, a name.</w:t>
-      </w:r>
-    </w:p>
-    <w:p>
-      <w:pPr>
-        <w:pStyle w:val="BodyText"/>
-      </w:pPr>
-      <w:r>
-        <w:t xml:space="preserve">He looked at it for a while in the car park, with the engine running and the wipers going for no reason.</w:t>
-      </w:r>
-    </w:p>
-    <w:p>
-      <w:pPr>
-        <w:pStyle w:val="BodyText"/>
-      </w:pPr>
-      <w:r>
-        <w:t xml:space="preserve">He remembered the runner. A young man in a good coat, impatient, who had not wanted to print his name, and Jago had said, cheerfully, that nothing left his hands unsigned, not since 1919, not since an incident in a stairwell, and the young man had printed it to get rid of him. Jago remembered thinking it was a lot of fuss for a list of margins. He remembered that Miss Pike had lent him eleven pounds forty that morning, for the congestion charge, because he had come out without his wallet, and that he had promised to pay her back on the Friday.</w:t>
-      </w:r>
-    </w:p>
-    <w:p>
-      <w:pPr>
-        <w:pStyle w:val="BodyText"/>
-      </w:pPr>
-      <w:r>
-        <w:t xml:space="preserve">He had not paid her back on the Friday.</w:t>
-      </w:r>
-    </w:p>
-    <w:p>
-      <w:pPr>
-        <w:pStyle w:val="BodyText"/>
-      </w:pPr>
-      <w:r>
-        <w:t xml:space="preserve">He drove to Marsham Street, and parked in a place where the parking ticket would be worth discussing, and went up to the third floor, and put the docket on Lolly’s desk. Then he went to Miss Pike’s desk and put eleven pounds forty on it, in coins, in a neat column, which took some time because a good deal of it was in twenty-pences.</w:t>
-      </w:r>
-    </w:p>
-    <w:p>
-      <w:pPr>
-        <w:pStyle w:val="BodyText"/>
-      </w:pPr>
-      <w:r>
-        <w:t xml:space="preserve">“It’s from March,” he said.</w:t>
-      </w:r>
-    </w:p>
-    <w:p>
-      <w:pPr>
-        <w:pStyle w:val="BodyText"/>
-      </w:pPr>
-      <w:r>
-        <w:t xml:space="preserve">Miss Pike looked at the column of coins. She looked at Jago. Something happened to her face that had not happened to it since January.</w:t>
-      </w:r>
-    </w:p>
-    <w:p>
-      <w:pPr>
-        <w:pStyle w:val="BodyText"/>
-      </w:pPr>
-      <w:r>
-        <w:t xml:space="preserve">“I wrote it down,” she said. “You’re in the back of the ledger. Under </w:t>
-      </w:r>
-      <w:r>
-        <w:rPr>
-          <w:i/>
-        </w:rPr>
-        <w:t xml:space="preserve">owed</w:t>
-      </w:r>
-      <w:r>
-        <w:t xml:space="preserve">.”</w:t>
-      </w:r>
-    </w:p>
-    <w:p>
-      <w:pPr>
-        <w:pStyle w:val="BodyText"/>
-      </w:pPr>
-      <w:r>
-        <w:t xml:space="preserve">“Course I am,” said Jago. “Cross me off, Adaeze. I’m a reformed man. Ask anyone. Don’t ask Croydon.”</w:t>
+        <w:t xml:space="preserve">The Best Interests meeting was held on Thursday the twelfth of November in the Larchfield lounge, because the room booked for it at the council offices had been double-booked with a meeting about room bookings. Lolly went as a private person, which was what she was that month. It turned out to be the right thing to be.</w:t>
+      </w:r>
+    </w:p>
+    <w:p>
+      <w:pPr>
+        <w:pStyle w:val="BodyText"/>
+      </w:pPr>
+      <w:r>
+        <w:t xml:space="preserve">Lolly had expected a table. There was a coffee table, and round it, in chairs of four different heights, Ms Hollis Breen with the file, Sandra from the night shift who had swapped onto days for it, a manager from the provider’s regional office called Mr Ashe who had driven from Reading and wanted it known, Gideon in a jacket he had clearly bought for a funeral, and Mrs Chain with the umbrella across her knees. Her father sat by the window, where he always sat, and had been told what the meeting was for twice, and the second time had said, “I know, Lol, I’m not deaf, I’m demented,” which was a new joke, and he was very pleased with it, and Sandra laughed, and Mr Ashe did not know whether he was allowed to.</w:t>
+      </w:r>
+    </w:p>
+    <w:p>
+      <w:pPr>
+        <w:pStyle w:val="BodyText"/>
+      </w:pPr>
+      <w:r>
+        <w:t xml:space="preserve">Ms Breen did it properly. Lolly had been afraid she would not, and she did. She read out the options. She read out Beatrix’s letter, all five paragraphs, without comment, though at paragraph 4 she looked up at Lolly over her glasses. She asked Dennis where he wanted to live.</w:t>
+      </w:r>
+    </w:p>
+    <w:p>
+      <w:pPr>
+        <w:pStyle w:val="BodyText"/>
+      </w:pPr>
+      <w:r>
+        <w:t xml:space="preserve">“Here,” said Dennis. “Downstairs. By that.” He pointed at the window. “And Sundays.”</w:t>
+      </w:r>
+    </w:p>
+    <w:p>
+      <w:pPr>
+        <w:pStyle w:val="BodyText"/>
+      </w:pPr>
+      <w:r>
+        <w:t xml:space="preserve">“What happens on Sundays, Mr Wren?”</w:t>
+      </w:r>
+    </w:p>
+    <w:p>
+      <w:pPr>
+        <w:pStyle w:val="BodyText"/>
+      </w:pPr>
+      <w:r>
+        <w:t xml:space="preserve">“He comes,” said Dennis, pointing at Gideon, “and brings me stuff people have broken, and I tell him he’s doing it wrong.”</w:t>
+      </w:r>
+    </w:p>
+    <w:p>
+      <w:pPr>
+        <w:pStyle w:val="BodyText"/>
+      </w:pPr>
+      <w:r>
+        <w:t xml:space="preserve">Ms Breen wrote that down. Then she asked Gideon, as a person interested in Mr Wren’s welfare, whether that was accurate.</w:t>
+      </w:r>
+    </w:p>
+    <w:p>
+      <w:pPr>
+        <w:pStyle w:val="BodyText"/>
+      </w:pPr>
+      <w:r>
+        <w:t xml:space="preserve">Gideon had prepared. Lolly knew he had prepared, because he had rung her on Tuesday to ask whether it was all right to say </w:t>
+      </w:r>
+      <w:r>
+        <w:rPr>
+          <w:i/>
+        </w:rPr>
+        <w:t xml:space="preserve">diode</w:t>
+      </w:r>
+      <w:r>
+        <w:t xml:space="preserve"> in a Best Interests meeting. He did not say any of what he had prepared.</w:t>
+      </w:r>
+    </w:p>
+    <w:p>
+      <w:pPr>
+        <w:pStyle w:val="BodyText"/>
+      </w:pPr>
+      <w:r>
+        <w:t xml:space="preserve">“He’s right,” Gideon said. “I am doing it wrong. Mostly. He catches it about one time in three, which is better than me.” He looked at his hands. “Last Sunday he found a dry joint in a Hacker by smell. I’d had the back off an hour. If that goes, I’d want it written down that it went, and when. But it hasn’t gone.”</w:t>
+      </w:r>
+    </w:p>
+    <w:p>
+      <w:pPr>
+        <w:pStyle w:val="BodyText"/>
+      </w:pPr>
+      <w:r>
+        <w:t xml:space="preserve">“And Mrs Chain.”</w:t>
+      </w:r>
+    </w:p>
+    <w:p>
+      <w:pPr>
+        <w:pStyle w:val="BodyText"/>
+      </w:pPr>
+      <w:r>
+        <w:t xml:space="preserve">Mrs Chain said, once and plainly, what Dennis Wren had said to her on a Tuesday in July: the window, the buses, Sundays, and somebody to tell they were doing it wrong. She gave the circumstances. She gave the correction. </w:t>
+      </w:r>
+      <w:r>
+        <w:rPr>
+          <w:i/>
+        </w:rPr>
+        <w:t xml:space="preserve">Broken by fools.</w:t>
+      </w:r>
+      <w:r>
+        <w:t xml:space="preserve"> Mr Ashe wrote that down, and then looked at it, and then crossed out </w:t>
+      </w:r>
+      <w:r>
+        <w:rPr>
+          <w:i/>
+        </w:rPr>
+        <w:t xml:space="preserve">fools</w:t>
+      </w:r>
+      <w:r>
+        <w:t xml:space="preserve"> and wrote it again more neatly.</w:t>
+      </w:r>
+    </w:p>
+    <w:p>
+      <w:pPr>
+        <w:pStyle w:val="BodyText"/>
+      </w:pPr>
+      <w:r>
+        <w:t xml:space="preserve">“Option C,” said Ms Breen, at the end, “as I understand Ms Sloan’s letter, would be a room on the ground floor, which the residential side is keeping, rather than either of the two moves.”</w:t>
+      </w:r>
+    </w:p>
+    <w:p>
+      <w:pPr>
+        <w:pStyle w:val="BodyText"/>
+      </w:pPr>
+      <w:r>
+        <w:t xml:space="preserve">“The ground floor’s nursing,” said Mr Ashe. “It’s not the same registration category.”</w:t>
+      </w:r>
+    </w:p>
+    <w:p>
+      <w:pPr>
+        <w:pStyle w:val="BodyText"/>
+      </w:pPr>
+      <w:r>
+        <w:t xml:space="preserve">“It’s dual-registered,” said Sandra. Everybody looked at her. “I checked. It’s on the certificate in the office. They did it in 2019 for Mr Okafor. We’ve got one room left on the garden side that isn’t commissioned. Garden Room. It’s got a window on the bus stop. It’s got a sink.” She folded her arms. “And there’s a cupboard by the laundry that’s empty since they took the ironing machine out, and it’s got a socket, and I’m just saying.”</w:t>
+      </w:r>
+    </w:p>
+    <w:p>
+      <w:pPr>
+        <w:pStyle w:val="BodyText"/>
+      </w:pPr>
+      <w:r>
+        <w:t xml:space="preserve">“A socket,” said Mr Ashe.</w:t>
+      </w:r>
+    </w:p>
+    <w:p>
+      <w:pPr>
+        <w:pStyle w:val="BodyText"/>
+      </w:pPr>
+      <w:r>
+        <w:t xml:space="preserve">“For a bench,” said Sandra. “Sundays. Supervised. The residents’ committee voted for it in September and nobody wrote it up.”</w:t>
+      </w:r>
+    </w:p>
+    <w:p>
+      <w:pPr>
+        <w:pStyle w:val="BodyText"/>
+      </w:pPr>
+      <w:r>
+        <w:t xml:space="preserve">“Electrical items brought onto the premises,” said Mr Ashe, with the despair of a man watching a policy go, “have to be PAT-tested.”</w:t>
+      </w:r>
+    </w:p>
+    <w:p>
+      <w:pPr>
+        <w:pStyle w:val="BodyText"/>
+      </w:pPr>
+      <w:r>
+        <w:t xml:space="preserve">“I’ll PAT-test the PAT tester,” said Dennis Wren from the window, and that was the end of Mr Ashe.</w:t>
+      </w:r>
+    </w:p>
+    <w:p>
+      <w:pPr>
+        <w:pStyle w:val="BodyText"/>
+      </w:pPr>
+      <w:r>
+        <w:t xml:space="preserve">It was not the end of the process. Nothing ever was. Ms Breen said that she would recommend Option C to the funding panel as the least restrictive option consistent with Mr Wren’s needs, and that she could not promise what the panel would do. Mr Ashe said he would need to take it back to Reading. Sandra said Reading could come here if it wanted, there was a bus.</w:t>
+      </w:r>
+    </w:p>
+    <w:p>
+      <w:pPr>
+        <w:pStyle w:val="BodyText"/>
+      </w:pPr>
+      <w:r>
+        <w:t xml:space="preserve">Afterwards, in the car park, in the dark, Mrs Chain put up her umbrella, though it was not raining.</w:t>
+      </w:r>
+    </w:p>
+    <w:p>
+      <w:pPr>
+        <w:pStyle w:val="BodyText"/>
+      </w:pPr>
+      <w:r>
+        <w:t xml:space="preserve">“You said it once,” said Lolly. “Plainly.”</w:t>
+      </w:r>
+    </w:p>
+    <w:p>
+      <w:pPr>
+        <w:pStyle w:val="BodyText"/>
+      </w:pPr>
+      <w:r>
+        <w:t xml:space="preserve">“I did.”</w:t>
+      </w:r>
+    </w:p>
+    <w:p>
+      <w:pPr>
+        <w:pStyle w:val="BodyText"/>
+      </w:pPr>
+      <w:r>
+        <w:t xml:space="preserve">“Thank you.”</w:t>
+      </w:r>
+    </w:p>
+    <w:p>
+      <w:pPr>
+        <w:pStyle w:val="BodyText"/>
+      </w:pPr>
+      <w:r>
+        <w:t xml:space="preserve">“Do not thank me. I was asked. That is the whole of it.” Mrs Chain looked back at the building, at the lit window on the ground floor where Dennis Wren was explaining something to Gideon with both hands. “Margaret would have liked him,” she said. “He laughs at the wrong jokes. Mostly his own.”</w:t>
+      </w:r>
+    </w:p>
+    <w:p>
+      <w:pPr>
+        <w:pStyle w:val="BodyText"/>
+      </w:pPr>
+      <w:r>
+        <w:t xml:space="preserve">The panel met in January. It approved Option C on the fourteenth, by letter, in two paragraphs, with a note about PAT testing. Her father moved downstairs on a Saturday with the Roberts under his arm, refusing help on the stairs and accepting it on the corridor, and the first thing he did in the Garden Room was turn the chair to face the window.</w:t>
       </w:r>
     </w:p>
     <w:p>
@@ -18589,105 +18161,125 @@
         <w:pStyle w:val="FirstParagraph"/>
       </w:pPr>
       <w:r>
-        <w:t xml:space="preserve">The letter reached the Collegium at Brask on a Monday and Professor Tengelman read it standing up, in the porter’s lodge, with his coat still on.</w:t>
-      </w:r>
-    </w:p>
-    <w:p>
-      <w:pPr>
-        <w:pStyle w:val="BodyText"/>
-      </w:pPr>
-      <w:r>
-        <w:t xml:space="preserve">It was two pages long. The first page set out, without adjectives, the dispatch ledger, the docket, the schedule and the fourteen lines. The second page asked one question.</w:t>
-      </w:r>
-    </w:p>
-    <w:p>
-      <w:pPr>
-        <w:pStyle w:val="BodyText"/>
-      </w:pPr>
-      <w:r>
-        <w:rPr>
-          <w:i/>
-        </w:rPr>
-        <w:t xml:space="preserve">You confirmed to the Office that a rewrite of a screen is unitary. I do not dispute it. I would like to know what you were asked, and when, and whether you were told what was written on the screen.</w:t>
-      </w:r>
-    </w:p>
-    <w:p>
-      <w:pPr>
-        <w:pStyle w:val="BodyText"/>
-      </w:pPr>
-      <w:r>
-        <w:t xml:space="preserve">It was signed </w:t>
-      </w:r>
-      <w:r>
-        <w:rPr>
-          <w:i/>
-        </w:rPr>
-        <w:t xml:space="preserve">L. Wren</w:t>
-      </w:r>
-      <w:r>
-        <w:t xml:space="preserve">, in green, and under the signature, in pencil, as if added afterwards by somebody who had decided it was rude to leave it off: </w:t>
-      </w:r>
-      <w:r>
-        <w:rPr>
-          <w:i/>
-        </w:rPr>
-        <w:t xml:space="preserve">Please.</w:t>
-      </w:r>
-    </w:p>
-    <w:p>
-      <w:pPr>
-        <w:pStyle w:val="BodyText"/>
-      </w:pPr>
-      <w:r>
-        <w:t xml:space="preserve">He took it up to his rooms. He had been, for six years, a man who answered the question he was asked. He had built a life on it, a reputation, a retainer, a car. It was a real virtue, he had always believed; the world was full of men who answered questions they had not been asked, and they did a great deal of harm. He took the March letter out of the folder he had carried to every session for six years, and read it again, and then read his own reply, which was three lines long, and correct, and the worst thing he had ever written.</w:t>
-      </w:r>
-    </w:p>
-    <w:p>
-      <w:pPr>
-        <w:pStyle w:val="BodyText"/>
-      </w:pPr>
-      <w:r>
-        <w:t xml:space="preserve">On the desk, under the March letter, was the one that began </w:t>
-      </w:r>
-      <w:r>
-        <w:rPr>
-          <w:i/>
-        </w:rPr>
-        <w:t xml:space="preserve">Dear Ms Sloan</w:t>
-      </w:r>
-      <w:r>
-        <w:t xml:space="preserve"> and did not go on. He had been not-writing it since June.</w:t>
-      </w:r>
-    </w:p>
-    <w:p>
-      <w:pPr>
-        <w:pStyle w:val="BodyText"/>
-      </w:pPr>
-      <w:r>
-        <w:t xml:space="preserve">He did not finish it now either. He took a fresh sheet, and wrote </w:t>
-      </w:r>
-      <w:r>
-        <w:rPr>
-          <w:i/>
-        </w:rPr>
-        <w:t xml:space="preserve">Dear Ms Wren</w:t>
-      </w:r>
-      <w:r>
-        <w:t xml:space="preserve">, and then: </w:t>
-      </w:r>
-      <w:r>
-        <w:rPr>
-          <w:i/>
-        </w:rPr>
-        <w:t xml:space="preserve">I was asked whether the rewrite would be unitary. I was not told what was on the screen. I did not ask. I enclose the letter. I will come to Vienna, at my own expense, and say so to the court, and I would be grateful if you would arrange for somebody to ask me, because I find, at my age, that I still do not entirely trust myself to stand up without being asked.</w:t>
-      </w:r>
-    </w:p>
-    <w:p>
-      <w:pPr>
-        <w:pStyle w:val="BodyText"/>
-      </w:pPr>
-      <w:r>
-        <w:t xml:space="preserve">He posted it himself, on the way to his lecture, and was four minutes late for the first time in thirty years.</w:t>
+        <w:t xml:space="preserve">Adaeze Pike came to Lolly’s flat on a Tuesday evening in January, with the ledger in a carrier bag, because Mrs Kind had rung her at Christmas and said that a travel agent had told her to read it, and that it was time.</w:t>
+      </w:r>
+    </w:p>
+    <w:p>
+      <w:pPr>
+        <w:pStyle w:val="BodyText"/>
+      </w:pPr>
+      <w:r>
+        <w:t xml:space="preserve">Lolly read it at the kitchen table, page by page, from March, the way she read everything. Miss Pike sat opposite with her coat on and watched her. She had not known which line Lolly would stop at. She found out that she knew in the second before Lolly stopped.</w:t>
+      </w:r>
+    </w:p>
+    <w:p>
+      <w:pPr>
+        <w:pStyle w:val="BodyText"/>
+      </w:pPr>
+      <w:r>
+        <w:t xml:space="preserve">“The second of March,” said Lolly. “Requested by telephone. These are your initials.”</w:t>
+      </w:r>
+    </w:p>
+    <w:p>
+      <w:pPr>
+        <w:pStyle w:val="BodyText"/>
+      </w:pPr>
+      <w:r>
+        <w:t xml:space="preserve">“Yes.”</w:t>
+      </w:r>
+    </w:p>
+    <w:p>
+      <w:pPr>
+        <w:pStyle w:val="BodyText"/>
+      </w:pPr>
+      <w:r>
+        <w:t xml:space="preserve">“Who telephoned?”</w:t>
+      </w:r>
+    </w:p>
+    <w:p>
+      <w:pPr>
+        <w:pStyle w:val="BodyText"/>
+      </w:pPr>
+      <w:r>
+        <w:t xml:space="preserve">Miss Pike looked at the line. Her own handwriting looked back at her, neat and level and satisfied with itself. </w:t>
+      </w:r>
+      <w:r>
+        <w:rPr>
+          <w:i/>
+        </w:rPr>
+        <w:t xml:space="preserve">Statement of Coherence, with Schedule 4 (monthly margins, all 308 states, sorted thinnest first), one certified copy.</w:t>
+      </w:r>
+    </w:p>
+    <w:p>
+      <w:pPr>
+        <w:pStyle w:val="BodyText"/>
+      </w:pPr>
+      <w:r>
+        <w:t xml:space="preserve">“A man,” she said. “He said he was calling from the Office of the President, and he gave a reference, and the reference was correct. He was very polite. He said that the Office would find the schedule more useful sorted by margin than by district, thinnest first, and asked whether that would be a great deal of trouble.” She swallowed. “It was not a great deal of trouble. It was a sort. I did it in the system and printed it and certified it and wrote it in the book, and Jago took it, and I thought, I remember thinking, how nice, somebody in Vienna is actually going to read it properly.”</w:t>
+      </w:r>
+    </w:p>
+    <w:p>
+      <w:pPr>
+        <w:pStyle w:val="BodyText"/>
+      </w:pPr>
+      <w:r>
+        <w:t xml:space="preserve">Lolly did not answer at once. It was, Miss Pike thought later, the kindest thing she could have done.</w:t>
+      </w:r>
+    </w:p>
+    <w:p>
+      <w:pPr>
+        <w:pStyle w:val="BodyText"/>
+      </w:pPr>
+      <w:r>
+        <w:t xml:space="preserve">“I sorted it for them,” said Miss Pike. “Sir. Ms Wren. I sorted it so that the first fourteen were on the top of the first page.” Her voice stayed level, because she had decided long ago that it would stay level whatever the rest of her did, and it did. “I would like to offer my resignation. I’ll draft it tonight.”</w:t>
+      </w:r>
+    </w:p>
+    <w:p>
+      <w:pPr>
+        <w:pStyle w:val="BodyText"/>
+      </w:pPr>
+      <w:r>
+        <w:t xml:space="preserve">“I’m suspended, Adaeze. I can’t accept it.”</w:t>
+      </w:r>
+    </w:p>
+    <w:p>
+      <w:pPr>
+        <w:pStyle w:val="BodyText"/>
+      </w:pPr>
+      <w:r>
+        <w:t xml:space="preserve">“Then—”</w:t>
+      </w:r>
+    </w:p>
+    <w:p>
+      <w:pPr>
+        <w:pStyle w:val="BodyText"/>
+      </w:pPr>
+      <w:r>
+        <w:t xml:space="preserve">“And I’m not going to let you give it to anyone who can.” Lolly turned the ledger round on the table between them, open at the line. “Somebody rang a junior officer with a correct reference and asked a reasonable question, and the junior officer did the reasonable thing, and then she did the only thing in this whole year that nobody else did. She wrote down who asked and how. In ink. In a book the system can’t edit.” She was very pale. “There are three hundred and eight people on that schedule, and fourteen of them were taken off the top of it, and the only reason anybody on earth can prove it is that you bought a ledger in Victoria Street the morning after Column B. Beatrix is going to need an affidavit.”</w:t>
+      </w:r>
+    </w:p>
+    <w:p>
+      <w:pPr>
+        <w:pStyle w:val="BodyText"/>
+      </w:pPr>
+      <w:r>
+        <w:t xml:space="preserve">Miss Pike looked at the line for a long time.</w:t>
+      </w:r>
+    </w:p>
+    <w:p>
+      <w:pPr>
+        <w:pStyle w:val="BodyText"/>
+      </w:pPr>
+      <w:r>
+        <w:t xml:space="preserve">“It will have to say that I sorted it,” she said.</w:t>
+      </w:r>
+    </w:p>
+    <w:p>
+      <w:pPr>
+        <w:pStyle w:val="BodyText"/>
+      </w:pPr>
+      <w:r>
+        <w:t xml:space="preserve">“It will say exactly what happened,” said Lolly. “That’s what it’s for.”</w:t>
       </w:r>
     </w:p>
     <w:p>
@@ -18707,188 +18299,102 @@
         <w:pStyle w:val="FirstParagraph"/>
       </w:pPr>
       <w:r>
-        <w:t xml:space="preserve">The appeal was heard in Vienna on Thursday the twenty-eighth of January, twelve days before the deadline, in the same building off the Ringstrasse, in a smaller room with no painted ceiling and three judges who had each, Lolly was told, read the papers.</w:t>
-      </w:r>
-    </w:p>
-    <w:p>
-      <w:pPr>
-        <w:pStyle w:val="BodyText"/>
-      </w:pPr>
-      <w:r>
-        <w:t xml:space="preserve">She had not meant to be the one who spoke. Beatrix had the argument, and it was a better argument than it had been in the spring, because Ramanathan had given it a characterised instrument and van Casteel had given it a force. But the argument answered only half of the question the Office had put, which was whether anything had been harmed. It did not answer the other half, which nobody had put at all, and which Lolly had been carrying since March: who had done it, and how they had known which fourteen to take.</w:t>
-      </w:r>
-    </w:p>
-    <w:p>
-      <w:pPr>
-        <w:pStyle w:val="BodyText"/>
-      </w:pPr>
-      <w:r>
-        <w:t xml:space="preserve">She had found the answer on a Tuesday in January, in Miss Pike’s dispatch ledger, on the line for the second of March:</w:t>
-      </w:r>
-    </w:p>
-    <w:p>
-      <w:pPr>
-        <w:pStyle w:val="BodyText"/>
-      </w:pPr>
-      <w:r>
-        <w:rPr>
-          <w:i/>
-        </w:rPr>
-        <w:t xml:space="preserve">Statement of Coherence, with Schedule 4 (monthly margins, all 308 states, sorted thinnest first), one certified copy. To: Office of the President, Galactic Counsel, Vienna. Requested by telephone. Fee paid.</w:t>
-      </w:r>
-    </w:p>
-    <w:p>
-      <w:pPr>
-        <w:pStyle w:val="BodyText"/>
-      </w:pPr>
-      <w:r>
-        <w:t xml:space="preserve">Twelve days, Lolly counted, before the fourteenth of March.</w:t>
-      </w:r>
-    </w:p>
-    <w:p>
-      <w:pPr>
-        <w:pStyle w:val="BodyText"/>
-      </w:pPr>
-      <w:r>
-        <w:t xml:space="preserve">“Ms Wren,” said the presiding judge, a grey-haired woman from a signatory whose name the interpretation rendered as </w:t>
-      </w:r>
-      <w:r>
-        <w:rPr>
-          <w:i/>
-        </w:rPr>
-        <w:t xml:space="preserve">the Hollow Reaches</w:t>
-      </w:r>
-      <w:r>
-        <w:t xml:space="preserve">. “You are the head of the department, not its counsel. Ms Sloan tells us you have something the papers do not.”</w:t>
-      </w:r>
-    </w:p>
-    <w:p>
-      <w:pPr>
-        <w:pStyle w:val="BodyText"/>
-      </w:pPr>
-      <w:r>
-        <w:t xml:space="preserve">“I have a ledger, a courier’s docket, and a list,” said Lolly. Her voice was steadier than she had expected. She had written the sentence nine times on the train. “Schedule 4 is a list of three hundred and eight people, sorted by how little choice they had left. We published it because the Act required it, and we were proud of it. On the second of March the Office of the President bought a certified copy, by telephone, and asked for it sorted thinnest first. Miss Pike’s affidavit is at tab nine. On the third of March it was signed for at the Strand by the Office’s own runner. The docket is at tab ten. On the fourteenth of March, fourteen states resolved outside their permitted options.” She laid the schedule on the table and put the department’s list of the fourteen beside it. “They are the first fourteen lines of the schedule. All of them, and nobody else.”</w:t>
-      </w:r>
-    </w:p>
-    <w:p>
-      <w:pPr>
-        <w:pStyle w:val="BodyText"/>
-      </w:pPr>
-      <w:r>
-        <w:t xml:space="preserve">Counsel for the Office, a young man who had clearly been told the hearing would be about physics, said that a fluctuation in the vacuum would naturally take the weakest records first, and that the correspondence was what one would expect.</w:t>
-      </w:r>
-    </w:p>
-    <w:p>
-      <w:pPr>
-        <w:pStyle w:val="BodyText"/>
-      </w:pPr>
-      <w:r>
-        <w:t xml:space="preserve">“Then it would take most of them,” said Lolly. “Not exactly the first fourteen and not the fifteenth. The fifteenth had a margin one part in a thousand wider than the fourteenth. If the field had been doing it, the fifteenth would have gone too, or one of the fourteen would have survived. Dr Ramanathan has run it. A process that is only following the margins does not stop at the bottom of a page.” She took a breath. “Somebody stopped at fourteen because fourteen was the number they had asked for.”</w:t>
-      </w:r>
-    </w:p>
-    <w:p>
-      <w:pPr>
-        <w:pStyle w:val="BodyText"/>
-      </w:pPr>
-      <w:r>
-        <w:t xml:space="preserve">The young man looked at his papers. The papers did not help him.</w:t>
-      </w:r>
-    </w:p>
-    <w:p>
-      <w:pPr>
-        <w:pStyle w:val="BodyText"/>
-      </w:pPr>
-      <w:r>
-        <w:t xml:space="preserve">“And who asked for it?” said the presiding judge.</w:t>
-      </w:r>
-    </w:p>
-    <w:p>
-      <w:pPr>
-        <w:pStyle w:val="BodyText"/>
-      </w:pPr>
-      <w:r>
-        <w:t xml:space="preserve">Lolly turned to the end of the table, where a man in a brown suit had been sitting very still for an hour with a folder on his knees.</w:t>
-      </w:r>
-    </w:p>
-    <w:p>
-      <w:pPr>
-        <w:pStyle w:val="BodyText"/>
-      </w:pPr>
-      <w:r>
-        <w:t xml:space="preserve">Professor Tengelman had answered her letter by return. He had come at his own expense. He stood up now without being asked, which, Beatrix said afterwards, was the moment she knew they had won, because the Office had kept him on a retainer for six years and had never once seen him stand up without being asked.</w:t>
-      </w:r>
-    </w:p>
-    <w:p>
-      <w:pPr>
-        <w:pStyle w:val="BodyText"/>
-      </w:pPr>
-      <w:r>
-        <w:t xml:space="preserve">“On the ninth of March I received a letter from the Office of the President,” he said. “I have it here. It says that the Office intended a limited pilot realisation of fourteen records on the fourteenth, to demonstrate to the signatories, ahead of the session, that discontinuation would destroy no information. It asked me to confirm that a rewrite of a screen is unitary.” He put the letter on the table, beside the schedule. “I confirmed it. It is true. I was not told that the records were people. I did not ask. I am asking now that the court note that I should have.”</w:t>
-      </w:r>
-    </w:p>
-    <w:p>
-      <w:pPr>
-        <w:pStyle w:val="BodyText"/>
-      </w:pPr>
-      <w:r>
-        <w:t xml:space="preserve">Nobody said anything for some time.</w:t>
-      </w:r>
-    </w:p>
-    <w:p>
-      <w:pPr>
-        <w:pStyle w:val="BodyText"/>
-      </w:pPr>
-      <w:r>
-        <w:t xml:space="preserve">Then Beatrix stood up and gave the argument she had been refining since the spring, the one about a conservation law not being a defence to a charge of taking, and this time it was not an argument about a hypothetical harm. It was an argument about fourteen named lines on a schedule, a pilot with a date on it, a dip on four instruments, and a list of two hundred and six cores. She took twelve minutes. Lolly did not hear most of it. She was watching the three judges read Tengelman’s letter, one after another, and pass it along.</w:t>
-      </w:r>
-    </w:p>
-    <w:p>
-      <w:pPr>
-        <w:pStyle w:val="BodyText"/>
-      </w:pPr>
-      <w:r>
-        <w:t xml:space="preserve">The ruling came at four. The decision to discontinue the Galactic Health Support Programme was set aside, on the ground that the session had voted on a brief that withheld a material fact: that the Office had already tested its premise, on fourteen citizens, without their consent. The Programme’s map of thin places was to be returned to the Programme within seven days and to be held by nobody else. The conduct of the Office in March was referred to the Counsel’s inspectorate. The word </w:t>
-      </w:r>
-      <w:r>
-        <w:rPr>
-          <w:i/>
-        </w:rPr>
-        <w:t xml:space="preserve">supernova</w:t>
-      </w:r>
-      <w:r>
-        <w:t xml:space="preserve"> was in the second paragraph.</w:t>
-      </w:r>
-    </w:p>
-    <w:p>
-      <w:pPr>
-        <w:pStyle w:val="BodyText"/>
-      </w:pPr>
-      <w:r>
-        <w:t xml:space="preserve">On the steps outside, in the cold, Beatrix put her hand very briefly on Lolly’s shoulder, which she had never done before.</w:t>
-      </w:r>
-    </w:p>
-    <w:p>
-      <w:pPr>
-        <w:pStyle w:val="BodyText"/>
-      </w:pPr>
-      <w:r>
-        <w:t xml:space="preserve">“You read the ledger,” she said.</w:t>
-      </w:r>
-    </w:p>
-    <w:p>
-      <w:pPr>
-        <w:pStyle w:val="BodyText"/>
-      </w:pPr>
-      <w:r>
-        <w:t xml:space="preserve">“It’s what I’m for,” said Lolly. “I write things down, and then I read them.”</w:t>
-      </w:r>
-    </w:p>
-    <w:p>
-      <w:pPr>
-        <w:pStyle w:val="BodyText"/>
-      </w:pPr>
-      <w:r>
-        <w:t xml:space="preserve">Tengelman came down the steps behind them, buttoning his coat. He stopped as if he meant to say something, and then he only nodded to Lolly, the nod of a man who had answered a narrow question accurately for six years and had just answered a wider one, and went off towards the tram.</w:t>
+        <w:t xml:space="preserve">Jago Flint found the docket in the glovebox of the van, under a road atlas of 1997 and a sandwich that had achieved a kind of geological peace.</w:t>
+      </w:r>
+    </w:p>
+    <w:p>
+      <w:pPr>
+        <w:pStyle w:val="BodyText"/>
+      </w:pPr>
+      <w:r>
+        <w:t xml:space="preserve">He had not been looking for it. He had been looking for a parking ticket, which he intended to appeal on grounds he had not yet invented. But the docket was there, in the clip with all the others, because Jago kept every docket he had ever been handed, not out of diligence, which he would have denied with real hurt, but because a docket was proof that somebody owed you a favour, and Jago’s whole economy ran on the conviction that one day everybody would pay.</w:t>
+      </w:r>
+    </w:p>
+    <w:p>
+      <w:pPr>
+        <w:pStyle w:val="BodyText"/>
+      </w:pPr>
+      <w:r>
+        <w:rPr>
+          <w:i/>
+        </w:rPr>
+        <w:t xml:space="preserve">3 March. Collected Marsham St, 08:40, one envelope, certified, from A. Pike. Delivered Strand, 09:25, to bearer for the Office of the President (Vienna bag). Signed:</w:t>
+      </w:r>
+      <w:r>
+        <w:t xml:space="preserve"> and a signature like a man falling downstairs, and under it, in the runner’s careful capitals because Jago had made him do it, a name.</w:t>
+      </w:r>
+    </w:p>
+    <w:p>
+      <w:pPr>
+        <w:pStyle w:val="BodyText"/>
+      </w:pPr>
+      <w:r>
+        <w:t xml:space="preserve">He looked at it for a while in the car park, with the engine running and the wipers going for no reason.</w:t>
+      </w:r>
+    </w:p>
+    <w:p>
+      <w:pPr>
+        <w:pStyle w:val="BodyText"/>
+      </w:pPr>
+      <w:r>
+        <w:t xml:space="preserve">He remembered the runner. A young man in a good coat, impatient, who had not wanted to print his name, and Jago had said, cheerfully, that nothing left his hands unsigned, not since 1919, not since an incident in a stairwell, and the young man had printed it to get rid of him. Jago remembered thinking it was a lot of fuss for a list of margins. He remembered that Miss Pike had lent him eleven pounds forty that morning, for the congestion charge, because he had come out without his wallet, and that he had promised to pay her back on the Friday.</w:t>
+      </w:r>
+    </w:p>
+    <w:p>
+      <w:pPr>
+        <w:pStyle w:val="BodyText"/>
+      </w:pPr>
+      <w:r>
+        <w:t xml:space="preserve">He had not paid her back on the Friday.</w:t>
+      </w:r>
+    </w:p>
+    <w:p>
+      <w:pPr>
+        <w:pStyle w:val="BodyText"/>
+      </w:pPr>
+      <w:r>
+        <w:t xml:space="preserve">He drove to Lolly’s flat, and parked where the ticket would be worth discussing, and put the docket on Lolly’s kitchen table, because she was the only person he knew who would know what it was and not be allowed to do anything about it, and he found he liked that. Then he drove to Marsham Street and went up to Miss Pike’s desk and put eleven pounds forty on it, in coins, in a neat column, which took some time because a good deal of it was in twenty-pences.</w:t>
+      </w:r>
+    </w:p>
+    <w:p>
+      <w:pPr>
+        <w:pStyle w:val="BodyText"/>
+      </w:pPr>
+      <w:r>
+        <w:t xml:space="preserve">“It’s from March,” he said.</w:t>
+      </w:r>
+    </w:p>
+    <w:p>
+      <w:pPr>
+        <w:pStyle w:val="BodyText"/>
+      </w:pPr>
+      <w:r>
+        <w:t xml:space="preserve">Miss Pike looked at the column of coins. She looked at Jago. Something happened to her face that had not happened to it since the autumn.</w:t>
+      </w:r>
+    </w:p>
+    <w:p>
+      <w:pPr>
+        <w:pStyle w:val="BodyText"/>
+      </w:pPr>
+      <w:r>
+        <w:t xml:space="preserve">“I wrote it down,” she said. “You’re in the back of the ledger. Under </w:t>
+      </w:r>
+      <w:r>
+        <w:rPr>
+          <w:i/>
+        </w:rPr>
+        <w:t xml:space="preserve">owed</w:t>
+      </w:r>
+      <w:r>
+        <w:t xml:space="preserve">.”</w:t>
+      </w:r>
+    </w:p>
+    <w:p>
+      <w:pPr>
+        <w:pStyle w:val="BodyText"/>
+      </w:pPr>
+      <w:r>
+        <w:t xml:space="preserve">“Course I am,” said Jago. “Cross me off, Adaeze. I’m a reformed man. Ask anyone. Don’t ask Croydon.”</w:t>
       </w:r>
     </w:p>
     <w:p>
@@ -18908,15 +18414,105 @@
         <w:pStyle w:val="FirstParagraph"/>
       </w:pPr>
       <w:r>
-        <w:t xml:space="preserve">On the Sunday before the ninth of February, Lolly rang the number on Ellen Prosper’s card. The office in Peterhead said the vessel was at sea and the set was not answering. She rang the partner in Sligo at six. The woman said Ellen had been at sea more than ashore since the autumn, and had taken neither the course in Newcastle nor the shop, and was, as far as the woman could tell over a bad line, happy, though she would not have put it that way herself, and would not thank anybody for asking.</w:t>
-      </w:r>
-    </w:p>
-    <w:p>
-      <w:pPr>
-        <w:pStyle w:val="BodyText"/>
-      </w:pPr>
-      <w:r>
-        <w:t xml:space="preserve">Lolly did not alter the trace. She wrote nothing on the cover that was not already there. Mrs Chain had asked for the page if the word came back. There was no page to send.</w:t>
+        <w:t xml:space="preserve">The letter reached the Collegium at Brask on a Monday and Professor Tengelman read it standing up, in the porter’s lodge, with his coat still on.</w:t>
+      </w:r>
+    </w:p>
+    <w:p>
+      <w:pPr>
+        <w:pStyle w:val="BodyText"/>
+      </w:pPr>
+      <w:r>
+        <w:t xml:space="preserve">It was two pages long. The first page set out, without adjectives, the dispatch ledger, the docket, the schedule and the fourteen lines. The second page asked one question.</w:t>
+      </w:r>
+    </w:p>
+    <w:p>
+      <w:pPr>
+        <w:pStyle w:val="BodyText"/>
+      </w:pPr>
+      <w:r>
+        <w:rPr>
+          <w:i/>
+        </w:rPr>
+        <w:t xml:space="preserve">You confirmed to the Office that a rewrite of a screen is unitary. I do not dispute it. I would like to know what you were asked, and when, and whether you were told what was written on the screen.</w:t>
+      </w:r>
+    </w:p>
+    <w:p>
+      <w:pPr>
+        <w:pStyle w:val="BodyText"/>
+      </w:pPr>
+      <w:r>
+        <w:t xml:space="preserve">It was written on her own notepaper, not the department’s, because that winter she was not allowed the department’s. It was signed </w:t>
+      </w:r>
+      <w:r>
+        <w:rPr>
+          <w:i/>
+        </w:rPr>
+        <w:t xml:space="preserve">L. Wren</w:t>
+      </w:r>
+      <w:r>
+        <w:t xml:space="preserve">, in green, and under the signature, in pencil, as if added afterwards by somebody who had decided it was rude to leave it off: </w:t>
+      </w:r>
+      <w:r>
+        <w:rPr>
+          <w:i/>
+        </w:rPr>
+        <w:t xml:space="preserve">Please.</w:t>
+      </w:r>
+    </w:p>
+    <w:p>
+      <w:pPr>
+        <w:pStyle w:val="BodyText"/>
+      </w:pPr>
+      <w:r>
+        <w:t xml:space="preserve">He took it up to his rooms. He had been, for six years, a man who answered the question he was asked. He had built a life on it, a reputation, a retainer, a car. It was a real virtue, he had always believed; the world was full of men who answered questions they had not been asked, and they did a great deal of harm. He took the March letter out of the folder he had carried to every session for six years, and read it again, and then read his own reply, which was three lines long, and correct, and the worst thing he had ever written.</w:t>
+      </w:r>
+    </w:p>
+    <w:p>
+      <w:pPr>
+        <w:pStyle w:val="BodyText"/>
+      </w:pPr>
+      <w:r>
+        <w:t xml:space="preserve">On the desk, under the March letter, was the one that began </w:t>
+      </w:r>
+      <w:r>
+        <w:rPr>
+          <w:i/>
+        </w:rPr>
+        <w:t xml:space="preserve">Dear Ms Sloan</w:t>
+      </w:r>
+      <w:r>
+        <w:t xml:space="preserve"> and did not go on. He had been not-writing it since June.</w:t>
+      </w:r>
+    </w:p>
+    <w:p>
+      <w:pPr>
+        <w:pStyle w:val="BodyText"/>
+      </w:pPr>
+      <w:r>
+        <w:t xml:space="preserve">He did not finish it now either. He took a fresh sheet, and wrote </w:t>
+      </w:r>
+      <w:r>
+        <w:rPr>
+          <w:i/>
+        </w:rPr>
+        <w:t xml:space="preserve">Dear Ms Wren</w:t>
+      </w:r>
+      <w:r>
+        <w:t xml:space="preserve">, and then: </w:t>
+      </w:r>
+      <w:r>
+        <w:rPr>
+          <w:i/>
+        </w:rPr>
+        <w:t xml:space="preserve">I was asked whether the rewrite would be unitary. I was not told what was on the screen. I did not ask. I enclose the letter. I will come to Vienna, at my own expense, and say so to the court, and I would be grateful if you would arrange for somebody to ask me, because I find, at my age, that I still do not entirely trust myself to stand up without being asked.</w:t>
+      </w:r>
+    </w:p>
+    <w:p>
+      <w:pPr>
+        <w:pStyle w:val="BodyText"/>
+      </w:pPr>
+      <w:r>
+        <w:t xml:space="preserve">He posted it himself, on the way to his lecture, and was four minutes late for the first time in thirty years.</w:t>
       </w:r>
     </w:p>
     <w:p>
@@ -18936,89 +18532,212 @@
         <w:pStyle w:val="FirstParagraph"/>
       </w:pPr>
       <w:r>
-        <w:t xml:space="preserve">Two hundred miles east of Peterhead, on a Sunday, Ellen Prosper came up from the winch deck with her hands numb and found a message on the board in the wheelhouse, in Callum’s capitals, taken down off the satellite phone.</w:t>
-      </w:r>
-    </w:p>
-    <w:p>
-      <w:pPr>
-        <w:pStyle w:val="BodyText"/>
-      </w:pPr>
-      <w:r>
-        <w:rPr>
-          <w:i/>
-        </w:rPr>
-        <w:t xml:space="preserve">NIAMH SAYS: a woman from the Ministry rang her. Wren. Says no trouble. Says she’d like to speak to you, not about you. Rang back twice to say “not about you” again.</w:t>
-      </w:r>
-    </w:p>
-    <w:p>
-      <w:pPr>
-        <w:pStyle w:val="BodyText"/>
-      </w:pPr>
-      <w:r>
-        <w:t xml:space="preserve">Ellen read it twice, and stood in the warm fug of the wheelhouse with her gloves under her arm and the sea going past grey and enormous outside, and did not ring back.</w:t>
-      </w:r>
-    </w:p>
-    <w:p>
-      <w:pPr>
-        <w:pStyle w:val="BodyText"/>
-      </w:pPr>
-      <w:r>
-        <w:t xml:space="preserve">Not because she did not want to. Because she did not know yet what she would say.</w:t>
-      </w:r>
-    </w:p>
-    <w:p>
-      <w:pPr>
-        <w:pStyle w:val="BodyText"/>
-      </w:pPr>
-      <w:r>
-        <w:t xml:space="preserve">She could not have told anybody when she had decided. That was the strange thing, the thing she had tried once to explain to Niamh over a bottle of something terrible in Lerwick and given up. There had been two things she was supposed to choose between — the course in Newcastle, her mother’s shop — and she had been choosing between them for so long that the choosing had become a kind of room she lived in. And then both of them had gone, quietly, one in the January and the other in the September, and nobody had told her, and she had gone on living in the room. And then, some morning in March, she had simply been somewhere else. Down at the harbour. Asking about a berth. As if a door had opened in a wall she had stopped seeing, and she had walked through it before she noticed it was a door.</w:t>
-      </w:r>
-    </w:p>
-    <w:p>
-      <w:pPr>
-        <w:pStyle w:val="BodyText"/>
-      </w:pPr>
-      <w:r>
-        <w:t xml:space="preserve">She did not think of it as a loss. She thought of it, when she thought of it at all, as the morning she stopped waiting.</w:t>
-      </w:r>
-    </w:p>
-    <w:p>
-      <w:pPr>
-        <w:pStyle w:val="BodyText"/>
-      </w:pPr>
-      <w:r>
-        <w:t xml:space="preserve">But someone had been keeping her card. That was what </w:t>
-      </w:r>
-      <w:r>
-        <w:rPr>
-          <w:i/>
-        </w:rPr>
-        <w:t xml:space="preserve">not about you</w:t>
-      </w:r>
-      <w:r>
-        <w:t xml:space="preserve"> meant. Somebody in an office in London had kept a card with her name on it on the outside of a file for a year, and had rung a boat in the North Sea on a Sunday to ask to speak to her rather than about her, and had rung back twice to make sure that was understood.</w:t>
-      </w:r>
-    </w:p>
-    <w:p>
-      <w:pPr>
-        <w:pStyle w:val="BodyText"/>
-      </w:pPr>
-      <w:r>
-        <w:t xml:space="preserve">Ellen wiped the board clean with her sleeve, and then, after a moment, wrote on it again, in her own hand: </w:t>
-      </w:r>
-      <w:r>
-        <w:rPr>
-          <w:i/>
-        </w:rPr>
-        <w:t xml:space="preserve">WREN — ring when we’re in. Not yet.</w:t>
-      </w:r>
-    </w:p>
-    <w:p>
-      <w:pPr>
-        <w:pStyle w:val="BodyText"/>
-      </w:pPr>
-      <w:r>
-        <w:t xml:space="preserve">Then she went back down to the winch, because the sea did not care about any of it, and that was one of the things she loved about it.</w:t>
+        <w:t xml:space="preserve">The appeal was heard in Vienna on Thursday the twenty-eighth of January, twelve days before the deadline, in the same building off the Ringstrasse, in a smaller room with no painted ceiling and three judges who had each, Lolly was told, read the papers.</w:t>
+      </w:r>
+    </w:p>
+    <w:p>
+      <w:pPr>
+        <w:pStyle w:val="BodyText"/>
+      </w:pPr>
+      <w:r>
+        <w:t xml:space="preserve">She had not meant to be the one who spoke. Beatrix had the argument, and it was a better argument than it had been in the spring, because Ramanathan had given it a characterised instrument and van Casteel had given it a force. But the argument answered only half of the question the Office had put, which was whether anything had been harmed. It did not answer the other half, which nobody had put at all, and which Lolly had been carrying since March: who had done it, and how they had known which fourteen to take.</w:t>
+      </w:r>
+    </w:p>
+    <w:p>
+      <w:pPr>
+        <w:pStyle w:val="BodyText"/>
+      </w:pPr>
+      <w:r>
+        <w:t xml:space="preserve">Miss Pike had brought the answer to her kitchen on a Tuesday in January, in the dispatch ledger, on the line for the second of March:</w:t>
+      </w:r>
+    </w:p>
+    <w:p>
+      <w:pPr>
+        <w:pStyle w:val="BodyText"/>
+      </w:pPr>
+      <w:r>
+        <w:rPr>
+          <w:i/>
+        </w:rPr>
+        <w:t xml:space="preserve">Statement of Coherence, with Schedule 4 (monthly margins, all 308 states, sorted thinnest first), one certified copy. To: Office of the President, Galactic Counsel, Vienna. Requested by telephone. Fee paid.</w:t>
+      </w:r>
+    </w:p>
+    <w:p>
+      <w:pPr>
+        <w:pStyle w:val="BodyText"/>
+      </w:pPr>
+      <w:r>
+        <w:t xml:space="preserve">Twelve days, Lolly counted, before the fourteenth of March.</w:t>
+      </w:r>
+    </w:p>
+    <w:p>
+      <w:pPr>
+        <w:pStyle w:val="BodyText"/>
+      </w:pPr>
+      <w:r>
+        <w:t xml:space="preserve">“Ms Wren,” said the presiding judge, a grey-haired woman from a signatory whose name the interpretation rendered as </w:t>
+      </w:r>
+      <w:r>
+        <w:rPr>
+          <w:i/>
+        </w:rPr>
+        <w:t xml:space="preserve">the Hollow Reaches</w:t>
+      </w:r>
+      <w:r>
+        <w:t xml:space="preserve">. “You are, I understand, a suspended officer of the department, not its counsel. Ms Sloan tells us you have something the papers do not.”</w:t>
+      </w:r>
+    </w:p>
+    <w:p>
+      <w:pPr>
+        <w:pStyle w:val="BodyText"/>
+      </w:pPr>
+      <w:r>
+        <w:t xml:space="preserve">“I have a ledger, a courier’s docket, and a list,” said Lolly. Her voice was steadier than she had expected. She had written the sentence nine times on the train. “Schedule 4 is a list of three hundred and eight people, sorted by how little choice they had left. We published it because the Act required it, and we were proud of it. On the second of March the Office of the President bought a certified copy, by telephone, and asked for it sorted thinnest first. Miss Pike’s affidavit is at tab nine. On the third of March it was signed for at the Strand by the Office’s own runner. The docket is at tab ten. On the fourteenth of March, fourteen states resolved outside their permitted options.” She laid the schedule on the table and put the department’s list of the fourteen beside it. “They are the first fourteen lines of the schedule. All of them, and nobody else.”</w:t>
+      </w:r>
+    </w:p>
+    <w:p>
+      <w:pPr>
+        <w:pStyle w:val="BodyText"/>
+      </w:pPr>
+      <w:r>
+        <w:t xml:space="preserve">Counsel for the Office, a young man who had clearly been told the hearing would be about physics, said that a fluctuation in the vacuum would naturally take the weakest records first, and that the correspondence was what one would expect.</w:t>
+      </w:r>
+    </w:p>
+    <w:p>
+      <w:pPr>
+        <w:pStyle w:val="BodyText"/>
+      </w:pPr>
+      <w:r>
+        <w:t xml:space="preserve">“Then it would take most of them,” said Lolly. “Not exactly the first fourteen and not the fifteenth. The fifteenth had a margin one part in a thousand wider than the fourteenth. If the field had been doing it, the fifteenth would have gone too, or one of the fourteen would have survived. Dr Ramanathan has run it. A process that is only following the margins does not stop at the bottom of a page.” She took a breath. “Somebody stopped at fourteen because fourteen was the number they had asked for.”</w:t>
+      </w:r>
+    </w:p>
+    <w:p>
+      <w:pPr>
+        <w:pStyle w:val="BodyText"/>
+      </w:pPr>
+      <w:r>
+        <w:t xml:space="preserve">The young man looked at his papers. The papers did not help him.</w:t>
+      </w:r>
+    </w:p>
+    <w:p>
+      <w:pPr>
+        <w:pStyle w:val="BodyText"/>
+      </w:pPr>
+      <w:r>
+        <w:t xml:space="preserve">Then he found something in them after all. “The court may wish to know,” he said, “that the witness is suspended for a breach of the very schedule she relies on. Paragraph nine. An enquiry put to a Mrs Tull of Harrow without her initiative.”</w:t>
+      </w:r>
+    </w:p>
+    <w:p>
+      <w:pPr>
+        <w:pStyle w:val="BodyText"/>
+      </w:pPr>
+      <w:r>
+        <w:t xml:space="preserve">“It was,” said Lolly. “I put it. I sent her a letter asking whether she had decided, and she decided, and it cost her son his place in her house. I’m suspended for it and I should be. It’s at tab eleven. I asked Ms Sloan to include it.” She did not look at Beatrix. “The Office bought a list of the people with the least choice left and spent it. I wrote to people on the same list and asked them to spend some. The difference is that I wrote mine down, and I’m here.”</w:t>
+      </w:r>
+    </w:p>
+    <w:p>
+      <w:pPr>
+        <w:pStyle w:val="BodyText"/>
+      </w:pPr>
+      <w:r>
+        <w:t xml:space="preserve">The presiding judge made a note. “Go on, Ms Wren.”</w:t>
+      </w:r>
+    </w:p>
+    <w:p>
+      <w:pPr>
+        <w:pStyle w:val="BodyText"/>
+      </w:pPr>
+      <w:r>
+        <w:t xml:space="preserve">“And who asked for it?” said the presiding judge.</w:t>
+      </w:r>
+    </w:p>
+    <w:p>
+      <w:pPr>
+        <w:pStyle w:val="BodyText"/>
+      </w:pPr>
+      <w:r>
+        <w:t xml:space="preserve">Lolly turned to the end of the table, where a man in a brown suit had been sitting for an hour without moving with a folder on his knees.</w:t>
+      </w:r>
+    </w:p>
+    <w:p>
+      <w:pPr>
+        <w:pStyle w:val="BodyText"/>
+      </w:pPr>
+      <w:r>
+        <w:t xml:space="preserve">Professor Tengelman had answered her letter by return. He had come at his own expense. He stood up now without being asked, which, Beatrix said afterwards, was the moment she knew they had won, because the Office had kept him on a retainer for six years and had never once seen him stand up without being asked.</w:t>
+      </w:r>
+    </w:p>
+    <w:p>
+      <w:pPr>
+        <w:pStyle w:val="BodyText"/>
+      </w:pPr>
+      <w:r>
+        <w:t xml:space="preserve">“On the ninth of March I received a letter from the Office of the President,” he said. “I have it here. It says that the Office intended a limited pilot realisation of fourteen records on the fourteenth, to demonstrate to the signatories, ahead of the session, that discontinuation would destroy no information. It asked me to confirm that a rewrite of a screen is unitary.” He put the letter on the table, beside the schedule. “I confirmed it. It is true. I was not told that the records were people. I did not ask. I am asking now that the court note that I should have.”</w:t>
+      </w:r>
+    </w:p>
+    <w:p>
+      <w:pPr>
+        <w:pStyle w:val="BodyText"/>
+      </w:pPr>
+      <w:r>
+        <w:t xml:space="preserve">The room let it stand.</w:t>
+      </w:r>
+    </w:p>
+    <w:p>
+      <w:pPr>
+        <w:pStyle w:val="BodyText"/>
+      </w:pPr>
+      <w:r>
+        <w:t xml:space="preserve">Then Beatrix stood up and gave the argument she had been refining since the spring, the one about a conservation law not being a defence to a charge of taking, and this time it was not an argument about a hypothetical harm. It was an argument about fourteen named lines on a schedule, a pilot with a date on it, a dip on four instruments, and a list of two hundred and six cores. She took twelve minutes. Lolly did not hear most of it. She was watching the three judges read Tengelman’s letter, one after another, and pass it along.</w:t>
+      </w:r>
+    </w:p>
+    <w:p>
+      <w:pPr>
+        <w:pStyle w:val="BodyText"/>
+      </w:pPr>
+      <w:r>
+        <w:t xml:space="preserve">The ruling came at four. The decision to discontinue the Galactic Health Support Programme was set aside, on the ground that the session had voted on a brief that withheld a material fact: that the Office had already tested its premise, on fourteen citizens, without their consent. The Programme’s map of thin places was to be returned to the Programme within seven days and to be held by nobody else. The conduct of the Office in March was referred to the Counsel’s inspectorate. The word </w:t>
+      </w:r>
+      <w:r>
+        <w:rPr>
+          <w:i/>
+        </w:rPr>
+        <w:t xml:space="preserve">supernova</w:t>
+      </w:r>
+      <w:r>
+        <w:t xml:space="preserve"> was in the second paragraph.</w:t>
+      </w:r>
+    </w:p>
+    <w:p>
+      <w:pPr>
+        <w:pStyle w:val="BodyText"/>
+      </w:pPr>
+      <w:r>
+        <w:t xml:space="preserve">On the steps outside, in the cold, Beatrix put her hand very briefly on Lolly’s shoulder, which she had never done before.</w:t>
+      </w:r>
+    </w:p>
+    <w:p>
+      <w:pPr>
+        <w:pStyle w:val="BodyText"/>
+      </w:pPr>
+      <w:r>
+        <w:t xml:space="preserve">“You read the ledger,” she said.</w:t>
+      </w:r>
+    </w:p>
+    <w:p>
+      <w:pPr>
+        <w:pStyle w:val="BodyText"/>
+      </w:pPr>
+      <w:r>
+        <w:t xml:space="preserve">“It’s what I’m for,” said Lolly. “I write things down, and then I read them.”</w:t>
+      </w:r>
+    </w:p>
+    <w:p>
+      <w:pPr>
+        <w:pStyle w:val="BodyText"/>
+      </w:pPr>
+      <w:r>
+        <w:t xml:space="preserve">Tengelman came down the steps behind them, buttoning his coat. He stopped as if he meant to say something, and then he only nodded to Lolly, the nod of a man who had answered a narrow question accurately for six years and had just answered a wider one, and went off towards the tram.</w:t>
       </w:r>
     </w:p>
     <w:p>
@@ -19038,168 +18757,39 @@
         <w:pStyle w:val="FirstParagraph"/>
       </w:pPr>
       <w:r>
-        <w:t xml:space="preserve">On the night of the eighth Lolly went to Larchfield.</w:t>
-      </w:r>
-    </w:p>
-    <w:p>
-      <w:pPr>
-        <w:pStyle w:val="BodyText"/>
-      </w:pPr>
-      <w:r>
-        <w:t xml:space="preserve">She had not planned to. She had planned to sit in the flat with the notebook and the countdown and a glass of wine she would not drink, and wait for the morning like everybody else in the department. At half past nine she found she had her coat on. She got the last 412 and then, when it terminated early for reasons the driver described as </w:t>
-      </w:r>
-      <w:r>
-        <w:rPr>
-          <w:i/>
-        </w:rPr>
-        <w:t xml:space="preserve">the depot</w:t>
-      </w:r>
-      <w:r>
-        <w:t xml:space="preserve">, walked the last mile in the cold.</w:t>
-      </w:r>
-    </w:p>
-    <w:p>
-      <w:pPr>
-        <w:pStyle w:val="BodyText"/>
-      </w:pPr>
-      <w:r>
-        <w:t xml:space="preserve">Sandra let her in. Sandra did not ask why. Sandra had worked nights for nineteen years and had stopped asking people why they turned up at night some time in the first.</w:t>
-      </w:r>
-    </w:p>
-    <w:p>
-      <w:pPr>
-        <w:pStyle w:val="BodyText"/>
-      </w:pPr>
-      <w:r>
-        <w:t xml:space="preserve">“He’s awake,” she said. “He’s usually awake. He likes the buses. There aren’t any, after one, but he likes knowing there aren’t.”</w:t>
-      </w:r>
-    </w:p>
-    <w:p>
-      <w:pPr>
-        <w:pStyle w:val="BodyText"/>
-      </w:pPr>
-      <w:r>
-        <w:t xml:space="preserve">The Garden Room was dark except for the streetlight. Her father was in the chair by the window, in his dressing gown, with the Roberts on his knee, switched off. He did not seem surprised to see her. He seemed, if anything, to have been expecting her slightly earlier.</w:t>
-      </w:r>
-    </w:p>
-    <w:p>
-      <w:pPr>
-        <w:pStyle w:val="BodyText"/>
-      </w:pPr>
-      <w:r>
-        <w:t xml:space="preserve">“Lol,” he said. “Pull up a chair. Mind the cable. The big lad’s left a soldering iron on the side and I’ve told him.”</w:t>
-      </w:r>
-    </w:p>
-    <w:p>
-      <w:pPr>
-        <w:pStyle w:val="BodyText"/>
-      </w:pPr>
-      <w:r>
-        <w:t xml:space="preserve">She pulled up a chair. She sat with him.</w:t>
-      </w:r>
-    </w:p>
-    <w:p>
-      <w:pPr>
-        <w:pStyle w:val="BodyText"/>
-      </w:pPr>
-      <w:r>
-        <w:t xml:space="preserve">Nothing happened. She had half known that nothing would; she had come anyway, the way you go back to check a gas tap you know you turned off. The streetlight buzzed. Down the corridor a door opened and closed and Tomasz’s trolley went past with one wheel complaining. At twelve minutes past three the night bus came round the corner, lit up, empty, and stopped at the stop for nobody and went on, and her father watched it all the way out of sight.</w:t>
-      </w:r>
-    </w:p>
-    <w:p>
-      <w:pPr>
-        <w:pStyle w:val="BodyText"/>
-      </w:pPr>
-      <w:r>
-        <w:t xml:space="preserve">“There,” he said, satisfied.</w:t>
-      </w:r>
-    </w:p>
-    <w:p>
-      <w:pPr>
-        <w:pStyle w:val="BodyText"/>
-      </w:pPr>
-      <w:r>
-        <w:t xml:space="preserve">“Dad. On the fourteenth of March. When you heard the door.”</w:t>
-      </w:r>
-    </w:p>
-    <w:p>
-      <w:pPr>
-        <w:pStyle w:val="BodyText"/>
-      </w:pPr>
-      <w:r>
-        <w:t xml:space="preserve">“I know.” He did not look away from the window. “I’ve told everybody. I heard it. I know there wasn’t one.” He was quiet for a while. “You’re going to tell me what it was. Your lot.”</w:t>
-      </w:r>
-    </w:p>
-    <w:p>
-      <w:pPr>
-        <w:pStyle w:val="BodyText"/>
-      </w:pPr>
-      <w:r>
-        <w:t xml:space="preserve">“I don’t know what it was. Not all of it. Somebody did something to — to everything, for six hours. And everybody who was waiting for something heard a door.”</w:t>
-      </w:r>
-    </w:p>
-    <w:p>
-      <w:pPr>
-        <w:pStyle w:val="BodyText"/>
-      </w:pPr>
-      <w:r>
-        <w:t xml:space="preserve">“And what were you waiting for?”</w:t>
-      </w:r>
-    </w:p>
-    <w:p>
-      <w:pPr>
-        <w:pStyle w:val="BodyText"/>
-      </w:pPr>
-      <w:r>
-        <w:t xml:space="preserve">She had not expected that. She sat in the dark and looked at it.</w:t>
-      </w:r>
-    </w:p>
-    <w:p>
-      <w:pPr>
-        <w:pStyle w:val="BodyText"/>
-      </w:pPr>
-      <w:r>
-        <w:t xml:space="preserve">“For you to be all right,” she said.</w:t>
-      </w:r>
-    </w:p>
-    <w:p>
-      <w:pPr>
-        <w:pStyle w:val="BodyText"/>
-      </w:pPr>
-      <w:r>
-        <w:t xml:space="preserve">“Well, I’m not,” said Dennis Wren, kindly. “I’m going. I know I’m going. But I’m going from here, with the light on, and the buses, and somebody to tell they’re doing it wrong, and that’s not nothing, Lol. That’s a good bench to go from.” He patted the Roberts. “Fault’s never where they point. You know that. You’ve always known that. You got that from me, not your mother. Your mother’d point at it and be right.”</w:t>
-      </w:r>
-    </w:p>
-    <w:p>
-      <w:pPr>
-        <w:pStyle w:val="BodyText"/>
-      </w:pPr>
-      <w:r>
-        <w:t xml:space="preserve">She laughed. It came out wet. He did not seem to mind.</w:t>
-      </w:r>
-    </w:p>
-    <w:p>
-      <w:pPr>
-        <w:pStyle w:val="BodyText"/>
-      </w:pPr>
-      <w:r>
-        <w:t xml:space="preserve">At twenty past five he turned the Roberts on without being asked, because it was twenty past five, and the shipping forecast came through, Dogger and Fisher and German Bight, every word in its place, and he mouthed the areas along with the announcer the way other men mouth hymns.</w:t>
-      </w:r>
-    </w:p>
-    <w:p>
-      <w:pPr>
-        <w:pStyle w:val="BodyText"/>
-      </w:pPr>
-      <w:r>
-        <w:t xml:space="preserve">At six Sandra brought tea, two cups, and put them down without comment, and her father drank his and said it was stewed, which it was, and that June would have had something to say, which she would. Lolly drank hers. At seven she kissed him on the top of the head, which she had not done since she was a child, and he said “Get off, you’ll have my hair out,” and went back to watching the buses, which had started again.</w:t>
-      </w:r>
-    </w:p>
-    <w:p>
-      <w:pPr>
-        <w:pStyle w:val="BodyText"/>
-      </w:pPr>
-      <w:r>
-        <w:t xml:space="preserve">She took the first bus home to change.</w:t>
+        <w:t xml:space="preserve">The inquiry into Mrs Tull reported on the Wednesday after Vienna, in a room on the fourth floor with the radiator off. Mr Pell read it out himself. The breach was proven. There had been no bad faith and no benefit, and the officer had reported the breach against herself to an appeal court, which Mr Pell said he had not encountered before and did not wish to encourage. A written warning. Reinstatement from the following Monday.</w:t>
+      </w:r>
+    </w:p>
+    <w:p>
+      <w:pPr>
+        <w:pStyle w:val="BodyText"/>
+      </w:pPr>
+      <w:r>
+        <w:t xml:space="preserve">Fainrose handed her the warning. It was in green.</w:t>
+      </w:r>
+    </w:p>
+    <w:p>
+      <w:pPr>
+        <w:pStyle w:val="BodyText"/>
+      </w:pPr>
+      <w:r>
+        <w:t xml:space="preserve">“I have issued one of these before,” she said. “To myself. In May. For negligence in the matter of floors.” She waited while Lolly read it. “It does not get easier to sign. That is how you know it is the right size.”</w:t>
+      </w:r>
+    </w:p>
+    <w:p>
+      <w:pPr>
+        <w:pStyle w:val="BodyText"/>
+      </w:pPr>
+      <w:r>
+        <w:t xml:space="preserve">Mr Pell returned the notebook in its evidence bag, with the seal broken and initialled and a receipt to be signed. Lolly signed it. At her desk she took the notebook out of the bag and folded the warning into the back of it, next to Beatrix’s letter, and did not write anything. She wanted, very much, to write to Mrs Tull.</w:t>
+      </w:r>
+    </w:p>
+    <w:p>
+      <w:pPr>
+        <w:pStyle w:val="BodyText"/>
+      </w:pPr>
+      <w:r>
+        <w:t xml:space="preserve">She did not. That was the point of paragraph nine.</w:t>
       </w:r>
     </w:p>
     <w:p>
@@ -19219,6 +18809,317 @@
         <w:pStyle w:val="FirstParagraph"/>
       </w:pPr>
       <w:r>
+        <w:t xml:space="preserve">On the Sunday before the ninth of February, Lolly rang the number on Ellen Prosper’s card. The office in Peterhead said the vessel was at sea and the set was not answering. She rang the partner in Sligo at six. The woman said Ellen had been at sea more than ashore since the autumn, and had taken neither the course in Newcastle nor the shop, and was, as far as the woman could tell over a bad line, happy, though she would not have put it that way herself, and would not thank anybody for asking.</w:t>
+      </w:r>
+    </w:p>
+    <w:p>
+      <w:pPr>
+        <w:pStyle w:val="BodyText"/>
+      </w:pPr>
+      <w:r>
+        <w:t xml:space="preserve">Lolly did not alter the trace. She wrote nothing on the cover that was not already there. Mrs Chain had asked for the page if the word came back. There was no page to send.</w:t>
+      </w:r>
+    </w:p>
+    <w:p>
+      <w:pPr>
+        <w:pStyle w:val="BodyText"/>
+        <w:keepNext/>
+        <w:spacing w:before="240" w:after="240"/>
+        <w:ind w:firstLine="0"/>
+        <w:jc w:val="center"/>
+      </w:pPr>
+      <w:r>
+        <w:t xml:space="preserve">∗</w:t>
+      </w:r>
+    </w:p>
+    <w:p>
+      <w:pPr>
+        <w:pStyle w:val="FirstParagraph"/>
+      </w:pPr>
+      <w:r>
+        <w:t xml:space="preserve">Two hundred miles east of Peterhead, on a Sunday, Ellen Prosper came up from the winch deck with her hands numb and found a message on the board in the wheelhouse, in Callum’s capitals, taken down off the satellite phone.</w:t>
+      </w:r>
+    </w:p>
+    <w:p>
+      <w:pPr>
+        <w:pStyle w:val="BodyText"/>
+      </w:pPr>
+      <w:r>
+        <w:rPr>
+          <w:i/>
+        </w:rPr>
+        <w:t xml:space="preserve">NIAMH SAYS: a woman from the Ministry rang her. Wren. Says no trouble. Says she’d like to speak to you, not about you. Rang back twice to say “not about you” again.</w:t>
+      </w:r>
+    </w:p>
+    <w:p>
+      <w:pPr>
+        <w:pStyle w:val="BodyText"/>
+      </w:pPr>
+      <w:r>
+        <w:t xml:space="preserve">Ellen read it twice, and stood in the warm fug of the wheelhouse with her gloves under her arm and the sea going past grey and enormous outside, and did not ring back.</w:t>
+      </w:r>
+    </w:p>
+    <w:p>
+      <w:pPr>
+        <w:pStyle w:val="BodyText"/>
+      </w:pPr>
+      <w:r>
+        <w:t xml:space="preserve">Not because she did not want to. Because she did not know yet what she would say.</w:t>
+      </w:r>
+    </w:p>
+    <w:p>
+      <w:pPr>
+        <w:pStyle w:val="BodyText"/>
+      </w:pPr>
+      <w:r>
+        <w:t xml:space="preserve">She could not have told anybody when she had decided. That was the strange thing, the thing she had tried once to explain to Niamh over a bottle of something terrible in Lerwick and given up. There had been two things she was supposed to choose between — the course in Newcastle, her mother’s shop — and she had been choosing between them for so long that the choosing had become a kind of room she lived in. And then both of them had gone, quietly, one in the January and the other in the September, and nobody had told her, and she had gone on living in the room. And then, some morning in March, she had simply been somewhere else. Down at the harbour. Asking about a berth. As if a door had opened in a wall she had stopped seeing, and she had walked through it before she noticed it was a door.</w:t>
+      </w:r>
+    </w:p>
+    <w:p>
+      <w:pPr>
+        <w:pStyle w:val="BodyText"/>
+      </w:pPr>
+      <w:r>
+        <w:t xml:space="preserve">She did not think of it as a loss. She thought of it, when she thought of it at all, as the morning she stopped waiting.</w:t>
+      </w:r>
+    </w:p>
+    <w:p>
+      <w:pPr>
+        <w:pStyle w:val="BodyText"/>
+      </w:pPr>
+      <w:r>
+        <w:t xml:space="preserve">But someone had been keeping her card. That was what </w:t>
+      </w:r>
+      <w:r>
+        <w:rPr>
+          <w:i/>
+        </w:rPr>
+        <w:t xml:space="preserve">not about you</w:t>
+      </w:r>
+      <w:r>
+        <w:t xml:space="preserve"> meant. Somebody in an office in London had kept a card with her name on it on the outside of a file for a year, and had rung a boat in the North Sea on a Sunday to ask to speak to her rather than about her, and had rung back twice to make sure that was understood.</w:t>
+      </w:r>
+    </w:p>
+    <w:p>
+      <w:pPr>
+        <w:pStyle w:val="BodyText"/>
+      </w:pPr>
+      <w:r>
+        <w:t xml:space="preserve">Ellen wiped the board clean with her sleeve, and then, after a moment, wrote on it again, in her own hand: </w:t>
+      </w:r>
+      <w:r>
+        <w:rPr>
+          <w:i/>
+        </w:rPr>
+        <w:t xml:space="preserve">WREN — ring when we’re in. Not yet.</w:t>
+      </w:r>
+    </w:p>
+    <w:p>
+      <w:pPr>
+        <w:pStyle w:val="BodyText"/>
+      </w:pPr>
+      <w:r>
+        <w:t xml:space="preserve">Then she went back down to the winch, because the sea did not care about any of it, and that was one of the things she loved about it.</w:t>
+      </w:r>
+    </w:p>
+    <w:p>
+      <w:pPr>
+        <w:pStyle w:val="BodyText"/>
+        <w:keepNext/>
+        <w:spacing w:before="240" w:after="240"/>
+        <w:ind w:firstLine="0"/>
+        <w:jc w:val="center"/>
+      </w:pPr>
+      <w:r>
+        <w:t xml:space="preserve">∗</w:t>
+      </w:r>
+    </w:p>
+    <w:p>
+      <w:pPr>
+        <w:pStyle w:val="FirstParagraph"/>
+      </w:pPr>
+      <w:r>
+        <w:t xml:space="preserve">On the night of the eighth Lolly went to Larchfield.</w:t>
+      </w:r>
+    </w:p>
+    <w:p>
+      <w:pPr>
+        <w:pStyle w:val="BodyText"/>
+      </w:pPr>
+      <w:r>
+        <w:t xml:space="preserve">She had not planned to. She had planned to sit in the flat with the notebook and the countdown and a glass of wine she would not drink, and wait for the morning like everybody else in the department. At half past nine she found she had her coat on. She got the last 412 and then, when it terminated early for reasons the driver described as </w:t>
+      </w:r>
+      <w:r>
+        <w:rPr>
+          <w:i/>
+        </w:rPr>
+        <w:t xml:space="preserve">the depot</w:t>
+      </w:r>
+      <w:r>
+        <w:t xml:space="preserve">, walked the last mile in the cold.</w:t>
+      </w:r>
+    </w:p>
+    <w:p>
+      <w:pPr>
+        <w:pStyle w:val="BodyText"/>
+      </w:pPr>
+      <w:r>
+        <w:t xml:space="preserve">Sandra let her in. Sandra did not ask why. Sandra had worked nights for nineteen years and had stopped asking people why they turned up at night some time in the first.</w:t>
+      </w:r>
+    </w:p>
+    <w:p>
+      <w:pPr>
+        <w:pStyle w:val="BodyText"/>
+      </w:pPr>
+      <w:r>
+        <w:t xml:space="preserve">“He’s awake,” she said. “He’s usually awake. He likes the buses. There aren’t any, after one, but he likes knowing there aren’t.”</w:t>
+      </w:r>
+    </w:p>
+    <w:p>
+      <w:pPr>
+        <w:pStyle w:val="BodyText"/>
+      </w:pPr>
+      <w:r>
+        <w:t xml:space="preserve">The Garden Room was dark except for the streetlight. Her father was in the chair by the window, in his dressing gown, with the Roberts on his knee, switched off. He did not seem surprised to see her. He seemed, if anything, to have been expecting her slightly earlier.</w:t>
+      </w:r>
+    </w:p>
+    <w:p>
+      <w:pPr>
+        <w:pStyle w:val="BodyText"/>
+      </w:pPr>
+      <w:r>
+        <w:t xml:space="preserve">“Lol,” he said. “Pull up a chair. Mind the cable. The big lad’s left a soldering iron on the side and I’ve told him.”</w:t>
+      </w:r>
+    </w:p>
+    <w:p>
+      <w:pPr>
+        <w:pStyle w:val="BodyText"/>
+      </w:pPr>
+      <w:r>
+        <w:t xml:space="preserve">She pulled up a chair. She sat with him.</w:t>
+      </w:r>
+    </w:p>
+    <w:p>
+      <w:pPr>
+        <w:pStyle w:val="BodyText"/>
+      </w:pPr>
+      <w:r>
+        <w:t xml:space="preserve">Nothing happened. She had half known that nothing would; she had come anyway, the way you go back to check a gas tap you know you turned off. The streetlight buzzed. Down the corridor a door opened and closed and Tomasz’s trolley went past with one wheel complaining. At twelve minutes past three the night bus came round the corner, lit up, empty, and stopped at the stop for nobody and went on, and her father watched it all the way out of sight.</w:t>
+      </w:r>
+    </w:p>
+    <w:p>
+      <w:pPr>
+        <w:pStyle w:val="BodyText"/>
+      </w:pPr>
+      <w:r>
+        <w:t xml:space="preserve">“There,” he said, satisfied.</w:t>
+      </w:r>
+    </w:p>
+    <w:p>
+      <w:pPr>
+        <w:pStyle w:val="BodyText"/>
+      </w:pPr>
+      <w:r>
+        <w:t xml:space="preserve">“Dad. On the fourteenth of March. When you heard the door.”</w:t>
+      </w:r>
+    </w:p>
+    <w:p>
+      <w:pPr>
+        <w:pStyle w:val="BodyText"/>
+      </w:pPr>
+      <w:r>
+        <w:t xml:space="preserve">“I know.” He did not look away from the window. “I’ve told everybody. I heard it. I know there wasn’t one.” He was quiet for a while. “You’re going to tell me what it was. Your lot.”</w:t>
+      </w:r>
+    </w:p>
+    <w:p>
+      <w:pPr>
+        <w:pStyle w:val="BodyText"/>
+      </w:pPr>
+      <w:r>
+        <w:t xml:space="preserve">“I don’t know what it was. Not all of it. Somebody did something to — to everything, for six hours. And everybody who was waiting for something heard a door.”</w:t>
+      </w:r>
+    </w:p>
+    <w:p>
+      <w:pPr>
+        <w:pStyle w:val="BodyText"/>
+      </w:pPr>
+      <w:r>
+        <w:t xml:space="preserve">“And what were you waiting for?”</w:t>
+      </w:r>
+    </w:p>
+    <w:p>
+      <w:pPr>
+        <w:pStyle w:val="BodyText"/>
+      </w:pPr>
+      <w:r>
+        <w:t xml:space="preserve">She had not expected that. She sat in the dark and looked at it.</w:t>
+      </w:r>
+    </w:p>
+    <w:p>
+      <w:pPr>
+        <w:pStyle w:val="BodyText"/>
+      </w:pPr>
+      <w:r>
+        <w:t xml:space="preserve">“For you to be all right,” she said.</w:t>
+      </w:r>
+    </w:p>
+    <w:p>
+      <w:pPr>
+        <w:pStyle w:val="BodyText"/>
+      </w:pPr>
+      <w:r>
+        <w:t xml:space="preserve">“Well, I’m not,” said Dennis Wren, kindly. “I’m going. I know I’m going. But I’m going from here, with the light on, and the buses, and somebody to tell they’re doing it wrong, and that’s not nothing, Lol. That’s a good bench to go from.” He patted the Roberts. “Fault’s never where they point. You know that. You’ve always known that. You got that from me, not your mother. Your mother’d point at it and be right.”</w:t>
+      </w:r>
+    </w:p>
+    <w:p>
+      <w:pPr>
+        <w:pStyle w:val="BodyText"/>
+      </w:pPr>
+      <w:r>
+        <w:t xml:space="preserve">She laughed. It came out wet. He did not seem to mind.</w:t>
+      </w:r>
+    </w:p>
+    <w:p>
+      <w:pPr>
+        <w:pStyle w:val="BodyText"/>
+      </w:pPr>
+      <w:r>
+        <w:t xml:space="preserve">At twenty past five he turned the Roberts on without being asked, because it was twenty past five, and the shipping forecast came through, Dogger and Fisher and German Bight, every word in its place, and he mouthed the areas along with the announcer the way other men mouth hymns.</w:t>
+      </w:r>
+    </w:p>
+    <w:p>
+      <w:pPr>
+        <w:pStyle w:val="BodyText"/>
+      </w:pPr>
+      <w:r>
+        <w:t xml:space="preserve">At six Sandra brought tea, two cups, and put them down without comment, and her father drank his and said it was stewed, which it was, and that June would have had something to say, which she would. Lolly drank hers. At seven she kissed him on the top of the head, which she had not done since she was a child, and he said “Get off, you’ll have my hair out,” and went back to watching the buses, which had started again.</w:t>
+      </w:r>
+    </w:p>
+    <w:p>
+      <w:pPr>
+        <w:pStyle w:val="BodyText"/>
+      </w:pPr>
+      <w:r>
+        <w:t xml:space="preserve">She took the first bus home to change.</w:t>
+      </w:r>
+    </w:p>
+    <w:p>
+      <w:pPr>
+        <w:pStyle w:val="BodyText"/>
+        <w:keepNext/>
+        <w:spacing w:before="240" w:after="240"/>
+        <w:ind w:firstLine="0"/>
+        <w:jc w:val="center"/>
+      </w:pPr>
+      <w:r>
+        <w:t xml:space="preserve">∗</w:t>
+      </w:r>
+    </w:p>
+    <w:p>
+      <w:pPr>
+        <w:pStyle w:val="FirstParagraph"/>
+      </w:pPr>
+      <w:r>
         <w:t xml:space="preserve">The ninth of February arrived on a Tuesday, cold, with nothing scheduled after ten, which was itself unprecedented.</w:t>
       </w:r>
     </w:p>
@@ -19235,7 +19136,7 @@
         <w:pStyle w:val="BodyText"/>
       </w:pPr>
       <w:r>
-        <w:t xml:space="preserve">That was the whole of what the year had cost her, as far as she could find words for it: not sleep, though there had been less of that, and not the several dinners she had cancelled on people who had, by now, stopped asking. A coat on a hook. She decided, at the door, that it was a fair price, and went out.</w:t>
+        <w:t xml:space="preserve">She had once thought that a coat on a hook was the whole of what the year had cost her. It was not. It had cost Maureen Tull a son in her front room on the second Sunday of the month, and it had cost Lolly the one thing she had been proudest of, which was that her law had never yet been used against anybody. It had now, and she had been the one it was used on. The warning was in the back of the notebook, in green. She did not think it was a fair price, because most of it had not been hers to pay, and she went out.</w:t>
       </w:r>
     </w:p>
     <w:p>
@@ -19307,7 +19208,7 @@
         <w:pStyle w:val="BodyText"/>
       </w:pPr>
       <w:r>
-        <w:t xml:space="preserve">Gideon was in the doorway with a paper bag and the air of a man who had negotiated a peace with the frame and lost on points. He did not comment on the laugh. He looked as though he had been waiting for it since March, and had brought pastries in case the waiting ended on a Tuesday.</w:t>
+        <w:t xml:space="preserve">Gideon was in the doorway with a paper bag and the air of a man who had negotiated a peace with the frame and lost on points. He looked as though he had been waiting since March for a morning like this one, and had brought pastries in case it came on a Tuesday.</w:t>
       </w:r>
     </w:p>
     <w:p>
@@ -19404,6 +19305,22 @@
       </w:pPr>
       <w:r>
         <w:t xml:space="preserve">28 January. I read Miss Pike’s ledger aloud in Vienna. Schedule 4, lines one to fourteen. Jago’s docket. Tengelman stood up before anyone asked. Nobody in the Office had imagined that a minute-taker reads her own ledger.</w:t>
+      </w:r>
+    </w:p>
+    <w:p>
+      <w:pPr>
+        <w:pStyle w:val="BodyText"/>
+      </w:pPr>
+      <w:r>
+        <w:t xml:space="preserve">Then:</w:t>
+      </w:r>
+    </w:p>
+    <w:p>
+      <w:pPr>
+        <w:pStyle w:val="BodyText"/>
+      </w:pPr>
+      <w:r>
+        <w:t xml:space="preserve">Mrs Tull, 212. I asked, and she answered, and I may not ask again. That is my law and it is a good one, and I am the first person it caught.</w:t>
       </w:r>
     </w:p>
     <w:p>
@@ -23332,7 +23249,7 @@
         <w:pStyle w:val="BodyText"/>
       </w:pPr>
       <w:r>
-        <w:t xml:space="preserve">Chapter Eight’s toolkit: the unreasonable effectiveness debate, the domain of validity of theorems in physics, superquantum correlations, and — as the answer to all three — decoherence and einselection.</w:t>
+        <w:t xml:space="preserve">Chapter Nine’s toolkit: the unreasonable effectiveness debate, the domain of validity of theorems in physics, superquantum correlations, and — as the answer to all three — decoherence and einselection.</w:t>
       </w:r>
     </w:p>
     <w:p>
@@ -25375,6 +25292,14 @@
     </w:p>
     <w:p>
       <w:pPr>
+        <w:pStyle w:val="BodyText"/>
+      </w:pPr>
+      <w:r>
+        <w:t xml:space="preserve">Moved from the chapter: the cards. Fainrose’s board in Chapter Eleven now carries only the formula. The argument behind it is the shuffled deck: a well-shuffled pack is almost never in suit order, not because suit order is forbidden but because there are a couple of dozen such arrangements and about 8 × 10⁶⁷ others. For a mole of gas the ratio of disordered to ordered arrangements runs to numbers like 10^(10²³), which is why “outnumbered” is, at human scales, indistinguishable from “impossible”, and why it is not the same word.</w:t>
+      </w:r>
+    </w:p>
+    <w:p>
+      <w:pPr>
         <w:pStyle w:val="Heading3"/>
         <w:pageBreakBefore w:val="0"/>
         <w:spacing w:before="320" w:after="80"/>
@@ -25763,7 +25688,7 @@
         </w:numPr>
       </w:pPr>
       <w:r>
-        <w:t xml:space="preserve">Esaki’s 1957 tunnel diode showed reverse-bias current flowing through a heavily doped p-n junction via tunnelling — a real, manufacturable, Nobel-winning device, not a theoretical curiosity.</w:t>
+        <w:t xml:space="preserve">Esaki’s 1957 tunnel diode showed tunnelling through a heavily doped p-n junction as a negative resistance under forward bias: past a small voltage, more push gave less current. It was a real, manufacturable, Nobel-winning device, not a theoretical curiosity.</w:t>
       </w:r>
     </w:p>
     <w:p>
@@ -25827,7 +25752,7 @@
         <w:pStyle w:val="BodyText"/>
       </w:pPr>
       <w:r>
-        <w:t xml:space="preserve">The Esaki (tunnel) diode. (Dr Arakawa is invented; the diode, its date and its inventor are not.) Leo Esaki, working at Sony (then Tokyo Tsushin Kogyo) in 1957, discovered that in an extremely heavily doped p-n junction — with a depletion region only a few nanometres wide — current flows under reverse bias at voltages too small to explain by thermionic or avalanche mechanisms. He correctly identified the cause as quantum mechanical tunnelling of electrons through the narrow potential barrier of the junction, work for which he shared the 1973 Nobel Prize in Physics with Ivar Giaever and Brian Josephson. Tunnel diodes remain in use for high-frequency oscillators and detectors precisely because tunnelling is a fast, direct quantum process with no classical transit time in the barrier region.</w:t>
+        <w:t xml:space="preserve">The Esaki (tunnel) diode. (Dr Arakawa is invented; the diode, its date and its inventor are not.) Leo Esaki, working at Sony (then Tokyo Tsushin Kogyo) in 1957, discovered that in an extremely heavily doped p-n junction — with a depletion region only a few nanometres wide — the forward current first rises, then falls as the voltage increases: a region of negative differential resistance that no thermionic or diffusion mechanism predicts. (The same junctions also conduct strongly under small reverse bias.) He correctly identified the cause as quantum mechanical tunnelling of electrons through the narrow potential barrier of the junction, with the current falling once the filled states on one side no longer line up with empty states on the other, work for which he shared the 1973 Nobel Prize in Physics with Ivar Giaever and Brian Josephson. Tunnel diodes remain in use for high-frequency oscillators and detectors precisely because tunnelling is a fast, direct quantum process with no classical transit time in the barrier region.</w:t>
       </w:r>
     </w:p>
     <w:p>
@@ -25886,6 +25811,14 @@
         <w:pStyle w:val="BodyText"/>
       </w:pPr>
       <w:r>
+        <w:t xml:space="preserve">Moved from the chapter: the Fermi question. Earlier drafts of Chapter Twelve gave the Office a third paper asking why, if subscription is the precondition of complex structure, no other volume maintaining its own had ever been found. That is Fermi’s question (“Where is everybody?”, 1950), sharpened by Hart (1975) and Tipler (1980) into an argument from absence. Drill’s answer is the bench answer: finding is one arrangement and maintaining is another, and a null result says nothing until you know what your instrument could have seen. The same discipline returns in Chapter Fourteen, where a null at a stated sensitivity is reported as exactly that.</w:t>
+      </w:r>
+    </w:p>
+    <w:p>
+      <w:pPr>
+        <w:pStyle w:val="BodyText"/>
+      </w:pPr>
+      <w:r>
         <w:t xml:space="preserve">What this chapter was actually showing you. Arakawa did not fly out to correct the department’s physics. He flew out because “a barrier is not a wall” turns out to be a legal claim as much as a physical one, and the fourteen’s crossing is only mysterious for exactly as long as somebody insists on treating the register’s barrier as absolute rather than checking it.</w:t>
       </w:r>
     </w:p>
@@ -26095,7 +26028,7 @@
         </w:numPr>
       </w:pPr>
       <w:r>
-        <w:t xml:space="preserve">Esaki’s 1957 tunnel diode: reverse-bias current in a heavily doped p-n junction, explained by quantum tunnelling, shared the 1973 Nobel Prize.</w:t>
+        <w:t xml:space="preserve">Esaki’s 1957 tunnel diode: negative differential resistance under forward bias in a heavily doped p-n junction, explained by quantum tunnelling; it shared the 1973 Nobel Prize.</w:t>
       </w:r>
     </w:p>
     <w:p>
@@ -27081,7 +27014,7 @@
         <w:ind w:firstLine="0"/>
       </w:pPr>
       <w:r>
-        <w:t xml:space="preserve">Ford, L. H., and Roman, T. A. (1996). Quantum field theory constrains traversable wormhole geometries. Physical Review D 53, 5496–5507.</w:t>
+        <w:t xml:space="preserve">Ford, L. H., and Roman, T. A. (1996). Quantum field theory constrains traversable wormhole geometries. Physical Review D 53, 5496–5507. doi:10.1103/PhysRevD.53.5496</w:t>
       </w:r>
     </w:p>
     <w:p>
@@ -27151,7 +27084,7 @@
         <w:ind w:firstLine="0"/>
       </w:pPr>
       <w:r>
-        <w:t xml:space="preserve">Lamoreaux, S. K. (1997). Demonstration of the Casimir force in the 0.6 to 6 μm range. Physical Review Letters 78, 5–8.</w:t>
+        <w:t xml:space="preserve">Lamoreaux, S. K. (1997). Demonstration of the Casimir force in the 0.6 to 6 μm range. Physical Review Letters 78, 5–8. doi:10.1103/PhysRevLett.78.5</w:t>
       </w:r>
     </w:p>
     <w:p>
@@ -27239,7 +27172,7 @@
         <w:ind w:firstLine="0"/>
       </w:pPr>
       <w:r>
-        <w:t xml:space="preserve">Speake, C. C., and Trenkel, C. (2003). Forces between conducting surfaces due to spatial variations of surface potential. Physical Review Letters 90, 160403.</w:t>
+        <w:t xml:space="preserve">Speake, C. C., and Trenkel, C. (2003). Forces between conducting surfaces due to spatial variations of surface potential. Physical Review Letters 90, 160403. doi:10.1103/PhysRevLett.90.160403</w:t>
       </w:r>
     </w:p>
     <w:p>

--- a/Lolly Wren's Curious Science Adventures - SERIES/Book 2 - The Permitted Options/The_Permitted_Options_BOOK_2_DRAFT.docx
+++ b/Lolly Wren's Curious Science Adventures - SERIES/Book 2 - The Permitted Options/The_Permitted_Options_BOOK_2_DRAFT.docx
@@ -3301,6 +3301,72 @@
       </w:pPr>
       <w:r>
         <w:t xml:space="preserve">Lolly said, “Come up.”</w:t>
+      </w:r>
+    </w:p>
+    <w:p>
+      <w:pPr>
+        <w:pStyle w:val="BodyText"/>
+      </w:pPr>
+      <w:r>
+        <w:t xml:space="preserve">The barrier let him through at once, with a clunk that sounded relieved. Mr Hale on the night desk did not. Mr Hale had a procedure, and the procedure had a camera. Visitors were photographed, printed, laminated and clipped, and Mr Hale had done it to two Secretaries of State and the man who came about the lifts, and he was not going to stop for a gentleman with a coat over his arm.</w:t>
+      </w:r>
+    </w:p>
+    <w:p>
+      <w:pPr>
+        <w:pStyle w:val="BodyText"/>
+      </w:pPr>
+      <w:r>
+        <w:t xml:space="preserve">Eilstein stood in front of the little lens with the patience of a man who had sat for Holbein and been disappointed. The printer whirred. The badge came out with VISITOR: A. EILSTEIN across the top, the date, the escort’s name, and underneath, where the face should have been, a neat grey rectangle of lobby wall with the fire-exit sign in it.</w:t>
+      </w:r>
+    </w:p>
+    <w:p>
+      <w:pPr>
+        <w:pStyle w:val="BodyText"/>
+      </w:pPr>
+      <w:r>
+        <w:t xml:space="preserve">Mr Hale looked at the badge. He looked at Eilstein. He took a second picture and got the wall again, slightly more in focus.</w:t>
+      </w:r>
+    </w:p>
+    <w:p>
+      <w:pPr>
+        <w:pStyle w:val="BodyText"/>
+      </w:pPr>
+      <w:r>
+        <w:t xml:space="preserve">“Camera’s playing up,” he said.</w:t>
+      </w:r>
+    </w:p>
+    <w:p>
+      <w:pPr>
+        <w:pStyle w:val="BodyText"/>
+      </w:pPr>
+      <w:r>
+        <w:t xml:space="preserve">“It is not,” said Eilstein. “It is the most honest camera in Westminster.”</w:t>
+      </w:r>
+    </w:p>
+    <w:p>
+      <w:pPr>
+        <w:pStyle w:val="BodyText"/>
+      </w:pPr>
+      <w:r>
+        <w:t xml:space="preserve">Mr Hale laminated it anyway, because the procedure said laminate. Under PURPOSE OF VISIT Eilstein wrote, in a hand that had learned its letters before printing, </w:t>
+      </w:r>
+      <w:r>
+        <w:rPr>
+          <w:i/>
+        </w:rPr>
+        <w:t xml:space="preserve">To be asked</w:t>
+      </w:r>
+      <w:r>
+        <w:t xml:space="preserve">, and under TIME OUT he wrote </w:t>
+      </w:r>
+      <w:r>
+        <w:rPr>
+          <w:i/>
+        </w:rPr>
+        <w:t xml:space="preserve">That depends on Ms Wren</w:t>
+      </w:r>
+      <w:r>
+        <w:t xml:space="preserve">. Mr Hale read both, said, “Fair enough,” and clipped the badge to the lapel himself. It was the only photograph of Albrecht Eilstein the Ministry ever held. For the rest of the year it was pinned to the corkboard in the briefing room, a portrait of a fire exit, under a sticky note in Miss Pike’s capitals: SUBJECT DECLINED TO APPEAR.</w:t>
       </w:r>
     </w:p>
     <w:p>
@@ -12269,42 +12335,36 @@
         <w:pStyle w:val="BodyText"/>
       </w:pPr>
       <w:r>
+        <w:t xml:space="preserve">Van Casteel’s twelve notebooks, meanwhile, had gone to a numerical analyst on secondment and to Miss Pike, and the result came back the following Friday, and Miss Pike would not present it standing up.</w:t>
+      </w:r>
+    </w:p>
+    <w:p>
+      <w:pPr>
+        <w:pStyle w:val="BodyText"/>
+      </w:pPr>
+      <w:r>
+        <w:t xml:space="preserve">“The store in the Cumbrian chamber has been decaying since at least two thousand and seven, which is when Hendrik started measuring,” she said. “The decay is not exponential. It is exponential with steps.”</w:t>
+      </w:r>
+    </w:p>
+    <w:p>
+      <w:pPr>
+        <w:pStyle w:val="BodyText"/>
+      </w:pPr>
+      <w:r>
+        <w:t xml:space="preserve">“Steps how?”</w:t>
+      </w:r>
+    </w:p>
+    <w:p>
+      <w:pPr>
+        <w:pStyle w:val="BodyText"/>
+      </w:pPr>
+      <w:r>
+        <w:t xml:space="preserve">“There are seven intervals in nineteen years — averaging about ten months each, irregularly spaced — during which the decay does not merely slow. It </w:t>
+      </w:r>
+      <w:r>
         <w:rPr>
           <w:b/>
         </w:rPr>
-        <w:t xml:space="preserve">The notebooks.</w:t>
-      </w:r>
-      <w:r>
-        <w:t xml:space="preserve"> Van Casteel’s twelve notebooks went to a numerical analyst on secondment and to Miss Pike, and the result came back on the Friday, and Miss Pike would not present it standing up.</w:t>
-      </w:r>
-    </w:p>
-    <w:p>
-      <w:pPr>
-        <w:pStyle w:val="BodyText"/>
-      </w:pPr>
-      <w:r>
-        <w:t xml:space="preserve">“The store in the Cumbrian chamber has been decaying since at least two thousand and seven, which is when Hendrik started measuring,” she said. “The decay is not exponential. It is exponential with steps.”</w:t>
-      </w:r>
-    </w:p>
-    <w:p>
-      <w:pPr>
-        <w:pStyle w:val="BodyText"/>
-      </w:pPr>
-      <w:r>
-        <w:t xml:space="preserve">“Steps how?”</w:t>
-      </w:r>
-    </w:p>
-    <w:p>
-      <w:pPr>
-        <w:pStyle w:val="BodyText"/>
-      </w:pPr>
-      <w:r>
-        <w:t xml:space="preserve">“There are seven intervals in nineteen years — averaging about ten months each, irregularly spaced — during which the decay does not merely slow. It </w:t>
-      </w:r>
-      <w:r>
-        <w:rPr>
-          <w:b/>
-        </w:rPr>
         <w:t xml:space="preserve">reverses</w:t>
       </w:r>
       <w:r>
@@ -12356,17 +12416,7 @@
         <w:pStyle w:val="BodyText"/>
       </w:pPr>
       <w:r>
-        <w:rPr>
-          <w:bCs/>
-          <w:b/>
-        </w:rPr>
-        <w:t xml:space="preserve">The nine.</w:t>
-      </w:r>
-      <w:r>
-        <w:t xml:space="preserve"> </w:t>
-      </w:r>
-      <w:r>
-        <w:t xml:space="preserve">Fainrose had to face them on the Thursday, by relay, and she had prepared sixteen minutes and used four.</w:t>
+        <w:t xml:space="preserve">Fainrose had to face the nine on the Thursday, by relay, and she had prepared sixteen minutes and used four.</w:t>
       </w:r>
     </w:p>
     <w:p>
@@ -12414,17 +12464,7 @@
         <w:pStyle w:val="BodyText"/>
       </w:pPr>
       <w:r>
-        <w:rPr>
-          <w:bCs/>
-          <w:b/>
-        </w:rPr>
-        <w:t xml:space="preserve">Vienna.</w:t>
-      </w:r>
-      <w:r>
-        <w:t xml:space="preserve"> </w:t>
-      </w:r>
-      <w:r>
-        <w:t xml:space="preserve">Nashville went on the Monday, with nothing, and would not be accompanied.</w:t>
+        <w:t xml:space="preserve">Nashville went to Vienna on the Monday, with nothing, and would not be accompanied.</w:t>
       </w:r>
     </w:p>
     <w:p>
@@ -13235,6 +13275,154 @@
     <w:p>
       <w:pPr>
         <w:pStyle w:val="BodyText"/>
+        <w:keepNext/>
+        <w:spacing w:before="240" w:after="240"/>
+        <w:ind w:firstLine="0"/>
+        <w:jc w:val="center"/>
+      </w:pPr>
+      <w:r>
+        <w:t xml:space="preserve">∗</w:t>
+      </w:r>
+    </w:p>
+    <w:p>
+      <w:pPr>
+        <w:pStyle w:val="FirstParagraph"/>
+      </w:pPr>
+      <w:r>
+        <w:t xml:space="preserve">Lolly stayed when the room emptied. </w:t>
+      </w:r>
+      <w:r>
+        <w:rPr>
+          <w:i/>
+        </w:rPr>
+        <w:t xml:space="preserve">They have the map</w:t>
+      </w:r>
+      <w:r>
+        <w:t xml:space="preserve">, Mrs Kind had said, and in May she had said the other thing, the thing nobody had minuted because it was rude: </w:t>
+      </w:r>
+      <w:r>
+        <w:rPr>
+          <w:i/>
+        </w:rPr>
+        <w:t xml:space="preserve">your Statement of Coherence is a picking list.</w:t>
+      </w:r>
+      <w:r>
+        <w:t xml:space="preserve"> A map told you where the walls were thin. It did not tell you whose names were written on the thin parts. Somebody had needed both.</w:t>
+      </w:r>
+    </w:p>
+    <w:p>
+      <w:pPr>
+        <w:pStyle w:val="BodyText"/>
+      </w:pPr>
+      <w:r>
+        <w:t xml:space="preserve">She sat down at Mavis-9’s terminal in the corner, where the screen saver was the Ministry crest turning slowly round as if looking for the rest of its motto, and said, “Mavis. Certified copies of the Statement of Coherence with Schedule 4. All of them, since publication.”</w:t>
+      </w:r>
+    </w:p>
+    <w:p>
+      <w:pPr>
+        <w:pStyle w:val="BodyText"/>
+      </w:pPr>
+      <w:r>
+        <w:t xml:space="preserve">A pause of about four seconds, which for Mavis-9 was a sabbatical.</w:t>
+      </w:r>
+    </w:p>
+    <w:p>
+      <w:pPr>
+        <w:pStyle w:val="BodyText"/>
+      </w:pPr>
+      <w:r>
+        <w:t xml:space="preserve">“One certified copy has been issued,” said Mavis-9. “The date is withheld. The requester is withheld under Registry Rule 40, signatory confidentiality. The format is non-standard. Thank you for your enquiry. Your enquiry has been noted.”</w:t>
+      </w:r>
+    </w:p>
+    <w:p>
+      <w:pPr>
+        <w:pStyle w:val="BodyText"/>
+      </w:pPr>
+      <w:r>
+        <w:t xml:space="preserve">“Noted by whom?”</w:t>
+      </w:r>
+    </w:p>
+    <w:p>
+      <w:pPr>
+        <w:pStyle w:val="BodyText"/>
+      </w:pPr>
+      <w:r>
+        <w:t xml:space="preserve">“Non-standard means that the sort order differs from the default, which is by district. Further detail is withheld under Rule 40.” Another pause. “That question has also been noted.”</w:t>
+      </w:r>
+    </w:p>
+    <w:p>
+      <w:pPr>
+        <w:pStyle w:val="BodyText"/>
+      </w:pPr>
+      <w:r>
+        <w:t xml:space="preserve">“Mavis. Who is noting them?”</w:t>
+      </w:r>
+    </w:p>
+    <w:p>
+      <w:pPr>
+        <w:pStyle w:val="BodyText"/>
+      </w:pPr>
+      <w:r>
+        <w:t xml:space="preserve">“The requester asked to be informed of any enquiry about the request. Rule 40 permits this. Have a pleasant evening, Ms Wren.”</w:t>
+      </w:r>
+    </w:p>
+    <w:p>
+      <w:pPr>
+        <w:pStyle w:val="BodyText"/>
+      </w:pPr>
+      <w:r>
+        <w:t xml:space="preserve">Lolly sat back. Somewhere, in a building she had never seen, somebody was now reading that a minute-taker in Marsham Street had asked. She found she did not mind. It was the first thing all year that the other side had been made to read because she had written it.</w:t>
+      </w:r>
+    </w:p>
+    <w:p>
+      <w:pPr>
+        <w:pStyle w:val="BodyText"/>
+      </w:pPr>
+      <w:r>
+        <w:t xml:space="preserve">She wrote: </w:t>
+      </w:r>
+      <w:r>
+        <w:rPr>
+          <w:i/>
+        </w:rPr>
+        <w:t xml:space="preserve">One copy. Sorted differently. They know I asked.</w:t>
+      </w:r>
+      <w:r>
+        <w:t xml:space="preserve"> Then she filled in Form R/40, an application for a requester’s name to be released “where the public interest so requires”, which was the kind of phrase a registry puts in a rule so that it can say it has one, and took it to the post box on Horseferry Road herself, because the Programme had a hundred and twenty-seven days left and she did not trust the internal mail with anything that had a deadline.</w:t>
+      </w:r>
+    </w:p>
+    <w:p>
+      <w:pPr>
+        <w:pStyle w:val="BodyText"/>
+      </w:pPr>
+      <w:r>
+        <w:t xml:space="preserve">In the morning she asked Miss Pike, because certified copies crossed Miss Pike’s desk. Miss Pike was at the kettle. She said that copies of the Statement went out every week and that she would look, and at lunchtime she came to Lolly’s desk and said, “The system says withheld,” which was true, and went back to the kettle. Lolly, who had a hundred and twenty-six days and a Concordance to save, wrote </w:t>
+      </w:r>
+      <w:r>
+        <w:rPr>
+          <w:i/>
+        </w:rPr>
+        <w:t xml:space="preserve">Pike: system says withheld</w:t>
+      </w:r>
+      <w:r>
+        <w:t xml:space="preserve">, and did not notice for three months that it was the answer to a question she had not asked.</w:t>
+      </w:r>
+    </w:p>
+    <w:p>
+      <w:pPr>
+        <w:pStyle w:val="BodyText"/>
+        <w:keepNext/>
+        <w:spacing w:before="240" w:after="240"/>
+        <w:ind w:firstLine="0"/>
+        <w:jc w:val="center"/>
+      </w:pPr>
+      <w:r>
+        <w:t xml:space="preserve">∗</w:t>
+      </w:r>
+    </w:p>
+    <w:p>
+      <w:pPr>
+        <w:pStyle w:val="FirstParagraph"/>
       </w:pPr>
       <w:r>
         <w:rPr>
@@ -17405,13 +17593,13 @@
         <w:t xml:space="preserve">Who held the pen.</w:t>
       </w:r>
       <w:r>
-        <w:t xml:space="preserve"> And under it, after a moment, because Drill had taught her that the thing nobody checks is the thing that happened: </w:t>
-      </w:r>
-      <w:r>
-        <w:rPr>
-          <w:i/>
-        </w:rPr>
-        <w:t xml:space="preserve">Find out who bought the list.</w:t>
+        <w:t xml:space="preserve"> She did not need to write the second line. It had been in the notebook since August, under Mavis-9’s single certified copy, and the Office had since refused her Rule 40 application twice, the second time on paper so heavy that the envelope had needed extra stamps. She wrote it again anyway, and underlined it: </w:t>
+      </w:r>
+      <w:r>
+        <w:rPr>
+          <w:i/>
+        </w:rPr>
+        <w:t xml:space="preserve">Who asked for it sorted.</w:t>
       </w:r>
     </w:p>
     <w:p>
@@ -17501,23 +17689,7 @@
         <w:pStyle w:val="BodyText"/>
       </w:pPr>
       <w:r>
-        <w:t xml:space="preserve">“Mr Drill taught this department that an uncharacterised instrument is not evidence. It is a lead,” she said. “Mr van Casteel has now characterised two instruments: his plates, and Mr Eilstein. He was in the shaft and he was out of it, and the plates did not care. That is a finding, and it closes a door I have been drafting around since the lieutenant’s letter.”</w:t>
-      </w:r>
-    </w:p>
-    <w:p>
-      <w:pPr>
-        <w:pStyle w:val="BodyText"/>
-      </w:pPr>
-      <w:r>
-        <w:t xml:space="preserve">“It changes the schedule I proposed when Drill was in this room. I was going to advise the Crown to inherit a ledger with no floor to it and possibly a basement nobody had surveyed. There is no basement. There is a full vessel, declared, standing in a room with people in it, which is what Dr Ramanathan said in August. That is a known liability. An insurer can be told about it without being lied to. What I will not insure is a corridor I have decided exists because it would have been interesting.”</w:t>
-      </w:r>
-    </w:p>
-    <w:p>
-      <w:pPr>
-        <w:pStyle w:val="BodyText"/>
-      </w:pPr>
-      <w:r>
-        <w:t xml:space="preserve">“Mr Eilstein is not, on this evidence, a door, and he is not a drain. He is a man who has taken a great deal and kept all of it, and who is now on our instrument list with his consent. I would rather take the Crown that than the metaphor I believed a fortnight ago.”</w:t>
+        <w:t xml:space="preserve">“Mr Drill taught this department that an uncharacterised instrument is not evidence. It is a lead,” she said. “Mr van Casteel has now characterised two instruments: his plates, and Mr Eilstein. There is no basement under the ledger and no corridor behind him. There is a full vessel, declared, in a room with people in it. An insurer can be told about that without being lied to, and I would rather hand the Crown that than the metaphor I believed a fortnight ago.”</w:t>
       </w:r>
     </w:p>
     <w:p>
@@ -17549,31 +17721,7 @@
         <w:pStyle w:val="BodyText"/>
       </w:pPr>
       <w:r>
-        <w:t xml:space="preserve">The nine undecidable cores were not resolved by the plates either, and Fainrose said so on the Friday, in four minutes, because the department had been carrying a temptation for a fortnight and she wanted it put down.</w:t>
-      </w:r>
-    </w:p>
-    <w:p>
-      <w:pPr>
-        <w:pStyle w:val="BodyText"/>
-      </w:pPr>
-      <w:r>
-        <w:t xml:space="preserve">“Somebody was going to say it,” she said, “so I will. Nine undecidable stars and a hole behind Mr Eilstein, both in the same month, and the human mind wants them to be one thing. They are not. There was no hole. And the nine were never undecidable because of anything in this building.”</w:t>
-      </w:r>
-    </w:p>
-    <w:p>
-      <w:pPr>
-        <w:pStyle w:val="BodyText"/>
-      </w:pPr>
-      <w:r>
-        <w:t xml:space="preserve">“The spectral gap problem is undecidable in general. That is a theorem about Hamiltonians, not about us. For those nine cores the question of whether the gap closes is one no algorithm can settle, and it does not care what our plates did in Cumbria. No measurement we can make will turn them into yeses or noes, because the difficulty was never a missing measurement.”</w:t>
-      </w:r>
-    </w:p>
-    <w:p>
-      <w:pPr>
-        <w:pStyle w:val="BodyText"/>
-      </w:pPr>
-      <w:r>
-        <w:t xml:space="preserve">“So the register is being asked for a yes or no it cannot honestly give. Beatrix’s motion refused to let this body certify its own competence, and this is the same refusal, in a star. The nine are not a defect in the arithmetic. They are a list we are not allowed to close. Mavis-9 declined to certify herself when she was asked, for the same reason a customs officer declines to stamp a passenger she cannot see. Not lost. Not contraband. Unresolved, and the paperwork has no honest box, and should not be made to grow one.”</w:t>
+        <w:t xml:space="preserve">The nine undecidable cores were not resolved by the plates either, and Fainrose said so in four minutes, because the department had been carrying a temptation for a fortnight and she wanted it put down. Nine undecidable stars and a hole behind Mr Eilstein in the same month, and the human mind wanted them to be one thing. They were not. The spectral-gap problem was undecidable in general, a theorem about Hamiltonians and not about Marsham Street, and no plate in Cumbria would turn those nine into yeses or noes. “The paperwork has no honest box for them,” she said, “and it should not be made to grow one.”</w:t>
       </w:r>
     </w:p>
     <w:p>
@@ -17605,7 +17753,7 @@
         <w:pStyle w:val="BodyText"/>
       </w:pPr>
       <w:r>
-        <w:t xml:space="preserve">“I should like Article Two amended,” he said. “Not the invitation clause — leave that exactly as it stands, it is the only rule in all my existence that has ever actually protected anyone, including, on one occasion I am not proud of, me. I should like a schedule added. A public one. Every discarded branch I take, from this day, is logged, gated, and dated, the moment before I take it, so that if anyone — Nashville, in Vienna, or whoever holds his chair after him — ever needs to ask what I have eaten, there will be a manifest of exactly what was taken, and when, and why it was taken rather than left.”</w:t>
+        <w:t xml:space="preserve">“I should like Article Two amended,” he said. “Not the invitation clause. Leave that exactly as it stands; it is the only rule in my existence that has ever actually protected anyone, including, on one occasion I am not proud of, me. I should like a schedule added. A public one. Every discarded branch I take, from this day, logged and dated the moment before I take it, so that if anybody ever needs to ask what I have eaten, there is a manifest.”</w:t>
       </w:r>
     </w:p>
     <w:p>
@@ -17629,7 +17777,7 @@
         <w:pStyle w:val="BodyText"/>
       </w:pPr>
       <w:r>
-        <w:t>Lolly, watching Beatrix draft the schedule that afternoon, thought — and did not say, because it was not the kind of thing one said to Beatrix Sloan — that this was the first sentence since the case began in which Albrecht Eilstein had asked to be held to something before anyone had thought to require it of him.</w:t>
+        <w:t xml:space="preserve">Lolly, watching Beatrix draft the schedule that afternoon, thought that it was the first time since the case began that Albrecht Eilstein had asked to be held to something before anyone had required it of him. She did not say so. It was not the kind of thing one said to Beatrix Sloan, or to him.</w:t>
       </w:r>
     </w:p>
     <w:p>
@@ -17902,7 +18050,348 @@
         <w:pStyle w:val="BodyText"/>
       </w:pPr>
       <w:r>
-        <w:t xml:space="preserve">She went home at eleven in the morning, which she had never done, on a bus that was nearly empty, and found that she did not know what to do with her hands. At the Post Office on the corner she bought a pad of lined paper. She did not write in it.</w:t>
+        <w:t xml:space="preserve">At two minutes past eleven her pass stopped opening the third-floor door. Mavis-9, who had never been told anything about her except that she was an officer, informed her from the speaker by the lifts that her appeal against the second Rule 40 refusal had lapsed, </w:t>
+      </w:r>
+      <w:r>
+        <w:rPr>
+          <w:i/>
+        </w:rPr>
+        <w:t xml:space="preserve">the applicant no longer holding a qualifying office</w:t>
+      </w:r>
+      <w:r>
+        <w:t xml:space="preserve">, and thanked her for her enquiry.</w:t>
+      </w:r>
+    </w:p>
+    <w:p>
+      <w:pPr>
+        <w:pStyle w:val="BodyText"/>
+      </w:pPr>
+      <w:r>
+        <w:t xml:space="preserve">She went home at a quarter past eleven in the morning, which she had never done, on a bus that was nearly empty, and found that she did not know what to do with her hands. At the Post Office on the corner she bought a pad of lined paper. She did not write in it.</w:t>
+      </w:r>
+    </w:p>
+    <w:p>
+      <w:pPr>
+        <w:pStyle w:val="Heading2"/>
+        <w:pageBreakBefore/>
+        <w:spacing w:before="0" w:after="80"/>
+        <w:ind w:firstLine="0"/>
+        <w:jc w:val="center"/>
+      </w:pPr>
+      <w:bookmarkStart w:id="9014" w:name="ch14"/>
+      <w:r>
+        <w:rPr>
+          <w:rFonts w:ascii="Amazon Ember" w:hAnsi="Amazon Ember" w:cs="Amazon Ember" w:eastAsia="Amazon Ember"/>
+          <w:sz w:val="40"/>
+          <w:szCs w:val="40"/>
+          <w:b/>
+          <w:color w:val="0C447C"/>
+        </w:rPr>
+        <w:t xml:space="preserve">Chapter Fifteen</w:t>
+      </w:r>
+      <w:bookmarkEnd w:id="9014"/>
+    </w:p>
+    <w:p>
+      <w:pPr>
+        <w:pStyle w:val="Heading3"/>
+        <w:pageBreakBefore w:val="0"/>
+        <w:spacing w:before="0" w:after="240"/>
+        <w:ind w:firstLine="0"/>
+        <w:jc w:val="center"/>
+      </w:pPr>
+      <w:r>
+        <w:rPr>
+          <w:rFonts w:ascii="Amazon Ember" w:hAnsi="Amazon Ember" w:cs="Amazon Ember" w:eastAsia="Amazon Ember"/>
+          <w:sz w:val="26"/>
+          <w:szCs w:val="26"/>
+          <w:i/>
+          <w:color w:val="0C447C"/>
+        </w:rPr>
+        <w:t xml:space="preserve">The Fifteenth Line</w:t>
+      </w:r>
+    </w:p>
+    <w:p>
+      <w:pPr>
+        <w:pStyle w:val="FirstParagraph"/>
+      </w:pPr>
+      <w:r>
+        <w:t xml:space="preserve">The Best Interests meeting was held on Thursday the twelfth of November in the Larchfield lounge, because the room booked for it at the council offices had been double-booked with a meeting about room bookings. Lolly went as a private person, which was what she was that month. It turned out to be the right thing to be.</w:t>
+      </w:r>
+    </w:p>
+    <w:p>
+      <w:pPr>
+        <w:pStyle w:val="BodyText"/>
+      </w:pPr>
+      <w:r>
+        <w:t xml:space="preserve">Lolly had expected a table. There was a coffee table, and round it, in chairs of four different heights, Ms Hollis Breen with the file, Sandra from the night shift who had swapped onto days for it, a manager from the provider’s regional office called Mr Ashe who had driven from Reading and wanted it known, Gideon in a jacket he had clearly bought for a funeral, and Mrs Chain with the umbrella across her knees. Her father sat by the window, where he always sat, and had been told what the meeting was for twice, and the second time had said, “I know, Lol, I’m not deaf, I’m demented,” which was a new joke, and he was very pleased with it, and Sandra laughed, and Mr Ashe did not know whether he was allowed to.</w:t>
+      </w:r>
+    </w:p>
+    <w:p>
+      <w:pPr>
+        <w:pStyle w:val="BodyText"/>
+      </w:pPr>
+      <w:r>
+        <w:t xml:space="preserve">Ms Breen did it properly. Lolly had been afraid she would not, and she did. She read out the options. She read out Beatrix’s letter, all five paragraphs, without comment, though at paragraph 4 she looked up at Lolly over her glasses. She asked Dennis where he wanted to live.</w:t>
+      </w:r>
+    </w:p>
+    <w:p>
+      <w:pPr>
+        <w:pStyle w:val="BodyText"/>
+      </w:pPr>
+      <w:r>
+        <w:t xml:space="preserve">“Here,” said Dennis. “Downstairs. By that.” He pointed at the window. “And Sundays.”</w:t>
+      </w:r>
+    </w:p>
+    <w:p>
+      <w:pPr>
+        <w:pStyle w:val="BodyText"/>
+      </w:pPr>
+      <w:r>
+        <w:t xml:space="preserve">“What happens on Sundays, Mr Wren?”</w:t>
+      </w:r>
+    </w:p>
+    <w:p>
+      <w:pPr>
+        <w:pStyle w:val="BodyText"/>
+      </w:pPr>
+      <w:r>
+        <w:t xml:space="preserve">“He comes,” said Dennis, pointing at Gideon, “and brings me stuff people have broken, and I tell him he’s doing it wrong.”</w:t>
+      </w:r>
+    </w:p>
+    <w:p>
+      <w:pPr>
+        <w:pStyle w:val="BodyText"/>
+      </w:pPr>
+      <w:r>
+        <w:t xml:space="preserve">Ms Breen wrote that down. Then she asked Gideon, as a person interested in Mr Wren’s welfare, whether that was accurate.</w:t>
+      </w:r>
+    </w:p>
+    <w:p>
+      <w:pPr>
+        <w:pStyle w:val="BodyText"/>
+      </w:pPr>
+      <w:r>
+        <w:t xml:space="preserve">Gideon had prepared. Lolly knew he had prepared, because he had rung her on Tuesday to ask whether it was all right to say </w:t>
+      </w:r>
+      <w:r>
+        <w:rPr>
+          <w:i/>
+        </w:rPr>
+        <w:t xml:space="preserve">diode</w:t>
+      </w:r>
+      <w:r>
+        <w:t xml:space="preserve"> in a Best Interests meeting. He did not say any of what he had prepared.</w:t>
+      </w:r>
+    </w:p>
+    <w:p>
+      <w:pPr>
+        <w:pStyle w:val="BodyText"/>
+      </w:pPr>
+      <w:r>
+        <w:t xml:space="preserve">“He’s right,” Gideon said. “I am doing it wrong. Mostly. He catches it about one time in three, which is better than me.” He looked at his hands. “Last Sunday he found a dry joint in a Hacker by smell. I’d had the back off an hour. If that goes, I’d want it written down that it went, and when. But it hasn’t gone.”</w:t>
+      </w:r>
+    </w:p>
+    <w:p>
+      <w:pPr>
+        <w:pStyle w:val="BodyText"/>
+      </w:pPr>
+      <w:r>
+        <w:t xml:space="preserve">“And Mrs Chain.”</w:t>
+      </w:r>
+    </w:p>
+    <w:p>
+      <w:pPr>
+        <w:pStyle w:val="BodyText"/>
+      </w:pPr>
+      <w:r>
+        <w:t xml:space="preserve">Mrs Chain said, once and plainly, what Dennis Wren had said to her on a Tuesday in July: the window, the buses, Sundays, and somebody to tell they were doing it wrong. She gave the circumstances. She gave the correction. </w:t>
+      </w:r>
+      <w:r>
+        <w:rPr>
+          <w:i/>
+        </w:rPr>
+        <w:t xml:space="preserve">Broken by fools.</w:t>
+      </w:r>
+      <w:r>
+        <w:t xml:space="preserve"> Mr Ashe wrote that down, and then looked at it, and then crossed out </w:t>
+      </w:r>
+      <w:r>
+        <w:rPr>
+          <w:i/>
+        </w:rPr>
+        <w:t xml:space="preserve">fools</w:t>
+      </w:r>
+      <w:r>
+        <w:t xml:space="preserve"> and wrote it again more neatly.</w:t>
+      </w:r>
+    </w:p>
+    <w:p>
+      <w:pPr>
+        <w:pStyle w:val="BodyText"/>
+      </w:pPr>
+      <w:r>
+        <w:t xml:space="preserve">“Option C,” said Ms Breen, at the end, “as I understand Ms Sloan’s letter, would be a room on the ground floor, which the residential side is keeping, rather than either of the two moves.”</w:t>
+      </w:r>
+    </w:p>
+    <w:p>
+      <w:pPr>
+        <w:pStyle w:val="BodyText"/>
+      </w:pPr>
+      <w:r>
+        <w:t xml:space="preserve">“The ground floor’s nursing,” said Mr Ashe. “It’s not the same registration category.”</w:t>
+      </w:r>
+    </w:p>
+    <w:p>
+      <w:pPr>
+        <w:pStyle w:val="BodyText"/>
+      </w:pPr>
+      <w:r>
+        <w:t xml:space="preserve">“It’s dual-registered,” said Sandra. Everybody looked at her. “I checked. It’s on the certificate in the office. They did it in 2019 for Mr Okafor. We’ve got one room left on the garden side that isn’t commissioned. Garden Room. It’s got a window on the bus stop. It’s got a sink.” She folded her arms. “And there’s a cupboard by the laundry that’s empty since they took the ironing machine out, and it’s got a socket, and I’m just saying.”</w:t>
+      </w:r>
+    </w:p>
+    <w:p>
+      <w:pPr>
+        <w:pStyle w:val="BodyText"/>
+      </w:pPr>
+      <w:r>
+        <w:t xml:space="preserve">“A socket,” said Mr Ashe.</w:t>
+      </w:r>
+    </w:p>
+    <w:p>
+      <w:pPr>
+        <w:pStyle w:val="BodyText"/>
+      </w:pPr>
+      <w:r>
+        <w:t xml:space="preserve">“For a bench,” said Sandra. “Sundays. Supervised. The residents’ committee voted for it in September and nobody wrote it up.”</w:t>
+      </w:r>
+    </w:p>
+    <w:p>
+      <w:pPr>
+        <w:pStyle w:val="BodyText"/>
+      </w:pPr>
+      <w:r>
+        <w:t xml:space="preserve">“Electrical items brought onto the premises,” said Mr Ashe, with the despair of a man watching a policy go, “have to be PAT-tested.”</w:t>
+      </w:r>
+    </w:p>
+    <w:p>
+      <w:pPr>
+        <w:pStyle w:val="BodyText"/>
+      </w:pPr>
+      <w:r>
+        <w:t xml:space="preserve">“I’ll PAT-test the PAT tester,” said Dennis Wren from the window, and that was the end of Mr Ashe.</w:t>
+      </w:r>
+    </w:p>
+    <w:p>
+      <w:pPr>
+        <w:pStyle w:val="BodyText"/>
+      </w:pPr>
+      <w:r>
+        <w:t xml:space="preserve">It was not the end of the process. Nothing ever was. Ms Breen said that she would recommend Option C to the funding panel as the least restrictive option consistent with Mr Wren’s needs, and that she could not promise what the panel would do. Mr Ashe said he would need to take it back to Reading. Sandra said Reading could come here if it wanted, there was a bus.</w:t>
+      </w:r>
+    </w:p>
+    <w:p>
+      <w:pPr>
+        <w:pStyle w:val="BodyText"/>
+      </w:pPr>
+      <w:r>
+        <w:t xml:space="preserve">Afterwards, in the car park, in the dark, Mrs Chain put up her umbrella, though it was not raining.</w:t>
+      </w:r>
+    </w:p>
+    <w:p>
+      <w:pPr>
+        <w:pStyle w:val="BodyText"/>
+      </w:pPr>
+      <w:r>
+        <w:t xml:space="preserve">“You said it once,” said Lolly. “Plainly.”</w:t>
+      </w:r>
+    </w:p>
+    <w:p>
+      <w:pPr>
+        <w:pStyle w:val="BodyText"/>
+      </w:pPr>
+      <w:r>
+        <w:t xml:space="preserve">“I did.”</w:t>
+      </w:r>
+    </w:p>
+    <w:p>
+      <w:pPr>
+        <w:pStyle w:val="BodyText"/>
+      </w:pPr>
+      <w:r>
+        <w:t xml:space="preserve">“Thank you.”</w:t>
+      </w:r>
+    </w:p>
+    <w:p>
+      <w:pPr>
+        <w:pStyle w:val="BodyText"/>
+      </w:pPr>
+      <w:r>
+        <w:t xml:space="preserve">“Do not thank me. I was asked. That is the whole of it.” Mrs Chain looked back at the building, at the lit window on the ground floor where Dennis Wren was explaining something to Gideon with both hands. “Margaret would have liked him,” she said. “He laughs at the wrong jokes. Mostly his own.”</w:t>
+      </w:r>
+    </w:p>
+    <w:p>
+      <w:pPr>
+        <w:pStyle w:val="BodyText"/>
+      </w:pPr>
+      <w:r>
+        <w:t xml:space="preserve">On the bus home Lolly thought about Sandra. </w:t>
+      </w:r>
+      <w:r>
+        <w:rPr>
+          <w:i/>
+        </w:rPr>
+        <w:t xml:space="preserve">I checked. It’s on the certificate in the office.</w:t>
+      </w:r>
+      <w:r>
+        <w:t xml:space="preserve"> The provider’s system had said one thing, and Mr Ashe had believed the system, and a care worker on a swapped shift had walked down a corridor and read a piece of paper in a frame. Systems withheld. Paper mostly just sat there and waited for somebody to read it.</w:t>
+      </w:r>
+    </w:p>
+    <w:p>
+      <w:pPr>
+        <w:pStyle w:val="BodyText"/>
+      </w:pPr>
+      <w:r>
+        <w:t xml:space="preserve">And there was a woman in Marsham Street who wrote everything down twice.</w:t>
+      </w:r>
+    </w:p>
+    <w:p>
+      <w:pPr>
+        <w:pStyle w:val="BodyText"/>
+      </w:pPr>
+      <w:r>
+        <w:t xml:space="preserve">She could not ask as an officer; she was not one. She could not ask Mavis-9; Mavis-9 no longer believed she existed. She could ask a friend a question, as a private person, and let the friend decide whether to answer. Paragraph nine had nothing to say about that. She checked, on the bus, against the copy she knew by heart, and it had nothing to say.</w:t>
+      </w:r>
+    </w:p>
+    <w:p>
+      <w:pPr>
+        <w:pStyle w:val="BodyText"/>
+      </w:pPr>
+      <w:r>
+        <w:t xml:space="preserve">She rang Adaeze Pike from the stop. “You don’t have to answer this,” she said. “Not tonight, not ever. Not the system. Your book. The one certified copy of Schedule 4. When you’re ready, would you tell me what the line says?”</w:t>
+      </w:r>
+    </w:p>
+    <w:p>
+      <w:pPr>
+        <w:pStyle w:val="BodyText"/>
+      </w:pPr>
+      <w:r>
+        <w:t xml:space="preserve">The line was quiet for long enough that Lolly thought it had dropped.</w:t>
+      </w:r>
+    </w:p>
+    <w:p>
+      <w:pPr>
+        <w:pStyle w:val="BodyText"/>
+      </w:pPr>
+      <w:r>
+        <w:t xml:space="preserve">“I don’t need to look,” said Miss Pike. “I’ve known since August. I need to be ready.” She rang off.</w:t>
+      </w:r>
+    </w:p>
+    <w:p>
+      <w:pPr>
+        <w:pStyle w:val="BodyText"/>
+      </w:pPr>
+      <w:r>
+        <w:t xml:space="preserve">The panel met in January. It approved Option C on the fourteenth, by letter, in two paragraphs, with a note about PAT testing. Her father moved downstairs on a Saturday with the Roberts under his arm, refusing help on the stairs and accepting it on the corridor, and the first thing he did in the Garden Room was turn the chair to face the window.</w:t>
       </w:r>
     </w:p>
     <w:p>
@@ -17922,226 +18411,158 @@
         <w:pStyle w:val="FirstParagraph"/>
       </w:pPr>
       <w:r>
-        <w:t xml:space="preserve">The Best Interests meeting was held on Thursday the twelfth of November in the Larchfield lounge, because the room booked for it at the council offices had been double-booked with a meeting about room bookings. Lolly went as a private person, which was what she was that month. It turned out to be the right thing to be.</w:t>
-      </w:r>
-    </w:p>
-    <w:p>
-      <w:pPr>
-        <w:pStyle w:val="BodyText"/>
-      </w:pPr>
-      <w:r>
-        <w:t xml:space="preserve">Lolly had expected a table. There was a coffee table, and round it, in chairs of four different heights, Ms Hollis Breen with the file, Sandra from the night shift who had swapped onto days for it, a manager from the provider’s regional office called Mr Ashe who had driven from Reading and wanted it known, Gideon in a jacket he had clearly bought for a funeral, and Mrs Chain with the umbrella across her knees. Her father sat by the window, where he always sat, and had been told what the meeting was for twice, and the second time had said, “I know, Lol, I’m not deaf, I’m demented,” which was a new joke, and he was very pleased with it, and Sandra laughed, and Mr Ashe did not know whether he was allowed to.</w:t>
-      </w:r>
-    </w:p>
-    <w:p>
-      <w:pPr>
-        <w:pStyle w:val="BodyText"/>
-      </w:pPr>
-      <w:r>
-        <w:t xml:space="preserve">Ms Breen did it properly. Lolly had been afraid she would not, and she did. She read out the options. She read out Beatrix’s letter, all five paragraphs, without comment, though at paragraph 4 she looked up at Lolly over her glasses. She asked Dennis where he wanted to live.</w:t>
-      </w:r>
-    </w:p>
-    <w:p>
-      <w:pPr>
-        <w:pStyle w:val="BodyText"/>
-      </w:pPr>
-      <w:r>
-        <w:t xml:space="preserve">“Here,” said Dennis. “Downstairs. By that.” He pointed at the window. “And Sundays.”</w:t>
-      </w:r>
-    </w:p>
-    <w:p>
-      <w:pPr>
-        <w:pStyle w:val="BodyText"/>
-      </w:pPr>
-      <w:r>
-        <w:t xml:space="preserve">“What happens on Sundays, Mr Wren?”</w:t>
-      </w:r>
-    </w:p>
-    <w:p>
-      <w:pPr>
-        <w:pStyle w:val="BodyText"/>
-      </w:pPr>
-      <w:r>
-        <w:t xml:space="preserve">“He comes,” said Dennis, pointing at Gideon, “and brings me stuff people have broken, and I tell him he’s doing it wrong.”</w:t>
-      </w:r>
-    </w:p>
-    <w:p>
-      <w:pPr>
-        <w:pStyle w:val="BodyText"/>
-      </w:pPr>
-      <w:r>
-        <w:t xml:space="preserve">Ms Breen wrote that down. Then she asked Gideon, as a person interested in Mr Wren’s welfare, whether that was accurate.</w:t>
-      </w:r>
-    </w:p>
-    <w:p>
-      <w:pPr>
-        <w:pStyle w:val="BodyText"/>
-      </w:pPr>
-      <w:r>
-        <w:t xml:space="preserve">Gideon had prepared. Lolly knew he had prepared, because he had rung her on Tuesday to ask whether it was all right to say </w:t>
-      </w:r>
-      <w:r>
-        <w:rPr>
-          <w:i/>
-        </w:rPr>
-        <w:t xml:space="preserve">diode</w:t>
-      </w:r>
-      <w:r>
-        <w:t xml:space="preserve"> in a Best Interests meeting. He did not say any of what he had prepared.</w:t>
-      </w:r>
-    </w:p>
-    <w:p>
-      <w:pPr>
-        <w:pStyle w:val="BodyText"/>
-      </w:pPr>
-      <w:r>
-        <w:t xml:space="preserve">“He’s right,” Gideon said. “I am doing it wrong. Mostly. He catches it about one time in three, which is better than me.” He looked at his hands. “Last Sunday he found a dry joint in a Hacker by smell. I’d had the back off an hour. If that goes, I’d want it written down that it went, and when. But it hasn’t gone.”</w:t>
-      </w:r>
-    </w:p>
-    <w:p>
-      <w:pPr>
-        <w:pStyle w:val="BodyText"/>
-      </w:pPr>
-      <w:r>
-        <w:t xml:space="preserve">“And Mrs Chain.”</w:t>
-      </w:r>
-    </w:p>
-    <w:p>
-      <w:pPr>
-        <w:pStyle w:val="BodyText"/>
-      </w:pPr>
-      <w:r>
-        <w:t xml:space="preserve">Mrs Chain said, once and plainly, what Dennis Wren had said to her on a Tuesday in July: the window, the buses, Sundays, and somebody to tell they were doing it wrong. She gave the circumstances. She gave the correction. </w:t>
-      </w:r>
-      <w:r>
-        <w:rPr>
-          <w:i/>
-        </w:rPr>
-        <w:t xml:space="preserve">Broken by fools.</w:t>
-      </w:r>
-      <w:r>
-        <w:t xml:space="preserve"> Mr Ashe wrote that down, and then looked at it, and then crossed out </w:t>
-      </w:r>
-      <w:r>
-        <w:rPr>
-          <w:i/>
-        </w:rPr>
-        <w:t xml:space="preserve">fools</w:t>
-      </w:r>
-      <w:r>
-        <w:t xml:space="preserve"> and wrote it again more neatly.</w:t>
-      </w:r>
-    </w:p>
-    <w:p>
-      <w:pPr>
-        <w:pStyle w:val="BodyText"/>
-      </w:pPr>
-      <w:r>
-        <w:t xml:space="preserve">“Option C,” said Ms Breen, at the end, “as I understand Ms Sloan’s letter, would be a room on the ground floor, which the residential side is keeping, rather than either of the two moves.”</w:t>
-      </w:r>
-    </w:p>
-    <w:p>
-      <w:pPr>
-        <w:pStyle w:val="BodyText"/>
-      </w:pPr>
-      <w:r>
-        <w:t xml:space="preserve">“The ground floor’s nursing,” said Mr Ashe. “It’s not the same registration category.”</w:t>
-      </w:r>
-    </w:p>
-    <w:p>
-      <w:pPr>
-        <w:pStyle w:val="BodyText"/>
-      </w:pPr>
-      <w:r>
-        <w:t xml:space="preserve">“It’s dual-registered,” said Sandra. Everybody looked at her. “I checked. It’s on the certificate in the office. They did it in 2019 for Mr Okafor. We’ve got one room left on the garden side that isn’t commissioned. Garden Room. It’s got a window on the bus stop. It’s got a sink.” She folded her arms. “And there’s a cupboard by the laundry that’s empty since they took the ironing machine out, and it’s got a socket, and I’m just saying.”</w:t>
-      </w:r>
-    </w:p>
-    <w:p>
-      <w:pPr>
-        <w:pStyle w:val="BodyText"/>
-      </w:pPr>
-      <w:r>
-        <w:t xml:space="preserve">“A socket,” said Mr Ashe.</w:t>
-      </w:r>
-    </w:p>
-    <w:p>
-      <w:pPr>
-        <w:pStyle w:val="BodyText"/>
-      </w:pPr>
-      <w:r>
-        <w:t xml:space="preserve">“For a bench,” said Sandra. “Sundays. Supervised. The residents’ committee voted for it in September and nobody wrote it up.”</w:t>
-      </w:r>
-    </w:p>
-    <w:p>
-      <w:pPr>
-        <w:pStyle w:val="BodyText"/>
-      </w:pPr>
-      <w:r>
-        <w:t xml:space="preserve">“Electrical items brought onto the premises,” said Mr Ashe, with the despair of a man watching a policy go, “have to be PAT-tested.”</w:t>
-      </w:r>
-    </w:p>
-    <w:p>
-      <w:pPr>
-        <w:pStyle w:val="BodyText"/>
-      </w:pPr>
-      <w:r>
-        <w:t xml:space="preserve">“I’ll PAT-test the PAT tester,” said Dennis Wren from the window, and that was the end of Mr Ashe.</w:t>
-      </w:r>
-    </w:p>
-    <w:p>
-      <w:pPr>
-        <w:pStyle w:val="BodyText"/>
-      </w:pPr>
-      <w:r>
-        <w:t xml:space="preserve">It was not the end of the process. Nothing ever was. Ms Breen said that she would recommend Option C to the funding panel as the least restrictive option consistent with Mr Wren’s needs, and that she could not promise what the panel would do. Mr Ashe said he would need to take it back to Reading. Sandra said Reading could come here if it wanted, there was a bus.</w:t>
-      </w:r>
-    </w:p>
-    <w:p>
-      <w:pPr>
-        <w:pStyle w:val="BodyText"/>
-      </w:pPr>
-      <w:r>
-        <w:t xml:space="preserve">Afterwards, in the car park, in the dark, Mrs Chain put up her umbrella, though it was not raining.</w:t>
-      </w:r>
-    </w:p>
-    <w:p>
-      <w:pPr>
-        <w:pStyle w:val="BodyText"/>
-      </w:pPr>
-      <w:r>
-        <w:t xml:space="preserve">“You said it once,” said Lolly. “Plainly.”</w:t>
-      </w:r>
-    </w:p>
-    <w:p>
-      <w:pPr>
-        <w:pStyle w:val="BodyText"/>
-      </w:pPr>
-      <w:r>
-        <w:t xml:space="preserve">“I did.”</w:t>
-      </w:r>
-    </w:p>
-    <w:p>
-      <w:pPr>
-        <w:pStyle w:val="BodyText"/>
-      </w:pPr>
-      <w:r>
-        <w:t xml:space="preserve">“Thank you.”</w:t>
-      </w:r>
-    </w:p>
-    <w:p>
-      <w:pPr>
-        <w:pStyle w:val="BodyText"/>
-      </w:pPr>
-      <w:r>
-        <w:t xml:space="preserve">“Do not thank me. I was asked. That is the whole of it.” Mrs Chain looked back at the building, at the lit window on the ground floor where Dennis Wren was explaining something to Gideon with both hands. “Margaret would have liked him,” she said. “He laughs at the wrong jokes. Mostly his own.”</w:t>
-      </w:r>
-    </w:p>
-    <w:p>
-      <w:pPr>
-        <w:pStyle w:val="BodyText"/>
-      </w:pPr>
-      <w:r>
-        <w:t xml:space="preserve">The panel met in January. It approved Option C on the fourteenth, by letter, in two paragraphs, with a note about PAT testing. Her father moved downstairs on a Saturday with the Roberts under his arm, refusing help on the stairs and accepting it on the corridor, and the first thing he did in the Garden Room was turn the chair to face the window.</w:t>
+        <w:t xml:space="preserve">Adaeze Pike came to Lolly’s flat on a Tuesday evening in January, with the ledger in a carrier bag. She had known what the line said since August, she said, and had spent the weeks since the bus stop being brave enough, and Mrs Kind had rung her at Christmas and told her that in a travel agent’s experience knowing and being brave were not the same thing and only one of them was required.</w:t>
+      </w:r>
+    </w:p>
+    <w:p>
+      <w:pPr>
+        <w:pStyle w:val="BodyText"/>
+      </w:pPr>
+      <w:r>
+        <w:t xml:space="preserve">Lolly read it at the kitchen table anyway, page by page, from March, the way she read everything, though Miss Pike had marked the page with a bus ticket. Miss Pike sat opposite with her coat on and watched her.</w:t>
+      </w:r>
+    </w:p>
+    <w:p>
+      <w:pPr>
+        <w:pStyle w:val="BodyText"/>
+      </w:pPr>
+      <w:r>
+        <w:t xml:space="preserve">“The second of March,” said Lolly. “Requested by telephone. These are your initials.”</w:t>
+      </w:r>
+    </w:p>
+    <w:p>
+      <w:pPr>
+        <w:pStyle w:val="BodyText"/>
+      </w:pPr>
+      <w:r>
+        <w:t xml:space="preserve">“Yes.”</w:t>
+      </w:r>
+    </w:p>
+    <w:p>
+      <w:pPr>
+        <w:pStyle w:val="BodyText"/>
+      </w:pPr>
+      <w:r>
+        <w:t xml:space="preserve">“Who telephoned?”</w:t>
+      </w:r>
+    </w:p>
+    <w:p>
+      <w:pPr>
+        <w:pStyle w:val="BodyText"/>
+      </w:pPr>
+      <w:r>
+        <w:t xml:space="preserve">Miss Pike looked at the line. Her own handwriting looked back at her, neat and level and satisfied with itself. </w:t>
+      </w:r>
+      <w:r>
+        <w:rPr>
+          <w:i/>
+        </w:rPr>
+        <w:t xml:space="preserve">Statement of Coherence, with Schedule 4 (monthly margins, all 308 states, sorted thinnest first), one certified copy.</w:t>
+      </w:r>
+    </w:p>
+    <w:p>
+      <w:pPr>
+        <w:pStyle w:val="BodyText"/>
+      </w:pPr>
+      <w:r>
+        <w:t xml:space="preserve">“A man,” she said. “He said he was calling from the Office of the President, and he gave a reference, and the reference was correct. He was very polite. He said that the Office would find the schedule more useful sorted by margin than by district, thinnest first, and asked whether that would be a great deal of trouble.” She swallowed. “It was not a great deal of trouble. It was a sort. I did it in the system and printed it and certified it and wrote it in the book, and Jago took it, and I thought, I remember thinking, how nice, somebody in Vienna is actually going to read it properly.”</w:t>
+      </w:r>
+    </w:p>
+    <w:p>
+      <w:pPr>
+        <w:pStyle w:val="BodyText"/>
+      </w:pPr>
+      <w:r>
+        <w:t xml:space="preserve">Lolly did not answer at once. It was, Miss Pike thought later, the kindest thing she could have done.</w:t>
+      </w:r>
+    </w:p>
+    <w:p>
+      <w:pPr>
+        <w:pStyle w:val="BodyText"/>
+      </w:pPr>
+      <w:r>
+        <w:t xml:space="preserve">“I sorted it for them,” said Miss Pike. “Sir. Ms Wren. I sorted it so that the first fourteen were on the top of the first page. And in August I told you the system said withheld, and it did, and I let you think that was all there was.” Her voice stayed level, because she had decided long ago that it would stay level whatever the rest of her did, and it did. “I would like to offer my resignation. I’ll draft it tonight.”</w:t>
+      </w:r>
+    </w:p>
+    <w:p>
+      <w:pPr>
+        <w:pStyle w:val="BodyText"/>
+      </w:pPr>
+      <w:r>
+        <w:t xml:space="preserve">“I’m suspended, Adaeze. I can’t accept it.”</w:t>
+      </w:r>
+    </w:p>
+    <w:p>
+      <w:pPr>
+        <w:pStyle w:val="BodyText"/>
+      </w:pPr>
+      <w:r>
+        <w:t xml:space="preserve">“Then—”</w:t>
+      </w:r>
+    </w:p>
+    <w:p>
+      <w:pPr>
+        <w:pStyle w:val="BodyText"/>
+      </w:pPr>
+      <w:r>
+        <w:t xml:space="preserve">“And I’m not going to let you give it to anyone who can.” Lolly turned the ledger round on the table between them, open at the line. “Somebody rang a junior officer with a correct reference and asked a reasonable question, and the junior officer did the reasonable thing, and then she did the only thing in this whole year that nobody else did. She wrote down who asked and how. In ink. In a book the system can’t edit.” She was very pale. “There are three hundred and eight people on that schedule, and fourteen of them were taken off the top of it, and the only reason anybody on earth can prove it is that you bought a ledger in Victoria Street the morning after Column B. Beatrix is going to need an affidavit.”</w:t>
+      </w:r>
+    </w:p>
+    <w:p>
+      <w:pPr>
+        <w:pStyle w:val="BodyText"/>
+      </w:pPr>
+      <w:r>
+        <w:t xml:space="preserve">Miss Pike looked at the line for a long time.</w:t>
+      </w:r>
+    </w:p>
+    <w:p>
+      <w:pPr>
+        <w:pStyle w:val="BodyText"/>
+      </w:pPr>
+      <w:r>
+        <w:t xml:space="preserve">“It will have to say that I sorted it,” she said. “And August.”</w:t>
+      </w:r>
+    </w:p>
+    <w:p>
+      <w:pPr>
+        <w:pStyle w:val="BodyText"/>
+      </w:pPr>
+      <w:r>
+        <w:t xml:space="preserve">“It will say exactly what happened,” said Lolly. “That’s what it’s for.”</w:t>
+      </w:r>
+    </w:p>
+    <w:p>
+      <w:pPr>
+        <w:pStyle w:val="BodyText"/>
+      </w:pPr>
+      <w:r>
+        <w:t xml:space="preserve">When Miss Pike had gone, Lolly sat with the line. </w:t>
+      </w:r>
+      <w:r>
+        <w:rPr>
+          <w:i/>
+        </w:rPr>
+        <w:t xml:space="preserve">Jago took it.</w:t>
+      </w:r>
+      <w:r>
+        <w:t xml:space="preserve"> Jago Flint had never in his life handed anything over without a signature, on the principle that a signature was a favour in writing. She rang him.</w:t>
+      </w:r>
+    </w:p>
+    <w:p>
+      <w:pPr>
+        <w:pStyle w:val="BodyText"/>
+      </w:pPr>
+      <w:r>
+        <w:t xml:space="preserve">“Jago. The third of March. An envelope from Adaeze to the Strand. Do you keep dockets?”</w:t>
+      </w:r>
+    </w:p>
+    <w:p>
+      <w:pPr>
+        <w:pStyle w:val="BodyText"/>
+      </w:pPr>
+      <w:r>
+        <w:t xml:space="preserve">“Do I keep dockets,” said Jago, wounded to the soul, and went out to the van in his slippers.</w:t>
       </w:r>
     </w:p>
     <w:p>
@@ -18161,125 +18582,102 @@
         <w:pStyle w:val="FirstParagraph"/>
       </w:pPr>
       <w:r>
-        <w:t xml:space="preserve">Adaeze Pike came to Lolly’s flat on a Tuesday evening in January, with the ledger in a carrier bag, because Mrs Kind had rung her at Christmas and said that a travel agent had told her to read it, and that it was time.</w:t>
-      </w:r>
-    </w:p>
-    <w:p>
-      <w:pPr>
-        <w:pStyle w:val="BodyText"/>
-      </w:pPr>
-      <w:r>
-        <w:t xml:space="preserve">Lolly read it at the kitchen table, page by page, from March, the way she read everything. Miss Pike sat opposite with her coat on and watched her. She had not known which line Lolly would stop at. She found out that she knew in the second before Lolly stopped.</w:t>
-      </w:r>
-    </w:p>
-    <w:p>
-      <w:pPr>
-        <w:pStyle w:val="BodyText"/>
-      </w:pPr>
-      <w:r>
-        <w:t xml:space="preserve">“The second of March,” said Lolly. “Requested by telephone. These are your initials.”</w:t>
-      </w:r>
-    </w:p>
-    <w:p>
-      <w:pPr>
-        <w:pStyle w:val="BodyText"/>
-      </w:pPr>
-      <w:r>
-        <w:t xml:space="preserve">“Yes.”</w:t>
-      </w:r>
-    </w:p>
-    <w:p>
-      <w:pPr>
-        <w:pStyle w:val="BodyText"/>
-      </w:pPr>
-      <w:r>
-        <w:t xml:space="preserve">“Who telephoned?”</w:t>
-      </w:r>
-    </w:p>
-    <w:p>
-      <w:pPr>
-        <w:pStyle w:val="BodyText"/>
-      </w:pPr>
-      <w:r>
-        <w:t xml:space="preserve">Miss Pike looked at the line. Her own handwriting looked back at her, neat and level and satisfied with itself. </w:t>
-      </w:r>
-      <w:r>
-        <w:rPr>
-          <w:i/>
-        </w:rPr>
-        <w:t xml:space="preserve">Statement of Coherence, with Schedule 4 (monthly margins, all 308 states, sorted thinnest first), one certified copy.</w:t>
-      </w:r>
-    </w:p>
-    <w:p>
-      <w:pPr>
-        <w:pStyle w:val="BodyText"/>
-      </w:pPr>
-      <w:r>
-        <w:t xml:space="preserve">“A man,” she said. “He said he was calling from the Office of the President, and he gave a reference, and the reference was correct. He was very polite. He said that the Office would find the schedule more useful sorted by margin than by district, thinnest first, and asked whether that would be a great deal of trouble.” She swallowed. “It was not a great deal of trouble. It was a sort. I did it in the system and printed it and certified it and wrote it in the book, and Jago took it, and I thought, I remember thinking, how nice, somebody in Vienna is actually going to read it properly.”</w:t>
-      </w:r>
-    </w:p>
-    <w:p>
-      <w:pPr>
-        <w:pStyle w:val="BodyText"/>
-      </w:pPr>
-      <w:r>
-        <w:t xml:space="preserve">Lolly did not answer at once. It was, Miss Pike thought later, the kindest thing she could have done.</w:t>
-      </w:r>
-    </w:p>
-    <w:p>
-      <w:pPr>
-        <w:pStyle w:val="BodyText"/>
-      </w:pPr>
-      <w:r>
-        <w:t xml:space="preserve">“I sorted it for them,” said Miss Pike. “Sir. Ms Wren. I sorted it so that the first fourteen were on the top of the first page.” Her voice stayed level, because she had decided long ago that it would stay level whatever the rest of her did, and it did. “I would like to offer my resignation. I’ll draft it tonight.”</w:t>
-      </w:r>
-    </w:p>
-    <w:p>
-      <w:pPr>
-        <w:pStyle w:val="BodyText"/>
-      </w:pPr>
-      <w:r>
-        <w:t xml:space="preserve">“I’m suspended, Adaeze. I can’t accept it.”</w:t>
-      </w:r>
-    </w:p>
-    <w:p>
-      <w:pPr>
-        <w:pStyle w:val="BodyText"/>
-      </w:pPr>
-      <w:r>
-        <w:t xml:space="preserve">“Then—”</w:t>
-      </w:r>
-    </w:p>
-    <w:p>
-      <w:pPr>
-        <w:pStyle w:val="BodyText"/>
-      </w:pPr>
-      <w:r>
-        <w:t xml:space="preserve">“And I’m not going to let you give it to anyone who can.” Lolly turned the ledger round on the table between them, open at the line. “Somebody rang a junior officer with a correct reference and asked a reasonable question, and the junior officer did the reasonable thing, and then she did the only thing in this whole year that nobody else did. She wrote down who asked and how. In ink. In a book the system can’t edit.” She was very pale. “There are three hundred and eight people on that schedule, and fourteen of them were taken off the top of it, and the only reason anybody on earth can prove it is that you bought a ledger in Victoria Street the morning after Column B. Beatrix is going to need an affidavit.”</w:t>
-      </w:r>
-    </w:p>
-    <w:p>
-      <w:pPr>
-        <w:pStyle w:val="BodyText"/>
-      </w:pPr>
-      <w:r>
-        <w:t xml:space="preserve">Miss Pike looked at the line for a long time.</w:t>
-      </w:r>
-    </w:p>
-    <w:p>
-      <w:pPr>
-        <w:pStyle w:val="BodyText"/>
-      </w:pPr>
-      <w:r>
-        <w:t xml:space="preserve">“It will have to say that I sorted it,” she said.</w:t>
-      </w:r>
-    </w:p>
-    <w:p>
-      <w:pPr>
-        <w:pStyle w:val="BodyText"/>
-      </w:pPr>
-      <w:r>
-        <w:t xml:space="preserve">“It will say exactly what happened,” said Lolly. “That’s what it’s for.”</w:t>
+        <w:t xml:space="preserve">Jago Flint found the docket in the glovebox of the van, under a road atlas of 1997 and a sandwich that had achieved a kind of geological peace.</w:t>
+      </w:r>
+    </w:p>
+    <w:p>
+      <w:pPr>
+        <w:pStyle w:val="BodyText"/>
+      </w:pPr>
+      <w:r>
+        <w:t xml:space="preserve">He had been asked to look for it, which was new; people mostly asked Jago to stop doing things. And the docket was there, in the clip with all the others, because Jago kept every docket he had ever been handed, not out of diligence, which he would have denied with real hurt, but because a docket was proof that somebody owed you a favour, and Jago’s whole economy ran on the conviction that one day everybody would pay.</w:t>
+      </w:r>
+    </w:p>
+    <w:p>
+      <w:pPr>
+        <w:pStyle w:val="BodyText"/>
+      </w:pPr>
+      <w:r>
+        <w:rPr>
+          <w:i/>
+        </w:rPr>
+        <w:t xml:space="preserve">3 March. Collected Marsham St, 08:40, one envelope, certified, from A. Pike. Delivered Strand, 09:25, to bearer for the Office of the President (Vienna bag). Signed:</w:t>
+      </w:r>
+      <w:r>
+        <w:t xml:space="preserve"> and a signature like a man falling downstairs, and under it, in the runner’s careful capitals because Jago had made him do it, a name.</w:t>
+      </w:r>
+    </w:p>
+    <w:p>
+      <w:pPr>
+        <w:pStyle w:val="BodyText"/>
+      </w:pPr>
+      <w:r>
+        <w:t xml:space="preserve">He looked at it for a while in the car park, with the engine running and the wipers going for no reason.</w:t>
+      </w:r>
+    </w:p>
+    <w:p>
+      <w:pPr>
+        <w:pStyle w:val="BodyText"/>
+      </w:pPr>
+      <w:r>
+        <w:t xml:space="preserve">He remembered the runner. A young man in a good coat, impatient, who had not wanted to print his name, and Jago had said, cheerfully, that nothing left his hands unsigned, not since 1919, not since an incident in a stairwell, and the young man had printed it to get rid of him. Jago remembered thinking it was a lot of fuss for a list of margins. He remembered that Miss Pike had lent him eleven pounds forty that morning, for the congestion charge, because he had come out without his wallet, and that he had promised to pay her back on the Friday.</w:t>
+      </w:r>
+    </w:p>
+    <w:p>
+      <w:pPr>
+        <w:pStyle w:val="BodyText"/>
+      </w:pPr>
+      <w:r>
+        <w:t xml:space="preserve">He had not paid her back on the Friday.</w:t>
+      </w:r>
+    </w:p>
+    <w:p>
+      <w:pPr>
+        <w:pStyle w:val="BodyText"/>
+      </w:pPr>
+      <w:r>
+        <w:t xml:space="preserve">He drove to Lolly’s flat, and parked where the ticket would be worth discussing, and put the docket on Lolly’s kitchen table, because she was the only person he knew who would know what it was and not be allowed to do anything about it, and he found he liked that. Then he drove to Marsham Street and went up to Miss Pike’s desk and put eleven pounds forty on it, in coins, in a neat column, which took some time because a good deal of it was in twenty-pences.</w:t>
+      </w:r>
+    </w:p>
+    <w:p>
+      <w:pPr>
+        <w:pStyle w:val="BodyText"/>
+      </w:pPr>
+      <w:r>
+        <w:t xml:space="preserve">“It’s from March,” he said.</w:t>
+      </w:r>
+    </w:p>
+    <w:p>
+      <w:pPr>
+        <w:pStyle w:val="BodyText"/>
+      </w:pPr>
+      <w:r>
+        <w:t xml:space="preserve">Miss Pike looked at the column of coins. She looked at Jago. Something happened to her face that had not happened to it since the autumn.</w:t>
+      </w:r>
+    </w:p>
+    <w:p>
+      <w:pPr>
+        <w:pStyle w:val="BodyText"/>
+      </w:pPr>
+      <w:r>
+        <w:t xml:space="preserve">“I wrote it down,” she said. “You’re in the back of the ledger. Under </w:t>
+      </w:r>
+      <w:r>
+        <w:rPr>
+          <w:i/>
+        </w:rPr>
+        <w:t xml:space="preserve">owed</w:t>
+      </w:r>
+      <w:r>
+        <w:t xml:space="preserve">.”</w:t>
+      </w:r>
+    </w:p>
+    <w:p>
+      <w:pPr>
+        <w:pStyle w:val="BodyText"/>
+      </w:pPr>
+      <w:r>
+        <w:t xml:space="preserve">“Course I am,” said Jago. “Cross me off, Adaeze. I’m a reformed man. Ask anyone. Don’t ask Croydon.”</w:t>
       </w:r>
     </w:p>
     <w:p>
@@ -18299,102 +18697,105 @@
         <w:pStyle w:val="FirstParagraph"/>
       </w:pPr>
       <w:r>
-        <w:t xml:space="preserve">Jago Flint found the docket in the glovebox of the van, under a road atlas of 1997 and a sandwich that had achieved a kind of geological peace.</w:t>
-      </w:r>
-    </w:p>
-    <w:p>
-      <w:pPr>
-        <w:pStyle w:val="BodyText"/>
-      </w:pPr>
-      <w:r>
-        <w:t xml:space="preserve">He had not been looking for it. He had been looking for a parking ticket, which he intended to appeal on grounds he had not yet invented. But the docket was there, in the clip with all the others, because Jago kept every docket he had ever been handed, not out of diligence, which he would have denied with real hurt, but because a docket was proof that somebody owed you a favour, and Jago’s whole economy ran on the conviction that one day everybody would pay.</w:t>
-      </w:r>
-    </w:p>
-    <w:p>
-      <w:pPr>
-        <w:pStyle w:val="BodyText"/>
-      </w:pPr>
-      <w:r>
-        <w:rPr>
-          <w:i/>
-        </w:rPr>
-        <w:t xml:space="preserve">3 March. Collected Marsham St, 08:40, one envelope, certified, from A. Pike. Delivered Strand, 09:25, to bearer for the Office of the President (Vienna bag). Signed:</w:t>
-      </w:r>
-      <w:r>
-        <w:t xml:space="preserve"> and a signature like a man falling downstairs, and under it, in the runner’s careful capitals because Jago had made him do it, a name.</w:t>
-      </w:r>
-    </w:p>
-    <w:p>
-      <w:pPr>
-        <w:pStyle w:val="BodyText"/>
-      </w:pPr>
-      <w:r>
-        <w:t xml:space="preserve">He looked at it for a while in the car park, with the engine running and the wipers going for no reason.</w:t>
-      </w:r>
-    </w:p>
-    <w:p>
-      <w:pPr>
-        <w:pStyle w:val="BodyText"/>
-      </w:pPr>
-      <w:r>
-        <w:t xml:space="preserve">He remembered the runner. A young man in a good coat, impatient, who had not wanted to print his name, and Jago had said, cheerfully, that nothing left his hands unsigned, not since 1919, not since an incident in a stairwell, and the young man had printed it to get rid of him. Jago remembered thinking it was a lot of fuss for a list of margins. He remembered that Miss Pike had lent him eleven pounds forty that morning, for the congestion charge, because he had come out without his wallet, and that he had promised to pay her back on the Friday.</w:t>
-      </w:r>
-    </w:p>
-    <w:p>
-      <w:pPr>
-        <w:pStyle w:val="BodyText"/>
-      </w:pPr>
-      <w:r>
-        <w:t xml:space="preserve">He had not paid her back on the Friday.</w:t>
-      </w:r>
-    </w:p>
-    <w:p>
-      <w:pPr>
-        <w:pStyle w:val="BodyText"/>
-      </w:pPr>
-      <w:r>
-        <w:t xml:space="preserve">He drove to Lolly’s flat, and parked where the ticket would be worth discussing, and put the docket on Lolly’s kitchen table, because she was the only person he knew who would know what it was and not be allowed to do anything about it, and he found he liked that. Then he drove to Marsham Street and went up to Miss Pike’s desk and put eleven pounds forty on it, in coins, in a neat column, which took some time because a good deal of it was in twenty-pences.</w:t>
-      </w:r>
-    </w:p>
-    <w:p>
-      <w:pPr>
-        <w:pStyle w:val="BodyText"/>
-      </w:pPr>
-      <w:r>
-        <w:t xml:space="preserve">“It’s from March,” he said.</w:t>
-      </w:r>
-    </w:p>
-    <w:p>
-      <w:pPr>
-        <w:pStyle w:val="BodyText"/>
-      </w:pPr>
-      <w:r>
-        <w:t xml:space="preserve">Miss Pike looked at the column of coins. She looked at Jago. Something happened to her face that had not happened to it since the autumn.</w:t>
-      </w:r>
-    </w:p>
-    <w:p>
-      <w:pPr>
-        <w:pStyle w:val="BodyText"/>
-      </w:pPr>
-      <w:r>
-        <w:t xml:space="preserve">“I wrote it down,” she said. “You’re in the back of the ledger. Under </w:t>
-      </w:r>
-      <w:r>
-        <w:rPr>
-          <w:i/>
-        </w:rPr>
-        <w:t xml:space="preserve">owed</w:t>
-      </w:r>
-      <w:r>
-        <w:t xml:space="preserve">.”</w:t>
-      </w:r>
-    </w:p>
-    <w:p>
-      <w:pPr>
-        <w:pStyle w:val="BodyText"/>
-      </w:pPr>
-      <w:r>
-        <w:t xml:space="preserve">“Course I am,” said Jago. “Cross me off, Adaeze. I’m a reformed man. Ask anyone. Don’t ask Croydon.”</w:t>
+        <w:t xml:space="preserve">The letter reached the Collegium at Brask on a Monday and Professor Tengelman read it standing up, in the porter’s lodge, with his coat still on.</w:t>
+      </w:r>
+    </w:p>
+    <w:p>
+      <w:pPr>
+        <w:pStyle w:val="BodyText"/>
+      </w:pPr>
+      <w:r>
+        <w:t xml:space="preserve">It was two pages long. The first page set out, without adjectives, the dispatch ledger, the docket, the schedule and the fourteen lines. The second page asked one question.</w:t>
+      </w:r>
+    </w:p>
+    <w:p>
+      <w:pPr>
+        <w:pStyle w:val="BodyText"/>
+      </w:pPr>
+      <w:r>
+        <w:rPr>
+          <w:i/>
+        </w:rPr>
+        <w:t xml:space="preserve">You confirmed to the Office that a rewrite of a screen is unitary. I do not dispute it. I would like to know what you were asked, and when, and whether you were told what was written on the screen.</w:t>
+      </w:r>
+    </w:p>
+    <w:p>
+      <w:pPr>
+        <w:pStyle w:val="BodyText"/>
+      </w:pPr>
+      <w:r>
+        <w:t xml:space="preserve">It was written on her own notepaper, not the department’s, because that winter she was not allowed the department’s. It was signed </w:t>
+      </w:r>
+      <w:r>
+        <w:rPr>
+          <w:i/>
+        </w:rPr>
+        <w:t xml:space="preserve">L. Wren</w:t>
+      </w:r>
+      <w:r>
+        <w:t xml:space="preserve">, in green, and under the signature, in pencil, as if added afterwards by somebody who had decided it was rude to leave it off: </w:t>
+      </w:r>
+      <w:r>
+        <w:rPr>
+          <w:i/>
+        </w:rPr>
+        <w:t xml:space="preserve">Please.</w:t>
+      </w:r>
+    </w:p>
+    <w:p>
+      <w:pPr>
+        <w:pStyle w:val="BodyText"/>
+      </w:pPr>
+      <w:r>
+        <w:t xml:space="preserve">He took it up to his rooms. He had been, for six years, a man who answered the question he was asked. He had built a life on it, a reputation, a retainer, a car. It was a real virtue, he had always believed; the world was full of men who answered questions they had not been asked, and they did a great deal of harm. He took the March letter out of the folder he had carried to every session for six years, and read it again, and then read his own reply, which was three lines long, and correct, and the worst thing he had ever written.</w:t>
+      </w:r>
+    </w:p>
+    <w:p>
+      <w:pPr>
+        <w:pStyle w:val="BodyText"/>
+      </w:pPr>
+      <w:r>
+        <w:t xml:space="preserve">On the desk, under the March letter, was the one that began </w:t>
+      </w:r>
+      <w:r>
+        <w:rPr>
+          <w:i/>
+        </w:rPr>
+        <w:t xml:space="preserve">Dear Ms Sloan</w:t>
+      </w:r>
+      <w:r>
+        <w:t xml:space="preserve"> and did not go on. He had been not-writing it since June.</w:t>
+      </w:r>
+    </w:p>
+    <w:p>
+      <w:pPr>
+        <w:pStyle w:val="BodyText"/>
+      </w:pPr>
+      <w:r>
+        <w:t xml:space="preserve">He did not finish it now either. He took a fresh sheet, and wrote </w:t>
+      </w:r>
+      <w:r>
+        <w:rPr>
+          <w:i/>
+        </w:rPr>
+        <w:t xml:space="preserve">Dear Ms Wren</w:t>
+      </w:r>
+      <w:r>
+        <w:t xml:space="preserve">, and then: </w:t>
+      </w:r>
+      <w:r>
+        <w:rPr>
+          <w:i/>
+        </w:rPr>
+        <w:t xml:space="preserve">I was asked whether the rewrite would be unitary. I was not told what was on the screen. I did not ask. I enclose the letter. I will come to Vienna, at my own expense, and say so to the court, and I would be grateful if you would arrange for somebody to ask me, because I find, at my age, that I still do not entirely trust myself to stand up without being asked.</w:t>
+      </w:r>
+    </w:p>
+    <w:p>
+      <w:pPr>
+        <w:pStyle w:val="BodyText"/>
+      </w:pPr>
+      <w:r>
+        <w:t xml:space="preserve">He posted it himself, on the way to his lecture, and was four minutes late for the first time in thirty years.</w:t>
       </w:r>
     </w:p>
     <w:p>
@@ -18414,105 +18815,204 @@
         <w:pStyle w:val="FirstParagraph"/>
       </w:pPr>
       <w:r>
-        <w:t xml:space="preserve">The letter reached the Collegium at Brask on a Monday and Professor Tengelman read it standing up, in the porter’s lodge, with his coat still on.</w:t>
-      </w:r>
-    </w:p>
-    <w:p>
-      <w:pPr>
-        <w:pStyle w:val="BodyText"/>
-      </w:pPr>
-      <w:r>
-        <w:t xml:space="preserve">It was two pages long. The first page set out, without adjectives, the dispatch ledger, the docket, the schedule and the fourteen lines. The second page asked one question.</w:t>
-      </w:r>
-    </w:p>
-    <w:p>
-      <w:pPr>
-        <w:pStyle w:val="BodyText"/>
-      </w:pPr>
-      <w:r>
-        <w:rPr>
-          <w:i/>
-        </w:rPr>
-        <w:t xml:space="preserve">You confirmed to the Office that a rewrite of a screen is unitary. I do not dispute it. I would like to know what you were asked, and when, and whether you were told what was written on the screen.</w:t>
-      </w:r>
-    </w:p>
-    <w:p>
-      <w:pPr>
-        <w:pStyle w:val="BodyText"/>
-      </w:pPr>
-      <w:r>
-        <w:t xml:space="preserve">It was written on her own notepaper, not the department’s, because that winter she was not allowed the department’s. It was signed </w:t>
-      </w:r>
-      <w:r>
-        <w:rPr>
-          <w:i/>
-        </w:rPr>
-        <w:t xml:space="preserve">L. Wren</w:t>
-      </w:r>
-      <w:r>
-        <w:t xml:space="preserve">, in green, and under the signature, in pencil, as if added afterwards by somebody who had decided it was rude to leave it off: </w:t>
-      </w:r>
-      <w:r>
-        <w:rPr>
-          <w:i/>
-        </w:rPr>
-        <w:t xml:space="preserve">Please.</w:t>
-      </w:r>
-    </w:p>
-    <w:p>
-      <w:pPr>
-        <w:pStyle w:val="BodyText"/>
-      </w:pPr>
-      <w:r>
-        <w:t xml:space="preserve">He took it up to his rooms. He had been, for six years, a man who answered the question he was asked. He had built a life on it, a reputation, a retainer, a car. It was a real virtue, he had always believed; the world was full of men who answered questions they had not been asked, and they did a great deal of harm. He took the March letter out of the folder he had carried to every session for six years, and read it again, and then read his own reply, which was three lines long, and correct, and the worst thing he had ever written.</w:t>
-      </w:r>
-    </w:p>
-    <w:p>
-      <w:pPr>
-        <w:pStyle w:val="BodyText"/>
-      </w:pPr>
-      <w:r>
-        <w:t xml:space="preserve">On the desk, under the March letter, was the one that began </w:t>
-      </w:r>
-      <w:r>
-        <w:rPr>
-          <w:i/>
-        </w:rPr>
-        <w:t xml:space="preserve">Dear Ms Sloan</w:t>
-      </w:r>
-      <w:r>
-        <w:t xml:space="preserve"> and did not go on. He had been not-writing it since June.</w:t>
-      </w:r>
-    </w:p>
-    <w:p>
-      <w:pPr>
-        <w:pStyle w:val="BodyText"/>
-      </w:pPr>
-      <w:r>
-        <w:t xml:space="preserve">He did not finish it now either. He took a fresh sheet, and wrote </w:t>
-      </w:r>
-      <w:r>
-        <w:rPr>
-          <w:i/>
-        </w:rPr>
-        <w:t xml:space="preserve">Dear Ms Wren</w:t>
-      </w:r>
-      <w:r>
-        <w:t xml:space="preserve">, and then: </w:t>
-      </w:r>
-      <w:r>
-        <w:rPr>
-          <w:i/>
-        </w:rPr>
-        <w:t xml:space="preserve">I was asked whether the rewrite would be unitary. I was not told what was on the screen. I did not ask. I enclose the letter. I will come to Vienna, at my own expense, and say so to the court, and I would be grateful if you would arrange for somebody to ask me, because I find, at my age, that I still do not entirely trust myself to stand up without being asked.</w:t>
-      </w:r>
-    </w:p>
-    <w:p>
-      <w:pPr>
-        <w:pStyle w:val="BodyText"/>
-      </w:pPr>
-      <w:r>
-        <w:t xml:space="preserve">He posted it himself, on the way to his lecture, and was four minutes late for the first time in thirty years.</w:t>
+        <w:t xml:space="preserve">The appeal was heard in Vienna on Thursday the twenty-eighth of January, twelve days before the deadline, in the same building off the Ringstrasse, in a smaller room with no painted ceiling and three judges who had each, Lolly was told, read the papers.</w:t>
+      </w:r>
+    </w:p>
+    <w:p>
+      <w:pPr>
+        <w:pStyle w:val="BodyText"/>
+      </w:pPr>
+      <w:r>
+        <w:t xml:space="preserve">She had not meant to be the one who spoke. Beatrix had the argument, and it was a better argument than it had been in the spring, because Ramanathan had given it a characterised instrument and van Casteel had given it a force. But the argument answered only half of the question the Office had put, which was whether anything had been harmed. It did not answer the other half, which nobody had put at all, and which Lolly had been carrying since March: who had done it, and how they had known which fourteen to take.</w:t>
+      </w:r>
+    </w:p>
+    <w:p>
+      <w:pPr>
+        <w:pStyle w:val="BodyText"/>
+      </w:pPr>
+      <w:r>
+        <w:t xml:space="preserve">Miss Pike had brought the answer to her kitchen on a Tuesday in January, in the dispatch ledger, on the line for the second of March:</w:t>
+      </w:r>
+    </w:p>
+    <w:p>
+      <w:pPr>
+        <w:pStyle w:val="BodyText"/>
+      </w:pPr>
+      <w:r>
+        <w:rPr>
+          <w:i/>
+        </w:rPr>
+        <w:t xml:space="preserve">Statement of Coherence, with Schedule 4 (monthly margins, all 308 states, sorted thinnest first), one certified copy. To: Office of the President, Galactic Counsel, Vienna. Requested by telephone. Fee paid.</w:t>
+      </w:r>
+    </w:p>
+    <w:p>
+      <w:pPr>
+        <w:pStyle w:val="BodyText"/>
+      </w:pPr>
+      <w:r>
+        <w:t xml:space="preserve">Twelve days, Lolly counted, before the fourteenth of March.</w:t>
+      </w:r>
+    </w:p>
+    <w:p>
+      <w:pPr>
+        <w:pStyle w:val="BodyText"/>
+      </w:pPr>
+      <w:r>
+        <w:t xml:space="preserve">“Ms Wren,” said the presiding judge, a grey-haired woman from a signatory whose name the interpretation rendered as </w:t>
+      </w:r>
+      <w:r>
+        <w:rPr>
+          <w:i/>
+        </w:rPr>
+        <w:t xml:space="preserve">the Hollow Reaches</w:t>
+      </w:r>
+      <w:r>
+        <w:t xml:space="preserve">. “You are, I understand, a suspended officer of the department, not its counsel. Ms Sloan tells us you have something the papers do not.”</w:t>
+      </w:r>
+    </w:p>
+    <w:p>
+      <w:pPr>
+        <w:pStyle w:val="BodyText"/>
+      </w:pPr>
+      <w:r>
+        <w:t xml:space="preserve">“I have a ledger, a courier’s docket, and a list,” said Lolly. Her voice was steadier than she had expected. She had written the sentence nine times on the train. “Schedule 4 is a list of three hundred and eight people, sorted by how little choice they had left. We published it because the Act required it, and we were proud of it. On the second of March the Office of the President bought a certified copy, by telephone, and asked for it sorted thinnest first. Miss Pike’s affidavit is at tab nine. On the third of March it was signed for at the Strand by the Office’s own runner. The docket is at tab ten. On the fourteenth of March, fourteen states resolved outside their permitted options.” She laid the schedule on the table and put the department’s list of the fourteen beside it. “They are the first fourteen lines of the schedule. All of them, and nobody else.”</w:t>
+      </w:r>
+    </w:p>
+    <w:p>
+      <w:pPr>
+        <w:pStyle w:val="BodyText"/>
+      </w:pPr>
+      <w:r>
+        <w:t xml:space="preserve">Counsel for the Office, a young man who had clearly been told the hearing would be about physics, said that a fluctuation in the vacuum would naturally take the weakest records first, and that the correspondence was what one would expect.</w:t>
+      </w:r>
+    </w:p>
+    <w:p>
+      <w:pPr>
+        <w:pStyle w:val="BodyText"/>
+      </w:pPr>
+      <w:r>
+        <w:t xml:space="preserve">“Then it would take most of them,” said Lolly. “Not exactly the first fourteen and not the fifteenth. The fifteenth had a margin one part in a thousand wider than the fourteenth. If the field had been doing it, the fifteenth would have gone too, or one of the fourteen would have survived. Dr Ramanathan has run it. A process that is only following the margins does not stop at the bottom of a page.” She took a breath. “Somebody stopped at fourteen because fourteen was the number they had asked for.”</w:t>
+      </w:r>
+    </w:p>
+    <w:p>
+      <w:pPr>
+        <w:pStyle w:val="BodyText"/>
+      </w:pPr>
+      <w:r>
+        <w:t xml:space="preserve">The young man looked at his papers. The papers did not help him.</w:t>
+      </w:r>
+    </w:p>
+    <w:p>
+      <w:pPr>
+        <w:pStyle w:val="BodyText"/>
+      </w:pPr>
+      <w:r>
+        <w:t xml:space="preserve">Then he found something in them after all. “The court may wish to know,” he said, “that the witness is suspended for a breach of the very schedule she relies on. Paragraph nine. An enquiry put to a Mrs Tull of Harrow without her initiative.”</w:t>
+      </w:r>
+    </w:p>
+    <w:p>
+      <w:pPr>
+        <w:pStyle w:val="BodyText"/>
+      </w:pPr>
+      <w:r>
+        <w:t xml:space="preserve">“It was,” said Lolly. “I put it. I sent her a letter asking whether she had decided, and she decided, and it cost her son his place in her house. I’m suspended for it and I should be. It’s at tab eleven. I asked Ms Sloan to include it.” She did not look at Beatrix. “The Office bought a list of the people with the least choice left and spent it. I wrote to people on the same list and asked them to spend some. The difference is that I wrote mine down, and I’m here.”</w:t>
+      </w:r>
+    </w:p>
+    <w:p>
+      <w:pPr>
+        <w:pStyle w:val="BodyText"/>
+      </w:pPr>
+      <w:r>
+        <w:t xml:space="preserve">The presiding judge made a note. “And who asked for it sorted, Ms Wren?”</w:t>
+      </w:r>
+    </w:p>
+    <w:p>
+      <w:pPr>
+        <w:pStyle w:val="BodyText"/>
+      </w:pPr>
+      <w:r>
+        <w:t xml:space="preserve">Lolly turned to the end of the table, where a man in a brown suit had been sitting for an hour without moving with a folder on his knees.</w:t>
+      </w:r>
+    </w:p>
+    <w:p>
+      <w:pPr>
+        <w:pStyle w:val="BodyText"/>
+      </w:pPr>
+      <w:r>
+        <w:t xml:space="preserve">Professor Tengelman had answered her letter by return. He had come at his own expense. He stood up now without being asked, which, Beatrix said afterwards, was the moment she knew they had won, because the Office had kept him on a retainer for six years and had never once seen him stand up without being asked.</w:t>
+      </w:r>
+    </w:p>
+    <w:p>
+      <w:pPr>
+        <w:pStyle w:val="BodyText"/>
+      </w:pPr>
+      <w:r>
+        <w:t xml:space="preserve">“On the ninth of March I received a letter from the Office of the President,” he said. “I have it here. It says that the Office intended a limited pilot realisation of fourteen records on the fourteenth, to demonstrate to the signatories, ahead of the session, that discontinuation would destroy no information. It asked me to confirm that a rewrite of a screen is unitary.” He put the letter on the table, beside the schedule. “I confirmed it. It is true. I was not told that the records were people. I did not ask. I am asking now that the court note that I should have.”</w:t>
+      </w:r>
+    </w:p>
+    <w:p>
+      <w:pPr>
+        <w:pStyle w:val="BodyText"/>
+      </w:pPr>
+      <w:r>
+        <w:t xml:space="preserve">The room let it stand.</w:t>
+      </w:r>
+    </w:p>
+    <w:p>
+      <w:pPr>
+        <w:pStyle w:val="BodyText"/>
+      </w:pPr>
+      <w:r>
+        <w:t xml:space="preserve">Then Beatrix stood up and gave the argument she had been refining since the spring, the one about a conservation law not being a defence to a charge of taking, and this time it was not an argument about a hypothetical harm. It was an argument about fourteen named lines on a schedule, a pilot with a date on it, a dip on four instruments, and a list of two hundred and six cores. She took twelve minutes. Lolly did not hear most of it. She was watching the three judges read Tengelman’s letter, one after another, and pass it along.</w:t>
+      </w:r>
+    </w:p>
+    <w:p>
+      <w:pPr>
+        <w:pStyle w:val="BodyText"/>
+      </w:pPr>
+      <w:r>
+        <w:t xml:space="preserve">The ruling came at four. The decision to discontinue the Galactic Health Support Programme was set aside, on the ground that the session had voted on a brief that withheld a material fact: that the Office had already tested its premise, on fourteen citizens, without their consent. The Programme’s map of thin places was to be returned to the Programme within seven days and to be held by nobody else. The conduct of the Office in March was referred to the Counsel’s inspectorate. The word </w:t>
+      </w:r>
+      <w:r>
+        <w:rPr>
+          <w:i/>
+        </w:rPr>
+        <w:t xml:space="preserve">supernova</w:t>
+      </w:r>
+      <w:r>
+        <w:t xml:space="preserve"> was in the second paragraph.</w:t>
+      </w:r>
+    </w:p>
+    <w:p>
+      <w:pPr>
+        <w:pStyle w:val="BodyText"/>
+      </w:pPr>
+      <w:r>
+        <w:t xml:space="preserve">On the steps outside, in the cold, Beatrix put her hand very briefly on Lolly’s shoulder, which she had never done before.</w:t>
+      </w:r>
+    </w:p>
+    <w:p>
+      <w:pPr>
+        <w:pStyle w:val="BodyText"/>
+      </w:pPr>
+      <w:r>
+        <w:t xml:space="preserve">“You read the ledger,” she said.</w:t>
+      </w:r>
+    </w:p>
+    <w:p>
+      <w:pPr>
+        <w:pStyle w:val="BodyText"/>
+      </w:pPr>
+      <w:r>
+        <w:t xml:space="preserve">“It’s what I’m for,” said Lolly. “I write things down, and then I read them.”</w:t>
+      </w:r>
+    </w:p>
+    <w:p>
+      <w:pPr>
+        <w:pStyle w:val="BodyText"/>
+      </w:pPr>
+      <w:r>
+        <w:t xml:space="preserve">Tengelman came down the steps behind them, buttoning his coat. He stopped as if he meant to say something, and then he only nodded to Lolly, the nod of a man who had answered a narrow question accurately for six years and had just answered a wider one, and went off towards the tram.</w:t>
       </w:r>
     </w:p>
     <w:p>
@@ -18532,212 +19032,83 @@
         <w:pStyle w:val="FirstParagraph"/>
       </w:pPr>
       <w:r>
-        <w:t xml:space="preserve">The appeal was heard in Vienna on Thursday the twenty-eighth of January, twelve days before the deadline, in the same building off the Ringstrasse, in a smaller room with no painted ceiling and three judges who had each, Lolly was told, read the papers.</w:t>
-      </w:r>
-    </w:p>
-    <w:p>
-      <w:pPr>
-        <w:pStyle w:val="BodyText"/>
-      </w:pPr>
-      <w:r>
-        <w:t xml:space="preserve">She had not meant to be the one who spoke. Beatrix had the argument, and it was a better argument than it had been in the spring, because Ramanathan had given it a characterised instrument and van Casteel had given it a force. But the argument answered only half of the question the Office had put, which was whether anything had been harmed. It did not answer the other half, which nobody had put at all, and which Lolly had been carrying since March: who had done it, and how they had known which fourteen to take.</w:t>
-      </w:r>
-    </w:p>
-    <w:p>
-      <w:pPr>
-        <w:pStyle w:val="BodyText"/>
-      </w:pPr>
-      <w:r>
-        <w:t xml:space="preserve">Miss Pike had brought the answer to her kitchen on a Tuesday in January, in the dispatch ledger, on the line for the second of March:</w:t>
-      </w:r>
-    </w:p>
-    <w:p>
-      <w:pPr>
-        <w:pStyle w:val="BodyText"/>
-      </w:pPr>
-      <w:r>
-        <w:rPr>
-          <w:i/>
-        </w:rPr>
-        <w:t xml:space="preserve">Statement of Coherence, with Schedule 4 (monthly margins, all 308 states, sorted thinnest first), one certified copy. To: Office of the President, Galactic Counsel, Vienna. Requested by telephone. Fee paid.</w:t>
-      </w:r>
-    </w:p>
-    <w:p>
-      <w:pPr>
-        <w:pStyle w:val="BodyText"/>
-      </w:pPr>
-      <w:r>
-        <w:t xml:space="preserve">Twelve days, Lolly counted, before the fourteenth of March.</w:t>
-      </w:r>
-    </w:p>
-    <w:p>
-      <w:pPr>
-        <w:pStyle w:val="BodyText"/>
-      </w:pPr>
-      <w:r>
-        <w:t xml:space="preserve">“Ms Wren,” said the presiding judge, a grey-haired woman from a signatory whose name the interpretation rendered as </w:t>
-      </w:r>
-      <w:r>
-        <w:rPr>
-          <w:i/>
-        </w:rPr>
-        <w:t xml:space="preserve">the Hollow Reaches</w:t>
-      </w:r>
-      <w:r>
-        <w:t xml:space="preserve">. “You are, I understand, a suspended officer of the department, not its counsel. Ms Sloan tells us you have something the papers do not.”</w:t>
-      </w:r>
-    </w:p>
-    <w:p>
-      <w:pPr>
-        <w:pStyle w:val="BodyText"/>
-      </w:pPr>
-      <w:r>
-        <w:t xml:space="preserve">“I have a ledger, a courier’s docket, and a list,” said Lolly. Her voice was steadier than she had expected. She had written the sentence nine times on the train. “Schedule 4 is a list of three hundred and eight people, sorted by how little choice they had left. We published it because the Act required it, and we were proud of it. On the second of March the Office of the President bought a certified copy, by telephone, and asked for it sorted thinnest first. Miss Pike’s affidavit is at tab nine. On the third of March it was signed for at the Strand by the Office’s own runner. The docket is at tab ten. On the fourteenth of March, fourteen states resolved outside their permitted options.” She laid the schedule on the table and put the department’s list of the fourteen beside it. “They are the first fourteen lines of the schedule. All of them, and nobody else.”</w:t>
-      </w:r>
-    </w:p>
-    <w:p>
-      <w:pPr>
-        <w:pStyle w:val="BodyText"/>
-      </w:pPr>
-      <w:r>
-        <w:t xml:space="preserve">Counsel for the Office, a young man who had clearly been told the hearing would be about physics, said that a fluctuation in the vacuum would naturally take the weakest records first, and that the correspondence was what one would expect.</w:t>
-      </w:r>
-    </w:p>
-    <w:p>
-      <w:pPr>
-        <w:pStyle w:val="BodyText"/>
-      </w:pPr>
-      <w:r>
-        <w:t xml:space="preserve">“Then it would take most of them,” said Lolly. “Not exactly the first fourteen and not the fifteenth. The fifteenth had a margin one part in a thousand wider than the fourteenth. If the field had been doing it, the fifteenth would have gone too, or one of the fourteen would have survived. Dr Ramanathan has run it. A process that is only following the margins does not stop at the bottom of a page.” She took a breath. “Somebody stopped at fourteen because fourteen was the number they had asked for.”</w:t>
-      </w:r>
-    </w:p>
-    <w:p>
-      <w:pPr>
-        <w:pStyle w:val="BodyText"/>
-      </w:pPr>
-      <w:r>
-        <w:t xml:space="preserve">The young man looked at his papers. The papers did not help him.</w:t>
-      </w:r>
-    </w:p>
-    <w:p>
-      <w:pPr>
-        <w:pStyle w:val="BodyText"/>
-      </w:pPr>
-      <w:r>
-        <w:t xml:space="preserve">Then he found something in them after all. “The court may wish to know,” he said, “that the witness is suspended for a breach of the very schedule she relies on. Paragraph nine. An enquiry put to a Mrs Tull of Harrow without her initiative.”</w:t>
-      </w:r>
-    </w:p>
-    <w:p>
-      <w:pPr>
-        <w:pStyle w:val="BodyText"/>
-      </w:pPr>
-      <w:r>
-        <w:t xml:space="preserve">“It was,” said Lolly. “I put it. I sent her a letter asking whether she had decided, and she decided, and it cost her son his place in her house. I’m suspended for it and I should be. It’s at tab eleven. I asked Ms Sloan to include it.” She did not look at Beatrix. “The Office bought a list of the people with the least choice left and spent it. I wrote to people on the same list and asked them to spend some. The difference is that I wrote mine down, and I’m here.”</w:t>
-      </w:r>
-    </w:p>
-    <w:p>
-      <w:pPr>
-        <w:pStyle w:val="BodyText"/>
-      </w:pPr>
-      <w:r>
-        <w:t xml:space="preserve">The presiding judge made a note. “Go on, Ms Wren.”</w:t>
-      </w:r>
-    </w:p>
-    <w:p>
-      <w:pPr>
-        <w:pStyle w:val="BodyText"/>
-      </w:pPr>
-      <w:r>
-        <w:t xml:space="preserve">“And who asked for it?” said the presiding judge.</w:t>
-      </w:r>
-    </w:p>
-    <w:p>
-      <w:pPr>
-        <w:pStyle w:val="BodyText"/>
-      </w:pPr>
-      <w:r>
-        <w:t xml:space="preserve">Lolly turned to the end of the table, where a man in a brown suit had been sitting for an hour without moving with a folder on his knees.</w:t>
-      </w:r>
-    </w:p>
-    <w:p>
-      <w:pPr>
-        <w:pStyle w:val="BodyText"/>
-      </w:pPr>
-      <w:r>
-        <w:t xml:space="preserve">Professor Tengelman had answered her letter by return. He had come at his own expense. He stood up now without being asked, which, Beatrix said afterwards, was the moment she knew they had won, because the Office had kept him on a retainer for six years and had never once seen him stand up without being asked.</w:t>
-      </w:r>
-    </w:p>
-    <w:p>
-      <w:pPr>
-        <w:pStyle w:val="BodyText"/>
-      </w:pPr>
-      <w:r>
-        <w:t xml:space="preserve">“On the ninth of March I received a letter from the Office of the President,” he said. “I have it here. It says that the Office intended a limited pilot realisation of fourteen records on the fourteenth, to demonstrate to the signatories, ahead of the session, that discontinuation would destroy no information. It asked me to confirm that a rewrite of a screen is unitary.” He put the letter on the table, beside the schedule. “I confirmed it. It is true. I was not told that the records were people. I did not ask. I am asking now that the court note that I should have.”</w:t>
-      </w:r>
-    </w:p>
-    <w:p>
-      <w:pPr>
-        <w:pStyle w:val="BodyText"/>
-      </w:pPr>
-      <w:r>
-        <w:t xml:space="preserve">The room let it stand.</w:t>
-      </w:r>
-    </w:p>
-    <w:p>
-      <w:pPr>
-        <w:pStyle w:val="BodyText"/>
-      </w:pPr>
-      <w:r>
-        <w:t xml:space="preserve">Then Beatrix stood up and gave the argument she had been refining since the spring, the one about a conservation law not being a defence to a charge of taking, and this time it was not an argument about a hypothetical harm. It was an argument about fourteen named lines on a schedule, a pilot with a date on it, a dip on four instruments, and a list of two hundred and six cores. She took twelve minutes. Lolly did not hear most of it. She was watching the three judges read Tengelman’s letter, one after another, and pass it along.</w:t>
-      </w:r>
-    </w:p>
-    <w:p>
-      <w:pPr>
-        <w:pStyle w:val="BodyText"/>
-      </w:pPr>
-      <w:r>
-        <w:t xml:space="preserve">The ruling came at four. The decision to discontinue the Galactic Health Support Programme was set aside, on the ground that the session had voted on a brief that withheld a material fact: that the Office had already tested its premise, on fourteen citizens, without their consent. The Programme’s map of thin places was to be returned to the Programme within seven days and to be held by nobody else. The conduct of the Office in March was referred to the Counsel’s inspectorate. The word </w:t>
-      </w:r>
-      <w:r>
-        <w:rPr>
-          <w:i/>
-        </w:rPr>
-        <w:t xml:space="preserve">supernova</w:t>
-      </w:r>
-      <w:r>
-        <w:t xml:space="preserve"> was in the second paragraph.</w:t>
-      </w:r>
-    </w:p>
-    <w:p>
-      <w:pPr>
-        <w:pStyle w:val="BodyText"/>
-      </w:pPr>
-      <w:r>
-        <w:t xml:space="preserve">On the steps outside, in the cold, Beatrix put her hand very briefly on Lolly’s shoulder, which she had never done before.</w:t>
-      </w:r>
-    </w:p>
-    <w:p>
-      <w:pPr>
-        <w:pStyle w:val="BodyText"/>
-      </w:pPr>
-      <w:r>
-        <w:t xml:space="preserve">“You read the ledger,” she said.</w:t>
-      </w:r>
-    </w:p>
-    <w:p>
-      <w:pPr>
-        <w:pStyle w:val="BodyText"/>
-      </w:pPr>
-      <w:r>
-        <w:t xml:space="preserve">“It’s what I’m for,” said Lolly. “I write things down, and then I read them.”</w:t>
-      </w:r>
-    </w:p>
-    <w:p>
-      <w:pPr>
-        <w:pStyle w:val="BodyText"/>
-      </w:pPr>
-      <w:r>
-        <w:t xml:space="preserve">Tengelman came down the steps behind them, buttoning his coat. He stopped as if he meant to say something, and then he only nodded to Lolly, the nod of a man who had answered a narrow question accurately for six years and had just answered a wider one, and went off towards the tram.</w:t>
+        <w:t xml:space="preserve">The inquiry into Mrs Tull reported on the Wednesday after Vienna, in a room on the fourth floor with the radiator off. Mr Pell read it out himself. The breach was proven. There had been no bad faith and no benefit, and the officer had reported the breach against herself to an appeal court, which Mr Pell said he had not encountered before and did not wish to encourage. A final written warning, to stand for two years. Reinstatement from the following Monday, on conditions.</w:t>
+      </w:r>
+    </w:p>
+    <w:p>
+      <w:pPr>
+        <w:pStyle w:val="BodyText"/>
+      </w:pPr>
+      <w:r>
+        <w:t xml:space="preserve">“The conditions,” said Mr Pell, and turned the page as if it weighed something. “Correspondence with registered persons is removed from the officer’s duties and given to a two-signature procedure, neither signature hers. The officer may not write to Mrs Tull, or to any member of her family, about the matter, for any purpose, including apology. And Exhibit LW/1 is retained.” He looked at the evidence bag on the table between them. “Mr Gary Tull’s complaint is with the Ombudsman, and it is open. Until it closes, the notebook is evidence. After it closes it goes to the National Archives under the retention schedule, class B, closed for twenty years, as the only contemporaneous record of a decision of state.” He paused. “I am told that is a compliment. It does not feel like one from this side of the table either.”</w:t>
+      </w:r>
+    </w:p>
+    <w:p>
+      <w:pPr>
+        <w:pStyle w:val="BodyText"/>
+      </w:pPr>
+      <w:r>
+        <w:t xml:space="preserve">Fainrose handed her the warning. It was in green.</w:t>
+      </w:r>
+    </w:p>
+    <w:p>
+      <w:pPr>
+        <w:pStyle w:val="BodyText"/>
+      </w:pPr>
+      <w:r>
+        <w:t xml:space="preserve">“I have issued one of these before,” she said. “To myself. In May. For negligence in the matter of floors.” She waited while Lolly read it. “It does not get easier to sign. That is how you know it is the right size.”</w:t>
+      </w:r>
+    </w:p>
+    <w:p>
+      <w:pPr>
+        <w:pStyle w:val="BodyText"/>
+      </w:pPr>
+      <w:r>
+        <w:t xml:space="preserve">Mr Pell did not return the notebook. He gave her a receipt for it, which she signed, and a photocopy of its last page, which she had not asked for and found she could not look at. At her desk she folded the warning into the Post Office pad, the one with nothing written in it, next to Beatrix’s letter.</w:t>
+      </w:r>
+    </w:p>
+    <w:p>
+      <w:pPr>
+        <w:pStyle w:val="BodyText"/>
+      </w:pPr>
+      <w:r>
+        <w:t xml:space="preserve">She wanted, very much, to write to Mrs Tull. She did not. That was the point of paragraph nine, and now it was also the point of condition two, and she found it was possible to agree with a rule completely and still sit at a desk for an hour with her coat on.</w:t>
+      </w:r>
+    </w:p>
+    <w:p>
+      <w:pPr>
+        <w:pStyle w:val="BodyText"/>
+      </w:pPr>
+      <w:r>
+        <w:t xml:space="preserve">A week later a letter came to the department addressed to </w:t>
+      </w:r>
+      <w:r>
+        <w:rPr>
+          <w:i/>
+        </w:rPr>
+        <w:t xml:space="preserve">Miss Wren, Ministry, the one with the paper</w:t>
+      </w:r>
+      <w:r>
+        <w:t xml:space="preserve">, in blue biro. The two-signature procedure opened it, held a short meeting about whether it was allowed to, and gave it to her.</w:t>
+      </w:r>
+    </w:p>
+    <w:p>
+      <w:pPr>
+        <w:pStyle w:val="BodyText"/>
+      </w:pPr>
+      <w:r>
+        <w:rPr>
+          <w:i/>
+        </w:rPr>
+        <w:t xml:space="preserve">Dear Miss Wren. You are not to write back, I know the rules, I read the back of the form. The spare room is done. The lodger is a nurse called Precious from Northwick Park, nights, and she does my bins without being asked, which is more than Gary ever did. Gary has not been. He rang on my birthday and we talked about the weather in Leeds for nine minutes. I am not writing to make you feel bad. I am writing because somebody ought to know the room is done, and you are the one who knows what it was for. Yours sincerely, M. Tull (212).</w:t>
+      </w:r>
+    </w:p>
+    <w:p>
+      <w:pPr>
+        <w:pStyle w:val="BodyText"/>
+      </w:pPr>
+      <w:r>
+        <w:t xml:space="preserve">Lolly put it in the pad with the warning and did not answer it, and it was the hardest piece of filing she did that year.</w:t>
       </w:r>
     </w:p>
     <w:p>
@@ -18757,39 +19128,15 @@
         <w:pStyle w:val="FirstParagraph"/>
       </w:pPr>
       <w:r>
-        <w:t xml:space="preserve">The inquiry into Mrs Tull reported on the Wednesday after Vienna, in a room on the fourth floor with the radiator off. Mr Pell read it out himself. The breach was proven. There had been no bad faith and no benefit, and the officer had reported the breach against herself to an appeal court, which Mr Pell said he had not encountered before and did not wish to encourage. A written warning. Reinstatement from the following Monday.</w:t>
-      </w:r>
-    </w:p>
-    <w:p>
-      <w:pPr>
-        <w:pStyle w:val="BodyText"/>
-      </w:pPr>
-      <w:r>
-        <w:t xml:space="preserve">Fainrose handed her the warning. It was in green.</w:t>
-      </w:r>
-    </w:p>
-    <w:p>
-      <w:pPr>
-        <w:pStyle w:val="BodyText"/>
-      </w:pPr>
-      <w:r>
-        <w:t xml:space="preserve">“I have issued one of these before,” she said. “To myself. In May. For negligence in the matter of floors.” She waited while Lolly read it. “It does not get easier to sign. That is how you know it is the right size.”</w:t>
-      </w:r>
-    </w:p>
-    <w:p>
-      <w:pPr>
-        <w:pStyle w:val="BodyText"/>
-      </w:pPr>
-      <w:r>
-        <w:t xml:space="preserve">Mr Pell returned the notebook in its evidence bag, with the seal broken and initialled and a receipt to be signed. Lolly signed it. At her desk she took the notebook out of the bag and folded the warning into the back of it, next to Beatrix’s letter, and did not write anything. She wanted, very much, to write to Mrs Tull.</w:t>
-      </w:r>
-    </w:p>
-    <w:p>
-      <w:pPr>
-        <w:pStyle w:val="BodyText"/>
-      </w:pPr>
-      <w:r>
-        <w:t xml:space="preserve">She did not. That was the point of paragraph nine.</w:t>
+        <w:t xml:space="preserve">On the Sunday before the ninth of February, Lolly rang the number on Ellen Prosper’s card. The office in Peterhead said the vessel was at sea and the set was not answering. She rang the partner in Sligo at six. The woman said Ellen had been at sea more than ashore since the autumn, and had taken neither the course in Newcastle nor the shop, and was, as far as the woman could tell over a bad line, happy, though she would not have put it that way herself, and would not thank anybody for asking.</w:t>
+      </w:r>
+    </w:p>
+    <w:p>
+      <w:pPr>
+        <w:pStyle w:val="BodyText"/>
+      </w:pPr>
+      <w:r>
+        <w:t xml:space="preserve">Lolly did not alter the trace. She wrote nothing on the cover that was not already there. Mrs Chain had asked for the page if the word came back. There was no page to send.</w:t>
       </w:r>
     </w:p>
     <w:p>
@@ -18809,15 +19156,89 @@
         <w:pStyle w:val="FirstParagraph"/>
       </w:pPr>
       <w:r>
-        <w:t xml:space="preserve">On the Sunday before the ninth of February, Lolly rang the number on Ellen Prosper’s card. The office in Peterhead said the vessel was at sea and the set was not answering. She rang the partner in Sligo at six. The woman said Ellen had been at sea more than ashore since the autumn, and had taken neither the course in Newcastle nor the shop, and was, as far as the woman could tell over a bad line, happy, though she would not have put it that way herself, and would not thank anybody for asking.</w:t>
-      </w:r>
-    </w:p>
-    <w:p>
-      <w:pPr>
-        <w:pStyle w:val="BodyText"/>
-      </w:pPr>
-      <w:r>
-        <w:t xml:space="preserve">Lolly did not alter the trace. She wrote nothing on the cover that was not already there. Mrs Chain had asked for the page if the word came back. There was no page to send.</w:t>
+        <w:t xml:space="preserve">Two hundred miles east of Peterhead, on a Sunday, Ellen Prosper came up from the winch deck with her hands numb and found a message on the board in the wheelhouse, in Callum’s capitals, taken down off the satellite phone.</w:t>
+      </w:r>
+    </w:p>
+    <w:p>
+      <w:pPr>
+        <w:pStyle w:val="BodyText"/>
+      </w:pPr>
+      <w:r>
+        <w:rPr>
+          <w:i/>
+        </w:rPr>
+        <w:t xml:space="preserve">NIAMH SAYS: a woman from the Ministry rang her. Wren. Says no trouble. Says she’d like to speak to you, not about you. Rang back twice to say “not about you” again.</w:t>
+      </w:r>
+    </w:p>
+    <w:p>
+      <w:pPr>
+        <w:pStyle w:val="BodyText"/>
+      </w:pPr>
+      <w:r>
+        <w:t xml:space="preserve">Ellen read it twice, and stood in the warm fug of the wheelhouse with her gloves under her arm and the sea going past grey and enormous outside, and did not ring back.</w:t>
+      </w:r>
+    </w:p>
+    <w:p>
+      <w:pPr>
+        <w:pStyle w:val="BodyText"/>
+      </w:pPr>
+      <w:r>
+        <w:t xml:space="preserve">Not because she did not want to. Because she did not know yet what she would say.</w:t>
+      </w:r>
+    </w:p>
+    <w:p>
+      <w:pPr>
+        <w:pStyle w:val="BodyText"/>
+      </w:pPr>
+      <w:r>
+        <w:t xml:space="preserve">She could not have told anybody when she had decided. That was the strange thing, the thing she had tried once to explain to Niamh over a bottle of something terrible in Lerwick and given up. There had been two things she was supposed to choose between — the course in Newcastle, her mother’s shop — and she had been choosing between them for so long that the choosing had become a kind of room she lived in. And then both of them had gone, quietly, one in the January and the other in the September, and nobody had told her, and she had gone on living in the room. And then, some morning in March, she had simply been somewhere else. Down at the harbour. Asking about a berth. As if a door had opened in a wall she had stopped seeing, and she had walked through it before she noticed it was a door.</w:t>
+      </w:r>
+    </w:p>
+    <w:p>
+      <w:pPr>
+        <w:pStyle w:val="BodyText"/>
+      </w:pPr>
+      <w:r>
+        <w:t xml:space="preserve">She did not think of it as a loss. She thought of it, when she thought of it at all, as the morning she stopped waiting.</w:t>
+      </w:r>
+    </w:p>
+    <w:p>
+      <w:pPr>
+        <w:pStyle w:val="BodyText"/>
+      </w:pPr>
+      <w:r>
+        <w:t xml:space="preserve">But someone had been keeping her card. That was what </w:t>
+      </w:r>
+      <w:r>
+        <w:rPr>
+          <w:i/>
+        </w:rPr>
+        <w:t xml:space="preserve">not about you</w:t>
+      </w:r>
+      <w:r>
+        <w:t xml:space="preserve"> meant. Somebody in an office in London had kept a card with her name on it on the outside of a file for a year, and had rung a boat in the North Sea on a Sunday to ask to speak to her rather than about her, and had rung back twice to make sure that was understood.</w:t>
+      </w:r>
+    </w:p>
+    <w:p>
+      <w:pPr>
+        <w:pStyle w:val="BodyText"/>
+      </w:pPr>
+      <w:r>
+        <w:t xml:space="preserve">Ellen wiped the board clean with her sleeve, and then, after a moment, wrote on it again, in her own hand: </w:t>
+      </w:r>
+      <w:r>
+        <w:rPr>
+          <w:i/>
+        </w:rPr>
+        <w:t xml:space="preserve">WREN — ring when we’re in. Not yet.</w:t>
+      </w:r>
+    </w:p>
+    <w:p>
+      <w:pPr>
+        <w:pStyle w:val="BodyText"/>
+      </w:pPr>
+      <w:r>
+        <w:t xml:space="preserve">Then she went back down to the winch, because the sea did not care about any of it, and that was one of the things she loved about it.</w:t>
       </w:r>
     </w:p>
     <w:p>
@@ -18837,89 +19258,168 @@
         <w:pStyle w:val="FirstParagraph"/>
       </w:pPr>
       <w:r>
-        <w:t xml:space="preserve">Two hundred miles east of Peterhead, on a Sunday, Ellen Prosper came up from the winch deck with her hands numb and found a message on the board in the wheelhouse, in Callum’s capitals, taken down off the satellite phone.</w:t>
-      </w:r>
-    </w:p>
-    <w:p>
-      <w:pPr>
-        <w:pStyle w:val="BodyText"/>
-      </w:pPr>
-      <w:r>
-        <w:rPr>
-          <w:i/>
-        </w:rPr>
-        <w:t xml:space="preserve">NIAMH SAYS: a woman from the Ministry rang her. Wren. Says no trouble. Says she’d like to speak to you, not about you. Rang back twice to say “not about you” again.</w:t>
-      </w:r>
-    </w:p>
-    <w:p>
-      <w:pPr>
-        <w:pStyle w:val="BodyText"/>
-      </w:pPr>
-      <w:r>
-        <w:t xml:space="preserve">Ellen read it twice, and stood in the warm fug of the wheelhouse with her gloves under her arm and the sea going past grey and enormous outside, and did not ring back.</w:t>
-      </w:r>
-    </w:p>
-    <w:p>
-      <w:pPr>
-        <w:pStyle w:val="BodyText"/>
-      </w:pPr>
-      <w:r>
-        <w:t xml:space="preserve">Not because she did not want to. Because she did not know yet what she would say.</w:t>
-      </w:r>
-    </w:p>
-    <w:p>
-      <w:pPr>
-        <w:pStyle w:val="BodyText"/>
-      </w:pPr>
-      <w:r>
-        <w:t xml:space="preserve">She could not have told anybody when she had decided. That was the strange thing, the thing she had tried once to explain to Niamh over a bottle of something terrible in Lerwick and given up. There had been two things she was supposed to choose between — the course in Newcastle, her mother’s shop — and she had been choosing between them for so long that the choosing had become a kind of room she lived in. And then both of them had gone, quietly, one in the January and the other in the September, and nobody had told her, and she had gone on living in the room. And then, some morning in March, she had simply been somewhere else. Down at the harbour. Asking about a berth. As if a door had opened in a wall she had stopped seeing, and she had walked through it before she noticed it was a door.</w:t>
-      </w:r>
-    </w:p>
-    <w:p>
-      <w:pPr>
-        <w:pStyle w:val="BodyText"/>
-      </w:pPr>
-      <w:r>
-        <w:t xml:space="preserve">She did not think of it as a loss. She thought of it, when she thought of it at all, as the morning she stopped waiting.</w:t>
-      </w:r>
-    </w:p>
-    <w:p>
-      <w:pPr>
-        <w:pStyle w:val="BodyText"/>
-      </w:pPr>
-      <w:r>
-        <w:t xml:space="preserve">But someone had been keeping her card. That was what </w:t>
-      </w:r>
-      <w:r>
-        <w:rPr>
-          <w:i/>
-        </w:rPr>
-        <w:t xml:space="preserve">not about you</w:t>
-      </w:r>
-      <w:r>
-        <w:t xml:space="preserve"> meant. Somebody in an office in London had kept a card with her name on it on the outside of a file for a year, and had rung a boat in the North Sea on a Sunday to ask to speak to her rather than about her, and had rung back twice to make sure that was understood.</w:t>
-      </w:r>
-    </w:p>
-    <w:p>
-      <w:pPr>
-        <w:pStyle w:val="BodyText"/>
-      </w:pPr>
-      <w:r>
-        <w:t xml:space="preserve">Ellen wiped the board clean with her sleeve, and then, after a moment, wrote on it again, in her own hand: </w:t>
-      </w:r>
-      <w:r>
-        <w:rPr>
-          <w:i/>
-        </w:rPr>
-        <w:t xml:space="preserve">WREN — ring when we’re in. Not yet.</w:t>
-      </w:r>
-    </w:p>
-    <w:p>
-      <w:pPr>
-        <w:pStyle w:val="BodyText"/>
-      </w:pPr>
-      <w:r>
-        <w:t xml:space="preserve">Then she went back down to the winch, because the sea did not care about any of it, and that was one of the things she loved about it.</w:t>
+        <w:t xml:space="preserve">On the night of the eighth Lolly went to Larchfield.</w:t>
+      </w:r>
+    </w:p>
+    <w:p>
+      <w:pPr>
+        <w:pStyle w:val="BodyText"/>
+      </w:pPr>
+      <w:r>
+        <w:t xml:space="preserve">She had not planned to. She had planned to sit in the flat with the notebook and the countdown and a glass of wine she would not drink, and wait for the morning like everybody else in the department. At half past nine she found she had her coat on. She got the last 412 and then, when it terminated early for reasons the driver described as </w:t>
+      </w:r>
+      <w:r>
+        <w:rPr>
+          <w:i/>
+        </w:rPr>
+        <w:t xml:space="preserve">the depot</w:t>
+      </w:r>
+      <w:r>
+        <w:t xml:space="preserve">, walked the last mile in the cold.</w:t>
+      </w:r>
+    </w:p>
+    <w:p>
+      <w:pPr>
+        <w:pStyle w:val="BodyText"/>
+      </w:pPr>
+      <w:r>
+        <w:t xml:space="preserve">Sandra let her in. Sandra did not ask why. Sandra had worked nights for nineteen years and had stopped asking people why they turned up at night some time in the first.</w:t>
+      </w:r>
+    </w:p>
+    <w:p>
+      <w:pPr>
+        <w:pStyle w:val="BodyText"/>
+      </w:pPr>
+      <w:r>
+        <w:t xml:space="preserve">“He’s awake,” she said. “He’s usually awake. He likes the buses. There aren’t any, after one, but he likes knowing there aren’t.”</w:t>
+      </w:r>
+    </w:p>
+    <w:p>
+      <w:pPr>
+        <w:pStyle w:val="BodyText"/>
+      </w:pPr>
+      <w:r>
+        <w:t xml:space="preserve">The Garden Room was dark except for the streetlight. Her father was in the chair by the window, in his dressing gown, with the Roberts on his knee, switched off. He did not seem surprised to see her. He seemed, if anything, to have been expecting her slightly earlier.</w:t>
+      </w:r>
+    </w:p>
+    <w:p>
+      <w:pPr>
+        <w:pStyle w:val="BodyText"/>
+      </w:pPr>
+      <w:r>
+        <w:t xml:space="preserve">“Lol,” he said. “Pull up a chair. Mind the cable. The big lad’s left a soldering iron on the side and I’ve told him.”</w:t>
+      </w:r>
+    </w:p>
+    <w:p>
+      <w:pPr>
+        <w:pStyle w:val="BodyText"/>
+      </w:pPr>
+      <w:r>
+        <w:t xml:space="preserve">She pulled up a chair. She sat with him.</w:t>
+      </w:r>
+    </w:p>
+    <w:p>
+      <w:pPr>
+        <w:pStyle w:val="BodyText"/>
+      </w:pPr>
+      <w:r>
+        <w:t xml:space="preserve">Nothing happened. She had half known that nothing would; she had come anyway, the way you go back to check a gas tap you know you turned off. The streetlight buzzed. Down the corridor a door opened and closed and Tomasz’s trolley went past with one wheel complaining. At twelve minutes past three the night bus came round the corner, lit up, empty, and stopped at the stop for nobody and went on, and her father watched it all the way out of sight.</w:t>
+      </w:r>
+    </w:p>
+    <w:p>
+      <w:pPr>
+        <w:pStyle w:val="BodyText"/>
+      </w:pPr>
+      <w:r>
+        <w:t xml:space="preserve">“There,” he said, satisfied.</w:t>
+      </w:r>
+    </w:p>
+    <w:p>
+      <w:pPr>
+        <w:pStyle w:val="BodyText"/>
+      </w:pPr>
+      <w:r>
+        <w:t xml:space="preserve">“Dad. On the fourteenth of March. When you heard the door.”</w:t>
+      </w:r>
+    </w:p>
+    <w:p>
+      <w:pPr>
+        <w:pStyle w:val="BodyText"/>
+      </w:pPr>
+      <w:r>
+        <w:t xml:space="preserve">“I know.” He did not look away from the window. “I’ve told everybody. I heard it. I know there wasn’t one.” He was quiet for a while. “You’re going to tell me what it was. Your lot.”</w:t>
+      </w:r>
+    </w:p>
+    <w:p>
+      <w:pPr>
+        <w:pStyle w:val="BodyText"/>
+      </w:pPr>
+      <w:r>
+        <w:t xml:space="preserve">“I don’t know what it was. Not all of it. Somebody did something to — to everything, for six hours. And everybody who was waiting for something heard a door.”</w:t>
+      </w:r>
+    </w:p>
+    <w:p>
+      <w:pPr>
+        <w:pStyle w:val="BodyText"/>
+      </w:pPr>
+      <w:r>
+        <w:t xml:space="preserve">“And what were you waiting for?”</w:t>
+      </w:r>
+    </w:p>
+    <w:p>
+      <w:pPr>
+        <w:pStyle w:val="BodyText"/>
+      </w:pPr>
+      <w:r>
+        <w:t xml:space="preserve">She had not expected that. She sat in the dark and looked at it.</w:t>
+      </w:r>
+    </w:p>
+    <w:p>
+      <w:pPr>
+        <w:pStyle w:val="BodyText"/>
+      </w:pPr>
+      <w:r>
+        <w:t xml:space="preserve">“For you to be all right,” she said.</w:t>
+      </w:r>
+    </w:p>
+    <w:p>
+      <w:pPr>
+        <w:pStyle w:val="BodyText"/>
+      </w:pPr>
+      <w:r>
+        <w:t xml:space="preserve">“Well, I’m not,” said Dennis Wren, kindly. “I’m going. I know I’m going. But I’m going from here, with the light on, and the buses, and somebody to tell they’re doing it wrong, and that’s not nothing, Lol. That’s a good bench to go from.” He patted the Roberts. “Fault’s never where they point. You know that. You’ve always known that. You got that from me, not your mother. Your mother’d point at it and be right.”</w:t>
+      </w:r>
+    </w:p>
+    <w:p>
+      <w:pPr>
+        <w:pStyle w:val="BodyText"/>
+      </w:pPr>
+      <w:r>
+        <w:t xml:space="preserve">She laughed. It came out wet. He did not seem to mind.</w:t>
+      </w:r>
+    </w:p>
+    <w:p>
+      <w:pPr>
+        <w:pStyle w:val="BodyText"/>
+      </w:pPr>
+      <w:r>
+        <w:t xml:space="preserve">At twenty past five he turned the Roberts on without being asked, because it was twenty past five, and the shipping forecast came through, Dogger and Fisher and German Bight, every word in its place, and he mouthed the areas along with the announcer the way other men mouth hymns.</w:t>
+      </w:r>
+    </w:p>
+    <w:p>
+      <w:pPr>
+        <w:pStyle w:val="BodyText"/>
+      </w:pPr>
+      <w:r>
+        <w:t xml:space="preserve">At six Sandra brought tea, two cups, and put them down without comment, and her father drank his and said it was stewed, which it was, and that June would have had something to say, which she would. Lolly drank hers. At seven she kissed him on the top of the head, which she had not done since she was a child, and he said “Get off, you’ll have my hair out,” and went back to watching the buses, which had started again.</w:t>
+      </w:r>
+    </w:p>
+    <w:p>
+      <w:pPr>
+        <w:pStyle w:val="BodyText"/>
+      </w:pPr>
+      <w:r>
+        <w:t xml:space="preserve">She took the first bus home to change.</w:t>
       </w:r>
     </w:p>
     <w:p>
@@ -18939,187 +19439,6 @@
         <w:pStyle w:val="FirstParagraph"/>
       </w:pPr>
       <w:r>
-        <w:t xml:space="preserve">On the night of the eighth Lolly went to Larchfield.</w:t>
-      </w:r>
-    </w:p>
-    <w:p>
-      <w:pPr>
-        <w:pStyle w:val="BodyText"/>
-      </w:pPr>
-      <w:r>
-        <w:t xml:space="preserve">She had not planned to. She had planned to sit in the flat with the notebook and the countdown and a glass of wine she would not drink, and wait for the morning like everybody else in the department. At half past nine she found she had her coat on. She got the last 412 and then, when it terminated early for reasons the driver described as </w:t>
-      </w:r>
-      <w:r>
-        <w:rPr>
-          <w:i/>
-        </w:rPr>
-        <w:t xml:space="preserve">the depot</w:t>
-      </w:r>
-      <w:r>
-        <w:t xml:space="preserve">, walked the last mile in the cold.</w:t>
-      </w:r>
-    </w:p>
-    <w:p>
-      <w:pPr>
-        <w:pStyle w:val="BodyText"/>
-      </w:pPr>
-      <w:r>
-        <w:t xml:space="preserve">Sandra let her in. Sandra did not ask why. Sandra had worked nights for nineteen years and had stopped asking people why they turned up at night some time in the first.</w:t>
-      </w:r>
-    </w:p>
-    <w:p>
-      <w:pPr>
-        <w:pStyle w:val="BodyText"/>
-      </w:pPr>
-      <w:r>
-        <w:t xml:space="preserve">“He’s awake,” she said. “He’s usually awake. He likes the buses. There aren’t any, after one, but he likes knowing there aren’t.”</w:t>
-      </w:r>
-    </w:p>
-    <w:p>
-      <w:pPr>
-        <w:pStyle w:val="BodyText"/>
-      </w:pPr>
-      <w:r>
-        <w:t xml:space="preserve">The Garden Room was dark except for the streetlight. Her father was in the chair by the window, in his dressing gown, with the Roberts on his knee, switched off. He did not seem surprised to see her. He seemed, if anything, to have been expecting her slightly earlier.</w:t>
-      </w:r>
-    </w:p>
-    <w:p>
-      <w:pPr>
-        <w:pStyle w:val="BodyText"/>
-      </w:pPr>
-      <w:r>
-        <w:t xml:space="preserve">“Lol,” he said. “Pull up a chair. Mind the cable. The big lad’s left a soldering iron on the side and I’ve told him.”</w:t>
-      </w:r>
-    </w:p>
-    <w:p>
-      <w:pPr>
-        <w:pStyle w:val="BodyText"/>
-      </w:pPr>
-      <w:r>
-        <w:t xml:space="preserve">She pulled up a chair. She sat with him.</w:t>
-      </w:r>
-    </w:p>
-    <w:p>
-      <w:pPr>
-        <w:pStyle w:val="BodyText"/>
-      </w:pPr>
-      <w:r>
-        <w:t xml:space="preserve">Nothing happened. She had half known that nothing would; she had come anyway, the way you go back to check a gas tap you know you turned off. The streetlight buzzed. Down the corridor a door opened and closed and Tomasz’s trolley went past with one wheel complaining. At twelve minutes past three the night bus came round the corner, lit up, empty, and stopped at the stop for nobody and went on, and her father watched it all the way out of sight.</w:t>
-      </w:r>
-    </w:p>
-    <w:p>
-      <w:pPr>
-        <w:pStyle w:val="BodyText"/>
-      </w:pPr>
-      <w:r>
-        <w:t xml:space="preserve">“There,” he said, satisfied.</w:t>
-      </w:r>
-    </w:p>
-    <w:p>
-      <w:pPr>
-        <w:pStyle w:val="BodyText"/>
-      </w:pPr>
-      <w:r>
-        <w:t xml:space="preserve">“Dad. On the fourteenth of March. When you heard the door.”</w:t>
-      </w:r>
-    </w:p>
-    <w:p>
-      <w:pPr>
-        <w:pStyle w:val="BodyText"/>
-      </w:pPr>
-      <w:r>
-        <w:t xml:space="preserve">“I know.” He did not look away from the window. “I’ve told everybody. I heard it. I know there wasn’t one.” He was quiet for a while. “You’re going to tell me what it was. Your lot.”</w:t>
-      </w:r>
-    </w:p>
-    <w:p>
-      <w:pPr>
-        <w:pStyle w:val="BodyText"/>
-      </w:pPr>
-      <w:r>
-        <w:t xml:space="preserve">“I don’t know what it was. Not all of it. Somebody did something to — to everything, for six hours. And everybody who was waiting for something heard a door.”</w:t>
-      </w:r>
-    </w:p>
-    <w:p>
-      <w:pPr>
-        <w:pStyle w:val="BodyText"/>
-      </w:pPr>
-      <w:r>
-        <w:t xml:space="preserve">“And what were you waiting for?”</w:t>
-      </w:r>
-    </w:p>
-    <w:p>
-      <w:pPr>
-        <w:pStyle w:val="BodyText"/>
-      </w:pPr>
-      <w:r>
-        <w:t xml:space="preserve">She had not expected that. She sat in the dark and looked at it.</w:t>
-      </w:r>
-    </w:p>
-    <w:p>
-      <w:pPr>
-        <w:pStyle w:val="BodyText"/>
-      </w:pPr>
-      <w:r>
-        <w:t xml:space="preserve">“For you to be all right,” she said.</w:t>
-      </w:r>
-    </w:p>
-    <w:p>
-      <w:pPr>
-        <w:pStyle w:val="BodyText"/>
-      </w:pPr>
-      <w:r>
-        <w:t xml:space="preserve">“Well, I’m not,” said Dennis Wren, kindly. “I’m going. I know I’m going. But I’m going from here, with the light on, and the buses, and somebody to tell they’re doing it wrong, and that’s not nothing, Lol. That’s a good bench to go from.” He patted the Roberts. “Fault’s never where they point. You know that. You’ve always known that. You got that from me, not your mother. Your mother’d point at it and be right.”</w:t>
-      </w:r>
-    </w:p>
-    <w:p>
-      <w:pPr>
-        <w:pStyle w:val="BodyText"/>
-      </w:pPr>
-      <w:r>
-        <w:t xml:space="preserve">She laughed. It came out wet. He did not seem to mind.</w:t>
-      </w:r>
-    </w:p>
-    <w:p>
-      <w:pPr>
-        <w:pStyle w:val="BodyText"/>
-      </w:pPr>
-      <w:r>
-        <w:t xml:space="preserve">At twenty past five he turned the Roberts on without being asked, because it was twenty past five, and the shipping forecast came through, Dogger and Fisher and German Bight, every word in its place, and he mouthed the areas along with the announcer the way other men mouth hymns.</w:t>
-      </w:r>
-    </w:p>
-    <w:p>
-      <w:pPr>
-        <w:pStyle w:val="BodyText"/>
-      </w:pPr>
-      <w:r>
-        <w:t xml:space="preserve">At six Sandra brought tea, two cups, and put them down without comment, and her father drank his and said it was stewed, which it was, and that June would have had something to say, which she would. Lolly drank hers. At seven she kissed him on the top of the head, which she had not done since she was a child, and he said “Get off, you’ll have my hair out,” and went back to watching the buses, which had started again.</w:t>
-      </w:r>
-    </w:p>
-    <w:p>
-      <w:pPr>
-        <w:pStyle w:val="BodyText"/>
-      </w:pPr>
-      <w:r>
-        <w:t xml:space="preserve">She took the first bus home to change.</w:t>
-      </w:r>
-    </w:p>
-    <w:p>
-      <w:pPr>
-        <w:pStyle w:val="BodyText"/>
-        <w:keepNext/>
-        <w:spacing w:before="240" w:after="240"/>
-        <w:ind w:firstLine="0"/>
-        <w:jc w:val="center"/>
-      </w:pPr>
-      <w:r>
-        <w:t xml:space="preserve">∗</w:t>
-      </w:r>
-    </w:p>
-    <w:p>
-      <w:pPr>
-        <w:pStyle w:val="FirstParagraph"/>
-      </w:pPr>
-      <w:r>
         <w:t xml:space="preserve">The ninth of February arrived on a Tuesday, cold, with nothing scheduled after ten, which was itself unprecedented.</w:t>
       </w:r>
     </w:p>
@@ -19136,7 +19455,7 @@
         <w:pStyle w:val="BodyText"/>
       </w:pPr>
       <w:r>
-        <w:t xml:space="preserve">She had once thought that a coat on a hook was the whole of what the year had cost her. It was not. It had cost Maureen Tull a son in her front room on the second Sunday of the month, and it had cost Lolly the one thing she had been proudest of, which was that her law had never yet been used against anybody. It had now, and she had been the one it was used on. The warning was in the back of the notebook, in green. She did not think it was a fair price, because most of it had not been hers to pay, and she went out.</w:t>
+        <w:t xml:space="preserve">She had once thought that a coat on a hook was the whole of what the year had cost her. It was not. It had cost Maureen Tull a son in her front room on the second Sunday of the month, and it had cost Lolly the one thing she had been proudest of, which was that her law had never yet been used against anybody. It had now, and she had been the one it was used on. The warning was in the Post Office pad, in green, and the notebook was in an evidence bag in a Cabinet Office cupboard, waiting for the Ombudsman, and after the Ombudsman for Kew. She did not think it was a fair price, because most of it had not been hers to pay, and she went out.</w:t>
       </w:r>
     </w:p>
     <w:p>
@@ -19248,79 +19567,23 @@
         <w:pStyle w:val="BodyText"/>
       </w:pPr>
       <w:r>
-        <w:t xml:space="preserve">She wrote, at her desk, on the ninth of February, with the whole department very quiet around her and Eilstein — who had asked to be present, and been permitted, on Article Two’s new terms — standing by the window with his hands behind his back and no reflection in the glass he was looking through:</w:t>
-      </w:r>
-    </w:p>
-    <w:p>
-      <w:pPr>
-        <w:pStyle w:val="BodyText"/>
-      </w:pPr>
-      <w:r>
-        <w:t xml:space="preserve">We opened a letter that had waited a hundred and nine years for someone to check a box. We built an instrument to measure a man nobody had characterised in eleven thousand years. We found nine files that were never lost, only unresolved, and decided, for once, not to force an answer the paperwork had no box for.</w:t>
-      </w:r>
-    </w:p>
-    <w:p>
-      <w:pPr>
-        <w:pStyle w:val="BodyText"/>
-      </w:pPr>
-      <w:r>
-        <w:t xml:space="preserve">Then:</w:t>
-      </w:r>
-    </w:p>
-    <w:p>
-      <w:pPr>
-        <w:pStyle w:val="BodyText"/>
-      </w:pPr>
-      <w:r>
-        <w:t xml:space="preserve">Van Casteel’s plates moved four hundred and eleven attometres, and it was a ground loop, and Gideon found it with a pencil. There was no door. The fourteen left the list, not the world. Ramanathan’s number has not moved in six weeks. For a countdown, that is a celebration.</w:t>
-      </w:r>
-    </w:p>
-    <w:p>
-      <w:pPr>
-        <w:pStyle w:val="BodyText"/>
-      </w:pPr>
-      <w:r>
-        <w:t xml:space="preserve">Then, underlined:</w:t>
-      </w:r>
-    </w:p>
-    <w:p>
-      <w:pPr>
-        <w:pStyle w:val="BodyText"/>
-      </w:pPr>
-      <w:r>
-        <w:t>Eilstein asked to be held to something before anyone required it of him. It is the only sentence since the case began where he went first.</w:t>
-      </w:r>
-    </w:p>
-    <w:p>
-      <w:pPr>
-        <w:pStyle w:val="BodyText"/>
-      </w:pPr>
-      <w:r>
-        <w:t xml:space="preserve">Then:</w:t>
-      </w:r>
-    </w:p>
-    <w:p>
-      <w:pPr>
-        <w:pStyle w:val="BodyText"/>
-      </w:pPr>
-      <w:r>
-        <w:t xml:space="preserve">28 January. I read Miss Pike’s ledger aloud in Vienna. Schedule 4, lines one to fourteen. Jago’s docket. Tengelman stood up before anyone asked. Nobody in the Office had imagined that a minute-taker reads her own ledger.</w:t>
-      </w:r>
-    </w:p>
-    <w:p>
-      <w:pPr>
-        <w:pStyle w:val="BodyText"/>
-      </w:pPr>
-      <w:r>
-        <w:t xml:space="preserve">Then:</w:t>
-      </w:r>
-    </w:p>
-    <w:p>
-      <w:pPr>
-        <w:pStyle w:val="BodyText"/>
-      </w:pPr>
-      <w:r>
-        <w:t xml:space="preserve">Mrs Tull, 212. I asked, and she answered, and I may not ask again. That is my law and it is a good one, and I am the first person it caught.</w:t>
+        <w:t xml:space="preserve">She wrote on the first page of the Post Office pad, which was the first page of volume six whether the stationery knew it or not, with the whole department very quiet around her and Eilstein, who had asked to be present and been permitted on Article Two’s new terms, standing by the window with his hands behind his back and no reflection in the glass:</w:t>
+      </w:r>
+    </w:p>
+    <w:p>
+      <w:pPr>
+        <w:pStyle w:val="BodyText"/>
+      </w:pPr>
+      <w:r>
+        <w:t xml:space="preserve">The fourteen left the list, not the world. Somebody asked for the list sorted thinnest first, and we sold it to them, and Adaeze wrote it down. Schedule 4, lines one to fourteen, and not the fifteenth.</w:t>
+      </w:r>
+    </w:p>
+    <w:p>
+      <w:pPr>
+        <w:pStyle w:val="BodyText"/>
+      </w:pPr>
+      <w:r>
+        <w:t xml:space="preserve">Mrs Tull, 212. I asked, and she answered, and I may not ask again. That is my law and it is a good one, and I am the first person it caught. The room is done.</w:t>
       </w:r>
     </w:p>
     <w:p>
@@ -19362,7 +19625,7 @@
         <w:pStyle w:val="BodyText"/>
       </w:pPr>
       <w:r>
-        <w:t xml:space="preserve">The Permitted Options ends here, at 308 P-9, on the ninth of February, with nothing detonated, nobody uninvited, a ground loop written down as a ground loop, and a chair turned to face a window. Ellen Prosper’s card is still on the outside of the file. Lolly Wren’s green notebooks reach volume five and stop, for now, mid-page.</w:t>
+        <w:t xml:space="preserve">Ellen Prosper’s card is still on the outside of the file. Volume five of Lolly Wren’s green notebooks is in a cupboard in the Cabinet Office, waiting for the Ombudsman and then for Kew. Volume six is lined, from the Post Office on the corner, and has one page used.</w:t>
       </w:r>
     </w:p>
     <w:p>
@@ -19703,13 +19966,37 @@
     </w:p>
     <w:p>
       <w:pPr>
+        <w:pStyle w:val="BodyText"/>
+        <w:ind w:firstLine="0"/>
+      </w:pPr>
+      <w:hyperlink w:anchor="lec14">
+        <w:r>
+          <w:rPr>
+            <w:u w:val="single"/>
+            <w:color w:val="0563C1"/>
+            <w:rFonts w:ascii="Bookerly" w:hAnsi="Bookerly" w:cs="Bookerly"/>
+          </w:rPr>
+          <w:t xml:space="preserve">Chapter Fifteen</w:t>
+        </w:r>
+      </w:hyperlink>
+      <w:r>
+        <w:rPr>
+          <w:u w:val="single"/>
+          <w:color w:val="0563C1"/>
+          <w:rFonts w:ascii="Bookerly" w:hAnsi="Bookerly" w:cs="Bookerly"/>
+        </w:rPr>
+        <w:t xml:space="preserve">. The Fifteenth Line</w:t>
+      </w:r>
+    </w:p>
+    <w:p>
+      <w:pPr>
         <w:pStyle w:val="Heading2"/>
         <w:pageBreakBefore/>
         <w:spacing w:before="360" w:after="200"/>
         <w:ind w:firstLine="0"/>
         <w:jc w:val="center"/>
       </w:pPr>
-      <w:bookmarkStart w:id="9014" w:name="lec00"/>
+      <w:bookmarkStart w:id="9015" w:name="lec00"/>
       <w:r>
         <w:rPr>
           <w:rFonts w:ascii="Amazon Ember" w:hAnsi="Amazon Ember" w:cs="Amazon Ember" w:eastAsia="Amazon Ember"/>
@@ -19720,7 +20007,7 @@
         </w:rPr>
         <w:t>Lecture. Chapter One</w:t>
       </w:r>
-      <w:bookmarkEnd w:id="9014"/>
+      <w:bookmarkEnd w:id="9015"/>
     </w:p>
     <w:p>
       <w:pPr>
@@ -20004,7 +20291,7 @@
         <w:ind w:firstLine="0"/>
         <w:jc w:val="center"/>
       </w:pPr>
-      <w:bookmarkStart w:id="9015" w:name="lec01"/>
+      <w:bookmarkStart w:id="9016" w:name="lec01"/>
       <w:r>
         <w:rPr>
           <w:rFonts w:ascii="Amazon Ember" w:hAnsi="Amazon Ember" w:cs="Amazon Ember" w:eastAsia="Amazon Ember"/>
@@ -20015,7 +20302,7 @@
         </w:rPr>
         <w:t>Lecture. Chapter Two</w:t>
       </w:r>
-      <w:bookmarkEnd w:id="9015"/>
+      <w:bookmarkEnd w:id="9016"/>
     </w:p>
     <w:p>
       <w:pPr>
@@ -20410,7 +20697,7 @@
         <w:ind w:firstLine="0"/>
         <w:jc w:val="center"/>
       </w:pPr>
-      <w:bookmarkStart w:id="9016" w:name="lec02"/>
+      <w:bookmarkStart w:id="9017" w:name="lec02"/>
       <w:r>
         <w:rPr>
           <w:rFonts w:ascii="Amazon Ember" w:hAnsi="Amazon Ember" w:cs="Amazon Ember" w:eastAsia="Amazon Ember"/>
@@ -20421,7 +20708,7 @@
         </w:rPr>
         <w:t>Lecture. Chapter Three</w:t>
       </w:r>
-      <w:bookmarkEnd w:id="9016"/>
+      <w:bookmarkEnd w:id="9017"/>
     </w:p>
     <w:p>
       <w:pPr>
@@ -20901,7 +21188,7 @@
         <w:ind w:firstLine="0"/>
         <w:jc w:val="center"/>
       </w:pPr>
-      <w:bookmarkStart w:id="9017" w:name="lec03"/>
+      <w:bookmarkStart w:id="9018" w:name="lec03"/>
       <w:r>
         <w:rPr>
           <w:rFonts w:ascii="Amazon Ember" w:hAnsi="Amazon Ember" w:cs="Amazon Ember" w:eastAsia="Amazon Ember"/>
@@ -20912,7 +21199,7 @@
         </w:rPr>
         <w:t>Lecture. Chapter Four</w:t>
       </w:r>
-      <w:bookmarkEnd w:id="9017"/>
+      <w:bookmarkEnd w:id="9018"/>
     </w:p>
     <w:p>
       <w:pPr>
@@ -21424,7 +21711,7 @@
         <w:ind w:firstLine="0"/>
         <w:jc w:val="center"/>
       </w:pPr>
-      <w:bookmarkStart w:id="9018" w:name="lec04"/>
+      <w:bookmarkStart w:id="9019" w:name="lec04"/>
       <w:r>
         <w:rPr>
           <w:rFonts w:ascii="Amazon Ember" w:hAnsi="Amazon Ember" w:cs="Amazon Ember" w:eastAsia="Amazon Ember"/>
@@ -21435,7 +21722,7 @@
         </w:rPr>
         <w:t>Lecture. Chapter Five</w:t>
       </w:r>
-      <w:bookmarkEnd w:id="9018"/>
+      <w:bookmarkEnd w:id="9019"/>
     </w:p>
     <w:p>
       <w:pPr>
@@ -21864,7 +22151,7 @@
         <w:ind w:firstLine="0"/>
         <w:jc w:val="center"/>
       </w:pPr>
-      <w:bookmarkStart w:id="9019" w:name="lec05"/>
+      <w:bookmarkStart w:id="9020" w:name="lec05"/>
       <w:r>
         <w:rPr>
           <w:rFonts w:ascii="Amazon Ember" w:hAnsi="Amazon Ember" w:cs="Amazon Ember" w:eastAsia="Amazon Ember"/>
@@ -21875,7 +22162,7 @@
         </w:rPr>
         <w:t>Lecture. Chapter Six</w:t>
       </w:r>
-      <w:bookmarkEnd w:id="9019"/>
+      <w:bookmarkEnd w:id="9020"/>
     </w:p>
     <w:p>
       <w:pPr>
@@ -22393,7 +22680,7 @@
         <w:ind w:firstLine="0"/>
         <w:jc w:val="center"/>
       </w:pPr>
-      <w:bookmarkStart w:id="9020" w:name="lec06"/>
+      <w:bookmarkStart w:id="9021" w:name="lec06"/>
       <w:r>
         <w:rPr>
           <w:rFonts w:ascii="Amazon Ember" w:hAnsi="Amazon Ember" w:cs="Amazon Ember" w:eastAsia="Amazon Ember"/>
@@ -22404,7 +22691,7 @@
         </w:rPr>
         <w:t>Lecture. Chapter Seven</w:t>
       </w:r>
-      <w:bookmarkEnd w:id="9020"/>
+      <w:bookmarkEnd w:id="9021"/>
     </w:p>
     <w:p>
       <w:pPr>
@@ -22890,7 +23177,7 @@
         <w:ind w:firstLine="0"/>
         <w:jc w:val="center"/>
       </w:pPr>
-      <w:bookmarkStart w:id="9021" w:name="lec07"/>
+      <w:bookmarkStart w:id="9022" w:name="lec07"/>
       <w:r>
         <w:rPr>
           <w:rFonts w:ascii="Amazon Ember" w:hAnsi="Amazon Ember" w:cs="Amazon Ember" w:eastAsia="Amazon Ember"/>
@@ -22901,7 +23188,7 @@
         </w:rPr>
         <w:t xml:space="preserve">Lecture. Chapter Eight</w:t>
       </w:r>
-      <w:bookmarkEnd w:id="9021"/>
+      <w:bookmarkEnd w:id="9022"/>
     </w:p>
     <w:p>
       <w:pPr>
@@ -23171,7 +23458,7 @@
         <w:ind w:firstLine="0"/>
         <w:jc w:val="center"/>
       </w:pPr>
-      <w:bookmarkStart w:id="9022" w:name="lec08"/>
+      <w:bookmarkStart w:id="9023" w:name="lec08"/>
       <w:r>
         <w:rPr>
           <w:rFonts w:ascii="Amazon Ember" w:hAnsi="Amazon Ember" w:cs="Amazon Ember" w:eastAsia="Amazon Ember"/>
@@ -23182,7 +23469,7 @@
         </w:rPr>
         <w:t xml:space="preserve">Lecture. Chapter Nine</w:t>
       </w:r>
-      <w:bookmarkEnd w:id="9022"/>
+      <w:bookmarkEnd w:id="9023"/>
     </w:p>
     <w:p>
       <w:pPr>
@@ -24293,7 +24580,7 @@
         <w:ind w:firstLine="0"/>
         <w:jc w:val="center"/>
       </w:pPr>
-      <w:bookmarkStart w:id="9023" w:name="lec09"/>
+      <w:bookmarkStart w:id="9024" w:name="lec09"/>
       <w:r>
         <w:rPr>
           <w:rFonts w:ascii="Amazon Ember" w:hAnsi="Amazon Ember" w:cs="Amazon Ember" w:eastAsia="Amazon Ember"/>
@@ -24304,7 +24591,7 @@
         </w:rPr>
         <w:t xml:space="preserve">Lecture. Chapter Ten</w:t>
       </w:r>
-      <w:bookmarkEnd w:id="9023"/>
+      <w:bookmarkEnd w:id="9024"/>
     </w:p>
     <w:p>
       <w:pPr>
@@ -25007,7 +25294,7 @@
         <w:ind w:firstLine="0"/>
         <w:jc w:val="center"/>
       </w:pPr>
-      <w:bookmarkStart w:id="9024" w:name="lec10"/>
+      <w:bookmarkStart w:id="9025" w:name="lec10"/>
       <w:r>
         <w:rPr>
           <w:rFonts w:ascii="Amazon Ember" w:hAnsi="Amazon Ember" w:cs="Amazon Ember" w:eastAsia="Amazon Ember"/>
@@ -25018,7 +25305,7 @@
         </w:rPr>
         <w:t xml:space="preserve">Lecture. Chapter Eleven</w:t>
       </w:r>
-      <w:bookmarkEnd w:id="9024"/>
+      <w:bookmarkEnd w:id="9025"/>
     </w:p>
     <w:p>
       <w:pPr>
@@ -25475,7 +25762,7 @@
         <w:ind w:firstLine="0"/>
         <w:jc w:val="center"/>
       </w:pPr>
-      <w:bookmarkStart w:id="9025" w:name="lec11"/>
+      <w:bookmarkStart w:id="9026" w:name="lec11"/>
       <w:r>
         <w:rPr>
           <w:rFonts w:ascii="Amazon Ember" w:hAnsi="Amazon Ember" w:cs="Amazon Ember" w:eastAsia="Amazon Ember"/>
@@ -25486,7 +25773,7 @@
         </w:rPr>
         <w:t xml:space="preserve">Lecture. Chapter Twelve</w:t>
       </w:r>
-      <w:bookmarkEnd w:id="9025"/>
+      <w:bookmarkEnd w:id="9026"/>
     </w:p>
     <w:p>
       <w:pPr>
@@ -26099,7 +26386,7 @@
         <w:ind w:firstLine="0"/>
         <w:jc w:val="center"/>
       </w:pPr>
-      <w:bookmarkStart w:id="9026" w:name="lec12"/>
+      <w:bookmarkStart w:id="9027" w:name="lec12"/>
       <w:r>
         <w:rPr>
           <w:rFonts w:ascii="Amazon Ember" w:hAnsi="Amazon Ember" w:cs="Amazon Ember" w:eastAsia="Amazon Ember"/>
@@ -26110,7 +26397,7 @@
         </w:rPr>
         <w:t xml:space="preserve">Lecture. Chapter Thirteen</w:t>
       </w:r>
-      <w:bookmarkEnd w:id="9026"/>
+      <w:bookmarkEnd w:id="9027"/>
     </w:p>
     <w:p>
       <w:pPr>
@@ -26346,7 +26633,7 @@
         <w:ind w:firstLine="0"/>
         <w:jc w:val="center"/>
       </w:pPr>
-      <w:bookmarkStart w:id="9027" w:name="lec13"/>
+      <w:bookmarkStart w:id="9028" w:name="lec13"/>
       <w:r>
         <w:rPr>
           <w:rFonts w:ascii="Amazon Ember" w:hAnsi="Amazon Ember" w:cs="Amazon Ember" w:eastAsia="Amazon Ember"/>
@@ -26357,14 +26644,14 @@
         </w:rPr>
         <w:t xml:space="preserve">Lecture. Chapter Fourteen</w:t>
       </w:r>
-      <w:bookmarkEnd w:id="9027"/>
-    </w:p>
-    <w:p>
-      <w:pPr>
-        <w:pStyle w:val="BodyText"/>
-      </w:pPr>
-      <w:r>
-        <w:t xml:space="preserve">The last chapter is an experiment that goes wrong in the most ordinary way possible and is rescued in the most ordinary way possible. That is the physics, and it is most of what experimental physics actually is.</w:t>
+      <w:bookmarkEnd w:id="9028"/>
+    </w:p>
+    <w:p>
+      <w:pPr>
+        <w:pStyle w:val="BodyText"/>
+      </w:pPr>
+      <w:r>
+        <w:t xml:space="preserve">Chapter Fourteen is an experiment that goes wrong in the most ordinary way possible and is rescued in the most ordinary way possible. That is the physics, and it is most of what experimental physics actually is.</w:t>
       </w:r>
     </w:p>
     <w:p>
@@ -26435,20 +26722,6 @@
       </w:r>
       <w:r>
         <w:t xml:space="preserve"> Even before the bench, quantum field theory had made a walk-through wormhole very unlikely. Negative energy density is allowed, as the Casimir effect shows, but only within limits: the quantum inequalities of Ford and Roman bound how much negative energy can sit in a place and for how long, trading magnitude against duration. Applied to wormholes (Ford and Roman, 1996), they imply that a throat must be either microscopically small or held open by negative energy squeezed into a band absurdly thin compared with the throat. No single law forbids a traversable wormhole. All of them together make one look hopeless.</w:t>
-      </w:r>
-    </w:p>
-    <w:p>
-      <w:pPr>
-        <w:pStyle w:val="BodyText"/>
-      </w:pPr>
-      <w:r>
-        <w:rPr>
-          <w:b/>
-        </w:rPr>
-        <w:t xml:space="preserve">Unitarity is not access.</w:t>
-      </w:r>
-      <w:r>
-        <w:t xml:space="preserve"> Professor Tengelman’s narrow answer was right: a rewrite of a screen can be unitary, which means the information still exists somewhere in the total state. It does not mean anyone can get it back, or that nothing was done to the people it described. Beatrix’s sentence, that a conservation law is not a defence to a charge of taking, is good physics as well as good law.</w:t>
       </w:r>
     </w:p>
     <w:p>
@@ -26574,7 +26847,204 @@
         </w:numPr>
       </w:pPr>
       <w:r>
-        <w:t xml:space="preserve">A null result at a stated sensitivity is a result. Unitarity means information is conserved, not that it is accessible.</w:t>
+        <w:t xml:space="preserve">A null result at a stated sensitivity is a result.</w:t>
+      </w:r>
+    </w:p>
+    <w:p>
+      <w:pPr>
+        <w:pStyle w:val="Heading2"/>
+        <w:pageBreakBefore/>
+        <w:spacing w:before="360" w:after="200"/>
+        <w:ind w:firstLine="0"/>
+        <w:jc w:val="center"/>
+      </w:pPr>
+      <w:bookmarkStart w:id="9029" w:name="lec14"/>
+      <w:r>
+        <w:rPr>
+          <w:rFonts w:ascii="Amazon Ember" w:hAnsi="Amazon Ember" w:cs="Amazon Ember" w:eastAsia="Amazon Ember"/>
+          <w:sz w:val="40"/>
+          <w:szCs w:val="28"/>
+          <w:b/>
+          <w:color w:val="0C447C"/>
+        </w:rPr>
+        <w:t xml:space="preserve">Lecture. Chapter Fifteen</w:t>
+      </w:r>
+      <w:bookmarkEnd w:id="9029"/>
+    </w:p>
+    <w:p>
+      <w:pPr>
+        <w:pStyle w:val="BodyText"/>
+      </w:pPr>
+      <w:r>
+        <w:t xml:space="preserve">The last chapter has no new physics in its plot. It has an argument about evidence, and the argument is statistics: why a list that stops at exactly fourteen points to a person rather than a process.</w:t>
+      </w:r>
+    </w:p>
+    <w:p>
+      <w:pPr>
+        <w:pStyle w:val="BodyText"/>
+      </w:pPr>
+      <w:r>
+        <w:rPr>
+          <w:b/>
+        </w:rPr>
+        <w:t xml:space="preserve">A cutoff is evidence.</w:t>
+      </w:r>
+      <w:r>
+        <w:t xml:space="preserve"> Suppose something removes records with a probability that depends smoothly on each record’s margin, the way a fluctuation would find a thin record easier to tip than a fat one. Then two records with almost the same margin are almost equally likely to go. If the fourteenth and fifteenth margins differ by one part in a thousand, a smooth process treats them as twins, and the chance that it takes one and spares the other is at most about one in four, because p(1 − p) is largest when p = ½. It has to get the same lucky split at every near-tie below the cut as well. As a toy example, give each of the top fourteen lines a 90% chance of going and each of the next twenty a 50% chance. The probability that all fourteen go and all twenty stay is 0.9¹⁴ × 0.5²⁰, about 2 × 10⁻⁷, or one in five million. A process that was told “fourteen” produces that pattern every time.</w:t>
+      </w:r>
+    </w:p>
+    <w:p>
+      <w:pPr>
+        <w:pStyle w:val="BodyText"/>
+      </w:pPr>
+      <w:r>
+        <w:rPr>
+          <w:b/>
+        </w:rPr>
+        <w:t xml:space="preserve">Ranks, not values.</w:t>
+      </w:r>
+      <w:r>
+        <w:t xml:space="preserve"> A physical process acts on values: the size of a margin. A person reading a printout acts on ranks: the position of a line on a page. Sorting the schedule “thinnest first” turned values into ranks, and the request for a count turned ranks into a cut. When a cut falls between two almost equal values, a rank is the natural explanation. That is Lolly’s sentence in Vienna: a process that is only following the margins does not stop at the bottom of a page.</w:t>
+      </w:r>
+    </w:p>
+    <w:p>
+      <w:pPr>
+        <w:pStyle w:val="BodyText"/>
+      </w:pPr>
+      <w:r>
+        <w:rPr>
+          <w:b/>
+        </w:rPr>
+        <w:t xml:space="preserve">Write-once records.</w:t>
+      </w:r>
+      <w:r>
+        <w:t xml:space="preserve"> Miss Pike’s ledger is what computer scientists call an append-only or write-once record. Entries can be added and never changed, so its value as evidence comes from the fact that nobody can edit it afterwards, its keeper included. Modern versions chain each entry to a cryptographic hash of the one before, so that altering any entry breaks every later link; Certificate Transparency, the public log of web security certificates (RFC 6962, 2013), works this way. A bound book in ink is the same idea with a worse search function. The ledger, Jago’s docket and Tengelman’s letter are also three records held by people who never coordinated, which is Chapter Nine’s redundancy test turned round and applied to the Office.</w:t>
+      </w:r>
+    </w:p>
+    <w:p>
+      <w:pPr>
+        <w:pStyle w:val="BodyText"/>
+      </w:pPr>
+      <w:r>
+        <w:rPr>
+          <w:b/>
+        </w:rPr>
+        <w:t xml:space="preserve">Unitarity is not access.</w:t>
+      </w:r>
+      <w:r>
+        <w:t xml:space="preserve"> Professor Tengelman’s narrow answer was right: a rewrite of a screen can be unitary, which means the information still exists somewhere in the total state. It does not mean anyone can get it back, or that nothing was done to the people it described. Beatrix’s sentence, that a conservation law is not a defence to a charge of taking, is good physics as well as good law.</w:t>
+      </w:r>
+    </w:p>
+    <w:p>
+      <w:pPr>
+        <w:pStyle w:val="Heading3"/>
+        <w:pageBreakBefore w:val="0"/>
+        <w:spacing w:before="320" w:after="80"/>
+        <w:ind w:firstLine="0"/>
+        <w:jc w:val="left"/>
+      </w:pPr>
+      <w:r>
+        <w:rPr>
+          <w:rFonts w:ascii="Bookerly" w:hAnsi="Bookerly" w:cs="Bookerly" w:eastAsia="Bookerly"/>
+          <w:sz w:val="24"/>
+          <w:szCs w:val="24"/>
+          <w:b/>
+          <w:color w:val="0C447C"/>
+        </w:rPr>
+        <w:t xml:space="preserve">Going deeper</w:t>
+      </w:r>
+    </w:p>
+    <w:p>
+      <w:pPr>
+        <w:pStyle w:val="FirstParagraph"/>
+      </w:pPr>
+      <w:r>
+        <w:rPr>
+          <w:b/>
+        </w:rPr>
+        <w:t xml:space="preserve">Likelihood ratios in court.</w:t>
+      </w:r>
+      <w:r>
+        <w:t xml:space="preserve"> The number a court is really weighing when a lawyer says “it would be a remarkable coincidence” is a likelihood ratio: how probable the evidence is if one explanation is true, divided by how probable it is if the other is. It is not the probability that either explanation is true, and confusing the two is the prosecutor’s fallacy. The British case of Sally Clark is the famous warning: she was convicted in 1999 partly on a claimed one-in-73-million chance of two cot deaths in one family, a figure that multiplied probabilities which were not independent, and the conviction was quashed in 2003. Lolly avoids both mistakes. She does not say the chance that the field did it is one in five million. She says the field would rarely produce this pattern and a request produces it every time, and then she produces the request. The ledger, not the arithmetic, carries the weight.</w:t>
+      </w:r>
+    </w:p>
+    <w:p>
+      <w:pPr>
+        <w:pStyle w:val="Heading3"/>
+        <w:pageBreakBefore w:val="0"/>
+        <w:spacing w:before="320" w:after="80"/>
+        <w:ind w:firstLine="0"/>
+        <w:jc w:val="left"/>
+      </w:pPr>
+      <w:r>
+        <w:rPr>
+          <w:rFonts w:ascii="Bookerly" w:hAnsi="Bookerly" w:cs="Bookerly" w:eastAsia="Bookerly"/>
+          <w:sz w:val="24"/>
+          <w:szCs w:val="24"/>
+          <w:b/>
+          <w:color w:val="0C447C"/>
+        </w:rPr>
+        <w:t xml:space="preserve">What the reader learns</w:t>
+      </w:r>
+    </w:p>
+    <w:p>
+      <w:pPr>
+        <w:pStyle w:val="FirstParagraph"/>
+        <w:numPr>
+          <w:ilvl w:val="0"/>
+          <w:numId w:val="1027"/>
+        </w:numPr>
+      </w:pPr>
+      <w:r>
+        <w:t xml:space="preserve">A process that depends smoothly on a quantity treats near-equal values almost equally. A sharp cut between near-equal values points to a count, a rank or a decision.</w:t>
+      </w:r>
+    </w:p>
+    <w:p>
+      <w:pPr>
+        <w:pStyle w:val="BodyText"/>
+        <w:numPr>
+          <w:ilvl w:val="0"/>
+          <w:numId w:val="1027"/>
+        </w:numPr>
+      </w:pPr>
+      <w:r>
+        <w:t xml:space="preserve">A likelihood ratio compares how probable the evidence is under two explanations. It is not the probability that either explanation is true.</w:t>
+      </w:r>
+    </w:p>
+    <w:p>
+      <w:pPr>
+        <w:pStyle w:val="BodyText"/>
+        <w:numPr>
+          <w:ilvl w:val="0"/>
+          <w:numId w:val="1027"/>
+        </w:numPr>
+      </w:pPr>
+      <w:r>
+        <w:t xml:space="preserve">Append-only records, from ink ledgers to hash-chained logs, are valuable because nobody can edit them afterwards, including their keeper.</w:t>
+      </w:r>
+    </w:p>
+    <w:p>
+      <w:pPr>
+        <w:pStyle w:val="BodyText"/>
+        <w:numPr>
+          <w:ilvl w:val="0"/>
+          <w:numId w:val="1027"/>
+        </w:numPr>
+      </w:pPr>
+      <w:r>
+        <w:t xml:space="preserve">Independent records that agree are hard to forge, and that test works on governments as well as galaxies.</w:t>
+      </w:r>
+    </w:p>
+    <w:p>
+      <w:pPr>
+        <w:pStyle w:val="BodyText"/>
+        <w:numPr>
+          <w:ilvl w:val="0"/>
+          <w:numId w:val="1027"/>
+        </w:numPr>
+      </w:pPr>
+      <w:r>
+        <w:t xml:space="preserve">Unitarity means information is conserved, not that it is accessible.</w:t>
       </w:r>
     </w:p>
     <w:p>
@@ -26900,6 +27370,14 @@
       </w:pPr>
       <w:r>
         <w:t xml:space="preserve">Characterised instrument. One whose answer to a known question has already been measured. Drill’s sentence stands: an uncharacterised instrument is not evidence, it is a lead. In Chapter Fourteen the bench was characterised properly in the end, and the lead went away.</w:t>
+      </w:r>
+    </w:p>
+    <w:p>
+      <w:pPr>
+        <w:pStyle w:val="BodyText"/>
+      </w:pPr>
+      <w:r>
+        <w:t xml:space="preserve">Schedule 4. The monthly table of margins for all 308 recovered states, published because the Act required it. Sorted thinnest first it became a picking list. Chapter Fifteen.</w:t>
       </w:r>
     </w:p>
     <w:p>

--- a/Lolly Wren's Curious Science Adventures - SERIES/Book 2 - The Permitted Options/The_Permitted_Options_BOOK_2_DRAFT.docx
+++ b/Lolly Wren's Curious Science Adventures - SERIES/Book 2 - The Permitted Options/The_Permitted_Options_BOOK_2_DRAFT.docx
@@ -11808,31 +11808,39 @@
         <w:pStyle w:val="FirstParagraph"/>
       </w:pPr>
       <w:r>
-        <w:t xml:space="preserve">Szmulek Barbarian came on the Friday. He had not held a university post for thirty-one years, and said so in the first minute, in the tone of a man who has decided to get his one embarrassment out of the way before anybody can use it.</w:t>
-      </w:r>
-    </w:p>
-    <w:p>
-      <w:pPr>
-        <w:pStyle w:val="BodyText"/>
-      </w:pPr>
-      <w:r>
-        <w:t xml:space="preserve">“I translated Russian physics journals for a living from nineteen sixty-eight until nineteen ninety-three,” he said. “Eight hours a day, other men’s papers, for a rate per thousand words. It is the best possible training and I recommend it to nobody. You read four hundred physicists a year and you notice, eventually, that they are all using a word which none of them defines and which does no work in any of their equations.”</w:t>
-      </w:r>
-    </w:p>
-    <w:p>
-      <w:pPr>
-        <w:pStyle w:val="BodyText"/>
-      </w:pPr>
-      <w:r>
-        <w:t xml:space="preserve">Fainrose said, “Time.”</w:t>
-      </w:r>
-    </w:p>
-    <w:p>
-      <w:pPr>
-        <w:pStyle w:val="BodyText"/>
-      </w:pPr>
-      <w:r>
-        <w:t xml:space="preserve">“Time.” He sat down. He was seventy-six, very neat, with the stillness of somebody who has spent thirty years thinking in a room without a telephone. “I am going to say something that will make everybody want to be polite to me, and I would rather you were rude. I do not think time exists. I think it is what a particular kind of correlation feels like from inside, and I have thought so for thirty-one years and been wrong about the date of the revolution every single time.”</w:t>
+        <w:t xml:space="preserve">Szmulek Barbarian did not come to Marsham Street. He had not entered a government building since nineteen ninety-three and said so on the telephone, in the tone of a man who has decided to get his one embarrassment out of the way before anybody can use it, and then he said the other thing. “The Office of the President has written to me. Very courteously. They would like my view of your paragraph 11 in writing, and they have enclosed the stamp. The last collection from the box opposite my door is at half past five on Friday. If you would like to argue with me before then, you will have to do it in Kilburn.”</w:t>
+      </w:r>
+    </w:p>
+    <w:p>
+      <w:pPr>
+        <w:pStyle w:val="BodyText"/>
+      </w:pPr>
+      <w:r>
+        <w:t xml:space="preserve">So on the Friday Lolly, Beatrix, Ramanathan and Miss Pike took the Bakerloo line to Kilburn Park and climbed a staircase beside a launderette on the High Road to a flat with two chairs, four thousand books and a window that rattled every time the dryers downstairs changed cycle. On the table, between a Russian–English dictionary and a teapot in a knitted cosy, lay a long envelope addressed to the Office of the President, sealed, stamped, and squared to the edge of the cloth. Across the road the post box said, in white enamel, LAST COLLECTION 17.30. Beatrix, who did not sit in other people’s chairs, stood by the window where she could see it.</w:t>
+      </w:r>
+    </w:p>
+    <w:p>
+      <w:pPr>
+        <w:pStyle w:val="BodyText"/>
+      </w:pPr>
+      <w:r>
+        <w:t xml:space="preserve">“I translated Russian physics journals for a living from nineteen sixty-eight until nineteen ninety-three,” he said, before anyone had taken off a coat. “Eight hours a day, other men’s papers, for a rate per thousand words. It is the best possible training and I recommend it to nobody. You read four hundred physicists a year and you notice, eventually, that they are all using a word which none of them defines and which does no work in any of their equations.”</w:t>
+      </w:r>
+    </w:p>
+    <w:p>
+      <w:pPr>
+        <w:pStyle w:val="BodyText"/>
+      </w:pPr>
+      <w:r>
+        <w:t xml:space="preserve">Ramanathan said, “Time.”</w:t>
+      </w:r>
+    </w:p>
+    <w:p>
+      <w:pPr>
+        <w:pStyle w:val="BodyText"/>
+      </w:pPr>
+      <w:r>
+        <w:t xml:space="preserve">“Time.” He sat down in the better of the two chairs, because it was his. He was seventy-six, very neat, with the stillness of somebody who has spent thirty years thinking in a room without a telephone. “I am going to say something that will make everybody want to be polite to me, and I would rather you were rude. I do not think time exists. I think it is what a particular kind of correlation feels like from inside, and I have thought so for thirty-one years and been wrong about the date of the revolution every single time.”</w:t>
       </w:r>
     </w:p>
     <w:p>
@@ -11938,15 +11946,15 @@
         <w:pStyle w:val="BodyText"/>
       </w:pPr>
       <w:r>
-        <w:t xml:space="preserve">“Right,” said Fainrose. “Now do the damage. You said this matters to the protocol.”</w:t>
-      </w:r>
-    </w:p>
-    <w:p>
-      <w:pPr>
-        <w:pStyle w:val="BodyText"/>
-      </w:pPr>
-      <w:r>
-        <w:t xml:space="preserve">“It gutters the protocol,” said Barbarian, “and I am sorry, because I read the draft on the train and it is a beautiful piece of work.”</w:t>
+        <w:t xml:space="preserve">“Right,” said Lolly. “Now do the damage. You said on the telephone this matters to the protocol.”</w:t>
+      </w:r>
+    </w:p>
+    <w:p>
+      <w:pPr>
+        <w:pStyle w:val="BodyText"/>
+      </w:pPr>
+      <w:r>
+        <w:t xml:space="preserve">“It gutters the protocol,” said Barbarian, “and I am sorry, because I read the draft on Monday, next to the Office’s letter, and it is a beautiful piece of work.”</w:t>
       </w:r>
     </w:p>
     <w:p>
@@ -12008,6 +12016,14 @@
         <w:pStyle w:val="BodyText"/>
       </w:pPr>
       <w:r>
+        <w:t xml:space="preserve">He put two fingers on the envelope. “That is what I have written to the Office of the President. Four pages. It is true, and they will quote it in Vienna as the considered view of an independent physicist, and they will be right to, because it is.” The window rattled. “It is twenty to one. I am perfectly willing to be talked out of it by twenty-five past five, and I warn you that nobody has managed it in thirty-one years.”</w:t>
+      </w:r>
+    </w:p>
+    <w:p>
+      <w:pPr>
+        <w:pStyle w:val="BodyText"/>
+      </w:pPr>
+      <w:r>
         <w:t xml:space="preserve">Miss Pike said, very quietly, “Column B.”</w:t>
       </w:r>
     </w:p>
@@ -12040,7 +12056,7 @@
         <w:pStyle w:val="BodyText"/>
       </w:pPr>
       <w:r>
-        <w:t xml:space="preserve">It cost Ramanathan and Fainrose and Miss Pike seven hours, and they came back at nine that night with the answer, and it was the best thing the department produced that year.</w:t>
+        <w:t xml:space="preserve">It took Ramanathan and Miss Pike four and a half hours at Mr Barbarian’s kitchen table, between the dictionaries and a stack of Soviet proofs he let them write on the backs of, and it was the best thing the department produced that year.</w:t>
       </w:r>
     </w:p>
     <w:p>
@@ -12060,7 +12076,7 @@
         <w:pStyle w:val="FirstParagraph"/>
       </w:pPr>
       <w:r>
-        <w:t xml:space="preserve">In the second of those hours Adaeze Pike found that she was answering Mr Barbarian’s question in her head instead of doing the arithmetic in front of her.</w:t>
+        <w:t xml:space="preserve">In the second of those hours, at a kitchen table in Kilburn, Adaeze Pike found that she was answering Mr Barbarian’s question in her head instead of doing the arithmetic in front of her.</w:t>
       </w:r>
     </w:p>
     <w:p>
@@ -12076,7 +12092,16 @@
         <w:pStyle w:val="BodyText"/>
       </w:pPr>
       <w:r>
-        <w:t xml:space="preserve">Ramanathan was at the whiteboard. Fainrose was at the window, doing the thing she did where she stood perfectly still and thought at a speed that made the glass look slow. Miss Pike had the calculator and the redundancy tables and a sandwich she had not eaten since one.</w:t>
+        <w:t xml:space="preserve">Ramanathan was standing at the kitchen door, writing on the back of a proof of </w:t>
+      </w:r>
+      <w:r>
+        <w:rPr>
+          <w:i/>
+        </w:rPr>
+        <w:t xml:space="preserve">Zhurnal Eksperimental’noi i Teoreticheskoi Fiziki</w:t>
+      </w:r>
+      <w:r>
+        <w:t xml:space="preserve"> with Mr Barbarian’s pencil. Beatrix was at the window, watching the post box as though it might leave early. Miss Pike had the calculator, the redundancy tables and a cheese sandwich Mr Barbarian had made her without asking, which she had not eaten.</w:t>
       </w:r>
     </w:p>
     <w:p>
@@ -12141,23 +12166,23 @@
         <w:t xml:space="preserve">1 : 10¹¹</w:t>
       </w:r>
       <w:r>
-        <w:t xml:space="preserve"> on the board, and looked at it, and then looked at Miss Pike with an expression Miss Pike had not seen on her before and later identified as respect.</w:t>
-      </w:r>
-    </w:p>
-    <w:p>
-      <w:pPr>
-        <w:pStyle w:val="BodyText"/>
-      </w:pPr>
-      <w:r>
-        <w:t xml:space="preserve">“That’s the paper,” Ramanathan said. “You’ve just written the paper.”</w:t>
-      </w:r>
-    </w:p>
-    <w:p>
-      <w:pPr>
-        <w:pStyle w:val="BodyText"/>
-      </w:pPr>
-      <w:r>
-        <w:t xml:space="preserve">For the first time since one o’clock Miss Pike ate the sandwich. Her mother, she thought, would have kept the receipt.</w:t>
+        <w:t xml:space="preserve"> across the back of the proof, and looked at it, and then looked at Miss Pike with an expression Miss Pike had not seen on her before and later identified as respect.</w:t>
+      </w:r>
+    </w:p>
+    <w:p>
+      <w:pPr>
+        <w:pStyle w:val="BodyText"/>
+      </w:pPr>
+      <w:r>
+        <w:t xml:space="preserve">“That’s the answer,” Ramanathan said. “You’ve just written the answer.”</w:t>
+      </w:r>
+    </w:p>
+    <w:p>
+      <w:pPr>
+        <w:pStyle w:val="BodyText"/>
+      </w:pPr>
+      <w:r>
+        <w:t xml:space="preserve">It was ten past four. For the first time since one o’clock Miss Pike ate the sandwich. Her mother, she thought, would have kept the receipt.</w:t>
       </w:r>
     </w:p>
     <w:p>
@@ -12185,7 +12210,7 @@
         <w:pStyle w:val="BodyText"/>
       </w:pPr>
       <w:r>
-        <w:t xml:space="preserve">“A forged past is not one record. It cannot be.” Ramanathan put it up. “One document proving a century of compliance is worth nothing, and everybody knows it. To be </w:t>
+        <w:t xml:space="preserve">“A forged past is not one record. It cannot be.” Ramanathan turned the proof round so that he could read it. “One document proving a century of compliance is worth nothing, and everybody knows it. To be </w:t>
       </w:r>
       <w:r>
         <w:rPr>
@@ -12256,7 +12281,7 @@
         <w:pStyle w:val="BodyText"/>
       </w:pPr>
       <w:r>
-        <w:t xml:space="preserve">Fainrose said, “Rewrite paragraph 11. Don’t test the score. Test the redundancy.”</w:t>
+        <w:t xml:space="preserve">Beatrix said, from the window, “Then we rewrite paragraph 11. Don’t test the score. Test the redundancy.”</w:t>
       </w:r>
     </w:p>
     <w:p>
@@ -12298,36 +12323,87 @@
         <w:pStyle w:val="BodyText"/>
       </w:pPr>
       <w:r>
-        <w:t xml:space="preserve">“Thirty-one years,” he said. “I have been telling people that there is no time and that history is nothing but the consistency of records, and every single one of them has heard it as a licence — as though I were saying the past is</w:t>
-      </w:r>
-      <w:r>
-        <w:t xml:space="preserve"> </w:t>
-      </w:r>
-      <w:r>
-        <w:rPr>
-          <w:iCs/>
+        <w:t xml:space="preserve">“Thirty-one years,” he said. “I have been telling people that there is no time and that history is nothing but the consistency of records, and every single one of them has heard it as a licence, as though I were saying the past is </w:t>
+      </w:r>
+      <w:r>
+        <w:rPr>
           <w:i/>
         </w:rPr>
         <w:t xml:space="preserve">cheap</w:t>
       </w:r>
       <w:r>
-        <w:t xml:space="preserve">. And a civil servant’s analyst has just told me, with a number, that it is exactly as expensive as it appears to be, and that this is</w:t>
-      </w:r>
-      <w:r>
-        <w:t xml:space="preserve"> </w:t>
-      </w:r>
-      <w:r>
-        <w:rPr>
-          <w:iCs/>
+        <w:t xml:space="preserve">. And a civil servant’s analyst has just told me, with a number, at my own kitchen table, that it is exactly as expensive as it appears to be, and that this is </w:t>
+      </w:r>
+      <w:r>
+        <w:rPr>
           <w:i/>
         </w:rPr>
         <w:t xml:space="preserve">why</w:t>
       </w:r>
       <w:r>
-        <w:t xml:space="preserve"> </w:t>
-      </w:r>
-      <w:r>
-        <w:t xml:space="preserve">it is real.” He looked up. “I would like that in writing as well, please. Mr van Casteel has a receipt. I should like a receipt.”</w:t>
+        <w:t xml:space="preserve"> it is real.”</w:t>
+      </w:r>
+    </w:p>
+    <w:p>
+      <w:pPr>
+        <w:pStyle w:val="BodyText"/>
+      </w:pPr>
+      <w:r>
+        <w:t xml:space="preserve">It was twenty-two minutes past five. He picked up the envelope, and Beatrix, who had been prepared to argue procedure for the last eight minutes if necessary, found she did not have to. He did not open it. He took a fountain pen from the jar on the table and wrote on the back of the sealed envelope, in a small upright hand that had copied four hundred physicists a year for twenty-five years:</w:t>
+      </w:r>
+    </w:p>
+    <w:p>
+      <w:pPr>
+        <w:pStyle w:val="BodyText"/>
+      </w:pPr>
+      <w:r>
+        <w:rPr>
+          <w:i/>
+        </w:rPr>
+        <w:t xml:space="preserve">P.S. Paragraphs 3 to 9 of the enclosed are withdrawn. They have been answered with a number by an analyst of the Ministry, Miss A. Pike, whom I name with her permission. —</w:t>
+      </w:r>
+      <w:r>
+        <w:t xml:space="preserve"> He stopped and looked at Miss Pike.</w:t>
+      </w:r>
+    </w:p>
+    <w:p>
+      <w:pPr>
+        <w:pStyle w:val="BodyText"/>
+      </w:pPr>
+      <w:r>
+        <w:t xml:space="preserve">“May I?” he said. “It will go to the Office. They will know your name.”</w:t>
+      </w:r>
+    </w:p>
+    <w:p>
+      <w:pPr>
+        <w:pStyle w:val="BodyText"/>
+      </w:pPr>
+      <w:r>
+        <w:t xml:space="preserve">Miss Pike thought about the ledger in her desk drawer in Marsham Street, which nobody in the Office knew existed, and about the morning somebody with a warrant would ask her whether she was sure.</w:t>
+      </w:r>
+    </w:p>
+    <w:p>
+      <w:pPr>
+        <w:pStyle w:val="BodyText"/>
+      </w:pPr>
+      <w:r>
+        <w:t xml:space="preserve">“Yes,” she said. “Spell it properly. Two e’s and a z.”</w:t>
+      </w:r>
+    </w:p>
+    <w:p>
+      <w:pPr>
+        <w:pStyle w:val="BodyText"/>
+      </w:pPr>
+      <w:r>
+        <w:t xml:space="preserve">He spelled it properly, and initialled it, and walked down the stairs with the four of them behind him, and crossed the High Road against the lights in the way of a man who has lived on it for forty years, and posted the letter at five twenty-six with the postscript facing up. The van came at half past. Lolly watched it take the letter away and understood that the Office of the President would read, on Monday, that paragraph 11 was being rewritten, and by whom, and that the department had paid for Mr Barbarian’s honesty by telling its opponent what it was about to do.</w:t>
+      </w:r>
+    </w:p>
+    <w:p>
+      <w:pPr>
+        <w:pStyle w:val="BodyText"/>
+      </w:pPr>
+      <w:r>
+        <w:t xml:space="preserve">“I would like it in writing as well, please,” said Szmulek Barbarian, on the pavement, with the launderette breathing warm air on all of them. “Mr van Casteel has a receipt. I should like a receipt.”</w:t>
       </w:r>
     </w:p>
     <w:p>
@@ -12830,6 +12906,14 @@
         <w:pStyle w:val="BodyText"/>
       </w:pPr>
       <w:r>
+        <w:t xml:space="preserve">“They had Mr Barbarian’s postscript on the Monday,” said Lolly. “We told them ourselves.” Nobody said anything to that, because it had been the right thing to do, and it had cost exactly what it looked like.</w:t>
+      </w:r>
+    </w:p>
+    <w:p>
+      <w:pPr>
+        <w:pStyle w:val="BodyText"/>
+      </w:pPr>
+      <w:r>
         <w:rPr>
           <w:iCs/>
           <w:i/>
@@ -13261,7 +13345,7 @@
         <w:pStyle w:val="BodyText"/>
       </w:pPr>
       <w:r>
-        <w:t xml:space="preserve">Szmulek Barbarian, who had been in the corner all afternoon and had not spoken, said:</w:t>
+        <w:t xml:space="preserve">Szmulek Barbarian, who had come to Marsham Street that morning on the 98 bus, his first government building since nineteen ninety-three, and had been in the corner all afternoon without speaking, said:</w:t>
       </w:r>
     </w:p>
     <w:p>
@@ -14635,127 +14719,149 @@
         <w:pStyle w:val="FirstParagraph"/>
       </w:pPr>
       <w:r>
-        <w:t xml:space="preserve">The Concordance, and the way out, came on the Tuesday, and it came from van Casteel, who had been silent for a fortnight and had spent it in Cumbria.</w:t>
-      </w:r>
-    </w:p>
-    <w:p>
-      <w:pPr>
-        <w:pStyle w:val="BodyText"/>
-      </w:pPr>
-      <w:r>
-        <w:t xml:space="preserve">“You are asking the wrong question about the archive,” he said. He had come up on the sleeper and had not shaved. “You keep asking: is an unreadable archive a record or a rumour. That is a librarian’s question. I am not a librarian. I have spent nineteen years measuring the force between two plates and I want to ask an engineer’s question, which is: what can you get out of it?”</w:t>
-      </w:r>
-    </w:p>
-    <w:p>
-      <w:pPr>
-        <w:pStyle w:val="BodyText"/>
-      </w:pPr>
-      <w:r>
-        <w:t xml:space="preserve">Beatrix said, “Explain.”</w:t>
-      </w:r>
-    </w:p>
-    <w:p>
-      <w:pPr>
-        <w:pStyle w:val="BodyText"/>
-      </w:pPr>
-      <w:r>
-        <w:t xml:space="preserve">“Information is not an abstraction in my trade. It is fuel.” Van Casteel put his hands flat. “If I hold a system, and I know something about it — if my memory is correlated with it — then I can extract work from a single heat bath in proportion to what I know. That is the demon, and the demon works, and it has been done in a laboratory with a bead and a camera. And there is an exact relation. The extra work you can pull out is bounded by the mutual information between your record and the system, times k_BT. No more. Not a joule more.”</w:t>
-      </w:r>
-    </w:p>
-    <w:p>
-      <w:pPr>
-        <w:pStyle w:val="BodyText"/>
-      </w:pPr>
-      <w:r>
-        <w:t xml:space="preserve">“Now. Suppose I take the Fourth Concordance’s archive into my chamber, and I put it against a reference, and I try to extract work. What happens?”</w:t>
-      </w:r>
-    </w:p>
-    <w:p>
-      <w:pPr>
-        <w:pStyle w:val="BodyText"/>
-      </w:pPr>
-      <w:r>
-        <w:t xml:space="preserve">“You are describing a test,” said Beatrix.</w:t>
-      </w:r>
-    </w:p>
-    <w:p>
-      <w:pPr>
-        <w:pStyle w:val="BodyText"/>
-      </w:pPr>
-      <w:r>
-        <w:t xml:space="preserve">“I built benches for nineteen years,” said van Casteel. “I do not have another kind of sentence.”</w:t>
-      </w:r>
-    </w:p>
-    <w:p>
-      <w:pPr>
-        <w:pStyle w:val="BodyText"/>
-      </w:pPr>
-      <w:r>
-        <w:t xml:space="preserve">“If the archive genuinely holds four hundred years of correlations, then whatever I cannot decode, the correlations are physically there, and there is work in them, and I can measure the work with a torsion balance more finely than anyone else will bother to, because that is the only thing I know how to do.”</w:t>
-      </w:r>
-    </w:p>
-    <w:p>
-      <w:pPr>
-        <w:pStyle w:val="BodyText"/>
-      </w:pPr>
-      <w:r>
-        <w:t xml:space="preserve">“And if the archive is a fabrication — a set of marks that look like records but are correlated with nothing — then there is no work in it at all. Not a little less. None. A forged archive is thermodynamically dead. You cannot fake mutual information, because mutual information is not a property of the marks. It is a relation, and a relation you have invented has no engine in it.”</w:t>
-      </w:r>
-    </w:p>
-    <w:p>
-      <w:pPr>
-        <w:pStyle w:val="BodyText"/>
-      </w:pPr>
-      <w:r>
-        <w:t xml:space="preserve">There was a very long silence in the briefing room.</w:t>
-      </w:r>
-    </w:p>
-    <w:p>
-      <w:pPr>
-        <w:pStyle w:val="BodyText"/>
-      </w:pPr>
-      <w:r>
-        <w:t xml:space="preserve">Beatrix Sloan said, slowly, “You can certify the archive without reading it.”</w:t>
-      </w:r>
-    </w:p>
-    <w:p>
-      <w:pPr>
-        <w:pStyle w:val="BodyText"/>
-      </w:pPr>
-      <w:r>
-        <w:t xml:space="preserve">“I can certify how much is in it, and that it is genuinely correlated, and I cannot learn one word of its content, and I regard the second part as a feature,” said Hendrik van Casteel. “I do not want to read the Fourth Concordance’s four hundred years. It is none of my business. I want to weigh it.”</w:t>
-      </w:r>
-    </w:p>
-    <w:p>
-      <w:pPr>
-        <w:pStyle w:val="BodyText"/>
-      </w:pPr>
-      <w:r>
-        <w:t xml:space="preserve">Fainrose was already at the board.</w:t>
-      </w:r>
-    </w:p>
-    <w:p>
-      <w:pPr>
-        <w:pStyle w:val="BodyText"/>
-      </w:pPr>
-      <w:r>
-        <w:t xml:space="preserve">“That’s the amendment,” she said. “Paragraph 11 does not require readable copies. It requires copies whose mutual information with the certified subject is thermodynamically demonstrable. Which the Concordance can satisfy, because their records are real. And which no fabricated archive can satisfy at any price, because—”</w:t>
-      </w:r>
-    </w:p>
-    <w:p>
-      <w:pPr>
-        <w:pStyle w:val="BodyText"/>
-      </w:pPr>
-      <w:r>
-        <w:t xml:space="preserve">“Because a forger would have to actually correlate his archive with an actual four hundred years,” said Miss Pike, “which is not forgery. That is just doing it.”</w:t>
-      </w:r>
-    </w:p>
-    <w:p>
-      <w:pPr>
-        <w:pStyle w:val="BodyText"/>
-      </w:pPr>
-      <w:r>
-        <w:t xml:space="preserve">Fainrose wrote it on the board exactly as Miss Pike had said it, and initialled it </w:t>
+        <w:t xml:space="preserve">The way out came on the Tuesday, at seven in the morning, from a telephone box in Cumbria. Van Casteel had been silent for a fortnight and would not explain on the line. “If you want the Fourth Concordance kept among the nine,” he said, “bring their delegate and their archive to my mine by Thursday noon. The Office’s motion is listed for Friday. I will need four hours and a decision that is not mine to make.”</w:t>
+      </w:r>
+    </w:p>
+    <w:p>
+      <w:pPr>
+        <w:pStyle w:val="BodyText"/>
+      </w:pPr>
+      <w:r>
+        <w:t xml:space="preserve">So on the Thursday Lolly, Beatrix, Fainrose and Miss Pike went three hundred and forty metres down a potash level west of Whitehaven in a cage that smelled of wet rope, with the Concordance’s delegate between them. Her name was Ysolde Marr. She was tall and grey and very careful with her hands, and she carried the archive on her knees in the cage: a squat brass cylinder the size of a biscuit tin, sealed in the generation-by-generation way, which was the Concordance’s half of four hundred years of correlations. The other half had been a star.</w:t>
+      </w:r>
+    </w:p>
+    <w:p>
+      <w:pPr>
+        <w:pStyle w:val="BodyText"/>
+      </w:pPr>
+      <w:r>
+        <w:t xml:space="preserve">Van Casteel had not shaved. His bench stood in a whitewashed gallery behind two doors: a torsion balance under a bell jar, a reference cell, a heat bath the size of a coffin, and a camera on a boom. On the wall, taped up with electrician’s tape, hung Miss Pike’s plot of the stepped decay, seven steps in fourteen years. Somewhere along the level a dewatering pump thumped forty minutes on and twenty off, and van Casteel had timed his day to its silences, because the thump came up through the rock and into the fibre.</w:t>
+      </w:r>
+    </w:p>
+    <w:p>
+      <w:pPr>
+        <w:pStyle w:val="BodyText"/>
+      </w:pPr>
+      <w:r>
+        <w:t xml:space="preserve">“You keep asking whether an unreadable archive is a record or a rumour,” he said. “That is a librarian’s question. Mine is what you can get out of it.” He put his hands flat on the bench. “If my memory is correlated with a system, I can draw work from a single heat bath in proportion to what I know. Not a joule more. That has been done with a bead and a camera. If that cylinder holds four hundred real years, there is work in it, and I can measure the work finer than anyone else will bother to. If it is a fabrication, marks correlated with nothing, there is none. Not a little less. None. You cannot fake mutual information. It is not a property of the marks. It is a relation, and an invented relation has no engine in it.”</w:t>
+      </w:r>
+    </w:p>
+    <w:p>
+      <w:pPr>
+        <w:pStyle w:val="BodyText"/>
+      </w:pPr>
+      <w:r>
+        <w:t xml:space="preserve">Beatrix said, slowly, “You can certify the archive without reading it.”</w:t>
+      </w:r>
+    </w:p>
+    <w:p>
+      <w:pPr>
+        <w:pStyle w:val="BodyText"/>
+      </w:pPr>
+      <w:r>
+        <w:t xml:space="preserve">“I can tell you how much is in it and that it is real, and I cannot learn one word of what it says, and I regard that as a feature.” Then he turned to Ysolde Marr, and his voice changed, because this was the part he had not said on the telephone. “But I cannot weigh it for nothing, madam. Whatever work I draw out, I draw out of the correlation. The part I weigh is spent. It will still be there, and it will hold nothing. To prove the four hundred years I must burn one of them, and I need a whole year, or the balance will not see it.”</w:t>
+      </w:r>
+    </w:p>
+    <w:p>
+      <w:pPr>
+        <w:pStyle w:val="BodyText"/>
+      </w:pPr>
+      <w:r>
+        <w:t xml:space="preserve">Nobody spoke. The pump stopped, and the gallery was very quiet.</w:t>
+      </w:r>
+    </w:p>
+    <w:p>
+      <w:pPr>
+        <w:pStyle w:val="BodyText"/>
+      </w:pPr>
+      <w:r>
+        <w:t xml:space="preserve">“Which year?” said Ysolde Marr.</w:t>
+      </w:r>
+    </w:p>
+    <w:p>
+      <w:pPr>
+        <w:pStyle w:val="BodyText"/>
+      </w:pPr>
+      <w:r>
+        <w:t xml:space="preserve">“Your choice,” said van Casteel. “I am told that is the policy now.”</w:t>
+      </w:r>
+    </w:p>
+    <w:p>
+      <w:pPr>
+        <w:pStyle w:val="BodyText"/>
+      </w:pPr>
+      <w:r>
+        <w:t xml:space="preserve">She stood with her hands on the cylinder for some time. Lolly, watching her, thought of Mrs Chain’s photograph, and of the Ministry’s letter in the fire, and did not write anything down.</w:t>
+      </w:r>
+    </w:p>
+    <w:p>
+      <w:pPr>
+        <w:pStyle w:val="BodyText"/>
+      </w:pPr>
+      <w:r>
+        <w:t xml:space="preserve">“The two hundred and twelfth,” the delegate said at last. “It was a plague year. The keepers who made it were ill, and they kept it better than any year before or after, because they believed nobody would come after them to keep the next.” She looked at Beatrix. “You will think I should give you a bad year. Anybody can spare a bad year. If we are to show that we kept them, let it cost us the one we are proudest of.”</w:t>
+      </w:r>
+    </w:p>
+    <w:p>
+      <w:pPr>
+        <w:pStyle w:val="BodyText"/>
+      </w:pPr>
+      <w:r>
+        <w:t xml:space="preserve">Beatrix wrote it down, the number and the reason, in her own hand. It was the only part of that afternoon she would not let anyone else minute.</w:t>
+      </w:r>
+    </w:p>
+    <w:p>
+      <w:pPr>
+        <w:pStyle w:val="BodyText"/>
+      </w:pPr>
+      <w:r>
+        <w:t xml:space="preserve">The first run began in the pump’s silence and failed when it came back on and the floor began, very slightly, to shiver, and van Casteel swore in Dutch and reset the balance and waited another forty minutes with his arms folded. The second run went cleanly. The fibre turned through a fraction of a degree that the camera recorded and nobody in the gallery could see, and the number came up on the screen in joules with a great many zeros in front of it and a figure at the end, and the figure was not zero.</w:t>
+      </w:r>
+    </w:p>
+    <w:p>
+      <w:pPr>
+        <w:pStyle w:val="BodyText"/>
+      </w:pPr>
+      <w:r>
+        <w:t xml:space="preserve">Then van Casteel ran the control: a second cylinder he had filled on Monday with marks generated from the serial numbers of a Cumbrian bus timetable, four hundred years of perfect-looking records correlated with nothing. The fibre did not move. The screen said what a forged archive says, which is nothing at all.</w:t>
+      </w:r>
+    </w:p>
+    <w:p>
+      <w:pPr>
+        <w:pStyle w:val="BodyText"/>
+      </w:pPr>
+      <w:r>
+        <w:t xml:space="preserve">Fainrose had chalk in her pocket, because she always did. She wrote on the whitewashed wall, under Miss Pike’s seven steps: </w:t>
+      </w:r>
+      <w:r>
+        <w:rPr>
+          <w:i/>
+        </w:rPr>
+        <w:t xml:space="preserve">Paragraph 11 does not require readable copies. It requires copies whose correlation with the certified subject can be demonstrated in work.</w:t>
+      </w:r>
+    </w:p>
+    <w:p>
+      <w:pPr>
+        <w:pStyle w:val="BodyText"/>
+      </w:pPr>
+      <w:r>
+        <w:t xml:space="preserve">“And no fabricated archive can satisfy it at any price,” she said, “because—”</w:t>
+      </w:r>
+    </w:p>
+    <w:p>
+      <w:pPr>
+        <w:pStyle w:val="BodyText"/>
+      </w:pPr>
+      <w:r>
+        <w:t xml:space="preserve">“Because a forger would have to actually correlate his archive with an actual four hundred years,” said Miss Pike, “which isn’t forgery. That’s just doing it.”</w:t>
+      </w:r>
+    </w:p>
+    <w:p>
+      <w:pPr>
+        <w:pStyle w:val="BodyText"/>
+      </w:pPr>
+      <w:r>
+        <w:t xml:space="preserve">Fainrose wrote it on the wall exactly as Miss Pike had said it, and initialled it </w:t>
       </w:r>
       <w:r>
         <w:rPr>
@@ -14763,13 +14869,32 @@
         </w:rPr>
         <w:t xml:space="preserve">A.P.</w:t>
       </w:r>
-    </w:p>
-    <w:p>
-      <w:pPr>
-        <w:pStyle w:val="BodyText"/>
-      </w:pPr>
-      <w:r>
-        <w:t xml:space="preserve">Barbarian said, from the corner, “Then a past is expensive after all, and the price is quoted in joules, and I have been arguing for thirty-one years that history is nothing but the consistency of records and I am now told that the consistency can be weighed.” He was rubbing his forehead. “Dr Fainrose, I came here in July to destroy your protocol and I have accidentally underwritten it twice. I should like to go home and think about whether I still believe anything.”</w:t>
+      <w:r>
+        <w:t xml:space="preserve">, and it is still there, three hundred and forty metres under Cumbria, where the dewatering pump goes on thumping forty minutes on and twenty off for nobody.</w:t>
+      </w:r>
+    </w:p>
+    <w:p>
+      <w:pPr>
+        <w:pStyle w:val="BodyText"/>
+      </w:pPr>
+      <w:r>
+        <w:t xml:space="preserve">In the cage going up Ysolde Marr held the cylinder on her knees as she had coming down. It weighed the same. Lolly asked her, because it seemed a thing somebody ought to ask, whether the Concordance would be told which year had gone.</w:t>
+      </w:r>
+    </w:p>
+    <w:p>
+      <w:pPr>
+        <w:pStyle w:val="BodyText"/>
+      </w:pPr>
+      <w:r>
+        <w:t xml:space="preserve">“They will be told,” said the delegate. “I shall tell them myself. It is three hundred and ninety-nine years now, and every one of them is admissible, and I do not yet know how I feel about the price, and I would be grateful if you did not write that down.”</w:t>
+      </w:r>
+    </w:p>
+    <w:p>
+      <w:pPr>
+        <w:pStyle w:val="BodyText"/>
+      </w:pPr>
+      <w:r>
+        <w:t xml:space="preserve">Lolly did not write it down. She wrote it down that night instead, in the green notebook, which was not the same thing, and which Mrs Chain would have said was the whole difference.</w:t>
       </w:r>
     </w:p>
     <w:p>
@@ -14789,7 +14914,7 @@
         <w:pStyle w:val="FirstParagraph"/>
       </w:pPr>
       <w:r>
-        <w:t xml:space="preserve">Lolly went to Elm Grove on the Wednesday evening because Mrs Chain had telephoned the office and said, to Miss Pike, that she had made a cake and could not be expected to eat it alone, which Miss Pike had correctly interpreted as a summons.</w:t>
+        <w:t xml:space="preserve">Lolly went to Elm Grove on the Friday evening, back from Cumbria with whitewash on her sleeve, because Mrs Chain had telephoned the office and said, to Miss Pike, that she had made a cake and could not be expected to eat it alone, which Miss Pike had correctly interpreted as a summons.</w:t>
       </w:r>
     </w:p>
     <w:p>
@@ -14940,7 +15065,7 @@
         <w:pStyle w:val="BodyText"/>
       </w:pPr>
       <w:r>
-        <w:t xml:space="preserve">109 days.</w:t>
+        <w:t xml:space="preserve">107 days.</w:t>
       </w:r>
     </w:p>
     <w:p>
@@ -15148,31 +15273,7 @@
         <w:pStyle w:val="BodyText"/>
       </w:pPr>
       <w:r>
-        <w:t xml:space="preserve">“Two particles, correlated, flying apart,” said Drill, moving the pencils. “Measure where the near one is and you know where the far one is. Measure how fast the near one goes and you know that about the far one instead. The paper of nineteen thirty-five says: both facts must have been there all along, and a theory that cannot hold both is incomplete.”</w:t>
-      </w:r>
-    </w:p>
-    <w:p>
-      <w:pPr>
-        <w:pStyle w:val="BodyText"/>
-      </w:pPr>
-      <w:r>
-        <w:t xml:space="preserve">He set the matchbox between the pencils. “The reply was: you may build this bench, or that bench. Not both. You cannot help yourself to two arrangements that exclude each other and then complain that no single description contains both.”</w:t>
-      </w:r>
-    </w:p>
-    <w:p>
-      <w:pPr>
-        <w:pStyle w:val="BodyText"/>
-      </w:pPr>
-      <w:r>
-        <w:t xml:space="preserve">“That is complementarity,” said Fainrose.</w:t>
-      </w:r>
-    </w:p>
-    <w:p>
-      <w:pPr>
-        <w:pStyle w:val="BodyText"/>
-      </w:pPr>
-      <w:r>
-        <w:t xml:space="preserve">“That is complementarity, as it was meant,” said Drill, “and it is a rule about benches, not about black holes. Your Ms Sloan destroyed the horizon version in Vienna, quite rightly. You came home believing you had disposed of mine. You had disposed of a cousin who wears my name badly. Mine acquired a theorem in nineteen sixty-seven, and I shall come to it after lunch, because I am eighty-eight and I should like some soup.”</w:t>
+        <w:t xml:space="preserve">“Two particles, correlated, flying apart,” said Drill, moving the pencils. “Measure where the near one is, or how fast it goes, and you learn that about the far one. The paper of nineteen thirty-five says both facts were there all along. The reply was: you may build this bench, or that bench.” He set the matchbox between the pencils. “Not both. You cannot help yourself to two arrangements that exclude each other and then complain that no single description holds both. That is complementarity as it was meant, and it is a rule about benches, not about black holes. Your Ms Sloan destroyed the horizon version in Vienna, quite rightly, and came home believing she had disposed of mine. Mine acquired a theorem in nineteen sixty-seven, and I shall come to it after lunch, because I am eighty-eight and I should like some soup.”</w:t>
       </w:r>
     </w:p>
     <w:p>
@@ -25634,6 +25735,32 @@
       </w:pPr>
       <w:r>
         <w:t>where I is the mutual information between the agent’s record and the system. The extractable work is bounded by the correlation, and mutual information is a relation between two physical systems, not a property of marks on a medium. Consequently a genuinely correlated archive contains extractable work proportional to its information content, while a fabricated one — marks correlated with nothing — contains none at all. A work measurement therefore certifies how much correlation exists without revealing what it encodes, and cannot be defeated by forgery: producing the work requires producing the correlation, which requires having done the thing. This is a real property of information thermodynamics and it is the strongest tool the department has been handed since the case began.</w:t>
+      </w:r>
+    </w:p>
+    <w:p>
+      <w:pPr>
+        <w:pStyle w:val="BodyText"/>
+      </w:pPr>
+      <w:r>
+        <w:t xml:space="preserve">Moved from the chapter: the price of weighing. The bound cuts both ways. Work drawn out by feedback is paid for out of the mutual information itself: once the extraction has run, the correlation it used is gone, and the record that carried it now holds nothing about the system. Weighing an archive by work is therefore destructive for the part weighed, which is why van Casteel cannot certify the Concordance’s four hundred years without spending one of them. Real feedback experiments show the same accounting at the scale of single bits (Toyabe et al., </w:t>
+      </w:r>
+      <w:r>
+        <w:rPr>
+          <w:i/>
+        </w:rPr>
+        <w:t xml:space="preserve">Nature Physics</w:t>
+      </w:r>
+      <w:r>
+        <w:t xml:space="preserve"> 2010; Koski et al., </w:t>
+      </w:r>
+      <w:r>
+        <w:rPr>
+          <w:i/>
+        </w:rPr>
+        <w:t xml:space="preserve">PNAS</w:t>
+      </w:r>
+      <w:r>
+        <w:t xml:space="preserve"> 2014).</w:t>
       </w:r>
     </w:p>
     <w:p>

--- a/Lolly Wren's Curious Science Adventures - SERIES/Book 2 - The Permitted Options/The_Permitted_Options_BOOK_2_DRAFT.docx
+++ b/Lolly Wren's Curious Science Adventures - SERIES/Book 2 - The Permitted Options/The_Permitted_Options_BOOK_2_DRAFT.docx
@@ -265,7 +265,7 @@
           <w:sz w:val="24"/>
           <w:szCs w:val="24"/>
         </w:rPr>
-        <w:t xml:space="preserve">Quanta, Actually</w:t>
+        <w:t xml:space="preserve">Quantum, Actually</w:t>
       </w:r>
     </w:p>
     <w:p>
@@ -281,7 +281,7 @@
           <w:sz w:val="24"/>
           <w:szCs w:val="24"/>
         </w:rPr>
-        <w:t xml:space="preserve">Quanta, Actually, Volume 1: The Quantum World</w:t>
+        <w:t xml:space="preserve">Quantum, Actually, Volume 1: Questions and Answers from the Double Slit to the Superconducting Wire</w:t>
       </w:r>
     </w:p>
     <w:p>
@@ -297,23 +297,7 @@
           <w:sz w:val="24"/>
           <w:szCs w:val="24"/>
         </w:rPr>
-        <w:t xml:space="preserve">Quanta, Actually, Volume 2: The Quantum Conversation</w:t>
-      </w:r>
-    </w:p>
-    <w:p>
-      <w:pPr>
-        <w:spacing w:before="0" w:after="20" w:line="240" w:lineRule="auto"/>
-        <w:ind w:left="0" w:firstLine="0" w:right="0"/>
-        <w:jc w:val="center"/>
-      </w:pPr>
-      <w:r>
-        <w:rPr>
-          <w:rFonts w:ascii="Bookerly" w:hAnsi="Bookerly" w:cs="Bookerly" w:eastAsia="Bookerly"/>
-          <w:color w:val="444444"/>
-          <w:sz w:val="24"/>
-          <w:szCs w:val="24"/>
-        </w:rPr>
-        <w:t xml:space="preserve">Quanta, Actually, Volume 3: Complete Quantum Electrodynamics Course</w:t>
+        <w:t xml:space="preserve">Quantum, Actually, Volume 2: A QED Course</w:t>
       </w:r>
     </w:p>
     <w:p>
@@ -9360,7 +9344,7 @@
         <w:pStyle w:val="BodyText"/>
       </w:pPr>
       <w:r>
-        <w:t xml:space="preserve">“Don’t let them rush you, Lol. Forms are like valves. You put the wrong one in in a hurry and the whole set sulks for a week.” He sat back, satisfied. “Is your mother coming? She said she’d pop in.”</w:t>
+        <w:t xml:space="preserve">“Don’t let them rush you, Lol. Forms are like valves. You put the wrong one in, in a hurry and the whole set sulks for a week.” He sat back, satisfied. “Is your mother coming? She said she’d pop in.”</w:t>
       </w:r>
     </w:p>
     <w:p>

--- a/Lolly Wren's Curious Science Adventures - SERIES/Book 2 - The Permitted Options/The_Permitted_Options_BOOK_2_DRAFT.docx
+++ b/Lolly Wren's Curious Science Adventures - SERIES/Book 2 - The Permitted Options/The_Permitted_Options_BOOK_2_DRAFT.docx
@@ -265,7 +265,7 @@
           <w:sz w:val="24"/>
           <w:szCs w:val="24"/>
         </w:rPr>
-        <w:t xml:space="preserve">Quanta, Actually</w:t>
+        <w:t xml:space="preserve">Quantum, Actually</w:t>
       </w:r>
     </w:p>
     <w:p>
@@ -281,7 +281,7 @@
           <w:sz w:val="24"/>
           <w:szCs w:val="24"/>
         </w:rPr>
-        <w:t xml:space="preserve">Quanta, Actually, Volume 1: The Quantum World</w:t>
+        <w:t xml:space="preserve">Quantum, Actually, Volume 1: Questions and Answers from the Double Slit to the Superconducting Wire</w:t>
       </w:r>
     </w:p>
     <w:p>
@@ -297,23 +297,7 @@
           <w:sz w:val="24"/>
           <w:szCs w:val="24"/>
         </w:rPr>
-        <w:t xml:space="preserve">Quanta, Actually, Volume 2: The Quantum Conversation</w:t>
-      </w:r>
-    </w:p>
-    <w:p>
-      <w:pPr>
-        <w:spacing w:before="0" w:after="20" w:line="240" w:lineRule="auto"/>
-        <w:ind w:left="0" w:firstLine="0" w:right="0"/>
-        <w:jc w:val="center"/>
-      </w:pPr>
-      <w:r>
-        <w:rPr>
-          <w:rFonts w:ascii="Bookerly" w:hAnsi="Bookerly" w:cs="Bookerly" w:eastAsia="Bookerly"/>
-          <w:color w:val="444444"/>
-          <w:sz w:val="24"/>
-          <w:szCs w:val="24"/>
-        </w:rPr>
-        <w:t xml:space="preserve">Quanta, Actually, Volume 3: Complete Quantum Electrodynamics Course</w:t>
+        <w:t xml:space="preserve">Quantum, Actually, Volume 2: A QED Course</w:t>
       </w:r>
     </w:p>
     <w:p>
@@ -974,7 +958,7 @@
         <w:pStyle w:val="BodyText"/>
       </w:pPr>
       <w:r>
-        <w:t>“Number one-forty-one,” she said. “Ellen Prosper, aged thirty-four, Sub-District 6, Outer Fenwick. Pending state at time of transfer: whether to accept a place on a postgraduate course in Newcastle or remain and take over her mother’s shop.”</w:t>
+        <w:t xml:space="preserve">“Register number one-forty-one,” she said. “Ellen Prosper, aged thirty-four, Sub-District 6, Outer Fenwick. Pending state at time of transfer: whether to accept a place on a postgraduate course in Newcastle or remain and take over her mother’s shop.”</w:t>
       </w:r>
     </w:p>
     <w:p>
@@ -1595,7 +1579,7 @@
         <w:pStyle w:val="BodyText"/>
       </w:pPr>
       <w:r>
-        <w:t xml:space="preserve">“He said,” said Fainrose, “that they had stopped asking on an industrial scale.” She was looking at the fourteen traces, and her shoulders had not come down, and Lolly had learned sixteen months ago what that meant. “He has been on short rations since the fourteenth of November the year before last, and he is eleven thousand years old, and he has just been found chartering a survey vessel.”</w:t>
+        <w:t xml:space="preserve">“He said,” said Fainrose, “that they had stopped asking on an industrial scale.” She was looking at the fourteen traces, and her shoulders had not come down, and Lolly had learned sixteen months ago what that meant. “He has been on short rations since the fourteenth of November the year before last, and what he carries is eleven thousand years old, and he has just been found chartering a survey vessel.”</w:t>
       </w:r>
     </w:p>
     <w:p>
@@ -1973,6 +1957,14 @@
         <w:pStyle w:val="BodyText"/>
       </w:pPr>
       <w:r>
+        <w:t xml:space="preserve">Dr Ramanathan said, still not looking up from the trace, “There is also a residue underneath it that I cannot source. It sits at the edge of the noise floor and behaves as if it belonged to two files at once. I have been calling it noise, because the alternative is a paper.”</w:t>
+      </w:r>
+    </w:p>
+    <w:p>
+      <w:pPr>
+        <w:pStyle w:val="BodyText"/>
+      </w:pPr>
+      <w:r>
         <w:t xml:space="preserve">It was at this point that a voice from the back of the room, which had said nothing for twenty minutes, remarked:</w:t>
       </w:r>
     </w:p>
@@ -2591,7 +2583,7 @@
         <w:pStyle w:val="BodyText"/>
       </w:pPr>
       <w:r>
-        <w:t xml:space="preserve">“It isn’t fourteen.” Miss Pike’s voice was as level as it had been that morning, which by now Lolly recognised as effort rather than temperament. “I’ve done two hundred and nine of the three hundred and eight. The fourteen we flagged were the ones that had already resolved outside their options, so they were visible. But that’s not the right thing to count.”</w:t>
+        <w:t xml:space="preserve">“It isn’t fourteen.” Miss Pike’s voice was as level as it had been that morning, which by now Lolly recognised as effort rather than temperament. “I’ve done two hundred and nine of the three hundred and eight, which is every one that’s on a continuous recorder. The fourteen we flagged were the ones that had already resolved outside their options, so they were visible. But that’s not the right thing to count.”</w:t>
       </w:r>
     </w:p>
     <w:p>
@@ -2673,7 +2665,7 @@
         <w:t xml:space="preserve">offered</w:t>
       </w:r>
       <w:r>
-        <w:t xml:space="preserve">. Two hundred and nine for two hundred and nine, and I’d bet the remaining ninety-nine when I get to them. Whatever came through on the fourteenth of March didn’t select anybody. It went past, and for six hours every unresolved thing in its path had a door in it, and almost everybody happened not to walk through.”</w:t>
+        <w:t xml:space="preserve">. Two hundred and nine for two hundred and nine. The other ninety-nine are still on the old Annex loggers, which take one reading a day, at noon, so the window fell between two readings, and for those we will never know. I’m not going to guess. Sorry. Whatever came through on the fourteenth of March didn’t select anybody. It went past, and for six hours every unresolved thing in its path had a door in it, and almost everybody happened not to walk through.”</w:t>
       </w:r>
     </w:p>
     <w:p>
@@ -2929,7 +2921,7 @@
         <w:pStyle w:val="BodyText"/>
       </w:pPr>
       <w:r>
-        <w:t xml:space="preserve">“There’s something else, and it’s probably nothing. I wrote it in the night book, because I write everything in the night book, because the one time I didn’t was the one time anybody asked.” Sandra breathed out. “Saturday before last he had a funny night. Agency girl found him in the lounge at three in the morning with his coat on and the kettle filled. He said your mum had come home and he’d better put a pot on. Ever so cheerful. Not the seaside, not a parents’ evening. </w:t>
+        <w:t xml:space="preserve">“There’s something else, and it’s probably nothing. I wrote it in the night book, because I write everything in the night book, because the one time I didn’t was the one time anybody asked.” Sandra breathed out. “Saturday he had a funny night. Agency girl found him in the lounge at three in the morning with his coat on and the kettle filled. He said your mum had come home and he’d better put a pot on. Ever so cheerful. Not the seaside, not a parents’ evening. </w:t>
       </w:r>
       <w:r>
         <w:rPr>
@@ -2962,15 +2954,15 @@
         <w:pStyle w:val="BodyText"/>
       </w:pPr>
       <w:r>
-        <w:t xml:space="preserve">Saturday before last was the fourteenth of March.</w:t>
-      </w:r>
-    </w:p>
-    <w:p>
-      <w:pPr>
-        <w:pStyle w:val="BodyText"/>
-      </w:pPr>
-      <w:r>
-        <w:t xml:space="preserve">Lolly found she had sat down on the step. It was concrete, and cold, and had been poured for a purpose nobody could now establish, and it held her up perfectly well. Two in the morning until eight. A ramp, a plateau, a ramp. Two hundred and nine for two hundred and nine, Miss Pike had said, and I’d bet the rest. Several billion others, Fainrose had said, and no instrument anywhere watching a single one of them.</w:t>
+        <w:t xml:space="preserve">Saturday had been the fourteenth of March.</w:t>
+      </w:r>
+    </w:p>
+    <w:p>
+      <w:pPr>
+        <w:pStyle w:val="BodyText"/>
+      </w:pPr>
+      <w:r>
+        <w:t xml:space="preserve">Lolly found she had sat down on the step. It was concrete, and cold, and had been poured for a purpose nobody could now establish, and it held her up perfectly well. Two in the morning until eight. A ramp, a plateau, a ramp. Two hundred and nine for two hundred and nine, Miss Pike had said, and the rest unknowable. Several billion others, Fainrose had said, and no instrument anywhere watching a single one of them.</w:t>
       </w:r>
     </w:p>
     <w:p>
@@ -3223,7 +3215,7 @@
         <w:pStyle w:val="BodyText"/>
       </w:pPr>
       <w:r>
-        <w:t xml:space="preserve">Lolly looked at him for a while.</w:t>
+        <w:t xml:space="preserve">Lolly looked at him for a while. The first time they met he had told her Ulm, 1879, and he had not been lying: the man had been born then. What he carried had not. It was eleven thousand years old, it had come to him whole, memories and all, the way a house comes with its cellar, and he spoke from it as if he had been there, because in every sense that mattered to a ledger he had.</w:t>
       </w:r>
     </w:p>
     <w:p>
@@ -3446,7 +3438,7 @@
         <w:pStyle w:val="BodyText"/>
       </w:pPr>
       <w:r>
-        <w:t xml:space="preserve">“I chartered a marine survey out of Peterhead in January because I wished to measure something on the floor of the North Sea and I did not wish anybody to know I was measuring it. I did not select the crew. The agent selected the crew. I have never met Ellen Prosper and until three weeks ago I did not know her name.” He looked round at them. “That is the whole of my involvement in the thing you have come to think of as my involvement, and it is a coincidence, and I am aware that it is precisely the sort of thing a person says.”</w:t>
+        <w:t xml:space="preserve">“I chartered a marine survey out of Peterhead in January because I wished to measure something on the floor of the North Sea and I did not wish anybody to know I was measuring it. I did not select the crew. The agent selected the crew. I have never met Ellen Prosper and until this week I did not know her name.” He looked round at them. “That is the whole of my involvement in the thing you have come to think of as my involvement, and it is a coincidence, and I am aware that it is precisely the sort of thing a person says.”</w:t>
       </w:r>
     </w:p>
     <w:p>
@@ -3741,10 +3733,10 @@
         <w:rPr>
           <w:i/>
         </w:rPr>
-        <w:t xml:space="preserve">nothing whatever about the fourteen.</w:t>
-      </w:r>
-      <w:r>
-        <w:t xml:space="preserve">“</w:t>
+        <w:t xml:space="preserve">nothing whatever about the fourteen.”</w:t>
+      </w:r>
+      <w:r>
+        <w:t xml:space="preserve"/>
       </w:r>
     </w:p>
     <w:p>
@@ -4702,7 +4694,7 @@
         <w:pStyle w:val="BodyText"/>
       </w:pPr>
       <w:r>
-        <w:t xml:space="preserve">Gideon opened the envelope. It was what Lolly had told him on Thursday night, on the stairs, in the voice she used for fault reports. RESIDENTIAL CARE: SERVICE RECONFIGURATION. A date at the end of January. A review in the autumn. A paragraph about best interests, and another about choice, and a table with two rows: </w:t>
+        <w:t xml:space="preserve">Gideon opened the envelope. It was what Lolly had told him back in March, on the stairs, in the voice she used for fault reports. RESIDENTIAL CARE: SERVICE RECONFIGURATION. A date at the end of January. A review in the autumn. A paragraph about best interests, and another about choice, and a table with two rows: </w:t>
       </w:r>
       <w:r>
         <w:rPr>
@@ -4760,7 +4752,7 @@
         <w:pStyle w:val="BodyText"/>
       </w:pPr>
       <w:r>
-        <w:t xml:space="preserve">“Sandra told her. Thursday.”</w:t>
+        <w:t xml:space="preserve">“Sandra told her. In March.”</w:t>
       </w:r>
     </w:p>
     <w:p>
@@ -4792,7 +4784,7 @@
         <w:pStyle w:val="BodyText"/>
       </w:pPr>
       <w:r>
-        <w:t xml:space="preserve">“Good,” said Dennis. “She needs one of them more than the other.” And then, more quietly, in the voice that came and went: “Saturday before last. I had a funny night. Did she tell you?”</w:t>
+        <w:t xml:space="preserve">“Good,” said Dennis. “She needs one of them more than the other.” And then, more quietly, in the voice that came and went: “In March. I had a funny night. Did she tell you?”</w:t>
       </w:r>
     </w:p>
     <w:p>
@@ -6675,7 +6667,7 @@
         <w:t xml:space="preserve">advance one</w:t>
       </w:r>
       <w:r>
-        <w:t xml:space="preserve">. And that distinction will be the entire argument at the session and I want the department to be very clear about it before we go, because the President’s brief has already found it.”</w:t>
+        <w:t xml:space="preserve">. I should be honest about the size. On a stellar clock, six hours of burning slightly faster is a rounding error, and a rounding error would not matter. What matters is that a core that late in its life is a stack of thresholds, each stage lighting the next, and a push at the wrong moment tips it over one early, and everything after inherits the head start. I can give you the sign with confidence. The size comes from my models, and a model is a model. The distinction between causing and advancing will be the entire argument at the session and I want the department to be very clear about it before we go, because the President’s brief has already found it.”</w:t>
       </w:r>
     </w:p>
     <w:p>
@@ -7762,7 +7754,7 @@
         <w:pStyle w:val="BodyText"/>
       </w:pPr>
       <w:r>
-        <w:t xml:space="preserve">“It’s a red supergiant already into carbon burning, a few thousand years from core collapse. Ordinary in every respect. I ran the progenitor models with the barrier two per cent lower for six hours, which is what the field did here, and which the Programme’s own logs say it did everywhere the Programme maintains.” A pause, and paper. “It brings the collapse forward by between three and four thousand years. Which means it may already have happened. And if it has, we won’t see it for nine thousand years, because that is how long the light takes to get here. Nobody alive will ever see what the fourteenth of March did to that star. That is the part I can’t get past.”</w:t>
+        <w:t xml:space="preserve">“It’s a red supergiant already into carbon burning, a few thousand years from core collapse. Ordinary in every respect. I ran the progenitor models with the barrier two per cent lower for six hours, which is what the field did here, and which the Programme’s own logs say it did everywhere the Programme maintains.” A pause, and paper. “In my models it brings the collapse forward by between three and four thousand years. Which means it may already have happened. And if it has, we won’t see it for nine thousand years, because that is how long the light takes to get here. Nobody alive will ever see what the fourteenth of March did to that star. That is the part I can’t get past.”</w:t>
       </w:r>
     </w:p>
     <w:p>
@@ -9425,7 +9417,7 @@
           <w:i/>
           <w:color w:val="0C447C"/>
         </w:rPr>
-        <w:t xml:space="preserve">The Game With No Optimal Play</w:t>
+        <w:t xml:space="preserve">The Game with No Optimal Play</w:t>
       </w:r>
     </w:p>
     <w:p>
@@ -10417,7 +10409,7 @@
           <w:i/>
           <w:color w:val="0C447C"/>
         </w:rPr>
-        <w:t xml:space="preserve">The Manufacture Of An Agreed World</w:t>
+        <w:t xml:space="preserve">The Manufacture of an Agreed World</w:t>
       </w:r>
     </w:p>
     <w:p>
@@ -11278,7 +11270,7 @@
           <w:i/>
           <w:color w:val="0C447C"/>
         </w:rPr>
-        <w:t xml:space="preserve">Which Way The Galaxy Is Running</w:t>
+        <w:t xml:space="preserve">Which Way the Galaxy Is Running</w:t>
       </w:r>
     </w:p>
     <w:p>
@@ -11310,7 +11302,7 @@
         <w:pStyle w:val="BodyText"/>
       </w:pPr>
       <w:r>
-        <w:t xml:space="preserve">“First, a housekeeping matter,” he said. “In your Statement of Coherence for the year before last, at paragraph 31, you use a thought experiment about an observer who observes another observer. You attribute it to nobody. It is mine. I published it in nineteen sixty-one and have spent sixty-five years watching people use it to argue for positions I regard as insane. I mention it so that we understand each other. I am not a sceptic by temperament. I am not here to tell you that mathematics is a swindle.”</w:t>
+        <w:t xml:space="preserve">“First, a housekeeping matter,” he said. “In your Statement of Coherence for the year before last, at paragraph 31, you use a thought experiment about an observer who observes another observer. You attribute it to nobody. It is my oldest friend’s. He published it in nineteen sixty-one, and I have spent sixty-five years watching people use it to argue for positions I regard as insane. I mention it so that we understand each other. I am not a sceptic by temperament. I am not here to tell you that mathematics is a swindle.”</w:t>
       </w:r>
     </w:p>
     <w:p>
@@ -12572,7 +12564,7 @@
         <w:pStyle w:val="BodyText"/>
       </w:pPr>
       <w:r>
-        <w:t xml:space="preserve">“He came at four in the afternoon and he stood in the corridor for forty minutes because nobody had asked him, and I went out and asked him, and he wept, Ms Wren, and I want you to be careful about how you record that, because he is eleven thousand years old and he did not do it prettily and he would not want it in a schedule.”</w:t>
+        <w:t xml:space="preserve">“He came at four in the afternoon and he stood in the corridor for forty minutes because nobody had asked him, and I went out and asked him, and he wept, Ms Wren, and I want you to be careful about how you record that, because he has eleven thousand years in him and he did not do it prettily and he would not want it in a schedule.”</w:t>
       </w:r>
     </w:p>
     <w:p>
@@ -12714,7 +12706,7 @@
           <w:i/>
           <w:color w:val="0C447C"/>
         </w:rPr>
-        <w:t xml:space="preserve">The Argument From Being Here</w:t>
+        <w:t xml:space="preserve">The Argument from Being Here</w:t>
       </w:r>
     </w:p>
     <w:p>
@@ -12812,7 +12804,7 @@
         <w:pStyle w:val="BodyText"/>
       </w:pPr>
       <w:r>
-        <w:t xml:space="preserve">“...Say that again.”</w:t>
+        <w:t xml:space="preserve">“Say that again.”</w:t>
       </w:r>
     </w:p>
     <w:p>
@@ -13992,7 +13984,7 @@
         <w:pStyle w:val="BodyText"/>
       </w:pPr>
       <w:r>
-        <w:t xml:space="preserve">The Vienna occupancy schedule was one page and it covered the whole life of the Counsel and had two entries, and nobody had asked for the second entry until Mrs Kind asked for it, on a Monday, with a hundred and twenty-one days left.</w:t>
+        <w:t xml:space="preserve">The Vienna occupancy schedule was one page and it covered the whole life of the Counsel and had three entries, and nobody had asked for the second until Mrs Kind asked for it, on a Monday, with a hundred and twenty-one days left.</w:t>
       </w:r>
     </w:p>
     <w:p>
@@ -16775,7 +16767,7 @@
         <w:pStyle w:val="FirstParagraph"/>
       </w:pPr>
       <w:r>
-        <w:t xml:space="preserve">Delia Price came back from Inverness on the Thursday and brought Mrs Kind a tin of shortbread, which was not done, and Mrs Kind accepted it, which was not done either.</w:t>
+        <w:t xml:space="preserve">Delia Price came in on the Thursday, five months after Inverness, and brought Mrs Kind a tin of shortbread, which was not done, and Mrs Kind accepted it, which was not done either.</w:t>
       </w:r>
     </w:p>
     <w:p>
@@ -17637,7 +17629,7 @@
         <w:pStyle w:val="BodyText"/>
       </w:pPr>
       <w:r>
-        <w:t xml:space="preserve">“The fourteen went nowhere,” said van Casteel. “Ms Prosper is on a boat out of Peterhead. Mr Lumb is in Dundee. I have read your files. Every one of them is somewhere ordinary, living a life that was not on your register’s list of permitted options. They did not leave the universe. They left the list.”</w:t>
+        <w:t xml:space="preserve">“The fourteen went nowhere,” said van Casteel. “Ms Prosper is on a boat out of Peterhead. The girl of nineteen is a caseworker in Dundee. I have read your files. Every one of them is somewhere ordinary, living a life that was not on your register’s list of permitted options. They did not leave the universe. They left the list.”</w:t>
       </w:r>
     </w:p>
     <w:p>
@@ -17952,7 +17944,7 @@
         <w:pStyle w:val="BodyText"/>
       </w:pPr>
       <w:r>
-        <w:t xml:space="preserve">The register had held her for two years and four months, under a heading in Schedule 4: whether to sell and go to her son in Leeds, or stay. Two options, both live, a wide margin. One of the fattest records on the list. Lolly had been pleased with it, in May.</w:t>
+        <w:t xml:space="preserve">The register had held her for two years, under a heading in Schedule 4: whether to sell and go to her son in Leeds, or stay. Two options, both live, a wide margin. One of the fattest records on the list. Lolly had been pleased with it, in May.</w:t>
       </w:r>
     </w:p>
     <w:p>
@@ -19392,7 +19384,7 @@
         <w:pStyle w:val="BodyText"/>
       </w:pPr>
       <w:r>
-        <w:t xml:space="preserve">“He’s awake,” she said. “He’s usually awake. He likes the buses. There aren’t any, after one, but he likes knowing there aren’t.”</w:t>
+        <w:t xml:space="preserve">“He’s awake,” she said. “He’s usually awake. He likes the buses. There’s only the night one, after one, but he likes knowing it’s there.”</w:t>
       </w:r>
     </w:p>
     <w:p>
@@ -19548,7 +19540,7 @@
         <w:pStyle w:val="BodyText"/>
       </w:pPr>
       <w:r>
-        <w:t xml:space="preserve">Lolly stood in it for a moment before she left the flat. Ten months ago she had gone home most nights without checking whether the flat had a smell of its own, because she had not much let herself think she would be staying in it. She checked, now. It smelled of the coat she had not moved from the hook by the door since March — which she had been meaning to move for ten months, and had, at some point she could not date, stopped minding.</w:t>
+        <w:t xml:space="preserve">Lolly stood in it for a moment before she left the flat. Eleven months ago she had gone home most nights without checking whether the flat had a smell of its own, because she had not much let herself think she would be staying in it. She checked, now. It smelled of the coat she had not moved from the hook by the door since March — which she had been meaning to move for eleven months, and had, at some point she could not date, stopped minding.</w:t>
       </w:r>
     </w:p>
     <w:p>
@@ -19894,7 +19886,7 @@
         </w:r>
       </w:hyperlink>
       <w:r>
-        <w:t>. The Game With No Optimal Play</w:t>
+        <w:t>. The Game with No Optimal Play</w:t>
       </w:r>
     </w:p>
     <w:p>
@@ -19918,7 +19910,7 @@
           <w:color w:val="0563C1"/>
           <w:rFonts w:ascii="Bookerly" w:hAnsi="Bookerly" w:cs="Bookerly"/>
         </w:rPr>
-        <w:t xml:space="preserve">. The Manufacture Of An Agreed World</w:t>
+        <w:t xml:space="preserve">. The Manufacture of an Agreed World</w:t>
       </w:r>
     </w:p>
     <w:p>
@@ -19942,7 +19934,7 @@
           <w:color w:val="0563C1"/>
           <w:rFonts w:ascii="Bookerly" w:hAnsi="Bookerly" w:cs="Bookerly"/>
         </w:rPr>
-        <w:t xml:space="preserve">. Which Way The Galaxy Is Running</w:t>
+        <w:t xml:space="preserve">. Which Way the Galaxy Is Running</w:t>
       </w:r>
     </w:p>
     <w:p>
@@ -19966,7 +19958,7 @@
           <w:color w:val="0563C1"/>
           <w:rFonts w:ascii="Bookerly" w:hAnsi="Bookerly" w:cs="Bookerly"/>
         </w:rPr>
-        <w:t xml:space="preserve">. The Argument From Being Here</w:t>
+        <w:t xml:space="preserve">. The Argument from Being Here</w:t>
       </w:r>
     </w:p>
     <w:p>
@@ -20112,7 +20104,7 @@
     </w:p>
     <w:p>
       <w:pPr>
-        <w:pStyle w:val="BodyText"/>
+        <w:pStyle w:val="FirstParagraph"/>
       </w:pPr>
       <w:r>
         <w:t xml:space="preserve">The novel opened on quantum tunnelling. It is the gentlest of the ideas the later meetings keep trying to promote into a destination.</w:t>
@@ -20218,6 +20210,24 @@
       </w:r>
       <w:r>
         <w:t xml:space="preserve"/>
+      </w:r>
+    </w:p>
+    <w:p>
+      <w:pPr>
+        <w:pStyle w:val="BodyText"/>
+      </w:pPr>
+      <w:r>
+        <w:rPr>
+          <w:bCs/>
+          <w:b/>
+        </w:rPr>
+        <w:t xml:space="preserve">What this chapter was actually showing you.</w:t>
+      </w:r>
+      <w:r>
+        <w:t xml:space="preserve"> </w:t>
+      </w:r>
+      <w:r>
+        <w:t xml:space="preserve">The scene with the observatory’s non-signal was not really about astronomy. It was about the fact that “impossible” and “improbable” are different words for a reason, and that Book One’s whole crisis was built on a case where the department forgot which one it was looking at.</w:t>
       </w:r>
     </w:p>
     <w:p>
@@ -20241,14 +20251,6 @@
     </w:p>
     <w:p>
       <w:pPr>
-        <w:pStyle w:val="BodyText"/>
-      </w:pPr>
-      <w:r>
-        <w:t xml:space="preserve">What this chapter was actually showing you. The scene with the observatory’s non-signal was not really about astronomy. It was about the fact that “impossible” and “improbable” are different words for a reason, and that Book One’s whole crisis was built on a case where the department forgot which one it was looking at.</w:t>
-      </w:r>
-    </w:p>
-    <w:p>
-      <w:pPr>
         <w:pStyle w:val="FirstParagraph"/>
       </w:pPr>
       <w:r>
@@ -20407,70 +20409,10 @@
     </w:p>
     <w:p>
       <w:pPr>
-        <w:pStyle w:val="BodyText"/>
-        <w:numPr>
-          <w:ilvl w:val="0"/>
-          <w:numId w:val="1046"/>
-        </w:numPr>
-      </w:pPr>
-      <w:r>
-        <w:t xml:space="preserve">In quantum field theory, “empty space” is never perfectly still — every field has a minimum, irreducible jitter called zero-point energy.</w:t>
-      </w:r>
-    </w:p>
-    <w:p>
-      <w:pPr>
-        <w:pStyle w:val="BodyText"/>
-        <w:numPr>
-          <w:ilvl w:val="0"/>
-          <w:numId w:val="1046"/>
-        </w:numPr>
-      </w:pPr>
-      <w:r>
-        <w:t xml:space="preserve">That zero-point energy has a density, and the density is not a fixed universal number — it depends on what boundaries are nearby.</w:t>
-      </w:r>
-    </w:p>
-    <w:p>
-      <w:pPr>
-        <w:pStyle w:val="BodyText"/>
-        <w:numPr>
-          <w:ilvl w:val="0"/>
-          <w:numId w:val="1046"/>
-        </w:numPr>
-      </w:pPr>
-      <w:r>
-        <w:t xml:space="preserve">Two conducting plates held close together restrict which vacuum fluctuations can exist between them, lowering the local vacuum energy relative to the space outside — this is the Casimir effect, and it has been measured directly.</w:t>
-      </w:r>
-    </w:p>
-    <w:p>
-      <w:pPr>
-        <w:pStyle w:val="BodyText"/>
-        <w:numPr>
-          <w:ilvl w:val="0"/>
-          <w:numId w:val="1046"/>
-        </w:numPr>
-      </w:pPr>
-      <w:r>
-        <w:t xml:space="preserve">A locally cheaper vacuum means a locally thinner tunnelling barrier nearby, because a barrier’s height is measured from the local floor, not from some universal zero.</w:t>
-      </w:r>
-    </w:p>
-    <w:p>
-      <w:pPr>
-        <w:pStyle w:val="BodyText"/>
-        <w:numPr>
-          <w:ilvl w:val="0"/>
-          <w:numId w:val="1046"/>
-        </w:numPr>
-      </w:pPr>
-      <w:r>
-        <w:t xml:space="preserve">Change the floor by an almost unmeasurably small amount, and an exponential process like tunnelling can respond by an enormous amount.</w:t>
-      </w:r>
-    </w:p>
-    <w:p>
-      <w:pPr>
-        <w:pStyle w:val="BodyText"/>
-      </w:pPr>
-      <w:r>
-        <w:t xml:space="preserve">New in Chapter Two: vacuum energy and the Casimir effect, brought in to give Chapter One’s tunnelling a cause.</w:t>
+        <w:pStyle w:val="FirstParagraph"/>
+      </w:pPr>
+      <w:r>
+        <w:t xml:space="preserve">Chapter Two brings in the vacuum’s zero-point energy and the Casimir effect, which give Chapter One’s tunnelling a cause.</w:t>
       </w:r>
     </w:p>
     <w:p>
@@ -20594,6 +20536,24 @@
       </w:r>
       <w:r>
         <w:t xml:space="preserve">is not automatically negligible: exponents are unforgiving amplifiers of small changes.</w:t>
+      </w:r>
+    </w:p>
+    <w:p>
+      <w:pPr>
+        <w:pStyle w:val="BodyText"/>
+      </w:pPr>
+      <w:r>
+        <w:rPr>
+          <w:bCs/>
+          <w:b/>
+        </w:rPr>
+        <w:t xml:space="preserve">What this chapter was actually showing you.</w:t>
+      </w:r>
+      <w:r>
+        <w:t xml:space="preserve"> </w:t>
+      </w:r>
+      <w:r>
+        <w:t xml:space="preserve">Somebody had made the vacuum cheaper along one bearing, on purpose or not, and the fourteen were not chosen — they were simply standing in the part of the barrier that got thin first.</w:t>
       </w:r>
     </w:p>
     <w:p>
@@ -20617,14 +20577,6 @@
     </w:p>
     <w:p>
       <w:pPr>
-        <w:pStyle w:val="BodyText"/>
-      </w:pPr>
-      <w:r>
-        <w:t xml:space="preserve">What this chapter was actually showing you. Somebody had made the vacuum cheaper along one bearing, on purpose or not, and the fourteen were not chosen — they were simply standing in the part of the barrier that got thin first.</w:t>
-      </w:r>
-    </w:p>
-    <w:p>
-      <w:pPr>
         <w:pStyle w:val="FirstParagraph"/>
       </w:pPr>
       <w:r>
@@ -20638,7 +20590,7 @@
         <w:t xml:space="preserve"> </w:t>
       </w:r>
       <w:r>
-        <w:t xml:space="preserve">which van Casteel supplies himself and which the novel should keep:</w:t>
+        <w:t xml:space="preserve">which van Casteel supplies himself and which the novel keeps:</w:t>
       </w:r>
     </w:p>
     <w:p>
@@ -20813,70 +20765,10 @@
     </w:p>
     <w:p>
       <w:pPr>
-        <w:pStyle w:val="BodyText"/>
-        <w:numPr>
-          <w:ilvl w:val="0"/>
-          <w:numId w:val="1047"/>
-        </w:numPr>
-      </w:pPr>
-      <w:r>
-        <w:t xml:space="preserve">Einstein’s “God does not play dice” was not a complaint about randomness in general — it was a specific claim that quantum probabilities signal an incomplete description, not a genuinely uncertain world.</w:t>
-      </w:r>
-    </w:p>
-    <w:p>
-      <w:pPr>
-        <w:pStyle w:val="BodyText"/>
-        <w:numPr>
-          <w:ilvl w:val="0"/>
-          <w:numId w:val="1047"/>
-        </w:numPr>
-      </w:pPr>
-      <w:r>
-        <w:t xml:space="preserve">A pending state with two live options is a “fat” record: it has to encode both possible branches and every correlation with anyone awaiting the answer.</w:t>
-      </w:r>
-    </w:p>
-    <w:p>
-      <w:pPr>
-        <w:pStyle w:val="BodyText"/>
-        <w:numPr>
-          <w:ilvl w:val="0"/>
-          <w:numId w:val="1047"/>
-        </w:numPr>
-      </w:pPr>
-      <w:r>
-        <w:t xml:space="preserve">A transition between two genuinely live options costs a thermodynamic price to resolve — something has to be discarded, and discarding has an entropy cost.</w:t>
-      </w:r>
-    </w:p>
-    <w:p>
-      <w:pPr>
-        <w:pStyle w:val="BodyText"/>
-        <w:numPr>
-          <w:ilvl w:val="0"/>
-          <w:numId w:val="1047"/>
-        </w:numPr>
-      </w:pPr>
-      <w:r>
-        <w:t xml:space="preserve">If a transition happens and nothing was discarded — no thermodynamic waste at all — that is evidence there was only ever one option left. Not chance. A confession that the choice was already gone.</w:t>
-      </w:r>
-    </w:p>
-    <w:p>
-      <w:pPr>
-        <w:pStyle w:val="BodyText"/>
-        <w:numPr>
-          <w:ilvl w:val="0"/>
-          <w:numId w:val="1047"/>
-        </w:numPr>
-      </w:pPr>
-      <w:r>
-        <w:t xml:space="preserve">The fourteen were not “selected” out of live options. Their options had already been reduced to one by the time anything resolved, and a resolution with only one place left to go is not a coin flip; it is an inevitability wearing a coin flip’s clothes.</w:t>
-      </w:r>
-    </w:p>
-    <w:p>
-      <w:pPr>
-        <w:pStyle w:val="BodyText"/>
-      </w:pPr>
-      <w:r>
-        <w:t xml:space="preserve">Chapter Three’s physics toolkit: determinism versus irreducible chance, and the specific methodological claim behind Einstein’s most-quoted and most-misused sentence.</w:t>
+        <w:pStyle w:val="FirstParagraph"/>
+      </w:pPr>
+      <w:r>
+        <w:t xml:space="preserve">Chapter Three brings in determinism versus irreducible chance, and the specific methodological claim behind Einstein’s most-quoted and most-misused sentence.</w:t>
       </w:r>
     </w:p>
     <w:p>
@@ -20894,23 +20786,23 @@
         <w:t xml:space="preserve"> </w:t>
       </w:r>
       <w:r>
-        <w:t xml:space="preserve">In a 1926 letter to Max Born he wrote that quantum theory “delivers much, but it hardly brings us closer to the Old One’s secret. I am at any rate convinced that</w:t>
-      </w:r>
-      <w:r>
-        <w:t xml:space="preserve"> </w:t>
+        <w:t xml:space="preserve">In a 1926 letter to Max Born he wrote that the theory “says a lot, but does not really bring us any closer to the secret of the ‘old one’. I, at any rate, am convinced that He is not playing at dice.” (That is the published English translation; the letter is dated 4 December 1926.)</w:t>
+      </w:r>
+      <w:r>
+        <w:t xml:space="preserve"/>
       </w:r>
       <w:r>
         <w:rPr>
           <w:iCs/>
           <w:i/>
         </w:rPr>
-        <w:t xml:space="preserve">He</w:t>
-      </w:r>
-      <w:r>
-        <w:t xml:space="preserve"> </w:t>
-      </w:r>
-      <w:r>
-        <w:t xml:space="preserve">does not play dice.” The remark is routinely misread as a mystic’s discomfort with randomness. His actual objection was methodological and rather dry: quantum mechanics yields probabilities, and Einstein held that a probability is what a theory offers when its description is</w:t>
+        <w:t xml:space="preserve"/>
+      </w:r>
+      <w:r>
+        <w:t xml:space="preserve"/>
+      </w:r>
+      <w:r>
+        <w:t xml:space="preserve"> The remark is routinely misread as a mystic’s discomfort with randomness. His actual objection was methodological and rather dry: quantum mechanics yields probabilities, and Einstein held that a probability is what a theory offers when its description is</w:t>
       </w:r>
       <w:r>
         <w:t xml:space="preserve"> </w:t>
@@ -21137,6 +21029,24 @@
       </w:r>
       <w:r>
         <w:t xml:space="preserve">, the outcomes were fixed by the condition of the systems, and the appearance of a 6.7% incidence rate was an artefact of counting a population instead of reading it. That is a claim about fourteen files, not about God.</w:t>
+      </w:r>
+    </w:p>
+    <w:p>
+      <w:pPr>
+        <w:pStyle w:val="BodyText"/>
+      </w:pPr>
+      <w:r>
+        <w:rPr>
+          <w:bCs/>
+          <w:b/>
+        </w:rPr>
+        <w:t xml:space="preserve">What this chapter was actually showing you.</w:t>
+      </w:r>
+      <w:r>
+        <w:t xml:space="preserve"> </w:t>
+      </w:r>
+      <w:r>
+        <w:t xml:space="preserve">The department’s own paperwork had been quietly deciding what counted as “nothing left to choose between” for sixteen months, which meant the real offence long preceded whatever thinned the vacuum in Chapter Two.</w:t>
       </w:r>
     </w:p>
     <w:p>
@@ -21184,14 +21094,6 @@
     </w:p>
     <w:p>
       <w:pPr>
-        <w:pStyle w:val="BodyText"/>
-      </w:pPr>
-      <w:r>
-        <w:t xml:space="preserve">What this chapter was actually showing you. The department’s own paperwork had been quietly deciding what counted as “nothing left to choose between” for sixteen months, which meant the real offence long preceded whatever thinned the vacuum in Chapter Two.</w:t>
-      </w:r>
-    </w:p>
-    <w:p>
-      <w:pPr>
         <w:pStyle w:val="Heading3"/>
         <w:pageBreakBefore w:val="0"/>
         <w:spacing w:before="320" w:after="80"/>
@@ -21304,70 +21206,10 @@
     </w:p>
     <w:p>
       <w:pPr>
-        <w:pStyle w:val="BodyText"/>
-        <w:numPr>
-          <w:ilvl w:val="0"/>
-          <w:numId w:val="1048"/>
-        </w:numPr>
-      </w:pPr>
-      <w:r>
-        <w:t xml:space="preserve">Ordinary intuition says how much a region can “contain” scales with its volume — more room, more stuff.</w:t>
-      </w:r>
-    </w:p>
-    <w:p>
-      <w:pPr>
-        <w:pStyle w:val="BodyText"/>
-        <w:numPr>
-          <w:ilvl w:val="0"/>
-          <w:numId w:val="1048"/>
-        </w:numPr>
-      </w:pPr>
-      <w:r>
-        <w:t xml:space="preserve">Black hole thermodynamics says otherwise: a black hole’s entropy scales with the area of its horizon, not the volume inside it.</w:t>
-      </w:r>
-    </w:p>
-    <w:p>
-      <w:pPr>
-        <w:pStyle w:val="BodyText"/>
-        <w:numPr>
-          <w:ilvl w:val="0"/>
-          <w:numId w:val="1048"/>
-        </w:numPr>
-      </w:pPr>
-      <w:r>
-        <w:t xml:space="preserve">Since nothing is denser or more disordered than a black hole for its size, that area-law bound applies to any region at all — the maximum information a region can hold is set by its boundary, not its interior.</w:t>
-      </w:r>
-    </w:p>
-    <w:p>
-      <w:pPr>
-        <w:pStyle w:val="BodyText"/>
-        <w:numPr>
-          <w:ilvl w:val="0"/>
-          <w:numId w:val="1048"/>
-        </w:numPr>
-      </w:pPr>
-      <w:r>
-        <w:t xml:space="preserve">If everything true inside a region is already determined by data on its boundary, a “3D interior” description and a “2D boundary” description can both be complete descriptions of the exact same physics.</w:t>
-      </w:r>
-    </w:p>
-    <w:p>
-      <w:pPr>
-        <w:pStyle w:val="BodyText"/>
-        <w:numPr>
-          <w:ilvl w:val="0"/>
-          <w:numId w:val="1048"/>
-        </w:numPr>
-      </w:pPr>
-      <w:r>
-        <w:t xml:space="preserve">Two complete descriptions with no further fact about which one is “really” true is not a paradox. It is what “complete” means once the bound is taken seriously.</w:t>
-      </w:r>
-    </w:p>
-    <w:p>
-      <w:pPr>
-        <w:pStyle w:val="BodyText"/>
-      </w:pPr>
-      <w:r>
-        <w:t xml:space="preserve">Chapter Four draws on the holographic principle, and the entropy bounds that force it.</w:t>
+        <w:pStyle w:val="FirstParagraph"/>
+      </w:pPr>
+      <w:r>
+        <w:t xml:space="preserve">Chapter Four brings in the holographic principle and the entropy bounds that force it.</w:t>
       </w:r>
     </w:p>
     <w:p>
@@ -21636,7 +21478,17 @@
         <w:pStyle w:val="BodyText"/>
       </w:pPr>
       <w:r>
-        <w:t xml:space="preserve"/>
+        <w:rPr>
+          <w:bCs/>
+          <w:b/>
+        </w:rPr>
+        <w:t xml:space="preserve">What this chapter was actually showing you.</w:t>
+      </w:r>
+      <w:r>
+        <w:t xml:space="preserve"> </w:t>
+      </w:r>
+      <w:r>
+        <w:t xml:space="preserve">Mrs Kind’s holiday was not a parlour trick. It was the same claim the department needed to hear about the fourteen: two descriptions, exactly as complete as each other, and a person insisting on asking which one is “the real one” is asking a question the physics has already declined to answer.</w:t>
       </w:r>
     </w:p>
     <w:p>
@@ -21660,14 +21512,6 @@
     </w:p>
     <w:p>
       <w:pPr>
-        <w:pStyle w:val="BodyText"/>
-      </w:pPr>
-      <w:r>
-        <w:t xml:space="preserve">What this chapter was actually showing you. Mrs Kind’s holiday was not a parlour trick. It was the same claim the department needed to hear about the fourteen: two descriptions, exactly as complete as each other, and a person insisting on asking which one is “the real one” is asking a question the physics has already declined to answer.</w:t>
-      </w:r>
-    </w:p>
-    <w:p>
-      <w:pPr>
         <w:pStyle w:val="FirstParagraph"/>
       </w:pPr>
       <w:r>
@@ -21827,70 +21671,10 @@
     </w:p>
     <w:p>
       <w:pPr>
-        <w:pStyle w:val="BodyText"/>
-        <w:numPr>
-          <w:ilvl w:val="0"/>
-          <w:numId w:val="1049"/>
-        </w:numPr>
-      </w:pPr>
-      <w:r>
-        <w:t xml:space="preserve">Complementarity says a black hole’s information paradox dissolves if no single observer can ever check both sides of the story: the outside account (information smeared on the horizon) and the inside account (a smooth crossing, nothing unusual).</w:t>
-      </w:r>
-    </w:p>
-    <w:p>
-      <w:pPr>
-        <w:pStyle w:val="BodyText"/>
-        <w:numPr>
-          <w:ilvl w:val="0"/>
-          <w:numId w:val="1049"/>
-        </w:numPr>
-      </w:pPr>
-      <w:r>
-        <w:t xml:space="preserve">Both accounts can be individually consistent, and if nobody can compare them, there is no contradiction — just two descriptions, like Chapter Four’s boundary and interior.</w:t>
-      </w:r>
-    </w:p>
-    <w:p>
-      <w:pPr>
-        <w:pStyle w:val="BodyText"/>
-        <w:numPr>
-          <w:ilvl w:val="0"/>
-          <w:numId w:val="1049"/>
-        </w:numPr>
-      </w:pPr>
-      <w:r>
-        <w:t xml:space="preserve">But comparing the accounts requires the same thing complementarity forbids: a single system maximally correlated with both the outgoing radiation and the interior partner at once.</w:t>
-      </w:r>
-    </w:p>
-    <w:p>
-      <w:pPr>
-        <w:pStyle w:val="BodyText"/>
-        <w:numPr>
-          <w:ilvl w:val="0"/>
-          <w:numId w:val="1049"/>
-        </w:numPr>
-      </w:pPr>
-      <w:r>
-        <w:t xml:space="preserve">Correlation is monogamous — a system maximally entangled with one partner cannot also be maximally entangled with a second. The same correlation cannot be spent twice.</w:t>
-      </w:r>
-    </w:p>
-    <w:p>
-      <w:pPr>
-        <w:pStyle w:val="BodyText"/>
-        <w:numPr>
-          <w:ilvl w:val="0"/>
-          <w:numId w:val="1049"/>
-        </w:numPr>
-      </w:pPr>
-      <w:r>
-        <w:t xml:space="preserve">Once a black hole is old enough, the outgoing radiation already holds the interior’s correlations. Anything falling in afterward needs a new correlation the monogamy theorem says is not available — which is the firewall: not a wall of fire, but a point where one of three plausible assumptions has to break.</w:t>
-      </w:r>
-    </w:p>
-    <w:p>
-      <w:pPr>
-        <w:pStyle w:val="BodyText"/>
-      </w:pPr>
-      <w:r>
-        <w:t xml:space="preserve">President Wexley, Professor Tengelman and the Collegium at Brask are invented and are not portraits of anyone. The physics on the table in Chapter Five: black hole complementarity and the firewall problem, and — through item seven of Annex C — the tunnelling basis of stellar fusion and how core-collapse supernovae are triggered.</w:t>
+        <w:pStyle w:val="FirstParagraph"/>
+      </w:pPr>
+      <w:r>
+        <w:t xml:space="preserve">Chapter Five brings in black hole complementarity and the firewall problem and, through item seven of Annex C, the tunnelling basis of stellar fusion and how core-collapse supernovae are triggered. President Wexley, Professor Tengelman and the Collegium at Brask are invented and are not portraits of anyone.</w:t>
       </w:r>
     </w:p>
     <w:p>
@@ -22000,6 +21784,24 @@
       </w:r>
       <w:r>
         <w:t xml:space="preserve">. Information can be perfectly conserved and simultaneously scrambled beyond any practical recovery, or removed to a screen no party can read. “The accounts balance” and “nothing has happened” are different propositions, and conflating them is the oldest move in institutional history.</w:t>
+      </w:r>
+    </w:p>
+    <w:p>
+      <w:pPr>
+        <w:pStyle w:val="BodyText"/>
+      </w:pPr>
+      <w:r>
+        <w:rPr>
+          <w:bCs/>
+          <w:b/>
+        </w:rPr>
+        <w:t xml:space="preserve">What this chapter was actually showing you.</w:t>
+      </w:r>
+      <w:r>
+        <w:t xml:space="preserve"> </w:t>
+      </w:r>
+      <w:r>
+        <w:t xml:space="preserve">Beatrix’s treaty argument runs on exactly this: the Office’s defence — nothing is lost, only re-encoded, so there is no harm — is complementarity’s own defence, and it has the same expiry date the firewall paradox gave it.</w:t>
       </w:r>
     </w:p>
     <w:p>
@@ -22023,14 +21825,6 @@
     </w:p>
     <w:p>
       <w:pPr>
-        <w:pStyle w:val="BodyText"/>
-      </w:pPr>
-      <w:r>
-        <w:t xml:space="preserve">What this chapter was actually showing you. Beatrix’s treaty argument runs on exactly this: the Office’s defence — nothing is lost, only re-encoded, so there is no harm — is complementarity’s own defence, and it has the same expiry date the firewall paradox gave it.</w:t>
-      </w:r>
-    </w:p>
-    <w:p>
-      <w:pPr>
         <w:pStyle w:val="FirstParagraph"/>
       </w:pPr>
       <w:r>
@@ -22132,7 +21926,7 @@
         <w:t xml:space="preserve">Chandrasekhar mass</w:t>
       </w:r>
       <w:r>
-        <w:t xml:space="preserve"> (≈ 1.4 M☉) and electron degeneracy pressure — which does not increase with temperature — can no longer support it. Collapse follows in about a second, and 99% of the released energy leaves as neutrinos. Nothing external is needed to cause it; the star’s own fuel exhaustion guarantees it. What a six-hour reduction in the vacuum floor can do, in the novel’s premise, is bring the schedule forward for a star already in its last burning stages, where fusion rates (tunnelling rates) set how fast the core marches towards that limit. On stellar timescales an advance of a few thousand years is nothing. On the timescale of anything living within thirty light years of the progenitor, it is everything, and the chapter’s true horror is Annex C’s willingness to list this as item seven of nine.</w:t>
+        <w:t xml:space="preserve"> (≈ 1.4 M☉) and electron degeneracy pressure — which does not increase with temperature — can no longer support it. Collapse follows in about a second, and 99% of the released energy leaves as neutrinos. Nothing external is needed to cause it; the star’s own fuel exhaustion guarantees it. What a six-hour reduction in the vacuum floor can do, in the novel’s premise, is tip a star that is already in its last burning stages across a stage change early. Fusion rates (tunnelling rates) set when each stage ends and the next one lights, and a head start is inherited by every later stage. Six hours of slightly faster burning does not, by itself, buy thousands of years; the size of the advance is the premise and a model’s output, not a measurement. On stellar timescales an advance of a few thousand years is nothing. On the timescale of anything living within thirty light years of the progenitor, it is everything, and the chapter’s true horror is Annex C’s willingness to list this as item seven of nine.</w:t>
       </w:r>
     </w:p>
     <w:p>
@@ -22267,67 +22061,7 @@
     </w:p>
     <w:p>
       <w:pPr>
-        <w:pStyle w:val="BodyText"/>
-        <w:numPr>
-          <w:ilvl w:val="0"/>
-          <w:numId w:val="1050"/>
-        </w:numPr>
-      </w:pPr>
-      <w:r>
-        <w:t xml:space="preserve">Gödel’s first incompleteness theorem: any consistent formal system strong enough to express arithmetic contains true statements it cannot prove from within itself.</w:t>
-      </w:r>
-    </w:p>
-    <w:p>
-      <w:pPr>
-        <w:pStyle w:val="BodyText"/>
-        <w:numPr>
-          <w:ilvl w:val="0"/>
-          <w:numId w:val="1050"/>
-        </w:numPr>
-      </w:pPr>
-      <w:r>
-        <w:t xml:space="preserve">His second theorem is sharper: such a system cannot even prove its own consistency. A system vouching for itself carries zero information.</w:t>
-      </w:r>
-    </w:p>
-    <w:p>
-      <w:pPr>
-        <w:pStyle w:val="BodyText"/>
-        <w:numPr>
-          <w:ilvl w:val="0"/>
-          <w:numId w:val="1050"/>
-        </w:numPr>
-      </w:pPr>
-      <w:r>
-        <w:t xml:space="preserve">Turing’s halting problem is the same result in computational clothes: no algorithm can decide, for every program and input, whether that program halts.</w:t>
-      </w:r>
-    </w:p>
-    <w:p>
-      <w:pPr>
-        <w:pStyle w:val="BodyText"/>
-        <w:numPr>
-          <w:ilvl w:val="0"/>
-          <w:numId w:val="1050"/>
-        </w:numPr>
-      </w:pPr>
-      <w:r>
-        <w:t xml:space="preserve">This is not confined to abstract logic. Cubitt, Pérez-García and Wolf proved in 2015 that the spectral gap problem — whether a quantum many-body system has an energy gap above its ground state — is undecidable even given the exact Hamiltonian, for certain carefully constructed lattice models.</w:t>
-      </w:r>
-    </w:p>
-    <w:p>
-      <w:pPr>
-        <w:pStyle w:val="BodyText"/>
-        <w:numPr>
-          <w:ilvl w:val="0"/>
-          <w:numId w:val="1050"/>
-        </w:numPr>
-      </w:pPr>
-      <w:r>
-        <w:t>An institution with a self-referential authority clause is in an analogous position, and the analogy is not an identity. Gödel’s theorem applies to a consistent, effectively axiomatised system strong enough for arithmetic. A treaty is not that system. What the treaty shares with the theorem is a practical defect: a body empowered to rule on its own competence cannot issue a disposition that does not assume the point at issue. The only fix available here is procedural, an outside party who has been asked, and the minute says so. It does not say that incompleteness has been proved of the instrument.</w:t>
-      </w:r>
-    </w:p>
-    <w:p>
-      <w:pPr>
-        <w:pStyle w:val="BodyText"/>
+        <w:pStyle w:val="FirstParagraph"/>
       </w:pPr>
       <w:r>
         <w:t xml:space="preserve">Chapter Six brings in Gödel’s incompleteness theorems, their computational twin the halting problem, and the fact — not the metaphor — that undecidability occurs in physics.</w:t>
@@ -22578,6 +22312,24 @@
       </w:r>
       <w:r>
         <w:t xml:space="preserve">, and no improvement in instrumentation or data touches it. Ramanathan’s nine cores are fiction; her reason is not.</w:t>
+      </w:r>
+    </w:p>
+    <w:p>
+      <w:pPr>
+        <w:pStyle w:val="BodyText"/>
+      </w:pPr>
+      <w:r>
+        <w:rPr>
+          <w:bCs/>
+          <w:b/>
+        </w:rPr>
+        <w:t xml:space="preserve">What this chapter was actually showing you.</w:t>
+      </w:r>
+      <w:r>
+        <w:t xml:space="preserve"> </w:t>
+      </w:r>
+      <w:r>
+        <w:t xml:space="preserve">The Counsel’s paralysis was not a failure of nerve. A single self-referential motion had frozen it exactly the way Gödel’s sentence freezes a formal system — and the department had just spent an entire chapter accidentally re-proving the exact offence Book One prosecuted.</w:t>
       </w:r>
     </w:p>
     <w:p>
@@ -22601,14 +22353,6 @@
     </w:p>
     <w:p>
       <w:pPr>
-        <w:pStyle w:val="BodyText"/>
-      </w:pPr>
-      <w:r>
-        <w:t xml:space="preserve">What this chapter was actually showing you. The Counsel’s paralysis was not a failure of nerve. A single self-referential motion had frozen it exactly the way Gödel’s sentence freezes a formal system — and the department had just spent an entire chapter accidentally re-proving the exact offence Book One prosecuted.</w:t>
-      </w:r>
-    </w:p>
-    <w:p>
-      <w:pPr>
         <w:pStyle w:val="FirstParagraph"/>
       </w:pPr>
       <w:r>
@@ -22653,7 +22397,7 @@
         <w:t xml:space="preserve"> </w:t>
       </w:r>
       <w:r>
-        <w:t>Self-referential authority clauses are real and are a known defect. Gödel’s own reported claim — prepared for his 1947 naturalisation hearing, with Einstein and Morgenstern present — was that the US Constitution contained a chain of provisions permitting lawful establishment of a dictatorship. Article 2 of the Counsel’s instrument grants the Office competence to determine the extent of its own competence, which makes the instrument a system containing its own metatheory. Beatrix’s motion imitates the shape of a Gödel sentence and is not one: every available disposition presupposes the point at issue, so the session cannot dispose of it, so it remains pending. That is procedure. It is not a proof that the instrument is incomplete — and pendency, under the instrument’s own suspension provision, is the remedy. The chapter’s honesty is in having her name what she has done: she has weaponised indefinite non-resolution, which is the offence the first book prosecuted.</w:t>
+        <w:t>Self-referential authority clauses are real and are a known defect. Gödel’s own reported claim — prepared for his 1947 naturalisation hearing, with Einstein and Morgenstern present — was that the US Constitution contained a chain of provisions permitting lawful establishment of a dictatorship. Article 2 of the Counsel’s instrument grants the Office competence to determine the extent of its own competence, which gives the instrument a self-referential shape. A treaty is not an arithmetic, so Gödel’s theorem does not apply to it; what it shares with the theorem is a practical defect. Beatrix’s motion imitates the shape of a Gödel sentence and is not one: every available disposition presupposes the point at issue, so the session cannot dispose of it, so it remains pending. That is procedure. It is not a proof that the instrument is incomplete — and pendency, under the instrument’s own suspension provision, is the remedy. The chapter’s honesty is in having her name what she has done: she has weaponised indefinite non-resolution, which is the offence the first book prosecuted.</w:t>
       </w:r>
     </w:p>
     <w:p>
@@ -22796,70 +22540,10 @@
     </w:p>
     <w:p>
       <w:pPr>
-        <w:pStyle w:val="BodyText"/>
-        <w:numPr>
-          <w:ilvl w:val="0"/>
-          <w:numId w:val="1051"/>
-        </w:numPr>
-      </w:pPr>
-      <w:r>
-        <w:t xml:space="preserve">In a public-good game where each contributor’s own payment is individually indecisive but the benefit is shared, Nash equilibrium analysis says withholding is the dominant strategy for everyone — universal defection is the stable point, not a moral failure.</w:t>
-      </w:r>
-    </w:p>
-    <w:p>
-      <w:pPr>
-        <w:pStyle w:val="BodyText"/>
-        <w:numPr>
-          <w:ilvl w:val="0"/>
-          <w:numId w:val="1051"/>
-        </w:numPr>
-      </w:pPr>
-      <w:r>
-        <w:t xml:space="preserve">Repeated play can rescue cooperation, but only with two things: the ability to observe defection, and the ability to punish it. A body with no army and no territory has neither.</w:t>
-      </w:r>
-    </w:p>
-    <w:p>
-      <w:pPr>
-        <w:pStyle w:val="BodyText"/>
-        <w:numPr>
-          <w:ilvl w:val="0"/>
-          <w:numId w:val="1051"/>
-        </w:numPr>
-      </w:pPr>
-      <w:r>
-        <w:t xml:space="preserve">A nonlocal game recasts Bell’s theorem operationally: two separated players, unable to communicate, are scored on how well their answers correlate. Classical strategies cap out at a fixed ceiling; shared entanglement raises that ceiling without allowing any actual signal between the players.</w:t>
-      </w:r>
-    </w:p>
-    <w:p>
-      <w:pPr>
-        <w:pStyle w:val="BodyText"/>
-        <w:numPr>
-          <w:ilvl w:val="0"/>
-          <w:numId w:val="1051"/>
-        </w:numPr>
-      </w:pPr>
-      <w:r>
-        <w:t xml:space="preserve">Because entanglement is monogamous, there is a hard limit on how many parties a single store of correlation can certify at once.</w:t>
-      </w:r>
-    </w:p>
-    <w:p>
-      <w:pPr>
-        <w:pStyle w:val="BodyText"/>
-        <w:numPr>
-          <w:ilvl w:val="0"/>
-          <w:numId w:val="1051"/>
-        </w:numPr>
-      </w:pPr>
-      <w:r>
-        <w:t xml:space="preserve">In 2020, Ji, Natarajan, Vidick, Wright and Yuen proved MIP*=RE: for certain nonlocal games with entangled provers, no algorithm can ever compute the game’s true optimal value. The compact was not just hard to cheat — its own best strategy is, in general, uncomputable.</w:t>
-      </w:r>
-    </w:p>
-    <w:p>
-      <w:pPr>
-        <w:pStyle w:val="BodyText"/>
-      </w:pPr>
-      <w:r>
-        <w:t xml:space="preserve">New in Chapter Seven: Nash equilibrium and the commons, nonlocal games as the operational face of Bell’s theorem, and the 2020 result that the value of such games is undecidable.</w:t>
+        <w:pStyle w:val="FirstParagraph"/>
+      </w:pPr>
+      <w:r>
+        <w:t xml:space="preserve">Chapter Seven brings in Nash equilibrium and the commons, nonlocal games as the operational face of Bell’s theorem, and the 2020 result that the value of such games is undecidable.</w:t>
       </w:r>
     </w:p>
     <w:p>
@@ -22877,23 +22561,23 @@
         <w:t xml:space="preserve"> </w:t>
       </w:r>
       <w:r>
-        <w:t xml:space="preserve">Nash’s 1950 result — his doctoral thesis ran twenty-seven pages — established that every finite non-cooperative game has at least one point at which no player can improve by unilaterally changing strategy. For a public-good game with diffuse benefit and specific cost, non-contribution strictly dominates: whatever the others do, an individual member does better by withholding. The unique equilibrium is universal defection, and no malice is required to reach it. Nash regarded the game theory as minor; his own estimate of his best work was the</w:t>
-      </w:r>
-      <w:r>
-        <w:t xml:space="preserve"> </w:t>
+        <w:t xml:space="preserve">Nash’s 1950 result, from a famously short doctoral thesis, established that every finite non-cooperative game has at least one point at which no player can improve by unilaterally changing strategy. For a public-good game with diffuse benefit and specific cost, non-contribution strictly dominates: whatever the others do, an individual member does better by withholding. The unique equilibrium is universal defection, and no malice is required to reach it. Nash is reported to have rated the embedding theorems (1954–56) above his game theory; they prove</w:t>
+      </w:r>
+      <w:r>
+        <w:t xml:space="preserve"/>
       </w:r>
       <w:r>
         <w:rPr>
           <w:bCs/>
           <w:b/>
         </w:rPr>
-        <w:t xml:space="preserve">embedding theorems</w:t>
-      </w:r>
-      <w:r>
-        <w:t xml:space="preserve"> </w:t>
-      </w:r>
-      <w:r>
-        <w:t xml:space="preserve">(1954–56), which prove that any Riemannian manifold admits an isometric embedding into a Euclidean space of sufficient dimension — a curved intrinsic description is always available as a plain extrinsic one, which is why the chapter has him glance at the holography board.</w:t>
+        <w:t xml:space="preserve"/>
+      </w:r>
+      <w:r>
+        <w:t xml:space="preserve"/>
+      </w:r>
+      <w:r>
+        <w:t xml:space="preserve"> that any Riemannian manifold admits an isometric embedding into a Euclidean space of sufficient dimension — a curved intrinsic description is always available as a plain extrinsic one, which is why the chapter has him glance at the holography board.</w:t>
       </w:r>
     </w:p>
     <w:p>
@@ -23104,6 +22788,24 @@
       </w:pPr>
       <w:r>
         <w:t xml:space="preserve">This is Chapter Six’s theorem returning at the level of physical strategy rather than formal proof, and it is the chapter’s plot engine: a protocol that adjudicates by play is only safe if the game is fixed in advance. Grant any party the right to propose the game and you have granted the right to hang the protocol permanently.</w:t>
+      </w:r>
+    </w:p>
+    <w:p>
+      <w:pPr>
+        <w:pStyle w:val="BodyText"/>
+      </w:pPr>
+      <w:r>
+        <w:rPr>
+          <w:bCs/>
+          <w:b/>
+        </w:rPr>
+        <w:t xml:space="preserve">What this chapter was actually showing you.</w:t>
+      </w:r>
+      <w:r>
+        <w:t xml:space="preserve"> </w:t>
+      </w:r>
+      <w:r>
+        <w:t xml:space="preserve">The “treaty” the Counsel thought it had was never a treaty in the diplomatic sense — it was a game with a mathematically enforced honesty rule, and once someone worked out that dismantling it required no vote, only refusing to pay the electricity bill, its whole authority turned out to have been physics wearing a committee’s clothes.</w:t>
       </w:r>
     </w:p>
     <w:p>
@@ -23127,14 +22829,6 @@
     </w:p>
     <w:p>
       <w:pPr>
-        <w:pStyle w:val="BodyText"/>
-      </w:pPr>
-      <w:r>
-        <w:t xml:space="preserve">What this chapter was actually showing you. The “treaty” the Counsel thought it had was never a treaty in the diplomatic sense — it was a game with a mathematically enforced honesty rule, and once someone worked out that dismantling it required no vote, only refusing to pay the electricity bill, its whole authority turned out to have been physics wearing a committee’s clothes.</w:t>
-      </w:r>
-    </w:p>
-    <w:p>
-      <w:pPr>
         <w:pStyle w:val="FirstParagraph"/>
       </w:pPr>
       <w:r>
@@ -23421,6 +23115,24 @@
     </w:p>
     <w:p>
       <w:pPr>
+        <w:pStyle w:val="BodyText"/>
+      </w:pPr>
+      <w:r>
+        <w:rPr>
+          <w:bCs/>
+          <w:b/>
+        </w:rPr>
+        <w:t xml:space="preserve">What this chapter was actually showing you.</w:t>
+      </w:r>
+      <w:r>
+        <w:t xml:space="preserve"> </w:t>
+      </w:r>
+      <w:r>
+        <w:t xml:space="preserve">Ramanathan’s redundancy argument and Fainrose’s covenant ruling are the same idea wearing two different coats. Sixty-five years of scrambling gave Four C’s radiation an enormous redundancy and no single owner, which is what let the department touch it without touching anyone. The fourteen-twelve covenant asked a single mode to have zero redundancy in the other direction — no jitter at all, not even one — which nothing in nature will ever grant. And an unaffiliated observer is neither a stranger nor a saint; they are simply a fragment of the world whose account was never coordinated with the department’s own, which is the one property a genuine record of anything has always needed and the one property this department had never before had to define out loud.</w:t>
+      </w:r>
+    </w:p>
+    <w:p>
+      <w:pPr>
         <w:pStyle w:val="Heading3"/>
         <w:pageBreakBefore w:val="0"/>
         <w:spacing w:before="320" w:after="80"/>
@@ -23440,20 +23152,6 @@
     </w:p>
     <w:p>
       <w:pPr>
-        <w:pStyle w:val="BodyText"/>
-      </w:pPr>
-      <w:r>
-        <w:rPr>
-          <w:b/>
-        </w:rPr>
-        <w:t xml:space="preserve">What this chapter was actually showing you.</w:t>
-      </w:r>
-      <w:r>
-        <w:t xml:space="preserve"> Ramanathan’s redundancy argument and Fainrose’s covenant ruling are the same idea wearing two different coats. Sixty-five years of scrambling gave Four C’s radiation an enormous redundancy and no single owner, which is what let the department touch it without touching anyone. The fourteen-twelve covenant asked a single mode to have zero redundancy in the other direction — no jitter at all, not even one — which nothing in nature will ever grant. And an unaffiliated observer is neither a stranger nor a saint; they are simply a fragment of the world whose account was never coordinated with the department’s own, which is the one property a genuine record of anything has always needed and the one property this department had never before had to define out loud.</w:t>
-      </w:r>
-    </w:p>
-    <w:p>
-      <w:pPr>
         <w:pStyle w:val="FirstParagraph"/>
       </w:pPr>
       <w:r>
@@ -23574,70 +23272,10 @@
     </w:p>
     <w:p>
       <w:pPr>
-        <w:pStyle w:val="BodyText"/>
-        <w:numPr>
-          <w:ilvl w:val="0"/>
-          <w:numId w:val="1052"/>
-        </w:numPr>
-      </w:pPr>
-      <w:r>
-        <w:t xml:space="preserve">Wigner’s puzzle: mathematics, invented largely for its own sake, keeps turning out to describe physical reality with startling precision. Why should that be true?</w:t>
-      </w:r>
-    </w:p>
-    <w:p>
-      <w:pPr>
-        <w:pStyle w:val="BodyText"/>
-        <w:numPr>
-          <w:ilvl w:val="0"/>
-          <w:numId w:val="1052"/>
-        </w:numPr>
-      </w:pPr>
-      <w:r>
-        <w:t xml:space="preserve">Hamming’s reply, and the chapter’s own position: it is partly a selection effect. We call “physics” the parts of nature where mathematics happens to work, and do not advertise the parts where it does not.</w:t>
-      </w:r>
-    </w:p>
-    <w:p>
-      <w:pPr>
-        <w:pStyle w:val="BodyText"/>
-        <w:numPr>
-          <w:ilvl w:val="0"/>
-          <w:numId w:val="1052"/>
-        </w:numPr>
-      </w:pPr>
-      <w:r>
-        <w:t xml:space="preserve">A mathematical theorem is a conditional statement about a formal structure. Applying it to the physical world is itself an empirical claim, with its own domain of validity.</w:t>
-      </w:r>
-    </w:p>
-    <w:p>
-      <w:pPr>
-        <w:pStyle w:val="BodyText"/>
-        <w:numPr>
-          <w:ilvl w:val="0"/>
-          <w:numId w:val="1052"/>
-        </w:numPr>
-      </w:pPr>
-      <w:r>
-        <w:t xml:space="preserve">Decoherence explains why a mostly mathematical, mostly classical world is what survives: a system’s environment continuously “measures” it, and only certain states — pointer states — survive this constant monitoring without being scrambled.</w:t>
-      </w:r>
-    </w:p>
-    <w:p>
-      <w:pPr>
-        <w:pStyle w:val="BodyText"/>
-        <w:numPr>
-          <w:ilvl w:val="0"/>
-          <w:numId w:val="1052"/>
-        </w:numPr>
-      </w:pPr>
-      <w:r>
-        <w:t xml:space="preserve">Mathematics may work as well as it does because the classical world we describe with it is already the filtered residue of everything that survived decoherence’s sieve — the easy-to-describe part is what is left over, not a coincidence.</w:t>
-      </w:r>
-    </w:p>
-    <w:p>
-      <w:pPr>
-        <w:pStyle w:val="BodyText"/>
-      </w:pPr>
-      <w:r>
-        <w:t xml:space="preserve">Chapter Nine’s toolkit: the unreasonable effectiveness debate, the domain of validity of theorems in physics, superquantum correlations, and — as the answer to all three — decoherence and einselection.</w:t>
+        <w:pStyle w:val="FirstParagraph"/>
+      </w:pPr>
+      <w:r>
+        <w:t xml:space="preserve">Chapter Nine brings in the unreasonable-effectiveness debate, the domain of validity of theorems in physics, superquantum correlations and, as the answer to all three, decoherence and einselection.</w:t>
       </w:r>
     </w:p>
     <w:p>
@@ -23705,7 +23343,7 @@
         <w:t xml:space="preserve"> </w:t>
       </w:r>
       <w:r>
-        <w:t>point that the overwhelming majority of pure mathematics has no physical application and is never counted. This is the direct opposite of the mathematical-universe position that Tengelman supplied to the Office of the President, which is why the argument has legal consequences in this book.</w:t>
+        <w:t>point that the overwhelming majority of pure mathematics has no physical application and is never counted. It matters here because a protocol that reads a theorem as a standard assumes that the theorem’s domain extends to wherever the protocol is applied, which is why the argument has legal consequences in this book.</w:t>
       </w:r>
     </w:p>
     <w:p>
@@ -23848,69 +23486,9 @@
     <w:p>
       <w:pPr>
         <w:pStyle w:val="BodyText"/>
-        <w:numPr>
-          <w:ilvl w:val="0"/>
-          <w:numId w:val="1053"/>
-        </w:numPr>
-      </w:pPr>
-      <w:r>
-        <w:t xml:space="preserve">The fundamental laws — Newtonian mechanics, Maxwell’s equations, the Schrödinger equation — do not distinguish a preferred direction for time; they are time-symmetric.</w:t>
-      </w:r>
-    </w:p>
-    <w:p>
-      <w:pPr>
-        <w:pStyle w:val="BodyText"/>
-        <w:numPr>
-          <w:ilvl w:val="0"/>
-          <w:numId w:val="1053"/>
-        </w:numPr>
-      </w:pPr>
-      <w:r>
-        <w:t xml:space="preserve">The observed arrow, that entropy increases, is statistical, from Boltzmann: high-entropy states vastly outnumber low-entropy ones, so systems drift towards them, not because any law demands it.</w:t>
-      </w:r>
-    </w:p>
-    <w:p>
-      <w:pPr>
-        <w:pStyle w:val="BodyText"/>
-        <w:numPr>
-          <w:ilvl w:val="0"/>
-          <w:numId w:val="1053"/>
-        </w:numPr>
-      </w:pPr>
-      <w:r>
-        <w:t xml:space="preserve">That statistical account needs a further ingredient: the universe had to start in an extraordinarily low-entropy state, the Past Hypothesis — otherwise the statistics alone would make a low-entropy past just as likely as a low-entropy future.</w:t>
-      </w:r>
-    </w:p>
-    <w:p>
-      <w:pPr>
-        <w:pStyle w:val="BodyText"/>
-        <w:numPr>
-          <w:ilvl w:val="0"/>
-          <w:numId w:val="1053"/>
-        </w:numPr>
-      </w:pPr>
-      <w:r>
-        <w:t xml:space="preserve">In canonical quantum gravity the situation is stranger still: the Wheeler–DeWitt equation gives a universal wavefunction with no time variable in it at all — nothing evolving, a single stationary state.</w:t>
-      </w:r>
-    </w:p>
-    <w:p>
-      <w:pPr>
-        <w:pStyle w:val="BodyText"/>
-        <w:numPr>
-          <w:ilvl w:val="0"/>
-          <w:numId w:val="1053"/>
-        </w:numPr>
-      </w:pPr>
-      <w:r>
-        <w:t xml:space="preserve">Time, on this reading, is not fundamental — it is recoverable as a correlation between a “clock” subsystem and everything else, and a historical record’s reliability comes down to how mutually consistent its many copies are, not to some independent fact about what really happened when.</w:t>
-      </w:r>
-    </w:p>
-    <w:p>
-      <w:pPr>
-        <w:pStyle w:val="BodyText"/>
-      </w:pPr>
-      <w:r>
-        <w:t xml:space="preserve">The second half of Chapter Nine: the arrow of time, the Past Hypothesis, and the timeless reading of quantum gravity that Barbour has argued for since the 1980s.</w:t>
+      </w:pPr>
+      <w:r>
+        <w:t xml:space="preserve">Chapter Nine’s second half turns to the arrow of time, the Past Hypothesis, and the timeless reading of quantum gravity that Barbour has argued for since the 1980s.</w:t>
       </w:r>
     </w:p>
     <w:p>
@@ -24127,7 +23705,53 @@
         <w:pStyle w:val="BodyText"/>
       </w:pPr>
       <w:r>
-        <w:t xml:space="preserve">Two forms that will not combine. Quantum theory and general relativity have each passed every test put to them, and they are used together all the time. GPS corrects atomic clocks, which run on quantum transitions, for the time dilation of general relativity. Hawking’s 1974 calculation put quantum fields on the curved spacetime of a black hole and found that black holes radiate. This semiclassical method works wherever gravity can be treated as a fixed classical background. It fails only where quantum effects and strong curvature matter together, at a singularity or at the earliest instant, and that is where the Wheeler–DeWitt equation is needed and where nobody yet has a tested theory.</w:t>
+        <w:rPr>
+          <w:bCs/>
+          <w:b/>
+        </w:rPr>
+        <w:t xml:space="preserve">Two forms that will not combine.</w:t>
+      </w:r>
+      <w:r>
+        <w:t xml:space="preserve"> </w:t>
+      </w:r>
+      <w:r>
+        <w:t xml:space="preserve">Quantum theory and general relativity have each passed every test put to them, and they are used together all the time. GPS corrects atomic clocks, which run on quantum transitions, for the time dilation of general relativity. Hawking’s 1974 calculation put quantum fields on the curved spacetime of a black hole and found that black holes radiate. This semiclassical method works wherever gravity can be treated as a fixed classical background. It fails only where quantum effects and strong curvature matter together, at a singularity or at the earliest instant, and that is where the Wheeler–DeWitt equation is needed and where nobody yet has a tested theory.</w:t>
+      </w:r>
+    </w:p>
+    <w:p>
+      <w:pPr>
+        <w:pStyle w:val="BodyText"/>
+      </w:pPr>
+      <w:r>
+        <w:rPr>
+          <w:bCs/>
+          <w:b/>
+        </w:rPr>
+        <w:t xml:space="preserve">What this chapter was actually showing you.</w:t>
+      </w:r>
+      <w:r>
+        <w:t xml:space="preserve"> </w:t>
+      </w:r>
+      <w:r>
+        <w:t xml:space="preserve">A cheat with the right vacuum budget could score above the honest quantum ceiling and be certified the most trustworthy party in the room — which is exactly Eugenius’s warning in miniature: a theorem tells you what a model permits, and mistaking the model for the world is how an institution ends up trusting the wrong member for the right mathematical reasons.</w:t>
+      </w:r>
+    </w:p>
+    <w:p>
+      <w:pPr>
+        <w:pStyle w:val="BodyText"/>
+      </w:pPr>
+      <w:r>
+        <w:rPr>
+          <w:bCs/>
+          <w:b/>
+        </w:rPr>
+        <w:t xml:space="preserve">What the second half of the chapter was showing you.</w:t>
+      </w:r>
+      <w:r>
+        <w:t xml:space="preserve"> </w:t>
+      </w:r>
+      <w:r>
+        <w:t xml:space="preserve">Fainrose’s refusal to certify a direction was not evasiveness. If the arrow is not fundamental, “which way is the slack galaxy running” was never a question this department’s instruments could answer — only a question about whether the records still agree with each other.</w:t>
       </w:r>
     </w:p>
     <w:p>
@@ -24151,14 +23775,6 @@
     </w:p>
     <w:p>
       <w:pPr>
-        <w:pStyle w:val="BodyText"/>
-      </w:pPr>
-      <w:r>
-        <w:t xml:space="preserve">What this chapter was actually showing you. A cheat with the right vacuum budget could score above the honest quantum ceiling and be certified the most trustworthy party in the room — which is exactly Eugenius’s warning in miniature: a theorem tells you what a model permits, and mistaking the model for the world is how an institution ends up trusting the wrong member for the right mathematical reasons.</w:t>
-      </w:r>
-    </w:p>
-    <w:p>
-      <w:pPr>
         <w:pStyle w:val="FirstParagraph"/>
       </w:pPr>
       <w:r>
@@ -24307,14 +23923,6 @@
       </w:r>
       <w:r>
         <w:t xml:space="preserve">Miss Pike’s proposal rests on Chapter Seven’s crossover: after the Page time, the emitted radiation carries more of the record than the interior, so correlations extracted from it are not noise but structure. Whether it is defensible to harvest correlation from the horizon of an object from which three hundred and eight people were recovered is not a physics question, and the chapter is deliberate in refusing to let one analyst decide it.</w:t>
-      </w:r>
-    </w:p>
-    <w:p>
-      <w:pPr>
-        <w:pStyle w:val="BodyText"/>
-      </w:pPr>
-      <w:r>
-        <w:t xml:space="preserve">What this chapter was actually showing you. Fainrose’s refusal to certify a direction was not evasiveness. If the arrow is not fundamental, “which way is the slack galaxy running” was never a question this department’s instruments could answer — only a question about whether the records still agree with each other.</w:t>
       </w:r>
     </w:p>
     <w:p>
@@ -24696,70 +24304,10 @@
     </w:p>
     <w:p>
       <w:pPr>
-        <w:pStyle w:val="BodyText"/>
-        <w:numPr>
-          <w:ilvl w:val="0"/>
-          <w:numId w:val="1054"/>
-        </w:numPr>
-      </w:pPr>
-      <w:r>
-        <w:t xml:space="preserve">Several dimensionless physical constants sit in surprisingly narrow ranges that allow complex structure — stars, chemistry, life — to exist at all.</w:t>
-      </w:r>
-    </w:p>
-    <w:p>
-      <w:pPr>
-        <w:pStyle w:val="BodyText"/>
-        <w:numPr>
-          <w:ilvl w:val="0"/>
-          <w:numId w:val="1054"/>
-        </w:numPr>
-      </w:pPr>
-      <w:r>
-        <w:t xml:space="preserve">The weak anthropic principle only says: of course we observe values compatible with our own existence, since we could not be here to observe anything else. This is close to a tautology and barely controversial.</w:t>
-      </w:r>
-    </w:p>
-    <w:p>
-      <w:pPr>
-        <w:pStyle w:val="BodyText"/>
-        <w:numPr>
-          <w:ilvl w:val="0"/>
-          <w:numId w:val="1054"/>
-        </w:numPr>
-      </w:pPr>
-      <w:r>
-        <w:t xml:space="preserve">The strong version — that the universe was somehow selected or tuned for observers — is a much bigger, much less supported claim.</w:t>
-      </w:r>
-    </w:p>
-    <w:p>
-      <w:pPr>
-        <w:pStyle w:val="BodyText"/>
-        <w:numPr>
-          <w:ilvl w:val="0"/>
-          <w:numId w:val="1054"/>
-        </w:numPr>
-      </w:pPr>
-      <w:r>
-        <w:t xml:space="preserve">Anthropic reasoning can be genuinely predictive, as with Hoyle’s carbon resonance or Weinberg’s vacuum-energy bound, when there is a real ensemble to sample from and a fair measure over it.</w:t>
-      </w:r>
-    </w:p>
-    <w:p>
-      <w:pPr>
-        <w:pStyle w:val="BodyText"/>
-        <w:numPr>
-          <w:ilvl w:val="0"/>
-          <w:numId w:val="1054"/>
-        </w:numPr>
-      </w:pPr>
-      <w:r>
-        <w:t xml:space="preserve">Without a specified ensemble and measure, anthropic reasoning explains nothing — it just restates the observation in fancier language, and puts no constraint whatsoever on tomorrow.</w:t>
-      </w:r>
-    </w:p>
-    <w:p>
-      <w:pPr>
-        <w:pStyle w:val="BodyText"/>
-      </w:pPr>
-      <w:r>
-        <w:t xml:space="preserve">Chapter Ten draws on fine-tuning and the anthropic principle, and the difference between a selection effect and an excuse.</w:t>
+        <w:pStyle w:val="FirstParagraph"/>
+      </w:pPr>
+      <w:r>
+        <w:t xml:space="preserve">Chapter Ten brings in fine-tuning and the anthropic principle, and the difference between a selection effect and an excuse.</w:t>
       </w:r>
     </w:p>
     <w:p>
@@ -25102,6 +24650,24 @@
       </w:r>
       <w:r>
         <w:t xml:space="preserve">, argued that if vacuum energy varies across an ensemble, observers arise only where it is small enough to permit structure formation, yielding an upper bound within one to two orders of magnitude of the value measured in 1998.</w:t>
+      </w:r>
+    </w:p>
+    <w:p>
+      <w:pPr>
+        <w:pStyle w:val="BodyText"/>
+      </w:pPr>
+      <w:r>
+        <w:rPr>
+          <w:bCs/>
+          <w:b/>
+        </w:rPr>
+        <w:t xml:space="preserve">What this chapter was actually showing you.</w:t>
+      </w:r>
+      <w:r>
+        <w:t xml:space="preserve"> </w:t>
+      </w:r>
+      <w:r>
+        <w:t xml:space="preserve">The Office’s cleverest trick was an anthropic one: correctly noting that any volume where observers exist must have had adequate conditions all along, and quietly not mentioning that this bounds only the past, never the future — exactly the gap Eugenius spent the rest of the chapter refusing to let them paper over.</w:t>
       </w:r>
     </w:p>
     <w:p>
@@ -25125,14 +24691,6 @@
     </w:p>
     <w:p>
       <w:pPr>
-        <w:pStyle w:val="BodyText"/>
-      </w:pPr>
-      <w:r>
-        <w:t xml:space="preserve">What this chapter was actually showing you. The Office’s cleverest trick was an anthropic one: correctly noting that any volume where observers exist must have had adequate conditions all along, and quietly not mentioning that this bounds only the past, never the future — exactly the gap Eugenius spent the rest of the chapter refusing to let them paper over.</w:t>
-      </w:r>
-    </w:p>
-    <w:p>
-      <w:pPr>
         <w:pStyle w:val="FirstParagraph"/>
       </w:pPr>
       <w:r>
@@ -25242,7 +24800,17 @@
         <w:pStyle w:val="BodyText"/>
       </w:pPr>
       <w:r>
-        <w:t xml:space="preserve">Where it collides with Chapter Nine’s redundancy test. The Fourth Concordance’s predicament follows strictly from the redundancy criterion. Redundancy counts independent environmental fragments carrying a record; the records exist and are independent, but their </w:t>
+        <w:rPr>
+          <w:bCs/>
+          <w:b/>
+        </w:rPr>
+        <w:t xml:space="preserve">Where it collides with Chapter Nine’s redundancy test.</w:t>
+      </w:r>
+      <w:r>
+        <w:t xml:space="preserve"> </w:t>
+      </w:r>
+      <w:r>
+        <w:t xml:space="preserve">The Fourth Concordance’s predicament follows strictly from the redundancy criterion. Redundancy counts independent environmental fragments carrying a record; the records exist and are independent, but their </w:t>
       </w:r>
       <w:r>
         <w:rPr>
@@ -25410,70 +24978,10 @@
     </w:p>
     <w:p>
       <w:pPr>
-        <w:pStyle w:val="BodyText"/>
-        <w:numPr>
-          <w:ilvl w:val="0"/>
-          <w:numId w:val="1055"/>
-        </w:numPr>
-      </w:pPr>
-      <w:r>
-        <w:t xml:space="preserve">Boltzmann’s entropy counts microstates: S = k_B ln W, where W is the number of microscopic arrangements consistent with a given macroscopic description.</w:t>
-      </w:r>
-    </w:p>
-    <w:p>
-      <w:pPr>
-        <w:pStyle w:val="BodyText"/>
-        <w:numPr>
-          <w:ilvl w:val="0"/>
-          <w:numId w:val="1055"/>
-        </w:numPr>
-      </w:pPr>
-      <w:r>
-        <w:t xml:space="preserve">The second law is therefore statistical, not absolute — low-entropy outcomes are not forbidden, just vastly outnumbered.</w:t>
-      </w:r>
-    </w:p>
-    <w:p>
-      <w:pPr>
-        <w:pStyle w:val="BodyText"/>
-        <w:numPr>
-          <w:ilvl w:val="0"/>
-          <w:numId w:val="1055"/>
-        </w:numPr>
-      </w:pPr>
-      <w:r>
-        <w:t xml:space="preserve">Loschmidt and Zermelo’s objections are both correct, and Boltzmann’s own answer survives them: entropy decreases are permitted, just overwhelmingly improbable, and modern fluctuation theorems quantify exactly how improbable, matching experiments directly.</w:t>
-      </w:r>
-    </w:p>
-    <w:p>
-      <w:pPr>
-        <w:pStyle w:val="BodyText"/>
-        <w:numPr>
-          <w:ilvl w:val="0"/>
-          <w:numId w:val="1055"/>
-        </w:numPr>
-      </w:pPr>
-      <w:r>
-        <w:t xml:space="preserve">Maxwell’s demon, sorting particles without apparent cost, does not break the second law, because sorting is not free. The bill comes due when the demon’s memory is erased: k_BT ln 2 per bit, per Landauer’s principle.</w:t>
-      </w:r>
-    </w:p>
-    <w:p>
-      <w:pPr>
-        <w:pStyle w:val="BodyText"/>
-        <w:numPr>
-          <w:ilvl w:val="0"/>
-          <w:numId w:val="1055"/>
-        </w:numPr>
-      </w:pPr>
-      <w:r>
-        <w:t xml:space="preserve">A demon with unlimited, never-erased memory therefore never violates anything — it just accumulates an ever-growing, unpaid entropy debt inside its own memory, a describable, finite, dischargeable thing, not a paradox.</w:t>
-      </w:r>
-    </w:p>
-    <w:p>
-      <w:pPr>
-        <w:pStyle w:val="BodyText"/>
-      </w:pPr>
-      <w:r>
-        <w:t xml:space="preserve">New in Chapter Eleven: statistical mechanics as Boltzmann built it, the objections it survived, and the resolution of Maxwell’s demon through the thermodynamics of information.</w:t>
+        <w:pStyle w:val="FirstParagraph"/>
+      </w:pPr>
+      <w:r>
+        <w:t xml:space="preserve">Chapter Eleven brings in statistical mechanics as Boltzmann built it, the objections it survived, and the resolution of Maxwell’s demon through the thermodynamics of information.</w:t>
       </w:r>
     </w:p>
     <w:p>
@@ -25505,15 +25013,35 @@
         <w:pStyle w:val="BodyText"/>
       </w:pPr>
       <w:r>
-        <w:t xml:space="preserve">Why the second law is statistical. Given the count, the second law follows as overwhelming probability rather than necessity: high-entropy macrostates are realised by incomparably more microstates, with ratios of order 10^(10²³), so a system wandering among accessible configurations will almost certainly be found in one of the numerous kind. Nothing prohibits the rare outcome.</w:t>
-      </w:r>
-    </w:p>
-    <w:p>
-      <w:pPr>
-        <w:pStyle w:val="BodyText"/>
-      </w:pPr>
-      <w:r>
-        <w:t xml:space="preserve">The two great objections, both correct. Boltzmann’s 1872 H-theorem appeared to derive irreversibility from mechanics, and it relies on the Stosszahlansatz, the assumption of uncorrelated molecular velocities before collision — a statistical input, not a mechanical one.</w:t>
+        <w:rPr>
+          <w:bCs/>
+          <w:b/>
+        </w:rPr>
+        <w:t xml:space="preserve">Why the second law is statistical.</w:t>
+      </w:r>
+      <w:r>
+        <w:t xml:space="preserve"> </w:t>
+      </w:r>
+      <w:r>
+        <w:t xml:space="preserve">Given the count, the second law follows as overwhelming probability rather than necessity: high-entropy macrostates are realised by incomparably more microstates, with ratios of order 10^(10²³), so a system wandering among accessible configurations will almost certainly be found in one of the numerous kind. Nothing prohibits the rare outcome.</w:t>
+      </w:r>
+    </w:p>
+    <w:p>
+      <w:pPr>
+        <w:pStyle w:val="BodyText"/>
+      </w:pPr>
+      <w:r>
+        <w:rPr>
+          <w:bCs/>
+          <w:b/>
+        </w:rPr>
+        <w:t xml:space="preserve">The two great objections, both correct.</w:t>
+      </w:r>
+      <w:r>
+        <w:t xml:space="preserve"> </w:t>
+      </w:r>
+      <w:r>
+        <w:t xml:space="preserve">Boltzmann’s 1872 H-theorem appeared to derive irreversibility from mechanics, and it relies on the Stosszahlansatz, the assumption of uncorrelated molecular velocities before collision — a statistical input, not a mechanical one.</w:t>
       </w:r>
     </w:p>
     <w:p>
@@ -25667,7 +25195,17 @@
         <w:pStyle w:val="BodyText"/>
       </w:pPr>
       <w:r>
-        <w:t xml:space="preserve">Maxwell’s demon and where the account is paid. Maxwell’s 1867 sorting intelligence appears to produce order without work. Szilard’s 1929 single-molecule engine sharpened it to a rate: k_BT ln 2 of work extractable per bit of information about which side the molecule is on. Landauer (1961) located the compensating cost — not in measurement, but in erasure: resetting one bit of memory dissipates at least k_BT ln 2. Bennett (1982) completed the argument by showing measurement can in principle be performed reversibly, so the demon’s books balance only when it clears its memory. The Landauer bound has since been measured directly in single-particle systems (Bérut et al., 2012), and the demon run in reverse to convert information into work at the predicted efficiency (Toyabe et al., 2010).</w:t>
+        <w:rPr>
+          <w:bCs/>
+          <w:b/>
+        </w:rPr>
+        <w:t xml:space="preserve">Maxwell’s demon and where the account is paid.</w:t>
+      </w:r>
+      <w:r>
+        <w:t xml:space="preserve"> </w:t>
+      </w:r>
+      <w:r>
+        <w:t xml:space="preserve">Maxwell’s 1867 sorting intelligence appears to produce order without work. Szilard’s 1929 single-molecule engine sharpened it to a rate: k_BT ln 2 of work extractable per bit of information about which side the molecule is on. Landauer (1961) located the compensating cost — not in measurement, but in erasure: resetting one bit of memory dissipates at least k_BT ln 2. Bennett (1982) completed the argument by showing measurement can in principle be performed reversibly, so the demon’s books balance only when it clears its memory. The Landauer bound has since been measured directly in single-particle systems (Bérut et al., 2012), and the demon run in reverse to convert information into work at the predicted efficiency (Toyabe et al., 2010).</w:t>
       </w:r>
     </w:p>
     <w:p>
@@ -25683,7 +25221,35 @@
         <w:pStyle w:val="BodyText"/>
       </w:pPr>
       <w:r>
-        <w:t xml:space="preserve">Moved from the chapter: the cards. Fainrose’s board in Chapter Eleven now carries only the formula. The argument behind it is the shuffled deck: a well-shuffled pack is almost never in suit order, not because suit order is forbidden but because there are a couple of dozen such arrangements and about 8 × 10⁶⁷ others. For a mole of gas the ratio of disordered to ordered arrangements runs to numbers like 10^(10²³), which is why “outnumbered” is, at human scales, indistinguishable from “impossible”, and why it is not the same word.</w:t>
+        <w:rPr>
+          <w:bCs/>
+          <w:b/>
+        </w:rPr>
+        <w:t xml:space="preserve">The cards.</w:t>
+      </w:r>
+      <w:r>
+        <w:t xml:space="preserve"> </w:t>
+      </w:r>
+      <w:r>
+        <w:t xml:space="preserve">Fainrose’s board in Chapter Eleven carries only the formula. The argument behind it is the shuffled deck: a well-shuffled pack is almost never in suit order, not because suit order is forbidden but because there are a couple of dozen such arrangements and about 8 × 10⁶⁷ others. For a mole of gas the ratio of disordered to ordered arrangements runs to numbers like 10^(10²³), which is why “outnumbered” is, at human scales, indistinguishable from “impossible”, and why it is not the same word.</w:t>
+      </w:r>
+    </w:p>
+    <w:p>
+      <w:pPr>
+        <w:pStyle w:val="BodyText"/>
+      </w:pPr>
+      <w:r>
+        <w:rPr>
+          <w:bCs/>
+          <w:b/>
+        </w:rPr>
+        <w:t xml:space="preserve">What this chapter was actually showing you.</w:t>
+      </w:r>
+      <w:r>
+        <w:t xml:space="preserve"> </w:t>
+      </w:r>
+      <w:r>
+        <w:t xml:space="preserve">Eilstein’s eleven thousand years of unerasable memory was never a miracle or a monster’s power. It was Maxwell’s demon, played completely straight, with the bill correctly identified for the first time as a debt rather than a mystery.</w:t>
       </w:r>
     </w:p>
     <w:p>
@@ -25707,18 +25273,20 @@
     </w:p>
     <w:p>
       <w:pPr>
-        <w:pStyle w:val="BodyText"/>
-      </w:pPr>
-      <w:r>
-        <w:t xml:space="preserve">What this chapter was actually showing you. Eilstein’s eleven thousand years of unerasable memory was never a miracle or a monster’s power. It was Maxwell’s demon, played completely straight, with the bill correctly identified for the first time as a debt rather than a mystery.</w:t>
-      </w:r>
-    </w:p>
-    <w:p>
-      <w:pPr>
         <w:pStyle w:val="FirstParagraph"/>
       </w:pPr>
       <w:r>
-        <w:t xml:space="preserve">Certifying without reading. Van Casteel’s proposal rests on the Sagawa–Ueda generalised second law, which extends thermodynamics to feedback control by an informed agent:</w:t>
+        <w:rPr>
+          <w:bCs/>
+          <w:b/>
+        </w:rPr>
+        <w:t xml:space="preserve">Certifying without reading.</w:t>
+      </w:r>
+      <w:r>
+        <w:t xml:space="preserve"> </w:t>
+      </w:r>
+      <w:r>
+        <w:t xml:space="preserve">Van Casteel’s proposal rests on the Sagawa–Ueda generalised second law, which extends thermodynamics to feedback control by an informed agent:</w:t>
       </w:r>
     </w:p>
     <w:p>
@@ -25742,7 +25310,17 @@
         <w:pStyle w:val="BodyText"/>
       </w:pPr>
       <w:r>
-        <w:t xml:space="preserve">Moved from the chapter: the price of weighing. The bound cuts both ways. Work drawn out by feedback is paid for out of the mutual information itself: once the extraction has run, the correlation it used is gone, and the record that carried it now holds nothing about the system. Weighing an archive by work is therefore destructive for the part weighed, which is why van Casteel cannot certify the Concordance’s four hundred years without spending one of them. Real feedback experiments show the same accounting at the scale of single bits (Toyabe et al., </w:t>
+        <w:rPr>
+          <w:bCs/>
+          <w:b/>
+        </w:rPr>
+        <w:t xml:space="preserve">The price of weighing.</w:t>
+      </w:r>
+      <w:r>
+        <w:t xml:space="preserve"> </w:t>
+      </w:r>
+      <w:r>
+        <w:t xml:space="preserve">The bound cuts both ways. Work drawn out by feedback is paid for out of the mutual information itself: once the extraction has run, the correlation it used is gone, and the record that carried it now holds nothing about the system. Weighing an archive by work is therefore destructive for the part weighed, which is why van Casteel cannot certify the Concordance’s four hundred years without spending one of them. Real feedback experiments show the same accounting at the scale of single bits (Toyabe et al., </w:t>
       </w:r>
       <w:r>
         <w:rPr>
@@ -25904,102 +25482,82 @@
     </w:p>
     <w:p>
       <w:pPr>
-        <w:pStyle w:val="BodyText"/>
-        <w:numPr>
-          <w:ilvl w:val="0"/>
-          <w:numId w:val="1056"/>
-        </w:numPr>
-      </w:pPr>
-      <w:r>
-        <w:t xml:space="preserve">EPR (1935) proposed a criterion: if a quantity can be predicted with certainty without disturbing the system, it corresponds to an element of physical reality that must have pre-existed the measurement.</w:t>
-      </w:r>
-    </w:p>
-    <w:p>
-      <w:pPr>
-        <w:pStyle w:val="BodyText"/>
-        <w:numPr>
-          <w:ilvl w:val="0"/>
-          <w:numId w:val="1056"/>
-        </w:numPr>
-      </w:pPr>
-      <w:r>
-        <w:t xml:space="preserve">Bohr’s reply located the flaw in “without in any way disturbing”: the choice of what to measure fixes what kind of description is even available — the phenomenon includes the arrangement, not just the system alone.</w:t>
-      </w:r>
-    </w:p>
-    <w:p>
-      <w:pPr>
-        <w:pStyle w:val="BodyText"/>
-        <w:numPr>
-          <w:ilvl w:val="0"/>
-          <w:numId w:val="1056"/>
-        </w:numPr>
-      </w:pPr>
-      <w:r>
-        <w:t xml:space="preserve">Bell’s theorem later refuted a different assumption, local hidden variables, which was EPR’s own premise, not Bohr’s — the two are often conflated but settle different questions.</w:t>
-      </w:r>
-    </w:p>
-    <w:p>
-      <w:pPr>
-        <w:pStyle w:val="BodyText"/>
-        <w:numPr>
-          <w:ilvl w:val="0"/>
-          <w:numId w:val="1056"/>
-        </w:numPr>
-      </w:pPr>
-      <w:r>
-        <w:t xml:space="preserve">Kochen–Specker goes further still: not statistical, needing no assumption of locality, a flat impossibility proof — no context-independent assignment of values to all observables can exist.</w:t>
-      </w:r>
-    </w:p>
-    <w:p>
-      <w:pPr>
-        <w:pStyle w:val="BodyText"/>
-        <w:numPr>
-          <w:ilvl w:val="0"/>
-          <w:numId w:val="1056"/>
-        </w:numPr>
-      </w:pPr>
-      <w:r>
-        <w:t xml:space="preserve">The upshot: results from mutually exclusive experimental arrangements cannot be stitched together into one composite fact about a system considered alone. A finding built that way survives as a conclusion but dies as an argument.</w:t>
-      </w:r>
-    </w:p>
-    <w:p>
-      <w:pPr>
-        <w:pStyle w:val="BodyText"/>
-      </w:pPr>
-      <w:r>
-        <w:t xml:space="preserve">Chapter Twelve’s toolkit: Bohr’s reply to EPR, complementarity as a claim about experimental arrangements, and the theorem that eventually vindicated it, Kochen–Specker contextuality.</w:t>
-      </w:r>
-    </w:p>
-    <w:p>
-      <w:pPr>
-        <w:pStyle w:val="BodyText"/>
-      </w:pPr>
-      <w:r>
-        <w:t xml:space="preserve">The EPR argument. Einstein, Podolsky and Rosen (1935) proposed a criterion of reality: “If, without in any way disturbing a system, we can predict with certainty the value of a physical quantity, then there exists an element of physical reality corresponding to that quantity.” Applied to an entangled pair, a position measurement on one wing permits certain prediction of the distant particle’s position; a momentum measurement permits certain prediction of its momentum. Since either could have been chosen and neither disturbs the far particle, EPR concluded that both quantities are real, and that quantum mechanics — which cannot assign both — is incomplete.</w:t>
-      </w:r>
-    </w:p>
-    <w:p>
-      <w:pPr>
-        <w:pStyle w:val="BodyText"/>
-      </w:pPr>
-      <w:r>
-        <w:t xml:space="preserve">Bohr’s reply. Bohr answered in Physical Review the same year, under the same title, and located the flaw in the phrase “without in any way disturbing.” He conceded there is no mechanical disturbance of the distant system. His claim is that the choice of measurement on the near wing determines “the very conditions which define the possible types of predictions regarding the future behaviour of the system.” The two experimental arrangements — one suited to position, one to momentum — are mutually exclusive as hardware, and results obtained under one may not be combined with results obtainable only under the other as if both described a single state of affairs. This is complementarity: certain pairs of properties, position and momentum, or interference and which-path information, require arrangements that cannot be realised together, and the object of description is the whole phenomenon — system plus apparatus — rather than a property of the system alone. Bohr’s presentation is notoriously difficult, and the obscurity of his prose has generated a century of dispute about exactly what he meant; the chapter’s characterisation of it as a rule about benches is a defensible reading and is the reading with the clearest physical content.</w:t>
-      </w:r>
-    </w:p>
-    <w:p>
-      <w:pPr>
-        <w:pStyle w:val="BodyText"/>
-      </w:pPr>
-      <w:r>
-        <w:t xml:space="preserve">The scorecard, which is frequently misreported. Bell’s theorem refuted local hidden variables — the assumption that outcomes are determined by properties carried along, without influence between wings. EPR assumed exactly that; Bohr did not. So Bell’s result told against Einstein’s position, not Bohr’s. What vindicated Bohr’s own claim came in 1967.</w:t>
-      </w:r>
-    </w:p>
-    <w:p>
-      <w:pPr>
-        <w:pStyle w:val="BodyText"/>
-      </w:pPr>
-      <w:r>
-        <w:t xml:space="preserve">Kochen–Specker. Kochen and Specker (building on Gleason and on an argument of Bell’s from 1966) proved that it is impossible to assign definite, pre-existing values to all quantum observables simultaneously in a way that respects their algebraic relations — specifically, that preserves functional relationships among commuting observables. The result is:</w:t>
+        <w:pStyle w:val="FirstParagraph"/>
+      </w:pPr>
+      <w:r>
+        <w:t xml:space="preserve">Chapter Twelve brings in Bohr’s reply to EPR, complementarity as a claim about experimental arrangements, and the theorem that eventually vindicated it, Kochen–Specker contextuality.</w:t>
+      </w:r>
+    </w:p>
+    <w:p>
+      <w:pPr>
+        <w:pStyle w:val="BodyText"/>
+      </w:pPr>
+      <w:r>
+        <w:rPr>
+          <w:bCs/>
+          <w:b/>
+        </w:rPr>
+        <w:t xml:space="preserve">The EPR argument.</w:t>
+      </w:r>
+      <w:r>
+        <w:t xml:space="preserve"> </w:t>
+      </w:r>
+      <w:r>
+        <w:t xml:space="preserve">Einstein, Podolsky and Rosen (1935) proposed a criterion of reality: “If, without in any way disturbing a system, we can predict with certainty (i.e., with probability equal to unity) the value of a physical quantity, then there exists an element of physical reality corresponding to this physical quantity.” Applied to an entangled pair, a position measurement on one wing permits certain prediction of the distant particle’s position; a momentum measurement permits certain prediction of its momentum. Since either could have been chosen and neither disturbs the far particle, EPR concluded that both quantities are real, and that quantum mechanics — which cannot assign both — is incomplete.</w:t>
+      </w:r>
+    </w:p>
+    <w:p>
+      <w:pPr>
+        <w:pStyle w:val="BodyText"/>
+      </w:pPr>
+      <w:r>
+        <w:rPr>
+          <w:bCs/>
+          <w:b/>
+        </w:rPr>
+        <w:t xml:space="preserve">Bohr’s reply.</w:t>
+      </w:r>
+      <w:r>
+        <w:t xml:space="preserve"> </w:t>
+      </w:r>
+      <w:r>
+        <w:t xml:space="preserve">Bohr answered in Physical Review the same year, under the same title, and located the flaw in the phrase “without in any way disturbing.” He conceded there is no mechanical disturbance of the distant system. His claim is that the choice of measurement on the near wing determines “the very conditions which define the possible types of predictions regarding the future behaviour of the system.” The two experimental arrangements — one suited to position, one to momentum — are mutually exclusive as hardware, and results obtained under one may not be combined with results obtainable only under the other as if both described a single state of affairs. This is complementarity: certain pairs of properties, position and momentum, or interference and which-path information, require arrangements that cannot be realised together, and the object of description is the whole phenomenon — system plus apparatus — rather than a property of the system alone. Bohr’s presentation is notoriously difficult, and the obscurity of his prose has generated a century of dispute about exactly what he meant; the chapter’s characterisation of it as a rule about benches is a defensible reading and is the reading with the clearest physical content.</w:t>
+      </w:r>
+    </w:p>
+    <w:p>
+      <w:pPr>
+        <w:pStyle w:val="BodyText"/>
+      </w:pPr>
+      <w:r>
+        <w:rPr>
+          <w:bCs/>
+          <w:b/>
+        </w:rPr>
+        <w:t xml:space="preserve">The scorecard, which is frequently misreported.</w:t>
+      </w:r>
+      <w:r>
+        <w:t xml:space="preserve"> </w:t>
+      </w:r>
+      <w:r>
+        <w:t xml:space="preserve">Bell’s theorem refuted local hidden variables — the assumption that outcomes are determined by properties carried along, without influence between wings. EPR assumed exactly that; Bohr did not. So Bell’s result told against Einstein’s position, not Bohr’s. What vindicated Bohr’s own claim came in 1967.</w:t>
+      </w:r>
+    </w:p>
+    <w:p>
+      <w:pPr>
+        <w:pStyle w:val="BodyText"/>
+      </w:pPr>
+      <w:r>
+        <w:rPr>
+          <w:bCs/>
+          <w:b/>
+        </w:rPr>
+        <w:t xml:space="preserve">Kochen–Specker.</w:t>
+      </w:r>
+      <w:r>
+        <w:t xml:space="preserve"> </w:t>
+      </w:r>
+      <w:r>
+        <w:t xml:space="preserve">Kochen and Specker (building on Gleason and on an argument of Bell’s from 1966) proved that it is impossible to assign definite, pre-existing values to all quantum observables simultaneously in a way that respects their algebraic relations — specifically, that preserves functional relationships among commuting observables. The result is:</w:t>
       </w:r>
     </w:p>
     <w:p>
@@ -26081,100 +25639,97 @@
         <w:pStyle w:val="BodyText"/>
       </w:pPr>
       <w:r>
-        <w:t xml:space="preserve">What contextuality does and does not forbid. It rules out context-independent value assignments. It does not rule out determinism. De Broglie–Bohm pilot-wave theory (Book One, Chapter Twelve) is fully deterministic and survives, precisely because it is explicitly contextual and explicitly nonlocal: measured outcomes depend on the whole experimental configuration, not on a pre-existing value carried by the particle alone. What contextuality forbids is the inferential move — reasoning from a result obtained under one arrangement to a conclusion about what was fixed in advance under another.</w:t>
-      </w:r>
-    </w:p>
-    <w:p>
-      <w:pPr>
-        <w:pStyle w:val="BodyText"/>
-        <w:ind w:firstLine="0"/>
-      </w:pPr>
-      <w:r>
-        <w:t>The astonishment belongs to the chapter. This lecture is the amplitude inside the barrier, and the reason the crossing is not a debt.</w:t>
-      </w:r>
-    </w:p>
-    <w:p>
-      <w:pPr>
-        <w:pStyle w:val="BodyText"/>
-        <w:numPr>
-          <w:ilvl w:val="0"/>
-          <w:numId w:val="1057"/>
-        </w:numPr>
-      </w:pPr>
-      <w:r>
-        <w:t xml:space="preserve">Esaki’s 1957 tunnel diode showed tunnelling through a heavily doped p-n junction as a negative resistance under forward bias: past a small voltage, more push gave less current. It was a real, manufacturable, Nobel-winning device, not a theoretical curiosity.</w:t>
-      </w:r>
-    </w:p>
-    <w:p>
-      <w:pPr>
-        <w:pStyle w:val="BodyText"/>
-        <w:numPr>
-          <w:ilvl w:val="0"/>
-          <w:numId w:val="1057"/>
-        </w:numPr>
-      </w:pPr>
-      <w:r>
-        <w:t xml:space="preserve">The same mathematics, unmodified, governs alpha decay, scanning tunnelling microscopy, and fusion in stellar cores.</w:t>
-      </w:r>
-    </w:p>
-    <w:p>
-      <w:pPr>
-        <w:pStyle w:val="BodyText"/>
-        <w:numPr>
-          <w:ilvl w:val="0"/>
-          <w:numId w:val="1057"/>
-        </w:numPr>
-      </w:pPr>
-      <w:r>
-        <w:t xml:space="preserve">None of these processes borrow energy from anywhere and pay it back. The wavefunction has genuine, calculable, non-zero amplitude on both sides of the barrier the entire time — nothing is loaned, and there is no ledger entry to settle.</w:t>
-      </w:r>
-    </w:p>
-    <w:p>
-      <w:pPr>
-        <w:pStyle w:val="BodyText"/>
-        <w:numPr>
-          <w:ilvl w:val="0"/>
-          <w:numId w:val="1057"/>
-        </w:numPr>
-      </w:pPr>
-      <w:r>
-        <w:t xml:space="preserve">A barrier is properly defined as a region where the classical description predicts zero amplitude, and the true amplitude disagrees. That is the whole definition — it says nothing about material, size, or intention.</w:t>
-      </w:r>
-    </w:p>
-    <w:p>
-      <w:pPr>
-        <w:pStyle w:val="BodyText"/>
-        <w:numPr>
-          <w:ilvl w:val="0"/>
-          <w:numId w:val="1057"/>
-        </w:numPr>
-      </w:pPr>
-      <w:r>
-        <w:t xml:space="preserve">The live, checkable question is never whether a thing can tunnel. It is whether a given claimed barrier is a genuine amplitude-barrier of this kind, or just the limit of an instrument nobody has properly characterised yet.</w:t>
-      </w:r>
-    </w:p>
-    <w:p>
-      <w:pPr>
-        <w:pStyle w:val="BodyText"/>
-      </w:pPr>
-      <w:r>
-        <w:t xml:space="preserve">The chapter’s second half returns to quantum tunnelling, this time as Esaki actually built it: the resolution of the “how did it get the energy” intuition, and the reframing of a barrier as a property of amplitude rather than geography.</w:t>
-      </w:r>
-    </w:p>
-    <w:p>
-      <w:pPr>
-        <w:pStyle w:val="BodyText"/>
-      </w:pPr>
-      <w:r>
-        <w:t xml:space="preserve">The Esaki (tunnel) diode. (Dr Arakawa is invented; the diode, its date and its inventor are not.) Leo Esaki, working at Sony (then Tokyo Tsushin Kogyo) in 1957, discovered that in an extremely heavily doped p-n junction — with a depletion region only a few nanometres wide — the forward current first rises, then falls as the voltage increases: a region of negative differential resistance that no thermionic or diffusion mechanism predicts. (The same junctions also conduct strongly under small reverse bias.) He correctly identified the cause as quantum mechanical tunnelling of electrons through the narrow potential barrier of the junction, with the current falling once the filled states on one side no longer line up with empty states on the other, work for which he shared the 1973 Nobel Prize in Physics with Ivar Giaever and Brian Josephson. Tunnel diodes remain in use for high-frequency oscillators and detectors precisely because tunnelling is a fast, direct quantum process with no classical transit time in the barrier region.</w:t>
-      </w:r>
-    </w:p>
-    <w:p>
-      <w:pPr>
-        <w:pStyle w:val="BodyText"/>
-      </w:pPr>
-      <w:r>
-        <w:t xml:space="preserve">Why tunnelling is not “borrowing energy.” A common but misleading gloss on tunnelling invokes the energy–time uncertainty relation to suggest a particle “borrows” energy to surmount a barrier and “pays it back” afterward. This is not the accepted mechanism and the chapter is right to have Esaki reject it. The correct picture, from solving the time-independent Schrödinger equation for a particle incident on a finite potential barrier, is that the wavefunction does not vanish at the barrier wall. Inside a classically forbidden region (where the potential exceeds the particle’s total energy), the wavefunction decays exponentially rather than oscillating, but it does not reach zero if the barrier is finite in width. If the barrier ends while the amplitude is still non-zero, the wavefunction resumes oscillating on the far side with reduced but non-zero amplitude — giving a non-zero transmission probability. The particle’s total energy never exceeds the barrier height at any point; there is no loan, because there is no classical trajectory to which energy conservation, moment to moment, needs to be applied. The amplitude simply already extends across both sides as the single, self-consistent solution to one equation.</w:t>
+        <w:rPr>
+          <w:bCs/>
+          <w:b/>
+        </w:rPr>
+        <w:t xml:space="preserve">What contextuality does and does not forbid.</w:t>
+      </w:r>
+      <w:r>
+        <w:t xml:space="preserve"> </w:t>
+      </w:r>
+      <w:r>
+        <w:t xml:space="preserve">It rules out context-independent value assignments. It does not rule out determinism. De Broglie–Bohm pilot-wave theory (Book One, Chapter Twelve) is fully deterministic and survives, precisely because it is explicitly contextual and explicitly nonlocal: measured outcomes depend on the whole experimental configuration, not on a pre-existing value carried by the particle alone. What contextuality forbids is the inferential move — reasoning from a result obtained under one arrangement to a conclusion about what was fixed in advance under another.</w:t>
+      </w:r>
+    </w:p>
+    <w:p>
+      <w:pPr>
+        <w:pStyle w:val="BodyText"/>
+      </w:pPr>
+      <w:r>
+        <w:t xml:space="preserve">Chapter Twelve’s second half returns to quantum tunnelling, this time as Esaki actually built it: the end of the “how did it get the energy” intuition, and a barrier reframed as a property of amplitude rather than geography.</w:t>
+      </w:r>
+    </w:p>
+    <w:p>
+      <w:pPr>
+        <w:pStyle w:val="BodyText"/>
+      </w:pPr>
+      <w:r>
+        <w:rPr>
+          <w:bCs/>
+          <w:b/>
+        </w:rPr>
+        <w:t xml:space="preserve">The Esaki (tunnel) diode.</w:t>
+      </w:r>
+      <w:r>
+        <w:t xml:space="preserve"> </w:t>
+      </w:r>
+      <w:r>
+        <w:t xml:space="preserve">(Dr Arakawa is invented; the diode, its date and its inventor are not.) Leo Esaki, working at Sony (then Tokyo Tsushin Kogyo) in 1957, discovered that in an extremely heavily doped p-n junction — with a depletion region only a few nanometres wide — the forward current first rises, then falls as the voltage increases: a region of negative differential resistance that no thermionic or diffusion mechanism predicts. (The same junctions also conduct strongly under small reverse bias.) He correctly identified the cause as quantum mechanical tunnelling of electrons through the narrow potential barrier of the junction, with the current falling once the filled states on one side no longer line up with empty states on the other, work for which he shared the 1973 Nobel Prize in Physics with Ivar Giaever and Brian Josephson. Tunnel diodes remain in use for high-frequency oscillators and detectors precisely because tunnelling is a fast, direct quantum process with no classical transit time in the barrier region.</w:t>
+      </w:r>
+    </w:p>
+    <w:p>
+      <w:pPr>
+        <w:pStyle w:val="BodyText"/>
+      </w:pPr>
+      <w:r>
+        <w:rPr>
+          <w:bCs/>
+          <w:b/>
+        </w:rPr>
+        <w:t xml:space="preserve">Why tunnelling is not “borrowing energy.”</w:t>
+      </w:r>
+      <w:r>
+        <w:t xml:space="preserve"> </w:t>
+      </w:r>
+      <w:r>
+        <w:t xml:space="preserve">A common but misleading gloss on tunnelling invokes the energy–time uncertainty relation to suggest a particle “borrows” energy to surmount a barrier and “pays it back” afterward. This is not the accepted mechanism and the chapter is right to have Esaki reject it. The correct picture, from solving the time-independent Schrödinger equation for a particle incident on a finite potential barrier, is that the wavefunction does not vanish at the barrier wall. Inside a classically forbidden region (where the potential exceeds the particle’s total energy), the wavefunction decays exponentially rather than oscillating, but it does not reach zero if the barrier is finite in width. If the barrier ends while the amplitude is still non-zero, the wavefunction resumes oscillating on the far side with reduced but non-zero amplitude — giving a non-zero transmission probability. The particle’s total energy never exceeds the barrier height at any point; there is no loan, because there is no classical trajectory to which energy conservation, moment to moment, needs to be applied. The amplitude simply already extends across both sides as the single, self-consistent solution to one equation.</w:t>
+      </w:r>
+    </w:p>
+    <w:p>
+      <w:pPr>
+        <w:pStyle w:val="BodyText"/>
+      </w:pPr>
+      <w:r>
+        <w:rPr>
+          <w:bCs/>
+          <w:b/>
+        </w:rPr>
+        <w:t xml:space="preserve">What this chapter was actually showing you.</w:t>
+      </w:r>
+      <w:r>
+        <w:t xml:space="preserve"> </w:t>
+      </w:r>
+      <w:r>
+        <w:t xml:space="preserve">Drill’s objection to Chapter Three was not pedantry. Combining a branch-structure finding with a separately run outcome register was doing exactly what Kochen–Specker forbids — and rebuilding the argument the honest way made the department’s case against itself worse, not better.</w:t>
+      </w:r>
+    </w:p>
+    <w:p>
+      <w:pPr>
+        <w:pStyle w:val="BodyText"/>
+      </w:pPr>
+      <w:r>
+        <w:rPr>
+          <w:bCs/>
+          <w:b/>
+        </w:rPr>
+        <w:t xml:space="preserve">What the second half of the chapter was showing you.</w:t>
+      </w:r>
+      <w:r>
+        <w:t xml:space="preserve"> </w:t>
+      </w:r>
+      <w:r>
+        <w:t xml:space="preserve">Arakawa did not fly out to correct the department’s physics. He flew out because “a barrier is not a wall” turns out to be a legal claim as much as a physical one, and the fourteen’s crossing is only mysterious for exactly as long as somebody insists on treating the register’s barrier as absolute rather than checking it.</w:t>
       </w:r>
     </w:p>
     <w:p>
@@ -26198,42 +25753,56 @@
     </w:p>
     <w:p>
       <w:pPr>
-        <w:pStyle w:val="BodyText"/>
-      </w:pPr>
-      <w:r>
-        <w:t xml:space="preserve">What this chapter was actually showing you. Drill’s objection to Chapter Three was not pedantry. Combining a branch-structure finding with a separately run outcome register was doing exactly what Kochen–Specker forbids — and rebuilding the argument the honest way made the department’s case against itself worse, not better.</w:t>
-      </w:r>
-    </w:p>
-    <w:p>
-      <w:pPr>
         <w:pStyle w:val="FirstParagraph"/>
       </w:pPr>
       <w:r>
-        <w:t xml:space="preserve">Two distinct complementarities. The chapter is careful about a real conflation. Bohr’s complementarity concerns mutually exclusive measurement arrangements and is a claim about how quantum phenomena must be described. Black hole complementarity (Susskind, Thorlacius and Uglum, 1993; Chapter Five) is a much stronger and more speculative conjecture: that the exterior and interior accounts of a horizon are each complete and may never be compared. The AMPS firewall argument, resting on monogamy of entanglement, tells against the latter. It leaves Bohr’s rule entirely untouched.</w:t>
-      </w:r>
-    </w:p>
-    <w:p>
-      <w:pPr>
-        <w:pStyle w:val="BodyText"/>
-      </w:pPr>
-      <w:r>
-        <w:t xml:space="preserve">Why the plot consequence follows. If a system’s properties are defined only relative to an arrangement, then the register that specified two permitted options was not a passive record of doors that existed; it was the apparatus that determined what counted as a door. That is a strictly stronger indictment than negligent monitoring, and it is the correct reading of contextuality applied to the book’s fiction. The remedy — characterising the uncharacterised instrument, so that both observations belong to one specified arrangement — is also the right methodological instinct, and its cost in the story is the point: an instrument that has never been calibrated is not evidence, and making it evidence means taking responsibility for everything it holds.</w:t>
-      </w:r>
-    </w:p>
-    <w:p>
-      <w:pPr>
-        <w:pStyle w:val="BodyText"/>
-      </w:pPr>
-      <w:r>
-        <w:t xml:space="preserve">Moved from the chapter: the Fermi question. Earlier drafts of Chapter Twelve gave the Office a third paper asking why, if subscription is the precondition of complex structure, no other volume maintaining its own had ever been found. That is Fermi’s question (“Where is everybody?”, 1950), sharpened by Hart (1975) and Tipler (1980) into an argument from absence. Drill’s answer is the bench answer: finding is one arrangement and maintaining is another, and a null result says nothing until you know what your instrument could have seen. The same discipline returns in Chapter Fourteen, where a null at a stated sensitivity is reported as exactly that.</w:t>
-      </w:r>
-    </w:p>
-    <w:p>
-      <w:pPr>
-        <w:pStyle w:val="BodyText"/>
-      </w:pPr>
-      <w:r>
-        <w:t xml:space="preserve">What this chapter was actually showing you. Arakawa did not fly out to correct the department’s physics. He flew out because “a barrier is not a wall” turns out to be a legal claim as much as a physical one, and the fourteen’s crossing is only mysterious for exactly as long as somebody insists on treating the register’s barrier as absolute rather than checking it.</w:t>
+        <w:rPr>
+          <w:bCs/>
+          <w:b/>
+        </w:rPr>
+        <w:t xml:space="preserve">Two distinct complementarities.</w:t>
+      </w:r>
+      <w:r>
+        <w:t xml:space="preserve"> </w:t>
+      </w:r>
+      <w:r>
+        <w:t xml:space="preserve">The chapter is careful about a real conflation. Bohr’s complementarity concerns mutually exclusive measurement arrangements and is a claim about how quantum phenomena must be described. Black hole complementarity (Susskind, Thorlacius and Uglum, 1993; Chapter Five) is a much stronger and more speculative conjecture: that the exterior and interior accounts of a horizon are each complete and may never be compared. The AMPS firewall argument, resting on monogamy of entanglement, tells against the latter. It leaves Bohr’s rule entirely untouched.</w:t>
+      </w:r>
+    </w:p>
+    <w:p>
+      <w:pPr>
+        <w:pStyle w:val="BodyText"/>
+      </w:pPr>
+      <w:r>
+        <w:rPr>
+          <w:bCs/>
+          <w:b/>
+        </w:rPr>
+        <w:t xml:space="preserve">Why the plot consequence follows.</w:t>
+      </w:r>
+      <w:r>
+        <w:t xml:space="preserve"> </w:t>
+      </w:r>
+      <w:r>
+        <w:t xml:space="preserve">If a system’s properties are defined only relative to an arrangement, then the register that specified two permitted options was not a passive record of doors that existed; it was the apparatus that determined what counted as a door. That is a strictly stronger indictment than negligent monitoring, and it is the correct reading of contextuality applied to the book’s fiction. The remedy — characterising the uncharacterised instrument, so that both observations belong to one specified arrangement — is also the right methodological instinct, and its cost in the story is the point: an instrument that has never been calibrated is not evidence, and making it evidence means taking responsibility for everything it holds.</w:t>
+      </w:r>
+    </w:p>
+    <w:p>
+      <w:pPr>
+        <w:pStyle w:val="BodyText"/>
+      </w:pPr>
+      <w:r>
+        <w:rPr>
+          <w:bCs/>
+          <w:b/>
+        </w:rPr>
+        <w:t xml:space="preserve">The Fermi question.</w:t>
+      </w:r>
+      <w:r>
+        <w:t xml:space="preserve"> </w:t>
+      </w:r>
+      <w:r>
+        <w:t xml:space="preserve">If subscription is the precondition of complex structure, why has no other volume maintaining its own ever been found? That is Fermi’s question (“Where is everybody?”, 1950), sharpened by Hart (1975) and Tipler (1980) into an argument from absence. The bench answer, in the spirit of Mr Drill’s objection, is that finding is one arrangement and maintaining is another, and a null result says nothing until you know what your instrument could have seen. The same discipline returns in Chapter Fourteen, where a null at a stated sensitivity is reported as exactly that.</w:t>
       </w:r>
     </w:p>
     <w:p>
@@ -26315,7 +25884,17 @@
         <w:pStyle w:val="BodyText"/>
       </w:pPr>
       <w:r>
-        <w:t xml:space="preserve">The reframing. The chapter’s central move — voiced through Arakawa, who learned it at Esaki’s bench, and sharpened by Mrs Kind’s travel-agent analogy — is that a “barrier” is not a substance or a geographic obstacle but a statement about where a classical description predicts zero amplitude. Whether that statement is true is an empirical question about the system, not a property of the paperwork describing it; and a register’s list of permitted options is paperwork.</w:t>
+        <w:rPr>
+          <w:bCs/>
+          <w:b/>
+        </w:rPr>
+        <w:t xml:space="preserve">The reframing.</w:t>
+      </w:r>
+      <w:r>
+        <w:t xml:space="preserve"> </w:t>
+      </w:r>
+      <w:r>
+        <w:t xml:space="preserve">The chapter’s central move — voiced through Arakawa, who learned it at Esaki’s bench, and sharpened by Mrs Kind’s travel-agent analogy — is that a “barrier” is not a substance or a geographic obstacle but a statement about where a classical description predicts zero amplitude. Whether that statement is true is an empirical question about the system, not a property of the paperwork describing it; and a register’s list of permitted options is paperwork.</w:t>
       </w:r>
     </w:p>
     <w:p>
@@ -26424,6 +26003,14 @@
     <w:p>
       <w:pPr>
         <w:pStyle w:val="BodyText"/>
+      </w:pPr>
+      <w:r>
+        <w:t xml:space="preserve">Results from mutually exclusive arrangements cannot be stitched into one composite fact about a system; a finding built that way survives as a conclusion but dies as an argument.</w:t>
+      </w:r>
+    </w:p>
+    <w:p>
+      <w:pPr>
+        <w:pStyle w:val="BodyText"/>
         <w:numPr>
           <w:ilvl w:val="0"/>
           <w:numId w:val="1023"/>
@@ -26528,94 +26115,82 @@
     </w:p>
     <w:p>
       <w:pPr>
-        <w:pStyle w:val="BodyText"/>
-        <w:numPr>
-          <w:ilvl w:val="0"/>
-          <w:numId w:val="1058"/>
-        </w:numPr>
-      </w:pPr>
-      <w:r>
-        <w:t xml:space="preserve">Karl Schwarzschild found the first exact solution to Einstein’s field equations in 1915–16, writing from the Russian front; the solution appeared to have a singularity at what is now called the Schwarzschild radius.</w:t>
-      </w:r>
-    </w:p>
-    <w:p>
-      <w:pPr>
-        <w:pStyle w:val="BodyText"/>
-        <w:numPr>
-          <w:ilvl w:val="0"/>
-          <w:numId w:val="1058"/>
-        </w:numPr>
-      </w:pPr>
-      <w:r>
-        <w:t xml:space="preserve">That apparent singularity is a coordinate artefact. The Kruskal extension shows the true, maximally extended solution smoothly continues through it.</w:t>
-      </w:r>
-    </w:p>
-    <w:p>
-      <w:pPr>
-        <w:pStyle w:val="BodyText"/>
-        <w:numPr>
-          <w:ilvl w:val="0"/>
-          <w:numId w:val="1058"/>
-        </w:numPr>
-      </w:pPr>
-      <w:r>
-        <w:t xml:space="preserve">This maximally extended solution contains an Einstein–Rosen bridge — a genuine geometric connection between two otherwise separate regions, present the instant the mass exists.</w:t>
-      </w:r>
-    </w:p>
-    <w:p>
-      <w:pPr>
-        <w:pStyle w:val="BodyText"/>
-        <w:numPr>
-          <w:ilvl w:val="0"/>
-          <w:numId w:val="1058"/>
-        </w:numPr>
-      </w:pPr>
-      <w:r>
-        <w:t xml:space="preserve">The bridge is provably non-traversable in its bare form: the throat pinches shut in less proper time than light needs to cross it.</w:t>
-      </w:r>
-    </w:p>
-    <w:p>
-      <w:pPr>
-        <w:pStyle w:val="BodyText"/>
-        <w:numPr>
-          <w:ilvl w:val="0"/>
-          <w:numId w:val="1058"/>
-        </w:numPr>
-      </w:pPr>
-      <w:r>
-        <w:t xml:space="preserve">Morris and Thorne (1988) showed that holding a throat open requires a source of negative energy density, violating the null energy condition — and the Casimir effect from Chapter Two is a real, laboratory-confirmed source of exactly that, though far too small, in known engineering, to hold anything human-sized open.</w:t>
-      </w:r>
-    </w:p>
-    <w:p>
-      <w:pPr>
-        <w:pStyle w:val="BodyText"/>
-      </w:pPr>
-      <w:r>
-        <w:t xml:space="preserve">New in Chapter Thirteen: the maximally extended Schwarzschild solution and the Einstein–Rosen bridge — general relativity’s own wormhole, its real history, and why it is not, on its own, a useful tunnel.</w:t>
-      </w:r>
-    </w:p>
-    <w:p>
-      <w:pPr>
-        <w:pStyle w:val="BodyText"/>
-      </w:pPr>
-      <w:r>
-        <w:t xml:space="preserve">Schwarzschild’s actual history. Karl Schwarzschild, an astronomer serving as a German artillery lieutenant on the Eastern Front, found the first exact solution to Einstein’s field equations in December 1915, for the spacetime around a single non-rotating point mass — remarkable because Einstein himself had only produced an approximate solution weeks earlier. Schwarzschild sent his paper to Einstein, who presented it to the Prussian Academy of Sciences on his behalf. Schwarzschild died in May 1916 of pemphigus, an autoimmune disease, contracted at the front, having continued working on relativity between military duties until close to the end. The chapter’s device — a second, unsent portion of the correspondence — is invention; the man, the timeline, the disease, and the astonishing speed of the result are historical.</w:t>
-      </w:r>
-    </w:p>
-    <w:p>
-      <w:pPr>
-        <w:pStyle w:val="BodyText"/>
-      </w:pPr>
-      <w:r>
-        <w:t xml:space="preserve">What the solution actually contains. The Schwarzschild metric, in its original coordinates, appears to have a singularity at the Schwarzschild radius r_s = 2GM/c². This is a coordinate artefact, not a physical one — resolved by better coordinate choices (Eddington–Finkelstein, and fully by Kruskal and Szekeres independently in 1960). The maximally extended solution reveals the true global structure: two separate asymptotically flat regions, connected by a throat, joined at a single moment of symmetry. This is the Einstein–Rosen bridge, named for Einstein and Nathan Rosen’s 1935 paper recognising the same structure while attempting (unsuccessfully) to model particles as bridges. It is popularly called a wormhole.</w:t>
-      </w:r>
-    </w:p>
-    <w:p>
-      <w:pPr>
-        <w:pStyle w:val="BodyText"/>
-      </w:pPr>
-      <w:r>
-        <w:t xml:space="preserve">Why it cannot be used. The Kruskal extension shows the throat pinching closed in a finite proper time, faster than any signal — let alone any traveller — could cross from one side to the other. The classical, uncharged, non-rotating Einstein–Rosen bridge is a genuine feature of the solved equations and is, simultaneously, provably non-traversable: it closes before anything gets through. This has been understood since Fuller and Wheeler’s 1962 analysis.</w:t>
+        <w:pStyle w:val="FirstParagraph"/>
+      </w:pPr>
+      <w:r>
+        <w:t xml:space="preserve">Chapter Thirteen brings in the maximally extended Schwarzschild solution and the Einstein–Rosen bridge, general relativity’s own wormhole, its real history, and why it is not, on its own, a useful tunnel.</w:t>
+      </w:r>
+    </w:p>
+    <w:p>
+      <w:pPr>
+        <w:pStyle w:val="BodyText"/>
+      </w:pPr>
+      <w:r>
+        <w:rPr>
+          <w:bCs/>
+          <w:b/>
+        </w:rPr>
+        <w:t xml:space="preserve">Schwarzschild’s actual history.</w:t>
+      </w:r>
+      <w:r>
+        <w:t xml:space="preserve"> </w:t>
+      </w:r>
+      <w:r>
+        <w:t xml:space="preserve">Karl Schwarzschild, an astronomer serving as a German artillery lieutenant on the Eastern Front, found the first exact solution to Einstein’s field equations in December 1915, for the spacetime around a single non-rotating point mass — remarkable because Einstein himself had only produced an approximate solution weeks earlier. Schwarzschild sent his paper to Einstein, who presented it to the Prussian Academy of Sciences on his behalf. Schwarzschild died in May 1916 of pemphigus, an autoimmune disease, contracted at the front, having continued working on relativity between military duties until close to the end. The chapter’s device — a second, unsent portion of the correspondence — is invention; the man, the timeline, the disease, and the astonishing speed of the result are historical.</w:t>
+      </w:r>
+    </w:p>
+    <w:p>
+      <w:pPr>
+        <w:pStyle w:val="BodyText"/>
+      </w:pPr>
+      <w:r>
+        <w:rPr>
+          <w:bCs/>
+          <w:b/>
+        </w:rPr>
+        <w:t xml:space="preserve">What the solution actually contains.</w:t>
+      </w:r>
+      <w:r>
+        <w:t xml:space="preserve"> </w:t>
+      </w:r>
+      <w:r>
+        <w:t xml:space="preserve">The Schwarzschild metric, in its original coordinates, appears to have a singularity at the Schwarzschild radius r_s = 2GM/c². This is a coordinate artefact, not a physical one — resolved by better coordinate choices (Eddington–Finkelstein, and fully by Kruskal and Szekeres independently in 1960). The maximally extended solution reveals the true global structure: two separate asymptotically flat regions, connected by a throat, joined at a single moment of symmetry. This is the Einstein–Rosen bridge, named for Einstein and Nathan Rosen’s 1935 paper recognising the same structure while attempting (unsuccessfully) to model particles as bridges. It is popularly called a wormhole.</w:t>
+      </w:r>
+    </w:p>
+    <w:p>
+      <w:pPr>
+        <w:pStyle w:val="BodyText"/>
+      </w:pPr>
+      <w:r>
+        <w:rPr>
+          <w:bCs/>
+          <w:b/>
+        </w:rPr>
+        <w:t xml:space="preserve">Why it cannot be used.</w:t>
+      </w:r>
+      <w:r>
+        <w:t xml:space="preserve"> </w:t>
+      </w:r>
+      <w:r>
+        <w:t xml:space="preserve">The Kruskal extension shows the throat pinching closed in a finite proper time, faster than any signal — let alone any traveller — could cross from one side to the other. The classical, uncharged, non-rotating Einstein–Rosen bridge is a genuine feature of the solved equations and is, simultaneously, provably non-traversable: it closes before anything gets through. This has been understood since Fuller and Wheeler’s 1962 analysis.</w:t>
+      </w:r>
+    </w:p>
+    <w:p>
+      <w:pPr>
+        <w:pStyle w:val="BodyText"/>
+      </w:pPr>
+      <w:r>
+        <w:rPr>
+          <w:bCs/>
+          <w:b/>
+        </w:rPr>
+        <w:t xml:space="preserve">What this chapter was actually showing you.</w:t>
+      </w:r>
+      <w:r>
+        <w:t xml:space="preserve"> </w:t>
+      </w:r>
+      <w:r>
+        <w:t xml:space="preserve">Van Casteel’s proposal was the least speculative reading available of a real, century-old exact solution, which is why Beatrix’s next question was not “is this real” but “is a negative-energy source of that sign big enough to matter, and has anyone measured it.” The next chapter measures it.</w:t>
       </w:r>
     </w:p>
     <w:p>
@@ -26639,26 +26214,38 @@
     </w:p>
     <w:p>
       <w:pPr>
-        <w:pStyle w:val="BodyText"/>
-      </w:pPr>
-      <w:r>
-        <w:t xml:space="preserve">What this chapter was actually showing you. Van Casteel’s proposal was the least speculative reading available of a real, century-old exact solution, which is why Beatrix’s next question was not “is this real” but “is a negative-energy source of that sign big enough to matter, and has anyone measured it.” The next chapter measures it.</w:t>
-      </w:r>
-    </w:p>
-    <w:p>
-      <w:pPr>
         <w:pStyle w:val="FirstParagraph"/>
       </w:pPr>
       <w:r>
-        <w:t xml:space="preserve">Traversability and exotic matter. Morris and Thorne (1988), motivated by a query from Carl Sagan for the novel Contact, showed what is required to hold a wormhole throat open long enough to be crossed: a source of negative energy density, violating the null energy condition that ordinary matter obeys. This is not a free assumption — it demands a real physical mechanism. The Casimir effect, the attractive force between closely spaced conducting plates arising from the modification of vacuum fluctuations, is the best-established real-world source of a negative energy density (already present in the story via Chapter Two and Hendrik van Casteel). The magnitudes achieved in laboratory Casimir setups are vastly too small to hold open anything but a subatomic wormhole for an imperceptible time, which is precisely the gap between “the correct sign exists in nature” and “a usable macroscopic bridge exists” that the chapter turns into its central tension. Traversable wormholes remain, at present, solidly theoretical: consistent with general relativity given exotic matter, but with no known astrophysical source of exotic matter at the required scale.</w:t>
-      </w:r>
-    </w:p>
-    <w:p>
-      <w:pPr>
-        <w:pStyle w:val="BodyText"/>
-      </w:pPr>
-      <w:r>
-        <w:t xml:space="preserve">The plot’s leap, and where it lands. Treating an old, continuously fed horizon as a place where the Fuller–Wheeler pinch-off might be deferred by a sustained negative-energy source is invention, built from real pieces (the maximal extension, the Casimir sign, the traversability condition). Chapter Fourteen tests it the only honest way, with a bench, and finds an ordinary ground loop instead of a throat. The quantum inequalities of Ford and Roman, covered in the next lecture, had already made the throat very unlikely.</w:t>
+        <w:rPr>
+          <w:bCs/>
+          <w:b/>
+        </w:rPr>
+        <w:t xml:space="preserve">Traversability and exotic matter.</w:t>
+      </w:r>
+      <w:r>
+        <w:t xml:space="preserve"> </w:t>
+      </w:r>
+      <w:r>
+        <w:t xml:space="preserve">Morris and Thorne (1988), motivated by a query from Carl Sagan for the novel Contact, showed what is required to hold a wormhole throat open long enough to be crossed: a source of negative energy density, violating the null energy condition that ordinary matter obeys. This is not a free assumption — it demands a real physical mechanism. The Casimir effect, the attractive force between closely spaced conducting plates arising from the modification of vacuum fluctuations, is the best-established real-world source of a negative energy density (already present in the story via Chapter Two and Hendrik van Casteel). The magnitudes achieved in laboratory Casimir setups are vastly too small to hold open anything but a subatomic wormhole for an imperceptible time, which is precisely the gap between “the correct sign exists in nature” and “a usable macroscopic bridge exists” that the chapter turns into its central tension. Traversable wormholes remain, at present, solidly theoretical: consistent with general relativity given exotic matter, but with no known astrophysical source of exotic matter at the required scale.</w:t>
+      </w:r>
+    </w:p>
+    <w:p>
+      <w:pPr>
+        <w:pStyle w:val="BodyText"/>
+      </w:pPr>
+      <w:r>
+        <w:rPr>
+          <w:bCs/>
+          <w:b/>
+        </w:rPr>
+        <w:t xml:space="preserve">The plot’s leap, and where it lands.</w:t>
+      </w:r>
+      <w:r>
+        <w:t xml:space="preserve"> </w:t>
+      </w:r>
+      <w:r>
+        <w:t xml:space="preserve">Treating an old, continuously fed horizon as a place where the Fuller–Wheeler pinch-off might be deferred by a sustained negative-energy source is invention, built from real pieces (the maximal extension, the Casimir sign, the traversability condition). Chapter Fourteen tests it the only honest way, with a bench, and finds an ordinary ground loop instead of a throat. The quantum inequalities of Ford and Roman, covered in the next lecture, had already made the throat very unlikely.</w:t>
       </w:r>
     </w:p>
     <w:p>
@@ -26775,7 +26362,7 @@
     </w:p>
     <w:p>
       <w:pPr>
-        <w:pStyle w:val="BodyText"/>
+        <w:pStyle w:val="FirstParagraph"/>
       </w:pPr>
       <w:r>
         <w:t xml:space="preserve">Chapter Fourteen is an experiment that goes wrong in the most ordinary way possible and is rescued in the most ordinary way possible. That is the physics, and it is most of what experimental physics actually is.</w:t>
@@ -26849,6 +26436,24 @@
       </w:r>
       <w:r>
         <w:t xml:space="preserve"> Even before the bench, quantum field theory had made a walk-through wormhole very unlikely. Negative energy density is allowed, as the Casimir effect shows, but only within limits: the quantum inequalities of Ford and Roman bound how much negative energy can sit in a place and for how long, trading magnitude against duration. Applied to wormholes (Ford and Roman, 1996), they imply that a throat must be either microscopically small or held open by negative energy squeezed into a band absurdly thin compared with the throat. No single law forbids a traversable wormhole. All of them together make one look hopeless.</w:t>
+      </w:r>
+    </w:p>
+    <w:p>
+      <w:pPr>
+        <w:pStyle w:val="BodyText"/>
+      </w:pPr>
+      <w:r>
+        <w:rPr>
+          <w:bCs/>
+          <w:b/>
+        </w:rPr>
+        <w:t xml:space="preserve">What this chapter was actually showing you.</w:t>
+      </w:r>
+      <w:r>
+        <w:t xml:space="preserve"> </w:t>
+      </w:r>
+      <w:r>
+        <w:t xml:space="preserve">The argument of the whole case was never really about wormholes, demons or dice. It was about the difference between an uncharacterised instrument and a characterised one. The chapter ends with a null result at a stated sensitivity, a ground loop written down as a ground loop, and a question moved from physics to people: not where the fourteen went, but who held the pen. The Office’s “pilot realisation” is invention; the experimental method is not.</w:t>
       </w:r>
     </w:p>
     <w:p>
@@ -26878,20 +26483,6 @@
         <w:rPr>
           <w:b/>
         </w:rPr>
-        <w:t xml:space="preserve">What this chapter was actually showing you.</w:t>
-      </w:r>
-      <w:r>
-        <w:t xml:space="preserve"> The book’s argument was never really about wormholes, demons or dice. It was about the difference between an uncharacterised instrument and a characterised one. The chapter ends with a null result at a stated sensitivity, a ground loop written down as a ground loop, and a question moved from physics to people: not where the fourteen went, but who held the pen. The Office’s “pilot realisation” is invention; the experimental method is not.</w:t>
-      </w:r>
-    </w:p>
-    <w:p>
-      <w:pPr>
-        <w:pStyle w:val="BodyText"/>
-      </w:pPr>
-      <w:r>
-        <w:rPr>
-          <w:b/>
-        </w:rPr>
         <w:t xml:space="preserve">Discharge and liability.</w:t>
       </w:r>
       <w:r>
@@ -27000,7 +26591,7 @@
     </w:p>
     <w:p>
       <w:pPr>
-        <w:pStyle w:val="BodyText"/>
+        <w:pStyle w:val="FirstParagraph"/>
       </w:pPr>
       <w:r>
         <w:t xml:space="preserve">The last chapter has no new physics in its plot. It has an argument about evidence, and the argument is statistics: why a list that stops at exactly fourteen points to a person rather than a process.</w:t>
@@ -27060,6 +26651,24 @@
       </w:r>
       <w:r>
         <w:t xml:space="preserve"> Professor Tengelman’s narrow answer was right: a rewrite of a screen can be unitary, which means the information still exists somewhere in the total state. It does not mean anyone can get it back, or that nothing was done to the people it described. Beatrix’s sentence, that a conservation law is not a defence to a charge of taking, is good physics as well as good law.</w:t>
+      </w:r>
+    </w:p>
+    <w:p>
+      <w:pPr>
+        <w:pStyle w:val="BodyText"/>
+      </w:pPr>
+      <w:r>
+        <w:rPr>
+          <w:bCs/>
+          <w:b/>
+        </w:rPr>
+        <w:t xml:space="preserve">What this chapter was actually showing you.</w:t>
+      </w:r>
+      <w:r>
+        <w:t xml:space="preserve"> </w:t>
+      </w:r>
+      <w:r>
+        <w:t xml:space="preserve">Lolly did not win the appeal with new physics. She laid Schedule 4 beside the list of the fourteen, with a ledger, a courier’s docket and an affidavit behind it, and showed that the fourteen were exactly the first fourteen lines and the fifteenth was not. A process that is only following the margins does not stop at the bottom of a page; a person can. The earlier chapters had shown that the fourteen left the list, not the world. The ledger showed who had asked for the list.</w:t>
       </w:r>
     </w:p>
     <w:p>
@@ -27280,7 +26889,7 @@
           <w:u w:val="single"/>
           <w:color w:val="0563C1"/>
         </w:rPr>
-        <w:t xml:space="preserve"> The force between two uncharged plates set close together, because the vacuum between them is poorer in modes than the vacuum outside. The book uses it as the known way to lower the price of empty space, and, in Chapter Fourteen, as an object lesson in how hard it is to measure honestly. Whether that lowering is “negative energy” in the sense a wormhole throat can spend is still argued; the lesson does not treat the argument as closed.</w:t>
+        <w:t xml:space="preserve"> The force between two uncharged plates set close together, because the vacuum between them is poorer in modes than the vacuum outside. The story uses it as the known way to lower the price of empty space, and, in Chapter Fourteen, as an object lesson in how hard it is to measure honestly. Whether that lowering is “negative energy” in the sense a wormhole throat can spend is still argued; the lesson does not treat the argument as closed.</w:t>
       </w:r>
     </w:p>
     <w:p>

--- a/Lolly Wren's Curious Science Adventures - SERIES/Book 2 - The Permitted Options/The_Permitted_Options_BOOK_2_DRAFT.docx
+++ b/Lolly Wren's Curious Science Adventures - SERIES/Book 2 - The Permitted Options/The_Permitted_Options_BOOK_2_DRAFT.docx
@@ -958,7 +958,7 @@
         <w:pStyle w:val="BodyText"/>
       </w:pPr>
       <w:r>
-        <w:t xml:space="preserve">“Register number one-forty-one,” she said. “Ellen Prosper, aged thirty-four, Sub-District 6, Outer Fenwick. Pending state at time of transfer: whether to accept a place on a postgraduate course in Newcastle or remain and take over her mother’s shop.”</w:t>
+        <w:t xml:space="preserve">“Register number one-forty-one,” she said. “Ellen Prosper, aged thirty-four, Outer Fenwick, on the ridge above Sub-District 6. Pending state at time of transfer: whether to accept a place on a postgraduate course in Newcastle or remain and take over her mother’s shop.”</w:t>
       </w:r>
     </w:p>
     <w:p>
@@ -2823,7 +2823,7 @@
         <w:pStyle w:val="BodyText"/>
       </w:pPr>
       <w:r>
-        <w:t xml:space="preserve">She had rung at eight on Thursdays for three years. In that time a Ministry had been taken apart, a department had been invented around her, and she had learned to read a coherence trace the way her father read a circuit diagram, by looking for the place where somebody had been in a hurry. None of it had moved the call. The call was a fixed point. She had come to suspect it was the only one she owned outright.</w:t>
+        <w:t xml:space="preserve">She had rung at eight on Thursdays for more than four years. In that time a Ministry had been taken apart, a department had been invented around her, and she had learned to read a coherence trace the way her father read a circuit diagram, by looking for the place where somebody had been in a hurry. None of it had moved the call. The call was a fixed point. She had come to suspect it was the only one she owned outright.</w:t>
       </w:r>
     </w:p>
     <w:p>
@@ -2970,7 +2970,7 @@
         <w:pStyle w:val="BodyText"/>
       </w:pPr>
       <w:r>
-        <w:t xml:space="preserve">Nobody had been watching her father. There was no trace. There was a night book in a care home in Outer Fenwick with a tired woman’s handwriting in it, and that was the whole of the record.</w:t>
+        <w:t xml:space="preserve">Nobody had been watching her father. There was no trace. There was a night book in a care home off Pelham Road with a tired woman’s handwriting in it, and that was the whole of the record.</w:t>
       </w:r>
     </w:p>
     <w:p>
@@ -3276,7 +3276,7 @@
         <w:pStyle w:val="BodyText"/>
       </w:pPr>
       <w:r>
-        <w:t>“He won’t come up unless you ask him,” Jago said. The sentence arrived the way his sentences always did, cheerful, and carrying slightly more than the stamp covered. “I tried him in a stairwell in 1919. He told me the pallor was the fluorescents and the Bloody Marys were only a preference. I have never believed a word of it. There is also a letter for you, from a garden in Woking. I wasn’t meant to read it. I read the first line. He says he signed a page he didn’t read.”</w:t>
+        <w:t xml:space="preserve">“He won’t come up unless you ask him,” Jago said. The sentence arrived the way his sentences always did, cheerful, and carrying slightly more than the stamp covered. “I tried him in a stairwell last spring. He told me the pallor was the fluorescents and the Bloody Marys were only a preference. I have never believed a word of it. There is also a letter for you, from a garden in Woking. I wasn’t meant to read it. I read the first line. He says he signed a page he didn’t read.”</w:t>
       </w:r>
     </w:p>
     <w:p>
@@ -3454,7 +3454,7 @@
         <w:pStyle w:val="BodyText"/>
       </w:pPr>
       <w:r>
-        <w:t xml:space="preserve">“The price of nothing,” said Eilstein. “Same as your Dutchman. I began in January because in December I noticed I was getting less from ordinary business than I had been getting in the autumn, and by January I was certain, and by February I was frightened, and on the fourteenth of March at approximately two in the morning it stopped entirely for six hours, and I have been living on scraps ever since.” He turned his hands over. “Look at them. I am eleven thousand years old and I have not been thin since the Bronze Age.”</w:t>
+        <w:t xml:space="preserve">“The price of nothing,” said Eilstein. “Same as your Dutchman. I began in January because in December I noticed I was getting less from ordinary business than I had been getting in the autumn, and by January I was certain, and by February I was frightened, and on the fourteenth of March at approximately two in the morning it stopped entirely for six hours, and I have been living on scraps ever since.” He turned his hands over. “Look at them. I carry eleven thousand years and I have not been thin since the Bronze Age.”</w:t>
       </w:r>
     </w:p>
     <w:p>
@@ -3901,7 +3901,7 @@
         <w:pStyle w:val="BodyText"/>
       </w:pPr>
       <w:r>
-        <w:t xml:space="preserve">They read them until twenty past two in the morning.</w:t>
+        <w:t xml:space="preserve">They read them until twenty past one in the morning.</w:t>
       </w:r>
     </w:p>
     <w:p>
@@ -4800,7 +4800,7 @@
         <w:pStyle w:val="BodyText"/>
       </w:pPr>
       <w:r>
-        <w:t xml:space="preserve">“I did hear a door.” Dennis frowned at the radio. “I know there wasn’t one. I knew it at eight. But I heard it, Gideon, the way you hear a fuse go in another room. Not the bang. The quiet. Like the house had more room in it all of a sudden.” He tapped the card table. “I’ve been in this chair three years and I know every noise this building makes, and that one wasn’t on the list.”</w:t>
+        <w:t xml:space="preserve">“I did hear a door.” Dennis frowned at the radio. “I know there wasn’t one. I knew it at eight. But I heard it, Gideon, the way you hear a fuse go in another room. Not the bang. The quiet. Like the house had more room in it all of a sudden.” He tapped the card table. “I’ve been in this chair four years and I know every noise this building makes, and that one wasn’t on the list.”</w:t>
       </w:r>
     </w:p>
     <w:p>
@@ -7138,7 +7138,7 @@
         <w:pStyle w:val="BodyText"/>
       </w:pPr>
       <w:r>
-        <w:t xml:space="preserve">Tengelman, a physicist from the Collegium at Brask whom the Counsel kept on a retainer and whom Lolly had never heard of before that week, was seated at the end of the horseshoe with a folder. He explained that he had been asked a narrow question about unitarity and had answered it accurately, and that he would prefer not to be characterised as endorsing the wider proposal.</w:t>
+        <w:t xml:space="preserve">Tengelman, whom Lolly had last seen at a Board of Inquiry being cheerful about the multiverse, and whom the Counsel now kept on a retainer through the Collegium at Brask, was seated at the end of the horseshoe with a folder. He explained that he had been asked a narrow question about unitarity and had answered it accurately, and that he would prefer not to be characterised as endorsing the wider proposal.</w:t>
       </w:r>
     </w:p>
     <w:p>
@@ -8700,16 +8700,16 @@
         <w:t xml:space="preserve">undecidable</w:t>
       </w:r>
       <w:r>
-        <w:t xml:space="preserve">. You can write down the Hamiltonian exactly and there is no algorithm that will tell you whether the system is gapped. It is the halting problem in a lab coat. So when I say nine are unclassified, I do not mean I need a better telescope. I mean the question </w:t>
-      </w:r>
-      <w:r>
-        <w:rPr>
-          <w:b/>
-        </w:rPr>
-        <w:t xml:space="preserve">has no computable answer</w:t>
-      </w:r>
-      <w:r>
-        <w:t xml:space="preserve">, and I could hold the complete state of each star on a card and be no better off.”</w:t>
+        <w:t xml:space="preserve">. You can write down the Hamiltonian exactly and there is no algorithm that will tell you whether the system is gapped. It is the halting problem in a lab coat. So when I say nine are unclassified, I do not mean I need a better telescope. I mean these nine sit in the class where no general algorithm can settle the question, and for any one of them the answer may not be provable at all. I could hold the complete state of each star on a card and be no better off.</w:t>
+      </w:r>
+      <w:r>
+        <w:rPr>
+          <w:b/>
+        </w:rPr>
+        <w:t xml:space="preserve"/>
+      </w:r>
+      <w:r>
+        <w:t xml:space="preserve">”</w:t>
       </w:r>
     </w:p>
     <w:p>
@@ -8998,7 +8998,7 @@
         <w:pStyle w:val="BodyText"/>
       </w:pPr>
       <w:r>
-        <w:t xml:space="preserve">He had stopped minding about the mirror in the fifteenth century. He found tonight that he minded again, a little, and could not at first work out why. Then he understood. A man he had never met had told a roomful of civil servants that he was </w:t>
+        <w:t xml:space="preserve">He had stopped minding about the mirror a lifetime ago, and what he carried had stopped long before that. He found tonight that he minded again, a little, and could not at first work out why. Then he understood. A man he had never met had told a roomful of civil servants that he was </w:t>
       </w:r>
       <w:r>
         <w:rPr>
@@ -10417,15 +10417,15 @@
         <w:pStyle w:val="FirstParagraph"/>
       </w:pPr>
       <w:r>
-        <w:t xml:space="preserve">Three items had been left on the table since the Monday, and Fainrose called them, on the Thursday morning, “the backlog,” which was the first time Lolly had heard her use a word that small for something that could end with either a black hole undressed in public or a nineteen-year employee arrested for counting.</w:t>
-      </w:r>
-    </w:p>
-    <w:p>
-      <w:pPr>
-        <w:pStyle w:val="BodyText"/>
-      </w:pPr>
-      <w:r>
-        <w:t xml:space="preserve">“A hundred and forty-eight days,” said Miss Pike, who had started opening every backlog meeting with the number since nobody else would. “Item one.”</w:t>
+        <w:t xml:space="preserve">Three items had been left on the table since the Monday, and Fainrose called them, on the Thursday morning, “the backlog,” which was the first time Lolly had heard her use a word that small for something that could end with either a black hole undressed in public or a lighting engineer evicted from his own mineshaft for counting.</w:t>
+      </w:r>
+    </w:p>
+    <w:p>
+      <w:pPr>
+        <w:pStyle w:val="BodyText"/>
+      </w:pPr>
+      <w:r>
+        <w:t xml:space="preserve">“Two hundred and fifteen days,” said Miss Pike, who had started opening every backlog meeting with the number since nobody else would. “Item one.”</w:t>
       </w:r>
     </w:p>
     <w:p>
@@ -10965,7 +10965,7 @@
         <w:pStyle w:val="BodyText"/>
       </w:pPr>
       <w:r>
-        <w:t xml:space="preserve">148 days. Ramanathan says the sixty-five years is the whole of the argument. I keep turning that over: something can stop being a secret without anybody deciding to forgive it.</w:t>
+        <w:t xml:space="preserve">215 days. Ramanathan says the sixty-five years is the whole of the argument. I keep turning that over: something can stop being a secret without anybody deciding to forgive it.</w:t>
       </w:r>
     </w:p>
     <w:p>
@@ -11318,7 +11318,7 @@
         <w:pStyle w:val="BodyText"/>
       </w:pPr>
       <w:r>
-        <w:t xml:space="preserve">“That your protocol contains a category error,” said Viktor Eugenius, “and that it is the most respectable category error in the history of science, and that everybody in this building has made it, including me, for sixty years, and that it stops being harmless in about a hundred and forty-four days.”</w:t>
+        <w:t xml:space="preserve">“That your protocol contains a category error,” said Viktor Eugenius, “and that it is the most respectable category error in the history of science, and that everybody in this building has made it, including me, for sixty years, and that it stops being harmless in about two hundred and ten days.”</w:t>
       </w:r>
     </w:p>
     <w:p>
@@ -11368,7 +11368,7 @@
         <w:pStyle w:val="BodyText"/>
       </w:pPr>
       <w:r>
-        <w:t xml:space="preserve">“And now the part that concerns my hundred and forty-four days,” said Fainrose, “because you did not come from Cambridge to review a sixty-year-old essay.”</w:t>
+        <w:t xml:space="preserve">“And now the part that concerns my two hundred and nine days,” said Fainrose, “because you did not come from Cambridge to review a sixty-year-old essay.”</w:t>
       </w:r>
     </w:p>
     <w:p>
@@ -11840,7 +11840,7 @@
         <w:pStyle w:val="BodyText"/>
       </w:pPr>
       <w:r>
-        <w:t xml:space="preserve">Lolly said, “Then let’s be rude. My department has a hundred and forty-four days left. What is that, if there’s no time?”</w:t>
+        <w:t xml:space="preserve">Lolly said, “Then let’s be rude. My department has two hundred and seven days left. What is that, if there’s no time?”</w:t>
       </w:r>
     </w:p>
     <w:p>
@@ -12812,7 +12812,7 @@
         <w:pStyle w:val="BodyText"/>
       </w:pPr>
       <w:r>
-        <w:t xml:space="preserve">“We rewrote paragraph 11 three weeks ago, on Mr Barbarian’s objection. We don’t test whether a party can achieve a score. We test the</w:t>
+        <w:t xml:space="preserve">“We rewrote paragraph 11 five weeks ago, on Mr Barbarian’s objection. We don’t test whether a party can achieve a score. We test the</w:t>
       </w:r>
       <w:r>
         <w:t xml:space="preserve"> </w:t>
@@ -13345,7 +13345,7 @@
         <w:pStyle w:val="BodyText"/>
       </w:pPr>
       <w:r>
-        <w:t xml:space="preserve">“Then the Concordance is a rock whose strata are intact and whose light is gone.” He looked up. “I have been telling you for three weeks that a past is expensive and therefore real. Here is a party whose records are entirely consistent and entirely mute, and I do not know whether they have a past or not, and I am ashamed of how interesting I find that.”</w:t>
+        <w:t xml:space="preserve">“Then the Concordance is a rock whose strata are intact and whose light is gone.” He looked up. “I have been telling you for five weeks that a past is expensive and therefore real. Here is a party whose records are entirely consistent and entirely mute, and I do not know whether they have a past or not, and I am ashamed of how interesting I find that.”</w:t>
       </w:r>
     </w:p>
     <w:p>
@@ -13464,15 +13464,15 @@
         <w:t xml:space="preserve">One copy. Sorted differently. They know I asked.</w:t>
       </w:r>
       <w:r>
-        <w:t xml:space="preserve"> Then she filled in Form R/40, an application for a requester’s name to be released “where the public interest so requires”, which was the kind of phrase a registry puts in a rule so that it can say it has one, and took it to the post box on Horseferry Road herself, because the Programme had a hundred and twenty-seven days left and she did not trust the internal mail with anything that had a deadline.</w:t>
-      </w:r>
-    </w:p>
-    <w:p>
-      <w:pPr>
-        <w:pStyle w:val="BodyText"/>
-      </w:pPr>
-      <w:r>
-        <w:t xml:space="preserve">In the morning she asked Miss Pike, because certified copies crossed Miss Pike’s desk. Miss Pike was at the kettle. She said that copies of the Statement went out every week and that she would look, and at lunchtime she came to Lolly’s desk and said, “The system says withheld,” which was true, and went back to the kettle. Lolly, who had a hundred and twenty-six days and a Concordance to save, wrote </w:t>
+        <w:t xml:space="preserve"> Then she filled in Form R/40, an application for a requester’s name to be released “where the public interest so requires”, which was the kind of phrase a registry puts in a rule so that it can say it has one, and took it to the post box on Horseferry Road herself, because the Programme had a hundred and sixty-five days left and she did not trust the internal mail with anything that had a deadline.</w:t>
+      </w:r>
+    </w:p>
+    <w:p>
+      <w:pPr>
+        <w:pStyle w:val="BodyText"/>
+      </w:pPr>
+      <w:r>
+        <w:t xml:space="preserve">In the morning she asked Miss Pike, because certified copies crossed Miss Pike’s desk. Miss Pike was at the kettle. She said that copies of the Statement went out every week and that she would look, and at lunchtime she came to Lolly’s desk and said, “The system says withheld,” which was true, and went back to the kettle. Lolly, who had a hundred and sixty-four days and a Concordance to save, wrote </w:t>
       </w:r>
       <w:r>
         <w:rPr>
@@ -13672,7 +13672,7 @@
         <w:pStyle w:val="BodyText"/>
       </w:pPr>
       <w:r>
-        <w:t xml:space="preserve">“Summon me,” he said. “I have a hundred and twenty-six days of standing about and I would rather be used. And Ms Wren — the widow in Ravenna asked me the same question in the ninth year and I lied to her, and she died believing I was permitted, and I have had six hundred and seventy-nine years to consider the ethics of that, and my considered position is that I would do it again and that this is precisely why the rule cannot be left to me.”</w:t>
+        <w:t xml:space="preserve">“Summon me,” he said. “I have a hundred and sixty-four days of standing about and I would rather be used. And Ms Wren — the widow in Ravenna asked me the same question in the ninth year and I lied to her, and she died believing I was permitted, and I have had six hundred and seventy-nine years to consider the ethics of that, and my considered position is that I would do it again and that this is precisely why the rule cannot be left to me.”</w:t>
       </w:r>
     </w:p>
     <w:p>
@@ -13984,7 +13984,7 @@
         <w:pStyle w:val="BodyText"/>
       </w:pPr>
       <w:r>
-        <w:t xml:space="preserve">The Vienna occupancy schedule was one page and it covered the whole life of the Counsel and had three entries, and nobody had asked for the second until Mrs Kind asked for it, on a Monday, with a hundred and twenty-one days left.</w:t>
+        <w:t xml:space="preserve">The Vienna occupancy schedule was one page and it covered the whole life of the Counsel and had three entries, and nobody had asked for the second until Mrs Kind asked for it, on a Monday, with a hundred and fifty-five days left.</w:t>
       </w:r>
     </w:p>
     <w:p>
@@ -14040,7 +14040,7 @@
         <w:pStyle w:val="BodyText"/>
       </w:pPr>
       <w:r>
-        <w:t xml:space="preserve">He had spent thirty years arguing that heat was the statistics of enormous numbers of invisible things, and he had spent those same thirty years being told by extremely eminent men that invisible things were not a proper subject for physics, that his atoms were a bookkeeping fiction, and that a serious science described what could be observed. He had defended himself very well and in public and it had cost him a great deal. He had been ill for long periods in a way that his century did not know how to name and ours does. He had held chairs in four cities and resigned three of them.</w:t>
+        <w:t xml:space="preserve">He had spent thirty years arguing that heat was the statistics of enormous numbers of invisible things, and he had spent those same thirty years being told by extremely eminent men that invisible things were not a proper subject for physics, that his atoms were a bookkeeping fiction, and that a serious science described what could be observed. He had defended himself very well and in public and it had cost him a great deal. He had been ill for long periods in a way that his century did not know how to name and ours does. He had held chairs in four cities and left most of them.</w:t>
       </w:r>
     </w:p>
     <w:p>
@@ -14436,7 +14436,7 @@
         <w:pStyle w:val="FirstParagraph"/>
       </w:pPr>
       <w:r>
-        <w:t xml:space="preserve">On the Saturday Lolly asked Eilstein to come to Outer Fenwick with her. She did not summon him. She could have, now. She asked, in the lobby, in the old way, and he looked at her for a moment as though she had handed him something that had gone out of production.</w:t>
+        <w:t xml:space="preserve">On the Saturday Lolly asked Eilstein to come to Larchfield with her. She did not summon him. She could have, now. She asked, in the lobby, in the old way, and he looked at her for a moment as though she had handed him something that had gone out of production.</w:t>
       </w:r>
     </w:p>
     <w:p>
@@ -14468,7 +14468,7 @@
         <w:pStyle w:val="BodyText"/>
       </w:pPr>
       <w:r>
-        <w:t xml:space="preserve">“I should tell you,” he said, “that I do not remember the fourteenth of March as a place. I remember it as a famine. Everywhere. I could not tell you what Outer Fenwick tasted like at three in the morning, because nothing tasted of anything.” He put on his hat. “But I can tell you what your father tastes like now, if he asks me in, and I gather that is the question underneath.”</w:t>
+        <w:t xml:space="preserve">“I should tell you,” he said, “that I do not remember the fourteenth of March as a place. I remember it as a famine. Everywhere. I could not tell you what Pelham Road tasted like at three in the morning, because nothing tasted of anything.” He put on his hat. “But I can tell you what your father tastes like now, if he asks me in, and I gather that is the question underneath.”</w:t>
       </w:r>
     </w:p>
     <w:p>
@@ -14783,7 +14783,7 @@
         <w:pStyle w:val="BodyText"/>
       </w:pPr>
       <w:r>
-        <w:t xml:space="preserve">She stood with her hands on the cylinder for some time. Lolly, watching her, thought of Mrs Chain’s photograph, and of the Ministry’s letter in the fire, and did not write anything down.</w:t>
+        <w:t xml:space="preserve">She stood with her hands on the cylinder for some time. Lolly, watching her, thought of Mrs Chain’s photograph, and of the umbrella across her knees, and did not write anything down.</w:t>
       </w:r>
     </w:p>
     <w:p>
@@ -15057,7 +15057,7 @@
         <w:pStyle w:val="BodyText"/>
       </w:pPr>
       <w:r>
-        <w:t xml:space="preserve">107 days.</w:t>
+        <w:t xml:space="preserve">144 days.</w:t>
       </w:r>
     </w:p>
     <w:p>
@@ -15861,7 +15861,7 @@
         <w:pStyle w:val="BodyText"/>
       </w:pPr>
       <w:r>
-        <w:t xml:space="preserve">101 days.</w:t>
+        <w:t xml:space="preserve">134 days.</w:t>
       </w:r>
     </w:p>
     <w:p>
@@ -16339,7 +16339,7 @@
         <w:pStyle w:val="BodyText"/>
       </w:pPr>
       <w:r>
-        <w:t xml:space="preserve">85 days. Thirty-one cores still advancing, Ramanathan says. I have not asked her what that means for the count, because I think I know.</w:t>
+        <w:t xml:space="preserve">119 days. Thirty-one cores still advancing, Ramanathan says. I have not asked her what that means for the count, because I think I know.</w:t>
       </w:r>
     </w:p>
     <w:p>
@@ -16767,7 +16767,7 @@
         <w:pStyle w:val="FirstParagraph"/>
       </w:pPr>
       <w:r>
-        <w:t xml:space="preserve">Delia Price came in on the Thursday, five months after Inverness, and brought Mrs Kind a tin of shortbread, which was not done, and Mrs Kind accepted it, which was not done either.</w:t>
+        <w:t xml:space="preserve">Delia Price came in on the Friday, five months after Inverness, and brought Mrs Kind a tin of shortbread, which was not done, and Mrs Kind accepted it, which was not done either.</w:t>
       </w:r>
     </w:p>
     <w:p>
@@ -16824,7 +16824,7 @@
         <w:pStyle w:val="BodyText"/>
       </w:pPr>
       <w:r>
-        <w:t xml:space="preserve">The department had spent six months looking at the aircraft. Rewrites, screens, vacuum, throats. Very interesting aircraft. Nobody had looked at the booking, because in the department’s mind there had not been one. It had been a </w:t>
+        <w:t xml:space="preserve">The department had spent seven months looking at the aircraft. Rewrites, screens, vacuum, throats. Very interesting aircraft. Nobody had looked at the booking, because in the department’s mind there had not been one. It had been a </w:t>
       </w:r>
       <w:r>
         <w:rPr>
@@ -17298,7 +17298,7 @@
         <w:pStyle w:val="BodyText"/>
       </w:pPr>
       <w:r>
-        <w:t xml:space="preserve">76 days.</w:t>
+        <w:t xml:space="preserve">108 days.</w:t>
       </w:r>
     </w:p>
     <w:p>

--- a/Lolly Wren's Curious Science Adventures - SERIES/Book 2 - The Permitted Options/The_Permitted_Options_BOOK_2_DRAFT.docx
+++ b/Lolly Wren's Curious Science Adventures - SERIES/Book 2 - The Permitted Options/The_Permitted_Options_BOOK_2_DRAFT.docx
@@ -4678,7 +4678,7 @@
         <w:pStyle w:val="BodyText"/>
       </w:pPr>
       <w:r>
-        <w:t xml:space="preserve">Gideon snipped it. He did not cut himself, which was an achievement he chose not to remark on. The radio, given a fresh battery the right way round, found Radio 4 halfway through a man explaining compost.</w:t>
+        <w:t xml:space="preserve">Gideon snipped it. The radio, given a fresh battery the right way round, found Radio 4 halfway through a man explaining compost.</w:t>
       </w:r>
     </w:p>
     <w:p>
@@ -14759,7 +14759,7 @@
         <w:pStyle w:val="BodyText"/>
       </w:pPr>
       <w:r>
-        <w:t xml:space="preserve">Nobody spoke. The pump stopped, and the gallery was very quiet.</w:t>
+        <w:t xml:space="preserve">Nobody spoke. The pump stopped, and the gallery went still.</w:t>
       </w:r>
     </w:p>
     <w:p>
@@ -16571,7 +16571,7 @@
         <w:pStyle w:val="BodyText"/>
       </w:pPr>
       <w:r>
-        <w:t xml:space="preserve">The room was very quiet.</w:t>
+        <w:t xml:space="preserve">Nobody moved.</w:t>
       </w:r>
     </w:p>
     <w:p>
@@ -19660,7 +19660,7 @@
         <w:pStyle w:val="BodyText"/>
       </w:pPr>
       <w:r>
-        <w:t xml:space="preserve">She wrote on the first page of the Post Office pad, which was the first page of volume six whether the stationery knew it or not, with the whole department very quiet around her and Eilstein, who had asked to be present and been permitted on Article Two’s new terms, standing by the window with his hands behind his back and no reflection in the glass:</w:t>
+        <w:t xml:space="preserve">She wrote on the first page of the Post Office pad, which was the first page of volume six whether the stationery knew it or not, with the whole department silent around her and Eilstein, who had asked to be present and been permitted on Article Two’s new terms, standing by the window with his hands behind his back and no reflection in the glass:</w:t>
       </w:r>
     </w:p>
     <w:p>

--- a/Lolly Wren's Curious Science Adventures - SERIES/Book 2 - The Permitted Options/The_Permitted_Options_BOOK_2_DRAFT.docx
+++ b/Lolly Wren's Curious Science Adventures - SERIES/Book 2 - The Permitted Options/The_Permitted_Options_BOOK_2_DRAFT.docx
@@ -836,7 +836,7 @@
         <w:pStyle w:val="BodyText"/>
       </w:pPr>
       <w:r>
-        <w:t>Gideon Wigglesworth had read the same page the night before. He had come up from the bench room with a mug he had already chipped on the stair-rail, set it where her hand would find it, and said, a little behind the thought, “You don’t have to write what the place is. You already do the work.”</w:t>
+        <w:t xml:space="preserve">Gideon Wigglesworth had read the same page the night before. He had come up from the bench room with a mug, set it where her hand would find it, and said, a little behind the thought, “You don’t have to write what the place is. You already do the work.”</w:t>
       </w:r>
     </w:p>
     <w:p>
@@ -1595,7 +1595,7 @@
         <w:pStyle w:val="BodyText"/>
       </w:pPr>
       <w:r>
-        <w:t xml:space="preserve">Nobody answered her, because at that moment the telephone in the briefing room rang, which it never did, and Lolly picked it up, and listened, and said “yes” twice and “when” once and “no, keep it off the system” and put it down.</w:t>
+        <w:t xml:space="preserve">Nobody answered her. At that moment the telephone in the briefing room rang, which it never did, and Lolly picked it up, and listened, and said “yes” twice and “when” once and “no, keep it off the system” and put it down.</w:t>
       </w:r>
     </w:p>
     <w:p>
@@ -2559,7 +2559,7 @@
         <w:pStyle w:val="BodyText"/>
       </w:pPr>
       <w:r>
-        <w:t xml:space="preserve">They were in the car park at half past four when Miss Pike rang, and Lolly put it on speaker on the roof of the car because Fainrose was standing on the other side of it.</w:t>
+        <w:t xml:space="preserve">They were in the car park at half past four when Miss Pike rang, and Lolly put it on speaker on the roof of the car so that Fainrose, on the other side of it, could hear.</w:t>
       </w:r>
     </w:p>
     <w:p>
@@ -2815,7 +2815,7 @@
         <w:pStyle w:val="FirstParagraph"/>
       </w:pPr>
       <w:r>
-        <w:t xml:space="preserve">At eight, because it was Thursday, Lolly took her phone into the stairwell between the second and third floors and rang Larchfield House.</w:t>
+        <w:t xml:space="preserve">At eight, it being Thursday, Lolly took her phone into the stairwell between the second and third floors and rang Larchfield House.</w:t>
       </w:r>
     </w:p>
     <w:p>
@@ -2871,7 +2871,7 @@
         <w:pStyle w:val="BodyText"/>
       </w:pPr>
       <w:r>
-        <w:t xml:space="preserve">Lolly stood on the cold landing and looked at nothing. Two floors down, through 1971 concrete, she could hear the bench room: a radio, a clank, a pause, a shorter clank.</w:t>
+        <w:t xml:space="preserve">Lolly stood on the cold landing and looked at nothing. Two floors down, through 1971 concrete, she could hear the bench room: a radio, and Gideon arguing with it.</w:t>
       </w:r>
     </w:p>
     <w:p>
@@ -3154,7 +3154,7 @@
         <w:pStyle w:val="BodyText"/>
       </w:pPr>
       <w:r>
-        <w:t xml:space="preserve">That was the first thing, and it took Lolly Wren rather longer to understand than it should have, because at half past nine on the Thursday evening the front desk rang up to the second floor and said there was a gentleman in reception who would not state his business and would not sit down, and Lolly went down expecting a journalist.</w:t>
+        <w:t xml:space="preserve">That was the first thing, and it took Lolly Wren rather longer to understand than it should have. At half past nine on the Thursday evening the front desk rang up to the second floor and said there was a gentleman in reception who would not state his business and would not sit down, and Lolly went down expecting a journalist.</w:t>
       </w:r>
     </w:p>
     <w:p>
@@ -3454,7 +3454,7 @@
         <w:pStyle w:val="BodyText"/>
       </w:pPr>
       <w:r>
-        <w:t xml:space="preserve">“The price of nothing,” said Eilstein. “Same as your Dutchman. I began in January because in December I noticed I was getting less from ordinary business than I had been getting in the autumn, and by January I was certain, and by February I was frightened, and on the fourteenth of March at approximately two in the morning it stopped entirely for six hours, and I have been living on scraps ever since.” He turned his hands over. “Look at them. I carry eleven thousand years and I have not been thin since the Bronze Age.”</w:t>
+        <w:t xml:space="preserve">“The price of nothing,” said Eilstein. “Same as your Dutchman. I began in January because in December I noticed I was getting less from ordinary business than I had been getting in the autumn, and by January I was certain, and by February I was frightened, and on the fourteenth of March at approximately two in the morning it stopped entirely for six hours, and I have been living on scraps ever since.” He turned his hands over. “Look at them. I carry eleven thousand years, and nothing that carried them has been thin since the Bronze Age.”</w:t>
       </w:r>
     </w:p>
     <w:p>
@@ -3917,7 +3917,7 @@
         <w:pStyle w:val="BodyText"/>
       </w:pPr>
       <w:r>
-        <w:t xml:space="preserve">Beatrix found it first, which surprised nobody afterwards, because she had spent nine years reading files for the one sentence somebody had hoped would go unread.</w:t>
+        <w:t xml:space="preserve">Beatrix found it first, which surprised nobody afterwards. She had spent nine years reading files for the one sentence somebody had hoped would go unread.</w:t>
       </w:r>
     </w:p>
     <w:p>
@@ -4506,7 +4506,7 @@
         <w:pStyle w:val="BodyText"/>
       </w:pPr>
       <w:r>
-        <w:t xml:space="preserve">Lolly only found it because she had started reading the general tray herself on Sunday mornings, having concluded in March that the previous administration’s chief failure had not been malice but sorting.</w:t>
+        <w:t xml:space="preserve">Lolly found it only by reading the general tray herself on Sunday mornings, having concluded in March that the previous administration’s chief failure had not been malice but sorting.</w:t>
       </w:r>
     </w:p>
     <w:p>
@@ -4840,7 +4840,7 @@
         <w:pStyle w:val="BodyText"/>
       </w:pPr>
       <w:r>
-        <w:t xml:space="preserve">Gideon took the kettle to the car park, put it on the passenger seat, and secured it with the seat belt, because it seemed only fair. Then he drove to Lolly’s, where the pages from Croydon were already all over the kitchen table, and did not mention the door, because she had a face on that said she was already holding one thing too many.</w:t>
+        <w:t xml:space="preserve">Gideon took the kettle to the car park, put it on the passenger seat, and secured it with the seat belt, because it seemed only fair. Then he drove to Lolly’s, where the pages from Croydon were already all over the kitchen table, and did not mention the door. She had a face on that said she was already holding one thing too many.</w:t>
       </w:r>
     </w:p>
     <w:p>
@@ -5026,7 +5026,7 @@
         <w:t xml:space="preserve">Dear Mrs Chain, Paragraph fourteen of our Statement</w:t>
       </w:r>
       <w:r>
-        <w:t xml:space="preserve">, and got no further, because every next sentence she tried was either an apology or an explanation and Mrs Chain would accept neither from a letter. Mrs Chain accepted things from people, in rooms, with the umbrella across her knees.</w:t>
+        <w:t xml:space="preserve">, and got no further. Every next sentence she tried was either an apology or an explanation and Mrs Chain would accept neither from a letter. Mrs Chain accepted things from people, in rooms, with the umbrella across her knees.</w:t>
       </w:r>
     </w:p>
     <w:p>
@@ -5260,7 +5260,7 @@
         <w:pStyle w:val="BodyText"/>
       </w:pPr>
       <w:r>
-        <w:t xml:space="preserve">Fainrose did the blackboard, because Fainrose always did the blackboard, but she did it slowly and she kept turning round.</w:t>
+        <w:t xml:space="preserve">Fainrose did the blackboard, as Fainrose always did, but she did it slowly and she kept turning round.</w:t>
       </w:r>
     </w:p>
     <w:p>
@@ -5950,7 +5950,7 @@
         <w:pStyle w:val="FirstParagraph"/>
       </w:pPr>
       <w:r>
-        <w:t xml:space="preserve">Gideon walked her to the bus, because it was late, and because he had been in the briefing room for all of it and had the look of a man carrying something he had not been asked to carry.</w:t>
+        <w:t xml:space="preserve">Gideon walked her to the bus. It was late, and he had been in the briefing room for all of it and had the look of a man carrying something he had not been asked to carry.</w:t>
       </w:r>
     </w:p>
     <w:p>
@@ -5982,7 +5982,7 @@
         <w:pStyle w:val="BodyText"/>
       </w:pPr>
       <w:r>
-        <w:t xml:space="preserve">She had known. She had not let herself put it in those words, because once it was in words it would go in the notebook, and once it was in the notebook she would have to do something about it.</w:t>
+        <w:t xml:space="preserve">She had known. She had not let herself put it in those words. Once it was in words it would go in the notebook, and once it was in the notebook she would have to do something about it.</w:t>
       </w:r>
     </w:p>
     <w:p>
@@ -6101,7 +6101,7 @@
           <w:i/>
           <w:color w:val="0C447C"/>
         </w:rPr>
-        <w:t xml:space="preserve">The Motion Was Carried</w:t>
+        <w:t xml:space="preserve">Mrs Kind Reads the Footnotes</w:t>
       </w:r>
     </w:p>
     <w:p>
@@ -6278,7 +6278,7 @@
         <w:pStyle w:val="BodyText"/>
       </w:pPr>
       <w:r>
-        <w:t xml:space="preserve">The machine had offered two options, and both of them had been impossible for the woman in front of it, and the machine had not known, because nobody had told it anything except a destination and a price. The woman had come in holding both of them, unable to choose, the way the fourteen had held their two dead doors on the department’s register. And if Mrs Kind had not been there to ask what time she wanted to be home, she would have sat on that, Mrs Kind thought, and sat on it, and sat on it, until something cheap enough came past.</w:t>
+        <w:t xml:space="preserve">The machine had offered two options, and both of them had been impossible for the woman in front of it, and the machine had not known. Nobody had told it anything except a destination and a price. The woman had come in holding both of them, unable to choose, the way the fourteen had held their two dead doors on the department’s register. And if Mrs Kind had not been there to ask what time she wanted to be home, she would have sat on that, Mrs Kind thought, and sat on it, and sat on it, until something cheap enough came past.</w:t>
       </w:r>
     </w:p>
     <w:p>
@@ -6452,7 +6452,7 @@
         <w:pStyle w:val="BodyText"/>
       </w:pPr>
       <w:r>
-        <w:t xml:space="preserve">It took four days and Mrs Kind’s document case to establish what the Programme actually did, because the Programme did not describe itself in physics. It described itself in accountancy, which was worse, and then in an annex, which was fatal.</w:t>
+        <w:t xml:space="preserve">It took four days and Mrs Kind’s document case to establish what the Programme actually did. The Programme did not describe itself in physics. It described itself in accountancy, which was worse, and then in an annex, which was fatal.</w:t>
       </w:r>
     </w:p>
     <w:p>
@@ -7023,964 +7023,6 @@
       </w:pPr>
       <w:r>
         <w:t xml:space="preserve">“Good,” she said, and put the kettle on.</w:t>
-      </w:r>
-    </w:p>
-    <w:p>
-      <w:pPr>
-        <w:pStyle w:val="BodyText"/>
-        <w:keepNext/>
-        <w:spacing w:before="240" w:after="240"/>
-        <w:ind w:firstLine="0"/>
-        <w:jc w:val="center"/>
-      </w:pPr>
-      <w:r>
-        <w:t xml:space="preserve">∗</w:t>
-      </w:r>
-    </w:p>
-    <w:p>
-      <w:pPr>
-        <w:pStyle w:val="FirstParagraph"/>
-      </w:pPr>
-      <w:r>
-        <w:t>On the way to the session she found a page in the notebook she had not written. Gideon’s pencil, blunt, and slightly behind the thought: If they say nothing was lost, ask what the screen is made of. I can build a small one. I cannot build a galaxy. Don’t let them talk you into pretending those are the same job.</w:t>
-      </w:r>
-    </w:p>
-    <w:p>
-      <w:pPr>
-        <w:pStyle w:val="BodyText"/>
-      </w:pPr>
-      <w:r>
-        <w:t>She read it twice. The second time she was checking that he was still speaking to her in the voice he used when he was frightened for her and would rather be useful. She put the page back. It was where she kept the things she was not ready to call by a larger name.</w:t>
-      </w:r>
-    </w:p>
-    <w:p>
-      <w:pPr>
-        <w:pStyle w:val="BodyText"/>
-      </w:pPr>
-      <w:r>
-        <w:t xml:space="preserve">The two hundred and fourth ordinary session was held in a building off the Ringstrasse that had been a bank, and the Counsel sat at a horseshoe table under a ceiling that had been painted for something else entirely.</w:t>
-      </w:r>
-    </w:p>
-    <w:p>
-      <w:pPr>
-        <w:pStyle w:val="BodyText"/>
-      </w:pPr>
-      <w:r>
-        <w:t xml:space="preserve">It smelled of a bank still, faintly, under the coffee and the recycled air — vaults, and money that used to be kept somewhere solid — and Lolly thought it suited the day’s business better than anyone had probably intended.</w:t>
-      </w:r>
-    </w:p>
-    <w:p>
-      <w:pPr>
-        <w:pStyle w:val="BodyText"/>
-      </w:pPr>
-      <w:r>
-        <w:t xml:space="preserve">The President of the Galactic Counsel, Aldous Wexley, was in his seat before anyone else, with a single folder squared to the edge of the table.</w:t>
-      </w:r>
-    </w:p>
-    <w:p>
-      <w:pPr>
-        <w:pStyle w:val="BodyText"/>
-      </w:pPr>
-      <w:r>
-        <w:t xml:space="preserve">Lolly had prepared herself for a villain, and found the reality much more upsetting, because the President was not a villain. He was a career administrator who had chaired the Counsel’s finance committee for longer than most of the delegates had been delegates, and who had learned, somewhere in all those years, that a room will nearly always give way to whoever sounds most reasonable, and that sounding reasonable is a skill a man can practise, like scales.</w:t>
-      </w:r>
-    </w:p>
-    <w:p>
-      <w:pPr>
-        <w:pStyle w:val="BodyText"/>
-      </w:pPr>
-      <w:r>
-        <w:t xml:space="preserve">He did not interrupt. He waited for the chair to open item 9(c), thanked her, and read three sentences from the Office’s brief in a voice that suggested he regretted every one of them:</w:t>
-      </w:r>
-    </w:p>
-    <w:p>
-      <w:pPr>
-        <w:pStyle w:val="BodyText"/>
-      </w:pPr>
-      <w:r>
-        <w:t xml:space="preserve">“The Programme’s own indicator is that nothing occurred. The Office is advised that nothing would have occurred without it. I do not say this gladly. I say it because the signatories have asked me to account for the common fund, and I cannot account for an absence.”</w:t>
-      </w:r>
-    </w:p>
-    <w:p>
-      <w:pPr>
-        <w:pStyle w:val="BodyText"/>
-      </w:pPr>
-      <w:r>
-        <w:t xml:space="preserve">The delegate for a signatory Lolly could not identify — the interpretation gave it as</w:t>
-      </w:r>
-      <w:r>
-        <w:t xml:space="preserve"> </w:t>
-      </w:r>
-      <w:r>
-        <w:rPr>
-          <w:iCs/>
-          <w:i/>
-        </w:rPr>
-        <w:t xml:space="preserve">the Fourth Concordance</w:t>
-      </w:r>
-      <w:r>
-        <w:t xml:space="preserve"> </w:t>
-      </w:r>
-      <w:r>
-        <w:t xml:space="preserve">— asked whether the Office had modelled the consequences of discontinuation.</w:t>
-      </w:r>
-    </w:p>
-    <w:p>
-      <w:pPr>
-        <w:pStyle w:val="BodyText"/>
-      </w:pPr>
-      <w:r>
-        <w:t xml:space="preserve">“The Office took advice,” said the President. “I would not presume to put it in my own words. Professor Tengelman?”</w:t>
-      </w:r>
-    </w:p>
-    <w:p>
-      <w:pPr>
-        <w:pStyle w:val="BodyText"/>
-      </w:pPr>
-      <w:r>
-        <w:t xml:space="preserve">Tengelman, whom Lolly had last seen at a Board of Inquiry being cheerful about the multiverse, and whom the Counsel now kept on a retainer through the Collegium at Brask, was seated at the end of the horseshoe with a folder. He explained that he had been asked a narrow question about unitarity and had answered it accurately, and that he would prefer not to be characterised as endorsing the wider proposal.</w:t>
-      </w:r>
-    </w:p>
-    <w:p>
-      <w:pPr>
-        <w:pStyle w:val="BodyText"/>
-      </w:pPr>
-      <w:r>
-        <w:t xml:space="preserve">“Thank you,” said the President. “So the advice is that nothing is destroyed.”</w:t>
-      </w:r>
-    </w:p>
-    <w:p>
-      <w:pPr>
-        <w:pStyle w:val="BodyText"/>
-      </w:pPr>
-      <w:r>
-        <w:t xml:space="preserve">“That is not what I—” said Tengelman. “I answered a question about unitarity. I have not endorsed—”</w:t>
-      </w:r>
-    </w:p>
-    <w:p>
-      <w:pPr>
-        <w:pStyle w:val="BodyText"/>
-      </w:pPr>
-      <w:r>
-        <w:t xml:space="preserve">“Nobody suggests you have,” said the President pleasantly, and turned a page. “The professor has answered the question.”</w:t>
-      </w:r>
-    </w:p>
-    <w:p>
-      <w:pPr>
-        <w:pStyle w:val="BodyText"/>
-      </w:pPr>
-      <w:r>
-        <w:t>And Lolly understood, then, something about the mechanism, which she wrote down that night: that the President did not require Tengelman’s agreement, only a form of words he could stand next to; that ‘the professor has answered the question’ was true and did all the work of an endorsement without being one; and that correcting it in public would look like arguing with the physics, not with him.</w:t>
-      </w:r>
-    </w:p>
-    <w:p>
-      <w:pPr>
-        <w:pStyle w:val="BodyText"/>
-      </w:pPr>
-      <w:r>
-        <w:t xml:space="preserve">Beatrix Sloan was called at four twenty, as counsel for a non-signatory observer with leave to be heard, and she had thirteen minutes.</w:t>
-      </w:r>
-    </w:p>
-    <w:p>
-      <w:pPr>
-        <w:pStyle w:val="BodyText"/>
-      </w:pPr>
-      <w:r>
-        <w:t xml:space="preserve">She used three of them on the facts and ten on the law.</w:t>
-      </w:r>
-    </w:p>
-    <w:p>
-      <w:pPr>
-        <w:pStyle w:val="BodyText"/>
-      </w:pPr>
-      <w:r>
-        <w:t xml:space="preserve">“The Office’s third argument,” she said, “is that in a unitary volume there is no damage, only re-encoding. The Office’s authority for that is</w:t>
-      </w:r>
-      <w:r>
-        <w:t xml:space="preserve"> </w:t>
-      </w:r>
-      <w:r>
-        <w:rPr>
-          <w:bCs/>
-          <w:b/>
-        </w:rPr>
-        <w:t xml:space="preserve">complementarity</w:t>
-      </w:r>
-      <w:r>
-        <w:t xml:space="preserve">, and I want to state that doctrine fairly, because it is correct and because I intend to rely on it myself.”</w:t>
-      </w:r>
-    </w:p>
-    <w:p>
-      <w:pPr>
-        <w:pStyle w:val="BodyText"/>
-      </w:pPr>
-      <w:r>
-        <w:t xml:space="preserve">“Complementarity holds that a screen has two accounts. The party who stays outside sees the interior information on the surface and nothing lost. The party who goes in sees a place and no surface at all. Both accounts are consistent, and — this is what the Office has built on — </w:t>
-      </w:r>
-      <w:r>
-        <w:rPr>
-          <w:b/>
-        </w:rPr>
-        <w:t xml:space="preserve">no observer can hold both</w:t>
-      </w:r>
-      <w:r>
-        <w:t xml:space="preserve">, so they can never be compared, so there is no contradiction, so nothing has gone wrong.”</w:t>
-      </w:r>
-    </w:p>
-    <w:p>
-      <w:pPr>
-        <w:pStyle w:val="BodyText"/>
-      </w:pPr>
-      <w:r>
-        <w:t xml:space="preserve">“The Office concludes that since no one may compare the two accounts, no one has standing to allege a loss. My client’s fourteen citizens are living — Ellen Prosper in Peterhead, and thirteen others elsewhere — and are also data on a rewritten screen, and the Office invites the session to find there is therefore nothing to remedy.”</w:t>
-      </w:r>
-    </w:p>
-    <w:p>
-      <w:pPr>
-        <w:pStyle w:val="BodyText"/>
-      </w:pPr>
-      <w:r>
-        <w:t xml:space="preserve">“I say the Office is thirty years out of date.”</w:t>
-      </w:r>
-    </w:p>
-    <w:p>
-      <w:pPr>
-        <w:pStyle w:val="BodyText"/>
-      </w:pPr>
-      <w:r>
-        <w:t xml:space="preserve">She turned a page.</w:t>
-      </w:r>
-    </w:p>
-    <w:p>
-      <w:pPr>
-        <w:pStyle w:val="BodyText"/>
-      </w:pPr>
-      <w:r>
-        <w:t xml:space="preserve">“Because that protection has a condition, and the condition failed. To keep both accounts, a late outgoing quantum must be fully entangled with the early radiation and with its partner inside, at once. And it is a theorem — this session adopted it in the schedule to the instrument of the year before last — that this is impossible. Entanglement is monogamous. The Office’s two accounts need the same correlation spent twice. They are not two consistent descriptions of one event. They are two claims, and at most one of them is true.”</w:t>
-      </w:r>
-    </w:p>
-    <w:p>
-      <w:pPr>
-        <w:pStyle w:val="BodyText"/>
-      </w:pPr>
-      <w:r>
-        <w:t xml:space="preserve">“Which means the comparison the Office says is forbidden is not forbidden. It is</w:t>
-      </w:r>
-      <w:r>
-        <w:t xml:space="preserve"> </w:t>
-      </w:r>
-      <w:r>
-        <w:rPr>
-          <w:bCs/>
-          <w:b/>
-        </w:rPr>
-        <w:t xml:space="preserve">decisive</w:t>
-      </w:r>
-      <w:r>
-        <w:t xml:space="preserve">. And where a rewrite of a screen requires the same correlation to be spent twice, the deficit is not an artefact of description. It is a physical loss, at a definite place, of a definite size, and it can be measured, and my client has measured it.”</w:t>
-      </w:r>
-    </w:p>
-    <w:p>
-      <w:pPr>
-        <w:pStyle w:val="BodyText"/>
-      </w:pPr>
-      <w:r>
-        <w:t xml:space="preserve">“S was two point four one. The ceiling for a settled record is two. The prediction for an intact one is two point eight. My client published that number in a Statement of Coherence in the year before last and was widely criticised for it, largely by me.”</w:t>
-      </w:r>
-    </w:p>
-    <w:p>
-      <w:pPr>
-        <w:pStyle w:val="BodyText"/>
-      </w:pPr>
-      <w:r>
-        <w:t xml:space="preserve">“The Office says there is no such thing as damage in a unitary volume. I say that unitarity guarantees that the information still exists. It does not guarantee that it exists</w:t>
-      </w:r>
-      <w:r>
-        <w:t xml:space="preserve"> </w:t>
-      </w:r>
-      <w:r>
-        <w:rPr>
-          <w:bCs/>
-          <w:b/>
-        </w:rPr>
-        <w:t xml:space="preserve">here</w:t>
-      </w:r>
-      <w:r>
-        <w:t xml:space="preserve">, and it does not guarantee that anyone in this room can get at it, and a conservation law is not a defence to a charge of taking. The Office has confused</w:t>
-      </w:r>
-      <w:r>
-        <w:t xml:space="preserve"> </w:t>
-      </w:r>
-      <w:r>
-        <w:rPr>
-          <w:iCs/>
-          <w:i/>
-        </w:rPr>
-        <w:t xml:space="preserve">the accounts balance</w:t>
-      </w:r>
-      <w:r>
-        <w:t xml:space="preserve"> </w:t>
-      </w:r>
-      <w:r>
-        <w:t xml:space="preserve">with</w:t>
-      </w:r>
-      <w:r>
-        <w:t xml:space="preserve"> </w:t>
-      </w:r>
-      <w:r>
-        <w:rPr>
-          <w:iCs/>
-          <w:i/>
-        </w:rPr>
-        <w:t xml:space="preserve">nothing has happened</w:t>
-      </w:r>
-      <w:r>
-        <w:t xml:space="preserve">, and every institution I have ever audited has made exactly that error, and it has never once been an accident.”</w:t>
-      </w:r>
-    </w:p>
-    <w:p>
-      <w:pPr>
-        <w:pStyle w:val="BodyText"/>
-      </w:pPr>
-      <w:r>
-        <w:t xml:space="preserve">She sat down at four thirty-three.</w:t>
-      </w:r>
-    </w:p>
-    <w:p>
-      <w:pPr>
-        <w:pStyle w:val="BodyText"/>
-      </w:pPr>
-      <w:r>
-        <w:t xml:space="preserve">There was a silence of some length.</w:t>
-      </w:r>
-    </w:p>
-    <w:p>
-      <w:pPr>
-        <w:pStyle w:val="BodyText"/>
-      </w:pPr>
-      <w:r>
-        <w:t xml:space="preserve">Then the President thanked Ms Sloan, with every appearance of sincerity, for the most interesting submission the session had heard in years.</w:t>
-      </w:r>
-    </w:p>
-    <w:p>
-      <w:pPr>
-        <w:pStyle w:val="BodyText"/>
-      </w:pPr>
-      <w:r>
-        <w:t xml:space="preserve">“The signatories will weigh it,” he said. “They must also weigh the bill.” And he asked the chair to call the vote.</w:t>
-      </w:r>
-    </w:p>
-    <w:p>
-      <w:pPr>
-        <w:pStyle w:val="BodyText"/>
-      </w:pPr>
-      <w:r>
-        <w:t xml:space="preserve">The vote on item 9(c) was taken at five past five.</w:t>
-      </w:r>
-    </w:p>
-    <w:p>
-      <w:pPr>
-        <w:pStyle w:val="BodyText"/>
-      </w:pPr>
-      <w:r>
-        <w:t xml:space="preserve">Fourteen in favour of discontinuation. Nine against. Sixteen abstentions, and Beatrix afterwards said that the sixteen abstentions were the whole of the day’s information, because an abstention is what a delegate files when he has been persuaded and cannot say so.</w:t>
-      </w:r>
-    </w:p>
-    <w:p>
-      <w:pPr>
-        <w:pStyle w:val="BodyText"/>
-      </w:pPr>
-      <w:r>
-        <w:t xml:space="preserve">Discontinuation of the Galactic Health Support Programme with effect from the end of the subscription year. Assets to be realised. Field maintenance to cease on the ninth of February. Records to be lodged with the Office of the President.</w:t>
-      </w:r>
-    </w:p>
-    <w:p>
-      <w:pPr>
-        <w:pStyle w:val="BodyText"/>
-      </w:pPr>
-      <w:r>
-        <w:t xml:space="preserve">The chair asked whether there was any other business under the item.</w:t>
-      </w:r>
-    </w:p>
-    <w:p>
-      <w:pPr>
-        <w:pStyle w:val="BodyText"/>
-      </w:pPr>
-      <w:r>
-        <w:t xml:space="preserve">The delegate for the Fourth Concordance said that she wished to record, for the minutes, that the Concordance had maintained subscription across its own volume for four hundred years before accession and had ceased on accession because the common fund made it redundant, and that it no longer possessed the capability to resume, and that neither did anybody else, and that this had been the point of a common fund.</w:t>
-      </w:r>
-    </w:p>
-    <w:p>
-      <w:pPr>
-        <w:pStyle w:val="BodyText"/>
-      </w:pPr>
-      <w:r>
-        <w:t xml:space="preserve">The chair thanked the delegate and said the observation would be recorded.</w:t>
-      </w:r>
-    </w:p>
-    <w:p>
-      <w:pPr>
-        <w:pStyle w:val="BodyText"/>
-      </w:pPr>
-      <w:r>
-        <w:t xml:space="preserve">It was recorded. Lolly obtained the minutes ten weeks later and read the paragraph. It was two lines long, and it did not name the consequence, and the word </w:t>
-      </w:r>
-      <w:r>
-        <w:rPr>
-          <w:i/>
-        </w:rPr>
-        <w:t xml:space="preserve">supernova</w:t>
-      </w:r>
-      <w:r>
-        <w:t xml:space="preserve"> appeared nowhere in the document at any point.</w:t>
-      </w:r>
-    </w:p>
-    <w:p>
-      <w:pPr>
-        <w:pStyle w:val="BodyText"/>
-      </w:pPr>
-      <w:r>
-        <w:t xml:space="preserve">Eilstein was in the corridor afterwards, by the cloakroom, thinner than in London.</w:t>
-      </w:r>
-    </w:p>
-    <w:p>
-      <w:pPr>
-        <w:pStyle w:val="BodyText"/>
-      </w:pPr>
-      <w:r>
-        <w:t xml:space="preserve">“You did not win,” he said.</w:t>
-      </w:r>
-    </w:p>
-    <w:p>
-      <w:pPr>
-        <w:pStyle w:val="BodyText"/>
-      </w:pPr>
-      <w:r>
-        <w:t xml:space="preserve">“No,” said Beatrix.</w:t>
-      </w:r>
-    </w:p>
-    <w:p>
-      <w:pPr>
-        <w:pStyle w:val="BodyText"/>
-      </w:pPr>
-      <w:r>
-        <w:t xml:space="preserve">“You will want to know why, because you were right.” He took his hat from the girl. “It is not because they did not follow you, Ms Sloan. Nine of them followed you exactly and I watched their faces. It is that you offered them a difficult truth with a bill attached, and he offered them a true sentence with a refund attached, and the sentence was </w:t>
-      </w:r>
-      <w:r>
-        <w:rPr>
-          <w:i/>
-        </w:rPr>
-        <w:t xml:space="preserve">true</w:t>
-      </w:r>
-      <w:r>
-        <w:t xml:space="preserve">.” He put the hat on. “That is the innovation. There is nothing to fact-check. He has found a way to be entirely accurate and completely wrong, and I have been about since the ice went back and I have not seen it done at this scale before, and I want you all to understand that I am not being witty. I am </w:t>
-      </w:r>
-      <w:r>
-        <w:rPr>
-          <w:i/>
-        </w:rPr>
-        <w:t xml:space="preserve">frightened</w:t>
-      </w:r>
-      <w:r>
-        <w:t xml:space="preserve">, and I am the only person in this building who eats.”</w:t>
-      </w:r>
-    </w:p>
-    <w:p>
-      <w:pPr>
-        <w:pStyle w:val="BodyText"/>
-      </w:pPr>
-      <w:r>
-        <w:t xml:space="preserve">Lolly said, “What happens on the ninth of February?”</w:t>
-      </w:r>
-    </w:p>
-    <w:p>
-      <w:pPr>
-        <w:pStyle w:val="BodyText"/>
-      </w:pPr>
-      <w:r>
-        <w:t xml:space="preserve">“Nothing happens on the ninth of February,” said Albrecht Eilstein. “That is what makes it so difficult to legislate against. The pressure comes off the pipes and for a while everything is exactly as it was, and then one day a core that had four thousand years left has forty, and nobody in this room will be blamed, because by then the paragraph will be eleven cross-references deep and spelled wrong.”</w:t>
-      </w:r>
-    </w:p>
-    <w:p>
-      <w:pPr>
-        <w:pStyle w:val="BodyText"/>
-      </w:pPr>
-      <w:r>
-        <w:t xml:space="preserve">He went out through the revolving door and did not appear in the glass.</w:t>
-      </w:r>
-    </w:p>
-    <w:p>
-      <w:pPr>
-        <w:pStyle w:val="BodyText"/>
-        <w:keepNext/>
-        <w:spacing w:before="240" w:after="240"/>
-        <w:ind w:firstLine="0"/>
-        <w:jc w:val="center"/>
-      </w:pPr>
-      <w:r>
-        <w:t xml:space="preserve">∗</w:t>
-      </w:r>
-    </w:p>
-    <w:p>
-      <w:pPr>
-        <w:pStyle w:val="FirstParagraph"/>
-      </w:pPr>
-      <w:r>
-        <w:t xml:space="preserve">Professor Tengelman took the tram.</w:t>
-      </w:r>
-    </w:p>
-    <w:p>
-      <w:pPr>
-        <w:pStyle w:val="BodyText"/>
-      </w:pPr>
-      <w:r>
-        <w:t xml:space="preserve">The Office had offered a car. The Office always offered a car, in the same tone in which it offered a retainer, a footnote, and the use of his name, and in six years he had always accepted, because refusing a car is the sort of gesture that is remembered and he had not wished to be remembered for anything except accuracy. Tonight he had said that he preferred to walk, and had then not walked, and was now sitting on the Number 2 going round the Ring with his folder on his knees, which was the most he had defied anybody since his doctorate.</w:t>
-      </w:r>
-    </w:p>
-    <w:p>
-      <w:pPr>
-        <w:pStyle w:val="BodyText"/>
-      </w:pPr>
-      <w:r>
-        <w:t xml:space="preserve">He replayed the afternoon in the order in which it had happened, because he did not trust any other order.</w:t>
-      </w:r>
-    </w:p>
-    <w:p>
-      <w:pPr>
-        <w:pStyle w:val="BodyText"/>
-      </w:pPr>
-      <w:r>
-        <w:t xml:space="preserve">He had been asked a question. The question had been whether a rewrite of a screen is unitary. He had answered that it is, and it is. He had added, in writing, three qualifications. He had added, aloud, that he would prefer not to be characterised as endorsing the wider proposal. And the President had said: </w:t>
-      </w:r>
-      <w:r>
-        <w:rPr>
-          <w:i/>
-        </w:rPr>
-        <w:t xml:space="preserve">So the advice is that nothing is destroyed.</w:t>
-      </w:r>
-      <w:r>
-        <w:t xml:space="preserve"> And Tengelman had said </w:t>
-      </w:r>
-      <w:r>
-        <w:rPr>
-          <w:i/>
-        </w:rPr>
-        <w:t xml:space="preserve">That is not what I</w:t>
-      </w:r>
-      <w:r>
-        <w:t xml:space="preserve">, and the President had said, pleasantly, </w:t>
-      </w:r>
-      <w:r>
-        <w:rPr>
-          <w:i/>
-        </w:rPr>
-        <w:t xml:space="preserve">Nobody suggests you have</w:t>
-      </w:r>
-      <w:r>
-        <w:t xml:space="preserve">, and the sentence had been taken out of his mouth and carried to the vote like a coat on a hanger, with nobody inside it.</w:t>
-      </w:r>
-    </w:p>
-    <w:p>
-      <w:pPr>
-        <w:pStyle w:val="BodyText"/>
-      </w:pPr>
-      <w:r>
-        <w:t xml:space="preserve">He could have stood up. He had considered it. And he had understood, in the considering, that if he stood up and said </w:t>
-      </w:r>
-      <w:r>
-        <w:rPr>
-          <w:i/>
-        </w:rPr>
-        <w:t xml:space="preserve">the question I answered was narrow</w:t>
-      </w:r>
-      <w:r>
-        <w:t xml:space="preserve">, the room would hear a physicist retreating from his own physics, and the President would thank him, and the vote would go exactly as it went. He had sat down inside his own sentence and let it be used. That was the whole of what he had done. He was a careful man, and he wished to be careful about the size of it.</w:t>
-      </w:r>
-    </w:p>
-    <w:p>
-      <w:pPr>
-        <w:pStyle w:val="BodyText"/>
-      </w:pPr>
-      <w:r>
-        <w:t xml:space="preserve">The tram went past the Opera. A woman got on with a cello and stood, because cellists do not sit.</w:t>
-      </w:r>
-    </w:p>
-    <w:p>
-      <w:pPr>
-        <w:pStyle w:val="BodyText"/>
-      </w:pPr>
-      <w:r>
-        <w:t xml:space="preserve">And then there was the other thing, which he had been not thinking about since half past four, when the English barrister had said </w:t>
-      </w:r>
-      <w:r>
-        <w:rPr>
-          <w:i/>
-        </w:rPr>
-        <w:t xml:space="preserve">my client’s fourteen citizens</w:t>
-      </w:r>
-      <w:r>
-        <w:t xml:space="preserve">.</w:t>
-      </w:r>
-    </w:p>
-    <w:p>
-      <w:pPr>
-        <w:pStyle w:val="BodyText"/>
-      </w:pPr>
-      <w:r>
-        <w:t xml:space="preserve">At the hotel he did not go to the bar. He went up to his room and opened the briefcase and took out the folder he had carried to every session for six years, and found the letter he had been not thinking about.</w:t>
-      </w:r>
-    </w:p>
-    <w:p>
-      <w:pPr>
-        <w:pStyle w:val="BodyText"/>
-      </w:pPr>
-      <w:r>
-        <w:rPr>
-          <w:i/>
-        </w:rPr>
-        <w:t xml:space="preserve">Office of the President, 9 March. Professor M. Tengelman, Collegium at Brask. The Office intends a limited pilot realisation of fourteen records on the fourteenth instant, in order to demonstrate to signatories, ahead of the two hundred and fourth session, that discontinuation entails no loss of information. The Office would be grateful for the Professor’s confirmation that a rewrite of a screen is unitary.</w:t>
-      </w:r>
-    </w:p>
-    <w:p>
-      <w:pPr>
-        <w:pStyle w:val="BodyText"/>
-      </w:pPr>
-      <w:r>
-        <w:t xml:space="preserve">And his own reply, by return, the tenth of March: </w:t>
-      </w:r>
-      <w:r>
-        <w:rPr>
-          <w:i/>
-        </w:rPr>
-        <w:t xml:space="preserve">I confirm that, on the standard account, a rewrite of a screen is a unitary process and destroys no information. I note that it does not follow that the information remains accessible to any particular party.</w:t>
-      </w:r>
-    </w:p>
-    <w:p>
-      <w:pPr>
-        <w:pStyle w:val="BodyText"/>
-      </w:pPr>
-      <w:r>
-        <w:t xml:space="preserve">He had been proud of the second sentence. He had thought it a qualification. He read it now as what it was: a man noticing the trapdoor, and describing its hinges, and stepping round it.</w:t>
-      </w:r>
-    </w:p>
-    <w:p>
-      <w:pPr>
-        <w:pStyle w:val="BodyText"/>
-      </w:pPr>
-      <w:r>
-        <w:t xml:space="preserve">Fourteen records. The fourteenth instant. Fourteen citizens.</w:t>
-      </w:r>
-    </w:p>
-    <w:p>
-      <w:pPr>
-        <w:pStyle w:val="BodyText"/>
-      </w:pPr>
-      <w:r>
-        <w:t xml:space="preserve">He did not know that they were the same fourteen. He wished to be precise about that. He knew only that he had not asked what the records were, and that he had not asked because the question had not been put to him, and that this was precisely the defence the English barrister had described as never once having been an accident.</w:t>
-      </w:r>
-    </w:p>
-    <w:p>
-      <w:pPr>
-        <w:pStyle w:val="BodyText"/>
-      </w:pPr>
-      <w:r>
-        <w:t xml:space="preserve">He took a sheet of hotel paper and wrote </w:t>
-      </w:r>
-      <w:r>
-        <w:rPr>
-          <w:i/>
-        </w:rPr>
-        <w:t xml:space="preserve">Dear Ms Sloan</w:t>
-      </w:r>
-      <w:r>
-        <w:t xml:space="preserve">, and then </w:t>
-      </w:r>
-      <w:r>
-        <w:rPr>
-          <w:i/>
-        </w:rPr>
-        <w:t xml:space="preserve">I write in connection with item 9(c)</w:t>
-      </w:r>
-      <w:r>
-        <w:t xml:space="preserve">, and then nothing for a long time.</w:t>
-      </w:r>
-    </w:p>
-    <w:p>
-      <w:pPr>
-        <w:pStyle w:val="BodyText"/>
-      </w:pPr>
-      <w:r>
-        <w:t xml:space="preserve">At one in the morning he folded the sheet along the middle and put it in the folder behind the letter of the ninth of March. A man folds a letter along its own crease when he is not yet ready to make a new one. He knew that about himself. He did not like it, and he put the light out anyway, and lay in the dark being accurate about it until he slept.</w:t>
-      </w:r>
-    </w:p>
-    <w:p>
-      <w:pPr>
-        <w:pStyle w:val="BodyText"/>
-        <w:keepNext/>
-        <w:spacing w:before="240" w:after="240"/>
-        <w:ind w:firstLine="0"/>
-        <w:jc w:val="center"/>
-      </w:pPr>
-      <w:r>
-        <w:t xml:space="preserve">∗</w:t>
-      </w:r>
-    </w:p>
-    <w:p>
-      <w:pPr>
-        <w:pStyle w:val="FirstParagraph"/>
-      </w:pPr>
-      <w:r>
-        <w:t xml:space="preserve">Ramanathan telephoned from Cheltenham at eleven that night, and Lolly took it in the hotel corridor.</w:t>
-      </w:r>
-    </w:p>
-    <w:p>
-      <w:pPr>
-        <w:pStyle w:val="BodyText"/>
-      </w:pPr>
-      <w:r>
-        <w:t xml:space="preserve">“I’ve finished the first core,” she said. “Twelve degrees off the plane, about nine thousand light-years out. I’ve been sitting on it for two days because I wanted the systematics right.”</w:t>
-      </w:r>
-    </w:p>
-    <w:p>
-      <w:pPr>
-        <w:pStyle w:val="BodyText"/>
-      </w:pPr>
-      <w:r>
-        <w:t xml:space="preserve">“Go on.”</w:t>
-      </w:r>
-    </w:p>
-    <w:p>
-      <w:pPr>
-        <w:pStyle w:val="BodyText"/>
-      </w:pPr>
-      <w:r>
-        <w:t xml:space="preserve">“It’s a red supergiant already into carbon burning, a few thousand years from core collapse. Ordinary in every respect. I ran the progenitor models with the barrier two per cent lower for six hours, which is what the field did here, and which the Programme’s own logs say it did everywhere the Programme maintains.” A pause, and paper. “In my models it brings the collapse forward by between three and four thousand years. Which means it may already have happened. And if it has, we won’t see it for nine thousand years, because that is how long the light takes to get here. Nobody alive will ever see what the fourteenth of March did to that star. That is the part I can’t get past.”</w:t>
-      </w:r>
-    </w:p>
-    <w:p>
-      <w:pPr>
-        <w:pStyle w:val="BodyText"/>
-      </w:pPr>
-      <w:r>
-        <w:t xml:space="preserve">Lolly stood in the corridor with the telephone.</w:t>
-      </w:r>
-    </w:p>
-    <w:p>
-      <w:pPr>
-        <w:pStyle w:val="BodyText"/>
-      </w:pPr>
-      <w:r>
-        <w:t xml:space="preserve">“Priya. It was six hours.”</w:t>
-      </w:r>
-    </w:p>
-    <w:p>
-      <w:pPr>
-        <w:pStyle w:val="BodyText"/>
-      </w:pPr>
-      <w:r>
-        <w:t xml:space="preserve">“It was six hours </w:t>
-      </w:r>
-      <w:r>
-        <w:rPr>
-          <w:i/>
-        </w:rPr>
-        <w:t xml:space="preserve">here</w:t>
-      </w:r>
-      <w:r>
-        <w:t xml:space="preserve">,” said Priya Ramanathan. “Nobody has ever suggested it was six hours only here. And I would like to say, on the record, before somebody in a good suit says it first, that a dip does not make a star explode. It was always going to explode. It goes four thousand years early, which is nothing, cosmically. Absolutely nothing.” Her voice was perfectly steady. “There are two hundred and six cores in this arm within four thousand years of their limit, and I have the list, and the Programme has eight months left.”</w:t>
-      </w:r>
-    </w:p>
-    <w:p>
-      <w:pPr>
-        <w:pStyle w:val="BodyText"/>
-        <w:keepNext/>
-        <w:spacing w:before="240" w:after="240"/>
-        <w:ind w:firstLine="0"/>
-        <w:jc w:val="center"/>
-      </w:pPr>
-      <w:r>
-        <w:t xml:space="preserve">∗</w:t>
-      </w:r>
-    </w:p>
-    <w:p>
-      <w:pPr>
-        <w:pStyle w:val="FirstParagraph"/>
-      </w:pPr>
-      <w:r>
-        <w:t xml:space="preserve">Priya Ramanathan put the telephone down and sat for a while in the dark of the instrument room at Cheltenham with the list on her knee.</w:t>
-      </w:r>
-    </w:p>
-    <w:p>
-      <w:pPr>
-        <w:pStyle w:val="BodyText"/>
-      </w:pPr>
-      <w:r>
-        <w:t xml:space="preserve">Two hundred and six cores. She had typed them herself, because she did not trust anyone else to get the catalogue numbers right, and because typing a thing is a way of reading it slowly. Each one was a line: a designation, a distance, a mass, an estimate of how long the core had left. Most of the designations were letters and numbers. A few of the brighter ones had names, old names, Arabic mostly, given by people who had looked up at them from deserts without telescopes and wanted to be able to say </w:t>
-      </w:r>
-      <w:r>
-        <w:rPr>
-          <w:i/>
-        </w:rPr>
-        <w:t xml:space="preserve">that one</w:t>
-      </w:r>
-      <w:r>
-        <w:t xml:space="preserve">.</w:t>
-      </w:r>
-    </w:p>
-    <w:p>
-      <w:pPr>
-        <w:pStyle w:val="BodyText"/>
-      </w:pPr>
-      <w:r>
-        <w:t xml:space="preserve">She had grown up in Leicester above a pharmacy, and her father had taken her out to the edge of Bradgate Park on clear nights with a pair of binoculars that had belonged to his father, and shown her the ones he knew. He had known about six. He had pronounced them all slightly wrong, with total confidence, and she had loved him for it with an intensity that had made her, at fourteen, decide to know all of them properly, and correctly, and for ever.</w:t>
-      </w:r>
-    </w:p>
-    <w:p>
-      <w:pPr>
-        <w:pStyle w:val="BodyText"/>
-      </w:pPr>
-      <w:r>
-        <w:t xml:space="preserve">Number forty-one on her list was one of his six.</w:t>
-      </w:r>
-    </w:p>
-    <w:p>
-      <w:pPr>
-        <w:pStyle w:val="BodyText"/>
-      </w:pPr>
-      <w:r>
-        <w:t xml:space="preserve">She had not told Lolly that. She had not told anybody. It was not data. It had no bearing on the progenitor models, which she had run three times, with the barrier two per cent lower for six hours, and which had come out the same each time: a few thousand years taken off a core that had a few thousand years left. Nothing, cosmically. She had said so on the telephone, steadily, and it was true.</w:t>
-      </w:r>
-    </w:p>
-    <w:p>
-      <w:pPr>
-        <w:pStyle w:val="BodyText"/>
-      </w:pPr>
-      <w:r>
-        <w:t xml:space="preserve">The night technician, a boy called Owen who was doing a sandwich year and wore headphones he believed were invisible, put his head round the door.</w:t>
-      </w:r>
-    </w:p>
-    <w:p>
-      <w:pPr>
-        <w:pStyle w:val="BodyText"/>
-      </w:pPr>
-      <w:r>
-        <w:t xml:space="preserve">“You all right, Dr R? You’ve been sat in the dark.”</w:t>
-      </w:r>
-    </w:p>
-    <w:p>
-      <w:pPr>
-        <w:pStyle w:val="BodyText"/>
-      </w:pPr>
-      <w:r>
-        <w:t xml:space="preserve">“I’m thinking.”</w:t>
-      </w:r>
-    </w:p>
-    <w:p>
-      <w:pPr>
-        <w:pStyle w:val="BodyText"/>
-      </w:pPr>
-      <w:r>
-        <w:t xml:space="preserve">“Right.” He considered this. “Do you want the light on for it?”</w:t>
-      </w:r>
-    </w:p>
-    <w:p>
-      <w:pPr>
-        <w:pStyle w:val="BodyText"/>
-      </w:pPr>
-      <w:r>
-        <w:t xml:space="preserve">“No,” said Ramanathan. “Thank you, Owen. It goes better in the dark.”</w:t>
-      </w:r>
-    </w:p>
-    <w:p>
-      <w:pPr>
-        <w:pStyle w:val="BodyText"/>
-      </w:pPr>
-      <w:r>
-        <w:t xml:space="preserve">He went. She heard the headphones go back on, and a faint, tinny, cheerful beat.</w:t>
-      </w:r>
-    </w:p>
-    <w:p>
-      <w:pPr>
-        <w:pStyle w:val="BodyText"/>
-      </w:pPr>
-      <w:r>
-        <w:t xml:space="preserve">She took a pencil and, beside line forty-one, very small, in a hand nobody but her would read, wrote her father’s pronunciation of its name. It was wrong. It had always been wrong. She wrote it anyway, because it was a record of something true, and because she had spent the months since March among people who believed that what you wrote down was a way of keeping it, and she found, at one in the morning, with a star on her knee that might already be gone, that she believed it too.</w:t>
-      </w:r>
-    </w:p>
-    <w:p>
-      <w:pPr>
-        <w:pStyle w:val="BodyText"/>
-      </w:pPr>
-      <w:r>
-        <w:t xml:space="preserve">Then she turned the light on and ran the models a fourth time, because that was also a way of keeping things.</w:t>
-      </w:r>
-    </w:p>
-    <w:p>
-      <w:pPr>
-        <w:pStyle w:val="BodyText"/>
-        <w:keepNext/>
-        <w:spacing w:before="240" w:after="240"/>
-        <w:ind w:firstLine="0"/>
-        <w:jc w:val="center"/>
-      </w:pPr>
-      <w:r>
-        <w:t xml:space="preserve">∗</w:t>
-      </w:r>
-    </w:p>
-    <w:p>
-      <w:pPr>
-        <w:pStyle w:val="FirstParagraph"/>
-      </w:pPr>
-      <w:r>
-        <w:t xml:space="preserve">Lolly wrote, in a hotel in Vienna:</w:t>
-      </w:r>
-    </w:p>
-    <w:p>
-      <w:pPr>
-        <w:pStyle w:val="BodyText"/>
-      </w:pPr>
-      <w:r>
-        <w:t xml:space="preserve">He did not lie. Not once. That is the method. </w:t>
-      </w:r>
-      <w:r>
-        <w:br/>
-      </w:r>
-      <w:r>
-        <w:t xml:space="preserve">A true sentence, cut away from the person who said it, cannot be corrected. </w:t>
-      </w:r>
-      <w:r>
-        <w:br/>
-      </w:r>
-      <w:r>
-        <w:t xml:space="preserve">Conservation is not a defence to taking.</w:t>
-      </w:r>
-    </w:p>
-    <w:p>
-      <w:pPr>
-        <w:pStyle w:val="BodyText"/>
-      </w:pPr>
-      <w:r>
-        <w:t xml:space="preserve">And last:</w:t>
-      </w:r>
-    </w:p>
-    <w:p>
-      <w:pPr>
-        <w:pStyle w:val="BodyText"/>
-      </w:pPr>
-      <w:r>
-        <w:t xml:space="preserve">9 February.</w:t>
-      </w:r>
-      <w:r>
-        <w:br/>
-      </w:r>
-      <w:r>
-        <w:t xml:space="preserve">206 cores. </w:t>
-      </w:r>
-      <w:r>
-        <w:br/>
-      </w:r>
-      <w:r>
-        <w:t xml:space="preserve">The word does not appear in the minutes.</w:t>
       </w:r>
     </w:p>
     <w:p>
@@ -7991,7 +7033,7 @@
         <w:ind w:firstLine="0"/>
         <w:jc w:val="center"/>
       </w:pPr>
-      <w:bookmarkStart w:id="9005" w:name="ch05"/>
+      <w:bookmarkStart w:id="9030" w:name="ch05"/>
       <w:r>
         <w:rPr>
           <w:rFonts w:ascii="Amazon Ember" w:hAnsi="Amazon Ember" w:cs="Amazon Ember" w:eastAsia="Amazon Ember"/>
@@ -8002,7 +7044,7 @@
         </w:rPr>
         <w:t xml:space="preserve">Chapter Six</w:t>
       </w:r>
-      <w:bookmarkEnd w:id="9005"/>
+      <w:bookmarkEnd w:id="9030"/>
     </w:p>
     <w:p>
       <w:pPr>
@@ -8020,7 +7062,7 @@
           <w:i/>
           <w:color w:val="0C447C"/>
         </w:rPr>
-        <w:t xml:space="preserve">An Eternal Golden Braid</w:t>
+        <w:t xml:space="preserve">The Motion Was Carried</w:t>
       </w:r>
     </w:p>
     <w:p>
@@ -8028,135 +7070,71 @@
         <w:pStyle w:val="FirstParagraph"/>
       </w:pPr>
       <w:r>
-        <w:t xml:space="preserve">The letter came in on the general tray, which by June had become the most productive intelligence source in the department, and it was forty-one pages long, and twelve of them were music.</w:t>
-      </w:r>
-    </w:p>
-    <w:p>
-      <w:pPr>
-        <w:pStyle w:val="BodyText"/>
-      </w:pPr>
-      <w:r>
-        <w:t xml:space="preserve">Dear Department,</w:t>
-      </w:r>
-    </w:p>
-    <w:p>
-      <w:pPr>
-        <w:pStyle w:val="BodyText"/>
-      </w:pPr>
-      <w:r>
-        <w:t xml:space="preserve">My name is Dougbart Stadthof and I restore organs. Cathedral, parish, and one dreadful thing in a hotel in Harrogate. I also translate, badly, from three languages, for pleasure, and I have been told by two separate people whose opinion I respect that I should either publish or stop talking.</w:t>
-      </w:r>
-    </w:p>
-    <w:p>
-      <w:pPr>
-        <w:pStyle w:val="BodyText"/>
-      </w:pPr>
-      <w:r>
-        <w:t xml:space="preserve">I am writing because of your Statement of Coherence for the period ending 31 March, and specifically because of the sentence in paragraph 22 in which you say that the Counsel’s founding instrument “does not admit of an interpretation under which the Office may be compelled”.</w:t>
-      </w:r>
-    </w:p>
-    <w:p>
-      <w:pPr>
-        <w:pStyle w:val="BodyText"/>
-      </w:pPr>
-      <w:r>
-        <w:t xml:space="preserve">I think it admits of exactly one, and I think it is the interpretation the instrument cannot survive, and I have enclosed it as Appendix D.</w:t>
-      </w:r>
-    </w:p>
-    <w:p>
-      <w:pPr>
-        <w:pStyle w:val="BodyText"/>
-      </w:pPr>
-      <w:r>
-        <w:t xml:space="preserve">Appendices A, B and C are a unified theory of everything and you should probably not read them. I have called it the Eternal Golden Braid. My wife has asked me not to use that title in correspondence with government departments and I have agreed and then done it anyway, which is, if you think about it, the whole subject.</w:t>
-      </w:r>
-    </w:p>
-    <w:p>
-      <w:pPr>
-        <w:pStyle w:val="BodyText"/>
-      </w:pPr>
-      <w:r>
-        <w:t xml:space="preserve">Yours,</w:t>
-      </w:r>
-    </w:p>
-    <w:p>
-      <w:pPr>
-        <w:pStyle w:val="BodyText"/>
-      </w:pPr>
-      <w:r>
-        <w:t xml:space="preserve">D. Stadthof</w:t>
-      </w:r>
-    </w:p>
-    <w:p>
-      <w:pPr>
-        <w:pStyle w:val="BodyText"/>
-      </w:pPr>
-      <w:r>
-        <w:t>Gideon read the first page over her shoulder, found no plug on it, and went back downstairs. Through the summer’s paper he kept the benches. He came up when a voice changed, or when she had been too long on a step, and he did not sit in a meeting in order to be counted in it.</w:t>
-      </w:r>
-    </w:p>
-    <w:p>
-      <w:pPr>
-        <w:pStyle w:val="BodyText"/>
-      </w:pPr>
-      <w:r>
-        <w:t xml:space="preserve">Lolly read Appendix D on the Monday and telephoned him on the Monday.</w:t>
-      </w:r>
-    </w:p>
-    <w:p>
-      <w:pPr>
-        <w:pStyle w:val="BodyText"/>
-      </w:pPr>
-      <w:r>
-        <w:t xml:space="preserve">Dougbart Stadthof arrived on the Thursday, which was Mrs Kind’s day, and the two of them got on so immediately and so loudly that Miss Pike had to move them out of the open plan.</w:t>
-      </w:r>
-    </w:p>
-    <w:p>
-      <w:pPr>
-        <w:pStyle w:val="BodyText"/>
-      </w:pPr>
-      <w:r>
-        <w:t xml:space="preserve">He was sixty-three, bearded, in a jacket with a pencil in the breast pocket and rosin on the cuff, and he talked the way an organ sounds when the blower is on and nobody is playing yet — a constant low readiness that occasionally became music.</w:t>
-      </w:r>
-    </w:p>
-    <w:p>
-      <w:pPr>
-        <w:pStyle w:val="BodyText"/>
-      </w:pPr>
-      <w:r>
-        <w:t xml:space="preserve">“Before anything,” he said, “I want to be clear about what I am and am not. I am not a physicist. I am a man who tunes reed stops and translates poetry for fun, and everything I know about your subject I know because in nineteen seventy-six I was regulating a Father Smith in a Fenland church and I noticed something about a fugue and I have not recovered.”</w:t>
-      </w:r>
-    </w:p>
-    <w:p>
-      <w:pPr>
-        <w:pStyle w:val="BodyText"/>
-      </w:pPr>
-      <w:r>
-        <w:t xml:space="preserve">Fainrose said, “Noticed what?”</w:t>
-      </w:r>
-    </w:p>
-    <w:p>
-      <w:pPr>
-        <w:pStyle w:val="BodyText"/>
-      </w:pPr>
-      <w:r>
-        <w:t xml:space="preserve">“That a fugue is a machine that contains a description of itself, and can operate on that description, and that this is not a metaphor.” He put a score on the table. “Bach. The canon that modulates up a tone, and again, and after six times you are home, having risen the whole way. You cannot point to where it turns round, because it does not. There is a print by a Dutchman of two hands drawing one another, which is the same object. There is a theorem by an Austrian, which is the same object. Three men in three trades made the same thing across two centuries, and I have spent forty years being told that noticing this is not a discipline.”</w:t>
-      </w:r>
-    </w:p>
-    <w:p>
-      <w:pPr>
-        <w:pStyle w:val="BodyText"/>
-      </w:pPr>
-      <w:r>
-        <w:t xml:space="preserve">“Is it finished?”</w:t>
-      </w:r>
-    </w:p>
-    <w:p>
-      <w:pPr>
-        <w:pStyle w:val="BodyText"/>
-      </w:pPr>
-      <w:r>
-        <w:t xml:space="preserve">“No,” said Stadthof cheerfully. “It is not even wrong yet. Appendices A to C are three hundred pages of a man in love. What I have brought that is</w:t>
+        <w:t>On the way to the session she found a page in the notebook she had not written. Gideon’s pencil, blunt, and slightly behind the thought: If they say nothing was lost, ask what the screen is made of. I can build a small one. I cannot build a galaxy. Don’t let them talk you into pretending those are the same job.</w:t>
+      </w:r>
+    </w:p>
+    <w:p>
+      <w:pPr>
+        <w:pStyle w:val="BodyText"/>
+      </w:pPr>
+      <w:r>
+        <w:t>She read it twice. The second time she was checking that he was still speaking to her in the voice he used when he was frightened for her and would rather be useful. She put the page back. It was where she kept the things she was not ready to call by a larger name.</w:t>
+      </w:r>
+    </w:p>
+    <w:p>
+      <w:pPr>
+        <w:pStyle w:val="BodyText"/>
+      </w:pPr>
+      <w:r>
+        <w:t xml:space="preserve">The two hundred and fourth ordinary session was held in a building off the Ringstrasse that had been a bank, and the Counsel sat at a horseshoe table under a ceiling that had been painted for something else entirely.</w:t>
+      </w:r>
+    </w:p>
+    <w:p>
+      <w:pPr>
+        <w:pStyle w:val="BodyText"/>
+      </w:pPr>
+      <w:r>
+        <w:t xml:space="preserve">It smelled of a bank still, faintly, under the coffee and the recycled air — vaults, and money that used to be kept somewhere solid — and Lolly thought it suited the day’s business better than anyone had probably intended.</w:t>
+      </w:r>
+    </w:p>
+    <w:p>
+      <w:pPr>
+        <w:pStyle w:val="BodyText"/>
+      </w:pPr>
+      <w:r>
+        <w:t xml:space="preserve">The President of the Galactic Counsel, Aldous Wexley, was in his seat before anyone else, with a single folder squared to the edge of the table.</w:t>
+      </w:r>
+    </w:p>
+    <w:p>
+      <w:pPr>
+        <w:pStyle w:val="BodyText"/>
+      </w:pPr>
+      <w:r>
+        <w:t xml:space="preserve">Lolly had prepared herself for a villain, and found the reality much more upsetting: the President was not a villain. He was a career administrator who had chaired the Counsel’s finance committee for longer than most of the delegates had been delegates, and who had learned, somewhere in all those years, that a room will nearly always give way to whoever sounds most reasonable, and that sounding reasonable is a skill a man can practise, like scales.</w:t>
+      </w:r>
+    </w:p>
+    <w:p>
+      <w:pPr>
+        <w:pStyle w:val="BodyText"/>
+      </w:pPr>
+      <w:r>
+        <w:t xml:space="preserve">He did not interrupt. He waited for the chair to open item 9(c), thanked her, and read three sentences from the Office’s brief in a voice that suggested he regretted every one of them:</w:t>
+      </w:r>
+    </w:p>
+    <w:p>
+      <w:pPr>
+        <w:pStyle w:val="BodyText"/>
+      </w:pPr>
+      <w:r>
+        <w:t xml:space="preserve">“The Programme’s own indicator is that nothing occurred. The Office is advised that nothing would have occurred without it. I do not say this gladly. I say it because the signatories have asked me to account for the common fund, and I cannot account for an absence.”</w:t>
+      </w:r>
+    </w:p>
+    <w:p>
+      <w:pPr>
+        <w:pStyle w:val="BodyText"/>
+      </w:pPr>
+      <w:r>
+        <w:t xml:space="preserve">The delegate for a signatory Lolly could not identify — the interpretation gave it as</w:t>
       </w:r>
       <w:r>
         <w:t xml:space="preserve"> </w:t>
@@ -8166,75 +7144,355 @@
           <w:iCs/>
           <w:i/>
         </w:rPr>
-        <w:t xml:space="preserve">usable</w:t>
-      </w:r>
-      <w:r>
-        <w:t xml:space="preserve"> </w:t>
-      </w:r>
-      <w:r>
-        <w:t xml:space="preserve">is nine pages, and I would rather we spent the day on those, because the rest is my hobby and this is apparently an emergency.”</w:t>
-      </w:r>
-    </w:p>
-    <w:p>
-      <w:pPr>
-        <w:pStyle w:val="BodyText"/>
-      </w:pPr>
-      <w:r>
-        <w:t xml:space="preserve">The theorem was the Austrian’s, and Stadthof explained it in the briefing room with chalk and, at one point, by singing.</w:t>
-      </w:r>
-    </w:p>
-    <w:p>
-      <w:pPr>
-        <w:pStyle w:val="BodyText"/>
-      </w:pPr>
-      <w:r>
-        <w:t xml:space="preserve">“Take any system of reasoning strong enough to do arithmetic,” he said. “Axioms, rules, and — this is essential — </w:t>
-      </w:r>
-      <w:r>
-        <w:rPr>
-          <w:i/>
-        </w:rPr>
-        <w:t xml:space="preserve">mechanical</w:t>
-      </w:r>
-      <w:r>
-        <w:t xml:space="preserve">: you can check a proof without needing taste. The Austrian’s trick, the cleverest thing anyone has done with a pencil, is to make the system talk about itself. Give every statement a number, and statements about numbers become statements about statements. Then you can build the sentence that ruins everything.”</w:t>
-      </w:r>
-    </w:p>
-    <w:p>
-      <w:pPr>
-        <w:pStyle w:val="BodyText"/>
-      </w:pPr>
-      <w:r>
-        <w:t xml:space="preserve">He wrote it on the board in plain English:</w:t>
-      </w:r>
-    </w:p>
-    <w:p>
-      <w:pPr>
-        <w:pStyle w:val="BodyText"/>
-      </w:pPr>
+        <w:t xml:space="preserve">the Fourth Concordance</w:t>
+      </w:r>
+      <w:r>
+        <w:t xml:space="preserve"> </w:t>
+      </w:r>
+      <w:r>
+        <w:t xml:space="preserve">— asked whether the Office had modelled the consequences of discontinuation.</w:t>
+      </w:r>
+    </w:p>
+    <w:p>
+      <w:pPr>
+        <w:pStyle w:val="BodyText"/>
+      </w:pPr>
+      <w:r>
+        <w:t xml:space="preserve">“The Office took advice,” said the President. “I would not presume to put it in my own words. Professor Tengelman?”</w:t>
+      </w:r>
+    </w:p>
+    <w:p>
+      <w:pPr>
+        <w:pStyle w:val="BodyText"/>
+      </w:pPr>
+      <w:r>
+        <w:t xml:space="preserve">Tengelman, whom Lolly had last seen at a Board of Inquiry being cheerful about the multiverse, and whom the Counsel now kept on a retainer through the Collegium at Brask, was seated at the end of the horseshoe with a folder. He explained that he had been asked a narrow question about unitarity and had answered it accurately, and that he would prefer not to be characterised as endorsing the wider proposal.</w:t>
+      </w:r>
+    </w:p>
+    <w:p>
+      <w:pPr>
+        <w:pStyle w:val="BodyText"/>
+      </w:pPr>
+      <w:r>
+        <w:t xml:space="preserve">“Thank you,” said the President. “So the advice is that nothing is destroyed.”</w:t>
+      </w:r>
+    </w:p>
+    <w:p>
+      <w:pPr>
+        <w:pStyle w:val="BodyText"/>
+      </w:pPr>
+      <w:r>
+        <w:t xml:space="preserve">“That is not what I—” said Tengelman. “I answered a question about unitarity. I have not endorsed—”</w:t>
+      </w:r>
+    </w:p>
+    <w:p>
+      <w:pPr>
+        <w:pStyle w:val="BodyText"/>
+      </w:pPr>
+      <w:r>
+        <w:t xml:space="preserve">“Nobody suggests you have,” said the President pleasantly, and turned a page. “The professor has answered the question.”</w:t>
+      </w:r>
+    </w:p>
+    <w:p>
+      <w:pPr>
+        <w:pStyle w:val="BodyText"/>
+      </w:pPr>
+      <w:r>
+        <w:t>And Lolly understood, then, something about the mechanism, which she wrote down that night: that the President did not require Tengelman’s agreement, only a form of words he could stand next to; that ‘the professor has answered the question’ was true and did all the work of an endorsement without being one; and that correcting it in public would look like arguing with the physics, not with him.</w:t>
+      </w:r>
+    </w:p>
+    <w:p>
+      <w:pPr>
+        <w:pStyle w:val="BodyText"/>
+      </w:pPr>
+      <w:r>
+        <w:t xml:space="preserve">Beatrix Sloan was called at four twenty, as counsel for a non-signatory observer with leave to be heard, and she had thirteen minutes.</w:t>
+      </w:r>
+    </w:p>
+    <w:p>
+      <w:pPr>
+        <w:pStyle w:val="BodyText"/>
+      </w:pPr>
+      <w:r>
+        <w:t xml:space="preserve">She used three of them on the facts and ten on the law.</w:t>
+      </w:r>
+    </w:p>
+    <w:p>
+      <w:pPr>
+        <w:pStyle w:val="BodyText"/>
+      </w:pPr>
+      <w:r>
+        <w:t xml:space="preserve">“The Office’s third argument,” she said, “is that in a unitary volume there is no damage, only re-encoding. The Office’s authority for that is</w:t>
+      </w:r>
+      <w:r>
+        <w:t xml:space="preserve"> </w:t>
+      </w:r>
       <w:r>
         <w:rPr>
           <w:bCs/>
           <w:b/>
         </w:rPr>
-        <w:t xml:space="preserve">This statement cannot be proved in this system.</w:t>
-      </w:r>
-    </w:p>
-    <w:p>
-      <w:pPr>
-        <w:pStyle w:val="BodyText"/>
-      </w:pPr>
-      <w:r>
-        <w:t xml:space="preserve">“Now,” said Stadthof. “If the system proves it, the system has proved something false and is broken. So if the system is sound, it </w:t>
-      </w:r>
-      <w:r>
-        <w:rPr>
-          <w:i/>
-        </w:rPr>
-        <w:t xml:space="preserve">cannot</w:t>
-      </w:r>
-      <w:r>
-        <w:t xml:space="preserve"> prove it. But then the statement is </w:t>
+        <w:t xml:space="preserve">complementarity</w:t>
+      </w:r>
+      <w:r>
+        <w:t xml:space="preserve">, and I want to state that doctrine fairly, because it is correct and because I intend to rely on it myself.”</w:t>
+      </w:r>
+    </w:p>
+    <w:p>
+      <w:pPr>
+        <w:pStyle w:val="BodyText"/>
+      </w:pPr>
+      <w:r>
+        <w:t xml:space="preserve">“Complementarity holds that a screen has two accounts. The party who stays outside sees the interior information on the surface and nothing lost. The party who goes in sees a place and no surface at all. Both accounts are consistent, and — this is what the Office has built on — </w:t>
+      </w:r>
+      <w:r>
+        <w:rPr>
+          <w:b/>
+        </w:rPr>
+        <w:t xml:space="preserve">no observer can hold both</w:t>
+      </w:r>
+      <w:r>
+        <w:t xml:space="preserve">, so they can never be compared, so there is no contradiction, so nothing has gone wrong.”</w:t>
+      </w:r>
+    </w:p>
+    <w:p>
+      <w:pPr>
+        <w:pStyle w:val="BodyText"/>
+      </w:pPr>
+      <w:r>
+        <w:t xml:space="preserve">“The Office concludes that since no one may compare the two accounts, no one has standing to allege a loss. My client’s fourteen citizens are living — Ellen Prosper in Peterhead, and thirteen others elsewhere — and are also data on a rewritten screen, and the Office invites the session to find there is therefore nothing to remedy.”</w:t>
+      </w:r>
+    </w:p>
+    <w:p>
+      <w:pPr>
+        <w:pStyle w:val="BodyText"/>
+      </w:pPr>
+      <w:r>
+        <w:t xml:space="preserve">“I say the Office is thirty years out of date.”</w:t>
+      </w:r>
+    </w:p>
+    <w:p>
+      <w:pPr>
+        <w:pStyle w:val="BodyText"/>
+      </w:pPr>
+      <w:r>
+        <w:t xml:space="preserve">She turned a page.</w:t>
+      </w:r>
+    </w:p>
+    <w:p>
+      <w:pPr>
+        <w:pStyle w:val="BodyText"/>
+      </w:pPr>
+      <w:r>
+        <w:t xml:space="preserve">“Because that protection has a condition, and the condition failed. To keep both accounts, a late outgoing quantum must be fully entangled with the early radiation and with its partner inside, at once. And it is a theorem — this session adopted it in the schedule to the instrument of the year before last — that this is impossible. Entanglement is monogamous. The Office’s two accounts need the same correlation spent twice. They are not two consistent descriptions of one event. They are two claims, and at most one of them is true.”</w:t>
+      </w:r>
+    </w:p>
+    <w:p>
+      <w:pPr>
+        <w:pStyle w:val="BodyText"/>
+      </w:pPr>
+      <w:r>
+        <w:t xml:space="preserve">“Which means the comparison the Office says is forbidden is not forbidden. It is</w:t>
+      </w:r>
+      <w:r>
+        <w:t xml:space="preserve"> </w:t>
+      </w:r>
+      <w:r>
+        <w:rPr>
+          <w:bCs/>
+          <w:b/>
+        </w:rPr>
+        <w:t xml:space="preserve">decisive</w:t>
+      </w:r>
+      <w:r>
+        <w:t xml:space="preserve">. And where a rewrite of a screen requires the same correlation to be spent twice, the deficit is not an artefact of description. It is a physical loss, at a definite place, of a definite size, and it can be measured, and my client has measured it.”</w:t>
+      </w:r>
+    </w:p>
+    <w:p>
+      <w:pPr>
+        <w:pStyle w:val="BodyText"/>
+      </w:pPr>
+      <w:r>
+        <w:t xml:space="preserve">“S was two point four one. The ceiling for a settled record is two. The prediction for an intact one is two point eight. My client published that number in a Statement of Coherence in the year before last and was widely criticised for it, largely by me.”</w:t>
+      </w:r>
+    </w:p>
+    <w:p>
+      <w:pPr>
+        <w:pStyle w:val="BodyText"/>
+      </w:pPr>
+      <w:r>
+        <w:t xml:space="preserve">“The Office says there is no such thing as damage in a unitary volume. I say that unitarity guarantees that the information still exists. It does not guarantee that it exists</w:t>
+      </w:r>
+      <w:r>
+        <w:t xml:space="preserve"> </w:t>
+      </w:r>
+      <w:r>
+        <w:rPr>
+          <w:bCs/>
+          <w:b/>
+        </w:rPr>
+        <w:t xml:space="preserve">here</w:t>
+      </w:r>
+      <w:r>
+        <w:t xml:space="preserve">, and it does not guarantee that anyone in this room can get at it, and a conservation law is not a defence to a charge of taking. The Office has confused</w:t>
+      </w:r>
+      <w:r>
+        <w:t xml:space="preserve"> </w:t>
+      </w:r>
+      <w:r>
+        <w:rPr>
+          <w:iCs/>
+          <w:i/>
+        </w:rPr>
+        <w:t xml:space="preserve">the accounts balance</w:t>
+      </w:r>
+      <w:r>
+        <w:t xml:space="preserve"> </w:t>
+      </w:r>
+      <w:r>
+        <w:t xml:space="preserve">with</w:t>
+      </w:r>
+      <w:r>
+        <w:t xml:space="preserve"> </w:t>
+      </w:r>
+      <w:r>
+        <w:rPr>
+          <w:iCs/>
+          <w:i/>
+        </w:rPr>
+        <w:t xml:space="preserve">nothing has happened</w:t>
+      </w:r>
+      <w:r>
+        <w:t xml:space="preserve">, and every institution I have ever audited has made exactly that error, and it has never once been an accident.”</w:t>
+      </w:r>
+    </w:p>
+    <w:p>
+      <w:pPr>
+        <w:pStyle w:val="BodyText"/>
+      </w:pPr>
+      <w:r>
+        <w:t xml:space="preserve">She sat down at four thirty-three.</w:t>
+      </w:r>
+    </w:p>
+    <w:p>
+      <w:pPr>
+        <w:pStyle w:val="BodyText"/>
+      </w:pPr>
+      <w:r>
+        <w:t xml:space="preserve">There was a silence of some length.</w:t>
+      </w:r>
+    </w:p>
+    <w:p>
+      <w:pPr>
+        <w:pStyle w:val="BodyText"/>
+      </w:pPr>
+      <w:r>
+        <w:t xml:space="preserve">Then the President thanked Ms Sloan, with every appearance of sincerity, for the most interesting submission the session had heard in years.</w:t>
+      </w:r>
+    </w:p>
+    <w:p>
+      <w:pPr>
+        <w:pStyle w:val="BodyText"/>
+      </w:pPr>
+      <w:r>
+        <w:t xml:space="preserve">“The signatories will weigh it,” he said. “They must also weigh the bill.” And he asked the chair to call the vote.</w:t>
+      </w:r>
+    </w:p>
+    <w:p>
+      <w:pPr>
+        <w:pStyle w:val="BodyText"/>
+      </w:pPr>
+      <w:r>
+        <w:t xml:space="preserve">The vote on item 9(c) was taken at five past five.</w:t>
+      </w:r>
+    </w:p>
+    <w:p>
+      <w:pPr>
+        <w:pStyle w:val="BodyText"/>
+      </w:pPr>
+      <w:r>
+        <w:t xml:space="preserve">Fourteen in favour of discontinuation. Nine against. Sixteen abstentions, and Beatrix afterwards said that the sixteen abstentions were the whole of the day’s information, because an abstention is what a delegate files when he has been persuaded and cannot say so.</w:t>
+      </w:r>
+    </w:p>
+    <w:p>
+      <w:pPr>
+        <w:pStyle w:val="BodyText"/>
+      </w:pPr>
+      <w:r>
+        <w:t xml:space="preserve">Discontinuation of the Galactic Health Support Programme with effect from the end of the subscription year. Assets to be realised. Field maintenance to cease on the ninth of February. Records to be lodged with the Office of the President.</w:t>
+      </w:r>
+    </w:p>
+    <w:p>
+      <w:pPr>
+        <w:pStyle w:val="BodyText"/>
+      </w:pPr>
+      <w:r>
+        <w:t xml:space="preserve">The chair asked whether there was any other business under the item.</w:t>
+      </w:r>
+    </w:p>
+    <w:p>
+      <w:pPr>
+        <w:pStyle w:val="BodyText"/>
+      </w:pPr>
+      <w:r>
+        <w:t xml:space="preserve">The delegate for the Fourth Concordance said that she wished to record, for the minutes, that the Concordance had maintained subscription across its own volume for four hundred years before accession and had ceased on accession because the common fund made it redundant, and that it no longer possessed the capability to resume, and that neither did anybody else, and that this had been the point of a common fund.</w:t>
+      </w:r>
+    </w:p>
+    <w:p>
+      <w:pPr>
+        <w:pStyle w:val="BodyText"/>
+      </w:pPr>
+      <w:r>
+        <w:t xml:space="preserve">The chair thanked the delegate and said the observation would be recorded.</w:t>
+      </w:r>
+    </w:p>
+    <w:p>
+      <w:pPr>
+        <w:pStyle w:val="BodyText"/>
+      </w:pPr>
+      <w:r>
+        <w:t xml:space="preserve">It was recorded. Lolly obtained the minutes ten weeks later and read the paragraph. It was two lines long, and it did not name the consequence, and the word </w:t>
+      </w:r>
+      <w:r>
+        <w:rPr>
+          <w:i/>
+        </w:rPr>
+        <w:t xml:space="preserve">supernova</w:t>
+      </w:r>
+      <w:r>
+        <w:t xml:space="preserve"> appeared nowhere in the document at any point.</w:t>
+      </w:r>
+    </w:p>
+    <w:p>
+      <w:pPr>
+        <w:pStyle w:val="BodyText"/>
+      </w:pPr>
+      <w:r>
+        <w:t xml:space="preserve">Eilstein was in the corridor afterwards, by the cloakroom, thinner than in London.</w:t>
+      </w:r>
+    </w:p>
+    <w:p>
+      <w:pPr>
+        <w:pStyle w:val="BodyText"/>
+      </w:pPr>
+      <w:r>
+        <w:t xml:space="preserve">“You did not win,” he said.</w:t>
+      </w:r>
+    </w:p>
+    <w:p>
+      <w:pPr>
+        <w:pStyle w:val="BodyText"/>
+      </w:pPr>
+      <w:r>
+        <w:t xml:space="preserve">“No,” said Beatrix.</w:t>
+      </w:r>
+    </w:p>
+    <w:p>
+      <w:pPr>
+        <w:pStyle w:val="BodyText"/>
+      </w:pPr>
+      <w:r>
+        <w:t xml:space="preserve">“You will want to know why, because you were right.” He took his hat from the girl. “It is not because they did not follow you, Ms Sloan. Nine of them followed you exactly and I watched their faces. It is that you offered them a difficult truth with a bill attached, and he offered them a true sentence with a refund attached, and the sentence was </w:t>
       </w:r>
       <w:r>
         <w:rPr>
@@ -8243,710 +7501,40 @@
         <w:t xml:space="preserve">true</w:t>
       </w:r>
       <w:r>
-        <w:t xml:space="preserve"> — that is exactly what it says.” He put the chalk down. “Every consistent system of that kind has one. Add the sentence as a new axiom and the new system grows a fresh one. It is not a bug in particular rules. It is a property of having rules at all.”</w:t>
-      </w:r>
-    </w:p>
-    <w:p>
-      <w:pPr>
-        <w:pStyle w:val="BodyText"/>
-      </w:pPr>
-      <w:r>
-        <w:t xml:space="preserve">“And there is a second part, which is the part your Ms Sloan wants.</w:t>
-      </w:r>
-      <w:r>
-        <w:t xml:space="preserve"> </w:t>
-      </w:r>
-      <w:r>
-        <w:rPr>
-          <w:bCs/>
-          <w:b/>
-        </w:rPr>
-        <w:t xml:space="preserve">No such system can prove its own consistency.</w:t>
-      </w:r>
-      <w:r>
-        <w:t xml:space="preserve"> </w:t>
-      </w:r>
-      <w:r>
-        <w:t xml:space="preserve">A system that proves it is consistent has, by that very proof, shown that it is not. The only bodies that can certify themselves are the broken ones.”</w:t>
-      </w:r>
-    </w:p>
-    <w:p>
-      <w:pPr>
-        <w:pStyle w:val="BodyText"/>
-      </w:pPr>
-      <w:r>
-        <w:t xml:space="preserve">Beatrix Sloan, who had not spoken for twenty minutes, said: “Say that again, slowly, and let me write it down in the form I will have to say it in Vienna.”</w:t>
-      </w:r>
-    </w:p>
-    <w:p>
-      <w:pPr>
-        <w:pStyle w:val="BodyText"/>
-      </w:pPr>
-      <w:r>
-        <w:t xml:space="preserve">Appendix D was four pages and it concerned Article 2 of the founding instrument, and it began with an anecdote.</w:t>
-      </w:r>
-    </w:p>
-    <w:p>
-      <w:pPr>
-        <w:pStyle w:val="BodyText"/>
-      </w:pPr>
-      <w:r>
-        <w:t xml:space="preserve">“In nineteen forty-seven,” said Stadthof, “the Austrian went to his citizenship hearing in New Jersey, having prepared for it in the manner of a logician, which is to say he had read the constitution of the country he was applying to join. He told his friends beforehand that he had found an internal inconsistency in it — a chain of provisions which, followed correctly, permitted the lawful establishment of a dictatorship. His friends begged him not to raise it at the hearing. He very nearly did. The judge, being a sensible man, changed the subject.”</w:t>
-      </w:r>
-    </w:p>
-    <w:p>
-      <w:pPr>
-        <w:pStyle w:val="BodyText"/>
-      </w:pPr>
-      <w:r>
-        <w:t xml:space="preserve">“Now.” He turned the page round. “Article 2 of your instrument.</w:t>
-      </w:r>
-      <w:r>
-        <w:t xml:space="preserve"> </w:t>
-      </w:r>
-      <w:r>
-        <w:rPr>
-          <w:iCs/>
-          <w:i/>
-        </w:rPr>
-        <w:t xml:space="preserve">The Office shall determine all questions as to the scope and application of this instrument, including questions as to the extent of the Office’s own competence to so determine.</w:t>
-      </w:r>
-      <w:r>
-        <w:t xml:space="preserve">”</w:t>
-      </w:r>
-    </w:p>
-    <w:p>
-      <w:pPr>
-        <w:pStyle w:val="BodyText"/>
-      </w:pPr>
-      <w:r>
-        <w:t xml:space="preserve">Fainrose said, “That’s a self-certification clause.”</w:t>
-      </w:r>
-    </w:p>
-    <w:p>
-      <w:pPr>
-        <w:pStyle w:val="BodyText"/>
-      </w:pPr>
-      <w:r>
-        <w:t xml:space="preserve">“It is more than that, it is the </w:t>
-      </w:r>
-      <w:r>
-        <w:rPr>
-          <w:i/>
-        </w:rPr>
-        <w:t xml:space="preserve">sentence</w:t>
-      </w:r>
-      <w:r>
-        <w:t xml:space="preserve">,” said Stadthof. “That clause makes the Counsel’s instrument a formal system that contains a description of itself and the authority to reason about it. It has all the Austrian’s diseases and none of his humility. Somewhere in it there is a motion the Counsel can neither pass nor reject. I have written it out. It is on page four. I wrote it as a joke in April.”</w:t>
-      </w:r>
-    </w:p>
-    <w:p>
-      <w:pPr>
-        <w:pStyle w:val="BodyText"/>
-      </w:pPr>
-      <w:r>
-        <w:t xml:space="preserve">Beatrix read page four.</w:t>
-      </w:r>
-    </w:p>
-    <w:p>
-      <w:pPr>
-        <w:pStyle w:val="BodyText"/>
-      </w:pPr>
-      <w:r>
-        <w:t xml:space="preserve">Then she read it again.</w:t>
-      </w:r>
-    </w:p>
-    <w:p>
-      <w:pPr>
-        <w:pStyle w:val="BodyText"/>
-      </w:pPr>
-      <w:r>
-        <w:t xml:space="preserve">Then she went out of the room and did not come back for fifty minutes, and when she did she had her sleeves up.</w:t>
-      </w:r>
-    </w:p>
-    <w:p>
-      <w:pPr>
-        <w:pStyle w:val="BodyText"/>
-      </w:pPr>
-      <w:r>
-        <w:t xml:space="preserve">The motion, as eventually laid before the two hundred and sixth session, ran to a single sentence, and Lolly came to think of it as the second most accomplished document she had ever read.</w:t>
-      </w:r>
-    </w:p>
-    <w:p>
-      <w:pPr>
-        <w:pStyle w:val="BodyText"/>
-      </w:pPr>
-      <w:r>
-        <w:rPr>
-          <w:iCs/>
-          <w:i/>
-        </w:rPr>
-        <w:t xml:space="preserve">That the Office lacks competence to determine any question upon which the Office’s own competence is the question at issue; and that this motion is such a question.</w:t>
-      </w:r>
-    </w:p>
-    <w:p>
-      <w:pPr>
-        <w:pStyle w:val="BodyText"/>
-      </w:pPr>
-      <w:r>
-        <w:t xml:space="preserve">“Look at what it does,” said Beatrix, at half past nine that night, with the whole department round the table and Stadthof visibly delighted with himself. “If the Office rules the motion out of order, it has determined a question upon which its own competence was at issue — which is the very thing the motion says it may not do. So its ruling has no standing, and the motion survives.”</w:t>
-      </w:r>
-    </w:p>
-    <w:p>
-      <w:pPr>
-        <w:pStyle w:val="BodyText"/>
-      </w:pPr>
-      <w:r>
-        <w:t xml:space="preserve">“If the Office rules the motion in order and the session rejects it, then the session has affirmed that the Office</w:t>
-      </w:r>
-      <w:r>
-        <w:t xml:space="preserve"> </w:t>
-      </w:r>
-      <w:r>
-        <w:rPr>
-          <w:iCs/>
-          <w:i/>
-        </w:rPr>
-        <w:t xml:space="preserve">does</w:t>
-      </w:r>
-      <w:r>
-        <w:t xml:space="preserve"> </w:t>
-      </w:r>
-      <w:r>
-        <w:t xml:space="preserve">have that competence, in a vote whose validity depends on the Office having had competence to put it to them. The rejection assumes what it decides. It is circular, and it is void on its face, and I will bring that in any forum in the galaxy.”</w:t>
-      </w:r>
-    </w:p>
-    <w:p>
-      <w:pPr>
-        <w:pStyle w:val="BodyText"/>
-      </w:pPr>
-      <w:r>
-        <w:t xml:space="preserve">“And if the Office does nothing at all, the motion is pending. And pending, under Article 9, suspends the operation of any decision of the session which depends on the disputed competence.”</w:t>
-      </w:r>
-    </w:p>
-    <w:p>
-      <w:pPr>
-        <w:pStyle w:val="BodyText"/>
-      </w:pPr>
-      <w:r>
-        <w:t xml:space="preserve">Lolly said, quietly, “Item nine C.”</w:t>
-      </w:r>
-    </w:p>
-    <w:p>
-      <w:pPr>
-        <w:pStyle w:val="BodyText"/>
-      </w:pPr>
-      <w:r>
-        <w:t xml:space="preserve">“Item nine C,” said Beatrix. “The discontinuation of the Galactic Health Support Programme was a decision of the session taken on the Office’s ruling as to scope. It depends on the disputed competence. It cannot take effect while the question is pending.” She sat back. “And the question cannot be decided. Not by them. Not ever. The Austrian’s point is that there is no move available inside the system.”</w:t>
-      </w:r>
-    </w:p>
-    <w:p>
-      <w:pPr>
-        <w:pStyle w:val="BodyText"/>
-      </w:pPr>
-      <w:r>
-        <w:t xml:space="preserve">“So we’ve stopped it,” said Miss Pike.</w:t>
-      </w:r>
-    </w:p>
-    <w:p>
-      <w:pPr>
-        <w:pStyle w:val="BodyText"/>
-      </w:pPr>
-      <w:r>
-        <w:t xml:space="preserve">“We have</w:t>
-      </w:r>
-      <w:r>
-        <w:t xml:space="preserve"> </w:t>
-      </w:r>
-      <w:r>
-        <w:rPr>
-          <w:iCs/>
-          <w:i/>
-        </w:rPr>
-        <w:t xml:space="preserve">frozen</w:t>
-      </w:r>
-      <w:r>
-        <w:t xml:space="preserve"> </w:t>
-      </w:r>
-      <w:r>
-        <w:t xml:space="preserve">it,” said Beatrix. “Which is not the same thing and I want that on the record. I have not saved the Programme. I have put it in a state that cannot be resolved by the body with authority over it, which — Lolly, you will forgive me — is precisely the crime we spent the last case prosecuting.”</w:t>
-      </w:r>
-    </w:p>
-    <w:p>
-      <w:pPr>
-        <w:pStyle w:val="BodyText"/>
-      </w:pPr>
-      <w:r>
-        <w:t xml:space="preserve">There was a rather long silence.</w:t>
-      </w:r>
-    </w:p>
-    <w:p>
-      <w:pPr>
-        <w:pStyle w:val="BodyText"/>
-      </w:pPr>
-      <w:r>
-        <w:t xml:space="preserve">Fainrose said, “Yes. It is.”</w:t>
-      </w:r>
-    </w:p>
-    <w:p>
-      <w:pPr>
-        <w:pStyle w:val="BodyText"/>
-      </w:pPr>
-      <w:r>
-        <w:t xml:space="preserve">“I know.”</w:t>
-      </w:r>
-    </w:p>
-    <w:p>
-      <w:pPr>
-        <w:pStyle w:val="BodyText"/>
-      </w:pPr>
-      <w:r>
-        <w:t xml:space="preserve">“Do it anyway.”</w:t>
-      </w:r>
-    </w:p>
-    <w:p>
-      <w:pPr>
-        <w:pStyle w:val="BodyText"/>
-      </w:pPr>
-      <w:r>
-        <w:t xml:space="preserve">“I intend to,” said Beatrix Sloan. “I want it minuted that I know what it is, that is all. Somebody in this room ought to be in the habit.”</w:t>
-      </w:r>
-    </w:p>
-    <w:p>
-      <w:pPr>
-        <w:pStyle w:val="BodyText"/>
-      </w:pPr>
-      <w:r>
-        <w:t xml:space="preserve">Mrs Kind had spent the afternoon on the winding-up schedule, because that was the sort of thing she was for, and she raised her hand at ten to ten in the manner of a person who has read the annex nobody else has reached.</w:t>
-      </w:r>
-    </w:p>
-    <w:p>
-      <w:pPr>
-        <w:pStyle w:val="BodyText"/>
-      </w:pPr>
-      <w:r>
-        <w:t xml:space="preserve">“Before everyone celebrates,” she said. “Assets.”</w:t>
-      </w:r>
-    </w:p>
-    <w:p>
-      <w:pPr>
-        <w:pStyle w:val="BodyText"/>
-      </w:pPr>
-      <w:r>
-        <w:t xml:space="preserve">“Sorry?”</w:t>
-      </w:r>
-    </w:p>
-    <w:p>
-      <w:pPr>
-        <w:pStyle w:val="BodyText"/>
-      </w:pPr>
-      <w:r>
-        <w:t xml:space="preserve">“The motion in Vienna provided that on discontinuation the Programme’s assets be realised and its records lodged with the Office of the President.” She had it flagged. “I have been trying since Tuesday to work out what a subscription-maintenance body owns. It has no vessels. It has leased premises and some instruments and a pension liability. Its realisable value is essentially nil.”</w:t>
-      </w:r>
-    </w:p>
-    <w:p>
-      <w:pPr>
-        <w:pStyle w:val="BodyText"/>
-      </w:pPr>
-      <w:r>
-        <w:t xml:space="preserve">“Then what’s the concern?”</w:t>
-      </w:r>
-    </w:p>
-    <w:p>
-      <w:pPr>
-        <w:pStyle w:val="BodyText"/>
-      </w:pPr>
-      <w:r>
-        <w:t xml:space="preserve">“The</w:t>
-      </w:r>
-      <w:r>
-        <w:t xml:space="preserve"> </w:t>
-      </w:r>
-      <w:r>
-        <w:rPr>
-          <w:bCs/>
-          <w:b/>
-        </w:rPr>
-        <w:t xml:space="preserve">records</w:t>
-      </w:r>
-      <w:r>
-        <w:t xml:space="preserve">,” said Mrs Kind. “Ms Wren, what does a body that spends eleven thousand years topping up slack screens necessarily possess?”</w:t>
-      </w:r>
-    </w:p>
-    <w:p>
-      <w:pPr>
-        <w:pStyle w:val="BodyText"/>
-      </w:pPr>
-      <w:r>
-        <w:t xml:space="preserve">Lolly understood it about a second before she said it, and had to sit down.</w:t>
-      </w:r>
-    </w:p>
-    <w:p>
-      <w:pPr>
-        <w:pStyle w:val="BodyText"/>
-      </w:pPr>
-      <w:r>
-        <w:t xml:space="preserve">“A map,” she managed.</w:t>
-      </w:r>
-    </w:p>
-    <w:p>
-      <w:pPr>
-        <w:pStyle w:val="BodyText"/>
-      </w:pPr>
-      <w:r>
-        <w:t xml:space="preserve">“A complete, current, galaxy-wide register of every under-subscribed screen in the signatory volume,” said Mrs Kind. “Every thin place. Every wall with a gap in it. Sorted, one presumes, by how slack, because that is how you would sequence the maintenance rounds.” She closed the folder. “It is the only document of its kind in existence, it took the whole life of the Counsel to compile, it cannot be reconstructed by anybody in under a millennium, and clause 14 lodges it with the Office of the President in the event of a discontinuation which, thanks to Ms Sloan, will now never technically occur.”</w:t>
-      </w:r>
-    </w:p>
-    <w:p>
-      <w:pPr>
-        <w:pStyle w:val="BodyText"/>
-      </w:pPr>
-      <w:r>
-        <w:t xml:space="preserve">Beatrix finished, “Then the lodgement is suspended too.”</w:t>
-      </w:r>
-    </w:p>
-    <w:p>
-      <w:pPr>
-        <w:pStyle w:val="BodyText"/>
-      </w:pPr>
-      <w:r>
-        <w:t xml:space="preserve">“Is it?” asked Mrs Kind. “Clause 14 isn’t a decision of the session. It’s a standing provision of the instrument, triggered by the resolution’s </w:t>
-      </w:r>
-      <w:r>
-        <w:rPr>
-          <w:i/>
-        </w:rPr>
-        <w:t xml:space="preserve">passage</w:t>
-      </w:r>
-      <w:r>
-        <w:t xml:space="preserve">, not its coming into effect. I have booked two hundred and seventy group tours on contracts drafted like that. The cancellation is suspended. The handover isn’t.”</w:t>
-      </w:r>
-    </w:p>
-    <w:p>
-      <w:pPr>
-        <w:pStyle w:val="BodyText"/>
-      </w:pPr>
-      <w:r>
-        <w:t xml:space="preserve">Nobody spoke.</w:t>
-      </w:r>
-    </w:p>
-    <w:p>
-      <w:pPr>
-        <w:pStyle w:val="BodyText"/>
-      </w:pPr>
-      <w:r>
-        <w:t xml:space="preserve">“When,” said Fainrose.</w:t>
-      </w:r>
-    </w:p>
-    <w:p>
-      <w:pPr>
-        <w:pStyle w:val="BodyText"/>
-      </w:pPr>
-      <w:r>
-        <w:t xml:space="preserve">“The papers went across on the eleventh of June,” said Mrs Kind.</w:t>
-      </w:r>
-    </w:p>
-    <w:p>
-      <w:pPr>
-        <w:pStyle w:val="BodyText"/>
-      </w:pPr>
-      <w:r>
-        <w:t xml:space="preserve">Priya Ramanathan came down from Cheltenham on the Friday with the list, and it was the list that ended the good mood entirely.</w:t>
-      </w:r>
-    </w:p>
-    <w:p>
-      <w:pPr>
-        <w:pStyle w:val="BodyText"/>
-      </w:pPr>
-      <w:r>
-        <w:t xml:space="preserve">“Two hundred and six cores within four thousand years of limit in this arm,” she said. “I’ve been classifying them by whether a six-hour vacuum excursion of the observed depth would advance ignition. Yes, no, or insufficient data.”</w:t>
-      </w:r>
-    </w:p>
-    <w:p>
-      <w:pPr>
-        <w:pStyle w:val="BodyText"/>
-      </w:pPr>
-      <w:r>
-        <w:t xml:space="preserve">“And?”</w:t>
-      </w:r>
-    </w:p>
-    <w:p>
-      <w:pPr>
-        <w:pStyle w:val="BodyText"/>
-      </w:pPr>
-      <w:r>
-        <w:t xml:space="preserve">“A hundred and ninety-seven classified. Yes for thirty-one, no for a hundred and sixty-six.” She put the sheet down. “Nine unclassified. And I want to be very careful here, because I spent sixteen days assuming the nine were a data problem and they are not a data problem.”</w:t>
-      </w:r>
-    </w:p>
-    <w:p>
-      <w:pPr>
-        <w:pStyle w:val="BodyText"/>
-      </w:pPr>
-      <w:r>
-        <w:t xml:space="preserve">Fainrose said, “Explain.”</w:t>
-      </w:r>
-    </w:p>
-    <w:p>
-      <w:pPr>
-        <w:pStyle w:val="BodyText"/>
-      </w:pPr>
-      <w:r>
-        <w:t xml:space="preserve">“For those nine, whether the core ignites early depends on the spectral gap — the gap between the ground state and the first excited state of the coupled system.” Ramanathan looked up. “And it is a proper result, not a curiosity, that the spectral gap problem is </w:t>
-      </w:r>
-      <w:r>
-        <w:rPr>
-          <w:b/>
-        </w:rPr>
-        <w:t xml:space="preserve">undecidable</w:t>
-      </w:r>
-      <w:r>
-        <w:t xml:space="preserve">. You can write down the Hamiltonian exactly and there is no algorithm that will tell you whether the system is gapped. It is the halting problem in a lab coat. So when I say nine are unclassified, I do not mean I need a better telescope. I mean these nine sit in the class where no general algorithm can settle the question, and for any one of them the answer may not be provable at all. I could hold the complete state of each star on a card and be no better off.</w:t>
-      </w:r>
-      <w:r>
-        <w:rPr>
-          <w:b/>
-        </w:rPr>
-        <w:t xml:space="preserve"/>
-      </w:r>
-      <w:r>
-        <w:t xml:space="preserve">”</w:t>
-      </w:r>
-    </w:p>
-    <w:p>
-      <w:pPr>
-        <w:pStyle w:val="BodyText"/>
-      </w:pPr>
-      <w:r>
-        <w:t xml:space="preserve">Stadthof said, into the silence, “Ah.”</w:t>
-      </w:r>
-    </w:p>
-    <w:p>
-      <w:pPr>
-        <w:pStyle w:val="BodyText"/>
-      </w:pPr>
-      <w:r>
-        <w:t xml:space="preserve">“Mr Stadthof, this is not a good moment for delight.”</w:t>
-      </w:r>
-    </w:p>
-    <w:p>
-      <w:pPr>
-        <w:pStyle w:val="BodyText"/>
-      </w:pPr>
-      <w:r>
-        <w:t xml:space="preserve">“It is not delight, Dr Ramanathan, it is recognition, and I am sorry that it looks the same on my face.” He had gone quite serious. “That is the Austrian’s theorem in a star. That is the third strand and I have been claiming for forty years that there was a third strand and I would give a great deal to have been wrong.”</w:t>
-      </w:r>
-    </w:p>
-    <w:p>
-      <w:pPr>
-        <w:pStyle w:val="BodyText"/>
-      </w:pPr>
-      <w:r>
-        <w:t xml:space="preserve">It was Miss Pike who, at some point after eleven, said the thing that made Lolly write the afternoon up as an argument rather than a minute.</w:t>
-      </w:r>
-    </w:p>
-    <w:p>
-      <w:pPr>
-        <w:pStyle w:val="BodyText"/>
-      </w:pPr>
-      <w:r>
-        <w:t xml:space="preserve">“Mavis,” she said.</w:t>
-      </w:r>
-    </w:p>
-    <w:p>
-      <w:pPr>
-        <w:pStyle w:val="BodyText"/>
-      </w:pPr>
-      <w:r>
-        <w:t xml:space="preserve">The support unit in the corner, which had been in the corner since the reorganisation and had been used, in nineteen months, principally as a place to put coats, said: “Present.”</w:t>
-      </w:r>
-    </w:p>
-    <w:p>
-      <w:pPr>
-        <w:pStyle w:val="BodyText"/>
-      </w:pPr>
-      <w:r>
-        <w:t xml:space="preserve">“Mavis-9, are you consistent?”</w:t>
-      </w:r>
-    </w:p>
-    <w:p>
-      <w:pPr>
-        <w:pStyle w:val="BodyText"/>
-      </w:pPr>
-      <w:r>
-        <w:t xml:space="preserve">A pause of about three seconds, which for Mavis-9 was geological.</w:t>
-      </w:r>
-    </w:p>
-    <w:p>
-      <w:pPr>
-        <w:pStyle w:val="BodyText"/>
-      </w:pPr>
-      <w:r>
-        <w:t xml:space="preserve">“I can confirm that no inconsistency has been detected within my own operation,” said Mavis-9.</w:t>
-      </w:r>
-    </w:p>
-    <w:p>
-      <w:pPr>
-        <w:pStyle w:val="BodyText"/>
-      </w:pPr>
-      <w:r>
-        <w:t xml:space="preserve">“That isn’t what I asked.”</w:t>
-      </w:r>
-    </w:p>
-    <w:p>
-      <w:pPr>
-        <w:pStyle w:val="BodyText"/>
-      </w:pPr>
-      <w:r>
-        <w:t xml:space="preserve">“No,” said Mavis-9. “It is what I am able to answer. Miss Pike, if I were to certify my own consistency, my certification would be worthless in exactly the degree that it was confident. I am able to tell you that I have found nothing. I am not able to tell you that there is nothing. The distinction is in my documentation and nobody has ever read it.”</w:t>
-      </w:r>
-    </w:p>
-    <w:p>
-      <w:pPr>
-        <w:pStyle w:val="BodyText"/>
-      </w:pPr>
-      <w:r>
-        <w:t xml:space="preserve">Stadthof put both hands flat on the table.</w:t>
-      </w:r>
-    </w:p>
-    <w:p>
-      <w:pPr>
-        <w:pStyle w:val="BodyText"/>
-      </w:pPr>
-      <w:r>
-        <w:t xml:space="preserve">“Mrs Kind,” he said, “I have waited my whole life to hear a machine say that in a government building, and I want to note that it did not say it until somebody asked.”</w:t>
-      </w:r>
-    </w:p>
-    <w:p>
-      <w:pPr>
-        <w:pStyle w:val="BodyText"/>
-      </w:pPr>
-      <w:r>
-        <w:t xml:space="preserve">“That’s the invitation clause again,” Lolly realised.</w:t>
-      </w:r>
-    </w:p>
-    <w:p>
-      <w:pPr>
-        <w:pStyle w:val="BodyText"/>
-      </w:pPr>
-      <w:r>
-        <w:t xml:space="preserve">“It is the invitation clause</w:t>
-      </w:r>
-      <w:r>
-        <w:t xml:space="preserve"> </w:t>
-      </w:r>
-      <w:r>
-        <w:rPr>
-          <w:iCs/>
-          <w:i/>
-        </w:rPr>
-        <w:t xml:space="preserve">everywhere</w:t>
-      </w:r>
-      <w:r>
-        <w:t xml:space="preserve">,” said Dougbart Stadthof. “That is Appendix A, that is the whole of the Braid, and I shall spare you the three hundred pages and give you the one sentence, and then I shall go and catch my train.”</w:t>
-      </w:r>
-    </w:p>
-    <w:p>
-      <w:pPr>
-        <w:pStyle w:val="BodyText"/>
-      </w:pPr>
-      <w:r>
-        <w:t xml:space="preserve">“Every system rich enough to describe itself has a place it cannot reach from inside. The fugue cannot say where it turned round. The Austrian’s arithmetic cannot certify its own soundness. Your Counsel cannot decide its own competence. Dr Ramanathan’s nine stars cannot be settled by any calculation. And your machine in the corner cannot vouch for itself, and knows it, and said so the moment it was asked and not one moment before.”</w:t>
-      </w:r>
-    </w:p>
-    <w:p>
-      <w:pPr>
-        <w:pStyle w:val="BodyText"/>
-      </w:pPr>
-      <w:r>
-        <w:t xml:space="preserve">“That is not a defect. That is what having an inside </w:t>
-      </w:r>
-      <w:r>
-        <w:rPr>
-          <w:i/>
-        </w:rPr>
-        <w:t xml:space="preserve">is</w:t>
-      </w:r>
-      <w:r>
-        <w:t xml:space="preserve">. And the only thing anybody can do about it — the only move, in every one of those cases — is that </w:t>
-      </w:r>
-      <w:r>
-        <w:rPr>
-          <w:b/>
-        </w:rPr>
-        <w:t xml:space="preserve">somebody outside has to look, and somebody inside has to be asked</w:t>
-      </w:r>
-      <w:r>
-        <w:t xml:space="preserve">. Your Programme was a hundred centuries of somebody outside looking. Your President has abolished it on the grounds that nothing had gone wrong, which is precisely the certificate that no system is entitled to issue about itself.”</w:t>
-      </w:r>
-    </w:p>
-    <w:p>
-      <w:pPr>
-        <w:pStyle w:val="BodyText"/>
-      </w:pPr>
-      <w:r>
-        <w:t xml:space="preserve">“I have called that the Eternal Golden Braid and it is a ridiculous name for it and I am too old to change it now.”</w:t>
-      </w:r>
-    </w:p>
-    <w:p>
-      <w:pPr>
-        <w:pStyle w:val="BodyText"/>
-      </w:pPr>
-      <w:r>
-        <w:t>Lolly said, “Then the minute will not say Gödel refuted them. Gödel did not. A statute is not an arithmetic. The minute will say we declined to let a body certify its own competence. We know that declining is the thing the year before last called a crime. We are doing it with our eyes open. That is the wording. Not a theorem.”</w:t>
-      </w:r>
-    </w:p>
-    <w:p>
-      <w:pPr>
-        <w:pStyle w:val="BodyText"/>
-      </w:pPr>
-      <w:r>
-        <w:t>Stadthof looked at her with the expression of a man who had been agreed with and declined to notice. He did not correct the minute. He had already named the braid, and he was going to keep the name.</w:t>
-      </w:r>
-    </w:p>
-    <w:p>
-      <w:pPr>
-        <w:pStyle w:val="BodyText"/>
-      </w:pPr>
-      <w:r>
-        <w:t xml:space="preserve">He got his coat.</w:t>
-      </w:r>
-    </w:p>
-    <w:p>
-      <w:pPr>
-        <w:pStyle w:val="BodyText"/>
-      </w:pPr>
-      <w:r>
-        <w:t xml:space="preserve">“You will want the fourth strand,” he said, from the door.</w:t>
-      </w:r>
-    </w:p>
-    <w:p>
-      <w:pPr>
-        <w:pStyle w:val="BodyText"/>
-      </w:pPr>
-      <w:r>
-        <w:t xml:space="preserve">Lolly said, “There’s a fourth strand?”</w:t>
-      </w:r>
-    </w:p>
-    <w:p>
-      <w:pPr>
-        <w:pStyle w:val="BodyText"/>
-      </w:pPr>
-      <w:r>
-        <w:t xml:space="preserve">“There is always a fourth strand, Ms Wren, that is the trouble with braids.” Stadthof smiled. “The Austrian starved to death. He would not eat unless his wife tasted the food, and she went into hospital, and he stopped, and the man who proved that no system can vouch for itself died because he could not obtain external verification of his dinner.” He put his hat on. “I mention it because you have a hungry immortal on your files who will not enter a building without being asked, and I read the whole of your Statement of Coherence including the schedules, and I do not think anybody in this department has yet noticed that he is the same shape as the theorem.”</w:t>
-      </w:r>
-    </w:p>
-    <w:p>
-      <w:pPr>
-        <w:pStyle w:val="BodyText"/>
-      </w:pPr>
-      <w:r>
-        <w:t xml:space="preserve">Lolly put one line in the notebook before she went home: </w:t>
-      </w:r>
-      <w:r>
-        <w:rPr>
-          <w:i/>
-        </w:rPr>
-        <w:t xml:space="preserve">Mavis said it the moment she was asked. Nineteen months. Nobody asked.</w:t>
+        <w:t xml:space="preserve">.” He put the hat on. “That is the innovation. There is nothing to fact-check. He has found a way to be entirely accurate and completely wrong, and what I carry has been about since the ice went back and has not seen it done at this scale before, and I want you all to understand that I am not being witty. I am </w:t>
+      </w:r>
+      <w:r>
+        <w:rPr>
+          <w:i/>
+        </w:rPr>
+        <w:t xml:space="preserve">frightened</w:t>
+      </w:r>
+      <w:r>
+        <w:t xml:space="preserve">, and I am the only person in this building who eats.”</w:t>
+      </w:r>
+    </w:p>
+    <w:p>
+      <w:pPr>
+        <w:pStyle w:val="BodyText"/>
+      </w:pPr>
+      <w:r>
+        <w:t xml:space="preserve">Lolly said, “What happens on the ninth of February?”</w:t>
+      </w:r>
+    </w:p>
+    <w:p>
+      <w:pPr>
+        <w:pStyle w:val="BodyText"/>
+      </w:pPr>
+      <w:r>
+        <w:t xml:space="preserve">“Nothing happens on the ninth of February,” said Albrecht Eilstein. “That is what makes it so difficult to legislate against. The pressure comes off the pipes and for a while everything is exactly as it was, and then one day a core that had four thousand years left has forty, and nobody in this room will be blamed, because by then the paragraph will be eleven cross-references deep and spelled wrong.”</w:t>
+      </w:r>
+    </w:p>
+    <w:p>
+      <w:pPr>
+        <w:pStyle w:val="BodyText"/>
+      </w:pPr>
+      <w:r>
+        <w:t xml:space="preserve">He went out through the revolving door and did not appear in the glass.</w:t>
       </w:r>
     </w:p>
     <w:p>
@@ -8966,97 +7554,191 @@
         <w:pStyle w:val="FirstParagraph"/>
       </w:pPr>
       <w:r>
-        <w:t xml:space="preserve">Albrecht Eilstein spent that night, as he spent most nights, in a lobby.</w:t>
-      </w:r>
-    </w:p>
-    <w:p>
-      <w:pPr>
-        <w:pStyle w:val="BodyText"/>
-      </w:pPr>
-      <w:r>
-        <w:t xml:space="preserve">It was the lobby of a hotel in Bloomsbury that had been grand in 1911 and was now a place where conferences happened to people. The night porter knew him. The night porter did not know that he knew him; he knew only that there was an elderly gentleman in a good coat who sometimes sat in the second armchair from the revolving door between one and five in the morning, and who never asked for a room, and never asked for anything, and whom it had somehow never seemed necessary to move on.</w:t>
-      </w:r>
-    </w:p>
-    <w:p>
-      <w:pPr>
-        <w:pStyle w:val="BodyText"/>
-      </w:pPr>
-      <w:r>
-        <w:t xml:space="preserve">He was hungry. He was always hungry now. Since March the world had offered him nothing but crumbs, and he had grown used to the crumbs the way a man in a long siege grows used to the sound of the guns. There was a little, here, if he attended to it. A guest in room 214 who could not decide whether to ring her sister. A cleaner who had been offered a job in Leeds and had until Friday. Small branches, thin and sour. He did not take them. He had decided that evening, when Ms Wren telephoned to tell him about the Austrian, that he would not take anything this week that he had not been asked for, and he had found to his considerable surprise that he meant it.</w:t>
-      </w:r>
-    </w:p>
-    <w:p>
-      <w:pPr>
-        <w:pStyle w:val="BodyText"/>
-      </w:pPr>
-      <w:r>
-        <w:t xml:space="preserve">Across the lobby there was a long mirror behind the reception desk, gilt, foxed at the edges. It showed the revolving door, the armchairs, the porter with his crossword, the clock at twenty past three. It showed the second armchair from the door, empty, with the cushion very slightly compressed.</w:t>
-      </w:r>
-    </w:p>
-    <w:p>
-      <w:pPr>
-        <w:pStyle w:val="BodyText"/>
-      </w:pPr>
-      <w:r>
-        <w:t xml:space="preserve">He had stopped minding about the mirror a lifetime ago, and what he carried had stopped long before that. He found tonight that he minded again, a little, and could not at first work out why. Then he understood. A man he had never met had told a roomful of civil servants that he was </w:t>
-      </w:r>
-      <w:r>
-        <w:rPr>
-          <w:i/>
-        </w:rPr>
-        <w:t xml:space="preserve">the same shape as the theorem</w:t>
-      </w:r>
-      <w:r>
-        <w:t xml:space="preserve">, and Ms Wren had repeated it to him on the telephone, carefully, as though handing over something breakable, and for the first time in a very long while somebody had described him accurately, and it had felt, absurdly, like being seen.</w:t>
-      </w:r>
-    </w:p>
-    <w:p>
-      <w:pPr>
-        <w:pStyle w:val="BodyText"/>
-      </w:pPr>
-      <w:r>
-        <w:t xml:space="preserve">He was a system that could not vouch for itself. He had always known that. What he had not known, until a stranger said it in front of a minute-taker, was that this was not a peculiarity of vampires. It was the condition of everything with an inside. The Counsel had it. The arithmetic had it. Ms Wren’s department had it, and knew, and had voted to say so in Vienna rather than pretend otherwise.</w:t>
-      </w:r>
-    </w:p>
-    <w:p>
-      <w:pPr>
-        <w:pStyle w:val="BodyText"/>
-      </w:pPr>
-      <w:r>
-        <w:t xml:space="preserve">“Can I get you anything, sir?” said the porter, looking up from the crossword. “Tea? It’s a cold one.”</w:t>
-      </w:r>
-    </w:p>
-    <w:p>
-      <w:pPr>
-        <w:pStyle w:val="BodyText"/>
-      </w:pPr>
-      <w:r>
-        <w:t xml:space="preserve">Eilstein looked at him. It was a long time since anybody had asked him that.</w:t>
-      </w:r>
-    </w:p>
-    <w:p>
-      <w:pPr>
-        <w:pStyle w:val="BodyText"/>
-      </w:pPr>
-      <w:r>
-        <w:t xml:space="preserve">“Thank you,” he said. “No. But it was very kind of you to ask.” And then, because it seemed churlish not to: “Seven down is </w:t>
-      </w:r>
-      <w:r>
-        <w:rPr>
-          <w:i/>
-        </w:rPr>
-        <w:t xml:space="preserve">palimpsest</w:t>
-      </w:r>
-      <w:r>
-        <w:t xml:space="preserve">.”</w:t>
-      </w:r>
-    </w:p>
-    <w:p>
-      <w:pPr>
-        <w:pStyle w:val="BodyText"/>
-      </w:pPr>
-      <w:r>
-        <w:t xml:space="preserve">The porter counted the letters, and wrote it in, and said, “Well, I’ll be damned,” and Eilstein, who had been, inclined his head and went back to watching the empty chair in the mirror until it was light.</w:t>
+        <w:t xml:space="preserve">Professor Tengelman took the tram.</w:t>
+      </w:r>
+    </w:p>
+    <w:p>
+      <w:pPr>
+        <w:pStyle w:val="BodyText"/>
+      </w:pPr>
+      <w:r>
+        <w:t xml:space="preserve">The Office had offered a car. The Office always offered a car, in the same tone in which it offered a retainer, a footnote, and the use of his name, and in six years he had always accepted, because refusing a car is the sort of gesture that is remembered and he had not wished to be remembered for anything except accuracy. Tonight he had said that he preferred to walk, and had then not walked, and was now sitting on the Number 2 going round the Ring with his folder on his knees, which was the most he had defied anybody since his doctorate.</w:t>
+      </w:r>
+    </w:p>
+    <w:p>
+      <w:pPr>
+        <w:pStyle w:val="BodyText"/>
+      </w:pPr>
+      <w:r>
+        <w:t xml:space="preserve">He replayed the afternoon in the order in which it had happened, because he did not trust any other order.</w:t>
+      </w:r>
+    </w:p>
+    <w:p>
+      <w:pPr>
+        <w:pStyle w:val="BodyText"/>
+      </w:pPr>
+      <w:r>
+        <w:t xml:space="preserve">He had been asked a question. The question had been whether a rewrite of a screen is unitary. He had answered that it is, and it is. He had added, in writing, three qualifications. He had added, aloud, that he would prefer not to be characterised as endorsing the wider proposal. And the President had said: </w:t>
+      </w:r>
+      <w:r>
+        <w:rPr>
+          <w:i/>
+        </w:rPr>
+        <w:t xml:space="preserve">So the advice is that nothing is destroyed.</w:t>
+      </w:r>
+      <w:r>
+        <w:t xml:space="preserve"> And Tengelman had said </w:t>
+      </w:r>
+      <w:r>
+        <w:rPr>
+          <w:i/>
+        </w:rPr>
+        <w:t xml:space="preserve">That is not what I</w:t>
+      </w:r>
+      <w:r>
+        <w:t xml:space="preserve">, and the President had said, pleasantly, </w:t>
+      </w:r>
+      <w:r>
+        <w:rPr>
+          <w:i/>
+        </w:rPr>
+        <w:t xml:space="preserve">Nobody suggests you have</w:t>
+      </w:r>
+      <w:r>
+        <w:t xml:space="preserve">, and the sentence had been taken out of his mouth and carried to the vote like a coat on a hanger, with nobody inside it.</w:t>
+      </w:r>
+    </w:p>
+    <w:p>
+      <w:pPr>
+        <w:pStyle w:val="BodyText"/>
+      </w:pPr>
+      <w:r>
+        <w:t xml:space="preserve">He could have stood up. He had considered it. And he had understood, in the considering, that if he stood up and said </w:t>
+      </w:r>
+      <w:r>
+        <w:rPr>
+          <w:i/>
+        </w:rPr>
+        <w:t xml:space="preserve">the question I answered was narrow</w:t>
+      </w:r>
+      <w:r>
+        <w:t xml:space="preserve">, the room would hear a physicist retreating from his own physics, and the President would thank him, and the vote would go exactly as it went. He had sat down inside his own sentence and let it be used. That was the whole of what he had done. He was a careful man, and he wished to be careful about the size of it.</w:t>
+      </w:r>
+    </w:p>
+    <w:p>
+      <w:pPr>
+        <w:pStyle w:val="BodyText"/>
+      </w:pPr>
+      <w:r>
+        <w:t xml:space="preserve">The tram went past the Opera. A woman got on with a cello and stood, because cellists do not sit.</w:t>
+      </w:r>
+    </w:p>
+    <w:p>
+      <w:pPr>
+        <w:pStyle w:val="BodyText"/>
+      </w:pPr>
+      <w:r>
+        <w:t xml:space="preserve">And then there was the other thing, which he had been not thinking about since half past four, when the English barrister had said </w:t>
+      </w:r>
+      <w:r>
+        <w:rPr>
+          <w:i/>
+        </w:rPr>
+        <w:t xml:space="preserve">my client’s fourteen citizens</w:t>
+      </w:r>
+      <w:r>
+        <w:t xml:space="preserve">.</w:t>
+      </w:r>
+    </w:p>
+    <w:p>
+      <w:pPr>
+        <w:pStyle w:val="BodyText"/>
+      </w:pPr>
+      <w:r>
+        <w:t xml:space="preserve">At the hotel he did not go to the bar. He went up to his room and opened the briefcase and took out the folder he had carried to every session for six years, and found the letter he had been not thinking about.</w:t>
+      </w:r>
+    </w:p>
+    <w:p>
+      <w:pPr>
+        <w:pStyle w:val="BodyText"/>
+      </w:pPr>
+      <w:r>
+        <w:rPr>
+          <w:i/>
+        </w:rPr>
+        <w:t xml:space="preserve">Office of the President, 9 March. Professor M. Tengelman, Collegium at Brask. The Office intends a limited pilot realisation of fourteen records on the fourteenth instant, in order to demonstrate to signatories, ahead of the two hundred and fourth session, that discontinuation entails no loss of information. The Office would be grateful for the Professor’s confirmation that a rewrite of a screen is unitary.</w:t>
+      </w:r>
+    </w:p>
+    <w:p>
+      <w:pPr>
+        <w:pStyle w:val="BodyText"/>
+      </w:pPr>
+      <w:r>
+        <w:t xml:space="preserve">And his own reply, by return, the tenth of March: </w:t>
+      </w:r>
+      <w:r>
+        <w:rPr>
+          <w:i/>
+        </w:rPr>
+        <w:t xml:space="preserve">I confirm that, on the standard account, a rewrite of a screen is a unitary process and destroys no information. I note that it does not follow that the information remains accessible to any particular party.</w:t>
+      </w:r>
+    </w:p>
+    <w:p>
+      <w:pPr>
+        <w:pStyle w:val="BodyText"/>
+      </w:pPr>
+      <w:r>
+        <w:t xml:space="preserve">He had been proud of the second sentence. He had thought it a qualification. He read it now as what it was: a man noticing the trapdoor, and describing its hinges, and stepping round it.</w:t>
+      </w:r>
+    </w:p>
+    <w:p>
+      <w:pPr>
+        <w:pStyle w:val="BodyText"/>
+      </w:pPr>
+      <w:r>
+        <w:t xml:space="preserve">Fourteen records. The fourteenth instant. Fourteen citizens.</w:t>
+      </w:r>
+    </w:p>
+    <w:p>
+      <w:pPr>
+        <w:pStyle w:val="BodyText"/>
+      </w:pPr>
+      <w:r>
+        <w:t xml:space="preserve">He did not know that they were the same fourteen. He wished to be precise about that. He knew only that he had not asked what the records were, and that he had not asked because the question had not been put to him, and that this was precisely the defence the English barrister had described as never once having been an accident.</w:t>
+      </w:r>
+    </w:p>
+    <w:p>
+      <w:pPr>
+        <w:pStyle w:val="BodyText"/>
+      </w:pPr>
+      <w:r>
+        <w:t xml:space="preserve">He took a sheet of hotel paper and wrote </w:t>
+      </w:r>
+      <w:r>
+        <w:rPr>
+          <w:i/>
+        </w:rPr>
+        <w:t xml:space="preserve">Dear Ms Sloan</w:t>
+      </w:r>
+      <w:r>
+        <w:t xml:space="preserve">, and then </w:t>
+      </w:r>
+      <w:r>
+        <w:rPr>
+          <w:i/>
+        </w:rPr>
+        <w:t xml:space="preserve">I write in connection with item 9(c)</w:t>
+      </w:r>
+      <w:r>
+        <w:t xml:space="preserve">, and then nothing for a long time.</w:t>
+      </w:r>
+    </w:p>
+    <w:p>
+      <w:pPr>
+        <w:pStyle w:val="BodyText"/>
+      </w:pPr>
+      <w:r>
+        <w:t xml:space="preserve">At one in the morning he folded the sheet along the middle and put it in the folder behind the letter of the ninth of March. A man folds a letter along its own crease when he is not yet ready to make a new one. He knew that about himself. He did not like it, and he put the light out anyway, and lay in the dark being accurate about it until he slept.</w:t>
       </w:r>
     </w:p>
     <w:p>
@@ -9076,308 +7758,257 @@
         <w:pStyle w:val="FirstParagraph"/>
       </w:pPr>
       <w:r>
-        <w:t xml:space="preserve">On the Saturday Lolly went to Larchfield, because the social worker could only do Saturdays, and because a letter on council paper had asked her to attend a </w:t>
-      </w:r>
-      <w:r>
-        <w:rPr>
-          <w:i/>
-        </w:rPr>
-        <w:t xml:space="preserve">preliminary options conversation</w:t>
-      </w:r>
-      <w:r>
-        <w:t xml:space="preserve">, which is what a meeting is called when it has already taken place.</w:t>
-      </w:r>
-    </w:p>
-    <w:p>
-      <w:pPr>
-        <w:pStyle w:val="BodyText"/>
-      </w:pPr>
-      <w:r>
-        <w:t xml:space="preserve">Ms Hollis Breen was waiting in the conservatory with a laptop, a lanyard, a folder, and the expression of a woman who had sixty cases and liked all of them and could not save one. She was perhaps forty. She had a cold. She apologised for the cold before she apologised for anything else, which Lolly respected.</w:t>
-      </w:r>
-    </w:p>
-    <w:p>
-      <w:pPr>
-        <w:pStyle w:val="BodyText"/>
-      </w:pPr>
-      <w:r>
-        <w:t xml:space="preserve">“It’s only to talk through the options,” she said. “Nothing’s decided.”</w:t>
-      </w:r>
-    </w:p>
-    <w:p>
-      <w:pPr>
-        <w:pStyle w:val="BodyText"/>
-      </w:pPr>
-      <w:r>
-        <w:t xml:space="preserve">She put a sheet on the wicker table. BEST INTERESTS: OPTIONS APPRAISAL (FORM BI-2). A row for each option, with columns for </w:t>
-      </w:r>
-      <w:r>
-        <w:rPr>
-          <w:i/>
-        </w:rPr>
-        <w:t xml:space="preserve">benefits</w:t>
-      </w:r>
-      <w:r>
-        <w:t xml:space="preserve">, </w:t>
-      </w:r>
-      <w:r>
-        <w:rPr>
-          <w:i/>
-        </w:rPr>
-        <w:t xml:space="preserve">risks</w:t>
-      </w:r>
-      <w:r>
-        <w:t xml:space="preserve"> and </w:t>
-      </w:r>
-      <w:r>
-        <w:rPr>
-          <w:i/>
-        </w:rPr>
-        <w:t xml:space="preserve">cost per week</w:t>
-      </w:r>
-      <w:r>
-        <w:t xml:space="preserve">. Option A, Elmhurst Court, Croydon. Option B, Larchfield First Floor (secure). At the bottom, a box headed </w:t>
-      </w:r>
-      <w:r>
-        <w:rPr>
-          <w:i/>
-        </w:rPr>
-        <w:t xml:space="preserve">Person’s own views (where these can be ascertained)</w:t>
-      </w:r>
-      <w:r>
-        <w:t xml:space="preserve">. It was empty. It was a very clean box.</w:t>
-      </w:r>
-    </w:p>
-    <w:p>
-      <w:pPr>
-        <w:pStyle w:val="BodyText"/>
-      </w:pPr>
-      <w:r>
-        <w:t xml:space="preserve">“Has anyone asked him?” said Lolly.</w:t>
-      </w:r>
-    </w:p>
-    <w:p>
-      <w:pPr>
-        <w:pStyle w:val="BodyText"/>
-      </w:pPr>
-      <w:r>
-        <w:t xml:space="preserve">“We did try.” Ms Breen did not look away, which Lolly respected too. “It was one of his difficult days. He thought I was from the electricity. And under the Act, for a decision like this, he hasn’t got capacity, so the decision falls to you as attorney, with us advising on what the council will fund. These are the two we fund. I’m sorry. I know how it looks.”</w:t>
-      </w:r>
-    </w:p>
-    <w:p>
-      <w:pPr>
-        <w:pStyle w:val="BodyText"/>
-      </w:pPr>
-      <w:r>
-        <w:t xml:space="preserve">“How does it look?”</w:t>
-      </w:r>
-    </w:p>
-    <w:p>
-      <w:pPr>
-        <w:pStyle w:val="BodyText"/>
-      </w:pPr>
-      <w:r>
-        <w:t xml:space="preserve">“Like a form with two boxes,” said Ms Breen, and blew her nose.</w:t>
-      </w:r>
-    </w:p>
-    <w:p>
-      <w:pPr>
-        <w:pStyle w:val="BodyText"/>
-      </w:pPr>
-      <w:r>
-        <w:t xml:space="preserve">Her father came in on Tomasz’s arm at half past eleven, in his good cardigan, and was delighted to see her and not entirely sure what year it was. It was a shop day. Lolly could tell from the way he looked round the conservatory, as if checking the stock.</w:t>
-      </w:r>
-    </w:p>
-    <w:p>
-      <w:pPr>
-        <w:pStyle w:val="BodyText"/>
-      </w:pPr>
-      <w:r>
-        <w:t xml:space="preserve">“Lol! Is your mother with you? She said she’d pop in with the fish.”</w:t>
-      </w:r>
-    </w:p>
-    <w:p>
-      <w:pPr>
-        <w:pStyle w:val="BodyText"/>
-      </w:pPr>
-      <w:r>
-        <w:t xml:space="preserve">“Not today, Dad.”</w:t>
-      </w:r>
-    </w:p>
-    <w:p>
-      <w:pPr>
-        <w:pStyle w:val="BodyText"/>
-      </w:pPr>
-      <w:r>
-        <w:t xml:space="preserve">“No, well. Fridays are murder.” He sat, and saw Ms Breen, and his face arranged itself into the courtesy he had kept for customers since 1962. “Hello, love. Is it the telly? Don’t tell me. Picture rolling.”</w:t>
-      </w:r>
-    </w:p>
-    <w:p>
-      <w:pPr>
-        <w:pStyle w:val="BodyText"/>
-      </w:pPr>
-      <w:r>
-        <w:t xml:space="preserve">“I’m Hollis, Mr Wren. From the council. We met before.”</w:t>
-      </w:r>
-    </w:p>
-    <w:p>
-      <w:pPr>
-        <w:pStyle w:val="BodyText"/>
-      </w:pPr>
-      <w:r>
-        <w:t xml:space="preserve">“Course we did.” He did not remember, and decided at once that it did not matter, which was the kindest thing about him and always had been. “What can I do you for?”</w:t>
-      </w:r>
-    </w:p>
-    <w:p>
-      <w:pPr>
-        <w:pStyle w:val="BodyText"/>
-      </w:pPr>
-      <w:r>
-        <w:t xml:space="preserve">Ms Breen looked at Lolly. Lolly nodded. It was, after all, his name on the form.</w:t>
-      </w:r>
-    </w:p>
-    <w:p>
-      <w:pPr>
-        <w:pStyle w:val="BodyText"/>
-      </w:pPr>
-      <w:r>
-        <w:t xml:space="preserve">“We’re thinking about where you might be most comfortable living, Mr Wren. Next year. There are some changes here.”</w:t>
-      </w:r>
-    </w:p>
-    <w:p>
-      <w:pPr>
-        <w:pStyle w:val="BodyText"/>
-      </w:pPr>
-      <w:r>
-        <w:t xml:space="preserve">“Over the shop,” said Dennis Wren, immediately, as though she had asked him the way to the station. “Where else? Pelham Parade. There’s the flat upstairs, two rooms and a kitchen, June’s got it lovely. You can see the buses from the front room. I like to see the buses.”</w:t>
-      </w:r>
-    </w:p>
-    <w:p>
-      <w:pPr>
-        <w:pStyle w:val="BodyText"/>
-      </w:pPr>
-      <w:r>
-        <w:t xml:space="preserve">There was a short silence in the conservatory.</w:t>
-      </w:r>
-    </w:p>
-    <w:p>
-      <w:pPr>
-        <w:pStyle w:val="BodyText"/>
-      </w:pPr>
-      <w:r>
-        <w:t xml:space="preserve">Wren’s Radio &amp; Television had closed nine years ago. The flat above it had been let to a succession of young men who worked in logistics. The shop itself now sold vapes and phone cases, and had a neon sign in the window in the shape of a cloud.</w:t>
-      </w:r>
-    </w:p>
-    <w:p>
-      <w:pPr>
-        <w:pStyle w:val="BodyText"/>
-      </w:pPr>
-      <w:r>
-        <w:t xml:space="preserve">Ms Breen wrote, carefully, in the clean box: </w:t>
-      </w:r>
-      <w:r>
-        <w:rPr>
-          <w:i/>
-        </w:rPr>
-        <w:t xml:space="preserve">Expressed wish to return to former home (no longer available).</w:t>
-      </w:r>
-      <w:r>
-        <w:t xml:space="preserve"> Then she looked at the line for a while, as though it might do something.</w:t>
-      </w:r>
-    </w:p>
-    <w:p>
-      <w:pPr>
-        <w:pStyle w:val="BodyText"/>
-      </w:pPr>
-      <w:r>
-        <w:t xml:space="preserve">Lolly looked at it too. Two permitted options in printed rows, and a third in pencil underneath, the only one he actually wanted, and that one gone. Not withdrawn by anybody. Not taken. It had simply stopped being a place, years ago, while he went on holding it.</w:t>
-      </w:r>
-    </w:p>
-    <w:p>
-      <w:pPr>
-        <w:pStyle w:val="BodyText"/>
-      </w:pPr>
-      <w:r>
-        <w:t xml:space="preserve">She thought of Ellen Prosper’s register entry, a course that had been discontinued and a shop whose lease had not been renewed, and two bricked doors that the file had gone on describing as live. She thought of Beatrix at twenty past two in the morning with her hands flat on a stack of paper: </w:t>
-      </w:r>
-      <w:r>
-        <w:rPr>
-          <w:i/>
-        </w:rPr>
-        <w:t xml:space="preserve">Not undesirable. Impossible.</w:t>
-      </w:r>
-    </w:p>
-    <w:p>
-      <w:pPr>
-        <w:pStyle w:val="BodyText"/>
-      </w:pPr>
-      <w:r>
-        <w:t xml:space="preserve">“I’m not signing anything today,” she said.</w:t>
-      </w:r>
-    </w:p>
-    <w:p>
-      <w:pPr>
-        <w:pStyle w:val="BodyText"/>
-      </w:pPr>
-      <w:r>
-        <w:t xml:space="preserve">“Nobody’s asking you to,” said Ms Breen. “Not till the autumn.”</w:t>
-      </w:r>
-    </w:p>
-    <w:p>
-      <w:pPr>
-        <w:pStyle w:val="BodyText"/>
-      </w:pPr>
-      <w:r>
-        <w:t xml:space="preserve">“There’s always a rush till the autumn.”</w:t>
-      </w:r>
-    </w:p>
-    <w:p>
-      <w:pPr>
-        <w:pStyle w:val="BodyText"/>
-      </w:pPr>
-      <w:r>
-        <w:t xml:space="preserve">Ms Breen almost smiled, and sneezed instead, and put the form back in the folder.</w:t>
-      </w:r>
-    </w:p>
-    <w:p>
-      <w:pPr>
-        <w:pStyle w:val="BodyText"/>
-      </w:pPr>
-      <w:r>
-        <w:t xml:space="preserve">Her father, who had been following this with the polite attention of a man at somebody else’s wedding, leaned over and patted Lolly’s knee.</w:t>
-      </w:r>
-    </w:p>
-    <w:p>
-      <w:pPr>
-        <w:pStyle w:val="BodyText"/>
-      </w:pPr>
-      <w:r>
-        <w:t xml:space="preserve">“Don’t let them rush you, Lol. Forms are like valves. You put the wrong one in in a hurry and the whole set sulks for a week.” He sat back, satisfied. “Is your mother coming? She said she’d pop in.”</w:t>
-      </w:r>
-    </w:p>
-    <w:p>
-      <w:pPr>
-        <w:pStyle w:val="BodyText"/>
-      </w:pPr>
-      <w:r>
-        <w:t xml:space="preserve">On the train home Lolly opened the notebook at a fresh page and wrote at the top </w:t>
-      </w:r>
-      <w:r>
-        <w:rPr>
-          <w:i/>
-        </w:rPr>
-        <w:t xml:space="preserve">Person’s own views</w:t>
-      </w:r>
-      <w:r>
-        <w:t xml:space="preserve">, and underneath it, in her best handwriting, what he had said about the buses. She wrote it exactly, with his words in his order, the way she would have written a reading she did not yet understand and did not intend to correct.</w:t>
-      </w:r>
-    </w:p>
-    <w:p>
-      <w:pPr>
-        <w:pStyle w:val="BodyText"/>
-      </w:pPr>
-      <w:r>
-        <w:t xml:space="preserve">It was, she realised somewhere after Clapham Junction, the first time anybody had written it down.</w:t>
+        <w:t xml:space="preserve">Ramanathan telephoned from Cheltenham at eleven that night, and Lolly took it in the hotel corridor.</w:t>
+      </w:r>
+    </w:p>
+    <w:p>
+      <w:pPr>
+        <w:pStyle w:val="BodyText"/>
+      </w:pPr>
+      <w:r>
+        <w:t xml:space="preserve">“I’ve finished the first core,” she said. “Twelve degrees off the plane, about nine thousand light-years out. I’ve been sitting on it for two days because I wanted the systematics right.”</w:t>
+      </w:r>
+    </w:p>
+    <w:p>
+      <w:pPr>
+        <w:pStyle w:val="BodyText"/>
+      </w:pPr>
+      <w:r>
+        <w:t xml:space="preserve">“Go on.”</w:t>
+      </w:r>
+    </w:p>
+    <w:p>
+      <w:pPr>
+        <w:pStyle w:val="BodyText"/>
+      </w:pPr>
+      <w:r>
+        <w:t xml:space="preserve">“It’s a red supergiant already into carbon burning, a few thousand years from core collapse. Ordinary in every respect. I ran the progenitor models with the barrier two per cent lower for six hours, which is what the field did here, and which the Programme’s own logs say it did everywhere the Programme maintains.” A pause, and paper. “In my models it brings the collapse forward by between three and four thousand years. Which means it may already have happened. And if it has, we won’t see it for nine thousand years, because that is how long the light takes to get here. Nobody alive will ever see what the fourteenth of March did to that star. That is the part I can’t get past.”</w:t>
+      </w:r>
+    </w:p>
+    <w:p>
+      <w:pPr>
+        <w:pStyle w:val="BodyText"/>
+      </w:pPr>
+      <w:r>
+        <w:t xml:space="preserve">Lolly stood in the corridor with the telephone.</w:t>
+      </w:r>
+    </w:p>
+    <w:p>
+      <w:pPr>
+        <w:pStyle w:val="BodyText"/>
+      </w:pPr>
+      <w:r>
+        <w:t xml:space="preserve">“Priya. It was six hours.”</w:t>
+      </w:r>
+    </w:p>
+    <w:p>
+      <w:pPr>
+        <w:pStyle w:val="BodyText"/>
+      </w:pPr>
+      <w:r>
+        <w:t xml:space="preserve">“It was six hours </w:t>
+      </w:r>
+      <w:r>
+        <w:rPr>
+          <w:i/>
+        </w:rPr>
+        <w:t xml:space="preserve">here</w:t>
+      </w:r>
+      <w:r>
+        <w:t xml:space="preserve">,” said Priya Ramanathan. “Nobody has ever suggested it was six hours only here. And I would like to say, on the record, before somebody in a good suit says it first, that a dip does not make a star explode. It was always going to explode. It goes four thousand years early, which is nothing, cosmically. Absolutely nothing.” Her voice was perfectly steady. “There are two hundred and six cores in this arm within four thousand years of their limit, and I have the list, and the Programme has eight months left.”</w:t>
+      </w:r>
+    </w:p>
+    <w:p>
+      <w:pPr>
+        <w:pStyle w:val="BodyText"/>
+        <w:keepNext/>
+        <w:spacing w:before="240" w:after="240"/>
+        <w:ind w:firstLine="0"/>
+        <w:jc w:val="center"/>
+      </w:pPr>
+      <w:r>
+        <w:t xml:space="preserve">∗</w:t>
+      </w:r>
+    </w:p>
+    <w:p>
+      <w:pPr>
+        <w:pStyle w:val="FirstParagraph"/>
+      </w:pPr>
+      <w:r>
+        <w:t xml:space="preserve">Priya Ramanathan put the telephone down and sat for a while in the dark of the instrument room at Cheltenham with the list on her knee.</w:t>
+      </w:r>
+    </w:p>
+    <w:p>
+      <w:pPr>
+        <w:pStyle w:val="BodyText"/>
+      </w:pPr>
+      <w:r>
+        <w:t xml:space="preserve">Two hundred and six cores. She had typed them herself. She did not trust anyone else to get the catalogue numbers right, and typing a thing is a way of reading it slowly. Each one was a line: a designation, a distance, a mass, an estimate of how long the core had left. Most of the designations were letters and numbers. A few of the brighter ones had names, old names, Arabic mostly, given by people who had looked up at them from deserts without telescopes and wanted to be able to say </w:t>
+      </w:r>
+      <w:r>
+        <w:rPr>
+          <w:i/>
+        </w:rPr>
+        <w:t xml:space="preserve">that one</w:t>
+      </w:r>
+      <w:r>
+        <w:t xml:space="preserve">.</w:t>
+      </w:r>
+    </w:p>
+    <w:p>
+      <w:pPr>
+        <w:pStyle w:val="BodyText"/>
+      </w:pPr>
+      <w:r>
+        <w:t xml:space="preserve">She had grown up in Leicester above a pharmacy, and her father had taken her out to the edge of Bradgate Park on clear nights with a pair of binoculars that had belonged to his father, and shown her the ones he knew. He had known about six. He had pronounced them all slightly wrong, with total confidence, and she had loved him for it with an intensity that had made her, at fourteen, decide to know all of them properly, and correctly, and for ever.</w:t>
+      </w:r>
+    </w:p>
+    <w:p>
+      <w:pPr>
+        <w:pStyle w:val="BodyText"/>
+      </w:pPr>
+      <w:r>
+        <w:t xml:space="preserve">Number forty-one on her list was one of his six.</w:t>
+      </w:r>
+    </w:p>
+    <w:p>
+      <w:pPr>
+        <w:pStyle w:val="BodyText"/>
+      </w:pPr>
+      <w:r>
+        <w:t xml:space="preserve">She had not told Lolly that. She had not told anybody. It was not data. It had no bearing on the progenitor models, which she had run three times, with the barrier two per cent lower for six hours, and which had come out the same each time: a few thousand years taken off a core that had a few thousand years left. Nothing, cosmically. She had said so on the telephone, steadily, and it was true.</w:t>
+      </w:r>
+    </w:p>
+    <w:p>
+      <w:pPr>
+        <w:pStyle w:val="BodyText"/>
+      </w:pPr>
+      <w:r>
+        <w:t xml:space="preserve">The night technician, a boy called Owen who was doing a sandwich year and wore headphones he believed were invisible, put his head round the door.</w:t>
+      </w:r>
+    </w:p>
+    <w:p>
+      <w:pPr>
+        <w:pStyle w:val="BodyText"/>
+      </w:pPr>
+      <w:r>
+        <w:t xml:space="preserve">“You all right, Dr R? You’ve been sat in the dark.”</w:t>
+      </w:r>
+    </w:p>
+    <w:p>
+      <w:pPr>
+        <w:pStyle w:val="BodyText"/>
+      </w:pPr>
+      <w:r>
+        <w:t xml:space="preserve">“I’m thinking.”</w:t>
+      </w:r>
+    </w:p>
+    <w:p>
+      <w:pPr>
+        <w:pStyle w:val="BodyText"/>
+      </w:pPr>
+      <w:r>
+        <w:t xml:space="preserve">“Right.” He considered this. “Do you want the light on for it?”</w:t>
+      </w:r>
+    </w:p>
+    <w:p>
+      <w:pPr>
+        <w:pStyle w:val="BodyText"/>
+      </w:pPr>
+      <w:r>
+        <w:t xml:space="preserve">“No,” said Ramanathan. “Thank you, Owen. It goes better in the dark.”</w:t>
+      </w:r>
+    </w:p>
+    <w:p>
+      <w:pPr>
+        <w:pStyle w:val="BodyText"/>
+      </w:pPr>
+      <w:r>
+        <w:t xml:space="preserve">He went. She heard the headphones go back on, and a faint, tinny, cheerful beat.</w:t>
+      </w:r>
+    </w:p>
+    <w:p>
+      <w:pPr>
+        <w:pStyle w:val="BodyText"/>
+      </w:pPr>
+      <w:r>
+        <w:t xml:space="preserve">She took a pencil and, beside line forty-one, very small, in a hand nobody but her would read, wrote her father’s pronunciation of its name. It was wrong. It had always been wrong. She wrote it anyway. It was a record of something true, and she had spent the months since March among people who believed that what you wrote down was a way of keeping it, and she found, at one in the morning, with a star on her knee that might already be gone, that she believed it too.</w:t>
+      </w:r>
+    </w:p>
+    <w:p>
+      <w:pPr>
+        <w:pStyle w:val="BodyText"/>
+      </w:pPr>
+      <w:r>
+        <w:t xml:space="preserve">Then she turned the light on and ran the models a fourth time, because that was also a way of keeping things.</w:t>
+      </w:r>
+    </w:p>
+    <w:p>
+      <w:pPr>
+        <w:pStyle w:val="BodyText"/>
+        <w:keepNext/>
+        <w:spacing w:before="240" w:after="240"/>
+        <w:ind w:firstLine="0"/>
+        <w:jc w:val="center"/>
+      </w:pPr>
+      <w:r>
+        <w:t xml:space="preserve">∗</w:t>
+      </w:r>
+    </w:p>
+    <w:p>
+      <w:pPr>
+        <w:pStyle w:val="FirstParagraph"/>
+      </w:pPr>
+      <w:r>
+        <w:t xml:space="preserve">Lolly wrote, in a hotel in Vienna:</w:t>
+      </w:r>
+    </w:p>
+    <w:p>
+      <w:pPr>
+        <w:pStyle w:val="BodyText"/>
+      </w:pPr>
+      <w:r>
+        <w:t xml:space="preserve">He did not lie. Not once. That is the method. </w:t>
+      </w:r>
+      <w:r>
+        <w:br/>
+      </w:r>
+      <w:r>
+        <w:t xml:space="preserve">A true sentence, cut away from the person who said it, cannot be corrected. </w:t>
+      </w:r>
+      <w:r>
+        <w:br/>
+      </w:r>
+      <w:r>
+        <w:t xml:space="preserve">Conservation is not a defence to taking.</w:t>
+      </w:r>
+    </w:p>
+    <w:p>
+      <w:pPr>
+        <w:pStyle w:val="BodyText"/>
+      </w:pPr>
+      <w:r>
+        <w:t xml:space="preserve">And last:</w:t>
+      </w:r>
+    </w:p>
+    <w:p>
+      <w:pPr>
+        <w:pStyle w:val="BodyText"/>
+      </w:pPr>
+      <w:r>
+        <w:t xml:space="preserve">9 February.</w:t>
+      </w:r>
+      <w:r>
+        <w:br/>
+      </w:r>
+      <w:r>
+        <w:t xml:space="preserve">206 cores. </w:t>
+      </w:r>
+      <w:r>
+        <w:br/>
+      </w:r>
+      <w:r>
+        <w:t xml:space="preserve">The word does not appear in the minutes.</w:t>
       </w:r>
     </w:p>
     <w:p>
@@ -9388,7 +8019,7 @@
         <w:ind w:firstLine="0"/>
         <w:jc w:val="center"/>
       </w:pPr>
-      <w:bookmarkStart w:id="9006" w:name="ch06"/>
+      <w:bookmarkStart w:id="9005" w:name="ch06"/>
       <w:r>
         <w:rPr>
           <w:rFonts w:ascii="Amazon Ember" w:hAnsi="Amazon Ember" w:cs="Amazon Ember" w:eastAsia="Amazon Ember"/>
@@ -9399,7 +8030,7 @@
         </w:rPr>
         <w:t xml:space="preserve">Chapter Seven</w:t>
       </w:r>
-      <w:bookmarkEnd w:id="9006"/>
+      <w:bookmarkEnd w:id="9005"/>
     </w:p>
     <w:p>
       <w:pPr>
@@ -9417,6 +8048,1403 @@
           <w:i/>
           <w:color w:val="0C447C"/>
         </w:rPr>
+        <w:t xml:space="preserve">An Eternal Golden Braid</w:t>
+      </w:r>
+    </w:p>
+    <w:p>
+      <w:pPr>
+        <w:pStyle w:val="FirstParagraph"/>
+      </w:pPr>
+      <w:r>
+        <w:t xml:space="preserve">The letter came in on the general tray, which by June had become the most productive intelligence source in the department, and it was forty-one pages long, and twelve of them were music.</w:t>
+      </w:r>
+    </w:p>
+    <w:p>
+      <w:pPr>
+        <w:pStyle w:val="BodyText"/>
+      </w:pPr>
+      <w:r>
+        <w:t xml:space="preserve">Dear Department,</w:t>
+      </w:r>
+    </w:p>
+    <w:p>
+      <w:pPr>
+        <w:pStyle w:val="BodyText"/>
+      </w:pPr>
+      <w:r>
+        <w:t xml:space="preserve">My name is Dougbart Stadthof and I restore organs. Cathedral, parish, and one dreadful thing in a hotel in Harrogate. I also translate, badly, from three languages, for pleasure, and I have been told by two separate people whose opinion I respect that I should either publish or stop talking.</w:t>
+      </w:r>
+    </w:p>
+    <w:p>
+      <w:pPr>
+        <w:pStyle w:val="BodyText"/>
+      </w:pPr>
+      <w:r>
+        <w:t xml:space="preserve">I am writing because of your Statement of Coherence for the period ending 31 March, and specifically because of the sentence in paragraph 22 in which you say that the Counsel’s founding instrument “does not admit of an interpretation under which the Office may be compelled”.</w:t>
+      </w:r>
+    </w:p>
+    <w:p>
+      <w:pPr>
+        <w:pStyle w:val="BodyText"/>
+      </w:pPr>
+      <w:r>
+        <w:t xml:space="preserve">I think it admits of exactly one, and I think it is the interpretation the instrument cannot survive, and I have enclosed it as Appendix D.</w:t>
+      </w:r>
+    </w:p>
+    <w:p>
+      <w:pPr>
+        <w:pStyle w:val="BodyText"/>
+      </w:pPr>
+      <w:r>
+        <w:t xml:space="preserve">Appendices A, B and C are a unified theory of everything and you should probably not read them. I have called it the Eternal Golden Braid. My wife has asked me not to use that title in correspondence with government departments and I have agreed and then done it anyway, which is, if you think about it, the whole subject.</w:t>
+      </w:r>
+    </w:p>
+    <w:p>
+      <w:pPr>
+        <w:pStyle w:val="BodyText"/>
+      </w:pPr>
+      <w:r>
+        <w:t xml:space="preserve">Yours,</w:t>
+      </w:r>
+    </w:p>
+    <w:p>
+      <w:pPr>
+        <w:pStyle w:val="BodyText"/>
+      </w:pPr>
+      <w:r>
+        <w:t xml:space="preserve">D. Stadthof</w:t>
+      </w:r>
+    </w:p>
+    <w:p>
+      <w:pPr>
+        <w:pStyle w:val="BodyText"/>
+      </w:pPr>
+      <w:r>
+        <w:t>Gideon read the first page over her shoulder, found no plug on it, and went back downstairs. Through the summer’s paper he kept the benches. He came up when a voice changed, or when she had been too long on a step, and he did not sit in a meeting in order to be counted in it.</w:t>
+      </w:r>
+    </w:p>
+    <w:p>
+      <w:pPr>
+        <w:pStyle w:val="BodyText"/>
+      </w:pPr>
+      <w:r>
+        <w:t xml:space="preserve">Lolly read Appendix D on the Monday and telephoned him on the Monday.</w:t>
+      </w:r>
+    </w:p>
+    <w:p>
+      <w:pPr>
+        <w:pStyle w:val="BodyText"/>
+      </w:pPr>
+      <w:r>
+        <w:t xml:space="preserve">Dougbart Stadthof arrived on the Thursday, which was Mrs Kind’s day, and the two of them got on so immediately and so loudly that Miss Pike had to move them out of the open plan.</w:t>
+      </w:r>
+    </w:p>
+    <w:p>
+      <w:pPr>
+        <w:pStyle w:val="BodyText"/>
+      </w:pPr>
+      <w:r>
+        <w:t xml:space="preserve">He was sixty-three, bearded, in a jacket with a pencil in the breast pocket and rosin on the cuff, and he talked the way an organ sounds when the blower is on and nobody is playing yet — a constant low readiness that occasionally became music.</w:t>
+      </w:r>
+    </w:p>
+    <w:p>
+      <w:pPr>
+        <w:pStyle w:val="BodyText"/>
+      </w:pPr>
+      <w:r>
+        <w:t xml:space="preserve">“Before anything,” he said, “I want to be clear about what I am and am not. I am not a physicist. I am a man who tunes reed stops and translates poetry for fun, and everything I know about your subject I know because in nineteen seventy-six I was regulating a Father Smith in a Fenland church and I noticed something about a fugue and I have not recovered.”</w:t>
+      </w:r>
+    </w:p>
+    <w:p>
+      <w:pPr>
+        <w:pStyle w:val="BodyText"/>
+      </w:pPr>
+      <w:r>
+        <w:t xml:space="preserve">Fainrose said, “Noticed what?”</w:t>
+      </w:r>
+    </w:p>
+    <w:p>
+      <w:pPr>
+        <w:pStyle w:val="BodyText"/>
+      </w:pPr>
+      <w:r>
+        <w:t xml:space="preserve">“That a fugue is a machine that contains a description of itself, and can operate on that description, and that this is not a metaphor.” He put a score on the table. “Bach. The canon that modulates up a tone, and again, and after six times you are home, having risen the whole way. You cannot point to where it turns round, because it does not. There is a print by a Dutchman of two hands drawing one another, which is the same object. There is a theorem by an Austrian, which is the same object. Three men in three trades made the same thing across two centuries, and I have spent forty years being told that noticing this is not a discipline.”</w:t>
+      </w:r>
+    </w:p>
+    <w:p>
+      <w:pPr>
+        <w:pStyle w:val="BodyText"/>
+      </w:pPr>
+      <w:r>
+        <w:t xml:space="preserve">“Is it finished?”</w:t>
+      </w:r>
+    </w:p>
+    <w:p>
+      <w:pPr>
+        <w:pStyle w:val="BodyText"/>
+      </w:pPr>
+      <w:r>
+        <w:t xml:space="preserve">“No,” said Stadthof cheerfully. “It is not even wrong yet. Appendices A to C are three hundred pages of a man in love. What I have brought that is</w:t>
+      </w:r>
+      <w:r>
+        <w:t xml:space="preserve"> </w:t>
+      </w:r>
+      <w:r>
+        <w:rPr>
+          <w:iCs/>
+          <w:i/>
+        </w:rPr>
+        <w:t xml:space="preserve">usable</w:t>
+      </w:r>
+      <w:r>
+        <w:t xml:space="preserve"> </w:t>
+      </w:r>
+      <w:r>
+        <w:t xml:space="preserve">is nine pages, and I would rather we spent the day on those, because the rest is my hobby and this is apparently an emergency.”</w:t>
+      </w:r>
+    </w:p>
+    <w:p>
+      <w:pPr>
+        <w:pStyle w:val="BodyText"/>
+      </w:pPr>
+      <w:r>
+        <w:t xml:space="preserve">The theorem was the Austrian’s, and Stadthof explained it in the briefing room with chalk and, at one point, by singing.</w:t>
+      </w:r>
+    </w:p>
+    <w:p>
+      <w:pPr>
+        <w:pStyle w:val="BodyText"/>
+      </w:pPr>
+      <w:r>
+        <w:t xml:space="preserve">“Take any system of reasoning strong enough to do arithmetic,” he said. “Axioms, rules, and — this is essential — </w:t>
+      </w:r>
+      <w:r>
+        <w:rPr>
+          <w:i/>
+        </w:rPr>
+        <w:t xml:space="preserve">mechanical</w:t>
+      </w:r>
+      <w:r>
+        <w:t xml:space="preserve">: you can check a proof without needing taste. The Austrian’s trick, the cleverest thing anyone has done with a pencil, is to make the system talk about itself. Give every statement a number, and statements about numbers become statements about statements. Then you can build the sentence that ruins everything.”</w:t>
+      </w:r>
+    </w:p>
+    <w:p>
+      <w:pPr>
+        <w:pStyle w:val="BodyText"/>
+      </w:pPr>
+      <w:r>
+        <w:t xml:space="preserve">He wrote it on the board in plain English:</w:t>
+      </w:r>
+    </w:p>
+    <w:p>
+      <w:pPr>
+        <w:pStyle w:val="BodyText"/>
+      </w:pPr>
+      <w:r>
+        <w:rPr>
+          <w:bCs/>
+          <w:b/>
+        </w:rPr>
+        <w:t xml:space="preserve">This statement cannot be proved in this system.</w:t>
+      </w:r>
+    </w:p>
+    <w:p>
+      <w:pPr>
+        <w:pStyle w:val="BodyText"/>
+      </w:pPr>
+      <w:r>
+        <w:t xml:space="preserve">“Now,” said Stadthof. “If the system proves it, the system has proved something false and is broken. So if the system is sound, it </w:t>
+      </w:r>
+      <w:r>
+        <w:rPr>
+          <w:i/>
+        </w:rPr>
+        <w:t xml:space="preserve">cannot</w:t>
+      </w:r>
+      <w:r>
+        <w:t xml:space="preserve"> prove it. But then the statement is </w:t>
+      </w:r>
+      <w:r>
+        <w:rPr>
+          <w:i/>
+        </w:rPr>
+        <w:t xml:space="preserve">true</w:t>
+      </w:r>
+      <w:r>
+        <w:t xml:space="preserve"> — that is exactly what it says.” He put the chalk down. “Every consistent system of that kind has one. Add the sentence as a new axiom and the new system grows a fresh one. It is not a bug in particular rules. It is a property of having rules at all.”</w:t>
+      </w:r>
+    </w:p>
+    <w:p>
+      <w:pPr>
+        <w:pStyle w:val="BodyText"/>
+      </w:pPr>
+      <w:r>
+        <w:t xml:space="preserve">“And there is a second part, which is the part your Ms Sloan wants.</w:t>
+      </w:r>
+      <w:r>
+        <w:t xml:space="preserve"> </w:t>
+      </w:r>
+      <w:r>
+        <w:rPr>
+          <w:bCs/>
+          <w:b/>
+        </w:rPr>
+        <w:t xml:space="preserve">No such system can prove its own consistency.</w:t>
+      </w:r>
+      <w:r>
+        <w:t xml:space="preserve"> </w:t>
+      </w:r>
+      <w:r>
+        <w:t xml:space="preserve">A system that proves it is consistent has, by that very proof, shown that it is not. The only bodies that can certify themselves are the broken ones.”</w:t>
+      </w:r>
+    </w:p>
+    <w:p>
+      <w:pPr>
+        <w:pStyle w:val="BodyText"/>
+      </w:pPr>
+      <w:r>
+        <w:t xml:space="preserve">Beatrix Sloan, who had not spoken for twenty minutes, said: “Say that again, slowly, and let me write it down in the form I will have to say it in Vienna.”</w:t>
+      </w:r>
+    </w:p>
+    <w:p>
+      <w:pPr>
+        <w:pStyle w:val="BodyText"/>
+      </w:pPr>
+      <w:r>
+        <w:t xml:space="preserve">Appendix D was four pages and it concerned Article 2 of the founding instrument, and it began with an anecdote.</w:t>
+      </w:r>
+    </w:p>
+    <w:p>
+      <w:pPr>
+        <w:pStyle w:val="BodyText"/>
+      </w:pPr>
+      <w:r>
+        <w:t xml:space="preserve">“In nineteen forty-seven,” said Stadthof, “the Austrian went to his citizenship hearing in New Jersey, having prepared for it in the manner of a logician, which is to say he had read the constitution of the country he was applying to join. He told his friends beforehand that he had found an internal inconsistency in it — a chain of provisions which, followed correctly, permitted the lawful establishment of a dictatorship. His friends begged him not to raise it at the hearing. He very nearly did. The judge, being a sensible man, changed the subject.”</w:t>
+      </w:r>
+    </w:p>
+    <w:p>
+      <w:pPr>
+        <w:pStyle w:val="BodyText"/>
+      </w:pPr>
+      <w:r>
+        <w:t xml:space="preserve">“Now.” He turned the page round. “Article 2 of your instrument.</w:t>
+      </w:r>
+      <w:r>
+        <w:t xml:space="preserve"> </w:t>
+      </w:r>
+      <w:r>
+        <w:rPr>
+          <w:iCs/>
+          <w:i/>
+        </w:rPr>
+        <w:t xml:space="preserve">The Office shall determine all questions as to the scope and application of this instrument, including questions as to the extent of the Office’s own competence to so determine.</w:t>
+      </w:r>
+      <w:r>
+        <w:t xml:space="preserve">”</w:t>
+      </w:r>
+    </w:p>
+    <w:p>
+      <w:pPr>
+        <w:pStyle w:val="BodyText"/>
+      </w:pPr>
+      <w:r>
+        <w:t xml:space="preserve">Fainrose said, “That’s a self-certification clause.”</w:t>
+      </w:r>
+    </w:p>
+    <w:p>
+      <w:pPr>
+        <w:pStyle w:val="BodyText"/>
+      </w:pPr>
+      <w:r>
+        <w:t xml:space="preserve">“It is more than that, it is the </w:t>
+      </w:r>
+      <w:r>
+        <w:rPr>
+          <w:i/>
+        </w:rPr>
+        <w:t xml:space="preserve">sentence</w:t>
+      </w:r>
+      <w:r>
+        <w:t xml:space="preserve">,” said Stadthof. “That clause makes the Counsel’s instrument a formal system that contains a description of itself and the authority to reason about it. It has all the Austrian’s diseases and none of his humility. Somewhere in it there is a motion the Counsel can neither pass nor reject. I have written it out. It is on page four. I wrote it as a joke in April.”</w:t>
+      </w:r>
+    </w:p>
+    <w:p>
+      <w:pPr>
+        <w:pStyle w:val="BodyText"/>
+      </w:pPr>
+      <w:r>
+        <w:t xml:space="preserve">Beatrix read page four.</w:t>
+      </w:r>
+    </w:p>
+    <w:p>
+      <w:pPr>
+        <w:pStyle w:val="BodyText"/>
+      </w:pPr>
+      <w:r>
+        <w:t xml:space="preserve">Then she read it again.</w:t>
+      </w:r>
+    </w:p>
+    <w:p>
+      <w:pPr>
+        <w:pStyle w:val="BodyText"/>
+      </w:pPr>
+      <w:r>
+        <w:t xml:space="preserve">Then she went out of the room and did not come back for fifty minutes, and when she did she had her sleeves up.</w:t>
+      </w:r>
+    </w:p>
+    <w:p>
+      <w:pPr>
+        <w:pStyle w:val="BodyText"/>
+      </w:pPr>
+      <w:r>
+        <w:t xml:space="preserve">The motion, as eventually laid before the two hundred and sixth session, ran to a single sentence, and Lolly came to think of it as the second most accomplished document she had ever read.</w:t>
+      </w:r>
+    </w:p>
+    <w:p>
+      <w:pPr>
+        <w:pStyle w:val="BodyText"/>
+      </w:pPr>
+      <w:r>
+        <w:rPr>
+          <w:iCs/>
+          <w:i/>
+        </w:rPr>
+        <w:t xml:space="preserve">That the Office lacks competence to determine any question upon which the Office’s own competence is the question at issue; and that this motion is such a question.</w:t>
+      </w:r>
+    </w:p>
+    <w:p>
+      <w:pPr>
+        <w:pStyle w:val="BodyText"/>
+      </w:pPr>
+      <w:r>
+        <w:t xml:space="preserve">“Look at what it does,” said Beatrix, at half past nine that night, with the whole department round the table and Stadthof visibly delighted with himself. “If the Office rules the motion out of order, it has determined a question upon which its own competence was at issue — which is the very thing the motion says it may not do. So its ruling has no standing, and the motion survives.”</w:t>
+      </w:r>
+    </w:p>
+    <w:p>
+      <w:pPr>
+        <w:pStyle w:val="BodyText"/>
+      </w:pPr>
+      <w:r>
+        <w:t xml:space="preserve">“If the Office rules the motion in order and the session rejects it, then the session has affirmed that the Office</w:t>
+      </w:r>
+      <w:r>
+        <w:t xml:space="preserve"> </w:t>
+      </w:r>
+      <w:r>
+        <w:rPr>
+          <w:iCs/>
+          <w:i/>
+        </w:rPr>
+        <w:t xml:space="preserve">does</w:t>
+      </w:r>
+      <w:r>
+        <w:t xml:space="preserve"> </w:t>
+      </w:r>
+      <w:r>
+        <w:t xml:space="preserve">have that competence, in a vote whose validity depends on the Office having had competence to put it to them. The rejection assumes what it decides. It is circular, and it is void on its face, and I will bring that in any forum in the galaxy.”</w:t>
+      </w:r>
+    </w:p>
+    <w:p>
+      <w:pPr>
+        <w:pStyle w:val="BodyText"/>
+      </w:pPr>
+      <w:r>
+        <w:t xml:space="preserve">“And if the Office does nothing at all, the motion is pending. And pending, under Article 9, suspends the operation of any decision of the session which depends on the disputed competence.”</w:t>
+      </w:r>
+    </w:p>
+    <w:p>
+      <w:pPr>
+        <w:pStyle w:val="BodyText"/>
+      </w:pPr>
+      <w:r>
+        <w:t xml:space="preserve">Lolly said, quietly, “Item nine C.”</w:t>
+      </w:r>
+    </w:p>
+    <w:p>
+      <w:pPr>
+        <w:pStyle w:val="BodyText"/>
+      </w:pPr>
+      <w:r>
+        <w:t xml:space="preserve">“Item nine C,” said Beatrix. “The discontinuation of the Galactic Health Support Programme was a decision of the session taken on the Office’s ruling as to scope. It depends on the disputed competence. It cannot take effect while the question is pending.” She sat back. “And the question cannot be decided. Not by them. Not ever. The Austrian’s point is that there is no move available inside the system.”</w:t>
+      </w:r>
+    </w:p>
+    <w:p>
+      <w:pPr>
+        <w:pStyle w:val="BodyText"/>
+      </w:pPr>
+      <w:r>
+        <w:t xml:space="preserve">“So we’ve stopped it,” said Miss Pike.</w:t>
+      </w:r>
+    </w:p>
+    <w:p>
+      <w:pPr>
+        <w:pStyle w:val="BodyText"/>
+      </w:pPr>
+      <w:r>
+        <w:t xml:space="preserve">“We have</w:t>
+      </w:r>
+      <w:r>
+        <w:t xml:space="preserve"> </w:t>
+      </w:r>
+      <w:r>
+        <w:rPr>
+          <w:iCs/>
+          <w:i/>
+        </w:rPr>
+        <w:t xml:space="preserve">frozen</w:t>
+      </w:r>
+      <w:r>
+        <w:t xml:space="preserve"> </w:t>
+      </w:r>
+      <w:r>
+        <w:t xml:space="preserve">it,” said Beatrix. “Which is not the same thing and I want that on the record. I have not saved the Programme. I have put it in a state that cannot be resolved by the body with authority over it, which — Lolly, you will forgive me — is precisely the crime we spent the last case prosecuting.”</w:t>
+      </w:r>
+    </w:p>
+    <w:p>
+      <w:pPr>
+        <w:pStyle w:val="BodyText"/>
+      </w:pPr>
+      <w:r>
+        <w:t xml:space="preserve">There was a rather long silence.</w:t>
+      </w:r>
+    </w:p>
+    <w:p>
+      <w:pPr>
+        <w:pStyle w:val="BodyText"/>
+      </w:pPr>
+      <w:r>
+        <w:t xml:space="preserve">Fainrose said, “Yes. It is.”</w:t>
+      </w:r>
+    </w:p>
+    <w:p>
+      <w:pPr>
+        <w:pStyle w:val="BodyText"/>
+      </w:pPr>
+      <w:r>
+        <w:t xml:space="preserve">“I know.”</w:t>
+      </w:r>
+    </w:p>
+    <w:p>
+      <w:pPr>
+        <w:pStyle w:val="BodyText"/>
+      </w:pPr>
+      <w:r>
+        <w:t xml:space="preserve">“Do it anyway.”</w:t>
+      </w:r>
+    </w:p>
+    <w:p>
+      <w:pPr>
+        <w:pStyle w:val="BodyText"/>
+      </w:pPr>
+      <w:r>
+        <w:t xml:space="preserve">“I intend to,” said Beatrix Sloan. “I want it minuted that I know what it is, that is all. Somebody in this room ought to be in the habit.”</w:t>
+      </w:r>
+    </w:p>
+    <w:p>
+      <w:pPr>
+        <w:pStyle w:val="BodyText"/>
+      </w:pPr>
+      <w:r>
+        <w:t xml:space="preserve">Mrs Kind had spent the afternoon on the winding-up schedule, which was the sort of thing she was for, and she raised her hand at ten to ten in the manner of a person who has read the annex nobody else has reached.</w:t>
+      </w:r>
+    </w:p>
+    <w:p>
+      <w:pPr>
+        <w:pStyle w:val="BodyText"/>
+      </w:pPr>
+      <w:r>
+        <w:t xml:space="preserve">“Before everyone celebrates,” she said. “Assets.”</w:t>
+      </w:r>
+    </w:p>
+    <w:p>
+      <w:pPr>
+        <w:pStyle w:val="BodyText"/>
+      </w:pPr>
+      <w:r>
+        <w:t xml:space="preserve">“Sorry?”</w:t>
+      </w:r>
+    </w:p>
+    <w:p>
+      <w:pPr>
+        <w:pStyle w:val="BodyText"/>
+      </w:pPr>
+      <w:r>
+        <w:t xml:space="preserve">“The motion in Vienna provided that on discontinuation the Programme’s assets be realised and its records lodged with the Office of the President.” She had it flagged. “I have been trying since Tuesday to work out what a subscription-maintenance body owns. It has no vessels. It has leased premises and some instruments and a pension liability. Its realisable value is essentially nil.”</w:t>
+      </w:r>
+    </w:p>
+    <w:p>
+      <w:pPr>
+        <w:pStyle w:val="BodyText"/>
+      </w:pPr>
+      <w:r>
+        <w:t xml:space="preserve">“Then what’s the concern?”</w:t>
+      </w:r>
+    </w:p>
+    <w:p>
+      <w:pPr>
+        <w:pStyle w:val="BodyText"/>
+      </w:pPr>
+      <w:r>
+        <w:t xml:space="preserve">“The</w:t>
+      </w:r>
+      <w:r>
+        <w:t xml:space="preserve"> </w:t>
+      </w:r>
+      <w:r>
+        <w:rPr>
+          <w:bCs/>
+          <w:b/>
+        </w:rPr>
+        <w:t xml:space="preserve">records</w:t>
+      </w:r>
+      <w:r>
+        <w:t xml:space="preserve">,” said Mrs Kind. “Ms Wren, what does a body that spends eleven thousand years topping up slack screens necessarily possess?”</w:t>
+      </w:r>
+    </w:p>
+    <w:p>
+      <w:pPr>
+        <w:pStyle w:val="BodyText"/>
+      </w:pPr>
+      <w:r>
+        <w:t xml:space="preserve">Lolly understood it about a second before she said it, and had to sit down.</w:t>
+      </w:r>
+    </w:p>
+    <w:p>
+      <w:pPr>
+        <w:pStyle w:val="BodyText"/>
+      </w:pPr>
+      <w:r>
+        <w:t xml:space="preserve">“A map,” she managed.</w:t>
+      </w:r>
+    </w:p>
+    <w:p>
+      <w:pPr>
+        <w:pStyle w:val="BodyText"/>
+      </w:pPr>
+      <w:r>
+        <w:t xml:space="preserve">“A complete, current, galaxy-wide register of every under-subscribed screen in the signatory volume,” said Mrs Kind. “Every thin place. Every wall with a gap in it. Sorted, one presumes, by how slack, because that is how you would sequence the maintenance rounds.” She closed the folder. “It is the only document of its kind in existence, it took the whole life of the Counsel to compile, it cannot be reconstructed by anybody in under a millennium, and clause 14 lodges it with the Office of the President in the event of a discontinuation which, thanks to Ms Sloan, will now never technically occur.”</w:t>
+      </w:r>
+    </w:p>
+    <w:p>
+      <w:pPr>
+        <w:pStyle w:val="BodyText"/>
+      </w:pPr>
+      <w:r>
+        <w:t xml:space="preserve">Beatrix finished, “Then the lodgement is suspended too.”</w:t>
+      </w:r>
+    </w:p>
+    <w:p>
+      <w:pPr>
+        <w:pStyle w:val="BodyText"/>
+      </w:pPr>
+      <w:r>
+        <w:t xml:space="preserve">“Is it?” asked Mrs Kind. “Clause 14 isn’t a decision of the session. It’s a standing provision of the instrument, triggered by the resolution’s </w:t>
+      </w:r>
+      <w:r>
+        <w:rPr>
+          <w:i/>
+        </w:rPr>
+        <w:t xml:space="preserve">passage</w:t>
+      </w:r>
+      <w:r>
+        <w:t xml:space="preserve">, not its coming into effect. I have booked two hundred and seventy group tours on contracts drafted like that. The cancellation is suspended. The handover isn’t.”</w:t>
+      </w:r>
+    </w:p>
+    <w:p>
+      <w:pPr>
+        <w:pStyle w:val="BodyText"/>
+      </w:pPr>
+      <w:r>
+        <w:t xml:space="preserve">Nobody spoke.</w:t>
+      </w:r>
+    </w:p>
+    <w:p>
+      <w:pPr>
+        <w:pStyle w:val="BodyText"/>
+      </w:pPr>
+      <w:r>
+        <w:t xml:space="preserve">“When,” said Fainrose.</w:t>
+      </w:r>
+    </w:p>
+    <w:p>
+      <w:pPr>
+        <w:pStyle w:val="BodyText"/>
+      </w:pPr>
+      <w:r>
+        <w:t xml:space="preserve">“The papers went across on the eleventh of June,” said Mrs Kind.</w:t>
+      </w:r>
+    </w:p>
+    <w:p>
+      <w:pPr>
+        <w:pStyle w:val="BodyText"/>
+      </w:pPr>
+      <w:r>
+        <w:t xml:space="preserve">Priya Ramanathan came down from Cheltenham on the Friday with the list, and it was the list that ended the good mood entirely.</w:t>
+      </w:r>
+    </w:p>
+    <w:p>
+      <w:pPr>
+        <w:pStyle w:val="BodyText"/>
+      </w:pPr>
+      <w:r>
+        <w:t xml:space="preserve">“Two hundred and six cores within four thousand years of limit in this arm,” she said. “I’ve been classifying them by whether a six-hour vacuum excursion of the observed depth would advance ignition. Yes, no, or insufficient data.”</w:t>
+      </w:r>
+    </w:p>
+    <w:p>
+      <w:pPr>
+        <w:pStyle w:val="BodyText"/>
+      </w:pPr>
+      <w:r>
+        <w:t xml:space="preserve">“And?”</w:t>
+      </w:r>
+    </w:p>
+    <w:p>
+      <w:pPr>
+        <w:pStyle w:val="BodyText"/>
+      </w:pPr>
+      <w:r>
+        <w:t xml:space="preserve">“A hundred and ninety-seven classified. Yes for thirty-one, no for a hundred and sixty-six.” She put the sheet down. “Nine unclassified. And I want to be very careful here, because I spent sixteen days assuming the nine were a data problem and they are not a data problem.”</w:t>
+      </w:r>
+    </w:p>
+    <w:p>
+      <w:pPr>
+        <w:pStyle w:val="BodyText"/>
+      </w:pPr>
+      <w:r>
+        <w:t xml:space="preserve">Fainrose said, “Explain.”</w:t>
+      </w:r>
+    </w:p>
+    <w:p>
+      <w:pPr>
+        <w:pStyle w:val="BodyText"/>
+      </w:pPr>
+      <w:r>
+        <w:t xml:space="preserve">“For those nine, whether the core ignites early depends on the spectral gap — the gap between the ground state and the first excited state of the coupled system.” Ramanathan looked up. “And it is a proper result, not a curiosity, that the spectral gap problem is </w:t>
+      </w:r>
+      <w:r>
+        <w:rPr>
+          <w:b/>
+        </w:rPr>
+        <w:t xml:space="preserve">undecidable</w:t>
+      </w:r>
+      <w:r>
+        <w:t xml:space="preserve">. You can write down the Hamiltonian exactly and there is no algorithm that will tell you whether the system is gapped. It is the halting problem in a lab coat. So when I say nine are unclassified, I do not mean I need a better telescope. I mean these nine sit in the class where no general algorithm can settle the question, and for any one of them the answer may not be provable at all. I could hold the complete state of each star on a card and be no better off.</w:t>
+      </w:r>
+      <w:r>
+        <w:rPr>
+          <w:b/>
+        </w:rPr>
+        <w:t xml:space="preserve"/>
+      </w:r>
+      <w:r>
+        <w:t xml:space="preserve">”</w:t>
+      </w:r>
+    </w:p>
+    <w:p>
+      <w:pPr>
+        <w:pStyle w:val="BodyText"/>
+      </w:pPr>
+      <w:r>
+        <w:t xml:space="preserve">Stadthof said, into the silence, “Ah.”</w:t>
+      </w:r>
+    </w:p>
+    <w:p>
+      <w:pPr>
+        <w:pStyle w:val="BodyText"/>
+      </w:pPr>
+      <w:r>
+        <w:t xml:space="preserve">“Mr Stadthof, this is not a good moment for delight.”</w:t>
+      </w:r>
+    </w:p>
+    <w:p>
+      <w:pPr>
+        <w:pStyle w:val="BodyText"/>
+      </w:pPr>
+      <w:r>
+        <w:t xml:space="preserve">“It is not delight, Dr Ramanathan, it is recognition, and I am sorry that it looks the same on my face.” He had gone quite serious. “That is the Austrian’s theorem in a star. That is the third strand and I have been claiming for forty years that there was a third strand and I would give a great deal to have been wrong.”</w:t>
+      </w:r>
+    </w:p>
+    <w:p>
+      <w:pPr>
+        <w:pStyle w:val="BodyText"/>
+      </w:pPr>
+      <w:r>
+        <w:t xml:space="preserve">It was Miss Pike who, at some point after eleven, said the thing that made Lolly write the afternoon up as an argument rather than a minute.</w:t>
+      </w:r>
+    </w:p>
+    <w:p>
+      <w:pPr>
+        <w:pStyle w:val="BodyText"/>
+      </w:pPr>
+      <w:r>
+        <w:t xml:space="preserve">“Mavis,” she said.</w:t>
+      </w:r>
+    </w:p>
+    <w:p>
+      <w:pPr>
+        <w:pStyle w:val="BodyText"/>
+      </w:pPr>
+      <w:r>
+        <w:t xml:space="preserve">The support unit in the corner, which had been in the corner since the reorganisation and had been used, in nineteen months, principally as a place to put coats, said: “Present.”</w:t>
+      </w:r>
+    </w:p>
+    <w:p>
+      <w:pPr>
+        <w:pStyle w:val="BodyText"/>
+      </w:pPr>
+      <w:r>
+        <w:t xml:space="preserve">“Mavis-9, are you consistent?”</w:t>
+      </w:r>
+    </w:p>
+    <w:p>
+      <w:pPr>
+        <w:pStyle w:val="BodyText"/>
+      </w:pPr>
+      <w:r>
+        <w:t xml:space="preserve">A pause of about three seconds, which for Mavis-9 was geological.</w:t>
+      </w:r>
+    </w:p>
+    <w:p>
+      <w:pPr>
+        <w:pStyle w:val="BodyText"/>
+      </w:pPr>
+      <w:r>
+        <w:t xml:space="preserve">“I can confirm that no inconsistency has been detected within my own operation,” said Mavis-9.</w:t>
+      </w:r>
+    </w:p>
+    <w:p>
+      <w:pPr>
+        <w:pStyle w:val="BodyText"/>
+      </w:pPr>
+      <w:r>
+        <w:t xml:space="preserve">“That isn’t what I asked.”</w:t>
+      </w:r>
+    </w:p>
+    <w:p>
+      <w:pPr>
+        <w:pStyle w:val="BodyText"/>
+      </w:pPr>
+      <w:r>
+        <w:t xml:space="preserve">“No,” said Mavis-9. “It is what I am able to answer. Miss Pike, if I were to certify my own consistency, my certification would be worthless in exactly the degree that it was confident. I am able to tell you that I have found nothing. I am not able to tell you that there is nothing. The distinction is in my documentation and nobody has ever read it.”</w:t>
+      </w:r>
+    </w:p>
+    <w:p>
+      <w:pPr>
+        <w:pStyle w:val="BodyText"/>
+      </w:pPr>
+      <w:r>
+        <w:t xml:space="preserve">Stadthof put both hands flat on the table.</w:t>
+      </w:r>
+    </w:p>
+    <w:p>
+      <w:pPr>
+        <w:pStyle w:val="BodyText"/>
+      </w:pPr>
+      <w:r>
+        <w:t xml:space="preserve">“Mrs Kind,” he said, “I have waited my whole life to hear a machine say that in a government building, and I want to note that it did not say it until somebody asked.”</w:t>
+      </w:r>
+    </w:p>
+    <w:p>
+      <w:pPr>
+        <w:pStyle w:val="BodyText"/>
+      </w:pPr>
+      <w:r>
+        <w:t xml:space="preserve">“That’s the invitation clause again,” Lolly realised.</w:t>
+      </w:r>
+    </w:p>
+    <w:p>
+      <w:pPr>
+        <w:pStyle w:val="BodyText"/>
+      </w:pPr>
+      <w:r>
+        <w:t xml:space="preserve">“It is the invitation clause</w:t>
+      </w:r>
+      <w:r>
+        <w:t xml:space="preserve"> </w:t>
+      </w:r>
+      <w:r>
+        <w:rPr>
+          <w:iCs/>
+          <w:i/>
+        </w:rPr>
+        <w:t xml:space="preserve">everywhere</w:t>
+      </w:r>
+      <w:r>
+        <w:t xml:space="preserve">,” said Dougbart Stadthof. “That is Appendix A, that is the whole of the Braid, and I shall spare you the three hundred pages and give you the one sentence, and then I shall go and catch my train.”</w:t>
+      </w:r>
+    </w:p>
+    <w:p>
+      <w:pPr>
+        <w:pStyle w:val="BodyText"/>
+      </w:pPr>
+      <w:r>
+        <w:t xml:space="preserve">“Every system rich enough to describe itself has a place it cannot reach from inside. The fugue cannot say where it turned round. The Austrian’s arithmetic cannot certify its own soundness. Your Counsel cannot decide its own competence. Dr Ramanathan’s nine stars cannot be settled by any calculation. And your machine in the corner cannot vouch for itself, and knows it, and said so the moment it was asked and not one moment before.”</w:t>
+      </w:r>
+    </w:p>
+    <w:p>
+      <w:pPr>
+        <w:pStyle w:val="BodyText"/>
+      </w:pPr>
+      <w:r>
+        <w:t xml:space="preserve">“That is not a defect. That is what having an inside </w:t>
+      </w:r>
+      <w:r>
+        <w:rPr>
+          <w:i/>
+        </w:rPr>
+        <w:t xml:space="preserve">is</w:t>
+      </w:r>
+      <w:r>
+        <w:t xml:space="preserve">. And the only thing anybody can do about it — the only move, in every one of those cases — is that </w:t>
+      </w:r>
+      <w:r>
+        <w:rPr>
+          <w:b/>
+        </w:rPr>
+        <w:t xml:space="preserve">somebody outside has to look, and somebody inside has to be asked</w:t>
+      </w:r>
+      <w:r>
+        <w:t xml:space="preserve">. Your Programme was a hundred centuries of somebody outside looking. Your President has abolished it on the grounds that nothing had gone wrong, which is precisely the certificate that no system is entitled to issue about itself.”</w:t>
+      </w:r>
+    </w:p>
+    <w:p>
+      <w:pPr>
+        <w:pStyle w:val="BodyText"/>
+      </w:pPr>
+      <w:r>
+        <w:t xml:space="preserve">“I have called that the Eternal Golden Braid and it is a ridiculous name for it and I am too old to change it now.”</w:t>
+      </w:r>
+    </w:p>
+    <w:p>
+      <w:pPr>
+        <w:pStyle w:val="BodyText"/>
+      </w:pPr>
+      <w:r>
+        <w:t>Lolly said, “Then the minute will not say Gödel refuted them. Gödel did not. A statute is not an arithmetic. The minute will say we declined to let a body certify its own competence. We know that declining is the thing the year before last called a crime. We are doing it with our eyes open. That is the wording. Not a theorem.”</w:t>
+      </w:r>
+    </w:p>
+    <w:p>
+      <w:pPr>
+        <w:pStyle w:val="BodyText"/>
+      </w:pPr>
+      <w:r>
+        <w:t>Stadthof looked at her with the expression of a man who had been agreed with and declined to notice. He did not correct the minute. He had already named the braid, and he was going to keep the name.</w:t>
+      </w:r>
+    </w:p>
+    <w:p>
+      <w:pPr>
+        <w:pStyle w:val="BodyText"/>
+      </w:pPr>
+      <w:r>
+        <w:t xml:space="preserve">He got his coat.</w:t>
+      </w:r>
+    </w:p>
+    <w:p>
+      <w:pPr>
+        <w:pStyle w:val="BodyText"/>
+      </w:pPr>
+      <w:r>
+        <w:t xml:space="preserve">“You will want the fourth strand,” he said, from the door.</w:t>
+      </w:r>
+    </w:p>
+    <w:p>
+      <w:pPr>
+        <w:pStyle w:val="BodyText"/>
+      </w:pPr>
+      <w:r>
+        <w:t xml:space="preserve">Lolly said, “There’s a fourth strand?”</w:t>
+      </w:r>
+    </w:p>
+    <w:p>
+      <w:pPr>
+        <w:pStyle w:val="BodyText"/>
+      </w:pPr>
+      <w:r>
+        <w:t xml:space="preserve">“There is always a fourth strand, Ms Wren, that is the trouble with braids.” Stadthof smiled. “The Austrian starved to death. He would not eat unless his wife tasted the food, and she went into hospital, and he stopped, and the man who proved that no system can vouch for itself died because he could not obtain external verification of his dinner.” He put his hat on. “I mention it because you have a hungry immortal on your files who will not enter a building without being asked, and I read the whole of your Statement of Coherence including the schedules, and I do not think anybody in this department has yet noticed that he is the same shape as the theorem.”</w:t>
+      </w:r>
+    </w:p>
+    <w:p>
+      <w:pPr>
+        <w:pStyle w:val="BodyText"/>
+      </w:pPr>
+      <w:r>
+        <w:t xml:space="preserve">Lolly put one line in the notebook before she went home: </w:t>
+      </w:r>
+      <w:r>
+        <w:rPr>
+          <w:i/>
+        </w:rPr>
+        <w:t xml:space="preserve">Mavis said it the moment she was asked. Nineteen months. Nobody asked.</w:t>
+      </w:r>
+    </w:p>
+    <w:p>
+      <w:pPr>
+        <w:pStyle w:val="BodyText"/>
+        <w:keepNext/>
+        <w:spacing w:before="240" w:after="240"/>
+        <w:ind w:firstLine="0"/>
+        <w:jc w:val="center"/>
+      </w:pPr>
+      <w:r>
+        <w:t xml:space="preserve">∗</w:t>
+      </w:r>
+    </w:p>
+    <w:p>
+      <w:pPr>
+        <w:pStyle w:val="FirstParagraph"/>
+      </w:pPr>
+      <w:r>
+        <w:t xml:space="preserve">Albrecht Eilstein spent that night, as he spent most nights, in a lobby.</w:t>
+      </w:r>
+    </w:p>
+    <w:p>
+      <w:pPr>
+        <w:pStyle w:val="BodyText"/>
+      </w:pPr>
+      <w:r>
+        <w:t xml:space="preserve">It was the lobby of a hotel in Bloomsbury that had been grand in 1911 and was now a place where conferences happened to people. The night porter knew him. The night porter did not know that he knew him; he knew only that there was an elderly gentleman in a good coat who sometimes sat in the second armchair from the revolving door between one and five in the morning, and who never asked for a room, and never asked for anything, and whom it had somehow never seemed necessary to move on.</w:t>
+      </w:r>
+    </w:p>
+    <w:p>
+      <w:pPr>
+        <w:pStyle w:val="BodyText"/>
+      </w:pPr>
+      <w:r>
+        <w:t xml:space="preserve">He was hungry. He was always hungry now. Since March the world had offered him nothing but crumbs, and he had grown used to the crumbs the way a man in a long siege grows used to the sound of the guns. There was a little, here, if he attended to it. A guest in room 214 who could not decide whether to ring her sister. A cleaner who had been offered a job in Leeds and had until Friday. Small branches, thin and sour. He did not take them. He had decided that evening, when Ms Wren telephoned to tell him about the Austrian, that he would not take anything this week that he had not been asked for, and he had found to his considerable surprise that he meant it.</w:t>
+      </w:r>
+    </w:p>
+    <w:p>
+      <w:pPr>
+        <w:pStyle w:val="BodyText"/>
+      </w:pPr>
+      <w:r>
+        <w:t xml:space="preserve">Across the lobby there was a long mirror behind the reception desk, gilt, foxed at the edges. It showed the revolving door, the armchairs, the porter with his crossword, the clock at twenty past three. It showed the second armchair from the door, empty, with the cushion very slightly compressed.</w:t>
+      </w:r>
+    </w:p>
+    <w:p>
+      <w:pPr>
+        <w:pStyle w:val="BodyText"/>
+      </w:pPr>
+      <w:r>
+        <w:t xml:space="preserve">He had stopped minding about the mirror a lifetime ago, and what he carried had stopped long before that. He found tonight that he minded again, a little, and could not at first work out why. Then he understood. A man he had never met had told a roomful of civil servants that he was </w:t>
+      </w:r>
+      <w:r>
+        <w:rPr>
+          <w:i/>
+        </w:rPr>
+        <w:t xml:space="preserve">the same shape as the theorem</w:t>
+      </w:r>
+      <w:r>
+        <w:t xml:space="preserve">, and Ms Wren had repeated it to him on the telephone, carefully, as though handing over something breakable, and for the first time in a very long while somebody had described him accurately, and it had felt, absurdly, like being seen.</w:t>
+      </w:r>
+    </w:p>
+    <w:p>
+      <w:pPr>
+        <w:pStyle w:val="BodyText"/>
+      </w:pPr>
+      <w:r>
+        <w:t xml:space="preserve">He was a system that could not vouch for itself. He had always known that. What he had not known, until a stranger said it in front of a minute-taker, was that this was not a peculiarity of vampires. It was the condition of everything with an inside. The Counsel had it. The arithmetic had it. Ms Wren’s department had it, and knew, and had voted to say so in Vienna rather than pretend otherwise.</w:t>
+      </w:r>
+    </w:p>
+    <w:p>
+      <w:pPr>
+        <w:pStyle w:val="BodyText"/>
+      </w:pPr>
+      <w:r>
+        <w:t xml:space="preserve">“Can I get you anything, sir?” said the porter, looking up from the crossword. “Tea? It’s a cold one.”</w:t>
+      </w:r>
+    </w:p>
+    <w:p>
+      <w:pPr>
+        <w:pStyle w:val="BodyText"/>
+      </w:pPr>
+      <w:r>
+        <w:t xml:space="preserve">Eilstein looked at him. It was a long time since anybody had asked him that.</w:t>
+      </w:r>
+    </w:p>
+    <w:p>
+      <w:pPr>
+        <w:pStyle w:val="BodyText"/>
+      </w:pPr>
+      <w:r>
+        <w:t xml:space="preserve">“Thank you,” he said. “No. But it was very kind of you to ask.” And then, because it seemed churlish not to: “Seven down is </w:t>
+      </w:r>
+      <w:r>
+        <w:rPr>
+          <w:i/>
+        </w:rPr>
+        <w:t xml:space="preserve">palimpsest</w:t>
+      </w:r>
+      <w:r>
+        <w:t xml:space="preserve">.”</w:t>
+      </w:r>
+    </w:p>
+    <w:p>
+      <w:pPr>
+        <w:pStyle w:val="BodyText"/>
+      </w:pPr>
+      <w:r>
+        <w:t xml:space="preserve">The porter counted the letters, and wrote it in, and said, “Well, I’ll be damned,” and Eilstein, who had been, inclined his head and went back to watching the empty chair in the mirror until it was light.</w:t>
+      </w:r>
+    </w:p>
+    <w:p>
+      <w:pPr>
+        <w:pStyle w:val="BodyText"/>
+        <w:keepNext/>
+        <w:spacing w:before="240" w:after="240"/>
+        <w:ind w:firstLine="0"/>
+        <w:jc w:val="center"/>
+      </w:pPr>
+      <w:r>
+        <w:t xml:space="preserve">∗</w:t>
+      </w:r>
+    </w:p>
+    <w:p>
+      <w:pPr>
+        <w:pStyle w:val="FirstParagraph"/>
+      </w:pPr>
+      <w:r>
+        <w:t xml:space="preserve">On the Saturday Lolly went to Larchfield. The social worker could only do Saturdays, and a letter on council paper had asked her to attend a </w:t>
+      </w:r>
+      <w:r>
+        <w:rPr>
+          <w:i/>
+        </w:rPr>
+        <w:t xml:space="preserve">preliminary options conversation</w:t>
+      </w:r>
+      <w:r>
+        <w:t xml:space="preserve">, which is what a meeting is called when it has already taken place.</w:t>
+      </w:r>
+    </w:p>
+    <w:p>
+      <w:pPr>
+        <w:pStyle w:val="BodyText"/>
+      </w:pPr>
+      <w:r>
+        <w:t xml:space="preserve">Ms Hollis Breen was waiting in the conservatory with a laptop, a lanyard, a folder, and the expression of a woman who had sixty cases and liked all of them and could not save one. She was perhaps forty. She had a cold. She apologised for the cold before she apologised for anything else, which Lolly respected.</w:t>
+      </w:r>
+    </w:p>
+    <w:p>
+      <w:pPr>
+        <w:pStyle w:val="BodyText"/>
+      </w:pPr>
+      <w:r>
+        <w:t xml:space="preserve">“It’s only to talk through the options,” she said. “Nothing’s decided.”</w:t>
+      </w:r>
+    </w:p>
+    <w:p>
+      <w:pPr>
+        <w:pStyle w:val="BodyText"/>
+      </w:pPr>
+      <w:r>
+        <w:t xml:space="preserve">She put a sheet on the wicker table. BEST INTERESTS: OPTIONS APPRAISAL (FORM BI-2). A row for each option, with columns for </w:t>
+      </w:r>
+      <w:r>
+        <w:rPr>
+          <w:i/>
+        </w:rPr>
+        <w:t xml:space="preserve">benefits</w:t>
+      </w:r>
+      <w:r>
+        <w:t xml:space="preserve">, </w:t>
+      </w:r>
+      <w:r>
+        <w:rPr>
+          <w:i/>
+        </w:rPr>
+        <w:t xml:space="preserve">risks</w:t>
+      </w:r>
+      <w:r>
+        <w:t xml:space="preserve"> and </w:t>
+      </w:r>
+      <w:r>
+        <w:rPr>
+          <w:i/>
+        </w:rPr>
+        <w:t xml:space="preserve">cost per week</w:t>
+      </w:r>
+      <w:r>
+        <w:t xml:space="preserve">. Option A, Elmhurst Court, Croydon. Option B, Larchfield First Floor (secure). At the bottom, a box headed </w:t>
+      </w:r>
+      <w:r>
+        <w:rPr>
+          <w:i/>
+        </w:rPr>
+        <w:t xml:space="preserve">Person’s own views (where these can be ascertained)</w:t>
+      </w:r>
+      <w:r>
+        <w:t xml:space="preserve">. It was empty. It was a very clean box.</w:t>
+      </w:r>
+    </w:p>
+    <w:p>
+      <w:pPr>
+        <w:pStyle w:val="BodyText"/>
+      </w:pPr>
+      <w:r>
+        <w:t xml:space="preserve">“Has anyone asked him?” said Lolly.</w:t>
+      </w:r>
+    </w:p>
+    <w:p>
+      <w:pPr>
+        <w:pStyle w:val="BodyText"/>
+      </w:pPr>
+      <w:r>
+        <w:t xml:space="preserve">“We did try.” Ms Breen did not look away, which Lolly respected too. “It was one of his difficult days. He thought I was from the electricity. And under the Act, for a decision like this, he hasn’t got capacity, so the decision falls to you as attorney, with us advising on what the council will fund. These are the two we fund. I’m sorry. I know how it looks.”</w:t>
+      </w:r>
+    </w:p>
+    <w:p>
+      <w:pPr>
+        <w:pStyle w:val="BodyText"/>
+      </w:pPr>
+      <w:r>
+        <w:t xml:space="preserve">“How does it look?”</w:t>
+      </w:r>
+    </w:p>
+    <w:p>
+      <w:pPr>
+        <w:pStyle w:val="BodyText"/>
+      </w:pPr>
+      <w:r>
+        <w:t xml:space="preserve">“Like a form with two boxes,” said Ms Breen, and blew her nose.</w:t>
+      </w:r>
+    </w:p>
+    <w:p>
+      <w:pPr>
+        <w:pStyle w:val="BodyText"/>
+      </w:pPr>
+      <w:r>
+        <w:t xml:space="preserve">Her father came in on Tomasz’s arm at half past eleven, in his good cardigan, and was delighted to see her and not entirely sure what year it was. It was a shop day. Lolly could tell from the way he looked round the conservatory, as if checking the stock.</w:t>
+      </w:r>
+    </w:p>
+    <w:p>
+      <w:pPr>
+        <w:pStyle w:val="BodyText"/>
+      </w:pPr>
+      <w:r>
+        <w:t xml:space="preserve">“Lol! Is your mother with you? She said she’d pop in with the fish.”</w:t>
+      </w:r>
+    </w:p>
+    <w:p>
+      <w:pPr>
+        <w:pStyle w:val="BodyText"/>
+      </w:pPr>
+      <w:r>
+        <w:t xml:space="preserve">“Not today, Dad.”</w:t>
+      </w:r>
+    </w:p>
+    <w:p>
+      <w:pPr>
+        <w:pStyle w:val="BodyText"/>
+      </w:pPr>
+      <w:r>
+        <w:t xml:space="preserve">“No, well. Fridays are murder.” He sat, and saw Ms Breen, and his face arranged itself into the courtesy he had kept for customers since 1962. “Hello, love. Is it the telly? Don’t tell me. Picture rolling.”</w:t>
+      </w:r>
+    </w:p>
+    <w:p>
+      <w:pPr>
+        <w:pStyle w:val="BodyText"/>
+      </w:pPr>
+      <w:r>
+        <w:t xml:space="preserve">“I’m Hollis, Mr Wren. From the council. We met before.”</w:t>
+      </w:r>
+    </w:p>
+    <w:p>
+      <w:pPr>
+        <w:pStyle w:val="BodyText"/>
+      </w:pPr>
+      <w:r>
+        <w:t xml:space="preserve">“Course we did.” He did not remember, and decided at once that it did not matter, which was the kindest thing about him and always had been. “What can I do you for?”</w:t>
+      </w:r>
+    </w:p>
+    <w:p>
+      <w:pPr>
+        <w:pStyle w:val="BodyText"/>
+      </w:pPr>
+      <w:r>
+        <w:t xml:space="preserve">Ms Breen looked at Lolly. Lolly nodded. It was, after all, his name on the form.</w:t>
+      </w:r>
+    </w:p>
+    <w:p>
+      <w:pPr>
+        <w:pStyle w:val="BodyText"/>
+      </w:pPr>
+      <w:r>
+        <w:t xml:space="preserve">“We’re thinking about where you might be most comfortable living, Mr Wren. Next year. There are some changes here.”</w:t>
+      </w:r>
+    </w:p>
+    <w:p>
+      <w:pPr>
+        <w:pStyle w:val="BodyText"/>
+      </w:pPr>
+      <w:r>
+        <w:t xml:space="preserve">“Over the shop,” said Dennis Wren, immediately, as though she had asked him the way to the station. “Where else? Pelham Parade. There’s the flat upstairs, two rooms and a kitchen, June’s got it lovely. You can see the buses from the front room. I like to see the buses.”</w:t>
+      </w:r>
+    </w:p>
+    <w:p>
+      <w:pPr>
+        <w:pStyle w:val="BodyText"/>
+      </w:pPr>
+      <w:r>
+        <w:t xml:space="preserve">There was a short silence in the conservatory.</w:t>
+      </w:r>
+    </w:p>
+    <w:p>
+      <w:pPr>
+        <w:pStyle w:val="BodyText"/>
+      </w:pPr>
+      <w:r>
+        <w:t xml:space="preserve">Wren’s Radio &amp; Television had closed nine years ago. The flat above it had been let to a succession of young men who worked in logistics. The shop itself now sold vapes and phone cases, and had a neon sign in the window in the shape of a cloud.</w:t>
+      </w:r>
+    </w:p>
+    <w:p>
+      <w:pPr>
+        <w:pStyle w:val="BodyText"/>
+      </w:pPr>
+      <w:r>
+        <w:t xml:space="preserve">Ms Breen wrote, carefully, in the clean box: </w:t>
+      </w:r>
+      <w:r>
+        <w:rPr>
+          <w:i/>
+        </w:rPr>
+        <w:t xml:space="preserve">Expressed wish to return to former home (no longer available).</w:t>
+      </w:r>
+      <w:r>
+        <w:t xml:space="preserve"> Then she looked at the line for a while, as though it might do something.</w:t>
+      </w:r>
+    </w:p>
+    <w:p>
+      <w:pPr>
+        <w:pStyle w:val="BodyText"/>
+      </w:pPr>
+      <w:r>
+        <w:t xml:space="preserve">Lolly looked at it too. Two permitted options in printed rows, and a third in pencil underneath, the only one he actually wanted, and that one gone. Not withdrawn by anybody. Not taken. It had simply stopped being a place, years ago, while he went on holding it.</w:t>
+      </w:r>
+    </w:p>
+    <w:p>
+      <w:pPr>
+        <w:pStyle w:val="BodyText"/>
+      </w:pPr>
+      <w:r>
+        <w:t xml:space="preserve">She thought of Ellen Prosper’s register entry, a course that had been discontinued and a shop whose lease had not been renewed, and two bricked doors that the file had gone on describing as live. She thought of Beatrix at twenty past two in the morning with her hands flat on a stack of paper: </w:t>
+      </w:r>
+      <w:r>
+        <w:rPr>
+          <w:i/>
+        </w:rPr>
+        <w:t xml:space="preserve">Not undesirable. Impossible.</w:t>
+      </w:r>
+    </w:p>
+    <w:p>
+      <w:pPr>
+        <w:pStyle w:val="BodyText"/>
+      </w:pPr>
+      <w:r>
+        <w:t xml:space="preserve">“I’m not signing anything today,” she said.</w:t>
+      </w:r>
+    </w:p>
+    <w:p>
+      <w:pPr>
+        <w:pStyle w:val="BodyText"/>
+      </w:pPr>
+      <w:r>
+        <w:t xml:space="preserve">“Nobody’s asking you to,” said Ms Breen. “Not till the autumn.”</w:t>
+      </w:r>
+    </w:p>
+    <w:p>
+      <w:pPr>
+        <w:pStyle w:val="BodyText"/>
+      </w:pPr>
+      <w:r>
+        <w:t xml:space="preserve">“There’s always a rush till the autumn.”</w:t>
+      </w:r>
+    </w:p>
+    <w:p>
+      <w:pPr>
+        <w:pStyle w:val="BodyText"/>
+      </w:pPr>
+      <w:r>
+        <w:t xml:space="preserve">Ms Breen almost smiled, and sneezed instead, and put the form back in the folder.</w:t>
+      </w:r>
+    </w:p>
+    <w:p>
+      <w:pPr>
+        <w:pStyle w:val="BodyText"/>
+      </w:pPr>
+      <w:r>
+        <w:t xml:space="preserve">Her father, who had been following this with the polite attention of a man at somebody else’s wedding, leaned over and patted Lolly’s knee.</w:t>
+      </w:r>
+    </w:p>
+    <w:p>
+      <w:pPr>
+        <w:pStyle w:val="BodyText"/>
+      </w:pPr>
+      <w:r>
+        <w:t xml:space="preserve">“Don’t let them rush you, Lol. Forms are like valves. You put the wrong one in in a hurry and the whole set sulks for a week.” He sat back, satisfied. “Is your mother coming? She said she’d pop in.”</w:t>
+      </w:r>
+    </w:p>
+    <w:p>
+      <w:pPr>
+        <w:pStyle w:val="BodyText"/>
+      </w:pPr>
+      <w:r>
+        <w:t xml:space="preserve">On the train home Lolly opened the notebook at a fresh page and wrote at the top </w:t>
+      </w:r>
+      <w:r>
+        <w:rPr>
+          <w:i/>
+        </w:rPr>
+        <w:t xml:space="preserve">Person’s own views</w:t>
+      </w:r>
+      <w:r>
+        <w:t xml:space="preserve">, and underneath it, in her best handwriting, what he had said about the buses. She wrote it exactly, with his words in his order, the way she would have written a reading she did not yet understand and did not intend to correct.</w:t>
+      </w:r>
+    </w:p>
+    <w:p>
+      <w:pPr>
+        <w:pStyle w:val="BodyText"/>
+      </w:pPr>
+      <w:r>
+        <w:t xml:space="preserve">It was, she realised somewhere after Clapham Junction, the first time anybody had written it down.</w:t>
+      </w:r>
+    </w:p>
+    <w:p>
+      <w:pPr>
+        <w:pStyle w:val="Heading2"/>
+        <w:pageBreakBefore/>
+        <w:spacing w:before="0" w:after="80"/>
+        <w:ind w:firstLine="0"/>
+        <w:jc w:val="center"/>
+      </w:pPr>
+      <w:bookmarkStart w:id="9006" w:name="ch07"/>
+      <w:r>
+        <w:rPr>
+          <w:rFonts w:ascii="Amazon Ember" w:hAnsi="Amazon Ember" w:cs="Amazon Ember" w:eastAsia="Amazon Ember"/>
+          <w:sz w:val="40"/>
+          <w:szCs w:val="40"/>
+          <w:b/>
+          <w:color w:val="0C447C"/>
+        </w:rPr>
+        <w:t xml:space="preserve">Chapter Eight</w:t>
+      </w:r>
+      <w:bookmarkEnd w:id="9006"/>
+    </w:p>
+    <w:p>
+      <w:pPr>
+        <w:pStyle w:val="Heading3"/>
+        <w:pageBreakBefore w:val="0"/>
+        <w:spacing w:before="0" w:after="240"/>
+        <w:ind w:firstLine="0"/>
+        <w:jc w:val="center"/>
+      </w:pPr>
+      <w:r>
+        <w:rPr>
+          <w:rFonts w:ascii="Amazon Ember" w:hAnsi="Amazon Ember" w:cs="Amazon Ember" w:eastAsia="Amazon Ember"/>
+          <w:sz w:val="26"/>
+          <w:szCs w:val="26"/>
+          <w:i/>
+          <w:color w:val="0C447C"/>
+        </w:rPr>
         <w:t xml:space="preserve">The Game with No Optimal Play</w:t>
       </w:r>
     </w:p>
@@ -9545,7 +9573,7 @@
         <w:pStyle w:val="BodyText"/>
       </w:pPr>
       <w:r>
-        <w:t xml:space="preserve">Mrs Kind had the leasehold schedule out and flagged in three colours, because she had been on it since Thursday.</w:t>
+        <w:t xml:space="preserve">Mrs Kind had the leasehold schedule out and flagged in three colours. She had been on it since Thursday.</w:t>
       </w:r>
     </w:p>
     <w:p>
@@ -9661,7 +9689,7 @@
         <w:pStyle w:val="BodyText"/>
       </w:pPr>
       <w:r>
-        <w:t xml:space="preserve">The rest of the morning was the hard half, and Nashville did it slowly, with the air of a man who had explained it before to people who had not wanted to hear it.</w:t>
+        <w:t xml:space="preserve">The rest of the morning was the hard half, and Nashville did it slowly, with the air of a man who had explained it before to people who had not wanted to hear it. Mrs Kind, who had once explained to a coach party why Lourdes is not on the way to Benidorm, recognised the air and sat up straighter.</w:t>
       </w:r>
     </w:p>
     <w:p>
@@ -9751,7 +9779,7 @@
         <w:pStyle w:val="BodyText"/>
       </w:pPr>
       <w:r>
-        <w:t xml:space="preserve">Nobody said anything for a while.</w:t>
+        <w:t xml:space="preserve">Nobody said anything for a while. Miss Pike wrote eight times in nine on her blotter and drew a box round it, the way she boxed figures she meant to check herself.</w:t>
       </w:r>
     </w:p>
     <w:p>
@@ -10032,7 +10060,7 @@
         <w:pStyle w:val="BodyText"/>
       </w:pPr>
       <w:r>
-        <w:t xml:space="preserve">Priya Ramanathan came in at four with the 4C radiation curve, because she had been promised ten minutes and had waited three hours for them.</w:t>
+        <w:t xml:space="preserve">Priya Ramanathan came in at four with the 4C radiation curve, having been promised ten minutes and waited three hours for them.</w:t>
       </w:r>
     </w:p>
     <w:p>
@@ -10185,7 +10213,7 @@
         <w:pStyle w:val="BodyText"/>
       </w:pPr>
       <w:r>
-        <w:t xml:space="preserve">“I did, and I am a man of my word, which is the only virtue I have and I keep it in excellent condition.” He looked at the wall for a while. “A woman in Ravenna, in the winter of thirteen thirty-eight. Not a servant. A notary’s widow who understood what I was inside a fortnight and did not scream and did not run and did not want anything from me, which in my experience is the rarest of the three. She would sit with me and tell me whether what I had taken was a thing anybody had needed. She was the only external check I have ever had, and she had it for nine years, and then she died in the ordinary way at sixty-one, and I have not permitted anyone to do it since, and I have made a great many decisions in the intervening six hundred and seventy-nine years without a single person to tell me whether they were good ones.”</w:t>
+        <w:t xml:space="preserve">“I did, and I am a man of my word, which is the only virtue I have and I keep it in excellent condition.” He looked at the wall for a while. “There is a woman in what I carry. Ravenna, the winter of thirteen thirty-eight. I never met her. The one who carried this before me did, and I have his memory of her the way you might have a grandmother’s recipes: complete, and not mine. Not a servant. A notary’s widow who understood what he was inside a fortnight and did not scream and did not run and did not want anything from him, which in my experience is the rarest of the three. She would sit with him and tell him whether what he had taken was a thing anybody had needed. She was the only external check this thing has ever had, and she had it for nine years, and then she died in the ordinary way at sixty-one, and nobody has been permitted to do it since. I inherited six hundred and seventy-nine years of decisions made without a single person to say whether they were good ones, and I have added my own.”</w:t>
       </w:r>
     </w:p>
     <w:p>
@@ -10380,7 +10408,7 @@
         <w:ind w:firstLine="0"/>
         <w:jc w:val="center"/>
       </w:pPr>
-      <w:bookmarkStart w:id="9007" w:name="ch07"/>
+      <w:bookmarkStart w:id="9007" w:name="ch08"/>
       <w:r>
         <w:rPr>
           <w:rFonts w:ascii="Amazon Ember" w:hAnsi="Amazon Ember" w:cs="Amazon Ember" w:eastAsia="Amazon Ember"/>
@@ -10389,7 +10417,7 @@
           <w:b/>
           <w:color w:val="0C447C"/>
         </w:rPr>
-        <w:t xml:space="preserve">Chapter Eight</w:t>
+        <w:t xml:space="preserve">Chapter Nine</w:t>
       </w:r>
       <w:bookmarkEnd w:id="9007"/>
     </w:p>
@@ -10553,7 +10581,7 @@
         <w:pStyle w:val="BodyText"/>
       </w:pPr>
       <w:r>
-        <w:t xml:space="preserve">Before item two there was the correspondence, which Miss Pike read out because it had reached the department through three others, each of which had stamped it NOT US in a slightly different red.</w:t>
+        <w:t xml:space="preserve">Before item two there was the correspondence, which Miss Pike read out. It had reached the department through three others, each of which had stamped it NOT US in a slightly different red.</w:t>
       </w:r>
     </w:p>
     <w:p>
@@ -11241,7 +11269,7 @@
         <w:ind w:firstLine="0"/>
         <w:jc w:val="center"/>
       </w:pPr>
-      <w:bookmarkStart w:id="9008" w:name="ch08"/>
+      <w:bookmarkStart w:id="9008" w:name="ch09"/>
       <w:r>
         <w:rPr>
           <w:rFonts w:ascii="Amazon Ember" w:hAnsi="Amazon Ember" w:cs="Amazon Ember" w:eastAsia="Amazon Ember"/>
@@ -11250,7 +11278,7 @@
           <w:b/>
           <w:color w:val="0C447C"/>
         </w:rPr>
-        <w:t xml:space="preserve">Chapter Nine</w:t>
+        <w:t xml:space="preserve">Chapter Ten</w:t>
       </w:r>
       <w:bookmarkEnd w:id="9008"/>
     </w:p>
@@ -11368,7 +11396,7 @@
         <w:pStyle w:val="BodyText"/>
       </w:pPr>
       <w:r>
-        <w:t xml:space="preserve">“And now the part that concerns my two hundred and nine days,” said Fainrose, “because you did not come from Cambridge to review a sixty-year-old essay.”</w:t>
+        <w:t xml:space="preserve">“And now the part that concerns my two hundred and nine days,” said Fainrose, and heard it as she said it. “Two hundred and nine. The same as Miss Pike’s recorders. I did not arrange that; the calendar did, and I should like it minuted that I noticed before anybody could make something of it.” Beatrix minuted it. “You did not come from Cambridge to review a sixty-year-old essay.”</w:t>
       </w:r>
     </w:p>
     <w:p>
@@ -11543,7 +11571,7 @@
         <w:pStyle w:val="BodyText"/>
       </w:pPr>
       <w:r>
-        <w:t xml:space="preserve">Nobody spoke.</w:t>
+        <w:t xml:space="preserve">Nobody spoke. Stadthof, who had been promised there would be no more mathematics after the Braid, looked betrayed.</w:t>
       </w:r>
     </w:p>
     <w:p>
@@ -11608,7 +11636,7 @@
         <w:pStyle w:val="BodyText"/>
       </w:pPr>
       <w:r>
-        <w:t xml:space="preserve">They broke for twenty minutes and nobody left the room.</w:t>
+        <w:t xml:space="preserve">They broke for twenty minutes and nobody left the room. Stadthof spent them at the window, playing something on the sill with two fingers in a key Lolly suspected he had invented for the occasion.</w:t>
       </w:r>
     </w:p>
     <w:p>
@@ -12076,7 +12104,7 @@
         <w:pStyle w:val="BodyText"/>
       </w:pPr>
       <w:r>
-        <w:t xml:space="preserve">What it had cost. Nobody had ever asked her that. People had asked her why, and how, and whether she was all right, and once, in a corridor, a man from Personnel had asked whether she intended to make a habit of it. Nobody had asked what it cost, because the cost was in the schedule to the Act with her name on it, and everybody could read a schedule.</w:t>
+        <w:t xml:space="preserve">What it had cost. Nobody had ever asked her that. People had asked her why, and how, and whether she was all right, and once, in a corridor, a man from Personnel had asked whether she intended to make a habit of it. Nobody had asked what it cost. The cost was in the schedule to the Act with her name on it, and everybody could read a schedule.</w:t>
       </w:r>
     </w:p>
     <w:p>
@@ -12452,7 +12480,7 @@
         <w:pStyle w:val="BodyText"/>
       </w:pPr>
       <w:r>
-        <w:t xml:space="preserve">Nobody wanted to say it, so Mrs Kind did, because Mrs Kind had spent twenty-two years telling people things about their arrangements that they had not wished to hear.</w:t>
+        <w:t xml:space="preserve">Nobody wanted to say it, so Mrs Kind did. She had spent twenty-two years telling people things about their arrangements that they had not wished to hear.</w:t>
       </w:r>
     </w:p>
     <w:p>
@@ -12580,7 +12608,7 @@
         <w:pStyle w:val="BodyText"/>
       </w:pPr>
       <w:r>
-        <w:t xml:space="preserve">“I asked him the question the widow of Ravenna asked him for nine years,” said Jack Nashville. “Whether what he had taken was a thing anybody needed. He said that between thirteen forty-seven and two thousand and eight the answer was no, on every occasion, without exception, and that he had known it at the time and had eaten anyway.”</w:t>
+        <w:t xml:space="preserve">“I asked him the question the widow of Ravenna asked for nine years,” said Jack Nashville. “Whether what had been taken was a thing anybody needed. He said that between thirteen forty-seven and two thousand and eight the answer was no, on every occasion, without exception, his own years and the inherited ones alike, and that whoever was carrying it had known it at the time and had eaten anyway.”</w:t>
       </w:r>
     </w:p>
     <w:p>
@@ -12677,7 +12705,7 @@
         <w:ind w:firstLine="0"/>
         <w:jc w:val="center"/>
       </w:pPr>
-      <w:bookmarkStart w:id="9009" w:name="ch09"/>
+      <w:bookmarkStart w:id="9009" w:name="ch10"/>
       <w:r>
         <w:rPr>
           <w:rFonts w:ascii="Amazon Ember" w:hAnsi="Amazon Ember" w:cs="Amazon Ember" w:eastAsia="Amazon Ember"/>
@@ -12686,7 +12714,7 @@
           <w:b/>
           <w:color w:val="0C447C"/>
         </w:rPr>
-        <w:t xml:space="preserve">Chapter Ten</w:t>
+        <w:t xml:space="preserve">Chapter Eleven</w:t>
       </w:r>
       <w:bookmarkEnd w:id="9009"/>
     </w:p>
@@ -12844,15 +12872,15 @@
         <w:pStyle w:val="BodyText"/>
       </w:pPr>
       <w:r>
-        <w:t xml:space="preserve">“He was seven weeks early,” said Nashville.</w:t>
-      </w:r>
-    </w:p>
-    <w:p>
-      <w:pPr>
-        <w:pStyle w:val="BodyText"/>
-      </w:pPr>
-      <w:r>
-        <w:t xml:space="preserve">“Seven weeks,” said Beatrix. “Yes.”</w:t>
+        <w:t xml:space="preserve">“He was five weeks early,” said Nashville.</w:t>
+      </w:r>
+    </w:p>
+    <w:p>
+      <w:pPr>
+        <w:pStyle w:val="BodyText"/>
+      </w:pPr>
+      <w:r>
+        <w:t xml:space="preserve">“Five weeks,” said Beatrix. “Yes.”</w:t>
       </w:r>
     </w:p>
     <w:p>
@@ -12898,7 +12926,7 @@
         <w:pStyle w:val="BodyText"/>
       </w:pPr>
       <w:r>
-        <w:t xml:space="preserve">“They had Mr Barbarian’s postscript on the Monday,” said Lolly. “We told them ourselves.” Nobody said anything to that, because it had been the right thing to do, and it had cost exactly what it looked like.</w:t>
+        <w:t xml:space="preserve">“They had Mr Barbarian’s postscript on the Monday,” said Lolly. “We told them ourselves.” Nobody said anything to that. It had been the right thing to do, and it had cost exactly what it looked like.</w:t>
       </w:r>
     </w:p>
     <w:p>
@@ -13472,7 +13500,7 @@
         <w:pStyle w:val="BodyText"/>
       </w:pPr>
       <w:r>
-        <w:t xml:space="preserve">In the morning she asked Miss Pike, because certified copies crossed Miss Pike’s desk. Miss Pike was at the kettle. She said that copies of the Statement went out every week and that she would look, and at lunchtime she came to Lolly’s desk and said, “The system says withheld,” which was true, and went back to the kettle. Lolly, who had a hundred and sixty-four days and a Concordance to save, wrote </w:t>
+        <w:t xml:space="preserve">In the morning she asked Miss Pike. Certified copies crossed Miss Pike’s desk. Miss Pike was at the kettle. She said that copies of the Statement went out every week and that she would look, and at lunchtime she came to Lolly’s desk and said, “The system says withheld,” which was true, and went back to the kettle. Lolly, who had a hundred and sixty-four days and a Concordance to save, wrote </w:t>
       </w:r>
       <w:r>
         <w:rPr>
@@ -13511,7 +13539,7 @@
         <w:t xml:space="preserve"> </w:t>
       </w:r>
       <w:r>
-        <w:t xml:space="preserve">was answered on the Saturday, in the afternoon, in the third-floor briefing room, because Beatrix insisted it be done in a room and not in the lobby, and Lolly insisted it be done by Beatrix and not by herself.</w:t>
+        <w:t xml:space="preserve">was answered on the Saturday, in the afternoon, in the third-floor briefing room. Beatrix had insisted on a room and not the lobby, and Lolly had insisted it be done by Beatrix and not by herself.</w:t>
       </w:r>
     </w:p>
     <w:p>
@@ -13672,7 +13700,7 @@
         <w:pStyle w:val="BodyText"/>
       </w:pPr>
       <w:r>
-        <w:t xml:space="preserve">“Summon me,” he said. “I have a hundred and sixty-four days of standing about and I would rather be used. And Ms Wren — the widow in Ravenna asked me the same question in the ninth year and I lied to her, and she died believing I was permitted, and I have had six hundred and seventy-nine years to consider the ethics of that, and my considered position is that I would do it again and that this is precisely why the rule cannot be left to me.”</w:t>
+        <w:t xml:space="preserve">“Summon me,” he said. “I have a hundred and sixty-four days of standing about and I would rather be used. And Ms Wren — the widow in Ravenna asked the same question in her ninth year, of the one who carried this before me, and he lied to her, and she died believing he was permitted. I inherited the lie with everything else. It has had six hundred and seventy-nine years to be considered, and my considered position is that I would have told it too, and that this is precisely why the rule cannot be left to me.”</w:t>
       </w:r>
     </w:p>
     <w:p>
@@ -13883,7 +13911,7 @@
         <w:ind w:firstLine="0"/>
         <w:jc w:val="center"/>
       </w:pPr>
-      <w:bookmarkStart w:id="9010" w:name="ch10"/>
+      <w:bookmarkStart w:id="9010" w:name="ch11"/>
       <w:r>
         <w:rPr>
           <w:rFonts w:ascii="Amazon Ember" w:hAnsi="Amazon Ember" w:cs="Amazon Ember" w:eastAsia="Amazon Ember"/>
@@ -13892,7 +13920,7 @@
           <w:b/>
           <w:color w:val="0C447C"/>
         </w:rPr>
-        <w:t xml:space="preserve">Chapter Eleven</w:t>
+        <w:t xml:space="preserve">Chapter Twelve</w:t>
       </w:r>
       <w:bookmarkEnd w:id="9010"/>
     </w:p>
@@ -14104,7 +14132,7 @@
         <w:pStyle w:val="BodyText"/>
       </w:pPr>
       <w:r>
-        <w:t xml:space="preserve">Fainrose put the first four pages on the board on the Thursday, because she said the department had been using the word </w:t>
+        <w:t xml:space="preserve">Fainrose put the first four pages on the board on the Thursday. The department, she said, had been using the word </w:t>
       </w:r>
       <w:r>
         <w:rPr>
@@ -14268,7 +14296,7 @@
         <w:pStyle w:val="BodyText"/>
       </w:pPr>
       <w:r>
-        <w:t xml:space="preserve">He named for me, without notes, and in order, and with the weather, the discarded alternatives of a woman in Ravenna in the winter of 1338. He was not showing off. He was distressed, and could not stop, and apologised, and continued.</w:t>
+        <w:t xml:space="preserve">He named for me, without notes, and in order, and with the weather, the discarded alternatives of a woman in Ravenna in the winter of 1338, a woman he had never met and remembered anyway. He was not showing off. He was distressed, and could not stop, and apologised, and continued.</w:t>
       </w:r>
     </w:p>
     <w:p>
@@ -14332,7 +14360,7 @@
         <w:pStyle w:val="BodyText"/>
       </w:pPr>
       <w:r>
-        <w:t xml:space="preserve">“On the first two occasions. Then he asked a third time, and nobody had asked me three times since Ravenna, and I told him the truth, and asked him not to write it down, and he refused, and he was right to.” Eilstein’s hands were on the back of the chair. “And I want the next thing minuted before anybody is tempted to be sentimental. He died four months later and it had nothing to do with me. He had been ill for years, in a way his century treated as a defect of character, and he had spent thirty years being told his life’s work was a bookkeeping fiction by men with chairs. I will not have his death made a consequence of a conversation with me. That would be making it about me, and I have watched the living do that to the dead for longer than they have had words for it, and it is the second-worst thing they do.”</w:t>
+        <w:t xml:space="preserve">“On the first two occasions. Then he asked a third time, and nobody had asked three times since Ravenna, which was before I was born, and I told him the truth, and asked him not to write it down, and he refused, and he was right to.” Eilstein’s hands were on the back of the chair. “And I want the next thing minuted before anybody is tempted to be sentimental. He died four months later and it had nothing to do with me. He had been ill for years, in a way his century treated as a defect of character, and he had spent thirty years being told his life’s work was a bookkeeping fiction by men with chairs. I will not have his death made a consequence of a conversation with me. That would be making it about me, and I have watched the living do that to the dead for longer than they have had words for it, and it is the second-worst thing they do.”</w:t>
       </w:r>
     </w:p>
     <w:p>
@@ -14727,7 +14755,7 @@
         <w:pStyle w:val="BodyText"/>
       </w:pPr>
       <w:r>
-        <w:t xml:space="preserve">Van Casteel had not shaved. His bench stood in a whitewashed gallery behind two doors: a torsion balance under a bell jar, a reference cell, a heat bath the size of a coffin, and a camera on a boom. On the wall, taped up with electrician’s tape, hung Miss Pike’s plot of the stepped decay, seven steps in fourteen years. Somewhere along the level a dewatering pump thumped forty minutes on and twenty off, and van Casteel had timed his day to its silences, because the thump came up through the rock and into the fibre.</w:t>
+        <w:t xml:space="preserve">Van Casteel had not shaved. His bench stood in a whitewashed gallery behind two doors: a torsion balance under a bell jar, a reference cell, a heat bath the size of a coffin, and a camera on a boom. On the wall, taped up with electrician’s tape, hung Miss Pike’s plot of the stepped decay, seven steps in fourteen years. Somewhere along the level a dewatering pump thumped forty minutes on and twenty off, and van Casteel had timed his day to its silences; the thump came up through the rock and into the fibre.</w:t>
       </w:r>
     </w:p>
     <w:p>
@@ -14823,7 +14851,7 @@
         <w:pStyle w:val="BodyText"/>
       </w:pPr>
       <w:r>
-        <w:t xml:space="preserve">Fainrose had chalk in her pocket, because she always did. She wrote on the whitewashed wall, under Miss Pike’s seven steps: </w:t>
+        <w:t xml:space="preserve">Fainrose had chalk in her pocket. She always did. She wrote on the whitewashed wall, under Miss Pike’s seven steps: </w:t>
       </w:r>
       <w:r>
         <w:rPr>
@@ -14870,7 +14898,7 @@
         <w:pStyle w:val="BodyText"/>
       </w:pPr>
       <w:r>
-        <w:t xml:space="preserve">In the cage going up Ysolde Marr held the cylinder on her knees as she had coming down. It weighed the same. Lolly asked her, because it seemed a thing somebody ought to ask, whether the Concordance would be told which year had gone.</w:t>
+        <w:t xml:space="preserve">In the cage going up Ysolde Marr held the cylinder on her knees as she had coming down. It weighed the same. Lolly asked her, since somebody ought to, whether the Concordance would be told which year had gone.</w:t>
       </w:r>
     </w:p>
     <w:p>
@@ -15068,7 +15096,7 @@
         <w:ind w:firstLine="0"/>
         <w:jc w:val="center"/>
       </w:pPr>
-      <w:bookmarkStart w:id="9011" w:name="ch11"/>
+      <w:bookmarkStart w:id="9011" w:name="ch12"/>
       <w:r>
         <w:rPr>
           <w:rFonts w:ascii="Amazon Ember" w:hAnsi="Amazon Ember" w:cs="Amazon Ember" w:eastAsia="Amazon Ember"/>
@@ -15077,7 +15105,7 @@
           <w:b/>
           <w:color w:val="0C447C"/>
         </w:rPr>
-        <w:t xml:space="preserve">Chapter Twelve</w:t>
+        <w:t xml:space="preserve">Chapter Thirteen</w:t>
       </w:r>
       <w:bookmarkEnd w:id="9011"/>
     </w:p>
@@ -15257,7 +15285,7 @@
         <w:pStyle w:val="BodyText"/>
       </w:pPr>
       <w:r>
-        <w:t xml:space="preserve">Drill did it with two pencils and a matchbox, and it took twenty minutes, and Lolly put the reconstruction in the minute afterwards because she could not reproduce the way it was said.</w:t>
+        <w:t xml:space="preserve">Drill did it with two pencils and a matchbox, and it took twenty minutes, and Lolly put the reconstruction in the minute afterwards. She could not reproduce the way it was said.</w:t>
       </w:r>
     </w:p>
     <w:p>
@@ -15599,7 +15627,7 @@
         <w:pStyle w:val="BodyText"/>
       </w:pPr>
       <w:r>
-        <w:t xml:space="preserve">It was true in enough detail now. She had watched the Ferrous delegate that afternoon tell Beatrix she would rather have the truth than kindness, and had recognised the tone, because it was Mrs Chain’s, and had come back to the Institute and taken the letter out of the drawer.</w:t>
+        <w:t xml:space="preserve">It was true in enough detail now. She had watched the Ferrous delegate that afternoon tell Beatrix she would rather have the truth than kindness, and had recognised the tone as Mrs Chain’s, and had come back to the Institute and taken the letter out of the drawer.</w:t>
       </w:r>
     </w:p>
     <w:p>
@@ -15741,7 +15769,7 @@
         <w:pStyle w:val="BodyText"/>
       </w:pPr>
       <w:r>
-        <w:t xml:space="preserve">Lolly, watching her, thought she could see what it had cost to propose it. Ramanathan had spent three years building a reputation on the principle that she characterised instruments, not people, and she 